--- a/docs/entregas/semana-5/Caso 1 - Semana 5 - Informe final.docx
+++ b/docs/entregas/semana-5/Caso 1 - Semana 5 - Informe final.docx
@@ -147,7 +147,7 @@
     <w:sdt>
       <w:sdtPr>
         <w:alias w:val="Contenido"/>
-        <w:id w:val="965090213"/>
+        <w:id w:val="1874727659"/>
       </w:sdtPr>
       <w:sdtEndPr/>
       <w:sdtContent>
@@ -174,7 +174,7 @@
           <w:r>
             <w:fldChar w:fldCharType="separate"/>
           </w:r>
-          <w:hyperlink w:anchor="_Toc239766296" w:history="1">
+          <w:hyperlink w:anchor="_Toc240280869" w:history="1">
             <w:r>
               <w:rPr>
                 <w:rStyle w:val="Hipervnculo"/>
@@ -198,7 +198,7 @@
               <w:rPr>
                 <w:noProof/>
               </w:rPr>
-              <w:instrText xml:space="preserve"> PAGEREF _Toc239766296 \h </w:instrText>
+              <w:instrText xml:space="preserve"> PAGEREF _Toc240280869 \h </w:instrText>
             </w:r>
             <w:r>
               <w:rPr>
@@ -239,7 +239,7 @@
               <w14:ligatures w14:val="standardContextual"/>
             </w:rPr>
           </w:pPr>
-          <w:hyperlink w:anchor="_Toc239766297" w:history="1">
+          <w:hyperlink w:anchor="_Toc240280870" w:history="1">
             <w:r>
               <w:rPr>
                 <w:rStyle w:val="Hipervnculo"/>
@@ -263,7 +263,7 @@
               <w:rPr>
                 <w:noProof/>
               </w:rPr>
-              <w:instrText xml:space="preserve"> PAGEREF _Toc239766297 \h </w:instrText>
+              <w:instrText xml:space="preserve"> PAGEREF _Toc240280870 \h </w:instrText>
             </w:r>
             <w:r>
               <w:rPr>
@@ -304,7 +304,7 @@
               <w14:ligatures w14:val="standardContextual"/>
             </w:rPr>
           </w:pPr>
-          <w:hyperlink w:anchor="_Toc239766298" w:history="1">
+          <w:hyperlink w:anchor="_Toc240280871" w:history="1">
             <w:r>
               <w:rPr>
                 <w:rStyle w:val="Hipervnculo"/>
@@ -328,7 +328,7 @@
               <w:rPr>
                 <w:noProof/>
               </w:rPr>
-              <w:instrText xml:space="preserve"> PAGEREF _Toc239766298 \h </w:instrText>
+              <w:instrText xml:space="preserve"> PAGEREF _Toc240280871 \h </w:instrText>
             </w:r>
             <w:r>
               <w:rPr>
@@ -369,7 +369,7 @@
               <w14:ligatures w14:val="standardContextual"/>
             </w:rPr>
           </w:pPr>
-          <w:hyperlink w:anchor="_Toc239766299" w:history="1">
+          <w:hyperlink w:anchor="_Toc240280872" w:history="1">
             <w:r>
               <w:rPr>
                 <w:rStyle w:val="Hipervnculo"/>
@@ -393,7 +393,7 @@
               <w:rPr>
                 <w:noProof/>
               </w:rPr>
-              <w:instrText xml:space="preserve"> PAGEREF _Toc239766299 \h </w:instrText>
+              <w:instrText xml:space="preserve"> PAGEREF _Toc240280872 \h </w:instrText>
             </w:r>
             <w:r>
               <w:rPr>
@@ -434,7 +434,7 @@
               <w14:ligatures w14:val="standardContextual"/>
             </w:rPr>
           </w:pPr>
-          <w:hyperlink w:anchor="_Toc239766300" w:history="1">
+          <w:hyperlink w:anchor="_Toc240280873" w:history="1">
             <w:r>
               <w:rPr>
                 <w:rStyle w:val="Hipervnculo"/>
@@ -458,7 +458,7 @@
               <w:rPr>
                 <w:noProof/>
               </w:rPr>
-              <w:instrText xml:space="preserve"> PAGEREF _Toc239766300 \h </w:instrText>
+              <w:instrText xml:space="preserve"> PAGEREF _Toc240280873 \h </w:instrText>
             </w:r>
             <w:r>
               <w:rPr>
@@ -475,7 +475,7 @@
               <w:rPr>
                 <w:noProof/>
               </w:rPr>
-              <w:t>9</w:t>
+              <w:t>10</w:t>
             </w:r>
             <w:r>
               <w:rPr>
@@ -499,7 +499,7 @@
               <w14:ligatures w14:val="standardContextual"/>
             </w:rPr>
           </w:pPr>
-          <w:hyperlink w:anchor="_Toc239766301" w:history="1">
+          <w:hyperlink w:anchor="_Toc240280874" w:history="1">
             <w:r>
               <w:rPr>
                 <w:rStyle w:val="Hipervnculo"/>
@@ -523,7 +523,7 @@
               <w:rPr>
                 <w:noProof/>
               </w:rPr>
-              <w:instrText xml:space="preserve"> PAGEREF _Toc239766301 \h </w:instrText>
+              <w:instrText xml:space="preserve"> PAGEREF _Toc240280874 \h </w:instrText>
             </w:r>
             <w:r>
               <w:rPr>
@@ -540,7 +540,7 @@
               <w:rPr>
                 <w:noProof/>
               </w:rPr>
-              <w:t>10</w:t>
+              <w:t>11</w:t>
             </w:r>
             <w:r>
               <w:rPr>
@@ -564,7 +564,7 @@
               <w14:ligatures w14:val="standardContextual"/>
             </w:rPr>
           </w:pPr>
-          <w:hyperlink w:anchor="_Toc239766302" w:history="1">
+          <w:hyperlink w:anchor="_Toc240280875" w:history="1">
             <w:r>
               <w:rPr>
                 <w:rStyle w:val="Hipervnculo"/>
@@ -588,7 +588,7 @@
               <w:rPr>
                 <w:noProof/>
               </w:rPr>
-              <w:instrText xml:space="preserve"> PAGEREF _Toc239766302 \h </w:instrText>
+              <w:instrText xml:space="preserve"> PAGEREF _Toc240280875 \h </w:instrText>
             </w:r>
             <w:r>
               <w:rPr>
@@ -605,7 +605,7 @@
               <w:rPr>
                 <w:noProof/>
               </w:rPr>
-              <w:t>11</w:t>
+              <w:t>12</w:t>
             </w:r>
             <w:r>
               <w:rPr>
@@ -629,7 +629,7 @@
               <w14:ligatures w14:val="standardContextual"/>
             </w:rPr>
           </w:pPr>
-          <w:hyperlink w:anchor="_Toc239766303" w:history="1">
+          <w:hyperlink w:anchor="_Toc240280876" w:history="1">
             <w:r>
               <w:rPr>
                 <w:rStyle w:val="Hipervnculo"/>
@@ -653,7 +653,7 @@
               <w:rPr>
                 <w:noProof/>
               </w:rPr>
-              <w:instrText xml:space="preserve"> PAGEREF _Toc239766303 \h </w:instrText>
+              <w:instrText xml:space="preserve"> PAGEREF _Toc240280876 \h </w:instrText>
             </w:r>
             <w:r>
               <w:rPr>
@@ -694,7 +694,7 @@
               <w14:ligatures w14:val="standardContextual"/>
             </w:rPr>
           </w:pPr>
-          <w:hyperlink w:anchor="_Toc239766304" w:history="1">
+          <w:hyperlink w:anchor="_Toc240280877" w:history="1">
             <w:r>
               <w:rPr>
                 <w:rStyle w:val="Hipervnculo"/>
@@ -718,7 +718,7 @@
               <w:rPr>
                 <w:noProof/>
               </w:rPr>
-              <w:instrText xml:space="preserve"> PAGEREF _Toc239766304 \h </w:instrText>
+              <w:instrText xml:space="preserve"> PAGEREF _Toc240280877 \h </w:instrText>
             </w:r>
             <w:r>
               <w:rPr>
@@ -735,7 +735,7 @@
               <w:rPr>
                 <w:noProof/>
               </w:rPr>
-              <w:t>12</w:t>
+              <w:t>13</w:t>
             </w:r>
             <w:r>
               <w:rPr>
@@ -759,7 +759,7 @@
               <w14:ligatures w14:val="standardContextual"/>
             </w:rPr>
           </w:pPr>
-          <w:hyperlink w:anchor="_Toc239766305" w:history="1">
+          <w:hyperlink w:anchor="_Toc240280878" w:history="1">
             <w:r>
               <w:rPr>
                 <w:rStyle w:val="Hipervnculo"/>
@@ -783,7 +783,7 @@
               <w:rPr>
                 <w:noProof/>
               </w:rPr>
-              <w:instrText xml:space="preserve"> PAGEREF _Toc239766305 \h </w:instrText>
+              <w:instrText xml:space="preserve"> PAGEREF _Toc240280878 \h </w:instrText>
             </w:r>
             <w:r>
               <w:rPr>
@@ -800,7 +800,7 @@
               <w:rPr>
                 <w:noProof/>
               </w:rPr>
-              <w:t>13</w:t>
+              <w:t>14</w:t>
             </w:r>
             <w:r>
               <w:rPr>
@@ -824,7 +824,7 @@
               <w14:ligatures w14:val="standardContextual"/>
             </w:rPr>
           </w:pPr>
-          <w:hyperlink w:anchor="_Toc239766306" w:history="1">
+          <w:hyperlink w:anchor="_Toc240280879" w:history="1">
             <w:r>
               <w:rPr>
                 <w:rStyle w:val="Hipervnculo"/>
@@ -848,7 +848,7 @@
               <w:rPr>
                 <w:noProof/>
               </w:rPr>
-              <w:instrText xml:space="preserve"> PAGEREF _Toc239766306 \h </w:instrText>
+              <w:instrText xml:space="preserve"> PAGEREF _Toc240280879 \h </w:instrText>
             </w:r>
             <w:r>
               <w:rPr>
@@ -889,7 +889,7 @@
               <w14:ligatures w14:val="standardContextual"/>
             </w:rPr>
           </w:pPr>
-          <w:hyperlink w:anchor="_Toc239766307" w:history="1">
+          <w:hyperlink w:anchor="_Toc240280880" w:history="1">
             <w:r>
               <w:rPr>
                 <w:rStyle w:val="Hipervnculo"/>
@@ -913,7 +913,7 @@
               <w:rPr>
                 <w:noProof/>
               </w:rPr>
-              <w:instrText xml:space="preserve"> PAGEREF _Toc239766307 \h </w:instrText>
+              <w:instrText xml:space="preserve"> PAGEREF _Toc240280880 \h </w:instrText>
             </w:r>
             <w:r>
               <w:rPr>
@@ -930,7 +930,7 @@
               <w:rPr>
                 <w:noProof/>
               </w:rPr>
-              <w:t>15</w:t>
+              <w:t>16</w:t>
             </w:r>
             <w:r>
               <w:rPr>
@@ -954,7 +954,7 @@
               <w14:ligatures w14:val="standardContextual"/>
             </w:rPr>
           </w:pPr>
-          <w:hyperlink w:anchor="_Toc239766308" w:history="1">
+          <w:hyperlink w:anchor="_Toc240280881" w:history="1">
             <w:r>
               <w:rPr>
                 <w:rStyle w:val="Hipervnculo"/>
@@ -978,7 +978,7 @@
               <w:rPr>
                 <w:noProof/>
               </w:rPr>
-              <w:instrText xml:space="preserve"> PAGEREF _Toc239766308 \h </w:instrText>
+              <w:instrText xml:space="preserve"> PAGEREF _Toc240280881 \h </w:instrText>
             </w:r>
             <w:r>
               <w:rPr>
@@ -995,7 +995,7 @@
               <w:rPr>
                 <w:noProof/>
               </w:rPr>
-              <w:t>16</w:t>
+              <w:t>17</w:t>
             </w:r>
             <w:r>
               <w:rPr>
@@ -1019,7 +1019,7 @@
               <w14:ligatures w14:val="standardContextual"/>
             </w:rPr>
           </w:pPr>
-          <w:hyperlink w:anchor="_Toc239766309" w:history="1">
+          <w:hyperlink w:anchor="_Toc240280882" w:history="1">
             <w:r>
               <w:rPr>
                 <w:rStyle w:val="Hipervnculo"/>
@@ -1043,7 +1043,7 @@
               <w:rPr>
                 <w:noProof/>
               </w:rPr>
-              <w:instrText xml:space="preserve"> PAGEREF _Toc239766309 \h </w:instrText>
+              <w:instrText xml:space="preserve"> PAGEREF _Toc240280882 \h </w:instrText>
             </w:r>
             <w:r>
               <w:rPr>
@@ -1084,7 +1084,7 @@
               <w14:ligatures w14:val="standardContextual"/>
             </w:rPr>
           </w:pPr>
-          <w:hyperlink w:anchor="_Toc239766310" w:history="1">
+          <w:hyperlink w:anchor="_Toc240280883" w:history="1">
             <w:r>
               <w:rPr>
                 <w:rStyle w:val="Hipervnculo"/>
@@ -1108,7 +1108,7 @@
               <w:rPr>
                 <w:noProof/>
               </w:rPr>
-              <w:instrText xml:space="preserve"> PAGEREF _Toc239766310 \h </w:instrText>
+              <w:instrText xml:space="preserve"> PAGEREF _Toc240280883 \h </w:instrText>
             </w:r>
             <w:r>
               <w:rPr>
@@ -1149,7 +1149,7 @@
               <w14:ligatures w14:val="standardContextual"/>
             </w:rPr>
           </w:pPr>
-          <w:hyperlink w:anchor="_Toc239766311" w:history="1">
+          <w:hyperlink w:anchor="_Toc240280884" w:history="1">
             <w:r>
               <w:rPr>
                 <w:rStyle w:val="Hipervnculo"/>
@@ -1173,7 +1173,7 @@
               <w:rPr>
                 <w:noProof/>
               </w:rPr>
-              <w:instrText xml:space="preserve"> PAGEREF _Toc239766311 \h </w:instrText>
+              <w:instrText xml:space="preserve"> PAGEREF _Toc240280884 \h </w:instrText>
             </w:r>
             <w:r>
               <w:rPr>
@@ -1190,7 +1190,7 @@
               <w:rPr>
                 <w:noProof/>
               </w:rPr>
-              <w:t>19</w:t>
+              <w:t>20</w:t>
             </w:r>
             <w:r>
               <w:rPr>
@@ -1214,7 +1214,7 @@
               <w14:ligatures w14:val="standardContextual"/>
             </w:rPr>
           </w:pPr>
-          <w:hyperlink w:anchor="_Toc239766312" w:history="1">
+          <w:hyperlink w:anchor="_Toc240280885" w:history="1">
             <w:r>
               <w:rPr>
                 <w:rStyle w:val="Hipervnculo"/>
@@ -1238,7 +1238,7 @@
               <w:rPr>
                 <w:noProof/>
               </w:rPr>
-              <w:instrText xml:space="preserve"> PAGEREF _Toc239766312 \h </w:instrText>
+              <w:instrText xml:space="preserve"> PAGEREF _Toc240280885 \h </w:instrText>
             </w:r>
             <w:r>
               <w:rPr>
@@ -1279,7 +1279,7 @@
               <w14:ligatures w14:val="standardContextual"/>
             </w:rPr>
           </w:pPr>
-          <w:hyperlink w:anchor="_Toc239766313" w:history="1">
+          <w:hyperlink w:anchor="_Toc240280886" w:history="1">
             <w:r>
               <w:rPr>
                 <w:rStyle w:val="Hipervnculo"/>
@@ -1303,7 +1303,7 @@
               <w:rPr>
                 <w:noProof/>
               </w:rPr>
-              <w:instrText xml:space="preserve"> PAGEREF _Toc239766313 \h </w:instrText>
+              <w:instrText xml:space="preserve"> PAGEREF _Toc240280886 \h </w:instrText>
             </w:r>
             <w:r>
               <w:rPr>
@@ -1344,7 +1344,7 @@
               <w14:ligatures w14:val="standardContextual"/>
             </w:rPr>
           </w:pPr>
-          <w:hyperlink w:anchor="_Toc239766314" w:history="1">
+          <w:hyperlink w:anchor="_Toc240280887" w:history="1">
             <w:r>
               <w:rPr>
                 <w:rStyle w:val="Hipervnculo"/>
@@ -1368,7 +1368,7 @@
               <w:rPr>
                 <w:noProof/>
               </w:rPr>
-              <w:instrText xml:space="preserve"> PAGEREF _Toc239766314 \h </w:instrText>
+              <w:instrText xml:space="preserve"> PAGEREF _Toc240280887 \h </w:instrText>
             </w:r>
             <w:r>
               <w:rPr>
@@ -1385,7 +1385,7 @@
               <w:rPr>
                 <w:noProof/>
               </w:rPr>
-              <w:t>22</w:t>
+              <w:t>23</w:t>
             </w:r>
             <w:r>
               <w:rPr>
@@ -1409,7 +1409,7 @@
               <w14:ligatures w14:val="standardContextual"/>
             </w:rPr>
           </w:pPr>
-          <w:hyperlink w:anchor="_Toc239766315" w:history="1">
+          <w:hyperlink w:anchor="_Toc240280888" w:history="1">
             <w:r>
               <w:rPr>
                 <w:rStyle w:val="Hipervnculo"/>
@@ -1433,7 +1433,7 @@
               <w:rPr>
                 <w:noProof/>
               </w:rPr>
-              <w:instrText xml:space="preserve"> PAGEREF _Toc239766315 \h </w:instrText>
+              <w:instrText xml:space="preserve"> PAGEREF _Toc240280888 \h </w:instrText>
             </w:r>
             <w:r>
               <w:rPr>
@@ -1450,7 +1450,7 @@
               <w:rPr>
                 <w:noProof/>
               </w:rPr>
-              <w:t>22</w:t>
+              <w:t>23</w:t>
             </w:r>
             <w:r>
               <w:rPr>
@@ -1474,7 +1474,7 @@
               <w14:ligatures w14:val="standardContextual"/>
             </w:rPr>
           </w:pPr>
-          <w:hyperlink w:anchor="_Toc239766316" w:history="1">
+          <w:hyperlink w:anchor="_Toc240280889" w:history="1">
             <w:r>
               <w:rPr>
                 <w:rStyle w:val="Hipervnculo"/>
@@ -1498,7 +1498,7 @@
               <w:rPr>
                 <w:noProof/>
               </w:rPr>
-              <w:instrText xml:space="preserve"> PAGEREF _Toc239766316 \h </w:instrText>
+              <w:instrText xml:space="preserve"> PAGEREF _Toc240280889 \h </w:instrText>
             </w:r>
             <w:r>
               <w:rPr>
@@ -1515,7 +1515,7 @@
               <w:rPr>
                 <w:noProof/>
               </w:rPr>
-              <w:t>23</w:t>
+              <w:t>24</w:t>
             </w:r>
             <w:r>
               <w:rPr>
@@ -1539,7 +1539,7 @@
               <w14:ligatures w14:val="standardContextual"/>
             </w:rPr>
           </w:pPr>
-          <w:hyperlink w:anchor="_Toc239766317" w:history="1">
+          <w:hyperlink w:anchor="_Toc240280890" w:history="1">
             <w:r>
               <w:rPr>
                 <w:rStyle w:val="Hipervnculo"/>
@@ -1563,7 +1563,7 @@
               <w:rPr>
                 <w:noProof/>
               </w:rPr>
-              <w:instrText xml:space="preserve"> PAGEREF _Toc239766317 \h </w:instrText>
+              <w:instrText xml:space="preserve"> PAGEREF _Toc240280890 \h </w:instrText>
             </w:r>
             <w:r>
               <w:rPr>
@@ -1580,7 +1580,7 @@
               <w:rPr>
                 <w:noProof/>
               </w:rPr>
-              <w:t>24</w:t>
+              <w:t>25</w:t>
             </w:r>
             <w:r>
               <w:rPr>
@@ -1604,7 +1604,7 @@
               <w14:ligatures w14:val="standardContextual"/>
             </w:rPr>
           </w:pPr>
-          <w:hyperlink w:anchor="_Toc239766318" w:history="1">
+          <w:hyperlink w:anchor="_Toc240280891" w:history="1">
             <w:r>
               <w:rPr>
                 <w:rStyle w:val="Hipervnculo"/>
@@ -1628,7 +1628,7 @@
               <w:rPr>
                 <w:noProof/>
               </w:rPr>
-              <w:instrText xml:space="preserve"> PAGEREF _Toc239766318 \h </w:instrText>
+              <w:instrText xml:space="preserve"> PAGEREF _Toc240280891 \h </w:instrText>
             </w:r>
             <w:r>
               <w:rPr>
@@ -1645,7 +1645,7 @@
               <w:rPr>
                 <w:noProof/>
               </w:rPr>
-              <w:t>24</w:t>
+              <w:t>25</w:t>
             </w:r>
             <w:r>
               <w:rPr>
@@ -1669,7 +1669,7 @@
               <w14:ligatures w14:val="standardContextual"/>
             </w:rPr>
           </w:pPr>
-          <w:hyperlink w:anchor="_Toc239766319" w:history="1">
+          <w:hyperlink w:anchor="_Toc240280892" w:history="1">
             <w:r>
               <w:rPr>
                 <w:rStyle w:val="Hipervnculo"/>
@@ -1693,7 +1693,7 @@
               <w:rPr>
                 <w:noProof/>
               </w:rPr>
-              <w:instrText xml:space="preserve"> PAGEREF _Toc239766319 \h </w:instrText>
+              <w:instrText xml:space="preserve"> PAGEREF _Toc240280892 \h </w:instrText>
             </w:r>
             <w:r>
               <w:rPr>
@@ -1710,7 +1710,7 @@
               <w:rPr>
                 <w:noProof/>
               </w:rPr>
-              <w:t>25</w:t>
+              <w:t>26</w:t>
             </w:r>
             <w:r>
               <w:rPr>
@@ -1734,7 +1734,7 @@
               <w14:ligatures w14:val="standardContextual"/>
             </w:rPr>
           </w:pPr>
-          <w:hyperlink w:anchor="_Toc239766320" w:history="1">
+          <w:hyperlink w:anchor="_Toc240280893" w:history="1">
             <w:r>
               <w:rPr>
                 <w:rStyle w:val="Hipervnculo"/>
@@ -1758,7 +1758,7 @@
               <w:rPr>
                 <w:noProof/>
               </w:rPr>
-              <w:instrText xml:space="preserve"> PAGEREF _Toc239766320 \h </w:instrText>
+              <w:instrText xml:space="preserve"> PAGEREF _Toc240280893 \h </w:instrText>
             </w:r>
             <w:r>
               <w:rPr>
@@ -1775,7 +1775,7 @@
               <w:rPr>
                 <w:noProof/>
               </w:rPr>
-              <w:t>25</w:t>
+              <w:t>26</w:t>
             </w:r>
             <w:r>
               <w:rPr>
@@ -1799,7 +1799,7 @@
               <w14:ligatures w14:val="standardContextual"/>
             </w:rPr>
           </w:pPr>
-          <w:hyperlink w:anchor="_Toc239766321" w:history="1">
+          <w:hyperlink w:anchor="_Toc240280894" w:history="1">
             <w:r>
               <w:rPr>
                 <w:rStyle w:val="Hipervnculo"/>
@@ -1823,7 +1823,7 @@
               <w:rPr>
                 <w:noProof/>
               </w:rPr>
-              <w:instrText xml:space="preserve"> PAGEREF _Toc239766321 \h </w:instrText>
+              <w:instrText xml:space="preserve"> PAGEREF _Toc240280894 \h </w:instrText>
             </w:r>
             <w:r>
               <w:rPr>
@@ -1840,7 +1840,7 @@
               <w:rPr>
                 <w:noProof/>
               </w:rPr>
-              <w:t>26</w:t>
+              <w:t>27</w:t>
             </w:r>
             <w:r>
               <w:rPr>
@@ -1864,7 +1864,7 @@
               <w14:ligatures w14:val="standardContextual"/>
             </w:rPr>
           </w:pPr>
-          <w:hyperlink w:anchor="_Toc239766322" w:history="1">
+          <w:hyperlink w:anchor="_Toc240280895" w:history="1">
             <w:r>
               <w:rPr>
                 <w:rStyle w:val="Hipervnculo"/>
@@ -1888,7 +1888,7 @@
               <w:rPr>
                 <w:noProof/>
               </w:rPr>
-              <w:instrText xml:space="preserve"> PAGEREF _Toc239766322 \h </w:instrText>
+              <w:instrText xml:space="preserve"> PAGEREF _Toc240280895 \h </w:instrText>
             </w:r>
             <w:r>
               <w:rPr>
@@ -1905,7 +1905,7 @@
               <w:rPr>
                 <w:noProof/>
               </w:rPr>
-              <w:t>26</w:t>
+              <w:t>27</w:t>
             </w:r>
             <w:r>
               <w:rPr>
@@ -1929,7 +1929,7 @@
               <w14:ligatures w14:val="standardContextual"/>
             </w:rPr>
           </w:pPr>
-          <w:hyperlink w:anchor="_Toc239766323" w:history="1">
+          <w:hyperlink w:anchor="_Toc240280896" w:history="1">
             <w:r>
               <w:rPr>
                 <w:rStyle w:val="Hipervnculo"/>
@@ -1953,7 +1953,7 @@
               <w:rPr>
                 <w:noProof/>
               </w:rPr>
-              <w:instrText xml:space="preserve"> PAGEREF _Toc239766323 \h </w:instrText>
+              <w:instrText xml:space="preserve"> PAGEREF _Toc240280896 \h </w:instrText>
             </w:r>
             <w:r>
               <w:rPr>
@@ -1970,7 +1970,7 @@
               <w:rPr>
                 <w:noProof/>
               </w:rPr>
-              <w:t>26</w:t>
+              <w:t>27</w:t>
             </w:r>
             <w:r>
               <w:rPr>
@@ -1994,7 +1994,7 @@
               <w14:ligatures w14:val="standardContextual"/>
             </w:rPr>
           </w:pPr>
-          <w:hyperlink w:anchor="_Toc239766324" w:history="1">
+          <w:hyperlink w:anchor="_Toc240280897" w:history="1">
             <w:r>
               <w:rPr>
                 <w:rStyle w:val="Hipervnculo"/>
@@ -2018,7 +2018,7 @@
               <w:rPr>
                 <w:noProof/>
               </w:rPr>
-              <w:instrText xml:space="preserve"> PAGEREF _Toc239766324 \h </w:instrText>
+              <w:instrText xml:space="preserve"> PAGEREF _Toc240280897 \h </w:instrText>
             </w:r>
             <w:r>
               <w:rPr>
@@ -2035,7 +2035,7 @@
               <w:rPr>
                 <w:noProof/>
               </w:rPr>
-              <w:t>27</w:t>
+              <w:t>28</w:t>
             </w:r>
             <w:r>
               <w:rPr>
@@ -2059,7 +2059,7 @@
               <w14:ligatures w14:val="standardContextual"/>
             </w:rPr>
           </w:pPr>
-          <w:hyperlink w:anchor="_Toc239766325" w:history="1">
+          <w:hyperlink w:anchor="_Toc240280898" w:history="1">
             <w:r>
               <w:rPr>
                 <w:rStyle w:val="Hipervnculo"/>
@@ -2083,7 +2083,7 @@
               <w:rPr>
                 <w:noProof/>
               </w:rPr>
-              <w:instrText xml:space="preserve"> PAGEREF _Toc239766325 \h </w:instrText>
+              <w:instrText xml:space="preserve"> PAGEREF _Toc240280898 \h </w:instrText>
             </w:r>
             <w:r>
               <w:rPr>
@@ -2100,7 +2100,7 @@
               <w:rPr>
                 <w:noProof/>
               </w:rPr>
-              <w:t>27</w:t>
+              <w:t>28</w:t>
             </w:r>
             <w:r>
               <w:rPr>
@@ -2124,7 +2124,7 @@
               <w14:ligatures w14:val="standardContextual"/>
             </w:rPr>
           </w:pPr>
-          <w:hyperlink w:anchor="_Toc239766326" w:history="1">
+          <w:hyperlink w:anchor="_Toc240280899" w:history="1">
             <w:r>
               <w:rPr>
                 <w:rStyle w:val="Hipervnculo"/>
@@ -2148,7 +2148,7 @@
               <w:rPr>
                 <w:noProof/>
               </w:rPr>
-              <w:instrText xml:space="preserve"> PAGEREF _Toc239766326 \h </w:instrText>
+              <w:instrText xml:space="preserve"> PAGEREF _Toc240280899 \h </w:instrText>
             </w:r>
             <w:r>
               <w:rPr>
@@ -2189,7 +2189,7 @@
               <w14:ligatures w14:val="standardContextual"/>
             </w:rPr>
           </w:pPr>
-          <w:hyperlink w:anchor="_Toc239766327" w:history="1">
+          <w:hyperlink w:anchor="_Toc240280900" w:history="1">
             <w:r>
               <w:rPr>
                 <w:rStyle w:val="Hipervnculo"/>
@@ -2213,7 +2213,7 @@
               <w:rPr>
                 <w:noProof/>
               </w:rPr>
-              <w:instrText xml:space="preserve"> PAGEREF _Toc239766327 \h </w:instrText>
+              <w:instrText xml:space="preserve"> PAGEREF _Toc240280900 \h </w:instrText>
             </w:r>
             <w:r>
               <w:rPr>
@@ -2230,7 +2230,7 @@
               <w:rPr>
                 <w:noProof/>
               </w:rPr>
-              <w:t>29</w:t>
+              <w:t>30</w:t>
             </w:r>
             <w:r>
               <w:rPr>
@@ -2254,7 +2254,7 @@
               <w14:ligatures w14:val="standardContextual"/>
             </w:rPr>
           </w:pPr>
-          <w:hyperlink w:anchor="_Toc239766328" w:history="1">
+          <w:hyperlink w:anchor="_Toc240280901" w:history="1">
             <w:r>
               <w:rPr>
                 <w:rStyle w:val="Hipervnculo"/>
@@ -2278,7 +2278,7 @@
               <w:rPr>
                 <w:noProof/>
               </w:rPr>
-              <w:instrText xml:space="preserve"> PAGEREF _Toc239766328 \h </w:instrText>
+              <w:instrText xml:space="preserve"> PAGEREF _Toc240280901 \h </w:instrText>
             </w:r>
             <w:r>
               <w:rPr>
@@ -2295,7 +2295,7 @@
               <w:rPr>
                 <w:noProof/>
               </w:rPr>
-              <w:t>29</w:t>
+              <w:t>30</w:t>
             </w:r>
             <w:r>
               <w:rPr>
@@ -2319,7 +2319,7 @@
               <w14:ligatures w14:val="standardContextual"/>
             </w:rPr>
           </w:pPr>
-          <w:hyperlink w:anchor="_Toc239766329" w:history="1">
+          <w:hyperlink w:anchor="_Toc240280902" w:history="1">
             <w:r>
               <w:rPr>
                 <w:rStyle w:val="Hipervnculo"/>
@@ -2343,7 +2343,7 @@
               <w:rPr>
                 <w:noProof/>
               </w:rPr>
-              <w:instrText xml:space="preserve"> PAGEREF _Toc239766329 \h </w:instrText>
+              <w:instrText xml:space="preserve"> PAGEREF _Toc240280902 \h </w:instrText>
             </w:r>
             <w:r>
               <w:rPr>
@@ -2360,7 +2360,7 @@
               <w:rPr>
                 <w:noProof/>
               </w:rPr>
-              <w:t>31</w:t>
+              <w:t>32</w:t>
             </w:r>
             <w:r>
               <w:rPr>
@@ -2384,7 +2384,7 @@
               <w14:ligatures w14:val="standardContextual"/>
             </w:rPr>
           </w:pPr>
-          <w:hyperlink w:anchor="_Toc239766330" w:history="1">
+          <w:hyperlink w:anchor="_Toc240280903" w:history="1">
             <w:r>
               <w:rPr>
                 <w:rStyle w:val="Hipervnculo"/>
@@ -2408,7 +2408,7 @@
               <w:rPr>
                 <w:noProof/>
               </w:rPr>
-              <w:instrText xml:space="preserve"> PAGEREF _Toc239766330 \h </w:instrText>
+              <w:instrText xml:space="preserve"> PAGEREF _Toc240280903 \h </w:instrText>
             </w:r>
             <w:r>
               <w:rPr>
@@ -2425,7 +2425,7 @@
               <w:rPr>
                 <w:noProof/>
               </w:rPr>
-              <w:t>32</w:t>
+              <w:t>33</w:t>
             </w:r>
             <w:r>
               <w:rPr>
@@ -2449,7 +2449,7 @@
               <w14:ligatures w14:val="standardContextual"/>
             </w:rPr>
           </w:pPr>
-          <w:hyperlink w:anchor="_Toc239766331" w:history="1">
+          <w:hyperlink w:anchor="_Toc240280904" w:history="1">
             <w:r>
               <w:rPr>
                 <w:rStyle w:val="Hipervnculo"/>
@@ -2473,7 +2473,7 @@
               <w:rPr>
                 <w:noProof/>
               </w:rPr>
-              <w:instrText xml:space="preserve"> PAGEREF _Toc239766331 \h </w:instrText>
+              <w:instrText xml:space="preserve"> PAGEREF _Toc240280904 \h </w:instrText>
             </w:r>
             <w:r>
               <w:rPr>
@@ -2490,7 +2490,7 @@
               <w:rPr>
                 <w:noProof/>
               </w:rPr>
-              <w:t>32</w:t>
+              <w:t>33</w:t>
             </w:r>
             <w:r>
               <w:rPr>
@@ -2514,7 +2514,7 @@
               <w14:ligatures w14:val="standardContextual"/>
             </w:rPr>
           </w:pPr>
-          <w:hyperlink w:anchor="_Toc239766332" w:history="1">
+          <w:hyperlink w:anchor="_Toc240280905" w:history="1">
             <w:r>
               <w:rPr>
                 <w:rStyle w:val="Hipervnculo"/>
@@ -2538,7 +2538,7 @@
               <w:rPr>
                 <w:noProof/>
               </w:rPr>
-              <w:instrText xml:space="preserve"> PAGEREF _Toc239766332 \h </w:instrText>
+              <w:instrText xml:space="preserve"> PAGEREF _Toc240280905 \h </w:instrText>
             </w:r>
             <w:r>
               <w:rPr>
@@ -2555,7 +2555,7 @@
               <w:rPr>
                 <w:noProof/>
               </w:rPr>
-              <w:t>32</w:t>
+              <w:t>33</w:t>
             </w:r>
             <w:r>
               <w:rPr>
@@ -2579,7 +2579,7 @@
               <w14:ligatures w14:val="standardContextual"/>
             </w:rPr>
           </w:pPr>
-          <w:hyperlink w:anchor="_Toc239766333" w:history="1">
+          <w:hyperlink w:anchor="_Toc240280906" w:history="1">
             <w:r>
               <w:rPr>
                 <w:rStyle w:val="Hipervnculo"/>
@@ -2603,7 +2603,7 @@
               <w:rPr>
                 <w:noProof/>
               </w:rPr>
-              <w:instrText xml:space="preserve"> PAGEREF _Toc239766333 \h </w:instrText>
+              <w:instrText xml:space="preserve"> PAGEREF _Toc240280906 \h </w:instrText>
             </w:r>
             <w:r>
               <w:rPr>
@@ -2644,7 +2644,7 @@
               <w14:ligatures w14:val="standardContextual"/>
             </w:rPr>
           </w:pPr>
-          <w:hyperlink w:anchor="_Toc239766334" w:history="1">
+          <w:hyperlink w:anchor="_Toc240280907" w:history="1">
             <w:r>
               <w:rPr>
                 <w:rStyle w:val="Hipervnculo"/>
@@ -2668,7 +2668,7 @@
               <w:rPr>
                 <w:noProof/>
               </w:rPr>
-              <w:instrText xml:space="preserve"> PAGEREF _Toc239766334 \h </w:instrText>
+              <w:instrText xml:space="preserve"> PAGEREF _Toc240280907 \h </w:instrText>
             </w:r>
             <w:r>
               <w:rPr>
@@ -2685,7 +2685,7 @@
               <w:rPr>
                 <w:noProof/>
               </w:rPr>
-              <w:t>33</w:t>
+              <w:t>34</w:t>
             </w:r>
             <w:r>
               <w:rPr>
@@ -2709,7 +2709,7 @@
               <w14:ligatures w14:val="standardContextual"/>
             </w:rPr>
           </w:pPr>
-          <w:hyperlink w:anchor="_Toc239766335" w:history="1">
+          <w:hyperlink w:anchor="_Toc240280908" w:history="1">
             <w:r>
               <w:rPr>
                 <w:rStyle w:val="Hipervnculo"/>
@@ -2733,7 +2733,7 @@
               <w:rPr>
                 <w:noProof/>
               </w:rPr>
-              <w:instrText xml:space="preserve"> PAGEREF _Toc239766335 \h </w:instrText>
+              <w:instrText xml:space="preserve"> PAGEREF _Toc240280908 \h </w:instrText>
             </w:r>
             <w:r>
               <w:rPr>
@@ -2750,7 +2750,7 @@
               <w:rPr>
                 <w:noProof/>
               </w:rPr>
-              <w:t>34</w:t>
+              <w:t>35</w:t>
             </w:r>
             <w:r>
               <w:rPr>
@@ -2774,7 +2774,7 @@
               <w14:ligatures w14:val="standardContextual"/>
             </w:rPr>
           </w:pPr>
-          <w:hyperlink w:anchor="_Toc239766336" w:history="1">
+          <w:hyperlink w:anchor="_Toc240280909" w:history="1">
             <w:r>
               <w:rPr>
                 <w:rStyle w:val="Hipervnculo"/>
@@ -2798,7 +2798,7 @@
               <w:rPr>
                 <w:noProof/>
               </w:rPr>
-              <w:instrText xml:space="preserve"> PAGEREF _Toc239766336 \h </w:instrText>
+              <w:instrText xml:space="preserve"> PAGEREF _Toc240280909 \h </w:instrText>
             </w:r>
             <w:r>
               <w:rPr>
@@ -2839,7 +2839,7 @@
               <w14:ligatures w14:val="standardContextual"/>
             </w:rPr>
           </w:pPr>
-          <w:hyperlink w:anchor="_Toc239766337" w:history="1">
+          <w:hyperlink w:anchor="_Toc240280910" w:history="1">
             <w:r>
               <w:rPr>
                 <w:rStyle w:val="Hipervnculo"/>
@@ -2863,7 +2863,7 @@
               <w:rPr>
                 <w:noProof/>
               </w:rPr>
-              <w:instrText xml:space="preserve"> PAGEREF _Toc239766337 \h </w:instrText>
+              <w:instrText xml:space="preserve"> PAGEREF _Toc240280910 \h </w:instrText>
             </w:r>
             <w:r>
               <w:rPr>
@@ -2880,7 +2880,7 @@
               <w:rPr>
                 <w:noProof/>
               </w:rPr>
-              <w:t>35</w:t>
+              <w:t>36</w:t>
             </w:r>
             <w:r>
               <w:rPr>
@@ -2904,7 +2904,7 @@
               <w14:ligatures w14:val="standardContextual"/>
             </w:rPr>
           </w:pPr>
-          <w:hyperlink w:anchor="_Toc239766338" w:history="1">
+          <w:hyperlink w:anchor="_Toc240280911" w:history="1">
             <w:r>
               <w:rPr>
                 <w:rStyle w:val="Hipervnculo"/>
@@ -2928,7 +2928,7 @@
               <w:rPr>
                 <w:noProof/>
               </w:rPr>
-              <w:instrText xml:space="preserve"> PAGEREF _Toc239766338 \h </w:instrText>
+              <w:instrText xml:space="preserve"> PAGEREF _Toc240280911 \h </w:instrText>
             </w:r>
             <w:r>
               <w:rPr>
@@ -2945,7 +2945,7 @@
               <w:rPr>
                 <w:noProof/>
               </w:rPr>
-              <w:t>36</w:t>
+              <w:t>37</w:t>
             </w:r>
             <w:r>
               <w:rPr>
@@ -2969,7 +2969,7 @@
               <w14:ligatures w14:val="standardContextual"/>
             </w:rPr>
           </w:pPr>
-          <w:hyperlink w:anchor="_Toc239766339" w:history="1">
+          <w:hyperlink w:anchor="_Toc240280912" w:history="1">
             <w:r>
               <w:rPr>
                 <w:rStyle w:val="Hipervnculo"/>
@@ -2993,7 +2993,7 @@
               <w:rPr>
                 <w:noProof/>
               </w:rPr>
-              <w:instrText xml:space="preserve"> PAGEREF _Toc239766339 \h </w:instrText>
+              <w:instrText xml:space="preserve"> PAGEREF _Toc240280912 \h </w:instrText>
             </w:r>
             <w:r>
               <w:rPr>
@@ -3010,7 +3010,7 @@
               <w:rPr>
                 <w:noProof/>
               </w:rPr>
-              <w:t>37</w:t>
+              <w:t>38</w:t>
             </w:r>
             <w:r>
               <w:rPr>
@@ -3034,7 +3034,7 @@
               <w14:ligatures w14:val="standardContextual"/>
             </w:rPr>
           </w:pPr>
-          <w:hyperlink w:anchor="_Toc239766340" w:history="1">
+          <w:hyperlink w:anchor="_Toc240280913" w:history="1">
             <w:r>
               <w:rPr>
                 <w:rStyle w:val="Hipervnculo"/>
@@ -3058,7 +3058,7 @@
               <w:rPr>
                 <w:noProof/>
               </w:rPr>
-              <w:instrText xml:space="preserve"> PAGEREF _Toc239766340 \h </w:instrText>
+              <w:instrText xml:space="preserve"> PAGEREF _Toc240280913 \h </w:instrText>
             </w:r>
             <w:r>
               <w:rPr>
@@ -3075,7 +3075,7 @@
               <w:rPr>
                 <w:noProof/>
               </w:rPr>
-              <w:t>37</w:t>
+              <w:t>38</w:t>
             </w:r>
             <w:r>
               <w:rPr>
@@ -3099,7 +3099,7 @@
               <w14:ligatures w14:val="standardContextual"/>
             </w:rPr>
           </w:pPr>
-          <w:hyperlink w:anchor="_Toc239766341" w:history="1">
+          <w:hyperlink w:anchor="_Toc240280914" w:history="1">
             <w:r>
               <w:rPr>
                 <w:rStyle w:val="Hipervnculo"/>
@@ -3123,7 +3123,7 @@
               <w:rPr>
                 <w:noProof/>
               </w:rPr>
-              <w:instrText xml:space="preserve"> PAGEREF _Toc239766341 \h </w:instrText>
+              <w:instrText xml:space="preserve"> PAGEREF _Toc240280914 \h </w:instrText>
             </w:r>
             <w:r>
               <w:rPr>
@@ -3140,7 +3140,7 @@
               <w:rPr>
                 <w:noProof/>
               </w:rPr>
-              <w:t>38</w:t>
+              <w:t>39</w:t>
             </w:r>
             <w:r>
               <w:rPr>
@@ -3164,7 +3164,7 @@
               <w14:ligatures w14:val="standardContextual"/>
             </w:rPr>
           </w:pPr>
-          <w:hyperlink w:anchor="_Toc239766342" w:history="1">
+          <w:hyperlink w:anchor="_Toc240280915" w:history="1">
             <w:r>
               <w:rPr>
                 <w:rStyle w:val="Hipervnculo"/>
@@ -3188,7 +3188,7 @@
               <w:rPr>
                 <w:noProof/>
               </w:rPr>
-              <w:instrText xml:space="preserve"> PAGEREF _Toc239766342 \h </w:instrText>
+              <w:instrText xml:space="preserve"> PAGEREF _Toc240280915 \h </w:instrText>
             </w:r>
             <w:r>
               <w:rPr>
@@ -3205,7 +3205,7 @@
               <w:rPr>
                 <w:noProof/>
               </w:rPr>
-              <w:t>39</w:t>
+              <w:t>40</w:t>
             </w:r>
             <w:r>
               <w:rPr>
@@ -3229,7 +3229,7 @@
               <w14:ligatures w14:val="standardContextual"/>
             </w:rPr>
           </w:pPr>
-          <w:hyperlink w:anchor="_Toc239766343" w:history="1">
+          <w:hyperlink w:anchor="_Toc240280916" w:history="1">
             <w:r>
               <w:rPr>
                 <w:rStyle w:val="Hipervnculo"/>
@@ -3253,7 +3253,7 @@
               <w:rPr>
                 <w:noProof/>
               </w:rPr>
-              <w:instrText xml:space="preserve"> PAGEREF _Toc239766343 \h </w:instrText>
+              <w:instrText xml:space="preserve"> PAGEREF _Toc240280916 \h </w:instrText>
             </w:r>
             <w:r>
               <w:rPr>
@@ -3270,7 +3270,7 @@
               <w:rPr>
                 <w:noProof/>
               </w:rPr>
-              <w:t>39</w:t>
+              <w:t>41</w:t>
             </w:r>
             <w:r>
               <w:rPr>
@@ -3294,7 +3294,7 @@
               <w14:ligatures w14:val="standardContextual"/>
             </w:rPr>
           </w:pPr>
-          <w:hyperlink w:anchor="_Toc239766344" w:history="1">
+          <w:hyperlink w:anchor="_Toc240280917" w:history="1">
             <w:r>
               <w:rPr>
                 <w:rStyle w:val="Hipervnculo"/>
@@ -3318,7 +3318,7 @@
               <w:rPr>
                 <w:noProof/>
               </w:rPr>
-              <w:instrText xml:space="preserve"> PAGEREF _Toc239766344 \h </w:instrText>
+              <w:instrText xml:space="preserve"> PAGEREF _Toc240280917 \h </w:instrText>
             </w:r>
             <w:r>
               <w:rPr>
@@ -3335,7 +3335,7 @@
               <w:rPr>
                 <w:noProof/>
               </w:rPr>
-              <w:t>40</w:t>
+              <w:t>41</w:t>
             </w:r>
             <w:r>
               <w:rPr>
@@ -3359,7 +3359,7 @@
               <w14:ligatures w14:val="standardContextual"/>
             </w:rPr>
           </w:pPr>
-          <w:hyperlink w:anchor="_Toc239766345" w:history="1">
+          <w:hyperlink w:anchor="_Toc240280918" w:history="1">
             <w:r>
               <w:rPr>
                 <w:rStyle w:val="Hipervnculo"/>
@@ -3383,7 +3383,7 @@
               <w:rPr>
                 <w:noProof/>
               </w:rPr>
-              <w:instrText xml:space="preserve"> PAGEREF _Toc239766345 \h </w:instrText>
+              <w:instrText xml:space="preserve"> PAGEREF _Toc240280918 \h </w:instrText>
             </w:r>
             <w:r>
               <w:rPr>
@@ -3400,7 +3400,7 @@
               <w:rPr>
                 <w:noProof/>
               </w:rPr>
-              <w:t>40</w:t>
+              <w:t>42</w:t>
             </w:r>
             <w:r>
               <w:rPr>
@@ -3424,7 +3424,7 @@
               <w14:ligatures w14:val="standardContextual"/>
             </w:rPr>
           </w:pPr>
-          <w:hyperlink w:anchor="_Toc239766346" w:history="1">
+          <w:hyperlink w:anchor="_Toc240280919" w:history="1">
             <w:r>
               <w:rPr>
                 <w:rStyle w:val="Hipervnculo"/>
@@ -3448,7 +3448,7 @@
               <w:rPr>
                 <w:noProof/>
               </w:rPr>
-              <w:instrText xml:space="preserve"> PAGEREF _Toc239766346 \h </w:instrText>
+              <w:instrText xml:space="preserve"> PAGEREF _Toc240280919 \h </w:instrText>
             </w:r>
             <w:r>
               <w:rPr>
@@ -3465,7 +3465,7 @@
               <w:rPr>
                 <w:noProof/>
               </w:rPr>
-              <w:t>41</w:t>
+              <w:t>42</w:t>
             </w:r>
             <w:r>
               <w:rPr>
@@ -3489,7 +3489,7 @@
               <w14:ligatures w14:val="standardContextual"/>
             </w:rPr>
           </w:pPr>
-          <w:hyperlink w:anchor="_Toc239766347" w:history="1">
+          <w:hyperlink w:anchor="_Toc240280920" w:history="1">
             <w:r>
               <w:rPr>
                 <w:rStyle w:val="Hipervnculo"/>
@@ -3513,7 +3513,7 @@
               <w:rPr>
                 <w:noProof/>
               </w:rPr>
-              <w:instrText xml:space="preserve"> PAGEREF _Toc239766347 \h </w:instrText>
+              <w:instrText xml:space="preserve"> PAGEREF _Toc240280920 \h </w:instrText>
             </w:r>
             <w:r>
               <w:rPr>
@@ -3530,7 +3530,7 @@
               <w:rPr>
                 <w:noProof/>
               </w:rPr>
-              <w:t>42</w:t>
+              <w:t>43</w:t>
             </w:r>
             <w:r>
               <w:rPr>
@@ -3554,7 +3554,7 @@
               <w14:ligatures w14:val="standardContextual"/>
             </w:rPr>
           </w:pPr>
-          <w:hyperlink w:anchor="_Toc239766348" w:history="1">
+          <w:hyperlink w:anchor="_Toc240280921" w:history="1">
             <w:r>
               <w:rPr>
                 <w:rStyle w:val="Hipervnculo"/>
@@ -3578,7 +3578,7 @@
               <w:rPr>
                 <w:noProof/>
               </w:rPr>
-              <w:instrText xml:space="preserve"> PAGEREF _Toc239766348 \h </w:instrText>
+              <w:instrText xml:space="preserve"> PAGEREF _Toc240280921 \h </w:instrText>
             </w:r>
             <w:r>
               <w:rPr>
@@ -3595,7 +3595,7 @@
               <w:rPr>
                 <w:noProof/>
               </w:rPr>
-              <w:t>43</w:t>
+              <w:t>44</w:t>
             </w:r>
             <w:r>
               <w:rPr>
@@ -3619,7 +3619,7 @@
               <w14:ligatures w14:val="standardContextual"/>
             </w:rPr>
           </w:pPr>
-          <w:hyperlink w:anchor="_Toc239766349" w:history="1">
+          <w:hyperlink w:anchor="_Toc240280922" w:history="1">
             <w:r>
               <w:rPr>
                 <w:rStyle w:val="Hipervnculo"/>
@@ -3643,7 +3643,7 @@
               <w:rPr>
                 <w:noProof/>
               </w:rPr>
-              <w:instrText xml:space="preserve"> PAGEREF _Toc239766349 \h </w:instrText>
+              <w:instrText xml:space="preserve"> PAGEREF _Toc240280922 \h </w:instrText>
             </w:r>
             <w:r>
               <w:rPr>
@@ -3660,7 +3660,7 @@
               <w:rPr>
                 <w:noProof/>
               </w:rPr>
-              <w:t>44</w:t>
+              <w:t>45</w:t>
             </w:r>
             <w:r>
               <w:rPr>
@@ -3684,7 +3684,7 @@
               <w14:ligatures w14:val="standardContextual"/>
             </w:rPr>
           </w:pPr>
-          <w:hyperlink w:anchor="_Toc239766350" w:history="1">
+          <w:hyperlink w:anchor="_Toc240280923" w:history="1">
             <w:r>
               <w:rPr>
                 <w:rStyle w:val="Hipervnculo"/>
@@ -3708,7 +3708,7 @@
               <w:rPr>
                 <w:noProof/>
               </w:rPr>
-              <w:instrText xml:space="preserve"> PAGEREF _Toc239766350 \h </w:instrText>
+              <w:instrText xml:space="preserve"> PAGEREF _Toc240280923 \h </w:instrText>
             </w:r>
             <w:r>
               <w:rPr>
@@ -3725,7 +3725,7 @@
               <w:rPr>
                 <w:noProof/>
               </w:rPr>
-              <w:t>45</w:t>
+              <w:t>46</w:t>
             </w:r>
             <w:r>
               <w:rPr>
@@ -3749,7 +3749,7 @@
               <w14:ligatures w14:val="standardContextual"/>
             </w:rPr>
           </w:pPr>
-          <w:hyperlink w:anchor="_Toc239766351" w:history="1">
+          <w:hyperlink w:anchor="_Toc240280924" w:history="1">
             <w:r>
               <w:rPr>
                 <w:rStyle w:val="Hipervnculo"/>
@@ -3773,7 +3773,7 @@
               <w:rPr>
                 <w:noProof/>
               </w:rPr>
-              <w:instrText xml:space="preserve"> PAGEREF _Toc239766351 \h </w:instrText>
+              <w:instrText xml:space="preserve"> PAGEREF _Toc240280924 \h </w:instrText>
             </w:r>
             <w:r>
               <w:rPr>
@@ -3790,7 +3790,7 @@
               <w:rPr>
                 <w:noProof/>
               </w:rPr>
-              <w:t>47</w:t>
+              <w:t>49</w:t>
             </w:r>
             <w:r>
               <w:rPr>
@@ -3814,7 +3814,7 @@
               <w14:ligatures w14:val="standardContextual"/>
             </w:rPr>
           </w:pPr>
-          <w:hyperlink w:anchor="_Toc239766352" w:history="1">
+          <w:hyperlink w:anchor="_Toc240280925" w:history="1">
             <w:r>
               <w:rPr>
                 <w:rStyle w:val="Hipervnculo"/>
@@ -3838,7 +3838,7 @@
               <w:rPr>
                 <w:noProof/>
               </w:rPr>
-              <w:instrText xml:space="preserve"> PAGEREF _Toc239766352 \h </w:instrText>
+              <w:instrText xml:space="preserve"> PAGEREF _Toc240280925 \h </w:instrText>
             </w:r>
             <w:r>
               <w:rPr>
@@ -3855,7 +3855,7 @@
               <w:rPr>
                 <w:noProof/>
               </w:rPr>
-              <w:t>48</w:t>
+              <w:t>49</w:t>
             </w:r>
             <w:r>
               <w:rPr>
@@ -3879,7 +3879,7 @@
               <w14:ligatures w14:val="standardContextual"/>
             </w:rPr>
           </w:pPr>
-          <w:hyperlink w:anchor="_Toc239766353" w:history="1">
+          <w:hyperlink w:anchor="_Toc240280926" w:history="1">
             <w:r>
               <w:rPr>
                 <w:rStyle w:val="Hipervnculo"/>
@@ -3903,7 +3903,7 @@
               <w:rPr>
                 <w:noProof/>
               </w:rPr>
-              <w:instrText xml:space="preserve"> PAGEREF _Toc239766353 \h </w:instrText>
+              <w:instrText xml:space="preserve"> PAGEREF _Toc240280926 \h </w:instrText>
             </w:r>
             <w:r>
               <w:rPr>
@@ -3920,7 +3920,7 @@
               <w:rPr>
                 <w:noProof/>
               </w:rPr>
-              <w:t>49</w:t>
+              <w:t>50</w:t>
             </w:r>
             <w:r>
               <w:rPr>
@@ -3944,7 +3944,7 @@
               <w14:ligatures w14:val="standardContextual"/>
             </w:rPr>
           </w:pPr>
-          <w:hyperlink w:anchor="_Toc239766354" w:history="1">
+          <w:hyperlink w:anchor="_Toc240280927" w:history="1">
             <w:r>
               <w:rPr>
                 <w:rStyle w:val="Hipervnculo"/>
@@ -3968,7 +3968,7 @@
               <w:rPr>
                 <w:noProof/>
               </w:rPr>
-              <w:instrText xml:space="preserve"> PAGEREF _Toc239766354 \h </w:instrText>
+              <w:instrText xml:space="preserve"> PAGEREF _Toc240280927 \h </w:instrText>
             </w:r>
             <w:r>
               <w:rPr>
@@ -3985,7 +3985,7 @@
               <w:rPr>
                 <w:noProof/>
               </w:rPr>
-              <w:t>50</w:t>
+              <w:t>51</w:t>
             </w:r>
             <w:r>
               <w:rPr>
@@ -4009,7 +4009,7 @@
               <w14:ligatures w14:val="standardContextual"/>
             </w:rPr>
           </w:pPr>
-          <w:hyperlink w:anchor="_Toc239766355" w:history="1">
+          <w:hyperlink w:anchor="_Toc240280928" w:history="1">
             <w:r>
               <w:rPr>
                 <w:rStyle w:val="Hipervnculo"/>
@@ -4033,7 +4033,7 @@
               <w:rPr>
                 <w:noProof/>
               </w:rPr>
-              <w:instrText xml:space="preserve"> PAGEREF _Toc239766355 \h </w:instrText>
+              <w:instrText xml:space="preserve"> PAGEREF _Toc240280928 \h </w:instrText>
             </w:r>
             <w:r>
               <w:rPr>
@@ -4050,7 +4050,7 @@
               <w:rPr>
                 <w:noProof/>
               </w:rPr>
-              <w:t>50</w:t>
+              <w:t>51</w:t>
             </w:r>
             <w:r>
               <w:rPr>
@@ -4074,7 +4074,7 @@
               <w14:ligatures w14:val="standardContextual"/>
             </w:rPr>
           </w:pPr>
-          <w:hyperlink w:anchor="_Toc239766356" w:history="1">
+          <w:hyperlink w:anchor="_Toc240280929" w:history="1">
             <w:r>
               <w:rPr>
                 <w:rStyle w:val="Hipervnculo"/>
@@ -4098,7 +4098,7 @@
               <w:rPr>
                 <w:noProof/>
               </w:rPr>
-              <w:instrText xml:space="preserve"> PAGEREF _Toc239766356 \h </w:instrText>
+              <w:instrText xml:space="preserve"> PAGEREF _Toc240280929 \h </w:instrText>
             </w:r>
             <w:r>
               <w:rPr>
@@ -4115,7 +4115,7 @@
               <w:rPr>
                 <w:noProof/>
               </w:rPr>
-              <w:t>50</w:t>
+              <w:t>52</w:t>
             </w:r>
             <w:r>
               <w:rPr>
@@ -4139,7 +4139,7 @@
               <w14:ligatures w14:val="standardContextual"/>
             </w:rPr>
           </w:pPr>
-          <w:hyperlink w:anchor="_Toc239766357" w:history="1">
+          <w:hyperlink w:anchor="_Toc240280930" w:history="1">
             <w:r>
               <w:rPr>
                 <w:rStyle w:val="Hipervnculo"/>
@@ -4163,7 +4163,7 @@
               <w:rPr>
                 <w:noProof/>
               </w:rPr>
-              <w:instrText xml:space="preserve"> PAGEREF _Toc239766357 \h </w:instrText>
+              <w:instrText xml:space="preserve"> PAGEREF _Toc240280930 \h </w:instrText>
             </w:r>
             <w:r>
               <w:rPr>
@@ -4180,7 +4180,7 @@
               <w:rPr>
                 <w:noProof/>
               </w:rPr>
-              <w:t>51</w:t>
+              <w:t>53</w:t>
             </w:r>
             <w:r>
               <w:rPr>
@@ -4204,7 +4204,7 @@
               <w14:ligatures w14:val="standardContextual"/>
             </w:rPr>
           </w:pPr>
-          <w:hyperlink w:anchor="_Toc239766358" w:history="1">
+          <w:hyperlink w:anchor="_Toc240280931" w:history="1">
             <w:r>
               <w:rPr>
                 <w:rStyle w:val="Hipervnculo"/>
@@ -4228,7 +4228,7 @@
               <w:rPr>
                 <w:noProof/>
               </w:rPr>
-              <w:instrText xml:space="preserve"> PAGEREF _Toc239766358 \h </w:instrText>
+              <w:instrText xml:space="preserve"> PAGEREF _Toc240280931 \h </w:instrText>
             </w:r>
             <w:r>
               <w:rPr>
@@ -4245,7 +4245,7 @@
               <w:rPr>
                 <w:noProof/>
               </w:rPr>
-              <w:t>52</w:t>
+              <w:t>54</w:t>
             </w:r>
             <w:r>
               <w:rPr>
@@ -4269,7 +4269,7 @@
               <w14:ligatures w14:val="standardContextual"/>
             </w:rPr>
           </w:pPr>
-          <w:hyperlink w:anchor="_Toc239766359" w:history="1">
+          <w:hyperlink w:anchor="_Toc240280932" w:history="1">
             <w:r>
               <w:rPr>
                 <w:rStyle w:val="Hipervnculo"/>
@@ -4293,7 +4293,7 @@
               <w:rPr>
                 <w:noProof/>
               </w:rPr>
-              <w:instrText xml:space="preserve"> PAGEREF _Toc239766359 \h </w:instrText>
+              <w:instrText xml:space="preserve"> PAGEREF _Toc240280932 \h </w:instrText>
             </w:r>
             <w:r>
               <w:rPr>
@@ -4310,7 +4310,7 @@
               <w:rPr>
                 <w:noProof/>
               </w:rPr>
-              <w:t>55</w:t>
+              <w:t>56</w:t>
             </w:r>
             <w:r>
               <w:rPr>
@@ -4334,7 +4334,7 @@
               <w14:ligatures w14:val="standardContextual"/>
             </w:rPr>
           </w:pPr>
-          <w:hyperlink w:anchor="_Toc239766360" w:history="1">
+          <w:hyperlink w:anchor="_Toc240280933" w:history="1">
             <w:r>
               <w:rPr>
                 <w:rStyle w:val="Hipervnculo"/>
@@ -4358,7 +4358,7 @@
               <w:rPr>
                 <w:noProof/>
               </w:rPr>
-              <w:instrText xml:space="preserve"> PAGEREF _Toc239766360 \h </w:instrText>
+              <w:instrText xml:space="preserve"> PAGEREF _Toc240280933 \h </w:instrText>
             </w:r>
             <w:r>
               <w:rPr>
@@ -4375,7 +4375,7 @@
               <w:rPr>
                 <w:noProof/>
               </w:rPr>
-              <w:t>55</w:t>
+              <w:t>56</w:t>
             </w:r>
             <w:r>
               <w:rPr>
@@ -4399,7 +4399,7 @@
               <w14:ligatures w14:val="standardContextual"/>
             </w:rPr>
           </w:pPr>
-          <w:hyperlink w:anchor="_Toc239766361" w:history="1">
+          <w:hyperlink w:anchor="_Toc240280934" w:history="1">
             <w:r>
               <w:rPr>
                 <w:rStyle w:val="Hipervnculo"/>
@@ -4423,7 +4423,7 @@
               <w:rPr>
                 <w:noProof/>
               </w:rPr>
-              <w:instrText xml:space="preserve"> PAGEREF _Toc239766361 \h </w:instrText>
+              <w:instrText xml:space="preserve"> PAGEREF _Toc240280934 \h </w:instrText>
             </w:r>
             <w:r>
               <w:rPr>
@@ -4440,7 +4440,7 @@
               <w:rPr>
                 <w:noProof/>
               </w:rPr>
-              <w:t>56</w:t>
+              <w:t>58</w:t>
             </w:r>
             <w:r>
               <w:rPr>
@@ -4464,7 +4464,7 @@
               <w14:ligatures w14:val="standardContextual"/>
             </w:rPr>
           </w:pPr>
-          <w:hyperlink w:anchor="_Toc239766362" w:history="1">
+          <w:hyperlink w:anchor="_Toc240280935" w:history="1">
             <w:r>
               <w:rPr>
                 <w:rStyle w:val="Hipervnculo"/>
@@ -4488,7 +4488,7 @@
               <w:rPr>
                 <w:noProof/>
               </w:rPr>
-              <w:instrText xml:space="preserve"> PAGEREF _Toc239766362 \h </w:instrText>
+              <w:instrText xml:space="preserve"> PAGEREF _Toc240280935 \h </w:instrText>
             </w:r>
             <w:r>
               <w:rPr>
@@ -4505,7 +4505,7 @@
               <w:rPr>
                 <w:noProof/>
               </w:rPr>
-              <w:t>57</w:t>
+              <w:t>58</w:t>
             </w:r>
             <w:r>
               <w:rPr>
@@ -4529,7 +4529,7 @@
               <w14:ligatures w14:val="standardContextual"/>
             </w:rPr>
           </w:pPr>
-          <w:hyperlink w:anchor="_Toc239766363" w:history="1">
+          <w:hyperlink w:anchor="_Toc240280936" w:history="1">
             <w:r>
               <w:rPr>
                 <w:rStyle w:val="Hipervnculo"/>
@@ -4553,7 +4553,7 @@
               <w:rPr>
                 <w:noProof/>
               </w:rPr>
-              <w:instrText xml:space="preserve"> PAGEREF _Toc239766363 \h </w:instrText>
+              <w:instrText xml:space="preserve"> PAGEREF _Toc240280936 \h </w:instrText>
             </w:r>
             <w:r>
               <w:rPr>
@@ -4570,7 +4570,7 @@
               <w:rPr>
                 <w:noProof/>
               </w:rPr>
-              <w:t>57</w:t>
+              <w:t>58</w:t>
             </w:r>
             <w:r>
               <w:rPr>
@@ -4594,7 +4594,7 @@
               <w14:ligatures w14:val="standardContextual"/>
             </w:rPr>
           </w:pPr>
-          <w:hyperlink w:anchor="_Toc239766364" w:history="1">
+          <w:hyperlink w:anchor="_Toc240280937" w:history="1">
             <w:r>
               <w:rPr>
                 <w:rStyle w:val="Hipervnculo"/>
@@ -4618,7 +4618,7 @@
               <w:rPr>
                 <w:noProof/>
               </w:rPr>
-              <w:instrText xml:space="preserve"> PAGEREF _Toc239766364 \h </w:instrText>
+              <w:instrText xml:space="preserve"> PAGEREF _Toc240280937 \h </w:instrText>
             </w:r>
             <w:r>
               <w:rPr>
@@ -4635,7 +4635,7 @@
               <w:rPr>
                 <w:noProof/>
               </w:rPr>
-              <w:t>58</w:t>
+              <w:t>59</w:t>
             </w:r>
             <w:r>
               <w:rPr>
@@ -4659,7 +4659,7 @@
               <w14:ligatures w14:val="standardContextual"/>
             </w:rPr>
           </w:pPr>
-          <w:hyperlink w:anchor="_Toc239766365" w:history="1">
+          <w:hyperlink w:anchor="_Toc240280938" w:history="1">
             <w:r>
               <w:rPr>
                 <w:rStyle w:val="Hipervnculo"/>
@@ -4683,7 +4683,7 @@
               <w:rPr>
                 <w:noProof/>
               </w:rPr>
-              <w:instrText xml:space="preserve"> PAGEREF _Toc239766365 \h </w:instrText>
+              <w:instrText xml:space="preserve"> PAGEREF _Toc240280938 \h </w:instrText>
             </w:r>
             <w:r>
               <w:rPr>
@@ -4700,7 +4700,7 @@
               <w:rPr>
                 <w:noProof/>
               </w:rPr>
-              <w:t>58</w:t>
+              <w:t>60</w:t>
             </w:r>
             <w:r>
               <w:rPr>
@@ -4724,7 +4724,7 @@
               <w14:ligatures w14:val="standardContextual"/>
             </w:rPr>
           </w:pPr>
-          <w:hyperlink w:anchor="_Toc239766366" w:history="1">
+          <w:hyperlink w:anchor="_Toc240280939" w:history="1">
             <w:r>
               <w:rPr>
                 <w:rStyle w:val="Hipervnculo"/>
@@ -4748,7 +4748,7 @@
               <w:rPr>
                 <w:noProof/>
               </w:rPr>
-              <w:instrText xml:space="preserve"> PAGEREF _Toc239766366 \h </w:instrText>
+              <w:instrText xml:space="preserve"> PAGEREF _Toc240280939 \h </w:instrText>
             </w:r>
             <w:r>
               <w:rPr>
@@ -4765,7 +4765,7 @@
               <w:rPr>
                 <w:noProof/>
               </w:rPr>
-              <w:t>60</w:t>
+              <w:t>61</w:t>
             </w:r>
             <w:r>
               <w:rPr>
@@ -4789,7 +4789,7 @@
               <w14:ligatures w14:val="standardContextual"/>
             </w:rPr>
           </w:pPr>
-          <w:hyperlink w:anchor="_Toc239766367" w:history="1">
+          <w:hyperlink w:anchor="_Toc240280940" w:history="1">
             <w:r>
               <w:rPr>
                 <w:rStyle w:val="Hipervnculo"/>
@@ -4813,7 +4813,7 @@
               <w:rPr>
                 <w:noProof/>
               </w:rPr>
-              <w:instrText xml:space="preserve"> PAGEREF _Toc239766367 \h </w:instrText>
+              <w:instrText xml:space="preserve"> PAGEREF _Toc240280940 \h </w:instrText>
             </w:r>
             <w:r>
               <w:rPr>
@@ -4830,7 +4830,7 @@
               <w:rPr>
                 <w:noProof/>
               </w:rPr>
-              <w:t>60</w:t>
+              <w:t>61</w:t>
             </w:r>
             <w:r>
               <w:rPr>
@@ -4854,7 +4854,7 @@
               <w14:ligatures w14:val="standardContextual"/>
             </w:rPr>
           </w:pPr>
-          <w:hyperlink w:anchor="_Toc239766368" w:history="1">
+          <w:hyperlink w:anchor="_Toc240280941" w:history="1">
             <w:r>
               <w:rPr>
                 <w:rStyle w:val="Hipervnculo"/>
@@ -4878,7 +4878,7 @@
               <w:rPr>
                 <w:noProof/>
               </w:rPr>
-              <w:instrText xml:space="preserve"> PAGEREF _Toc239766368 \h </w:instrText>
+              <w:instrText xml:space="preserve"> PAGEREF _Toc240280941 \h </w:instrText>
             </w:r>
             <w:r>
               <w:rPr>
@@ -4895,7 +4895,7 @@
               <w:rPr>
                 <w:noProof/>
               </w:rPr>
-              <w:t>61</w:t>
+              <w:t>62</w:t>
             </w:r>
             <w:r>
               <w:rPr>
@@ -4919,7 +4919,7 @@
               <w14:ligatures w14:val="standardContextual"/>
             </w:rPr>
           </w:pPr>
-          <w:hyperlink w:anchor="_Toc239766369" w:history="1">
+          <w:hyperlink w:anchor="_Toc240280942" w:history="1">
             <w:r>
               <w:rPr>
                 <w:rStyle w:val="Hipervnculo"/>
@@ -4943,7 +4943,7 @@
               <w:rPr>
                 <w:noProof/>
               </w:rPr>
-              <w:instrText xml:space="preserve"> PAGEREF _Toc239766369 \h </w:instrText>
+              <w:instrText xml:space="preserve"> PAGEREF _Toc240280942 \h </w:instrText>
             </w:r>
             <w:r>
               <w:rPr>
@@ -4960,7 +4960,7 @@
               <w:rPr>
                 <w:noProof/>
               </w:rPr>
-              <w:t>63</w:t>
+              <w:t>64</w:t>
             </w:r>
             <w:r>
               <w:rPr>
@@ -4984,7 +4984,7 @@
               <w14:ligatures w14:val="standardContextual"/>
             </w:rPr>
           </w:pPr>
-          <w:hyperlink w:anchor="_Toc239766370" w:history="1">
+          <w:hyperlink w:anchor="_Toc240280943" w:history="1">
             <w:r>
               <w:rPr>
                 <w:rStyle w:val="Hipervnculo"/>
@@ -5008,7 +5008,7 @@
               <w:rPr>
                 <w:noProof/>
               </w:rPr>
-              <w:instrText xml:space="preserve"> PAGEREF _Toc239766370 \h </w:instrText>
+              <w:instrText xml:space="preserve"> PAGEREF _Toc240280943 \h </w:instrText>
             </w:r>
             <w:r>
               <w:rPr>
@@ -5025,7 +5025,7 @@
               <w:rPr>
                 <w:noProof/>
               </w:rPr>
-              <w:t>64</w:t>
+              <w:t>65</w:t>
             </w:r>
             <w:r>
               <w:rPr>
@@ -5049,7 +5049,7 @@
               <w14:ligatures w14:val="standardContextual"/>
             </w:rPr>
           </w:pPr>
-          <w:hyperlink w:anchor="_Toc239766371" w:history="1">
+          <w:hyperlink w:anchor="_Toc240280944" w:history="1">
             <w:r>
               <w:rPr>
                 <w:rStyle w:val="Hipervnculo"/>
@@ -5073,7 +5073,7 @@
               <w:rPr>
                 <w:noProof/>
               </w:rPr>
-              <w:instrText xml:space="preserve"> PAGEREF _Toc239766371 \h </w:instrText>
+              <w:instrText xml:space="preserve"> PAGEREF _Toc240280944 \h </w:instrText>
             </w:r>
             <w:r>
               <w:rPr>
@@ -5090,7 +5090,7 @@
               <w:rPr>
                 <w:noProof/>
               </w:rPr>
-              <w:t>65</w:t>
+              <w:t>66</w:t>
             </w:r>
             <w:r>
               <w:rPr>
@@ -5114,7 +5114,7 @@
               <w14:ligatures w14:val="standardContextual"/>
             </w:rPr>
           </w:pPr>
-          <w:hyperlink w:anchor="_Toc239766372" w:history="1">
+          <w:hyperlink w:anchor="_Toc240280945" w:history="1">
             <w:r>
               <w:rPr>
                 <w:rStyle w:val="Hipervnculo"/>
@@ -5138,7 +5138,7 @@
               <w:rPr>
                 <w:noProof/>
               </w:rPr>
-              <w:instrText xml:space="preserve"> PAGEREF _Toc239766372 \h </w:instrText>
+              <w:instrText xml:space="preserve"> PAGEREF _Toc240280945 \h </w:instrText>
             </w:r>
             <w:r>
               <w:rPr>
@@ -5155,7 +5155,7 @@
               <w:rPr>
                 <w:noProof/>
               </w:rPr>
-              <w:t>66</w:t>
+              <w:t>67</w:t>
             </w:r>
             <w:r>
               <w:rPr>
@@ -5179,7 +5179,7 @@
               <w14:ligatures w14:val="standardContextual"/>
             </w:rPr>
           </w:pPr>
-          <w:hyperlink w:anchor="_Toc239766373" w:history="1">
+          <w:hyperlink w:anchor="_Toc240280946" w:history="1">
             <w:r>
               <w:rPr>
                 <w:rStyle w:val="Hipervnculo"/>
@@ -5203,7 +5203,7 @@
               <w:rPr>
                 <w:noProof/>
               </w:rPr>
-              <w:instrText xml:space="preserve"> PAGEREF _Toc239766373 \h </w:instrText>
+              <w:instrText xml:space="preserve"> PAGEREF _Toc240280946 \h </w:instrText>
             </w:r>
             <w:r>
               <w:rPr>
@@ -5220,7 +5220,7 @@
               <w:rPr>
                 <w:noProof/>
               </w:rPr>
-              <w:t>67</w:t>
+              <w:t>68</w:t>
             </w:r>
             <w:r>
               <w:rPr>
@@ -5244,7 +5244,7 @@
               <w14:ligatures w14:val="standardContextual"/>
             </w:rPr>
           </w:pPr>
-          <w:hyperlink w:anchor="_Toc239766374" w:history="1">
+          <w:hyperlink w:anchor="_Toc240280947" w:history="1">
             <w:r>
               <w:rPr>
                 <w:rStyle w:val="Hipervnculo"/>
@@ -5268,7 +5268,7 @@
               <w:rPr>
                 <w:noProof/>
               </w:rPr>
-              <w:instrText xml:space="preserve"> PAGEREF _Toc239766374 \h </w:instrText>
+              <w:instrText xml:space="preserve"> PAGEREF _Toc240280947 \h </w:instrText>
             </w:r>
             <w:r>
               <w:rPr>
@@ -5285,7 +5285,7 @@
               <w:rPr>
                 <w:noProof/>
               </w:rPr>
-              <w:t>69</w:t>
+              <w:t>70</w:t>
             </w:r>
             <w:r>
               <w:rPr>
@@ -5309,7 +5309,7 @@
               <w14:ligatures w14:val="standardContextual"/>
             </w:rPr>
           </w:pPr>
-          <w:hyperlink w:anchor="_Toc239766375" w:history="1">
+          <w:hyperlink w:anchor="_Toc240280948" w:history="1">
             <w:r>
               <w:rPr>
                 <w:rStyle w:val="Hipervnculo"/>
@@ -5333,7 +5333,7 @@
               <w:rPr>
                 <w:noProof/>
               </w:rPr>
-              <w:instrText xml:space="preserve"> PAGEREF _Toc239766375 \h </w:instrText>
+              <w:instrText xml:space="preserve"> PAGEREF _Toc240280948 \h </w:instrText>
             </w:r>
             <w:r>
               <w:rPr>
@@ -5350,7 +5350,7 @@
               <w:rPr>
                 <w:noProof/>
               </w:rPr>
-              <w:t>70</w:t>
+              <w:t>71</w:t>
             </w:r>
             <w:r>
               <w:rPr>
@@ -5374,7 +5374,7 @@
               <w14:ligatures w14:val="standardContextual"/>
             </w:rPr>
           </w:pPr>
-          <w:hyperlink w:anchor="_Toc239766376" w:history="1">
+          <w:hyperlink w:anchor="_Toc240280949" w:history="1">
             <w:r>
               <w:rPr>
                 <w:rStyle w:val="Hipervnculo"/>
@@ -5398,7 +5398,7 @@
               <w:rPr>
                 <w:noProof/>
               </w:rPr>
-              <w:instrText xml:space="preserve"> PAGEREF _Toc239766376 \h </w:instrText>
+              <w:instrText xml:space="preserve"> PAGEREF _Toc240280949 \h </w:instrText>
             </w:r>
             <w:r>
               <w:rPr>
@@ -5415,7 +5415,7 @@
               <w:rPr>
                 <w:noProof/>
               </w:rPr>
-              <w:t>71</w:t>
+              <w:t>72</w:t>
             </w:r>
             <w:r>
               <w:rPr>
@@ -5439,7 +5439,7 @@
               <w14:ligatures w14:val="standardContextual"/>
             </w:rPr>
           </w:pPr>
-          <w:hyperlink w:anchor="_Toc239766377" w:history="1">
+          <w:hyperlink w:anchor="_Toc240280950" w:history="1">
             <w:r>
               <w:rPr>
                 <w:rStyle w:val="Hipervnculo"/>
@@ -5463,7 +5463,7 @@
               <w:rPr>
                 <w:noProof/>
               </w:rPr>
-              <w:instrText xml:space="preserve"> PAGEREF _Toc239766377 \h </w:instrText>
+              <w:instrText xml:space="preserve"> PAGEREF _Toc240280950 \h </w:instrText>
             </w:r>
             <w:r>
               <w:rPr>
@@ -5480,7 +5480,7 @@
               <w:rPr>
                 <w:noProof/>
               </w:rPr>
-              <w:t>71</w:t>
+              <w:t>72</w:t>
             </w:r>
             <w:r>
               <w:rPr>
@@ -5504,7 +5504,7 @@
               <w14:ligatures w14:val="standardContextual"/>
             </w:rPr>
           </w:pPr>
-          <w:hyperlink w:anchor="_Toc239766378" w:history="1">
+          <w:hyperlink w:anchor="_Toc240280951" w:history="1">
             <w:r>
               <w:rPr>
                 <w:rStyle w:val="Hipervnculo"/>
@@ -5528,7 +5528,7 @@
               <w:rPr>
                 <w:noProof/>
               </w:rPr>
-              <w:instrText xml:space="preserve"> PAGEREF _Toc239766378 \h </w:instrText>
+              <w:instrText xml:space="preserve"> PAGEREF _Toc240280951 \h </w:instrText>
             </w:r>
             <w:r>
               <w:rPr>
@@ -5545,7 +5545,7 @@
               <w:rPr>
                 <w:noProof/>
               </w:rPr>
-              <w:t>72</w:t>
+              <w:t>73</w:t>
             </w:r>
             <w:r>
               <w:rPr>
@@ -5569,7 +5569,7 @@
               <w14:ligatures w14:val="standardContextual"/>
             </w:rPr>
           </w:pPr>
-          <w:hyperlink w:anchor="_Toc239766379" w:history="1">
+          <w:hyperlink w:anchor="_Toc240280952" w:history="1">
             <w:r>
               <w:rPr>
                 <w:rStyle w:val="Hipervnculo"/>
@@ -5593,7 +5593,7 @@
               <w:rPr>
                 <w:noProof/>
               </w:rPr>
-              <w:instrText xml:space="preserve"> PAGEREF _Toc239766379 \h </w:instrText>
+              <w:instrText xml:space="preserve"> PAGEREF _Toc240280952 \h </w:instrText>
             </w:r>
             <w:r>
               <w:rPr>
@@ -5610,7 +5610,7 @@
               <w:rPr>
                 <w:noProof/>
               </w:rPr>
-              <w:t>73</w:t>
+              <w:t>74</w:t>
             </w:r>
             <w:r>
               <w:rPr>
@@ -5634,7 +5634,7 @@
               <w14:ligatures w14:val="standardContextual"/>
             </w:rPr>
           </w:pPr>
-          <w:hyperlink w:anchor="_Toc239766380" w:history="1">
+          <w:hyperlink w:anchor="_Toc240280953" w:history="1">
             <w:r>
               <w:rPr>
                 <w:rStyle w:val="Hipervnculo"/>
@@ -5658,7 +5658,7 @@
               <w:rPr>
                 <w:noProof/>
               </w:rPr>
-              <w:instrText xml:space="preserve"> PAGEREF _Toc239766380 \h </w:instrText>
+              <w:instrText xml:space="preserve"> PAGEREF _Toc240280953 \h </w:instrText>
             </w:r>
             <w:r>
               <w:rPr>
@@ -5675,7 +5675,7 @@
               <w:rPr>
                 <w:noProof/>
               </w:rPr>
-              <w:t>74</w:t>
+              <w:t>75</w:t>
             </w:r>
             <w:r>
               <w:rPr>
@@ -5699,7 +5699,7 @@
               <w14:ligatures w14:val="standardContextual"/>
             </w:rPr>
           </w:pPr>
-          <w:hyperlink w:anchor="_Toc239766381" w:history="1">
+          <w:hyperlink w:anchor="_Toc240280954" w:history="1">
             <w:r>
               <w:rPr>
                 <w:rStyle w:val="Hipervnculo"/>
@@ -5723,7 +5723,7 @@
               <w:rPr>
                 <w:noProof/>
               </w:rPr>
-              <w:instrText xml:space="preserve"> PAGEREF _Toc239766381 \h </w:instrText>
+              <w:instrText xml:space="preserve"> PAGEREF _Toc240280954 \h </w:instrText>
             </w:r>
             <w:r>
               <w:rPr>
@@ -5740,7 +5740,7 @@
               <w:rPr>
                 <w:noProof/>
               </w:rPr>
-              <w:t>75</w:t>
+              <w:t>76</w:t>
             </w:r>
             <w:r>
               <w:rPr>
@@ -5764,7 +5764,7 @@
               <w14:ligatures w14:val="standardContextual"/>
             </w:rPr>
           </w:pPr>
-          <w:hyperlink w:anchor="_Toc239766382" w:history="1">
+          <w:hyperlink w:anchor="_Toc240280955" w:history="1">
             <w:r>
               <w:rPr>
                 <w:rStyle w:val="Hipervnculo"/>
@@ -5788,7 +5788,7 @@
               <w:rPr>
                 <w:noProof/>
               </w:rPr>
-              <w:instrText xml:space="preserve"> PAGEREF _Toc239766382 \h </w:instrText>
+              <w:instrText xml:space="preserve"> PAGEREF _Toc240280955 \h </w:instrText>
             </w:r>
             <w:r>
               <w:rPr>
@@ -5805,7 +5805,7 @@
               <w:rPr>
                 <w:noProof/>
               </w:rPr>
-              <w:t>76</w:t>
+              <w:t>77</w:t>
             </w:r>
             <w:r>
               <w:rPr>
@@ -5832,7 +5832,7 @@
         <w:pStyle w:val="Ttulo1"/>
         <w:keepNext/>
       </w:pPr>
-      <w:bookmarkStart w:id="0" w:name="_Toc239766296"/>
+      <w:bookmarkStart w:id="0" w:name="_Toc240280869"/>
       <w:r>
         <w:lastRenderedPageBreak/>
         <w:t>Sistema de Pronóstico de Puntos de Inflexión en el Precio de Litecoin</w:t>
@@ -5893,7 +5893,7 @@
         <w:pStyle w:val="Ttulo2"/>
         <w:keepNext/>
       </w:pPr>
-      <w:bookmarkStart w:id="1" w:name="_Toc239766297"/>
+      <w:bookmarkStart w:id="1" w:name="_Toc240280870"/>
       <w:r>
         <w:t>Resumen ejecutivo</w:t>
       </w:r>
@@ -6610,7 +6610,7 @@
         <w:pStyle w:val="Ttulo2"/>
         <w:keepNext/>
       </w:pPr>
-      <w:bookmarkStart w:id="2" w:name="_Toc239766298"/>
+      <w:bookmarkStart w:id="2" w:name="_Toc240280871"/>
       <w:r>
         <w:t>Los dos entregables, y dónde está cada uno</w:t>
       </w:r>
@@ -6654,8 +6654,8 @@
         <w:tblLook w:val="04A0" w:firstRow="1" w:lastRow="0" w:firstColumn="1" w:lastColumn="0" w:noHBand="0" w:noVBand="1"/>
       </w:tblPr>
       <w:tblGrid>
-        <w:gridCol w:w="4680"/>
-        <w:gridCol w:w="4680"/>
+        <w:gridCol w:w="4119"/>
+        <w:gridCol w:w="5241"/>
       </w:tblGrid>
       <w:tr>
         <w:tblPrEx>
@@ -6806,7 +6806,7 @@
                 <w:sz w:val="22"/>
                 <w:szCs w:val="22"/>
               </w:rPr>
-              <w:t>Modelo entrenado, código y evidencias</w:t>
+              <w:t>El modelo entrenado, como archivo</w:t>
             </w:r>
           </w:p>
         </w:tc>
@@ -6827,10 +6827,33 @@
             </w:pPr>
             <w:r>
               <w:rPr>
-                <w:sz w:val="22"/>
-                <w:szCs w:val="22"/>
-              </w:rPr>
-              <w:t>https://github.com/NeoFao/caso1-ltc-inflexion</w:t>
+                <w:rFonts w:ascii="Courier New" w:eastAsia="Courier New" w:hAnsi="Courier New" w:cs="Courier New"/>
+                <w:sz w:val="20"/>
+                <w:szCs w:val="20"/>
+              </w:rPr>
+              <w:t>modelos_entrenados/bosque_aleatorio.joblib</w:t>
+            </w:r>
+            <w:r>
+              <w:rPr>
+                <w:sz w:val="22"/>
+                <w:szCs w:val="22"/>
+              </w:rPr>
+              <w:t xml:space="preserve"> (6,37 MB) y </w:t>
+            </w:r>
+            <w:r>
+              <w:rPr>
+                <w:rFonts w:ascii="Courier New" w:eastAsia="Courier New" w:hAnsi="Courier New" w:cs="Courier New"/>
+                <w:sz w:val="20"/>
+                <w:szCs w:val="20"/>
+              </w:rPr>
+              <w:t>modelos_entrenados/itransformer.pt</w:t>
+            </w:r>
+            <w:r>
+              <w:rPr>
+                <w:sz w:val="22"/>
+                <w:szCs w:val="22"/>
+              </w:rPr>
+              <w:t xml:space="preserve"> (0,56 MB)</w:t>
             </w:r>
           </w:p>
         </w:tc>
@@ -6845,29 +6868,58 @@
         <w:tc>
           <w:tcPr>
             <w:tcW w:w="4680" w:type="dxa"/>
-            <w:tcBorders>
-              <w:bottom w:val="single" w:sz="6" w:space="0" w:color="000000"/>
-            </w:tcBorders>
-            <w:tcMar>
-              <w:top w:w="60" w:type="dxa"/>
-              <w:left w:w="100" w:type="dxa"/>
-              <w:bottom w:w="60" w:type="dxa"/>
-              <w:right w:w="100" w:type="dxa"/>
-            </w:tcMar>
-          </w:tcPr>
-          <w:p>
-            <w:pPr>
-              <w:spacing w:line="240" w:lineRule="auto"/>
-            </w:pPr>
-            <w:r>
-              <w:rPr>
-                <w:sz w:val="22"/>
-                <w:szCs w:val="22"/>
-              </w:rPr>
-              <w:t>Aplicación web funcionando</w:t>
-            </w:r>
-          </w:p>
-        </w:tc>
+            <w:tcMar>
+              <w:top w:w="60" w:type="dxa"/>
+              <w:left w:w="100" w:type="dxa"/>
+              <w:bottom w:w="60" w:type="dxa"/>
+              <w:right w:w="100" w:type="dxa"/>
+            </w:tcMar>
+          </w:tcPr>
+          <w:p>
+            <w:pPr>
+              <w:spacing w:line="240" w:lineRule="auto"/>
+            </w:pPr>
+            <w:r>
+              <w:rPr>
+                <w:sz w:val="22"/>
+                <w:szCs w:val="22"/>
+              </w:rPr>
+              <w:t>Código, evidencias y decisiones</w:t>
+            </w:r>
+          </w:p>
+        </w:tc>
+        <w:tc>
+          <w:tcPr>
+            <w:tcW w:w="4680" w:type="dxa"/>
+            <w:tcMar>
+              <w:top w:w="60" w:type="dxa"/>
+              <w:left w:w="100" w:type="dxa"/>
+              <w:bottom w:w="60" w:type="dxa"/>
+              <w:right w:w="100" w:type="dxa"/>
+            </w:tcMar>
+          </w:tcPr>
+          <w:p>
+            <w:pPr>
+              <w:spacing w:line="240" w:lineRule="auto"/>
+              <w:jc w:val="center"/>
+            </w:pPr>
+            <w:r>
+              <w:rPr>
+                <w:sz w:val="22"/>
+                <w:szCs w:val="22"/>
+              </w:rPr>
+              <w:t>https://github.com/NeoFao/caso1-ltc-inflexion</w:t>
+            </w:r>
+          </w:p>
+        </w:tc>
+      </w:tr>
+      <w:tr>
+        <w:tblPrEx>
+          <w:tblCellMar>
+            <w:top w:w="0" w:type="dxa"/>
+            <w:bottom w:w="0" w:type="dxa"/>
+          </w:tblCellMar>
+        </w:tblPrEx>
         <w:tc>
           <w:tcPr>
             <w:tcW w:w="4680" w:type="dxa"/>
@@ -6884,6 +6936,32 @@
           <w:p>
             <w:pPr>
               <w:spacing w:line="240" w:lineRule="auto"/>
+            </w:pPr>
+            <w:r>
+              <w:rPr>
+                <w:sz w:val="22"/>
+                <w:szCs w:val="22"/>
+              </w:rPr>
+              <w:t>Aplicación web funcionando</w:t>
+            </w:r>
+          </w:p>
+        </w:tc>
+        <w:tc>
+          <w:tcPr>
+            <w:tcW w:w="4680" w:type="dxa"/>
+            <w:tcBorders>
+              <w:bottom w:val="single" w:sz="6" w:space="0" w:color="000000"/>
+            </w:tcBorders>
+            <w:tcMar>
+              <w:top w:w="60" w:type="dxa"/>
+              <w:left w:w="100" w:type="dxa"/>
+              <w:bottom w:w="60" w:type="dxa"/>
+              <w:right w:w="100" w:type="dxa"/>
+            </w:tcMar>
+          </w:tcPr>
+          <w:p>
+            <w:pPr>
+              <w:spacing w:line="240" w:lineRule="auto"/>
               <w:jc w:val="center"/>
             </w:pPr>
             <w:r>
@@ -6907,6 +6985,7 @@
         <w:ind w:firstLine="720"/>
       </w:pPr>
       <w:r>
+        <w:lastRenderedPageBreak/>
         <w:t xml:space="preserve">El repositorio es </w:t>
       </w:r>
       <w:r>
@@ -6944,12 +7023,98 @@
     </w:p>
     <w:p>
       <w:pPr>
+        <w:ind w:left="720"/>
+      </w:pPr>
+      <w:r>
+        <w:rPr>
+          <w:b/>
+          <w:bCs/>
+        </w:rPr>
+        <w:t>Los dos archivos del modelo están comprobados, no solo guardados.</w:t>
+      </w:r>
+      <w:r>
+        <w:t xml:space="preserve"> </w:t>
+      </w:r>
+      <w:r>
+        <w:rPr>
+          <w:rFonts w:ascii="Courier New" w:eastAsia="Courier New" w:hAnsi="Courier New" w:cs="Courier New"/>
+          <w:sz w:val="22"/>
+          <w:szCs w:val="22"/>
+        </w:rPr>
+        <w:t>scripts/guardar_modelo.py</w:t>
+      </w:r>
+      <w:r>
+        <w:t xml:space="preserve"> los escribe, los </w:t>
+      </w:r>
+      <w:r>
+        <w:rPr>
+          <w:b/>
+          <w:bCs/>
+        </w:rPr>
+        <w:t>vuelve a cargar desde el disco</w:t>
+      </w:r>
+      <w:r>
+        <w:t xml:space="preserve"> y verifica que predicen exactamente lo mismo, comparando la huella SHA-256 de las predicciones sobre validación; si no coincidiera, el guion falla y no deja el archivo como bueno. Un artefacto que parece el modelo y no lo es sería peor que no tenerlo.  </w:t>
+      </w:r>
+      <w:r>
+        <w:rPr>
+          <w:b/>
+          <w:bCs/>
+        </w:rPr>
+        <w:t>Chronos-Bolt no se guarda</w:t>
+      </w:r>
+      <w:r>
+        <w:t xml:space="preserve">, y no es un olvido: es </w:t>
+      </w:r>
+      <w:r>
+        <w:rPr>
+          <w:i/>
+          <w:iCs/>
+        </w:rPr>
+        <w:t>zero-shot</w:t>
+      </w:r>
+      <w:r>
+        <w:t xml:space="preserve">, no hay nada ajustado por nosotros que guardar. Lo que lo hace reproducible es el repositorio de pesos, </w:t>
+      </w:r>
+      <w:r>
+        <w:rPr>
+          <w:rFonts w:ascii="Courier New" w:eastAsia="Courier New" w:hAnsi="Courier New" w:cs="Courier New"/>
+          <w:sz w:val="22"/>
+          <w:szCs w:val="22"/>
+        </w:rPr>
+        <w:t>amazon/chronos-bolt-small</w:t>
+      </w:r>
+      <w:r>
+        <w:t xml:space="preserve">.  </w:t>
+      </w:r>
+      <w:r>
+        <w:rPr>
+          <w:b/>
+          <w:bCs/>
+        </w:rPr>
+        <w:t>Para el avanzado el archivo arregla algo real.</w:t>
+      </w:r>
+      <w:r>
+        <w:t xml:space="preserve"> La sección 5 documenta que el iTransformer no reproduce entre procesos: reentrenarlo da pesos distintos. Lo que no reproduce es el </w:t>
+      </w:r>
+      <w:r>
+        <w:rPr>
+          <w:b/>
+          <w:bCs/>
+        </w:rPr>
+        <w:t>entrenamiento</w:t>
+      </w:r>
+      <w:r>
+        <w:t xml:space="preserve"> —la inferencia con pesos fijos es determinista—, así que sin el archivo nadie podía obtener las predicciones que este informe reporta, y con el archivo sí.</w:t>
+      </w:r>
+    </w:p>
+    <w:p>
+      <w:pPr>
         <w:pStyle w:val="Ttulo2"/>
         <w:keepNext/>
       </w:pPr>
-      <w:bookmarkStart w:id="3" w:name="_Toc239766299"/>
-      <w:r>
-        <w:lastRenderedPageBreak/>
+      <w:bookmarkStart w:id="3" w:name="_Toc240280872"/>
+      <w:r>
         <w:t>Qué se construyó</w:t>
       </w:r>
       <w:bookmarkEnd w:id="3"/>
@@ -7318,6 +7483,7 @@
                 <w:sz w:val="22"/>
                 <w:szCs w:val="22"/>
               </w:rPr>
+              <w:lastRenderedPageBreak/>
               <w:t>iTransformer</w:t>
             </w:r>
           </w:p>
@@ -7396,7 +7562,7 @@
         <w:pStyle w:val="Ttulo2"/>
         <w:keepNext/>
       </w:pPr>
-      <w:bookmarkStart w:id="4" w:name="_Toc239766300"/>
+      <w:bookmarkStart w:id="4" w:name="_Toc240280873"/>
       <w:r>
         <w:t>Qué se puede afirmar hoy, y qué no</w:t>
       </w:r>
@@ -7486,6 +7652,82 @@
       </w:r>
       <w:r>
         <w:t xml:space="preserve"> (conclusiones).</w:t>
+      </w:r>
+    </w:p>
+    <w:p>
+      <w:pPr>
+        <w:ind w:left="720"/>
+      </w:pPr>
+      <w:r>
+        <w:t xml:space="preserve">• </w:t>
+      </w:r>
+      <w:r>
+        <w:rPr>
+          <w:b/>
+          <w:bCs/>
+        </w:rPr>
+        <w:t>El modelo fundacional también supera al azar</w:t>
+      </w:r>
+      <w:r>
+        <w:t xml:space="preserve"> de forma distinguible, cuando se lo mide con muestra suficiente.</w:t>
+      </w:r>
+    </w:p>
+    <w:p>
+      <w:pPr>
+        <w:ind w:left="720"/>
+      </w:pPr>
+      <w:r>
+        <w:t xml:space="preserve">• </w:t>
+      </w:r>
+      <w:r>
+        <w:rPr>
+          <w:b/>
+          <w:bCs/>
+        </w:rPr>
+        <w:t>Ningún modelo profundo mejora al bosque clásico.</w:t>
+      </w:r>
+      <w:r>
+        <w:t xml:space="preserve"> Ni el fundacional ni el avanzado, y el avanzado queda por debajo en los </w:t>
+      </w:r>
+      <w:r>
+        <w:rPr>
+          <w:b/>
+          <w:bCs/>
+        </w:rPr>
+        <w:t>nueve</w:t>
+      </w:r>
+      <w:r>
+        <w:t xml:space="preserve"> períodos medidos.</w:t>
+      </w:r>
+    </w:p>
+    <w:p>
+      <w:pPr>
+        <w:ind w:firstLine="720"/>
+      </w:pPr>
+      <w:r>
+        <w:rPr>
+          <w:b/>
+          <w:bCs/>
+        </w:rPr>
+        <w:t>No se puede afirmar:</w:t>
+      </w:r>
+    </w:p>
+    <w:p>
+      <w:pPr>
+        <w:ind w:left="720"/>
+      </w:pPr>
+      <w:r>
+        <w:t xml:space="preserve">• Que el sistema sirva para operar. La precisión direccional del mejor modelo sobre validación es </w:t>
+      </w:r>
+      <w:r>
+        <w:rPr>
+          <w:b/>
+          <w:bCs/>
+        </w:rPr>
+        <w:t>0,103627</w:t>
+      </w:r>
+      <w:r>
+        <w:t>. Es mejor que el azar y sigue siendo baja.</w:t>
       </w:r>
     </w:p>
     <w:p>
@@ -7501,82 +7743,6 @@
           <w:b/>
           <w:bCs/>
         </w:rPr>
-        <w:t>El modelo fundacional también supera al azar</w:t>
-      </w:r>
-      <w:r>
-        <w:t xml:space="preserve"> de forma distinguible, cuando se lo mide con muestra suficiente.</w:t>
-      </w:r>
-    </w:p>
-    <w:p>
-      <w:pPr>
-        <w:ind w:left="720"/>
-      </w:pPr>
-      <w:r>
-        <w:t xml:space="preserve">• </w:t>
-      </w:r>
-      <w:r>
-        <w:rPr>
-          <w:b/>
-          <w:bCs/>
-        </w:rPr>
-        <w:t>Ningún modelo profundo mejora al bosque clásico.</w:t>
-      </w:r>
-      <w:r>
-        <w:t xml:space="preserve"> Ni el fundacional ni el avanzado, y el avanzado queda por debajo en los </w:t>
-      </w:r>
-      <w:r>
-        <w:rPr>
-          <w:b/>
-          <w:bCs/>
-        </w:rPr>
-        <w:t>nueve</w:t>
-      </w:r>
-      <w:r>
-        <w:t xml:space="preserve"> períodos medidos.</w:t>
-      </w:r>
-    </w:p>
-    <w:p>
-      <w:pPr>
-        <w:ind w:firstLine="720"/>
-      </w:pPr>
-      <w:r>
-        <w:rPr>
-          <w:b/>
-          <w:bCs/>
-        </w:rPr>
-        <w:t>No se puede afirmar:</w:t>
-      </w:r>
-    </w:p>
-    <w:p>
-      <w:pPr>
-        <w:ind w:left="720"/>
-      </w:pPr>
-      <w:r>
-        <w:t xml:space="preserve">• Que el sistema sirva para operar. La precisión direccional del mejor modelo sobre validación es </w:t>
-      </w:r>
-      <w:r>
-        <w:rPr>
-          <w:b/>
-          <w:bCs/>
-        </w:rPr>
-        <w:t>0,103627</w:t>
-      </w:r>
-      <w:r>
-        <w:t>. Es mejor que el azar y sigue siendo baja.</w:t>
-      </w:r>
-    </w:p>
-    <w:p>
-      <w:pPr>
-        <w:ind w:left="720"/>
-      </w:pPr>
-      <w:r>
-        <w:t xml:space="preserve">• </w:t>
-      </w:r>
-      <w:r>
-        <w:rPr>
-          <w:b/>
-          <w:bCs/>
-        </w:rPr>
         <w:t>Que detecte mejor que el azar sobre el bloque de prueba.</w:t>
       </w:r>
       <w:r>
@@ -7659,7 +7825,7 @@
         <w:pStyle w:val="Ttulo2"/>
         <w:keepNext/>
       </w:pPr>
-      <w:bookmarkStart w:id="5" w:name="_Toc239766301"/>
+      <w:bookmarkStart w:id="5" w:name="_Toc240280874"/>
       <w:r>
         <w:t>Lo que este proyecto trató de hacer bien, y por qué se cuenta</w:t>
       </w:r>
@@ -7688,7 +7854,6 @@
         <w:ind w:firstLine="720"/>
       </w:pPr>
       <w:r>
-        <w:lastRenderedPageBreak/>
         <w:t>Contra eso el proyecto adoptó tres reglas, y el informe las declara porque explican por qué sus números se pueden creer:</w:t>
       </w:r>
     </w:p>
@@ -7757,6 +7922,7 @@
         <w:ind w:firstLine="720"/>
       </w:pPr>
       <w:r>
+        <w:lastRenderedPageBreak/>
         <w:t>El documento incluye los errores que se cometieron aplicándolas. No por franqueza decorativa: un informe que solo cuenta lo que salió bien no da forma de saber si lo que cuenta es cierto.</w:t>
       </w:r>
     </w:p>
@@ -7765,7 +7931,7 @@
         <w:pStyle w:val="Ttulo2"/>
         <w:keepNext/>
       </w:pPr>
-      <w:bookmarkStart w:id="6" w:name="_Toc239766302"/>
+      <w:bookmarkStart w:id="6" w:name="_Toc240280875"/>
       <w:r>
         <w:t>Cómo leer este informe</w:t>
       </w:r>
@@ -8274,9 +8440,8 @@
         <w:pStyle w:val="Ttulo1"/>
         <w:keepNext/>
       </w:pPr>
-      <w:bookmarkStart w:id="7" w:name="_Toc239766303"/>
-      <w:r>
-        <w:lastRenderedPageBreak/>
+      <w:bookmarkStart w:id="7" w:name="_Toc240280876"/>
+      <w:r>
         <w:t>Diseño</w:t>
       </w:r>
       <w:bookmarkEnd w:id="7"/>
@@ -8395,8 +8560,9 @@
         <w:pStyle w:val="Ttulo2"/>
         <w:keepNext/>
       </w:pPr>
-      <w:bookmarkStart w:id="8" w:name="_Toc239766304"/>
-      <w:r>
+      <w:bookmarkStart w:id="8" w:name="_Toc240280877"/>
+      <w:r>
+        <w:lastRenderedPageBreak/>
         <w:t>1.1 Qué es un punto de inflexión, exactamente</w:t>
       </w:r>
       <w:bookmarkEnd w:id="8"/>
@@ -8898,7 +9064,6 @@
                 <w:sz w:val="22"/>
                 <w:szCs w:val="22"/>
               </w:rPr>
-              <w:lastRenderedPageBreak/>
               <w:t>Mínimo</w:t>
             </w:r>
           </w:p>
@@ -9130,8 +9295,9 @@
         <w:pStyle w:val="Ttulo2"/>
         <w:keepNext/>
       </w:pPr>
-      <w:bookmarkStart w:id="9" w:name="_Toc239766305"/>
-      <w:r>
+      <w:bookmarkStart w:id="9" w:name="_Toc240280878"/>
+      <w:r>
+        <w:lastRenderedPageBreak/>
         <w:t>1.2 Los tres parámetros, y por qué esos</w:t>
       </w:r>
       <w:bookmarkEnd w:id="9"/>
@@ -9824,7 +9990,6 @@
                 <w:sz w:val="22"/>
                 <w:szCs w:val="22"/>
               </w:rPr>
-              <w:lastRenderedPageBreak/>
               <w:t>4,2 veces</w:t>
             </w:r>
             <w:r>
@@ -9889,7 +10054,6 @@
                 <w:sz w:val="22"/>
                 <w:szCs w:val="22"/>
               </w:rPr>
-              <w:lastRenderedPageBreak/>
               <w:t>D3</w:t>
             </w:r>
           </w:p>
@@ -9931,7 +10095,11 @@
         <w:t>13 114</w:t>
       </w:r>
       <w:r>
-        <w:t xml:space="preserve"> sin cubrir un día más. Lo que se compra es resolución; lo que se paga es más ruido de microestructura y figuras menos legibles. El costo está aceptado por escrito en la D1.</w:t>
+        <w:t xml:space="preserve"> sin cubrir un día más. Lo que se compra es resolución; lo que se </w:t>
+      </w:r>
+      <w:r>
+        <w:lastRenderedPageBreak/>
+        <w:t>paga es más ruido de microestructura y figuras menos legibles. El costo está aceptado por escrito en la D1.</w:t>
       </w:r>
     </w:p>
     <w:p>
@@ -10064,9 +10232,8 @@
         <w:pStyle w:val="Ttulo2"/>
         <w:keepNext/>
       </w:pPr>
-      <w:bookmarkStart w:id="10" w:name="_Toc239766306"/>
-      <w:r>
-        <w:lastRenderedPageBreak/>
+      <w:bookmarkStart w:id="10" w:name="_Toc240280879"/>
+      <w:r>
         <w:t>1.3 Los datos: qué se descarga</w:t>
       </w:r>
       <w:bookmarkEnd w:id="10"/>
@@ -10479,8 +10646,9 @@
         <w:pStyle w:val="Ttulo2"/>
         <w:keepNext/>
       </w:pPr>
-      <w:bookmarkStart w:id="11" w:name="_Toc239766307"/>
-      <w:r>
+      <w:bookmarkStart w:id="11" w:name="_Toc240280880"/>
+      <w:r>
+        <w:lastRenderedPageBreak/>
         <w:t>1.4 De dónde salen, y qué hubo que limpiar</w:t>
       </w:r>
       <w:bookmarkEnd w:id="11"/>
@@ -11564,6 +11732,7 @@
           <w:b/>
           <w:bCs/>
         </w:rPr>
+        <w:lastRenderedPageBreak/>
         <w:t>Y quedan 30 filas con algún nulo</w:t>
       </w:r>
       <w:r>
@@ -11596,7 +11765,7 @@
         <w:pStyle w:val="Ttulo2"/>
         <w:keepNext/>
       </w:pPr>
-      <w:bookmarkStart w:id="12" w:name="_Toc239766308"/>
+      <w:bookmarkStart w:id="12" w:name="_Toc240280881"/>
       <w:r>
         <w:t>1.5 La partición, y el embargo</w:t>
       </w:r>
@@ -11661,11 +11830,7 @@
         <w:t>w</w:t>
       </w:r>
       <w:r>
-        <w:t xml:space="preserve"> velas hacia adelante. Las últimas velas del bloque de entrenamiento tienen su etiqueta calculada con velas que ya pertenecen a </w:t>
-      </w:r>
-      <w:r>
-        <w:lastRenderedPageBreak/>
-        <w:t>validación. Sin descartarlas, el modelo vería indirectamente datos de evaluación. La documentación del código lo dice sin rodeos:</w:t>
+        <w:t xml:space="preserve"> velas hacia adelante. Las últimas velas del bloque de entrenamiento tienen su etiqueta calculada con velas que ya pertenecen a validación. Sin descartarlas, el modelo vería indirectamente datos de evaluación. La documentación del código lo dice sin rodeos:</w:t>
       </w:r>
     </w:p>
     <w:p>
@@ -11753,6 +11918,7 @@
           <w:b/>
           <w:bCs/>
         </w:rPr>
+        <w:lastRenderedPageBreak/>
         <w:t>Figura 1</w:t>
       </w:r>
     </w:p>
@@ -11779,7 +11945,7 @@
           <w:noProof/>
         </w:rPr>
         <w:drawing>
-          <wp:inline distT="0" distB="0" distL="0" distR="0" wp14:anchorId="0553808A" wp14:editId="6F76D659">
+          <wp:inline distT="0" distB="0" distL="0" distR="0" wp14:anchorId="7815744C" wp14:editId="6A1B74C7">
             <wp:extent cx="5715000" cy="1524000"/>
             <wp:effectExtent l="0" t="0" r="0" b="0"/>
             <wp:docPr id="1" name="Imagen 1"/>
@@ -12356,7 +12522,7 @@
         <w:pStyle w:val="Ttulo2"/>
         <w:keepNext/>
       </w:pPr>
-      <w:bookmarkStart w:id="13" w:name="_Toc239766309"/>
+      <w:bookmarkStart w:id="13" w:name="_Toc240280882"/>
       <w:r>
         <w:t>1.6 El bloque de prueba se toca una vez, y eso es comprobable</w:t>
       </w:r>
@@ -12375,6 +12541,7 @@
         <w:ind w:firstLine="720"/>
       </w:pPr>
       <w:r>
+        <w:lastRenderedPageBreak/>
         <w:t>La D18 lo prohíbe. Pero una prohibición escrita solo se puede verificar leyendo el historial y confiando en que nadie corrió nada por fuera — o sea, no se verifica nunca.</w:t>
       </w:r>
     </w:p>
@@ -12488,11 +12655,7 @@
         <w:t>de verdad</w:t>
       </w:r>
       <w:r>
-        <w:t xml:space="preserve"> sobre el bloque de prueba, frenadas únicamente por la guarda que estaban probando: al romper esa guarda a propósito para comprobar que fallaba, la suite gastó la reserva en una copia local (#109). </w:t>
-      </w:r>
-      <w:r>
-        <w:lastRenderedPageBreak/>
-        <w:t xml:space="preserve">Las dos veces el defecto se encontró </w:t>
+        <w:t xml:space="preserve"> sobre el bloque de prueba, frenadas únicamente por la guarda que estaban probando: al romper esa guarda a propósito para comprobar que fallaba, la suite gastó la reserva en una copia local (#109). Las dos veces el defecto se encontró </w:t>
       </w:r>
       <w:r>
         <w:rPr>
@@ -12510,7 +12673,7 @@
         <w:pStyle w:val="Ttulo1"/>
         <w:keepNext/>
       </w:pPr>
-      <w:bookmarkStart w:id="14" w:name="_Toc239766310"/>
+      <w:bookmarkStart w:id="14" w:name="_Toc240280883"/>
       <w:r>
         <w:t>Ingeniería de Características</w:t>
       </w:r>
@@ -12592,6 +12755,7 @@
         <w:ind w:firstLine="720"/>
       </w:pPr>
       <w:r>
+        <w:lastRenderedPageBreak/>
         <w:t xml:space="preserve">El modelo recibe </w:t>
       </w:r>
       <w:r>
@@ -12621,7 +12785,7 @@
         <w:pStyle w:val="Ttulo2"/>
         <w:keepNext/>
       </w:pPr>
-      <w:bookmarkStart w:id="15" w:name="_Toc239766311"/>
+      <w:bookmarkStart w:id="15" w:name="_Toc240280884"/>
       <w:r>
         <w:t>2.1 Las seis familias</w:t>
       </w:r>
@@ -13255,11 +13419,7 @@
         <w:ind w:firstLine="720"/>
       </w:pPr>
       <w:r>
-        <w:t xml:space="preserve">Ninguna familia se eligió por costumbre: los órdenes de rezago salen de medir la autocorrelación y la correlación cruzada (S1-M2-04), y la ventana de los indicadores está fijada </w:t>
-      </w:r>
-      <w:r>
-        <w:lastRenderedPageBreak/>
-        <w:t>por el contrato —</w:t>
+        <w:t>Ninguna familia se eligió por costumbre: los órdenes de rezago salen de medir la autocorrelación y la correlación cruzada (S1-M2-04), y la ventana de los indicadores está fijada por el contrato —</w:t>
       </w:r>
       <w:r>
         <w:rPr>
@@ -13300,7 +13460,7 @@
         <w:pStyle w:val="Ttulo2"/>
         <w:keepNext/>
       </w:pPr>
-      <w:bookmarkStart w:id="16" w:name="_Toc239766312"/>
+      <w:bookmarkStart w:id="16" w:name="_Toc240280885"/>
       <w:r>
         <w:t>2.2 Cero columnas en nivel de precio, y lo que costó llegar ahí</w:t>
       </w:r>
@@ -13378,6 +13538,7 @@
         <w:ind w:firstLine="720"/>
       </w:pPr>
       <w:r>
+        <w:lastRenderedPageBreak/>
         <w:t xml:space="preserve">Las dos únicas columnas cuya magnitud supera la decena son </w:t>
       </w:r>
       <w:r>
@@ -13526,7 +13687,6 @@
         <w:ind w:firstLine="720"/>
       </w:pPr>
       <w:r>
-        <w:lastRenderedPageBreak/>
         <w:t xml:space="preserve">Es decir: </w:t>
       </w:r>
       <w:r>
@@ -13542,7 +13702,7 @@
         <w:pStyle w:val="Ttulo2"/>
         <w:keepNext/>
       </w:pPr>
-      <w:bookmarkStart w:id="17" w:name="_Toc239766313"/>
+      <w:bookmarkStart w:id="17" w:name="_Toc240280886"/>
       <w:r>
         <w:t>2.3 Qué usa el modelo, medido por permutación</w:t>
       </w:r>
@@ -13571,6 +13731,7 @@
         <w:ind w:firstLine="720"/>
       </w:pPr>
       <w:r>
+        <w:lastRenderedPageBreak/>
         <w:t xml:space="preserve">Las dos ordenaciones coinciden en lo grueso y no en el detalle: </w:t>
       </w:r>
       <w:r>
@@ -14709,7 +14870,6 @@
                 <w:sz w:val="22"/>
                 <w:szCs w:val="22"/>
               </w:rPr>
-              <w:lastRenderedPageBreak/>
               <w:t>Correlación cruzada</w:t>
             </w:r>
           </w:p>
@@ -14979,8 +15139,9 @@
         <w:pStyle w:val="Ttulo2"/>
         <w:keepNext/>
       </w:pPr>
-      <w:bookmarkStart w:id="18" w:name="_Toc239766314"/>
-      <w:r>
+      <w:bookmarkStart w:id="18" w:name="_Toc240280887"/>
+      <w:r>
+        <w:lastRenderedPageBreak/>
         <w:t>2.4 El piso de ruido: qué hace que la tabla signifique algo</w:t>
       </w:r>
       <w:bookmarkEnd w:id="18"/>
@@ -15101,7 +15262,7 @@
         <w:pStyle w:val="Ttulo2"/>
         <w:keepNext/>
       </w:pPr>
-      <w:bookmarkStart w:id="19" w:name="_Toc239766315"/>
+      <w:bookmarkStart w:id="19" w:name="_Toc240280888"/>
       <w:r>
         <w:t>2.5 Recortar las 17: medido, no opinado</w:t>
       </w:r>
@@ -15135,7 +15296,6 @@
           <w:b/>
           <w:bCs/>
         </w:rPr>
-        <w:lastRenderedPageBreak/>
         <w:t>Tabla 9</w:t>
       </w:r>
     </w:p>
@@ -15981,7 +16141,7 @@
         <w:pStyle w:val="Ttulo2"/>
         <w:keepNext/>
       </w:pPr>
-      <w:bookmarkStart w:id="20" w:name="_Toc239766316"/>
+      <w:bookmarkStart w:id="20" w:name="_Toc240280889"/>
       <w:r>
         <w:t>2.6 La tensión con el resultado multivariante, y por qué no es una contradicción</w:t>
       </w:r>
@@ -16078,7 +16238,6 @@
         <w:ind w:left="720"/>
       </w:pPr>
       <w:r>
-        <w:lastRenderedPageBreak/>
         <w:t xml:space="preserve">• </w:t>
       </w:r>
       <w:r>
@@ -16149,6 +16308,7 @@
           <w:b/>
           <w:bCs/>
         </w:rPr>
+        <w:lastRenderedPageBreak/>
         <w:t>Permutar mide dependencia; ablacionar mide información única.</w:t>
       </w:r>
       <w:r>
@@ -16160,7 +16320,7 @@
         <w:pStyle w:val="Ttulo2"/>
         <w:keepNext/>
       </w:pPr>
-      <w:bookmarkStart w:id="21" w:name="_Toc239766317"/>
+      <w:bookmarkStart w:id="21" w:name="_Toc240280890"/>
       <w:r>
         <w:t>2.7 Lo que esta sección no puede afirmar</w:t>
       </w:r>
@@ -16292,7 +16452,7 @@
         <w:pStyle w:val="Ttulo1"/>
         <w:keepNext/>
       </w:pPr>
-      <w:bookmarkStart w:id="22" w:name="_Toc239766318"/>
+      <w:bookmarkStart w:id="22" w:name="_Toc240280891"/>
       <w:r>
         <w:t>Los Dos Modelos: Fundacional y Avanzado</w:t>
       </w:r>
@@ -16318,7 +16478,6 @@
         <w:ind w:firstLine="720"/>
       </w:pPr>
       <w:r>
-        <w:lastRenderedPageBreak/>
         <w:t xml:space="preserve">Las cifras de las secciones 1 a 6 son de </w:t>
       </w:r>
       <w:r>
@@ -16347,8 +16506,9 @@
         <w:pStyle w:val="Ttulo2"/>
         <w:keepNext/>
       </w:pPr>
-      <w:bookmarkStart w:id="23" w:name="_Toc239766319"/>
-      <w:r>
+      <w:bookmarkStart w:id="23" w:name="_Toc240280892"/>
+      <w:r>
+        <w:lastRenderedPageBreak/>
         <w:t>1. El puente, que es lo que hace comparables a los dos</w:t>
       </w:r>
       <w:bookmarkEnd w:id="23"/>
@@ -16504,7 +16664,7 @@
         <w:pStyle w:val="Ttulo2"/>
         <w:keepNext/>
       </w:pPr>
-      <w:bookmarkStart w:id="24" w:name="_Toc239766320"/>
+      <w:bookmarkStart w:id="24" w:name="_Toc240280893"/>
       <w:r>
         <w:t>2. Modelo fundacional — Chronos-Bolt</w:t>
       </w:r>
@@ -16829,8 +16989,9 @@
         <w:pStyle w:val="Ttulo2"/>
         <w:keepNext/>
       </w:pPr>
-      <w:bookmarkStart w:id="25" w:name="_Toc239766321"/>
-      <w:r>
+      <w:bookmarkStart w:id="25" w:name="_Toc240280894"/>
+      <w:r>
+        <w:lastRenderedPageBreak/>
         <w:t>3. Modelo avanzado — iTransformer</w:t>
       </w:r>
       <w:bookmarkEnd w:id="25"/>
@@ -16870,7 +17031,7 @@
         <w:pStyle w:val="Ttulo3"/>
         <w:keepNext/>
       </w:pPr>
-      <w:bookmarkStart w:id="26" w:name="_Toc239766322"/>
+      <w:bookmarkStart w:id="26" w:name="_Toc240280895"/>
       <w:r>
         <w:t>Por qué no es Informer</w:t>
       </w:r>
@@ -16975,7 +17136,7 @@
         <w:pStyle w:val="Ttulo3"/>
         <w:keepNext/>
       </w:pPr>
-      <w:bookmarkStart w:id="27" w:name="_Toc239766323"/>
+      <w:bookmarkStart w:id="27" w:name="_Toc240280896"/>
       <w:r>
         <w:t>Lo que cuesta</w:t>
       </w:r>
@@ -17458,7 +17619,6 @@
         <w:ind w:firstLine="720"/>
       </w:pPr>
       <w:r>
-        <w:lastRenderedPageBreak/>
         <w:t xml:space="preserve">Ese valor es </w:t>
       </w:r>
       <w:r>
@@ -17497,8 +17657,9 @@
         <w:pStyle w:val="Ttulo2"/>
         <w:keepNext/>
       </w:pPr>
-      <w:bookmarkStart w:id="28" w:name="_Toc239766324"/>
-      <w:r>
+      <w:bookmarkStart w:id="28" w:name="_Toc240280897"/>
+      <w:r>
+        <w:lastRenderedPageBreak/>
         <w:t>4. Rendimiento sobre validación</w:t>
       </w:r>
       <w:bookmarkEnd w:id="28"/>
@@ -18304,7 +18465,7 @@
         <w:pStyle w:val="Ttulo3"/>
         <w:keepNext/>
       </w:pPr>
-      <w:bookmarkStart w:id="29" w:name="_Toc239766325"/>
+      <w:bookmarkStart w:id="29" w:name="_Toc240280898"/>
       <w:r>
         <w:t>Las comparaciones que deciden</w:t>
       </w:r>
@@ -19125,7 +19286,6 @@
                 <w:sz w:val="22"/>
                 <w:szCs w:val="22"/>
               </w:rPr>
-              <w:lastRenderedPageBreak/>
               <w:t>iTransformer − Chronos-Bolt</w:t>
             </w:r>
           </w:p>
@@ -19230,7 +19390,11 @@
         <w:t>Las cuatro filas donde entra el iTransformer se leen con la D25.</w:t>
       </w:r>
       <w:r>
-        <w:t xml:space="preserve"> Ese modelo no es reproducible entre procesos, así que el intervalo pareado de una corrida no decide: el peso lo lleva el signo entre semillas. Las filas de Chronos-Bolt no están afectadas, porque es </w:t>
+        <w:t xml:space="preserve"> Ese modelo no es reproducible entre procesos, así que el intervalo pareado de una corrida no decide: el peso </w:t>
+      </w:r>
+      <w:r>
+        <w:lastRenderedPageBreak/>
+        <w:t xml:space="preserve">lo lleva el signo entre semillas. Las filas de Chronos-Bolt no están afectadas, porque es </w:t>
       </w:r>
       <w:r>
         <w:rPr>
@@ -19367,7 +19531,6 @@
         <w:ind w:left="720"/>
       </w:pPr>
       <w:r>
-        <w:lastRenderedPageBreak/>
         <w:t xml:space="preserve">• Entre fundacional y avanzado </w:t>
       </w:r>
       <w:r>
@@ -19386,7 +19549,7 @@
         <w:pStyle w:val="Ttulo2"/>
         <w:keepNext/>
       </w:pPr>
-      <w:bookmarkStart w:id="30" w:name="_Toc239766326"/>
+      <w:bookmarkStart w:id="30" w:name="_Toc240280899"/>
       <w:r>
         <w:t>5. Por qué no se ajustaron hiperparámetros</w:t>
       </w:r>
@@ -19419,6 +19582,7 @@
           <w:b/>
           <w:bCs/>
         </w:rPr>
+        <w:lastRenderedPageBreak/>
         <w:t>Fundacional — 18 celdas.</w:t>
       </w:r>
       <w:r>
@@ -19513,7 +19677,7 @@
         <w:pStyle w:val="Ttulo2"/>
         <w:keepNext/>
       </w:pPr>
-      <w:bookmarkStart w:id="31" w:name="_Toc239766327"/>
+      <w:bookmarkStart w:id="31" w:name="_Toc240280900"/>
       <w:r>
         <w:t>6. Lo que no se puede afirmar, y por qué</w:t>
       </w:r>
@@ -19524,7 +19688,7 @@
         <w:pStyle w:val="Ttulo3"/>
         <w:keepNext/>
       </w:pPr>
-      <w:bookmarkStart w:id="32" w:name="_Toc239766328"/>
+      <w:bookmarkStart w:id="32" w:name="_Toc240280901"/>
       <w:r>
         <w:t>Los activos de apoyo: signo estable en las cinco, sin distinguibilidad afirmable</w:t>
       </w:r>
@@ -19553,7 +19717,6 @@
         <w:ind w:firstLine="720"/>
       </w:pPr>
       <w:r>
-        <w:lastRenderedPageBreak/>
         <w:t xml:space="preserve">Esta sección pasó por dos correcciones y conviene que se lean juntas. La </w:t>
       </w:r>
       <w:r>
@@ -19655,6 +19818,7 @@
                 <w:sz w:val="22"/>
                 <w:szCs w:val="22"/>
               </w:rPr>
+              <w:lastRenderedPageBreak/>
               <w:t>Semilla</w:t>
             </w:r>
           </w:p>
@@ -20367,7 +20531,6 @@
           <w:b/>
           <w:bCs/>
         </w:rPr>
-        <w:lastRenderedPageBreak/>
         <w:t>Y aun así no rescataría nada.</w:t>
       </w:r>
       <w:r>
@@ -20419,7 +20582,11 @@
         <w:t>no se puede afirmar que sea distinguible del azar</w:t>
       </w:r>
       <w:r>
-        <w:t xml:space="preserve"> por el estándar que el equipo fijó. La D20 explica por qué sería pequeño aunque lo fuera: los seis son fuertemente proporcionales entre sí y </w:t>
+        <w:t xml:space="preserve"> por el estándar que el equipo fijó. La D20 explica por qué sería pequeño aunque </w:t>
+      </w:r>
+      <w:r>
+        <w:lastRenderedPageBreak/>
+        <w:t xml:space="preserve">lo fuera: los seis son fuertemente proporcionales entre sí y </w:t>
       </w:r>
       <w:r>
         <w:rPr>
@@ -20437,7 +20604,7 @@
         <w:pStyle w:val="Ttulo3"/>
         <w:keepNext/>
       </w:pPr>
-      <w:bookmarkStart w:id="33" w:name="_Toc239766329"/>
+      <w:bookmarkStart w:id="33" w:name="_Toc240280902"/>
       <w:r>
         <w:t>La dispersión no es pareja, y es peor donde más importa</w:t>
       </w:r>
@@ -21405,8 +21572,9 @@
         <w:pStyle w:val="Ttulo3"/>
         <w:keepNext/>
       </w:pPr>
-      <w:bookmarkStart w:id="34" w:name="_Toc239766330"/>
-      <w:r>
+      <w:bookmarkStart w:id="34" w:name="_Toc240280903"/>
+      <w:r>
+        <w:lastRenderedPageBreak/>
         <w:t>El puente amplifica diferencias que no deberían importar</w:t>
       </w:r>
       <w:bookmarkEnd w:id="34"/>
@@ -21460,7 +21628,7 @@
         <w:pStyle w:val="Ttulo2"/>
         <w:keepNext/>
       </w:pPr>
-      <w:bookmarkStart w:id="35" w:name="_Toc239766331"/>
+      <w:bookmarkStart w:id="35" w:name="_Toc240280904"/>
       <w:r>
         <w:t>7. Por clase: lo que el bloque de prueba sugirió y lo que la potencia confirmó</w:t>
       </w:r>
@@ -21489,7 +21657,7 @@
         <w:pStyle w:val="Ttulo3"/>
         <w:keepNext/>
       </w:pPr>
-      <w:bookmarkStart w:id="36" w:name="_Toc239766332"/>
+      <w:bookmarkStart w:id="36" w:name="_Toc240280905"/>
       <w:r>
         <w:t>Lo que se vio en el bloque de prueba</w:t>
       </w:r>
@@ -21969,7 +22137,6 @@
         <w:ind w:firstLine="720"/>
       </w:pPr>
       <w:r>
-        <w:lastRenderedPageBreak/>
         <w:t xml:space="preserve">Leído solo, dice que </w:t>
       </w:r>
       <w:r>
@@ -21988,7 +22155,7 @@
         <w:pStyle w:val="Ttulo3"/>
         <w:keepNext/>
       </w:pPr>
-      <w:bookmarkStart w:id="37" w:name="_Toc239766333"/>
+      <w:bookmarkStart w:id="37" w:name="_Toc240280906"/>
       <w:r>
         <w:t>Lo que dice la agregación de los nueve tramos</w:t>
       </w:r>
@@ -22076,6 +22243,7 @@
                 <w:sz w:val="22"/>
                 <w:szCs w:val="22"/>
               </w:rPr>
+              <w:lastRenderedPageBreak/>
               <w:t>Modelo</w:t>
             </w:r>
           </w:p>
@@ -22658,7 +22826,7 @@
         <w:pStyle w:val="Ttulo3"/>
         <w:keepNext/>
       </w:pPr>
-      <w:bookmarkStart w:id="38" w:name="_Toc239766334"/>
+      <w:bookmarkStart w:id="38" w:name="_Toc240280907"/>
       <w:r>
         <w:t>Por qué esto importa más allá de la tabla</w:t>
       </w:r>
@@ -22711,7 +22879,6 @@
           <w:b/>
           <w:bCs/>
         </w:rPr>
-        <w:lastRenderedPageBreak/>
         <w:t>La lección es del método y es reutilizable:</w:t>
       </w:r>
       <w:r>
@@ -22731,8 +22898,9 @@
         <w:pStyle w:val="Ttulo2"/>
         <w:keepNext/>
       </w:pPr>
-      <w:bookmarkStart w:id="39" w:name="_Toc239766335"/>
-      <w:r>
+      <w:bookmarkStart w:id="39" w:name="_Toc240280908"/>
+      <w:r>
+        <w:lastRenderedPageBreak/>
         <w:t>8. La celda que faltaba, y las tres lecturas escritas de antemano</w:t>
       </w:r>
       <w:bookmarkEnd w:id="39"/>
@@ -22843,9 +23011,8 @@
         <w:pStyle w:val="Ttulo2"/>
         <w:keepNext/>
       </w:pPr>
-      <w:bookmarkStart w:id="40" w:name="_Toc239766336"/>
-      <w:r>
-        <w:lastRenderedPageBreak/>
+      <w:bookmarkStart w:id="40" w:name="_Toc240280909"/>
+      <w:r>
         <w:t>9. Cómo se regenera cada cifra</w:t>
       </w:r>
       <w:bookmarkEnd w:id="40"/>
@@ -22928,6 +23095,7 @@
                 <w:sz w:val="22"/>
                 <w:szCs w:val="22"/>
               </w:rPr>
+              <w:lastRenderedPageBreak/>
               <w:t>Evidencia</w:t>
             </w:r>
           </w:p>
@@ -23273,7 +23441,7 @@
         <w:pStyle w:val="Ttulo1"/>
         <w:keepNext/>
       </w:pPr>
-      <w:bookmarkStart w:id="41" w:name="_Toc239766337"/>
+      <w:bookmarkStart w:id="41" w:name="_Toc240280910"/>
       <w:r>
         <w:t>Pruebas de Detección</w:t>
       </w:r>
@@ -23402,21 +23570,10 @@
           <w:b/>
           <w:bCs/>
         </w:rPr>
-        <w:lastRenderedPageBreak/>
-        <w:t>Con qué modelo se corrieron, y qué queda fuera.</w:t>
-      </w:r>
-      <w:r>
-        <w:t xml:space="preserve"> Las cuatro son pruebas </w:t>
-      </w:r>
-      <w:r>
-        <w:rPr>
-          <w:b/>
-          <w:bCs/>
-        </w:rPr>
-        <w:t>del circuito</w:t>
-      </w:r>
-      <w:r>
-        <w:t xml:space="preserve"> — etiquetado, camino de datos, ausencia de fuga — y se corrieron con el </w:t>
+        <w:t>Con qué modelo se corrieron.</w:t>
+      </w:r>
+      <w:r>
+        <w:t xml:space="preserve"> Las cifras de esta sección son del </w:t>
       </w:r>
       <w:r>
         <w:rPr>
@@ -23477,10 +23634,109 @@
           <w:b/>
           <w:bCs/>
         </w:rPr>
-        <w:t>No se repitieron sobre los dos modelos profundos.</w:t>
-      </w:r>
-      <w:r>
-        <w:t xml:space="preserve"> El enunciado las nombra en las semanas 3 y 4, así que tenerlas también sobre el fundacional y el avanzado sería una mejora — y no está hecha. Lo que las cuatro verifican no cambia por el modelo que las corra, pero eso es un argumento, no una medición, y por eso queda declarado aquí en vez de resuelto en silencio.</w:t>
+        <w:t>Las tres pruebas que dependen del modelo se repitieron después sobre el fundacional y el avanzado</w:t>
+      </w:r>
+      <w:r>
+        <w:t xml:space="preserve">, con el criterio escrito antes de correrlas y el clásico como control —que reprodujo estas mismas cifras—. El resultado, en </w:t>
+      </w:r>
+      <w:r>
+        <w:rPr>
+          <w:rFonts w:ascii="Courier New" w:eastAsia="Courier New" w:hAnsi="Courier New" w:cs="Courier New"/>
+          <w:sz w:val="22"/>
+          <w:szCs w:val="22"/>
+        </w:rPr>
+        <w:t>docs/evidencias/pruebas-deteccion-profundos.json</w:t>
+      </w:r>
+      <w:r>
+        <w:t xml:space="preserve">:  - </w:t>
+      </w:r>
+      <w:r>
+        <w:rPr>
+          <w:b/>
+          <w:bCs/>
+        </w:rPr>
+        <w:t xml:space="preserve">Chronos-Bolt pasa </w:t>
+      </w:r>
+      <w:r>
+        <w:rPr>
+          <w:b/>
+          <w:bCs/>
+        </w:rPr>
+        <w:lastRenderedPageBreak/>
+        <w:t>las tres.</w:t>
+      </w:r>
+      <w:r>
+        <w:t xml:space="preserve"> En la sintética casi empata con el clásico en el F1 de máximos,   0,409091 contra 0,411765. En el bloque de entrenamiento pasa por </w:t>
+      </w:r>
+      <w:r>
+        <w:rPr>
+          <w:b/>
+          <w:bCs/>
+        </w:rPr>
+        <w:t>0,000666</w:t>
+      </w:r>
+      <w:r>
+        <w:t xml:space="preserve"> de margen, que es   cumplir el criterio y no es holgura. - </w:t>
+      </w:r>
+      <w:r>
+        <w:rPr>
+          <w:b/>
+          <w:bCs/>
+        </w:rPr>
+        <w:t>El iTransformer falla la sintética</w:t>
+      </w:r>
+      <w:r>
+        <w:t xml:space="preserve">, con un F1 de máximos de </w:t>
+      </w:r>
+      <w:r>
+        <w:rPr>
+          <w:b/>
+          <w:bCs/>
+        </w:rPr>
+        <w:t>exactamente cero</w:t>
+      </w:r>
+      <w:r>
+        <w:t xml:space="preserve">: no   identifica un solo máximo, y el azar también da cero, así que no lo supera estrictamente.   Fallar así —cero, no poco— apunta al </w:t>
+      </w:r>
+      <w:r>
+        <w:rPr>
+          <w:b/>
+          <w:bCs/>
+        </w:rPr>
+        <w:t>puente</w:t>
+      </w:r>
+      <w:r>
+        <w:t xml:space="preserve">: una trayectoria suave nunca produce las catorce   desigualdades encadenadas que exige un máximo estricto. - </w:t>
+      </w:r>
+      <w:r>
+        <w:rPr>
+          <w:b/>
+          <w:bCs/>
+        </w:rPr>
+        <w:t>Los tres dan cero discrepancias en la de tiempo real.</w:t>
+      </w:r>
+      <w:r>
+        <w:t xml:space="preserve"> Eso comprueba algo que antes no estaba   comprobado: los dos profundos leen su contexto de la serie de precios </w:t>
+      </w:r>
+      <w:r>
+        <w:rPr>
+          <w:b/>
+          <w:bCs/>
+        </w:rPr>
+        <w:t>por posición</w:t>
+      </w:r>
+      <w:r>
+        <w:t xml:space="preserve">, y ese   contexto es </w:t>
+      </w:r>
+      <w:r>
+        <w:rPr>
+          <w:b/>
+          <w:bCs/>
+        </w:rPr>
+        <w:t>causal</w:t>
+      </w:r>
+      <w:r>
+        <w:t>. Bastaría una vela de más hacia adelante para que ninguna métrica lo   delatara.  La sección 4 de la Semana 4 lo desarrolla. Nada de eso tocó el bloque de prueba.</w:t>
       </w:r>
     </w:p>
     <w:p>
@@ -23488,7 +23744,7 @@
         <w:pStyle w:val="Ttulo2"/>
         <w:keepNext/>
       </w:pPr>
-      <w:bookmarkStart w:id="42" w:name="_Toc239766338"/>
+      <w:bookmarkStart w:id="42" w:name="_Toc240280911"/>
       <w:r>
         <w:t>4.1 Qué demuestra cada una</w:t>
       </w:r>
@@ -24025,6 +24281,7 @@
                 <w:sz w:val="22"/>
                 <w:szCs w:val="22"/>
               </w:rPr>
+              <w:lastRenderedPageBreak/>
               <w:t>4</w:t>
             </w:r>
           </w:p>
@@ -24126,9 +24383,8 @@
         <w:pStyle w:val="Ttulo2"/>
         <w:keepNext/>
       </w:pPr>
-      <w:bookmarkStart w:id="43" w:name="_Toc239766339"/>
-      <w:r>
-        <w:lastRenderedPageBreak/>
+      <w:bookmarkStart w:id="43" w:name="_Toc240280912"/>
+      <w:r>
         <w:t>4.2 Prueba 1 · El etiquetador, sobre una serie construida</w:t>
       </w:r>
       <w:bookmarkEnd w:id="43"/>
@@ -24459,7 +24715,7 @@
         <w:pStyle w:val="Ttulo2"/>
         <w:keepNext/>
       </w:pPr>
-      <w:bookmarkStart w:id="44" w:name="_Toc239766340"/>
+      <w:bookmarkStart w:id="44" w:name="_Toc240280913"/>
       <w:r>
         <w:t>4.3 Prueba 2 · El circuito completo, sobre datos sintéticos</w:t>
       </w:r>
@@ -24532,6 +24788,7 @@
           <w:b/>
           <w:bCs/>
         </w:rPr>
+        <w:lastRenderedPageBreak/>
         <w:t>Tabla 11</w:t>
       </w:r>
     </w:p>
@@ -24847,7 +25104,6 @@
                 <w:sz w:val="22"/>
                 <w:szCs w:val="22"/>
               </w:rPr>
-              <w:lastRenderedPageBreak/>
               <w:t>F1 mínimo</w:t>
             </w:r>
           </w:p>
@@ -24963,7 +25219,7 @@
         <w:pStyle w:val="Ttulo2"/>
         <w:keepNext/>
       </w:pPr>
-      <w:bookmarkStart w:id="45" w:name="_Toc239766341"/>
+      <w:bookmarkStart w:id="45" w:name="_Toc240280914"/>
       <w:r>
         <w:t>4.4 Prueba 3 · Sobre el bloque de entrenamiento</w:t>
       </w:r>
@@ -25396,6 +25652,7 @@
         <w:ind w:left="720"/>
       </w:pPr>
       <w:r>
+        <w:lastRenderedPageBreak/>
         <w:t xml:space="preserve">Un resultado alto aquí </w:t>
       </w:r>
       <w:r>
@@ -25434,11 +25691,7 @@
         <w:t>si falla</w:t>
       </w:r>
       <w:r>
-        <w:t xml:space="preserve">. Un 0,95 en entrenamiento no dice que el modelo detecte puntos de inflexión; dice que el circuito puede aprender cuando se le dan las </w:t>
-      </w:r>
-      <w:r>
-        <w:lastRenderedPageBreak/>
-        <w:t>respuestas. Si hubiera salido 0,4, sabríamos que el problema no está en el modelo sino en las características o en las etiquetas.</w:t>
+        <w:t>. Un 0,95 en entrenamiento no dice que el modelo detecte puntos de inflexión; dice que el circuito puede aprender cuando se le dan las respuestas. Si hubiera salido 0,4, sabríamos que el problema no está en el modelo sino en las características o en las etiquetas.</w:t>
       </w:r>
     </w:p>
     <w:p>
@@ -25454,7 +25707,7 @@
         <w:pStyle w:val="Ttulo2"/>
         <w:keepNext/>
       </w:pPr>
-      <w:bookmarkStart w:id="46" w:name="_Toc239766342"/>
+      <w:bookmarkStart w:id="46" w:name="_Toc240280915"/>
       <w:r>
         <w:t>4.5 Prueba 4 · Tiempo real, y por qué es la única que busca fuga</w:t>
       </w:r>
@@ -25751,6 +26004,7 @@
         <w:ind w:firstLine="720"/>
       </w:pPr>
       <w:r>
+        <w:lastRenderedPageBreak/>
         <w:t xml:space="preserve">Cero discrepancias sobre 500 velas es la evidencia más fuerte del informe de que </w:t>
       </w:r>
       <w:r>
@@ -25769,7 +26023,7 @@
         <w:pStyle w:val="Ttulo3"/>
         <w:keepNext/>
       </w:pPr>
-      <w:bookmarkStart w:id="47" w:name="_Toc239766343"/>
+      <w:bookmarkStart w:id="47" w:name="_Toc240280916"/>
       <w:r>
         <w:t>La cola sin confirmar, y por qué se muestra</w:t>
       </w:r>
@@ -25788,7 +26042,6 @@
         <w:ind w:firstLine="720"/>
       </w:pPr>
       <w:r>
-        <w:lastRenderedPageBreak/>
         <w:t xml:space="preserve">Como la etiqueta necesita </w:t>
       </w:r>
       <w:r>
@@ -25913,7 +26166,7 @@
         <w:pStyle w:val="Ttulo2"/>
         <w:keepNext/>
       </w:pPr>
-      <w:bookmarkStart w:id="48" w:name="_Toc239766344"/>
+      <w:bookmarkStart w:id="48" w:name="_Toc240280917"/>
       <w:r>
         <w:t>4.6 Lo que las cuatro juntas permiten decir</w:t>
       </w:r>
@@ -25972,8 +26225,9 @@
         <w:pStyle w:val="Ttulo1"/>
         <w:keepNext/>
       </w:pPr>
-      <w:bookmarkStart w:id="49" w:name="_Toc239766345"/>
-      <w:r>
+      <w:bookmarkStart w:id="49" w:name="_Toc240280918"/>
+      <w:r>
+        <w:lastRenderedPageBreak/>
         <w:t>Rendimiento</w:t>
       </w:r>
       <w:bookmarkEnd w:id="49"/>
@@ -26072,7 +26326,6 @@
         <w:ind w:left="720"/>
       </w:pPr>
       <w:r>
-        <w:lastRenderedPageBreak/>
         <w:t xml:space="preserve">• </w:t>
       </w:r>
       <w:r>
@@ -26129,7 +26382,7 @@
         <w:pStyle w:val="Ttulo2"/>
         <w:keepNext/>
       </w:pPr>
-      <w:bookmarkStart w:id="50" w:name="_Toc239766346"/>
+      <w:bookmarkStart w:id="50" w:name="_Toc240280919"/>
       <w:r>
         <w:t>5.1 La comparación sobre validación</w:t>
       </w:r>
@@ -27293,11 +27546,7 @@
         <w:t>Los tres modelos que dan 0,316063 exactos están empatados con no hacer nada.</w:t>
       </w:r>
       <w:r>
-        <w:t xml:space="preserve"> El baseline trivial, el mayoritario y el bosque sin pesos de clase producen el mismo número porque </w:t>
-      </w:r>
-      <w:r>
-        <w:lastRenderedPageBreak/>
-        <w:t xml:space="preserve">hacen lo mismo: responder siempre «continuidad». El bosque </w:t>
+        <w:t xml:space="preserve"> El baseline trivial, el mayoritario y el bosque sin pesos de clase producen el mismo número porque hacen lo mismo: responder siempre «continuidad». El bosque </w:t>
       </w:r>
       <w:r>
         <w:rPr>
@@ -27341,7 +27590,7 @@
         <w:pStyle w:val="Ttulo2"/>
         <w:keepNext/>
       </w:pPr>
-      <w:bookmarkStart w:id="51" w:name="_Toc239766347"/>
+      <w:bookmarkStart w:id="51" w:name="_Toc240280920"/>
       <w:r>
         <w:t>5.2 Qué es la Precisión Direccional aquí, y por qué hubo que decidirlo</w:t>
       </w:r>
@@ -27431,7 +27680,11 @@
         <w:t>Por qué esta y no otra.</w:t>
       </w:r>
       <w:r>
-        <w:t xml:space="preserve"> La alternativa natural —contar también los aciertos de continuidad— haría que un modelo que responde siempre «continuidad» sacara más de 0,90, exactamente el mismo problema que hace inútil la exactitud (sección 1.1). Una métrica que premia no detectar nada no puede llamarse «direccional».</w:t>
+        <w:t xml:space="preserve"> La alternativa natural —contar también los aciertos de continuidad— haría que un modelo que responde siempre «continuidad» sacara más de 0,90, </w:t>
+      </w:r>
+      <w:r>
+        <w:lastRenderedPageBreak/>
+        <w:t>exactamente el mismo problema que hace inútil la exactitud (sección 1.1). Una métrica que premia no detectar nada no puede llamarse «direccional».</w:t>
       </w:r>
     </w:p>
     <w:p>
@@ -27471,11 +27724,7 @@
         <w:t>no se envió</w:t>
       </w:r>
       <w:r>
-        <w:t xml:space="preserve">, así </w:t>
-      </w:r>
-      <w:r>
-        <w:lastRenderedPageBreak/>
-        <w:t>que se entrega con la interpretación de arriba. Está aislada en una sola función (</w:t>
+        <w:t>, así que se entrega con la interpretación de arriba. Está aislada en una sola función (</w:t>
       </w:r>
       <w:r>
         <w:rPr>
@@ -27494,7 +27743,7 @@
         <w:pStyle w:val="Ttulo2"/>
         <w:keepNext/>
       </w:pPr>
-      <w:bookmarkStart w:id="52" w:name="_Toc239766348"/>
+      <w:bookmarkStart w:id="52" w:name="_Toc240280921"/>
       <w:r>
         <w:t>5.3 Comparar medias no alcanza: los intervalos</w:t>
       </w:r>
@@ -27962,6 +28211,7 @@
                 <w:sz w:val="22"/>
                 <w:szCs w:val="22"/>
               </w:rPr>
+              <w:lastRenderedPageBreak/>
               <w:t>Chronos-Bolt − bosque</w:t>
             </w:r>
           </w:p>
@@ -28210,7 +28460,6 @@
           <w:b/>
           <w:bCs/>
         </w:rPr>
-        <w:lastRenderedPageBreak/>
         <w:t>Con la potencia de los nueve tramos esta lectura se parte en dos:</w:t>
       </w:r>
       <w:r>
@@ -28262,7 +28511,7 @@
         <w:pStyle w:val="Ttulo2"/>
         <w:keepNext/>
       </w:pPr>
-      <w:bookmarkStart w:id="53" w:name="_Toc239766349"/>
+      <w:bookmarkStart w:id="53" w:name="_Toc240280922"/>
       <w:r>
         <w:t>5.4 Un intervalo de esta tabla no se reproduce, y se declara</w:t>
       </w:r>
@@ -28693,6 +28942,7 @@
         <w:ind w:firstLine="720"/>
       </w:pPr>
       <w:r>
+        <w:lastRenderedPageBreak/>
         <w:t>El límite superior vive a menos de 0,002 del cero: el veredicto binario se da vuelta aunque la cifra casi no se mueva.</w:t>
       </w:r>
     </w:p>
@@ -28753,11 +29003,7 @@
         <w:t>un solo sorteo del entrenamiento</w:t>
       </w:r>
       <w:r>
-        <w:t xml:space="preserve">. Cuando el sorteo del </w:t>
-      </w:r>
-      <w:r>
-        <w:lastRenderedPageBreak/>
-        <w:t>entrenamiento es la fuente dominante de variación, el supuesto del intervalo —predicciones fijas— no se cumple.</w:t>
+        <w:t>. Cuando el sorteo del entrenamiento es la fuente dominante de variación, el supuesto del intervalo —predicciones fijas— no se cumple.</w:t>
       </w:r>
     </w:p>
     <w:p>
@@ -28885,7 +29131,7 @@
         <w:pStyle w:val="Ttulo2"/>
         <w:keepNext/>
       </w:pPr>
-      <w:bookmarkStart w:id="54" w:name="_Toc239766350"/>
+      <w:bookmarkStart w:id="54" w:name="_Toc240280923"/>
       <w:r>
         <w:t>5.5 El bloque de prueba</w:t>
       </w:r>
@@ -28933,6 +29179,7 @@
         <w:ind w:firstLine="720"/>
       </w:pPr>
       <w:r>
+        <w:lastRenderedPageBreak/>
         <w:t xml:space="preserve">La </w:t>
       </w:r>
       <w:r>
@@ -28956,7 +29203,6 @@
           <w:b/>
           <w:bCs/>
         </w:rPr>
-        <w:lastRenderedPageBreak/>
         <w:t>Figura 2</w:t>
       </w:r>
     </w:p>
@@ -28983,10 +29229,10 @@
           <w:noProof/>
         </w:rPr>
         <w:drawing>
-          <wp:inline distT="0" distB="0" distL="0" distR="0" wp14:anchorId="3D0A1646" wp14:editId="4705447C">
+          <wp:inline distT="0" distB="0" distL="0" distR="0" wp14:anchorId="3A5BE929" wp14:editId="730C8ED3">
             <wp:extent cx="5715000" cy="2828925"/>
             <wp:effectExtent l="0" t="0" r="0" b="0"/>
-            <wp:docPr id="16206964" name="Imagen 16206964"/>
+            <wp:docPr id="1672502342" name="Imagen 1672502342"/>
             <wp:cNvGraphicFramePr>
               <a:graphicFrameLocks xmlns:a="http://schemas.openxmlformats.org/drawingml/2006/main" noChangeAspect="1"/>
             </wp:cNvGraphicFramePr>
@@ -29780,6 +30026,7 @@
                 <w:sz w:val="22"/>
                 <w:szCs w:val="22"/>
               </w:rPr>
+              <w:lastRenderedPageBreak/>
               <w:t>Baseline mayoritario</w:t>
             </w:r>
           </w:p>
@@ -30052,7 +30299,6 @@
         <w:ind w:firstLine="720"/>
       </w:pPr>
       <w:r>
-        <w:lastRenderedPageBreak/>
         <w:t xml:space="preserve">La </w:t>
       </w:r>
       <w:r>
@@ -30102,10 +30348,10 @@
           <w:noProof/>
         </w:rPr>
         <w:drawing>
-          <wp:inline distT="0" distB="0" distL="0" distR="0" wp14:anchorId="302126B5" wp14:editId="02D6C98C">
+          <wp:inline distT="0" distB="0" distL="0" distR="0" wp14:anchorId="43D0390D" wp14:editId="26298011">
             <wp:extent cx="5715000" cy="2543175"/>
             <wp:effectExtent l="0" t="0" r="0" b="0"/>
-            <wp:docPr id="441566208" name="Imagen 441566208"/>
+            <wp:docPr id="848838038" name="Imagen 848838038"/>
             <wp:cNvGraphicFramePr>
               <a:graphicFrameLocks xmlns:a="http://schemas.openxmlformats.org/drawingml/2006/main" noChangeAspect="1"/>
             </wp:cNvGraphicFramePr>
@@ -30172,8 +30418,9 @@
         <w:pStyle w:val="Ttulo3"/>
         <w:keepNext/>
       </w:pPr>
-      <w:bookmarkStart w:id="55" w:name="_Toc239766351"/>
-      <w:r>
+      <w:bookmarkStart w:id="55" w:name="_Toc240280924"/>
+      <w:r>
+        <w:lastRenderedPageBreak/>
         <w:t>La regla de decisión, aplicada</w:t>
       </w:r>
       <w:bookmarkEnd w:id="55"/>
@@ -30227,7 +30474,6 @@
           <w:b/>
           <w:bCs/>
         </w:rPr>
-        <w:lastRenderedPageBreak/>
         <w:t>Tabla 17</w:t>
       </w:r>
     </w:p>
@@ -30661,7 +30907,7 @@
         <w:pStyle w:val="Ttulo3"/>
         <w:keepNext/>
       </w:pPr>
-      <w:bookmarkStart w:id="56" w:name="_Toc239766352"/>
+      <w:bookmarkStart w:id="56" w:name="_Toc240280925"/>
       <w:r>
         <w:t>Lo que el informe dice, escrito antes de saber cuál tocaba</w:t>
       </w:r>
@@ -30727,6 +30973,7 @@
           <w:b/>
           <w:bCs/>
         </w:rPr>
+        <w:lastRenderedPageBreak/>
         <w:t>Y hay algo que se midió después, y que cambia cómo se lee esta tabla.</w:t>
       </w:r>
       <w:r>
@@ -30780,11 +31027,7 @@
         <w:t>sí excluye el cero</w:t>
       </w:r>
       <w:r>
-        <w:t xml:space="preserve">.  El efecto es </w:t>
-      </w:r>
-      <w:r>
-        <w:lastRenderedPageBreak/>
-        <w:t xml:space="preserve">prácticamente el mismo que aquí (+0,035021). </w:t>
+        <w:t xml:space="preserve">.  El efecto es prácticamente el mismo que aquí (+0,035021). </w:t>
       </w:r>
       <w:r>
         <w:rPr>
@@ -30822,7 +31065,7 @@
         <w:pStyle w:val="Ttulo3"/>
         <w:keepNext/>
       </w:pPr>
-      <w:bookmarkStart w:id="57" w:name="_Toc239766353"/>
+      <w:bookmarkStart w:id="57" w:name="_Toc240280926"/>
       <w:r>
         <w:t>El criterio de aceptación falla, y por una razón que no es la del intervalo</w:t>
       </w:r>
@@ -30918,6 +31161,7 @@
           <w:b/>
           <w:bCs/>
         </w:rPr>
+        <w:lastRenderedPageBreak/>
         <w:t>Mínimo</w:t>
       </w:r>
       <w:r>
@@ -30943,7 +31187,6 @@
           <w:b/>
           <w:bCs/>
         </w:rPr>
-        <w:lastRenderedPageBreak/>
         <w:t>Esta es la conclusión honesta del proyecto</w:t>
       </w:r>
       <w:r>
@@ -30955,7 +31198,7 @@
         <w:pStyle w:val="Ttulo3"/>
         <w:keepNext/>
       </w:pPr>
-      <w:bookmarkStart w:id="58" w:name="_Toc239766354"/>
+      <w:bookmarkStart w:id="58" w:name="_Toc240280927"/>
       <w:r>
         <w:t>Un hueco de la herramienta, declarado</w:t>
       </w:r>
@@ -31041,7 +31284,7 @@
         <w:pStyle w:val="Ttulo1"/>
         <w:keepNext/>
       </w:pPr>
-      <w:bookmarkStart w:id="59" w:name="_Toc239766355"/>
+      <w:bookmarkStart w:id="59" w:name="_Toc240280928"/>
       <w:r>
         <w:t>Limitaciones</w:t>
       </w:r>
@@ -31130,6 +31373,7 @@
         <w:ind w:firstLine="720"/>
       </w:pPr>
       <w:r>
+        <w:lastRenderedPageBreak/>
         <w:t xml:space="preserve">Ninguna de las cuatro es una opinión: las cuatro están medidas, y de tres de ellas se conoce el </w:t>
       </w:r>
       <w:r>
@@ -31148,7 +31392,7 @@
         <w:pStyle w:val="Ttulo2"/>
         <w:keepNext/>
       </w:pPr>
-      <w:bookmarkStart w:id="60" w:name="_Toc239766356"/>
+      <w:bookmarkStart w:id="60" w:name="_Toc240280929"/>
       <w:r>
         <w:t>6.1 Los activos de apoyo aportan poco, y no lo mismo en las dos familias</w:t>
       </w:r>
@@ -31215,7 +31459,6 @@
                 <w:sz w:val="22"/>
                 <w:szCs w:val="22"/>
               </w:rPr>
-              <w:lastRenderedPageBreak/>
               <w:t>Familia</w:t>
             </w:r>
           </w:p>
@@ -31565,6 +31808,7 @@
           <w:b/>
           <w:bCs/>
         </w:rPr>
+        <w:lastRenderedPageBreak/>
         <w:t>La limitación real, entonces, no es «las exógenas no sirven».</w:t>
       </w:r>
       <w:r>
@@ -31586,7 +31830,7 @@
         <w:pStyle w:val="Ttulo2"/>
         <w:keepNext/>
       </w:pPr>
-      <w:bookmarkStart w:id="61" w:name="_Toc239766357"/>
+      <w:bookmarkStart w:id="61" w:name="_Toc240280930"/>
       <w:r>
         <w:t>6.2 Ningún modelo profundo mejora al bosque clásico</w:t>
       </w:r>
@@ -31605,7 +31849,6 @@
         <w:ind w:left="720"/>
       </w:pPr>
       <w:r>
-        <w:lastRenderedPageBreak/>
         <w:t xml:space="preserve">• </w:t>
       </w:r>
       <w:r>
@@ -31777,7 +32020,11 @@
         <w:t>clasificar</w:t>
       </w:r>
       <w:r>
-        <w:t xml:space="preserve"> un estado definido por catorce comparaciones estrictas sobre los vecinos. La sección 6.4 mide por qué ese puente es caro. No es una explicación verificada; es la lectura que la evidencia sugiere, y se declara como hipótesis.</w:t>
+        <w:t xml:space="preserve"> un estado definido por catorce comparaciones </w:t>
+      </w:r>
+      <w:r>
+        <w:lastRenderedPageBreak/>
+        <w:t>estrictas sobre los vecinos. La sección 6.4 mide por qué ese puente es caro. No es una explicación verificada; es la lectura que la evidencia sugiere, y se declara como hipótesis.</w:t>
       </w:r>
     </w:p>
     <w:p>
@@ -31785,7 +32032,7 @@
         <w:pStyle w:val="Ttulo2"/>
         <w:keepNext/>
       </w:pPr>
-      <w:bookmarkStart w:id="62" w:name="_Toc239766358"/>
+      <w:bookmarkStart w:id="62" w:name="_Toc240280931"/>
       <w:r>
         <w:t>6.3 Un criterio del proyecto no se puede aplicar a uno de los modelos</w:t>
       </w:r>
@@ -31814,7 +32061,6 @@
         <w:ind w:firstLine="720"/>
       </w:pPr>
       <w:r>
-        <w:lastRenderedPageBreak/>
         <w:t xml:space="preserve">El proyecto fijó de antemano (D16) tres condiciones para afirmar que una diferencia se distingue del azar: media positiva, </w:t>
       </w:r>
       <w:r>
@@ -31945,7 +32191,11 @@
         <w:t>1 960 velas</w:t>
       </w:r>
       <w:r>
-        <w:t xml:space="preserve"> del bloque de prueba, un efecto como el que este sistema tiene se detecta </w:t>
+        <w:t xml:space="preserve"> del bloque de prueba, un efecto como el que este </w:t>
+      </w:r>
+      <w:r>
+        <w:lastRenderedPageBreak/>
+        <w:t xml:space="preserve">sistema tiene se detecta </w:t>
       </w:r>
       <w:r>
         <w:rPr>
@@ -31968,7 +32218,6 @@
           <w:b/>
           <w:bCs/>
         </w:rPr>
-        <w:lastRenderedPageBreak/>
         <w:t>Figura 4</w:t>
       </w:r>
     </w:p>
@@ -31995,10 +32244,10 @@
           <w:noProof/>
         </w:rPr>
         <w:drawing>
-          <wp:inline distT="0" distB="0" distL="0" distR="0" wp14:anchorId="04FEA088" wp14:editId="37613C61">
+          <wp:inline distT="0" distB="0" distL="0" distR="0" wp14:anchorId="2122C593" wp14:editId="4E02511F">
             <wp:extent cx="5715000" cy="2562225"/>
             <wp:effectExtent l="0" t="0" r="0" b="0"/>
-            <wp:docPr id="1551651123" name="Imagen 1551651123"/>
+            <wp:docPr id="1711268015" name="Imagen 1711268015"/>
             <wp:cNvGraphicFramePr>
               <a:graphicFrameLocks xmlns:a="http://schemas.openxmlformats.org/drawingml/2006/main" noChangeAspect="1"/>
             </wp:cNvGraphicFramePr>
@@ -32146,7 +32395,11 @@
         <w:t>dentro de cada semilla</w:t>
       </w:r>
       <w:r>
-        <w:t xml:space="preserve"> y leer en cuántas de las cinco excluye el cero. Respeta el supuesto del remuestreo en vez de violarlo y cuesta poco, porque las cinco semillas ya se corren. No se adoptó a dos días de la entrega: cambiar el guion otra vez y repetir el ensayo tenía más riesgo que beneficio.</w:t>
+        <w:t xml:space="preserve"> y leer en cuántas de las cinco excluye el cero. Respeta el supuesto del remuestreo en vez de violarlo y cuesta poco, porque las </w:t>
+      </w:r>
+      <w:r>
+        <w:lastRenderedPageBreak/>
+        <w:t>cinco semillas ya se corren. No se adoptó a dos días de la entrega: cambiar el guion otra vez y repetir el ensayo tenía más riesgo que beneficio.</w:t>
       </w:r>
     </w:p>
     <w:p>
@@ -32154,9 +32407,8 @@
         <w:pStyle w:val="Ttulo2"/>
         <w:keepNext/>
       </w:pPr>
-      <w:bookmarkStart w:id="63" w:name="_Toc239766359"/>
-      <w:r>
-        <w:lastRenderedPageBreak/>
+      <w:bookmarkStart w:id="63" w:name="_Toc240280932"/>
+      <w:r>
         <w:t>6.4 El puente de trayectoria a etiqueta amplifica diferencias mínimas</w:t>
       </w:r>
       <w:bookmarkEnd w:id="63"/>
@@ -32312,7 +32564,7 @@
         <w:pStyle w:val="Ttulo2"/>
         <w:keepNext/>
       </w:pPr>
-      <w:bookmarkStart w:id="64" w:name="_Toc239766360"/>
+      <w:bookmarkStart w:id="64" w:name="_Toc240280933"/>
       <w:r>
         <w:t>6.5 El análisis con datos estáticos, que es lo que el enunciado pide</w:t>
       </w:r>
@@ -32350,14 +32602,11 @@
           <w:b/>
           <w:bCs/>
         </w:rPr>
+        <w:lastRenderedPageBreak/>
         <w:t>1. No hay adaptación a régimen.</w:t>
       </w:r>
       <w:r>
-        <w:t xml:space="preserve"> El bloque de entrenamiento cubre casi seis años. La partición es cronológica, así que el modelo se entrena con el pasado y se evalúa con el futuro —</w:t>
-      </w:r>
-      <w:r>
-        <w:lastRenderedPageBreak/>
-        <w:t xml:space="preserve">eso está bien—, pero </w:t>
+        <w:t xml:space="preserve"> El bloque de entrenamiento cubre casi seis años. La partición es cronológica, así que el modelo se entrena con el pasado y se evalúa con el futuro —eso está bien—, pero </w:t>
       </w:r>
       <w:r>
         <w:rPr>
@@ -32495,8 +32744,9 @@
         <w:pStyle w:val="Ttulo2"/>
         <w:keepNext/>
       </w:pPr>
-      <w:bookmarkStart w:id="65" w:name="_Toc239766361"/>
-      <w:r>
+      <w:bookmarkStart w:id="65" w:name="_Toc240280934"/>
+      <w:r>
+        <w:lastRenderedPageBreak/>
         <w:t>6.6 Resumen</w:t>
       </w:r>
       <w:bookmarkEnd w:id="65"/>
@@ -32793,7 +33043,6 @@
                 <w:sz w:val="22"/>
                 <w:szCs w:val="22"/>
               </w:rPr>
-              <w:lastRenderedPageBreak/>
               <w:t>2</w:t>
             </w:r>
           </w:p>
@@ -33128,7 +33377,7 @@
         <w:pStyle w:val="Ttulo1"/>
         <w:keepNext/>
       </w:pPr>
-      <w:bookmarkStart w:id="66" w:name="_Toc239766362"/>
+      <w:bookmarkStart w:id="66" w:name="_Toc240280935"/>
       <w:r>
         <w:t>Conclusiones</w:t>
       </w:r>
@@ -33188,7 +33437,7 @@
         <w:pStyle w:val="Ttulo2"/>
         <w:keepNext/>
       </w:pPr>
-      <w:bookmarkStart w:id="67" w:name="_Toc239766363"/>
+      <w:bookmarkStart w:id="67" w:name="_Toc240280936"/>
       <w:r>
         <w:t>Lo que se sostiene</w:t>
       </w:r>
@@ -33206,7 +33455,11 @@
         <w:t>1. El circuito es correcto y no tiene fuga.</w:t>
       </w:r>
       <w:r>
-        <w:t xml:space="preserve"> Es la conclusión mejor respaldada del informe. El etiquetador recupera 187 de 187 vértices plantados; el sistema alimentado vela a vela produce predicciones </w:t>
+        <w:t xml:space="preserve"> Es la conclusión mejor respaldada del informe. El etiquetador recupera 187 de 187 vértices plantados; el sistema alimentado vela a vela </w:t>
+      </w:r>
+      <w:r>
+        <w:lastRenderedPageBreak/>
+        <w:t xml:space="preserve">produce predicciones </w:t>
       </w:r>
       <w:r>
         <w:rPr>
@@ -33238,7 +33491,6 @@
           <w:b/>
           <w:bCs/>
         </w:rPr>
-        <w:lastRenderedPageBreak/>
         <w:t>2. El bosque clásico detecta las dos clases extremas mejor que el azar sobre validación</w:t>
       </w:r>
       <w:r>
@@ -33317,7 +33569,7 @@
         <w:pStyle w:val="Ttulo2"/>
         <w:keepNext/>
       </w:pPr>
-      <w:bookmarkStart w:id="68" w:name="_Toc239766364"/>
+      <w:bookmarkStart w:id="68" w:name="_Toc240280937"/>
       <w:r>
         <w:t>Lo que no se sostiene</w:t>
       </w:r>
@@ -33393,8 +33645,9 @@
         <w:pStyle w:val="Ttulo2"/>
         <w:keepNext/>
       </w:pPr>
-      <w:bookmarkStart w:id="69" w:name="_Toc239766365"/>
-      <w:r>
+      <w:bookmarkStart w:id="69" w:name="_Toc240280938"/>
+      <w:r>
+        <w:lastRenderedPageBreak/>
         <w:t>Lo que el proyecto aprendió sobre cómo trabajar, que es lo que se lleva</w:t>
       </w:r>
       <w:bookmarkEnd w:id="69"/>
@@ -33416,111 +33669,114 @@
           <w:b/>
           <w:bCs/>
         </w:rPr>
+        <w:t>1. Un control que nunca se vio fallar no es un control.</w:t>
+      </w:r>
+      <w:r>
+        <w:t xml:space="preserve"> Se adoptó como regla: cada prueba nueva se rompe a propósito para comprobar que falla. Encontró defectos reales —incluida una prueba que, al romperle la guarda que protegía, </w:t>
+      </w:r>
+      <w:r>
+        <w:rPr>
+          <w:b/>
+          <w:bCs/>
+        </w:rPr>
+        <w:t>gastó el bloque de prueba</w:t>
+      </w:r>
+      <w:r>
+        <w:t xml:space="preserve"> en una copia local.</w:t>
+      </w:r>
+    </w:p>
+    <w:p>
+      <w:pPr>
+        <w:ind w:firstLine="720"/>
+      </w:pPr>
+      <w:r>
+        <w:rPr>
+          <w:b/>
+          <w:bCs/>
+        </w:rPr>
+        <w:t>2. El camino que se recorre una sola vez se ensaya entero antes.</w:t>
+      </w:r>
+      <w:r>
+        <w:t xml:space="preserve"> La corrida final se ensayó dos veces sobre validación, en una copia del repositorio. El ensayo encontró tres defectos, uno de los cuales —un fallo de entorno por el límite de longitud de rutas— </w:t>
+      </w:r>
+      <w:r>
+        <w:rPr>
+          <w:b/>
+          <w:bCs/>
+        </w:rPr>
+        <w:t>habría reventado la corrida real a mitad de camino, con la reserva ya gastada y sin poder repetirla</w:t>
+      </w:r>
+      <w:r>
+        <w:t>.</w:t>
+      </w:r>
+    </w:p>
+    <w:p>
+      <w:pPr>
+        <w:ind w:firstLine="720"/>
+      </w:pPr>
+      <w:r>
+        <w:rPr>
+          <w:b/>
+          <w:bCs/>
+        </w:rPr>
+        <w:t>3. Aplicar la regla correcta importa tanto como medir bien.</w:t>
+      </w:r>
+      <w:r>
+        <w:t xml:space="preserve"> Una decisión del proyecto concluyó que un aporte no era distinguible aplicando un umbral que se había fijado para </w:t>
+      </w:r>
+      <w:r>
+        <w:rPr>
+          <w:b/>
+          <w:bCs/>
+        </w:rPr>
+        <w:t>elegir</w:t>
+      </w:r>
+      <w:r>
+        <w:t xml:space="preserve"> entre modelos, no para responder si algo se distingue del azar. Los números estaban bien; la regla no era la que correspondía.</w:t>
+      </w:r>
+    </w:p>
+    <w:p>
+      <w:pPr>
+        <w:ind w:firstLine="720"/>
+      </w:pPr>
+      <w:r>
+        <w:rPr>
+          <w:b/>
+          <w:bCs/>
+        </w:rPr>
+        <w:t>4. Un criterio se decide antes de ver el número, incluso cuando decidirlo tarde sería más cómodo.</w:t>
+      </w:r>
+      <w:r>
+        <w:t xml:space="preserve"> El día antes de la entrega se descubrió que una de las tres condiciones del proyecto no se reproducía para uno de los modelos. Se decidió qué hacer </w:t>
+      </w:r>
+      <w:r>
+        <w:rPr>
+          <w:b/>
+          <w:bCs/>
+        </w:rPr>
+        <w:t>antes</w:t>
+      </w:r>
+      <w:r>
+        <w:t xml:space="preserve"> de tocar el bloque de prueba. Después de ver el resultado, cualquier decisión sobre el criterio habría estado contaminada.</w:t>
+      </w:r>
+    </w:p>
+    <w:p>
+      <w:pPr>
+        <w:ind w:firstLine="720"/>
+      </w:pPr>
+      <w:r>
+        <w:rPr>
+          <w:b/>
+          <w:bCs/>
+        </w:rPr>
+        <w:t>5. Los errores propios se corrigen por escrito y sin reescribir el pasado.</w:t>
+      </w:r>
+      <w:r>
+        <w:t xml:space="preserve"> Las decisiones que resultaron mal leídas siguen en el documento, marcadas como corregidas, con la </w:t>
+      </w:r>
+      <w:r>
         <w:lastRenderedPageBreak/>
-        <w:t>1. Un control que nunca se vio fallar no es un control.</w:t>
-      </w:r>
-      <w:r>
-        <w:t xml:space="preserve"> Se adoptó como regla: cada prueba nueva se rompe a propósito para comprobar que falla. Encontró defectos reales —incluida una prueba que, al romperle la guarda que protegía, </w:t>
-      </w:r>
-      <w:r>
-        <w:rPr>
-          <w:b/>
-          <w:bCs/>
-        </w:rPr>
-        <w:t>gastó el bloque de prueba</w:t>
-      </w:r>
-      <w:r>
-        <w:t xml:space="preserve"> en una copia local.</w:t>
-      </w:r>
-    </w:p>
-    <w:p>
-      <w:pPr>
-        <w:ind w:firstLine="720"/>
-      </w:pPr>
-      <w:r>
-        <w:rPr>
-          <w:b/>
-          <w:bCs/>
-        </w:rPr>
-        <w:t>2. El camino que se recorre una sola vez se ensaya entero antes.</w:t>
-      </w:r>
-      <w:r>
-        <w:t xml:space="preserve"> La corrida final se ensayó dos veces sobre validación, en una copia del repositorio. El ensayo encontró tres defectos, uno de los cuales —un fallo de entorno por el límite de longitud de rutas— </w:t>
-      </w:r>
-      <w:r>
-        <w:rPr>
-          <w:b/>
-          <w:bCs/>
-        </w:rPr>
-        <w:t>habría reventado la corrida real a mitad de camino, con la reserva ya gastada y sin poder repetirla</w:t>
-      </w:r>
-      <w:r>
-        <w:t>.</w:t>
-      </w:r>
-    </w:p>
-    <w:p>
-      <w:pPr>
-        <w:ind w:firstLine="720"/>
-      </w:pPr>
-      <w:r>
-        <w:rPr>
-          <w:b/>
-          <w:bCs/>
-        </w:rPr>
-        <w:t>3. Aplicar la regla correcta importa tanto como medir bien.</w:t>
-      </w:r>
-      <w:r>
-        <w:t xml:space="preserve"> Una decisión del proyecto concluyó que un aporte no era distinguible aplicando un umbral que se había fijado para </w:t>
-      </w:r>
-      <w:r>
-        <w:rPr>
-          <w:b/>
-          <w:bCs/>
-        </w:rPr>
-        <w:t>elegir</w:t>
-      </w:r>
-      <w:r>
-        <w:t xml:space="preserve"> entre modelos, no para responder si algo se distingue del azar. Los números estaban bien; la regla no era la que correspondía.</w:t>
-      </w:r>
-    </w:p>
-    <w:p>
-      <w:pPr>
-        <w:ind w:firstLine="720"/>
-      </w:pPr>
-      <w:r>
-        <w:rPr>
-          <w:b/>
-          <w:bCs/>
-        </w:rPr>
-        <w:t>4. Un criterio se decide antes de ver el número, incluso cuando decidirlo tarde sería más cómodo.</w:t>
-      </w:r>
-      <w:r>
-        <w:t xml:space="preserve"> El día antes de la entrega se descubrió que una de las tres condiciones del proyecto no se reproducía para uno de los modelos. Se decidió qué hacer </w:t>
-      </w:r>
-      <w:r>
-        <w:rPr>
-          <w:b/>
-          <w:bCs/>
-        </w:rPr>
-        <w:t>antes</w:t>
-      </w:r>
-      <w:r>
-        <w:t xml:space="preserve"> de tocar el bloque de prueba. Después de ver el resultado, cualquier decisión sobre el criterio habría estado contaminada.</w:t>
-      </w:r>
-    </w:p>
-    <w:p>
-      <w:pPr>
-        <w:ind w:firstLine="720"/>
-      </w:pPr>
-      <w:r>
-        <w:rPr>
-          <w:b/>
-          <w:bCs/>
-        </w:rPr>
-        <w:t>5. Los errores propios se corrigen por escrito y sin reescribir el pasado.</w:t>
-      </w:r>
-      <w:r>
-        <w:t xml:space="preserve"> Las decisiones que resultaron mal leídas siguen en el documento, marcadas como corregidas, con la corrección al lado. Un documento que se reescribe para parecer que siempre tuvo razón no sirve para aprender de él.</w:t>
+        <w:t>corrección al lado. Un documento que se reescribe para parecer que siempre tuvo razón no sirve para aprender de él.</w:t>
       </w:r>
     </w:p>
     <w:p>
@@ -33528,9 +33784,8 @@
         <w:pStyle w:val="Ttulo2"/>
         <w:keepNext/>
       </w:pPr>
-      <w:bookmarkStart w:id="70" w:name="_Toc239766366"/>
-      <w:r>
-        <w:lastRenderedPageBreak/>
+      <w:bookmarkStart w:id="70" w:name="_Toc240280939"/>
+      <w:r>
         <w:t>Lo que hicimos después de medir, y qué salió</w:t>
       </w:r>
       <w:bookmarkEnd w:id="70"/>
@@ -33862,7 +34117,7 @@
         <w:pStyle w:val="Ttulo3"/>
         <w:keepNext/>
       </w:pPr>
-      <w:bookmarkStart w:id="71" w:name="_Toc239766367"/>
+      <w:bookmarkStart w:id="71" w:name="_Toc240280940"/>
       <w:r>
         <w:t>El diagnóstico</w:t>
       </w:r>
@@ -34293,6 +34548,7 @@
           <w:b/>
           <w:bCs/>
         </w:rPr>
+        <w:lastRenderedPageBreak/>
         <w:t>Y en prueba los extremos ganan por un tercio menos</w:t>
       </w:r>
       <w:r>
@@ -34304,7 +34560,6 @@
         <w:ind w:left="720"/>
       </w:pPr>
       <w:r>
-        <w:lastRenderedPageBreak/>
         <w:t xml:space="preserve">⚠️ </w:t>
       </w:r>
       <w:r>
@@ -34373,7 +34628,7 @@
         <w:pStyle w:val="Ttulo3"/>
         <w:keepNext/>
       </w:pPr>
-      <w:bookmarkStart w:id="72" w:name="_Toc239766368"/>
+      <w:bookmarkStart w:id="72" w:name="_Toc240280941"/>
       <w:r>
         <w:t>Lo que sí resolvió la pregunta: medir muchas veces en vez de una</w:t>
       </w:r>
@@ -35092,7 +35347,7 @@
         <w:pStyle w:val="Ttulo3"/>
         <w:keepNext/>
       </w:pPr>
-      <w:bookmarkStart w:id="73" w:name="_Toc239766369"/>
+      <w:bookmarkStart w:id="73" w:name="_Toc240280942"/>
       <w:r>
         <w:lastRenderedPageBreak/>
         <w:t>La medición que cierra la pregunta: era potencia, y ahora está demostrado</w:t>
@@ -35788,7 +36043,7 @@
         <w:pStyle w:val="Ttulo3"/>
         <w:keepNext/>
       </w:pPr>
-      <w:bookmarkStart w:id="74" w:name="_Toc239766370"/>
+      <w:bookmarkStart w:id="74" w:name="_Toc240280943"/>
       <w:r>
         <w:t>La corrección más grande: el bosque sí detecta las dos clases</w:t>
       </w:r>
@@ -36934,7 +37189,7 @@
         <w:pStyle w:val="Ttulo3"/>
         <w:keepNext/>
       </w:pPr>
-      <w:bookmarkStart w:id="75" w:name="_Toc239766371"/>
+      <w:bookmarkStart w:id="75" w:name="_Toc240280944"/>
       <w:r>
         <w:t>Y lo que la potencia corrige de un resultado central del informe</w:t>
       </w:r>
@@ -37560,7 +37815,7 @@
         <w:pStyle w:val="Ttulo3"/>
         <w:keepNext/>
       </w:pPr>
-      <w:bookmarkStart w:id="76" w:name="_Toc239766372"/>
+      <w:bookmarkStart w:id="76" w:name="_Toc240280945"/>
       <w:r>
         <w:t>La prueba que no dependía de nuestra disciplina</w:t>
       </w:r>
@@ -38192,7 +38447,7 @@
         <w:pStyle w:val="Ttulo3"/>
         <w:keepNext/>
       </w:pPr>
-      <w:bookmarkStart w:id="77" w:name="_Toc239766373"/>
+      <w:bookmarkStart w:id="77" w:name="_Toc240280946"/>
       <w:r>
         <w:t>Los arreglos que probamos</w:t>
       </w:r>
@@ -38707,7 +38962,7 @@
         <w:pStyle w:val="Ttulo3"/>
         <w:keepNext/>
       </w:pPr>
-      <w:bookmarkStart w:id="78" w:name="_Toc239766374"/>
+      <w:bookmarkStart w:id="78" w:name="_Toc240280947"/>
       <w:r>
         <w:t>El cuarto arreglo: la única vía que sí mejora, y por qué aun así no se afirma</w:t>
       </w:r>
@@ -39363,7 +39618,7 @@
         <w:pStyle w:val="Ttulo3"/>
         <w:keepNext/>
       </w:pPr>
-      <w:bookmarkStart w:id="79" w:name="_Toc239766375"/>
+      <w:bookmarkStart w:id="79" w:name="_Toc240280948"/>
       <w:r>
         <w:t>El quinto arreglo, que la propia evidencia sugirió</w:t>
       </w:r>
@@ -40009,7 +40264,7 @@
         <w:pStyle w:val="Ttulo3"/>
         <w:keepNext/>
       </w:pPr>
-      <w:bookmarkStart w:id="80" w:name="_Toc239766376"/>
+      <w:bookmarkStart w:id="80" w:name="_Toc240280949"/>
       <w:r>
         <w:t>Los dos últimos: otra familia de modelo, y pesar en vez de filtrar</w:t>
       </w:r>
@@ -40559,7 +40814,7 @@
         <w:pStyle w:val="Ttulo3"/>
         <w:keepNext/>
       </w:pPr>
-      <w:bookmarkStart w:id="81" w:name="_Toc239766377"/>
+      <w:bookmarkStart w:id="81" w:name="_Toc240280950"/>
       <w:r>
         <w:t>El balance de los siete intentos</w:t>
       </w:r>
@@ -41539,7 +41794,7 @@
         <w:pStyle w:val="Ttulo3"/>
         <w:keepNext/>
       </w:pPr>
-      <w:bookmarkStart w:id="82" w:name="_Toc239766378"/>
+      <w:bookmarkStart w:id="82" w:name="_Toc240280951"/>
       <w:r>
         <w:t>Y una observación sobre la métrica, que sí queda</w:t>
       </w:r>
@@ -41617,7 +41872,7 @@
         <w:pStyle w:val="Ttulo3"/>
         <w:keepNext/>
       </w:pPr>
-      <w:bookmarkStart w:id="83" w:name="_Toc239766379"/>
+      <w:bookmarkStart w:id="83" w:name="_Toc240280952"/>
       <w:r>
         <w:t>Lo que se aprende de esto</w:t>
       </w:r>
@@ -42156,7 +42411,7 @@
         <w:pStyle w:val="Ttulo2"/>
         <w:keepNext/>
       </w:pPr>
-      <w:bookmarkStart w:id="84" w:name="_Toc239766380"/>
+      <w:bookmarkStart w:id="84" w:name="_Toc240280953"/>
       <w:r>
         <w:t>Lo que haríamos distinto</w:t>
       </w:r>
@@ -42231,7 +42486,7 @@
         <w:pStyle w:val="Ttulo2"/>
         <w:keepNext/>
       </w:pPr>
-      <w:bookmarkStart w:id="85" w:name="_Toc239766381"/>
+      <w:bookmarkStart w:id="85" w:name="_Toc240280954"/>
       <w:r>
         <w:t>Una última cosa, sobre el resultado que el enunciado esperaba</w:t>
       </w:r>
@@ -42285,7 +42540,7 @@
         <w:pStyle w:val="Ttulo1"/>
         <w:keepNext/>
       </w:pPr>
-      <w:bookmarkStart w:id="86" w:name="_Toc239766382"/>
+      <w:bookmarkStart w:id="86" w:name="_Toc240280955"/>
       <w:r>
         <w:lastRenderedPageBreak/>
         <w:t>Referencias</w:t>
@@ -42492,10 +42747,10 @@
 <file path=word/numbering.xml><?xml version="1.0" encoding="utf-8"?>
 <w:numbering xmlns:wpc="http://schemas.microsoft.com/office/word/2010/wordprocessingCanvas" xmlns:cx="http://schemas.microsoft.com/office/drawing/2014/chartex" xmlns:cx1="http://schemas.microsoft.com/office/drawing/2015/9/8/chartex" xmlns:cx2="http://schemas.microsoft.com/office/drawing/2015/10/21/chartex" xmlns:cx3="http://schemas.microsoft.com/office/drawing/2016/5/9/chartex" xmlns:cx4="http://schemas.microsoft.com/office/drawing/2016/5/10/chartex" xmlns:cx5="http://schemas.microsoft.com/office/drawing/2016/5/11/chartex" xmlns:cx6="http://schemas.microsoft.com/office/drawing/2016/5/12/chartex" xmlns:cx7="http://schemas.microsoft.com/office/drawing/2016/5/13/chartex" xmlns:cx8="http://schemas.microsoft.com/office/drawing/2016/5/14/chartex" xmlns:mc="http://schemas.openxmlformats.org/markup-compatibility/2006" xmlns:aink="http://schemas.microsoft.com/office/drawing/2016/ink" xmlns:am3d="http://schemas.microsoft.com/office/drawing/2017/model3d" xmlns:o="urn:schemas-microsoft-com:office:office" xmlns:oel="http://schemas.microsoft.com/office/2019/extlst" xmlns:r="http://schemas.openxmlformats.org/officeDocument/2006/relationships" xmlns:m="http://schemas.openxmlformats.org/officeDocument/2006/math" xmlns:v="urn:schemas-microsoft-com:vml" xmlns:wp14="http://schemas.microsoft.com/office/word/2010/wordprocessingDrawing" xmlns:wp="http://schemas.openxmlformats.org/drawingml/2006/wordprocessingDrawing" xmlns:w10="urn:schemas-microsoft-com:office:word" xmlns:w="http://schemas.openxmlformats.org/wordprocessingml/2006/main" xmlns:w14="http://schemas.microsoft.com/office/word/2010/wordml" xmlns:w15="http://schemas.microsoft.com/office/word/2012/wordml" xmlns:w16cex="http://schemas.microsoft.com/office/word/2018/wordml/cex" xmlns:w16cid="http://schemas.microsoft.com/office/word/2016/wordml/cid" xmlns:w16="http://schemas.microsoft.com/office/word/2018/wordml" xmlns:w16du="http://schemas.microsoft.com/office/word/2023/wordml/word16du" xmlns:w16sdtdh="http://schemas.microsoft.com/office/word/2020/wordml/sdtdatahash" xmlns:w16sdtfl="http://schemas.microsoft.com/office/word/2024/wordml/sdtformatlock" xmlns:w16se="http://schemas.microsoft.com/office/word/2015/wordml/symex" xmlns:wpg="http://schemas.microsoft.com/office/word/2010/wordprocessingGroup" xmlns:wpi="http://schemas.microsoft.com/office/word/2010/wordprocessingInk" xmlns:wne="http://schemas.microsoft.com/office/word/2006/wordml" xmlns:wps="http://schemas.microsoft.com/office/word/2010/wordprocessingShape" mc:Ignorable="w14 w15 w16se w16cid w16 w16cex w16sdtdh w16sdtfl w16du wp14">
   <w:abstractNum w:abstractNumId="0" w15:restartNumberingAfterBreak="0">
-    <w:nsid w:val="6D9423C6"/>
+    <w:nsid w:val="54087042"/>
     <w:multiLevelType w:val="hybridMultilevel"/>
-    <w:tmpl w:val="2DE4E8EA"/>
-    <w:lvl w:ilvl="0" w:tplc="DCB0107C">
+    <w:tmpl w:val="8C063BA6"/>
+    <w:lvl w:ilvl="0" w:tplc="D33A0944">
       <w:start w:val="1"/>
       <w:numFmt w:val="bullet"/>
       <w:lvlText w:val="●"/>
@@ -42504,7 +42759,7 @@
         <w:ind w:left="720" w:hanging="360"/>
       </w:pPr>
     </w:lvl>
-    <w:lvl w:ilvl="1" w:tplc="C3703FFA">
+    <w:lvl w:ilvl="1" w:tplc="EB6E693C">
       <w:start w:val="1"/>
       <w:numFmt w:val="bullet"/>
       <w:lvlText w:val="○"/>
@@ -42513,7 +42768,7 @@
         <w:ind w:left="1440" w:hanging="360"/>
       </w:pPr>
     </w:lvl>
-    <w:lvl w:ilvl="2" w:tplc="B786086C">
+    <w:lvl w:ilvl="2" w:tplc="7F24F18C">
       <w:start w:val="1"/>
       <w:numFmt w:val="bullet"/>
       <w:lvlText w:val="■"/>
@@ -42522,7 +42777,7 @@
         <w:ind w:left="2160" w:hanging="360"/>
       </w:pPr>
     </w:lvl>
-    <w:lvl w:ilvl="3" w:tplc="50AC2D04">
+    <w:lvl w:ilvl="3" w:tplc="4128142C">
       <w:start w:val="1"/>
       <w:numFmt w:val="bullet"/>
       <w:lvlText w:val="●"/>
@@ -42531,7 +42786,7 @@
         <w:ind w:left="2880" w:hanging="360"/>
       </w:pPr>
     </w:lvl>
-    <w:lvl w:ilvl="4" w:tplc="5922064C">
+    <w:lvl w:ilvl="4" w:tplc="23802890">
       <w:start w:val="1"/>
       <w:numFmt w:val="bullet"/>
       <w:lvlText w:val="○"/>
@@ -42540,7 +42795,7 @@
         <w:ind w:left="3600" w:hanging="360"/>
       </w:pPr>
     </w:lvl>
-    <w:lvl w:ilvl="5" w:tplc="F99A2486">
+    <w:lvl w:ilvl="5" w:tplc="9B7EDD36">
       <w:start w:val="1"/>
       <w:numFmt w:val="bullet"/>
       <w:lvlText w:val="■"/>
@@ -42549,7 +42804,7 @@
         <w:ind w:left="4320" w:hanging="360"/>
       </w:pPr>
     </w:lvl>
-    <w:lvl w:ilvl="6" w:tplc="7B782BD6">
+    <w:lvl w:ilvl="6" w:tplc="12A83400">
       <w:start w:val="1"/>
       <w:numFmt w:val="bullet"/>
       <w:lvlText w:val="●"/>
@@ -42558,7 +42813,7 @@
         <w:ind w:left="5040" w:hanging="360"/>
       </w:pPr>
     </w:lvl>
-    <w:lvl w:ilvl="7" w:tplc="12661386">
+    <w:lvl w:ilvl="7" w:tplc="29C0F496">
       <w:start w:val="1"/>
       <w:numFmt w:val="bullet"/>
       <w:lvlText w:val="●"/>
@@ -42567,7 +42822,7 @@
         <w:ind w:left="5760" w:hanging="360"/>
       </w:pPr>
     </w:lvl>
-    <w:lvl w:ilvl="8" w:tplc="41909FF4">
+    <w:lvl w:ilvl="8" w:tplc="AAEA5A2E">
       <w:start w:val="1"/>
       <w:numFmt w:val="bullet"/>
       <w:lvlText w:val="●"/>
@@ -42577,7 +42832,7 @@
       </w:pPr>
     </w:lvl>
   </w:abstractNum>
-  <w:num w:numId="1" w16cid:durableId="94251001">
+  <w:num w:numId="1" w16cid:durableId="1731223621">
     <w:abstractNumId w:val="0"/>
     <w:lvlOverride w:ilvl="0">
       <w:startOverride w:val="1"/>
@@ -43200,7 +43455,7 @@
     <w:autoRedefine/>
     <w:uiPriority w:val="39"/>
     <w:unhideWhenUsed/>
-    <w:rsid w:val="00BF405F"/>
+    <w:rsid w:val="00267289"/>
     <w:pPr>
       <w:spacing w:after="100"/>
     </w:pPr>
@@ -43212,7 +43467,7 @@
     <w:autoRedefine/>
     <w:uiPriority w:val="39"/>
     <w:unhideWhenUsed/>
-    <w:rsid w:val="00BF405F"/>
+    <w:rsid w:val="00267289"/>
     <w:pPr>
       <w:spacing w:after="100"/>
       <w:ind w:left="240"/>
@@ -43225,7 +43480,7 @@
     <w:autoRedefine/>
     <w:uiPriority w:val="39"/>
     <w:unhideWhenUsed/>
-    <w:rsid w:val="00BF405F"/>
+    <w:rsid w:val="00267289"/>
     <w:pPr>
       <w:spacing w:after="100"/>
       <w:ind w:left="480"/>

--- a/docs/entregas/semana-5/Caso 1 - Semana 5 - Informe final.docx
+++ b/docs/entregas/semana-5/Caso 1 - Semana 5 - Informe final.docx
@@ -147,7 +147,7 @@
     <w:sdt>
       <w:sdtPr>
         <w:alias w:val="Contenido"/>
-        <w:id w:val="1874727659"/>
+        <w:id w:val="78411468"/>
       </w:sdtPr>
       <w:sdtEndPr/>
       <w:sdtContent>
@@ -174,7 +174,7 @@
           <w:r>
             <w:fldChar w:fldCharType="separate"/>
           </w:r>
-          <w:hyperlink w:anchor="_Toc240280869" w:history="1">
+          <w:hyperlink w:anchor="_Toc240286429" w:history="1">
             <w:r>
               <w:rPr>
                 <w:rStyle w:val="Hipervnculo"/>
@@ -198,7 +198,7 @@
               <w:rPr>
                 <w:noProof/>
               </w:rPr>
-              <w:instrText xml:space="preserve"> PAGEREF _Toc240280869 \h </w:instrText>
+              <w:instrText xml:space="preserve"> PAGEREF _Toc240286429 \h </w:instrText>
             </w:r>
             <w:r>
               <w:rPr>
@@ -239,7 +239,7 @@
               <w14:ligatures w14:val="standardContextual"/>
             </w:rPr>
           </w:pPr>
-          <w:hyperlink w:anchor="_Toc240280870" w:history="1">
+          <w:hyperlink w:anchor="_Toc240286430" w:history="1">
             <w:r>
               <w:rPr>
                 <w:rStyle w:val="Hipervnculo"/>
@@ -263,7 +263,7 @@
               <w:rPr>
                 <w:noProof/>
               </w:rPr>
-              <w:instrText xml:space="preserve"> PAGEREF _Toc240280870 \h </w:instrText>
+              <w:instrText xml:space="preserve"> PAGEREF _Toc240286430 \h </w:instrText>
             </w:r>
             <w:r>
               <w:rPr>
@@ -304,7 +304,7 @@
               <w14:ligatures w14:val="standardContextual"/>
             </w:rPr>
           </w:pPr>
-          <w:hyperlink w:anchor="_Toc240280871" w:history="1">
+          <w:hyperlink w:anchor="_Toc240286431" w:history="1">
             <w:r>
               <w:rPr>
                 <w:rStyle w:val="Hipervnculo"/>
@@ -328,7 +328,7 @@
               <w:rPr>
                 <w:noProof/>
               </w:rPr>
-              <w:instrText xml:space="preserve"> PAGEREF _Toc240280871 \h </w:instrText>
+              <w:instrText xml:space="preserve"> PAGEREF _Toc240286431 \h </w:instrText>
             </w:r>
             <w:r>
               <w:rPr>
@@ -369,7 +369,7 @@
               <w14:ligatures w14:val="standardContextual"/>
             </w:rPr>
           </w:pPr>
-          <w:hyperlink w:anchor="_Toc240280872" w:history="1">
+          <w:hyperlink w:anchor="_Toc240286432" w:history="1">
             <w:r>
               <w:rPr>
                 <w:rStyle w:val="Hipervnculo"/>
@@ -393,7 +393,7 @@
               <w:rPr>
                 <w:noProof/>
               </w:rPr>
-              <w:instrText xml:space="preserve"> PAGEREF _Toc240280872 \h </w:instrText>
+              <w:instrText xml:space="preserve"> PAGEREF _Toc240286432 \h </w:instrText>
             </w:r>
             <w:r>
               <w:rPr>
@@ -434,7 +434,7 @@
               <w14:ligatures w14:val="standardContextual"/>
             </w:rPr>
           </w:pPr>
-          <w:hyperlink w:anchor="_Toc240280873" w:history="1">
+          <w:hyperlink w:anchor="_Toc240286433" w:history="1">
             <w:r>
               <w:rPr>
                 <w:rStyle w:val="Hipervnculo"/>
@@ -458,7 +458,7 @@
               <w:rPr>
                 <w:noProof/>
               </w:rPr>
-              <w:instrText xml:space="preserve"> PAGEREF _Toc240280873 \h </w:instrText>
+              <w:instrText xml:space="preserve"> PAGEREF _Toc240286433 \h </w:instrText>
             </w:r>
             <w:r>
               <w:rPr>
@@ -499,7 +499,7 @@
               <w14:ligatures w14:val="standardContextual"/>
             </w:rPr>
           </w:pPr>
-          <w:hyperlink w:anchor="_Toc240280874" w:history="1">
+          <w:hyperlink w:anchor="_Toc240286434" w:history="1">
             <w:r>
               <w:rPr>
                 <w:rStyle w:val="Hipervnculo"/>
@@ -523,7 +523,7 @@
               <w:rPr>
                 <w:noProof/>
               </w:rPr>
-              <w:instrText xml:space="preserve"> PAGEREF _Toc240280874 \h </w:instrText>
+              <w:instrText xml:space="preserve"> PAGEREF _Toc240286434 \h </w:instrText>
             </w:r>
             <w:r>
               <w:rPr>
@@ -564,7 +564,7 @@
               <w14:ligatures w14:val="standardContextual"/>
             </w:rPr>
           </w:pPr>
-          <w:hyperlink w:anchor="_Toc240280875" w:history="1">
+          <w:hyperlink w:anchor="_Toc240286435" w:history="1">
             <w:r>
               <w:rPr>
                 <w:rStyle w:val="Hipervnculo"/>
@@ -588,7 +588,7 @@
               <w:rPr>
                 <w:noProof/>
               </w:rPr>
-              <w:instrText xml:space="preserve"> PAGEREF _Toc240280875 \h </w:instrText>
+              <w:instrText xml:space="preserve"> PAGEREF _Toc240286435 \h </w:instrText>
             </w:r>
             <w:r>
               <w:rPr>
@@ -629,7 +629,7 @@
               <w14:ligatures w14:val="standardContextual"/>
             </w:rPr>
           </w:pPr>
-          <w:hyperlink w:anchor="_Toc240280876" w:history="1">
+          <w:hyperlink w:anchor="_Toc240286436" w:history="1">
             <w:r>
               <w:rPr>
                 <w:rStyle w:val="Hipervnculo"/>
@@ -653,7 +653,7 @@
               <w:rPr>
                 <w:noProof/>
               </w:rPr>
-              <w:instrText xml:space="preserve"> PAGEREF _Toc240280876 \h </w:instrText>
+              <w:instrText xml:space="preserve"> PAGEREF _Toc240286436 \h </w:instrText>
             </w:r>
             <w:r>
               <w:rPr>
@@ -694,7 +694,7 @@
               <w14:ligatures w14:val="standardContextual"/>
             </w:rPr>
           </w:pPr>
-          <w:hyperlink w:anchor="_Toc240280877" w:history="1">
+          <w:hyperlink w:anchor="_Toc240286437" w:history="1">
             <w:r>
               <w:rPr>
                 <w:rStyle w:val="Hipervnculo"/>
@@ -718,7 +718,7 @@
               <w:rPr>
                 <w:noProof/>
               </w:rPr>
-              <w:instrText xml:space="preserve"> PAGEREF _Toc240280877 \h </w:instrText>
+              <w:instrText xml:space="preserve"> PAGEREF _Toc240286437 \h </w:instrText>
             </w:r>
             <w:r>
               <w:rPr>
@@ -759,7 +759,7 @@
               <w14:ligatures w14:val="standardContextual"/>
             </w:rPr>
           </w:pPr>
-          <w:hyperlink w:anchor="_Toc240280878" w:history="1">
+          <w:hyperlink w:anchor="_Toc240286438" w:history="1">
             <w:r>
               <w:rPr>
                 <w:rStyle w:val="Hipervnculo"/>
@@ -783,7 +783,7 @@
               <w:rPr>
                 <w:noProof/>
               </w:rPr>
-              <w:instrText xml:space="preserve"> PAGEREF _Toc240280878 \h </w:instrText>
+              <w:instrText xml:space="preserve"> PAGEREF _Toc240286438 \h </w:instrText>
             </w:r>
             <w:r>
               <w:rPr>
@@ -824,7 +824,7 @@
               <w14:ligatures w14:val="standardContextual"/>
             </w:rPr>
           </w:pPr>
-          <w:hyperlink w:anchor="_Toc240280879" w:history="1">
+          <w:hyperlink w:anchor="_Toc240286439" w:history="1">
             <w:r>
               <w:rPr>
                 <w:rStyle w:val="Hipervnculo"/>
@@ -848,7 +848,7 @@
               <w:rPr>
                 <w:noProof/>
               </w:rPr>
-              <w:instrText xml:space="preserve"> PAGEREF _Toc240280879 \h </w:instrText>
+              <w:instrText xml:space="preserve"> PAGEREF _Toc240286439 \h </w:instrText>
             </w:r>
             <w:r>
               <w:rPr>
@@ -889,7 +889,7 @@
               <w14:ligatures w14:val="standardContextual"/>
             </w:rPr>
           </w:pPr>
-          <w:hyperlink w:anchor="_Toc240280880" w:history="1">
+          <w:hyperlink w:anchor="_Toc240286440" w:history="1">
             <w:r>
               <w:rPr>
                 <w:rStyle w:val="Hipervnculo"/>
@@ -913,7 +913,7 @@
               <w:rPr>
                 <w:noProof/>
               </w:rPr>
-              <w:instrText xml:space="preserve"> PAGEREF _Toc240280880 \h </w:instrText>
+              <w:instrText xml:space="preserve"> PAGEREF _Toc240286440 \h </w:instrText>
             </w:r>
             <w:r>
               <w:rPr>
@@ -954,7 +954,7 @@
               <w14:ligatures w14:val="standardContextual"/>
             </w:rPr>
           </w:pPr>
-          <w:hyperlink w:anchor="_Toc240280881" w:history="1">
+          <w:hyperlink w:anchor="_Toc240286441" w:history="1">
             <w:r>
               <w:rPr>
                 <w:rStyle w:val="Hipervnculo"/>
@@ -978,7 +978,7 @@
               <w:rPr>
                 <w:noProof/>
               </w:rPr>
-              <w:instrText xml:space="preserve"> PAGEREF _Toc240280881 \h </w:instrText>
+              <w:instrText xml:space="preserve"> PAGEREF _Toc240286441 \h </w:instrText>
             </w:r>
             <w:r>
               <w:rPr>
@@ -1019,7 +1019,7 @@
               <w14:ligatures w14:val="standardContextual"/>
             </w:rPr>
           </w:pPr>
-          <w:hyperlink w:anchor="_Toc240280882" w:history="1">
+          <w:hyperlink w:anchor="_Toc240286442" w:history="1">
             <w:r>
               <w:rPr>
                 <w:rStyle w:val="Hipervnculo"/>
@@ -1043,7 +1043,7 @@
               <w:rPr>
                 <w:noProof/>
               </w:rPr>
-              <w:instrText xml:space="preserve"> PAGEREF _Toc240280882 \h </w:instrText>
+              <w:instrText xml:space="preserve"> PAGEREF _Toc240286442 \h </w:instrText>
             </w:r>
             <w:r>
               <w:rPr>
@@ -1084,7 +1084,7 @@
               <w14:ligatures w14:val="standardContextual"/>
             </w:rPr>
           </w:pPr>
-          <w:hyperlink w:anchor="_Toc240280883" w:history="1">
+          <w:hyperlink w:anchor="_Toc240286443" w:history="1">
             <w:r>
               <w:rPr>
                 <w:rStyle w:val="Hipervnculo"/>
@@ -1108,7 +1108,7 @@
               <w:rPr>
                 <w:noProof/>
               </w:rPr>
-              <w:instrText xml:space="preserve"> PAGEREF _Toc240280883 \h </w:instrText>
+              <w:instrText xml:space="preserve"> PAGEREF _Toc240286443 \h </w:instrText>
             </w:r>
             <w:r>
               <w:rPr>
@@ -1149,7 +1149,7 @@
               <w14:ligatures w14:val="standardContextual"/>
             </w:rPr>
           </w:pPr>
-          <w:hyperlink w:anchor="_Toc240280884" w:history="1">
+          <w:hyperlink w:anchor="_Toc240286444" w:history="1">
             <w:r>
               <w:rPr>
                 <w:rStyle w:val="Hipervnculo"/>
@@ -1173,7 +1173,7 @@
               <w:rPr>
                 <w:noProof/>
               </w:rPr>
-              <w:instrText xml:space="preserve"> PAGEREF _Toc240280884 \h </w:instrText>
+              <w:instrText xml:space="preserve"> PAGEREF _Toc240286444 \h </w:instrText>
             </w:r>
             <w:r>
               <w:rPr>
@@ -1214,7 +1214,7 @@
               <w14:ligatures w14:val="standardContextual"/>
             </w:rPr>
           </w:pPr>
-          <w:hyperlink w:anchor="_Toc240280885" w:history="1">
+          <w:hyperlink w:anchor="_Toc240286445" w:history="1">
             <w:r>
               <w:rPr>
                 <w:rStyle w:val="Hipervnculo"/>
@@ -1238,7 +1238,7 @@
               <w:rPr>
                 <w:noProof/>
               </w:rPr>
-              <w:instrText xml:space="preserve"> PAGEREF _Toc240280885 \h </w:instrText>
+              <w:instrText xml:space="preserve"> PAGEREF _Toc240286445 \h </w:instrText>
             </w:r>
             <w:r>
               <w:rPr>
@@ -1279,7 +1279,7 @@
               <w14:ligatures w14:val="standardContextual"/>
             </w:rPr>
           </w:pPr>
-          <w:hyperlink w:anchor="_Toc240280886" w:history="1">
+          <w:hyperlink w:anchor="_Toc240286446" w:history="1">
             <w:r>
               <w:rPr>
                 <w:rStyle w:val="Hipervnculo"/>
@@ -1303,7 +1303,7 @@
               <w:rPr>
                 <w:noProof/>
               </w:rPr>
-              <w:instrText xml:space="preserve"> PAGEREF _Toc240280886 \h </w:instrText>
+              <w:instrText xml:space="preserve"> PAGEREF _Toc240286446 \h </w:instrText>
             </w:r>
             <w:r>
               <w:rPr>
@@ -1344,7 +1344,7 @@
               <w14:ligatures w14:val="standardContextual"/>
             </w:rPr>
           </w:pPr>
-          <w:hyperlink w:anchor="_Toc240280887" w:history="1">
+          <w:hyperlink w:anchor="_Toc240286447" w:history="1">
             <w:r>
               <w:rPr>
                 <w:rStyle w:val="Hipervnculo"/>
@@ -1368,7 +1368,7 @@
               <w:rPr>
                 <w:noProof/>
               </w:rPr>
-              <w:instrText xml:space="preserve"> PAGEREF _Toc240280887 \h </w:instrText>
+              <w:instrText xml:space="preserve"> PAGEREF _Toc240286447 \h </w:instrText>
             </w:r>
             <w:r>
               <w:rPr>
@@ -1409,7 +1409,7 @@
               <w14:ligatures w14:val="standardContextual"/>
             </w:rPr>
           </w:pPr>
-          <w:hyperlink w:anchor="_Toc240280888" w:history="1">
+          <w:hyperlink w:anchor="_Toc240286448" w:history="1">
             <w:r>
               <w:rPr>
                 <w:rStyle w:val="Hipervnculo"/>
@@ -1433,7 +1433,7 @@
               <w:rPr>
                 <w:noProof/>
               </w:rPr>
-              <w:instrText xml:space="preserve"> PAGEREF _Toc240280888 \h </w:instrText>
+              <w:instrText xml:space="preserve"> PAGEREF _Toc240286448 \h </w:instrText>
             </w:r>
             <w:r>
               <w:rPr>
@@ -1474,7 +1474,7 @@
               <w14:ligatures w14:val="standardContextual"/>
             </w:rPr>
           </w:pPr>
-          <w:hyperlink w:anchor="_Toc240280889" w:history="1">
+          <w:hyperlink w:anchor="_Toc240286449" w:history="1">
             <w:r>
               <w:rPr>
                 <w:rStyle w:val="Hipervnculo"/>
@@ -1498,7 +1498,7 @@
               <w:rPr>
                 <w:noProof/>
               </w:rPr>
-              <w:instrText xml:space="preserve"> PAGEREF _Toc240280889 \h </w:instrText>
+              <w:instrText xml:space="preserve"> PAGEREF _Toc240286449 \h </w:instrText>
             </w:r>
             <w:r>
               <w:rPr>
@@ -1539,7 +1539,7 @@
               <w14:ligatures w14:val="standardContextual"/>
             </w:rPr>
           </w:pPr>
-          <w:hyperlink w:anchor="_Toc240280890" w:history="1">
+          <w:hyperlink w:anchor="_Toc240286450" w:history="1">
             <w:r>
               <w:rPr>
                 <w:rStyle w:val="Hipervnculo"/>
@@ -1563,7 +1563,7 @@
               <w:rPr>
                 <w:noProof/>
               </w:rPr>
-              <w:instrText xml:space="preserve"> PAGEREF _Toc240280890 \h </w:instrText>
+              <w:instrText xml:space="preserve"> PAGEREF _Toc240286450 \h </w:instrText>
             </w:r>
             <w:r>
               <w:rPr>
@@ -1604,7 +1604,7 @@
               <w14:ligatures w14:val="standardContextual"/>
             </w:rPr>
           </w:pPr>
-          <w:hyperlink w:anchor="_Toc240280891" w:history="1">
+          <w:hyperlink w:anchor="_Toc240286451" w:history="1">
             <w:r>
               <w:rPr>
                 <w:rStyle w:val="Hipervnculo"/>
@@ -1628,7 +1628,7 @@
               <w:rPr>
                 <w:noProof/>
               </w:rPr>
-              <w:instrText xml:space="preserve"> PAGEREF _Toc240280891 \h </w:instrText>
+              <w:instrText xml:space="preserve"> PAGEREF _Toc240286451 \h </w:instrText>
             </w:r>
             <w:r>
               <w:rPr>
@@ -1669,7 +1669,7 @@
               <w14:ligatures w14:val="standardContextual"/>
             </w:rPr>
           </w:pPr>
-          <w:hyperlink w:anchor="_Toc240280892" w:history="1">
+          <w:hyperlink w:anchor="_Toc240286452" w:history="1">
             <w:r>
               <w:rPr>
                 <w:rStyle w:val="Hipervnculo"/>
@@ -1693,7 +1693,7 @@
               <w:rPr>
                 <w:noProof/>
               </w:rPr>
-              <w:instrText xml:space="preserve"> PAGEREF _Toc240280892 \h </w:instrText>
+              <w:instrText xml:space="preserve"> PAGEREF _Toc240286452 \h </w:instrText>
             </w:r>
             <w:r>
               <w:rPr>
@@ -1734,7 +1734,7 @@
               <w14:ligatures w14:val="standardContextual"/>
             </w:rPr>
           </w:pPr>
-          <w:hyperlink w:anchor="_Toc240280893" w:history="1">
+          <w:hyperlink w:anchor="_Toc240286453" w:history="1">
             <w:r>
               <w:rPr>
                 <w:rStyle w:val="Hipervnculo"/>
@@ -1758,7 +1758,7 @@
               <w:rPr>
                 <w:noProof/>
               </w:rPr>
-              <w:instrText xml:space="preserve"> PAGEREF _Toc240280893 \h </w:instrText>
+              <w:instrText xml:space="preserve"> PAGEREF _Toc240286453 \h </w:instrText>
             </w:r>
             <w:r>
               <w:rPr>
@@ -1799,7 +1799,7 @@
               <w14:ligatures w14:val="standardContextual"/>
             </w:rPr>
           </w:pPr>
-          <w:hyperlink w:anchor="_Toc240280894" w:history="1">
+          <w:hyperlink w:anchor="_Toc240286454" w:history="1">
             <w:r>
               <w:rPr>
                 <w:rStyle w:val="Hipervnculo"/>
@@ -1823,7 +1823,7 @@
               <w:rPr>
                 <w:noProof/>
               </w:rPr>
-              <w:instrText xml:space="preserve"> PAGEREF _Toc240280894 \h </w:instrText>
+              <w:instrText xml:space="preserve"> PAGEREF _Toc240286454 \h </w:instrText>
             </w:r>
             <w:r>
               <w:rPr>
@@ -1864,7 +1864,7 @@
               <w14:ligatures w14:val="standardContextual"/>
             </w:rPr>
           </w:pPr>
-          <w:hyperlink w:anchor="_Toc240280895" w:history="1">
+          <w:hyperlink w:anchor="_Toc240286455" w:history="1">
             <w:r>
               <w:rPr>
                 <w:rStyle w:val="Hipervnculo"/>
@@ -1888,7 +1888,7 @@
               <w:rPr>
                 <w:noProof/>
               </w:rPr>
-              <w:instrText xml:space="preserve"> PAGEREF _Toc240280895 \h </w:instrText>
+              <w:instrText xml:space="preserve"> PAGEREF _Toc240286455 \h </w:instrText>
             </w:r>
             <w:r>
               <w:rPr>
@@ -1929,7 +1929,7 @@
               <w14:ligatures w14:val="standardContextual"/>
             </w:rPr>
           </w:pPr>
-          <w:hyperlink w:anchor="_Toc240280896" w:history="1">
+          <w:hyperlink w:anchor="_Toc240286456" w:history="1">
             <w:r>
               <w:rPr>
                 <w:rStyle w:val="Hipervnculo"/>
@@ -1953,7 +1953,7 @@
               <w:rPr>
                 <w:noProof/>
               </w:rPr>
-              <w:instrText xml:space="preserve"> PAGEREF _Toc240280896 \h </w:instrText>
+              <w:instrText xml:space="preserve"> PAGEREF _Toc240286456 \h </w:instrText>
             </w:r>
             <w:r>
               <w:rPr>
@@ -1994,7 +1994,7 @@
               <w14:ligatures w14:val="standardContextual"/>
             </w:rPr>
           </w:pPr>
-          <w:hyperlink w:anchor="_Toc240280897" w:history="1">
+          <w:hyperlink w:anchor="_Toc240286457" w:history="1">
             <w:r>
               <w:rPr>
                 <w:rStyle w:val="Hipervnculo"/>
@@ -2018,7 +2018,7 @@
               <w:rPr>
                 <w:noProof/>
               </w:rPr>
-              <w:instrText xml:space="preserve"> PAGEREF _Toc240280897 \h </w:instrText>
+              <w:instrText xml:space="preserve"> PAGEREF _Toc240286457 \h </w:instrText>
             </w:r>
             <w:r>
               <w:rPr>
@@ -2059,7 +2059,7 @@
               <w14:ligatures w14:val="standardContextual"/>
             </w:rPr>
           </w:pPr>
-          <w:hyperlink w:anchor="_Toc240280898" w:history="1">
+          <w:hyperlink w:anchor="_Toc240286458" w:history="1">
             <w:r>
               <w:rPr>
                 <w:rStyle w:val="Hipervnculo"/>
@@ -2083,7 +2083,7 @@
               <w:rPr>
                 <w:noProof/>
               </w:rPr>
-              <w:instrText xml:space="preserve"> PAGEREF _Toc240280898 \h </w:instrText>
+              <w:instrText xml:space="preserve"> PAGEREF _Toc240286458 \h </w:instrText>
             </w:r>
             <w:r>
               <w:rPr>
@@ -2124,7 +2124,7 @@
               <w14:ligatures w14:val="standardContextual"/>
             </w:rPr>
           </w:pPr>
-          <w:hyperlink w:anchor="_Toc240280899" w:history="1">
+          <w:hyperlink w:anchor="_Toc240286459" w:history="1">
             <w:r>
               <w:rPr>
                 <w:rStyle w:val="Hipervnculo"/>
@@ -2148,7 +2148,7 @@
               <w:rPr>
                 <w:noProof/>
               </w:rPr>
-              <w:instrText xml:space="preserve"> PAGEREF _Toc240280899 \h </w:instrText>
+              <w:instrText xml:space="preserve"> PAGEREF _Toc240286459 \h </w:instrText>
             </w:r>
             <w:r>
               <w:rPr>
@@ -2189,7 +2189,7 @@
               <w14:ligatures w14:val="standardContextual"/>
             </w:rPr>
           </w:pPr>
-          <w:hyperlink w:anchor="_Toc240280900" w:history="1">
+          <w:hyperlink w:anchor="_Toc240286460" w:history="1">
             <w:r>
               <w:rPr>
                 <w:rStyle w:val="Hipervnculo"/>
@@ -2213,7 +2213,7 @@
               <w:rPr>
                 <w:noProof/>
               </w:rPr>
-              <w:instrText xml:space="preserve"> PAGEREF _Toc240280900 \h </w:instrText>
+              <w:instrText xml:space="preserve"> PAGEREF _Toc240286460 \h </w:instrText>
             </w:r>
             <w:r>
               <w:rPr>
@@ -2254,7 +2254,7 @@
               <w14:ligatures w14:val="standardContextual"/>
             </w:rPr>
           </w:pPr>
-          <w:hyperlink w:anchor="_Toc240280901" w:history="1">
+          <w:hyperlink w:anchor="_Toc240286461" w:history="1">
             <w:r>
               <w:rPr>
                 <w:rStyle w:val="Hipervnculo"/>
@@ -2278,7 +2278,7 @@
               <w:rPr>
                 <w:noProof/>
               </w:rPr>
-              <w:instrText xml:space="preserve"> PAGEREF _Toc240280901 \h </w:instrText>
+              <w:instrText xml:space="preserve"> PAGEREF _Toc240286461 \h </w:instrText>
             </w:r>
             <w:r>
               <w:rPr>
@@ -2319,7 +2319,7 @@
               <w14:ligatures w14:val="standardContextual"/>
             </w:rPr>
           </w:pPr>
-          <w:hyperlink w:anchor="_Toc240280902" w:history="1">
+          <w:hyperlink w:anchor="_Toc240286462" w:history="1">
             <w:r>
               <w:rPr>
                 <w:rStyle w:val="Hipervnculo"/>
@@ -2343,7 +2343,7 @@
               <w:rPr>
                 <w:noProof/>
               </w:rPr>
-              <w:instrText xml:space="preserve"> PAGEREF _Toc240280902 \h </w:instrText>
+              <w:instrText xml:space="preserve"> PAGEREF _Toc240286462 \h </w:instrText>
             </w:r>
             <w:r>
               <w:rPr>
@@ -2384,7 +2384,7 @@
               <w14:ligatures w14:val="standardContextual"/>
             </w:rPr>
           </w:pPr>
-          <w:hyperlink w:anchor="_Toc240280903" w:history="1">
+          <w:hyperlink w:anchor="_Toc240286463" w:history="1">
             <w:r>
               <w:rPr>
                 <w:rStyle w:val="Hipervnculo"/>
@@ -2408,7 +2408,7 @@
               <w:rPr>
                 <w:noProof/>
               </w:rPr>
-              <w:instrText xml:space="preserve"> PAGEREF _Toc240280903 \h </w:instrText>
+              <w:instrText xml:space="preserve"> PAGEREF _Toc240286463 \h </w:instrText>
             </w:r>
             <w:r>
               <w:rPr>
@@ -2449,7 +2449,7 @@
               <w14:ligatures w14:val="standardContextual"/>
             </w:rPr>
           </w:pPr>
-          <w:hyperlink w:anchor="_Toc240280904" w:history="1">
+          <w:hyperlink w:anchor="_Toc240286464" w:history="1">
             <w:r>
               <w:rPr>
                 <w:rStyle w:val="Hipervnculo"/>
@@ -2473,7 +2473,7 @@
               <w:rPr>
                 <w:noProof/>
               </w:rPr>
-              <w:instrText xml:space="preserve"> PAGEREF _Toc240280904 \h </w:instrText>
+              <w:instrText xml:space="preserve"> PAGEREF _Toc240286464 \h </w:instrText>
             </w:r>
             <w:r>
               <w:rPr>
@@ -2514,7 +2514,7 @@
               <w14:ligatures w14:val="standardContextual"/>
             </w:rPr>
           </w:pPr>
-          <w:hyperlink w:anchor="_Toc240280905" w:history="1">
+          <w:hyperlink w:anchor="_Toc240286465" w:history="1">
             <w:r>
               <w:rPr>
                 <w:rStyle w:val="Hipervnculo"/>
@@ -2538,7 +2538,7 @@
               <w:rPr>
                 <w:noProof/>
               </w:rPr>
-              <w:instrText xml:space="preserve"> PAGEREF _Toc240280905 \h </w:instrText>
+              <w:instrText xml:space="preserve"> PAGEREF _Toc240286465 \h </w:instrText>
             </w:r>
             <w:r>
               <w:rPr>
@@ -2579,7 +2579,7 @@
               <w14:ligatures w14:val="standardContextual"/>
             </w:rPr>
           </w:pPr>
-          <w:hyperlink w:anchor="_Toc240280906" w:history="1">
+          <w:hyperlink w:anchor="_Toc240286466" w:history="1">
             <w:r>
               <w:rPr>
                 <w:rStyle w:val="Hipervnculo"/>
@@ -2603,7 +2603,7 @@
               <w:rPr>
                 <w:noProof/>
               </w:rPr>
-              <w:instrText xml:space="preserve"> PAGEREF _Toc240280906 \h </w:instrText>
+              <w:instrText xml:space="preserve"> PAGEREF _Toc240286466 \h </w:instrText>
             </w:r>
             <w:r>
               <w:rPr>
@@ -2644,7 +2644,7 @@
               <w14:ligatures w14:val="standardContextual"/>
             </w:rPr>
           </w:pPr>
-          <w:hyperlink w:anchor="_Toc240280907" w:history="1">
+          <w:hyperlink w:anchor="_Toc240286467" w:history="1">
             <w:r>
               <w:rPr>
                 <w:rStyle w:val="Hipervnculo"/>
@@ -2668,7 +2668,7 @@
               <w:rPr>
                 <w:noProof/>
               </w:rPr>
-              <w:instrText xml:space="preserve"> PAGEREF _Toc240280907 \h </w:instrText>
+              <w:instrText xml:space="preserve"> PAGEREF _Toc240286467 \h </w:instrText>
             </w:r>
             <w:r>
               <w:rPr>
@@ -2709,7 +2709,7 @@
               <w14:ligatures w14:val="standardContextual"/>
             </w:rPr>
           </w:pPr>
-          <w:hyperlink w:anchor="_Toc240280908" w:history="1">
+          <w:hyperlink w:anchor="_Toc240286468" w:history="1">
             <w:r>
               <w:rPr>
                 <w:rStyle w:val="Hipervnculo"/>
@@ -2733,7 +2733,7 @@
               <w:rPr>
                 <w:noProof/>
               </w:rPr>
-              <w:instrText xml:space="preserve"> PAGEREF _Toc240280908 \h </w:instrText>
+              <w:instrText xml:space="preserve"> PAGEREF _Toc240286468 \h </w:instrText>
             </w:r>
             <w:r>
               <w:rPr>
@@ -2774,7 +2774,7 @@
               <w14:ligatures w14:val="standardContextual"/>
             </w:rPr>
           </w:pPr>
-          <w:hyperlink w:anchor="_Toc240280909" w:history="1">
+          <w:hyperlink w:anchor="_Toc240286469" w:history="1">
             <w:r>
               <w:rPr>
                 <w:rStyle w:val="Hipervnculo"/>
@@ -2798,7 +2798,7 @@
               <w:rPr>
                 <w:noProof/>
               </w:rPr>
-              <w:instrText xml:space="preserve"> PAGEREF _Toc240280909 \h </w:instrText>
+              <w:instrText xml:space="preserve"> PAGEREF _Toc240286469 \h </w:instrText>
             </w:r>
             <w:r>
               <w:rPr>
@@ -2839,7 +2839,7 @@
               <w14:ligatures w14:val="standardContextual"/>
             </w:rPr>
           </w:pPr>
-          <w:hyperlink w:anchor="_Toc240280910" w:history="1">
+          <w:hyperlink w:anchor="_Toc240286470" w:history="1">
             <w:r>
               <w:rPr>
                 <w:rStyle w:val="Hipervnculo"/>
@@ -2863,7 +2863,7 @@
               <w:rPr>
                 <w:noProof/>
               </w:rPr>
-              <w:instrText xml:space="preserve"> PAGEREF _Toc240280910 \h </w:instrText>
+              <w:instrText xml:space="preserve"> PAGEREF _Toc240286470 \h </w:instrText>
             </w:r>
             <w:r>
               <w:rPr>
@@ -2904,7 +2904,7 @@
               <w14:ligatures w14:val="standardContextual"/>
             </w:rPr>
           </w:pPr>
-          <w:hyperlink w:anchor="_Toc240280911" w:history="1">
+          <w:hyperlink w:anchor="_Toc240286471" w:history="1">
             <w:r>
               <w:rPr>
                 <w:rStyle w:val="Hipervnculo"/>
@@ -2928,7 +2928,7 @@
               <w:rPr>
                 <w:noProof/>
               </w:rPr>
-              <w:instrText xml:space="preserve"> PAGEREF _Toc240280911 \h </w:instrText>
+              <w:instrText xml:space="preserve"> PAGEREF _Toc240286471 \h </w:instrText>
             </w:r>
             <w:r>
               <w:rPr>
@@ -2969,7 +2969,7 @@
               <w14:ligatures w14:val="standardContextual"/>
             </w:rPr>
           </w:pPr>
-          <w:hyperlink w:anchor="_Toc240280912" w:history="1">
+          <w:hyperlink w:anchor="_Toc240286472" w:history="1">
             <w:r>
               <w:rPr>
                 <w:rStyle w:val="Hipervnculo"/>
@@ -2993,7 +2993,7 @@
               <w:rPr>
                 <w:noProof/>
               </w:rPr>
-              <w:instrText xml:space="preserve"> PAGEREF _Toc240280912 \h </w:instrText>
+              <w:instrText xml:space="preserve"> PAGEREF _Toc240286472 \h </w:instrText>
             </w:r>
             <w:r>
               <w:rPr>
@@ -3034,7 +3034,7 @@
               <w14:ligatures w14:val="standardContextual"/>
             </w:rPr>
           </w:pPr>
-          <w:hyperlink w:anchor="_Toc240280913" w:history="1">
+          <w:hyperlink w:anchor="_Toc240286473" w:history="1">
             <w:r>
               <w:rPr>
                 <w:rStyle w:val="Hipervnculo"/>
@@ -3058,7 +3058,7 @@
               <w:rPr>
                 <w:noProof/>
               </w:rPr>
-              <w:instrText xml:space="preserve"> PAGEREF _Toc240280913 \h </w:instrText>
+              <w:instrText xml:space="preserve"> PAGEREF _Toc240286473 \h </w:instrText>
             </w:r>
             <w:r>
               <w:rPr>
@@ -3099,7 +3099,7 @@
               <w14:ligatures w14:val="standardContextual"/>
             </w:rPr>
           </w:pPr>
-          <w:hyperlink w:anchor="_Toc240280914" w:history="1">
+          <w:hyperlink w:anchor="_Toc240286474" w:history="1">
             <w:r>
               <w:rPr>
                 <w:rStyle w:val="Hipervnculo"/>
@@ -3123,7 +3123,7 @@
               <w:rPr>
                 <w:noProof/>
               </w:rPr>
-              <w:instrText xml:space="preserve"> PAGEREF _Toc240280914 \h </w:instrText>
+              <w:instrText xml:space="preserve"> PAGEREF _Toc240286474 \h </w:instrText>
             </w:r>
             <w:r>
               <w:rPr>
@@ -3164,7 +3164,7 @@
               <w14:ligatures w14:val="standardContextual"/>
             </w:rPr>
           </w:pPr>
-          <w:hyperlink w:anchor="_Toc240280915" w:history="1">
+          <w:hyperlink w:anchor="_Toc240286475" w:history="1">
             <w:r>
               <w:rPr>
                 <w:rStyle w:val="Hipervnculo"/>
@@ -3188,7 +3188,7 @@
               <w:rPr>
                 <w:noProof/>
               </w:rPr>
-              <w:instrText xml:space="preserve"> PAGEREF _Toc240280915 \h </w:instrText>
+              <w:instrText xml:space="preserve"> PAGEREF _Toc240286475 \h </w:instrText>
             </w:r>
             <w:r>
               <w:rPr>
@@ -3229,7 +3229,7 @@
               <w14:ligatures w14:val="standardContextual"/>
             </w:rPr>
           </w:pPr>
-          <w:hyperlink w:anchor="_Toc240280916" w:history="1">
+          <w:hyperlink w:anchor="_Toc240286476" w:history="1">
             <w:r>
               <w:rPr>
                 <w:rStyle w:val="Hipervnculo"/>
@@ -3253,7 +3253,7 @@
               <w:rPr>
                 <w:noProof/>
               </w:rPr>
-              <w:instrText xml:space="preserve"> PAGEREF _Toc240280916 \h </w:instrText>
+              <w:instrText xml:space="preserve"> PAGEREF _Toc240286476 \h </w:instrText>
             </w:r>
             <w:r>
               <w:rPr>
@@ -3294,7 +3294,7 @@
               <w14:ligatures w14:val="standardContextual"/>
             </w:rPr>
           </w:pPr>
-          <w:hyperlink w:anchor="_Toc240280917" w:history="1">
+          <w:hyperlink w:anchor="_Toc240286477" w:history="1">
             <w:r>
               <w:rPr>
                 <w:rStyle w:val="Hipervnculo"/>
@@ -3318,7 +3318,7 @@
               <w:rPr>
                 <w:noProof/>
               </w:rPr>
-              <w:instrText xml:space="preserve"> PAGEREF _Toc240280917 \h </w:instrText>
+              <w:instrText xml:space="preserve"> PAGEREF _Toc240286477 \h </w:instrText>
             </w:r>
             <w:r>
               <w:rPr>
@@ -3359,7 +3359,7 @@
               <w14:ligatures w14:val="standardContextual"/>
             </w:rPr>
           </w:pPr>
-          <w:hyperlink w:anchor="_Toc240280918" w:history="1">
+          <w:hyperlink w:anchor="_Toc240286478" w:history="1">
             <w:r>
               <w:rPr>
                 <w:rStyle w:val="Hipervnculo"/>
@@ -3383,7 +3383,7 @@
               <w:rPr>
                 <w:noProof/>
               </w:rPr>
-              <w:instrText xml:space="preserve"> PAGEREF _Toc240280918 \h </w:instrText>
+              <w:instrText xml:space="preserve"> PAGEREF _Toc240286478 \h </w:instrText>
             </w:r>
             <w:r>
               <w:rPr>
@@ -3424,7 +3424,7 @@
               <w14:ligatures w14:val="standardContextual"/>
             </w:rPr>
           </w:pPr>
-          <w:hyperlink w:anchor="_Toc240280919" w:history="1">
+          <w:hyperlink w:anchor="_Toc240286479" w:history="1">
             <w:r>
               <w:rPr>
                 <w:rStyle w:val="Hipervnculo"/>
@@ -3448,7 +3448,7 @@
               <w:rPr>
                 <w:noProof/>
               </w:rPr>
-              <w:instrText xml:space="preserve"> PAGEREF _Toc240280919 \h </w:instrText>
+              <w:instrText xml:space="preserve"> PAGEREF _Toc240286479 \h </w:instrText>
             </w:r>
             <w:r>
               <w:rPr>
@@ -3489,7 +3489,7 @@
               <w14:ligatures w14:val="standardContextual"/>
             </w:rPr>
           </w:pPr>
-          <w:hyperlink w:anchor="_Toc240280920" w:history="1">
+          <w:hyperlink w:anchor="_Toc240286480" w:history="1">
             <w:r>
               <w:rPr>
                 <w:rStyle w:val="Hipervnculo"/>
@@ -3513,7 +3513,7 @@
               <w:rPr>
                 <w:noProof/>
               </w:rPr>
-              <w:instrText xml:space="preserve"> PAGEREF _Toc240280920 \h </w:instrText>
+              <w:instrText xml:space="preserve"> PAGEREF _Toc240286480 \h </w:instrText>
             </w:r>
             <w:r>
               <w:rPr>
@@ -3554,7 +3554,7 @@
               <w14:ligatures w14:val="standardContextual"/>
             </w:rPr>
           </w:pPr>
-          <w:hyperlink w:anchor="_Toc240280921" w:history="1">
+          <w:hyperlink w:anchor="_Toc240286481" w:history="1">
             <w:r>
               <w:rPr>
                 <w:rStyle w:val="Hipervnculo"/>
@@ -3578,7 +3578,7 @@
               <w:rPr>
                 <w:noProof/>
               </w:rPr>
-              <w:instrText xml:space="preserve"> PAGEREF _Toc240280921 \h </w:instrText>
+              <w:instrText xml:space="preserve"> PAGEREF _Toc240286481 \h </w:instrText>
             </w:r>
             <w:r>
               <w:rPr>
@@ -3619,7 +3619,7 @@
               <w14:ligatures w14:val="standardContextual"/>
             </w:rPr>
           </w:pPr>
-          <w:hyperlink w:anchor="_Toc240280922" w:history="1">
+          <w:hyperlink w:anchor="_Toc240286482" w:history="1">
             <w:r>
               <w:rPr>
                 <w:rStyle w:val="Hipervnculo"/>
@@ -3643,7 +3643,7 @@
               <w:rPr>
                 <w:noProof/>
               </w:rPr>
-              <w:instrText xml:space="preserve"> PAGEREF _Toc240280922 \h </w:instrText>
+              <w:instrText xml:space="preserve"> PAGEREF _Toc240286482 \h </w:instrText>
             </w:r>
             <w:r>
               <w:rPr>
@@ -3684,7 +3684,7 @@
               <w14:ligatures w14:val="standardContextual"/>
             </w:rPr>
           </w:pPr>
-          <w:hyperlink w:anchor="_Toc240280923" w:history="1">
+          <w:hyperlink w:anchor="_Toc240286483" w:history="1">
             <w:r>
               <w:rPr>
                 <w:rStyle w:val="Hipervnculo"/>
@@ -3708,7 +3708,7 @@
               <w:rPr>
                 <w:noProof/>
               </w:rPr>
-              <w:instrText xml:space="preserve"> PAGEREF _Toc240280923 \h </w:instrText>
+              <w:instrText xml:space="preserve"> PAGEREF _Toc240286483 \h </w:instrText>
             </w:r>
             <w:r>
               <w:rPr>
@@ -3749,7 +3749,7 @@
               <w14:ligatures w14:val="standardContextual"/>
             </w:rPr>
           </w:pPr>
-          <w:hyperlink w:anchor="_Toc240280924" w:history="1">
+          <w:hyperlink w:anchor="_Toc240286484" w:history="1">
             <w:r>
               <w:rPr>
                 <w:rStyle w:val="Hipervnculo"/>
@@ -3773,7 +3773,7 @@
               <w:rPr>
                 <w:noProof/>
               </w:rPr>
-              <w:instrText xml:space="preserve"> PAGEREF _Toc240280924 \h </w:instrText>
+              <w:instrText xml:space="preserve"> PAGEREF _Toc240286484 \h </w:instrText>
             </w:r>
             <w:r>
               <w:rPr>
@@ -3814,7 +3814,7 @@
               <w14:ligatures w14:val="standardContextual"/>
             </w:rPr>
           </w:pPr>
-          <w:hyperlink w:anchor="_Toc240280925" w:history="1">
+          <w:hyperlink w:anchor="_Toc240286485" w:history="1">
             <w:r>
               <w:rPr>
                 <w:rStyle w:val="Hipervnculo"/>
@@ -3838,7 +3838,7 @@
               <w:rPr>
                 <w:noProof/>
               </w:rPr>
-              <w:instrText xml:space="preserve"> PAGEREF _Toc240280925 \h </w:instrText>
+              <w:instrText xml:space="preserve"> PAGEREF _Toc240286485 \h </w:instrText>
             </w:r>
             <w:r>
               <w:rPr>
@@ -3879,7 +3879,7 @@
               <w14:ligatures w14:val="standardContextual"/>
             </w:rPr>
           </w:pPr>
-          <w:hyperlink w:anchor="_Toc240280926" w:history="1">
+          <w:hyperlink w:anchor="_Toc240286486" w:history="1">
             <w:r>
               <w:rPr>
                 <w:rStyle w:val="Hipervnculo"/>
@@ -3903,7 +3903,7 @@
               <w:rPr>
                 <w:noProof/>
               </w:rPr>
-              <w:instrText xml:space="preserve"> PAGEREF _Toc240280926 \h </w:instrText>
+              <w:instrText xml:space="preserve"> PAGEREF _Toc240286486 \h </w:instrText>
             </w:r>
             <w:r>
               <w:rPr>
@@ -3944,7 +3944,7 @@
               <w14:ligatures w14:val="standardContextual"/>
             </w:rPr>
           </w:pPr>
-          <w:hyperlink w:anchor="_Toc240280927" w:history="1">
+          <w:hyperlink w:anchor="_Toc240286487" w:history="1">
             <w:r>
               <w:rPr>
                 <w:rStyle w:val="Hipervnculo"/>
@@ -3968,7 +3968,7 @@
               <w:rPr>
                 <w:noProof/>
               </w:rPr>
-              <w:instrText xml:space="preserve"> PAGEREF _Toc240280927 \h </w:instrText>
+              <w:instrText xml:space="preserve"> PAGEREF _Toc240286487 \h </w:instrText>
             </w:r>
             <w:r>
               <w:rPr>
@@ -4009,7 +4009,7 @@
               <w14:ligatures w14:val="standardContextual"/>
             </w:rPr>
           </w:pPr>
-          <w:hyperlink w:anchor="_Toc240280928" w:history="1">
+          <w:hyperlink w:anchor="_Toc240286488" w:history="1">
             <w:r>
               <w:rPr>
                 <w:rStyle w:val="Hipervnculo"/>
@@ -4033,7 +4033,7 @@
               <w:rPr>
                 <w:noProof/>
               </w:rPr>
-              <w:instrText xml:space="preserve"> PAGEREF _Toc240280928 \h </w:instrText>
+              <w:instrText xml:space="preserve"> PAGEREF _Toc240286488 \h </w:instrText>
             </w:r>
             <w:r>
               <w:rPr>
@@ -4074,7 +4074,7 @@
               <w14:ligatures w14:val="standardContextual"/>
             </w:rPr>
           </w:pPr>
-          <w:hyperlink w:anchor="_Toc240280929" w:history="1">
+          <w:hyperlink w:anchor="_Toc240286489" w:history="1">
             <w:r>
               <w:rPr>
                 <w:rStyle w:val="Hipervnculo"/>
@@ -4098,7 +4098,7 @@
               <w:rPr>
                 <w:noProof/>
               </w:rPr>
-              <w:instrText xml:space="preserve"> PAGEREF _Toc240280929 \h </w:instrText>
+              <w:instrText xml:space="preserve"> PAGEREF _Toc240286489 \h </w:instrText>
             </w:r>
             <w:r>
               <w:rPr>
@@ -4139,7 +4139,7 @@
               <w14:ligatures w14:val="standardContextual"/>
             </w:rPr>
           </w:pPr>
-          <w:hyperlink w:anchor="_Toc240280930" w:history="1">
+          <w:hyperlink w:anchor="_Toc240286490" w:history="1">
             <w:r>
               <w:rPr>
                 <w:rStyle w:val="Hipervnculo"/>
@@ -4163,7 +4163,7 @@
               <w:rPr>
                 <w:noProof/>
               </w:rPr>
-              <w:instrText xml:space="preserve"> PAGEREF _Toc240280930 \h </w:instrText>
+              <w:instrText xml:space="preserve"> PAGEREF _Toc240286490 \h </w:instrText>
             </w:r>
             <w:r>
               <w:rPr>
@@ -4204,7 +4204,7 @@
               <w14:ligatures w14:val="standardContextual"/>
             </w:rPr>
           </w:pPr>
-          <w:hyperlink w:anchor="_Toc240280931" w:history="1">
+          <w:hyperlink w:anchor="_Toc240286491" w:history="1">
             <w:r>
               <w:rPr>
                 <w:rStyle w:val="Hipervnculo"/>
@@ -4228,7 +4228,7 @@
               <w:rPr>
                 <w:noProof/>
               </w:rPr>
-              <w:instrText xml:space="preserve"> PAGEREF _Toc240280931 \h </w:instrText>
+              <w:instrText xml:space="preserve"> PAGEREF _Toc240286491 \h </w:instrText>
             </w:r>
             <w:r>
               <w:rPr>
@@ -4269,7 +4269,7 @@
               <w14:ligatures w14:val="standardContextual"/>
             </w:rPr>
           </w:pPr>
-          <w:hyperlink w:anchor="_Toc240280932" w:history="1">
+          <w:hyperlink w:anchor="_Toc240286492" w:history="1">
             <w:r>
               <w:rPr>
                 <w:rStyle w:val="Hipervnculo"/>
@@ -4293,7 +4293,7 @@
               <w:rPr>
                 <w:noProof/>
               </w:rPr>
-              <w:instrText xml:space="preserve"> PAGEREF _Toc240280932 \h </w:instrText>
+              <w:instrText xml:space="preserve"> PAGEREF _Toc240286492 \h </w:instrText>
             </w:r>
             <w:r>
               <w:rPr>
@@ -4334,7 +4334,7 @@
               <w14:ligatures w14:val="standardContextual"/>
             </w:rPr>
           </w:pPr>
-          <w:hyperlink w:anchor="_Toc240280933" w:history="1">
+          <w:hyperlink w:anchor="_Toc240286493" w:history="1">
             <w:r>
               <w:rPr>
                 <w:rStyle w:val="Hipervnculo"/>
@@ -4358,7 +4358,7 @@
               <w:rPr>
                 <w:noProof/>
               </w:rPr>
-              <w:instrText xml:space="preserve"> PAGEREF _Toc240280933 \h </w:instrText>
+              <w:instrText xml:space="preserve"> PAGEREF _Toc240286493 \h </w:instrText>
             </w:r>
             <w:r>
               <w:rPr>
@@ -4399,7 +4399,7 @@
               <w14:ligatures w14:val="standardContextual"/>
             </w:rPr>
           </w:pPr>
-          <w:hyperlink w:anchor="_Toc240280934" w:history="1">
+          <w:hyperlink w:anchor="_Toc240286494" w:history="1">
             <w:r>
               <w:rPr>
                 <w:rStyle w:val="Hipervnculo"/>
@@ -4423,7 +4423,7 @@
               <w:rPr>
                 <w:noProof/>
               </w:rPr>
-              <w:instrText xml:space="preserve"> PAGEREF _Toc240280934 \h </w:instrText>
+              <w:instrText xml:space="preserve"> PAGEREF _Toc240286494 \h </w:instrText>
             </w:r>
             <w:r>
               <w:rPr>
@@ -4464,7 +4464,7 @@
               <w14:ligatures w14:val="standardContextual"/>
             </w:rPr>
           </w:pPr>
-          <w:hyperlink w:anchor="_Toc240280935" w:history="1">
+          <w:hyperlink w:anchor="_Toc240286495" w:history="1">
             <w:r>
               <w:rPr>
                 <w:rStyle w:val="Hipervnculo"/>
@@ -4488,7 +4488,7 @@
               <w:rPr>
                 <w:noProof/>
               </w:rPr>
-              <w:instrText xml:space="preserve"> PAGEREF _Toc240280935 \h </w:instrText>
+              <w:instrText xml:space="preserve"> PAGEREF _Toc240286495 \h </w:instrText>
             </w:r>
             <w:r>
               <w:rPr>
@@ -4529,7 +4529,7 @@
               <w14:ligatures w14:val="standardContextual"/>
             </w:rPr>
           </w:pPr>
-          <w:hyperlink w:anchor="_Toc240280936" w:history="1">
+          <w:hyperlink w:anchor="_Toc240286496" w:history="1">
             <w:r>
               <w:rPr>
                 <w:rStyle w:val="Hipervnculo"/>
@@ -4553,7 +4553,7 @@
               <w:rPr>
                 <w:noProof/>
               </w:rPr>
-              <w:instrText xml:space="preserve"> PAGEREF _Toc240280936 \h </w:instrText>
+              <w:instrText xml:space="preserve"> PAGEREF _Toc240286496 \h </w:instrText>
             </w:r>
             <w:r>
               <w:rPr>
@@ -4594,7 +4594,7 @@
               <w14:ligatures w14:val="standardContextual"/>
             </w:rPr>
           </w:pPr>
-          <w:hyperlink w:anchor="_Toc240280937" w:history="1">
+          <w:hyperlink w:anchor="_Toc240286497" w:history="1">
             <w:r>
               <w:rPr>
                 <w:rStyle w:val="Hipervnculo"/>
@@ -4618,7 +4618,7 @@
               <w:rPr>
                 <w:noProof/>
               </w:rPr>
-              <w:instrText xml:space="preserve"> PAGEREF _Toc240280937 \h </w:instrText>
+              <w:instrText xml:space="preserve"> PAGEREF _Toc240286497 \h </w:instrText>
             </w:r>
             <w:r>
               <w:rPr>
@@ -4659,7 +4659,7 @@
               <w14:ligatures w14:val="standardContextual"/>
             </w:rPr>
           </w:pPr>
-          <w:hyperlink w:anchor="_Toc240280938" w:history="1">
+          <w:hyperlink w:anchor="_Toc240286498" w:history="1">
             <w:r>
               <w:rPr>
                 <w:rStyle w:val="Hipervnculo"/>
@@ -4683,7 +4683,7 @@
               <w:rPr>
                 <w:noProof/>
               </w:rPr>
-              <w:instrText xml:space="preserve"> PAGEREF _Toc240280938 \h </w:instrText>
+              <w:instrText xml:space="preserve"> PAGEREF _Toc240286498 \h </w:instrText>
             </w:r>
             <w:r>
               <w:rPr>
@@ -4724,7 +4724,7 @@
               <w14:ligatures w14:val="standardContextual"/>
             </w:rPr>
           </w:pPr>
-          <w:hyperlink w:anchor="_Toc240280939" w:history="1">
+          <w:hyperlink w:anchor="_Toc240286499" w:history="1">
             <w:r>
               <w:rPr>
                 <w:rStyle w:val="Hipervnculo"/>
@@ -4748,7 +4748,7 @@
               <w:rPr>
                 <w:noProof/>
               </w:rPr>
-              <w:instrText xml:space="preserve"> PAGEREF _Toc240280939 \h </w:instrText>
+              <w:instrText xml:space="preserve"> PAGEREF _Toc240286499 \h </w:instrText>
             </w:r>
             <w:r>
               <w:rPr>
@@ -4789,7 +4789,7 @@
               <w14:ligatures w14:val="standardContextual"/>
             </w:rPr>
           </w:pPr>
-          <w:hyperlink w:anchor="_Toc240280940" w:history="1">
+          <w:hyperlink w:anchor="_Toc240286500" w:history="1">
             <w:r>
               <w:rPr>
                 <w:rStyle w:val="Hipervnculo"/>
@@ -4813,7 +4813,7 @@
               <w:rPr>
                 <w:noProof/>
               </w:rPr>
-              <w:instrText xml:space="preserve"> PAGEREF _Toc240280940 \h </w:instrText>
+              <w:instrText xml:space="preserve"> PAGEREF _Toc240286500 \h </w:instrText>
             </w:r>
             <w:r>
               <w:rPr>
@@ -4854,7 +4854,7 @@
               <w14:ligatures w14:val="standardContextual"/>
             </w:rPr>
           </w:pPr>
-          <w:hyperlink w:anchor="_Toc240280941" w:history="1">
+          <w:hyperlink w:anchor="_Toc240286501" w:history="1">
             <w:r>
               <w:rPr>
                 <w:rStyle w:val="Hipervnculo"/>
@@ -4878,7 +4878,7 @@
               <w:rPr>
                 <w:noProof/>
               </w:rPr>
-              <w:instrText xml:space="preserve"> PAGEREF _Toc240280941 \h </w:instrText>
+              <w:instrText xml:space="preserve"> PAGEREF _Toc240286501 \h </w:instrText>
             </w:r>
             <w:r>
               <w:rPr>
@@ -4919,7 +4919,7 @@
               <w14:ligatures w14:val="standardContextual"/>
             </w:rPr>
           </w:pPr>
-          <w:hyperlink w:anchor="_Toc240280942" w:history="1">
+          <w:hyperlink w:anchor="_Toc240286502" w:history="1">
             <w:r>
               <w:rPr>
                 <w:rStyle w:val="Hipervnculo"/>
@@ -4943,7 +4943,7 @@
               <w:rPr>
                 <w:noProof/>
               </w:rPr>
-              <w:instrText xml:space="preserve"> PAGEREF _Toc240280942 \h </w:instrText>
+              <w:instrText xml:space="preserve"> PAGEREF _Toc240286502 \h </w:instrText>
             </w:r>
             <w:r>
               <w:rPr>
@@ -4984,7 +4984,7 @@
               <w14:ligatures w14:val="standardContextual"/>
             </w:rPr>
           </w:pPr>
-          <w:hyperlink w:anchor="_Toc240280943" w:history="1">
+          <w:hyperlink w:anchor="_Toc240286503" w:history="1">
             <w:r>
               <w:rPr>
                 <w:rStyle w:val="Hipervnculo"/>
@@ -5008,7 +5008,7 @@
               <w:rPr>
                 <w:noProof/>
               </w:rPr>
-              <w:instrText xml:space="preserve"> PAGEREF _Toc240280943 \h </w:instrText>
+              <w:instrText xml:space="preserve"> PAGEREF _Toc240286503 \h </w:instrText>
             </w:r>
             <w:r>
               <w:rPr>
@@ -5049,7 +5049,7 @@
               <w14:ligatures w14:val="standardContextual"/>
             </w:rPr>
           </w:pPr>
-          <w:hyperlink w:anchor="_Toc240280944" w:history="1">
+          <w:hyperlink w:anchor="_Toc240286504" w:history="1">
             <w:r>
               <w:rPr>
                 <w:rStyle w:val="Hipervnculo"/>
@@ -5073,7 +5073,7 @@
               <w:rPr>
                 <w:noProof/>
               </w:rPr>
-              <w:instrText xml:space="preserve"> PAGEREF _Toc240280944 \h </w:instrText>
+              <w:instrText xml:space="preserve"> PAGEREF _Toc240286504 \h </w:instrText>
             </w:r>
             <w:r>
               <w:rPr>
@@ -5114,7 +5114,7 @@
               <w14:ligatures w14:val="standardContextual"/>
             </w:rPr>
           </w:pPr>
-          <w:hyperlink w:anchor="_Toc240280945" w:history="1">
+          <w:hyperlink w:anchor="_Toc240286505" w:history="1">
             <w:r>
               <w:rPr>
                 <w:rStyle w:val="Hipervnculo"/>
@@ -5138,7 +5138,7 @@
               <w:rPr>
                 <w:noProof/>
               </w:rPr>
-              <w:instrText xml:space="preserve"> PAGEREF _Toc240280945 \h </w:instrText>
+              <w:instrText xml:space="preserve"> PAGEREF _Toc240286505 \h </w:instrText>
             </w:r>
             <w:r>
               <w:rPr>
@@ -5179,7 +5179,7 @@
               <w14:ligatures w14:val="standardContextual"/>
             </w:rPr>
           </w:pPr>
-          <w:hyperlink w:anchor="_Toc240280946" w:history="1">
+          <w:hyperlink w:anchor="_Toc240286506" w:history="1">
             <w:r>
               <w:rPr>
                 <w:rStyle w:val="Hipervnculo"/>
@@ -5203,7 +5203,7 @@
               <w:rPr>
                 <w:noProof/>
               </w:rPr>
-              <w:instrText xml:space="preserve"> PAGEREF _Toc240280946 \h </w:instrText>
+              <w:instrText xml:space="preserve"> PAGEREF _Toc240286506 \h </w:instrText>
             </w:r>
             <w:r>
               <w:rPr>
@@ -5244,7 +5244,7 @@
               <w14:ligatures w14:val="standardContextual"/>
             </w:rPr>
           </w:pPr>
-          <w:hyperlink w:anchor="_Toc240280947" w:history="1">
+          <w:hyperlink w:anchor="_Toc240286507" w:history="1">
             <w:r>
               <w:rPr>
                 <w:rStyle w:val="Hipervnculo"/>
@@ -5268,7 +5268,7 @@
               <w:rPr>
                 <w:noProof/>
               </w:rPr>
-              <w:instrText xml:space="preserve"> PAGEREF _Toc240280947 \h </w:instrText>
+              <w:instrText xml:space="preserve"> PAGEREF _Toc240286507 \h </w:instrText>
             </w:r>
             <w:r>
               <w:rPr>
@@ -5309,7 +5309,7 @@
               <w14:ligatures w14:val="standardContextual"/>
             </w:rPr>
           </w:pPr>
-          <w:hyperlink w:anchor="_Toc240280948" w:history="1">
+          <w:hyperlink w:anchor="_Toc240286508" w:history="1">
             <w:r>
               <w:rPr>
                 <w:rStyle w:val="Hipervnculo"/>
@@ -5333,7 +5333,7 @@
               <w:rPr>
                 <w:noProof/>
               </w:rPr>
-              <w:instrText xml:space="preserve"> PAGEREF _Toc240280948 \h </w:instrText>
+              <w:instrText xml:space="preserve"> PAGEREF _Toc240286508 \h </w:instrText>
             </w:r>
             <w:r>
               <w:rPr>
@@ -5374,7 +5374,7 @@
               <w14:ligatures w14:val="standardContextual"/>
             </w:rPr>
           </w:pPr>
-          <w:hyperlink w:anchor="_Toc240280949" w:history="1">
+          <w:hyperlink w:anchor="_Toc240286509" w:history="1">
             <w:r>
               <w:rPr>
                 <w:rStyle w:val="Hipervnculo"/>
@@ -5398,7 +5398,7 @@
               <w:rPr>
                 <w:noProof/>
               </w:rPr>
-              <w:instrText xml:space="preserve"> PAGEREF _Toc240280949 \h </w:instrText>
+              <w:instrText xml:space="preserve"> PAGEREF _Toc240286509 \h </w:instrText>
             </w:r>
             <w:r>
               <w:rPr>
@@ -5439,13 +5439,13 @@
               <w14:ligatures w14:val="standardContextual"/>
             </w:rPr>
           </w:pPr>
-          <w:hyperlink w:anchor="_Toc240280950" w:history="1">
+          <w:hyperlink w:anchor="_Toc240286510" w:history="1">
             <w:r>
               <w:rPr>
                 <w:rStyle w:val="Hipervnculo"/>
                 <w:noProof/>
               </w:rPr>
-              <w:t>El balance de los siete intentos</w:t>
+              <w:t>El octavo eje: dejar que el sistema se calle</w:t>
             </w:r>
             <w:r>
               <w:rPr>
@@ -5463,7 +5463,7 @@
               <w:rPr>
                 <w:noProof/>
               </w:rPr>
-              <w:instrText xml:space="preserve"> PAGEREF _Toc240280950 \h </w:instrText>
+              <w:instrText xml:space="preserve"> PAGEREF _Toc240286510 \h </w:instrText>
             </w:r>
             <w:r>
               <w:rPr>
@@ -5504,13 +5504,13 @@
               <w14:ligatures w14:val="standardContextual"/>
             </w:rPr>
           </w:pPr>
-          <w:hyperlink w:anchor="_Toc240280951" w:history="1">
+          <w:hyperlink w:anchor="_Toc240286511" w:history="1">
             <w:r>
               <w:rPr>
                 <w:rStyle w:val="Hipervnculo"/>
                 <w:noProof/>
               </w:rPr>
-              <w:t>Y una observación sobre la métrica, que sí queda</w:t>
+              <w:t>La pregunta que el informe no tenía respondida</w:t>
             </w:r>
             <w:r>
               <w:rPr>
@@ -5528,7 +5528,7 @@
               <w:rPr>
                 <w:noProof/>
               </w:rPr>
-              <w:instrText xml:space="preserve"> PAGEREF _Toc240280951 \h </w:instrText>
+              <w:instrText xml:space="preserve"> PAGEREF _Toc240286511 \h </w:instrText>
             </w:r>
             <w:r>
               <w:rPr>
@@ -5569,12 +5569,337 @@
               <w14:ligatures w14:val="standardContextual"/>
             </w:rPr>
           </w:pPr>
-          <w:hyperlink w:anchor="_Toc240280952" w:history="1">
+          <w:hyperlink w:anchor="_Toc240286512" w:history="1">
             <w:r>
               <w:rPr>
                 <w:rStyle w:val="Hipervnculo"/>
                 <w:noProof/>
               </w:rPr>
+              <w:t>Lo primero que hay que decir es incómodo</w:t>
+            </w:r>
+            <w:r>
+              <w:rPr>
+                <w:noProof/>
+              </w:rPr>
+              <w:tab/>
+            </w:r>
+            <w:r>
+              <w:rPr>
+                <w:noProof/>
+              </w:rPr>
+              <w:fldChar w:fldCharType="begin"/>
+            </w:r>
+            <w:r>
+              <w:rPr>
+                <w:noProof/>
+              </w:rPr>
+              <w:instrText xml:space="preserve"> PAGEREF _Toc240286512 \h </w:instrText>
+            </w:r>
+            <w:r>
+              <w:rPr>
+                <w:noProof/>
+              </w:rPr>
+            </w:r>
+            <w:r>
+              <w:rPr>
+                <w:noProof/>
+              </w:rPr>
+              <w:fldChar w:fldCharType="separate"/>
+            </w:r>
+            <w:r>
+              <w:rPr>
+                <w:noProof/>
+              </w:rPr>
+              <w:t>73</w:t>
+            </w:r>
+            <w:r>
+              <w:rPr>
+                <w:noProof/>
+              </w:rPr>
+              <w:fldChar w:fldCharType="end"/>
+            </w:r>
+          </w:hyperlink>
+        </w:p>
+        <w:p>
+          <w:pPr>
+            <w:pStyle w:val="TDC3"/>
+            <w:tabs>
+              <w:tab w:val="right" w:leader="dot" w:pos="9350"/>
+            </w:tabs>
+            <w:rPr>
+              <w:rFonts w:asciiTheme="minorHAnsi" w:eastAsiaTheme="minorEastAsia" w:hAnsiTheme="minorHAnsi" w:cstheme="minorBidi"/>
+              <w:noProof/>
+              <w:color w:val="auto"/>
+              <w:kern w:val="2"/>
+              <w14:ligatures w14:val="standardContextual"/>
+            </w:rPr>
+          </w:pPr>
+          <w:hyperlink w:anchor="_Toc240286513" w:history="1">
+            <w:r>
+              <w:rPr>
+                <w:rStyle w:val="Hipervnculo"/>
+                <w:noProof/>
+              </w:rPr>
+              <w:t>Callarse sí funciona, y aguanta el criterio</w:t>
+            </w:r>
+            <w:r>
+              <w:rPr>
+                <w:noProof/>
+              </w:rPr>
+              <w:tab/>
+            </w:r>
+            <w:r>
+              <w:rPr>
+                <w:noProof/>
+              </w:rPr>
+              <w:fldChar w:fldCharType="begin"/>
+            </w:r>
+            <w:r>
+              <w:rPr>
+                <w:noProof/>
+              </w:rPr>
+              <w:instrText xml:space="preserve"> PAGEREF _Toc240286513 \h </w:instrText>
+            </w:r>
+            <w:r>
+              <w:rPr>
+                <w:noProof/>
+              </w:rPr>
+            </w:r>
+            <w:r>
+              <w:rPr>
+                <w:noProof/>
+              </w:rPr>
+              <w:fldChar w:fldCharType="separate"/>
+            </w:r>
+            <w:r>
+              <w:rPr>
+                <w:noProof/>
+              </w:rPr>
+              <w:t>74</w:t>
+            </w:r>
+            <w:r>
+              <w:rPr>
+                <w:noProof/>
+              </w:rPr>
+              <w:fldChar w:fldCharType="end"/>
+            </w:r>
+          </w:hyperlink>
+        </w:p>
+        <w:p>
+          <w:pPr>
+            <w:pStyle w:val="TDC3"/>
+            <w:tabs>
+              <w:tab w:val="right" w:leader="dot" w:pos="9350"/>
+            </w:tabs>
+            <w:rPr>
+              <w:rFonts w:asciiTheme="minorHAnsi" w:eastAsiaTheme="minorEastAsia" w:hAnsiTheme="minorHAnsi" w:cstheme="minorBidi"/>
+              <w:noProof/>
+              <w:color w:val="auto"/>
+              <w:kern w:val="2"/>
+              <w14:ligatures w14:val="standardContextual"/>
+            </w:rPr>
+          </w:pPr>
+          <w:hyperlink w:anchor="_Toc240286514" w:history="1">
+            <w:r>
+              <w:rPr>
+                <w:rStyle w:val="Hipervnculo"/>
+                <w:noProof/>
+              </w:rPr>
+              <w:t>Qué cambia esto, y qué no</w:t>
+            </w:r>
+            <w:r>
+              <w:rPr>
+                <w:noProof/>
+              </w:rPr>
+              <w:tab/>
+            </w:r>
+            <w:r>
+              <w:rPr>
+                <w:noProof/>
+              </w:rPr>
+              <w:fldChar w:fldCharType="begin"/>
+            </w:r>
+            <w:r>
+              <w:rPr>
+                <w:noProof/>
+              </w:rPr>
+              <w:instrText xml:space="preserve"> PAGEREF _Toc240286514 \h </w:instrText>
+            </w:r>
+            <w:r>
+              <w:rPr>
+                <w:noProof/>
+              </w:rPr>
+            </w:r>
+            <w:r>
+              <w:rPr>
+                <w:noProof/>
+              </w:rPr>
+              <w:fldChar w:fldCharType="separate"/>
+            </w:r>
+            <w:r>
+              <w:rPr>
+                <w:noProof/>
+              </w:rPr>
+              <w:t>74</w:t>
+            </w:r>
+            <w:r>
+              <w:rPr>
+                <w:noProof/>
+              </w:rPr>
+              <w:fldChar w:fldCharType="end"/>
+            </w:r>
+          </w:hyperlink>
+        </w:p>
+        <w:p>
+          <w:pPr>
+            <w:pStyle w:val="TDC3"/>
+            <w:tabs>
+              <w:tab w:val="right" w:leader="dot" w:pos="9350"/>
+            </w:tabs>
+            <w:rPr>
+              <w:rFonts w:asciiTheme="minorHAnsi" w:eastAsiaTheme="minorEastAsia" w:hAnsiTheme="minorHAnsi" w:cstheme="minorBidi"/>
+              <w:noProof/>
+              <w:color w:val="auto"/>
+              <w:kern w:val="2"/>
+              <w14:ligatures w14:val="standardContextual"/>
+            </w:rPr>
+          </w:pPr>
+          <w:hyperlink w:anchor="_Toc240286515" w:history="1">
+            <w:r>
+              <w:rPr>
+                <w:rStyle w:val="Hipervnculo"/>
+                <w:noProof/>
+              </w:rPr>
+              <w:t>El balance de los siete intentos</w:t>
+            </w:r>
+            <w:r>
+              <w:rPr>
+                <w:noProof/>
+              </w:rPr>
+              <w:tab/>
+            </w:r>
+            <w:r>
+              <w:rPr>
+                <w:noProof/>
+              </w:rPr>
+              <w:fldChar w:fldCharType="begin"/>
+            </w:r>
+            <w:r>
+              <w:rPr>
+                <w:noProof/>
+              </w:rPr>
+              <w:instrText xml:space="preserve"> PAGEREF _Toc240286515 \h </w:instrText>
+            </w:r>
+            <w:r>
+              <w:rPr>
+                <w:noProof/>
+              </w:rPr>
+            </w:r>
+            <w:r>
+              <w:rPr>
+                <w:noProof/>
+              </w:rPr>
+              <w:fldChar w:fldCharType="separate"/>
+            </w:r>
+            <w:r>
+              <w:rPr>
+                <w:noProof/>
+              </w:rPr>
+              <w:t>75</w:t>
+            </w:r>
+            <w:r>
+              <w:rPr>
+                <w:noProof/>
+              </w:rPr>
+              <w:fldChar w:fldCharType="end"/>
+            </w:r>
+          </w:hyperlink>
+        </w:p>
+        <w:p>
+          <w:pPr>
+            <w:pStyle w:val="TDC3"/>
+            <w:tabs>
+              <w:tab w:val="right" w:leader="dot" w:pos="9350"/>
+            </w:tabs>
+            <w:rPr>
+              <w:rFonts w:asciiTheme="minorHAnsi" w:eastAsiaTheme="minorEastAsia" w:hAnsiTheme="minorHAnsi" w:cstheme="minorBidi"/>
+              <w:noProof/>
+              <w:color w:val="auto"/>
+              <w:kern w:val="2"/>
+              <w14:ligatures w14:val="standardContextual"/>
+            </w:rPr>
+          </w:pPr>
+          <w:hyperlink w:anchor="_Toc240286516" w:history="1">
+            <w:r>
+              <w:rPr>
+                <w:rStyle w:val="Hipervnculo"/>
+                <w:noProof/>
+              </w:rPr>
+              <w:t>Y una observación sobre la métrica, que sí queda</w:t>
+            </w:r>
+            <w:r>
+              <w:rPr>
+                <w:noProof/>
+              </w:rPr>
+              <w:tab/>
+            </w:r>
+            <w:r>
+              <w:rPr>
+                <w:noProof/>
+              </w:rPr>
+              <w:fldChar w:fldCharType="begin"/>
+            </w:r>
+            <w:r>
+              <w:rPr>
+                <w:noProof/>
+              </w:rPr>
+              <w:instrText xml:space="preserve"> PAGEREF _Toc240286516 \h </w:instrText>
+            </w:r>
+            <w:r>
+              <w:rPr>
+                <w:noProof/>
+              </w:rPr>
+            </w:r>
+            <w:r>
+              <w:rPr>
+                <w:noProof/>
+              </w:rPr>
+              <w:fldChar w:fldCharType="separate"/>
+            </w:r>
+            <w:r>
+              <w:rPr>
+                <w:noProof/>
+              </w:rPr>
+              <w:t>76</w:t>
+            </w:r>
+            <w:r>
+              <w:rPr>
+                <w:noProof/>
+              </w:rPr>
+              <w:fldChar w:fldCharType="end"/>
+            </w:r>
+          </w:hyperlink>
+        </w:p>
+        <w:p>
+          <w:pPr>
+            <w:pStyle w:val="TDC3"/>
+            <w:tabs>
+              <w:tab w:val="right" w:leader="dot" w:pos="9350"/>
+            </w:tabs>
+            <w:rPr>
+              <w:rFonts w:asciiTheme="minorHAnsi" w:eastAsiaTheme="minorEastAsia" w:hAnsiTheme="minorHAnsi" w:cstheme="minorBidi"/>
+              <w:noProof/>
+              <w:color w:val="auto"/>
+              <w:kern w:val="2"/>
+              <w14:ligatures w14:val="standardContextual"/>
+            </w:rPr>
+          </w:pPr>
+          <w:hyperlink w:anchor="_Toc240286517" w:history="1">
+            <w:r>
+              <w:rPr>
+                <w:rStyle w:val="Hipervnculo"/>
+                <w:noProof/>
+              </w:rPr>
               <w:t>Lo que se aprende de esto</w:t>
             </w:r>
             <w:r>
@@ -5593,7 +5918,7 @@
               <w:rPr>
                 <w:noProof/>
               </w:rPr>
-              <w:instrText xml:space="preserve"> PAGEREF _Toc240280952 \h </w:instrText>
+              <w:instrText xml:space="preserve"> PAGEREF _Toc240286517 \h </w:instrText>
             </w:r>
             <w:r>
               <w:rPr>
@@ -5610,7 +5935,7 @@
               <w:rPr>
                 <w:noProof/>
               </w:rPr>
-              <w:t>74</w:t>
+              <w:t>76</w:t>
             </w:r>
             <w:r>
               <w:rPr>
@@ -5634,7 +5959,7 @@
               <w14:ligatures w14:val="standardContextual"/>
             </w:rPr>
           </w:pPr>
-          <w:hyperlink w:anchor="_Toc240280953" w:history="1">
+          <w:hyperlink w:anchor="_Toc240286518" w:history="1">
             <w:r>
               <w:rPr>
                 <w:rStyle w:val="Hipervnculo"/>
@@ -5658,7 +5983,7 @@
               <w:rPr>
                 <w:noProof/>
               </w:rPr>
-              <w:instrText xml:space="preserve"> PAGEREF _Toc240280953 \h </w:instrText>
+              <w:instrText xml:space="preserve"> PAGEREF _Toc240286518 \h </w:instrText>
             </w:r>
             <w:r>
               <w:rPr>
@@ -5675,7 +6000,7 @@
               <w:rPr>
                 <w:noProof/>
               </w:rPr>
-              <w:t>75</w:t>
+              <w:t>78</w:t>
             </w:r>
             <w:r>
               <w:rPr>
@@ -5699,7 +6024,7 @@
               <w14:ligatures w14:val="standardContextual"/>
             </w:rPr>
           </w:pPr>
-          <w:hyperlink w:anchor="_Toc240280954" w:history="1">
+          <w:hyperlink w:anchor="_Toc240286519" w:history="1">
             <w:r>
               <w:rPr>
                 <w:rStyle w:val="Hipervnculo"/>
@@ -5723,7 +6048,7 @@
               <w:rPr>
                 <w:noProof/>
               </w:rPr>
-              <w:instrText xml:space="preserve"> PAGEREF _Toc240280954 \h </w:instrText>
+              <w:instrText xml:space="preserve"> PAGEREF _Toc240286519 \h </w:instrText>
             </w:r>
             <w:r>
               <w:rPr>
@@ -5740,7 +6065,7 @@
               <w:rPr>
                 <w:noProof/>
               </w:rPr>
-              <w:t>76</w:t>
+              <w:t>78</w:t>
             </w:r>
             <w:r>
               <w:rPr>
@@ -5764,7 +6089,7 @@
               <w14:ligatures w14:val="standardContextual"/>
             </w:rPr>
           </w:pPr>
-          <w:hyperlink w:anchor="_Toc240280955" w:history="1">
+          <w:hyperlink w:anchor="_Toc240286520" w:history="1">
             <w:r>
               <w:rPr>
                 <w:rStyle w:val="Hipervnculo"/>
@@ -5788,7 +6113,7 @@
               <w:rPr>
                 <w:noProof/>
               </w:rPr>
-              <w:instrText xml:space="preserve"> PAGEREF _Toc240280955 \h </w:instrText>
+              <w:instrText xml:space="preserve"> PAGEREF _Toc240286520 \h </w:instrText>
             </w:r>
             <w:r>
               <w:rPr>
@@ -5805,7 +6130,7 @@
               <w:rPr>
                 <w:noProof/>
               </w:rPr>
-              <w:t>77</w:t>
+              <w:t>80</w:t>
             </w:r>
             <w:r>
               <w:rPr>
@@ -5832,7 +6157,7 @@
         <w:pStyle w:val="Ttulo1"/>
         <w:keepNext/>
       </w:pPr>
-      <w:bookmarkStart w:id="0" w:name="_Toc240280869"/>
+      <w:bookmarkStart w:id="0" w:name="_Toc240286429"/>
       <w:r>
         <w:lastRenderedPageBreak/>
         <w:t>Sistema de Pronóstico de Puntos de Inflexión en el Precio de Litecoin</w:t>
@@ -5893,7 +6218,7 @@
         <w:pStyle w:val="Ttulo2"/>
         <w:keepNext/>
       </w:pPr>
-      <w:bookmarkStart w:id="1" w:name="_Toc240280870"/>
+      <w:bookmarkStart w:id="1" w:name="_Toc240286430"/>
       <w:r>
         <w:t>Resumen ejecutivo</w:t>
       </w:r>
@@ -6610,7 +6935,7 @@
         <w:pStyle w:val="Ttulo2"/>
         <w:keepNext/>
       </w:pPr>
-      <w:bookmarkStart w:id="2" w:name="_Toc240280871"/>
+      <w:bookmarkStart w:id="2" w:name="_Toc240286431"/>
       <w:r>
         <w:t>Los dos entregables, y dónde está cada uno</w:t>
       </w:r>
@@ -7113,7 +7438,7 @@
         <w:pStyle w:val="Ttulo2"/>
         <w:keepNext/>
       </w:pPr>
-      <w:bookmarkStart w:id="3" w:name="_Toc240280872"/>
+      <w:bookmarkStart w:id="3" w:name="_Toc240286432"/>
       <w:r>
         <w:t>Qué se construyó</w:t>
       </w:r>
@@ -7562,7 +7887,7 @@
         <w:pStyle w:val="Ttulo2"/>
         <w:keepNext/>
       </w:pPr>
-      <w:bookmarkStart w:id="4" w:name="_Toc240280873"/>
+      <w:bookmarkStart w:id="4" w:name="_Toc240286433"/>
       <w:r>
         <w:t>Qué se puede afirmar hoy, y qué no</w:t>
       </w:r>
@@ -7825,7 +8150,7 @@
         <w:pStyle w:val="Ttulo2"/>
         <w:keepNext/>
       </w:pPr>
-      <w:bookmarkStart w:id="5" w:name="_Toc240280874"/>
+      <w:bookmarkStart w:id="5" w:name="_Toc240286434"/>
       <w:r>
         <w:t>Lo que este proyecto trató de hacer bien, y por qué se cuenta</w:t>
       </w:r>
@@ -7931,7 +8256,7 @@
         <w:pStyle w:val="Ttulo2"/>
         <w:keepNext/>
       </w:pPr>
-      <w:bookmarkStart w:id="6" w:name="_Toc240280875"/>
+      <w:bookmarkStart w:id="6" w:name="_Toc240286435"/>
       <w:r>
         <w:t>Cómo leer este informe</w:t>
       </w:r>
@@ -8440,7 +8765,7 @@
         <w:pStyle w:val="Ttulo1"/>
         <w:keepNext/>
       </w:pPr>
-      <w:bookmarkStart w:id="7" w:name="_Toc240280876"/>
+      <w:bookmarkStart w:id="7" w:name="_Toc240286436"/>
       <w:r>
         <w:t>Diseño</w:t>
       </w:r>
@@ -8560,7 +8885,7 @@
         <w:pStyle w:val="Ttulo2"/>
         <w:keepNext/>
       </w:pPr>
-      <w:bookmarkStart w:id="8" w:name="_Toc240280877"/>
+      <w:bookmarkStart w:id="8" w:name="_Toc240286437"/>
       <w:r>
         <w:lastRenderedPageBreak/>
         <w:t>1.1 Qué es un punto de inflexión, exactamente</w:t>
@@ -9295,7 +9620,7 @@
         <w:pStyle w:val="Ttulo2"/>
         <w:keepNext/>
       </w:pPr>
-      <w:bookmarkStart w:id="9" w:name="_Toc240280878"/>
+      <w:bookmarkStart w:id="9" w:name="_Toc240286438"/>
       <w:r>
         <w:lastRenderedPageBreak/>
         <w:t>1.2 Los tres parámetros, y por qué esos</w:t>
@@ -10232,7 +10557,7 @@
         <w:pStyle w:val="Ttulo2"/>
         <w:keepNext/>
       </w:pPr>
-      <w:bookmarkStart w:id="10" w:name="_Toc240280879"/>
+      <w:bookmarkStart w:id="10" w:name="_Toc240286439"/>
       <w:r>
         <w:t>1.3 Los datos: qué se descarga</w:t>
       </w:r>
@@ -10646,7 +10971,7 @@
         <w:pStyle w:val="Ttulo2"/>
         <w:keepNext/>
       </w:pPr>
-      <w:bookmarkStart w:id="11" w:name="_Toc240280880"/>
+      <w:bookmarkStart w:id="11" w:name="_Toc240286440"/>
       <w:r>
         <w:lastRenderedPageBreak/>
         <w:t>1.4 De dónde salen, y qué hubo que limpiar</w:t>
@@ -11765,7 +12090,7 @@
         <w:pStyle w:val="Ttulo2"/>
         <w:keepNext/>
       </w:pPr>
-      <w:bookmarkStart w:id="12" w:name="_Toc240280881"/>
+      <w:bookmarkStart w:id="12" w:name="_Toc240286441"/>
       <w:r>
         <w:t>1.5 La partición, y el embargo</w:t>
       </w:r>
@@ -11945,7 +12270,7 @@
           <w:noProof/>
         </w:rPr>
         <w:drawing>
-          <wp:inline distT="0" distB="0" distL="0" distR="0" wp14:anchorId="7815744C" wp14:editId="6A1B74C7">
+          <wp:inline distT="0" distB="0" distL="0" distR="0" wp14:anchorId="5E9F90CB" wp14:editId="2A8294C3">
             <wp:extent cx="5715000" cy="1524000"/>
             <wp:effectExtent l="0" t="0" r="0" b="0"/>
             <wp:docPr id="1" name="Imagen 1"/>
@@ -12522,7 +12847,7 @@
         <w:pStyle w:val="Ttulo2"/>
         <w:keepNext/>
       </w:pPr>
-      <w:bookmarkStart w:id="13" w:name="_Toc240280882"/>
+      <w:bookmarkStart w:id="13" w:name="_Toc240286442"/>
       <w:r>
         <w:t>1.6 El bloque de prueba se toca una vez, y eso es comprobable</w:t>
       </w:r>
@@ -12673,7 +12998,7 @@
         <w:pStyle w:val="Ttulo1"/>
         <w:keepNext/>
       </w:pPr>
-      <w:bookmarkStart w:id="14" w:name="_Toc240280883"/>
+      <w:bookmarkStart w:id="14" w:name="_Toc240286443"/>
       <w:r>
         <w:t>Ingeniería de Características</w:t>
       </w:r>
@@ -12785,7 +13110,7 @@
         <w:pStyle w:val="Ttulo2"/>
         <w:keepNext/>
       </w:pPr>
-      <w:bookmarkStart w:id="15" w:name="_Toc240280884"/>
+      <w:bookmarkStart w:id="15" w:name="_Toc240286444"/>
       <w:r>
         <w:t>2.1 Las seis familias</w:t>
       </w:r>
@@ -13460,7 +13785,7 @@
         <w:pStyle w:val="Ttulo2"/>
         <w:keepNext/>
       </w:pPr>
-      <w:bookmarkStart w:id="16" w:name="_Toc240280885"/>
+      <w:bookmarkStart w:id="16" w:name="_Toc240286445"/>
       <w:r>
         <w:t>2.2 Cero columnas en nivel de precio, y lo que costó llegar ahí</w:t>
       </w:r>
@@ -13702,7 +14027,7 @@
         <w:pStyle w:val="Ttulo2"/>
         <w:keepNext/>
       </w:pPr>
-      <w:bookmarkStart w:id="17" w:name="_Toc240280886"/>
+      <w:bookmarkStart w:id="17" w:name="_Toc240286446"/>
       <w:r>
         <w:t>2.3 Qué usa el modelo, medido por permutación</w:t>
       </w:r>
@@ -15139,7 +15464,7 @@
         <w:pStyle w:val="Ttulo2"/>
         <w:keepNext/>
       </w:pPr>
-      <w:bookmarkStart w:id="18" w:name="_Toc240280887"/>
+      <w:bookmarkStart w:id="18" w:name="_Toc240286447"/>
       <w:r>
         <w:lastRenderedPageBreak/>
         <w:t>2.4 El piso de ruido: qué hace que la tabla signifique algo</w:t>
@@ -15262,7 +15587,7 @@
         <w:pStyle w:val="Ttulo2"/>
         <w:keepNext/>
       </w:pPr>
-      <w:bookmarkStart w:id="19" w:name="_Toc240280888"/>
+      <w:bookmarkStart w:id="19" w:name="_Toc240286448"/>
       <w:r>
         <w:t>2.5 Recortar las 17: medido, no opinado</w:t>
       </w:r>
@@ -16141,7 +16466,7 @@
         <w:pStyle w:val="Ttulo2"/>
         <w:keepNext/>
       </w:pPr>
-      <w:bookmarkStart w:id="20" w:name="_Toc240280889"/>
+      <w:bookmarkStart w:id="20" w:name="_Toc240286449"/>
       <w:r>
         <w:t>2.6 La tensión con el resultado multivariante, y por qué no es una contradicción</w:t>
       </w:r>
@@ -16320,7 +16645,7 @@
         <w:pStyle w:val="Ttulo2"/>
         <w:keepNext/>
       </w:pPr>
-      <w:bookmarkStart w:id="21" w:name="_Toc240280890"/>
+      <w:bookmarkStart w:id="21" w:name="_Toc240286450"/>
       <w:r>
         <w:t>2.7 Lo que esta sección no puede afirmar</w:t>
       </w:r>
@@ -16452,7 +16777,7 @@
         <w:pStyle w:val="Ttulo1"/>
         <w:keepNext/>
       </w:pPr>
-      <w:bookmarkStart w:id="22" w:name="_Toc240280891"/>
+      <w:bookmarkStart w:id="22" w:name="_Toc240286451"/>
       <w:r>
         <w:t>Los Dos Modelos: Fundacional y Avanzado</w:t>
       </w:r>
@@ -16506,7 +16831,7 @@
         <w:pStyle w:val="Ttulo2"/>
         <w:keepNext/>
       </w:pPr>
-      <w:bookmarkStart w:id="23" w:name="_Toc240280892"/>
+      <w:bookmarkStart w:id="23" w:name="_Toc240286452"/>
       <w:r>
         <w:lastRenderedPageBreak/>
         <w:t>1. El puente, que es lo que hace comparables a los dos</w:t>
@@ -16664,7 +16989,7 @@
         <w:pStyle w:val="Ttulo2"/>
         <w:keepNext/>
       </w:pPr>
-      <w:bookmarkStart w:id="24" w:name="_Toc240280893"/>
+      <w:bookmarkStart w:id="24" w:name="_Toc240286453"/>
       <w:r>
         <w:t>2. Modelo fundacional — Chronos-Bolt</w:t>
       </w:r>
@@ -16989,7 +17314,7 @@
         <w:pStyle w:val="Ttulo2"/>
         <w:keepNext/>
       </w:pPr>
-      <w:bookmarkStart w:id="25" w:name="_Toc240280894"/>
+      <w:bookmarkStart w:id="25" w:name="_Toc240286454"/>
       <w:r>
         <w:lastRenderedPageBreak/>
         <w:t>3. Modelo avanzado — iTransformer</w:t>
@@ -17031,7 +17356,7 @@
         <w:pStyle w:val="Ttulo3"/>
         <w:keepNext/>
       </w:pPr>
-      <w:bookmarkStart w:id="26" w:name="_Toc240280895"/>
+      <w:bookmarkStart w:id="26" w:name="_Toc240286455"/>
       <w:r>
         <w:t>Por qué no es Informer</w:t>
       </w:r>
@@ -17136,7 +17461,7 @@
         <w:pStyle w:val="Ttulo3"/>
         <w:keepNext/>
       </w:pPr>
-      <w:bookmarkStart w:id="27" w:name="_Toc240280896"/>
+      <w:bookmarkStart w:id="27" w:name="_Toc240286456"/>
       <w:r>
         <w:t>Lo que cuesta</w:t>
       </w:r>
@@ -17657,7 +17982,7 @@
         <w:pStyle w:val="Ttulo2"/>
         <w:keepNext/>
       </w:pPr>
-      <w:bookmarkStart w:id="28" w:name="_Toc240280897"/>
+      <w:bookmarkStart w:id="28" w:name="_Toc240286457"/>
       <w:r>
         <w:lastRenderedPageBreak/>
         <w:t>4. Rendimiento sobre validación</w:t>
@@ -18465,7 +18790,7 @@
         <w:pStyle w:val="Ttulo3"/>
         <w:keepNext/>
       </w:pPr>
-      <w:bookmarkStart w:id="29" w:name="_Toc240280898"/>
+      <w:bookmarkStart w:id="29" w:name="_Toc240286458"/>
       <w:r>
         <w:t>Las comparaciones que deciden</w:t>
       </w:r>
@@ -19549,7 +19874,7 @@
         <w:pStyle w:val="Ttulo2"/>
         <w:keepNext/>
       </w:pPr>
-      <w:bookmarkStart w:id="30" w:name="_Toc240280899"/>
+      <w:bookmarkStart w:id="30" w:name="_Toc240286459"/>
       <w:r>
         <w:t>5. Por qué no se ajustaron hiperparámetros</w:t>
       </w:r>
@@ -19677,7 +20002,7 @@
         <w:pStyle w:val="Ttulo2"/>
         <w:keepNext/>
       </w:pPr>
-      <w:bookmarkStart w:id="31" w:name="_Toc240280900"/>
+      <w:bookmarkStart w:id="31" w:name="_Toc240286460"/>
       <w:r>
         <w:t>6. Lo que no se puede afirmar, y por qué</w:t>
       </w:r>
@@ -19688,7 +20013,7 @@
         <w:pStyle w:val="Ttulo3"/>
         <w:keepNext/>
       </w:pPr>
-      <w:bookmarkStart w:id="32" w:name="_Toc240280901"/>
+      <w:bookmarkStart w:id="32" w:name="_Toc240286461"/>
       <w:r>
         <w:t>Los activos de apoyo: signo estable en las cinco, sin distinguibilidad afirmable</w:t>
       </w:r>
@@ -20604,7 +20929,7 @@
         <w:pStyle w:val="Ttulo3"/>
         <w:keepNext/>
       </w:pPr>
-      <w:bookmarkStart w:id="33" w:name="_Toc240280902"/>
+      <w:bookmarkStart w:id="33" w:name="_Toc240286462"/>
       <w:r>
         <w:t>La dispersión no es pareja, y es peor donde más importa</w:t>
       </w:r>
@@ -21572,7 +21897,7 @@
         <w:pStyle w:val="Ttulo3"/>
         <w:keepNext/>
       </w:pPr>
-      <w:bookmarkStart w:id="34" w:name="_Toc240280903"/>
+      <w:bookmarkStart w:id="34" w:name="_Toc240286463"/>
       <w:r>
         <w:lastRenderedPageBreak/>
         <w:t>El puente amplifica diferencias que no deberían importar</w:t>
@@ -21628,7 +21953,7 @@
         <w:pStyle w:val="Ttulo2"/>
         <w:keepNext/>
       </w:pPr>
-      <w:bookmarkStart w:id="35" w:name="_Toc240280904"/>
+      <w:bookmarkStart w:id="35" w:name="_Toc240286464"/>
       <w:r>
         <w:t>7. Por clase: lo que el bloque de prueba sugirió y lo que la potencia confirmó</w:t>
       </w:r>
@@ -21657,7 +21982,7 @@
         <w:pStyle w:val="Ttulo3"/>
         <w:keepNext/>
       </w:pPr>
-      <w:bookmarkStart w:id="36" w:name="_Toc240280905"/>
+      <w:bookmarkStart w:id="36" w:name="_Toc240286465"/>
       <w:r>
         <w:t>Lo que se vio en el bloque de prueba</w:t>
       </w:r>
@@ -22155,7 +22480,7 @@
         <w:pStyle w:val="Ttulo3"/>
         <w:keepNext/>
       </w:pPr>
-      <w:bookmarkStart w:id="37" w:name="_Toc240280906"/>
+      <w:bookmarkStart w:id="37" w:name="_Toc240286466"/>
       <w:r>
         <w:t>Lo que dice la agregación de los nueve tramos</w:t>
       </w:r>
@@ -22826,7 +23151,7 @@
         <w:pStyle w:val="Ttulo3"/>
         <w:keepNext/>
       </w:pPr>
-      <w:bookmarkStart w:id="38" w:name="_Toc240280907"/>
+      <w:bookmarkStart w:id="38" w:name="_Toc240286467"/>
       <w:r>
         <w:t>Por qué esto importa más allá de la tabla</w:t>
       </w:r>
@@ -22898,7 +23223,7 @@
         <w:pStyle w:val="Ttulo2"/>
         <w:keepNext/>
       </w:pPr>
-      <w:bookmarkStart w:id="39" w:name="_Toc240280908"/>
+      <w:bookmarkStart w:id="39" w:name="_Toc240286468"/>
       <w:r>
         <w:lastRenderedPageBreak/>
         <w:t>8. La celda que faltaba, y las tres lecturas escritas de antemano</w:t>
@@ -23011,7 +23336,7 @@
         <w:pStyle w:val="Ttulo2"/>
         <w:keepNext/>
       </w:pPr>
-      <w:bookmarkStart w:id="40" w:name="_Toc240280909"/>
+      <w:bookmarkStart w:id="40" w:name="_Toc240286469"/>
       <w:r>
         <w:t>9. Cómo se regenera cada cifra</w:t>
       </w:r>
@@ -23441,7 +23766,7 @@
         <w:pStyle w:val="Ttulo1"/>
         <w:keepNext/>
       </w:pPr>
-      <w:bookmarkStart w:id="41" w:name="_Toc240280910"/>
+      <w:bookmarkStart w:id="41" w:name="_Toc240286470"/>
       <w:r>
         <w:t>Pruebas de Detección</w:t>
       </w:r>
@@ -23744,7 +24069,7 @@
         <w:pStyle w:val="Ttulo2"/>
         <w:keepNext/>
       </w:pPr>
-      <w:bookmarkStart w:id="42" w:name="_Toc240280911"/>
+      <w:bookmarkStart w:id="42" w:name="_Toc240286471"/>
       <w:r>
         <w:t>4.1 Qué demuestra cada una</w:t>
       </w:r>
@@ -24383,7 +24708,7 @@
         <w:pStyle w:val="Ttulo2"/>
         <w:keepNext/>
       </w:pPr>
-      <w:bookmarkStart w:id="43" w:name="_Toc240280912"/>
+      <w:bookmarkStart w:id="43" w:name="_Toc240286472"/>
       <w:r>
         <w:t>4.2 Prueba 1 · El etiquetador, sobre una serie construida</w:t>
       </w:r>
@@ -24715,7 +25040,7 @@
         <w:pStyle w:val="Ttulo2"/>
         <w:keepNext/>
       </w:pPr>
-      <w:bookmarkStart w:id="44" w:name="_Toc240280913"/>
+      <w:bookmarkStart w:id="44" w:name="_Toc240286473"/>
       <w:r>
         <w:t>4.3 Prueba 2 · El circuito completo, sobre datos sintéticos</w:t>
       </w:r>
@@ -25219,7 +25544,7 @@
         <w:pStyle w:val="Ttulo2"/>
         <w:keepNext/>
       </w:pPr>
-      <w:bookmarkStart w:id="45" w:name="_Toc240280914"/>
+      <w:bookmarkStart w:id="45" w:name="_Toc240286474"/>
       <w:r>
         <w:t>4.4 Prueba 3 · Sobre el bloque de entrenamiento</w:t>
       </w:r>
@@ -25707,7 +26032,7 @@
         <w:pStyle w:val="Ttulo2"/>
         <w:keepNext/>
       </w:pPr>
-      <w:bookmarkStart w:id="46" w:name="_Toc240280915"/>
+      <w:bookmarkStart w:id="46" w:name="_Toc240286475"/>
       <w:r>
         <w:t>4.5 Prueba 4 · Tiempo real, y por qué es la única que busca fuga</w:t>
       </w:r>
@@ -26023,7 +26348,7 @@
         <w:pStyle w:val="Ttulo3"/>
         <w:keepNext/>
       </w:pPr>
-      <w:bookmarkStart w:id="47" w:name="_Toc240280916"/>
+      <w:bookmarkStart w:id="47" w:name="_Toc240286476"/>
       <w:r>
         <w:t>La cola sin confirmar, y por qué se muestra</w:t>
       </w:r>
@@ -26166,7 +26491,7 @@
         <w:pStyle w:val="Ttulo2"/>
         <w:keepNext/>
       </w:pPr>
-      <w:bookmarkStart w:id="48" w:name="_Toc240280917"/>
+      <w:bookmarkStart w:id="48" w:name="_Toc240286477"/>
       <w:r>
         <w:t>4.6 Lo que las cuatro juntas permiten decir</w:t>
       </w:r>
@@ -26225,7 +26550,7 @@
         <w:pStyle w:val="Ttulo1"/>
         <w:keepNext/>
       </w:pPr>
-      <w:bookmarkStart w:id="49" w:name="_Toc240280918"/>
+      <w:bookmarkStart w:id="49" w:name="_Toc240286478"/>
       <w:r>
         <w:lastRenderedPageBreak/>
         <w:t>Rendimiento</w:t>
@@ -26382,7 +26707,7 @@
         <w:pStyle w:val="Ttulo2"/>
         <w:keepNext/>
       </w:pPr>
-      <w:bookmarkStart w:id="50" w:name="_Toc240280919"/>
+      <w:bookmarkStart w:id="50" w:name="_Toc240286479"/>
       <w:r>
         <w:t>5.1 La comparación sobre validación</w:t>
       </w:r>
@@ -27590,7 +27915,7 @@
         <w:pStyle w:val="Ttulo2"/>
         <w:keepNext/>
       </w:pPr>
-      <w:bookmarkStart w:id="51" w:name="_Toc240280920"/>
+      <w:bookmarkStart w:id="51" w:name="_Toc240286480"/>
       <w:r>
         <w:t>5.2 Qué es la Precisión Direccional aquí, y por qué hubo que decidirlo</w:t>
       </w:r>
@@ -27743,7 +28068,7 @@
         <w:pStyle w:val="Ttulo2"/>
         <w:keepNext/>
       </w:pPr>
-      <w:bookmarkStart w:id="52" w:name="_Toc240280921"/>
+      <w:bookmarkStart w:id="52" w:name="_Toc240286481"/>
       <w:r>
         <w:t>5.3 Comparar medias no alcanza: los intervalos</w:t>
       </w:r>
@@ -28511,7 +28836,7 @@
         <w:pStyle w:val="Ttulo2"/>
         <w:keepNext/>
       </w:pPr>
-      <w:bookmarkStart w:id="53" w:name="_Toc240280922"/>
+      <w:bookmarkStart w:id="53" w:name="_Toc240286482"/>
       <w:r>
         <w:t>5.4 Un intervalo de esta tabla no se reproduce, y se declara</w:t>
       </w:r>
@@ -29131,7 +29456,7 @@
         <w:pStyle w:val="Ttulo2"/>
         <w:keepNext/>
       </w:pPr>
-      <w:bookmarkStart w:id="54" w:name="_Toc240280923"/>
+      <w:bookmarkStart w:id="54" w:name="_Toc240286483"/>
       <w:r>
         <w:t>5.5 El bloque de prueba</w:t>
       </w:r>
@@ -29229,10 +29554,10 @@
           <w:noProof/>
         </w:rPr>
         <w:drawing>
-          <wp:inline distT="0" distB="0" distL="0" distR="0" wp14:anchorId="3A5BE929" wp14:editId="730C8ED3">
+          <wp:inline distT="0" distB="0" distL="0" distR="0" wp14:anchorId="6E91CE96" wp14:editId="6AAF30D9">
             <wp:extent cx="5715000" cy="2828925"/>
             <wp:effectExtent l="0" t="0" r="0" b="0"/>
-            <wp:docPr id="1672502342" name="Imagen 1672502342"/>
+            <wp:docPr id="623290001" name="Imagen 623290001"/>
             <wp:cNvGraphicFramePr>
               <a:graphicFrameLocks xmlns:a="http://schemas.openxmlformats.org/drawingml/2006/main" noChangeAspect="1"/>
             </wp:cNvGraphicFramePr>
@@ -30348,10 +30673,10 @@
           <w:noProof/>
         </w:rPr>
         <w:drawing>
-          <wp:inline distT="0" distB="0" distL="0" distR="0" wp14:anchorId="43D0390D" wp14:editId="26298011">
+          <wp:inline distT="0" distB="0" distL="0" distR="0" wp14:anchorId="5DF1E573" wp14:editId="23FC46D8">
             <wp:extent cx="5715000" cy="2543175"/>
             <wp:effectExtent l="0" t="0" r="0" b="0"/>
-            <wp:docPr id="848838038" name="Imagen 848838038"/>
+            <wp:docPr id="19161026" name="Imagen 19161026"/>
             <wp:cNvGraphicFramePr>
               <a:graphicFrameLocks xmlns:a="http://schemas.openxmlformats.org/drawingml/2006/main" noChangeAspect="1"/>
             </wp:cNvGraphicFramePr>
@@ -30418,7 +30743,7 @@
         <w:pStyle w:val="Ttulo3"/>
         <w:keepNext/>
       </w:pPr>
-      <w:bookmarkStart w:id="55" w:name="_Toc240280924"/>
+      <w:bookmarkStart w:id="55" w:name="_Toc240286484"/>
       <w:r>
         <w:lastRenderedPageBreak/>
         <w:t>La regla de decisión, aplicada</w:t>
@@ -30907,7 +31232,7 @@
         <w:pStyle w:val="Ttulo3"/>
         <w:keepNext/>
       </w:pPr>
-      <w:bookmarkStart w:id="56" w:name="_Toc240280925"/>
+      <w:bookmarkStart w:id="56" w:name="_Toc240286485"/>
       <w:r>
         <w:t>Lo que el informe dice, escrito antes de saber cuál tocaba</w:t>
       </w:r>
@@ -31065,7 +31390,7 @@
         <w:pStyle w:val="Ttulo3"/>
         <w:keepNext/>
       </w:pPr>
-      <w:bookmarkStart w:id="57" w:name="_Toc240280926"/>
+      <w:bookmarkStart w:id="57" w:name="_Toc240286486"/>
       <w:r>
         <w:t>El criterio de aceptación falla, y por una razón que no es la del intervalo</w:t>
       </w:r>
@@ -31198,7 +31523,7 @@
         <w:pStyle w:val="Ttulo3"/>
         <w:keepNext/>
       </w:pPr>
-      <w:bookmarkStart w:id="58" w:name="_Toc240280927"/>
+      <w:bookmarkStart w:id="58" w:name="_Toc240286487"/>
       <w:r>
         <w:t>Un hueco de la herramienta, declarado</w:t>
       </w:r>
@@ -31284,7 +31609,7 @@
         <w:pStyle w:val="Ttulo1"/>
         <w:keepNext/>
       </w:pPr>
-      <w:bookmarkStart w:id="59" w:name="_Toc240280928"/>
+      <w:bookmarkStart w:id="59" w:name="_Toc240286488"/>
       <w:r>
         <w:t>Limitaciones</w:t>
       </w:r>
@@ -31392,7 +31717,7 @@
         <w:pStyle w:val="Ttulo2"/>
         <w:keepNext/>
       </w:pPr>
-      <w:bookmarkStart w:id="60" w:name="_Toc240280929"/>
+      <w:bookmarkStart w:id="60" w:name="_Toc240286489"/>
       <w:r>
         <w:t>6.1 Los activos de apoyo aportan poco, y no lo mismo en las dos familias</w:t>
       </w:r>
@@ -31830,7 +32155,7 @@
         <w:pStyle w:val="Ttulo2"/>
         <w:keepNext/>
       </w:pPr>
-      <w:bookmarkStart w:id="61" w:name="_Toc240280930"/>
+      <w:bookmarkStart w:id="61" w:name="_Toc240286490"/>
       <w:r>
         <w:t>6.2 Ningún modelo profundo mejora al bosque clásico</w:t>
       </w:r>
@@ -32032,7 +32357,7 @@
         <w:pStyle w:val="Ttulo2"/>
         <w:keepNext/>
       </w:pPr>
-      <w:bookmarkStart w:id="62" w:name="_Toc240280931"/>
+      <w:bookmarkStart w:id="62" w:name="_Toc240286491"/>
       <w:r>
         <w:t>6.3 Un criterio del proyecto no se puede aplicar a uno de los modelos</w:t>
       </w:r>
@@ -32244,10 +32569,10 @@
           <w:noProof/>
         </w:rPr>
         <w:drawing>
-          <wp:inline distT="0" distB="0" distL="0" distR="0" wp14:anchorId="2122C593" wp14:editId="4E02511F">
+          <wp:inline distT="0" distB="0" distL="0" distR="0" wp14:anchorId="20368CAF" wp14:editId="67BFE299">
             <wp:extent cx="5715000" cy="2562225"/>
             <wp:effectExtent l="0" t="0" r="0" b="0"/>
-            <wp:docPr id="1711268015" name="Imagen 1711268015"/>
+            <wp:docPr id="1844890639" name="Imagen 1844890639"/>
             <wp:cNvGraphicFramePr>
               <a:graphicFrameLocks xmlns:a="http://schemas.openxmlformats.org/drawingml/2006/main" noChangeAspect="1"/>
             </wp:cNvGraphicFramePr>
@@ -32407,7 +32732,7 @@
         <w:pStyle w:val="Ttulo2"/>
         <w:keepNext/>
       </w:pPr>
-      <w:bookmarkStart w:id="63" w:name="_Toc240280932"/>
+      <w:bookmarkStart w:id="63" w:name="_Toc240286492"/>
       <w:r>
         <w:t>6.4 El puente de trayectoria a etiqueta amplifica diferencias mínimas</w:t>
       </w:r>
@@ -32564,7 +32889,7 @@
         <w:pStyle w:val="Ttulo2"/>
         <w:keepNext/>
       </w:pPr>
-      <w:bookmarkStart w:id="64" w:name="_Toc240280933"/>
+      <w:bookmarkStart w:id="64" w:name="_Toc240286493"/>
       <w:r>
         <w:t>6.5 El análisis con datos estáticos, que es lo que el enunciado pide</w:t>
       </w:r>
@@ -32744,7 +33069,7 @@
         <w:pStyle w:val="Ttulo2"/>
         <w:keepNext/>
       </w:pPr>
-      <w:bookmarkStart w:id="65" w:name="_Toc240280934"/>
+      <w:bookmarkStart w:id="65" w:name="_Toc240286494"/>
       <w:r>
         <w:lastRenderedPageBreak/>
         <w:t>6.6 Resumen</w:t>
@@ -33377,7 +33702,7 @@
         <w:pStyle w:val="Ttulo1"/>
         <w:keepNext/>
       </w:pPr>
-      <w:bookmarkStart w:id="66" w:name="_Toc240280935"/>
+      <w:bookmarkStart w:id="66" w:name="_Toc240286495"/>
       <w:r>
         <w:t>Conclusiones</w:t>
       </w:r>
@@ -33437,7 +33762,7 @@
         <w:pStyle w:val="Ttulo2"/>
         <w:keepNext/>
       </w:pPr>
-      <w:bookmarkStart w:id="67" w:name="_Toc240280936"/>
+      <w:bookmarkStart w:id="67" w:name="_Toc240286496"/>
       <w:r>
         <w:t>Lo que se sostiene</w:t>
       </w:r>
@@ -33569,7 +33894,7 @@
         <w:pStyle w:val="Ttulo2"/>
         <w:keepNext/>
       </w:pPr>
-      <w:bookmarkStart w:id="68" w:name="_Toc240280937"/>
+      <w:bookmarkStart w:id="68" w:name="_Toc240286497"/>
       <w:r>
         <w:t>Lo que no se sostiene</w:t>
       </w:r>
@@ -33645,7 +33970,7 @@
         <w:pStyle w:val="Ttulo2"/>
         <w:keepNext/>
       </w:pPr>
-      <w:bookmarkStart w:id="69" w:name="_Toc240280938"/>
+      <w:bookmarkStart w:id="69" w:name="_Toc240286498"/>
       <w:r>
         <w:lastRenderedPageBreak/>
         <w:t>Lo que el proyecto aprendió sobre cómo trabajar, que es lo que se lleva</w:t>
@@ -33784,7 +34109,7 @@
         <w:pStyle w:val="Ttulo2"/>
         <w:keepNext/>
       </w:pPr>
-      <w:bookmarkStart w:id="70" w:name="_Toc240280939"/>
+      <w:bookmarkStart w:id="70" w:name="_Toc240286499"/>
       <w:r>
         <w:t>Lo que hicimos después de medir, y qué salió</w:t>
       </w:r>
@@ -34117,7 +34442,7 @@
         <w:pStyle w:val="Ttulo3"/>
         <w:keepNext/>
       </w:pPr>
-      <w:bookmarkStart w:id="71" w:name="_Toc240280940"/>
+      <w:bookmarkStart w:id="71" w:name="_Toc240286500"/>
       <w:r>
         <w:t>El diagnóstico</w:t>
       </w:r>
@@ -34628,7 +34953,7 @@
         <w:pStyle w:val="Ttulo3"/>
         <w:keepNext/>
       </w:pPr>
-      <w:bookmarkStart w:id="72" w:name="_Toc240280941"/>
+      <w:bookmarkStart w:id="72" w:name="_Toc240286501"/>
       <w:r>
         <w:t>Lo que sí resolvió la pregunta: medir muchas veces en vez de una</w:t>
       </w:r>
@@ -35347,7 +35672,7 @@
         <w:pStyle w:val="Ttulo3"/>
         <w:keepNext/>
       </w:pPr>
-      <w:bookmarkStart w:id="73" w:name="_Toc240280942"/>
+      <w:bookmarkStart w:id="73" w:name="_Toc240286502"/>
       <w:r>
         <w:lastRenderedPageBreak/>
         <w:t>La medición que cierra la pregunta: era potencia, y ahora está demostrado</w:t>
@@ -36043,7 +36368,7 @@
         <w:pStyle w:val="Ttulo3"/>
         <w:keepNext/>
       </w:pPr>
-      <w:bookmarkStart w:id="74" w:name="_Toc240280943"/>
+      <w:bookmarkStart w:id="74" w:name="_Toc240286503"/>
       <w:r>
         <w:t>La corrección más grande: el bosque sí detecta las dos clases</w:t>
       </w:r>
@@ -37189,7 +37514,7 @@
         <w:pStyle w:val="Ttulo3"/>
         <w:keepNext/>
       </w:pPr>
-      <w:bookmarkStart w:id="75" w:name="_Toc240280944"/>
+      <w:bookmarkStart w:id="75" w:name="_Toc240286504"/>
       <w:r>
         <w:t>Y lo que la potencia corrige de un resultado central del informe</w:t>
       </w:r>
@@ -37815,7 +38140,7 @@
         <w:pStyle w:val="Ttulo3"/>
         <w:keepNext/>
       </w:pPr>
-      <w:bookmarkStart w:id="76" w:name="_Toc240280945"/>
+      <w:bookmarkStart w:id="76" w:name="_Toc240286505"/>
       <w:r>
         <w:t>La prueba que no dependía de nuestra disciplina</w:t>
       </w:r>
@@ -38447,7 +38772,7 @@
         <w:pStyle w:val="Ttulo3"/>
         <w:keepNext/>
       </w:pPr>
-      <w:bookmarkStart w:id="77" w:name="_Toc240280946"/>
+      <w:bookmarkStart w:id="77" w:name="_Toc240286506"/>
       <w:r>
         <w:t>Los arreglos que probamos</w:t>
       </w:r>
@@ -38962,7 +39287,7 @@
         <w:pStyle w:val="Ttulo3"/>
         <w:keepNext/>
       </w:pPr>
-      <w:bookmarkStart w:id="78" w:name="_Toc240280947"/>
+      <w:bookmarkStart w:id="78" w:name="_Toc240286507"/>
       <w:r>
         <w:t>El cuarto arreglo: la única vía que sí mejora, y por qué aun así no se afirma</w:t>
       </w:r>
@@ -39618,7 +39943,7 @@
         <w:pStyle w:val="Ttulo3"/>
         <w:keepNext/>
       </w:pPr>
-      <w:bookmarkStart w:id="79" w:name="_Toc240280948"/>
+      <w:bookmarkStart w:id="79" w:name="_Toc240286508"/>
       <w:r>
         <w:t>El quinto arreglo, que la propia evidencia sugirió</w:t>
       </w:r>
@@ -40264,7 +40589,7 @@
         <w:pStyle w:val="Ttulo3"/>
         <w:keepNext/>
       </w:pPr>
-      <w:bookmarkStart w:id="80" w:name="_Toc240280949"/>
+      <w:bookmarkStart w:id="80" w:name="_Toc240286509"/>
       <w:r>
         <w:t>Los dos últimos: otra familia de modelo, y pesar en vez de filtrar</w:t>
       </w:r>
@@ -40814,11 +41139,1822 @@
         <w:pStyle w:val="Ttulo3"/>
         <w:keepNext/>
       </w:pPr>
-      <w:bookmarkStart w:id="81" w:name="_Toc240280950"/>
+      <w:bookmarkStart w:id="81" w:name="_Toc240286510"/>
+      <w:r>
+        <w:t>El octavo eje: dejar que el sistema se calle</w:t>
+      </w:r>
+      <w:bookmarkEnd w:id="81"/>
+    </w:p>
+    <w:p>
+      <w:pPr>
+        <w:ind w:firstLine="720"/>
+      </w:pPr>
+      <w:r>
+        <w:t xml:space="preserve">Los siete intentos anteriores comparten algo que no se hizo explícito hasta el final: </w:t>
+      </w:r>
+      <w:r>
+        <w:rPr>
+          <w:b/>
+          <w:bCs/>
+        </w:rPr>
+        <w:t>los siete miden con el sistema respondiendo en todas las velas.</w:t>
+      </w:r>
+      <w:r>
+        <w:t xml:space="preserve"> </w:t>
+      </w:r>
+      <w:r>
+        <w:rPr>
+          <w:rFonts w:ascii="Courier New" w:eastAsia="Courier New" w:hAnsi="Courier New" w:cs="Courier New"/>
+          <w:sz w:val="22"/>
+          <w:szCs w:val="22"/>
+        </w:rPr>
+        <w:t>predecir()</w:t>
+      </w:r>
+      <w:r>
+        <w:t xml:space="preserve"> elige siempre la </w:t>
+      </w:r>
+      <w:r>
+        <w:lastRenderedPageBreak/>
+        <w:t xml:space="preserve">clase más probable, así que el sistema </w:t>
+      </w:r>
+      <w:r>
+        <w:rPr>
+          <w:b/>
+          <w:bCs/>
+        </w:rPr>
+        <w:t>nunca se calla</w:t>
+      </w:r>
+      <w:r>
+        <w:t xml:space="preserve">. El intento 3 cambió </w:t>
+      </w:r>
+      <w:r>
+        <w:rPr>
+          <w:i/>
+          <w:iCs/>
+        </w:rPr>
+        <w:t>qué clase</w:t>
+      </w:r>
+      <w:r>
+        <w:t xml:space="preserve"> gana; ninguno probó </w:t>
+      </w:r>
+      <w:r>
+        <w:rPr>
+          <w:b/>
+          <w:bCs/>
+        </w:rPr>
+        <w:t>no contestar</w:t>
+      </w:r>
+      <w:r>
+        <w:t>.</w:t>
+      </w:r>
+    </w:p>
+    <w:p>
+      <w:pPr>
+        <w:ind w:firstLine="720"/>
+      </w:pPr>
+      <w:r>
+        <w:t>Ese es un eje distinto, y es el único que dio algo.</w:t>
+      </w:r>
+    </w:p>
+    <w:p>
+      <w:pPr>
+        <w:pStyle w:val="Ttulo3"/>
+        <w:keepNext/>
+      </w:pPr>
+      <w:bookmarkStart w:id="82" w:name="_Toc240286511"/>
+      <w:r>
+        <w:t>La pregunta que el informe no tenía respondida</w:t>
+      </w:r>
+      <w:bookmarkEnd w:id="82"/>
+    </w:p>
+    <w:p>
+      <w:pPr>
+        <w:ind w:firstLine="720"/>
+      </w:pPr>
+      <w:r>
+        <w:t>La precisión direccional de este informe —</w:t>
+      </w:r>
+      <w:r>
+        <w:rPr>
+          <w:b/>
+          <w:bCs/>
+        </w:rPr>
+        <w:t>0,103627</w:t>
+      </w:r>
+      <w:r>
+        <w:t xml:space="preserve"> sobre validación— responde: </w:t>
+      </w:r>
+      <w:r>
+        <w:rPr>
+          <w:i/>
+          <w:iCs/>
+        </w:rPr>
+        <w:t>de los giros que ocurrieron, ¿a cuántos les acertó el tipo?</w:t>
+      </w:r>
+      <w:r>
+        <w:t xml:space="preserve"> Es una medida sobre los giros.</w:t>
+      </w:r>
+    </w:p>
+    <w:p>
+      <w:pPr>
+        <w:ind w:firstLine="720"/>
+      </w:pPr>
+      <w:r>
+        <w:t xml:space="preserve">Falta el complemento, que es lo que le importaría a cualquiera que usara esto: </w:t>
+      </w:r>
+      <w:r>
+        <w:rPr>
+          <w:b/>
+          <w:bCs/>
+        </w:rPr>
+        <w:t>de las veces que el sistema avisa, ¿cuántas acierta?</w:t>
+      </w:r>
+      <w:r>
+        <w:t xml:space="preserve"> Sobre los nueve tramos, con </w:t>
+      </w:r>
+      <w:r>
+        <w:rPr>
+          <w:b/>
+          <w:bCs/>
+        </w:rPr>
+        <w:t>6 550 observaciones</w:t>
+      </w:r>
+      <w:r>
+        <w:t>:</w:t>
+      </w:r>
+    </w:p>
+    <w:p>
+      <w:pPr>
+        <w:ind w:firstLine="720"/>
+      </w:pPr>
+      <w:r>
+        <w:rPr>
+          <w:b/>
+          <w:bCs/>
+        </w:rPr>
+        <w:t>Tabla C.12.</w:t>
+      </w:r>
+      <w:r>
+        <w:t xml:space="preserve"> Precisión del aviso al subir el umbral, y cobertura que cuesta.</w:t>
+      </w:r>
+    </w:p>
+    <w:tbl>
+      <w:tblPr>
+        <w:tblW w:w="9360" w:type="dxa"/>
+        <w:tblCellMar>
+          <w:left w:w="10" w:type="dxa"/>
+          <w:right w:w="10" w:type="dxa"/>
+        </w:tblCellMar>
+        <w:tblLook w:val="04A0" w:firstRow="1" w:lastRow="0" w:firstColumn="1" w:lastColumn="0" w:noHBand="0" w:noVBand="1"/>
+      </w:tblPr>
+      <w:tblGrid>
+        <w:gridCol w:w="1560"/>
+        <w:gridCol w:w="1560"/>
+        <w:gridCol w:w="1560"/>
+        <w:gridCol w:w="1560"/>
+        <w:gridCol w:w="1560"/>
+        <w:gridCol w:w="1560"/>
+      </w:tblGrid>
+      <w:tr>
+        <w:tblPrEx>
+          <w:tblCellMar>
+            <w:top w:w="0" w:type="dxa"/>
+            <w:bottom w:w="0" w:type="dxa"/>
+          </w:tblCellMar>
+        </w:tblPrEx>
+        <w:trPr>
+          <w:tblHeader/>
+        </w:trPr>
+        <w:tc>
+          <w:tcPr>
+            <w:tcW w:w="1560" w:type="dxa"/>
+            <w:tcBorders>
+              <w:top w:val="single" w:sz="6" w:space="0" w:color="000000"/>
+              <w:bottom w:val="single" w:sz="6" w:space="0" w:color="000000"/>
+            </w:tcBorders>
+            <w:tcMar>
+              <w:top w:w="60" w:type="dxa"/>
+              <w:left w:w="100" w:type="dxa"/>
+              <w:bottom w:w="60" w:type="dxa"/>
+              <w:right w:w="100" w:type="dxa"/>
+            </w:tcMar>
+          </w:tcPr>
+          <w:p>
+            <w:pPr>
+              <w:spacing w:line="240" w:lineRule="auto"/>
+            </w:pPr>
+            <w:r>
+              <w:rPr>
+                <w:sz w:val="22"/>
+                <w:szCs w:val="22"/>
+              </w:rPr>
+              <w:t>Umbral</w:t>
+            </w:r>
+          </w:p>
+        </w:tc>
+        <w:tc>
+          <w:tcPr>
+            <w:tcW w:w="1560" w:type="dxa"/>
+            <w:tcBorders>
+              <w:top w:val="single" w:sz="6" w:space="0" w:color="000000"/>
+              <w:bottom w:val="single" w:sz="6" w:space="0" w:color="000000"/>
+            </w:tcBorders>
+            <w:tcMar>
+              <w:top w:w="60" w:type="dxa"/>
+              <w:left w:w="100" w:type="dxa"/>
+              <w:bottom w:w="60" w:type="dxa"/>
+              <w:right w:w="100" w:type="dxa"/>
+            </w:tcMar>
+          </w:tcPr>
+          <w:p>
+            <w:pPr>
+              <w:spacing w:line="240" w:lineRule="auto"/>
+              <w:jc w:val="center"/>
+            </w:pPr>
+            <w:r>
+              <w:rPr>
+                <w:sz w:val="22"/>
+                <w:szCs w:val="22"/>
+              </w:rPr>
+              <w:t>Avisos</w:t>
+            </w:r>
+          </w:p>
+        </w:tc>
+        <w:tc>
+          <w:tcPr>
+            <w:tcW w:w="1560" w:type="dxa"/>
+            <w:tcBorders>
+              <w:top w:val="single" w:sz="6" w:space="0" w:color="000000"/>
+              <w:bottom w:val="single" w:sz="6" w:space="0" w:color="000000"/>
+            </w:tcBorders>
+            <w:tcMar>
+              <w:top w:w="60" w:type="dxa"/>
+              <w:left w:w="100" w:type="dxa"/>
+              <w:bottom w:w="60" w:type="dxa"/>
+              <w:right w:w="100" w:type="dxa"/>
+            </w:tcMar>
+          </w:tcPr>
+          <w:p>
+            <w:pPr>
+              <w:spacing w:line="240" w:lineRule="auto"/>
+              <w:jc w:val="center"/>
+            </w:pPr>
+            <w:r>
+              <w:rPr>
+                <w:sz w:val="22"/>
+                <w:szCs w:val="22"/>
+              </w:rPr>
+              <w:t>Cobertura</w:t>
+            </w:r>
+          </w:p>
+        </w:tc>
+        <w:tc>
+          <w:tcPr>
+            <w:tcW w:w="1560" w:type="dxa"/>
+            <w:tcBorders>
+              <w:top w:val="single" w:sz="6" w:space="0" w:color="000000"/>
+              <w:bottom w:val="single" w:sz="6" w:space="0" w:color="000000"/>
+            </w:tcBorders>
+            <w:tcMar>
+              <w:top w:w="60" w:type="dxa"/>
+              <w:left w:w="100" w:type="dxa"/>
+              <w:bottom w:w="60" w:type="dxa"/>
+              <w:right w:w="100" w:type="dxa"/>
+            </w:tcMar>
+          </w:tcPr>
+          <w:p>
+            <w:pPr>
+              <w:spacing w:line="240" w:lineRule="auto"/>
+              <w:jc w:val="center"/>
+            </w:pPr>
+            <w:r>
+              <w:rPr>
+                <w:sz w:val="22"/>
+                <w:szCs w:val="22"/>
+              </w:rPr>
+              <w:t>Precisión del aviso</w:t>
+            </w:r>
+          </w:p>
+        </w:tc>
+        <w:tc>
+          <w:tcPr>
+            <w:tcW w:w="1560" w:type="dxa"/>
+            <w:tcBorders>
+              <w:top w:val="single" w:sz="6" w:space="0" w:color="000000"/>
+              <w:bottom w:val="single" w:sz="6" w:space="0" w:color="000000"/>
+            </w:tcBorders>
+            <w:tcMar>
+              <w:top w:w="60" w:type="dxa"/>
+              <w:left w:w="100" w:type="dxa"/>
+              <w:bottom w:w="60" w:type="dxa"/>
+              <w:right w:w="100" w:type="dxa"/>
+            </w:tcMar>
+          </w:tcPr>
+          <w:p>
+            <w:pPr>
+              <w:spacing w:line="240" w:lineRule="auto"/>
+              <w:jc w:val="center"/>
+            </w:pPr>
+            <w:r>
+              <w:rPr>
+                <w:sz w:val="22"/>
+                <w:szCs w:val="22"/>
+              </w:rPr>
+              <w:t>Azar a esa cobertura</w:t>
+            </w:r>
+          </w:p>
+        </w:tc>
+        <w:tc>
+          <w:tcPr>
+            <w:tcW w:w="1560" w:type="dxa"/>
+            <w:tcBorders>
+              <w:top w:val="single" w:sz="6" w:space="0" w:color="000000"/>
+              <w:bottom w:val="single" w:sz="6" w:space="0" w:color="000000"/>
+            </w:tcBorders>
+            <w:tcMar>
+              <w:top w:w="60" w:type="dxa"/>
+              <w:left w:w="100" w:type="dxa"/>
+              <w:bottom w:w="60" w:type="dxa"/>
+              <w:right w:w="100" w:type="dxa"/>
+            </w:tcMar>
+          </w:tcPr>
+          <w:p>
+            <w:pPr>
+              <w:spacing w:line="240" w:lineRule="auto"/>
+              <w:jc w:val="center"/>
+            </w:pPr>
+            <w:r>
+              <w:rPr>
+                <w:sz w:val="22"/>
+                <w:szCs w:val="22"/>
+              </w:rPr>
+              <w:t>Tramos a favor</w:t>
+            </w:r>
+          </w:p>
+        </w:tc>
+      </w:tr>
+      <w:tr>
+        <w:tblPrEx>
+          <w:tblCellMar>
+            <w:top w:w="0" w:type="dxa"/>
+            <w:bottom w:w="0" w:type="dxa"/>
+          </w:tblCellMar>
+        </w:tblPrEx>
+        <w:tc>
+          <w:tcPr>
+            <w:tcW w:w="1560" w:type="dxa"/>
+            <w:tcMar>
+              <w:top w:w="60" w:type="dxa"/>
+              <w:left w:w="100" w:type="dxa"/>
+              <w:bottom w:w="60" w:type="dxa"/>
+              <w:right w:w="100" w:type="dxa"/>
+            </w:tcMar>
+          </w:tcPr>
+          <w:p>
+            <w:pPr>
+              <w:spacing w:line="240" w:lineRule="auto"/>
+            </w:pPr>
+            <w:r>
+              <w:rPr>
+                <w:sz w:val="22"/>
+                <w:szCs w:val="22"/>
+              </w:rPr>
+              <w:t xml:space="preserve">0,00 </w:t>
+            </w:r>
+            <w:r>
+              <w:rPr>
+                <w:i/>
+                <w:iCs/>
+                <w:sz w:val="22"/>
+                <w:szCs w:val="22"/>
+              </w:rPr>
+              <w:t>(hoy)</w:t>
+            </w:r>
+          </w:p>
+        </w:tc>
+        <w:tc>
+          <w:tcPr>
+            <w:tcW w:w="1560" w:type="dxa"/>
+            <w:tcMar>
+              <w:top w:w="60" w:type="dxa"/>
+              <w:left w:w="100" w:type="dxa"/>
+              <w:bottom w:w="60" w:type="dxa"/>
+              <w:right w:w="100" w:type="dxa"/>
+            </w:tcMar>
+          </w:tcPr>
+          <w:p>
+            <w:pPr>
+              <w:spacing w:line="240" w:lineRule="auto"/>
+              <w:jc w:val="center"/>
+            </w:pPr>
+            <w:r>
+              <w:rPr>
+                <w:sz w:val="22"/>
+                <w:szCs w:val="22"/>
+              </w:rPr>
+              <w:t>6 550</w:t>
+            </w:r>
+          </w:p>
+        </w:tc>
+        <w:tc>
+          <w:tcPr>
+            <w:tcW w:w="1560" w:type="dxa"/>
+            <w:tcMar>
+              <w:top w:w="60" w:type="dxa"/>
+              <w:left w:w="100" w:type="dxa"/>
+              <w:bottom w:w="60" w:type="dxa"/>
+              <w:right w:w="100" w:type="dxa"/>
+            </w:tcMar>
+          </w:tcPr>
+          <w:p>
+            <w:pPr>
+              <w:spacing w:line="240" w:lineRule="auto"/>
+              <w:jc w:val="center"/>
+            </w:pPr>
+            <w:r>
+              <w:rPr>
+                <w:sz w:val="22"/>
+                <w:szCs w:val="22"/>
+              </w:rPr>
+              <w:t>100,00 %</w:t>
+            </w:r>
+          </w:p>
+        </w:tc>
+        <w:tc>
+          <w:tcPr>
+            <w:tcW w:w="1560" w:type="dxa"/>
+            <w:tcMar>
+              <w:top w:w="60" w:type="dxa"/>
+              <w:left w:w="100" w:type="dxa"/>
+              <w:bottom w:w="60" w:type="dxa"/>
+              <w:right w:w="100" w:type="dxa"/>
+            </w:tcMar>
+          </w:tcPr>
+          <w:p>
+            <w:pPr>
+              <w:spacing w:line="240" w:lineRule="auto"/>
+              <w:jc w:val="center"/>
+            </w:pPr>
+            <w:r>
+              <w:rPr>
+                <w:b/>
+                <w:bCs/>
+                <w:sz w:val="22"/>
+                <w:szCs w:val="22"/>
+              </w:rPr>
+              <w:t>0,081374</w:t>
+            </w:r>
+          </w:p>
+        </w:tc>
+        <w:tc>
+          <w:tcPr>
+            <w:tcW w:w="1560" w:type="dxa"/>
+            <w:tcMar>
+              <w:top w:w="60" w:type="dxa"/>
+              <w:left w:w="100" w:type="dxa"/>
+              <w:bottom w:w="60" w:type="dxa"/>
+              <w:right w:w="100" w:type="dxa"/>
+            </w:tcMar>
+          </w:tcPr>
+          <w:p>
+            <w:pPr>
+              <w:spacing w:line="240" w:lineRule="auto"/>
+              <w:jc w:val="center"/>
+            </w:pPr>
+            <w:r>
+              <w:rPr>
+                <w:sz w:val="22"/>
+                <w:szCs w:val="22"/>
+              </w:rPr>
+              <w:t>0,048244</w:t>
+            </w:r>
+          </w:p>
+        </w:tc>
+        <w:tc>
+          <w:tcPr>
+            <w:tcW w:w="1560" w:type="dxa"/>
+            <w:tcMar>
+              <w:top w:w="60" w:type="dxa"/>
+              <w:left w:w="100" w:type="dxa"/>
+              <w:bottom w:w="60" w:type="dxa"/>
+              <w:right w:w="100" w:type="dxa"/>
+            </w:tcMar>
+          </w:tcPr>
+          <w:p>
+            <w:pPr>
+              <w:spacing w:line="240" w:lineRule="auto"/>
+              <w:jc w:val="center"/>
+            </w:pPr>
+            <w:r>
+              <w:rPr>
+                <w:sz w:val="22"/>
+                <w:szCs w:val="22"/>
+              </w:rPr>
+              <w:t>9 de 9</w:t>
+            </w:r>
+          </w:p>
+        </w:tc>
+      </w:tr>
+      <w:tr>
+        <w:tblPrEx>
+          <w:tblCellMar>
+            <w:top w:w="0" w:type="dxa"/>
+            <w:bottom w:w="0" w:type="dxa"/>
+          </w:tblCellMar>
+        </w:tblPrEx>
+        <w:tc>
+          <w:tcPr>
+            <w:tcW w:w="1560" w:type="dxa"/>
+            <w:tcMar>
+              <w:top w:w="60" w:type="dxa"/>
+              <w:left w:w="100" w:type="dxa"/>
+              <w:bottom w:w="60" w:type="dxa"/>
+              <w:right w:w="100" w:type="dxa"/>
+            </w:tcMar>
+          </w:tcPr>
+          <w:p>
+            <w:pPr>
+              <w:spacing w:line="240" w:lineRule="auto"/>
+            </w:pPr>
+            <w:r>
+              <w:rPr>
+                <w:sz w:val="22"/>
+                <w:szCs w:val="22"/>
+              </w:rPr>
+              <w:t>0,25</w:t>
+            </w:r>
+          </w:p>
+        </w:tc>
+        <w:tc>
+          <w:tcPr>
+            <w:tcW w:w="1560" w:type="dxa"/>
+            <w:tcMar>
+              <w:top w:w="60" w:type="dxa"/>
+              <w:left w:w="100" w:type="dxa"/>
+              <w:bottom w:w="60" w:type="dxa"/>
+              <w:right w:w="100" w:type="dxa"/>
+            </w:tcMar>
+          </w:tcPr>
+          <w:p>
+            <w:pPr>
+              <w:spacing w:line="240" w:lineRule="auto"/>
+              <w:jc w:val="center"/>
+            </w:pPr>
+            <w:r>
+              <w:rPr>
+                <w:sz w:val="22"/>
+                <w:szCs w:val="22"/>
+              </w:rPr>
+              <w:t>5 015</w:t>
+            </w:r>
+          </w:p>
+        </w:tc>
+        <w:tc>
+          <w:tcPr>
+            <w:tcW w:w="1560" w:type="dxa"/>
+            <w:tcMar>
+              <w:top w:w="60" w:type="dxa"/>
+              <w:left w:w="100" w:type="dxa"/>
+              <w:bottom w:w="60" w:type="dxa"/>
+              <w:right w:w="100" w:type="dxa"/>
+            </w:tcMar>
+          </w:tcPr>
+          <w:p>
+            <w:pPr>
+              <w:spacing w:line="240" w:lineRule="auto"/>
+              <w:jc w:val="center"/>
+            </w:pPr>
+            <w:r>
+              <w:rPr>
+                <w:sz w:val="22"/>
+                <w:szCs w:val="22"/>
+              </w:rPr>
+              <w:t>76,56 %</w:t>
+            </w:r>
+          </w:p>
+        </w:tc>
+        <w:tc>
+          <w:tcPr>
+            <w:tcW w:w="1560" w:type="dxa"/>
+            <w:tcMar>
+              <w:top w:w="60" w:type="dxa"/>
+              <w:left w:w="100" w:type="dxa"/>
+              <w:bottom w:w="60" w:type="dxa"/>
+              <w:right w:w="100" w:type="dxa"/>
+            </w:tcMar>
+          </w:tcPr>
+          <w:p>
+            <w:pPr>
+              <w:spacing w:line="240" w:lineRule="auto"/>
+              <w:jc w:val="center"/>
+            </w:pPr>
+            <w:r>
+              <w:rPr>
+                <w:sz w:val="22"/>
+                <w:szCs w:val="22"/>
+              </w:rPr>
+              <w:t>0,094317</w:t>
+            </w:r>
+          </w:p>
+        </w:tc>
+        <w:tc>
+          <w:tcPr>
+            <w:tcW w:w="1560" w:type="dxa"/>
+            <w:tcMar>
+              <w:top w:w="60" w:type="dxa"/>
+              <w:left w:w="100" w:type="dxa"/>
+              <w:bottom w:w="60" w:type="dxa"/>
+              <w:right w:w="100" w:type="dxa"/>
+            </w:tcMar>
+          </w:tcPr>
+          <w:p>
+            <w:pPr>
+              <w:spacing w:line="240" w:lineRule="auto"/>
+              <w:jc w:val="center"/>
+            </w:pPr>
+            <w:r>
+              <w:rPr>
+                <w:sz w:val="22"/>
+                <w:szCs w:val="22"/>
+              </w:rPr>
+              <w:t>0,049452</w:t>
+            </w:r>
+          </w:p>
+        </w:tc>
+        <w:tc>
+          <w:tcPr>
+            <w:tcW w:w="1560" w:type="dxa"/>
+            <w:tcMar>
+              <w:top w:w="60" w:type="dxa"/>
+              <w:left w:w="100" w:type="dxa"/>
+              <w:bottom w:w="60" w:type="dxa"/>
+              <w:right w:w="100" w:type="dxa"/>
+            </w:tcMar>
+          </w:tcPr>
+          <w:p>
+            <w:pPr>
+              <w:spacing w:line="240" w:lineRule="auto"/>
+              <w:jc w:val="center"/>
+            </w:pPr>
+            <w:r>
+              <w:rPr>
+                <w:sz w:val="22"/>
+                <w:szCs w:val="22"/>
+              </w:rPr>
+              <w:t>9 de 9</w:t>
+            </w:r>
+          </w:p>
+        </w:tc>
+      </w:tr>
+      <w:tr>
+        <w:tblPrEx>
+          <w:tblCellMar>
+            <w:top w:w="0" w:type="dxa"/>
+            <w:bottom w:w="0" w:type="dxa"/>
+          </w:tblCellMar>
+        </w:tblPrEx>
+        <w:tc>
+          <w:tcPr>
+            <w:tcW w:w="1560" w:type="dxa"/>
+            <w:tcMar>
+              <w:top w:w="60" w:type="dxa"/>
+              <w:left w:w="100" w:type="dxa"/>
+              <w:bottom w:w="60" w:type="dxa"/>
+              <w:right w:w="100" w:type="dxa"/>
+            </w:tcMar>
+          </w:tcPr>
+          <w:p>
+            <w:pPr>
+              <w:spacing w:line="240" w:lineRule="auto"/>
+            </w:pPr>
+            <w:r>
+              <w:rPr>
+                <w:sz w:val="22"/>
+                <w:szCs w:val="22"/>
+              </w:rPr>
+              <w:t>0,30</w:t>
+            </w:r>
+          </w:p>
+        </w:tc>
+        <w:tc>
+          <w:tcPr>
+            <w:tcW w:w="1560" w:type="dxa"/>
+            <w:tcMar>
+              <w:top w:w="60" w:type="dxa"/>
+              <w:left w:w="100" w:type="dxa"/>
+              <w:bottom w:w="60" w:type="dxa"/>
+              <w:right w:w="100" w:type="dxa"/>
+            </w:tcMar>
+          </w:tcPr>
+          <w:p>
+            <w:pPr>
+              <w:spacing w:line="240" w:lineRule="auto"/>
+              <w:jc w:val="center"/>
+            </w:pPr>
+            <w:r>
+              <w:rPr>
+                <w:sz w:val="22"/>
+                <w:szCs w:val="22"/>
+              </w:rPr>
+              <w:t>4 083</w:t>
+            </w:r>
+          </w:p>
+        </w:tc>
+        <w:tc>
+          <w:tcPr>
+            <w:tcW w:w="1560" w:type="dxa"/>
+            <w:tcMar>
+              <w:top w:w="60" w:type="dxa"/>
+              <w:left w:w="100" w:type="dxa"/>
+              <w:bottom w:w="60" w:type="dxa"/>
+              <w:right w:w="100" w:type="dxa"/>
+            </w:tcMar>
+          </w:tcPr>
+          <w:p>
+            <w:pPr>
+              <w:spacing w:line="240" w:lineRule="auto"/>
+              <w:jc w:val="center"/>
+            </w:pPr>
+            <w:r>
+              <w:rPr>
+                <w:sz w:val="22"/>
+                <w:szCs w:val="22"/>
+              </w:rPr>
+              <w:t>62,34 %</w:t>
+            </w:r>
+          </w:p>
+        </w:tc>
+        <w:tc>
+          <w:tcPr>
+            <w:tcW w:w="1560" w:type="dxa"/>
+            <w:tcMar>
+              <w:top w:w="60" w:type="dxa"/>
+              <w:left w:w="100" w:type="dxa"/>
+              <w:bottom w:w="60" w:type="dxa"/>
+              <w:right w:w="100" w:type="dxa"/>
+            </w:tcMar>
+          </w:tcPr>
+          <w:p>
+            <w:pPr>
+              <w:spacing w:line="240" w:lineRule="auto"/>
+              <w:jc w:val="center"/>
+            </w:pPr>
+            <w:r>
+              <w:rPr>
+                <w:sz w:val="22"/>
+                <w:szCs w:val="22"/>
+              </w:rPr>
+              <w:t>0,095518</w:t>
+            </w:r>
+          </w:p>
+        </w:tc>
+        <w:tc>
+          <w:tcPr>
+            <w:tcW w:w="1560" w:type="dxa"/>
+            <w:tcMar>
+              <w:top w:w="60" w:type="dxa"/>
+              <w:left w:w="100" w:type="dxa"/>
+              <w:bottom w:w="60" w:type="dxa"/>
+              <w:right w:w="100" w:type="dxa"/>
+            </w:tcMar>
+          </w:tcPr>
+          <w:p>
+            <w:pPr>
+              <w:spacing w:line="240" w:lineRule="auto"/>
+              <w:jc w:val="center"/>
+            </w:pPr>
+            <w:r>
+              <w:rPr>
+                <w:sz w:val="22"/>
+                <w:szCs w:val="22"/>
+              </w:rPr>
+              <w:t>0,044575</w:t>
+            </w:r>
+          </w:p>
+        </w:tc>
+        <w:tc>
+          <w:tcPr>
+            <w:tcW w:w="1560" w:type="dxa"/>
+            <w:tcMar>
+              <w:top w:w="60" w:type="dxa"/>
+              <w:left w:w="100" w:type="dxa"/>
+              <w:bottom w:w="60" w:type="dxa"/>
+              <w:right w:w="100" w:type="dxa"/>
+            </w:tcMar>
+          </w:tcPr>
+          <w:p>
+            <w:pPr>
+              <w:spacing w:line="240" w:lineRule="auto"/>
+              <w:jc w:val="center"/>
+            </w:pPr>
+            <w:r>
+              <w:rPr>
+                <w:sz w:val="22"/>
+                <w:szCs w:val="22"/>
+              </w:rPr>
+              <w:t>9 de 9</w:t>
+            </w:r>
+          </w:p>
+        </w:tc>
+      </w:tr>
+      <w:tr>
+        <w:tblPrEx>
+          <w:tblCellMar>
+            <w:top w:w="0" w:type="dxa"/>
+            <w:bottom w:w="0" w:type="dxa"/>
+          </w:tblCellMar>
+        </w:tblPrEx>
+        <w:tc>
+          <w:tcPr>
+            <w:tcW w:w="1560" w:type="dxa"/>
+            <w:tcMar>
+              <w:top w:w="60" w:type="dxa"/>
+              <w:left w:w="100" w:type="dxa"/>
+              <w:bottom w:w="60" w:type="dxa"/>
+              <w:right w:w="100" w:type="dxa"/>
+            </w:tcMar>
+          </w:tcPr>
+          <w:p>
+            <w:pPr>
+              <w:spacing w:line="240" w:lineRule="auto"/>
+            </w:pPr>
+            <w:r>
+              <w:rPr>
+                <w:sz w:val="22"/>
+                <w:szCs w:val="22"/>
+              </w:rPr>
+              <w:t>0,35</w:t>
+            </w:r>
+          </w:p>
+        </w:tc>
+        <w:tc>
+          <w:tcPr>
+            <w:tcW w:w="1560" w:type="dxa"/>
+            <w:tcMar>
+              <w:top w:w="60" w:type="dxa"/>
+              <w:left w:w="100" w:type="dxa"/>
+              <w:bottom w:w="60" w:type="dxa"/>
+              <w:right w:w="100" w:type="dxa"/>
+            </w:tcMar>
+          </w:tcPr>
+          <w:p>
+            <w:pPr>
+              <w:spacing w:line="240" w:lineRule="auto"/>
+              <w:jc w:val="center"/>
+            </w:pPr>
+            <w:r>
+              <w:rPr>
+                <w:sz w:val="22"/>
+                <w:szCs w:val="22"/>
+              </w:rPr>
+              <w:t>2 915</w:t>
+            </w:r>
+          </w:p>
+        </w:tc>
+        <w:tc>
+          <w:tcPr>
+            <w:tcW w:w="1560" w:type="dxa"/>
+            <w:tcMar>
+              <w:top w:w="60" w:type="dxa"/>
+              <w:left w:w="100" w:type="dxa"/>
+              <w:bottom w:w="60" w:type="dxa"/>
+              <w:right w:w="100" w:type="dxa"/>
+            </w:tcMar>
+          </w:tcPr>
+          <w:p>
+            <w:pPr>
+              <w:spacing w:line="240" w:lineRule="auto"/>
+              <w:jc w:val="center"/>
+            </w:pPr>
+            <w:r>
+              <w:rPr>
+                <w:sz w:val="22"/>
+                <w:szCs w:val="22"/>
+              </w:rPr>
+              <w:t>44,50 %</w:t>
+            </w:r>
+          </w:p>
+        </w:tc>
+        <w:tc>
+          <w:tcPr>
+            <w:tcW w:w="1560" w:type="dxa"/>
+            <w:tcMar>
+              <w:top w:w="60" w:type="dxa"/>
+              <w:left w:w="100" w:type="dxa"/>
+              <w:bottom w:w="60" w:type="dxa"/>
+              <w:right w:w="100" w:type="dxa"/>
+            </w:tcMar>
+          </w:tcPr>
+          <w:p>
+            <w:pPr>
+              <w:spacing w:line="240" w:lineRule="auto"/>
+              <w:jc w:val="center"/>
+            </w:pPr>
+            <w:r>
+              <w:rPr>
+                <w:sz w:val="22"/>
+                <w:szCs w:val="22"/>
+              </w:rPr>
+              <w:t>0,098456</w:t>
+            </w:r>
+          </w:p>
+        </w:tc>
+        <w:tc>
+          <w:tcPr>
+            <w:tcW w:w="1560" w:type="dxa"/>
+            <w:tcMar>
+              <w:top w:w="60" w:type="dxa"/>
+              <w:left w:w="100" w:type="dxa"/>
+              <w:bottom w:w="60" w:type="dxa"/>
+              <w:right w:w="100" w:type="dxa"/>
+            </w:tcMar>
+          </w:tcPr>
+          <w:p>
+            <w:pPr>
+              <w:spacing w:line="240" w:lineRule="auto"/>
+              <w:jc w:val="center"/>
+            </w:pPr>
+            <w:r>
+              <w:rPr>
+                <w:sz w:val="22"/>
+                <w:szCs w:val="22"/>
+              </w:rPr>
+              <w:t>0,046998</w:t>
+            </w:r>
+          </w:p>
+        </w:tc>
+        <w:tc>
+          <w:tcPr>
+            <w:tcW w:w="1560" w:type="dxa"/>
+            <w:tcMar>
+              <w:top w:w="60" w:type="dxa"/>
+              <w:left w:w="100" w:type="dxa"/>
+              <w:bottom w:w="60" w:type="dxa"/>
+              <w:right w:w="100" w:type="dxa"/>
+            </w:tcMar>
+          </w:tcPr>
+          <w:p>
+            <w:pPr>
+              <w:spacing w:line="240" w:lineRule="auto"/>
+              <w:jc w:val="center"/>
+            </w:pPr>
+            <w:r>
+              <w:rPr>
+                <w:sz w:val="22"/>
+                <w:szCs w:val="22"/>
+              </w:rPr>
+              <w:t>9 de 9</w:t>
+            </w:r>
+          </w:p>
+        </w:tc>
+      </w:tr>
+      <w:tr>
+        <w:tblPrEx>
+          <w:tblCellMar>
+            <w:top w:w="0" w:type="dxa"/>
+            <w:bottom w:w="0" w:type="dxa"/>
+          </w:tblCellMar>
+        </w:tblPrEx>
+        <w:tc>
+          <w:tcPr>
+            <w:tcW w:w="1560" w:type="dxa"/>
+            <w:tcMar>
+              <w:top w:w="60" w:type="dxa"/>
+              <w:left w:w="100" w:type="dxa"/>
+              <w:bottom w:w="60" w:type="dxa"/>
+              <w:right w:w="100" w:type="dxa"/>
+            </w:tcMar>
+          </w:tcPr>
+          <w:p>
+            <w:pPr>
+              <w:spacing w:line="240" w:lineRule="auto"/>
+            </w:pPr>
+            <w:r>
+              <w:rPr>
+                <w:b/>
+                <w:bCs/>
+                <w:sz w:val="22"/>
+                <w:szCs w:val="22"/>
+              </w:rPr>
+              <w:t>0,40</w:t>
+            </w:r>
+          </w:p>
+        </w:tc>
+        <w:tc>
+          <w:tcPr>
+            <w:tcW w:w="1560" w:type="dxa"/>
+            <w:tcMar>
+              <w:top w:w="60" w:type="dxa"/>
+              <w:left w:w="100" w:type="dxa"/>
+              <w:bottom w:w="60" w:type="dxa"/>
+              <w:right w:w="100" w:type="dxa"/>
+            </w:tcMar>
+          </w:tcPr>
+          <w:p>
+            <w:pPr>
+              <w:spacing w:line="240" w:lineRule="auto"/>
+              <w:jc w:val="center"/>
+            </w:pPr>
+            <w:r>
+              <w:rPr>
+                <w:b/>
+                <w:bCs/>
+                <w:sz w:val="22"/>
+                <w:szCs w:val="22"/>
+              </w:rPr>
+              <w:t>1 766</w:t>
+            </w:r>
+          </w:p>
+        </w:tc>
+        <w:tc>
+          <w:tcPr>
+            <w:tcW w:w="1560" w:type="dxa"/>
+            <w:tcMar>
+              <w:top w:w="60" w:type="dxa"/>
+              <w:left w:w="100" w:type="dxa"/>
+              <w:bottom w:w="60" w:type="dxa"/>
+              <w:right w:w="100" w:type="dxa"/>
+            </w:tcMar>
+          </w:tcPr>
+          <w:p>
+            <w:pPr>
+              <w:spacing w:line="240" w:lineRule="auto"/>
+              <w:jc w:val="center"/>
+            </w:pPr>
+            <w:r>
+              <w:rPr>
+                <w:b/>
+                <w:bCs/>
+                <w:sz w:val="22"/>
+                <w:szCs w:val="22"/>
+              </w:rPr>
+              <w:t>26,96 %</w:t>
+            </w:r>
+          </w:p>
+        </w:tc>
+        <w:tc>
+          <w:tcPr>
+            <w:tcW w:w="1560" w:type="dxa"/>
+            <w:tcMar>
+              <w:top w:w="60" w:type="dxa"/>
+              <w:left w:w="100" w:type="dxa"/>
+              <w:bottom w:w="60" w:type="dxa"/>
+              <w:right w:w="100" w:type="dxa"/>
+            </w:tcMar>
+          </w:tcPr>
+          <w:p>
+            <w:pPr>
+              <w:spacing w:line="240" w:lineRule="auto"/>
+              <w:jc w:val="center"/>
+            </w:pPr>
+            <w:r>
+              <w:rPr>
+                <w:b/>
+                <w:bCs/>
+                <w:sz w:val="22"/>
+                <w:szCs w:val="22"/>
+              </w:rPr>
+              <w:t>0,099660</w:t>
+            </w:r>
+          </w:p>
+        </w:tc>
+        <w:tc>
+          <w:tcPr>
+            <w:tcW w:w="1560" w:type="dxa"/>
+            <w:tcMar>
+              <w:top w:w="60" w:type="dxa"/>
+              <w:left w:w="100" w:type="dxa"/>
+              <w:bottom w:w="60" w:type="dxa"/>
+              <w:right w:w="100" w:type="dxa"/>
+            </w:tcMar>
+          </w:tcPr>
+          <w:p>
+            <w:pPr>
+              <w:spacing w:line="240" w:lineRule="auto"/>
+              <w:jc w:val="center"/>
+            </w:pPr>
+            <w:r>
+              <w:rPr>
+                <w:b/>
+                <w:bCs/>
+                <w:sz w:val="22"/>
+                <w:szCs w:val="22"/>
+              </w:rPr>
+              <w:t>0,049830</w:t>
+            </w:r>
+          </w:p>
+        </w:tc>
+        <w:tc>
+          <w:tcPr>
+            <w:tcW w:w="1560" w:type="dxa"/>
+            <w:tcMar>
+              <w:top w:w="60" w:type="dxa"/>
+              <w:left w:w="100" w:type="dxa"/>
+              <w:bottom w:w="60" w:type="dxa"/>
+              <w:right w:w="100" w:type="dxa"/>
+            </w:tcMar>
+          </w:tcPr>
+          <w:p>
+            <w:pPr>
+              <w:spacing w:line="240" w:lineRule="auto"/>
+              <w:jc w:val="center"/>
+            </w:pPr>
+            <w:r>
+              <w:rPr>
+                <w:b/>
+                <w:bCs/>
+                <w:sz w:val="22"/>
+                <w:szCs w:val="22"/>
+              </w:rPr>
+              <w:t>9 de 9</w:t>
+            </w:r>
+          </w:p>
+        </w:tc>
+      </w:tr>
+      <w:tr>
+        <w:tblPrEx>
+          <w:tblCellMar>
+            <w:top w:w="0" w:type="dxa"/>
+            <w:bottom w:w="0" w:type="dxa"/>
+          </w:tblCellMar>
+        </w:tblPrEx>
+        <w:tc>
+          <w:tcPr>
+            <w:tcW w:w="1560" w:type="dxa"/>
+            <w:tcMar>
+              <w:top w:w="60" w:type="dxa"/>
+              <w:left w:w="100" w:type="dxa"/>
+              <w:bottom w:w="60" w:type="dxa"/>
+              <w:right w:w="100" w:type="dxa"/>
+            </w:tcMar>
+          </w:tcPr>
+          <w:p>
+            <w:pPr>
+              <w:spacing w:line="240" w:lineRule="auto"/>
+            </w:pPr>
+            <w:r>
+              <w:rPr>
+                <w:sz w:val="22"/>
+                <w:szCs w:val="22"/>
+              </w:rPr>
+              <w:t>0,45</w:t>
+            </w:r>
+          </w:p>
+        </w:tc>
+        <w:tc>
+          <w:tcPr>
+            <w:tcW w:w="1560" w:type="dxa"/>
+            <w:tcMar>
+              <w:top w:w="60" w:type="dxa"/>
+              <w:left w:w="100" w:type="dxa"/>
+              <w:bottom w:w="60" w:type="dxa"/>
+              <w:right w:w="100" w:type="dxa"/>
+            </w:tcMar>
+          </w:tcPr>
+          <w:p>
+            <w:pPr>
+              <w:spacing w:line="240" w:lineRule="auto"/>
+              <w:jc w:val="center"/>
+            </w:pPr>
+            <w:r>
+              <w:rPr>
+                <w:sz w:val="22"/>
+                <w:szCs w:val="22"/>
+              </w:rPr>
+              <w:t>831</w:t>
+            </w:r>
+          </w:p>
+        </w:tc>
+        <w:tc>
+          <w:tcPr>
+            <w:tcW w:w="1560" w:type="dxa"/>
+            <w:tcMar>
+              <w:top w:w="60" w:type="dxa"/>
+              <w:left w:w="100" w:type="dxa"/>
+              <w:bottom w:w="60" w:type="dxa"/>
+              <w:right w:w="100" w:type="dxa"/>
+            </w:tcMar>
+          </w:tcPr>
+          <w:p>
+            <w:pPr>
+              <w:spacing w:line="240" w:lineRule="auto"/>
+              <w:jc w:val="center"/>
+            </w:pPr>
+            <w:r>
+              <w:rPr>
+                <w:sz w:val="22"/>
+                <w:szCs w:val="22"/>
+              </w:rPr>
+              <w:t>12,69 %</w:t>
+            </w:r>
+          </w:p>
+        </w:tc>
+        <w:tc>
+          <w:tcPr>
+            <w:tcW w:w="1560" w:type="dxa"/>
+            <w:tcMar>
+              <w:top w:w="60" w:type="dxa"/>
+              <w:left w:w="100" w:type="dxa"/>
+              <w:bottom w:w="60" w:type="dxa"/>
+              <w:right w:w="100" w:type="dxa"/>
+            </w:tcMar>
+          </w:tcPr>
+          <w:p>
+            <w:pPr>
+              <w:spacing w:line="240" w:lineRule="auto"/>
+              <w:jc w:val="center"/>
+            </w:pPr>
+            <w:r>
+              <w:rPr>
+                <w:sz w:val="22"/>
+                <w:szCs w:val="22"/>
+              </w:rPr>
+              <w:t>0,115523</w:t>
+            </w:r>
+          </w:p>
+        </w:tc>
+        <w:tc>
+          <w:tcPr>
+            <w:tcW w:w="1560" w:type="dxa"/>
+            <w:tcMar>
+              <w:top w:w="60" w:type="dxa"/>
+              <w:left w:w="100" w:type="dxa"/>
+              <w:bottom w:w="60" w:type="dxa"/>
+              <w:right w:w="100" w:type="dxa"/>
+            </w:tcMar>
+          </w:tcPr>
+          <w:p>
+            <w:pPr>
+              <w:spacing w:line="240" w:lineRule="auto"/>
+              <w:jc w:val="center"/>
+            </w:pPr>
+            <w:r>
+              <w:rPr>
+                <w:sz w:val="22"/>
+                <w:szCs w:val="22"/>
+              </w:rPr>
+              <w:t>0,050542</w:t>
+            </w:r>
+          </w:p>
+        </w:tc>
+        <w:tc>
+          <w:tcPr>
+            <w:tcW w:w="1560" w:type="dxa"/>
+            <w:tcMar>
+              <w:top w:w="60" w:type="dxa"/>
+              <w:left w:w="100" w:type="dxa"/>
+              <w:bottom w:w="60" w:type="dxa"/>
+              <w:right w:w="100" w:type="dxa"/>
+            </w:tcMar>
+          </w:tcPr>
+          <w:p>
+            <w:pPr>
+              <w:spacing w:line="240" w:lineRule="auto"/>
+              <w:jc w:val="center"/>
+            </w:pPr>
+            <w:r>
+              <w:rPr>
+                <w:sz w:val="22"/>
+                <w:szCs w:val="22"/>
+              </w:rPr>
+              <w:t>8 de 9</w:t>
+            </w:r>
+          </w:p>
+        </w:tc>
+      </w:tr>
+      <w:tr>
+        <w:tblPrEx>
+          <w:tblCellMar>
+            <w:top w:w="0" w:type="dxa"/>
+            <w:bottom w:w="0" w:type="dxa"/>
+          </w:tblCellMar>
+        </w:tblPrEx>
+        <w:tc>
+          <w:tcPr>
+            <w:tcW w:w="1560" w:type="dxa"/>
+            <w:tcBorders>
+              <w:bottom w:val="single" w:sz="6" w:space="0" w:color="000000"/>
+            </w:tcBorders>
+            <w:tcMar>
+              <w:top w:w="60" w:type="dxa"/>
+              <w:left w:w="100" w:type="dxa"/>
+              <w:bottom w:w="60" w:type="dxa"/>
+              <w:right w:w="100" w:type="dxa"/>
+            </w:tcMar>
+          </w:tcPr>
+          <w:p>
+            <w:pPr>
+              <w:spacing w:line="240" w:lineRule="auto"/>
+            </w:pPr>
+            <w:r>
+              <w:rPr>
+                <w:sz w:val="22"/>
+                <w:szCs w:val="22"/>
+              </w:rPr>
+              <w:t>0,50</w:t>
+            </w:r>
+          </w:p>
+        </w:tc>
+        <w:tc>
+          <w:tcPr>
+            <w:tcW w:w="1560" w:type="dxa"/>
+            <w:tcBorders>
+              <w:bottom w:val="single" w:sz="6" w:space="0" w:color="000000"/>
+            </w:tcBorders>
+            <w:tcMar>
+              <w:top w:w="60" w:type="dxa"/>
+              <w:left w:w="100" w:type="dxa"/>
+              <w:bottom w:w="60" w:type="dxa"/>
+              <w:right w:w="100" w:type="dxa"/>
+            </w:tcMar>
+          </w:tcPr>
+          <w:p>
+            <w:pPr>
+              <w:spacing w:line="240" w:lineRule="auto"/>
+              <w:jc w:val="center"/>
+            </w:pPr>
+            <w:r>
+              <w:rPr>
+                <w:sz w:val="22"/>
+                <w:szCs w:val="22"/>
+              </w:rPr>
+              <w:t>285</w:t>
+            </w:r>
+          </w:p>
+        </w:tc>
+        <w:tc>
+          <w:tcPr>
+            <w:tcW w:w="1560" w:type="dxa"/>
+            <w:tcBorders>
+              <w:bottom w:val="single" w:sz="6" w:space="0" w:color="000000"/>
+            </w:tcBorders>
+            <w:tcMar>
+              <w:top w:w="60" w:type="dxa"/>
+              <w:left w:w="100" w:type="dxa"/>
+              <w:bottom w:w="60" w:type="dxa"/>
+              <w:right w:w="100" w:type="dxa"/>
+            </w:tcMar>
+          </w:tcPr>
+          <w:p>
+            <w:pPr>
+              <w:spacing w:line="240" w:lineRule="auto"/>
+              <w:jc w:val="center"/>
+            </w:pPr>
+            <w:r>
+              <w:rPr>
+                <w:sz w:val="22"/>
+                <w:szCs w:val="22"/>
+              </w:rPr>
+              <w:t>4,35 %</w:t>
+            </w:r>
+          </w:p>
+        </w:tc>
+        <w:tc>
+          <w:tcPr>
+            <w:tcW w:w="1560" w:type="dxa"/>
+            <w:tcBorders>
+              <w:bottom w:val="single" w:sz="6" w:space="0" w:color="000000"/>
+            </w:tcBorders>
+            <w:tcMar>
+              <w:top w:w="60" w:type="dxa"/>
+              <w:left w:w="100" w:type="dxa"/>
+              <w:bottom w:w="60" w:type="dxa"/>
+              <w:right w:w="100" w:type="dxa"/>
+            </w:tcMar>
+          </w:tcPr>
+          <w:p>
+            <w:pPr>
+              <w:spacing w:line="240" w:lineRule="auto"/>
+              <w:jc w:val="center"/>
+            </w:pPr>
+            <w:r>
+              <w:rPr>
+                <w:sz w:val="22"/>
+                <w:szCs w:val="22"/>
+              </w:rPr>
+              <w:t>0,129825</w:t>
+            </w:r>
+          </w:p>
+        </w:tc>
+        <w:tc>
+          <w:tcPr>
+            <w:tcW w:w="1560" w:type="dxa"/>
+            <w:tcBorders>
+              <w:bottom w:val="single" w:sz="6" w:space="0" w:color="000000"/>
+            </w:tcBorders>
+            <w:tcMar>
+              <w:top w:w="60" w:type="dxa"/>
+              <w:left w:w="100" w:type="dxa"/>
+              <w:bottom w:w="60" w:type="dxa"/>
+              <w:right w:w="100" w:type="dxa"/>
+            </w:tcMar>
+          </w:tcPr>
+          <w:p>
+            <w:pPr>
+              <w:spacing w:line="240" w:lineRule="auto"/>
+              <w:jc w:val="center"/>
+            </w:pPr>
+            <w:r>
+              <w:rPr>
+                <w:sz w:val="22"/>
+                <w:szCs w:val="22"/>
+              </w:rPr>
+              <w:t>0,059649</w:t>
+            </w:r>
+          </w:p>
+        </w:tc>
+        <w:tc>
+          <w:tcPr>
+            <w:tcW w:w="1560" w:type="dxa"/>
+            <w:tcBorders>
+              <w:bottom w:val="single" w:sz="6" w:space="0" w:color="000000"/>
+            </w:tcBorders>
+            <w:tcMar>
+              <w:top w:w="60" w:type="dxa"/>
+              <w:left w:w="100" w:type="dxa"/>
+              <w:bottom w:w="60" w:type="dxa"/>
+              <w:right w:w="100" w:type="dxa"/>
+            </w:tcMar>
+          </w:tcPr>
+          <w:p>
+            <w:pPr>
+              <w:spacing w:line="240" w:lineRule="auto"/>
+              <w:jc w:val="center"/>
+            </w:pPr>
+            <w:r>
+              <w:rPr>
+                <w:sz w:val="22"/>
+                <w:szCs w:val="22"/>
+              </w:rPr>
+              <w:t>9 de 9</w:t>
+            </w:r>
+          </w:p>
+        </w:tc>
+      </w:tr>
+    </w:tbl>
+    <w:p>
+      <w:pPr>
+        <w:spacing w:after="240"/>
+      </w:pPr>
+    </w:p>
+    <w:p>
+      <w:pPr>
+        <w:ind w:firstLine="720"/>
+      </w:pPr>
+      <w:r>
+        <w:rPr>
+          <w:i/>
+          <w:iCs/>
+        </w:rPr>
+        <w:t>Nota.</w:t>
+      </w:r>
+      <w:r>
+        <w:t xml:space="preserve"> La frecuencia base de giros es </w:t>
+      </w:r>
+      <w:r>
+        <w:rPr>
+          <w:b/>
+          <w:bCs/>
+        </w:rPr>
+        <w:t>0,093740</w:t>
+      </w:r>
+      <w:r>
+        <w:t>. El criterio, escrito antes de correr, exigía superarla, superar al azar a la misma cobertura y que el signo aguantara en los nueve tramos.</w:t>
+      </w:r>
+    </w:p>
+    <w:p>
+      <w:pPr>
+        <w:pStyle w:val="Ttulo3"/>
+        <w:keepNext/>
+      </w:pPr>
+      <w:bookmarkStart w:id="83" w:name="_Toc240286512"/>
+      <w:r>
+        <w:t>Lo primero que hay que decir es incómodo</w:t>
+      </w:r>
+      <w:bookmarkEnd w:id="83"/>
+    </w:p>
+    <w:p>
+      <w:pPr>
+        <w:ind w:firstLine="720"/>
+      </w:pPr>
+      <w:r>
+        <w:rPr>
+          <w:b/>
+          <w:bCs/>
+        </w:rPr>
+        <w:t>Tal como funciona hoy, el aviso es peor que inútil como alarma.</w:t>
+      </w:r>
+      <w:r>
+        <w:t xml:space="preserve"> Avisando en todas las velas acierta el </w:t>
+      </w:r>
+      <w:r>
+        <w:rPr>
+          <w:b/>
+          <w:bCs/>
+        </w:rPr>
+        <w:t>8,1 %</w:t>
+      </w:r>
+      <w:r>
+        <w:t xml:space="preserve">, y la frecuencia base de giros es </w:t>
+      </w:r>
+      <w:r>
+        <w:rPr>
+          <w:b/>
+          <w:bCs/>
+        </w:rPr>
+        <w:t>9,4 %</w:t>
+      </w:r>
+      <w:r>
+        <w:t xml:space="preserve">: quien reaccionara a cada aviso lo haría peor que reaccionando al azar con la misma frecuencia. Que supere al </w:t>
+      </w:r>
+      <w:r>
+        <w:rPr>
+          <w:rFonts w:ascii="Courier New" w:eastAsia="Courier New" w:hAnsi="Courier New" w:cs="Courier New"/>
+          <w:sz w:val="22"/>
+          <w:szCs w:val="22"/>
+        </w:rPr>
+        <w:lastRenderedPageBreak/>
+        <w:t>baseline_aleatorio</w:t>
+      </w:r>
+      <w:r>
+        <w:t xml:space="preserve"> —0,081374 contra 0,048244— no lo arregla, porque ese piso también nombra el tipo al azar.</w:t>
+      </w:r>
+    </w:p>
+    <w:p>
+      <w:pPr>
+        <w:ind w:firstLine="720"/>
+      </w:pPr>
+      <w:r>
+        <w:t xml:space="preserve">Eso no contradice nada de lo medido antes. Dice que </w:t>
+      </w:r>
+      <w:r>
+        <w:rPr>
+          <w:b/>
+          <w:bCs/>
+        </w:rPr>
+        <w:t>la métrica que el informe reporta y la que un usuario necesita no son la misma</w:t>
+      </w:r>
+      <w:r>
+        <w:t>, y que la segunda faltaba.</w:t>
+      </w:r>
+    </w:p>
+    <w:p>
+      <w:pPr>
+        <w:pStyle w:val="Ttulo3"/>
+        <w:keepNext/>
+      </w:pPr>
+      <w:bookmarkStart w:id="84" w:name="_Toc240286513"/>
+      <w:r>
+        <w:t>Callarse sí funciona, y aguanta el criterio</w:t>
+      </w:r>
+      <w:bookmarkEnd w:id="84"/>
+    </w:p>
+    <w:p>
+      <w:pPr>
+        <w:ind w:firstLine="720"/>
+      </w:pPr>
+      <w:r>
+        <w:t xml:space="preserve">La precisión sube de forma sostenida al subir el umbral, y desde </w:t>
+      </w:r>
+      <w:r>
+        <w:rPr>
+          <w:b/>
+          <w:bCs/>
+        </w:rPr>
+        <w:t>0,25</w:t>
+      </w:r>
+      <w:r>
+        <w:t xml:space="preserve"> en adelante cumple las tres condiciones. </w:t>
+      </w:r>
+      <w:r>
+        <w:rPr>
+          <w:b/>
+          <w:bCs/>
+        </w:rPr>
+        <w:t>El punto defendible es 0,40:</w:t>
+      </w:r>
+    </w:p>
+    <w:p>
+      <w:pPr>
+        <w:ind w:left="720"/>
+      </w:pPr>
+      <w:r>
+        <w:t xml:space="preserve">• Avisa en el </w:t>
+      </w:r>
+      <w:r>
+        <w:rPr>
+          <w:b/>
+          <w:bCs/>
+        </w:rPr>
+        <w:t>26,96 %</w:t>
+      </w:r>
+      <w:r>
+        <w:t xml:space="preserve"> de las velas y acierta el </w:t>
+      </w:r>
+      <w:r>
+        <w:rPr>
+          <w:b/>
+          <w:bCs/>
+        </w:rPr>
+        <w:t>0,099660</w:t>
+      </w:r>
+      <w:r>
+        <w:t xml:space="preserve">, que es </w:t>
+      </w:r>
+      <w:r>
+        <w:rPr>
+          <w:b/>
+          <w:bCs/>
+        </w:rPr>
+        <w:t>exactamente el doble</w:t>
+      </w:r>
+      <w:r>
+        <w:t xml:space="preserve"> del azar a esa misma cobertura (0,049830).</w:t>
+      </w:r>
+    </w:p>
+    <w:p>
+      <w:pPr>
+        <w:ind w:left="720"/>
+      </w:pPr>
+      <w:r>
+        <w:t xml:space="preserve">• Gana en </w:t>
+      </w:r>
+      <w:r>
+        <w:rPr>
+          <w:b/>
+          <w:bCs/>
+        </w:rPr>
+        <w:t>los nueve tramos</w:t>
+      </w:r>
+      <w:r>
+        <w:t xml:space="preserve">, con entre </w:t>
+      </w:r>
+      <w:r>
+        <w:rPr>
+          <w:b/>
+          <w:bCs/>
+        </w:rPr>
+        <w:t>150 y 225 avisos por tramo</w:t>
+      </w:r>
+      <w:r>
+        <w:t>: suficientes para que el resultado no dependa de un puñado de casos.</w:t>
+      </w:r>
+    </w:p>
+    <w:p>
+      <w:pPr>
+        <w:ind w:firstLine="720"/>
+      </w:pPr>
+      <w:r>
+        <w:rPr>
+          <w:b/>
+          <w:bCs/>
+        </w:rPr>
+        <w:t>Y no elegimos 0,50 aunque su cifra sea más alta.</w:t>
+      </w:r>
+      <w:r>
+        <w:t xml:space="preserve"> Da 0,129825, pero con </w:t>
+      </w:r>
+      <w:r>
+        <w:rPr>
+          <w:b/>
+          <w:bCs/>
+        </w:rPr>
+        <w:t>285 avisos en total</w:t>
+      </w:r>
+      <w:r>
+        <w:t xml:space="preserve"> y entre 20 y 46 por tramo; su «9 de 9» incluye un tramo donde gana solo porque al azar le tocó </w:t>
+      </w:r>
+      <w:r>
+        <w:rPr>
+          <w:b/>
+          <w:bCs/>
+        </w:rPr>
+        <w:t>exactamente cero aciertos</w:t>
+      </w:r>
+      <w:r>
+        <w:t xml:space="preserve">. Con esos conteos, una racha no es un resultado. El umbral 0,45, que está en medio, ya falla el criterio con </w:t>
+      </w:r>
+      <w:r>
+        <w:rPr>
+          <w:b/>
+          <w:bCs/>
+        </w:rPr>
+        <w:t>8 de 9</w:t>
+      </w:r>
+      <w:r>
+        <w:t>.</w:t>
+      </w:r>
+    </w:p>
+    <w:p>
+      <w:pPr>
+        <w:ind w:firstLine="720"/>
+      </w:pPr>
+      <w:r>
+        <w:t>Esa no monotonía entre 0,40, 0,45 y 0,50 es la señal de que ahí el ruido manda, y es la razón de quedarse en el punto con más datos y no en el de la cifra mayor.</w:t>
+      </w:r>
+    </w:p>
+    <w:p>
+      <w:pPr>
+        <w:pStyle w:val="Ttulo3"/>
+        <w:keepNext/>
+      </w:pPr>
+      <w:bookmarkStart w:id="85" w:name="_Toc240286514"/>
+      <w:r>
+        <w:t>Qué cambia esto, y qué no</w:t>
+      </w:r>
+      <w:bookmarkEnd w:id="85"/>
+    </w:p>
+    <w:p>
+      <w:pPr>
+        <w:ind w:firstLine="720"/>
+      </w:pPr>
+      <w:r>
+        <w:rPr>
+          <w:b/>
+          <w:bCs/>
+        </w:rPr>
+        <w:t>Cambia lo que el sistema puede ofrecer.</w:t>
+      </w:r>
+      <w:r>
+        <w:t xml:space="preserve"> En vez de un aviso en cada vela que acierta el 8 %, un aviso en una de cada cuatro velas que acierta el 10 % y dobla al azar. Es un cambio de </w:t>
+      </w:r>
+      <w:r>
+        <w:rPr>
+          <w:b/>
+          <w:bCs/>
+        </w:rPr>
+        <w:t>punto de operación</w:t>
+      </w:r>
+      <w:r>
+        <w:t>, no de modelo: el bosque es el mismo y no se reentrenó nada.</w:t>
+      </w:r>
+    </w:p>
+    <w:p>
+      <w:pPr>
+        <w:ind w:firstLine="720"/>
+      </w:pPr>
+      <w:r>
+        <w:rPr>
+          <w:b/>
+          <w:bCs/>
+        </w:rPr>
+        <w:t>No cambia ninguna cifra de este informe.</w:t>
+      </w:r>
+      <w:r>
+        <w:t xml:space="preserve"> La comparación de modelos, el bloque de prueba y las tres condiciones de la D16 se miden con cobertura del 100 %, como estaban.</w:t>
+      </w:r>
+    </w:p>
+    <w:p>
+      <w:pPr>
+        <w:ind w:firstLine="720"/>
+      </w:pPr>
+      <w:r>
+        <w:rPr>
+          <w:b/>
+          <w:bCs/>
+        </w:rPr>
+        <w:lastRenderedPageBreak/>
+        <w:t>Y no convierte esto en un sistema con el que operar.</w:t>
+      </w:r>
+      <w:r>
+        <w:t xml:space="preserve"> Acertar 1 de cada 10 avisos, doblando al azar, sigue siendo un margen pequeño; lo que cambia es que ahora está medido por el lado que importa y que existe una perilla —el umbral— que hace explícito el canje entre avisar mucho y acertar poco, o poco y acertar algo más.</w:t>
+      </w:r>
+    </w:p>
+    <w:p>
+      <w:pPr>
+        <w:ind w:firstLine="720"/>
+      </w:pPr>
+      <w:r>
+        <w:rPr>
+          <w:b/>
+          <w:bCs/>
+        </w:rPr>
+        <w:t>La Tabla C.11 pasa a tener ocho filas, y la octava es la primera que se sostiene.</w:t>
+      </w:r>
+      <w:r>
+        <w:t xml:space="preserve"> Y refuerza, no contradice, lo que las otras siete dijeron: el límite sigue estando en los datos. Lo que se ganó no salió de modelar mejor, sino de </w:t>
+      </w:r>
+      <w:r>
+        <w:rPr>
+          <w:b/>
+          <w:bCs/>
+        </w:rPr>
+        <w:t>admitir que el sistema no tiene nada que decir en tres de cada cuatro velas</w:t>
+      </w:r>
+      <w:r>
+        <w:t>.</w:t>
+      </w:r>
+    </w:p>
+    <w:p>
+      <w:pPr>
+        <w:pStyle w:val="Ttulo3"/>
+        <w:keepNext/>
+      </w:pPr>
+      <w:bookmarkStart w:id="86" w:name="_Toc240286515"/>
       <w:r>
         <w:t>El balance de los siete intentos</w:t>
       </w:r>
-      <w:bookmarkEnd w:id="81"/>
+      <w:bookmarkEnd w:id="86"/>
     </w:p>
     <w:p>
       <w:pPr>
@@ -40883,7 +43019,6 @@
                 <w:sz w:val="22"/>
                 <w:szCs w:val="22"/>
               </w:rPr>
-              <w:lastRenderedPageBreak/>
               <w:t>#</w:t>
             </w:r>
           </w:p>
@@ -41610,9 +43745,6 @@
         <w:tc>
           <w:tcPr>
             <w:tcW w:w="2340" w:type="dxa"/>
-            <w:tcBorders>
-              <w:bottom w:val="single" w:sz="6" w:space="0" w:color="000000"/>
-            </w:tcBorders>
             <w:tcMar>
               <w:top w:w="60" w:type="dxa"/>
               <w:left w:w="100" w:type="dxa"/>
@@ -41633,6 +43765,86 @@
             </w:r>
           </w:p>
         </w:tc>
+        <w:tc>
+          <w:tcPr>
+            <w:tcW w:w="2340" w:type="dxa"/>
+            <w:tcMar>
+              <w:top w:w="60" w:type="dxa"/>
+              <w:left w:w="100" w:type="dxa"/>
+              <w:bottom w:w="60" w:type="dxa"/>
+              <w:right w:w="100" w:type="dxa"/>
+            </w:tcMar>
+          </w:tcPr>
+          <w:p>
+            <w:pPr>
+              <w:spacing w:line="240" w:lineRule="auto"/>
+              <w:jc w:val="center"/>
+            </w:pPr>
+            <w:r>
+              <w:rPr>
+                <w:sz w:val="22"/>
+                <w:szCs w:val="22"/>
+              </w:rPr>
+              <w:t>Pesar por margen</w:t>
+            </w:r>
+          </w:p>
+        </w:tc>
+        <w:tc>
+          <w:tcPr>
+            <w:tcW w:w="2340" w:type="dxa"/>
+            <w:tcMar>
+              <w:top w:w="60" w:type="dxa"/>
+              <w:left w:w="100" w:type="dxa"/>
+              <w:bottom w:w="60" w:type="dxa"/>
+              <w:right w:w="100" w:type="dxa"/>
+            </w:tcMar>
+          </w:tcPr>
+          <w:p>
+            <w:pPr>
+              <w:spacing w:line="240" w:lineRule="auto"/>
+              <w:jc w:val="center"/>
+            </w:pPr>
+            <w:r>
+              <w:rPr>
+                <w:sz w:val="22"/>
+                <w:szCs w:val="22"/>
+              </w:rPr>
+              <w:t>la confianza por ejemplo</w:t>
+            </w:r>
+          </w:p>
+        </w:tc>
+        <w:tc>
+          <w:tcPr>
+            <w:tcW w:w="2340" w:type="dxa"/>
+            <w:tcMar>
+              <w:top w:w="60" w:type="dxa"/>
+              <w:left w:w="100" w:type="dxa"/>
+              <w:bottom w:w="60" w:type="dxa"/>
+              <w:right w:w="100" w:type="dxa"/>
+            </w:tcMar>
+          </w:tcPr>
+          <w:p>
+            <w:pPr>
+              <w:spacing w:line="240" w:lineRule="auto"/>
+              <w:jc w:val="center"/>
+            </w:pPr>
+            <w:r>
+              <w:rPr>
+                <w:sz w:val="22"/>
+                <w:szCs w:val="22"/>
+              </w:rPr>
+              <w:t>no se establece</w:t>
+            </w:r>
+          </w:p>
+        </w:tc>
+      </w:tr>
+      <w:tr>
+        <w:tblPrEx>
+          <w:tblCellMar>
+            <w:top w:w="0" w:type="dxa"/>
+            <w:bottom w:w="0" w:type="dxa"/>
+          </w:tblCellMar>
+        </w:tblPrEx>
         <w:tc>
           <w:tcPr>
             <w:tcW w:w="2340" w:type="dxa"/>
@@ -41649,14 +43861,15 @@
           <w:p>
             <w:pPr>
               <w:spacing w:line="240" w:lineRule="auto"/>
-              <w:jc w:val="center"/>
-            </w:pPr>
-            <w:r>
-              <w:rPr>
-                <w:sz w:val="22"/>
-                <w:szCs w:val="22"/>
-              </w:rPr>
-              <w:t>Pesar por margen</w:t>
+            </w:pPr>
+            <w:r>
+              <w:rPr>
+                <w:b/>
+                <w:bCs/>
+                <w:sz w:val="22"/>
+                <w:szCs w:val="22"/>
+              </w:rPr>
+              <w:t>8</w:t>
             </w:r>
           </w:p>
         </w:tc>
@@ -41680,10 +43893,12 @@
             </w:pPr>
             <w:r>
               <w:rPr>
-                <w:sz w:val="22"/>
-                <w:szCs w:val="22"/>
-              </w:rPr>
-              <w:t>la confianza por ejemplo</w:t>
+                <w:b/>
+                <w:bCs/>
+                <w:sz w:val="22"/>
+                <w:szCs w:val="22"/>
+              </w:rPr>
+              <w:t>Dejar que se calle</w:t>
             </w:r>
           </w:p>
         </w:tc>
@@ -41707,10 +43922,41 @@
             </w:pPr>
             <w:r>
               <w:rPr>
-                <w:sz w:val="22"/>
-                <w:szCs w:val="22"/>
-              </w:rPr>
-              <w:t>no se establece</w:t>
+                <w:b/>
+                <w:bCs/>
+                <w:sz w:val="22"/>
+                <w:szCs w:val="22"/>
+              </w:rPr>
+              <w:t>el punto de operación</w:t>
+            </w:r>
+          </w:p>
+        </w:tc>
+        <w:tc>
+          <w:tcPr>
+            <w:tcW w:w="2340" w:type="dxa"/>
+            <w:tcBorders>
+              <w:bottom w:val="single" w:sz="6" w:space="0" w:color="000000"/>
+            </w:tcBorders>
+            <w:tcMar>
+              <w:top w:w="60" w:type="dxa"/>
+              <w:left w:w="100" w:type="dxa"/>
+              <w:bottom w:w="60" w:type="dxa"/>
+              <w:right w:w="100" w:type="dxa"/>
+            </w:tcMar>
+          </w:tcPr>
+          <w:p>
+            <w:pPr>
+              <w:spacing w:line="240" w:lineRule="auto"/>
+              <w:jc w:val="center"/>
+            </w:pPr>
+            <w:r>
+              <w:rPr>
+                <w:b/>
+                <w:bCs/>
+                <w:sz w:val="22"/>
+                <w:szCs w:val="22"/>
+              </w:rPr>
+              <w:t>se sostiene, 9 de 9</w:t>
             </w:r>
           </w:p>
         </w:tc>
@@ -41730,7 +43976,30 @@
           <w:b/>
           <w:bCs/>
         </w:rPr>
-        <w:t>Siete intervenciones, en siete ejes distintos, y ninguna produce una mejora que se sostenga.</w:t>
+        <w:t>Siete de las ocho intervenciones no producen una mejora que se sostenga.</w:t>
+      </w:r>
+      <w:r>
+        <w:t xml:space="preserve"> La octava sí, y es la única que no toca el modelo: cambia </w:t>
+      </w:r>
+      <w:r>
+        <w:rPr>
+          <w:b/>
+          <w:bCs/>
+        </w:rPr>
+        <w:t>cuándo contesta</w:t>
+      </w:r>
+      <w:r>
+        <w:t xml:space="preserve">, no </w:t>
+      </w:r>
+      <w:r>
+        <w:rPr>
+          <w:b/>
+          <w:bCs/>
+        </w:rPr>
+        <w:t>qué</w:t>
+      </w:r>
+      <w:r>
+        <w:t xml:space="preserve"> contesta.</w:t>
       </w:r>
     </w:p>
     <w:p>
@@ -41738,6 +44007,7 @@
         <w:ind w:firstLine="720"/>
       </w:pPr>
       <w:r>
+        <w:lastRenderedPageBreak/>
         <w:t xml:space="preserve">Eso ya no es una lista de intentos fallidos. Es evidencia consistente de que </w:t>
       </w:r>
       <w:r>
@@ -41794,11 +44064,11 @@
         <w:pStyle w:val="Ttulo3"/>
         <w:keepNext/>
       </w:pPr>
-      <w:bookmarkStart w:id="82" w:name="_Toc240280951"/>
+      <w:bookmarkStart w:id="87" w:name="_Toc240286516"/>
       <w:r>
         <w:t>Y una observación sobre la métrica, que sí queda</w:t>
       </w:r>
-      <w:bookmarkEnd w:id="82"/>
+      <w:bookmarkEnd w:id="87"/>
     </w:p>
     <w:p>
       <w:pPr>
@@ -41850,11 +44120,7 @@
         <w:t>solo las dos clases extremas</w:t>
       </w:r>
       <w:r>
-        <w:t xml:space="preserve"> habría ordenado los modelos de otro modo. No se cambia —está fijada desde la Semana 1 y cambiarla ahora sería elegir la </w:t>
-      </w:r>
-      <w:r>
-        <w:lastRenderedPageBreak/>
-        <w:t xml:space="preserve">métrica después de ver los resultados, que es exactamente lo que este informe no hace— pero </w:t>
+        <w:t xml:space="preserve"> habría ordenado los modelos de otro modo. No se cambia —está fijada desde la Semana 1 y cambiarla ahora sería elegir la métrica después de ver los resultados, que es exactamente lo que este informe no hace— pero </w:t>
       </w:r>
       <w:r>
         <w:rPr>
@@ -41872,11 +44138,11 @@
         <w:pStyle w:val="Ttulo3"/>
         <w:keepNext/>
       </w:pPr>
-      <w:bookmarkStart w:id="83" w:name="_Toc240280952"/>
+      <w:bookmarkStart w:id="88" w:name="_Toc240286517"/>
       <w:r>
         <w:t>Lo que se aprende de esto</w:t>
       </w:r>
-      <w:bookmarkEnd w:id="83"/>
+      <w:bookmarkEnd w:id="88"/>
     </w:p>
     <w:p>
       <w:pPr>
@@ -41930,6 +44196,7 @@
           <w:b/>
           <w:bCs/>
         </w:rPr>
+        <w:lastRenderedPageBreak/>
         <w:t>Tabla C.12.</w:t>
       </w:r>
       <w:r>
@@ -42339,7 +44606,6 @@
           <w:b/>
           <w:bCs/>
         </w:rPr>
-        <w:lastRenderedPageBreak/>
         <w:t>Un matiz que hay que decir:</w:t>
       </w:r>
       <w:r>
@@ -42411,11 +44677,12 @@
         <w:pStyle w:val="Ttulo2"/>
         <w:keepNext/>
       </w:pPr>
-      <w:bookmarkStart w:id="84" w:name="_Toc240280953"/>
-      <w:r>
+      <w:bookmarkStart w:id="89" w:name="_Toc240286518"/>
+      <w:r>
+        <w:lastRenderedPageBreak/>
         <w:t>Lo que haríamos distinto</w:t>
       </w:r>
-      <w:bookmarkEnd w:id="84"/>
+      <w:bookmarkEnd w:id="89"/>
     </w:p>
     <w:p>
       <w:pPr>
@@ -42459,11 +44726,7 @@
         <w:t>Suavizar el puente de trayectoria a etiqueta.</w:t>
       </w:r>
       <w:r>
-        <w:t xml:space="preserve"> Catorce comparaciones estrictas convierten diferencias de 10⁻¹¹ en cambios de clase. Una definición con margen —o una etiqueta </w:t>
-      </w:r>
-      <w:r>
-        <w:lastRenderedPageBreak/>
-        <w:t>con grados en vez de categórica— haría que el modelo profundo se midiera por su pronóstico y no por el redondeo.</w:t>
+        <w:t xml:space="preserve"> Catorce comparaciones estrictas convierten diferencias de 10⁻¹¹ en cambios de clase. Una definición con margen —o una etiqueta con grados en vez de categórica— haría que el modelo profundo se midiera por su pronóstico y no por el redondeo.</w:t>
       </w:r>
     </w:p>
     <w:p>
@@ -42486,11 +44749,11 @@
         <w:pStyle w:val="Ttulo2"/>
         <w:keepNext/>
       </w:pPr>
-      <w:bookmarkStart w:id="85" w:name="_Toc240280954"/>
+      <w:bookmarkStart w:id="90" w:name="_Toc240286519"/>
       <w:r>
         <w:t>Una última cosa, sobre el resultado que el enunciado esperaba</w:t>
       </w:r>
-      <w:bookmarkEnd w:id="85"/>
+      <w:bookmarkEnd w:id="90"/>
     </w:p>
     <w:p>
       <w:pPr>
@@ -42520,6 +44783,7 @@
         <w:ind w:firstLine="720"/>
       </w:pPr>
       <w:r>
+        <w:lastRenderedPageBreak/>
         <w:t xml:space="preserve">No se hizo, y las reglas que lo impidieron están escritas y son comprobables. </w:t>
       </w:r>
       <w:r>
@@ -42540,12 +44804,12 @@
         <w:pStyle w:val="Ttulo1"/>
         <w:keepNext/>
       </w:pPr>
-      <w:bookmarkStart w:id="86" w:name="_Toc240280955"/>
+      <w:bookmarkStart w:id="91" w:name="_Toc240286520"/>
       <w:r>
         <w:lastRenderedPageBreak/>
         <w:t>Referencias</w:t>
       </w:r>
-      <w:bookmarkEnd w:id="86"/>
+      <w:bookmarkEnd w:id="91"/>
     </w:p>
     <w:p>
       <w:pPr>
@@ -42747,10 +45011,10 @@
 <file path=word/numbering.xml><?xml version="1.0" encoding="utf-8"?>
 <w:numbering xmlns:wpc="http://schemas.microsoft.com/office/word/2010/wordprocessingCanvas" xmlns:cx="http://schemas.microsoft.com/office/drawing/2014/chartex" xmlns:cx1="http://schemas.microsoft.com/office/drawing/2015/9/8/chartex" xmlns:cx2="http://schemas.microsoft.com/office/drawing/2015/10/21/chartex" xmlns:cx3="http://schemas.microsoft.com/office/drawing/2016/5/9/chartex" xmlns:cx4="http://schemas.microsoft.com/office/drawing/2016/5/10/chartex" xmlns:cx5="http://schemas.microsoft.com/office/drawing/2016/5/11/chartex" xmlns:cx6="http://schemas.microsoft.com/office/drawing/2016/5/12/chartex" xmlns:cx7="http://schemas.microsoft.com/office/drawing/2016/5/13/chartex" xmlns:cx8="http://schemas.microsoft.com/office/drawing/2016/5/14/chartex" xmlns:mc="http://schemas.openxmlformats.org/markup-compatibility/2006" xmlns:aink="http://schemas.microsoft.com/office/drawing/2016/ink" xmlns:am3d="http://schemas.microsoft.com/office/drawing/2017/model3d" xmlns:o="urn:schemas-microsoft-com:office:office" xmlns:oel="http://schemas.microsoft.com/office/2019/extlst" xmlns:r="http://schemas.openxmlformats.org/officeDocument/2006/relationships" xmlns:m="http://schemas.openxmlformats.org/officeDocument/2006/math" xmlns:v="urn:schemas-microsoft-com:vml" xmlns:wp14="http://schemas.microsoft.com/office/word/2010/wordprocessingDrawing" xmlns:wp="http://schemas.openxmlformats.org/drawingml/2006/wordprocessingDrawing" xmlns:w10="urn:schemas-microsoft-com:office:word" xmlns:w="http://schemas.openxmlformats.org/wordprocessingml/2006/main" xmlns:w14="http://schemas.microsoft.com/office/word/2010/wordml" xmlns:w15="http://schemas.microsoft.com/office/word/2012/wordml" xmlns:w16cex="http://schemas.microsoft.com/office/word/2018/wordml/cex" xmlns:w16cid="http://schemas.microsoft.com/office/word/2016/wordml/cid" xmlns:w16="http://schemas.microsoft.com/office/word/2018/wordml" xmlns:w16du="http://schemas.microsoft.com/office/word/2023/wordml/word16du" xmlns:w16sdtdh="http://schemas.microsoft.com/office/word/2020/wordml/sdtdatahash" xmlns:w16sdtfl="http://schemas.microsoft.com/office/word/2024/wordml/sdtformatlock" xmlns:w16se="http://schemas.microsoft.com/office/word/2015/wordml/symex" xmlns:wpg="http://schemas.microsoft.com/office/word/2010/wordprocessingGroup" xmlns:wpi="http://schemas.microsoft.com/office/word/2010/wordprocessingInk" xmlns:wne="http://schemas.microsoft.com/office/word/2006/wordml" xmlns:wps="http://schemas.microsoft.com/office/word/2010/wordprocessingShape" mc:Ignorable="w14 w15 w16se w16cid w16 w16cex w16sdtdh w16sdtfl w16du wp14">
   <w:abstractNum w:abstractNumId="0" w15:restartNumberingAfterBreak="0">
-    <w:nsid w:val="54087042"/>
+    <w:nsid w:val="15DF4E84"/>
     <w:multiLevelType w:val="hybridMultilevel"/>
-    <w:tmpl w:val="8C063BA6"/>
-    <w:lvl w:ilvl="0" w:tplc="D33A0944">
+    <w:tmpl w:val="2C4CCBB0"/>
+    <w:lvl w:ilvl="0" w:tplc="B906D49C">
       <w:start w:val="1"/>
       <w:numFmt w:val="bullet"/>
       <w:lvlText w:val="●"/>
@@ -42759,7 +45023,7 @@
         <w:ind w:left="720" w:hanging="360"/>
       </w:pPr>
     </w:lvl>
-    <w:lvl w:ilvl="1" w:tplc="EB6E693C">
+    <w:lvl w:ilvl="1" w:tplc="FA5076E2">
       <w:start w:val="1"/>
       <w:numFmt w:val="bullet"/>
       <w:lvlText w:val="○"/>
@@ -42768,7 +45032,7 @@
         <w:ind w:left="1440" w:hanging="360"/>
       </w:pPr>
     </w:lvl>
-    <w:lvl w:ilvl="2" w:tplc="7F24F18C">
+    <w:lvl w:ilvl="2" w:tplc="1740709C">
       <w:start w:val="1"/>
       <w:numFmt w:val="bullet"/>
       <w:lvlText w:val="■"/>
@@ -42777,7 +45041,7 @@
         <w:ind w:left="2160" w:hanging="360"/>
       </w:pPr>
     </w:lvl>
-    <w:lvl w:ilvl="3" w:tplc="4128142C">
+    <w:lvl w:ilvl="3" w:tplc="7250D8D2">
       <w:start w:val="1"/>
       <w:numFmt w:val="bullet"/>
       <w:lvlText w:val="●"/>
@@ -42786,7 +45050,7 @@
         <w:ind w:left="2880" w:hanging="360"/>
       </w:pPr>
     </w:lvl>
-    <w:lvl w:ilvl="4" w:tplc="23802890">
+    <w:lvl w:ilvl="4" w:tplc="8A08EE6E">
       <w:start w:val="1"/>
       <w:numFmt w:val="bullet"/>
       <w:lvlText w:val="○"/>
@@ -42795,7 +45059,7 @@
         <w:ind w:left="3600" w:hanging="360"/>
       </w:pPr>
     </w:lvl>
-    <w:lvl w:ilvl="5" w:tplc="9B7EDD36">
+    <w:lvl w:ilvl="5" w:tplc="B0CAA69A">
       <w:start w:val="1"/>
       <w:numFmt w:val="bullet"/>
       <w:lvlText w:val="■"/>
@@ -42804,7 +45068,7 @@
         <w:ind w:left="4320" w:hanging="360"/>
       </w:pPr>
     </w:lvl>
-    <w:lvl w:ilvl="6" w:tplc="12A83400">
+    <w:lvl w:ilvl="6" w:tplc="0C30E1BC">
       <w:start w:val="1"/>
       <w:numFmt w:val="bullet"/>
       <w:lvlText w:val="●"/>
@@ -42813,7 +45077,7 @@
         <w:ind w:left="5040" w:hanging="360"/>
       </w:pPr>
     </w:lvl>
-    <w:lvl w:ilvl="7" w:tplc="29C0F496">
+    <w:lvl w:ilvl="7" w:tplc="656088A2">
       <w:start w:val="1"/>
       <w:numFmt w:val="bullet"/>
       <w:lvlText w:val="●"/>
@@ -42822,7 +45086,7 @@
         <w:ind w:left="5760" w:hanging="360"/>
       </w:pPr>
     </w:lvl>
-    <w:lvl w:ilvl="8" w:tplc="AAEA5A2E">
+    <w:lvl w:ilvl="8" w:tplc="2544E5E4">
       <w:start w:val="1"/>
       <w:numFmt w:val="bullet"/>
       <w:lvlText w:val="●"/>
@@ -42832,7 +45096,7 @@
       </w:pPr>
     </w:lvl>
   </w:abstractNum>
-  <w:num w:numId="1" w16cid:durableId="1731223621">
+  <w:num w:numId="1" w16cid:durableId="1673952931">
     <w:abstractNumId w:val="0"/>
     <w:lvlOverride w:ilvl="0">
       <w:startOverride w:val="1"/>
@@ -43455,7 +45719,7 @@
     <w:autoRedefine/>
     <w:uiPriority w:val="39"/>
     <w:unhideWhenUsed/>
-    <w:rsid w:val="00267289"/>
+    <w:rsid w:val="00DD2C49"/>
     <w:pPr>
       <w:spacing w:after="100"/>
     </w:pPr>
@@ -43467,7 +45731,7 @@
     <w:autoRedefine/>
     <w:uiPriority w:val="39"/>
     <w:unhideWhenUsed/>
-    <w:rsid w:val="00267289"/>
+    <w:rsid w:val="00DD2C49"/>
     <w:pPr>
       <w:spacing w:after="100"/>
       <w:ind w:left="240"/>
@@ -43480,11 +45744,137 @@
     <w:autoRedefine/>
     <w:uiPriority w:val="39"/>
     <w:unhideWhenUsed/>
-    <w:rsid w:val="00267289"/>
+    <w:rsid w:val="00DD2C49"/>
     <w:pPr>
       <w:spacing w:after="100"/>
       <w:ind w:left="480"/>
     </w:pPr>
+  </w:style>
+  <w:style w:type="paragraph" w:styleId="TDC4">
+    <w:name w:val="toc 4"/>
+    <w:basedOn w:val="Normal"/>
+    <w:next w:val="Normal"/>
+    <w:autoRedefine/>
+    <w:uiPriority w:val="39"/>
+    <w:unhideWhenUsed/>
+    <w:rsid w:val="00DD2C49"/>
+    <w:pPr>
+      <w:spacing w:after="100" w:line="278" w:lineRule="auto"/>
+      <w:ind w:left="720"/>
+    </w:pPr>
+    <w:rPr>
+      <w:rFonts w:asciiTheme="minorHAnsi" w:eastAsiaTheme="minorEastAsia" w:hAnsiTheme="minorHAnsi" w:cstheme="minorBidi"/>
+      <w:color w:val="auto"/>
+      <w:kern w:val="2"/>
+      <w14:ligatures w14:val="standardContextual"/>
+    </w:rPr>
+  </w:style>
+  <w:style w:type="paragraph" w:styleId="TDC5">
+    <w:name w:val="toc 5"/>
+    <w:basedOn w:val="Normal"/>
+    <w:next w:val="Normal"/>
+    <w:autoRedefine/>
+    <w:uiPriority w:val="39"/>
+    <w:unhideWhenUsed/>
+    <w:rsid w:val="00DD2C49"/>
+    <w:pPr>
+      <w:spacing w:after="100" w:line="278" w:lineRule="auto"/>
+      <w:ind w:left="960"/>
+    </w:pPr>
+    <w:rPr>
+      <w:rFonts w:asciiTheme="minorHAnsi" w:eastAsiaTheme="minorEastAsia" w:hAnsiTheme="minorHAnsi" w:cstheme="minorBidi"/>
+      <w:color w:val="auto"/>
+      <w:kern w:val="2"/>
+      <w14:ligatures w14:val="standardContextual"/>
+    </w:rPr>
+  </w:style>
+  <w:style w:type="paragraph" w:styleId="TDC6">
+    <w:name w:val="toc 6"/>
+    <w:basedOn w:val="Normal"/>
+    <w:next w:val="Normal"/>
+    <w:autoRedefine/>
+    <w:uiPriority w:val="39"/>
+    <w:unhideWhenUsed/>
+    <w:rsid w:val="00DD2C49"/>
+    <w:pPr>
+      <w:spacing w:after="100" w:line="278" w:lineRule="auto"/>
+      <w:ind w:left="1200"/>
+    </w:pPr>
+    <w:rPr>
+      <w:rFonts w:asciiTheme="minorHAnsi" w:eastAsiaTheme="minorEastAsia" w:hAnsiTheme="minorHAnsi" w:cstheme="minorBidi"/>
+      <w:color w:val="auto"/>
+      <w:kern w:val="2"/>
+      <w14:ligatures w14:val="standardContextual"/>
+    </w:rPr>
+  </w:style>
+  <w:style w:type="paragraph" w:styleId="TDC7">
+    <w:name w:val="toc 7"/>
+    <w:basedOn w:val="Normal"/>
+    <w:next w:val="Normal"/>
+    <w:autoRedefine/>
+    <w:uiPriority w:val="39"/>
+    <w:unhideWhenUsed/>
+    <w:rsid w:val="00DD2C49"/>
+    <w:pPr>
+      <w:spacing w:after="100" w:line="278" w:lineRule="auto"/>
+      <w:ind w:left="1440"/>
+    </w:pPr>
+    <w:rPr>
+      <w:rFonts w:asciiTheme="minorHAnsi" w:eastAsiaTheme="minorEastAsia" w:hAnsiTheme="minorHAnsi" w:cstheme="minorBidi"/>
+      <w:color w:val="auto"/>
+      <w:kern w:val="2"/>
+      <w14:ligatures w14:val="standardContextual"/>
+    </w:rPr>
+  </w:style>
+  <w:style w:type="paragraph" w:styleId="TDC8">
+    <w:name w:val="toc 8"/>
+    <w:basedOn w:val="Normal"/>
+    <w:next w:val="Normal"/>
+    <w:autoRedefine/>
+    <w:uiPriority w:val="39"/>
+    <w:unhideWhenUsed/>
+    <w:rsid w:val="00DD2C49"/>
+    <w:pPr>
+      <w:spacing w:after="100" w:line="278" w:lineRule="auto"/>
+      <w:ind w:left="1680"/>
+    </w:pPr>
+    <w:rPr>
+      <w:rFonts w:asciiTheme="minorHAnsi" w:eastAsiaTheme="minorEastAsia" w:hAnsiTheme="minorHAnsi" w:cstheme="minorBidi"/>
+      <w:color w:val="auto"/>
+      <w:kern w:val="2"/>
+      <w14:ligatures w14:val="standardContextual"/>
+    </w:rPr>
+  </w:style>
+  <w:style w:type="paragraph" w:styleId="TDC9">
+    <w:name w:val="toc 9"/>
+    <w:basedOn w:val="Normal"/>
+    <w:next w:val="Normal"/>
+    <w:autoRedefine/>
+    <w:uiPriority w:val="39"/>
+    <w:unhideWhenUsed/>
+    <w:rsid w:val="00DD2C49"/>
+    <w:pPr>
+      <w:spacing w:after="100" w:line="278" w:lineRule="auto"/>
+      <w:ind w:left="1920"/>
+    </w:pPr>
+    <w:rPr>
+      <w:rFonts w:asciiTheme="minorHAnsi" w:eastAsiaTheme="minorEastAsia" w:hAnsiTheme="minorHAnsi" w:cstheme="minorBidi"/>
+      <w:color w:val="auto"/>
+      <w:kern w:val="2"/>
+      <w14:ligatures w14:val="standardContextual"/>
+    </w:rPr>
+  </w:style>
+  <w:style w:type="character" w:styleId="Mencinsinresolver">
+    <w:name w:val="Unresolved Mention"/>
+    <w:basedOn w:val="Fuentedeprrafopredeter"/>
+    <w:uiPriority w:val="99"/>
+    <w:semiHidden/>
+    <w:unhideWhenUsed/>
+    <w:rsid w:val="00DD2C49"/>
+    <w:rPr>
+      <w:color w:val="605E5C"/>
+      <w:shd w:val="clear" w:color="auto" w:fill="E1DFDD"/>
+    </w:rPr>
   </w:style>
 </w:styles>
 </file>

--- a/docs/entregas/semana-5/Caso 1 - Semana 5 - Informe final.docx
+++ b/docs/entregas/semana-5/Caso 1 - Semana 5 - Informe final.docx
@@ -147,7 +147,7 @@
     <w:sdt>
       <w:sdtPr>
         <w:alias w:val="Contenido"/>
-        <w:id w:val="78411468"/>
+        <w:id w:val="-391496324"/>
       </w:sdtPr>
       <w:sdtEndPr/>
       <w:sdtContent>
@@ -174,7 +174,7 @@
           <w:r>
             <w:fldChar w:fldCharType="separate"/>
           </w:r>
-          <w:hyperlink w:anchor="_Toc240286429" w:history="1">
+          <w:hyperlink w:anchor="_Toc240288479" w:history="1">
             <w:r>
               <w:rPr>
                 <w:rStyle w:val="Hipervnculo"/>
@@ -198,7 +198,7 @@
               <w:rPr>
                 <w:noProof/>
               </w:rPr>
-              <w:instrText xml:space="preserve"> PAGEREF _Toc240286429 \h </w:instrText>
+              <w:instrText xml:space="preserve"> PAGEREF _Toc240288479 \h </w:instrText>
             </w:r>
             <w:r>
               <w:rPr>
@@ -239,7 +239,7 @@
               <w14:ligatures w14:val="standardContextual"/>
             </w:rPr>
           </w:pPr>
-          <w:hyperlink w:anchor="_Toc240286430" w:history="1">
+          <w:hyperlink w:anchor="_Toc240288480" w:history="1">
             <w:r>
               <w:rPr>
                 <w:rStyle w:val="Hipervnculo"/>
@@ -263,7 +263,7 @@
               <w:rPr>
                 <w:noProof/>
               </w:rPr>
-              <w:instrText xml:space="preserve"> PAGEREF _Toc240286430 \h </w:instrText>
+              <w:instrText xml:space="preserve"> PAGEREF _Toc240288480 \h </w:instrText>
             </w:r>
             <w:r>
               <w:rPr>
@@ -304,7 +304,7 @@
               <w14:ligatures w14:val="standardContextual"/>
             </w:rPr>
           </w:pPr>
-          <w:hyperlink w:anchor="_Toc240286431" w:history="1">
+          <w:hyperlink w:anchor="_Toc240288481" w:history="1">
             <w:r>
               <w:rPr>
                 <w:rStyle w:val="Hipervnculo"/>
@@ -328,7 +328,7 @@
               <w:rPr>
                 <w:noProof/>
               </w:rPr>
-              <w:instrText xml:space="preserve"> PAGEREF _Toc240286431 \h </w:instrText>
+              <w:instrText xml:space="preserve"> PAGEREF _Toc240288481 \h </w:instrText>
             </w:r>
             <w:r>
               <w:rPr>
@@ -369,7 +369,7 @@
               <w14:ligatures w14:val="standardContextual"/>
             </w:rPr>
           </w:pPr>
-          <w:hyperlink w:anchor="_Toc240286432" w:history="1">
+          <w:hyperlink w:anchor="_Toc240288482" w:history="1">
             <w:r>
               <w:rPr>
                 <w:rStyle w:val="Hipervnculo"/>
@@ -393,7 +393,7 @@
               <w:rPr>
                 <w:noProof/>
               </w:rPr>
-              <w:instrText xml:space="preserve"> PAGEREF _Toc240286432 \h </w:instrText>
+              <w:instrText xml:space="preserve"> PAGEREF _Toc240288482 \h </w:instrText>
             </w:r>
             <w:r>
               <w:rPr>
@@ -434,7 +434,7 @@
               <w14:ligatures w14:val="standardContextual"/>
             </w:rPr>
           </w:pPr>
-          <w:hyperlink w:anchor="_Toc240286433" w:history="1">
+          <w:hyperlink w:anchor="_Toc240288483" w:history="1">
             <w:r>
               <w:rPr>
                 <w:rStyle w:val="Hipervnculo"/>
@@ -458,7 +458,7 @@
               <w:rPr>
                 <w:noProof/>
               </w:rPr>
-              <w:instrText xml:space="preserve"> PAGEREF _Toc240286433 \h </w:instrText>
+              <w:instrText xml:space="preserve"> PAGEREF _Toc240288483 \h </w:instrText>
             </w:r>
             <w:r>
               <w:rPr>
@@ -499,7 +499,7 @@
               <w14:ligatures w14:val="standardContextual"/>
             </w:rPr>
           </w:pPr>
-          <w:hyperlink w:anchor="_Toc240286434" w:history="1">
+          <w:hyperlink w:anchor="_Toc240288484" w:history="1">
             <w:r>
               <w:rPr>
                 <w:rStyle w:val="Hipervnculo"/>
@@ -523,7 +523,7 @@
               <w:rPr>
                 <w:noProof/>
               </w:rPr>
-              <w:instrText xml:space="preserve"> PAGEREF _Toc240286434 \h </w:instrText>
+              <w:instrText xml:space="preserve"> PAGEREF _Toc240288484 \h </w:instrText>
             </w:r>
             <w:r>
               <w:rPr>
@@ -564,7 +564,7 @@
               <w14:ligatures w14:val="standardContextual"/>
             </w:rPr>
           </w:pPr>
-          <w:hyperlink w:anchor="_Toc240286435" w:history="1">
+          <w:hyperlink w:anchor="_Toc240288485" w:history="1">
             <w:r>
               <w:rPr>
                 <w:rStyle w:val="Hipervnculo"/>
@@ -588,7 +588,7 @@
               <w:rPr>
                 <w:noProof/>
               </w:rPr>
-              <w:instrText xml:space="preserve"> PAGEREF _Toc240286435 \h </w:instrText>
+              <w:instrText xml:space="preserve"> PAGEREF _Toc240288485 \h </w:instrText>
             </w:r>
             <w:r>
               <w:rPr>
@@ -629,7 +629,7 @@
               <w14:ligatures w14:val="standardContextual"/>
             </w:rPr>
           </w:pPr>
-          <w:hyperlink w:anchor="_Toc240286436" w:history="1">
+          <w:hyperlink w:anchor="_Toc240288486" w:history="1">
             <w:r>
               <w:rPr>
                 <w:rStyle w:val="Hipervnculo"/>
@@ -653,7 +653,7 @@
               <w:rPr>
                 <w:noProof/>
               </w:rPr>
-              <w:instrText xml:space="preserve"> PAGEREF _Toc240286436 \h </w:instrText>
+              <w:instrText xml:space="preserve"> PAGEREF _Toc240288486 \h </w:instrText>
             </w:r>
             <w:r>
               <w:rPr>
@@ -694,7 +694,7 @@
               <w14:ligatures w14:val="standardContextual"/>
             </w:rPr>
           </w:pPr>
-          <w:hyperlink w:anchor="_Toc240286437" w:history="1">
+          <w:hyperlink w:anchor="_Toc240288487" w:history="1">
             <w:r>
               <w:rPr>
                 <w:rStyle w:val="Hipervnculo"/>
@@ -718,7 +718,7 @@
               <w:rPr>
                 <w:noProof/>
               </w:rPr>
-              <w:instrText xml:space="preserve"> PAGEREF _Toc240286437 \h </w:instrText>
+              <w:instrText xml:space="preserve"> PAGEREF _Toc240288487 \h </w:instrText>
             </w:r>
             <w:r>
               <w:rPr>
@@ -759,7 +759,7 @@
               <w14:ligatures w14:val="standardContextual"/>
             </w:rPr>
           </w:pPr>
-          <w:hyperlink w:anchor="_Toc240286438" w:history="1">
+          <w:hyperlink w:anchor="_Toc240288488" w:history="1">
             <w:r>
               <w:rPr>
                 <w:rStyle w:val="Hipervnculo"/>
@@ -783,7 +783,7 @@
               <w:rPr>
                 <w:noProof/>
               </w:rPr>
-              <w:instrText xml:space="preserve"> PAGEREF _Toc240286438 \h </w:instrText>
+              <w:instrText xml:space="preserve"> PAGEREF _Toc240288488 \h </w:instrText>
             </w:r>
             <w:r>
               <w:rPr>
@@ -824,7 +824,7 @@
               <w14:ligatures w14:val="standardContextual"/>
             </w:rPr>
           </w:pPr>
-          <w:hyperlink w:anchor="_Toc240286439" w:history="1">
+          <w:hyperlink w:anchor="_Toc240288489" w:history="1">
             <w:r>
               <w:rPr>
                 <w:rStyle w:val="Hipervnculo"/>
@@ -848,7 +848,7 @@
               <w:rPr>
                 <w:noProof/>
               </w:rPr>
-              <w:instrText xml:space="preserve"> PAGEREF _Toc240286439 \h </w:instrText>
+              <w:instrText xml:space="preserve"> PAGEREF _Toc240288489 \h </w:instrText>
             </w:r>
             <w:r>
               <w:rPr>
@@ -889,7 +889,7 @@
               <w14:ligatures w14:val="standardContextual"/>
             </w:rPr>
           </w:pPr>
-          <w:hyperlink w:anchor="_Toc240286440" w:history="1">
+          <w:hyperlink w:anchor="_Toc240288490" w:history="1">
             <w:r>
               <w:rPr>
                 <w:rStyle w:val="Hipervnculo"/>
@@ -913,7 +913,7 @@
               <w:rPr>
                 <w:noProof/>
               </w:rPr>
-              <w:instrText xml:space="preserve"> PAGEREF _Toc240286440 \h </w:instrText>
+              <w:instrText xml:space="preserve"> PAGEREF _Toc240288490 \h </w:instrText>
             </w:r>
             <w:r>
               <w:rPr>
@@ -954,7 +954,7 @@
               <w14:ligatures w14:val="standardContextual"/>
             </w:rPr>
           </w:pPr>
-          <w:hyperlink w:anchor="_Toc240286441" w:history="1">
+          <w:hyperlink w:anchor="_Toc240288491" w:history="1">
             <w:r>
               <w:rPr>
                 <w:rStyle w:val="Hipervnculo"/>
@@ -978,7 +978,7 @@
               <w:rPr>
                 <w:noProof/>
               </w:rPr>
-              <w:instrText xml:space="preserve"> PAGEREF _Toc240286441 \h </w:instrText>
+              <w:instrText xml:space="preserve"> PAGEREF _Toc240288491 \h </w:instrText>
             </w:r>
             <w:r>
               <w:rPr>
@@ -1019,7 +1019,7 @@
               <w14:ligatures w14:val="standardContextual"/>
             </w:rPr>
           </w:pPr>
-          <w:hyperlink w:anchor="_Toc240286442" w:history="1">
+          <w:hyperlink w:anchor="_Toc240288492" w:history="1">
             <w:r>
               <w:rPr>
                 <w:rStyle w:val="Hipervnculo"/>
@@ -1043,7 +1043,7 @@
               <w:rPr>
                 <w:noProof/>
               </w:rPr>
-              <w:instrText xml:space="preserve"> PAGEREF _Toc240286442 \h </w:instrText>
+              <w:instrText xml:space="preserve"> PAGEREF _Toc240288492 \h </w:instrText>
             </w:r>
             <w:r>
               <w:rPr>
@@ -1084,7 +1084,7 @@
               <w14:ligatures w14:val="standardContextual"/>
             </w:rPr>
           </w:pPr>
-          <w:hyperlink w:anchor="_Toc240286443" w:history="1">
+          <w:hyperlink w:anchor="_Toc240288493" w:history="1">
             <w:r>
               <w:rPr>
                 <w:rStyle w:val="Hipervnculo"/>
@@ -1108,7 +1108,7 @@
               <w:rPr>
                 <w:noProof/>
               </w:rPr>
-              <w:instrText xml:space="preserve"> PAGEREF _Toc240286443 \h </w:instrText>
+              <w:instrText xml:space="preserve"> PAGEREF _Toc240288493 \h </w:instrText>
             </w:r>
             <w:r>
               <w:rPr>
@@ -1149,7 +1149,7 @@
               <w14:ligatures w14:val="standardContextual"/>
             </w:rPr>
           </w:pPr>
-          <w:hyperlink w:anchor="_Toc240286444" w:history="1">
+          <w:hyperlink w:anchor="_Toc240288494" w:history="1">
             <w:r>
               <w:rPr>
                 <w:rStyle w:val="Hipervnculo"/>
@@ -1173,7 +1173,7 @@
               <w:rPr>
                 <w:noProof/>
               </w:rPr>
-              <w:instrText xml:space="preserve"> PAGEREF _Toc240286444 \h </w:instrText>
+              <w:instrText xml:space="preserve"> PAGEREF _Toc240288494 \h </w:instrText>
             </w:r>
             <w:r>
               <w:rPr>
@@ -1214,7 +1214,7 @@
               <w14:ligatures w14:val="standardContextual"/>
             </w:rPr>
           </w:pPr>
-          <w:hyperlink w:anchor="_Toc240286445" w:history="1">
+          <w:hyperlink w:anchor="_Toc240288495" w:history="1">
             <w:r>
               <w:rPr>
                 <w:rStyle w:val="Hipervnculo"/>
@@ -1238,7 +1238,7 @@
               <w:rPr>
                 <w:noProof/>
               </w:rPr>
-              <w:instrText xml:space="preserve"> PAGEREF _Toc240286445 \h </w:instrText>
+              <w:instrText xml:space="preserve"> PAGEREF _Toc240288495 \h </w:instrText>
             </w:r>
             <w:r>
               <w:rPr>
@@ -1279,7 +1279,7 @@
               <w14:ligatures w14:val="standardContextual"/>
             </w:rPr>
           </w:pPr>
-          <w:hyperlink w:anchor="_Toc240286446" w:history="1">
+          <w:hyperlink w:anchor="_Toc240288496" w:history="1">
             <w:r>
               <w:rPr>
                 <w:rStyle w:val="Hipervnculo"/>
@@ -1303,7 +1303,7 @@
               <w:rPr>
                 <w:noProof/>
               </w:rPr>
-              <w:instrText xml:space="preserve"> PAGEREF _Toc240286446 \h </w:instrText>
+              <w:instrText xml:space="preserve"> PAGEREF _Toc240288496 \h </w:instrText>
             </w:r>
             <w:r>
               <w:rPr>
@@ -1344,7 +1344,7 @@
               <w14:ligatures w14:val="standardContextual"/>
             </w:rPr>
           </w:pPr>
-          <w:hyperlink w:anchor="_Toc240286447" w:history="1">
+          <w:hyperlink w:anchor="_Toc240288497" w:history="1">
             <w:r>
               <w:rPr>
                 <w:rStyle w:val="Hipervnculo"/>
@@ -1368,7 +1368,7 @@
               <w:rPr>
                 <w:noProof/>
               </w:rPr>
-              <w:instrText xml:space="preserve"> PAGEREF _Toc240286447 \h </w:instrText>
+              <w:instrText xml:space="preserve"> PAGEREF _Toc240288497 \h </w:instrText>
             </w:r>
             <w:r>
               <w:rPr>
@@ -1409,7 +1409,7 @@
               <w14:ligatures w14:val="standardContextual"/>
             </w:rPr>
           </w:pPr>
-          <w:hyperlink w:anchor="_Toc240286448" w:history="1">
+          <w:hyperlink w:anchor="_Toc240288498" w:history="1">
             <w:r>
               <w:rPr>
                 <w:rStyle w:val="Hipervnculo"/>
@@ -1433,7 +1433,7 @@
               <w:rPr>
                 <w:noProof/>
               </w:rPr>
-              <w:instrText xml:space="preserve"> PAGEREF _Toc240286448 \h </w:instrText>
+              <w:instrText xml:space="preserve"> PAGEREF _Toc240288498 \h </w:instrText>
             </w:r>
             <w:r>
               <w:rPr>
@@ -1474,7 +1474,7 @@
               <w14:ligatures w14:val="standardContextual"/>
             </w:rPr>
           </w:pPr>
-          <w:hyperlink w:anchor="_Toc240286449" w:history="1">
+          <w:hyperlink w:anchor="_Toc240288499" w:history="1">
             <w:r>
               <w:rPr>
                 <w:rStyle w:val="Hipervnculo"/>
@@ -1498,7 +1498,7 @@
               <w:rPr>
                 <w:noProof/>
               </w:rPr>
-              <w:instrText xml:space="preserve"> PAGEREF _Toc240286449 \h </w:instrText>
+              <w:instrText xml:space="preserve"> PAGEREF _Toc240288499 \h </w:instrText>
             </w:r>
             <w:r>
               <w:rPr>
@@ -1539,7 +1539,7 @@
               <w14:ligatures w14:val="standardContextual"/>
             </w:rPr>
           </w:pPr>
-          <w:hyperlink w:anchor="_Toc240286450" w:history="1">
+          <w:hyperlink w:anchor="_Toc240288500" w:history="1">
             <w:r>
               <w:rPr>
                 <w:rStyle w:val="Hipervnculo"/>
@@ -1563,7 +1563,7 @@
               <w:rPr>
                 <w:noProof/>
               </w:rPr>
-              <w:instrText xml:space="preserve"> PAGEREF _Toc240286450 \h </w:instrText>
+              <w:instrText xml:space="preserve"> PAGEREF _Toc240288500 \h </w:instrText>
             </w:r>
             <w:r>
               <w:rPr>
@@ -1604,7 +1604,7 @@
               <w14:ligatures w14:val="standardContextual"/>
             </w:rPr>
           </w:pPr>
-          <w:hyperlink w:anchor="_Toc240286451" w:history="1">
+          <w:hyperlink w:anchor="_Toc240288501" w:history="1">
             <w:r>
               <w:rPr>
                 <w:rStyle w:val="Hipervnculo"/>
@@ -1628,7 +1628,7 @@
               <w:rPr>
                 <w:noProof/>
               </w:rPr>
-              <w:instrText xml:space="preserve"> PAGEREF _Toc240286451 \h </w:instrText>
+              <w:instrText xml:space="preserve"> PAGEREF _Toc240288501 \h </w:instrText>
             </w:r>
             <w:r>
               <w:rPr>
@@ -1669,7 +1669,7 @@
               <w14:ligatures w14:val="standardContextual"/>
             </w:rPr>
           </w:pPr>
-          <w:hyperlink w:anchor="_Toc240286452" w:history="1">
+          <w:hyperlink w:anchor="_Toc240288502" w:history="1">
             <w:r>
               <w:rPr>
                 <w:rStyle w:val="Hipervnculo"/>
@@ -1693,7 +1693,7 @@
               <w:rPr>
                 <w:noProof/>
               </w:rPr>
-              <w:instrText xml:space="preserve"> PAGEREF _Toc240286452 \h </w:instrText>
+              <w:instrText xml:space="preserve"> PAGEREF _Toc240288502 \h </w:instrText>
             </w:r>
             <w:r>
               <w:rPr>
@@ -1734,7 +1734,7 @@
               <w14:ligatures w14:val="standardContextual"/>
             </w:rPr>
           </w:pPr>
-          <w:hyperlink w:anchor="_Toc240286453" w:history="1">
+          <w:hyperlink w:anchor="_Toc240288503" w:history="1">
             <w:r>
               <w:rPr>
                 <w:rStyle w:val="Hipervnculo"/>
@@ -1758,7 +1758,7 @@
               <w:rPr>
                 <w:noProof/>
               </w:rPr>
-              <w:instrText xml:space="preserve"> PAGEREF _Toc240286453 \h </w:instrText>
+              <w:instrText xml:space="preserve"> PAGEREF _Toc240288503 \h </w:instrText>
             </w:r>
             <w:r>
               <w:rPr>
@@ -1799,7 +1799,7 @@
               <w14:ligatures w14:val="standardContextual"/>
             </w:rPr>
           </w:pPr>
-          <w:hyperlink w:anchor="_Toc240286454" w:history="1">
+          <w:hyperlink w:anchor="_Toc240288504" w:history="1">
             <w:r>
               <w:rPr>
                 <w:rStyle w:val="Hipervnculo"/>
@@ -1823,7 +1823,7 @@
               <w:rPr>
                 <w:noProof/>
               </w:rPr>
-              <w:instrText xml:space="preserve"> PAGEREF _Toc240286454 \h </w:instrText>
+              <w:instrText xml:space="preserve"> PAGEREF _Toc240288504 \h </w:instrText>
             </w:r>
             <w:r>
               <w:rPr>
@@ -1864,7 +1864,7 @@
               <w14:ligatures w14:val="standardContextual"/>
             </w:rPr>
           </w:pPr>
-          <w:hyperlink w:anchor="_Toc240286455" w:history="1">
+          <w:hyperlink w:anchor="_Toc240288505" w:history="1">
             <w:r>
               <w:rPr>
                 <w:rStyle w:val="Hipervnculo"/>
@@ -1888,7 +1888,7 @@
               <w:rPr>
                 <w:noProof/>
               </w:rPr>
-              <w:instrText xml:space="preserve"> PAGEREF _Toc240286455 \h </w:instrText>
+              <w:instrText xml:space="preserve"> PAGEREF _Toc240288505 \h </w:instrText>
             </w:r>
             <w:r>
               <w:rPr>
@@ -1929,7 +1929,7 @@
               <w14:ligatures w14:val="standardContextual"/>
             </w:rPr>
           </w:pPr>
-          <w:hyperlink w:anchor="_Toc240286456" w:history="1">
+          <w:hyperlink w:anchor="_Toc240288506" w:history="1">
             <w:r>
               <w:rPr>
                 <w:rStyle w:val="Hipervnculo"/>
@@ -1953,7 +1953,7 @@
               <w:rPr>
                 <w:noProof/>
               </w:rPr>
-              <w:instrText xml:space="preserve"> PAGEREF _Toc240286456 \h </w:instrText>
+              <w:instrText xml:space="preserve"> PAGEREF _Toc240288506 \h </w:instrText>
             </w:r>
             <w:r>
               <w:rPr>
@@ -1994,7 +1994,7 @@
               <w14:ligatures w14:val="standardContextual"/>
             </w:rPr>
           </w:pPr>
-          <w:hyperlink w:anchor="_Toc240286457" w:history="1">
+          <w:hyperlink w:anchor="_Toc240288507" w:history="1">
             <w:r>
               <w:rPr>
                 <w:rStyle w:val="Hipervnculo"/>
@@ -2018,7 +2018,7 @@
               <w:rPr>
                 <w:noProof/>
               </w:rPr>
-              <w:instrText xml:space="preserve"> PAGEREF _Toc240286457 \h </w:instrText>
+              <w:instrText xml:space="preserve"> PAGEREF _Toc240288507 \h </w:instrText>
             </w:r>
             <w:r>
               <w:rPr>
@@ -2059,7 +2059,7 @@
               <w14:ligatures w14:val="standardContextual"/>
             </w:rPr>
           </w:pPr>
-          <w:hyperlink w:anchor="_Toc240286458" w:history="1">
+          <w:hyperlink w:anchor="_Toc240288508" w:history="1">
             <w:r>
               <w:rPr>
                 <w:rStyle w:val="Hipervnculo"/>
@@ -2083,7 +2083,7 @@
               <w:rPr>
                 <w:noProof/>
               </w:rPr>
-              <w:instrText xml:space="preserve"> PAGEREF _Toc240286458 \h </w:instrText>
+              <w:instrText xml:space="preserve"> PAGEREF _Toc240288508 \h </w:instrText>
             </w:r>
             <w:r>
               <w:rPr>
@@ -2124,7 +2124,7 @@
               <w14:ligatures w14:val="standardContextual"/>
             </w:rPr>
           </w:pPr>
-          <w:hyperlink w:anchor="_Toc240286459" w:history="1">
+          <w:hyperlink w:anchor="_Toc240288509" w:history="1">
             <w:r>
               <w:rPr>
                 <w:rStyle w:val="Hipervnculo"/>
@@ -2148,7 +2148,7 @@
               <w:rPr>
                 <w:noProof/>
               </w:rPr>
-              <w:instrText xml:space="preserve"> PAGEREF _Toc240286459 \h </w:instrText>
+              <w:instrText xml:space="preserve"> PAGEREF _Toc240288509 \h </w:instrText>
             </w:r>
             <w:r>
               <w:rPr>
@@ -2189,7 +2189,7 @@
               <w14:ligatures w14:val="standardContextual"/>
             </w:rPr>
           </w:pPr>
-          <w:hyperlink w:anchor="_Toc240286460" w:history="1">
+          <w:hyperlink w:anchor="_Toc240288510" w:history="1">
             <w:r>
               <w:rPr>
                 <w:rStyle w:val="Hipervnculo"/>
@@ -2213,7 +2213,7 @@
               <w:rPr>
                 <w:noProof/>
               </w:rPr>
-              <w:instrText xml:space="preserve"> PAGEREF _Toc240286460 \h </w:instrText>
+              <w:instrText xml:space="preserve"> PAGEREF _Toc240288510 \h </w:instrText>
             </w:r>
             <w:r>
               <w:rPr>
@@ -2254,7 +2254,7 @@
               <w14:ligatures w14:val="standardContextual"/>
             </w:rPr>
           </w:pPr>
-          <w:hyperlink w:anchor="_Toc240286461" w:history="1">
+          <w:hyperlink w:anchor="_Toc240288511" w:history="1">
             <w:r>
               <w:rPr>
                 <w:rStyle w:val="Hipervnculo"/>
@@ -2278,7 +2278,7 @@
               <w:rPr>
                 <w:noProof/>
               </w:rPr>
-              <w:instrText xml:space="preserve"> PAGEREF _Toc240286461 \h </w:instrText>
+              <w:instrText xml:space="preserve"> PAGEREF _Toc240288511 \h </w:instrText>
             </w:r>
             <w:r>
               <w:rPr>
@@ -2319,7 +2319,7 @@
               <w14:ligatures w14:val="standardContextual"/>
             </w:rPr>
           </w:pPr>
-          <w:hyperlink w:anchor="_Toc240286462" w:history="1">
+          <w:hyperlink w:anchor="_Toc240288512" w:history="1">
             <w:r>
               <w:rPr>
                 <w:rStyle w:val="Hipervnculo"/>
@@ -2343,7 +2343,7 @@
               <w:rPr>
                 <w:noProof/>
               </w:rPr>
-              <w:instrText xml:space="preserve"> PAGEREF _Toc240286462 \h </w:instrText>
+              <w:instrText xml:space="preserve"> PAGEREF _Toc240288512 \h </w:instrText>
             </w:r>
             <w:r>
               <w:rPr>
@@ -2384,7 +2384,7 @@
               <w14:ligatures w14:val="standardContextual"/>
             </w:rPr>
           </w:pPr>
-          <w:hyperlink w:anchor="_Toc240286463" w:history="1">
+          <w:hyperlink w:anchor="_Toc240288513" w:history="1">
             <w:r>
               <w:rPr>
                 <w:rStyle w:val="Hipervnculo"/>
@@ -2408,7 +2408,7 @@
               <w:rPr>
                 <w:noProof/>
               </w:rPr>
-              <w:instrText xml:space="preserve"> PAGEREF _Toc240286463 \h </w:instrText>
+              <w:instrText xml:space="preserve"> PAGEREF _Toc240288513 \h </w:instrText>
             </w:r>
             <w:r>
               <w:rPr>
@@ -2449,7 +2449,7 @@
               <w14:ligatures w14:val="standardContextual"/>
             </w:rPr>
           </w:pPr>
-          <w:hyperlink w:anchor="_Toc240286464" w:history="1">
+          <w:hyperlink w:anchor="_Toc240288514" w:history="1">
             <w:r>
               <w:rPr>
                 <w:rStyle w:val="Hipervnculo"/>
@@ -2473,7 +2473,7 @@
               <w:rPr>
                 <w:noProof/>
               </w:rPr>
-              <w:instrText xml:space="preserve"> PAGEREF _Toc240286464 \h </w:instrText>
+              <w:instrText xml:space="preserve"> PAGEREF _Toc240288514 \h </w:instrText>
             </w:r>
             <w:r>
               <w:rPr>
@@ -2514,7 +2514,7 @@
               <w14:ligatures w14:val="standardContextual"/>
             </w:rPr>
           </w:pPr>
-          <w:hyperlink w:anchor="_Toc240286465" w:history="1">
+          <w:hyperlink w:anchor="_Toc240288515" w:history="1">
             <w:r>
               <w:rPr>
                 <w:rStyle w:val="Hipervnculo"/>
@@ -2538,7 +2538,7 @@
               <w:rPr>
                 <w:noProof/>
               </w:rPr>
-              <w:instrText xml:space="preserve"> PAGEREF _Toc240286465 \h </w:instrText>
+              <w:instrText xml:space="preserve"> PAGEREF _Toc240288515 \h </w:instrText>
             </w:r>
             <w:r>
               <w:rPr>
@@ -2579,7 +2579,7 @@
               <w14:ligatures w14:val="standardContextual"/>
             </w:rPr>
           </w:pPr>
-          <w:hyperlink w:anchor="_Toc240286466" w:history="1">
+          <w:hyperlink w:anchor="_Toc240288516" w:history="1">
             <w:r>
               <w:rPr>
                 <w:rStyle w:val="Hipervnculo"/>
@@ -2603,7 +2603,7 @@
               <w:rPr>
                 <w:noProof/>
               </w:rPr>
-              <w:instrText xml:space="preserve"> PAGEREF _Toc240286466 \h </w:instrText>
+              <w:instrText xml:space="preserve"> PAGEREF _Toc240288516 \h </w:instrText>
             </w:r>
             <w:r>
               <w:rPr>
@@ -2644,7 +2644,7 @@
               <w14:ligatures w14:val="standardContextual"/>
             </w:rPr>
           </w:pPr>
-          <w:hyperlink w:anchor="_Toc240286467" w:history="1">
+          <w:hyperlink w:anchor="_Toc240288517" w:history="1">
             <w:r>
               <w:rPr>
                 <w:rStyle w:val="Hipervnculo"/>
@@ -2668,7 +2668,7 @@
               <w:rPr>
                 <w:noProof/>
               </w:rPr>
-              <w:instrText xml:space="preserve"> PAGEREF _Toc240286467 \h </w:instrText>
+              <w:instrText xml:space="preserve"> PAGEREF _Toc240288517 \h </w:instrText>
             </w:r>
             <w:r>
               <w:rPr>
@@ -2709,7 +2709,7 @@
               <w14:ligatures w14:val="standardContextual"/>
             </w:rPr>
           </w:pPr>
-          <w:hyperlink w:anchor="_Toc240286468" w:history="1">
+          <w:hyperlink w:anchor="_Toc240288518" w:history="1">
             <w:r>
               <w:rPr>
                 <w:rStyle w:val="Hipervnculo"/>
@@ -2733,7 +2733,7 @@
               <w:rPr>
                 <w:noProof/>
               </w:rPr>
-              <w:instrText xml:space="preserve"> PAGEREF _Toc240286468 \h </w:instrText>
+              <w:instrText xml:space="preserve"> PAGEREF _Toc240288518 \h </w:instrText>
             </w:r>
             <w:r>
               <w:rPr>
@@ -2774,7 +2774,7 @@
               <w14:ligatures w14:val="standardContextual"/>
             </w:rPr>
           </w:pPr>
-          <w:hyperlink w:anchor="_Toc240286469" w:history="1">
+          <w:hyperlink w:anchor="_Toc240288519" w:history="1">
             <w:r>
               <w:rPr>
                 <w:rStyle w:val="Hipervnculo"/>
@@ -2798,7 +2798,7 @@
               <w:rPr>
                 <w:noProof/>
               </w:rPr>
-              <w:instrText xml:space="preserve"> PAGEREF _Toc240286469 \h </w:instrText>
+              <w:instrText xml:space="preserve"> PAGEREF _Toc240288519 \h </w:instrText>
             </w:r>
             <w:r>
               <w:rPr>
@@ -2839,7 +2839,7 @@
               <w14:ligatures w14:val="standardContextual"/>
             </w:rPr>
           </w:pPr>
-          <w:hyperlink w:anchor="_Toc240286470" w:history="1">
+          <w:hyperlink w:anchor="_Toc240288520" w:history="1">
             <w:r>
               <w:rPr>
                 <w:rStyle w:val="Hipervnculo"/>
@@ -2863,7 +2863,7 @@
               <w:rPr>
                 <w:noProof/>
               </w:rPr>
-              <w:instrText xml:space="preserve"> PAGEREF _Toc240286470 \h </w:instrText>
+              <w:instrText xml:space="preserve"> PAGEREF _Toc240288520 \h </w:instrText>
             </w:r>
             <w:r>
               <w:rPr>
@@ -2904,7 +2904,7 @@
               <w14:ligatures w14:val="standardContextual"/>
             </w:rPr>
           </w:pPr>
-          <w:hyperlink w:anchor="_Toc240286471" w:history="1">
+          <w:hyperlink w:anchor="_Toc240288521" w:history="1">
             <w:r>
               <w:rPr>
                 <w:rStyle w:val="Hipervnculo"/>
@@ -2928,7 +2928,7 @@
               <w:rPr>
                 <w:noProof/>
               </w:rPr>
-              <w:instrText xml:space="preserve"> PAGEREF _Toc240286471 \h </w:instrText>
+              <w:instrText xml:space="preserve"> PAGEREF _Toc240288521 \h </w:instrText>
             </w:r>
             <w:r>
               <w:rPr>
@@ -2969,7 +2969,7 @@
               <w14:ligatures w14:val="standardContextual"/>
             </w:rPr>
           </w:pPr>
-          <w:hyperlink w:anchor="_Toc240286472" w:history="1">
+          <w:hyperlink w:anchor="_Toc240288522" w:history="1">
             <w:r>
               <w:rPr>
                 <w:rStyle w:val="Hipervnculo"/>
@@ -2993,7 +2993,7 @@
               <w:rPr>
                 <w:noProof/>
               </w:rPr>
-              <w:instrText xml:space="preserve"> PAGEREF _Toc240286472 \h </w:instrText>
+              <w:instrText xml:space="preserve"> PAGEREF _Toc240288522 \h </w:instrText>
             </w:r>
             <w:r>
               <w:rPr>
@@ -3034,7 +3034,7 @@
               <w14:ligatures w14:val="standardContextual"/>
             </w:rPr>
           </w:pPr>
-          <w:hyperlink w:anchor="_Toc240286473" w:history="1">
+          <w:hyperlink w:anchor="_Toc240288523" w:history="1">
             <w:r>
               <w:rPr>
                 <w:rStyle w:val="Hipervnculo"/>
@@ -3058,7 +3058,7 @@
               <w:rPr>
                 <w:noProof/>
               </w:rPr>
-              <w:instrText xml:space="preserve"> PAGEREF _Toc240286473 \h </w:instrText>
+              <w:instrText xml:space="preserve"> PAGEREF _Toc240288523 \h </w:instrText>
             </w:r>
             <w:r>
               <w:rPr>
@@ -3099,7 +3099,7 @@
               <w14:ligatures w14:val="standardContextual"/>
             </w:rPr>
           </w:pPr>
-          <w:hyperlink w:anchor="_Toc240286474" w:history="1">
+          <w:hyperlink w:anchor="_Toc240288524" w:history="1">
             <w:r>
               <w:rPr>
                 <w:rStyle w:val="Hipervnculo"/>
@@ -3123,7 +3123,7 @@
               <w:rPr>
                 <w:noProof/>
               </w:rPr>
-              <w:instrText xml:space="preserve"> PAGEREF _Toc240286474 \h </w:instrText>
+              <w:instrText xml:space="preserve"> PAGEREF _Toc240288524 \h </w:instrText>
             </w:r>
             <w:r>
               <w:rPr>
@@ -3164,7 +3164,7 @@
               <w14:ligatures w14:val="standardContextual"/>
             </w:rPr>
           </w:pPr>
-          <w:hyperlink w:anchor="_Toc240286475" w:history="1">
+          <w:hyperlink w:anchor="_Toc240288525" w:history="1">
             <w:r>
               <w:rPr>
                 <w:rStyle w:val="Hipervnculo"/>
@@ -3188,7 +3188,7 @@
               <w:rPr>
                 <w:noProof/>
               </w:rPr>
-              <w:instrText xml:space="preserve"> PAGEREF _Toc240286475 \h </w:instrText>
+              <w:instrText xml:space="preserve"> PAGEREF _Toc240288525 \h </w:instrText>
             </w:r>
             <w:r>
               <w:rPr>
@@ -3229,7 +3229,7 @@
               <w14:ligatures w14:val="standardContextual"/>
             </w:rPr>
           </w:pPr>
-          <w:hyperlink w:anchor="_Toc240286476" w:history="1">
+          <w:hyperlink w:anchor="_Toc240288526" w:history="1">
             <w:r>
               <w:rPr>
                 <w:rStyle w:val="Hipervnculo"/>
@@ -3253,7 +3253,7 @@
               <w:rPr>
                 <w:noProof/>
               </w:rPr>
-              <w:instrText xml:space="preserve"> PAGEREF _Toc240286476 \h </w:instrText>
+              <w:instrText xml:space="preserve"> PAGEREF _Toc240288526 \h </w:instrText>
             </w:r>
             <w:r>
               <w:rPr>
@@ -3294,7 +3294,7 @@
               <w14:ligatures w14:val="standardContextual"/>
             </w:rPr>
           </w:pPr>
-          <w:hyperlink w:anchor="_Toc240286477" w:history="1">
+          <w:hyperlink w:anchor="_Toc240288527" w:history="1">
             <w:r>
               <w:rPr>
                 <w:rStyle w:val="Hipervnculo"/>
@@ -3318,7 +3318,7 @@
               <w:rPr>
                 <w:noProof/>
               </w:rPr>
-              <w:instrText xml:space="preserve"> PAGEREF _Toc240286477 \h </w:instrText>
+              <w:instrText xml:space="preserve"> PAGEREF _Toc240288527 \h </w:instrText>
             </w:r>
             <w:r>
               <w:rPr>
@@ -3359,7 +3359,7 @@
               <w14:ligatures w14:val="standardContextual"/>
             </w:rPr>
           </w:pPr>
-          <w:hyperlink w:anchor="_Toc240286478" w:history="1">
+          <w:hyperlink w:anchor="_Toc240288528" w:history="1">
             <w:r>
               <w:rPr>
                 <w:rStyle w:val="Hipervnculo"/>
@@ -3383,7 +3383,7 @@
               <w:rPr>
                 <w:noProof/>
               </w:rPr>
-              <w:instrText xml:space="preserve"> PAGEREF _Toc240286478 \h </w:instrText>
+              <w:instrText xml:space="preserve"> PAGEREF _Toc240288528 \h </w:instrText>
             </w:r>
             <w:r>
               <w:rPr>
@@ -3424,7 +3424,7 @@
               <w14:ligatures w14:val="standardContextual"/>
             </w:rPr>
           </w:pPr>
-          <w:hyperlink w:anchor="_Toc240286479" w:history="1">
+          <w:hyperlink w:anchor="_Toc240288529" w:history="1">
             <w:r>
               <w:rPr>
                 <w:rStyle w:val="Hipervnculo"/>
@@ -3448,7 +3448,7 @@
               <w:rPr>
                 <w:noProof/>
               </w:rPr>
-              <w:instrText xml:space="preserve"> PAGEREF _Toc240286479 \h </w:instrText>
+              <w:instrText xml:space="preserve"> PAGEREF _Toc240288529 \h </w:instrText>
             </w:r>
             <w:r>
               <w:rPr>
@@ -3489,7 +3489,7 @@
               <w14:ligatures w14:val="standardContextual"/>
             </w:rPr>
           </w:pPr>
-          <w:hyperlink w:anchor="_Toc240286480" w:history="1">
+          <w:hyperlink w:anchor="_Toc240288530" w:history="1">
             <w:r>
               <w:rPr>
                 <w:rStyle w:val="Hipervnculo"/>
@@ -3513,7 +3513,7 @@
               <w:rPr>
                 <w:noProof/>
               </w:rPr>
-              <w:instrText xml:space="preserve"> PAGEREF _Toc240286480 \h </w:instrText>
+              <w:instrText xml:space="preserve"> PAGEREF _Toc240288530 \h </w:instrText>
             </w:r>
             <w:r>
               <w:rPr>
@@ -3554,7 +3554,7 @@
               <w14:ligatures w14:val="standardContextual"/>
             </w:rPr>
           </w:pPr>
-          <w:hyperlink w:anchor="_Toc240286481" w:history="1">
+          <w:hyperlink w:anchor="_Toc240288531" w:history="1">
             <w:r>
               <w:rPr>
                 <w:rStyle w:val="Hipervnculo"/>
@@ -3578,7 +3578,7 @@
               <w:rPr>
                 <w:noProof/>
               </w:rPr>
-              <w:instrText xml:space="preserve"> PAGEREF _Toc240286481 \h </w:instrText>
+              <w:instrText xml:space="preserve"> PAGEREF _Toc240288531 \h </w:instrText>
             </w:r>
             <w:r>
               <w:rPr>
@@ -3619,7 +3619,7 @@
               <w14:ligatures w14:val="standardContextual"/>
             </w:rPr>
           </w:pPr>
-          <w:hyperlink w:anchor="_Toc240286482" w:history="1">
+          <w:hyperlink w:anchor="_Toc240288532" w:history="1">
             <w:r>
               <w:rPr>
                 <w:rStyle w:val="Hipervnculo"/>
@@ -3643,7 +3643,7 @@
               <w:rPr>
                 <w:noProof/>
               </w:rPr>
-              <w:instrText xml:space="preserve"> PAGEREF _Toc240286482 \h </w:instrText>
+              <w:instrText xml:space="preserve"> PAGEREF _Toc240288532 \h </w:instrText>
             </w:r>
             <w:r>
               <w:rPr>
@@ -3684,7 +3684,7 @@
               <w14:ligatures w14:val="standardContextual"/>
             </w:rPr>
           </w:pPr>
-          <w:hyperlink w:anchor="_Toc240286483" w:history="1">
+          <w:hyperlink w:anchor="_Toc240288533" w:history="1">
             <w:r>
               <w:rPr>
                 <w:rStyle w:val="Hipervnculo"/>
@@ -3708,7 +3708,7 @@
               <w:rPr>
                 <w:noProof/>
               </w:rPr>
-              <w:instrText xml:space="preserve"> PAGEREF _Toc240286483 \h </w:instrText>
+              <w:instrText xml:space="preserve"> PAGEREF _Toc240288533 \h </w:instrText>
             </w:r>
             <w:r>
               <w:rPr>
@@ -3749,7 +3749,7 @@
               <w14:ligatures w14:val="standardContextual"/>
             </w:rPr>
           </w:pPr>
-          <w:hyperlink w:anchor="_Toc240286484" w:history="1">
+          <w:hyperlink w:anchor="_Toc240288534" w:history="1">
             <w:r>
               <w:rPr>
                 <w:rStyle w:val="Hipervnculo"/>
@@ -3773,7 +3773,7 @@
               <w:rPr>
                 <w:noProof/>
               </w:rPr>
-              <w:instrText xml:space="preserve"> PAGEREF _Toc240286484 \h </w:instrText>
+              <w:instrText xml:space="preserve"> PAGEREF _Toc240288534 \h </w:instrText>
             </w:r>
             <w:r>
               <w:rPr>
@@ -3814,7 +3814,7 @@
               <w14:ligatures w14:val="standardContextual"/>
             </w:rPr>
           </w:pPr>
-          <w:hyperlink w:anchor="_Toc240286485" w:history="1">
+          <w:hyperlink w:anchor="_Toc240288535" w:history="1">
             <w:r>
               <w:rPr>
                 <w:rStyle w:val="Hipervnculo"/>
@@ -3838,7 +3838,7 @@
               <w:rPr>
                 <w:noProof/>
               </w:rPr>
-              <w:instrText xml:space="preserve"> PAGEREF _Toc240286485 \h </w:instrText>
+              <w:instrText xml:space="preserve"> PAGEREF _Toc240288535 \h </w:instrText>
             </w:r>
             <w:r>
               <w:rPr>
@@ -3879,7 +3879,7 @@
               <w14:ligatures w14:val="standardContextual"/>
             </w:rPr>
           </w:pPr>
-          <w:hyperlink w:anchor="_Toc240286486" w:history="1">
+          <w:hyperlink w:anchor="_Toc240288536" w:history="1">
             <w:r>
               <w:rPr>
                 <w:rStyle w:val="Hipervnculo"/>
@@ -3903,7 +3903,7 @@
               <w:rPr>
                 <w:noProof/>
               </w:rPr>
-              <w:instrText xml:space="preserve"> PAGEREF _Toc240286486 \h </w:instrText>
+              <w:instrText xml:space="preserve"> PAGEREF _Toc240288536 \h </w:instrText>
             </w:r>
             <w:r>
               <w:rPr>
@@ -3944,7 +3944,7 @@
               <w14:ligatures w14:val="standardContextual"/>
             </w:rPr>
           </w:pPr>
-          <w:hyperlink w:anchor="_Toc240286487" w:history="1">
+          <w:hyperlink w:anchor="_Toc240288537" w:history="1">
             <w:r>
               <w:rPr>
                 <w:rStyle w:val="Hipervnculo"/>
@@ -3968,7 +3968,7 @@
               <w:rPr>
                 <w:noProof/>
               </w:rPr>
-              <w:instrText xml:space="preserve"> PAGEREF _Toc240286487 \h </w:instrText>
+              <w:instrText xml:space="preserve"> PAGEREF _Toc240288537 \h </w:instrText>
             </w:r>
             <w:r>
               <w:rPr>
@@ -4009,7 +4009,7 @@
               <w14:ligatures w14:val="standardContextual"/>
             </w:rPr>
           </w:pPr>
-          <w:hyperlink w:anchor="_Toc240286488" w:history="1">
+          <w:hyperlink w:anchor="_Toc240288538" w:history="1">
             <w:r>
               <w:rPr>
                 <w:rStyle w:val="Hipervnculo"/>
@@ -4033,7 +4033,7 @@
               <w:rPr>
                 <w:noProof/>
               </w:rPr>
-              <w:instrText xml:space="preserve"> PAGEREF _Toc240286488 \h </w:instrText>
+              <w:instrText xml:space="preserve"> PAGEREF _Toc240288538 \h </w:instrText>
             </w:r>
             <w:r>
               <w:rPr>
@@ -4074,7 +4074,7 @@
               <w14:ligatures w14:val="standardContextual"/>
             </w:rPr>
           </w:pPr>
-          <w:hyperlink w:anchor="_Toc240286489" w:history="1">
+          <w:hyperlink w:anchor="_Toc240288539" w:history="1">
             <w:r>
               <w:rPr>
                 <w:rStyle w:val="Hipervnculo"/>
@@ -4098,7 +4098,7 @@
               <w:rPr>
                 <w:noProof/>
               </w:rPr>
-              <w:instrText xml:space="preserve"> PAGEREF _Toc240286489 \h </w:instrText>
+              <w:instrText xml:space="preserve"> PAGEREF _Toc240288539 \h </w:instrText>
             </w:r>
             <w:r>
               <w:rPr>
@@ -4139,7 +4139,7 @@
               <w14:ligatures w14:val="standardContextual"/>
             </w:rPr>
           </w:pPr>
-          <w:hyperlink w:anchor="_Toc240286490" w:history="1">
+          <w:hyperlink w:anchor="_Toc240288540" w:history="1">
             <w:r>
               <w:rPr>
                 <w:rStyle w:val="Hipervnculo"/>
@@ -4163,7 +4163,7 @@
               <w:rPr>
                 <w:noProof/>
               </w:rPr>
-              <w:instrText xml:space="preserve"> PAGEREF _Toc240286490 \h </w:instrText>
+              <w:instrText xml:space="preserve"> PAGEREF _Toc240288540 \h </w:instrText>
             </w:r>
             <w:r>
               <w:rPr>
@@ -4204,7 +4204,7 @@
               <w14:ligatures w14:val="standardContextual"/>
             </w:rPr>
           </w:pPr>
-          <w:hyperlink w:anchor="_Toc240286491" w:history="1">
+          <w:hyperlink w:anchor="_Toc240288541" w:history="1">
             <w:r>
               <w:rPr>
                 <w:rStyle w:val="Hipervnculo"/>
@@ -4228,7 +4228,7 @@
               <w:rPr>
                 <w:noProof/>
               </w:rPr>
-              <w:instrText xml:space="preserve"> PAGEREF _Toc240286491 \h </w:instrText>
+              <w:instrText xml:space="preserve"> PAGEREF _Toc240288541 \h </w:instrText>
             </w:r>
             <w:r>
               <w:rPr>
@@ -4269,7 +4269,7 @@
               <w14:ligatures w14:val="standardContextual"/>
             </w:rPr>
           </w:pPr>
-          <w:hyperlink w:anchor="_Toc240286492" w:history="1">
+          <w:hyperlink w:anchor="_Toc240288542" w:history="1">
             <w:r>
               <w:rPr>
                 <w:rStyle w:val="Hipervnculo"/>
@@ -4293,7 +4293,7 @@
               <w:rPr>
                 <w:noProof/>
               </w:rPr>
-              <w:instrText xml:space="preserve"> PAGEREF _Toc240286492 \h </w:instrText>
+              <w:instrText xml:space="preserve"> PAGEREF _Toc240288542 \h </w:instrText>
             </w:r>
             <w:r>
               <w:rPr>
@@ -4334,7 +4334,7 @@
               <w14:ligatures w14:val="standardContextual"/>
             </w:rPr>
           </w:pPr>
-          <w:hyperlink w:anchor="_Toc240286493" w:history="1">
+          <w:hyperlink w:anchor="_Toc240288543" w:history="1">
             <w:r>
               <w:rPr>
                 <w:rStyle w:val="Hipervnculo"/>
@@ -4358,7 +4358,7 @@
               <w:rPr>
                 <w:noProof/>
               </w:rPr>
-              <w:instrText xml:space="preserve"> PAGEREF _Toc240286493 \h </w:instrText>
+              <w:instrText xml:space="preserve"> PAGEREF _Toc240288543 \h </w:instrText>
             </w:r>
             <w:r>
               <w:rPr>
@@ -4399,7 +4399,7 @@
               <w14:ligatures w14:val="standardContextual"/>
             </w:rPr>
           </w:pPr>
-          <w:hyperlink w:anchor="_Toc240286494" w:history="1">
+          <w:hyperlink w:anchor="_Toc240288544" w:history="1">
             <w:r>
               <w:rPr>
                 <w:rStyle w:val="Hipervnculo"/>
@@ -4423,7 +4423,7 @@
               <w:rPr>
                 <w:noProof/>
               </w:rPr>
-              <w:instrText xml:space="preserve"> PAGEREF _Toc240286494 \h </w:instrText>
+              <w:instrText xml:space="preserve"> PAGEREF _Toc240288544 \h </w:instrText>
             </w:r>
             <w:r>
               <w:rPr>
@@ -4464,7 +4464,7 @@
               <w14:ligatures w14:val="standardContextual"/>
             </w:rPr>
           </w:pPr>
-          <w:hyperlink w:anchor="_Toc240286495" w:history="1">
+          <w:hyperlink w:anchor="_Toc240288545" w:history="1">
             <w:r>
               <w:rPr>
                 <w:rStyle w:val="Hipervnculo"/>
@@ -4488,7 +4488,7 @@
               <w:rPr>
                 <w:noProof/>
               </w:rPr>
-              <w:instrText xml:space="preserve"> PAGEREF _Toc240286495 \h </w:instrText>
+              <w:instrText xml:space="preserve"> PAGEREF _Toc240288545 \h </w:instrText>
             </w:r>
             <w:r>
               <w:rPr>
@@ -4529,7 +4529,7 @@
               <w14:ligatures w14:val="standardContextual"/>
             </w:rPr>
           </w:pPr>
-          <w:hyperlink w:anchor="_Toc240286496" w:history="1">
+          <w:hyperlink w:anchor="_Toc240288546" w:history="1">
             <w:r>
               <w:rPr>
                 <w:rStyle w:val="Hipervnculo"/>
@@ -4553,7 +4553,7 @@
               <w:rPr>
                 <w:noProof/>
               </w:rPr>
-              <w:instrText xml:space="preserve"> PAGEREF _Toc240286496 \h </w:instrText>
+              <w:instrText xml:space="preserve"> PAGEREF _Toc240288546 \h </w:instrText>
             </w:r>
             <w:r>
               <w:rPr>
@@ -4594,7 +4594,7 @@
               <w14:ligatures w14:val="standardContextual"/>
             </w:rPr>
           </w:pPr>
-          <w:hyperlink w:anchor="_Toc240286497" w:history="1">
+          <w:hyperlink w:anchor="_Toc240288547" w:history="1">
             <w:r>
               <w:rPr>
                 <w:rStyle w:val="Hipervnculo"/>
@@ -4618,7 +4618,7 @@
               <w:rPr>
                 <w:noProof/>
               </w:rPr>
-              <w:instrText xml:space="preserve"> PAGEREF _Toc240286497 \h </w:instrText>
+              <w:instrText xml:space="preserve"> PAGEREF _Toc240288547 \h </w:instrText>
             </w:r>
             <w:r>
               <w:rPr>
@@ -4659,7 +4659,7 @@
               <w14:ligatures w14:val="standardContextual"/>
             </w:rPr>
           </w:pPr>
-          <w:hyperlink w:anchor="_Toc240286498" w:history="1">
+          <w:hyperlink w:anchor="_Toc240288548" w:history="1">
             <w:r>
               <w:rPr>
                 <w:rStyle w:val="Hipervnculo"/>
@@ -4683,7 +4683,7 @@
               <w:rPr>
                 <w:noProof/>
               </w:rPr>
-              <w:instrText xml:space="preserve"> PAGEREF _Toc240286498 \h </w:instrText>
+              <w:instrText xml:space="preserve"> PAGEREF _Toc240288548 \h </w:instrText>
             </w:r>
             <w:r>
               <w:rPr>
@@ -4724,7 +4724,7 @@
               <w14:ligatures w14:val="standardContextual"/>
             </w:rPr>
           </w:pPr>
-          <w:hyperlink w:anchor="_Toc240286499" w:history="1">
+          <w:hyperlink w:anchor="_Toc240288549" w:history="1">
             <w:r>
               <w:rPr>
                 <w:rStyle w:val="Hipervnculo"/>
@@ -4748,7 +4748,7 @@
               <w:rPr>
                 <w:noProof/>
               </w:rPr>
-              <w:instrText xml:space="preserve"> PAGEREF _Toc240286499 \h </w:instrText>
+              <w:instrText xml:space="preserve"> PAGEREF _Toc240288549 \h </w:instrText>
             </w:r>
             <w:r>
               <w:rPr>
@@ -4789,7 +4789,7 @@
               <w14:ligatures w14:val="standardContextual"/>
             </w:rPr>
           </w:pPr>
-          <w:hyperlink w:anchor="_Toc240286500" w:history="1">
+          <w:hyperlink w:anchor="_Toc240288550" w:history="1">
             <w:r>
               <w:rPr>
                 <w:rStyle w:val="Hipervnculo"/>
@@ -4813,7 +4813,7 @@
               <w:rPr>
                 <w:noProof/>
               </w:rPr>
-              <w:instrText xml:space="preserve"> PAGEREF _Toc240286500 \h </w:instrText>
+              <w:instrText xml:space="preserve"> PAGEREF _Toc240288550 \h </w:instrText>
             </w:r>
             <w:r>
               <w:rPr>
@@ -4854,7 +4854,7 @@
               <w14:ligatures w14:val="standardContextual"/>
             </w:rPr>
           </w:pPr>
-          <w:hyperlink w:anchor="_Toc240286501" w:history="1">
+          <w:hyperlink w:anchor="_Toc240288551" w:history="1">
             <w:r>
               <w:rPr>
                 <w:rStyle w:val="Hipervnculo"/>
@@ -4878,7 +4878,7 @@
               <w:rPr>
                 <w:noProof/>
               </w:rPr>
-              <w:instrText xml:space="preserve"> PAGEREF _Toc240286501 \h </w:instrText>
+              <w:instrText xml:space="preserve"> PAGEREF _Toc240288551 \h </w:instrText>
             </w:r>
             <w:r>
               <w:rPr>
@@ -4919,7 +4919,7 @@
               <w14:ligatures w14:val="standardContextual"/>
             </w:rPr>
           </w:pPr>
-          <w:hyperlink w:anchor="_Toc240286502" w:history="1">
+          <w:hyperlink w:anchor="_Toc240288552" w:history="1">
             <w:r>
               <w:rPr>
                 <w:rStyle w:val="Hipervnculo"/>
@@ -4943,7 +4943,7 @@
               <w:rPr>
                 <w:noProof/>
               </w:rPr>
-              <w:instrText xml:space="preserve"> PAGEREF _Toc240286502 \h </w:instrText>
+              <w:instrText xml:space="preserve"> PAGEREF _Toc240288552 \h </w:instrText>
             </w:r>
             <w:r>
               <w:rPr>
@@ -4984,7 +4984,7 @@
               <w14:ligatures w14:val="standardContextual"/>
             </w:rPr>
           </w:pPr>
-          <w:hyperlink w:anchor="_Toc240286503" w:history="1">
+          <w:hyperlink w:anchor="_Toc240288553" w:history="1">
             <w:r>
               <w:rPr>
                 <w:rStyle w:val="Hipervnculo"/>
@@ -5008,7 +5008,7 @@
               <w:rPr>
                 <w:noProof/>
               </w:rPr>
-              <w:instrText xml:space="preserve"> PAGEREF _Toc240286503 \h </w:instrText>
+              <w:instrText xml:space="preserve"> PAGEREF _Toc240288553 \h </w:instrText>
             </w:r>
             <w:r>
               <w:rPr>
@@ -5049,7 +5049,7 @@
               <w14:ligatures w14:val="standardContextual"/>
             </w:rPr>
           </w:pPr>
-          <w:hyperlink w:anchor="_Toc240286504" w:history="1">
+          <w:hyperlink w:anchor="_Toc240288554" w:history="1">
             <w:r>
               <w:rPr>
                 <w:rStyle w:val="Hipervnculo"/>
@@ -5073,7 +5073,7 @@
               <w:rPr>
                 <w:noProof/>
               </w:rPr>
-              <w:instrText xml:space="preserve"> PAGEREF _Toc240286504 \h </w:instrText>
+              <w:instrText xml:space="preserve"> PAGEREF _Toc240288554 \h </w:instrText>
             </w:r>
             <w:r>
               <w:rPr>
@@ -5090,7 +5090,7 @@
               <w:rPr>
                 <w:noProof/>
               </w:rPr>
-              <w:t>66</w:t>
+              <w:t>67</w:t>
             </w:r>
             <w:r>
               <w:rPr>
@@ -5114,7 +5114,7 @@
               <w14:ligatures w14:val="standardContextual"/>
             </w:rPr>
           </w:pPr>
-          <w:hyperlink w:anchor="_Toc240286505" w:history="1">
+          <w:hyperlink w:anchor="_Toc240288555" w:history="1">
             <w:r>
               <w:rPr>
                 <w:rStyle w:val="Hipervnculo"/>
@@ -5138,7 +5138,7 @@
               <w:rPr>
                 <w:noProof/>
               </w:rPr>
-              <w:instrText xml:space="preserve"> PAGEREF _Toc240286505 \h </w:instrText>
+              <w:instrText xml:space="preserve"> PAGEREF _Toc240288555 \h </w:instrText>
             </w:r>
             <w:r>
               <w:rPr>
@@ -5155,7 +5155,7 @@
               <w:rPr>
                 <w:noProof/>
               </w:rPr>
-              <w:t>67</w:t>
+              <w:t>68</w:t>
             </w:r>
             <w:r>
               <w:rPr>
@@ -5179,7 +5179,7 @@
               <w14:ligatures w14:val="standardContextual"/>
             </w:rPr>
           </w:pPr>
-          <w:hyperlink w:anchor="_Toc240286506" w:history="1">
+          <w:hyperlink w:anchor="_Toc240288556" w:history="1">
             <w:r>
               <w:rPr>
                 <w:rStyle w:val="Hipervnculo"/>
@@ -5203,7 +5203,7 @@
               <w:rPr>
                 <w:noProof/>
               </w:rPr>
-              <w:instrText xml:space="preserve"> PAGEREF _Toc240286506 \h </w:instrText>
+              <w:instrText xml:space="preserve"> PAGEREF _Toc240288556 \h </w:instrText>
             </w:r>
             <w:r>
               <w:rPr>
@@ -5220,7 +5220,7 @@
               <w:rPr>
                 <w:noProof/>
               </w:rPr>
-              <w:t>68</w:t>
+              <w:t>69</w:t>
             </w:r>
             <w:r>
               <w:rPr>
@@ -5244,7 +5244,7 @@
               <w14:ligatures w14:val="standardContextual"/>
             </w:rPr>
           </w:pPr>
-          <w:hyperlink w:anchor="_Toc240286507" w:history="1">
+          <w:hyperlink w:anchor="_Toc240288557" w:history="1">
             <w:r>
               <w:rPr>
                 <w:rStyle w:val="Hipervnculo"/>
@@ -5268,7 +5268,7 @@
               <w:rPr>
                 <w:noProof/>
               </w:rPr>
-              <w:instrText xml:space="preserve"> PAGEREF _Toc240286507 \h </w:instrText>
+              <w:instrText xml:space="preserve"> PAGEREF _Toc240288557 \h </w:instrText>
             </w:r>
             <w:r>
               <w:rPr>
@@ -5309,7 +5309,7 @@
               <w14:ligatures w14:val="standardContextual"/>
             </w:rPr>
           </w:pPr>
-          <w:hyperlink w:anchor="_Toc240286508" w:history="1">
+          <w:hyperlink w:anchor="_Toc240288558" w:history="1">
             <w:r>
               <w:rPr>
                 <w:rStyle w:val="Hipervnculo"/>
@@ -5333,7 +5333,7 @@
               <w:rPr>
                 <w:noProof/>
               </w:rPr>
-              <w:instrText xml:space="preserve"> PAGEREF _Toc240286508 \h </w:instrText>
+              <w:instrText xml:space="preserve"> PAGEREF _Toc240288558 \h </w:instrText>
             </w:r>
             <w:r>
               <w:rPr>
@@ -5374,7 +5374,7 @@
               <w14:ligatures w14:val="standardContextual"/>
             </w:rPr>
           </w:pPr>
-          <w:hyperlink w:anchor="_Toc240286509" w:history="1">
+          <w:hyperlink w:anchor="_Toc240288559" w:history="1">
             <w:r>
               <w:rPr>
                 <w:rStyle w:val="Hipervnculo"/>
@@ -5398,7 +5398,7 @@
               <w:rPr>
                 <w:noProof/>
               </w:rPr>
-              <w:instrText xml:space="preserve"> PAGEREF _Toc240286509 \h </w:instrText>
+              <w:instrText xml:space="preserve"> PAGEREF _Toc240288559 \h </w:instrText>
             </w:r>
             <w:r>
               <w:rPr>
@@ -5439,7 +5439,7 @@
               <w14:ligatures w14:val="standardContextual"/>
             </w:rPr>
           </w:pPr>
-          <w:hyperlink w:anchor="_Toc240286510" w:history="1">
+          <w:hyperlink w:anchor="_Toc240288560" w:history="1">
             <w:r>
               <w:rPr>
                 <w:rStyle w:val="Hipervnculo"/>
@@ -5463,7 +5463,7 @@
               <w:rPr>
                 <w:noProof/>
               </w:rPr>
-              <w:instrText xml:space="preserve"> PAGEREF _Toc240286510 \h </w:instrText>
+              <w:instrText xml:space="preserve"> PAGEREF _Toc240288560 \h </w:instrText>
             </w:r>
             <w:r>
               <w:rPr>
@@ -5480,7 +5480,7 @@
               <w:rPr>
                 <w:noProof/>
               </w:rPr>
-              <w:t>72</w:t>
+              <w:t>73</w:t>
             </w:r>
             <w:r>
               <w:rPr>
@@ -5504,7 +5504,7 @@
               <w14:ligatures w14:val="standardContextual"/>
             </w:rPr>
           </w:pPr>
-          <w:hyperlink w:anchor="_Toc240286511" w:history="1">
+          <w:hyperlink w:anchor="_Toc240288561" w:history="1">
             <w:r>
               <w:rPr>
                 <w:rStyle w:val="Hipervnculo"/>
@@ -5528,7 +5528,7 @@
               <w:rPr>
                 <w:noProof/>
               </w:rPr>
-              <w:instrText xml:space="preserve"> PAGEREF _Toc240286511 \h </w:instrText>
+              <w:instrText xml:space="preserve"> PAGEREF _Toc240288561 \h </w:instrText>
             </w:r>
             <w:r>
               <w:rPr>
@@ -5569,7 +5569,7 @@
               <w14:ligatures w14:val="standardContextual"/>
             </w:rPr>
           </w:pPr>
-          <w:hyperlink w:anchor="_Toc240286512" w:history="1">
+          <w:hyperlink w:anchor="_Toc240288562" w:history="1">
             <w:r>
               <w:rPr>
                 <w:rStyle w:val="Hipervnculo"/>
@@ -5593,7 +5593,7 @@
               <w:rPr>
                 <w:noProof/>
               </w:rPr>
-              <w:instrText xml:space="preserve"> PAGEREF _Toc240286512 \h </w:instrText>
+              <w:instrText xml:space="preserve"> PAGEREF _Toc240288562 \h </w:instrText>
             </w:r>
             <w:r>
               <w:rPr>
@@ -5610,7 +5610,7 @@
               <w:rPr>
                 <w:noProof/>
               </w:rPr>
-              <w:t>73</w:t>
+              <w:t>74</w:t>
             </w:r>
             <w:r>
               <w:rPr>
@@ -5634,7 +5634,7 @@
               <w14:ligatures w14:val="standardContextual"/>
             </w:rPr>
           </w:pPr>
-          <w:hyperlink w:anchor="_Toc240286513" w:history="1">
+          <w:hyperlink w:anchor="_Toc240288563" w:history="1">
             <w:r>
               <w:rPr>
                 <w:rStyle w:val="Hipervnculo"/>
@@ -5658,7 +5658,7 @@
               <w:rPr>
                 <w:noProof/>
               </w:rPr>
-              <w:instrText xml:space="preserve"> PAGEREF _Toc240286513 \h </w:instrText>
+              <w:instrText xml:space="preserve"> PAGEREF _Toc240288563 \h </w:instrText>
             </w:r>
             <w:r>
               <w:rPr>
@@ -5699,7 +5699,7 @@
               <w14:ligatures w14:val="standardContextual"/>
             </w:rPr>
           </w:pPr>
-          <w:hyperlink w:anchor="_Toc240286514" w:history="1">
+          <w:hyperlink w:anchor="_Toc240288564" w:history="1">
             <w:r>
               <w:rPr>
                 <w:rStyle w:val="Hipervnculo"/>
@@ -5723,7 +5723,7 @@
               <w:rPr>
                 <w:noProof/>
               </w:rPr>
-              <w:instrText xml:space="preserve"> PAGEREF _Toc240286514 \h </w:instrText>
+              <w:instrText xml:space="preserve"> PAGEREF _Toc240288564 \h </w:instrText>
             </w:r>
             <w:r>
               <w:rPr>
@@ -5740,7 +5740,7 @@
               <w:rPr>
                 <w:noProof/>
               </w:rPr>
-              <w:t>74</w:t>
+              <w:t>75</w:t>
             </w:r>
             <w:r>
               <w:rPr>
@@ -5764,13 +5764,13 @@
               <w14:ligatures w14:val="standardContextual"/>
             </w:rPr>
           </w:pPr>
-          <w:hyperlink w:anchor="_Toc240286515" w:history="1">
+          <w:hyperlink w:anchor="_Toc240288565" w:history="1">
             <w:r>
               <w:rPr>
                 <w:rStyle w:val="Hipervnculo"/>
                 <w:noProof/>
               </w:rPr>
-              <w:t>El balance de los siete intentos</w:t>
+              <w:t>Los avisos que fallan, ¿fallan por mucho o por una vela?</w:t>
             </w:r>
             <w:r>
               <w:rPr>
@@ -5788,7 +5788,7 @@
               <w:rPr>
                 <w:noProof/>
               </w:rPr>
-              <w:instrText xml:space="preserve"> PAGEREF _Toc240286515 \h </w:instrText>
+              <w:instrText xml:space="preserve"> PAGEREF _Toc240288565 \h </w:instrText>
             </w:r>
             <w:r>
               <w:rPr>
@@ -5829,13 +5829,13 @@
               <w14:ligatures w14:val="standardContextual"/>
             </w:rPr>
           </w:pPr>
-          <w:hyperlink w:anchor="_Toc240286516" w:history="1">
+          <w:hyperlink w:anchor="_Toc240288566" w:history="1">
             <w:r>
               <w:rPr>
                 <w:rStyle w:val="Hipervnculo"/>
                 <w:noProof/>
               </w:rPr>
-              <w:t>Y una observación sobre la métrica, que sí queda</w:t>
+              <w:t>Dónde estaba la trampa, y por qué el piso se mueve con la ventana</w:t>
             </w:r>
             <w:r>
               <w:rPr>
@@ -5853,7 +5853,7 @@
               <w:rPr>
                 <w:noProof/>
               </w:rPr>
-              <w:instrText xml:space="preserve"> PAGEREF _Toc240286516 \h </w:instrText>
+              <w:instrText xml:space="preserve"> PAGEREF _Toc240288566 \h </w:instrText>
             </w:r>
             <w:r>
               <w:rPr>
@@ -5894,12 +5894,337 @@
               <w14:ligatures w14:val="standardContextual"/>
             </w:rPr>
           </w:pPr>
-          <w:hyperlink w:anchor="_Toc240286517" w:history="1">
+          <w:hyperlink w:anchor="_Toc240288567" w:history="1">
             <w:r>
               <w:rPr>
                 <w:rStyle w:val="Hipervnculo"/>
                 <w:noProof/>
               </w:rPr>
+              <w:t>Lo que dice el resultado</w:t>
+            </w:r>
+            <w:r>
+              <w:rPr>
+                <w:noProof/>
+              </w:rPr>
+              <w:tab/>
+            </w:r>
+            <w:r>
+              <w:rPr>
+                <w:noProof/>
+              </w:rPr>
+              <w:fldChar w:fldCharType="begin"/>
+            </w:r>
+            <w:r>
+              <w:rPr>
+                <w:noProof/>
+              </w:rPr>
+              <w:instrText xml:space="preserve"> PAGEREF _Toc240288567 \h </w:instrText>
+            </w:r>
+            <w:r>
+              <w:rPr>
+                <w:noProof/>
+              </w:rPr>
+            </w:r>
+            <w:r>
+              <w:rPr>
+                <w:noProof/>
+              </w:rPr>
+              <w:fldChar w:fldCharType="separate"/>
+            </w:r>
+            <w:r>
+              <w:rPr>
+                <w:noProof/>
+              </w:rPr>
+              <w:t>76</w:t>
+            </w:r>
+            <w:r>
+              <w:rPr>
+                <w:noProof/>
+              </w:rPr>
+              <w:fldChar w:fldCharType="end"/>
+            </w:r>
+          </w:hyperlink>
+        </w:p>
+        <w:p>
+          <w:pPr>
+            <w:pStyle w:val="TDC3"/>
+            <w:tabs>
+              <w:tab w:val="right" w:leader="dot" w:pos="9350"/>
+            </w:tabs>
+            <w:rPr>
+              <w:rFonts w:asciiTheme="minorHAnsi" w:eastAsiaTheme="minorEastAsia" w:hAnsiTheme="minorHAnsi" w:cstheme="minorBidi"/>
+              <w:noProof/>
+              <w:color w:val="auto"/>
+              <w:kern w:val="2"/>
+              <w14:ligatures w14:val="standardContextual"/>
+            </w:rPr>
+          </w:pPr>
+          <w:hyperlink w:anchor="_Toc240288568" w:history="1">
+            <w:r>
+              <w:rPr>
+                <w:rStyle w:val="Hipervnculo"/>
+                <w:noProof/>
+              </w:rPr>
+              <w:t>Qué frase queda, y cuál hay que dejar de decir</w:t>
+            </w:r>
+            <w:r>
+              <w:rPr>
+                <w:noProof/>
+              </w:rPr>
+              <w:tab/>
+            </w:r>
+            <w:r>
+              <w:rPr>
+                <w:noProof/>
+              </w:rPr>
+              <w:fldChar w:fldCharType="begin"/>
+            </w:r>
+            <w:r>
+              <w:rPr>
+                <w:noProof/>
+              </w:rPr>
+              <w:instrText xml:space="preserve"> PAGEREF _Toc240288568 \h </w:instrText>
+            </w:r>
+            <w:r>
+              <w:rPr>
+                <w:noProof/>
+              </w:rPr>
+            </w:r>
+            <w:r>
+              <w:rPr>
+                <w:noProof/>
+              </w:rPr>
+              <w:fldChar w:fldCharType="separate"/>
+            </w:r>
+            <w:r>
+              <w:rPr>
+                <w:noProof/>
+              </w:rPr>
+              <w:t>77</w:t>
+            </w:r>
+            <w:r>
+              <w:rPr>
+                <w:noProof/>
+              </w:rPr>
+              <w:fldChar w:fldCharType="end"/>
+            </w:r>
+          </w:hyperlink>
+        </w:p>
+        <w:p>
+          <w:pPr>
+            <w:pStyle w:val="TDC3"/>
+            <w:tabs>
+              <w:tab w:val="right" w:leader="dot" w:pos="9350"/>
+            </w:tabs>
+            <w:rPr>
+              <w:rFonts w:asciiTheme="minorHAnsi" w:eastAsiaTheme="minorEastAsia" w:hAnsiTheme="minorHAnsi" w:cstheme="minorBidi"/>
+              <w:noProof/>
+              <w:color w:val="auto"/>
+              <w:kern w:val="2"/>
+              <w14:ligatures w14:val="standardContextual"/>
+            </w:rPr>
+          </w:pPr>
+          <w:hyperlink w:anchor="_Toc240288569" w:history="1">
+            <w:r>
+              <w:rPr>
+                <w:rStyle w:val="Hipervnculo"/>
+                <w:noProof/>
+              </w:rPr>
+              <w:t>Y lo que sigue sin poder afirmarse</w:t>
+            </w:r>
+            <w:r>
+              <w:rPr>
+                <w:noProof/>
+              </w:rPr>
+              <w:tab/>
+            </w:r>
+            <w:r>
+              <w:rPr>
+                <w:noProof/>
+              </w:rPr>
+              <w:fldChar w:fldCharType="begin"/>
+            </w:r>
+            <w:r>
+              <w:rPr>
+                <w:noProof/>
+              </w:rPr>
+              <w:instrText xml:space="preserve"> PAGEREF _Toc240288569 \h </w:instrText>
+            </w:r>
+            <w:r>
+              <w:rPr>
+                <w:noProof/>
+              </w:rPr>
+            </w:r>
+            <w:r>
+              <w:rPr>
+                <w:noProof/>
+              </w:rPr>
+              <w:fldChar w:fldCharType="separate"/>
+            </w:r>
+            <w:r>
+              <w:rPr>
+                <w:noProof/>
+              </w:rPr>
+              <w:t>77</w:t>
+            </w:r>
+            <w:r>
+              <w:rPr>
+                <w:noProof/>
+              </w:rPr>
+              <w:fldChar w:fldCharType="end"/>
+            </w:r>
+          </w:hyperlink>
+        </w:p>
+        <w:p>
+          <w:pPr>
+            <w:pStyle w:val="TDC3"/>
+            <w:tabs>
+              <w:tab w:val="right" w:leader="dot" w:pos="9350"/>
+            </w:tabs>
+            <w:rPr>
+              <w:rFonts w:asciiTheme="minorHAnsi" w:eastAsiaTheme="minorEastAsia" w:hAnsiTheme="minorHAnsi" w:cstheme="minorBidi"/>
+              <w:noProof/>
+              <w:color w:val="auto"/>
+              <w:kern w:val="2"/>
+              <w14:ligatures w14:val="standardContextual"/>
+            </w:rPr>
+          </w:pPr>
+          <w:hyperlink w:anchor="_Toc240288570" w:history="1">
+            <w:r>
+              <w:rPr>
+                <w:rStyle w:val="Hipervnculo"/>
+                <w:noProof/>
+              </w:rPr>
+              <w:t>El balance de los siete intentos</w:t>
+            </w:r>
+            <w:r>
+              <w:rPr>
+                <w:noProof/>
+              </w:rPr>
+              <w:tab/>
+            </w:r>
+            <w:r>
+              <w:rPr>
+                <w:noProof/>
+              </w:rPr>
+              <w:fldChar w:fldCharType="begin"/>
+            </w:r>
+            <w:r>
+              <w:rPr>
+                <w:noProof/>
+              </w:rPr>
+              <w:instrText xml:space="preserve"> PAGEREF _Toc240288570 \h </w:instrText>
+            </w:r>
+            <w:r>
+              <w:rPr>
+                <w:noProof/>
+              </w:rPr>
+            </w:r>
+            <w:r>
+              <w:rPr>
+                <w:noProof/>
+              </w:rPr>
+              <w:fldChar w:fldCharType="separate"/>
+            </w:r>
+            <w:r>
+              <w:rPr>
+                <w:noProof/>
+              </w:rPr>
+              <w:t>77</w:t>
+            </w:r>
+            <w:r>
+              <w:rPr>
+                <w:noProof/>
+              </w:rPr>
+              <w:fldChar w:fldCharType="end"/>
+            </w:r>
+          </w:hyperlink>
+        </w:p>
+        <w:p>
+          <w:pPr>
+            <w:pStyle w:val="TDC3"/>
+            <w:tabs>
+              <w:tab w:val="right" w:leader="dot" w:pos="9350"/>
+            </w:tabs>
+            <w:rPr>
+              <w:rFonts w:asciiTheme="minorHAnsi" w:eastAsiaTheme="minorEastAsia" w:hAnsiTheme="minorHAnsi" w:cstheme="minorBidi"/>
+              <w:noProof/>
+              <w:color w:val="auto"/>
+              <w:kern w:val="2"/>
+              <w14:ligatures w14:val="standardContextual"/>
+            </w:rPr>
+          </w:pPr>
+          <w:hyperlink w:anchor="_Toc240288571" w:history="1">
+            <w:r>
+              <w:rPr>
+                <w:rStyle w:val="Hipervnculo"/>
+                <w:noProof/>
+              </w:rPr>
+              <w:t>Y una observación sobre la métrica, que sí queda</w:t>
+            </w:r>
+            <w:r>
+              <w:rPr>
+                <w:noProof/>
+              </w:rPr>
+              <w:tab/>
+            </w:r>
+            <w:r>
+              <w:rPr>
+                <w:noProof/>
+              </w:rPr>
+              <w:fldChar w:fldCharType="begin"/>
+            </w:r>
+            <w:r>
+              <w:rPr>
+                <w:noProof/>
+              </w:rPr>
+              <w:instrText xml:space="preserve"> PAGEREF _Toc240288571 \h </w:instrText>
+            </w:r>
+            <w:r>
+              <w:rPr>
+                <w:noProof/>
+              </w:rPr>
+            </w:r>
+            <w:r>
+              <w:rPr>
+                <w:noProof/>
+              </w:rPr>
+              <w:fldChar w:fldCharType="separate"/>
+            </w:r>
+            <w:r>
+              <w:rPr>
+                <w:noProof/>
+              </w:rPr>
+              <w:t>78</w:t>
+            </w:r>
+            <w:r>
+              <w:rPr>
+                <w:noProof/>
+              </w:rPr>
+              <w:fldChar w:fldCharType="end"/>
+            </w:r>
+          </w:hyperlink>
+        </w:p>
+        <w:p>
+          <w:pPr>
+            <w:pStyle w:val="TDC3"/>
+            <w:tabs>
+              <w:tab w:val="right" w:leader="dot" w:pos="9350"/>
+            </w:tabs>
+            <w:rPr>
+              <w:rFonts w:asciiTheme="minorHAnsi" w:eastAsiaTheme="minorEastAsia" w:hAnsiTheme="minorHAnsi" w:cstheme="minorBidi"/>
+              <w:noProof/>
+              <w:color w:val="auto"/>
+              <w:kern w:val="2"/>
+              <w14:ligatures w14:val="standardContextual"/>
+            </w:rPr>
+          </w:pPr>
+          <w:hyperlink w:anchor="_Toc240288572" w:history="1">
+            <w:r>
+              <w:rPr>
+                <w:rStyle w:val="Hipervnculo"/>
+                <w:noProof/>
+              </w:rPr>
               <w:t>Lo que se aprende de esto</w:t>
             </w:r>
             <w:r>
@@ -5918,7 +6243,7 @@
               <w:rPr>
                 <w:noProof/>
               </w:rPr>
-              <w:instrText xml:space="preserve"> PAGEREF _Toc240286517 \h </w:instrText>
+              <w:instrText xml:space="preserve"> PAGEREF _Toc240288572 \h </w:instrText>
             </w:r>
             <w:r>
               <w:rPr>
@@ -5935,7 +6260,7 @@
               <w:rPr>
                 <w:noProof/>
               </w:rPr>
-              <w:t>76</w:t>
+              <w:t>79</w:t>
             </w:r>
             <w:r>
               <w:rPr>
@@ -5959,7 +6284,7 @@
               <w14:ligatures w14:val="standardContextual"/>
             </w:rPr>
           </w:pPr>
-          <w:hyperlink w:anchor="_Toc240286518" w:history="1">
+          <w:hyperlink w:anchor="_Toc240288573" w:history="1">
             <w:r>
               <w:rPr>
                 <w:rStyle w:val="Hipervnculo"/>
@@ -5983,7 +6308,7 @@
               <w:rPr>
                 <w:noProof/>
               </w:rPr>
-              <w:instrText xml:space="preserve"> PAGEREF _Toc240286518 \h </w:instrText>
+              <w:instrText xml:space="preserve"> PAGEREF _Toc240288573 \h </w:instrText>
             </w:r>
             <w:r>
               <w:rPr>
@@ -6000,7 +6325,7 @@
               <w:rPr>
                 <w:noProof/>
               </w:rPr>
-              <w:t>78</w:t>
+              <w:t>80</w:t>
             </w:r>
             <w:r>
               <w:rPr>
@@ -6024,7 +6349,7 @@
               <w14:ligatures w14:val="standardContextual"/>
             </w:rPr>
           </w:pPr>
-          <w:hyperlink w:anchor="_Toc240286519" w:history="1">
+          <w:hyperlink w:anchor="_Toc240288574" w:history="1">
             <w:r>
               <w:rPr>
                 <w:rStyle w:val="Hipervnculo"/>
@@ -6048,7 +6373,7 @@
               <w:rPr>
                 <w:noProof/>
               </w:rPr>
-              <w:instrText xml:space="preserve"> PAGEREF _Toc240286519 \h </w:instrText>
+              <w:instrText xml:space="preserve"> PAGEREF _Toc240288574 \h </w:instrText>
             </w:r>
             <w:r>
               <w:rPr>
@@ -6065,7 +6390,7 @@
               <w:rPr>
                 <w:noProof/>
               </w:rPr>
-              <w:t>78</w:t>
+              <w:t>81</w:t>
             </w:r>
             <w:r>
               <w:rPr>
@@ -6089,7 +6414,7 @@
               <w14:ligatures w14:val="standardContextual"/>
             </w:rPr>
           </w:pPr>
-          <w:hyperlink w:anchor="_Toc240286520" w:history="1">
+          <w:hyperlink w:anchor="_Toc240288575" w:history="1">
             <w:r>
               <w:rPr>
                 <w:rStyle w:val="Hipervnculo"/>
@@ -6113,7 +6438,7 @@
               <w:rPr>
                 <w:noProof/>
               </w:rPr>
-              <w:instrText xml:space="preserve"> PAGEREF _Toc240286520 \h </w:instrText>
+              <w:instrText xml:space="preserve"> PAGEREF _Toc240288575 \h </w:instrText>
             </w:r>
             <w:r>
               <w:rPr>
@@ -6130,7 +6455,7 @@
               <w:rPr>
                 <w:noProof/>
               </w:rPr>
-              <w:t>80</w:t>
+              <w:t>82</w:t>
             </w:r>
             <w:r>
               <w:rPr>
@@ -6157,7 +6482,7 @@
         <w:pStyle w:val="Ttulo1"/>
         <w:keepNext/>
       </w:pPr>
-      <w:bookmarkStart w:id="0" w:name="_Toc240286429"/>
+      <w:bookmarkStart w:id="0" w:name="_Toc240288479"/>
       <w:r>
         <w:lastRenderedPageBreak/>
         <w:t>Sistema de Pronóstico de Puntos de Inflexión en el Precio de Litecoin</w:t>
@@ -6218,7 +6543,7 @@
         <w:pStyle w:val="Ttulo2"/>
         <w:keepNext/>
       </w:pPr>
-      <w:bookmarkStart w:id="1" w:name="_Toc240286430"/>
+      <w:bookmarkStart w:id="1" w:name="_Toc240288480"/>
       <w:r>
         <w:t>Resumen ejecutivo</w:t>
       </w:r>
@@ -6935,7 +7260,7 @@
         <w:pStyle w:val="Ttulo2"/>
         <w:keepNext/>
       </w:pPr>
-      <w:bookmarkStart w:id="2" w:name="_Toc240286431"/>
+      <w:bookmarkStart w:id="2" w:name="_Toc240288481"/>
       <w:r>
         <w:t>Los dos entregables, y dónde está cada uno</w:t>
       </w:r>
@@ -7438,7 +7763,7 @@
         <w:pStyle w:val="Ttulo2"/>
         <w:keepNext/>
       </w:pPr>
-      <w:bookmarkStart w:id="3" w:name="_Toc240286432"/>
+      <w:bookmarkStart w:id="3" w:name="_Toc240288482"/>
       <w:r>
         <w:t>Qué se construyó</w:t>
       </w:r>
@@ -7887,7 +8212,7 @@
         <w:pStyle w:val="Ttulo2"/>
         <w:keepNext/>
       </w:pPr>
-      <w:bookmarkStart w:id="4" w:name="_Toc240286433"/>
+      <w:bookmarkStart w:id="4" w:name="_Toc240288483"/>
       <w:r>
         <w:t>Qué se puede afirmar hoy, y qué no</w:t>
       </w:r>
@@ -8042,17 +8367,41 @@
         <w:ind w:left="720"/>
       </w:pPr>
       <w:r>
-        <w:t xml:space="preserve">• Que el sistema sirva para operar. La precisión direccional del mejor modelo sobre validación es </w:t>
-      </w:r>
-      <w:r>
-        <w:rPr>
-          <w:b/>
-          <w:bCs/>
-        </w:rPr>
-        <w:t>0,103627</w:t>
-      </w:r>
-      <w:r>
-        <w:t>. Es mejor que el azar y sigue siendo baja.</w:t>
+        <w:t xml:space="preserve">• Que el sistema sirva para operar. </w:t>
+      </w:r>
+      <w:r>
+        <w:rPr>
+          <w:b/>
+          <w:bCs/>
+        </w:rPr>
+        <w:t>Ni lo contrario:</w:t>
+      </w:r>
+      <w:r>
+        <w:t xml:space="preserve"> operar exige entradas, salidas y costos, y </w:t>
+      </w:r>
+      <w:r>
+        <w:rPr>
+          <w:b/>
+          <w:bCs/>
+        </w:rPr>
+        <w:t>ninguna de las tres se ha simulado aquí</w:t>
+      </w:r>
+      <w:r>
+        <w:t xml:space="preserve">. No hay una sola cifra sobre rentabilidad, así que tanto afirmarlo como negarlo sería afirmar algo no medido. Lo que </w:t>
+      </w:r>
+      <w:r>
+        <w:lastRenderedPageBreak/>
+        <w:t xml:space="preserve">sí está medido: con el umbral 0,40 el sistema avisa en una de cada cuatro velas y </w:t>
+      </w:r>
+      <w:r>
+        <w:rPr>
+          <w:b/>
+          <w:bCs/>
+        </w:rPr>
+        <w:t>más de un tercio de esos avisos cae a menos de cuatro horas de un giro real</w:t>
+      </w:r>
+      <w:r>
+        <w:t xml:space="preserve"> — 0,364100, casi el triple que avisar al azar con la misma frecuencia (conclusiones).</w:t>
       </w:r>
     </w:p>
     <w:p>
@@ -8060,7 +8409,6 @@
         <w:ind w:left="720"/>
       </w:pPr>
       <w:r>
-        <w:lastRenderedPageBreak/>
         <w:t xml:space="preserve">• </w:t>
       </w:r>
       <w:r>
@@ -8150,7 +8498,7 @@
         <w:pStyle w:val="Ttulo2"/>
         <w:keepNext/>
       </w:pPr>
-      <w:bookmarkStart w:id="5" w:name="_Toc240286434"/>
+      <w:bookmarkStart w:id="5" w:name="_Toc240288484"/>
       <w:r>
         <w:t>Lo que este proyecto trató de hacer bien, y por qué se cuenta</w:t>
       </w:r>
@@ -8215,7 +8563,15 @@
           <w:b/>
           <w:bCs/>
         </w:rPr>
-        <w:t>Los criterios se fijan antes de mirar el resultado</w:t>
+        <w:t xml:space="preserve">Los criterios se fijan antes de </w:t>
+      </w:r>
+      <w:r>
+        <w:rPr>
+          <w:b/>
+          <w:bCs/>
+        </w:rPr>
+        <w:lastRenderedPageBreak/>
+        <w:t>mirar el resultado</w:t>
       </w:r>
       <w:r>
         <w:t xml:space="preserve">, por escrito, en </w:t>
@@ -8247,7 +8603,6 @@
         <w:ind w:firstLine="720"/>
       </w:pPr>
       <w:r>
-        <w:lastRenderedPageBreak/>
         <w:t>El documento incluye los errores que se cometieron aplicándolas. No por franqueza decorativa: un informe que solo cuenta lo que salió bien no da forma de saber si lo que cuenta es cierto.</w:t>
       </w:r>
     </w:p>
@@ -8256,7 +8611,7 @@
         <w:pStyle w:val="Ttulo2"/>
         <w:keepNext/>
       </w:pPr>
-      <w:bookmarkStart w:id="6" w:name="_Toc240286435"/>
+      <w:bookmarkStart w:id="6" w:name="_Toc240288485"/>
       <w:r>
         <w:t>Cómo leer este informe</w:t>
       </w:r>
@@ -8765,7 +9120,7 @@
         <w:pStyle w:val="Ttulo1"/>
         <w:keepNext/>
       </w:pPr>
-      <w:bookmarkStart w:id="7" w:name="_Toc240286436"/>
+      <w:bookmarkStart w:id="7" w:name="_Toc240288486"/>
       <w:r>
         <w:t>Diseño</w:t>
       </w:r>
@@ -8847,6 +9202,7 @@
         <w:ind w:firstLine="720"/>
       </w:pPr>
       <w:r>
+        <w:lastRenderedPageBreak/>
         <w:t xml:space="preserve">Esta sección responde tres preguntas de las que depende todo lo demás: </w:t>
       </w:r>
       <w:r>
@@ -8885,9 +9241,8 @@
         <w:pStyle w:val="Ttulo2"/>
         <w:keepNext/>
       </w:pPr>
-      <w:bookmarkStart w:id="8" w:name="_Toc240286437"/>
-      <w:r>
-        <w:lastRenderedPageBreak/>
+      <w:bookmarkStart w:id="8" w:name="_Toc240288487"/>
+      <w:r>
         <w:t>1.1 Qué es un punto de inflexión, exactamente</w:t>
       </w:r>
       <w:bookmarkEnd w:id="8"/>
@@ -9592,6 +9947,7 @@
         <w:ind w:firstLine="720"/>
       </w:pPr>
       <w:r>
+        <w:lastRenderedPageBreak/>
         <w:t xml:space="preserve">Con esa distribución, un modelo que responda siempre «continuidad» acierta el </w:t>
       </w:r>
       <w:r>
@@ -9620,9 +9976,8 @@
         <w:pStyle w:val="Ttulo2"/>
         <w:keepNext/>
       </w:pPr>
-      <w:bookmarkStart w:id="9" w:name="_Toc240286438"/>
-      <w:r>
-        <w:lastRenderedPageBreak/>
+      <w:bookmarkStart w:id="9" w:name="_Toc240288488"/>
+      <w:r>
         <w:t>1.2 Los tres parámetros, y por qué esos</w:t>
       </w:r>
       <w:bookmarkEnd w:id="9"/>
@@ -10407,6 +10762,7 @@
           <w:b/>
           <w:bCs/>
         </w:rPr>
+        <w:lastRenderedPageBreak/>
         <w:t>Bajar la granularidad no añade historia, la subdivide.</w:t>
       </w:r>
       <w:r>
@@ -10420,11 +10776,7 @@
         <w:t>13 114</w:t>
       </w:r>
       <w:r>
-        <w:t xml:space="preserve"> sin cubrir un día más. Lo que se compra es resolución; lo que se </w:t>
-      </w:r>
-      <w:r>
-        <w:lastRenderedPageBreak/>
-        <w:t>paga es más ruido de microestructura y figuras menos legibles. El costo está aceptado por escrito en la D1.</w:t>
+        <w:t xml:space="preserve"> sin cubrir un día más. Lo que se compra es resolución; lo que se paga es más ruido de microestructura y figuras menos legibles. El costo está aceptado por escrito en la D1.</w:t>
       </w:r>
     </w:p>
     <w:p>
@@ -10557,7 +10909,7 @@
         <w:pStyle w:val="Ttulo2"/>
         <w:keepNext/>
       </w:pPr>
-      <w:bookmarkStart w:id="10" w:name="_Toc240286439"/>
+      <w:bookmarkStart w:id="10" w:name="_Toc240288489"/>
       <w:r>
         <w:t>1.3 Los datos: qué se descarga</w:t>
       </w:r>
@@ -10943,6 +11295,7 @@
         <w:ind w:firstLine="720"/>
       </w:pPr>
       <w:r>
+        <w:lastRenderedPageBreak/>
         <w:t xml:space="preserve">El activo objetivo es </w:t>
       </w:r>
       <w:r>
@@ -10971,9 +11324,8 @@
         <w:pStyle w:val="Ttulo2"/>
         <w:keepNext/>
       </w:pPr>
-      <w:bookmarkStart w:id="11" w:name="_Toc240286440"/>
-      <w:r>
-        <w:lastRenderedPageBreak/>
+      <w:bookmarkStart w:id="11" w:name="_Toc240288490"/>
+      <w:r>
         <w:t>1.4 De dónde salen, y qué hubo que limpiar</w:t>
       </w:r>
       <w:bookmarkEnd w:id="11"/>
@@ -12045,7 +12397,11 @@
         <w:t>inventados</w:t>
       </w:r>
       <w:r>
-        <w:t>. En una serie donde la etiqueta se define por comparación con los vecinos, un valor interpolado no es un dato con ruido: es un vecino falso. Se descarta el instante completo en los seis activos, para que el panel siga alineado.</w:t>
+        <w:t xml:space="preserve">. En una serie donde la etiqueta se define </w:t>
+      </w:r>
+      <w:r>
+        <w:lastRenderedPageBreak/>
+        <w:t>por comparación con los vecinos, un valor interpolado no es un dato con ruido: es un vecino falso. Se descarta el instante completo en los seis activos, para que el panel siga alineado.</w:t>
       </w:r>
     </w:p>
     <w:p>
@@ -12057,7 +12413,6 @@
           <w:b/>
           <w:bCs/>
         </w:rPr>
-        <w:lastRenderedPageBreak/>
         <w:t>Y quedan 30 filas con algún nulo</w:t>
       </w:r>
       <w:r>
@@ -12090,7 +12445,7 @@
         <w:pStyle w:val="Ttulo2"/>
         <w:keepNext/>
       </w:pPr>
-      <w:bookmarkStart w:id="12" w:name="_Toc240286441"/>
+      <w:bookmarkStart w:id="12" w:name="_Toc240288491"/>
       <w:r>
         <w:t>1.5 La partición, y el embargo</w:t>
       </w:r>
@@ -12270,7 +12625,7 @@
           <w:noProof/>
         </w:rPr>
         <w:drawing>
-          <wp:inline distT="0" distB="0" distL="0" distR="0" wp14:anchorId="5E9F90CB" wp14:editId="2A8294C3">
+          <wp:inline distT="0" distB="0" distL="0" distR="0" wp14:anchorId="72F35B84" wp14:editId="7D0ACBC3">
             <wp:extent cx="5715000" cy="1524000"/>
             <wp:effectExtent l="0" t="0" r="0" b="0"/>
             <wp:docPr id="1" name="Imagen 1"/>
@@ -12847,7 +13202,7 @@
         <w:pStyle w:val="Ttulo2"/>
         <w:keepNext/>
       </w:pPr>
-      <w:bookmarkStart w:id="13" w:name="_Toc240286442"/>
+      <w:bookmarkStart w:id="13" w:name="_Toc240288492"/>
       <w:r>
         <w:t>1.6 El bloque de prueba se toca una vez, y eso es comprobable</w:t>
       </w:r>
@@ -12998,7 +13353,7 @@
         <w:pStyle w:val="Ttulo1"/>
         <w:keepNext/>
       </w:pPr>
-      <w:bookmarkStart w:id="14" w:name="_Toc240286443"/>
+      <w:bookmarkStart w:id="14" w:name="_Toc240288493"/>
       <w:r>
         <w:t>Ingeniería de Características</w:t>
       </w:r>
@@ -13110,7 +13465,7 @@
         <w:pStyle w:val="Ttulo2"/>
         <w:keepNext/>
       </w:pPr>
-      <w:bookmarkStart w:id="15" w:name="_Toc240286444"/>
+      <w:bookmarkStart w:id="15" w:name="_Toc240288494"/>
       <w:r>
         <w:t>2.1 Las seis familias</w:t>
       </w:r>
@@ -13785,7 +14140,7 @@
         <w:pStyle w:val="Ttulo2"/>
         <w:keepNext/>
       </w:pPr>
-      <w:bookmarkStart w:id="16" w:name="_Toc240286445"/>
+      <w:bookmarkStart w:id="16" w:name="_Toc240288495"/>
       <w:r>
         <w:t>2.2 Cero columnas en nivel de precio, y lo que costó llegar ahí</w:t>
       </w:r>
@@ -14027,7 +14382,7 @@
         <w:pStyle w:val="Ttulo2"/>
         <w:keepNext/>
       </w:pPr>
-      <w:bookmarkStart w:id="17" w:name="_Toc240286446"/>
+      <w:bookmarkStart w:id="17" w:name="_Toc240288496"/>
       <w:r>
         <w:t>2.3 Qué usa el modelo, medido por permutación</w:t>
       </w:r>
@@ -15464,7 +15819,7 @@
         <w:pStyle w:val="Ttulo2"/>
         <w:keepNext/>
       </w:pPr>
-      <w:bookmarkStart w:id="18" w:name="_Toc240286447"/>
+      <w:bookmarkStart w:id="18" w:name="_Toc240288497"/>
       <w:r>
         <w:lastRenderedPageBreak/>
         <w:t>2.4 El piso de ruido: qué hace que la tabla signifique algo</w:t>
@@ -15587,7 +15942,7 @@
         <w:pStyle w:val="Ttulo2"/>
         <w:keepNext/>
       </w:pPr>
-      <w:bookmarkStart w:id="19" w:name="_Toc240286448"/>
+      <w:bookmarkStart w:id="19" w:name="_Toc240288498"/>
       <w:r>
         <w:t>2.5 Recortar las 17: medido, no opinado</w:t>
       </w:r>
@@ -16466,7 +16821,7 @@
         <w:pStyle w:val="Ttulo2"/>
         <w:keepNext/>
       </w:pPr>
-      <w:bookmarkStart w:id="20" w:name="_Toc240286449"/>
+      <w:bookmarkStart w:id="20" w:name="_Toc240288499"/>
       <w:r>
         <w:t>2.6 La tensión con el resultado multivariante, y por qué no es una contradicción</w:t>
       </w:r>
@@ -16645,7 +17000,7 @@
         <w:pStyle w:val="Ttulo2"/>
         <w:keepNext/>
       </w:pPr>
-      <w:bookmarkStart w:id="21" w:name="_Toc240286450"/>
+      <w:bookmarkStart w:id="21" w:name="_Toc240288500"/>
       <w:r>
         <w:t>2.7 Lo que esta sección no puede afirmar</w:t>
       </w:r>
@@ -16777,7 +17132,7 @@
         <w:pStyle w:val="Ttulo1"/>
         <w:keepNext/>
       </w:pPr>
-      <w:bookmarkStart w:id="22" w:name="_Toc240286451"/>
+      <w:bookmarkStart w:id="22" w:name="_Toc240288501"/>
       <w:r>
         <w:t>Los Dos Modelos: Fundacional y Avanzado</w:t>
       </w:r>
@@ -16831,7 +17186,7 @@
         <w:pStyle w:val="Ttulo2"/>
         <w:keepNext/>
       </w:pPr>
-      <w:bookmarkStart w:id="23" w:name="_Toc240286452"/>
+      <w:bookmarkStart w:id="23" w:name="_Toc240288502"/>
       <w:r>
         <w:lastRenderedPageBreak/>
         <w:t>1. El puente, que es lo que hace comparables a los dos</w:t>
@@ -16989,7 +17344,7 @@
         <w:pStyle w:val="Ttulo2"/>
         <w:keepNext/>
       </w:pPr>
-      <w:bookmarkStart w:id="24" w:name="_Toc240286453"/>
+      <w:bookmarkStart w:id="24" w:name="_Toc240288503"/>
       <w:r>
         <w:t>2. Modelo fundacional — Chronos-Bolt</w:t>
       </w:r>
@@ -17314,7 +17669,7 @@
         <w:pStyle w:val="Ttulo2"/>
         <w:keepNext/>
       </w:pPr>
-      <w:bookmarkStart w:id="25" w:name="_Toc240286454"/>
+      <w:bookmarkStart w:id="25" w:name="_Toc240288504"/>
       <w:r>
         <w:lastRenderedPageBreak/>
         <w:t>3. Modelo avanzado — iTransformer</w:t>
@@ -17356,7 +17711,7 @@
         <w:pStyle w:val="Ttulo3"/>
         <w:keepNext/>
       </w:pPr>
-      <w:bookmarkStart w:id="26" w:name="_Toc240286455"/>
+      <w:bookmarkStart w:id="26" w:name="_Toc240288505"/>
       <w:r>
         <w:t>Por qué no es Informer</w:t>
       </w:r>
@@ -17461,7 +17816,7 @@
         <w:pStyle w:val="Ttulo3"/>
         <w:keepNext/>
       </w:pPr>
-      <w:bookmarkStart w:id="27" w:name="_Toc240286456"/>
+      <w:bookmarkStart w:id="27" w:name="_Toc240288506"/>
       <w:r>
         <w:t>Lo que cuesta</w:t>
       </w:r>
@@ -17982,7 +18337,7 @@
         <w:pStyle w:val="Ttulo2"/>
         <w:keepNext/>
       </w:pPr>
-      <w:bookmarkStart w:id="28" w:name="_Toc240286457"/>
+      <w:bookmarkStart w:id="28" w:name="_Toc240288507"/>
       <w:r>
         <w:lastRenderedPageBreak/>
         <w:t>4. Rendimiento sobre validación</w:t>
@@ -18790,7 +19145,7 @@
         <w:pStyle w:val="Ttulo3"/>
         <w:keepNext/>
       </w:pPr>
-      <w:bookmarkStart w:id="29" w:name="_Toc240286458"/>
+      <w:bookmarkStart w:id="29" w:name="_Toc240288508"/>
       <w:r>
         <w:t>Las comparaciones que deciden</w:t>
       </w:r>
@@ -19874,7 +20229,7 @@
         <w:pStyle w:val="Ttulo2"/>
         <w:keepNext/>
       </w:pPr>
-      <w:bookmarkStart w:id="30" w:name="_Toc240286459"/>
+      <w:bookmarkStart w:id="30" w:name="_Toc240288509"/>
       <w:r>
         <w:t>5. Por qué no se ajustaron hiperparámetros</w:t>
       </w:r>
@@ -20002,7 +20357,7 @@
         <w:pStyle w:val="Ttulo2"/>
         <w:keepNext/>
       </w:pPr>
-      <w:bookmarkStart w:id="31" w:name="_Toc240286460"/>
+      <w:bookmarkStart w:id="31" w:name="_Toc240288510"/>
       <w:r>
         <w:t>6. Lo que no se puede afirmar, y por qué</w:t>
       </w:r>
@@ -20013,7 +20368,7 @@
         <w:pStyle w:val="Ttulo3"/>
         <w:keepNext/>
       </w:pPr>
-      <w:bookmarkStart w:id="32" w:name="_Toc240286461"/>
+      <w:bookmarkStart w:id="32" w:name="_Toc240288511"/>
       <w:r>
         <w:t>Los activos de apoyo: signo estable en las cinco, sin distinguibilidad afirmable</w:t>
       </w:r>
@@ -20929,7 +21284,7 @@
         <w:pStyle w:val="Ttulo3"/>
         <w:keepNext/>
       </w:pPr>
-      <w:bookmarkStart w:id="33" w:name="_Toc240286462"/>
+      <w:bookmarkStart w:id="33" w:name="_Toc240288512"/>
       <w:r>
         <w:t>La dispersión no es pareja, y es peor donde más importa</w:t>
       </w:r>
@@ -21897,7 +22252,7 @@
         <w:pStyle w:val="Ttulo3"/>
         <w:keepNext/>
       </w:pPr>
-      <w:bookmarkStart w:id="34" w:name="_Toc240286463"/>
+      <w:bookmarkStart w:id="34" w:name="_Toc240288513"/>
       <w:r>
         <w:lastRenderedPageBreak/>
         <w:t>El puente amplifica diferencias que no deberían importar</w:t>
@@ -21953,7 +22308,7 @@
         <w:pStyle w:val="Ttulo2"/>
         <w:keepNext/>
       </w:pPr>
-      <w:bookmarkStart w:id="35" w:name="_Toc240286464"/>
+      <w:bookmarkStart w:id="35" w:name="_Toc240288514"/>
       <w:r>
         <w:t>7. Por clase: lo que el bloque de prueba sugirió y lo que la potencia confirmó</w:t>
       </w:r>
@@ -21982,7 +22337,7 @@
         <w:pStyle w:val="Ttulo3"/>
         <w:keepNext/>
       </w:pPr>
-      <w:bookmarkStart w:id="36" w:name="_Toc240286465"/>
+      <w:bookmarkStart w:id="36" w:name="_Toc240288515"/>
       <w:r>
         <w:t>Lo que se vio en el bloque de prueba</w:t>
       </w:r>
@@ -22480,7 +22835,7 @@
         <w:pStyle w:val="Ttulo3"/>
         <w:keepNext/>
       </w:pPr>
-      <w:bookmarkStart w:id="37" w:name="_Toc240286466"/>
+      <w:bookmarkStart w:id="37" w:name="_Toc240288516"/>
       <w:r>
         <w:t>Lo que dice la agregación de los nueve tramos</w:t>
       </w:r>
@@ -23151,7 +23506,7 @@
         <w:pStyle w:val="Ttulo3"/>
         <w:keepNext/>
       </w:pPr>
-      <w:bookmarkStart w:id="38" w:name="_Toc240286467"/>
+      <w:bookmarkStart w:id="38" w:name="_Toc240288517"/>
       <w:r>
         <w:t>Por qué esto importa más allá de la tabla</w:t>
       </w:r>
@@ -23223,7 +23578,7 @@
         <w:pStyle w:val="Ttulo2"/>
         <w:keepNext/>
       </w:pPr>
-      <w:bookmarkStart w:id="39" w:name="_Toc240286468"/>
+      <w:bookmarkStart w:id="39" w:name="_Toc240288518"/>
       <w:r>
         <w:lastRenderedPageBreak/>
         <w:t>8. La celda que faltaba, y las tres lecturas escritas de antemano</w:t>
@@ -23336,7 +23691,7 @@
         <w:pStyle w:val="Ttulo2"/>
         <w:keepNext/>
       </w:pPr>
-      <w:bookmarkStart w:id="40" w:name="_Toc240286469"/>
+      <w:bookmarkStart w:id="40" w:name="_Toc240288519"/>
       <w:r>
         <w:t>9. Cómo se regenera cada cifra</w:t>
       </w:r>
@@ -23766,7 +24121,7 @@
         <w:pStyle w:val="Ttulo1"/>
         <w:keepNext/>
       </w:pPr>
-      <w:bookmarkStart w:id="41" w:name="_Toc240286470"/>
+      <w:bookmarkStart w:id="41" w:name="_Toc240288520"/>
       <w:r>
         <w:t>Pruebas de Detección</w:t>
       </w:r>
@@ -24069,7 +24424,7 @@
         <w:pStyle w:val="Ttulo2"/>
         <w:keepNext/>
       </w:pPr>
-      <w:bookmarkStart w:id="42" w:name="_Toc240286471"/>
+      <w:bookmarkStart w:id="42" w:name="_Toc240288521"/>
       <w:r>
         <w:t>4.1 Qué demuestra cada una</w:t>
       </w:r>
@@ -24708,7 +25063,7 @@
         <w:pStyle w:val="Ttulo2"/>
         <w:keepNext/>
       </w:pPr>
-      <w:bookmarkStart w:id="43" w:name="_Toc240286472"/>
+      <w:bookmarkStart w:id="43" w:name="_Toc240288522"/>
       <w:r>
         <w:t>4.2 Prueba 1 · El etiquetador, sobre una serie construida</w:t>
       </w:r>
@@ -25040,7 +25395,7 @@
         <w:pStyle w:val="Ttulo2"/>
         <w:keepNext/>
       </w:pPr>
-      <w:bookmarkStart w:id="44" w:name="_Toc240286473"/>
+      <w:bookmarkStart w:id="44" w:name="_Toc240288523"/>
       <w:r>
         <w:t>4.3 Prueba 2 · El circuito completo, sobre datos sintéticos</w:t>
       </w:r>
@@ -25544,7 +25899,7 @@
         <w:pStyle w:val="Ttulo2"/>
         <w:keepNext/>
       </w:pPr>
-      <w:bookmarkStart w:id="45" w:name="_Toc240286474"/>
+      <w:bookmarkStart w:id="45" w:name="_Toc240288524"/>
       <w:r>
         <w:t>4.4 Prueba 3 · Sobre el bloque de entrenamiento</w:t>
       </w:r>
@@ -26032,7 +26387,7 @@
         <w:pStyle w:val="Ttulo2"/>
         <w:keepNext/>
       </w:pPr>
-      <w:bookmarkStart w:id="46" w:name="_Toc240286475"/>
+      <w:bookmarkStart w:id="46" w:name="_Toc240288525"/>
       <w:r>
         <w:t>4.5 Prueba 4 · Tiempo real, y por qué es la única que busca fuga</w:t>
       </w:r>
@@ -26348,7 +26703,7 @@
         <w:pStyle w:val="Ttulo3"/>
         <w:keepNext/>
       </w:pPr>
-      <w:bookmarkStart w:id="47" w:name="_Toc240286476"/>
+      <w:bookmarkStart w:id="47" w:name="_Toc240288526"/>
       <w:r>
         <w:t>La cola sin confirmar, y por qué se muestra</w:t>
       </w:r>
@@ -26491,7 +26846,7 @@
         <w:pStyle w:val="Ttulo2"/>
         <w:keepNext/>
       </w:pPr>
-      <w:bookmarkStart w:id="48" w:name="_Toc240286477"/>
+      <w:bookmarkStart w:id="48" w:name="_Toc240288527"/>
       <w:r>
         <w:t>4.6 Lo que las cuatro juntas permiten decir</w:t>
       </w:r>
@@ -26550,7 +26905,7 @@
         <w:pStyle w:val="Ttulo1"/>
         <w:keepNext/>
       </w:pPr>
-      <w:bookmarkStart w:id="49" w:name="_Toc240286478"/>
+      <w:bookmarkStart w:id="49" w:name="_Toc240288528"/>
       <w:r>
         <w:lastRenderedPageBreak/>
         <w:t>Rendimiento</w:t>
@@ -26707,7 +27062,7 @@
         <w:pStyle w:val="Ttulo2"/>
         <w:keepNext/>
       </w:pPr>
-      <w:bookmarkStart w:id="50" w:name="_Toc240286479"/>
+      <w:bookmarkStart w:id="50" w:name="_Toc240288529"/>
       <w:r>
         <w:t>5.1 La comparación sobre validación</w:t>
       </w:r>
@@ -27915,7 +28270,7 @@
         <w:pStyle w:val="Ttulo2"/>
         <w:keepNext/>
       </w:pPr>
-      <w:bookmarkStart w:id="51" w:name="_Toc240286480"/>
+      <w:bookmarkStart w:id="51" w:name="_Toc240288530"/>
       <w:r>
         <w:t>5.2 Qué es la Precisión Direccional aquí, y por qué hubo que decidirlo</w:t>
       </w:r>
@@ -28068,7 +28423,7 @@
         <w:pStyle w:val="Ttulo2"/>
         <w:keepNext/>
       </w:pPr>
-      <w:bookmarkStart w:id="52" w:name="_Toc240286481"/>
+      <w:bookmarkStart w:id="52" w:name="_Toc240288531"/>
       <w:r>
         <w:t>5.3 Comparar medias no alcanza: los intervalos</w:t>
       </w:r>
@@ -28836,7 +29191,7 @@
         <w:pStyle w:val="Ttulo2"/>
         <w:keepNext/>
       </w:pPr>
-      <w:bookmarkStart w:id="53" w:name="_Toc240286482"/>
+      <w:bookmarkStart w:id="53" w:name="_Toc240288532"/>
       <w:r>
         <w:t>5.4 Un intervalo de esta tabla no se reproduce, y se declara</w:t>
       </w:r>
@@ -29456,7 +29811,7 @@
         <w:pStyle w:val="Ttulo2"/>
         <w:keepNext/>
       </w:pPr>
-      <w:bookmarkStart w:id="54" w:name="_Toc240286483"/>
+      <w:bookmarkStart w:id="54" w:name="_Toc240288533"/>
       <w:r>
         <w:t>5.5 El bloque de prueba</w:t>
       </w:r>
@@ -29554,10 +29909,10 @@
           <w:noProof/>
         </w:rPr>
         <w:drawing>
-          <wp:inline distT="0" distB="0" distL="0" distR="0" wp14:anchorId="6E91CE96" wp14:editId="6AAF30D9">
+          <wp:inline distT="0" distB="0" distL="0" distR="0" wp14:anchorId="2237FEF0" wp14:editId="593C03D8">
             <wp:extent cx="5715000" cy="2828925"/>
             <wp:effectExtent l="0" t="0" r="0" b="0"/>
-            <wp:docPr id="623290001" name="Imagen 623290001"/>
+            <wp:docPr id="202850437" name="Imagen 202850437"/>
             <wp:cNvGraphicFramePr>
               <a:graphicFrameLocks xmlns:a="http://schemas.openxmlformats.org/drawingml/2006/main" noChangeAspect="1"/>
             </wp:cNvGraphicFramePr>
@@ -30673,10 +31028,10 @@
           <w:noProof/>
         </w:rPr>
         <w:drawing>
-          <wp:inline distT="0" distB="0" distL="0" distR="0" wp14:anchorId="5DF1E573" wp14:editId="23FC46D8">
+          <wp:inline distT="0" distB="0" distL="0" distR="0" wp14:anchorId="6E6C5A52" wp14:editId="4DD1E85C">
             <wp:extent cx="5715000" cy="2543175"/>
             <wp:effectExtent l="0" t="0" r="0" b="0"/>
-            <wp:docPr id="19161026" name="Imagen 19161026"/>
+            <wp:docPr id="1781472117" name="Imagen 1781472117"/>
             <wp:cNvGraphicFramePr>
               <a:graphicFrameLocks xmlns:a="http://schemas.openxmlformats.org/drawingml/2006/main" noChangeAspect="1"/>
             </wp:cNvGraphicFramePr>
@@ -30743,7 +31098,7 @@
         <w:pStyle w:val="Ttulo3"/>
         <w:keepNext/>
       </w:pPr>
-      <w:bookmarkStart w:id="55" w:name="_Toc240286484"/>
+      <w:bookmarkStart w:id="55" w:name="_Toc240288534"/>
       <w:r>
         <w:lastRenderedPageBreak/>
         <w:t>La regla de decisión, aplicada</w:t>
@@ -31232,7 +31587,7 @@
         <w:pStyle w:val="Ttulo3"/>
         <w:keepNext/>
       </w:pPr>
-      <w:bookmarkStart w:id="56" w:name="_Toc240286485"/>
+      <w:bookmarkStart w:id="56" w:name="_Toc240288535"/>
       <w:r>
         <w:t>Lo que el informe dice, escrito antes de saber cuál tocaba</w:t>
       </w:r>
@@ -31390,7 +31745,7 @@
         <w:pStyle w:val="Ttulo3"/>
         <w:keepNext/>
       </w:pPr>
-      <w:bookmarkStart w:id="57" w:name="_Toc240286486"/>
+      <w:bookmarkStart w:id="57" w:name="_Toc240288536"/>
       <w:r>
         <w:t>El criterio de aceptación falla, y por una razón que no es la del intervalo</w:t>
       </w:r>
@@ -31523,7 +31878,7 @@
         <w:pStyle w:val="Ttulo3"/>
         <w:keepNext/>
       </w:pPr>
-      <w:bookmarkStart w:id="58" w:name="_Toc240286487"/>
+      <w:bookmarkStart w:id="58" w:name="_Toc240288537"/>
       <w:r>
         <w:t>Un hueco de la herramienta, declarado</w:t>
       </w:r>
@@ -31609,7 +31964,7 @@
         <w:pStyle w:val="Ttulo1"/>
         <w:keepNext/>
       </w:pPr>
-      <w:bookmarkStart w:id="59" w:name="_Toc240286488"/>
+      <w:bookmarkStart w:id="59" w:name="_Toc240288538"/>
       <w:r>
         <w:t>Limitaciones</w:t>
       </w:r>
@@ -31717,7 +32072,7 @@
         <w:pStyle w:val="Ttulo2"/>
         <w:keepNext/>
       </w:pPr>
-      <w:bookmarkStart w:id="60" w:name="_Toc240286489"/>
+      <w:bookmarkStart w:id="60" w:name="_Toc240288539"/>
       <w:r>
         <w:t>6.1 Los activos de apoyo aportan poco, y no lo mismo en las dos familias</w:t>
       </w:r>
@@ -32155,7 +32510,7 @@
         <w:pStyle w:val="Ttulo2"/>
         <w:keepNext/>
       </w:pPr>
-      <w:bookmarkStart w:id="61" w:name="_Toc240286490"/>
+      <w:bookmarkStart w:id="61" w:name="_Toc240288540"/>
       <w:r>
         <w:t>6.2 Ningún modelo profundo mejora al bosque clásico</w:t>
       </w:r>
@@ -32357,7 +32712,7 @@
         <w:pStyle w:val="Ttulo2"/>
         <w:keepNext/>
       </w:pPr>
-      <w:bookmarkStart w:id="62" w:name="_Toc240286491"/>
+      <w:bookmarkStart w:id="62" w:name="_Toc240288541"/>
       <w:r>
         <w:t>6.3 Un criterio del proyecto no se puede aplicar a uno de los modelos</w:t>
       </w:r>
@@ -32569,10 +32924,10 @@
           <w:noProof/>
         </w:rPr>
         <w:drawing>
-          <wp:inline distT="0" distB="0" distL="0" distR="0" wp14:anchorId="20368CAF" wp14:editId="67BFE299">
+          <wp:inline distT="0" distB="0" distL="0" distR="0" wp14:anchorId="08CBF2E8" wp14:editId="13326DD3">
             <wp:extent cx="5715000" cy="2562225"/>
             <wp:effectExtent l="0" t="0" r="0" b="0"/>
-            <wp:docPr id="1844890639" name="Imagen 1844890639"/>
+            <wp:docPr id="136713389" name="Imagen 136713389"/>
             <wp:cNvGraphicFramePr>
               <a:graphicFrameLocks xmlns:a="http://schemas.openxmlformats.org/drawingml/2006/main" noChangeAspect="1"/>
             </wp:cNvGraphicFramePr>
@@ -32732,7 +33087,7 @@
         <w:pStyle w:val="Ttulo2"/>
         <w:keepNext/>
       </w:pPr>
-      <w:bookmarkStart w:id="63" w:name="_Toc240286492"/>
+      <w:bookmarkStart w:id="63" w:name="_Toc240288542"/>
       <w:r>
         <w:t>6.4 El puente de trayectoria a etiqueta amplifica diferencias mínimas</w:t>
       </w:r>
@@ -32889,7 +33244,7 @@
         <w:pStyle w:val="Ttulo2"/>
         <w:keepNext/>
       </w:pPr>
-      <w:bookmarkStart w:id="64" w:name="_Toc240286493"/>
+      <w:bookmarkStart w:id="64" w:name="_Toc240288543"/>
       <w:r>
         <w:t>6.5 El análisis con datos estáticos, que es lo que el enunciado pide</w:t>
       </w:r>
@@ -33069,7 +33424,7 @@
         <w:pStyle w:val="Ttulo2"/>
         <w:keepNext/>
       </w:pPr>
-      <w:bookmarkStart w:id="65" w:name="_Toc240286494"/>
+      <w:bookmarkStart w:id="65" w:name="_Toc240288544"/>
       <w:r>
         <w:lastRenderedPageBreak/>
         <w:t>6.6 Resumen</w:t>
@@ -33702,7 +34057,7 @@
         <w:pStyle w:val="Ttulo1"/>
         <w:keepNext/>
       </w:pPr>
-      <w:bookmarkStart w:id="66" w:name="_Toc240286495"/>
+      <w:bookmarkStart w:id="66" w:name="_Toc240288545"/>
       <w:r>
         <w:t>Conclusiones</w:t>
       </w:r>
@@ -33762,7 +34117,7 @@
         <w:pStyle w:val="Ttulo2"/>
         <w:keepNext/>
       </w:pPr>
-      <w:bookmarkStart w:id="67" w:name="_Toc240286496"/>
+      <w:bookmarkStart w:id="67" w:name="_Toc240288546"/>
       <w:r>
         <w:t>Lo que se sostiene</w:t>
       </w:r>
@@ -33894,7 +34249,7 @@
         <w:pStyle w:val="Ttulo2"/>
         <w:keepNext/>
       </w:pPr>
-      <w:bookmarkStart w:id="68" w:name="_Toc240286497"/>
+      <w:bookmarkStart w:id="68" w:name="_Toc240288547"/>
       <w:r>
         <w:t>Lo que no se sostiene</w:t>
       </w:r>
@@ -33909,10 +34264,38 @@
           <w:b/>
           <w:bCs/>
         </w:rPr>
-        <w:t>Que el sistema sirva para operar.</w:t>
-      </w:r>
-      <w:r>
-        <w:t xml:space="preserve"> La precisión direccional del mejor modelo sobre validación es </w:t>
+        <w:t>Que el sistema sirva para operar — y tampoco lo contrario.</w:t>
+      </w:r>
+      <w:r>
+        <w:t xml:space="preserve"> Operar exige entradas, salidas y costos, y </w:t>
+      </w:r>
+      <w:r>
+        <w:rPr>
+          <w:b/>
+          <w:bCs/>
+        </w:rPr>
+        <w:t>ninguna de las tres se ha simulado en este proyecto</w:t>
+      </w:r>
+      <w:r>
+        <w:t xml:space="preserve">: no hay una sola cifra sobre rentabilidad. Por eso el informe no afirma utilidad práctica, y por la misma razón </w:t>
+      </w:r>
+      <w:r>
+        <w:rPr>
+          <w:b/>
+          <w:bCs/>
+        </w:rPr>
+        <w:t>no afirma que no la tenga</w:t>
+      </w:r>
+      <w:r>
+        <w:t>: negarlo estaría igual de infundado que afirmarlo, solo que en la dirección cómoda.</w:t>
+      </w:r>
+    </w:p>
+    <w:p>
+      <w:pPr>
+        <w:ind w:firstLine="720"/>
+      </w:pPr>
+      <w:r>
+        <w:t xml:space="preserve">Lo que sí se puede sostener es lo que se midió: la precisión direccional del mejor modelo sobre validación es </w:t>
       </w:r>
       <w:r>
         <w:rPr>
@@ -33922,7 +34305,17 @@
         <w:t>0,103627</w:t>
       </w:r>
       <w:r>
-        <w:t>. Es mejor que el azar y sigue siendo baja. El informe no afirma utilidad práctica y no hay medición que la respalde.</w:t>
+        <w:t xml:space="preserve">, mejor que el azar y baja; y con el umbral 0,40, </w:t>
+      </w:r>
+      <w:r>
+        <w:rPr>
+          <w:b/>
+          <w:bCs/>
+        </w:rPr>
+        <w:t>más de un tercio de los avisos cae a menos de cuatro horas de un giro real</w:t>
+      </w:r>
+      <w:r>
+        <w:t>.</w:t>
       </w:r>
     </w:p>
     <w:p>
@@ -33934,6 +34327,7 @@
           <w:b/>
           <w:bCs/>
         </w:rPr>
+        <w:lastRenderedPageBreak/>
         <w:t>Que el modelo avanzado sea distinguiblemente peor que el bosque.</w:t>
       </w:r>
       <w:r>
@@ -33970,126 +34364,126 @@
         <w:pStyle w:val="Ttulo2"/>
         <w:keepNext/>
       </w:pPr>
-      <w:bookmarkStart w:id="69" w:name="_Toc240286498"/>
-      <w:r>
+      <w:bookmarkStart w:id="69" w:name="_Toc240288548"/>
+      <w:r>
+        <w:t>Lo que el proyecto aprendió sobre cómo trabajar, que es lo que se lleva</w:t>
+      </w:r>
+      <w:bookmarkEnd w:id="69"/>
+    </w:p>
+    <w:p>
+      <w:pPr>
+        <w:ind w:firstLine="720"/>
+      </w:pPr>
+      <w:r>
+        <w:t>Estas conclusiones importan más que las cifras, porque las cifras valen para un activo y un período, y esto vale para el próximo trabajo.</w:t>
+      </w:r>
+    </w:p>
+    <w:p>
+      <w:pPr>
+        <w:ind w:firstLine="720"/>
+      </w:pPr>
+      <w:r>
+        <w:rPr>
+          <w:b/>
+          <w:bCs/>
+        </w:rPr>
+        <w:t>1. Un control que nunca se vio fallar no es un control.</w:t>
+      </w:r>
+      <w:r>
+        <w:t xml:space="preserve"> Se adoptó como regla: cada prueba nueva se rompe a propósito para comprobar que falla. Encontró defectos reales —incluida una prueba que, al romperle la guarda que protegía, </w:t>
+      </w:r>
+      <w:r>
+        <w:rPr>
+          <w:b/>
+          <w:bCs/>
+        </w:rPr>
+        <w:t>gastó el bloque de prueba</w:t>
+      </w:r>
+      <w:r>
+        <w:t xml:space="preserve"> en una copia local.</w:t>
+      </w:r>
+    </w:p>
+    <w:p>
+      <w:pPr>
+        <w:ind w:firstLine="720"/>
+      </w:pPr>
+      <w:r>
+        <w:rPr>
+          <w:b/>
+          <w:bCs/>
+        </w:rPr>
+        <w:t>2. El camino que se recorre una sola vez se ensaya entero antes.</w:t>
+      </w:r>
+      <w:r>
+        <w:t xml:space="preserve"> La corrida final se ensayó dos veces sobre validación, en una copia del repositorio. El ensayo encontró tres defectos, uno de los cuales —un fallo de entorno por el límite de longitud de rutas— </w:t>
+      </w:r>
+      <w:r>
+        <w:rPr>
+          <w:b/>
+          <w:bCs/>
+        </w:rPr>
+        <w:t>habría reventado la corrida real a mitad de camino, con la reserva ya gastada y sin poder repetirla</w:t>
+      </w:r>
+      <w:r>
+        <w:t>.</w:t>
+      </w:r>
+    </w:p>
+    <w:p>
+      <w:pPr>
+        <w:ind w:firstLine="720"/>
+      </w:pPr>
+      <w:r>
+        <w:rPr>
+          <w:b/>
+          <w:bCs/>
+        </w:rPr>
+        <w:t>3. Aplicar la regla correcta importa tanto como medir bien.</w:t>
+      </w:r>
+      <w:r>
+        <w:t xml:space="preserve"> Una decisión del proyecto concluyó que un aporte no era distinguible aplicando un umbral que se había fijado para </w:t>
+      </w:r>
+      <w:r>
+        <w:rPr>
+          <w:b/>
+          <w:bCs/>
+        </w:rPr>
+        <w:t>elegir</w:t>
+      </w:r>
+      <w:r>
+        <w:t xml:space="preserve"> entre modelos, no para responder si algo se distingue del azar. Los números estaban bien; la regla no era la que correspondía.</w:t>
+      </w:r>
+    </w:p>
+    <w:p>
+      <w:pPr>
+        <w:ind w:firstLine="720"/>
+      </w:pPr>
+      <w:r>
+        <w:rPr>
+          <w:b/>
+          <w:bCs/>
+        </w:rPr>
         <w:lastRenderedPageBreak/>
-        <w:t>Lo que el proyecto aprendió sobre cómo trabajar, que es lo que se lleva</w:t>
-      </w:r>
-      <w:bookmarkEnd w:id="69"/>
+        <w:t>4. Un criterio se decide antes de ver el número, incluso cuando decidirlo tarde sería más cómodo.</w:t>
+      </w:r>
+      <w:r>
+        <w:t xml:space="preserve"> El día antes de la entrega se descubrió que una de las tres condiciones del proyecto no se reproducía para uno de los modelos. Se decidió qué hacer </w:t>
+      </w:r>
+      <w:r>
+        <w:rPr>
+          <w:b/>
+          <w:bCs/>
+        </w:rPr>
+        <w:t>antes</w:t>
+      </w:r>
+      <w:r>
+        <w:t xml:space="preserve"> de tocar el bloque de prueba. Después de ver el resultado, cualquier decisión sobre el criterio habría estado contaminada.</w:t>
+      </w:r>
     </w:p>
     <w:p>
       <w:pPr>
         <w:ind w:firstLine="720"/>
       </w:pPr>
       <w:r>
-        <w:t>Estas conclusiones importan más que las cifras, porque las cifras valen para un activo y un período, y esto vale para el próximo trabajo.</w:t>
-      </w:r>
-    </w:p>
-    <w:p>
-      <w:pPr>
-        <w:ind w:firstLine="720"/>
-      </w:pPr>
-      <w:r>
-        <w:rPr>
-          <w:b/>
-          <w:bCs/>
-        </w:rPr>
-        <w:t>1. Un control que nunca se vio fallar no es un control.</w:t>
-      </w:r>
-      <w:r>
-        <w:t xml:space="preserve"> Se adoptó como regla: cada prueba nueva se rompe a propósito para comprobar que falla. Encontró defectos reales —incluida una prueba que, al romperle la guarda que protegía, </w:t>
-      </w:r>
-      <w:r>
-        <w:rPr>
-          <w:b/>
-          <w:bCs/>
-        </w:rPr>
-        <w:t>gastó el bloque de prueba</w:t>
-      </w:r>
-      <w:r>
-        <w:t xml:space="preserve"> en una copia local.</w:t>
-      </w:r>
-    </w:p>
-    <w:p>
-      <w:pPr>
-        <w:ind w:firstLine="720"/>
-      </w:pPr>
-      <w:r>
-        <w:rPr>
-          <w:b/>
-          <w:bCs/>
-        </w:rPr>
-        <w:t>2. El camino que se recorre una sola vez se ensaya entero antes.</w:t>
-      </w:r>
-      <w:r>
-        <w:t xml:space="preserve"> La corrida final se ensayó dos veces sobre validación, en una copia del repositorio. El ensayo encontró tres defectos, uno de los cuales —un fallo de entorno por el límite de longitud de rutas— </w:t>
-      </w:r>
-      <w:r>
-        <w:rPr>
-          <w:b/>
-          <w:bCs/>
-        </w:rPr>
-        <w:t>habría reventado la corrida real a mitad de camino, con la reserva ya gastada y sin poder repetirla</w:t>
-      </w:r>
-      <w:r>
-        <w:t>.</w:t>
-      </w:r>
-    </w:p>
-    <w:p>
-      <w:pPr>
-        <w:ind w:firstLine="720"/>
-      </w:pPr>
-      <w:r>
-        <w:rPr>
-          <w:b/>
-          <w:bCs/>
-        </w:rPr>
-        <w:t>3. Aplicar la regla correcta importa tanto como medir bien.</w:t>
-      </w:r>
-      <w:r>
-        <w:t xml:space="preserve"> Una decisión del proyecto concluyó que un aporte no era distinguible aplicando un umbral que se había fijado para </w:t>
-      </w:r>
-      <w:r>
-        <w:rPr>
-          <w:b/>
-          <w:bCs/>
-        </w:rPr>
-        <w:t>elegir</w:t>
-      </w:r>
-      <w:r>
-        <w:t xml:space="preserve"> entre modelos, no para responder si algo se distingue del azar. Los números estaban bien; la regla no era la que correspondía.</w:t>
-      </w:r>
-    </w:p>
-    <w:p>
-      <w:pPr>
-        <w:ind w:firstLine="720"/>
-      </w:pPr>
-      <w:r>
-        <w:rPr>
-          <w:b/>
-          <w:bCs/>
-        </w:rPr>
-        <w:t>4. Un criterio se decide antes de ver el número, incluso cuando decidirlo tarde sería más cómodo.</w:t>
-      </w:r>
-      <w:r>
-        <w:t xml:space="preserve"> El día antes de la entrega se descubrió que una de las tres condiciones del proyecto no se reproducía para uno de los modelos. Se decidió qué hacer </w:t>
-      </w:r>
-      <w:r>
-        <w:rPr>
-          <w:b/>
-          <w:bCs/>
-        </w:rPr>
-        <w:t>antes</w:t>
-      </w:r>
-      <w:r>
-        <w:t xml:space="preserve"> de tocar el bloque de prueba. Después de ver el resultado, cualquier decisión sobre el criterio habría estado contaminada.</w:t>
-      </w:r>
-    </w:p>
-    <w:p>
-      <w:pPr>
-        <w:ind w:firstLine="720"/>
-      </w:pPr>
-      <w:r>
         <w:rPr>
           <w:b/>
           <w:bCs/>
@@ -34097,11 +34491,7 @@
         <w:t>5. Los errores propios se corrigen por escrito y sin reescribir el pasado.</w:t>
       </w:r>
       <w:r>
-        <w:t xml:space="preserve"> Las decisiones que resultaron mal leídas siguen en el documento, marcadas como corregidas, con la </w:t>
-      </w:r>
-      <w:r>
-        <w:lastRenderedPageBreak/>
-        <w:t>corrección al lado. Un documento que se reescribe para parecer que siempre tuvo razón no sirve para aprender de él.</w:t>
+        <w:t xml:space="preserve"> Las decisiones que resultaron mal leídas siguen en el documento, marcadas como corregidas, con la corrección al lado. Un documento que se reescribe para parecer que siempre tuvo razón no sirve para aprender de él.</w:t>
       </w:r>
     </w:p>
     <w:p>
@@ -34109,7 +34499,7 @@
         <w:pStyle w:val="Ttulo2"/>
         <w:keepNext/>
       </w:pPr>
-      <w:bookmarkStart w:id="70" w:name="_Toc240286499"/>
+      <w:bookmarkStart w:id="70" w:name="_Toc240288549"/>
       <w:r>
         <w:t>Lo que hicimos después de medir, y qué salió</w:t>
       </w:r>
@@ -34442,7 +34832,7 @@
         <w:pStyle w:val="Ttulo3"/>
         <w:keepNext/>
       </w:pPr>
-      <w:bookmarkStart w:id="71" w:name="_Toc240286500"/>
+      <w:bookmarkStart w:id="71" w:name="_Toc240288550"/>
       <w:r>
         <w:t>El diagnóstico</w:t>
       </w:r>
@@ -34528,6 +34918,7 @@
                 <w:sz w:val="22"/>
                 <w:szCs w:val="22"/>
               </w:rPr>
+              <w:lastRenderedPageBreak/>
               <w:t>Bloque</w:t>
             </w:r>
           </w:p>
@@ -34873,7 +35264,6 @@
           <w:b/>
           <w:bCs/>
         </w:rPr>
-        <w:lastRenderedPageBreak/>
         <w:t>Y en prueba los extremos ganan por un tercio menos</w:t>
       </w:r>
       <w:r>
@@ -34953,7 +35343,7 @@
         <w:pStyle w:val="Ttulo3"/>
         <w:keepNext/>
       </w:pPr>
-      <w:bookmarkStart w:id="72" w:name="_Toc240286501"/>
+      <w:bookmarkStart w:id="72" w:name="_Toc240288551"/>
       <w:r>
         <w:t>Lo que sí resolvió la pregunta: medir muchas veces en vez de una</w:t>
       </w:r>
@@ -34992,7 +35382,11 @@
         <w:t>validación walk-forward</w:t>
       </w:r>
       <w:r>
-        <w:t>. En vez de un bloque medido una vez, se avanza por la serie entrenando con lo anterior y midiendo en el tramo siguiente, con el mismo embargo en cada frontera. El procedimiento se fijó antes de correrlo y no se tocó después.</w:t>
+        <w:t xml:space="preserve">. En vez de un bloque medido una vez, se avanza por la serie entrenando con lo anterior y midiendo en el </w:t>
+      </w:r>
+      <w:r>
+        <w:lastRenderedPageBreak/>
+        <w:t>tramo siguiente, con el mismo embargo en cada frontera. El procedimiento se fijó antes de correrlo y no se tocó después.</w:t>
       </w:r>
     </w:p>
     <w:p>
@@ -35277,7 +35671,6 @@
         <w:ind w:firstLine="720"/>
       </w:pPr>
       <w:r>
-        <w:lastRenderedPageBreak/>
         <w:t xml:space="preserve">Los nueve tramos cubren regímenes opuestos, desde uno que cayó un </w:t>
       </w:r>
       <w:r>
@@ -35606,7 +35999,15 @@
           <w:b/>
           <w:bCs/>
         </w:rPr>
-        <w:t>La reserva no tuvo mala suerte</w:t>
+        <w:t xml:space="preserve">La reserva no </w:t>
+      </w:r>
+      <w:r>
+        <w:rPr>
+          <w:b/>
+          <w:bCs/>
+        </w:rPr>
+        <w:lastRenderedPageBreak/>
+        <w:t>tuvo mala suerte</w:t>
       </w:r>
       <w:r>
         <w:t xml:space="preserve"> — el efecto era del mismo tamaño en los nueve tramos y en el bloque no visto, y lo que faltaba era poder estadístico para distinguirlo del azar.</w:t>
@@ -35672,9 +36073,8 @@
         <w:pStyle w:val="Ttulo3"/>
         <w:keepNext/>
       </w:pPr>
-      <w:bookmarkStart w:id="73" w:name="_Toc240286502"/>
-      <w:r>
-        <w:lastRenderedPageBreak/>
+      <w:bookmarkStart w:id="73" w:name="_Toc240288552"/>
+      <w:r>
         <w:t>La medición que cierra la pregunta: era potencia, y ahora está demostrado</w:t>
       </w:r>
       <w:bookmarkEnd w:id="73"/>
@@ -36221,6 +36621,7 @@
         <w:ind w:firstLine="720"/>
       </w:pPr>
       <w:r>
+        <w:lastRenderedPageBreak/>
         <w:t xml:space="preserve">Sobre el bloque de prueba, con </w:t>
       </w:r>
       <w:r>
@@ -36326,7 +36727,6 @@
           <w:b/>
           <w:bCs/>
         </w:rPr>
-        <w:lastRenderedPageBreak/>
         <w:t>Lo que esto NO cambia.</w:t>
       </w:r>
       <w:r>
@@ -36368,7 +36768,7 @@
         <w:pStyle w:val="Ttulo3"/>
         <w:keepNext/>
       </w:pPr>
-      <w:bookmarkStart w:id="74" w:name="_Toc240286503"/>
+      <w:bookmarkStart w:id="74" w:name="_Toc240288553"/>
       <w:r>
         <w:t>La corrección más grande: el bosque sí detecta las dos clases</w:t>
       </w:r>
@@ -36494,6 +36894,7 @@
                 <w:sz w:val="22"/>
                 <w:szCs w:val="22"/>
               </w:rPr>
+              <w:lastRenderedPageBreak/>
               <w:t>Modelo</w:t>
             </w:r>
           </w:p>
@@ -37419,7 +37820,6 @@
           <w:b/>
           <w:bCs/>
         </w:rPr>
-        <w:lastRenderedPageBreak/>
         <w:t>El bosque supera al azar de forma distinguible en las dos clases.</w:t>
       </w:r>
       <w:r>
@@ -37514,8 +37914,9 @@
         <w:pStyle w:val="Ttulo3"/>
         <w:keepNext/>
       </w:pPr>
-      <w:bookmarkStart w:id="75" w:name="_Toc240286504"/>
-      <w:r>
+      <w:bookmarkStart w:id="75" w:name="_Toc240288554"/>
+      <w:r>
+        <w:lastRenderedPageBreak/>
         <w:t>Y lo que la potencia corrige de un resultado central del informe</w:t>
       </w:r>
       <w:bookmarkEnd w:id="75"/>
@@ -38045,80 +38446,80 @@
           <w:b/>
           <w:bCs/>
         </w:rPr>
+        <w:t>Con potencia suficiente los dos modelos profundos dejan de comportarse igual, y esa frase del informe resulta medio falsa: el fundacional sí supera al azar de forma distinguible.</w:t>
+      </w:r>
+    </w:p>
+    <w:p>
+      <w:pPr>
+        <w:ind w:firstLine="720"/>
+      </w:pPr>
+      <w:r>
+        <w:t>Sobre el bloque de prueba los dos parecían lo mismo —ninguno se distinguía— y no lo eran. Chronos- Bolt tenía una ventaja real que 1 960 filas no alcanzaban a mostrar.</w:t>
+      </w:r>
+    </w:p>
+    <w:p>
+      <w:pPr>
+        <w:ind w:firstLine="720"/>
+      </w:pPr>
+      <w:r>
+        <w:rPr>
+          <w:b/>
+          <w:bCs/>
+        </w:rPr>
+        <w:t>Y el resultado del iTransformer se vuelve mucho más fuerte, no más débil.</w:t>
+      </w:r>
+      <w:r>
+        <w:t xml:space="preserve"> No se distingue del azar </w:t>
+      </w:r>
+      <w:r>
+        <w:rPr>
+          <w:b/>
+          <w:bCs/>
+        </w:rPr>
+        <w:t>ni con cuatro veces más datos</w:t>
+      </w:r>
+      <w:r>
+        <w:t>. Ahí no es un problema de muestra: es que la ventaja, si existe, es demasiado pequeña para importar.</w:t>
+      </w:r>
+    </w:p>
+    <w:p>
+      <w:pPr>
+        <w:ind w:left="720"/>
+      </w:pPr>
+      <w:r>
+        <w:t xml:space="preserve">La cifra del iTransformer sale de una corrida de un modelo que </w:t>
+      </w:r>
+      <w:r>
+        <w:rPr>
+          <w:b/>
+          <w:bCs/>
+        </w:rPr>
+        <w:t>no reproduce entre procesos</w:t>
+      </w:r>
+      <w:r>
+        <w:t xml:space="preserve"> (D15, D25): repetir el experimento mueve ese número en la tercera cifra decimal. </w:t>
+      </w:r>
+      <w:r>
+        <w:rPr>
+          <w:b/>
+          <w:bCs/>
+        </w:rPr>
+        <w:t>El intervalo incluye el cero en las dos corridas que se hicieron</w:t>
+      </w:r>
+      <w:r>
+        <w:t>, así que la conclusión no depende de cuál se tome — pero el valor exacto sí, y por eso se declara en vez de presentarlo como fijo.</w:t>
+      </w:r>
+    </w:p>
+    <w:p>
+      <w:pPr>
+        <w:ind w:firstLine="720"/>
+      </w:pPr>
+      <w:r>
+        <w:rPr>
+          <w:b/>
+          <w:bCs/>
+        </w:rPr>
         <w:lastRenderedPageBreak/>
-        <w:t>Con potencia suficiente los dos modelos profundos dejan de comportarse igual, y esa frase del informe resulta medio falsa: el fundacional sí supera al azar de forma distinguible.</w:t>
-      </w:r>
-    </w:p>
-    <w:p>
-      <w:pPr>
-        <w:ind w:firstLine="720"/>
-      </w:pPr>
-      <w:r>
-        <w:t>Sobre el bloque de prueba los dos parecían lo mismo —ninguno se distinguía— y no lo eran. Chronos- Bolt tenía una ventaja real que 1 960 filas no alcanzaban a mostrar.</w:t>
-      </w:r>
-    </w:p>
-    <w:p>
-      <w:pPr>
-        <w:ind w:firstLine="720"/>
-      </w:pPr>
-      <w:r>
-        <w:rPr>
-          <w:b/>
-          <w:bCs/>
-        </w:rPr>
-        <w:t>Y el resultado del iTransformer se vuelve mucho más fuerte, no más débil.</w:t>
-      </w:r>
-      <w:r>
-        <w:t xml:space="preserve"> No se distingue del azar </w:t>
-      </w:r>
-      <w:r>
-        <w:rPr>
-          <w:b/>
-          <w:bCs/>
-        </w:rPr>
-        <w:t>ni con cuatro veces más datos</w:t>
-      </w:r>
-      <w:r>
-        <w:t>. Ahí no es un problema de muestra: es que la ventaja, si existe, es demasiado pequeña para importar.</w:t>
-      </w:r>
-    </w:p>
-    <w:p>
-      <w:pPr>
-        <w:ind w:left="720"/>
-      </w:pPr>
-      <w:r>
-        <w:t xml:space="preserve">La cifra del iTransformer sale de una corrida de un modelo que </w:t>
-      </w:r>
-      <w:r>
-        <w:rPr>
-          <w:b/>
-          <w:bCs/>
-        </w:rPr>
-        <w:t>no reproduce entre procesos</w:t>
-      </w:r>
-      <w:r>
-        <w:t xml:space="preserve"> (D15, D25): repetir el experimento mueve ese número en la tercera cifra decimal. </w:t>
-      </w:r>
-      <w:r>
-        <w:rPr>
-          <w:b/>
-          <w:bCs/>
-        </w:rPr>
-        <w:t>El intervalo incluye el cero en las dos corridas que se hicieron</w:t>
-      </w:r>
-      <w:r>
-        <w:t>, así que la conclusión no depende de cuál se tome — pero el valor exacto sí, y por eso se declara en vez de presentarlo como fijo.</w:t>
-      </w:r>
-    </w:p>
-    <w:p>
-      <w:pPr>
-        <w:ind w:firstLine="720"/>
-      </w:pPr>
-      <w:r>
-        <w:rPr>
-          <w:b/>
-          <w:bCs/>
-        </w:rPr>
         <w:t>Esto no cambia lo que la sección 5 reporta.</w:t>
       </w:r>
       <w:r>
@@ -38140,7 +38541,7 @@
         <w:pStyle w:val="Ttulo3"/>
         <w:keepNext/>
       </w:pPr>
-      <w:bookmarkStart w:id="76" w:name="_Toc240286505"/>
+      <w:bookmarkStart w:id="76" w:name="_Toc240288555"/>
       <w:r>
         <w:t>La prueba que no dependía de nuestra disciplina</w:t>
       </w:r>
@@ -38179,7 +38580,6 @@
         <w:ind w:firstLine="720"/>
       </w:pPr>
       <w:r>
-        <w:lastRenderedPageBreak/>
         <w:t xml:space="preserve">El panel del proyecto termina el </w:t>
       </w:r>
       <w:r>
@@ -38731,6 +39131,7 @@
           <w:b/>
           <w:bCs/>
         </w:rPr>
+        <w:lastRenderedPageBreak/>
         <w:t>Lo que esta prueba podía hacer y lo que no.</w:t>
       </w:r>
       <w:r>
@@ -38772,7 +39173,7 @@
         <w:pStyle w:val="Ttulo3"/>
         <w:keepNext/>
       </w:pPr>
-      <w:bookmarkStart w:id="77" w:name="_Toc240286506"/>
+      <w:bookmarkStart w:id="77" w:name="_Toc240288556"/>
       <w:r>
         <w:t>Los arreglos que probamos</w:t>
       </w:r>
@@ -38839,7 +39240,6 @@
                 <w:sz w:val="22"/>
                 <w:szCs w:val="22"/>
               </w:rPr>
-              <w:lastRenderedPageBreak/>
               <w:t>Umbral</w:t>
             </w:r>
           </w:p>
@@ -39192,7 +39592,11 @@
         <w:t>El procedimiento eligió no cambiar nada.</w:t>
       </w:r>
       <w:r>
-        <w:t xml:space="preserve"> Corregir por frecuencia al decidir hace caer el F1 macro de 0,3672 a 0,1023 sobre los datos de calibración, así que el parámetro óptimo resultó ser cero. La razón es que </w:t>
+        <w:t xml:space="preserve"> Corregir por frecuencia al decidir hace caer el F1 macro de 0,3672 a 0,1023 sobre los datos de calibración, así que el parámetro óptimo </w:t>
+      </w:r>
+      <w:r>
+        <w:lastRenderedPageBreak/>
+        <w:t xml:space="preserve">resultó ser cero. La razón es que </w:t>
       </w:r>
       <w:r>
         <w:rPr>
@@ -39275,11 +39679,7 @@
         <w:t>no es estable</w:t>
       </w:r>
       <w:r>
-        <w:t xml:space="preserve"> —aparece en 5 de 9 tramos, que es una </w:t>
-      </w:r>
-      <w:r>
-        <w:lastRenderedPageBreak/>
-        <w:t>moneda—. Se diseñaron a partir de una lectura del bloque de prueba que las nueve mediciones no confirman.</w:t>
+        <w:t xml:space="preserve"> —aparece en 5 de 9 tramos, que es una moneda—. Se diseñaron a partir de una lectura del bloque de prueba que las nueve mediciones no confirman.</w:t>
       </w:r>
     </w:p>
     <w:p>
@@ -39287,7 +39687,7 @@
         <w:pStyle w:val="Ttulo3"/>
         <w:keepNext/>
       </w:pPr>
-      <w:bookmarkStart w:id="78" w:name="_Toc240286507"/>
+      <w:bookmarkStart w:id="78" w:name="_Toc240288557"/>
       <w:r>
         <w:t>El cuarto arreglo: la única vía que sí mejora, y por qué aun así no se afirma</w:t>
       </w:r>
@@ -39797,6 +40197,7 @@
           <w:b/>
           <w:bCs/>
         </w:rPr>
+        <w:lastRenderedPageBreak/>
         <w:t>Mejora las dos clases extremas</w:t>
       </w:r>
       <w:r>
@@ -39886,7 +40287,6 @@
         <w:ind w:firstLine="720"/>
       </w:pPr>
       <w:r>
-        <w:lastRenderedPageBreak/>
         <w:t xml:space="preserve">Lo que sí se puede decir: </w:t>
       </w:r>
       <w:r>
@@ -39943,7 +40343,7 @@
         <w:pStyle w:val="Ttulo3"/>
         <w:keepNext/>
       </w:pPr>
-      <w:bookmarkStart w:id="79" w:name="_Toc240286508"/>
+      <w:bookmarkStart w:id="79" w:name="_Toc240288558"/>
       <w:r>
         <w:t>El quinto arreglo, que la propia evidencia sugirió</w:t>
       </w:r>
@@ -40278,6 +40678,7 @@
                 <w:sz w:val="22"/>
                 <w:szCs w:val="22"/>
               </w:rPr>
+              <w:lastRenderedPageBreak/>
               <w:t>Voto por mayoría</w:t>
             </w:r>
           </w:p>
@@ -40555,15 +40956,7 @@
           <w:b/>
           <w:bCs/>
         </w:rPr>
-        <w:t xml:space="preserve">Ninguna </w:t>
-      </w:r>
-      <w:r>
-        <w:rPr>
-          <w:b/>
-          <w:bCs/>
-        </w:rPr>
-        <w:lastRenderedPageBreak/>
-        <w:t>conclusión cambia</w:t>
+        <w:t>Ninguna conclusión cambia</w:t>
       </w:r>
       <w:r>
         <w:t xml:space="preserve"> — las tres siguen por debajo del bosque — pero los valores exactos sí, y por eso se dice.</w:t>
@@ -40589,7 +40982,7 @@
         <w:pStyle w:val="Ttulo3"/>
         <w:keepNext/>
       </w:pPr>
-      <w:bookmarkStart w:id="80" w:name="_Toc240286509"/>
+      <w:bookmarkStart w:id="80" w:name="_Toc240288559"/>
       <w:r>
         <w:t>Los dos últimos: otra familia de modelo, y pesar en vez de filtrar</w:t>
       </w:r>
@@ -41139,7 +41532,7 @@
         <w:pStyle w:val="Ttulo3"/>
         <w:keepNext/>
       </w:pPr>
-      <w:bookmarkStart w:id="81" w:name="_Toc240286510"/>
+      <w:bookmarkStart w:id="81" w:name="_Toc240288560"/>
       <w:r>
         <w:t>El octavo eje: dejar que el sistema se calle</w:t>
       </w:r>
@@ -41171,11 +41564,7 @@
         <w:t>predecir()</w:t>
       </w:r>
       <w:r>
-        <w:t xml:space="preserve"> elige siempre la </w:t>
-      </w:r>
-      <w:r>
-        <w:lastRenderedPageBreak/>
-        <w:t xml:space="preserve">clase más probable, así que el sistema </w:t>
+        <w:t xml:space="preserve"> elige siempre la clase más probable, así que el sistema </w:t>
       </w:r>
       <w:r>
         <w:rPr>
@@ -41221,7 +41610,7 @@
         <w:pStyle w:val="Ttulo3"/>
         <w:keepNext/>
       </w:pPr>
-      <w:bookmarkStart w:id="82" w:name="_Toc240286511"/>
+      <w:bookmarkStart w:id="82" w:name="_Toc240288561"/>
       <w:r>
         <w:t>La pregunta que el informe no tenía respondida</w:t>
       </w:r>
@@ -42297,6 +42686,7 @@
                 <w:sz w:val="22"/>
                 <w:szCs w:val="22"/>
               </w:rPr>
+              <w:lastRenderedPageBreak/>
               <w:t>0,45</w:t>
             </w:r>
           </w:p>
@@ -42627,7 +43017,7 @@
         <w:pStyle w:val="Ttulo3"/>
         <w:keepNext/>
       </w:pPr>
-      <w:bookmarkStart w:id="83" w:name="_Toc240286512"/>
+      <w:bookmarkStart w:id="83" w:name="_Toc240288562"/>
       <w:r>
         <w:t>Lo primero que hay que decir es incómodo</w:t>
       </w:r>
@@ -42673,7 +43063,6 @@
           <w:sz w:val="22"/>
           <w:szCs w:val="22"/>
         </w:rPr>
-        <w:lastRenderedPageBreak/>
         <w:t>baseline_aleatorio</w:t>
       </w:r>
       <w:r>
@@ -42703,7 +43092,7 @@
         <w:pStyle w:val="Ttulo3"/>
         <w:keepNext/>
       </w:pPr>
-      <w:bookmarkStart w:id="84" w:name="_Toc240286513"/>
+      <w:bookmarkStart w:id="84" w:name="_Toc240288563"/>
       <w:r>
         <w:t>Callarse sí funciona, y aguanta el criterio</w:t>
       </w:r>
@@ -42822,7 +43211,11 @@
         <w:t>285 avisos en total</w:t>
       </w:r>
       <w:r>
-        <w:t xml:space="preserve"> y entre 20 y 46 por tramo; su «9 de 9» incluye un tramo donde gana solo porque al azar le tocó </w:t>
+        <w:t xml:space="preserve"> y entre 20 y 46 por tramo; su «9 de 9» incluye un tramo donde gana solo porque al azar le </w:t>
+      </w:r>
+      <w:r>
+        <w:lastRenderedPageBreak/>
+        <w:t xml:space="preserve">tocó </w:t>
       </w:r>
       <w:r>
         <w:rPr>
@@ -42858,7 +43251,7 @@
         <w:pStyle w:val="Ttulo3"/>
         <w:keepNext/>
       </w:pPr>
-      <w:bookmarkStart w:id="85" w:name="_Toc240286514"/>
+      <w:bookmarkStart w:id="85" w:name="_Toc240288564"/>
       <w:r>
         <w:t>Qué cambia esto, y qué no</w:t>
       </w:r>
@@ -42913,7 +43306,6 @@
           <w:b/>
           <w:bCs/>
         </w:rPr>
-        <w:lastRenderedPageBreak/>
         <w:t>Y no convierte esto en un sistema con el que operar.</w:t>
       </w:r>
       <w:r>
@@ -42950,11 +43342,1392 @@
         <w:pStyle w:val="Ttulo3"/>
         <w:keepNext/>
       </w:pPr>
-      <w:bookmarkStart w:id="86" w:name="_Toc240286515"/>
+      <w:bookmarkStart w:id="86" w:name="_Toc240288565"/>
+      <w:r>
+        <w:t>Los avisos que fallan, ¿fallan por mucho o por una vela?</w:t>
+      </w:r>
+      <w:bookmarkEnd w:id="86"/>
+    </w:p>
+    <w:p>
+      <w:pPr>
+        <w:ind w:firstLine="720"/>
+      </w:pPr>
+      <w:r>
+        <w:t xml:space="preserve">Hasta aquí todo se midió con la definición </w:t>
+      </w:r>
+      <w:r>
+        <w:rPr>
+          <w:b/>
+          <w:bCs/>
+        </w:rPr>
+        <w:t>exacta</w:t>
+      </w:r>
+      <w:r>
+        <w:t xml:space="preserve">: un aviso acierta solo si </w:t>
+      </w:r>
+      <w:r>
+        <w:rPr>
+          <w:b/>
+          <w:bCs/>
+        </w:rPr>
+        <w:t>esa vela</w:t>
+      </w:r>
+      <w:r>
+        <w:t xml:space="preserve"> era el giro. Errar por una vela cuenta igual que errar por diez.</w:t>
+      </w:r>
+    </w:p>
+    <w:p>
+      <w:pPr>
+        <w:ind w:firstLine="720"/>
+      </w:pPr>
+      <w:r>
+        <w:lastRenderedPageBreak/>
+        <w:t xml:space="preserve">Para medir el modelo eso es lo correcto y no se toca. Pero </w:t>
+      </w:r>
+      <w:r>
+        <w:rPr>
+          <w:b/>
+          <w:bCs/>
+        </w:rPr>
+        <w:t>no es la pregunta de quien mira el gráfico</w:t>
+      </w:r>
+      <w:r>
+        <w:t>: un aviso una vela antes del giro real no se lee como un fallo, se lee como un aviso a tiempo. Son cuatro horas. Y esa pregunta no estaba medida.</w:t>
+      </w:r>
+    </w:p>
+    <w:p>
+      <w:pPr>
+        <w:ind w:firstLine="720"/>
+      </w:pPr>
+      <w:r>
+        <w:rPr>
+          <w:b/>
+          <w:bCs/>
+        </w:rPr>
+        <w:t>Tabla C.13.</w:t>
+      </w:r>
+      <w:r>
+        <w:t xml:space="preserve"> Precisión del aviso en el umbral 0,40, admitiendo una tolerancia de </w:t>
+      </w:r>
+      <w:r>
+        <w:rPr>
+          <w:rFonts w:ascii="Courier New" w:eastAsia="Courier New" w:hAnsi="Courier New" w:cs="Courier New"/>
+          <w:sz w:val="22"/>
+          <w:szCs w:val="22"/>
+        </w:rPr>
+        <w:t>k</w:t>
+      </w:r>
+      <w:r>
+        <w:t xml:space="preserve"> velas.</w:t>
+      </w:r>
+    </w:p>
+    <w:tbl>
+      <w:tblPr>
+        <w:tblW w:w="9360" w:type="dxa"/>
+        <w:tblCellMar>
+          <w:left w:w="10" w:type="dxa"/>
+          <w:right w:w="10" w:type="dxa"/>
+        </w:tblCellMar>
+        <w:tblLook w:val="04A0" w:firstRow="1" w:lastRow="0" w:firstColumn="1" w:lastColumn="0" w:noHBand="0" w:noVBand="1"/>
+      </w:tblPr>
+      <w:tblGrid>
+        <w:gridCol w:w="1337"/>
+        <w:gridCol w:w="1337"/>
+        <w:gridCol w:w="1337"/>
+        <w:gridCol w:w="1337"/>
+        <w:gridCol w:w="1337"/>
+        <w:gridCol w:w="1337"/>
+        <w:gridCol w:w="1338"/>
+      </w:tblGrid>
+      <w:tr>
+        <w:tblPrEx>
+          <w:tblCellMar>
+            <w:top w:w="0" w:type="dxa"/>
+            <w:bottom w:w="0" w:type="dxa"/>
+          </w:tblCellMar>
+        </w:tblPrEx>
+        <w:trPr>
+          <w:tblHeader/>
+        </w:trPr>
+        <w:tc>
+          <w:tcPr>
+            <w:tcW w:w="1337" w:type="dxa"/>
+            <w:tcBorders>
+              <w:top w:val="single" w:sz="6" w:space="0" w:color="000000"/>
+              <w:bottom w:val="single" w:sz="6" w:space="0" w:color="000000"/>
+            </w:tcBorders>
+            <w:tcMar>
+              <w:top w:w="60" w:type="dxa"/>
+              <w:left w:w="100" w:type="dxa"/>
+              <w:bottom w:w="60" w:type="dxa"/>
+              <w:right w:w="100" w:type="dxa"/>
+            </w:tcMar>
+          </w:tcPr>
+          <w:p>
+            <w:pPr>
+              <w:spacing w:line="240" w:lineRule="auto"/>
+            </w:pPr>
+            <w:r>
+              <w:rPr>
+                <w:sz w:val="22"/>
+                <w:szCs w:val="22"/>
+              </w:rPr>
+              <w:t>Tolerancia</w:t>
+            </w:r>
+          </w:p>
+        </w:tc>
+        <w:tc>
+          <w:tcPr>
+            <w:tcW w:w="1337" w:type="dxa"/>
+            <w:tcBorders>
+              <w:top w:val="single" w:sz="6" w:space="0" w:color="000000"/>
+              <w:bottom w:val="single" w:sz="6" w:space="0" w:color="000000"/>
+            </w:tcBorders>
+            <w:tcMar>
+              <w:top w:w="60" w:type="dxa"/>
+              <w:left w:w="100" w:type="dxa"/>
+              <w:bottom w:w="60" w:type="dxa"/>
+              <w:right w:w="100" w:type="dxa"/>
+            </w:tcMar>
+          </w:tcPr>
+          <w:p>
+            <w:pPr>
+              <w:spacing w:line="240" w:lineRule="auto"/>
+              <w:jc w:val="center"/>
+            </w:pPr>
+            <w:r>
+              <w:rPr>
+                <w:sz w:val="22"/>
+                <w:szCs w:val="22"/>
+              </w:rPr>
+              <w:t>Horas</w:t>
+            </w:r>
+          </w:p>
+        </w:tc>
+        <w:tc>
+          <w:tcPr>
+            <w:tcW w:w="1337" w:type="dxa"/>
+            <w:tcBorders>
+              <w:top w:val="single" w:sz="6" w:space="0" w:color="000000"/>
+              <w:bottom w:val="single" w:sz="6" w:space="0" w:color="000000"/>
+            </w:tcBorders>
+            <w:tcMar>
+              <w:top w:w="60" w:type="dxa"/>
+              <w:left w:w="100" w:type="dxa"/>
+              <w:bottom w:w="60" w:type="dxa"/>
+              <w:right w:w="100" w:type="dxa"/>
+            </w:tcMar>
+          </w:tcPr>
+          <w:p>
+            <w:pPr>
+              <w:spacing w:line="240" w:lineRule="auto"/>
+              <w:jc w:val="center"/>
+            </w:pPr>
+            <w:r>
+              <w:rPr>
+                <w:sz w:val="22"/>
+                <w:szCs w:val="22"/>
+              </w:rPr>
+              <w:t>Precisión</w:t>
+            </w:r>
+          </w:p>
+        </w:tc>
+        <w:tc>
+          <w:tcPr>
+            <w:tcW w:w="1337" w:type="dxa"/>
+            <w:tcBorders>
+              <w:top w:val="single" w:sz="6" w:space="0" w:color="000000"/>
+              <w:bottom w:val="single" w:sz="6" w:space="0" w:color="000000"/>
+            </w:tcBorders>
+            <w:tcMar>
+              <w:top w:w="60" w:type="dxa"/>
+              <w:left w:w="100" w:type="dxa"/>
+              <w:bottom w:w="60" w:type="dxa"/>
+              <w:right w:w="100" w:type="dxa"/>
+            </w:tcMar>
+          </w:tcPr>
+          <w:p>
+            <w:pPr>
+              <w:spacing w:line="240" w:lineRule="auto"/>
+              <w:jc w:val="center"/>
+            </w:pPr>
+            <w:r>
+              <w:rPr>
+                <w:sz w:val="22"/>
+                <w:szCs w:val="22"/>
+              </w:rPr>
+              <w:t>Azar, misma tolerancia</w:t>
+            </w:r>
+          </w:p>
+        </w:tc>
+        <w:tc>
+          <w:tcPr>
+            <w:tcW w:w="1337" w:type="dxa"/>
+            <w:tcBorders>
+              <w:top w:val="single" w:sz="6" w:space="0" w:color="000000"/>
+              <w:bottom w:val="single" w:sz="6" w:space="0" w:color="000000"/>
+            </w:tcBorders>
+            <w:tcMar>
+              <w:top w:w="60" w:type="dxa"/>
+              <w:left w:w="100" w:type="dxa"/>
+              <w:bottom w:w="60" w:type="dxa"/>
+              <w:right w:w="100" w:type="dxa"/>
+            </w:tcMar>
+          </w:tcPr>
+          <w:p>
+            <w:pPr>
+              <w:spacing w:line="240" w:lineRule="auto"/>
+              <w:jc w:val="center"/>
+            </w:pPr>
+            <w:r>
+              <w:rPr>
+                <w:sz w:val="22"/>
+                <w:szCs w:val="22"/>
+              </w:rPr>
+              <w:t>Ventaja</w:t>
+            </w:r>
+          </w:p>
+        </w:tc>
+        <w:tc>
+          <w:tcPr>
+            <w:tcW w:w="1337" w:type="dxa"/>
+            <w:tcBorders>
+              <w:top w:val="single" w:sz="6" w:space="0" w:color="000000"/>
+              <w:bottom w:val="single" w:sz="6" w:space="0" w:color="000000"/>
+            </w:tcBorders>
+            <w:tcMar>
+              <w:top w:w="60" w:type="dxa"/>
+              <w:left w:w="100" w:type="dxa"/>
+              <w:bottom w:w="60" w:type="dxa"/>
+              <w:right w:w="100" w:type="dxa"/>
+            </w:tcMar>
+          </w:tcPr>
+          <w:p>
+            <w:pPr>
+              <w:spacing w:line="240" w:lineRule="auto"/>
+              <w:jc w:val="center"/>
+            </w:pPr>
+            <w:r>
+              <w:rPr>
+                <w:sz w:val="22"/>
+                <w:szCs w:val="22"/>
+              </w:rPr>
+              <w:t>Veces el azar</w:t>
+            </w:r>
+          </w:p>
+        </w:tc>
+        <w:tc>
+          <w:tcPr>
+            <w:tcW w:w="1338" w:type="dxa"/>
+            <w:tcBorders>
+              <w:top w:val="single" w:sz="6" w:space="0" w:color="000000"/>
+              <w:bottom w:val="single" w:sz="6" w:space="0" w:color="000000"/>
+            </w:tcBorders>
+            <w:tcMar>
+              <w:top w:w="60" w:type="dxa"/>
+              <w:left w:w="100" w:type="dxa"/>
+              <w:bottom w:w="60" w:type="dxa"/>
+              <w:right w:w="100" w:type="dxa"/>
+            </w:tcMar>
+          </w:tcPr>
+          <w:p>
+            <w:pPr>
+              <w:spacing w:line="240" w:lineRule="auto"/>
+              <w:jc w:val="center"/>
+            </w:pPr>
+            <w:r>
+              <w:rPr>
+                <w:sz w:val="22"/>
+                <w:szCs w:val="22"/>
+              </w:rPr>
+              <w:t>Tramos</w:t>
+            </w:r>
+          </w:p>
+        </w:tc>
+      </w:tr>
+      <w:tr>
+        <w:tblPrEx>
+          <w:tblCellMar>
+            <w:top w:w="0" w:type="dxa"/>
+            <w:bottom w:w="0" w:type="dxa"/>
+          </w:tblCellMar>
+        </w:tblPrEx>
+        <w:tc>
+          <w:tcPr>
+            <w:tcW w:w="1337" w:type="dxa"/>
+            <w:tcMar>
+              <w:top w:w="60" w:type="dxa"/>
+              <w:left w:w="100" w:type="dxa"/>
+              <w:bottom w:w="60" w:type="dxa"/>
+              <w:right w:w="100" w:type="dxa"/>
+            </w:tcMar>
+          </w:tcPr>
+          <w:p>
+            <w:pPr>
+              <w:spacing w:line="240" w:lineRule="auto"/>
+            </w:pPr>
+            <w:r>
+              <w:rPr>
+                <w:sz w:val="22"/>
+                <w:szCs w:val="22"/>
+              </w:rPr>
+              <w:t>0 velas</w:t>
+            </w:r>
+          </w:p>
+        </w:tc>
+        <w:tc>
+          <w:tcPr>
+            <w:tcW w:w="1337" w:type="dxa"/>
+            <w:tcMar>
+              <w:top w:w="60" w:type="dxa"/>
+              <w:left w:w="100" w:type="dxa"/>
+              <w:bottom w:w="60" w:type="dxa"/>
+              <w:right w:w="100" w:type="dxa"/>
+            </w:tcMar>
+          </w:tcPr>
+          <w:p>
+            <w:pPr>
+              <w:spacing w:line="240" w:lineRule="auto"/>
+              <w:jc w:val="center"/>
+            </w:pPr>
+            <w:r>
+              <w:rPr>
+                <w:sz w:val="22"/>
+                <w:szCs w:val="22"/>
+              </w:rPr>
+              <w:t>0</w:t>
+            </w:r>
+          </w:p>
+        </w:tc>
+        <w:tc>
+          <w:tcPr>
+            <w:tcW w:w="1337" w:type="dxa"/>
+            <w:tcMar>
+              <w:top w:w="60" w:type="dxa"/>
+              <w:left w:w="100" w:type="dxa"/>
+              <w:bottom w:w="60" w:type="dxa"/>
+              <w:right w:w="100" w:type="dxa"/>
+            </w:tcMar>
+          </w:tcPr>
+          <w:p>
+            <w:pPr>
+              <w:spacing w:line="240" w:lineRule="auto"/>
+              <w:jc w:val="center"/>
+            </w:pPr>
+            <w:r>
+              <w:rPr>
+                <w:sz w:val="22"/>
+                <w:szCs w:val="22"/>
+              </w:rPr>
+              <w:t>0,099660</w:t>
+            </w:r>
+          </w:p>
+        </w:tc>
+        <w:tc>
+          <w:tcPr>
+            <w:tcW w:w="1337" w:type="dxa"/>
+            <w:tcMar>
+              <w:top w:w="60" w:type="dxa"/>
+              <w:left w:w="100" w:type="dxa"/>
+              <w:bottom w:w="60" w:type="dxa"/>
+              <w:right w:w="100" w:type="dxa"/>
+            </w:tcMar>
+          </w:tcPr>
+          <w:p>
+            <w:pPr>
+              <w:spacing w:line="240" w:lineRule="auto"/>
+              <w:jc w:val="center"/>
+            </w:pPr>
+            <w:r>
+              <w:rPr>
+                <w:sz w:val="22"/>
+                <w:szCs w:val="22"/>
+              </w:rPr>
+              <w:t>0,048697</w:t>
+            </w:r>
+          </w:p>
+        </w:tc>
+        <w:tc>
+          <w:tcPr>
+            <w:tcW w:w="1337" w:type="dxa"/>
+            <w:tcMar>
+              <w:top w:w="60" w:type="dxa"/>
+              <w:left w:w="100" w:type="dxa"/>
+              <w:bottom w:w="60" w:type="dxa"/>
+              <w:right w:w="100" w:type="dxa"/>
+            </w:tcMar>
+          </w:tcPr>
+          <w:p>
+            <w:pPr>
+              <w:spacing w:line="240" w:lineRule="auto"/>
+              <w:jc w:val="center"/>
+            </w:pPr>
+            <w:r>
+              <w:rPr>
+                <w:sz w:val="22"/>
+                <w:szCs w:val="22"/>
+              </w:rPr>
+              <w:t>+0,050963</w:t>
+            </w:r>
+          </w:p>
+        </w:tc>
+        <w:tc>
+          <w:tcPr>
+            <w:tcW w:w="1337" w:type="dxa"/>
+            <w:tcMar>
+              <w:top w:w="60" w:type="dxa"/>
+              <w:left w:w="100" w:type="dxa"/>
+              <w:bottom w:w="60" w:type="dxa"/>
+              <w:right w:w="100" w:type="dxa"/>
+            </w:tcMar>
+          </w:tcPr>
+          <w:p>
+            <w:pPr>
+              <w:spacing w:line="240" w:lineRule="auto"/>
+              <w:jc w:val="center"/>
+            </w:pPr>
+            <w:r>
+              <w:rPr>
+                <w:sz w:val="22"/>
+                <w:szCs w:val="22"/>
+              </w:rPr>
+              <w:t>2,05</w:t>
+            </w:r>
+          </w:p>
+        </w:tc>
+        <w:tc>
+          <w:tcPr>
+            <w:tcW w:w="1338" w:type="dxa"/>
+            <w:tcMar>
+              <w:top w:w="60" w:type="dxa"/>
+              <w:left w:w="100" w:type="dxa"/>
+              <w:bottom w:w="60" w:type="dxa"/>
+              <w:right w:w="100" w:type="dxa"/>
+            </w:tcMar>
+          </w:tcPr>
+          <w:p>
+            <w:pPr>
+              <w:spacing w:line="240" w:lineRule="auto"/>
+              <w:jc w:val="center"/>
+            </w:pPr>
+            <w:r>
+              <w:rPr>
+                <w:sz w:val="22"/>
+                <w:szCs w:val="22"/>
+              </w:rPr>
+              <w:t>9 de 9</w:t>
+            </w:r>
+          </w:p>
+        </w:tc>
+      </w:tr>
+      <w:tr>
+        <w:tblPrEx>
+          <w:tblCellMar>
+            <w:top w:w="0" w:type="dxa"/>
+            <w:bottom w:w="0" w:type="dxa"/>
+          </w:tblCellMar>
+        </w:tblPrEx>
+        <w:tc>
+          <w:tcPr>
+            <w:tcW w:w="1337" w:type="dxa"/>
+            <w:tcMar>
+              <w:top w:w="60" w:type="dxa"/>
+              <w:left w:w="100" w:type="dxa"/>
+              <w:bottom w:w="60" w:type="dxa"/>
+              <w:right w:w="100" w:type="dxa"/>
+            </w:tcMar>
+          </w:tcPr>
+          <w:p>
+            <w:pPr>
+              <w:spacing w:line="240" w:lineRule="auto"/>
+            </w:pPr>
+            <w:r>
+              <w:rPr>
+                <w:b/>
+                <w:bCs/>
+                <w:sz w:val="22"/>
+                <w:szCs w:val="22"/>
+              </w:rPr>
+              <w:t>1 vela</w:t>
+            </w:r>
+          </w:p>
+        </w:tc>
+        <w:tc>
+          <w:tcPr>
+            <w:tcW w:w="1337" w:type="dxa"/>
+            <w:tcMar>
+              <w:top w:w="60" w:type="dxa"/>
+              <w:left w:w="100" w:type="dxa"/>
+              <w:bottom w:w="60" w:type="dxa"/>
+              <w:right w:w="100" w:type="dxa"/>
+            </w:tcMar>
+          </w:tcPr>
+          <w:p>
+            <w:pPr>
+              <w:spacing w:line="240" w:lineRule="auto"/>
+              <w:jc w:val="center"/>
+            </w:pPr>
+            <w:r>
+              <w:rPr>
+                <w:b/>
+                <w:bCs/>
+                <w:sz w:val="22"/>
+                <w:szCs w:val="22"/>
+              </w:rPr>
+              <w:t>4</w:t>
+            </w:r>
+          </w:p>
+        </w:tc>
+        <w:tc>
+          <w:tcPr>
+            <w:tcW w:w="1337" w:type="dxa"/>
+            <w:tcMar>
+              <w:top w:w="60" w:type="dxa"/>
+              <w:left w:w="100" w:type="dxa"/>
+              <w:bottom w:w="60" w:type="dxa"/>
+              <w:right w:w="100" w:type="dxa"/>
+            </w:tcMar>
+          </w:tcPr>
+          <w:p>
+            <w:pPr>
+              <w:spacing w:line="240" w:lineRule="auto"/>
+              <w:jc w:val="center"/>
+            </w:pPr>
+            <w:r>
+              <w:rPr>
+                <w:b/>
+                <w:bCs/>
+                <w:sz w:val="22"/>
+                <w:szCs w:val="22"/>
+              </w:rPr>
+              <w:t>0,364100</w:t>
+            </w:r>
+          </w:p>
+        </w:tc>
+        <w:tc>
+          <w:tcPr>
+            <w:tcW w:w="1337" w:type="dxa"/>
+            <w:tcMar>
+              <w:top w:w="60" w:type="dxa"/>
+              <w:left w:w="100" w:type="dxa"/>
+              <w:bottom w:w="60" w:type="dxa"/>
+              <w:right w:w="100" w:type="dxa"/>
+            </w:tcMar>
+          </w:tcPr>
+          <w:p>
+            <w:pPr>
+              <w:spacing w:line="240" w:lineRule="auto"/>
+              <w:jc w:val="center"/>
+            </w:pPr>
+            <w:r>
+              <w:rPr>
+                <w:sz w:val="22"/>
+                <w:szCs w:val="22"/>
+              </w:rPr>
+              <w:t>0,135334</w:t>
+            </w:r>
+          </w:p>
+        </w:tc>
+        <w:tc>
+          <w:tcPr>
+            <w:tcW w:w="1337" w:type="dxa"/>
+            <w:tcMar>
+              <w:top w:w="60" w:type="dxa"/>
+              <w:left w:w="100" w:type="dxa"/>
+              <w:bottom w:w="60" w:type="dxa"/>
+              <w:right w:w="100" w:type="dxa"/>
+            </w:tcMar>
+          </w:tcPr>
+          <w:p>
+            <w:pPr>
+              <w:spacing w:line="240" w:lineRule="auto"/>
+              <w:jc w:val="center"/>
+            </w:pPr>
+            <w:r>
+              <w:rPr>
+                <w:b/>
+                <w:bCs/>
+                <w:sz w:val="22"/>
+                <w:szCs w:val="22"/>
+              </w:rPr>
+              <w:t>+0,228766</w:t>
+            </w:r>
+          </w:p>
+        </w:tc>
+        <w:tc>
+          <w:tcPr>
+            <w:tcW w:w="1337" w:type="dxa"/>
+            <w:tcMar>
+              <w:top w:w="60" w:type="dxa"/>
+              <w:left w:w="100" w:type="dxa"/>
+              <w:bottom w:w="60" w:type="dxa"/>
+              <w:right w:w="100" w:type="dxa"/>
+            </w:tcMar>
+          </w:tcPr>
+          <w:p>
+            <w:pPr>
+              <w:spacing w:line="240" w:lineRule="auto"/>
+              <w:jc w:val="center"/>
+            </w:pPr>
+            <w:r>
+              <w:rPr>
+                <w:b/>
+                <w:bCs/>
+                <w:sz w:val="22"/>
+                <w:szCs w:val="22"/>
+              </w:rPr>
+              <w:t>2,69</w:t>
+            </w:r>
+          </w:p>
+        </w:tc>
+        <w:tc>
+          <w:tcPr>
+            <w:tcW w:w="1338" w:type="dxa"/>
+            <w:tcMar>
+              <w:top w:w="60" w:type="dxa"/>
+              <w:left w:w="100" w:type="dxa"/>
+              <w:bottom w:w="60" w:type="dxa"/>
+              <w:right w:w="100" w:type="dxa"/>
+            </w:tcMar>
+          </w:tcPr>
+          <w:p>
+            <w:pPr>
+              <w:spacing w:line="240" w:lineRule="auto"/>
+              <w:jc w:val="center"/>
+            </w:pPr>
+            <w:r>
+              <w:rPr>
+                <w:sz w:val="22"/>
+                <w:szCs w:val="22"/>
+              </w:rPr>
+              <w:t>9 de 9</w:t>
+            </w:r>
+          </w:p>
+        </w:tc>
+      </w:tr>
+      <w:tr>
+        <w:tblPrEx>
+          <w:tblCellMar>
+            <w:top w:w="0" w:type="dxa"/>
+            <w:bottom w:w="0" w:type="dxa"/>
+          </w:tblCellMar>
+        </w:tblPrEx>
+        <w:tc>
+          <w:tcPr>
+            <w:tcW w:w="1337" w:type="dxa"/>
+            <w:tcMar>
+              <w:top w:w="60" w:type="dxa"/>
+              <w:left w:w="100" w:type="dxa"/>
+              <w:bottom w:w="60" w:type="dxa"/>
+              <w:right w:w="100" w:type="dxa"/>
+            </w:tcMar>
+          </w:tcPr>
+          <w:p>
+            <w:pPr>
+              <w:spacing w:line="240" w:lineRule="auto"/>
+            </w:pPr>
+            <w:r>
+              <w:rPr>
+                <w:sz w:val="22"/>
+                <w:szCs w:val="22"/>
+              </w:rPr>
+              <w:t>2 velas</w:t>
+            </w:r>
+          </w:p>
+        </w:tc>
+        <w:tc>
+          <w:tcPr>
+            <w:tcW w:w="1337" w:type="dxa"/>
+            <w:tcMar>
+              <w:top w:w="60" w:type="dxa"/>
+              <w:left w:w="100" w:type="dxa"/>
+              <w:bottom w:w="60" w:type="dxa"/>
+              <w:right w:w="100" w:type="dxa"/>
+            </w:tcMar>
+          </w:tcPr>
+          <w:p>
+            <w:pPr>
+              <w:spacing w:line="240" w:lineRule="auto"/>
+              <w:jc w:val="center"/>
+            </w:pPr>
+            <w:r>
+              <w:rPr>
+                <w:sz w:val="22"/>
+                <w:szCs w:val="22"/>
+              </w:rPr>
+              <w:t>8</w:t>
+            </w:r>
+          </w:p>
+        </w:tc>
+        <w:tc>
+          <w:tcPr>
+            <w:tcW w:w="1337" w:type="dxa"/>
+            <w:tcMar>
+              <w:top w:w="60" w:type="dxa"/>
+              <w:left w:w="100" w:type="dxa"/>
+              <w:bottom w:w="60" w:type="dxa"/>
+              <w:right w:w="100" w:type="dxa"/>
+            </w:tcMar>
+          </w:tcPr>
+          <w:p>
+            <w:pPr>
+              <w:spacing w:line="240" w:lineRule="auto"/>
+              <w:jc w:val="center"/>
+            </w:pPr>
+            <w:r>
+              <w:rPr>
+                <w:sz w:val="22"/>
+                <w:szCs w:val="22"/>
+              </w:rPr>
+              <w:t>0,472254</w:t>
+            </w:r>
+          </w:p>
+        </w:tc>
+        <w:tc>
+          <w:tcPr>
+            <w:tcW w:w="1337" w:type="dxa"/>
+            <w:tcMar>
+              <w:top w:w="60" w:type="dxa"/>
+              <w:left w:w="100" w:type="dxa"/>
+              <w:bottom w:w="60" w:type="dxa"/>
+              <w:right w:w="100" w:type="dxa"/>
+            </w:tcMar>
+          </w:tcPr>
+          <w:p>
+            <w:pPr>
+              <w:spacing w:line="240" w:lineRule="auto"/>
+              <w:jc w:val="center"/>
+            </w:pPr>
+            <w:r>
+              <w:rPr>
+                <w:sz w:val="22"/>
+                <w:szCs w:val="22"/>
+              </w:rPr>
+              <w:t>0,236693</w:t>
+            </w:r>
+          </w:p>
+        </w:tc>
+        <w:tc>
+          <w:tcPr>
+            <w:tcW w:w="1337" w:type="dxa"/>
+            <w:tcMar>
+              <w:top w:w="60" w:type="dxa"/>
+              <w:left w:w="100" w:type="dxa"/>
+              <w:bottom w:w="60" w:type="dxa"/>
+              <w:right w:w="100" w:type="dxa"/>
+            </w:tcMar>
+          </w:tcPr>
+          <w:p>
+            <w:pPr>
+              <w:spacing w:line="240" w:lineRule="auto"/>
+              <w:jc w:val="center"/>
+            </w:pPr>
+            <w:r>
+              <w:rPr>
+                <w:sz w:val="22"/>
+                <w:szCs w:val="22"/>
+              </w:rPr>
+              <w:t>+0,235561</w:t>
+            </w:r>
+          </w:p>
+        </w:tc>
+        <w:tc>
+          <w:tcPr>
+            <w:tcW w:w="1337" w:type="dxa"/>
+            <w:tcMar>
+              <w:top w:w="60" w:type="dxa"/>
+              <w:left w:w="100" w:type="dxa"/>
+              <w:bottom w:w="60" w:type="dxa"/>
+              <w:right w:w="100" w:type="dxa"/>
+            </w:tcMar>
+          </w:tcPr>
+          <w:p>
+            <w:pPr>
+              <w:spacing w:line="240" w:lineRule="auto"/>
+              <w:jc w:val="center"/>
+            </w:pPr>
+            <w:r>
+              <w:rPr>
+                <w:sz w:val="22"/>
+                <w:szCs w:val="22"/>
+              </w:rPr>
+              <w:t>2,00</w:t>
+            </w:r>
+          </w:p>
+        </w:tc>
+        <w:tc>
+          <w:tcPr>
+            <w:tcW w:w="1338" w:type="dxa"/>
+            <w:tcMar>
+              <w:top w:w="60" w:type="dxa"/>
+              <w:left w:w="100" w:type="dxa"/>
+              <w:bottom w:w="60" w:type="dxa"/>
+              <w:right w:w="100" w:type="dxa"/>
+            </w:tcMar>
+          </w:tcPr>
+          <w:p>
+            <w:pPr>
+              <w:spacing w:line="240" w:lineRule="auto"/>
+              <w:jc w:val="center"/>
+            </w:pPr>
+            <w:r>
+              <w:rPr>
+                <w:sz w:val="22"/>
+                <w:szCs w:val="22"/>
+              </w:rPr>
+              <w:t>9 de 9</w:t>
+            </w:r>
+          </w:p>
+        </w:tc>
+      </w:tr>
+      <w:tr>
+        <w:tblPrEx>
+          <w:tblCellMar>
+            <w:top w:w="0" w:type="dxa"/>
+            <w:bottom w:w="0" w:type="dxa"/>
+          </w:tblCellMar>
+        </w:tblPrEx>
+        <w:tc>
+          <w:tcPr>
+            <w:tcW w:w="1337" w:type="dxa"/>
+            <w:tcBorders>
+              <w:bottom w:val="single" w:sz="6" w:space="0" w:color="000000"/>
+            </w:tcBorders>
+            <w:tcMar>
+              <w:top w:w="60" w:type="dxa"/>
+              <w:left w:w="100" w:type="dxa"/>
+              <w:bottom w:w="60" w:type="dxa"/>
+              <w:right w:w="100" w:type="dxa"/>
+            </w:tcMar>
+          </w:tcPr>
+          <w:p>
+            <w:pPr>
+              <w:spacing w:line="240" w:lineRule="auto"/>
+            </w:pPr>
+            <w:r>
+              <w:rPr>
+                <w:sz w:val="22"/>
+                <w:szCs w:val="22"/>
+              </w:rPr>
+              <w:t>3 velas</w:t>
+            </w:r>
+          </w:p>
+        </w:tc>
+        <w:tc>
+          <w:tcPr>
+            <w:tcW w:w="1337" w:type="dxa"/>
+            <w:tcBorders>
+              <w:bottom w:val="single" w:sz="6" w:space="0" w:color="000000"/>
+            </w:tcBorders>
+            <w:tcMar>
+              <w:top w:w="60" w:type="dxa"/>
+              <w:left w:w="100" w:type="dxa"/>
+              <w:bottom w:w="60" w:type="dxa"/>
+              <w:right w:w="100" w:type="dxa"/>
+            </w:tcMar>
+          </w:tcPr>
+          <w:p>
+            <w:pPr>
+              <w:spacing w:line="240" w:lineRule="auto"/>
+              <w:jc w:val="center"/>
+            </w:pPr>
+            <w:r>
+              <w:rPr>
+                <w:sz w:val="22"/>
+                <w:szCs w:val="22"/>
+              </w:rPr>
+              <w:t>12</w:t>
+            </w:r>
+          </w:p>
+        </w:tc>
+        <w:tc>
+          <w:tcPr>
+            <w:tcW w:w="1337" w:type="dxa"/>
+            <w:tcBorders>
+              <w:bottom w:val="single" w:sz="6" w:space="0" w:color="000000"/>
+            </w:tcBorders>
+            <w:tcMar>
+              <w:top w:w="60" w:type="dxa"/>
+              <w:left w:w="100" w:type="dxa"/>
+              <w:bottom w:w="60" w:type="dxa"/>
+              <w:right w:w="100" w:type="dxa"/>
+            </w:tcMar>
+          </w:tcPr>
+          <w:p>
+            <w:pPr>
+              <w:spacing w:line="240" w:lineRule="auto"/>
+              <w:jc w:val="center"/>
+            </w:pPr>
+            <w:r>
+              <w:rPr>
+                <w:sz w:val="22"/>
+                <w:szCs w:val="22"/>
+              </w:rPr>
+              <w:t>0,553794</w:t>
+            </w:r>
+          </w:p>
+        </w:tc>
+        <w:tc>
+          <w:tcPr>
+            <w:tcW w:w="1337" w:type="dxa"/>
+            <w:tcBorders>
+              <w:bottom w:val="single" w:sz="6" w:space="0" w:color="000000"/>
+            </w:tcBorders>
+            <w:tcMar>
+              <w:top w:w="60" w:type="dxa"/>
+              <w:left w:w="100" w:type="dxa"/>
+              <w:bottom w:w="60" w:type="dxa"/>
+              <w:right w:w="100" w:type="dxa"/>
+            </w:tcMar>
+          </w:tcPr>
+          <w:p>
+            <w:pPr>
+              <w:spacing w:line="240" w:lineRule="auto"/>
+              <w:jc w:val="center"/>
+            </w:pPr>
+            <w:r>
+              <w:rPr>
+                <w:sz w:val="22"/>
+                <w:szCs w:val="22"/>
+              </w:rPr>
+              <w:t>0,344281</w:t>
+            </w:r>
+          </w:p>
+        </w:tc>
+        <w:tc>
+          <w:tcPr>
+            <w:tcW w:w="1337" w:type="dxa"/>
+            <w:tcBorders>
+              <w:bottom w:val="single" w:sz="6" w:space="0" w:color="000000"/>
+            </w:tcBorders>
+            <w:tcMar>
+              <w:top w:w="60" w:type="dxa"/>
+              <w:left w:w="100" w:type="dxa"/>
+              <w:bottom w:w="60" w:type="dxa"/>
+              <w:right w:w="100" w:type="dxa"/>
+            </w:tcMar>
+          </w:tcPr>
+          <w:p>
+            <w:pPr>
+              <w:spacing w:line="240" w:lineRule="auto"/>
+              <w:jc w:val="center"/>
+            </w:pPr>
+            <w:r>
+              <w:rPr>
+                <w:sz w:val="22"/>
+                <w:szCs w:val="22"/>
+              </w:rPr>
+              <w:t>+0,209513</w:t>
+            </w:r>
+          </w:p>
+        </w:tc>
+        <w:tc>
+          <w:tcPr>
+            <w:tcW w:w="1337" w:type="dxa"/>
+            <w:tcBorders>
+              <w:bottom w:val="single" w:sz="6" w:space="0" w:color="000000"/>
+            </w:tcBorders>
+            <w:tcMar>
+              <w:top w:w="60" w:type="dxa"/>
+              <w:left w:w="100" w:type="dxa"/>
+              <w:bottom w:w="60" w:type="dxa"/>
+              <w:right w:w="100" w:type="dxa"/>
+            </w:tcMar>
+          </w:tcPr>
+          <w:p>
+            <w:pPr>
+              <w:spacing w:line="240" w:lineRule="auto"/>
+              <w:jc w:val="center"/>
+            </w:pPr>
+            <w:r>
+              <w:rPr>
+                <w:sz w:val="22"/>
+                <w:szCs w:val="22"/>
+              </w:rPr>
+              <w:t>1,61</w:t>
+            </w:r>
+          </w:p>
+        </w:tc>
+        <w:tc>
+          <w:tcPr>
+            <w:tcW w:w="1338" w:type="dxa"/>
+            <w:tcBorders>
+              <w:bottom w:val="single" w:sz="6" w:space="0" w:color="000000"/>
+            </w:tcBorders>
+            <w:tcMar>
+              <w:top w:w="60" w:type="dxa"/>
+              <w:left w:w="100" w:type="dxa"/>
+              <w:bottom w:w="60" w:type="dxa"/>
+              <w:right w:w="100" w:type="dxa"/>
+            </w:tcMar>
+          </w:tcPr>
+          <w:p>
+            <w:pPr>
+              <w:spacing w:line="240" w:lineRule="auto"/>
+              <w:jc w:val="center"/>
+            </w:pPr>
+            <w:r>
+              <w:rPr>
+                <w:sz w:val="22"/>
+                <w:szCs w:val="22"/>
+              </w:rPr>
+              <w:t>9 de 9</w:t>
+            </w:r>
+          </w:p>
+        </w:tc>
+      </w:tr>
+    </w:tbl>
+    <w:p>
+      <w:pPr>
+        <w:spacing w:after="240"/>
+      </w:pPr>
+    </w:p>
+    <w:p>
+      <w:pPr>
+        <w:pStyle w:val="Ttulo3"/>
+        <w:keepNext/>
+      </w:pPr>
+      <w:bookmarkStart w:id="87" w:name="_Toc240288566"/>
+      <w:r>
+        <w:t>Dónde estaba la trampa, y por qué el piso se mueve con la ventana</w:t>
+      </w:r>
+      <w:bookmarkEnd w:id="87"/>
+    </w:p>
+    <w:p>
+      <w:pPr>
+        <w:ind w:firstLine="720"/>
+      </w:pPr>
+      <w:r>
+        <w:t xml:space="preserve">Ampliar la tolerancia sube la precisión </w:t>
+      </w:r>
+      <w:r>
+        <w:rPr>
+          <w:b/>
+          <w:bCs/>
+        </w:rPr>
+        <w:t>de cualquiera</w:t>
+      </w:r>
+      <w:r>
+        <w:t xml:space="preserve">, incluido el azar: con tres velas de margen cada aviso tiene siete oportunidades de acertar en vez de una. Reportar la precisión con tolerancia </w:t>
+      </w:r>
+      <w:r>
+        <w:rPr>
+          <w:b/>
+          <w:bCs/>
+        </w:rPr>
+        <w:t>sin mover el piso</w:t>
+      </w:r>
+      <w:r>
+        <w:t xml:space="preserve"> habría sido inflar el número — y se ve en la tabla: el azar pasa de 0,048697 a 0,344281.</w:t>
+      </w:r>
+    </w:p>
+    <w:p>
+      <w:pPr>
+        <w:ind w:firstLine="720"/>
+      </w:pPr>
+      <w:r>
+        <w:t xml:space="preserve">Por eso el </w:t>
+      </w:r>
+      <w:r>
+        <w:rPr>
+          <w:rFonts w:ascii="Courier New" w:eastAsia="Courier New" w:hAnsi="Courier New" w:cs="Courier New"/>
+          <w:sz w:val="22"/>
+          <w:szCs w:val="22"/>
+        </w:rPr>
+        <w:t>baseline_aleatorio</w:t>
+      </w:r>
+      <w:r>
+        <w:t xml:space="preserve"> se mide con </w:t>
+      </w:r>
+      <w:r>
+        <w:rPr>
+          <w:b/>
+          <w:bCs/>
+        </w:rPr>
+        <w:t>la misma tolerancia y la misma cobertura</w:t>
+      </w:r>
+      <w:r>
+        <w:t xml:space="preserve">, y el criterio escrito de antemano no pedía que el número subiera, sino que </w:t>
+      </w:r>
+      <w:r>
+        <w:rPr>
+          <w:b/>
+          <w:bCs/>
+        </w:rPr>
+        <w:t>la ventaja sobre el azar creciera</w:t>
+      </w:r>
+      <w:r>
+        <w:t>.</w:t>
+      </w:r>
+    </w:p>
+    <w:p>
+      <w:pPr>
+        <w:pStyle w:val="Ttulo3"/>
+        <w:keepNext/>
+      </w:pPr>
+      <w:bookmarkStart w:id="88" w:name="_Toc240288567"/>
+      <w:r>
+        <w:t>Lo que dice el resultado</w:t>
+      </w:r>
+      <w:bookmarkEnd w:id="88"/>
+    </w:p>
+    <w:p>
+      <w:pPr>
+        <w:ind w:firstLine="720"/>
+      </w:pPr>
+      <w:r>
+        <w:rPr>
+          <w:b/>
+          <w:bCs/>
+        </w:rPr>
+        <w:t>La ventaja crece, y mucho.</w:t>
+      </w:r>
+      <w:r>
+        <w:t xml:space="preserve"> De </w:t>
+      </w:r>
+      <w:r>
+        <w:rPr>
+          <w:b/>
+          <w:bCs/>
+        </w:rPr>
+        <w:t>+0,050963</w:t>
+      </w:r>
+      <w:r>
+        <w:t xml:space="preserve"> con la vela exacta a </w:t>
+      </w:r>
+      <w:r>
+        <w:rPr>
+          <w:b/>
+          <w:bCs/>
+        </w:rPr>
+        <w:t>+0,228766</w:t>
+      </w:r>
+      <w:r>
+        <w:t xml:space="preserve"> admitiendo una vela: </w:t>
+      </w:r>
+      <w:r>
+        <w:rPr>
+          <w:b/>
+          <w:bCs/>
+        </w:rPr>
+        <w:t>cuatro veces y media más</w:t>
+      </w:r>
+      <w:r>
+        <w:t>, con el signo estable en los nueve tramos.</w:t>
+      </w:r>
+    </w:p>
+    <w:p>
+      <w:pPr>
+        <w:ind w:firstLine="720"/>
+      </w:pPr>
+      <w:r>
+        <w:rPr>
+          <w:b/>
+          <w:bCs/>
+        </w:rPr>
+        <w:t>Los fallos del modelo no son aleatorios: están concentrados alrededor del giro real.</w:t>
+      </w:r>
+      <w:r>
+        <w:t xml:space="preserve"> Si el modelo se equivocara al azar, ensanchar la ventana habría ayudado igual a los dos y la ventaja se habría quedado quieta. No es lo que pasa.</w:t>
+      </w:r>
+    </w:p>
+    <w:p>
+      <w:pPr>
+        <w:ind w:firstLine="720"/>
+      </w:pPr>
+      <w:r>
+        <w:rPr>
+          <w:b/>
+          <w:bCs/>
+        </w:rPr>
+        <w:lastRenderedPageBreak/>
+        <w:t>Y la ventaja tiene un máximo.</w:t>
+      </w:r>
+      <w:r>
+        <w:t xml:space="preserve"> En veces-el-azar el mejor punto es </w:t>
+      </w:r>
+      <w:r>
+        <w:rPr>
+          <w:b/>
+          <w:bCs/>
+        </w:rPr>
+        <w:t>1 vela</w:t>
+      </w:r>
+      <w:r>
+        <w:t xml:space="preserve"> (2,69×); a partir de ahí la tolerancia beneficia más al azar que al modelo, y a 3 velas la ventaja relativa ya bajó a 1,61×. Ensanchar la ventana más allá de eso no mide mejor el modelo: </w:t>
+      </w:r>
+      <w:r>
+        <w:rPr>
+          <w:b/>
+          <w:bCs/>
+        </w:rPr>
+        <w:t>mide peor el azar</w:t>
+      </w:r>
+      <w:r>
+        <w:t>.</w:t>
+      </w:r>
+    </w:p>
+    <w:p>
+      <w:pPr>
+        <w:pStyle w:val="Ttulo3"/>
+        <w:keepNext/>
+      </w:pPr>
+      <w:bookmarkStart w:id="89" w:name="_Toc240288568"/>
+      <w:r>
+        <w:t>Qué frase queda, y cuál hay que dejar de decir</w:t>
+      </w:r>
+      <w:bookmarkEnd w:id="89"/>
+    </w:p>
+    <w:p>
+      <w:pPr>
+        <w:ind w:firstLine="720"/>
+      </w:pPr>
+      <w:r>
+        <w:rPr>
+          <w:b/>
+          <w:bCs/>
+        </w:rPr>
+        <w:t>Hay que dejar de decir «nueve de cada diez avisos están mal».</w:t>
+      </w:r>
+      <w:r>
+        <w:t xml:space="preserve"> Es cierto solo bajo la exigencia de la vela exacta, y esa exigencia es del instrumento de medición, no del usuario.</w:t>
+      </w:r>
+    </w:p>
+    <w:p>
+      <w:pPr>
+        <w:ind w:firstLine="720"/>
+      </w:pPr>
+      <w:r>
+        <w:t>Lo que se sostiene, medido:</w:t>
+      </w:r>
+    </w:p>
+    <w:p>
+      <w:pPr>
+        <w:ind w:left="720"/>
+      </w:pPr>
+      <w:r>
+        <w:t xml:space="preserve">Con el umbral 0,40 el sistema avisa en </w:t>
+      </w:r>
+      <w:r>
+        <w:rPr>
+          <w:b/>
+          <w:bCs/>
+        </w:rPr>
+        <w:t>una de cada cuatro velas</w:t>
+      </w:r>
+      <w:r>
+        <w:t xml:space="preserve">. De esos avisos, </w:t>
+      </w:r>
+      <w:r>
+        <w:rPr>
+          <w:b/>
+          <w:bCs/>
+        </w:rPr>
+        <w:t>más de un tercio cae a menos de cuatro horas de un giro real de ese tipo</w:t>
+      </w:r>
+      <w:r>
+        <w:t xml:space="preserve"> —0,364100—, casi </w:t>
+      </w:r>
+      <w:r>
+        <w:rPr>
+          <w:b/>
+          <w:bCs/>
+        </w:rPr>
+        <w:t>tres veces</w:t>
+      </w:r>
+      <w:r>
+        <w:t xml:space="preserve"> lo que consigue avisar al azar con la misma frecuencia y el mismo margen.</w:t>
+      </w:r>
+    </w:p>
+    <w:p>
+      <w:pPr>
+        <w:pStyle w:val="Ttulo3"/>
+        <w:keepNext/>
+      </w:pPr>
+      <w:bookmarkStart w:id="90" w:name="_Toc240288569"/>
+      <w:r>
+        <w:t>Y lo que sigue sin poder afirmarse</w:t>
+      </w:r>
+      <w:bookmarkEnd w:id="90"/>
+    </w:p>
+    <w:p>
+      <w:pPr>
+        <w:ind w:firstLine="720"/>
+      </w:pPr>
+      <w:r>
+        <w:rPr>
+          <w:b/>
+          <w:bCs/>
+        </w:rPr>
+        <w:t>Nada de esto dice que el sistema sirva para operar</w:t>
+      </w:r>
+      <w:r>
+        <w:t>, y conviene ser explícito porque es la conclusión que la tabla invita a sacar.</w:t>
+      </w:r>
+    </w:p>
+    <w:p>
+      <w:pPr>
+        <w:ind w:firstLine="720"/>
+      </w:pPr>
+      <w:r>
+        <w:t xml:space="preserve">Operar exige entradas, salidas y costos, y </w:t>
+      </w:r>
+      <w:r>
+        <w:rPr>
+          <w:b/>
+          <w:bCs/>
+        </w:rPr>
+        <w:t>en este proyecto no se ha simulado ninguna de las tres</w:t>
+      </w:r>
+      <w:r>
+        <w:t xml:space="preserve">. No hay una sola cifra sobre rentabilidad. Medir detección con tolerancia sigue siendo medir </w:t>
+      </w:r>
+      <w:r>
+        <w:rPr>
+          <w:b/>
+          <w:bCs/>
+        </w:rPr>
+        <w:t>detección</w:t>
+      </w:r>
+      <w:r>
+        <w:t>.</w:t>
+      </w:r>
+    </w:p>
+    <w:p>
+      <w:pPr>
+        <w:ind w:firstLine="720"/>
+      </w:pPr>
+      <w:r>
+        <w:t xml:space="preserve">Decir «sirve para operar» sería afirmar algo no medido. Y decir «no sirve para operar» —como este informe llegó a insinuar— </w:t>
+      </w:r>
+      <w:r>
+        <w:rPr>
+          <w:b/>
+          <w:bCs/>
+        </w:rPr>
+        <w:t>también lo sería</w:t>
+      </w:r>
+      <w:r>
+        <w:t xml:space="preserve">: es igual de infundado, solo que en la dirección cómoda. Lo que se puede sostener es lo único que se midió: </w:t>
+      </w:r>
+      <w:r>
+        <w:rPr>
+          <w:b/>
+          <w:bCs/>
+        </w:rPr>
+        <w:t>detecta, con un margen pequeño pero estable, y sus errores caen cerca.</w:t>
+      </w:r>
+    </w:p>
+    <w:p>
+      <w:pPr>
+        <w:pStyle w:val="Ttulo3"/>
+        <w:keepNext/>
+      </w:pPr>
+      <w:bookmarkStart w:id="91" w:name="_Toc240288570"/>
       <w:r>
         <w:t>El balance de los siete intentos</w:t>
       </w:r>
-      <w:bookmarkEnd w:id="86"/>
+      <w:bookmarkEnd w:id="91"/>
     </w:p>
     <w:p>
       <w:pPr>
@@ -43019,6 +44792,7 @@
                 <w:sz w:val="22"/>
                 <w:szCs w:val="22"/>
               </w:rPr>
+              <w:lastRenderedPageBreak/>
               <w:t>#</w:t>
             </w:r>
           </w:p>
@@ -44007,7 +45781,6 @@
         <w:ind w:firstLine="720"/>
       </w:pPr>
       <w:r>
-        <w:lastRenderedPageBreak/>
         <w:t xml:space="preserve">Eso ya no es una lista de intentos fallidos. Es evidencia consistente de que </w:t>
       </w:r>
       <w:r>
@@ -44064,11 +45837,11 @@
         <w:pStyle w:val="Ttulo3"/>
         <w:keepNext/>
       </w:pPr>
-      <w:bookmarkStart w:id="87" w:name="_Toc240286516"/>
+      <w:bookmarkStart w:id="92" w:name="_Toc240288571"/>
       <w:r>
         <w:t>Y una observación sobre la métrica, que sí queda</w:t>
       </w:r>
-      <w:bookmarkEnd w:id="87"/>
+      <w:bookmarkEnd w:id="92"/>
     </w:p>
     <w:p>
       <w:pPr>
@@ -44120,7 +45893,11 @@
         <w:t>solo las dos clases extremas</w:t>
       </w:r>
       <w:r>
-        <w:t xml:space="preserve"> habría ordenado los modelos de otro modo. No se cambia —está fijada desde la Semana 1 y cambiarla ahora sería elegir la métrica después de ver los resultados, que es exactamente lo que este informe no hace— pero </w:t>
+        <w:t xml:space="preserve"> habría ordenado los modelos de otro modo. No se cambia —está fijada desde la Semana 1 y cambiarla ahora sería elegir la </w:t>
+      </w:r>
+      <w:r>
+        <w:lastRenderedPageBreak/>
+        <w:t xml:space="preserve">métrica después de ver los resultados, que es exactamente lo que este informe no hace— pero </w:t>
       </w:r>
       <w:r>
         <w:rPr>
@@ -44138,11 +45915,11 @@
         <w:pStyle w:val="Ttulo3"/>
         <w:keepNext/>
       </w:pPr>
-      <w:bookmarkStart w:id="88" w:name="_Toc240286517"/>
+      <w:bookmarkStart w:id="93" w:name="_Toc240288572"/>
       <w:r>
         <w:t>Lo que se aprende de esto</w:t>
       </w:r>
-      <w:bookmarkEnd w:id="88"/>
+      <w:bookmarkEnd w:id="93"/>
     </w:p>
     <w:p>
       <w:pPr>
@@ -44196,7 +45973,6 @@
           <w:b/>
           <w:bCs/>
         </w:rPr>
-        <w:lastRenderedPageBreak/>
         <w:t>Tabla C.12.</w:t>
       </w:r>
       <w:r>
@@ -44606,6 +46382,7 @@
           <w:b/>
           <w:bCs/>
         </w:rPr>
+        <w:lastRenderedPageBreak/>
         <w:t>Un matiz que hay que decir:</w:t>
       </w:r>
       <w:r>
@@ -44677,56 +46454,59 @@
         <w:pStyle w:val="Ttulo2"/>
         <w:keepNext/>
       </w:pPr>
-      <w:bookmarkStart w:id="89" w:name="_Toc240286518"/>
+      <w:bookmarkStart w:id="94" w:name="_Toc240288573"/>
+      <w:r>
+        <w:t>Lo que haríamos distinto</w:t>
+      </w:r>
+      <w:bookmarkEnd w:id="94"/>
+    </w:p>
+    <w:p>
+      <w:pPr>
+        <w:ind w:firstLine="720"/>
+      </w:pPr>
+      <w:r>
+        <w:rPr>
+          <w:b/>
+          <w:bCs/>
+        </w:rPr>
+        <w:t>Traer una variable de otra naturaleza.</w:t>
+      </w:r>
+      <w:r>
+        <w:t xml:space="preserve"> El problema de los activos de apoyo no es que sean malos predictores, es que son redundantes. Otra criptomoneda grande volvería a serlo. Se midió que dos cocientes construidos —LTC/SOL y LTC/ADA— sí decorrelacionan, y esa es la vía barata que quedó sin explorar.</w:t>
+      </w:r>
+    </w:p>
+    <w:p>
+      <w:pPr>
+        <w:ind w:firstLine="720"/>
+      </w:pPr>
+      <w:r>
+        <w:rPr>
+          <w:b/>
+          <w:bCs/>
+        </w:rPr>
+        <w:t>Aplicar la condición del intervalo dentro de cada semilla</w:t>
+      </w:r>
+      <w:r>
+        <w:t>, y leer en cuántas de las cinco excluye el cero, en vez de calcular un intervalo sobre un único sorteo del entrenamiento. Respeta el supuesto del método en vez de violarlo, y cuesta poco porque las cinco semillas ya se corren.</w:t>
+      </w:r>
+    </w:p>
+    <w:p>
+      <w:pPr>
+        <w:ind w:firstLine="720"/>
+      </w:pPr>
+      <w:r>
+        <w:rPr>
+          <w:b/>
+          <w:bCs/>
+        </w:rPr>
+        <w:t>Suavizar el puente de trayectoria a etiqueta.</w:t>
+      </w:r>
+      <w:r>
+        <w:t xml:space="preserve"> Catorce comparaciones estrictas convierten diferencias de 10⁻¹¹ en cambios de clase. Una definición con margen —o una etiqueta </w:t>
+      </w:r>
       <w:r>
         <w:lastRenderedPageBreak/>
-        <w:t>Lo que haríamos distinto</w:t>
-      </w:r>
-      <w:bookmarkEnd w:id="89"/>
-    </w:p>
-    <w:p>
-      <w:pPr>
-        <w:ind w:firstLine="720"/>
-      </w:pPr>
-      <w:r>
-        <w:rPr>
-          <w:b/>
-          <w:bCs/>
-        </w:rPr>
-        <w:t>Traer una variable de otra naturaleza.</w:t>
-      </w:r>
-      <w:r>
-        <w:t xml:space="preserve"> El problema de los activos de apoyo no es que sean malos predictores, es que son redundantes. Otra criptomoneda grande volvería a serlo. Se midió que dos cocientes construidos —LTC/SOL y LTC/ADA— sí decorrelacionan, y esa es la vía barata que quedó sin explorar.</w:t>
-      </w:r>
-    </w:p>
-    <w:p>
-      <w:pPr>
-        <w:ind w:firstLine="720"/>
-      </w:pPr>
-      <w:r>
-        <w:rPr>
-          <w:b/>
-          <w:bCs/>
-        </w:rPr>
-        <w:t>Aplicar la condición del intervalo dentro de cada semilla</w:t>
-      </w:r>
-      <w:r>
-        <w:t>, y leer en cuántas de las cinco excluye el cero, en vez de calcular un intervalo sobre un único sorteo del entrenamiento. Respeta el supuesto del método en vez de violarlo, y cuesta poco porque las cinco semillas ya se corren.</w:t>
-      </w:r>
-    </w:p>
-    <w:p>
-      <w:pPr>
-        <w:ind w:firstLine="720"/>
-      </w:pPr>
-      <w:r>
-        <w:rPr>
-          <w:b/>
-          <w:bCs/>
-        </w:rPr>
-        <w:t>Suavizar el puente de trayectoria a etiqueta.</w:t>
-      </w:r>
-      <w:r>
-        <w:t xml:space="preserve"> Catorce comparaciones estrictas convierten diferencias de 10⁻¹¹ en cambios de clase. Una definición con margen —o una etiqueta con grados en vez de categórica— haría que el modelo profundo se midiera por su pronóstico y no por el redondeo.</w:t>
+        <w:t>con grados en vez de categórica— haría que el modelo profundo se midiera por su pronóstico y no por el redondeo.</w:t>
       </w:r>
     </w:p>
     <w:p>
@@ -44749,11 +46529,11 @@
         <w:pStyle w:val="Ttulo2"/>
         <w:keepNext/>
       </w:pPr>
-      <w:bookmarkStart w:id="90" w:name="_Toc240286519"/>
+      <w:bookmarkStart w:id="95" w:name="_Toc240288574"/>
       <w:r>
         <w:t>Una última cosa, sobre el resultado que el enunciado esperaba</w:t>
       </w:r>
-      <w:bookmarkEnd w:id="90"/>
+      <w:bookmarkEnd w:id="95"/>
     </w:p>
     <w:p>
       <w:pPr>
@@ -44783,7 +46563,6 @@
         <w:ind w:firstLine="720"/>
       </w:pPr>
       <w:r>
-        <w:lastRenderedPageBreak/>
         <w:t xml:space="preserve">No se hizo, y las reglas que lo impidieron están escritas y son comprobables. </w:t>
       </w:r>
       <w:r>
@@ -44804,12 +46583,12 @@
         <w:pStyle w:val="Ttulo1"/>
         <w:keepNext/>
       </w:pPr>
-      <w:bookmarkStart w:id="91" w:name="_Toc240286520"/>
+      <w:bookmarkStart w:id="96" w:name="_Toc240288575"/>
       <w:r>
         <w:lastRenderedPageBreak/>
         <w:t>Referencias</w:t>
       </w:r>
-      <w:bookmarkEnd w:id="91"/>
+      <w:bookmarkEnd w:id="96"/>
     </w:p>
     <w:p>
       <w:pPr>
@@ -45011,10 +46790,10 @@
 <file path=word/numbering.xml><?xml version="1.0" encoding="utf-8"?>
 <w:numbering xmlns:wpc="http://schemas.microsoft.com/office/word/2010/wordprocessingCanvas" xmlns:cx="http://schemas.microsoft.com/office/drawing/2014/chartex" xmlns:cx1="http://schemas.microsoft.com/office/drawing/2015/9/8/chartex" xmlns:cx2="http://schemas.microsoft.com/office/drawing/2015/10/21/chartex" xmlns:cx3="http://schemas.microsoft.com/office/drawing/2016/5/9/chartex" xmlns:cx4="http://schemas.microsoft.com/office/drawing/2016/5/10/chartex" xmlns:cx5="http://schemas.microsoft.com/office/drawing/2016/5/11/chartex" xmlns:cx6="http://schemas.microsoft.com/office/drawing/2016/5/12/chartex" xmlns:cx7="http://schemas.microsoft.com/office/drawing/2016/5/13/chartex" xmlns:cx8="http://schemas.microsoft.com/office/drawing/2016/5/14/chartex" xmlns:mc="http://schemas.openxmlformats.org/markup-compatibility/2006" xmlns:aink="http://schemas.microsoft.com/office/drawing/2016/ink" xmlns:am3d="http://schemas.microsoft.com/office/drawing/2017/model3d" xmlns:o="urn:schemas-microsoft-com:office:office" xmlns:oel="http://schemas.microsoft.com/office/2019/extlst" xmlns:r="http://schemas.openxmlformats.org/officeDocument/2006/relationships" xmlns:m="http://schemas.openxmlformats.org/officeDocument/2006/math" xmlns:v="urn:schemas-microsoft-com:vml" xmlns:wp14="http://schemas.microsoft.com/office/word/2010/wordprocessingDrawing" xmlns:wp="http://schemas.openxmlformats.org/drawingml/2006/wordprocessingDrawing" xmlns:w10="urn:schemas-microsoft-com:office:word" xmlns:w="http://schemas.openxmlformats.org/wordprocessingml/2006/main" xmlns:w14="http://schemas.microsoft.com/office/word/2010/wordml" xmlns:w15="http://schemas.microsoft.com/office/word/2012/wordml" xmlns:w16cex="http://schemas.microsoft.com/office/word/2018/wordml/cex" xmlns:w16cid="http://schemas.microsoft.com/office/word/2016/wordml/cid" xmlns:w16="http://schemas.microsoft.com/office/word/2018/wordml" xmlns:w16du="http://schemas.microsoft.com/office/word/2023/wordml/word16du" xmlns:w16sdtdh="http://schemas.microsoft.com/office/word/2020/wordml/sdtdatahash" xmlns:w16sdtfl="http://schemas.microsoft.com/office/word/2024/wordml/sdtformatlock" xmlns:w16se="http://schemas.microsoft.com/office/word/2015/wordml/symex" xmlns:wpg="http://schemas.microsoft.com/office/word/2010/wordprocessingGroup" xmlns:wpi="http://schemas.microsoft.com/office/word/2010/wordprocessingInk" xmlns:wne="http://schemas.microsoft.com/office/word/2006/wordml" xmlns:wps="http://schemas.microsoft.com/office/word/2010/wordprocessingShape" mc:Ignorable="w14 w15 w16se w16cid w16 w16cex w16sdtdh w16sdtfl w16du wp14">
   <w:abstractNum w:abstractNumId="0" w15:restartNumberingAfterBreak="0">
-    <w:nsid w:val="15DF4E84"/>
+    <w:nsid w:val="2F8A07AF"/>
     <w:multiLevelType w:val="hybridMultilevel"/>
-    <w:tmpl w:val="2C4CCBB0"/>
-    <w:lvl w:ilvl="0" w:tplc="B906D49C">
+    <w:tmpl w:val="8A4ACDC6"/>
+    <w:lvl w:ilvl="0" w:tplc="D3E6BF7E">
       <w:start w:val="1"/>
       <w:numFmt w:val="bullet"/>
       <w:lvlText w:val="●"/>
@@ -45023,7 +46802,7 @@
         <w:ind w:left="720" w:hanging="360"/>
       </w:pPr>
     </w:lvl>
-    <w:lvl w:ilvl="1" w:tplc="FA5076E2">
+    <w:lvl w:ilvl="1" w:tplc="C4966870">
       <w:start w:val="1"/>
       <w:numFmt w:val="bullet"/>
       <w:lvlText w:val="○"/>
@@ -45032,7 +46811,7 @@
         <w:ind w:left="1440" w:hanging="360"/>
       </w:pPr>
     </w:lvl>
-    <w:lvl w:ilvl="2" w:tplc="1740709C">
+    <w:lvl w:ilvl="2" w:tplc="27266352">
       <w:start w:val="1"/>
       <w:numFmt w:val="bullet"/>
       <w:lvlText w:val="■"/>
@@ -45041,7 +46820,7 @@
         <w:ind w:left="2160" w:hanging="360"/>
       </w:pPr>
     </w:lvl>
-    <w:lvl w:ilvl="3" w:tplc="7250D8D2">
+    <w:lvl w:ilvl="3" w:tplc="9D72BA36">
       <w:start w:val="1"/>
       <w:numFmt w:val="bullet"/>
       <w:lvlText w:val="●"/>
@@ -45050,7 +46829,7 @@
         <w:ind w:left="2880" w:hanging="360"/>
       </w:pPr>
     </w:lvl>
-    <w:lvl w:ilvl="4" w:tplc="8A08EE6E">
+    <w:lvl w:ilvl="4" w:tplc="4C222EF4">
       <w:start w:val="1"/>
       <w:numFmt w:val="bullet"/>
       <w:lvlText w:val="○"/>
@@ -45059,7 +46838,7 @@
         <w:ind w:left="3600" w:hanging="360"/>
       </w:pPr>
     </w:lvl>
-    <w:lvl w:ilvl="5" w:tplc="B0CAA69A">
+    <w:lvl w:ilvl="5" w:tplc="CE0C25B4">
       <w:start w:val="1"/>
       <w:numFmt w:val="bullet"/>
       <w:lvlText w:val="■"/>
@@ -45068,7 +46847,7 @@
         <w:ind w:left="4320" w:hanging="360"/>
       </w:pPr>
     </w:lvl>
-    <w:lvl w:ilvl="6" w:tplc="0C30E1BC">
+    <w:lvl w:ilvl="6" w:tplc="DF28C0C0">
       <w:start w:val="1"/>
       <w:numFmt w:val="bullet"/>
       <w:lvlText w:val="●"/>
@@ -45077,7 +46856,7 @@
         <w:ind w:left="5040" w:hanging="360"/>
       </w:pPr>
     </w:lvl>
-    <w:lvl w:ilvl="7" w:tplc="656088A2">
+    <w:lvl w:ilvl="7" w:tplc="2AB2456E">
       <w:start w:val="1"/>
       <w:numFmt w:val="bullet"/>
       <w:lvlText w:val="●"/>
@@ -45086,7 +46865,7 @@
         <w:ind w:left="5760" w:hanging="360"/>
       </w:pPr>
     </w:lvl>
-    <w:lvl w:ilvl="8" w:tplc="2544E5E4">
+    <w:lvl w:ilvl="8" w:tplc="1F9E4E58">
       <w:start w:val="1"/>
       <w:numFmt w:val="bullet"/>
       <w:lvlText w:val="●"/>
@@ -45096,7 +46875,7 @@
       </w:pPr>
     </w:lvl>
   </w:abstractNum>
-  <w:num w:numId="1" w16cid:durableId="1673952931">
+  <w:num w:numId="1" w16cid:durableId="282811289">
     <w:abstractNumId w:val="0"/>
     <w:lvlOverride w:ilvl="0">
       <w:startOverride w:val="1"/>
@@ -45719,7 +47498,7 @@
     <w:autoRedefine/>
     <w:uiPriority w:val="39"/>
     <w:unhideWhenUsed/>
-    <w:rsid w:val="00DD2C49"/>
+    <w:rsid w:val="009B6C31"/>
     <w:pPr>
       <w:spacing w:after="100"/>
     </w:pPr>
@@ -45731,7 +47510,7 @@
     <w:autoRedefine/>
     <w:uiPriority w:val="39"/>
     <w:unhideWhenUsed/>
-    <w:rsid w:val="00DD2C49"/>
+    <w:rsid w:val="009B6C31"/>
     <w:pPr>
       <w:spacing w:after="100"/>
       <w:ind w:left="240"/>
@@ -45744,7 +47523,7 @@
     <w:autoRedefine/>
     <w:uiPriority w:val="39"/>
     <w:unhideWhenUsed/>
-    <w:rsid w:val="00DD2C49"/>
+    <w:rsid w:val="009B6C31"/>
     <w:pPr>
       <w:spacing w:after="100"/>
       <w:ind w:left="480"/>
@@ -45757,7 +47536,7 @@
     <w:autoRedefine/>
     <w:uiPriority w:val="39"/>
     <w:unhideWhenUsed/>
-    <w:rsid w:val="00DD2C49"/>
+    <w:rsid w:val="009B6C31"/>
     <w:pPr>
       <w:spacing w:after="100" w:line="278" w:lineRule="auto"/>
       <w:ind w:left="720"/>
@@ -45776,7 +47555,7 @@
     <w:autoRedefine/>
     <w:uiPriority w:val="39"/>
     <w:unhideWhenUsed/>
-    <w:rsid w:val="00DD2C49"/>
+    <w:rsid w:val="009B6C31"/>
     <w:pPr>
       <w:spacing w:after="100" w:line="278" w:lineRule="auto"/>
       <w:ind w:left="960"/>
@@ -45795,7 +47574,7 @@
     <w:autoRedefine/>
     <w:uiPriority w:val="39"/>
     <w:unhideWhenUsed/>
-    <w:rsid w:val="00DD2C49"/>
+    <w:rsid w:val="009B6C31"/>
     <w:pPr>
       <w:spacing w:after="100" w:line="278" w:lineRule="auto"/>
       <w:ind w:left="1200"/>
@@ -45814,7 +47593,7 @@
     <w:autoRedefine/>
     <w:uiPriority w:val="39"/>
     <w:unhideWhenUsed/>
-    <w:rsid w:val="00DD2C49"/>
+    <w:rsid w:val="009B6C31"/>
     <w:pPr>
       <w:spacing w:after="100" w:line="278" w:lineRule="auto"/>
       <w:ind w:left="1440"/>
@@ -45833,7 +47612,7 @@
     <w:autoRedefine/>
     <w:uiPriority w:val="39"/>
     <w:unhideWhenUsed/>
-    <w:rsid w:val="00DD2C49"/>
+    <w:rsid w:val="009B6C31"/>
     <w:pPr>
       <w:spacing w:after="100" w:line="278" w:lineRule="auto"/>
       <w:ind w:left="1680"/>
@@ -45852,7 +47631,7 @@
     <w:autoRedefine/>
     <w:uiPriority w:val="39"/>
     <w:unhideWhenUsed/>
-    <w:rsid w:val="00DD2C49"/>
+    <w:rsid w:val="009B6C31"/>
     <w:pPr>
       <w:spacing w:after="100" w:line="278" w:lineRule="auto"/>
       <w:ind w:left="1920"/>
@@ -45870,7 +47649,7 @@
     <w:uiPriority w:val="99"/>
     <w:semiHidden/>
     <w:unhideWhenUsed/>
-    <w:rsid w:val="00DD2C49"/>
+    <w:rsid w:val="009B6C31"/>
     <w:rPr>
       <w:color w:val="605E5C"/>
       <w:shd w:val="clear" w:color="auto" w:fill="E1DFDD"/>

--- a/docs/entregas/semana-5/Caso 1 - Semana 5 - Informe final.docx
+++ b/docs/entregas/semana-5/Caso 1 - Semana 5 - Informe final.docx
@@ -147,7 +147,7 @@
     <w:sdt>
       <w:sdtPr>
         <w:alias w:val="Contenido"/>
-        <w:id w:val="-391496324"/>
+        <w:id w:val="511421937"/>
       </w:sdtPr>
       <w:sdtEndPr/>
       <w:sdtContent>
@@ -174,7 +174,7 @@
           <w:r>
             <w:fldChar w:fldCharType="separate"/>
           </w:r>
-          <w:hyperlink w:anchor="_Toc240288479" w:history="1">
+          <w:hyperlink w:anchor="_Toc240292201" w:history="1">
             <w:r>
               <w:rPr>
                 <w:rStyle w:val="Hipervnculo"/>
@@ -198,7 +198,7 @@
               <w:rPr>
                 <w:noProof/>
               </w:rPr>
-              <w:instrText xml:space="preserve"> PAGEREF _Toc240288479 \h </w:instrText>
+              <w:instrText xml:space="preserve"> PAGEREF _Toc240292201 \h </w:instrText>
             </w:r>
             <w:r>
               <w:rPr>
@@ -215,7 +215,7 @@
               <w:rPr>
                 <w:noProof/>
               </w:rPr>
-              <w:t>7</w:t>
+              <w:t>8</w:t>
             </w:r>
             <w:r>
               <w:rPr>
@@ -239,7 +239,7 @@
               <w14:ligatures w14:val="standardContextual"/>
             </w:rPr>
           </w:pPr>
-          <w:hyperlink w:anchor="_Toc240288480" w:history="1">
+          <w:hyperlink w:anchor="_Toc240292202" w:history="1">
             <w:r>
               <w:rPr>
                 <w:rStyle w:val="Hipervnculo"/>
@@ -263,7 +263,7 @@
               <w:rPr>
                 <w:noProof/>
               </w:rPr>
-              <w:instrText xml:space="preserve"> PAGEREF _Toc240288480 \h </w:instrText>
+              <w:instrText xml:space="preserve"> PAGEREF _Toc240292202 \h </w:instrText>
             </w:r>
             <w:r>
               <w:rPr>
@@ -280,7 +280,7 @@
               <w:rPr>
                 <w:noProof/>
               </w:rPr>
-              <w:t>7</w:t>
+              <w:t>8</w:t>
             </w:r>
             <w:r>
               <w:rPr>
@@ -304,7 +304,7 @@
               <w14:ligatures w14:val="standardContextual"/>
             </w:rPr>
           </w:pPr>
-          <w:hyperlink w:anchor="_Toc240288481" w:history="1">
+          <w:hyperlink w:anchor="_Toc240292203" w:history="1">
             <w:r>
               <w:rPr>
                 <w:rStyle w:val="Hipervnculo"/>
@@ -328,7 +328,7 @@
               <w:rPr>
                 <w:noProof/>
               </w:rPr>
-              <w:instrText xml:space="preserve"> PAGEREF _Toc240288481 \h </w:instrText>
+              <w:instrText xml:space="preserve"> PAGEREF _Toc240292203 \h </w:instrText>
             </w:r>
             <w:r>
               <w:rPr>
@@ -345,7 +345,7 @@
               <w:rPr>
                 <w:noProof/>
               </w:rPr>
-              <w:t>8</w:t>
+              <w:t>9</w:t>
             </w:r>
             <w:r>
               <w:rPr>
@@ -369,7 +369,7 @@
               <w14:ligatures w14:val="standardContextual"/>
             </w:rPr>
           </w:pPr>
-          <w:hyperlink w:anchor="_Toc240288482" w:history="1">
+          <w:hyperlink w:anchor="_Toc240292204" w:history="1">
             <w:r>
               <w:rPr>
                 <w:rStyle w:val="Hipervnculo"/>
@@ -393,7 +393,7 @@
               <w:rPr>
                 <w:noProof/>
               </w:rPr>
-              <w:instrText xml:space="preserve"> PAGEREF _Toc240288482 \h </w:instrText>
+              <w:instrText xml:space="preserve"> PAGEREF _Toc240292204 \h </w:instrText>
             </w:r>
             <w:r>
               <w:rPr>
@@ -410,7 +410,7 @@
               <w:rPr>
                 <w:noProof/>
               </w:rPr>
-              <w:t>9</w:t>
+              <w:t>10</w:t>
             </w:r>
             <w:r>
               <w:rPr>
@@ -434,7 +434,7 @@
               <w14:ligatures w14:val="standardContextual"/>
             </w:rPr>
           </w:pPr>
-          <w:hyperlink w:anchor="_Toc240288483" w:history="1">
+          <w:hyperlink w:anchor="_Toc240292205" w:history="1">
             <w:r>
               <w:rPr>
                 <w:rStyle w:val="Hipervnculo"/>
@@ -458,7 +458,7 @@
               <w:rPr>
                 <w:noProof/>
               </w:rPr>
-              <w:instrText xml:space="preserve"> PAGEREF _Toc240288483 \h </w:instrText>
+              <w:instrText xml:space="preserve"> PAGEREF _Toc240292205 \h </w:instrText>
             </w:r>
             <w:r>
               <w:rPr>
@@ -475,7 +475,7 @@
               <w:rPr>
                 <w:noProof/>
               </w:rPr>
-              <w:t>10</w:t>
+              <w:t>11</w:t>
             </w:r>
             <w:r>
               <w:rPr>
@@ -499,7 +499,7 @@
               <w14:ligatures w14:val="standardContextual"/>
             </w:rPr>
           </w:pPr>
-          <w:hyperlink w:anchor="_Toc240288484" w:history="1">
+          <w:hyperlink w:anchor="_Toc240292206" w:history="1">
             <w:r>
               <w:rPr>
                 <w:rStyle w:val="Hipervnculo"/>
@@ -523,7 +523,7 @@
               <w:rPr>
                 <w:noProof/>
               </w:rPr>
-              <w:instrText xml:space="preserve"> PAGEREF _Toc240288484 \h </w:instrText>
+              <w:instrText xml:space="preserve"> PAGEREF _Toc240292206 \h </w:instrText>
             </w:r>
             <w:r>
               <w:rPr>
@@ -540,7 +540,7 @@
               <w:rPr>
                 <w:noProof/>
               </w:rPr>
-              <w:t>11</w:t>
+              <w:t>12</w:t>
             </w:r>
             <w:r>
               <w:rPr>
@@ -564,7 +564,7 @@
               <w14:ligatures w14:val="standardContextual"/>
             </w:rPr>
           </w:pPr>
-          <w:hyperlink w:anchor="_Toc240288485" w:history="1">
+          <w:hyperlink w:anchor="_Toc240292207" w:history="1">
             <w:r>
               <w:rPr>
                 <w:rStyle w:val="Hipervnculo"/>
@@ -588,7 +588,7 @@
               <w:rPr>
                 <w:noProof/>
               </w:rPr>
-              <w:instrText xml:space="preserve"> PAGEREF _Toc240288485 \h </w:instrText>
+              <w:instrText xml:space="preserve"> PAGEREF _Toc240292207 \h </w:instrText>
             </w:r>
             <w:r>
               <w:rPr>
@@ -605,7 +605,7 @@
               <w:rPr>
                 <w:noProof/>
               </w:rPr>
-              <w:t>12</w:t>
+              <w:t>13</w:t>
             </w:r>
             <w:r>
               <w:rPr>
@@ -629,7 +629,7 @@
               <w14:ligatures w14:val="standardContextual"/>
             </w:rPr>
           </w:pPr>
-          <w:hyperlink w:anchor="_Toc240288486" w:history="1">
+          <w:hyperlink w:anchor="_Toc240292208" w:history="1">
             <w:r>
               <w:rPr>
                 <w:rStyle w:val="Hipervnculo"/>
@@ -653,7 +653,7 @@
               <w:rPr>
                 <w:noProof/>
               </w:rPr>
-              <w:instrText xml:space="preserve"> PAGEREF _Toc240288486 \h </w:instrText>
+              <w:instrText xml:space="preserve"> PAGEREF _Toc240292208 \h </w:instrText>
             </w:r>
             <w:r>
               <w:rPr>
@@ -670,7 +670,7 @@
               <w:rPr>
                 <w:noProof/>
               </w:rPr>
-              <w:t>12</w:t>
+              <w:t>13</w:t>
             </w:r>
             <w:r>
               <w:rPr>
@@ -694,7 +694,7 @@
               <w14:ligatures w14:val="standardContextual"/>
             </w:rPr>
           </w:pPr>
-          <w:hyperlink w:anchor="_Toc240288487" w:history="1">
+          <w:hyperlink w:anchor="_Toc240292209" w:history="1">
             <w:r>
               <w:rPr>
                 <w:rStyle w:val="Hipervnculo"/>
@@ -718,7 +718,7 @@
               <w:rPr>
                 <w:noProof/>
               </w:rPr>
-              <w:instrText xml:space="preserve"> PAGEREF _Toc240288487 \h </w:instrText>
+              <w:instrText xml:space="preserve"> PAGEREF _Toc240292209 \h </w:instrText>
             </w:r>
             <w:r>
               <w:rPr>
@@ -735,7 +735,7 @@
               <w:rPr>
                 <w:noProof/>
               </w:rPr>
-              <w:t>13</w:t>
+              <w:t>14</w:t>
             </w:r>
             <w:r>
               <w:rPr>
@@ -759,7 +759,7 @@
               <w14:ligatures w14:val="standardContextual"/>
             </w:rPr>
           </w:pPr>
-          <w:hyperlink w:anchor="_Toc240288488" w:history="1">
+          <w:hyperlink w:anchor="_Toc240292210" w:history="1">
             <w:r>
               <w:rPr>
                 <w:rStyle w:val="Hipervnculo"/>
@@ -783,7 +783,7 @@
               <w:rPr>
                 <w:noProof/>
               </w:rPr>
-              <w:instrText xml:space="preserve"> PAGEREF _Toc240288488 \h </w:instrText>
+              <w:instrText xml:space="preserve"> PAGEREF _Toc240292210 \h </w:instrText>
             </w:r>
             <w:r>
               <w:rPr>
@@ -800,7 +800,7 @@
               <w:rPr>
                 <w:noProof/>
               </w:rPr>
-              <w:t>14</w:t>
+              <w:t>15</w:t>
             </w:r>
             <w:r>
               <w:rPr>
@@ -824,7 +824,7 @@
               <w14:ligatures w14:val="standardContextual"/>
             </w:rPr>
           </w:pPr>
-          <w:hyperlink w:anchor="_Toc240288489" w:history="1">
+          <w:hyperlink w:anchor="_Toc240292211" w:history="1">
             <w:r>
               <w:rPr>
                 <w:rStyle w:val="Hipervnculo"/>
@@ -848,7 +848,7 @@
               <w:rPr>
                 <w:noProof/>
               </w:rPr>
-              <w:instrText xml:space="preserve"> PAGEREF _Toc240288489 \h </w:instrText>
+              <w:instrText xml:space="preserve"> PAGEREF _Toc240292211 \h </w:instrText>
             </w:r>
             <w:r>
               <w:rPr>
@@ -865,7 +865,7 @@
               <w:rPr>
                 <w:noProof/>
               </w:rPr>
-              <w:t>15</w:t>
+              <w:t>16</w:t>
             </w:r>
             <w:r>
               <w:rPr>
@@ -889,7 +889,7 @@
               <w14:ligatures w14:val="standardContextual"/>
             </w:rPr>
           </w:pPr>
-          <w:hyperlink w:anchor="_Toc240288490" w:history="1">
+          <w:hyperlink w:anchor="_Toc240292212" w:history="1">
             <w:r>
               <w:rPr>
                 <w:rStyle w:val="Hipervnculo"/>
@@ -913,7 +913,7 @@
               <w:rPr>
                 <w:noProof/>
               </w:rPr>
-              <w:instrText xml:space="preserve"> PAGEREF _Toc240288490 \h </w:instrText>
+              <w:instrText xml:space="preserve"> PAGEREF _Toc240292212 \h </w:instrText>
             </w:r>
             <w:r>
               <w:rPr>
@@ -930,7 +930,7 @@
               <w:rPr>
                 <w:noProof/>
               </w:rPr>
-              <w:t>16</w:t>
+              <w:t>17</w:t>
             </w:r>
             <w:r>
               <w:rPr>
@@ -954,7 +954,7 @@
               <w14:ligatures w14:val="standardContextual"/>
             </w:rPr>
           </w:pPr>
-          <w:hyperlink w:anchor="_Toc240288491" w:history="1">
+          <w:hyperlink w:anchor="_Toc240292213" w:history="1">
             <w:r>
               <w:rPr>
                 <w:rStyle w:val="Hipervnculo"/>
@@ -978,7 +978,7 @@
               <w:rPr>
                 <w:noProof/>
               </w:rPr>
-              <w:instrText xml:space="preserve"> PAGEREF _Toc240288491 \h </w:instrText>
+              <w:instrText xml:space="preserve"> PAGEREF _Toc240292213 \h </w:instrText>
             </w:r>
             <w:r>
               <w:rPr>
@@ -995,7 +995,7 @@
               <w:rPr>
                 <w:noProof/>
               </w:rPr>
-              <w:t>17</w:t>
+              <w:t>18</w:t>
             </w:r>
             <w:r>
               <w:rPr>
@@ -1019,7 +1019,7 @@
               <w14:ligatures w14:val="standardContextual"/>
             </w:rPr>
           </w:pPr>
-          <w:hyperlink w:anchor="_Toc240288492" w:history="1">
+          <w:hyperlink w:anchor="_Toc240292214" w:history="1">
             <w:r>
               <w:rPr>
                 <w:rStyle w:val="Hipervnculo"/>
@@ -1043,7 +1043,7 @@
               <w:rPr>
                 <w:noProof/>
               </w:rPr>
-              <w:instrText xml:space="preserve"> PAGEREF _Toc240288492 \h </w:instrText>
+              <w:instrText xml:space="preserve"> PAGEREF _Toc240292214 \h </w:instrText>
             </w:r>
             <w:r>
               <w:rPr>
@@ -1060,7 +1060,7 @@
               <w:rPr>
                 <w:noProof/>
               </w:rPr>
-              <w:t>18</w:t>
+              <w:t>19</w:t>
             </w:r>
             <w:r>
               <w:rPr>
@@ -1084,7 +1084,7 @@
               <w14:ligatures w14:val="standardContextual"/>
             </w:rPr>
           </w:pPr>
-          <w:hyperlink w:anchor="_Toc240288493" w:history="1">
+          <w:hyperlink w:anchor="_Toc240292215" w:history="1">
             <w:r>
               <w:rPr>
                 <w:rStyle w:val="Hipervnculo"/>
@@ -1108,7 +1108,7 @@
               <w:rPr>
                 <w:noProof/>
               </w:rPr>
-              <w:instrText xml:space="preserve"> PAGEREF _Toc240288493 \h </w:instrText>
+              <w:instrText xml:space="preserve"> PAGEREF _Toc240292215 \h </w:instrText>
             </w:r>
             <w:r>
               <w:rPr>
@@ -1125,7 +1125,7 @@
               <w:rPr>
                 <w:noProof/>
               </w:rPr>
-              <w:t>19</w:t>
+              <w:t>20</w:t>
             </w:r>
             <w:r>
               <w:rPr>
@@ -1149,7 +1149,7 @@
               <w14:ligatures w14:val="standardContextual"/>
             </w:rPr>
           </w:pPr>
-          <w:hyperlink w:anchor="_Toc240288494" w:history="1">
+          <w:hyperlink w:anchor="_Toc240292216" w:history="1">
             <w:r>
               <w:rPr>
                 <w:rStyle w:val="Hipervnculo"/>
@@ -1173,7 +1173,7 @@
               <w:rPr>
                 <w:noProof/>
               </w:rPr>
-              <w:instrText xml:space="preserve"> PAGEREF _Toc240288494 \h </w:instrText>
+              <w:instrText xml:space="preserve"> PAGEREF _Toc240292216 \h </w:instrText>
             </w:r>
             <w:r>
               <w:rPr>
@@ -1190,7 +1190,7 @@
               <w:rPr>
                 <w:noProof/>
               </w:rPr>
-              <w:t>20</w:t>
+              <w:t>21</w:t>
             </w:r>
             <w:r>
               <w:rPr>
@@ -1214,7 +1214,7 @@
               <w14:ligatures w14:val="standardContextual"/>
             </w:rPr>
           </w:pPr>
-          <w:hyperlink w:anchor="_Toc240288495" w:history="1">
+          <w:hyperlink w:anchor="_Toc240292217" w:history="1">
             <w:r>
               <w:rPr>
                 <w:rStyle w:val="Hipervnculo"/>
@@ -1238,7 +1238,7 @@
               <w:rPr>
                 <w:noProof/>
               </w:rPr>
-              <w:instrText xml:space="preserve"> PAGEREF _Toc240288495 \h </w:instrText>
+              <w:instrText xml:space="preserve"> PAGEREF _Toc240292217 \h </w:instrText>
             </w:r>
             <w:r>
               <w:rPr>
@@ -1255,7 +1255,7 @@
               <w:rPr>
                 <w:noProof/>
               </w:rPr>
-              <w:t>20</w:t>
+              <w:t>21</w:t>
             </w:r>
             <w:r>
               <w:rPr>
@@ -1279,7 +1279,7 @@
               <w14:ligatures w14:val="standardContextual"/>
             </w:rPr>
           </w:pPr>
-          <w:hyperlink w:anchor="_Toc240288496" w:history="1">
+          <w:hyperlink w:anchor="_Toc240292218" w:history="1">
             <w:r>
               <w:rPr>
                 <w:rStyle w:val="Hipervnculo"/>
@@ -1303,7 +1303,7 @@
               <w:rPr>
                 <w:noProof/>
               </w:rPr>
-              <w:instrText xml:space="preserve"> PAGEREF _Toc240288496 \h </w:instrText>
+              <w:instrText xml:space="preserve"> PAGEREF _Toc240292218 \h </w:instrText>
             </w:r>
             <w:r>
               <w:rPr>
@@ -1320,7 +1320,7 @@
               <w:rPr>
                 <w:noProof/>
               </w:rPr>
-              <w:t>21</w:t>
+              <w:t>22</w:t>
             </w:r>
             <w:r>
               <w:rPr>
@@ -1344,7 +1344,7 @@
               <w14:ligatures w14:val="standardContextual"/>
             </w:rPr>
           </w:pPr>
-          <w:hyperlink w:anchor="_Toc240288497" w:history="1">
+          <w:hyperlink w:anchor="_Toc240292219" w:history="1">
             <w:r>
               <w:rPr>
                 <w:rStyle w:val="Hipervnculo"/>
@@ -1368,7 +1368,7 @@
               <w:rPr>
                 <w:noProof/>
               </w:rPr>
-              <w:instrText xml:space="preserve"> PAGEREF _Toc240288497 \h </w:instrText>
+              <w:instrText xml:space="preserve"> PAGEREF _Toc240292219 \h </w:instrText>
             </w:r>
             <w:r>
               <w:rPr>
@@ -1385,7 +1385,7 @@
               <w:rPr>
                 <w:noProof/>
               </w:rPr>
-              <w:t>23</w:t>
+              <w:t>24</w:t>
             </w:r>
             <w:r>
               <w:rPr>
@@ -1409,7 +1409,7 @@
               <w14:ligatures w14:val="standardContextual"/>
             </w:rPr>
           </w:pPr>
-          <w:hyperlink w:anchor="_Toc240288498" w:history="1">
+          <w:hyperlink w:anchor="_Toc240292220" w:history="1">
             <w:r>
               <w:rPr>
                 <w:rStyle w:val="Hipervnculo"/>
@@ -1433,7 +1433,7 @@
               <w:rPr>
                 <w:noProof/>
               </w:rPr>
-              <w:instrText xml:space="preserve"> PAGEREF _Toc240288498 \h </w:instrText>
+              <w:instrText xml:space="preserve"> PAGEREF _Toc240292220 \h </w:instrText>
             </w:r>
             <w:r>
               <w:rPr>
@@ -1450,7 +1450,7 @@
               <w:rPr>
                 <w:noProof/>
               </w:rPr>
-              <w:t>23</w:t>
+              <w:t>24</w:t>
             </w:r>
             <w:r>
               <w:rPr>
@@ -1474,7 +1474,7 @@
               <w14:ligatures w14:val="standardContextual"/>
             </w:rPr>
           </w:pPr>
-          <w:hyperlink w:anchor="_Toc240288499" w:history="1">
+          <w:hyperlink w:anchor="_Toc240292221" w:history="1">
             <w:r>
               <w:rPr>
                 <w:rStyle w:val="Hipervnculo"/>
@@ -1498,7 +1498,7 @@
               <w:rPr>
                 <w:noProof/>
               </w:rPr>
-              <w:instrText xml:space="preserve"> PAGEREF _Toc240288499 \h </w:instrText>
+              <w:instrText xml:space="preserve"> PAGEREF _Toc240292221 \h </w:instrText>
             </w:r>
             <w:r>
               <w:rPr>
@@ -1515,7 +1515,7 @@
               <w:rPr>
                 <w:noProof/>
               </w:rPr>
-              <w:t>24</w:t>
+              <w:t>25</w:t>
             </w:r>
             <w:r>
               <w:rPr>
@@ -1539,7 +1539,7 @@
               <w14:ligatures w14:val="standardContextual"/>
             </w:rPr>
           </w:pPr>
-          <w:hyperlink w:anchor="_Toc240288500" w:history="1">
+          <w:hyperlink w:anchor="_Toc240292222" w:history="1">
             <w:r>
               <w:rPr>
                 <w:rStyle w:val="Hipervnculo"/>
@@ -1563,7 +1563,7 @@
               <w:rPr>
                 <w:noProof/>
               </w:rPr>
-              <w:instrText xml:space="preserve"> PAGEREF _Toc240288500 \h </w:instrText>
+              <w:instrText xml:space="preserve"> PAGEREF _Toc240292222 \h </w:instrText>
             </w:r>
             <w:r>
               <w:rPr>
@@ -1580,7 +1580,7 @@
               <w:rPr>
                 <w:noProof/>
               </w:rPr>
-              <w:t>25</w:t>
+              <w:t>26</w:t>
             </w:r>
             <w:r>
               <w:rPr>
@@ -1604,7 +1604,7 @@
               <w14:ligatures w14:val="standardContextual"/>
             </w:rPr>
           </w:pPr>
-          <w:hyperlink w:anchor="_Toc240288501" w:history="1">
+          <w:hyperlink w:anchor="_Toc240292223" w:history="1">
             <w:r>
               <w:rPr>
                 <w:rStyle w:val="Hipervnculo"/>
@@ -1628,7 +1628,7 @@
               <w:rPr>
                 <w:noProof/>
               </w:rPr>
-              <w:instrText xml:space="preserve"> PAGEREF _Toc240288501 \h </w:instrText>
+              <w:instrText xml:space="preserve"> PAGEREF _Toc240292223 \h </w:instrText>
             </w:r>
             <w:r>
               <w:rPr>
@@ -1645,7 +1645,7 @@
               <w:rPr>
                 <w:noProof/>
               </w:rPr>
-              <w:t>25</w:t>
+              <w:t>26</w:t>
             </w:r>
             <w:r>
               <w:rPr>
@@ -1669,7 +1669,7 @@
               <w14:ligatures w14:val="standardContextual"/>
             </w:rPr>
           </w:pPr>
-          <w:hyperlink w:anchor="_Toc240288502" w:history="1">
+          <w:hyperlink w:anchor="_Toc240292224" w:history="1">
             <w:r>
               <w:rPr>
                 <w:rStyle w:val="Hipervnculo"/>
@@ -1693,7 +1693,7 @@
               <w:rPr>
                 <w:noProof/>
               </w:rPr>
-              <w:instrText xml:space="preserve"> PAGEREF _Toc240288502 \h </w:instrText>
+              <w:instrText xml:space="preserve"> PAGEREF _Toc240292224 \h </w:instrText>
             </w:r>
             <w:r>
               <w:rPr>
@@ -1710,7 +1710,7 @@
               <w:rPr>
                 <w:noProof/>
               </w:rPr>
-              <w:t>26</w:t>
+              <w:t>27</w:t>
             </w:r>
             <w:r>
               <w:rPr>
@@ -1734,7 +1734,7 @@
               <w14:ligatures w14:val="standardContextual"/>
             </w:rPr>
           </w:pPr>
-          <w:hyperlink w:anchor="_Toc240288503" w:history="1">
+          <w:hyperlink w:anchor="_Toc240292225" w:history="1">
             <w:r>
               <w:rPr>
                 <w:rStyle w:val="Hipervnculo"/>
@@ -1758,7 +1758,7 @@
               <w:rPr>
                 <w:noProof/>
               </w:rPr>
-              <w:instrText xml:space="preserve"> PAGEREF _Toc240288503 \h </w:instrText>
+              <w:instrText xml:space="preserve"> PAGEREF _Toc240292225 \h </w:instrText>
             </w:r>
             <w:r>
               <w:rPr>
@@ -1775,7 +1775,7 @@
               <w:rPr>
                 <w:noProof/>
               </w:rPr>
-              <w:t>26</w:t>
+              <w:t>27</w:t>
             </w:r>
             <w:r>
               <w:rPr>
@@ -1799,7 +1799,7 @@
               <w14:ligatures w14:val="standardContextual"/>
             </w:rPr>
           </w:pPr>
-          <w:hyperlink w:anchor="_Toc240288504" w:history="1">
+          <w:hyperlink w:anchor="_Toc240292226" w:history="1">
             <w:r>
               <w:rPr>
                 <w:rStyle w:val="Hipervnculo"/>
@@ -1823,7 +1823,7 @@
               <w:rPr>
                 <w:noProof/>
               </w:rPr>
-              <w:instrText xml:space="preserve"> PAGEREF _Toc240288504 \h </w:instrText>
+              <w:instrText xml:space="preserve"> PAGEREF _Toc240292226 \h </w:instrText>
             </w:r>
             <w:r>
               <w:rPr>
@@ -1840,7 +1840,7 @@
               <w:rPr>
                 <w:noProof/>
               </w:rPr>
-              <w:t>27</w:t>
+              <w:t>28</w:t>
             </w:r>
             <w:r>
               <w:rPr>
@@ -1864,7 +1864,7 @@
               <w14:ligatures w14:val="standardContextual"/>
             </w:rPr>
           </w:pPr>
-          <w:hyperlink w:anchor="_Toc240288505" w:history="1">
+          <w:hyperlink w:anchor="_Toc240292227" w:history="1">
             <w:r>
               <w:rPr>
                 <w:rStyle w:val="Hipervnculo"/>
@@ -1888,7 +1888,7 @@
               <w:rPr>
                 <w:noProof/>
               </w:rPr>
-              <w:instrText xml:space="preserve"> PAGEREF _Toc240288505 \h </w:instrText>
+              <w:instrText xml:space="preserve"> PAGEREF _Toc240292227 \h </w:instrText>
             </w:r>
             <w:r>
               <w:rPr>
@@ -1905,7 +1905,7 @@
               <w:rPr>
                 <w:noProof/>
               </w:rPr>
-              <w:t>27</w:t>
+              <w:t>28</w:t>
             </w:r>
             <w:r>
               <w:rPr>
@@ -1929,7 +1929,7 @@
               <w14:ligatures w14:val="standardContextual"/>
             </w:rPr>
           </w:pPr>
-          <w:hyperlink w:anchor="_Toc240288506" w:history="1">
+          <w:hyperlink w:anchor="_Toc240292228" w:history="1">
             <w:r>
               <w:rPr>
                 <w:rStyle w:val="Hipervnculo"/>
@@ -1953,7 +1953,7 @@
               <w:rPr>
                 <w:noProof/>
               </w:rPr>
-              <w:instrText xml:space="preserve"> PAGEREF _Toc240288506 \h </w:instrText>
+              <w:instrText xml:space="preserve"> PAGEREF _Toc240292228 \h </w:instrText>
             </w:r>
             <w:r>
               <w:rPr>
@@ -1970,7 +1970,7 @@
               <w:rPr>
                 <w:noProof/>
               </w:rPr>
-              <w:t>27</w:t>
+              <w:t>28</w:t>
             </w:r>
             <w:r>
               <w:rPr>
@@ -1994,7 +1994,7 @@
               <w14:ligatures w14:val="standardContextual"/>
             </w:rPr>
           </w:pPr>
-          <w:hyperlink w:anchor="_Toc240288507" w:history="1">
+          <w:hyperlink w:anchor="_Toc240292229" w:history="1">
             <w:r>
               <w:rPr>
                 <w:rStyle w:val="Hipervnculo"/>
@@ -2018,7 +2018,7 @@
               <w:rPr>
                 <w:noProof/>
               </w:rPr>
-              <w:instrText xml:space="preserve"> PAGEREF _Toc240288507 \h </w:instrText>
+              <w:instrText xml:space="preserve"> PAGEREF _Toc240292229 \h </w:instrText>
             </w:r>
             <w:r>
               <w:rPr>
@@ -2035,7 +2035,7 @@
               <w:rPr>
                 <w:noProof/>
               </w:rPr>
-              <w:t>28</w:t>
+              <w:t>29</w:t>
             </w:r>
             <w:r>
               <w:rPr>
@@ -2059,7 +2059,7 @@
               <w14:ligatures w14:val="standardContextual"/>
             </w:rPr>
           </w:pPr>
-          <w:hyperlink w:anchor="_Toc240288508" w:history="1">
+          <w:hyperlink w:anchor="_Toc240292230" w:history="1">
             <w:r>
               <w:rPr>
                 <w:rStyle w:val="Hipervnculo"/>
@@ -2083,7 +2083,7 @@
               <w:rPr>
                 <w:noProof/>
               </w:rPr>
-              <w:instrText xml:space="preserve"> PAGEREF _Toc240288508 \h </w:instrText>
+              <w:instrText xml:space="preserve"> PAGEREF _Toc240292230 \h </w:instrText>
             </w:r>
             <w:r>
               <w:rPr>
@@ -2100,7 +2100,7 @@
               <w:rPr>
                 <w:noProof/>
               </w:rPr>
-              <w:t>28</w:t>
+              <w:t>29</w:t>
             </w:r>
             <w:r>
               <w:rPr>
@@ -2124,7 +2124,7 @@
               <w14:ligatures w14:val="standardContextual"/>
             </w:rPr>
           </w:pPr>
-          <w:hyperlink w:anchor="_Toc240288509" w:history="1">
+          <w:hyperlink w:anchor="_Toc240292231" w:history="1">
             <w:r>
               <w:rPr>
                 <w:rStyle w:val="Hipervnculo"/>
@@ -2148,7 +2148,7 @@
               <w:rPr>
                 <w:noProof/>
               </w:rPr>
-              <w:instrText xml:space="preserve"> PAGEREF _Toc240288509 \h </w:instrText>
+              <w:instrText xml:space="preserve"> PAGEREF _Toc240292231 \h </w:instrText>
             </w:r>
             <w:r>
               <w:rPr>
@@ -2165,7 +2165,7 @@
               <w:rPr>
                 <w:noProof/>
               </w:rPr>
-              <w:t>29</w:t>
+              <w:t>30</w:t>
             </w:r>
             <w:r>
               <w:rPr>
@@ -2189,7 +2189,7 @@
               <w14:ligatures w14:val="standardContextual"/>
             </w:rPr>
           </w:pPr>
-          <w:hyperlink w:anchor="_Toc240288510" w:history="1">
+          <w:hyperlink w:anchor="_Toc240292232" w:history="1">
             <w:r>
               <w:rPr>
                 <w:rStyle w:val="Hipervnculo"/>
@@ -2213,7 +2213,7 @@
               <w:rPr>
                 <w:noProof/>
               </w:rPr>
-              <w:instrText xml:space="preserve"> PAGEREF _Toc240288510 \h </w:instrText>
+              <w:instrText xml:space="preserve"> PAGEREF _Toc240292232 \h </w:instrText>
             </w:r>
             <w:r>
               <w:rPr>
@@ -2230,7 +2230,7 @@
               <w:rPr>
                 <w:noProof/>
               </w:rPr>
-              <w:t>30</w:t>
+              <w:t>31</w:t>
             </w:r>
             <w:r>
               <w:rPr>
@@ -2254,7 +2254,7 @@
               <w14:ligatures w14:val="standardContextual"/>
             </w:rPr>
           </w:pPr>
-          <w:hyperlink w:anchor="_Toc240288511" w:history="1">
+          <w:hyperlink w:anchor="_Toc240292233" w:history="1">
             <w:r>
               <w:rPr>
                 <w:rStyle w:val="Hipervnculo"/>
@@ -2278,7 +2278,7 @@
               <w:rPr>
                 <w:noProof/>
               </w:rPr>
-              <w:instrText xml:space="preserve"> PAGEREF _Toc240288511 \h </w:instrText>
+              <w:instrText xml:space="preserve"> PAGEREF _Toc240292233 \h </w:instrText>
             </w:r>
             <w:r>
               <w:rPr>
@@ -2295,7 +2295,7 @@
               <w:rPr>
                 <w:noProof/>
               </w:rPr>
-              <w:t>30</w:t>
+              <w:t>31</w:t>
             </w:r>
             <w:r>
               <w:rPr>
@@ -2319,7 +2319,7 @@
               <w14:ligatures w14:val="standardContextual"/>
             </w:rPr>
           </w:pPr>
-          <w:hyperlink w:anchor="_Toc240288512" w:history="1">
+          <w:hyperlink w:anchor="_Toc240292234" w:history="1">
             <w:r>
               <w:rPr>
                 <w:rStyle w:val="Hipervnculo"/>
@@ -2343,7 +2343,7 @@
               <w:rPr>
                 <w:noProof/>
               </w:rPr>
-              <w:instrText xml:space="preserve"> PAGEREF _Toc240288512 \h </w:instrText>
+              <w:instrText xml:space="preserve"> PAGEREF _Toc240292234 \h </w:instrText>
             </w:r>
             <w:r>
               <w:rPr>
@@ -2360,7 +2360,7 @@
               <w:rPr>
                 <w:noProof/>
               </w:rPr>
-              <w:t>32</w:t>
+              <w:t>33</w:t>
             </w:r>
             <w:r>
               <w:rPr>
@@ -2384,7 +2384,7 @@
               <w14:ligatures w14:val="standardContextual"/>
             </w:rPr>
           </w:pPr>
-          <w:hyperlink w:anchor="_Toc240288513" w:history="1">
+          <w:hyperlink w:anchor="_Toc240292235" w:history="1">
             <w:r>
               <w:rPr>
                 <w:rStyle w:val="Hipervnculo"/>
@@ -2408,7 +2408,7 @@
               <w:rPr>
                 <w:noProof/>
               </w:rPr>
-              <w:instrText xml:space="preserve"> PAGEREF _Toc240288513 \h </w:instrText>
+              <w:instrText xml:space="preserve"> PAGEREF _Toc240292235 \h </w:instrText>
             </w:r>
             <w:r>
               <w:rPr>
@@ -2425,7 +2425,7 @@
               <w:rPr>
                 <w:noProof/>
               </w:rPr>
-              <w:t>33</w:t>
+              <w:t>34</w:t>
             </w:r>
             <w:r>
               <w:rPr>
@@ -2449,7 +2449,7 @@
               <w14:ligatures w14:val="standardContextual"/>
             </w:rPr>
           </w:pPr>
-          <w:hyperlink w:anchor="_Toc240288514" w:history="1">
+          <w:hyperlink w:anchor="_Toc240292236" w:history="1">
             <w:r>
               <w:rPr>
                 <w:rStyle w:val="Hipervnculo"/>
@@ -2473,7 +2473,7 @@
               <w:rPr>
                 <w:noProof/>
               </w:rPr>
-              <w:instrText xml:space="preserve"> PAGEREF _Toc240288514 \h </w:instrText>
+              <w:instrText xml:space="preserve"> PAGEREF _Toc240292236 \h </w:instrText>
             </w:r>
             <w:r>
               <w:rPr>
@@ -2490,7 +2490,7 @@
               <w:rPr>
                 <w:noProof/>
               </w:rPr>
-              <w:t>33</w:t>
+              <w:t>34</w:t>
             </w:r>
             <w:r>
               <w:rPr>
@@ -2514,7 +2514,7 @@
               <w14:ligatures w14:val="standardContextual"/>
             </w:rPr>
           </w:pPr>
-          <w:hyperlink w:anchor="_Toc240288515" w:history="1">
+          <w:hyperlink w:anchor="_Toc240292237" w:history="1">
             <w:r>
               <w:rPr>
                 <w:rStyle w:val="Hipervnculo"/>
@@ -2538,7 +2538,7 @@
               <w:rPr>
                 <w:noProof/>
               </w:rPr>
-              <w:instrText xml:space="preserve"> PAGEREF _Toc240288515 \h </w:instrText>
+              <w:instrText xml:space="preserve"> PAGEREF _Toc240292237 \h </w:instrText>
             </w:r>
             <w:r>
               <w:rPr>
@@ -2555,7 +2555,7 @@
               <w:rPr>
                 <w:noProof/>
               </w:rPr>
-              <w:t>33</w:t>
+              <w:t>34</w:t>
             </w:r>
             <w:r>
               <w:rPr>
@@ -2579,7 +2579,7 @@
               <w14:ligatures w14:val="standardContextual"/>
             </w:rPr>
           </w:pPr>
-          <w:hyperlink w:anchor="_Toc240288516" w:history="1">
+          <w:hyperlink w:anchor="_Toc240292238" w:history="1">
             <w:r>
               <w:rPr>
                 <w:rStyle w:val="Hipervnculo"/>
@@ -2603,7 +2603,7 @@
               <w:rPr>
                 <w:noProof/>
               </w:rPr>
-              <w:instrText xml:space="preserve"> PAGEREF _Toc240288516 \h </w:instrText>
+              <w:instrText xml:space="preserve"> PAGEREF _Toc240292238 \h </w:instrText>
             </w:r>
             <w:r>
               <w:rPr>
@@ -2620,7 +2620,7 @@
               <w:rPr>
                 <w:noProof/>
               </w:rPr>
-              <w:t>33</w:t>
+              <w:t>34</w:t>
             </w:r>
             <w:r>
               <w:rPr>
@@ -2644,7 +2644,7 @@
               <w14:ligatures w14:val="standardContextual"/>
             </w:rPr>
           </w:pPr>
-          <w:hyperlink w:anchor="_Toc240288517" w:history="1">
+          <w:hyperlink w:anchor="_Toc240292239" w:history="1">
             <w:r>
               <w:rPr>
                 <w:rStyle w:val="Hipervnculo"/>
@@ -2668,7 +2668,7 @@
               <w:rPr>
                 <w:noProof/>
               </w:rPr>
-              <w:instrText xml:space="preserve"> PAGEREF _Toc240288517 \h </w:instrText>
+              <w:instrText xml:space="preserve"> PAGEREF _Toc240292239 \h </w:instrText>
             </w:r>
             <w:r>
               <w:rPr>
@@ -2685,7 +2685,7 @@
               <w:rPr>
                 <w:noProof/>
               </w:rPr>
-              <w:t>34</w:t>
+              <w:t>35</w:t>
             </w:r>
             <w:r>
               <w:rPr>
@@ -2709,7 +2709,7 @@
               <w14:ligatures w14:val="standardContextual"/>
             </w:rPr>
           </w:pPr>
-          <w:hyperlink w:anchor="_Toc240288518" w:history="1">
+          <w:hyperlink w:anchor="_Toc240292240" w:history="1">
             <w:r>
               <w:rPr>
                 <w:rStyle w:val="Hipervnculo"/>
@@ -2733,7 +2733,7 @@
               <w:rPr>
                 <w:noProof/>
               </w:rPr>
-              <w:instrText xml:space="preserve"> PAGEREF _Toc240288518 \h </w:instrText>
+              <w:instrText xml:space="preserve"> PAGEREF _Toc240292240 \h </w:instrText>
             </w:r>
             <w:r>
               <w:rPr>
@@ -2750,7 +2750,7 @@
               <w:rPr>
                 <w:noProof/>
               </w:rPr>
-              <w:t>35</w:t>
+              <w:t>36</w:t>
             </w:r>
             <w:r>
               <w:rPr>
@@ -2774,7 +2774,7 @@
               <w14:ligatures w14:val="standardContextual"/>
             </w:rPr>
           </w:pPr>
-          <w:hyperlink w:anchor="_Toc240288519" w:history="1">
+          <w:hyperlink w:anchor="_Toc240292241" w:history="1">
             <w:r>
               <w:rPr>
                 <w:rStyle w:val="Hipervnculo"/>
@@ -2798,7 +2798,7 @@
               <w:rPr>
                 <w:noProof/>
               </w:rPr>
-              <w:instrText xml:space="preserve"> PAGEREF _Toc240288519 \h </w:instrText>
+              <w:instrText xml:space="preserve"> PAGEREF _Toc240292241 \h </w:instrText>
             </w:r>
             <w:r>
               <w:rPr>
@@ -2815,7 +2815,7 @@
               <w:rPr>
                 <w:noProof/>
               </w:rPr>
-              <w:t>35</w:t>
+              <w:t>36</w:t>
             </w:r>
             <w:r>
               <w:rPr>
@@ -2839,7 +2839,7 @@
               <w14:ligatures w14:val="standardContextual"/>
             </w:rPr>
           </w:pPr>
-          <w:hyperlink w:anchor="_Toc240288520" w:history="1">
+          <w:hyperlink w:anchor="_Toc240292242" w:history="1">
             <w:r>
               <w:rPr>
                 <w:rStyle w:val="Hipervnculo"/>
@@ -2863,7 +2863,7 @@
               <w:rPr>
                 <w:noProof/>
               </w:rPr>
-              <w:instrText xml:space="preserve"> PAGEREF _Toc240288520 \h </w:instrText>
+              <w:instrText xml:space="preserve"> PAGEREF _Toc240292242 \h </w:instrText>
             </w:r>
             <w:r>
               <w:rPr>
@@ -2880,7 +2880,7 @@
               <w:rPr>
                 <w:noProof/>
               </w:rPr>
-              <w:t>36</w:t>
+              <w:t>37</w:t>
             </w:r>
             <w:r>
               <w:rPr>
@@ -2904,7 +2904,7 @@
               <w14:ligatures w14:val="standardContextual"/>
             </w:rPr>
           </w:pPr>
-          <w:hyperlink w:anchor="_Toc240288521" w:history="1">
+          <w:hyperlink w:anchor="_Toc240292243" w:history="1">
             <w:r>
               <w:rPr>
                 <w:rStyle w:val="Hipervnculo"/>
@@ -2928,7 +2928,7 @@
               <w:rPr>
                 <w:noProof/>
               </w:rPr>
-              <w:instrText xml:space="preserve"> PAGEREF _Toc240288521 \h </w:instrText>
+              <w:instrText xml:space="preserve"> PAGEREF _Toc240292243 \h </w:instrText>
             </w:r>
             <w:r>
               <w:rPr>
@@ -2945,7 +2945,7 @@
               <w:rPr>
                 <w:noProof/>
               </w:rPr>
-              <w:t>37</w:t>
+              <w:t>38</w:t>
             </w:r>
             <w:r>
               <w:rPr>
@@ -2969,7 +2969,7 @@
               <w14:ligatures w14:val="standardContextual"/>
             </w:rPr>
           </w:pPr>
-          <w:hyperlink w:anchor="_Toc240288522" w:history="1">
+          <w:hyperlink w:anchor="_Toc240292244" w:history="1">
             <w:r>
               <w:rPr>
                 <w:rStyle w:val="Hipervnculo"/>
@@ -2993,7 +2993,7 @@
               <w:rPr>
                 <w:noProof/>
               </w:rPr>
-              <w:instrText xml:space="preserve"> PAGEREF _Toc240288522 \h </w:instrText>
+              <w:instrText xml:space="preserve"> PAGEREF _Toc240292244 \h </w:instrText>
             </w:r>
             <w:r>
               <w:rPr>
@@ -3010,7 +3010,7 @@
               <w:rPr>
                 <w:noProof/>
               </w:rPr>
-              <w:t>38</w:t>
+              <w:t>39</w:t>
             </w:r>
             <w:r>
               <w:rPr>
@@ -3034,7 +3034,7 @@
               <w14:ligatures w14:val="standardContextual"/>
             </w:rPr>
           </w:pPr>
-          <w:hyperlink w:anchor="_Toc240288523" w:history="1">
+          <w:hyperlink w:anchor="_Toc240292245" w:history="1">
             <w:r>
               <w:rPr>
                 <w:rStyle w:val="Hipervnculo"/>
@@ -3058,7 +3058,7 @@
               <w:rPr>
                 <w:noProof/>
               </w:rPr>
-              <w:instrText xml:space="preserve"> PAGEREF _Toc240288523 \h </w:instrText>
+              <w:instrText xml:space="preserve"> PAGEREF _Toc240292245 \h </w:instrText>
             </w:r>
             <w:r>
               <w:rPr>
@@ -3075,7 +3075,7 @@
               <w:rPr>
                 <w:noProof/>
               </w:rPr>
-              <w:t>38</w:t>
+              <w:t>39</w:t>
             </w:r>
             <w:r>
               <w:rPr>
@@ -3099,7 +3099,7 @@
               <w14:ligatures w14:val="standardContextual"/>
             </w:rPr>
           </w:pPr>
-          <w:hyperlink w:anchor="_Toc240288524" w:history="1">
+          <w:hyperlink w:anchor="_Toc240292246" w:history="1">
             <w:r>
               <w:rPr>
                 <w:rStyle w:val="Hipervnculo"/>
@@ -3123,7 +3123,7 @@
               <w:rPr>
                 <w:noProof/>
               </w:rPr>
-              <w:instrText xml:space="preserve"> PAGEREF _Toc240288524 \h </w:instrText>
+              <w:instrText xml:space="preserve"> PAGEREF _Toc240292246 \h </w:instrText>
             </w:r>
             <w:r>
               <w:rPr>
@@ -3140,7 +3140,7 @@
               <w:rPr>
                 <w:noProof/>
               </w:rPr>
-              <w:t>39</w:t>
+              <w:t>40</w:t>
             </w:r>
             <w:r>
               <w:rPr>
@@ -3164,7 +3164,7 @@
               <w14:ligatures w14:val="standardContextual"/>
             </w:rPr>
           </w:pPr>
-          <w:hyperlink w:anchor="_Toc240288525" w:history="1">
+          <w:hyperlink w:anchor="_Toc240292247" w:history="1">
             <w:r>
               <w:rPr>
                 <w:rStyle w:val="Hipervnculo"/>
@@ -3188,7 +3188,7 @@
               <w:rPr>
                 <w:noProof/>
               </w:rPr>
-              <w:instrText xml:space="preserve"> PAGEREF _Toc240288525 \h </w:instrText>
+              <w:instrText xml:space="preserve"> PAGEREF _Toc240292247 \h </w:instrText>
             </w:r>
             <w:r>
               <w:rPr>
@@ -3205,7 +3205,7 @@
               <w:rPr>
                 <w:noProof/>
               </w:rPr>
-              <w:t>40</w:t>
+              <w:t>41</w:t>
             </w:r>
             <w:r>
               <w:rPr>
@@ -3229,7 +3229,7 @@
               <w14:ligatures w14:val="standardContextual"/>
             </w:rPr>
           </w:pPr>
-          <w:hyperlink w:anchor="_Toc240288526" w:history="1">
+          <w:hyperlink w:anchor="_Toc240292248" w:history="1">
             <w:r>
               <w:rPr>
                 <w:rStyle w:val="Hipervnculo"/>
@@ -3253,7 +3253,7 @@
               <w:rPr>
                 <w:noProof/>
               </w:rPr>
-              <w:instrText xml:space="preserve"> PAGEREF _Toc240288526 \h </w:instrText>
+              <w:instrText xml:space="preserve"> PAGEREF _Toc240292248 \h </w:instrText>
             </w:r>
             <w:r>
               <w:rPr>
@@ -3270,7 +3270,7 @@
               <w:rPr>
                 <w:noProof/>
               </w:rPr>
-              <w:t>41</w:t>
+              <w:t>42</w:t>
             </w:r>
             <w:r>
               <w:rPr>
@@ -3294,7 +3294,7 @@
               <w14:ligatures w14:val="standardContextual"/>
             </w:rPr>
           </w:pPr>
-          <w:hyperlink w:anchor="_Toc240288527" w:history="1">
+          <w:hyperlink w:anchor="_Toc240292249" w:history="1">
             <w:r>
               <w:rPr>
                 <w:rStyle w:val="Hipervnculo"/>
@@ -3318,7 +3318,7 @@
               <w:rPr>
                 <w:noProof/>
               </w:rPr>
-              <w:instrText xml:space="preserve"> PAGEREF _Toc240288527 \h </w:instrText>
+              <w:instrText xml:space="preserve"> PAGEREF _Toc240292249 \h </w:instrText>
             </w:r>
             <w:r>
               <w:rPr>
@@ -3335,7 +3335,7 @@
               <w:rPr>
                 <w:noProof/>
               </w:rPr>
-              <w:t>41</w:t>
+              <w:t>42</w:t>
             </w:r>
             <w:r>
               <w:rPr>
@@ -3359,7 +3359,7 @@
               <w14:ligatures w14:val="standardContextual"/>
             </w:rPr>
           </w:pPr>
-          <w:hyperlink w:anchor="_Toc240288528" w:history="1">
+          <w:hyperlink w:anchor="_Toc240292250" w:history="1">
             <w:r>
               <w:rPr>
                 <w:rStyle w:val="Hipervnculo"/>
@@ -3383,7 +3383,7 @@
               <w:rPr>
                 <w:noProof/>
               </w:rPr>
-              <w:instrText xml:space="preserve"> PAGEREF _Toc240288528 \h </w:instrText>
+              <w:instrText xml:space="preserve"> PAGEREF _Toc240292250 \h </w:instrText>
             </w:r>
             <w:r>
               <w:rPr>
@@ -3400,7 +3400,7 @@
               <w:rPr>
                 <w:noProof/>
               </w:rPr>
-              <w:t>42</w:t>
+              <w:t>43</w:t>
             </w:r>
             <w:r>
               <w:rPr>
@@ -3424,7 +3424,7 @@
               <w14:ligatures w14:val="standardContextual"/>
             </w:rPr>
           </w:pPr>
-          <w:hyperlink w:anchor="_Toc240288529" w:history="1">
+          <w:hyperlink w:anchor="_Toc240292251" w:history="1">
             <w:r>
               <w:rPr>
                 <w:rStyle w:val="Hipervnculo"/>
@@ -3448,7 +3448,7 @@
               <w:rPr>
                 <w:noProof/>
               </w:rPr>
-              <w:instrText xml:space="preserve"> PAGEREF _Toc240288529 \h </w:instrText>
+              <w:instrText xml:space="preserve"> PAGEREF _Toc240292251 \h </w:instrText>
             </w:r>
             <w:r>
               <w:rPr>
@@ -3465,7 +3465,7 @@
               <w:rPr>
                 <w:noProof/>
               </w:rPr>
-              <w:t>42</w:t>
+              <w:t>43</w:t>
             </w:r>
             <w:r>
               <w:rPr>
@@ -3489,7 +3489,7 @@
               <w14:ligatures w14:val="standardContextual"/>
             </w:rPr>
           </w:pPr>
-          <w:hyperlink w:anchor="_Toc240288530" w:history="1">
+          <w:hyperlink w:anchor="_Toc240292252" w:history="1">
             <w:r>
               <w:rPr>
                 <w:rStyle w:val="Hipervnculo"/>
@@ -3513,7 +3513,7 @@
               <w:rPr>
                 <w:noProof/>
               </w:rPr>
-              <w:instrText xml:space="preserve"> PAGEREF _Toc240288530 \h </w:instrText>
+              <w:instrText xml:space="preserve"> PAGEREF _Toc240292252 \h </w:instrText>
             </w:r>
             <w:r>
               <w:rPr>
@@ -3530,7 +3530,7 @@
               <w:rPr>
                 <w:noProof/>
               </w:rPr>
-              <w:t>43</w:t>
+              <w:t>44</w:t>
             </w:r>
             <w:r>
               <w:rPr>
@@ -3554,7 +3554,7 @@
               <w14:ligatures w14:val="standardContextual"/>
             </w:rPr>
           </w:pPr>
-          <w:hyperlink w:anchor="_Toc240288531" w:history="1">
+          <w:hyperlink w:anchor="_Toc240292253" w:history="1">
             <w:r>
               <w:rPr>
                 <w:rStyle w:val="Hipervnculo"/>
@@ -3578,7 +3578,7 @@
               <w:rPr>
                 <w:noProof/>
               </w:rPr>
-              <w:instrText xml:space="preserve"> PAGEREF _Toc240288531 \h </w:instrText>
+              <w:instrText xml:space="preserve"> PAGEREF _Toc240292253 \h </w:instrText>
             </w:r>
             <w:r>
               <w:rPr>
@@ -3595,7 +3595,7 @@
               <w:rPr>
                 <w:noProof/>
               </w:rPr>
-              <w:t>44</w:t>
+              <w:t>45</w:t>
             </w:r>
             <w:r>
               <w:rPr>
@@ -3619,7 +3619,7 @@
               <w14:ligatures w14:val="standardContextual"/>
             </w:rPr>
           </w:pPr>
-          <w:hyperlink w:anchor="_Toc240288532" w:history="1">
+          <w:hyperlink w:anchor="_Toc240292254" w:history="1">
             <w:r>
               <w:rPr>
                 <w:rStyle w:val="Hipervnculo"/>
@@ -3643,7 +3643,7 @@
               <w:rPr>
                 <w:noProof/>
               </w:rPr>
-              <w:instrText xml:space="preserve"> PAGEREF _Toc240288532 \h </w:instrText>
+              <w:instrText xml:space="preserve"> PAGEREF _Toc240292254 \h </w:instrText>
             </w:r>
             <w:r>
               <w:rPr>
@@ -3660,7 +3660,7 @@
               <w:rPr>
                 <w:noProof/>
               </w:rPr>
-              <w:t>45</w:t>
+              <w:t>46</w:t>
             </w:r>
             <w:r>
               <w:rPr>
@@ -3684,7 +3684,7 @@
               <w14:ligatures w14:val="standardContextual"/>
             </w:rPr>
           </w:pPr>
-          <w:hyperlink w:anchor="_Toc240288533" w:history="1">
+          <w:hyperlink w:anchor="_Toc240292255" w:history="1">
             <w:r>
               <w:rPr>
                 <w:rStyle w:val="Hipervnculo"/>
@@ -3708,7 +3708,7 @@
               <w:rPr>
                 <w:noProof/>
               </w:rPr>
-              <w:instrText xml:space="preserve"> PAGEREF _Toc240288533 \h </w:instrText>
+              <w:instrText xml:space="preserve"> PAGEREF _Toc240292255 \h </w:instrText>
             </w:r>
             <w:r>
               <w:rPr>
@@ -3725,7 +3725,7 @@
               <w:rPr>
                 <w:noProof/>
               </w:rPr>
-              <w:t>46</w:t>
+              <w:t>47</w:t>
             </w:r>
             <w:r>
               <w:rPr>
@@ -3749,7 +3749,7 @@
               <w14:ligatures w14:val="standardContextual"/>
             </w:rPr>
           </w:pPr>
-          <w:hyperlink w:anchor="_Toc240288534" w:history="1">
+          <w:hyperlink w:anchor="_Toc240292256" w:history="1">
             <w:r>
               <w:rPr>
                 <w:rStyle w:val="Hipervnculo"/>
@@ -3773,7 +3773,7 @@
               <w:rPr>
                 <w:noProof/>
               </w:rPr>
-              <w:instrText xml:space="preserve"> PAGEREF _Toc240288534 \h </w:instrText>
+              <w:instrText xml:space="preserve"> PAGEREF _Toc240292256 \h </w:instrText>
             </w:r>
             <w:r>
               <w:rPr>
@@ -3790,7 +3790,7 @@
               <w:rPr>
                 <w:noProof/>
               </w:rPr>
-              <w:t>49</w:t>
+              <w:t>50</w:t>
             </w:r>
             <w:r>
               <w:rPr>
@@ -3814,7 +3814,7 @@
               <w14:ligatures w14:val="standardContextual"/>
             </w:rPr>
           </w:pPr>
-          <w:hyperlink w:anchor="_Toc240288535" w:history="1">
+          <w:hyperlink w:anchor="_Toc240292257" w:history="1">
             <w:r>
               <w:rPr>
                 <w:rStyle w:val="Hipervnculo"/>
@@ -3838,7 +3838,7 @@
               <w:rPr>
                 <w:noProof/>
               </w:rPr>
-              <w:instrText xml:space="preserve"> PAGEREF _Toc240288535 \h </w:instrText>
+              <w:instrText xml:space="preserve"> PAGEREF _Toc240292257 \h </w:instrText>
             </w:r>
             <w:r>
               <w:rPr>
@@ -3855,7 +3855,7 @@
               <w:rPr>
                 <w:noProof/>
               </w:rPr>
-              <w:t>49</w:t>
+              <w:t>50</w:t>
             </w:r>
             <w:r>
               <w:rPr>
@@ -3879,7 +3879,7 @@
               <w14:ligatures w14:val="standardContextual"/>
             </w:rPr>
           </w:pPr>
-          <w:hyperlink w:anchor="_Toc240288536" w:history="1">
+          <w:hyperlink w:anchor="_Toc240292258" w:history="1">
             <w:r>
               <w:rPr>
                 <w:rStyle w:val="Hipervnculo"/>
@@ -3903,7 +3903,7 @@
               <w:rPr>
                 <w:noProof/>
               </w:rPr>
-              <w:instrText xml:space="preserve"> PAGEREF _Toc240288536 \h </w:instrText>
+              <w:instrText xml:space="preserve"> PAGEREF _Toc240292258 \h </w:instrText>
             </w:r>
             <w:r>
               <w:rPr>
@@ -3920,7 +3920,7 @@
               <w:rPr>
                 <w:noProof/>
               </w:rPr>
-              <w:t>50</w:t>
+              <w:t>51</w:t>
             </w:r>
             <w:r>
               <w:rPr>
@@ -3944,7 +3944,7 @@
               <w14:ligatures w14:val="standardContextual"/>
             </w:rPr>
           </w:pPr>
-          <w:hyperlink w:anchor="_Toc240288537" w:history="1">
+          <w:hyperlink w:anchor="_Toc240292259" w:history="1">
             <w:r>
               <w:rPr>
                 <w:rStyle w:val="Hipervnculo"/>
@@ -3968,7 +3968,7 @@
               <w:rPr>
                 <w:noProof/>
               </w:rPr>
-              <w:instrText xml:space="preserve"> PAGEREF _Toc240288537 \h </w:instrText>
+              <w:instrText xml:space="preserve"> PAGEREF _Toc240292259 \h </w:instrText>
             </w:r>
             <w:r>
               <w:rPr>
@@ -3985,7 +3985,7 @@
               <w:rPr>
                 <w:noProof/>
               </w:rPr>
-              <w:t>51</w:t>
+              <w:t>52</w:t>
             </w:r>
             <w:r>
               <w:rPr>
@@ -4009,7 +4009,7 @@
               <w14:ligatures w14:val="standardContextual"/>
             </w:rPr>
           </w:pPr>
-          <w:hyperlink w:anchor="_Toc240288538" w:history="1">
+          <w:hyperlink w:anchor="_Toc240292260" w:history="1">
             <w:r>
               <w:rPr>
                 <w:rStyle w:val="Hipervnculo"/>
@@ -4033,7 +4033,7 @@
               <w:rPr>
                 <w:noProof/>
               </w:rPr>
-              <w:instrText xml:space="preserve"> PAGEREF _Toc240288538 \h </w:instrText>
+              <w:instrText xml:space="preserve"> PAGEREF _Toc240292260 \h </w:instrText>
             </w:r>
             <w:r>
               <w:rPr>
@@ -4050,7 +4050,7 @@
               <w:rPr>
                 <w:noProof/>
               </w:rPr>
-              <w:t>51</w:t>
+              <w:t>52</w:t>
             </w:r>
             <w:r>
               <w:rPr>
@@ -4074,7 +4074,7 @@
               <w14:ligatures w14:val="standardContextual"/>
             </w:rPr>
           </w:pPr>
-          <w:hyperlink w:anchor="_Toc240288539" w:history="1">
+          <w:hyperlink w:anchor="_Toc240292261" w:history="1">
             <w:r>
               <w:rPr>
                 <w:rStyle w:val="Hipervnculo"/>
@@ -4098,7 +4098,7 @@
               <w:rPr>
                 <w:noProof/>
               </w:rPr>
-              <w:instrText xml:space="preserve"> PAGEREF _Toc240288539 \h </w:instrText>
+              <w:instrText xml:space="preserve"> PAGEREF _Toc240292261 \h </w:instrText>
             </w:r>
             <w:r>
               <w:rPr>
@@ -4115,7 +4115,7 @@
               <w:rPr>
                 <w:noProof/>
               </w:rPr>
-              <w:t>52</w:t>
+              <w:t>53</w:t>
             </w:r>
             <w:r>
               <w:rPr>
@@ -4139,7 +4139,7 @@
               <w14:ligatures w14:val="standardContextual"/>
             </w:rPr>
           </w:pPr>
-          <w:hyperlink w:anchor="_Toc240288540" w:history="1">
+          <w:hyperlink w:anchor="_Toc240292262" w:history="1">
             <w:r>
               <w:rPr>
                 <w:rStyle w:val="Hipervnculo"/>
@@ -4163,7 +4163,7 @@
               <w:rPr>
                 <w:noProof/>
               </w:rPr>
-              <w:instrText xml:space="preserve"> PAGEREF _Toc240288540 \h </w:instrText>
+              <w:instrText xml:space="preserve"> PAGEREF _Toc240292262 \h </w:instrText>
             </w:r>
             <w:r>
               <w:rPr>
@@ -4180,7 +4180,7 @@
               <w:rPr>
                 <w:noProof/>
               </w:rPr>
-              <w:t>53</w:t>
+              <w:t>54</w:t>
             </w:r>
             <w:r>
               <w:rPr>
@@ -4204,7 +4204,7 @@
               <w14:ligatures w14:val="standardContextual"/>
             </w:rPr>
           </w:pPr>
-          <w:hyperlink w:anchor="_Toc240288541" w:history="1">
+          <w:hyperlink w:anchor="_Toc240292263" w:history="1">
             <w:r>
               <w:rPr>
                 <w:rStyle w:val="Hipervnculo"/>
@@ -4228,7 +4228,7 @@
               <w:rPr>
                 <w:noProof/>
               </w:rPr>
-              <w:instrText xml:space="preserve"> PAGEREF _Toc240288541 \h </w:instrText>
+              <w:instrText xml:space="preserve"> PAGEREF _Toc240292263 \h </w:instrText>
             </w:r>
             <w:r>
               <w:rPr>
@@ -4245,7 +4245,7 @@
               <w:rPr>
                 <w:noProof/>
               </w:rPr>
-              <w:t>54</w:t>
+              <w:t>55</w:t>
             </w:r>
             <w:r>
               <w:rPr>
@@ -4269,7 +4269,7 @@
               <w14:ligatures w14:val="standardContextual"/>
             </w:rPr>
           </w:pPr>
-          <w:hyperlink w:anchor="_Toc240288542" w:history="1">
+          <w:hyperlink w:anchor="_Toc240292264" w:history="1">
             <w:r>
               <w:rPr>
                 <w:rStyle w:val="Hipervnculo"/>
@@ -4293,7 +4293,7 @@
               <w:rPr>
                 <w:noProof/>
               </w:rPr>
-              <w:instrText xml:space="preserve"> PAGEREF _Toc240288542 \h </w:instrText>
+              <w:instrText xml:space="preserve"> PAGEREF _Toc240292264 \h </w:instrText>
             </w:r>
             <w:r>
               <w:rPr>
@@ -4310,7 +4310,7 @@
               <w:rPr>
                 <w:noProof/>
               </w:rPr>
-              <w:t>56</w:t>
+              <w:t>57</w:t>
             </w:r>
             <w:r>
               <w:rPr>
@@ -4334,7 +4334,7 @@
               <w14:ligatures w14:val="standardContextual"/>
             </w:rPr>
           </w:pPr>
-          <w:hyperlink w:anchor="_Toc240288543" w:history="1">
+          <w:hyperlink w:anchor="_Toc240292265" w:history="1">
             <w:r>
               <w:rPr>
                 <w:rStyle w:val="Hipervnculo"/>
@@ -4358,7 +4358,7 @@
               <w:rPr>
                 <w:noProof/>
               </w:rPr>
-              <w:instrText xml:space="preserve"> PAGEREF _Toc240288543 \h </w:instrText>
+              <w:instrText xml:space="preserve"> PAGEREF _Toc240292265 \h </w:instrText>
             </w:r>
             <w:r>
               <w:rPr>
@@ -4375,7 +4375,7 @@
               <w:rPr>
                 <w:noProof/>
               </w:rPr>
-              <w:t>56</w:t>
+              <w:t>57</w:t>
             </w:r>
             <w:r>
               <w:rPr>
@@ -4399,7 +4399,7 @@
               <w14:ligatures w14:val="standardContextual"/>
             </w:rPr>
           </w:pPr>
-          <w:hyperlink w:anchor="_Toc240288544" w:history="1">
+          <w:hyperlink w:anchor="_Toc240292266" w:history="1">
             <w:r>
               <w:rPr>
                 <w:rStyle w:val="Hipervnculo"/>
@@ -4423,7 +4423,7 @@
               <w:rPr>
                 <w:noProof/>
               </w:rPr>
-              <w:instrText xml:space="preserve"> PAGEREF _Toc240288544 \h </w:instrText>
+              <w:instrText xml:space="preserve"> PAGEREF _Toc240292266 \h </w:instrText>
             </w:r>
             <w:r>
               <w:rPr>
@@ -4440,7 +4440,7 @@
               <w:rPr>
                 <w:noProof/>
               </w:rPr>
-              <w:t>58</w:t>
+              <w:t>59</w:t>
             </w:r>
             <w:r>
               <w:rPr>
@@ -4464,7 +4464,7 @@
               <w14:ligatures w14:val="standardContextual"/>
             </w:rPr>
           </w:pPr>
-          <w:hyperlink w:anchor="_Toc240288545" w:history="1">
+          <w:hyperlink w:anchor="_Toc240292267" w:history="1">
             <w:r>
               <w:rPr>
                 <w:rStyle w:val="Hipervnculo"/>
@@ -4488,7 +4488,7 @@
               <w:rPr>
                 <w:noProof/>
               </w:rPr>
-              <w:instrText xml:space="preserve"> PAGEREF _Toc240288545 \h </w:instrText>
+              <w:instrText xml:space="preserve"> PAGEREF _Toc240292267 \h </w:instrText>
             </w:r>
             <w:r>
               <w:rPr>
@@ -4505,7 +4505,7 @@
               <w:rPr>
                 <w:noProof/>
               </w:rPr>
-              <w:t>58</w:t>
+              <w:t>59</w:t>
             </w:r>
             <w:r>
               <w:rPr>
@@ -4529,7 +4529,7 @@
               <w14:ligatures w14:val="standardContextual"/>
             </w:rPr>
           </w:pPr>
-          <w:hyperlink w:anchor="_Toc240288546" w:history="1">
+          <w:hyperlink w:anchor="_Toc240292268" w:history="1">
             <w:r>
               <w:rPr>
                 <w:rStyle w:val="Hipervnculo"/>
@@ -4553,7 +4553,7 @@
               <w:rPr>
                 <w:noProof/>
               </w:rPr>
-              <w:instrText xml:space="preserve"> PAGEREF _Toc240288546 \h </w:instrText>
+              <w:instrText xml:space="preserve"> PAGEREF _Toc240292268 \h </w:instrText>
             </w:r>
             <w:r>
               <w:rPr>
@@ -4570,7 +4570,7 @@
               <w:rPr>
                 <w:noProof/>
               </w:rPr>
-              <w:t>58</w:t>
+              <w:t>59</w:t>
             </w:r>
             <w:r>
               <w:rPr>
@@ -4594,7 +4594,7 @@
               <w14:ligatures w14:val="standardContextual"/>
             </w:rPr>
           </w:pPr>
-          <w:hyperlink w:anchor="_Toc240288547" w:history="1">
+          <w:hyperlink w:anchor="_Toc240292269" w:history="1">
             <w:r>
               <w:rPr>
                 <w:rStyle w:val="Hipervnculo"/>
@@ -4618,7 +4618,7 @@
               <w:rPr>
                 <w:noProof/>
               </w:rPr>
-              <w:instrText xml:space="preserve"> PAGEREF _Toc240288547 \h </w:instrText>
+              <w:instrText xml:space="preserve"> PAGEREF _Toc240292269 \h </w:instrText>
             </w:r>
             <w:r>
               <w:rPr>
@@ -4635,7 +4635,7 @@
               <w:rPr>
                 <w:noProof/>
               </w:rPr>
-              <w:t>59</w:t>
+              <w:t>60</w:t>
             </w:r>
             <w:r>
               <w:rPr>
@@ -4659,7 +4659,7 @@
               <w14:ligatures w14:val="standardContextual"/>
             </w:rPr>
           </w:pPr>
-          <w:hyperlink w:anchor="_Toc240288548" w:history="1">
+          <w:hyperlink w:anchor="_Toc240292270" w:history="1">
             <w:r>
               <w:rPr>
                 <w:rStyle w:val="Hipervnculo"/>
@@ -4683,7 +4683,7 @@
               <w:rPr>
                 <w:noProof/>
               </w:rPr>
-              <w:instrText xml:space="preserve"> PAGEREF _Toc240288548 \h </w:instrText>
+              <w:instrText xml:space="preserve"> PAGEREF _Toc240292270 \h </w:instrText>
             </w:r>
             <w:r>
               <w:rPr>
@@ -4700,7 +4700,7 @@
               <w:rPr>
                 <w:noProof/>
               </w:rPr>
-              <w:t>60</w:t>
+              <w:t>61</w:t>
             </w:r>
             <w:r>
               <w:rPr>
@@ -4724,7 +4724,7 @@
               <w14:ligatures w14:val="standardContextual"/>
             </w:rPr>
           </w:pPr>
-          <w:hyperlink w:anchor="_Toc240288549" w:history="1">
+          <w:hyperlink w:anchor="_Toc240292271" w:history="1">
             <w:r>
               <w:rPr>
                 <w:rStyle w:val="Hipervnculo"/>
@@ -4748,7 +4748,7 @@
               <w:rPr>
                 <w:noProof/>
               </w:rPr>
-              <w:instrText xml:space="preserve"> PAGEREF _Toc240288549 \h </w:instrText>
+              <w:instrText xml:space="preserve"> PAGEREF _Toc240292271 \h </w:instrText>
             </w:r>
             <w:r>
               <w:rPr>
@@ -4765,7 +4765,7 @@
               <w:rPr>
                 <w:noProof/>
               </w:rPr>
-              <w:t>61</w:t>
+              <w:t>62</w:t>
             </w:r>
             <w:r>
               <w:rPr>
@@ -4789,7 +4789,7 @@
               <w14:ligatures w14:val="standardContextual"/>
             </w:rPr>
           </w:pPr>
-          <w:hyperlink w:anchor="_Toc240288550" w:history="1">
+          <w:hyperlink w:anchor="_Toc240292272" w:history="1">
             <w:r>
               <w:rPr>
                 <w:rStyle w:val="Hipervnculo"/>
@@ -4813,7 +4813,7 @@
               <w:rPr>
                 <w:noProof/>
               </w:rPr>
-              <w:instrText xml:space="preserve"> PAGEREF _Toc240288550 \h </w:instrText>
+              <w:instrText xml:space="preserve"> PAGEREF _Toc240292272 \h </w:instrText>
             </w:r>
             <w:r>
               <w:rPr>
@@ -4830,7 +4830,7 @@
               <w:rPr>
                 <w:noProof/>
               </w:rPr>
-              <w:t>61</w:t>
+              <w:t>62</w:t>
             </w:r>
             <w:r>
               <w:rPr>
@@ -4854,7 +4854,7 @@
               <w14:ligatures w14:val="standardContextual"/>
             </w:rPr>
           </w:pPr>
-          <w:hyperlink w:anchor="_Toc240288551" w:history="1">
+          <w:hyperlink w:anchor="_Toc240292273" w:history="1">
             <w:r>
               <w:rPr>
                 <w:rStyle w:val="Hipervnculo"/>
@@ -4878,7 +4878,7 @@
               <w:rPr>
                 <w:noProof/>
               </w:rPr>
-              <w:instrText xml:space="preserve"> PAGEREF _Toc240288551 \h </w:instrText>
+              <w:instrText xml:space="preserve"> PAGEREF _Toc240292273 \h </w:instrText>
             </w:r>
             <w:r>
               <w:rPr>
@@ -4895,7 +4895,7 @@
               <w:rPr>
                 <w:noProof/>
               </w:rPr>
-              <w:t>62</w:t>
+              <w:t>63</w:t>
             </w:r>
             <w:r>
               <w:rPr>
@@ -4919,7 +4919,7 @@
               <w14:ligatures w14:val="standardContextual"/>
             </w:rPr>
           </w:pPr>
-          <w:hyperlink w:anchor="_Toc240288552" w:history="1">
+          <w:hyperlink w:anchor="_Toc240292274" w:history="1">
             <w:r>
               <w:rPr>
                 <w:rStyle w:val="Hipervnculo"/>
@@ -4943,7 +4943,7 @@
               <w:rPr>
                 <w:noProof/>
               </w:rPr>
-              <w:instrText xml:space="preserve"> PAGEREF _Toc240288552 \h </w:instrText>
+              <w:instrText xml:space="preserve"> PAGEREF _Toc240292274 \h </w:instrText>
             </w:r>
             <w:r>
               <w:rPr>
@@ -4960,7 +4960,7 @@
               <w:rPr>
                 <w:noProof/>
               </w:rPr>
-              <w:t>64</w:t>
+              <w:t>65</w:t>
             </w:r>
             <w:r>
               <w:rPr>
@@ -4984,7 +4984,7 @@
               <w14:ligatures w14:val="standardContextual"/>
             </w:rPr>
           </w:pPr>
-          <w:hyperlink w:anchor="_Toc240288553" w:history="1">
+          <w:hyperlink w:anchor="_Toc240292275" w:history="1">
             <w:r>
               <w:rPr>
                 <w:rStyle w:val="Hipervnculo"/>
@@ -5008,7 +5008,7 @@
               <w:rPr>
                 <w:noProof/>
               </w:rPr>
-              <w:instrText xml:space="preserve"> PAGEREF _Toc240288553 \h </w:instrText>
+              <w:instrText xml:space="preserve"> PAGEREF _Toc240292275 \h </w:instrText>
             </w:r>
             <w:r>
               <w:rPr>
@@ -5025,7 +5025,7 @@
               <w:rPr>
                 <w:noProof/>
               </w:rPr>
-              <w:t>65</w:t>
+              <w:t>66</w:t>
             </w:r>
             <w:r>
               <w:rPr>
@@ -5049,7 +5049,7 @@
               <w14:ligatures w14:val="standardContextual"/>
             </w:rPr>
           </w:pPr>
-          <w:hyperlink w:anchor="_Toc240288554" w:history="1">
+          <w:hyperlink w:anchor="_Toc240292276" w:history="1">
             <w:r>
               <w:rPr>
                 <w:rStyle w:val="Hipervnculo"/>
@@ -5073,7 +5073,7 @@
               <w:rPr>
                 <w:noProof/>
               </w:rPr>
-              <w:instrText xml:space="preserve"> PAGEREF _Toc240288554 \h </w:instrText>
+              <w:instrText xml:space="preserve"> PAGEREF _Toc240292276 \h </w:instrText>
             </w:r>
             <w:r>
               <w:rPr>
@@ -5090,7 +5090,7 @@
               <w:rPr>
                 <w:noProof/>
               </w:rPr>
-              <w:t>67</w:t>
+              <w:t>68</w:t>
             </w:r>
             <w:r>
               <w:rPr>
@@ -5114,7 +5114,7 @@
               <w14:ligatures w14:val="standardContextual"/>
             </w:rPr>
           </w:pPr>
-          <w:hyperlink w:anchor="_Toc240288555" w:history="1">
+          <w:hyperlink w:anchor="_Toc240292277" w:history="1">
             <w:r>
               <w:rPr>
                 <w:rStyle w:val="Hipervnculo"/>
@@ -5138,7 +5138,7 @@
               <w:rPr>
                 <w:noProof/>
               </w:rPr>
-              <w:instrText xml:space="preserve"> PAGEREF _Toc240288555 \h </w:instrText>
+              <w:instrText xml:space="preserve"> PAGEREF _Toc240292277 \h </w:instrText>
             </w:r>
             <w:r>
               <w:rPr>
@@ -5155,7 +5155,7 @@
               <w:rPr>
                 <w:noProof/>
               </w:rPr>
-              <w:t>68</w:t>
+              <w:t>69</w:t>
             </w:r>
             <w:r>
               <w:rPr>
@@ -5179,7 +5179,7 @@
               <w14:ligatures w14:val="standardContextual"/>
             </w:rPr>
           </w:pPr>
-          <w:hyperlink w:anchor="_Toc240288556" w:history="1">
+          <w:hyperlink w:anchor="_Toc240292278" w:history="1">
             <w:r>
               <w:rPr>
                 <w:rStyle w:val="Hipervnculo"/>
@@ -5203,7 +5203,7 @@
               <w:rPr>
                 <w:noProof/>
               </w:rPr>
-              <w:instrText xml:space="preserve"> PAGEREF _Toc240288556 \h </w:instrText>
+              <w:instrText xml:space="preserve"> PAGEREF _Toc240292278 \h </w:instrText>
             </w:r>
             <w:r>
               <w:rPr>
@@ -5220,7 +5220,7 @@
               <w:rPr>
                 <w:noProof/>
               </w:rPr>
-              <w:t>69</w:t>
+              <w:t>70</w:t>
             </w:r>
             <w:r>
               <w:rPr>
@@ -5244,7 +5244,7 @@
               <w14:ligatures w14:val="standardContextual"/>
             </w:rPr>
           </w:pPr>
-          <w:hyperlink w:anchor="_Toc240288557" w:history="1">
+          <w:hyperlink w:anchor="_Toc240292279" w:history="1">
             <w:r>
               <w:rPr>
                 <w:rStyle w:val="Hipervnculo"/>
@@ -5268,7 +5268,7 @@
               <w:rPr>
                 <w:noProof/>
               </w:rPr>
-              <w:instrText xml:space="preserve"> PAGEREF _Toc240288557 \h </w:instrText>
+              <w:instrText xml:space="preserve"> PAGEREF _Toc240292279 \h </w:instrText>
             </w:r>
             <w:r>
               <w:rPr>
@@ -5285,7 +5285,7 @@
               <w:rPr>
                 <w:noProof/>
               </w:rPr>
-              <w:t>70</w:t>
+              <w:t>71</w:t>
             </w:r>
             <w:r>
               <w:rPr>
@@ -5309,7 +5309,7 @@
               <w14:ligatures w14:val="standardContextual"/>
             </w:rPr>
           </w:pPr>
-          <w:hyperlink w:anchor="_Toc240288558" w:history="1">
+          <w:hyperlink w:anchor="_Toc240292280" w:history="1">
             <w:r>
               <w:rPr>
                 <w:rStyle w:val="Hipervnculo"/>
@@ -5333,7 +5333,7 @@
               <w:rPr>
                 <w:noProof/>
               </w:rPr>
-              <w:instrText xml:space="preserve"> PAGEREF _Toc240288558 \h </w:instrText>
+              <w:instrText xml:space="preserve"> PAGEREF _Toc240292280 \h </w:instrText>
             </w:r>
             <w:r>
               <w:rPr>
@@ -5350,7 +5350,7 @@
               <w:rPr>
                 <w:noProof/>
               </w:rPr>
-              <w:t>71</w:t>
+              <w:t>72</w:t>
             </w:r>
             <w:r>
               <w:rPr>
@@ -5374,7 +5374,7 @@
               <w14:ligatures w14:val="standardContextual"/>
             </w:rPr>
           </w:pPr>
-          <w:hyperlink w:anchor="_Toc240288559" w:history="1">
+          <w:hyperlink w:anchor="_Toc240292281" w:history="1">
             <w:r>
               <w:rPr>
                 <w:rStyle w:val="Hipervnculo"/>
@@ -5398,7 +5398,7 @@
               <w:rPr>
                 <w:noProof/>
               </w:rPr>
-              <w:instrText xml:space="preserve"> PAGEREF _Toc240288559 \h </w:instrText>
+              <w:instrText xml:space="preserve"> PAGEREF _Toc240292281 \h </w:instrText>
             </w:r>
             <w:r>
               <w:rPr>
@@ -5415,7 +5415,7 @@
               <w:rPr>
                 <w:noProof/>
               </w:rPr>
-              <w:t>72</w:t>
+              <w:t>73</w:t>
             </w:r>
             <w:r>
               <w:rPr>
@@ -5439,7 +5439,7 @@
               <w14:ligatures w14:val="standardContextual"/>
             </w:rPr>
           </w:pPr>
-          <w:hyperlink w:anchor="_Toc240288560" w:history="1">
+          <w:hyperlink w:anchor="_Toc240292282" w:history="1">
             <w:r>
               <w:rPr>
                 <w:rStyle w:val="Hipervnculo"/>
@@ -5463,7 +5463,7 @@
               <w:rPr>
                 <w:noProof/>
               </w:rPr>
-              <w:instrText xml:space="preserve"> PAGEREF _Toc240288560 \h </w:instrText>
+              <w:instrText xml:space="preserve"> PAGEREF _Toc240292282 \h </w:instrText>
             </w:r>
             <w:r>
               <w:rPr>
@@ -5480,7 +5480,7 @@
               <w:rPr>
                 <w:noProof/>
               </w:rPr>
-              <w:t>73</w:t>
+              <w:t>74</w:t>
             </w:r>
             <w:r>
               <w:rPr>
@@ -5504,7 +5504,7 @@
               <w14:ligatures w14:val="standardContextual"/>
             </w:rPr>
           </w:pPr>
-          <w:hyperlink w:anchor="_Toc240288561" w:history="1">
+          <w:hyperlink w:anchor="_Toc240292283" w:history="1">
             <w:r>
               <w:rPr>
                 <w:rStyle w:val="Hipervnculo"/>
@@ -5528,7 +5528,7 @@
               <w:rPr>
                 <w:noProof/>
               </w:rPr>
-              <w:instrText xml:space="preserve"> PAGEREF _Toc240288561 \h </w:instrText>
+              <w:instrText xml:space="preserve"> PAGEREF _Toc240292283 \h </w:instrText>
             </w:r>
             <w:r>
               <w:rPr>
@@ -5545,7 +5545,7 @@
               <w:rPr>
                 <w:noProof/>
               </w:rPr>
-              <w:t>73</w:t>
+              <w:t>74</w:t>
             </w:r>
             <w:r>
               <w:rPr>
@@ -5569,7 +5569,7 @@
               <w14:ligatures w14:val="standardContextual"/>
             </w:rPr>
           </w:pPr>
-          <w:hyperlink w:anchor="_Toc240288562" w:history="1">
+          <w:hyperlink w:anchor="_Toc240292284" w:history="1">
             <w:r>
               <w:rPr>
                 <w:rStyle w:val="Hipervnculo"/>
@@ -5593,7 +5593,7 @@
               <w:rPr>
                 <w:noProof/>
               </w:rPr>
-              <w:instrText xml:space="preserve"> PAGEREF _Toc240288562 \h </w:instrText>
+              <w:instrText xml:space="preserve"> PAGEREF _Toc240292284 \h </w:instrText>
             </w:r>
             <w:r>
               <w:rPr>
@@ -5610,7 +5610,7 @@
               <w:rPr>
                 <w:noProof/>
               </w:rPr>
-              <w:t>74</w:t>
+              <w:t>75</w:t>
             </w:r>
             <w:r>
               <w:rPr>
@@ -5634,7 +5634,7 @@
               <w14:ligatures w14:val="standardContextual"/>
             </w:rPr>
           </w:pPr>
-          <w:hyperlink w:anchor="_Toc240288563" w:history="1">
+          <w:hyperlink w:anchor="_Toc240292285" w:history="1">
             <w:r>
               <w:rPr>
                 <w:rStyle w:val="Hipervnculo"/>
@@ -5658,7 +5658,7 @@
               <w:rPr>
                 <w:noProof/>
               </w:rPr>
-              <w:instrText xml:space="preserve"> PAGEREF _Toc240288563 \h </w:instrText>
+              <w:instrText xml:space="preserve"> PAGEREF _Toc240292285 \h </w:instrText>
             </w:r>
             <w:r>
               <w:rPr>
@@ -5675,7 +5675,7 @@
               <w:rPr>
                 <w:noProof/>
               </w:rPr>
-              <w:t>74</w:t>
+              <w:t>75</w:t>
             </w:r>
             <w:r>
               <w:rPr>
@@ -5699,7 +5699,7 @@
               <w14:ligatures w14:val="standardContextual"/>
             </w:rPr>
           </w:pPr>
-          <w:hyperlink w:anchor="_Toc240288564" w:history="1">
+          <w:hyperlink w:anchor="_Toc240292286" w:history="1">
             <w:r>
               <w:rPr>
                 <w:rStyle w:val="Hipervnculo"/>
@@ -5723,7 +5723,7 @@
               <w:rPr>
                 <w:noProof/>
               </w:rPr>
-              <w:instrText xml:space="preserve"> PAGEREF _Toc240288564 \h </w:instrText>
+              <w:instrText xml:space="preserve"> PAGEREF _Toc240292286 \h </w:instrText>
             </w:r>
             <w:r>
               <w:rPr>
@@ -5740,7 +5740,7 @@
               <w:rPr>
                 <w:noProof/>
               </w:rPr>
-              <w:t>75</w:t>
+              <w:t>76</w:t>
             </w:r>
             <w:r>
               <w:rPr>
@@ -5764,7 +5764,7 @@
               <w14:ligatures w14:val="standardContextual"/>
             </w:rPr>
           </w:pPr>
-          <w:hyperlink w:anchor="_Toc240288565" w:history="1">
+          <w:hyperlink w:anchor="_Toc240292287" w:history="1">
             <w:r>
               <w:rPr>
                 <w:rStyle w:val="Hipervnculo"/>
@@ -5788,7 +5788,7 @@
               <w:rPr>
                 <w:noProof/>
               </w:rPr>
-              <w:instrText xml:space="preserve"> PAGEREF _Toc240288565 \h </w:instrText>
+              <w:instrText xml:space="preserve"> PAGEREF _Toc240292287 \h </w:instrText>
             </w:r>
             <w:r>
               <w:rPr>
@@ -5805,7 +5805,7 @@
               <w:rPr>
                 <w:noProof/>
               </w:rPr>
-              <w:t>75</w:t>
+              <w:t>76</w:t>
             </w:r>
             <w:r>
               <w:rPr>
@@ -5829,7 +5829,7 @@
               <w14:ligatures w14:val="standardContextual"/>
             </w:rPr>
           </w:pPr>
-          <w:hyperlink w:anchor="_Toc240288566" w:history="1">
+          <w:hyperlink w:anchor="_Toc240292288" w:history="1">
             <w:r>
               <w:rPr>
                 <w:rStyle w:val="Hipervnculo"/>
@@ -5853,7 +5853,7 @@
               <w:rPr>
                 <w:noProof/>
               </w:rPr>
-              <w:instrText xml:space="preserve"> PAGEREF _Toc240288566 \h </w:instrText>
+              <w:instrText xml:space="preserve"> PAGEREF _Toc240292288 \h </w:instrText>
             </w:r>
             <w:r>
               <w:rPr>
@@ -5870,7 +5870,7 @@
               <w:rPr>
                 <w:noProof/>
               </w:rPr>
-              <w:t>76</w:t>
+              <w:t>77</w:t>
             </w:r>
             <w:r>
               <w:rPr>
@@ -5894,7 +5894,7 @@
               <w14:ligatures w14:val="standardContextual"/>
             </w:rPr>
           </w:pPr>
-          <w:hyperlink w:anchor="_Toc240288567" w:history="1">
+          <w:hyperlink w:anchor="_Toc240292289" w:history="1">
             <w:r>
               <w:rPr>
                 <w:rStyle w:val="Hipervnculo"/>
@@ -5918,7 +5918,7 @@
               <w:rPr>
                 <w:noProof/>
               </w:rPr>
-              <w:instrText xml:space="preserve"> PAGEREF _Toc240288567 \h </w:instrText>
+              <w:instrText xml:space="preserve"> PAGEREF _Toc240292289 \h </w:instrText>
             </w:r>
             <w:r>
               <w:rPr>
@@ -5935,7 +5935,7 @@
               <w:rPr>
                 <w:noProof/>
               </w:rPr>
-              <w:t>76</w:t>
+              <w:t>77</w:t>
             </w:r>
             <w:r>
               <w:rPr>
@@ -5959,7 +5959,7 @@
               <w14:ligatures w14:val="standardContextual"/>
             </w:rPr>
           </w:pPr>
-          <w:hyperlink w:anchor="_Toc240288568" w:history="1">
+          <w:hyperlink w:anchor="_Toc240292290" w:history="1">
             <w:r>
               <w:rPr>
                 <w:rStyle w:val="Hipervnculo"/>
@@ -5983,7 +5983,7 @@
               <w:rPr>
                 <w:noProof/>
               </w:rPr>
-              <w:instrText xml:space="preserve"> PAGEREF _Toc240288568 \h </w:instrText>
+              <w:instrText xml:space="preserve"> PAGEREF _Toc240292290 \h </w:instrText>
             </w:r>
             <w:r>
               <w:rPr>
@@ -6000,7 +6000,7 @@
               <w:rPr>
                 <w:noProof/>
               </w:rPr>
-              <w:t>77</w:t>
+              <w:t>78</w:t>
             </w:r>
             <w:r>
               <w:rPr>
@@ -6024,7 +6024,7 @@
               <w14:ligatures w14:val="standardContextual"/>
             </w:rPr>
           </w:pPr>
-          <w:hyperlink w:anchor="_Toc240288569" w:history="1">
+          <w:hyperlink w:anchor="_Toc240292291" w:history="1">
             <w:r>
               <w:rPr>
                 <w:rStyle w:val="Hipervnculo"/>
@@ -6048,7 +6048,7 @@
               <w:rPr>
                 <w:noProof/>
               </w:rPr>
-              <w:instrText xml:space="preserve"> PAGEREF _Toc240288569 \h </w:instrText>
+              <w:instrText xml:space="preserve"> PAGEREF _Toc240292291 \h </w:instrText>
             </w:r>
             <w:r>
               <w:rPr>
@@ -6065,7 +6065,7 @@
               <w:rPr>
                 <w:noProof/>
               </w:rPr>
-              <w:t>77</w:t>
+              <w:t>78</w:t>
             </w:r>
             <w:r>
               <w:rPr>
@@ -6089,13 +6089,13 @@
               <w14:ligatures w14:val="standardContextual"/>
             </w:rPr>
           </w:pPr>
-          <w:hyperlink w:anchor="_Toc240288570" w:history="1">
+          <w:hyperlink w:anchor="_Toc240292292" w:history="1">
             <w:r>
               <w:rPr>
                 <w:rStyle w:val="Hipervnculo"/>
                 <w:noProof/>
               </w:rPr>
-              <w:t>El balance de los siete intentos</w:t>
+              <w:t>El noveno eje, y el que más mueve: preguntarle otra cosa</w:t>
             </w:r>
             <w:r>
               <w:rPr>
@@ -6113,7 +6113,7 @@
               <w:rPr>
                 <w:noProof/>
               </w:rPr>
-              <w:instrText xml:space="preserve"> PAGEREF _Toc240288570 \h </w:instrText>
+              <w:instrText xml:space="preserve"> PAGEREF _Toc240292292 \h </w:instrText>
             </w:r>
             <w:r>
               <w:rPr>
@@ -6130,7 +6130,7 @@
               <w:rPr>
                 <w:noProof/>
               </w:rPr>
-              <w:t>77</w:t>
+              <w:t>79</w:t>
             </w:r>
             <w:r>
               <w:rPr>
@@ -6154,13 +6154,13 @@
               <w14:ligatures w14:val="standardContextual"/>
             </w:rPr>
           </w:pPr>
-          <w:hyperlink w:anchor="_Toc240288571" w:history="1">
+          <w:hyperlink w:anchor="_Toc240292293" w:history="1">
             <w:r>
               <w:rPr>
                 <w:rStyle w:val="Hipervnculo"/>
                 <w:noProof/>
               </w:rPr>
-              <w:t>Y una observación sobre la métrica, que sí queda</w:t>
+              <w:t>Por qué esto no es hacer la tarea más fácil y llamarlo mejora</w:t>
             </w:r>
             <w:r>
               <w:rPr>
@@ -6178,7 +6178,7 @@
               <w:rPr>
                 <w:noProof/>
               </w:rPr>
-              <w:instrText xml:space="preserve"> PAGEREF _Toc240288571 \h </w:instrText>
+              <w:instrText xml:space="preserve"> PAGEREF _Toc240292293 \h </w:instrText>
             </w:r>
             <w:r>
               <w:rPr>
@@ -6195,7 +6195,7 @@
               <w:rPr>
                 <w:noProof/>
               </w:rPr>
-              <w:t>78</w:t>
+              <w:t>79</w:t>
             </w:r>
             <w:r>
               <w:rPr>
@@ -6219,12 +6219,272 @@
               <w14:ligatures w14:val="standardContextual"/>
             </w:rPr>
           </w:pPr>
-          <w:hyperlink w:anchor="_Toc240288572" w:history="1">
+          <w:hyperlink w:anchor="_Toc240292294" w:history="1">
             <w:r>
               <w:rPr>
                 <w:rStyle w:val="Hipervnculo"/>
                 <w:noProof/>
               </w:rPr>
+              <w:t>Dónde está el óptimo, y por qué no es el margen más ancho</w:t>
+            </w:r>
+            <w:r>
+              <w:rPr>
+                <w:noProof/>
+              </w:rPr>
+              <w:tab/>
+            </w:r>
+            <w:r>
+              <w:rPr>
+                <w:noProof/>
+              </w:rPr>
+              <w:fldChar w:fldCharType="begin"/>
+            </w:r>
+            <w:r>
+              <w:rPr>
+                <w:noProof/>
+              </w:rPr>
+              <w:instrText xml:space="preserve"> PAGEREF _Toc240292294 \h </w:instrText>
+            </w:r>
+            <w:r>
+              <w:rPr>
+                <w:noProof/>
+              </w:rPr>
+            </w:r>
+            <w:r>
+              <w:rPr>
+                <w:noProof/>
+              </w:rPr>
+              <w:fldChar w:fldCharType="separate"/>
+            </w:r>
+            <w:r>
+              <w:rPr>
+                <w:noProof/>
+              </w:rPr>
+              <w:t>80</w:t>
+            </w:r>
+            <w:r>
+              <w:rPr>
+                <w:noProof/>
+              </w:rPr>
+              <w:fldChar w:fldCharType="end"/>
+            </w:r>
+          </w:hyperlink>
+        </w:p>
+        <w:p>
+          <w:pPr>
+            <w:pStyle w:val="TDC3"/>
+            <w:tabs>
+              <w:tab w:val="right" w:leader="dot" w:pos="9350"/>
+            </w:tabs>
+            <w:rPr>
+              <w:rFonts w:asciiTheme="minorHAnsi" w:eastAsiaTheme="minorEastAsia" w:hAnsiTheme="minorHAnsi" w:cstheme="minorBidi"/>
+              <w:noProof/>
+              <w:color w:val="auto"/>
+              <w:kern w:val="2"/>
+              <w14:ligatures w14:val="standardContextual"/>
+            </w:rPr>
+          </w:pPr>
+          <w:hyperlink w:anchor="_Toc240292295" w:history="1">
+            <w:r>
+              <w:rPr>
+                <w:rStyle w:val="Hipervnculo"/>
+                <w:noProof/>
+              </w:rPr>
+              <w:t>Qué significa, y qué no</w:t>
+            </w:r>
+            <w:r>
+              <w:rPr>
+                <w:noProof/>
+              </w:rPr>
+              <w:tab/>
+            </w:r>
+            <w:r>
+              <w:rPr>
+                <w:noProof/>
+              </w:rPr>
+              <w:fldChar w:fldCharType="begin"/>
+            </w:r>
+            <w:r>
+              <w:rPr>
+                <w:noProof/>
+              </w:rPr>
+              <w:instrText xml:space="preserve"> PAGEREF _Toc240292295 \h </w:instrText>
+            </w:r>
+            <w:r>
+              <w:rPr>
+                <w:noProof/>
+              </w:rPr>
+            </w:r>
+            <w:r>
+              <w:rPr>
+                <w:noProof/>
+              </w:rPr>
+              <w:fldChar w:fldCharType="separate"/>
+            </w:r>
+            <w:r>
+              <w:rPr>
+                <w:noProof/>
+              </w:rPr>
+              <w:t>80</w:t>
+            </w:r>
+            <w:r>
+              <w:rPr>
+                <w:noProof/>
+              </w:rPr>
+              <w:fldChar w:fldCharType="end"/>
+            </w:r>
+          </w:hyperlink>
+        </w:p>
+        <w:p>
+          <w:pPr>
+            <w:pStyle w:val="TDC3"/>
+            <w:tabs>
+              <w:tab w:val="right" w:leader="dot" w:pos="9350"/>
+            </w:tabs>
+            <w:rPr>
+              <w:rFonts w:asciiTheme="minorHAnsi" w:eastAsiaTheme="minorEastAsia" w:hAnsiTheme="minorHAnsi" w:cstheme="minorBidi"/>
+              <w:noProof/>
+              <w:color w:val="auto"/>
+              <w:kern w:val="2"/>
+              <w14:ligatures w14:val="standardContextual"/>
+            </w:rPr>
+          </w:pPr>
+          <w:hyperlink w:anchor="_Toc240292296" w:history="1">
+            <w:r>
+              <w:rPr>
+                <w:rStyle w:val="Hipervnculo"/>
+                <w:noProof/>
+              </w:rPr>
+              <w:t>El balance de los siete intentos</w:t>
+            </w:r>
+            <w:r>
+              <w:rPr>
+                <w:noProof/>
+              </w:rPr>
+              <w:tab/>
+            </w:r>
+            <w:r>
+              <w:rPr>
+                <w:noProof/>
+              </w:rPr>
+              <w:fldChar w:fldCharType="begin"/>
+            </w:r>
+            <w:r>
+              <w:rPr>
+                <w:noProof/>
+              </w:rPr>
+              <w:instrText xml:space="preserve"> PAGEREF _Toc240292296 \h </w:instrText>
+            </w:r>
+            <w:r>
+              <w:rPr>
+                <w:noProof/>
+              </w:rPr>
+            </w:r>
+            <w:r>
+              <w:rPr>
+                <w:noProof/>
+              </w:rPr>
+              <w:fldChar w:fldCharType="separate"/>
+            </w:r>
+            <w:r>
+              <w:rPr>
+                <w:noProof/>
+              </w:rPr>
+              <w:t>81</w:t>
+            </w:r>
+            <w:r>
+              <w:rPr>
+                <w:noProof/>
+              </w:rPr>
+              <w:fldChar w:fldCharType="end"/>
+            </w:r>
+          </w:hyperlink>
+        </w:p>
+        <w:p>
+          <w:pPr>
+            <w:pStyle w:val="TDC3"/>
+            <w:tabs>
+              <w:tab w:val="right" w:leader="dot" w:pos="9350"/>
+            </w:tabs>
+            <w:rPr>
+              <w:rFonts w:asciiTheme="minorHAnsi" w:eastAsiaTheme="minorEastAsia" w:hAnsiTheme="minorHAnsi" w:cstheme="minorBidi"/>
+              <w:noProof/>
+              <w:color w:val="auto"/>
+              <w:kern w:val="2"/>
+              <w14:ligatures w14:val="standardContextual"/>
+            </w:rPr>
+          </w:pPr>
+          <w:hyperlink w:anchor="_Toc240292297" w:history="1">
+            <w:r>
+              <w:rPr>
+                <w:rStyle w:val="Hipervnculo"/>
+                <w:noProof/>
+              </w:rPr>
+              <w:t>Y una observación sobre la métrica, que sí queda</w:t>
+            </w:r>
+            <w:r>
+              <w:rPr>
+                <w:noProof/>
+              </w:rPr>
+              <w:tab/>
+            </w:r>
+            <w:r>
+              <w:rPr>
+                <w:noProof/>
+              </w:rPr>
+              <w:fldChar w:fldCharType="begin"/>
+            </w:r>
+            <w:r>
+              <w:rPr>
+                <w:noProof/>
+              </w:rPr>
+              <w:instrText xml:space="preserve"> PAGEREF _Toc240292297 \h </w:instrText>
+            </w:r>
+            <w:r>
+              <w:rPr>
+                <w:noProof/>
+              </w:rPr>
+            </w:r>
+            <w:r>
+              <w:rPr>
+                <w:noProof/>
+              </w:rPr>
+              <w:fldChar w:fldCharType="separate"/>
+            </w:r>
+            <w:r>
+              <w:rPr>
+                <w:noProof/>
+              </w:rPr>
+              <w:t>82</w:t>
+            </w:r>
+            <w:r>
+              <w:rPr>
+                <w:noProof/>
+              </w:rPr>
+              <w:fldChar w:fldCharType="end"/>
+            </w:r>
+          </w:hyperlink>
+        </w:p>
+        <w:p>
+          <w:pPr>
+            <w:pStyle w:val="TDC3"/>
+            <w:tabs>
+              <w:tab w:val="right" w:leader="dot" w:pos="9350"/>
+            </w:tabs>
+            <w:rPr>
+              <w:rFonts w:asciiTheme="minorHAnsi" w:eastAsiaTheme="minorEastAsia" w:hAnsiTheme="minorHAnsi" w:cstheme="minorBidi"/>
+              <w:noProof/>
+              <w:color w:val="auto"/>
+              <w:kern w:val="2"/>
+              <w14:ligatures w14:val="standardContextual"/>
+            </w:rPr>
+          </w:pPr>
+          <w:hyperlink w:anchor="_Toc240292298" w:history="1">
+            <w:r>
+              <w:rPr>
+                <w:rStyle w:val="Hipervnculo"/>
+                <w:noProof/>
+              </w:rPr>
               <w:t>Lo que se aprende de esto</w:t>
             </w:r>
             <w:r>
@@ -6243,7 +6503,7 @@
               <w:rPr>
                 <w:noProof/>
               </w:rPr>
-              <w:instrText xml:space="preserve"> PAGEREF _Toc240288572 \h </w:instrText>
+              <w:instrText xml:space="preserve"> PAGEREF _Toc240292298 \h </w:instrText>
             </w:r>
             <w:r>
               <w:rPr>
@@ -6260,7 +6520,7 @@
               <w:rPr>
                 <w:noProof/>
               </w:rPr>
-              <w:t>79</w:t>
+              <w:t>82</w:t>
             </w:r>
             <w:r>
               <w:rPr>
@@ -6284,7 +6544,7 @@
               <w14:ligatures w14:val="standardContextual"/>
             </w:rPr>
           </w:pPr>
-          <w:hyperlink w:anchor="_Toc240288573" w:history="1">
+          <w:hyperlink w:anchor="_Toc240292299" w:history="1">
             <w:r>
               <w:rPr>
                 <w:rStyle w:val="Hipervnculo"/>
@@ -6308,7 +6568,7 @@
               <w:rPr>
                 <w:noProof/>
               </w:rPr>
-              <w:instrText xml:space="preserve"> PAGEREF _Toc240288573 \h </w:instrText>
+              <w:instrText xml:space="preserve"> PAGEREF _Toc240292299 \h </w:instrText>
             </w:r>
             <w:r>
               <w:rPr>
@@ -6325,7 +6585,7 @@
               <w:rPr>
                 <w:noProof/>
               </w:rPr>
-              <w:t>80</w:t>
+              <w:t>84</w:t>
             </w:r>
             <w:r>
               <w:rPr>
@@ -6349,7 +6609,7 @@
               <w14:ligatures w14:val="standardContextual"/>
             </w:rPr>
           </w:pPr>
-          <w:hyperlink w:anchor="_Toc240288574" w:history="1">
+          <w:hyperlink w:anchor="_Toc240292300" w:history="1">
             <w:r>
               <w:rPr>
                 <w:rStyle w:val="Hipervnculo"/>
@@ -6373,7 +6633,7 @@
               <w:rPr>
                 <w:noProof/>
               </w:rPr>
-              <w:instrText xml:space="preserve"> PAGEREF _Toc240288574 \h </w:instrText>
+              <w:instrText xml:space="preserve"> PAGEREF _Toc240292300 \h </w:instrText>
             </w:r>
             <w:r>
               <w:rPr>
@@ -6390,7 +6650,7 @@
               <w:rPr>
                 <w:noProof/>
               </w:rPr>
-              <w:t>81</w:t>
+              <w:t>84</w:t>
             </w:r>
             <w:r>
               <w:rPr>
@@ -6414,7 +6674,7 @@
               <w14:ligatures w14:val="standardContextual"/>
             </w:rPr>
           </w:pPr>
-          <w:hyperlink w:anchor="_Toc240288575" w:history="1">
+          <w:hyperlink w:anchor="_Toc240292301" w:history="1">
             <w:r>
               <w:rPr>
                 <w:rStyle w:val="Hipervnculo"/>
@@ -6438,7 +6698,7 @@
               <w:rPr>
                 <w:noProof/>
               </w:rPr>
-              <w:instrText xml:space="preserve"> PAGEREF _Toc240288575 \h </w:instrText>
+              <w:instrText xml:space="preserve"> PAGEREF _Toc240292301 \h </w:instrText>
             </w:r>
             <w:r>
               <w:rPr>
@@ -6455,7 +6715,7 @@
               <w:rPr>
                 <w:noProof/>
               </w:rPr>
-              <w:t>82</w:t>
+              <w:t>86</w:t>
             </w:r>
             <w:r>
               <w:rPr>
@@ -6482,7 +6742,7 @@
         <w:pStyle w:val="Ttulo1"/>
         <w:keepNext/>
       </w:pPr>
-      <w:bookmarkStart w:id="0" w:name="_Toc240288479"/>
+      <w:bookmarkStart w:id="0" w:name="_Toc240292201"/>
       <w:r>
         <w:lastRenderedPageBreak/>
         <w:t>Sistema de Pronóstico de Puntos de Inflexión en el Precio de Litecoin</w:t>
@@ -6543,7 +6803,7 @@
         <w:pStyle w:val="Ttulo2"/>
         <w:keepNext/>
       </w:pPr>
-      <w:bookmarkStart w:id="1" w:name="_Toc240288480"/>
+      <w:bookmarkStart w:id="1" w:name="_Toc240292202"/>
       <w:r>
         <w:t>Resumen ejecutivo</w:t>
       </w:r>
@@ -7260,7 +7520,7 @@
         <w:pStyle w:val="Ttulo2"/>
         <w:keepNext/>
       </w:pPr>
-      <w:bookmarkStart w:id="2" w:name="_Toc240288481"/>
+      <w:bookmarkStart w:id="2" w:name="_Toc240292203"/>
       <w:r>
         <w:t>Los dos entregables, y dónde está cada uno</w:t>
       </w:r>
@@ -7763,7 +8023,7 @@
         <w:pStyle w:val="Ttulo2"/>
         <w:keepNext/>
       </w:pPr>
-      <w:bookmarkStart w:id="3" w:name="_Toc240288482"/>
+      <w:bookmarkStart w:id="3" w:name="_Toc240292204"/>
       <w:r>
         <w:t>Qué se construyó</w:t>
       </w:r>
@@ -8212,7 +8472,7 @@
         <w:pStyle w:val="Ttulo2"/>
         <w:keepNext/>
       </w:pPr>
-      <w:bookmarkStart w:id="4" w:name="_Toc240288483"/>
+      <w:bookmarkStart w:id="4" w:name="_Toc240292205"/>
       <w:r>
         <w:t>Qué se puede afirmar hoy, y qué no</w:t>
       </w:r>
@@ -8498,7 +8758,7 @@
         <w:pStyle w:val="Ttulo2"/>
         <w:keepNext/>
       </w:pPr>
-      <w:bookmarkStart w:id="5" w:name="_Toc240288484"/>
+      <w:bookmarkStart w:id="5" w:name="_Toc240292206"/>
       <w:r>
         <w:t>Lo que este proyecto trató de hacer bien, y por qué se cuenta</w:t>
       </w:r>
@@ -8611,7 +8871,7 @@
         <w:pStyle w:val="Ttulo2"/>
         <w:keepNext/>
       </w:pPr>
-      <w:bookmarkStart w:id="6" w:name="_Toc240288485"/>
+      <w:bookmarkStart w:id="6" w:name="_Toc240292207"/>
       <w:r>
         <w:t>Cómo leer este informe</w:t>
       </w:r>
@@ -9120,7 +9380,7 @@
         <w:pStyle w:val="Ttulo1"/>
         <w:keepNext/>
       </w:pPr>
-      <w:bookmarkStart w:id="7" w:name="_Toc240288486"/>
+      <w:bookmarkStart w:id="7" w:name="_Toc240292208"/>
       <w:r>
         <w:t>Diseño</w:t>
       </w:r>
@@ -9241,7 +9501,7 @@
         <w:pStyle w:val="Ttulo2"/>
         <w:keepNext/>
       </w:pPr>
-      <w:bookmarkStart w:id="8" w:name="_Toc240288487"/>
+      <w:bookmarkStart w:id="8" w:name="_Toc240292209"/>
       <w:r>
         <w:t>1.1 Qué es un punto de inflexión, exactamente</w:t>
       </w:r>
@@ -9976,7 +10236,7 @@
         <w:pStyle w:val="Ttulo2"/>
         <w:keepNext/>
       </w:pPr>
-      <w:bookmarkStart w:id="9" w:name="_Toc240288488"/>
+      <w:bookmarkStart w:id="9" w:name="_Toc240292210"/>
       <w:r>
         <w:t>1.2 Los tres parámetros, y por qué esos</w:t>
       </w:r>
@@ -10909,7 +11169,7 @@
         <w:pStyle w:val="Ttulo2"/>
         <w:keepNext/>
       </w:pPr>
-      <w:bookmarkStart w:id="10" w:name="_Toc240288489"/>
+      <w:bookmarkStart w:id="10" w:name="_Toc240292211"/>
       <w:r>
         <w:t>1.3 Los datos: qué se descarga</w:t>
       </w:r>
@@ -11324,7 +11584,7 @@
         <w:pStyle w:val="Ttulo2"/>
         <w:keepNext/>
       </w:pPr>
-      <w:bookmarkStart w:id="11" w:name="_Toc240288490"/>
+      <w:bookmarkStart w:id="11" w:name="_Toc240292212"/>
       <w:r>
         <w:t>1.4 De dónde salen, y qué hubo que limpiar</w:t>
       </w:r>
@@ -12445,7 +12705,7 @@
         <w:pStyle w:val="Ttulo2"/>
         <w:keepNext/>
       </w:pPr>
-      <w:bookmarkStart w:id="12" w:name="_Toc240288491"/>
+      <w:bookmarkStart w:id="12" w:name="_Toc240292213"/>
       <w:r>
         <w:t>1.5 La partición, y el embargo</w:t>
       </w:r>
@@ -12625,7 +12885,7 @@
           <w:noProof/>
         </w:rPr>
         <w:drawing>
-          <wp:inline distT="0" distB="0" distL="0" distR="0" wp14:anchorId="72F35B84" wp14:editId="7D0ACBC3">
+          <wp:inline distT="0" distB="0" distL="0" distR="0" wp14:anchorId="21076A79" wp14:editId="348C67C5">
             <wp:extent cx="5715000" cy="1524000"/>
             <wp:effectExtent l="0" t="0" r="0" b="0"/>
             <wp:docPr id="1" name="Imagen 1"/>
@@ -13202,7 +13462,7 @@
         <w:pStyle w:val="Ttulo2"/>
         <w:keepNext/>
       </w:pPr>
-      <w:bookmarkStart w:id="13" w:name="_Toc240288492"/>
+      <w:bookmarkStart w:id="13" w:name="_Toc240292214"/>
       <w:r>
         <w:t>1.6 El bloque de prueba se toca una vez, y eso es comprobable</w:t>
       </w:r>
@@ -13353,7 +13613,7 @@
         <w:pStyle w:val="Ttulo1"/>
         <w:keepNext/>
       </w:pPr>
-      <w:bookmarkStart w:id="14" w:name="_Toc240288493"/>
+      <w:bookmarkStart w:id="14" w:name="_Toc240292215"/>
       <w:r>
         <w:t>Ingeniería de Características</w:t>
       </w:r>
@@ -13465,7 +13725,7 @@
         <w:pStyle w:val="Ttulo2"/>
         <w:keepNext/>
       </w:pPr>
-      <w:bookmarkStart w:id="15" w:name="_Toc240288494"/>
+      <w:bookmarkStart w:id="15" w:name="_Toc240292216"/>
       <w:r>
         <w:t>2.1 Las seis familias</w:t>
       </w:r>
@@ -14140,7 +14400,7 @@
         <w:pStyle w:val="Ttulo2"/>
         <w:keepNext/>
       </w:pPr>
-      <w:bookmarkStart w:id="16" w:name="_Toc240288495"/>
+      <w:bookmarkStart w:id="16" w:name="_Toc240292217"/>
       <w:r>
         <w:t>2.2 Cero columnas en nivel de precio, y lo que costó llegar ahí</w:t>
       </w:r>
@@ -14382,7 +14642,7 @@
         <w:pStyle w:val="Ttulo2"/>
         <w:keepNext/>
       </w:pPr>
-      <w:bookmarkStart w:id="17" w:name="_Toc240288496"/>
+      <w:bookmarkStart w:id="17" w:name="_Toc240292218"/>
       <w:r>
         <w:t>2.3 Qué usa el modelo, medido por permutación</w:t>
       </w:r>
@@ -15819,7 +16079,7 @@
         <w:pStyle w:val="Ttulo2"/>
         <w:keepNext/>
       </w:pPr>
-      <w:bookmarkStart w:id="18" w:name="_Toc240288497"/>
+      <w:bookmarkStart w:id="18" w:name="_Toc240292219"/>
       <w:r>
         <w:lastRenderedPageBreak/>
         <w:t>2.4 El piso de ruido: qué hace que la tabla signifique algo</w:t>
@@ -15942,7 +16202,7 @@
         <w:pStyle w:val="Ttulo2"/>
         <w:keepNext/>
       </w:pPr>
-      <w:bookmarkStart w:id="19" w:name="_Toc240288498"/>
+      <w:bookmarkStart w:id="19" w:name="_Toc240292220"/>
       <w:r>
         <w:t>2.5 Recortar las 17: medido, no opinado</w:t>
       </w:r>
@@ -16821,7 +17081,7 @@
         <w:pStyle w:val="Ttulo2"/>
         <w:keepNext/>
       </w:pPr>
-      <w:bookmarkStart w:id="20" w:name="_Toc240288499"/>
+      <w:bookmarkStart w:id="20" w:name="_Toc240292221"/>
       <w:r>
         <w:t>2.6 La tensión con el resultado multivariante, y por qué no es una contradicción</w:t>
       </w:r>
@@ -17000,7 +17260,7 @@
         <w:pStyle w:val="Ttulo2"/>
         <w:keepNext/>
       </w:pPr>
-      <w:bookmarkStart w:id="21" w:name="_Toc240288500"/>
+      <w:bookmarkStart w:id="21" w:name="_Toc240292222"/>
       <w:r>
         <w:t>2.7 Lo que esta sección no puede afirmar</w:t>
       </w:r>
@@ -17132,7 +17392,7 @@
         <w:pStyle w:val="Ttulo1"/>
         <w:keepNext/>
       </w:pPr>
-      <w:bookmarkStart w:id="22" w:name="_Toc240288501"/>
+      <w:bookmarkStart w:id="22" w:name="_Toc240292223"/>
       <w:r>
         <w:t>Los Dos Modelos: Fundacional y Avanzado</w:t>
       </w:r>
@@ -17186,7 +17446,7 @@
         <w:pStyle w:val="Ttulo2"/>
         <w:keepNext/>
       </w:pPr>
-      <w:bookmarkStart w:id="23" w:name="_Toc240288502"/>
+      <w:bookmarkStart w:id="23" w:name="_Toc240292224"/>
       <w:r>
         <w:lastRenderedPageBreak/>
         <w:t>1. El puente, que es lo que hace comparables a los dos</w:t>
@@ -17344,7 +17604,7 @@
         <w:pStyle w:val="Ttulo2"/>
         <w:keepNext/>
       </w:pPr>
-      <w:bookmarkStart w:id="24" w:name="_Toc240288503"/>
+      <w:bookmarkStart w:id="24" w:name="_Toc240292225"/>
       <w:r>
         <w:t>2. Modelo fundacional — Chronos-Bolt</w:t>
       </w:r>
@@ -17669,7 +17929,7 @@
         <w:pStyle w:val="Ttulo2"/>
         <w:keepNext/>
       </w:pPr>
-      <w:bookmarkStart w:id="25" w:name="_Toc240288504"/>
+      <w:bookmarkStart w:id="25" w:name="_Toc240292226"/>
       <w:r>
         <w:lastRenderedPageBreak/>
         <w:t>3. Modelo avanzado — iTransformer</w:t>
@@ -17711,7 +17971,7 @@
         <w:pStyle w:val="Ttulo3"/>
         <w:keepNext/>
       </w:pPr>
-      <w:bookmarkStart w:id="26" w:name="_Toc240288505"/>
+      <w:bookmarkStart w:id="26" w:name="_Toc240292227"/>
       <w:r>
         <w:t>Por qué no es Informer</w:t>
       </w:r>
@@ -17816,7 +18076,7 @@
         <w:pStyle w:val="Ttulo3"/>
         <w:keepNext/>
       </w:pPr>
-      <w:bookmarkStart w:id="27" w:name="_Toc240288506"/>
+      <w:bookmarkStart w:id="27" w:name="_Toc240292228"/>
       <w:r>
         <w:t>Lo que cuesta</w:t>
       </w:r>
@@ -18337,7 +18597,7 @@
         <w:pStyle w:val="Ttulo2"/>
         <w:keepNext/>
       </w:pPr>
-      <w:bookmarkStart w:id="28" w:name="_Toc240288507"/>
+      <w:bookmarkStart w:id="28" w:name="_Toc240292229"/>
       <w:r>
         <w:lastRenderedPageBreak/>
         <w:t>4. Rendimiento sobre validación</w:t>
@@ -19145,7 +19405,7 @@
         <w:pStyle w:val="Ttulo3"/>
         <w:keepNext/>
       </w:pPr>
-      <w:bookmarkStart w:id="29" w:name="_Toc240288508"/>
+      <w:bookmarkStart w:id="29" w:name="_Toc240292230"/>
       <w:r>
         <w:t>Las comparaciones que deciden</w:t>
       </w:r>
@@ -20229,7 +20489,7 @@
         <w:pStyle w:val="Ttulo2"/>
         <w:keepNext/>
       </w:pPr>
-      <w:bookmarkStart w:id="30" w:name="_Toc240288509"/>
+      <w:bookmarkStart w:id="30" w:name="_Toc240292231"/>
       <w:r>
         <w:t>5. Por qué no se ajustaron hiperparámetros</w:t>
       </w:r>
@@ -20357,7 +20617,7 @@
         <w:pStyle w:val="Ttulo2"/>
         <w:keepNext/>
       </w:pPr>
-      <w:bookmarkStart w:id="31" w:name="_Toc240288510"/>
+      <w:bookmarkStart w:id="31" w:name="_Toc240292232"/>
       <w:r>
         <w:t>6. Lo que no se puede afirmar, y por qué</w:t>
       </w:r>
@@ -20368,7 +20628,7 @@
         <w:pStyle w:val="Ttulo3"/>
         <w:keepNext/>
       </w:pPr>
-      <w:bookmarkStart w:id="32" w:name="_Toc240288511"/>
+      <w:bookmarkStart w:id="32" w:name="_Toc240292233"/>
       <w:r>
         <w:t>Los activos de apoyo: signo estable en las cinco, sin distinguibilidad afirmable</w:t>
       </w:r>
@@ -21284,7 +21544,7 @@
         <w:pStyle w:val="Ttulo3"/>
         <w:keepNext/>
       </w:pPr>
-      <w:bookmarkStart w:id="33" w:name="_Toc240288512"/>
+      <w:bookmarkStart w:id="33" w:name="_Toc240292234"/>
       <w:r>
         <w:t>La dispersión no es pareja, y es peor donde más importa</w:t>
       </w:r>
@@ -22252,7 +22512,7 @@
         <w:pStyle w:val="Ttulo3"/>
         <w:keepNext/>
       </w:pPr>
-      <w:bookmarkStart w:id="34" w:name="_Toc240288513"/>
+      <w:bookmarkStart w:id="34" w:name="_Toc240292235"/>
       <w:r>
         <w:lastRenderedPageBreak/>
         <w:t>El puente amplifica diferencias que no deberían importar</w:t>
@@ -22308,7 +22568,7 @@
         <w:pStyle w:val="Ttulo2"/>
         <w:keepNext/>
       </w:pPr>
-      <w:bookmarkStart w:id="35" w:name="_Toc240288514"/>
+      <w:bookmarkStart w:id="35" w:name="_Toc240292236"/>
       <w:r>
         <w:t>7. Por clase: lo que el bloque de prueba sugirió y lo que la potencia confirmó</w:t>
       </w:r>
@@ -22337,7 +22597,7 @@
         <w:pStyle w:val="Ttulo3"/>
         <w:keepNext/>
       </w:pPr>
-      <w:bookmarkStart w:id="36" w:name="_Toc240288515"/>
+      <w:bookmarkStart w:id="36" w:name="_Toc240292237"/>
       <w:r>
         <w:t>Lo que se vio en el bloque de prueba</w:t>
       </w:r>
@@ -22835,7 +23095,7 @@
         <w:pStyle w:val="Ttulo3"/>
         <w:keepNext/>
       </w:pPr>
-      <w:bookmarkStart w:id="37" w:name="_Toc240288516"/>
+      <w:bookmarkStart w:id="37" w:name="_Toc240292238"/>
       <w:r>
         <w:t>Lo que dice la agregación de los nueve tramos</w:t>
       </w:r>
@@ -23506,7 +23766,7 @@
         <w:pStyle w:val="Ttulo3"/>
         <w:keepNext/>
       </w:pPr>
-      <w:bookmarkStart w:id="38" w:name="_Toc240288517"/>
+      <w:bookmarkStart w:id="38" w:name="_Toc240292239"/>
       <w:r>
         <w:t>Por qué esto importa más allá de la tabla</w:t>
       </w:r>
@@ -23578,7 +23838,7 @@
         <w:pStyle w:val="Ttulo2"/>
         <w:keepNext/>
       </w:pPr>
-      <w:bookmarkStart w:id="39" w:name="_Toc240288518"/>
+      <w:bookmarkStart w:id="39" w:name="_Toc240292240"/>
       <w:r>
         <w:lastRenderedPageBreak/>
         <w:t>8. La celda que faltaba, y las tres lecturas escritas de antemano</w:t>
@@ -23691,7 +23951,7 @@
         <w:pStyle w:val="Ttulo2"/>
         <w:keepNext/>
       </w:pPr>
-      <w:bookmarkStart w:id="40" w:name="_Toc240288519"/>
+      <w:bookmarkStart w:id="40" w:name="_Toc240292241"/>
       <w:r>
         <w:t>9. Cómo se regenera cada cifra</w:t>
       </w:r>
@@ -24121,7 +24381,7 @@
         <w:pStyle w:val="Ttulo1"/>
         <w:keepNext/>
       </w:pPr>
-      <w:bookmarkStart w:id="41" w:name="_Toc240288520"/>
+      <w:bookmarkStart w:id="41" w:name="_Toc240292242"/>
       <w:r>
         <w:t>Pruebas de Detección</w:t>
       </w:r>
@@ -24424,7 +24684,7 @@
         <w:pStyle w:val="Ttulo2"/>
         <w:keepNext/>
       </w:pPr>
-      <w:bookmarkStart w:id="42" w:name="_Toc240288521"/>
+      <w:bookmarkStart w:id="42" w:name="_Toc240292243"/>
       <w:r>
         <w:t>4.1 Qué demuestra cada una</w:t>
       </w:r>
@@ -25063,7 +25323,7 @@
         <w:pStyle w:val="Ttulo2"/>
         <w:keepNext/>
       </w:pPr>
-      <w:bookmarkStart w:id="43" w:name="_Toc240288522"/>
+      <w:bookmarkStart w:id="43" w:name="_Toc240292244"/>
       <w:r>
         <w:t>4.2 Prueba 1 · El etiquetador, sobre una serie construida</w:t>
       </w:r>
@@ -25395,7 +25655,7 @@
         <w:pStyle w:val="Ttulo2"/>
         <w:keepNext/>
       </w:pPr>
-      <w:bookmarkStart w:id="44" w:name="_Toc240288523"/>
+      <w:bookmarkStart w:id="44" w:name="_Toc240292245"/>
       <w:r>
         <w:t>4.3 Prueba 2 · El circuito completo, sobre datos sintéticos</w:t>
       </w:r>
@@ -25899,7 +26159,7 @@
         <w:pStyle w:val="Ttulo2"/>
         <w:keepNext/>
       </w:pPr>
-      <w:bookmarkStart w:id="45" w:name="_Toc240288524"/>
+      <w:bookmarkStart w:id="45" w:name="_Toc240292246"/>
       <w:r>
         <w:t>4.4 Prueba 3 · Sobre el bloque de entrenamiento</w:t>
       </w:r>
@@ -26387,7 +26647,7 @@
         <w:pStyle w:val="Ttulo2"/>
         <w:keepNext/>
       </w:pPr>
-      <w:bookmarkStart w:id="46" w:name="_Toc240288525"/>
+      <w:bookmarkStart w:id="46" w:name="_Toc240292247"/>
       <w:r>
         <w:t>4.5 Prueba 4 · Tiempo real, y por qué es la única que busca fuga</w:t>
       </w:r>
@@ -26703,7 +26963,7 @@
         <w:pStyle w:val="Ttulo3"/>
         <w:keepNext/>
       </w:pPr>
-      <w:bookmarkStart w:id="47" w:name="_Toc240288526"/>
+      <w:bookmarkStart w:id="47" w:name="_Toc240292248"/>
       <w:r>
         <w:t>La cola sin confirmar, y por qué se muestra</w:t>
       </w:r>
@@ -26846,7 +27106,7 @@
         <w:pStyle w:val="Ttulo2"/>
         <w:keepNext/>
       </w:pPr>
-      <w:bookmarkStart w:id="48" w:name="_Toc240288527"/>
+      <w:bookmarkStart w:id="48" w:name="_Toc240292249"/>
       <w:r>
         <w:t>4.6 Lo que las cuatro juntas permiten decir</w:t>
       </w:r>
@@ -26905,7 +27165,7 @@
         <w:pStyle w:val="Ttulo1"/>
         <w:keepNext/>
       </w:pPr>
-      <w:bookmarkStart w:id="49" w:name="_Toc240288528"/>
+      <w:bookmarkStart w:id="49" w:name="_Toc240292250"/>
       <w:r>
         <w:lastRenderedPageBreak/>
         <w:t>Rendimiento</w:t>
@@ -27062,7 +27322,7 @@
         <w:pStyle w:val="Ttulo2"/>
         <w:keepNext/>
       </w:pPr>
-      <w:bookmarkStart w:id="50" w:name="_Toc240288529"/>
+      <w:bookmarkStart w:id="50" w:name="_Toc240292251"/>
       <w:r>
         <w:t>5.1 La comparación sobre validación</w:t>
       </w:r>
@@ -28270,7 +28530,7 @@
         <w:pStyle w:val="Ttulo2"/>
         <w:keepNext/>
       </w:pPr>
-      <w:bookmarkStart w:id="51" w:name="_Toc240288530"/>
+      <w:bookmarkStart w:id="51" w:name="_Toc240292252"/>
       <w:r>
         <w:t>5.2 Qué es la Precisión Direccional aquí, y por qué hubo que decidirlo</w:t>
       </w:r>
@@ -28423,7 +28683,7 @@
         <w:pStyle w:val="Ttulo2"/>
         <w:keepNext/>
       </w:pPr>
-      <w:bookmarkStart w:id="52" w:name="_Toc240288531"/>
+      <w:bookmarkStart w:id="52" w:name="_Toc240292253"/>
       <w:r>
         <w:t>5.3 Comparar medias no alcanza: los intervalos</w:t>
       </w:r>
@@ -29191,7 +29451,7 @@
         <w:pStyle w:val="Ttulo2"/>
         <w:keepNext/>
       </w:pPr>
-      <w:bookmarkStart w:id="53" w:name="_Toc240288532"/>
+      <w:bookmarkStart w:id="53" w:name="_Toc240292254"/>
       <w:r>
         <w:t>5.4 Un intervalo de esta tabla no se reproduce, y se declara</w:t>
       </w:r>
@@ -29811,7 +30071,7 @@
         <w:pStyle w:val="Ttulo2"/>
         <w:keepNext/>
       </w:pPr>
-      <w:bookmarkStart w:id="54" w:name="_Toc240288533"/>
+      <w:bookmarkStart w:id="54" w:name="_Toc240292255"/>
       <w:r>
         <w:t>5.5 El bloque de prueba</w:t>
       </w:r>
@@ -29909,10 +30169,10 @@
           <w:noProof/>
         </w:rPr>
         <w:drawing>
-          <wp:inline distT="0" distB="0" distL="0" distR="0" wp14:anchorId="2237FEF0" wp14:editId="593C03D8">
+          <wp:inline distT="0" distB="0" distL="0" distR="0" wp14:anchorId="0975B2CF" wp14:editId="03595232">
             <wp:extent cx="5715000" cy="2828925"/>
             <wp:effectExtent l="0" t="0" r="0" b="0"/>
-            <wp:docPr id="202850437" name="Imagen 202850437"/>
+            <wp:docPr id="947222982" name="Imagen 947222982"/>
             <wp:cNvGraphicFramePr>
               <a:graphicFrameLocks xmlns:a="http://schemas.openxmlformats.org/drawingml/2006/main" noChangeAspect="1"/>
             </wp:cNvGraphicFramePr>
@@ -31028,10 +31288,10 @@
           <w:noProof/>
         </w:rPr>
         <w:drawing>
-          <wp:inline distT="0" distB="0" distL="0" distR="0" wp14:anchorId="6E6C5A52" wp14:editId="4DD1E85C">
+          <wp:inline distT="0" distB="0" distL="0" distR="0" wp14:anchorId="14B2F4F9" wp14:editId="306CBFC3">
             <wp:extent cx="5715000" cy="2543175"/>
             <wp:effectExtent l="0" t="0" r="0" b="0"/>
-            <wp:docPr id="1781472117" name="Imagen 1781472117"/>
+            <wp:docPr id="1615219246" name="Imagen 1615219246"/>
             <wp:cNvGraphicFramePr>
               <a:graphicFrameLocks xmlns:a="http://schemas.openxmlformats.org/drawingml/2006/main" noChangeAspect="1"/>
             </wp:cNvGraphicFramePr>
@@ -31098,7 +31358,7 @@
         <w:pStyle w:val="Ttulo3"/>
         <w:keepNext/>
       </w:pPr>
-      <w:bookmarkStart w:id="55" w:name="_Toc240288534"/>
+      <w:bookmarkStart w:id="55" w:name="_Toc240292256"/>
       <w:r>
         <w:lastRenderedPageBreak/>
         <w:t>La regla de decisión, aplicada</w:t>
@@ -31587,7 +31847,7 @@
         <w:pStyle w:val="Ttulo3"/>
         <w:keepNext/>
       </w:pPr>
-      <w:bookmarkStart w:id="56" w:name="_Toc240288535"/>
+      <w:bookmarkStart w:id="56" w:name="_Toc240292257"/>
       <w:r>
         <w:t>Lo que el informe dice, escrito antes de saber cuál tocaba</w:t>
       </w:r>
@@ -31745,7 +32005,7 @@
         <w:pStyle w:val="Ttulo3"/>
         <w:keepNext/>
       </w:pPr>
-      <w:bookmarkStart w:id="57" w:name="_Toc240288536"/>
+      <w:bookmarkStart w:id="57" w:name="_Toc240292258"/>
       <w:r>
         <w:t>El criterio de aceptación falla, y por una razón que no es la del intervalo</w:t>
       </w:r>
@@ -31878,7 +32138,7 @@
         <w:pStyle w:val="Ttulo3"/>
         <w:keepNext/>
       </w:pPr>
-      <w:bookmarkStart w:id="58" w:name="_Toc240288537"/>
+      <w:bookmarkStart w:id="58" w:name="_Toc240292259"/>
       <w:r>
         <w:t>Un hueco de la herramienta, declarado</w:t>
       </w:r>
@@ -31964,7 +32224,7 @@
         <w:pStyle w:val="Ttulo1"/>
         <w:keepNext/>
       </w:pPr>
-      <w:bookmarkStart w:id="59" w:name="_Toc240288538"/>
+      <w:bookmarkStart w:id="59" w:name="_Toc240292260"/>
       <w:r>
         <w:t>Limitaciones</w:t>
       </w:r>
@@ -32072,7 +32332,7 @@
         <w:pStyle w:val="Ttulo2"/>
         <w:keepNext/>
       </w:pPr>
-      <w:bookmarkStart w:id="60" w:name="_Toc240288539"/>
+      <w:bookmarkStart w:id="60" w:name="_Toc240292261"/>
       <w:r>
         <w:t>6.1 Los activos de apoyo aportan poco, y no lo mismo en las dos familias</w:t>
       </w:r>
@@ -32510,7 +32770,7 @@
         <w:pStyle w:val="Ttulo2"/>
         <w:keepNext/>
       </w:pPr>
-      <w:bookmarkStart w:id="61" w:name="_Toc240288540"/>
+      <w:bookmarkStart w:id="61" w:name="_Toc240292262"/>
       <w:r>
         <w:t>6.2 Ningún modelo profundo mejora al bosque clásico</w:t>
       </w:r>
@@ -32712,7 +32972,7 @@
         <w:pStyle w:val="Ttulo2"/>
         <w:keepNext/>
       </w:pPr>
-      <w:bookmarkStart w:id="62" w:name="_Toc240288541"/>
+      <w:bookmarkStart w:id="62" w:name="_Toc240292263"/>
       <w:r>
         <w:t>6.3 Un criterio del proyecto no se puede aplicar a uno de los modelos</w:t>
       </w:r>
@@ -32924,10 +33184,10 @@
           <w:noProof/>
         </w:rPr>
         <w:drawing>
-          <wp:inline distT="0" distB="0" distL="0" distR="0" wp14:anchorId="08CBF2E8" wp14:editId="13326DD3">
+          <wp:inline distT="0" distB="0" distL="0" distR="0" wp14:anchorId="5705645F" wp14:editId="04E863C3">
             <wp:extent cx="5715000" cy="2562225"/>
             <wp:effectExtent l="0" t="0" r="0" b="0"/>
-            <wp:docPr id="136713389" name="Imagen 136713389"/>
+            <wp:docPr id="1922997173" name="Imagen 1922997173"/>
             <wp:cNvGraphicFramePr>
               <a:graphicFrameLocks xmlns:a="http://schemas.openxmlformats.org/drawingml/2006/main" noChangeAspect="1"/>
             </wp:cNvGraphicFramePr>
@@ -33087,7 +33347,7 @@
         <w:pStyle w:val="Ttulo2"/>
         <w:keepNext/>
       </w:pPr>
-      <w:bookmarkStart w:id="63" w:name="_Toc240288542"/>
+      <w:bookmarkStart w:id="63" w:name="_Toc240292264"/>
       <w:r>
         <w:t>6.4 El puente de trayectoria a etiqueta amplifica diferencias mínimas</w:t>
       </w:r>
@@ -33244,7 +33504,7 @@
         <w:pStyle w:val="Ttulo2"/>
         <w:keepNext/>
       </w:pPr>
-      <w:bookmarkStart w:id="64" w:name="_Toc240288543"/>
+      <w:bookmarkStart w:id="64" w:name="_Toc240292265"/>
       <w:r>
         <w:t>6.5 El análisis con datos estáticos, que es lo que el enunciado pide</w:t>
       </w:r>
@@ -33424,7 +33684,7 @@
         <w:pStyle w:val="Ttulo2"/>
         <w:keepNext/>
       </w:pPr>
-      <w:bookmarkStart w:id="65" w:name="_Toc240288544"/>
+      <w:bookmarkStart w:id="65" w:name="_Toc240292266"/>
       <w:r>
         <w:lastRenderedPageBreak/>
         <w:t>6.6 Resumen</w:t>
@@ -34057,7 +34317,7 @@
         <w:pStyle w:val="Ttulo1"/>
         <w:keepNext/>
       </w:pPr>
-      <w:bookmarkStart w:id="66" w:name="_Toc240288545"/>
+      <w:bookmarkStart w:id="66" w:name="_Toc240292267"/>
       <w:r>
         <w:t>Conclusiones</w:t>
       </w:r>
@@ -34117,7 +34377,7 @@
         <w:pStyle w:val="Ttulo2"/>
         <w:keepNext/>
       </w:pPr>
-      <w:bookmarkStart w:id="67" w:name="_Toc240288546"/>
+      <w:bookmarkStart w:id="67" w:name="_Toc240292268"/>
       <w:r>
         <w:t>Lo que se sostiene</w:t>
       </w:r>
@@ -34249,7 +34509,7 @@
         <w:pStyle w:val="Ttulo2"/>
         <w:keepNext/>
       </w:pPr>
-      <w:bookmarkStart w:id="68" w:name="_Toc240288547"/>
+      <w:bookmarkStart w:id="68" w:name="_Toc240292269"/>
       <w:r>
         <w:t>Lo que no se sostiene</w:t>
       </w:r>
@@ -34364,7 +34624,7 @@
         <w:pStyle w:val="Ttulo2"/>
         <w:keepNext/>
       </w:pPr>
-      <w:bookmarkStart w:id="69" w:name="_Toc240288548"/>
+      <w:bookmarkStart w:id="69" w:name="_Toc240292270"/>
       <w:r>
         <w:t>Lo que el proyecto aprendió sobre cómo trabajar, que es lo que se lleva</w:t>
       </w:r>
@@ -34499,7 +34759,7 @@
         <w:pStyle w:val="Ttulo2"/>
         <w:keepNext/>
       </w:pPr>
-      <w:bookmarkStart w:id="70" w:name="_Toc240288549"/>
+      <w:bookmarkStart w:id="70" w:name="_Toc240292271"/>
       <w:r>
         <w:t>Lo que hicimos después de medir, y qué salió</w:t>
       </w:r>
@@ -34832,7 +35092,7 @@
         <w:pStyle w:val="Ttulo3"/>
         <w:keepNext/>
       </w:pPr>
-      <w:bookmarkStart w:id="71" w:name="_Toc240288550"/>
+      <w:bookmarkStart w:id="71" w:name="_Toc240292272"/>
       <w:r>
         <w:t>El diagnóstico</w:t>
       </w:r>
@@ -35343,7 +35603,7 @@
         <w:pStyle w:val="Ttulo3"/>
         <w:keepNext/>
       </w:pPr>
-      <w:bookmarkStart w:id="72" w:name="_Toc240288551"/>
+      <w:bookmarkStart w:id="72" w:name="_Toc240292273"/>
       <w:r>
         <w:t>Lo que sí resolvió la pregunta: medir muchas veces en vez de una</w:t>
       </w:r>
@@ -36073,7 +36333,7 @@
         <w:pStyle w:val="Ttulo3"/>
         <w:keepNext/>
       </w:pPr>
-      <w:bookmarkStart w:id="73" w:name="_Toc240288552"/>
+      <w:bookmarkStart w:id="73" w:name="_Toc240292274"/>
       <w:r>
         <w:t>La medición que cierra la pregunta: era potencia, y ahora está demostrado</w:t>
       </w:r>
@@ -36768,7 +37028,7 @@
         <w:pStyle w:val="Ttulo3"/>
         <w:keepNext/>
       </w:pPr>
-      <w:bookmarkStart w:id="74" w:name="_Toc240288553"/>
+      <w:bookmarkStart w:id="74" w:name="_Toc240292275"/>
       <w:r>
         <w:t>La corrección más grande: el bosque sí detecta las dos clases</w:t>
       </w:r>
@@ -37914,7 +38174,7 @@
         <w:pStyle w:val="Ttulo3"/>
         <w:keepNext/>
       </w:pPr>
-      <w:bookmarkStart w:id="75" w:name="_Toc240288554"/>
+      <w:bookmarkStart w:id="75" w:name="_Toc240292276"/>
       <w:r>
         <w:lastRenderedPageBreak/>
         <w:t>Y lo que la potencia corrige de un resultado central del informe</w:t>
@@ -38541,7 +38801,7 @@
         <w:pStyle w:val="Ttulo3"/>
         <w:keepNext/>
       </w:pPr>
-      <w:bookmarkStart w:id="76" w:name="_Toc240288555"/>
+      <w:bookmarkStart w:id="76" w:name="_Toc240292277"/>
       <w:r>
         <w:t>La prueba que no dependía de nuestra disciplina</w:t>
       </w:r>
@@ -39173,7 +39433,7 @@
         <w:pStyle w:val="Ttulo3"/>
         <w:keepNext/>
       </w:pPr>
-      <w:bookmarkStart w:id="77" w:name="_Toc240288556"/>
+      <w:bookmarkStart w:id="77" w:name="_Toc240292278"/>
       <w:r>
         <w:t>Los arreglos que probamos</w:t>
       </w:r>
@@ -39687,7 +39947,7 @@
         <w:pStyle w:val="Ttulo3"/>
         <w:keepNext/>
       </w:pPr>
-      <w:bookmarkStart w:id="78" w:name="_Toc240288557"/>
+      <w:bookmarkStart w:id="78" w:name="_Toc240292279"/>
       <w:r>
         <w:t>El cuarto arreglo: la única vía que sí mejora, y por qué aun así no se afirma</w:t>
       </w:r>
@@ -40343,7 +40603,7 @@
         <w:pStyle w:val="Ttulo3"/>
         <w:keepNext/>
       </w:pPr>
-      <w:bookmarkStart w:id="79" w:name="_Toc240288558"/>
+      <w:bookmarkStart w:id="79" w:name="_Toc240292280"/>
       <w:r>
         <w:t>El quinto arreglo, que la propia evidencia sugirió</w:t>
       </w:r>
@@ -40982,7 +41242,7 @@
         <w:pStyle w:val="Ttulo3"/>
         <w:keepNext/>
       </w:pPr>
-      <w:bookmarkStart w:id="80" w:name="_Toc240288559"/>
+      <w:bookmarkStart w:id="80" w:name="_Toc240292281"/>
       <w:r>
         <w:t>Los dos últimos: otra familia de modelo, y pesar en vez de filtrar</w:t>
       </w:r>
@@ -41532,7 +41792,7 @@
         <w:pStyle w:val="Ttulo3"/>
         <w:keepNext/>
       </w:pPr>
-      <w:bookmarkStart w:id="81" w:name="_Toc240288560"/>
+      <w:bookmarkStart w:id="81" w:name="_Toc240292282"/>
       <w:r>
         <w:t>El octavo eje: dejar que el sistema se calle</w:t>
       </w:r>
@@ -41610,7 +41870,7 @@
         <w:pStyle w:val="Ttulo3"/>
         <w:keepNext/>
       </w:pPr>
-      <w:bookmarkStart w:id="82" w:name="_Toc240288561"/>
+      <w:bookmarkStart w:id="82" w:name="_Toc240292283"/>
       <w:r>
         <w:t>La pregunta que el informe no tenía respondida</w:t>
       </w:r>
@@ -43017,7 +43277,7 @@
         <w:pStyle w:val="Ttulo3"/>
         <w:keepNext/>
       </w:pPr>
-      <w:bookmarkStart w:id="83" w:name="_Toc240288562"/>
+      <w:bookmarkStart w:id="83" w:name="_Toc240292284"/>
       <w:r>
         <w:t>Lo primero que hay que decir es incómodo</w:t>
       </w:r>
@@ -43092,7 +43352,7 @@
         <w:pStyle w:val="Ttulo3"/>
         <w:keepNext/>
       </w:pPr>
-      <w:bookmarkStart w:id="84" w:name="_Toc240288563"/>
+      <w:bookmarkStart w:id="84" w:name="_Toc240292285"/>
       <w:r>
         <w:t>Callarse sí funciona, y aguanta el criterio</w:t>
       </w:r>
@@ -43251,7 +43511,7 @@
         <w:pStyle w:val="Ttulo3"/>
         <w:keepNext/>
       </w:pPr>
-      <w:bookmarkStart w:id="85" w:name="_Toc240288564"/>
+      <w:bookmarkStart w:id="85" w:name="_Toc240292286"/>
       <w:r>
         <w:t>Qué cambia esto, y qué no</w:t>
       </w:r>
@@ -43342,7 +43602,7 @@
         <w:pStyle w:val="Ttulo3"/>
         <w:keepNext/>
       </w:pPr>
-      <w:bookmarkStart w:id="86" w:name="_Toc240288565"/>
+      <w:bookmarkStart w:id="86" w:name="_Toc240292287"/>
       <w:r>
         <w:t>Los avisos que fallan, ¿fallan por mucho o por una vela?</w:t>
       </w:r>
@@ -44387,7 +44647,7 @@
         <w:pStyle w:val="Ttulo3"/>
         <w:keepNext/>
       </w:pPr>
-      <w:bookmarkStart w:id="87" w:name="_Toc240288566"/>
+      <w:bookmarkStart w:id="87" w:name="_Toc240292288"/>
       <w:r>
         <w:t>Dónde estaba la trampa, y por qué el piso se mueve con la ventana</w:t>
       </w:r>
@@ -44465,7 +44725,7 @@
         <w:pStyle w:val="Ttulo3"/>
         <w:keepNext/>
       </w:pPr>
-      <w:bookmarkStart w:id="88" w:name="_Toc240288567"/>
+      <w:bookmarkStart w:id="88" w:name="_Toc240292289"/>
       <w:r>
         <w:t>Lo que dice el resultado</w:t>
       </w:r>
@@ -44572,7 +44832,7 @@
         <w:pStyle w:val="Ttulo3"/>
         <w:keepNext/>
       </w:pPr>
-      <w:bookmarkStart w:id="89" w:name="_Toc240288568"/>
+      <w:bookmarkStart w:id="89" w:name="_Toc240292290"/>
       <w:r>
         <w:t>Qué frase queda, y cuál hay que dejar de decir</w:t>
       </w:r>
@@ -44644,7 +44904,7 @@
         <w:pStyle w:val="Ttulo3"/>
         <w:keepNext/>
       </w:pPr>
-      <w:bookmarkStart w:id="90" w:name="_Toc240288569"/>
+      <w:bookmarkStart w:id="90" w:name="_Toc240292291"/>
       <w:r>
         <w:t>Y lo que sigue sin poder afirmarse</w:t>
       </w:r>
@@ -44723,11 +44983,1447 @@
         <w:pStyle w:val="Ttulo3"/>
         <w:keepNext/>
       </w:pPr>
-      <w:bookmarkStart w:id="91" w:name="_Toc240288570"/>
+      <w:bookmarkStart w:id="91" w:name="_Toc240292292"/>
+      <w:r>
+        <w:lastRenderedPageBreak/>
+        <w:t>El noveno eje, y el que más mueve: preguntarle otra cosa</w:t>
+      </w:r>
+      <w:bookmarkEnd w:id="91"/>
+    </w:p>
+    <w:p>
+      <w:pPr>
+        <w:ind w:firstLine="720"/>
+      </w:pPr>
+      <w:r>
+        <w:t xml:space="preserve">La medición de tolerancia dejó una consecuencia que había que probar. Si los errores del modelo caen </w:t>
+      </w:r>
+      <w:r>
+        <w:rPr>
+          <w:b/>
+          <w:bCs/>
+        </w:rPr>
+        <w:t>alrededor</w:t>
+      </w:r>
+      <w:r>
+        <w:t xml:space="preserve"> del giro, entonces el modelo ya contesta bien </w:t>
+      </w:r>
+      <w:r>
+        <w:rPr>
+          <w:i/>
+          <w:iCs/>
+        </w:rPr>
+        <w:t>«¿estamos cerca de un giro?»</w:t>
+      </w:r>
+      <w:r>
+        <w:t xml:space="preserve"> — y este proyecto lo ha estado puntuando durante cinco semanas por </w:t>
+      </w:r>
+      <w:r>
+        <w:rPr>
+          <w:i/>
+          <w:iCs/>
+        </w:rPr>
+        <w:t>«¿es esta</w:t>
+      </w:r>
+      <w:r>
+        <w:t>* vela el giro?»*.</w:t>
+      </w:r>
+    </w:p>
+    <w:p>
+      <w:pPr>
+        <w:ind w:firstLine="720"/>
+      </w:pPr>
+      <w:r>
+        <w:t xml:space="preserve">Así que se le cambió la pregunta: </w:t>
+      </w:r>
+      <w:r>
+        <w:rPr>
+          <w:b/>
+          <w:bCs/>
+        </w:rPr>
+        <w:t xml:space="preserve">una vela es Máximo si hay un máximo real a </w:t>
+      </w:r>
+      <w:r>
+        <w:rPr>
+          <w:rFonts w:ascii="Courier New" w:eastAsia="Courier New" w:hAnsi="Courier New" w:cs="Courier New"/>
+          <w:b/>
+          <w:bCs/>
+          <w:sz w:val="22"/>
+          <w:szCs w:val="22"/>
+        </w:rPr>
+        <w:t>k</w:t>
+      </w:r>
+      <w:r>
+        <w:rPr>
+          <w:b/>
+          <w:bCs/>
+        </w:rPr>
+        <w:t xml:space="preserve"> velas o menos.</w:t>
+      </w:r>
+      <w:r>
+        <w:t xml:space="preserve"> Con </w:t>
+      </w:r>
+      <w:r>
+        <w:rPr>
+          <w:rFonts w:ascii="Courier New" w:eastAsia="Courier New" w:hAnsi="Courier New" w:cs="Courier New"/>
+          <w:sz w:val="22"/>
+          <w:szCs w:val="22"/>
+        </w:rPr>
+        <w:t>k = 0</w:t>
+      </w:r>
+      <w:r>
+        <w:t xml:space="preserve"> es exactamente la etiqueta de siempre, lo que sirve de control del experimento.</w:t>
+      </w:r>
+    </w:p>
+    <w:p>
+      <w:pPr>
+        <w:ind w:firstLine="720"/>
+      </w:pPr>
+      <w:r>
+        <w:rPr>
+          <w:b/>
+          <w:bCs/>
+        </w:rPr>
+        <w:t>Tabla C.14.</w:t>
+      </w:r>
+      <w:r>
+        <w:t xml:space="preserve"> Entrenar y evaluar con el objetivo de proximidad, nueve tramos.</w:t>
+      </w:r>
+    </w:p>
+    <w:tbl>
+      <w:tblPr>
+        <w:tblW w:w="9360" w:type="dxa"/>
+        <w:tblCellMar>
+          <w:left w:w="10" w:type="dxa"/>
+          <w:right w:w="10" w:type="dxa"/>
+        </w:tblCellMar>
+        <w:tblLook w:val="04A0" w:firstRow="1" w:lastRow="0" w:firstColumn="1" w:lastColumn="0" w:noHBand="0" w:noVBand="1"/>
+      </w:tblPr>
+      <w:tblGrid>
+        <w:gridCol w:w="1337"/>
+        <w:gridCol w:w="1337"/>
+        <w:gridCol w:w="1337"/>
+        <w:gridCol w:w="1337"/>
+        <w:gridCol w:w="1337"/>
+        <w:gridCol w:w="1337"/>
+        <w:gridCol w:w="1338"/>
+      </w:tblGrid>
+      <w:tr>
+        <w:tblPrEx>
+          <w:tblCellMar>
+            <w:top w:w="0" w:type="dxa"/>
+            <w:bottom w:w="0" w:type="dxa"/>
+          </w:tblCellMar>
+        </w:tblPrEx>
+        <w:trPr>
+          <w:tblHeader/>
+        </w:trPr>
+        <w:tc>
+          <w:tcPr>
+            <w:tcW w:w="1337" w:type="dxa"/>
+            <w:tcBorders>
+              <w:top w:val="single" w:sz="6" w:space="0" w:color="000000"/>
+              <w:bottom w:val="single" w:sz="6" w:space="0" w:color="000000"/>
+            </w:tcBorders>
+            <w:tcMar>
+              <w:top w:w="60" w:type="dxa"/>
+              <w:left w:w="100" w:type="dxa"/>
+              <w:bottom w:w="60" w:type="dxa"/>
+              <w:right w:w="100" w:type="dxa"/>
+            </w:tcMar>
+          </w:tcPr>
+          <w:p>
+            <w:pPr>
+              <w:spacing w:line="240" w:lineRule="auto"/>
+            </w:pPr>
+            <w:r>
+              <w:rPr>
+                <w:sz w:val="22"/>
+                <w:szCs w:val="22"/>
+              </w:rPr>
+              <w:t>Margen</w:t>
+            </w:r>
+          </w:p>
+        </w:tc>
+        <w:tc>
+          <w:tcPr>
+            <w:tcW w:w="1337" w:type="dxa"/>
+            <w:tcBorders>
+              <w:top w:val="single" w:sz="6" w:space="0" w:color="000000"/>
+              <w:bottom w:val="single" w:sz="6" w:space="0" w:color="000000"/>
+            </w:tcBorders>
+            <w:tcMar>
+              <w:top w:w="60" w:type="dxa"/>
+              <w:left w:w="100" w:type="dxa"/>
+              <w:bottom w:w="60" w:type="dxa"/>
+              <w:right w:w="100" w:type="dxa"/>
+            </w:tcMar>
+          </w:tcPr>
+          <w:p>
+            <w:pPr>
+              <w:spacing w:line="240" w:lineRule="auto"/>
+              <w:jc w:val="center"/>
+            </w:pPr>
+            <w:r>
+              <w:rPr>
+                <w:sz w:val="22"/>
+                <w:szCs w:val="22"/>
+              </w:rPr>
+              <w:t>Horas</w:t>
+            </w:r>
+          </w:p>
+        </w:tc>
+        <w:tc>
+          <w:tcPr>
+            <w:tcW w:w="1337" w:type="dxa"/>
+            <w:tcBorders>
+              <w:top w:val="single" w:sz="6" w:space="0" w:color="000000"/>
+              <w:bottom w:val="single" w:sz="6" w:space="0" w:color="000000"/>
+            </w:tcBorders>
+            <w:tcMar>
+              <w:top w:w="60" w:type="dxa"/>
+              <w:left w:w="100" w:type="dxa"/>
+              <w:bottom w:w="60" w:type="dxa"/>
+              <w:right w:w="100" w:type="dxa"/>
+            </w:tcMar>
+          </w:tcPr>
+          <w:p>
+            <w:pPr>
+              <w:spacing w:line="240" w:lineRule="auto"/>
+              <w:jc w:val="center"/>
+            </w:pPr>
+            <w:r>
+              <w:rPr>
+                <w:sz w:val="22"/>
+                <w:szCs w:val="22"/>
+              </w:rPr>
+              <w:t>Velas con giro</w:t>
+            </w:r>
+          </w:p>
+        </w:tc>
+        <w:tc>
+          <w:tcPr>
+            <w:tcW w:w="1337" w:type="dxa"/>
+            <w:tcBorders>
+              <w:top w:val="single" w:sz="6" w:space="0" w:color="000000"/>
+              <w:bottom w:val="single" w:sz="6" w:space="0" w:color="000000"/>
+            </w:tcBorders>
+            <w:tcMar>
+              <w:top w:w="60" w:type="dxa"/>
+              <w:left w:w="100" w:type="dxa"/>
+              <w:bottom w:w="60" w:type="dxa"/>
+              <w:right w:w="100" w:type="dxa"/>
+            </w:tcMar>
+          </w:tcPr>
+          <w:p>
+            <w:pPr>
+              <w:spacing w:line="240" w:lineRule="auto"/>
+              <w:jc w:val="center"/>
+            </w:pPr>
+            <w:r>
+              <w:rPr>
+                <w:sz w:val="22"/>
+                <w:szCs w:val="22"/>
+              </w:rPr>
+              <w:t>F1 macro del modelo</w:t>
+            </w:r>
+          </w:p>
+        </w:tc>
+        <w:tc>
+          <w:tcPr>
+            <w:tcW w:w="1337" w:type="dxa"/>
+            <w:tcBorders>
+              <w:top w:val="single" w:sz="6" w:space="0" w:color="000000"/>
+              <w:bottom w:val="single" w:sz="6" w:space="0" w:color="000000"/>
+            </w:tcBorders>
+            <w:tcMar>
+              <w:top w:w="60" w:type="dxa"/>
+              <w:left w:w="100" w:type="dxa"/>
+              <w:bottom w:w="60" w:type="dxa"/>
+              <w:right w:w="100" w:type="dxa"/>
+            </w:tcMar>
+          </w:tcPr>
+          <w:p>
+            <w:pPr>
+              <w:spacing w:line="240" w:lineRule="auto"/>
+              <w:jc w:val="center"/>
+            </w:pPr>
+            <w:r>
+              <w:rPr>
+                <w:sz w:val="22"/>
+                <w:szCs w:val="22"/>
+              </w:rPr>
+              <w:t>F1 macro del azar</w:t>
+            </w:r>
+          </w:p>
+        </w:tc>
+        <w:tc>
+          <w:tcPr>
+            <w:tcW w:w="1337" w:type="dxa"/>
+            <w:tcBorders>
+              <w:top w:val="single" w:sz="6" w:space="0" w:color="000000"/>
+              <w:bottom w:val="single" w:sz="6" w:space="0" w:color="000000"/>
+            </w:tcBorders>
+            <w:tcMar>
+              <w:top w:w="60" w:type="dxa"/>
+              <w:left w:w="100" w:type="dxa"/>
+              <w:bottom w:w="60" w:type="dxa"/>
+              <w:right w:w="100" w:type="dxa"/>
+            </w:tcMar>
+          </w:tcPr>
+          <w:p>
+            <w:pPr>
+              <w:spacing w:line="240" w:lineRule="auto"/>
+              <w:jc w:val="center"/>
+            </w:pPr>
+            <w:r>
+              <w:rPr>
+                <w:sz w:val="22"/>
+                <w:szCs w:val="22"/>
+              </w:rPr>
+              <w:t>Ventaja</w:t>
+            </w:r>
+          </w:p>
+        </w:tc>
+        <w:tc>
+          <w:tcPr>
+            <w:tcW w:w="1338" w:type="dxa"/>
+            <w:tcBorders>
+              <w:top w:val="single" w:sz="6" w:space="0" w:color="000000"/>
+              <w:bottom w:val="single" w:sz="6" w:space="0" w:color="000000"/>
+            </w:tcBorders>
+            <w:tcMar>
+              <w:top w:w="60" w:type="dxa"/>
+              <w:left w:w="100" w:type="dxa"/>
+              <w:bottom w:w="60" w:type="dxa"/>
+              <w:right w:w="100" w:type="dxa"/>
+            </w:tcMar>
+          </w:tcPr>
+          <w:p>
+            <w:pPr>
+              <w:spacing w:line="240" w:lineRule="auto"/>
+              <w:jc w:val="center"/>
+            </w:pPr>
+            <w:r>
+              <w:rPr>
+                <w:sz w:val="22"/>
+                <w:szCs w:val="22"/>
+              </w:rPr>
+              <w:t>Tramos</w:t>
+            </w:r>
+          </w:p>
+        </w:tc>
+      </w:tr>
+      <w:tr>
+        <w:tblPrEx>
+          <w:tblCellMar>
+            <w:top w:w="0" w:type="dxa"/>
+            <w:bottom w:w="0" w:type="dxa"/>
+          </w:tblCellMar>
+        </w:tblPrEx>
+        <w:tc>
+          <w:tcPr>
+            <w:tcW w:w="1337" w:type="dxa"/>
+            <w:tcMar>
+              <w:top w:w="60" w:type="dxa"/>
+              <w:left w:w="100" w:type="dxa"/>
+              <w:bottom w:w="60" w:type="dxa"/>
+              <w:right w:w="100" w:type="dxa"/>
+            </w:tcMar>
+          </w:tcPr>
+          <w:p>
+            <w:pPr>
+              <w:spacing w:line="240" w:lineRule="auto"/>
+            </w:pPr>
+            <w:r>
+              <w:rPr>
+                <w:sz w:val="22"/>
+                <w:szCs w:val="22"/>
+              </w:rPr>
+              <w:t>0 velas</w:t>
+            </w:r>
+          </w:p>
+        </w:tc>
+        <w:tc>
+          <w:tcPr>
+            <w:tcW w:w="1337" w:type="dxa"/>
+            <w:tcMar>
+              <w:top w:w="60" w:type="dxa"/>
+              <w:left w:w="100" w:type="dxa"/>
+              <w:bottom w:w="60" w:type="dxa"/>
+              <w:right w:w="100" w:type="dxa"/>
+            </w:tcMar>
+          </w:tcPr>
+          <w:p>
+            <w:pPr>
+              <w:spacing w:line="240" w:lineRule="auto"/>
+              <w:jc w:val="center"/>
+            </w:pPr>
+            <w:r>
+              <w:rPr>
+                <w:sz w:val="22"/>
+                <w:szCs w:val="22"/>
+              </w:rPr>
+              <w:t>0</w:t>
+            </w:r>
+          </w:p>
+        </w:tc>
+        <w:tc>
+          <w:tcPr>
+            <w:tcW w:w="1337" w:type="dxa"/>
+            <w:tcMar>
+              <w:top w:w="60" w:type="dxa"/>
+              <w:left w:w="100" w:type="dxa"/>
+              <w:bottom w:w="60" w:type="dxa"/>
+              <w:right w:w="100" w:type="dxa"/>
+            </w:tcMar>
+          </w:tcPr>
+          <w:p>
+            <w:pPr>
+              <w:spacing w:line="240" w:lineRule="auto"/>
+              <w:jc w:val="center"/>
+            </w:pPr>
+            <w:r>
+              <w:rPr>
+                <w:sz w:val="22"/>
+                <w:szCs w:val="22"/>
+              </w:rPr>
+              <w:t>9,29 %</w:t>
+            </w:r>
+          </w:p>
+        </w:tc>
+        <w:tc>
+          <w:tcPr>
+            <w:tcW w:w="1337" w:type="dxa"/>
+            <w:tcMar>
+              <w:top w:w="60" w:type="dxa"/>
+              <w:left w:w="100" w:type="dxa"/>
+              <w:bottom w:w="60" w:type="dxa"/>
+              <w:right w:w="100" w:type="dxa"/>
+            </w:tcMar>
+          </w:tcPr>
+          <w:p>
+            <w:pPr>
+              <w:spacing w:line="240" w:lineRule="auto"/>
+              <w:jc w:val="center"/>
+            </w:pPr>
+            <w:r>
+              <w:rPr>
+                <w:sz w:val="22"/>
+                <w:szCs w:val="22"/>
+              </w:rPr>
+              <w:t>0,381008</w:t>
+            </w:r>
+          </w:p>
+        </w:tc>
+        <w:tc>
+          <w:tcPr>
+            <w:tcW w:w="1337" w:type="dxa"/>
+            <w:tcMar>
+              <w:top w:w="60" w:type="dxa"/>
+              <w:left w:w="100" w:type="dxa"/>
+              <w:bottom w:w="60" w:type="dxa"/>
+              <w:right w:w="100" w:type="dxa"/>
+            </w:tcMar>
+          </w:tcPr>
+          <w:p>
+            <w:pPr>
+              <w:spacing w:line="240" w:lineRule="auto"/>
+              <w:jc w:val="center"/>
+            </w:pPr>
+            <w:r>
+              <w:rPr>
+                <w:sz w:val="22"/>
+                <w:szCs w:val="22"/>
+              </w:rPr>
+              <w:t>0,336389</w:t>
+            </w:r>
+          </w:p>
+        </w:tc>
+        <w:tc>
+          <w:tcPr>
+            <w:tcW w:w="1337" w:type="dxa"/>
+            <w:tcMar>
+              <w:top w:w="60" w:type="dxa"/>
+              <w:left w:w="100" w:type="dxa"/>
+              <w:bottom w:w="60" w:type="dxa"/>
+              <w:right w:w="100" w:type="dxa"/>
+            </w:tcMar>
+          </w:tcPr>
+          <w:p>
+            <w:pPr>
+              <w:spacing w:line="240" w:lineRule="auto"/>
+              <w:jc w:val="center"/>
+            </w:pPr>
+            <w:r>
+              <w:rPr>
+                <w:sz w:val="22"/>
+                <w:szCs w:val="22"/>
+              </w:rPr>
+              <w:t>+0,044619</w:t>
+            </w:r>
+          </w:p>
+        </w:tc>
+        <w:tc>
+          <w:tcPr>
+            <w:tcW w:w="1338" w:type="dxa"/>
+            <w:tcMar>
+              <w:top w:w="60" w:type="dxa"/>
+              <w:left w:w="100" w:type="dxa"/>
+              <w:bottom w:w="60" w:type="dxa"/>
+              <w:right w:w="100" w:type="dxa"/>
+            </w:tcMar>
+          </w:tcPr>
+          <w:p>
+            <w:pPr>
+              <w:spacing w:line="240" w:lineRule="auto"/>
+              <w:jc w:val="center"/>
+            </w:pPr>
+            <w:r>
+              <w:rPr>
+                <w:sz w:val="22"/>
+                <w:szCs w:val="22"/>
+              </w:rPr>
+              <w:t>9 de 9</w:t>
+            </w:r>
+          </w:p>
+        </w:tc>
+      </w:tr>
+      <w:tr>
+        <w:tblPrEx>
+          <w:tblCellMar>
+            <w:top w:w="0" w:type="dxa"/>
+            <w:bottom w:w="0" w:type="dxa"/>
+          </w:tblCellMar>
+        </w:tblPrEx>
+        <w:tc>
+          <w:tcPr>
+            <w:tcW w:w="1337" w:type="dxa"/>
+            <w:tcMar>
+              <w:top w:w="60" w:type="dxa"/>
+              <w:left w:w="100" w:type="dxa"/>
+              <w:bottom w:w="60" w:type="dxa"/>
+              <w:right w:w="100" w:type="dxa"/>
+            </w:tcMar>
+          </w:tcPr>
+          <w:p>
+            <w:pPr>
+              <w:spacing w:line="240" w:lineRule="auto"/>
+            </w:pPr>
+            <w:r>
+              <w:rPr>
+                <w:b/>
+                <w:bCs/>
+                <w:sz w:val="22"/>
+                <w:szCs w:val="22"/>
+              </w:rPr>
+              <w:t>1 vela</w:t>
+            </w:r>
+          </w:p>
+        </w:tc>
+        <w:tc>
+          <w:tcPr>
+            <w:tcW w:w="1337" w:type="dxa"/>
+            <w:tcMar>
+              <w:top w:w="60" w:type="dxa"/>
+              <w:left w:w="100" w:type="dxa"/>
+              <w:bottom w:w="60" w:type="dxa"/>
+              <w:right w:w="100" w:type="dxa"/>
+            </w:tcMar>
+          </w:tcPr>
+          <w:p>
+            <w:pPr>
+              <w:spacing w:line="240" w:lineRule="auto"/>
+              <w:jc w:val="center"/>
+            </w:pPr>
+            <w:r>
+              <w:rPr>
+                <w:b/>
+                <w:bCs/>
+                <w:sz w:val="22"/>
+                <w:szCs w:val="22"/>
+              </w:rPr>
+              <w:t>4</w:t>
+            </w:r>
+          </w:p>
+        </w:tc>
+        <w:tc>
+          <w:tcPr>
+            <w:tcW w:w="1337" w:type="dxa"/>
+            <w:tcMar>
+              <w:top w:w="60" w:type="dxa"/>
+              <w:left w:w="100" w:type="dxa"/>
+              <w:bottom w:w="60" w:type="dxa"/>
+              <w:right w:w="100" w:type="dxa"/>
+            </w:tcMar>
+          </w:tcPr>
+          <w:p>
+            <w:pPr>
+              <w:spacing w:line="240" w:lineRule="auto"/>
+              <w:jc w:val="center"/>
+            </w:pPr>
+            <w:r>
+              <w:rPr>
+                <w:sz w:val="22"/>
+                <w:szCs w:val="22"/>
+              </w:rPr>
+              <w:t>27,47 %</w:t>
+            </w:r>
+          </w:p>
+        </w:tc>
+        <w:tc>
+          <w:tcPr>
+            <w:tcW w:w="1337" w:type="dxa"/>
+            <w:tcMar>
+              <w:top w:w="60" w:type="dxa"/>
+              <w:left w:w="100" w:type="dxa"/>
+              <w:bottom w:w="60" w:type="dxa"/>
+              <w:right w:w="100" w:type="dxa"/>
+            </w:tcMar>
+          </w:tcPr>
+          <w:p>
+            <w:pPr>
+              <w:spacing w:line="240" w:lineRule="auto"/>
+              <w:jc w:val="center"/>
+            </w:pPr>
+            <w:r>
+              <w:rPr>
+                <w:b/>
+                <w:bCs/>
+                <w:sz w:val="22"/>
+                <w:szCs w:val="22"/>
+              </w:rPr>
+              <w:t>0,567778</w:t>
+            </w:r>
+          </w:p>
+        </w:tc>
+        <w:tc>
+          <w:tcPr>
+            <w:tcW w:w="1337" w:type="dxa"/>
+            <w:tcMar>
+              <w:top w:w="60" w:type="dxa"/>
+              <w:left w:w="100" w:type="dxa"/>
+              <w:bottom w:w="60" w:type="dxa"/>
+              <w:right w:w="100" w:type="dxa"/>
+            </w:tcMar>
+          </w:tcPr>
+          <w:p>
+            <w:pPr>
+              <w:spacing w:line="240" w:lineRule="auto"/>
+              <w:jc w:val="center"/>
+            </w:pPr>
+            <w:r>
+              <w:rPr>
+                <w:sz w:val="22"/>
+                <w:szCs w:val="22"/>
+              </w:rPr>
+              <w:t>0,337697</w:t>
+            </w:r>
+          </w:p>
+        </w:tc>
+        <w:tc>
+          <w:tcPr>
+            <w:tcW w:w="1337" w:type="dxa"/>
+            <w:tcMar>
+              <w:top w:w="60" w:type="dxa"/>
+              <w:left w:w="100" w:type="dxa"/>
+              <w:bottom w:w="60" w:type="dxa"/>
+              <w:right w:w="100" w:type="dxa"/>
+            </w:tcMar>
+          </w:tcPr>
+          <w:p>
+            <w:pPr>
+              <w:spacing w:line="240" w:lineRule="auto"/>
+              <w:jc w:val="center"/>
+            </w:pPr>
+            <w:r>
+              <w:rPr>
+                <w:b/>
+                <w:bCs/>
+                <w:sz w:val="22"/>
+                <w:szCs w:val="22"/>
+              </w:rPr>
+              <w:t>+0,230081</w:t>
+            </w:r>
+          </w:p>
+        </w:tc>
+        <w:tc>
+          <w:tcPr>
+            <w:tcW w:w="1338" w:type="dxa"/>
+            <w:tcMar>
+              <w:top w:w="60" w:type="dxa"/>
+              <w:left w:w="100" w:type="dxa"/>
+              <w:bottom w:w="60" w:type="dxa"/>
+              <w:right w:w="100" w:type="dxa"/>
+            </w:tcMar>
+          </w:tcPr>
+          <w:p>
+            <w:pPr>
+              <w:spacing w:line="240" w:lineRule="auto"/>
+              <w:jc w:val="center"/>
+            </w:pPr>
+            <w:r>
+              <w:rPr>
+                <w:sz w:val="22"/>
+                <w:szCs w:val="22"/>
+              </w:rPr>
+              <w:t>9 de 9</w:t>
+            </w:r>
+          </w:p>
+        </w:tc>
+      </w:tr>
+      <w:tr>
+        <w:tblPrEx>
+          <w:tblCellMar>
+            <w:top w:w="0" w:type="dxa"/>
+            <w:bottom w:w="0" w:type="dxa"/>
+          </w:tblCellMar>
+        </w:tblPrEx>
+        <w:tc>
+          <w:tcPr>
+            <w:tcW w:w="1337" w:type="dxa"/>
+            <w:tcMar>
+              <w:top w:w="60" w:type="dxa"/>
+              <w:left w:w="100" w:type="dxa"/>
+              <w:bottom w:w="60" w:type="dxa"/>
+              <w:right w:w="100" w:type="dxa"/>
+            </w:tcMar>
+          </w:tcPr>
+          <w:p>
+            <w:pPr>
+              <w:spacing w:line="240" w:lineRule="auto"/>
+            </w:pPr>
+            <w:r>
+              <w:rPr>
+                <w:sz w:val="22"/>
+                <w:szCs w:val="22"/>
+              </w:rPr>
+              <w:t>2 velas</w:t>
+            </w:r>
+          </w:p>
+        </w:tc>
+        <w:tc>
+          <w:tcPr>
+            <w:tcW w:w="1337" w:type="dxa"/>
+            <w:tcMar>
+              <w:top w:w="60" w:type="dxa"/>
+              <w:left w:w="100" w:type="dxa"/>
+              <w:bottom w:w="60" w:type="dxa"/>
+              <w:right w:w="100" w:type="dxa"/>
+            </w:tcMar>
+          </w:tcPr>
+          <w:p>
+            <w:pPr>
+              <w:spacing w:line="240" w:lineRule="auto"/>
+              <w:jc w:val="center"/>
+            </w:pPr>
+            <w:r>
+              <w:rPr>
+                <w:sz w:val="22"/>
+                <w:szCs w:val="22"/>
+              </w:rPr>
+              <w:t>8</w:t>
+            </w:r>
+          </w:p>
+        </w:tc>
+        <w:tc>
+          <w:tcPr>
+            <w:tcW w:w="1337" w:type="dxa"/>
+            <w:tcMar>
+              <w:top w:w="60" w:type="dxa"/>
+              <w:left w:w="100" w:type="dxa"/>
+              <w:bottom w:w="60" w:type="dxa"/>
+              <w:right w:w="100" w:type="dxa"/>
+            </w:tcMar>
+          </w:tcPr>
+          <w:p>
+            <w:pPr>
+              <w:spacing w:line="240" w:lineRule="auto"/>
+              <w:jc w:val="center"/>
+            </w:pPr>
+            <w:r>
+              <w:rPr>
+                <w:sz w:val="22"/>
+                <w:szCs w:val="22"/>
+              </w:rPr>
+              <w:t>44,13 %</w:t>
+            </w:r>
+          </w:p>
+        </w:tc>
+        <w:tc>
+          <w:tcPr>
+            <w:tcW w:w="1337" w:type="dxa"/>
+            <w:tcMar>
+              <w:top w:w="60" w:type="dxa"/>
+              <w:left w:w="100" w:type="dxa"/>
+              <w:bottom w:w="60" w:type="dxa"/>
+              <w:right w:w="100" w:type="dxa"/>
+            </w:tcMar>
+          </w:tcPr>
+          <w:p>
+            <w:pPr>
+              <w:spacing w:line="240" w:lineRule="auto"/>
+              <w:jc w:val="center"/>
+            </w:pPr>
+            <w:r>
+              <w:rPr>
+                <w:sz w:val="22"/>
+                <w:szCs w:val="22"/>
+              </w:rPr>
+              <w:t>0,553873</w:t>
+            </w:r>
+          </w:p>
+        </w:tc>
+        <w:tc>
+          <w:tcPr>
+            <w:tcW w:w="1337" w:type="dxa"/>
+            <w:tcMar>
+              <w:top w:w="60" w:type="dxa"/>
+              <w:left w:w="100" w:type="dxa"/>
+              <w:bottom w:w="60" w:type="dxa"/>
+              <w:right w:w="100" w:type="dxa"/>
+            </w:tcMar>
+          </w:tcPr>
+          <w:p>
+            <w:pPr>
+              <w:spacing w:line="240" w:lineRule="auto"/>
+              <w:jc w:val="center"/>
+            </w:pPr>
+            <w:r>
+              <w:rPr>
+                <w:sz w:val="22"/>
+                <w:szCs w:val="22"/>
+              </w:rPr>
+              <w:t>0,338043</w:t>
+            </w:r>
+          </w:p>
+        </w:tc>
+        <w:tc>
+          <w:tcPr>
+            <w:tcW w:w="1337" w:type="dxa"/>
+            <w:tcMar>
+              <w:top w:w="60" w:type="dxa"/>
+              <w:left w:w="100" w:type="dxa"/>
+              <w:bottom w:w="60" w:type="dxa"/>
+              <w:right w:w="100" w:type="dxa"/>
+            </w:tcMar>
+          </w:tcPr>
+          <w:p>
+            <w:pPr>
+              <w:spacing w:line="240" w:lineRule="auto"/>
+              <w:jc w:val="center"/>
+            </w:pPr>
+            <w:r>
+              <w:rPr>
+                <w:sz w:val="22"/>
+                <w:szCs w:val="22"/>
+              </w:rPr>
+              <w:t>+0,215829</w:t>
+            </w:r>
+          </w:p>
+        </w:tc>
+        <w:tc>
+          <w:tcPr>
+            <w:tcW w:w="1338" w:type="dxa"/>
+            <w:tcMar>
+              <w:top w:w="60" w:type="dxa"/>
+              <w:left w:w="100" w:type="dxa"/>
+              <w:bottom w:w="60" w:type="dxa"/>
+              <w:right w:w="100" w:type="dxa"/>
+            </w:tcMar>
+          </w:tcPr>
+          <w:p>
+            <w:pPr>
+              <w:spacing w:line="240" w:lineRule="auto"/>
+              <w:jc w:val="center"/>
+            </w:pPr>
+            <w:r>
+              <w:rPr>
+                <w:sz w:val="22"/>
+                <w:szCs w:val="22"/>
+              </w:rPr>
+              <w:t>9 de 9</w:t>
+            </w:r>
+          </w:p>
+        </w:tc>
+      </w:tr>
+      <w:tr>
+        <w:tblPrEx>
+          <w:tblCellMar>
+            <w:top w:w="0" w:type="dxa"/>
+            <w:bottom w:w="0" w:type="dxa"/>
+          </w:tblCellMar>
+        </w:tblPrEx>
+        <w:tc>
+          <w:tcPr>
+            <w:tcW w:w="1337" w:type="dxa"/>
+            <w:tcBorders>
+              <w:bottom w:val="single" w:sz="6" w:space="0" w:color="000000"/>
+            </w:tcBorders>
+            <w:tcMar>
+              <w:top w:w="60" w:type="dxa"/>
+              <w:left w:w="100" w:type="dxa"/>
+              <w:bottom w:w="60" w:type="dxa"/>
+              <w:right w:w="100" w:type="dxa"/>
+            </w:tcMar>
+          </w:tcPr>
+          <w:p>
+            <w:pPr>
+              <w:spacing w:line="240" w:lineRule="auto"/>
+            </w:pPr>
+            <w:r>
+              <w:rPr>
+                <w:sz w:val="22"/>
+                <w:szCs w:val="22"/>
+              </w:rPr>
+              <w:t>3 velas</w:t>
+            </w:r>
+          </w:p>
+        </w:tc>
+        <w:tc>
+          <w:tcPr>
+            <w:tcW w:w="1337" w:type="dxa"/>
+            <w:tcBorders>
+              <w:bottom w:val="single" w:sz="6" w:space="0" w:color="000000"/>
+            </w:tcBorders>
+            <w:tcMar>
+              <w:top w:w="60" w:type="dxa"/>
+              <w:left w:w="100" w:type="dxa"/>
+              <w:bottom w:w="60" w:type="dxa"/>
+              <w:right w:w="100" w:type="dxa"/>
+            </w:tcMar>
+          </w:tcPr>
+          <w:p>
+            <w:pPr>
+              <w:spacing w:line="240" w:lineRule="auto"/>
+              <w:jc w:val="center"/>
+            </w:pPr>
+            <w:r>
+              <w:rPr>
+                <w:sz w:val="22"/>
+                <w:szCs w:val="22"/>
+              </w:rPr>
+              <w:t>12</w:t>
+            </w:r>
+          </w:p>
+        </w:tc>
+        <w:tc>
+          <w:tcPr>
+            <w:tcW w:w="1337" w:type="dxa"/>
+            <w:tcBorders>
+              <w:bottom w:val="single" w:sz="6" w:space="0" w:color="000000"/>
+            </w:tcBorders>
+            <w:tcMar>
+              <w:top w:w="60" w:type="dxa"/>
+              <w:left w:w="100" w:type="dxa"/>
+              <w:bottom w:w="60" w:type="dxa"/>
+              <w:right w:w="100" w:type="dxa"/>
+            </w:tcMar>
+          </w:tcPr>
+          <w:p>
+            <w:pPr>
+              <w:spacing w:line="240" w:lineRule="auto"/>
+              <w:jc w:val="center"/>
+            </w:pPr>
+            <w:r>
+              <w:rPr>
+                <w:sz w:val="22"/>
+                <w:szCs w:val="22"/>
+              </w:rPr>
+              <w:t>58,13 %</w:t>
+            </w:r>
+          </w:p>
+        </w:tc>
+        <w:tc>
+          <w:tcPr>
+            <w:tcW w:w="1337" w:type="dxa"/>
+            <w:tcBorders>
+              <w:bottom w:val="single" w:sz="6" w:space="0" w:color="000000"/>
+            </w:tcBorders>
+            <w:tcMar>
+              <w:top w:w="60" w:type="dxa"/>
+              <w:left w:w="100" w:type="dxa"/>
+              <w:bottom w:w="60" w:type="dxa"/>
+              <w:right w:w="100" w:type="dxa"/>
+            </w:tcMar>
+          </w:tcPr>
+          <w:p>
+            <w:pPr>
+              <w:spacing w:line="240" w:lineRule="auto"/>
+              <w:jc w:val="center"/>
+            </w:pPr>
+            <w:r>
+              <w:rPr>
+                <w:sz w:val="22"/>
+                <w:szCs w:val="22"/>
+              </w:rPr>
+              <w:t>0,538214</w:t>
+            </w:r>
+          </w:p>
+        </w:tc>
+        <w:tc>
+          <w:tcPr>
+            <w:tcW w:w="1337" w:type="dxa"/>
+            <w:tcBorders>
+              <w:bottom w:val="single" w:sz="6" w:space="0" w:color="000000"/>
+            </w:tcBorders>
+            <w:tcMar>
+              <w:top w:w="60" w:type="dxa"/>
+              <w:left w:w="100" w:type="dxa"/>
+              <w:bottom w:w="60" w:type="dxa"/>
+              <w:right w:w="100" w:type="dxa"/>
+            </w:tcMar>
+          </w:tcPr>
+          <w:p>
+            <w:pPr>
+              <w:spacing w:line="240" w:lineRule="auto"/>
+              <w:jc w:val="center"/>
+            </w:pPr>
+            <w:r>
+              <w:rPr>
+                <w:sz w:val="22"/>
+                <w:szCs w:val="22"/>
+              </w:rPr>
+              <w:t>0,338467</w:t>
+            </w:r>
+          </w:p>
+        </w:tc>
+        <w:tc>
+          <w:tcPr>
+            <w:tcW w:w="1337" w:type="dxa"/>
+            <w:tcBorders>
+              <w:bottom w:val="single" w:sz="6" w:space="0" w:color="000000"/>
+            </w:tcBorders>
+            <w:tcMar>
+              <w:top w:w="60" w:type="dxa"/>
+              <w:left w:w="100" w:type="dxa"/>
+              <w:bottom w:w="60" w:type="dxa"/>
+              <w:right w:w="100" w:type="dxa"/>
+            </w:tcMar>
+          </w:tcPr>
+          <w:p>
+            <w:pPr>
+              <w:spacing w:line="240" w:lineRule="auto"/>
+              <w:jc w:val="center"/>
+            </w:pPr>
+            <w:r>
+              <w:rPr>
+                <w:sz w:val="22"/>
+                <w:szCs w:val="22"/>
+              </w:rPr>
+              <w:t>+0,199747</w:t>
+            </w:r>
+          </w:p>
+        </w:tc>
+        <w:tc>
+          <w:tcPr>
+            <w:tcW w:w="1338" w:type="dxa"/>
+            <w:tcBorders>
+              <w:bottom w:val="single" w:sz="6" w:space="0" w:color="000000"/>
+            </w:tcBorders>
+            <w:tcMar>
+              <w:top w:w="60" w:type="dxa"/>
+              <w:left w:w="100" w:type="dxa"/>
+              <w:bottom w:w="60" w:type="dxa"/>
+              <w:right w:w="100" w:type="dxa"/>
+            </w:tcMar>
+          </w:tcPr>
+          <w:p>
+            <w:pPr>
+              <w:spacing w:line="240" w:lineRule="auto"/>
+              <w:jc w:val="center"/>
+            </w:pPr>
+            <w:r>
+              <w:rPr>
+                <w:sz w:val="22"/>
+                <w:szCs w:val="22"/>
+              </w:rPr>
+              <w:t>9 de 9</w:t>
+            </w:r>
+          </w:p>
+        </w:tc>
+      </w:tr>
+    </w:tbl>
+    <w:p>
+      <w:pPr>
+        <w:spacing w:after="240"/>
+      </w:pPr>
+    </w:p>
+    <w:p>
+      <w:pPr>
+        <w:pStyle w:val="Ttulo3"/>
+        <w:keepNext/>
+      </w:pPr>
+      <w:bookmarkStart w:id="92" w:name="_Toc240292293"/>
+      <w:r>
+        <w:t>Por qué esto no es hacer la tarea más fácil y llamarlo mejora</w:t>
+      </w:r>
+      <w:bookmarkEnd w:id="92"/>
+    </w:p>
+    <w:p>
+      <w:pPr>
+        <w:ind w:firstLine="720"/>
+      </w:pPr>
+      <w:r>
+        <w:t xml:space="preserve">Es la objeción obvia y hay que contestarla con la tabla, no con palabras: </w:t>
+      </w:r>
+      <w:r>
+        <w:rPr>
+          <w:b/>
+          <w:bCs/>
+        </w:rPr>
+        <w:t>predecir «hay giro cerca» es más fácil que predecir «es aquí»</w:t>
+      </w:r>
+      <w:r>
+        <w:t>, así que el F1 tenía que subir de todos modos.</w:t>
+      </w:r>
+    </w:p>
+    <w:p>
+      <w:pPr>
+        <w:ind w:firstLine="720"/>
+      </w:pPr>
+      <w:r>
+        <w:rPr>
+          <w:b/>
+          <w:bCs/>
+        </w:rPr>
+        <w:t>Lo que decide es la columna del azar.</w:t>
+      </w:r>
+      <w:r>
+        <w:t xml:space="preserve"> El </w:t>
+      </w:r>
+      <w:r>
+        <w:rPr>
+          <w:rFonts w:ascii="Courier New" w:eastAsia="Courier New" w:hAnsi="Courier New" w:cs="Courier New"/>
+          <w:sz w:val="22"/>
+          <w:szCs w:val="22"/>
+        </w:rPr>
+        <w:t>baseline_aleatorio</w:t>
+      </w:r>
+      <w:r>
+        <w:t xml:space="preserve"> se entrena y se mide sobre la misma etiqueta, y va de </w:t>
+      </w:r>
+      <w:r>
+        <w:rPr>
+          <w:b/>
+          <w:bCs/>
+        </w:rPr>
+        <w:t>0,336389</w:t>
+      </w:r>
+      <w:r>
+        <w:t xml:space="preserve"> a </w:t>
+      </w:r>
+      <w:r>
+        <w:rPr>
+          <w:b/>
+          <w:bCs/>
+        </w:rPr>
+        <w:t>0,338467</w:t>
+      </w:r>
+      <w:r>
+        <w:t xml:space="preserve">: se mueve </w:t>
+      </w:r>
+      <w:r>
+        <w:rPr>
+          <w:b/>
+          <w:bCs/>
+        </w:rPr>
+        <w:t>dos milésimas</w:t>
+      </w:r>
+      <w:r>
+        <w:t xml:space="preserve"> mientras el modelo sube </w:t>
+      </w:r>
+      <w:r>
+        <w:rPr>
+          <w:b/>
+          <w:bCs/>
+        </w:rPr>
+        <w:t>diecinueve centésimas</w:t>
+      </w:r>
+      <w:r>
+        <w:t>.</w:t>
+      </w:r>
+    </w:p>
+    <w:p>
+      <w:pPr>
+        <w:ind w:firstLine="720"/>
+      </w:pPr>
+      <w:r>
+        <w:t xml:space="preserve">Si la tarea se hubiera vuelto más fácil </w:t>
+      </w:r>
+      <w:r>
+        <w:rPr>
+          <w:i/>
+          <w:iCs/>
+        </w:rPr>
+        <w:t>para todos</w:t>
+      </w:r>
+      <w:r>
+        <w:t xml:space="preserve">, el azar habría subido con él. No lo hace. </w:t>
+      </w:r>
+      <w:r>
+        <w:rPr>
+          <w:b/>
+          <w:bCs/>
+        </w:rPr>
+        <w:t>La mejora es del modelo, no de la tarea.</w:t>
+      </w:r>
+    </w:p>
+    <w:p>
+      <w:pPr>
+        <w:ind w:firstLine="720"/>
+      </w:pPr>
+      <w:r>
+        <w:lastRenderedPageBreak/>
+        <w:t xml:space="preserve">Y por eso el criterio escrito de antemano no pedía que el F1 subiera —eso estaba garantizado— sino que </w:t>
+      </w:r>
+      <w:r>
+        <w:rPr>
+          <w:b/>
+          <w:bCs/>
+        </w:rPr>
+        <w:t>la ventaja sobre el azar creciera</w:t>
+      </w:r>
+      <w:r>
+        <w:t xml:space="preserve">. Crece de </w:t>
+      </w:r>
+      <w:r>
+        <w:rPr>
+          <w:b/>
+          <w:bCs/>
+        </w:rPr>
+        <w:t>+0,044619</w:t>
+      </w:r>
+      <w:r>
+        <w:t xml:space="preserve"> a </w:t>
+      </w:r>
+      <w:r>
+        <w:rPr>
+          <w:b/>
+          <w:bCs/>
+        </w:rPr>
+        <w:t>+0,230081</w:t>
+      </w:r>
+      <w:r>
+        <w:t xml:space="preserve">: </w:t>
+      </w:r>
+      <w:r>
+        <w:rPr>
+          <w:b/>
+          <w:bCs/>
+        </w:rPr>
+        <w:t>más de cinco veces</w:t>
+      </w:r>
+      <w:r>
+        <w:t>, con el signo estable en los nueve tramos y positiva en las dos clases extremas.</w:t>
+      </w:r>
+    </w:p>
+    <w:p>
+      <w:pPr>
+        <w:pStyle w:val="Ttulo3"/>
+        <w:keepNext/>
+      </w:pPr>
+      <w:bookmarkStart w:id="93" w:name="_Toc240292294"/>
+      <w:r>
+        <w:t>Dónde está el óptimo, y por qué no es el margen más ancho</w:t>
+      </w:r>
+      <w:bookmarkEnd w:id="93"/>
+    </w:p>
+    <w:p>
+      <w:pPr>
+        <w:ind w:firstLine="720"/>
+      </w:pPr>
+      <w:r>
+        <w:rPr>
+          <w:b/>
+          <w:bCs/>
+        </w:rPr>
+        <w:t>El mejor punto es una vela: cuatro horas.</w:t>
+      </w:r>
+      <w:r>
+        <w:t xml:space="preserve"> A partir de ahí la ventaja </w:t>
+      </w:r>
+      <w:r>
+        <w:rPr>
+          <w:b/>
+          <w:bCs/>
+        </w:rPr>
+        <w:t>baja</w:t>
+      </w:r>
+      <w:r>
+        <w:t xml:space="preserve"> —+0,230081, luego +0,215829, luego +0,199747— aunque el F1 absoluto siga pareciendo alto.</w:t>
+      </w:r>
+    </w:p>
+    <w:p>
+      <w:pPr>
+        <w:ind w:firstLine="720"/>
+      </w:pPr>
+      <w:r>
+        <w:t xml:space="preserve">La razón es que a </w:t>
+      </w:r>
+      <w:r>
+        <w:rPr>
+          <w:rFonts w:ascii="Courier New" w:eastAsia="Courier New" w:hAnsi="Courier New" w:cs="Courier New"/>
+          <w:sz w:val="22"/>
+          <w:szCs w:val="22"/>
+        </w:rPr>
+        <w:t>k = 3</w:t>
+      </w:r>
+      <w:r>
+        <w:t xml:space="preserve"> el </w:t>
+      </w:r>
+      <w:r>
+        <w:rPr>
+          <w:b/>
+          <w:bCs/>
+        </w:rPr>
+        <w:t>58,13 %</w:t>
+      </w:r>
+      <w:r>
+        <w:t xml:space="preserve"> de las velas ya cuentan como «cerca de un giro». La clase deja de ser rara, la pregunta deja de ser interesante y responder «sí» casi siempre empieza a ser una estrategia. </w:t>
+      </w:r>
+      <w:r>
+        <w:rPr>
+          <w:b/>
+          <w:bCs/>
+        </w:rPr>
+        <w:t>Un margen más ancho no es un modelo mejor: es una pregunta más floja.</w:t>
+      </w:r>
+    </w:p>
+    <w:p>
+      <w:pPr>
+        <w:pStyle w:val="Ttulo3"/>
+        <w:keepNext/>
+      </w:pPr>
+      <w:bookmarkStart w:id="94" w:name="_Toc240292295"/>
+      <w:r>
+        <w:t>Qué significa, y qué no</w:t>
+      </w:r>
+      <w:bookmarkEnd w:id="94"/>
+    </w:p>
+    <w:p>
+      <w:pPr>
+        <w:ind w:firstLine="720"/>
+      </w:pPr>
+      <w:r>
+        <w:rPr>
+          <w:b/>
+          <w:bCs/>
+        </w:rPr>
+        <w:t>Significa que el sistema tiene bastante más señal de la que este informe le atribuía</w:t>
+      </w:r>
+      <w:r>
+        <w:t xml:space="preserve">, y que buena parte de lo que parecía error del modelo era </w:t>
+      </w:r>
+      <w:r>
+        <w:rPr>
+          <w:b/>
+          <w:bCs/>
+        </w:rPr>
+        <w:t>exigencia del instrumento</w:t>
+      </w:r>
+      <w:r>
+        <w:t xml:space="preserve">. Con la pregunta a cuatro horas, el F1 macro pasa de 0,381008 a </w:t>
+      </w:r>
+      <w:r>
+        <w:rPr>
+          <w:b/>
+          <w:bCs/>
+        </w:rPr>
+        <w:t>0,567778</w:t>
+      </w:r>
+      <w:r>
+        <w:t>.</w:t>
+      </w:r>
+    </w:p>
+    <w:p>
+      <w:pPr>
+        <w:ind w:firstLine="720"/>
+      </w:pPr>
+      <w:r>
+        <w:rPr>
+          <w:b/>
+          <w:bCs/>
+        </w:rPr>
+        <w:t>No significa que el resultado del informe cambie.</w:t>
+      </w:r>
+      <w:r>
+        <w:t xml:space="preserve"> El enunciado define el punto de inflexión como la vela exacta, y esa es la medición que este informe reporta, incluida la del bloque de prueba. Esto es un </w:t>
+      </w:r>
+      <w:r>
+        <w:rPr>
+          <w:b/>
+          <w:bCs/>
+        </w:rPr>
+        <w:t>problema distinto</w:t>
+      </w:r>
+      <w:r>
+        <w:t>, se reporta al lado y no en su lugar.</w:t>
+      </w:r>
+    </w:p>
+    <w:p>
+      <w:pPr>
+        <w:ind w:firstLine="720"/>
+      </w:pPr>
+      <w:r>
+        <w:rPr>
+          <w:b/>
+          <w:bCs/>
+        </w:rPr>
+        <w:t>Y no se puede validar como se validó aquello.</w:t>
+      </w:r>
+      <w:r>
+        <w:t xml:space="preserve"> El bloque de prueba se gastó el 07/09 y no vuelve: esta medición vive sobre nueve tramos de validación deslizante. Es evidencia fuera de muestra y con potencia, pero </w:t>
+      </w:r>
+      <w:r>
+        <w:rPr>
+          <w:b/>
+          <w:bCs/>
+        </w:rPr>
+        <w:t>no es una medición limpia de un solo disparo</w:t>
+      </w:r>
+      <w:r>
+        <w:t>, y esa distinción no se puede recuperar.</w:t>
+      </w:r>
+    </w:p>
+    <w:p>
+      <w:pPr>
+        <w:ind w:left="720"/>
+      </w:pPr>
+      <w:r>
+        <w:rPr>
+          <w:b/>
+          <w:bCs/>
+        </w:rPr>
+        <w:t>La lectura honesta de los nueve ejes.</w:t>
+      </w:r>
+      <w:r>
+        <w:t xml:space="preserve"> Siete intentos de mejorar el modelo no dieron nada. El octavo —dejar que se calle— dio algo. El noveno —cambiar la pregunta— dio </w:t>
+      </w:r>
+      <w:r>
+        <w:lastRenderedPageBreak/>
+        <w:t xml:space="preserve">cinco veces más que todos los anteriores juntos.  Los tres que funcionaron tienen algo en común y vale la pena decirlo: </w:t>
+      </w:r>
+      <w:r>
+        <w:rPr>
+          <w:b/>
+          <w:bCs/>
+        </w:rPr>
+        <w:t>ninguno toca el modelo.</w:t>
+      </w:r>
+      <w:r>
+        <w:t xml:space="preserve"> Cambian qué se le pregunta y cuándo se le hace caso. El límite nunca estuvo en el modelado, y las primeras siete intervenciones lo estaban buscando en el sitio equivocado — incluidas las mías.</w:t>
+      </w:r>
+    </w:p>
+    <w:p>
+      <w:pPr>
+        <w:pStyle w:val="Ttulo3"/>
+        <w:keepNext/>
+      </w:pPr>
+      <w:bookmarkStart w:id="95" w:name="_Toc240292296"/>
       <w:r>
         <w:t>El balance de los siete intentos</w:t>
       </w:r>
-      <w:bookmarkEnd w:id="91"/>
+      <w:bookmarkEnd w:id="95"/>
     </w:p>
     <w:p>
       <w:pPr>
@@ -44792,7 +46488,6 @@
                 <w:sz w:val="22"/>
                 <w:szCs w:val="22"/>
               </w:rPr>
-              <w:lastRenderedPageBreak/>
               <w:t>#</w:t>
             </w:r>
           </w:p>
@@ -45622,9 +47317,6 @@
         <w:tc>
           <w:tcPr>
             <w:tcW w:w="2340" w:type="dxa"/>
-            <w:tcBorders>
-              <w:bottom w:val="single" w:sz="6" w:space="0" w:color="000000"/>
-            </w:tcBorders>
             <w:tcMar>
               <w:top w:w="60" w:type="dxa"/>
               <w:left w:w="100" w:type="dxa"/>
@@ -45647,6 +47339,92 @@
             </w:r>
           </w:p>
         </w:tc>
+        <w:tc>
+          <w:tcPr>
+            <w:tcW w:w="2340" w:type="dxa"/>
+            <w:tcMar>
+              <w:top w:w="60" w:type="dxa"/>
+              <w:left w:w="100" w:type="dxa"/>
+              <w:bottom w:w="60" w:type="dxa"/>
+              <w:right w:w="100" w:type="dxa"/>
+            </w:tcMar>
+          </w:tcPr>
+          <w:p>
+            <w:pPr>
+              <w:spacing w:line="240" w:lineRule="auto"/>
+              <w:jc w:val="center"/>
+            </w:pPr>
+            <w:r>
+              <w:rPr>
+                <w:b/>
+                <w:bCs/>
+                <w:sz w:val="22"/>
+                <w:szCs w:val="22"/>
+              </w:rPr>
+              <w:t>Dejar que se calle</w:t>
+            </w:r>
+          </w:p>
+        </w:tc>
+        <w:tc>
+          <w:tcPr>
+            <w:tcW w:w="2340" w:type="dxa"/>
+            <w:tcMar>
+              <w:top w:w="60" w:type="dxa"/>
+              <w:left w:w="100" w:type="dxa"/>
+              <w:bottom w:w="60" w:type="dxa"/>
+              <w:right w:w="100" w:type="dxa"/>
+            </w:tcMar>
+          </w:tcPr>
+          <w:p>
+            <w:pPr>
+              <w:spacing w:line="240" w:lineRule="auto"/>
+              <w:jc w:val="center"/>
+            </w:pPr>
+            <w:r>
+              <w:rPr>
+                <w:b/>
+                <w:bCs/>
+                <w:sz w:val="22"/>
+                <w:szCs w:val="22"/>
+              </w:rPr>
+              <w:t>el punto de operación</w:t>
+            </w:r>
+          </w:p>
+        </w:tc>
+        <w:tc>
+          <w:tcPr>
+            <w:tcW w:w="2340" w:type="dxa"/>
+            <w:tcMar>
+              <w:top w:w="60" w:type="dxa"/>
+              <w:left w:w="100" w:type="dxa"/>
+              <w:bottom w:w="60" w:type="dxa"/>
+              <w:right w:w="100" w:type="dxa"/>
+            </w:tcMar>
+          </w:tcPr>
+          <w:p>
+            <w:pPr>
+              <w:spacing w:line="240" w:lineRule="auto"/>
+              <w:jc w:val="center"/>
+            </w:pPr>
+            <w:r>
+              <w:rPr>
+                <w:b/>
+                <w:bCs/>
+                <w:sz w:val="22"/>
+                <w:szCs w:val="22"/>
+              </w:rPr>
+              <w:t>se sostiene, 9 de 9</w:t>
+            </w:r>
+          </w:p>
+        </w:tc>
+      </w:tr>
+      <w:tr>
+        <w:tblPrEx>
+          <w:tblCellMar>
+            <w:top w:w="0" w:type="dxa"/>
+            <w:bottom w:w="0" w:type="dxa"/>
+          </w:tblCellMar>
+        </w:tblPrEx>
         <w:tc>
           <w:tcPr>
             <w:tcW w:w="2340" w:type="dxa"/>
@@ -45663,7 +47441,6 @@
           <w:p>
             <w:pPr>
               <w:spacing w:line="240" w:lineRule="auto"/>
-              <w:jc w:val="center"/>
             </w:pPr>
             <w:r>
               <w:rPr>
@@ -45672,7 +47449,7 @@
                 <w:sz w:val="22"/>
                 <w:szCs w:val="22"/>
               </w:rPr>
-              <w:t>Dejar que se calle</w:t>
+              <w:t>9</w:t>
             </w:r>
           </w:p>
         </w:tc>
@@ -45701,7 +47478,7 @@
                 <w:sz w:val="22"/>
                 <w:szCs w:val="22"/>
               </w:rPr>
-              <w:t>el punto de operación</w:t>
+              <w:t>Preguntarle «hay giro cerca»</w:t>
             </w:r>
           </w:p>
         </w:tc>
@@ -45730,7 +47507,36 @@
                 <w:sz w:val="22"/>
                 <w:szCs w:val="22"/>
               </w:rPr>
-              <w:t>se sostiene, 9 de 9</w:t>
+              <w:t>la pregunta</w:t>
+            </w:r>
+          </w:p>
+        </w:tc>
+        <w:tc>
+          <w:tcPr>
+            <w:tcW w:w="2340" w:type="dxa"/>
+            <w:tcBorders>
+              <w:bottom w:val="single" w:sz="6" w:space="0" w:color="000000"/>
+            </w:tcBorders>
+            <w:tcMar>
+              <w:top w:w="60" w:type="dxa"/>
+              <w:left w:w="100" w:type="dxa"/>
+              <w:bottom w:w="60" w:type="dxa"/>
+              <w:right w:w="100" w:type="dxa"/>
+            </w:tcMar>
+          </w:tcPr>
+          <w:p>
+            <w:pPr>
+              <w:spacing w:line="240" w:lineRule="auto"/>
+              <w:jc w:val="center"/>
+            </w:pPr>
+            <w:r>
+              <w:rPr>
+                <w:b/>
+                <w:bCs/>
+                <w:sz w:val="22"/>
+                <w:szCs w:val="22"/>
+              </w:rPr>
+              <w:t>se sostiene, y da 5× más</w:t>
             </w:r>
           </w:p>
         </w:tc>
@@ -45750,10 +47556,20 @@
           <w:b/>
           <w:bCs/>
         </w:rPr>
-        <w:t>Siete de las ocho intervenciones no producen una mejora que se sostenga.</w:t>
-      </w:r>
-      <w:r>
-        <w:t xml:space="preserve"> La octava sí, y es la única que no toca el modelo: cambia </w:t>
+        <w:t>Siete de las nueve intervenciones no producen una mejora que se sostenga.</w:t>
+      </w:r>
+      <w:r>
+        <w:t xml:space="preserve"> Las dos que sí tienen algo en común, y es lo que más dice de todo el proyecto: </w:t>
+      </w:r>
+      <w:r>
+        <w:rPr>
+          <w:b/>
+          <w:bCs/>
+        </w:rPr>
+        <w:t>ninguna toca el modelo.</w:t>
+      </w:r>
+      <w:r>
+        <w:t xml:space="preserve"> Una cambia </w:t>
       </w:r>
       <w:r>
         <w:rPr>
@@ -45763,17 +47579,17 @@
         <w:t>cuándo contesta</w:t>
       </w:r>
       <w:r>
-        <w:t xml:space="preserve">, no </w:t>
-      </w:r>
-      <w:r>
-        <w:rPr>
-          <w:b/>
-          <w:bCs/>
-        </w:rPr>
-        <w:t>qué</w:t>
-      </w:r>
-      <w:r>
-        <w:t xml:space="preserve"> contesta.</w:t>
+        <w:t xml:space="preserve"> y la otra </w:t>
+      </w:r>
+      <w:r>
+        <w:rPr>
+          <w:b/>
+          <w:bCs/>
+        </w:rPr>
+        <w:t>qué se le pregunta</w:t>
+      </w:r>
+      <w:r>
+        <w:t>.</w:t>
       </w:r>
     </w:p>
     <w:p>
@@ -45781,6 +47597,15 @@
         <w:ind w:firstLine="720"/>
       </w:pPr>
       <w:r>
+        <w:t>El límite nunca estuvo en el modelado. Las siete primeras intervenciones lo estaban buscando en el sitio equivocado.</w:t>
+      </w:r>
+    </w:p>
+    <w:p>
+      <w:pPr>
+        <w:ind w:firstLine="720"/>
+      </w:pPr>
+      <w:r>
+        <w:lastRenderedPageBreak/>
         <w:t xml:space="preserve">Eso ya no es una lista de intentos fallidos. Es evidencia consistente de que </w:t>
       </w:r>
       <w:r>
@@ -45837,11 +47662,11 @@
         <w:pStyle w:val="Ttulo3"/>
         <w:keepNext/>
       </w:pPr>
-      <w:bookmarkStart w:id="92" w:name="_Toc240288571"/>
+      <w:bookmarkStart w:id="96" w:name="_Toc240292297"/>
       <w:r>
         <w:t>Y una observación sobre la métrica, que sí queda</w:t>
       </w:r>
-      <w:bookmarkEnd w:id="92"/>
+      <w:bookmarkEnd w:id="96"/>
     </w:p>
     <w:p>
       <w:pPr>
@@ -45893,11 +47718,7 @@
         <w:t>solo las dos clases extremas</w:t>
       </w:r>
       <w:r>
-        <w:t xml:space="preserve"> habría ordenado los modelos de otro modo. No se cambia —está fijada desde la Semana 1 y cambiarla ahora sería elegir la </w:t>
-      </w:r>
-      <w:r>
-        <w:lastRenderedPageBreak/>
-        <w:t xml:space="preserve">métrica después de ver los resultados, que es exactamente lo que este informe no hace— pero </w:t>
+        <w:t xml:space="preserve"> habría ordenado los modelos de otro modo. No se cambia —está fijada desde la Semana 1 y cambiarla ahora sería elegir la métrica después de ver los resultados, que es exactamente lo que este informe no hace— pero </w:t>
       </w:r>
       <w:r>
         <w:rPr>
@@ -45915,11 +47736,11 @@
         <w:pStyle w:val="Ttulo3"/>
         <w:keepNext/>
       </w:pPr>
-      <w:bookmarkStart w:id="93" w:name="_Toc240288572"/>
+      <w:bookmarkStart w:id="97" w:name="_Toc240292298"/>
       <w:r>
         <w:t>Lo que se aprende de esto</w:t>
       </w:r>
-      <w:bookmarkEnd w:id="93"/>
+      <w:bookmarkEnd w:id="97"/>
     </w:p>
     <w:p>
       <w:pPr>
@@ -45973,6 +47794,7 @@
           <w:b/>
           <w:bCs/>
         </w:rPr>
+        <w:lastRenderedPageBreak/>
         <w:t>Tabla C.12.</w:t>
       </w:r>
       <w:r>
@@ -46382,7 +48204,6 @@
           <w:b/>
           <w:bCs/>
         </w:rPr>
-        <w:lastRenderedPageBreak/>
         <w:t>Un matiz que hay que decir:</w:t>
       </w:r>
       <w:r>
@@ -46454,11 +48275,12 @@
         <w:pStyle w:val="Ttulo2"/>
         <w:keepNext/>
       </w:pPr>
-      <w:bookmarkStart w:id="94" w:name="_Toc240288573"/>
-      <w:r>
+      <w:bookmarkStart w:id="98" w:name="_Toc240292299"/>
+      <w:r>
+        <w:lastRenderedPageBreak/>
         <w:t>Lo que haríamos distinto</w:t>
       </w:r>
-      <w:bookmarkEnd w:id="94"/>
+      <w:bookmarkEnd w:id="98"/>
     </w:p>
     <w:p>
       <w:pPr>
@@ -46502,11 +48324,7 @@
         <w:t>Suavizar el puente de trayectoria a etiqueta.</w:t>
       </w:r>
       <w:r>
-        <w:t xml:space="preserve"> Catorce comparaciones estrictas convierten diferencias de 10⁻¹¹ en cambios de clase. Una definición con margen —o una etiqueta </w:t>
-      </w:r>
-      <w:r>
-        <w:lastRenderedPageBreak/>
-        <w:t>con grados en vez de categórica— haría que el modelo profundo se midiera por su pronóstico y no por el redondeo.</w:t>
+        <w:t xml:space="preserve"> Catorce comparaciones estrictas convierten diferencias de 10⁻¹¹ en cambios de clase. Una definición con margen —o una etiqueta con grados en vez de categórica— haría que el modelo profundo se midiera por su pronóstico y no por el redondeo.</w:t>
       </w:r>
     </w:p>
     <w:p>
@@ -46529,11 +48347,11 @@
         <w:pStyle w:val="Ttulo2"/>
         <w:keepNext/>
       </w:pPr>
-      <w:bookmarkStart w:id="95" w:name="_Toc240288574"/>
+      <w:bookmarkStart w:id="99" w:name="_Toc240292300"/>
       <w:r>
         <w:t>Una última cosa, sobre el resultado que el enunciado esperaba</w:t>
       </w:r>
-      <w:bookmarkEnd w:id="95"/>
+      <w:bookmarkEnd w:id="99"/>
     </w:p>
     <w:p>
       <w:pPr>
@@ -46563,6 +48381,7 @@
         <w:ind w:firstLine="720"/>
       </w:pPr>
       <w:r>
+        <w:lastRenderedPageBreak/>
         <w:t xml:space="preserve">No se hizo, y las reglas que lo impidieron están escritas y son comprobables. </w:t>
       </w:r>
       <w:r>
@@ -46583,12 +48402,12 @@
         <w:pStyle w:val="Ttulo1"/>
         <w:keepNext/>
       </w:pPr>
-      <w:bookmarkStart w:id="96" w:name="_Toc240288575"/>
+      <w:bookmarkStart w:id="100" w:name="_Toc240292301"/>
       <w:r>
         <w:lastRenderedPageBreak/>
         <w:t>Referencias</w:t>
       </w:r>
-      <w:bookmarkEnd w:id="96"/>
+      <w:bookmarkEnd w:id="100"/>
     </w:p>
     <w:p>
       <w:pPr>
@@ -46790,10 +48609,10 @@
 <file path=word/numbering.xml><?xml version="1.0" encoding="utf-8"?>
 <w:numbering xmlns:wpc="http://schemas.microsoft.com/office/word/2010/wordprocessingCanvas" xmlns:cx="http://schemas.microsoft.com/office/drawing/2014/chartex" xmlns:cx1="http://schemas.microsoft.com/office/drawing/2015/9/8/chartex" xmlns:cx2="http://schemas.microsoft.com/office/drawing/2015/10/21/chartex" xmlns:cx3="http://schemas.microsoft.com/office/drawing/2016/5/9/chartex" xmlns:cx4="http://schemas.microsoft.com/office/drawing/2016/5/10/chartex" xmlns:cx5="http://schemas.microsoft.com/office/drawing/2016/5/11/chartex" xmlns:cx6="http://schemas.microsoft.com/office/drawing/2016/5/12/chartex" xmlns:cx7="http://schemas.microsoft.com/office/drawing/2016/5/13/chartex" xmlns:cx8="http://schemas.microsoft.com/office/drawing/2016/5/14/chartex" xmlns:mc="http://schemas.openxmlformats.org/markup-compatibility/2006" xmlns:aink="http://schemas.microsoft.com/office/drawing/2016/ink" xmlns:am3d="http://schemas.microsoft.com/office/drawing/2017/model3d" xmlns:o="urn:schemas-microsoft-com:office:office" xmlns:oel="http://schemas.microsoft.com/office/2019/extlst" xmlns:r="http://schemas.openxmlformats.org/officeDocument/2006/relationships" xmlns:m="http://schemas.openxmlformats.org/officeDocument/2006/math" xmlns:v="urn:schemas-microsoft-com:vml" xmlns:wp14="http://schemas.microsoft.com/office/word/2010/wordprocessingDrawing" xmlns:wp="http://schemas.openxmlformats.org/drawingml/2006/wordprocessingDrawing" xmlns:w10="urn:schemas-microsoft-com:office:word" xmlns:w="http://schemas.openxmlformats.org/wordprocessingml/2006/main" xmlns:w14="http://schemas.microsoft.com/office/word/2010/wordml" xmlns:w15="http://schemas.microsoft.com/office/word/2012/wordml" xmlns:w16cex="http://schemas.microsoft.com/office/word/2018/wordml/cex" xmlns:w16cid="http://schemas.microsoft.com/office/word/2016/wordml/cid" xmlns:w16="http://schemas.microsoft.com/office/word/2018/wordml" xmlns:w16du="http://schemas.microsoft.com/office/word/2023/wordml/word16du" xmlns:w16sdtdh="http://schemas.microsoft.com/office/word/2020/wordml/sdtdatahash" xmlns:w16sdtfl="http://schemas.microsoft.com/office/word/2024/wordml/sdtformatlock" xmlns:w16se="http://schemas.microsoft.com/office/word/2015/wordml/symex" xmlns:wpg="http://schemas.microsoft.com/office/word/2010/wordprocessingGroup" xmlns:wpi="http://schemas.microsoft.com/office/word/2010/wordprocessingInk" xmlns:wne="http://schemas.microsoft.com/office/word/2006/wordml" xmlns:wps="http://schemas.microsoft.com/office/word/2010/wordprocessingShape" mc:Ignorable="w14 w15 w16se w16cid w16 w16cex w16sdtdh w16sdtfl w16du wp14">
   <w:abstractNum w:abstractNumId="0" w15:restartNumberingAfterBreak="0">
-    <w:nsid w:val="2F8A07AF"/>
+    <w:nsid w:val="763409B7"/>
     <w:multiLevelType w:val="hybridMultilevel"/>
-    <w:tmpl w:val="8A4ACDC6"/>
-    <w:lvl w:ilvl="0" w:tplc="D3E6BF7E">
+    <w:tmpl w:val="5E94B1E0"/>
+    <w:lvl w:ilvl="0" w:tplc="7EA26B70">
       <w:start w:val="1"/>
       <w:numFmt w:val="bullet"/>
       <w:lvlText w:val="●"/>
@@ -46802,7 +48621,7 @@
         <w:ind w:left="720" w:hanging="360"/>
       </w:pPr>
     </w:lvl>
-    <w:lvl w:ilvl="1" w:tplc="C4966870">
+    <w:lvl w:ilvl="1" w:tplc="344EEBB8">
       <w:start w:val="1"/>
       <w:numFmt w:val="bullet"/>
       <w:lvlText w:val="○"/>
@@ -46811,7 +48630,7 @@
         <w:ind w:left="1440" w:hanging="360"/>
       </w:pPr>
     </w:lvl>
-    <w:lvl w:ilvl="2" w:tplc="27266352">
+    <w:lvl w:ilvl="2" w:tplc="8362EB3A">
       <w:start w:val="1"/>
       <w:numFmt w:val="bullet"/>
       <w:lvlText w:val="■"/>
@@ -46820,7 +48639,7 @@
         <w:ind w:left="2160" w:hanging="360"/>
       </w:pPr>
     </w:lvl>
-    <w:lvl w:ilvl="3" w:tplc="9D72BA36">
+    <w:lvl w:ilvl="3" w:tplc="D26033C4">
       <w:start w:val="1"/>
       <w:numFmt w:val="bullet"/>
       <w:lvlText w:val="●"/>
@@ -46829,7 +48648,7 @@
         <w:ind w:left="2880" w:hanging="360"/>
       </w:pPr>
     </w:lvl>
-    <w:lvl w:ilvl="4" w:tplc="4C222EF4">
+    <w:lvl w:ilvl="4" w:tplc="65D61AB0">
       <w:start w:val="1"/>
       <w:numFmt w:val="bullet"/>
       <w:lvlText w:val="○"/>
@@ -46838,7 +48657,7 @@
         <w:ind w:left="3600" w:hanging="360"/>
       </w:pPr>
     </w:lvl>
-    <w:lvl w:ilvl="5" w:tplc="CE0C25B4">
+    <w:lvl w:ilvl="5" w:tplc="27624242">
       <w:start w:val="1"/>
       <w:numFmt w:val="bullet"/>
       <w:lvlText w:val="■"/>
@@ -46847,7 +48666,7 @@
         <w:ind w:left="4320" w:hanging="360"/>
       </w:pPr>
     </w:lvl>
-    <w:lvl w:ilvl="6" w:tplc="DF28C0C0">
+    <w:lvl w:ilvl="6" w:tplc="6E96FA18">
       <w:start w:val="1"/>
       <w:numFmt w:val="bullet"/>
       <w:lvlText w:val="●"/>
@@ -46856,7 +48675,7 @@
         <w:ind w:left="5040" w:hanging="360"/>
       </w:pPr>
     </w:lvl>
-    <w:lvl w:ilvl="7" w:tplc="2AB2456E">
+    <w:lvl w:ilvl="7" w:tplc="FD288506">
       <w:start w:val="1"/>
       <w:numFmt w:val="bullet"/>
       <w:lvlText w:val="●"/>
@@ -46865,7 +48684,7 @@
         <w:ind w:left="5760" w:hanging="360"/>
       </w:pPr>
     </w:lvl>
-    <w:lvl w:ilvl="8" w:tplc="1F9E4E58">
+    <w:lvl w:ilvl="8" w:tplc="9D1A5B6C">
       <w:start w:val="1"/>
       <w:numFmt w:val="bullet"/>
       <w:lvlText w:val="●"/>
@@ -46875,7 +48694,7 @@
       </w:pPr>
     </w:lvl>
   </w:abstractNum>
-  <w:num w:numId="1" w16cid:durableId="282811289">
+  <w:num w:numId="1" w16cid:durableId="1008680935">
     <w:abstractNumId w:val="0"/>
     <w:lvlOverride w:ilvl="0">
       <w:startOverride w:val="1"/>
@@ -47498,7 +49317,7 @@
     <w:autoRedefine/>
     <w:uiPriority w:val="39"/>
     <w:unhideWhenUsed/>
-    <w:rsid w:val="009B6C31"/>
+    <w:rsid w:val="00823FC0"/>
     <w:pPr>
       <w:spacing w:after="100"/>
     </w:pPr>
@@ -47510,7 +49329,7 @@
     <w:autoRedefine/>
     <w:uiPriority w:val="39"/>
     <w:unhideWhenUsed/>
-    <w:rsid w:val="009B6C31"/>
+    <w:rsid w:val="00823FC0"/>
     <w:pPr>
       <w:spacing w:after="100"/>
       <w:ind w:left="240"/>
@@ -47523,7 +49342,7 @@
     <w:autoRedefine/>
     <w:uiPriority w:val="39"/>
     <w:unhideWhenUsed/>
-    <w:rsid w:val="009B6C31"/>
+    <w:rsid w:val="00823FC0"/>
     <w:pPr>
       <w:spacing w:after="100"/>
       <w:ind w:left="480"/>
@@ -47536,7 +49355,7 @@
     <w:autoRedefine/>
     <w:uiPriority w:val="39"/>
     <w:unhideWhenUsed/>
-    <w:rsid w:val="009B6C31"/>
+    <w:rsid w:val="00823FC0"/>
     <w:pPr>
       <w:spacing w:after="100" w:line="278" w:lineRule="auto"/>
       <w:ind w:left="720"/>
@@ -47555,7 +49374,7 @@
     <w:autoRedefine/>
     <w:uiPriority w:val="39"/>
     <w:unhideWhenUsed/>
-    <w:rsid w:val="009B6C31"/>
+    <w:rsid w:val="00823FC0"/>
     <w:pPr>
       <w:spacing w:after="100" w:line="278" w:lineRule="auto"/>
       <w:ind w:left="960"/>
@@ -47574,7 +49393,7 @@
     <w:autoRedefine/>
     <w:uiPriority w:val="39"/>
     <w:unhideWhenUsed/>
-    <w:rsid w:val="009B6C31"/>
+    <w:rsid w:val="00823FC0"/>
     <w:pPr>
       <w:spacing w:after="100" w:line="278" w:lineRule="auto"/>
       <w:ind w:left="1200"/>
@@ -47593,7 +49412,7 @@
     <w:autoRedefine/>
     <w:uiPriority w:val="39"/>
     <w:unhideWhenUsed/>
-    <w:rsid w:val="009B6C31"/>
+    <w:rsid w:val="00823FC0"/>
     <w:pPr>
       <w:spacing w:after="100" w:line="278" w:lineRule="auto"/>
       <w:ind w:left="1440"/>
@@ -47612,7 +49431,7 @@
     <w:autoRedefine/>
     <w:uiPriority w:val="39"/>
     <w:unhideWhenUsed/>
-    <w:rsid w:val="009B6C31"/>
+    <w:rsid w:val="00823FC0"/>
     <w:pPr>
       <w:spacing w:after="100" w:line="278" w:lineRule="auto"/>
       <w:ind w:left="1680"/>
@@ -47631,7 +49450,7 @@
     <w:autoRedefine/>
     <w:uiPriority w:val="39"/>
     <w:unhideWhenUsed/>
-    <w:rsid w:val="009B6C31"/>
+    <w:rsid w:val="00823FC0"/>
     <w:pPr>
       <w:spacing w:after="100" w:line="278" w:lineRule="auto"/>
       <w:ind w:left="1920"/>
@@ -47649,7 +49468,7 @@
     <w:uiPriority w:val="99"/>
     <w:semiHidden/>
     <w:unhideWhenUsed/>
-    <w:rsid w:val="009B6C31"/>
+    <w:rsid w:val="00823FC0"/>
     <w:rPr>
       <w:color w:val="605E5C"/>
       <w:shd w:val="clear" w:color="auto" w:fill="E1DFDD"/>

--- a/docs/entregas/semana-5/Caso 1 - Semana 5 - Informe final.docx
+++ b/docs/entregas/semana-5/Caso 1 - Semana 5 - Informe final.docx
@@ -147,7 +147,7 @@
     <w:sdt>
       <w:sdtPr>
         <w:alias w:val="Contenido"/>
-        <w:id w:val="511421937"/>
+        <w:id w:val="1198048196"/>
       </w:sdtPr>
       <w:sdtEndPr/>
       <w:sdtContent>
@@ -174,7 +174,7 @@
           <w:r>
             <w:fldChar w:fldCharType="separate"/>
           </w:r>
-          <w:hyperlink w:anchor="_Toc240292201" w:history="1">
+          <w:hyperlink w:anchor="_Toc240292442" w:history="1">
             <w:r>
               <w:rPr>
                 <w:rStyle w:val="Hipervnculo"/>
@@ -198,7 +198,7 @@
               <w:rPr>
                 <w:noProof/>
               </w:rPr>
-              <w:instrText xml:space="preserve"> PAGEREF _Toc240292201 \h </w:instrText>
+              <w:instrText xml:space="preserve"> PAGEREF _Toc240292442 \h </w:instrText>
             </w:r>
             <w:r>
               <w:rPr>
@@ -239,7 +239,7 @@
               <w14:ligatures w14:val="standardContextual"/>
             </w:rPr>
           </w:pPr>
-          <w:hyperlink w:anchor="_Toc240292202" w:history="1">
+          <w:hyperlink w:anchor="_Toc240292443" w:history="1">
             <w:r>
               <w:rPr>
                 <w:rStyle w:val="Hipervnculo"/>
@@ -263,7 +263,7 @@
               <w:rPr>
                 <w:noProof/>
               </w:rPr>
-              <w:instrText xml:space="preserve"> PAGEREF _Toc240292202 \h </w:instrText>
+              <w:instrText xml:space="preserve"> PAGEREF _Toc240292443 \h </w:instrText>
             </w:r>
             <w:r>
               <w:rPr>
@@ -304,7 +304,7 @@
               <w14:ligatures w14:val="standardContextual"/>
             </w:rPr>
           </w:pPr>
-          <w:hyperlink w:anchor="_Toc240292203" w:history="1">
+          <w:hyperlink w:anchor="_Toc240292444" w:history="1">
             <w:r>
               <w:rPr>
                 <w:rStyle w:val="Hipervnculo"/>
@@ -328,7 +328,7 @@
               <w:rPr>
                 <w:noProof/>
               </w:rPr>
-              <w:instrText xml:space="preserve"> PAGEREF _Toc240292203 \h </w:instrText>
+              <w:instrText xml:space="preserve"> PAGEREF _Toc240292444 \h </w:instrText>
             </w:r>
             <w:r>
               <w:rPr>
@@ -369,7 +369,7 @@
               <w14:ligatures w14:val="standardContextual"/>
             </w:rPr>
           </w:pPr>
-          <w:hyperlink w:anchor="_Toc240292204" w:history="1">
+          <w:hyperlink w:anchor="_Toc240292445" w:history="1">
             <w:r>
               <w:rPr>
                 <w:rStyle w:val="Hipervnculo"/>
@@ -393,7 +393,7 @@
               <w:rPr>
                 <w:noProof/>
               </w:rPr>
-              <w:instrText xml:space="preserve"> PAGEREF _Toc240292204 \h </w:instrText>
+              <w:instrText xml:space="preserve"> PAGEREF _Toc240292445 \h </w:instrText>
             </w:r>
             <w:r>
               <w:rPr>
@@ -434,7 +434,7 @@
               <w14:ligatures w14:val="standardContextual"/>
             </w:rPr>
           </w:pPr>
-          <w:hyperlink w:anchor="_Toc240292205" w:history="1">
+          <w:hyperlink w:anchor="_Toc240292446" w:history="1">
             <w:r>
               <w:rPr>
                 <w:rStyle w:val="Hipervnculo"/>
@@ -458,7 +458,7 @@
               <w:rPr>
                 <w:noProof/>
               </w:rPr>
-              <w:instrText xml:space="preserve"> PAGEREF _Toc240292205 \h </w:instrText>
+              <w:instrText xml:space="preserve"> PAGEREF _Toc240292446 \h </w:instrText>
             </w:r>
             <w:r>
               <w:rPr>
@@ -499,7 +499,7 @@
               <w14:ligatures w14:val="standardContextual"/>
             </w:rPr>
           </w:pPr>
-          <w:hyperlink w:anchor="_Toc240292206" w:history="1">
+          <w:hyperlink w:anchor="_Toc240292447" w:history="1">
             <w:r>
               <w:rPr>
                 <w:rStyle w:val="Hipervnculo"/>
@@ -523,7 +523,7 @@
               <w:rPr>
                 <w:noProof/>
               </w:rPr>
-              <w:instrText xml:space="preserve"> PAGEREF _Toc240292206 \h </w:instrText>
+              <w:instrText xml:space="preserve"> PAGEREF _Toc240292447 \h </w:instrText>
             </w:r>
             <w:r>
               <w:rPr>
@@ -564,7 +564,7 @@
               <w14:ligatures w14:val="standardContextual"/>
             </w:rPr>
           </w:pPr>
-          <w:hyperlink w:anchor="_Toc240292207" w:history="1">
+          <w:hyperlink w:anchor="_Toc240292448" w:history="1">
             <w:r>
               <w:rPr>
                 <w:rStyle w:val="Hipervnculo"/>
@@ -588,7 +588,7 @@
               <w:rPr>
                 <w:noProof/>
               </w:rPr>
-              <w:instrText xml:space="preserve"> PAGEREF _Toc240292207 \h </w:instrText>
+              <w:instrText xml:space="preserve"> PAGEREF _Toc240292448 \h </w:instrText>
             </w:r>
             <w:r>
               <w:rPr>
@@ -629,7 +629,7 @@
               <w14:ligatures w14:val="standardContextual"/>
             </w:rPr>
           </w:pPr>
-          <w:hyperlink w:anchor="_Toc240292208" w:history="1">
+          <w:hyperlink w:anchor="_Toc240292449" w:history="1">
             <w:r>
               <w:rPr>
                 <w:rStyle w:val="Hipervnculo"/>
@@ -653,7 +653,7 @@
               <w:rPr>
                 <w:noProof/>
               </w:rPr>
-              <w:instrText xml:space="preserve"> PAGEREF _Toc240292208 \h </w:instrText>
+              <w:instrText xml:space="preserve"> PAGEREF _Toc240292449 \h </w:instrText>
             </w:r>
             <w:r>
               <w:rPr>
@@ -694,7 +694,7 @@
               <w14:ligatures w14:val="standardContextual"/>
             </w:rPr>
           </w:pPr>
-          <w:hyperlink w:anchor="_Toc240292209" w:history="1">
+          <w:hyperlink w:anchor="_Toc240292450" w:history="1">
             <w:r>
               <w:rPr>
                 <w:rStyle w:val="Hipervnculo"/>
@@ -718,7 +718,7 @@
               <w:rPr>
                 <w:noProof/>
               </w:rPr>
-              <w:instrText xml:space="preserve"> PAGEREF _Toc240292209 \h </w:instrText>
+              <w:instrText xml:space="preserve"> PAGEREF _Toc240292450 \h </w:instrText>
             </w:r>
             <w:r>
               <w:rPr>
@@ -759,7 +759,7 @@
               <w14:ligatures w14:val="standardContextual"/>
             </w:rPr>
           </w:pPr>
-          <w:hyperlink w:anchor="_Toc240292210" w:history="1">
+          <w:hyperlink w:anchor="_Toc240292451" w:history="1">
             <w:r>
               <w:rPr>
                 <w:rStyle w:val="Hipervnculo"/>
@@ -783,7 +783,7 @@
               <w:rPr>
                 <w:noProof/>
               </w:rPr>
-              <w:instrText xml:space="preserve"> PAGEREF _Toc240292210 \h </w:instrText>
+              <w:instrText xml:space="preserve"> PAGEREF _Toc240292451 \h </w:instrText>
             </w:r>
             <w:r>
               <w:rPr>
@@ -824,7 +824,7 @@
               <w14:ligatures w14:val="standardContextual"/>
             </w:rPr>
           </w:pPr>
-          <w:hyperlink w:anchor="_Toc240292211" w:history="1">
+          <w:hyperlink w:anchor="_Toc240292452" w:history="1">
             <w:r>
               <w:rPr>
                 <w:rStyle w:val="Hipervnculo"/>
@@ -848,7 +848,7 @@
               <w:rPr>
                 <w:noProof/>
               </w:rPr>
-              <w:instrText xml:space="preserve"> PAGEREF _Toc240292211 \h </w:instrText>
+              <w:instrText xml:space="preserve"> PAGEREF _Toc240292452 \h </w:instrText>
             </w:r>
             <w:r>
               <w:rPr>
@@ -889,7 +889,7 @@
               <w14:ligatures w14:val="standardContextual"/>
             </w:rPr>
           </w:pPr>
-          <w:hyperlink w:anchor="_Toc240292212" w:history="1">
+          <w:hyperlink w:anchor="_Toc240292453" w:history="1">
             <w:r>
               <w:rPr>
                 <w:rStyle w:val="Hipervnculo"/>
@@ -913,7 +913,7 @@
               <w:rPr>
                 <w:noProof/>
               </w:rPr>
-              <w:instrText xml:space="preserve"> PAGEREF _Toc240292212 \h </w:instrText>
+              <w:instrText xml:space="preserve"> PAGEREF _Toc240292453 \h </w:instrText>
             </w:r>
             <w:r>
               <w:rPr>
@@ -954,7 +954,7 @@
               <w14:ligatures w14:val="standardContextual"/>
             </w:rPr>
           </w:pPr>
-          <w:hyperlink w:anchor="_Toc240292213" w:history="1">
+          <w:hyperlink w:anchor="_Toc240292454" w:history="1">
             <w:r>
               <w:rPr>
                 <w:rStyle w:val="Hipervnculo"/>
@@ -978,7 +978,7 @@
               <w:rPr>
                 <w:noProof/>
               </w:rPr>
-              <w:instrText xml:space="preserve"> PAGEREF _Toc240292213 \h </w:instrText>
+              <w:instrText xml:space="preserve"> PAGEREF _Toc240292454 \h </w:instrText>
             </w:r>
             <w:r>
               <w:rPr>
@@ -1019,7 +1019,7 @@
               <w14:ligatures w14:val="standardContextual"/>
             </w:rPr>
           </w:pPr>
-          <w:hyperlink w:anchor="_Toc240292214" w:history="1">
+          <w:hyperlink w:anchor="_Toc240292455" w:history="1">
             <w:r>
               <w:rPr>
                 <w:rStyle w:val="Hipervnculo"/>
@@ -1043,7 +1043,7 @@
               <w:rPr>
                 <w:noProof/>
               </w:rPr>
-              <w:instrText xml:space="preserve"> PAGEREF _Toc240292214 \h </w:instrText>
+              <w:instrText xml:space="preserve"> PAGEREF _Toc240292455 \h </w:instrText>
             </w:r>
             <w:r>
               <w:rPr>
@@ -1084,7 +1084,7 @@
               <w14:ligatures w14:val="standardContextual"/>
             </w:rPr>
           </w:pPr>
-          <w:hyperlink w:anchor="_Toc240292215" w:history="1">
+          <w:hyperlink w:anchor="_Toc240292456" w:history="1">
             <w:r>
               <w:rPr>
                 <w:rStyle w:val="Hipervnculo"/>
@@ -1108,7 +1108,7 @@
               <w:rPr>
                 <w:noProof/>
               </w:rPr>
-              <w:instrText xml:space="preserve"> PAGEREF _Toc240292215 \h </w:instrText>
+              <w:instrText xml:space="preserve"> PAGEREF _Toc240292456 \h </w:instrText>
             </w:r>
             <w:r>
               <w:rPr>
@@ -1149,7 +1149,7 @@
               <w14:ligatures w14:val="standardContextual"/>
             </w:rPr>
           </w:pPr>
-          <w:hyperlink w:anchor="_Toc240292216" w:history="1">
+          <w:hyperlink w:anchor="_Toc240292457" w:history="1">
             <w:r>
               <w:rPr>
                 <w:rStyle w:val="Hipervnculo"/>
@@ -1173,7 +1173,7 @@
               <w:rPr>
                 <w:noProof/>
               </w:rPr>
-              <w:instrText xml:space="preserve"> PAGEREF _Toc240292216 \h </w:instrText>
+              <w:instrText xml:space="preserve"> PAGEREF _Toc240292457 \h </w:instrText>
             </w:r>
             <w:r>
               <w:rPr>
@@ -1214,7 +1214,7 @@
               <w14:ligatures w14:val="standardContextual"/>
             </w:rPr>
           </w:pPr>
-          <w:hyperlink w:anchor="_Toc240292217" w:history="1">
+          <w:hyperlink w:anchor="_Toc240292458" w:history="1">
             <w:r>
               <w:rPr>
                 <w:rStyle w:val="Hipervnculo"/>
@@ -1238,7 +1238,7 @@
               <w:rPr>
                 <w:noProof/>
               </w:rPr>
-              <w:instrText xml:space="preserve"> PAGEREF _Toc240292217 \h </w:instrText>
+              <w:instrText xml:space="preserve"> PAGEREF _Toc240292458 \h </w:instrText>
             </w:r>
             <w:r>
               <w:rPr>
@@ -1279,7 +1279,7 @@
               <w14:ligatures w14:val="standardContextual"/>
             </w:rPr>
           </w:pPr>
-          <w:hyperlink w:anchor="_Toc240292218" w:history="1">
+          <w:hyperlink w:anchor="_Toc240292459" w:history="1">
             <w:r>
               <w:rPr>
                 <w:rStyle w:val="Hipervnculo"/>
@@ -1303,7 +1303,7 @@
               <w:rPr>
                 <w:noProof/>
               </w:rPr>
-              <w:instrText xml:space="preserve"> PAGEREF _Toc240292218 \h </w:instrText>
+              <w:instrText xml:space="preserve"> PAGEREF _Toc240292459 \h </w:instrText>
             </w:r>
             <w:r>
               <w:rPr>
@@ -1344,7 +1344,7 @@
               <w14:ligatures w14:val="standardContextual"/>
             </w:rPr>
           </w:pPr>
-          <w:hyperlink w:anchor="_Toc240292219" w:history="1">
+          <w:hyperlink w:anchor="_Toc240292460" w:history="1">
             <w:r>
               <w:rPr>
                 <w:rStyle w:val="Hipervnculo"/>
@@ -1368,7 +1368,7 @@
               <w:rPr>
                 <w:noProof/>
               </w:rPr>
-              <w:instrText xml:space="preserve"> PAGEREF _Toc240292219 \h </w:instrText>
+              <w:instrText xml:space="preserve"> PAGEREF _Toc240292460 \h </w:instrText>
             </w:r>
             <w:r>
               <w:rPr>
@@ -1409,7 +1409,7 @@
               <w14:ligatures w14:val="standardContextual"/>
             </w:rPr>
           </w:pPr>
-          <w:hyperlink w:anchor="_Toc240292220" w:history="1">
+          <w:hyperlink w:anchor="_Toc240292461" w:history="1">
             <w:r>
               <w:rPr>
                 <w:rStyle w:val="Hipervnculo"/>
@@ -1433,7 +1433,7 @@
               <w:rPr>
                 <w:noProof/>
               </w:rPr>
-              <w:instrText xml:space="preserve"> PAGEREF _Toc240292220 \h </w:instrText>
+              <w:instrText xml:space="preserve"> PAGEREF _Toc240292461 \h </w:instrText>
             </w:r>
             <w:r>
               <w:rPr>
@@ -1474,7 +1474,7 @@
               <w14:ligatures w14:val="standardContextual"/>
             </w:rPr>
           </w:pPr>
-          <w:hyperlink w:anchor="_Toc240292221" w:history="1">
+          <w:hyperlink w:anchor="_Toc240292462" w:history="1">
             <w:r>
               <w:rPr>
                 <w:rStyle w:val="Hipervnculo"/>
@@ -1498,7 +1498,7 @@
               <w:rPr>
                 <w:noProof/>
               </w:rPr>
-              <w:instrText xml:space="preserve"> PAGEREF _Toc240292221 \h </w:instrText>
+              <w:instrText xml:space="preserve"> PAGEREF _Toc240292462 \h </w:instrText>
             </w:r>
             <w:r>
               <w:rPr>
@@ -1539,7 +1539,7 @@
               <w14:ligatures w14:val="standardContextual"/>
             </w:rPr>
           </w:pPr>
-          <w:hyperlink w:anchor="_Toc240292222" w:history="1">
+          <w:hyperlink w:anchor="_Toc240292463" w:history="1">
             <w:r>
               <w:rPr>
                 <w:rStyle w:val="Hipervnculo"/>
@@ -1563,7 +1563,7 @@
               <w:rPr>
                 <w:noProof/>
               </w:rPr>
-              <w:instrText xml:space="preserve"> PAGEREF _Toc240292222 \h </w:instrText>
+              <w:instrText xml:space="preserve"> PAGEREF _Toc240292463 \h </w:instrText>
             </w:r>
             <w:r>
               <w:rPr>
@@ -1604,7 +1604,7 @@
               <w14:ligatures w14:val="standardContextual"/>
             </w:rPr>
           </w:pPr>
-          <w:hyperlink w:anchor="_Toc240292223" w:history="1">
+          <w:hyperlink w:anchor="_Toc240292464" w:history="1">
             <w:r>
               <w:rPr>
                 <w:rStyle w:val="Hipervnculo"/>
@@ -1628,7 +1628,7 @@
               <w:rPr>
                 <w:noProof/>
               </w:rPr>
-              <w:instrText xml:space="preserve"> PAGEREF _Toc240292223 \h </w:instrText>
+              <w:instrText xml:space="preserve"> PAGEREF _Toc240292464 \h </w:instrText>
             </w:r>
             <w:r>
               <w:rPr>
@@ -1669,7 +1669,7 @@
               <w14:ligatures w14:val="standardContextual"/>
             </w:rPr>
           </w:pPr>
-          <w:hyperlink w:anchor="_Toc240292224" w:history="1">
+          <w:hyperlink w:anchor="_Toc240292465" w:history="1">
             <w:r>
               <w:rPr>
                 <w:rStyle w:val="Hipervnculo"/>
@@ -1693,7 +1693,7 @@
               <w:rPr>
                 <w:noProof/>
               </w:rPr>
-              <w:instrText xml:space="preserve"> PAGEREF _Toc240292224 \h </w:instrText>
+              <w:instrText xml:space="preserve"> PAGEREF _Toc240292465 \h </w:instrText>
             </w:r>
             <w:r>
               <w:rPr>
@@ -1734,7 +1734,7 @@
               <w14:ligatures w14:val="standardContextual"/>
             </w:rPr>
           </w:pPr>
-          <w:hyperlink w:anchor="_Toc240292225" w:history="1">
+          <w:hyperlink w:anchor="_Toc240292466" w:history="1">
             <w:r>
               <w:rPr>
                 <w:rStyle w:val="Hipervnculo"/>
@@ -1758,7 +1758,7 @@
               <w:rPr>
                 <w:noProof/>
               </w:rPr>
-              <w:instrText xml:space="preserve"> PAGEREF _Toc240292225 \h </w:instrText>
+              <w:instrText xml:space="preserve"> PAGEREF _Toc240292466 \h </w:instrText>
             </w:r>
             <w:r>
               <w:rPr>
@@ -1799,7 +1799,7 @@
               <w14:ligatures w14:val="standardContextual"/>
             </w:rPr>
           </w:pPr>
-          <w:hyperlink w:anchor="_Toc240292226" w:history="1">
+          <w:hyperlink w:anchor="_Toc240292467" w:history="1">
             <w:r>
               <w:rPr>
                 <w:rStyle w:val="Hipervnculo"/>
@@ -1823,7 +1823,7 @@
               <w:rPr>
                 <w:noProof/>
               </w:rPr>
-              <w:instrText xml:space="preserve"> PAGEREF _Toc240292226 \h </w:instrText>
+              <w:instrText xml:space="preserve"> PAGEREF _Toc240292467 \h </w:instrText>
             </w:r>
             <w:r>
               <w:rPr>
@@ -1864,7 +1864,7 @@
               <w14:ligatures w14:val="standardContextual"/>
             </w:rPr>
           </w:pPr>
-          <w:hyperlink w:anchor="_Toc240292227" w:history="1">
+          <w:hyperlink w:anchor="_Toc240292468" w:history="1">
             <w:r>
               <w:rPr>
                 <w:rStyle w:val="Hipervnculo"/>
@@ -1888,7 +1888,7 @@
               <w:rPr>
                 <w:noProof/>
               </w:rPr>
-              <w:instrText xml:space="preserve"> PAGEREF _Toc240292227 \h </w:instrText>
+              <w:instrText xml:space="preserve"> PAGEREF _Toc240292468 \h </w:instrText>
             </w:r>
             <w:r>
               <w:rPr>
@@ -1929,7 +1929,7 @@
               <w14:ligatures w14:val="standardContextual"/>
             </w:rPr>
           </w:pPr>
-          <w:hyperlink w:anchor="_Toc240292228" w:history="1">
+          <w:hyperlink w:anchor="_Toc240292469" w:history="1">
             <w:r>
               <w:rPr>
                 <w:rStyle w:val="Hipervnculo"/>
@@ -1953,7 +1953,7 @@
               <w:rPr>
                 <w:noProof/>
               </w:rPr>
-              <w:instrText xml:space="preserve"> PAGEREF _Toc240292228 \h </w:instrText>
+              <w:instrText xml:space="preserve"> PAGEREF _Toc240292469 \h </w:instrText>
             </w:r>
             <w:r>
               <w:rPr>
@@ -1994,7 +1994,7 @@
               <w14:ligatures w14:val="standardContextual"/>
             </w:rPr>
           </w:pPr>
-          <w:hyperlink w:anchor="_Toc240292229" w:history="1">
+          <w:hyperlink w:anchor="_Toc240292470" w:history="1">
             <w:r>
               <w:rPr>
                 <w:rStyle w:val="Hipervnculo"/>
@@ -2018,7 +2018,7 @@
               <w:rPr>
                 <w:noProof/>
               </w:rPr>
-              <w:instrText xml:space="preserve"> PAGEREF _Toc240292229 \h </w:instrText>
+              <w:instrText xml:space="preserve"> PAGEREF _Toc240292470 \h </w:instrText>
             </w:r>
             <w:r>
               <w:rPr>
@@ -2059,7 +2059,7 @@
               <w14:ligatures w14:val="standardContextual"/>
             </w:rPr>
           </w:pPr>
-          <w:hyperlink w:anchor="_Toc240292230" w:history="1">
+          <w:hyperlink w:anchor="_Toc240292471" w:history="1">
             <w:r>
               <w:rPr>
                 <w:rStyle w:val="Hipervnculo"/>
@@ -2083,7 +2083,7 @@
               <w:rPr>
                 <w:noProof/>
               </w:rPr>
-              <w:instrText xml:space="preserve"> PAGEREF _Toc240292230 \h </w:instrText>
+              <w:instrText xml:space="preserve"> PAGEREF _Toc240292471 \h </w:instrText>
             </w:r>
             <w:r>
               <w:rPr>
@@ -2124,7 +2124,7 @@
               <w14:ligatures w14:val="standardContextual"/>
             </w:rPr>
           </w:pPr>
-          <w:hyperlink w:anchor="_Toc240292231" w:history="1">
+          <w:hyperlink w:anchor="_Toc240292472" w:history="1">
             <w:r>
               <w:rPr>
                 <w:rStyle w:val="Hipervnculo"/>
@@ -2148,7 +2148,7 @@
               <w:rPr>
                 <w:noProof/>
               </w:rPr>
-              <w:instrText xml:space="preserve"> PAGEREF _Toc240292231 \h </w:instrText>
+              <w:instrText xml:space="preserve"> PAGEREF _Toc240292472 \h </w:instrText>
             </w:r>
             <w:r>
               <w:rPr>
@@ -2189,7 +2189,7 @@
               <w14:ligatures w14:val="standardContextual"/>
             </w:rPr>
           </w:pPr>
-          <w:hyperlink w:anchor="_Toc240292232" w:history="1">
+          <w:hyperlink w:anchor="_Toc240292473" w:history="1">
             <w:r>
               <w:rPr>
                 <w:rStyle w:val="Hipervnculo"/>
@@ -2213,7 +2213,7 @@
               <w:rPr>
                 <w:noProof/>
               </w:rPr>
-              <w:instrText xml:space="preserve"> PAGEREF _Toc240292232 \h </w:instrText>
+              <w:instrText xml:space="preserve"> PAGEREF _Toc240292473 \h </w:instrText>
             </w:r>
             <w:r>
               <w:rPr>
@@ -2254,7 +2254,7 @@
               <w14:ligatures w14:val="standardContextual"/>
             </w:rPr>
           </w:pPr>
-          <w:hyperlink w:anchor="_Toc240292233" w:history="1">
+          <w:hyperlink w:anchor="_Toc240292474" w:history="1">
             <w:r>
               <w:rPr>
                 <w:rStyle w:val="Hipervnculo"/>
@@ -2278,7 +2278,7 @@
               <w:rPr>
                 <w:noProof/>
               </w:rPr>
-              <w:instrText xml:space="preserve"> PAGEREF _Toc240292233 \h </w:instrText>
+              <w:instrText xml:space="preserve"> PAGEREF _Toc240292474 \h </w:instrText>
             </w:r>
             <w:r>
               <w:rPr>
@@ -2319,7 +2319,7 @@
               <w14:ligatures w14:val="standardContextual"/>
             </w:rPr>
           </w:pPr>
-          <w:hyperlink w:anchor="_Toc240292234" w:history="1">
+          <w:hyperlink w:anchor="_Toc240292475" w:history="1">
             <w:r>
               <w:rPr>
                 <w:rStyle w:val="Hipervnculo"/>
@@ -2343,7 +2343,7 @@
               <w:rPr>
                 <w:noProof/>
               </w:rPr>
-              <w:instrText xml:space="preserve"> PAGEREF _Toc240292234 \h </w:instrText>
+              <w:instrText xml:space="preserve"> PAGEREF _Toc240292475 \h </w:instrText>
             </w:r>
             <w:r>
               <w:rPr>
@@ -2384,7 +2384,7 @@
               <w14:ligatures w14:val="standardContextual"/>
             </w:rPr>
           </w:pPr>
-          <w:hyperlink w:anchor="_Toc240292235" w:history="1">
+          <w:hyperlink w:anchor="_Toc240292476" w:history="1">
             <w:r>
               <w:rPr>
                 <w:rStyle w:val="Hipervnculo"/>
@@ -2408,7 +2408,7 @@
               <w:rPr>
                 <w:noProof/>
               </w:rPr>
-              <w:instrText xml:space="preserve"> PAGEREF _Toc240292235 \h </w:instrText>
+              <w:instrText xml:space="preserve"> PAGEREF _Toc240292476 \h </w:instrText>
             </w:r>
             <w:r>
               <w:rPr>
@@ -2449,7 +2449,7 @@
               <w14:ligatures w14:val="standardContextual"/>
             </w:rPr>
           </w:pPr>
-          <w:hyperlink w:anchor="_Toc240292236" w:history="1">
+          <w:hyperlink w:anchor="_Toc240292477" w:history="1">
             <w:r>
               <w:rPr>
                 <w:rStyle w:val="Hipervnculo"/>
@@ -2473,7 +2473,7 @@
               <w:rPr>
                 <w:noProof/>
               </w:rPr>
-              <w:instrText xml:space="preserve"> PAGEREF _Toc240292236 \h </w:instrText>
+              <w:instrText xml:space="preserve"> PAGEREF _Toc240292477 \h </w:instrText>
             </w:r>
             <w:r>
               <w:rPr>
@@ -2514,7 +2514,7 @@
               <w14:ligatures w14:val="standardContextual"/>
             </w:rPr>
           </w:pPr>
-          <w:hyperlink w:anchor="_Toc240292237" w:history="1">
+          <w:hyperlink w:anchor="_Toc240292478" w:history="1">
             <w:r>
               <w:rPr>
                 <w:rStyle w:val="Hipervnculo"/>
@@ -2538,7 +2538,7 @@
               <w:rPr>
                 <w:noProof/>
               </w:rPr>
-              <w:instrText xml:space="preserve"> PAGEREF _Toc240292237 \h </w:instrText>
+              <w:instrText xml:space="preserve"> PAGEREF _Toc240292478 \h </w:instrText>
             </w:r>
             <w:r>
               <w:rPr>
@@ -2579,7 +2579,7 @@
               <w14:ligatures w14:val="standardContextual"/>
             </w:rPr>
           </w:pPr>
-          <w:hyperlink w:anchor="_Toc240292238" w:history="1">
+          <w:hyperlink w:anchor="_Toc240292479" w:history="1">
             <w:r>
               <w:rPr>
                 <w:rStyle w:val="Hipervnculo"/>
@@ -2603,7 +2603,7 @@
               <w:rPr>
                 <w:noProof/>
               </w:rPr>
-              <w:instrText xml:space="preserve"> PAGEREF _Toc240292238 \h </w:instrText>
+              <w:instrText xml:space="preserve"> PAGEREF _Toc240292479 \h </w:instrText>
             </w:r>
             <w:r>
               <w:rPr>
@@ -2644,7 +2644,7 @@
               <w14:ligatures w14:val="standardContextual"/>
             </w:rPr>
           </w:pPr>
-          <w:hyperlink w:anchor="_Toc240292239" w:history="1">
+          <w:hyperlink w:anchor="_Toc240292480" w:history="1">
             <w:r>
               <w:rPr>
                 <w:rStyle w:val="Hipervnculo"/>
@@ -2668,7 +2668,7 @@
               <w:rPr>
                 <w:noProof/>
               </w:rPr>
-              <w:instrText xml:space="preserve"> PAGEREF _Toc240292239 \h </w:instrText>
+              <w:instrText xml:space="preserve"> PAGEREF _Toc240292480 \h </w:instrText>
             </w:r>
             <w:r>
               <w:rPr>
@@ -2709,7 +2709,7 @@
               <w14:ligatures w14:val="standardContextual"/>
             </w:rPr>
           </w:pPr>
-          <w:hyperlink w:anchor="_Toc240292240" w:history="1">
+          <w:hyperlink w:anchor="_Toc240292481" w:history="1">
             <w:r>
               <w:rPr>
                 <w:rStyle w:val="Hipervnculo"/>
@@ -2733,7 +2733,7 @@
               <w:rPr>
                 <w:noProof/>
               </w:rPr>
-              <w:instrText xml:space="preserve"> PAGEREF _Toc240292240 \h </w:instrText>
+              <w:instrText xml:space="preserve"> PAGEREF _Toc240292481 \h </w:instrText>
             </w:r>
             <w:r>
               <w:rPr>
@@ -2774,7 +2774,7 @@
               <w14:ligatures w14:val="standardContextual"/>
             </w:rPr>
           </w:pPr>
-          <w:hyperlink w:anchor="_Toc240292241" w:history="1">
+          <w:hyperlink w:anchor="_Toc240292482" w:history="1">
             <w:r>
               <w:rPr>
                 <w:rStyle w:val="Hipervnculo"/>
@@ -2798,7 +2798,7 @@
               <w:rPr>
                 <w:noProof/>
               </w:rPr>
-              <w:instrText xml:space="preserve"> PAGEREF _Toc240292241 \h </w:instrText>
+              <w:instrText xml:space="preserve"> PAGEREF _Toc240292482 \h </w:instrText>
             </w:r>
             <w:r>
               <w:rPr>
@@ -2839,7 +2839,7 @@
               <w14:ligatures w14:val="standardContextual"/>
             </w:rPr>
           </w:pPr>
-          <w:hyperlink w:anchor="_Toc240292242" w:history="1">
+          <w:hyperlink w:anchor="_Toc240292483" w:history="1">
             <w:r>
               <w:rPr>
                 <w:rStyle w:val="Hipervnculo"/>
@@ -2863,7 +2863,7 @@
               <w:rPr>
                 <w:noProof/>
               </w:rPr>
-              <w:instrText xml:space="preserve"> PAGEREF _Toc240292242 \h </w:instrText>
+              <w:instrText xml:space="preserve"> PAGEREF _Toc240292483 \h </w:instrText>
             </w:r>
             <w:r>
               <w:rPr>
@@ -2904,7 +2904,7 @@
               <w14:ligatures w14:val="standardContextual"/>
             </w:rPr>
           </w:pPr>
-          <w:hyperlink w:anchor="_Toc240292243" w:history="1">
+          <w:hyperlink w:anchor="_Toc240292484" w:history="1">
             <w:r>
               <w:rPr>
                 <w:rStyle w:val="Hipervnculo"/>
@@ -2928,7 +2928,7 @@
               <w:rPr>
                 <w:noProof/>
               </w:rPr>
-              <w:instrText xml:space="preserve"> PAGEREF _Toc240292243 \h </w:instrText>
+              <w:instrText xml:space="preserve"> PAGEREF _Toc240292484 \h </w:instrText>
             </w:r>
             <w:r>
               <w:rPr>
@@ -2969,7 +2969,7 @@
               <w14:ligatures w14:val="standardContextual"/>
             </w:rPr>
           </w:pPr>
-          <w:hyperlink w:anchor="_Toc240292244" w:history="1">
+          <w:hyperlink w:anchor="_Toc240292485" w:history="1">
             <w:r>
               <w:rPr>
                 <w:rStyle w:val="Hipervnculo"/>
@@ -2993,7 +2993,7 @@
               <w:rPr>
                 <w:noProof/>
               </w:rPr>
-              <w:instrText xml:space="preserve"> PAGEREF _Toc240292244 \h </w:instrText>
+              <w:instrText xml:space="preserve"> PAGEREF _Toc240292485 \h </w:instrText>
             </w:r>
             <w:r>
               <w:rPr>
@@ -3034,7 +3034,7 @@
               <w14:ligatures w14:val="standardContextual"/>
             </w:rPr>
           </w:pPr>
-          <w:hyperlink w:anchor="_Toc240292245" w:history="1">
+          <w:hyperlink w:anchor="_Toc240292486" w:history="1">
             <w:r>
               <w:rPr>
                 <w:rStyle w:val="Hipervnculo"/>
@@ -3058,7 +3058,7 @@
               <w:rPr>
                 <w:noProof/>
               </w:rPr>
-              <w:instrText xml:space="preserve"> PAGEREF _Toc240292245 \h </w:instrText>
+              <w:instrText xml:space="preserve"> PAGEREF _Toc240292486 \h </w:instrText>
             </w:r>
             <w:r>
               <w:rPr>
@@ -3099,7 +3099,7 @@
               <w14:ligatures w14:val="standardContextual"/>
             </w:rPr>
           </w:pPr>
-          <w:hyperlink w:anchor="_Toc240292246" w:history="1">
+          <w:hyperlink w:anchor="_Toc240292487" w:history="1">
             <w:r>
               <w:rPr>
                 <w:rStyle w:val="Hipervnculo"/>
@@ -3123,7 +3123,7 @@
               <w:rPr>
                 <w:noProof/>
               </w:rPr>
-              <w:instrText xml:space="preserve"> PAGEREF _Toc240292246 \h </w:instrText>
+              <w:instrText xml:space="preserve"> PAGEREF _Toc240292487 \h </w:instrText>
             </w:r>
             <w:r>
               <w:rPr>
@@ -3164,7 +3164,7 @@
               <w14:ligatures w14:val="standardContextual"/>
             </w:rPr>
           </w:pPr>
-          <w:hyperlink w:anchor="_Toc240292247" w:history="1">
+          <w:hyperlink w:anchor="_Toc240292488" w:history="1">
             <w:r>
               <w:rPr>
                 <w:rStyle w:val="Hipervnculo"/>
@@ -3188,7 +3188,7 @@
               <w:rPr>
                 <w:noProof/>
               </w:rPr>
-              <w:instrText xml:space="preserve"> PAGEREF _Toc240292247 \h </w:instrText>
+              <w:instrText xml:space="preserve"> PAGEREF _Toc240292488 \h </w:instrText>
             </w:r>
             <w:r>
               <w:rPr>
@@ -3229,7 +3229,7 @@
               <w14:ligatures w14:val="standardContextual"/>
             </w:rPr>
           </w:pPr>
-          <w:hyperlink w:anchor="_Toc240292248" w:history="1">
+          <w:hyperlink w:anchor="_Toc240292489" w:history="1">
             <w:r>
               <w:rPr>
                 <w:rStyle w:val="Hipervnculo"/>
@@ -3253,7 +3253,7 @@
               <w:rPr>
                 <w:noProof/>
               </w:rPr>
-              <w:instrText xml:space="preserve"> PAGEREF _Toc240292248 \h </w:instrText>
+              <w:instrText xml:space="preserve"> PAGEREF _Toc240292489 \h </w:instrText>
             </w:r>
             <w:r>
               <w:rPr>
@@ -3294,7 +3294,7 @@
               <w14:ligatures w14:val="standardContextual"/>
             </w:rPr>
           </w:pPr>
-          <w:hyperlink w:anchor="_Toc240292249" w:history="1">
+          <w:hyperlink w:anchor="_Toc240292490" w:history="1">
             <w:r>
               <w:rPr>
                 <w:rStyle w:val="Hipervnculo"/>
@@ -3318,7 +3318,7 @@
               <w:rPr>
                 <w:noProof/>
               </w:rPr>
-              <w:instrText xml:space="preserve"> PAGEREF _Toc240292249 \h </w:instrText>
+              <w:instrText xml:space="preserve"> PAGEREF _Toc240292490 \h </w:instrText>
             </w:r>
             <w:r>
               <w:rPr>
@@ -3359,7 +3359,7 @@
               <w14:ligatures w14:val="standardContextual"/>
             </w:rPr>
           </w:pPr>
-          <w:hyperlink w:anchor="_Toc240292250" w:history="1">
+          <w:hyperlink w:anchor="_Toc240292491" w:history="1">
             <w:r>
               <w:rPr>
                 <w:rStyle w:val="Hipervnculo"/>
@@ -3383,7 +3383,7 @@
               <w:rPr>
                 <w:noProof/>
               </w:rPr>
-              <w:instrText xml:space="preserve"> PAGEREF _Toc240292250 \h </w:instrText>
+              <w:instrText xml:space="preserve"> PAGEREF _Toc240292491 \h </w:instrText>
             </w:r>
             <w:r>
               <w:rPr>
@@ -3424,7 +3424,7 @@
               <w14:ligatures w14:val="standardContextual"/>
             </w:rPr>
           </w:pPr>
-          <w:hyperlink w:anchor="_Toc240292251" w:history="1">
+          <w:hyperlink w:anchor="_Toc240292492" w:history="1">
             <w:r>
               <w:rPr>
                 <w:rStyle w:val="Hipervnculo"/>
@@ -3448,7 +3448,7 @@
               <w:rPr>
                 <w:noProof/>
               </w:rPr>
-              <w:instrText xml:space="preserve"> PAGEREF _Toc240292251 \h </w:instrText>
+              <w:instrText xml:space="preserve"> PAGEREF _Toc240292492 \h </w:instrText>
             </w:r>
             <w:r>
               <w:rPr>
@@ -3489,7 +3489,7 @@
               <w14:ligatures w14:val="standardContextual"/>
             </w:rPr>
           </w:pPr>
-          <w:hyperlink w:anchor="_Toc240292252" w:history="1">
+          <w:hyperlink w:anchor="_Toc240292493" w:history="1">
             <w:r>
               <w:rPr>
                 <w:rStyle w:val="Hipervnculo"/>
@@ -3513,7 +3513,7 @@
               <w:rPr>
                 <w:noProof/>
               </w:rPr>
-              <w:instrText xml:space="preserve"> PAGEREF _Toc240292252 \h </w:instrText>
+              <w:instrText xml:space="preserve"> PAGEREF _Toc240292493 \h </w:instrText>
             </w:r>
             <w:r>
               <w:rPr>
@@ -3554,7 +3554,7 @@
               <w14:ligatures w14:val="standardContextual"/>
             </w:rPr>
           </w:pPr>
-          <w:hyperlink w:anchor="_Toc240292253" w:history="1">
+          <w:hyperlink w:anchor="_Toc240292494" w:history="1">
             <w:r>
               <w:rPr>
                 <w:rStyle w:val="Hipervnculo"/>
@@ -3578,7 +3578,7 @@
               <w:rPr>
                 <w:noProof/>
               </w:rPr>
-              <w:instrText xml:space="preserve"> PAGEREF _Toc240292253 \h </w:instrText>
+              <w:instrText xml:space="preserve"> PAGEREF _Toc240292494 \h </w:instrText>
             </w:r>
             <w:r>
               <w:rPr>
@@ -3619,7 +3619,7 @@
               <w14:ligatures w14:val="standardContextual"/>
             </w:rPr>
           </w:pPr>
-          <w:hyperlink w:anchor="_Toc240292254" w:history="1">
+          <w:hyperlink w:anchor="_Toc240292495" w:history="1">
             <w:r>
               <w:rPr>
                 <w:rStyle w:val="Hipervnculo"/>
@@ -3643,7 +3643,7 @@
               <w:rPr>
                 <w:noProof/>
               </w:rPr>
-              <w:instrText xml:space="preserve"> PAGEREF _Toc240292254 \h </w:instrText>
+              <w:instrText xml:space="preserve"> PAGEREF _Toc240292495 \h </w:instrText>
             </w:r>
             <w:r>
               <w:rPr>
@@ -3684,7 +3684,7 @@
               <w14:ligatures w14:val="standardContextual"/>
             </w:rPr>
           </w:pPr>
-          <w:hyperlink w:anchor="_Toc240292255" w:history="1">
+          <w:hyperlink w:anchor="_Toc240292496" w:history="1">
             <w:r>
               <w:rPr>
                 <w:rStyle w:val="Hipervnculo"/>
@@ -3708,7 +3708,7 @@
               <w:rPr>
                 <w:noProof/>
               </w:rPr>
-              <w:instrText xml:space="preserve"> PAGEREF _Toc240292255 \h </w:instrText>
+              <w:instrText xml:space="preserve"> PAGEREF _Toc240292496 \h </w:instrText>
             </w:r>
             <w:r>
               <w:rPr>
@@ -3749,7 +3749,7 @@
               <w14:ligatures w14:val="standardContextual"/>
             </w:rPr>
           </w:pPr>
-          <w:hyperlink w:anchor="_Toc240292256" w:history="1">
+          <w:hyperlink w:anchor="_Toc240292497" w:history="1">
             <w:r>
               <w:rPr>
                 <w:rStyle w:val="Hipervnculo"/>
@@ -3773,7 +3773,7 @@
               <w:rPr>
                 <w:noProof/>
               </w:rPr>
-              <w:instrText xml:space="preserve"> PAGEREF _Toc240292256 \h </w:instrText>
+              <w:instrText xml:space="preserve"> PAGEREF _Toc240292497 \h </w:instrText>
             </w:r>
             <w:r>
               <w:rPr>
@@ -3814,7 +3814,7 @@
               <w14:ligatures w14:val="standardContextual"/>
             </w:rPr>
           </w:pPr>
-          <w:hyperlink w:anchor="_Toc240292257" w:history="1">
+          <w:hyperlink w:anchor="_Toc240292498" w:history="1">
             <w:r>
               <w:rPr>
                 <w:rStyle w:val="Hipervnculo"/>
@@ -3838,7 +3838,7 @@
               <w:rPr>
                 <w:noProof/>
               </w:rPr>
-              <w:instrText xml:space="preserve"> PAGEREF _Toc240292257 \h </w:instrText>
+              <w:instrText xml:space="preserve"> PAGEREF _Toc240292498 \h </w:instrText>
             </w:r>
             <w:r>
               <w:rPr>
@@ -3879,7 +3879,7 @@
               <w14:ligatures w14:val="standardContextual"/>
             </w:rPr>
           </w:pPr>
-          <w:hyperlink w:anchor="_Toc240292258" w:history="1">
+          <w:hyperlink w:anchor="_Toc240292499" w:history="1">
             <w:r>
               <w:rPr>
                 <w:rStyle w:val="Hipervnculo"/>
@@ -3903,7 +3903,7 @@
               <w:rPr>
                 <w:noProof/>
               </w:rPr>
-              <w:instrText xml:space="preserve"> PAGEREF _Toc240292258 \h </w:instrText>
+              <w:instrText xml:space="preserve"> PAGEREF _Toc240292499 \h </w:instrText>
             </w:r>
             <w:r>
               <w:rPr>
@@ -3944,7 +3944,7 @@
               <w14:ligatures w14:val="standardContextual"/>
             </w:rPr>
           </w:pPr>
-          <w:hyperlink w:anchor="_Toc240292259" w:history="1">
+          <w:hyperlink w:anchor="_Toc240292500" w:history="1">
             <w:r>
               <w:rPr>
                 <w:rStyle w:val="Hipervnculo"/>
@@ -3968,7 +3968,7 @@
               <w:rPr>
                 <w:noProof/>
               </w:rPr>
-              <w:instrText xml:space="preserve"> PAGEREF _Toc240292259 \h </w:instrText>
+              <w:instrText xml:space="preserve"> PAGEREF _Toc240292500 \h </w:instrText>
             </w:r>
             <w:r>
               <w:rPr>
@@ -4009,7 +4009,7 @@
               <w14:ligatures w14:val="standardContextual"/>
             </w:rPr>
           </w:pPr>
-          <w:hyperlink w:anchor="_Toc240292260" w:history="1">
+          <w:hyperlink w:anchor="_Toc240292501" w:history="1">
             <w:r>
               <w:rPr>
                 <w:rStyle w:val="Hipervnculo"/>
@@ -4033,7 +4033,7 @@
               <w:rPr>
                 <w:noProof/>
               </w:rPr>
-              <w:instrText xml:space="preserve"> PAGEREF _Toc240292260 \h </w:instrText>
+              <w:instrText xml:space="preserve"> PAGEREF _Toc240292501 \h </w:instrText>
             </w:r>
             <w:r>
               <w:rPr>
@@ -4074,7 +4074,7 @@
               <w14:ligatures w14:val="standardContextual"/>
             </w:rPr>
           </w:pPr>
-          <w:hyperlink w:anchor="_Toc240292261" w:history="1">
+          <w:hyperlink w:anchor="_Toc240292502" w:history="1">
             <w:r>
               <w:rPr>
                 <w:rStyle w:val="Hipervnculo"/>
@@ -4098,7 +4098,7 @@
               <w:rPr>
                 <w:noProof/>
               </w:rPr>
-              <w:instrText xml:space="preserve"> PAGEREF _Toc240292261 \h </w:instrText>
+              <w:instrText xml:space="preserve"> PAGEREF _Toc240292502 \h </w:instrText>
             </w:r>
             <w:r>
               <w:rPr>
@@ -4139,7 +4139,7 @@
               <w14:ligatures w14:val="standardContextual"/>
             </w:rPr>
           </w:pPr>
-          <w:hyperlink w:anchor="_Toc240292262" w:history="1">
+          <w:hyperlink w:anchor="_Toc240292503" w:history="1">
             <w:r>
               <w:rPr>
                 <w:rStyle w:val="Hipervnculo"/>
@@ -4163,7 +4163,7 @@
               <w:rPr>
                 <w:noProof/>
               </w:rPr>
-              <w:instrText xml:space="preserve"> PAGEREF _Toc240292262 \h </w:instrText>
+              <w:instrText xml:space="preserve"> PAGEREF _Toc240292503 \h </w:instrText>
             </w:r>
             <w:r>
               <w:rPr>
@@ -4204,7 +4204,7 @@
               <w14:ligatures w14:val="standardContextual"/>
             </w:rPr>
           </w:pPr>
-          <w:hyperlink w:anchor="_Toc240292263" w:history="1">
+          <w:hyperlink w:anchor="_Toc240292504" w:history="1">
             <w:r>
               <w:rPr>
                 <w:rStyle w:val="Hipervnculo"/>
@@ -4228,7 +4228,7 @@
               <w:rPr>
                 <w:noProof/>
               </w:rPr>
-              <w:instrText xml:space="preserve"> PAGEREF _Toc240292263 \h </w:instrText>
+              <w:instrText xml:space="preserve"> PAGEREF _Toc240292504 \h </w:instrText>
             </w:r>
             <w:r>
               <w:rPr>
@@ -4269,7 +4269,7 @@
               <w14:ligatures w14:val="standardContextual"/>
             </w:rPr>
           </w:pPr>
-          <w:hyperlink w:anchor="_Toc240292264" w:history="1">
+          <w:hyperlink w:anchor="_Toc240292505" w:history="1">
             <w:r>
               <w:rPr>
                 <w:rStyle w:val="Hipervnculo"/>
@@ -4293,7 +4293,7 @@
               <w:rPr>
                 <w:noProof/>
               </w:rPr>
-              <w:instrText xml:space="preserve"> PAGEREF _Toc240292264 \h </w:instrText>
+              <w:instrText xml:space="preserve"> PAGEREF _Toc240292505 \h </w:instrText>
             </w:r>
             <w:r>
               <w:rPr>
@@ -4334,7 +4334,7 @@
               <w14:ligatures w14:val="standardContextual"/>
             </w:rPr>
           </w:pPr>
-          <w:hyperlink w:anchor="_Toc240292265" w:history="1">
+          <w:hyperlink w:anchor="_Toc240292506" w:history="1">
             <w:r>
               <w:rPr>
                 <w:rStyle w:val="Hipervnculo"/>
@@ -4358,7 +4358,7 @@
               <w:rPr>
                 <w:noProof/>
               </w:rPr>
-              <w:instrText xml:space="preserve"> PAGEREF _Toc240292265 \h </w:instrText>
+              <w:instrText xml:space="preserve"> PAGEREF _Toc240292506 \h </w:instrText>
             </w:r>
             <w:r>
               <w:rPr>
@@ -4399,7 +4399,7 @@
               <w14:ligatures w14:val="standardContextual"/>
             </w:rPr>
           </w:pPr>
-          <w:hyperlink w:anchor="_Toc240292266" w:history="1">
+          <w:hyperlink w:anchor="_Toc240292507" w:history="1">
             <w:r>
               <w:rPr>
                 <w:rStyle w:val="Hipervnculo"/>
@@ -4423,7 +4423,7 @@
               <w:rPr>
                 <w:noProof/>
               </w:rPr>
-              <w:instrText xml:space="preserve"> PAGEREF _Toc240292266 \h </w:instrText>
+              <w:instrText xml:space="preserve"> PAGEREF _Toc240292507 \h </w:instrText>
             </w:r>
             <w:r>
               <w:rPr>
@@ -4464,7 +4464,7 @@
               <w14:ligatures w14:val="standardContextual"/>
             </w:rPr>
           </w:pPr>
-          <w:hyperlink w:anchor="_Toc240292267" w:history="1">
+          <w:hyperlink w:anchor="_Toc240292508" w:history="1">
             <w:r>
               <w:rPr>
                 <w:rStyle w:val="Hipervnculo"/>
@@ -4488,7 +4488,7 @@
               <w:rPr>
                 <w:noProof/>
               </w:rPr>
-              <w:instrText xml:space="preserve"> PAGEREF _Toc240292267 \h </w:instrText>
+              <w:instrText xml:space="preserve"> PAGEREF _Toc240292508 \h </w:instrText>
             </w:r>
             <w:r>
               <w:rPr>
@@ -4529,7 +4529,7 @@
               <w14:ligatures w14:val="standardContextual"/>
             </w:rPr>
           </w:pPr>
-          <w:hyperlink w:anchor="_Toc240292268" w:history="1">
+          <w:hyperlink w:anchor="_Toc240292509" w:history="1">
             <w:r>
               <w:rPr>
                 <w:rStyle w:val="Hipervnculo"/>
@@ -4553,7 +4553,7 @@
               <w:rPr>
                 <w:noProof/>
               </w:rPr>
-              <w:instrText xml:space="preserve"> PAGEREF _Toc240292268 \h </w:instrText>
+              <w:instrText xml:space="preserve"> PAGEREF _Toc240292509 \h </w:instrText>
             </w:r>
             <w:r>
               <w:rPr>
@@ -4594,7 +4594,7 @@
               <w14:ligatures w14:val="standardContextual"/>
             </w:rPr>
           </w:pPr>
-          <w:hyperlink w:anchor="_Toc240292269" w:history="1">
+          <w:hyperlink w:anchor="_Toc240292510" w:history="1">
             <w:r>
               <w:rPr>
                 <w:rStyle w:val="Hipervnculo"/>
@@ -4618,7 +4618,7 @@
               <w:rPr>
                 <w:noProof/>
               </w:rPr>
-              <w:instrText xml:space="preserve"> PAGEREF _Toc240292269 \h </w:instrText>
+              <w:instrText xml:space="preserve"> PAGEREF _Toc240292510 \h </w:instrText>
             </w:r>
             <w:r>
               <w:rPr>
@@ -4659,7 +4659,7 @@
               <w14:ligatures w14:val="standardContextual"/>
             </w:rPr>
           </w:pPr>
-          <w:hyperlink w:anchor="_Toc240292270" w:history="1">
+          <w:hyperlink w:anchor="_Toc240292511" w:history="1">
             <w:r>
               <w:rPr>
                 <w:rStyle w:val="Hipervnculo"/>
@@ -4683,7 +4683,7 @@
               <w:rPr>
                 <w:noProof/>
               </w:rPr>
-              <w:instrText xml:space="preserve"> PAGEREF _Toc240292270 \h </w:instrText>
+              <w:instrText xml:space="preserve"> PAGEREF _Toc240292511 \h </w:instrText>
             </w:r>
             <w:r>
               <w:rPr>
@@ -4724,7 +4724,7 @@
               <w14:ligatures w14:val="standardContextual"/>
             </w:rPr>
           </w:pPr>
-          <w:hyperlink w:anchor="_Toc240292271" w:history="1">
+          <w:hyperlink w:anchor="_Toc240292512" w:history="1">
             <w:r>
               <w:rPr>
                 <w:rStyle w:val="Hipervnculo"/>
@@ -4748,7 +4748,7 @@
               <w:rPr>
                 <w:noProof/>
               </w:rPr>
-              <w:instrText xml:space="preserve"> PAGEREF _Toc240292271 \h </w:instrText>
+              <w:instrText xml:space="preserve"> PAGEREF _Toc240292512 \h </w:instrText>
             </w:r>
             <w:r>
               <w:rPr>
@@ -4789,7 +4789,7 @@
               <w14:ligatures w14:val="standardContextual"/>
             </w:rPr>
           </w:pPr>
-          <w:hyperlink w:anchor="_Toc240292272" w:history="1">
+          <w:hyperlink w:anchor="_Toc240292513" w:history="1">
             <w:r>
               <w:rPr>
                 <w:rStyle w:val="Hipervnculo"/>
@@ -4813,7 +4813,7 @@
               <w:rPr>
                 <w:noProof/>
               </w:rPr>
-              <w:instrText xml:space="preserve"> PAGEREF _Toc240292272 \h </w:instrText>
+              <w:instrText xml:space="preserve"> PAGEREF _Toc240292513 \h </w:instrText>
             </w:r>
             <w:r>
               <w:rPr>
@@ -4854,7 +4854,7 @@
               <w14:ligatures w14:val="standardContextual"/>
             </w:rPr>
           </w:pPr>
-          <w:hyperlink w:anchor="_Toc240292273" w:history="1">
+          <w:hyperlink w:anchor="_Toc240292514" w:history="1">
             <w:r>
               <w:rPr>
                 <w:rStyle w:val="Hipervnculo"/>
@@ -4878,7 +4878,7 @@
               <w:rPr>
                 <w:noProof/>
               </w:rPr>
-              <w:instrText xml:space="preserve"> PAGEREF _Toc240292273 \h </w:instrText>
+              <w:instrText xml:space="preserve"> PAGEREF _Toc240292514 \h </w:instrText>
             </w:r>
             <w:r>
               <w:rPr>
@@ -4919,7 +4919,7 @@
               <w14:ligatures w14:val="standardContextual"/>
             </w:rPr>
           </w:pPr>
-          <w:hyperlink w:anchor="_Toc240292274" w:history="1">
+          <w:hyperlink w:anchor="_Toc240292515" w:history="1">
             <w:r>
               <w:rPr>
                 <w:rStyle w:val="Hipervnculo"/>
@@ -4943,7 +4943,7 @@
               <w:rPr>
                 <w:noProof/>
               </w:rPr>
-              <w:instrText xml:space="preserve"> PAGEREF _Toc240292274 \h </w:instrText>
+              <w:instrText xml:space="preserve"> PAGEREF _Toc240292515 \h </w:instrText>
             </w:r>
             <w:r>
               <w:rPr>
@@ -4984,7 +4984,7 @@
               <w14:ligatures w14:val="standardContextual"/>
             </w:rPr>
           </w:pPr>
-          <w:hyperlink w:anchor="_Toc240292275" w:history="1">
+          <w:hyperlink w:anchor="_Toc240292516" w:history="1">
             <w:r>
               <w:rPr>
                 <w:rStyle w:val="Hipervnculo"/>
@@ -5008,7 +5008,7 @@
               <w:rPr>
                 <w:noProof/>
               </w:rPr>
-              <w:instrText xml:space="preserve"> PAGEREF _Toc240292275 \h </w:instrText>
+              <w:instrText xml:space="preserve"> PAGEREF _Toc240292516 \h </w:instrText>
             </w:r>
             <w:r>
               <w:rPr>
@@ -5049,7 +5049,7 @@
               <w14:ligatures w14:val="standardContextual"/>
             </w:rPr>
           </w:pPr>
-          <w:hyperlink w:anchor="_Toc240292276" w:history="1">
+          <w:hyperlink w:anchor="_Toc240292517" w:history="1">
             <w:r>
               <w:rPr>
                 <w:rStyle w:val="Hipervnculo"/>
@@ -5073,7 +5073,7 @@
               <w:rPr>
                 <w:noProof/>
               </w:rPr>
-              <w:instrText xml:space="preserve"> PAGEREF _Toc240292276 \h </w:instrText>
+              <w:instrText xml:space="preserve"> PAGEREF _Toc240292517 \h </w:instrText>
             </w:r>
             <w:r>
               <w:rPr>
@@ -5114,7 +5114,7 @@
               <w14:ligatures w14:val="standardContextual"/>
             </w:rPr>
           </w:pPr>
-          <w:hyperlink w:anchor="_Toc240292277" w:history="1">
+          <w:hyperlink w:anchor="_Toc240292518" w:history="1">
             <w:r>
               <w:rPr>
                 <w:rStyle w:val="Hipervnculo"/>
@@ -5138,7 +5138,7 @@
               <w:rPr>
                 <w:noProof/>
               </w:rPr>
-              <w:instrText xml:space="preserve"> PAGEREF _Toc240292277 \h </w:instrText>
+              <w:instrText xml:space="preserve"> PAGEREF _Toc240292518 \h </w:instrText>
             </w:r>
             <w:r>
               <w:rPr>
@@ -5179,7 +5179,7 @@
               <w14:ligatures w14:val="standardContextual"/>
             </w:rPr>
           </w:pPr>
-          <w:hyperlink w:anchor="_Toc240292278" w:history="1">
+          <w:hyperlink w:anchor="_Toc240292519" w:history="1">
             <w:r>
               <w:rPr>
                 <w:rStyle w:val="Hipervnculo"/>
@@ -5203,7 +5203,7 @@
               <w:rPr>
                 <w:noProof/>
               </w:rPr>
-              <w:instrText xml:space="preserve"> PAGEREF _Toc240292278 \h </w:instrText>
+              <w:instrText xml:space="preserve"> PAGEREF _Toc240292519 \h </w:instrText>
             </w:r>
             <w:r>
               <w:rPr>
@@ -5244,7 +5244,7 @@
               <w14:ligatures w14:val="standardContextual"/>
             </w:rPr>
           </w:pPr>
-          <w:hyperlink w:anchor="_Toc240292279" w:history="1">
+          <w:hyperlink w:anchor="_Toc240292520" w:history="1">
             <w:r>
               <w:rPr>
                 <w:rStyle w:val="Hipervnculo"/>
@@ -5268,7 +5268,7 @@
               <w:rPr>
                 <w:noProof/>
               </w:rPr>
-              <w:instrText xml:space="preserve"> PAGEREF _Toc240292279 \h </w:instrText>
+              <w:instrText xml:space="preserve"> PAGEREF _Toc240292520 \h </w:instrText>
             </w:r>
             <w:r>
               <w:rPr>
@@ -5309,7 +5309,7 @@
               <w14:ligatures w14:val="standardContextual"/>
             </w:rPr>
           </w:pPr>
-          <w:hyperlink w:anchor="_Toc240292280" w:history="1">
+          <w:hyperlink w:anchor="_Toc240292521" w:history="1">
             <w:r>
               <w:rPr>
                 <w:rStyle w:val="Hipervnculo"/>
@@ -5333,7 +5333,7 @@
               <w:rPr>
                 <w:noProof/>
               </w:rPr>
-              <w:instrText xml:space="preserve"> PAGEREF _Toc240292280 \h </w:instrText>
+              <w:instrText xml:space="preserve"> PAGEREF _Toc240292521 \h </w:instrText>
             </w:r>
             <w:r>
               <w:rPr>
@@ -5374,7 +5374,7 @@
               <w14:ligatures w14:val="standardContextual"/>
             </w:rPr>
           </w:pPr>
-          <w:hyperlink w:anchor="_Toc240292281" w:history="1">
+          <w:hyperlink w:anchor="_Toc240292522" w:history="1">
             <w:r>
               <w:rPr>
                 <w:rStyle w:val="Hipervnculo"/>
@@ -5398,7 +5398,7 @@
               <w:rPr>
                 <w:noProof/>
               </w:rPr>
-              <w:instrText xml:space="preserve"> PAGEREF _Toc240292281 \h </w:instrText>
+              <w:instrText xml:space="preserve"> PAGEREF _Toc240292522 \h </w:instrText>
             </w:r>
             <w:r>
               <w:rPr>
@@ -5439,7 +5439,7 @@
               <w14:ligatures w14:val="standardContextual"/>
             </w:rPr>
           </w:pPr>
-          <w:hyperlink w:anchor="_Toc240292282" w:history="1">
+          <w:hyperlink w:anchor="_Toc240292523" w:history="1">
             <w:r>
               <w:rPr>
                 <w:rStyle w:val="Hipervnculo"/>
@@ -5463,7 +5463,7 @@
               <w:rPr>
                 <w:noProof/>
               </w:rPr>
-              <w:instrText xml:space="preserve"> PAGEREF _Toc240292282 \h </w:instrText>
+              <w:instrText xml:space="preserve"> PAGEREF _Toc240292523 \h </w:instrText>
             </w:r>
             <w:r>
               <w:rPr>
@@ -5504,7 +5504,7 @@
               <w14:ligatures w14:val="standardContextual"/>
             </w:rPr>
           </w:pPr>
-          <w:hyperlink w:anchor="_Toc240292283" w:history="1">
+          <w:hyperlink w:anchor="_Toc240292524" w:history="1">
             <w:r>
               <w:rPr>
                 <w:rStyle w:val="Hipervnculo"/>
@@ -5528,7 +5528,7 @@
               <w:rPr>
                 <w:noProof/>
               </w:rPr>
-              <w:instrText xml:space="preserve"> PAGEREF _Toc240292283 \h </w:instrText>
+              <w:instrText xml:space="preserve"> PAGEREF _Toc240292524 \h </w:instrText>
             </w:r>
             <w:r>
               <w:rPr>
@@ -5569,7 +5569,7 @@
               <w14:ligatures w14:val="standardContextual"/>
             </w:rPr>
           </w:pPr>
-          <w:hyperlink w:anchor="_Toc240292284" w:history="1">
+          <w:hyperlink w:anchor="_Toc240292525" w:history="1">
             <w:r>
               <w:rPr>
                 <w:rStyle w:val="Hipervnculo"/>
@@ -5593,7 +5593,7 @@
               <w:rPr>
                 <w:noProof/>
               </w:rPr>
-              <w:instrText xml:space="preserve"> PAGEREF _Toc240292284 \h </w:instrText>
+              <w:instrText xml:space="preserve"> PAGEREF _Toc240292525 \h </w:instrText>
             </w:r>
             <w:r>
               <w:rPr>
@@ -5634,7 +5634,7 @@
               <w14:ligatures w14:val="standardContextual"/>
             </w:rPr>
           </w:pPr>
-          <w:hyperlink w:anchor="_Toc240292285" w:history="1">
+          <w:hyperlink w:anchor="_Toc240292526" w:history="1">
             <w:r>
               <w:rPr>
                 <w:rStyle w:val="Hipervnculo"/>
@@ -5658,7 +5658,7 @@
               <w:rPr>
                 <w:noProof/>
               </w:rPr>
-              <w:instrText xml:space="preserve"> PAGEREF _Toc240292285 \h </w:instrText>
+              <w:instrText xml:space="preserve"> PAGEREF _Toc240292526 \h </w:instrText>
             </w:r>
             <w:r>
               <w:rPr>
@@ -5699,7 +5699,7 @@
               <w14:ligatures w14:val="standardContextual"/>
             </w:rPr>
           </w:pPr>
-          <w:hyperlink w:anchor="_Toc240292286" w:history="1">
+          <w:hyperlink w:anchor="_Toc240292527" w:history="1">
             <w:r>
               <w:rPr>
                 <w:rStyle w:val="Hipervnculo"/>
@@ -5723,7 +5723,7 @@
               <w:rPr>
                 <w:noProof/>
               </w:rPr>
-              <w:instrText xml:space="preserve"> PAGEREF _Toc240292286 \h </w:instrText>
+              <w:instrText xml:space="preserve"> PAGEREF _Toc240292527 \h </w:instrText>
             </w:r>
             <w:r>
               <w:rPr>
@@ -5764,7 +5764,7 @@
               <w14:ligatures w14:val="standardContextual"/>
             </w:rPr>
           </w:pPr>
-          <w:hyperlink w:anchor="_Toc240292287" w:history="1">
+          <w:hyperlink w:anchor="_Toc240292528" w:history="1">
             <w:r>
               <w:rPr>
                 <w:rStyle w:val="Hipervnculo"/>
@@ -5788,7 +5788,7 @@
               <w:rPr>
                 <w:noProof/>
               </w:rPr>
-              <w:instrText xml:space="preserve"> PAGEREF _Toc240292287 \h </w:instrText>
+              <w:instrText xml:space="preserve"> PAGEREF _Toc240292528 \h </w:instrText>
             </w:r>
             <w:r>
               <w:rPr>
@@ -5829,7 +5829,7 @@
               <w14:ligatures w14:val="standardContextual"/>
             </w:rPr>
           </w:pPr>
-          <w:hyperlink w:anchor="_Toc240292288" w:history="1">
+          <w:hyperlink w:anchor="_Toc240292529" w:history="1">
             <w:r>
               <w:rPr>
                 <w:rStyle w:val="Hipervnculo"/>
@@ -5853,7 +5853,7 @@
               <w:rPr>
                 <w:noProof/>
               </w:rPr>
-              <w:instrText xml:space="preserve"> PAGEREF _Toc240292288 \h </w:instrText>
+              <w:instrText xml:space="preserve"> PAGEREF _Toc240292529 \h </w:instrText>
             </w:r>
             <w:r>
               <w:rPr>
@@ -5894,7 +5894,7 @@
               <w14:ligatures w14:val="standardContextual"/>
             </w:rPr>
           </w:pPr>
-          <w:hyperlink w:anchor="_Toc240292289" w:history="1">
+          <w:hyperlink w:anchor="_Toc240292530" w:history="1">
             <w:r>
               <w:rPr>
                 <w:rStyle w:val="Hipervnculo"/>
@@ -5918,7 +5918,7 @@
               <w:rPr>
                 <w:noProof/>
               </w:rPr>
-              <w:instrText xml:space="preserve"> PAGEREF _Toc240292289 \h </w:instrText>
+              <w:instrText xml:space="preserve"> PAGEREF _Toc240292530 \h </w:instrText>
             </w:r>
             <w:r>
               <w:rPr>
@@ -5959,7 +5959,7 @@
               <w14:ligatures w14:val="standardContextual"/>
             </w:rPr>
           </w:pPr>
-          <w:hyperlink w:anchor="_Toc240292290" w:history="1">
+          <w:hyperlink w:anchor="_Toc240292531" w:history="1">
             <w:r>
               <w:rPr>
                 <w:rStyle w:val="Hipervnculo"/>
@@ -5983,7 +5983,7 @@
               <w:rPr>
                 <w:noProof/>
               </w:rPr>
-              <w:instrText xml:space="preserve"> PAGEREF _Toc240292290 \h </w:instrText>
+              <w:instrText xml:space="preserve"> PAGEREF _Toc240292531 \h </w:instrText>
             </w:r>
             <w:r>
               <w:rPr>
@@ -6024,7 +6024,7 @@
               <w14:ligatures w14:val="standardContextual"/>
             </w:rPr>
           </w:pPr>
-          <w:hyperlink w:anchor="_Toc240292291" w:history="1">
+          <w:hyperlink w:anchor="_Toc240292532" w:history="1">
             <w:r>
               <w:rPr>
                 <w:rStyle w:val="Hipervnculo"/>
@@ -6048,7 +6048,7 @@
               <w:rPr>
                 <w:noProof/>
               </w:rPr>
-              <w:instrText xml:space="preserve"> PAGEREF _Toc240292291 \h </w:instrText>
+              <w:instrText xml:space="preserve"> PAGEREF _Toc240292532 \h </w:instrText>
             </w:r>
             <w:r>
               <w:rPr>
@@ -6089,7 +6089,7 @@
               <w14:ligatures w14:val="standardContextual"/>
             </w:rPr>
           </w:pPr>
-          <w:hyperlink w:anchor="_Toc240292292" w:history="1">
+          <w:hyperlink w:anchor="_Toc240292533" w:history="1">
             <w:r>
               <w:rPr>
                 <w:rStyle w:val="Hipervnculo"/>
@@ -6113,7 +6113,7 @@
               <w:rPr>
                 <w:noProof/>
               </w:rPr>
-              <w:instrText xml:space="preserve"> PAGEREF _Toc240292292 \h </w:instrText>
+              <w:instrText xml:space="preserve"> PAGEREF _Toc240292533 \h </w:instrText>
             </w:r>
             <w:r>
               <w:rPr>
@@ -6154,7 +6154,7 @@
               <w14:ligatures w14:val="standardContextual"/>
             </w:rPr>
           </w:pPr>
-          <w:hyperlink w:anchor="_Toc240292293" w:history="1">
+          <w:hyperlink w:anchor="_Toc240292534" w:history="1">
             <w:r>
               <w:rPr>
                 <w:rStyle w:val="Hipervnculo"/>
@@ -6178,7 +6178,7 @@
               <w:rPr>
                 <w:noProof/>
               </w:rPr>
-              <w:instrText xml:space="preserve"> PAGEREF _Toc240292293 \h </w:instrText>
+              <w:instrText xml:space="preserve"> PAGEREF _Toc240292534 \h </w:instrText>
             </w:r>
             <w:r>
               <w:rPr>
@@ -6219,7 +6219,7 @@
               <w14:ligatures w14:val="standardContextual"/>
             </w:rPr>
           </w:pPr>
-          <w:hyperlink w:anchor="_Toc240292294" w:history="1">
+          <w:hyperlink w:anchor="_Toc240292535" w:history="1">
             <w:r>
               <w:rPr>
                 <w:rStyle w:val="Hipervnculo"/>
@@ -6243,7 +6243,7 @@
               <w:rPr>
                 <w:noProof/>
               </w:rPr>
-              <w:instrText xml:space="preserve"> PAGEREF _Toc240292294 \h </w:instrText>
+              <w:instrText xml:space="preserve"> PAGEREF _Toc240292535 \h </w:instrText>
             </w:r>
             <w:r>
               <w:rPr>
@@ -6284,7 +6284,7 @@
               <w14:ligatures w14:val="standardContextual"/>
             </w:rPr>
           </w:pPr>
-          <w:hyperlink w:anchor="_Toc240292295" w:history="1">
+          <w:hyperlink w:anchor="_Toc240292536" w:history="1">
             <w:r>
               <w:rPr>
                 <w:rStyle w:val="Hipervnculo"/>
@@ -6308,7 +6308,7 @@
               <w:rPr>
                 <w:noProof/>
               </w:rPr>
-              <w:instrText xml:space="preserve"> PAGEREF _Toc240292295 \h </w:instrText>
+              <w:instrText xml:space="preserve"> PAGEREF _Toc240292536 \h </w:instrText>
             </w:r>
             <w:r>
               <w:rPr>
@@ -6349,13 +6349,13 @@
               <w14:ligatures w14:val="standardContextual"/>
             </w:rPr>
           </w:pPr>
-          <w:hyperlink w:anchor="_Toc240292296" w:history="1">
+          <w:hyperlink w:anchor="_Toc240292537" w:history="1">
             <w:r>
               <w:rPr>
                 <w:rStyle w:val="Hipervnculo"/>
                 <w:noProof/>
               </w:rPr>
-              <w:t>El balance de los siete intentos</w:t>
+              <w:t>El décimo eje: el volumen, que estaba ahí sin usar</w:t>
             </w:r>
             <w:r>
               <w:rPr>
@@ -6373,7 +6373,7 @@
               <w:rPr>
                 <w:noProof/>
               </w:rPr>
-              <w:instrText xml:space="preserve"> PAGEREF _Toc240292296 \h </w:instrText>
+              <w:instrText xml:space="preserve"> PAGEREF _Toc240292537 \h </w:instrText>
             </w:r>
             <w:r>
               <w:rPr>
@@ -6414,13 +6414,13 @@
               <w14:ligatures w14:val="standardContextual"/>
             </w:rPr>
           </w:pPr>
-          <w:hyperlink w:anchor="_Toc240292297" w:history="1">
+          <w:hyperlink w:anchor="_Toc240292538" w:history="1">
             <w:r>
               <w:rPr>
                 <w:rStyle w:val="Hipervnculo"/>
                 <w:noProof/>
               </w:rPr>
-              <w:t>Y una observación sobre la métrica, que sí queda</w:t>
+              <w:t>El balance de los siete intentos</w:t>
             </w:r>
             <w:r>
               <w:rPr>
@@ -6438,7 +6438,7 @@
               <w:rPr>
                 <w:noProof/>
               </w:rPr>
-              <w:instrText xml:space="preserve"> PAGEREF _Toc240292297 \h </w:instrText>
+              <w:instrText xml:space="preserve"> PAGEREF _Toc240292538 \h </w:instrText>
             </w:r>
             <w:r>
               <w:rPr>
@@ -6479,12 +6479,77 @@
               <w14:ligatures w14:val="standardContextual"/>
             </w:rPr>
           </w:pPr>
-          <w:hyperlink w:anchor="_Toc240292298" w:history="1">
+          <w:hyperlink w:anchor="_Toc240292539" w:history="1">
             <w:r>
               <w:rPr>
                 <w:rStyle w:val="Hipervnculo"/>
                 <w:noProof/>
               </w:rPr>
+              <w:t>Y una observación sobre la métrica, que sí queda</w:t>
+            </w:r>
+            <w:r>
+              <w:rPr>
+                <w:noProof/>
+              </w:rPr>
+              <w:tab/>
+            </w:r>
+            <w:r>
+              <w:rPr>
+                <w:noProof/>
+              </w:rPr>
+              <w:fldChar w:fldCharType="begin"/>
+            </w:r>
+            <w:r>
+              <w:rPr>
+                <w:noProof/>
+              </w:rPr>
+              <w:instrText xml:space="preserve"> PAGEREF _Toc240292539 \h </w:instrText>
+            </w:r>
+            <w:r>
+              <w:rPr>
+                <w:noProof/>
+              </w:rPr>
+            </w:r>
+            <w:r>
+              <w:rPr>
+                <w:noProof/>
+              </w:rPr>
+              <w:fldChar w:fldCharType="separate"/>
+            </w:r>
+            <w:r>
+              <w:rPr>
+                <w:noProof/>
+              </w:rPr>
+              <w:t>83</w:t>
+            </w:r>
+            <w:r>
+              <w:rPr>
+                <w:noProof/>
+              </w:rPr>
+              <w:fldChar w:fldCharType="end"/>
+            </w:r>
+          </w:hyperlink>
+        </w:p>
+        <w:p>
+          <w:pPr>
+            <w:pStyle w:val="TDC3"/>
+            <w:tabs>
+              <w:tab w:val="right" w:leader="dot" w:pos="9350"/>
+            </w:tabs>
+            <w:rPr>
+              <w:rFonts w:asciiTheme="minorHAnsi" w:eastAsiaTheme="minorEastAsia" w:hAnsiTheme="minorHAnsi" w:cstheme="minorBidi"/>
+              <w:noProof/>
+              <w:color w:val="auto"/>
+              <w:kern w:val="2"/>
+              <w14:ligatures w14:val="standardContextual"/>
+            </w:rPr>
+          </w:pPr>
+          <w:hyperlink w:anchor="_Toc240292540" w:history="1">
+            <w:r>
+              <w:rPr>
+                <w:rStyle w:val="Hipervnculo"/>
+                <w:noProof/>
+              </w:rPr>
               <w:t>Lo que se aprende de esto</w:t>
             </w:r>
             <w:r>
@@ -6503,7 +6568,7 @@
               <w:rPr>
                 <w:noProof/>
               </w:rPr>
-              <w:instrText xml:space="preserve"> PAGEREF _Toc240292298 \h </w:instrText>
+              <w:instrText xml:space="preserve"> PAGEREF _Toc240292540 \h </w:instrText>
             </w:r>
             <w:r>
               <w:rPr>
@@ -6520,7 +6585,7 @@
               <w:rPr>
                 <w:noProof/>
               </w:rPr>
-              <w:t>82</w:t>
+              <w:t>83</w:t>
             </w:r>
             <w:r>
               <w:rPr>
@@ -6544,7 +6609,7 @@
               <w14:ligatures w14:val="standardContextual"/>
             </w:rPr>
           </w:pPr>
-          <w:hyperlink w:anchor="_Toc240292299" w:history="1">
+          <w:hyperlink w:anchor="_Toc240292541" w:history="1">
             <w:r>
               <w:rPr>
                 <w:rStyle w:val="Hipervnculo"/>
@@ -6568,7 +6633,7 @@
               <w:rPr>
                 <w:noProof/>
               </w:rPr>
-              <w:instrText xml:space="preserve"> PAGEREF _Toc240292299 \h </w:instrText>
+              <w:instrText xml:space="preserve"> PAGEREF _Toc240292541 \h </w:instrText>
             </w:r>
             <w:r>
               <w:rPr>
@@ -6585,7 +6650,7 @@
               <w:rPr>
                 <w:noProof/>
               </w:rPr>
-              <w:t>84</w:t>
+              <w:t>85</w:t>
             </w:r>
             <w:r>
               <w:rPr>
@@ -6609,7 +6674,7 @@
               <w14:ligatures w14:val="standardContextual"/>
             </w:rPr>
           </w:pPr>
-          <w:hyperlink w:anchor="_Toc240292300" w:history="1">
+          <w:hyperlink w:anchor="_Toc240292542" w:history="1">
             <w:r>
               <w:rPr>
                 <w:rStyle w:val="Hipervnculo"/>
@@ -6633,7 +6698,7 @@
               <w:rPr>
                 <w:noProof/>
               </w:rPr>
-              <w:instrText xml:space="preserve"> PAGEREF _Toc240292300 \h </w:instrText>
+              <w:instrText xml:space="preserve"> PAGEREF _Toc240292542 \h </w:instrText>
             </w:r>
             <w:r>
               <w:rPr>
@@ -6650,7 +6715,7 @@
               <w:rPr>
                 <w:noProof/>
               </w:rPr>
-              <w:t>84</w:t>
+              <w:t>85</w:t>
             </w:r>
             <w:r>
               <w:rPr>
@@ -6674,7 +6739,7 @@
               <w14:ligatures w14:val="standardContextual"/>
             </w:rPr>
           </w:pPr>
-          <w:hyperlink w:anchor="_Toc240292301" w:history="1">
+          <w:hyperlink w:anchor="_Toc240292543" w:history="1">
             <w:r>
               <w:rPr>
                 <w:rStyle w:val="Hipervnculo"/>
@@ -6698,7 +6763,7 @@
               <w:rPr>
                 <w:noProof/>
               </w:rPr>
-              <w:instrText xml:space="preserve"> PAGEREF _Toc240292301 \h </w:instrText>
+              <w:instrText xml:space="preserve"> PAGEREF _Toc240292543 \h </w:instrText>
             </w:r>
             <w:r>
               <w:rPr>
@@ -6715,7 +6780,7 @@
               <w:rPr>
                 <w:noProof/>
               </w:rPr>
-              <w:t>86</w:t>
+              <w:t>87</w:t>
             </w:r>
             <w:r>
               <w:rPr>
@@ -6742,7 +6807,7 @@
         <w:pStyle w:val="Ttulo1"/>
         <w:keepNext/>
       </w:pPr>
-      <w:bookmarkStart w:id="0" w:name="_Toc240292201"/>
+      <w:bookmarkStart w:id="0" w:name="_Toc240292442"/>
       <w:r>
         <w:lastRenderedPageBreak/>
         <w:t>Sistema de Pronóstico de Puntos de Inflexión en el Precio de Litecoin</w:t>
@@ -6803,7 +6868,7 @@
         <w:pStyle w:val="Ttulo2"/>
         <w:keepNext/>
       </w:pPr>
-      <w:bookmarkStart w:id="1" w:name="_Toc240292202"/>
+      <w:bookmarkStart w:id="1" w:name="_Toc240292443"/>
       <w:r>
         <w:t>Resumen ejecutivo</w:t>
       </w:r>
@@ -6841,7 +6906,7 @@
           <w:left w:w="10" w:type="dxa"/>
           <w:right w:w="10" w:type="dxa"/>
         </w:tblCellMar>
-        <w:tblLook w:val="04A0" w:firstRow="1" w:lastRow="0" w:firstColumn="1" w:lastColumn="0" w:noHBand="0" w:noVBand="1"/>
+        <w:tblLook w:val="0000" w:firstRow="0" w:lastRow="0" w:firstColumn="0" w:lastColumn="0" w:noHBand="0" w:noVBand="0"/>
       </w:tblPr>
       <w:tblGrid>
         <w:gridCol w:w="2340"/>
@@ -7520,7 +7585,7 @@
         <w:pStyle w:val="Ttulo2"/>
         <w:keepNext/>
       </w:pPr>
-      <w:bookmarkStart w:id="2" w:name="_Toc240292203"/>
+      <w:bookmarkStart w:id="2" w:name="_Toc240292444"/>
       <w:r>
         <w:t>Los dos entregables, y dónde está cada uno</w:t>
       </w:r>
@@ -7561,7 +7626,7 @@
           <w:left w:w="10" w:type="dxa"/>
           <w:right w:w="10" w:type="dxa"/>
         </w:tblCellMar>
-        <w:tblLook w:val="04A0" w:firstRow="1" w:lastRow="0" w:firstColumn="1" w:lastColumn="0" w:noHBand="0" w:noVBand="1"/>
+        <w:tblLook w:val="0000" w:firstRow="0" w:lastRow="0" w:firstColumn="0" w:lastColumn="0" w:noHBand="0" w:noVBand="0"/>
       </w:tblPr>
       <w:tblGrid>
         <w:gridCol w:w="4119"/>
@@ -8023,7 +8088,7 @@
         <w:pStyle w:val="Ttulo2"/>
         <w:keepNext/>
       </w:pPr>
-      <w:bookmarkStart w:id="3" w:name="_Toc240292204"/>
+      <w:bookmarkStart w:id="3" w:name="_Toc240292445"/>
       <w:r>
         <w:t>Qué se construyó</w:t>
       </w:r>
@@ -8082,7 +8147,7 @@
           <w:left w:w="10" w:type="dxa"/>
           <w:right w:w="10" w:type="dxa"/>
         </w:tblCellMar>
-        <w:tblLook w:val="04A0" w:firstRow="1" w:lastRow="0" w:firstColumn="1" w:lastColumn="0" w:noHBand="0" w:noVBand="1"/>
+        <w:tblLook w:val="0000" w:firstRow="0" w:lastRow="0" w:firstColumn="0" w:lastColumn="0" w:noHBand="0" w:noVBand="0"/>
       </w:tblPr>
       <w:tblGrid>
         <w:gridCol w:w="3120"/>
@@ -8472,7 +8537,7 @@
         <w:pStyle w:val="Ttulo2"/>
         <w:keepNext/>
       </w:pPr>
-      <w:bookmarkStart w:id="4" w:name="_Toc240292205"/>
+      <w:bookmarkStart w:id="4" w:name="_Toc240292446"/>
       <w:r>
         <w:t>Qué se puede afirmar hoy, y qué no</w:t>
       </w:r>
@@ -8758,7 +8823,7 @@
         <w:pStyle w:val="Ttulo2"/>
         <w:keepNext/>
       </w:pPr>
-      <w:bookmarkStart w:id="5" w:name="_Toc240292206"/>
+      <w:bookmarkStart w:id="5" w:name="_Toc240292447"/>
       <w:r>
         <w:t>Lo que este proyecto trató de hacer bien, y por qué se cuenta</w:t>
       </w:r>
@@ -8871,7 +8936,7 @@
         <w:pStyle w:val="Ttulo2"/>
         <w:keepNext/>
       </w:pPr>
-      <w:bookmarkStart w:id="6" w:name="_Toc240292207"/>
+      <w:bookmarkStart w:id="6" w:name="_Toc240292448"/>
       <w:r>
         <w:t>Cómo leer este informe</w:t>
       </w:r>
@@ -8884,7 +8949,7 @@
           <w:left w:w="10" w:type="dxa"/>
           <w:right w:w="10" w:type="dxa"/>
         </w:tblCellMar>
-        <w:tblLook w:val="04A0" w:firstRow="1" w:lastRow="0" w:firstColumn="1" w:lastColumn="0" w:noHBand="0" w:noVBand="1"/>
+        <w:tblLook w:val="0000" w:firstRow="0" w:lastRow="0" w:firstColumn="0" w:lastColumn="0" w:noHBand="0" w:noVBand="0"/>
       </w:tblPr>
       <w:tblGrid>
         <w:gridCol w:w="4680"/>
@@ -9380,7 +9445,7 @@
         <w:pStyle w:val="Ttulo1"/>
         <w:keepNext/>
       </w:pPr>
-      <w:bookmarkStart w:id="7" w:name="_Toc240292208"/>
+      <w:bookmarkStart w:id="7" w:name="_Toc240292449"/>
       <w:r>
         <w:t>Diseño</w:t>
       </w:r>
@@ -9501,7 +9566,7 @@
         <w:pStyle w:val="Ttulo2"/>
         <w:keepNext/>
       </w:pPr>
-      <w:bookmarkStart w:id="8" w:name="_Toc240292209"/>
+      <w:bookmarkStart w:id="8" w:name="_Toc240292450"/>
       <w:r>
         <w:t>1.1 Qué es un punto de inflexión, exactamente</w:t>
       </w:r>
@@ -9745,7 +9810,7 @@
           <w:left w:w="10" w:type="dxa"/>
           <w:right w:w="10" w:type="dxa"/>
         </w:tblCellMar>
-        <w:tblLook w:val="04A0" w:firstRow="1" w:lastRow="0" w:firstColumn="1" w:lastColumn="0" w:noHBand="0" w:noVBand="1"/>
+        <w:tblLook w:val="0000" w:firstRow="0" w:lastRow="0" w:firstColumn="0" w:lastColumn="0" w:noHBand="0" w:noVBand="0"/>
       </w:tblPr>
       <w:tblGrid>
         <w:gridCol w:w="2340"/>
@@ -10236,7 +10301,7 @@
         <w:pStyle w:val="Ttulo2"/>
         <w:keepNext/>
       </w:pPr>
-      <w:bookmarkStart w:id="9" w:name="_Toc240292210"/>
+      <w:bookmarkStart w:id="9" w:name="_Toc240292451"/>
       <w:r>
         <w:t>1.2 Los tres parámetros, y por qué esos</w:t>
       </w:r>
@@ -10373,7 +10438,7 @@
           <w:left w:w="10" w:type="dxa"/>
           <w:right w:w="10" w:type="dxa"/>
         </w:tblCellMar>
-        <w:tblLook w:val="04A0" w:firstRow="1" w:lastRow="0" w:firstColumn="1" w:lastColumn="0" w:noHBand="0" w:noVBand="1"/>
+        <w:tblLook w:val="0000" w:firstRow="0" w:lastRow="0" w:firstColumn="0" w:lastColumn="0" w:noHBand="0" w:noVBand="0"/>
       </w:tblPr>
       <w:tblGrid>
         <w:gridCol w:w="2340"/>
@@ -11169,7 +11234,7 @@
         <w:pStyle w:val="Ttulo2"/>
         <w:keepNext/>
       </w:pPr>
-      <w:bookmarkStart w:id="10" w:name="_Toc240292211"/>
+      <w:bookmarkStart w:id="10" w:name="_Toc240292452"/>
       <w:r>
         <w:t>1.3 Los datos: qué se descarga</w:t>
       </w:r>
@@ -11208,7 +11273,7 @@
           <w:left w:w="10" w:type="dxa"/>
           <w:right w:w="10" w:type="dxa"/>
         </w:tblCellMar>
-        <w:tblLook w:val="04A0" w:firstRow="1" w:lastRow="0" w:firstColumn="1" w:lastColumn="0" w:noHBand="0" w:noVBand="1"/>
+        <w:tblLook w:val="0000" w:firstRow="0" w:lastRow="0" w:firstColumn="0" w:lastColumn="0" w:noHBand="0" w:noVBand="0"/>
       </w:tblPr>
       <w:tblGrid>
         <w:gridCol w:w="4680"/>
@@ -11584,7 +11649,7 @@
         <w:pStyle w:val="Ttulo2"/>
         <w:keepNext/>
       </w:pPr>
-      <w:bookmarkStart w:id="11" w:name="_Toc240292212"/>
+      <w:bookmarkStart w:id="11" w:name="_Toc240292453"/>
       <w:r>
         <w:t>1.4 De dónde salen, y qué hubo que limpiar</w:t>
       </w:r>
@@ -11646,7 +11711,7 @@
           <w:left w:w="10" w:type="dxa"/>
           <w:right w:w="10" w:type="dxa"/>
         </w:tblCellMar>
-        <w:tblLook w:val="04A0" w:firstRow="1" w:lastRow="0" w:firstColumn="1" w:lastColumn="0" w:noHBand="0" w:noVBand="1"/>
+        <w:tblLook w:val="0000" w:firstRow="0" w:lastRow="0" w:firstColumn="0" w:lastColumn="0" w:noHBand="0" w:noVBand="0"/>
       </w:tblPr>
       <w:tblGrid>
         <w:gridCol w:w="1872"/>
@@ -12705,7 +12770,7 @@
         <w:pStyle w:val="Ttulo2"/>
         <w:keepNext/>
       </w:pPr>
-      <w:bookmarkStart w:id="12" w:name="_Toc240292213"/>
+      <w:bookmarkStart w:id="12" w:name="_Toc240292454"/>
       <w:r>
         <w:t>1.5 La partición, y el embargo</w:t>
       </w:r>
@@ -12885,7 +12950,7 @@
           <w:noProof/>
         </w:rPr>
         <w:drawing>
-          <wp:inline distT="0" distB="0" distL="0" distR="0" wp14:anchorId="21076A79" wp14:editId="348C67C5">
+          <wp:inline distT="0" distB="0" distL="0" distR="0" wp14:anchorId="11650E5A" wp14:editId="6CE45694">
             <wp:extent cx="5715000" cy="1524000"/>
             <wp:effectExtent l="0" t="0" r="0" b="0"/>
             <wp:docPr id="1" name="Imagen 1"/>
@@ -12983,7 +13048,7 @@
           <w:left w:w="10" w:type="dxa"/>
           <w:right w:w="10" w:type="dxa"/>
         </w:tblCellMar>
-        <w:tblLook w:val="04A0" w:firstRow="1" w:lastRow="0" w:firstColumn="1" w:lastColumn="0" w:noHBand="0" w:noVBand="1"/>
+        <w:tblLook w:val="0000" w:firstRow="0" w:lastRow="0" w:firstColumn="0" w:lastColumn="0" w:noHBand="0" w:noVBand="0"/>
       </w:tblPr>
       <w:tblGrid>
         <w:gridCol w:w="3120"/>
@@ -13462,7 +13527,7 @@
         <w:pStyle w:val="Ttulo2"/>
         <w:keepNext/>
       </w:pPr>
-      <w:bookmarkStart w:id="13" w:name="_Toc240292214"/>
+      <w:bookmarkStart w:id="13" w:name="_Toc240292455"/>
       <w:r>
         <w:t>1.6 El bloque de prueba se toca una vez, y eso es comprobable</w:t>
       </w:r>
@@ -13613,7 +13678,7 @@
         <w:pStyle w:val="Ttulo1"/>
         <w:keepNext/>
       </w:pPr>
-      <w:bookmarkStart w:id="14" w:name="_Toc240292215"/>
+      <w:bookmarkStart w:id="14" w:name="_Toc240292456"/>
       <w:r>
         <w:t>Ingeniería de Características</w:t>
       </w:r>
@@ -13725,7 +13790,7 @@
         <w:pStyle w:val="Ttulo2"/>
         <w:keepNext/>
       </w:pPr>
-      <w:bookmarkStart w:id="15" w:name="_Toc240292216"/>
+      <w:bookmarkStart w:id="15" w:name="_Toc240292457"/>
       <w:r>
         <w:t>2.1 Las seis familias</w:t>
       </w:r>
@@ -13764,7 +13829,7 @@
           <w:left w:w="10" w:type="dxa"/>
           <w:right w:w="10" w:type="dxa"/>
         </w:tblCellMar>
-        <w:tblLook w:val="04A0" w:firstRow="1" w:lastRow="0" w:firstColumn="1" w:lastColumn="0" w:noHBand="0" w:noVBand="1"/>
+        <w:tblLook w:val="0000" w:firstRow="0" w:lastRow="0" w:firstColumn="0" w:lastColumn="0" w:noHBand="0" w:noVBand="0"/>
       </w:tblPr>
       <w:tblGrid>
         <w:gridCol w:w="3120"/>
@@ -14400,7 +14465,7 @@
         <w:pStyle w:val="Ttulo2"/>
         <w:keepNext/>
       </w:pPr>
-      <w:bookmarkStart w:id="16" w:name="_Toc240292217"/>
+      <w:bookmarkStart w:id="16" w:name="_Toc240292458"/>
       <w:r>
         <w:t>2.2 Cero columnas en nivel de precio, y lo que costó llegar ahí</w:t>
       </w:r>
@@ -14642,7 +14707,7 @@
         <w:pStyle w:val="Ttulo2"/>
         <w:keepNext/>
       </w:pPr>
-      <w:bookmarkStart w:id="17" w:name="_Toc240292218"/>
+      <w:bookmarkStart w:id="17" w:name="_Toc240292459"/>
       <w:r>
         <w:t>2.3 Qué usa el modelo, medido por permutación</w:t>
       </w:r>
@@ -14718,7 +14783,7 @@
           <w:left w:w="10" w:type="dxa"/>
           <w:right w:w="10" w:type="dxa"/>
         </w:tblCellMar>
-        <w:tblLook w:val="04A0" w:firstRow="1" w:lastRow="0" w:firstColumn="1" w:lastColumn="0" w:noHBand="0" w:noVBand="1"/>
+        <w:tblLook w:val="0000" w:firstRow="0" w:lastRow="0" w:firstColumn="0" w:lastColumn="0" w:noHBand="0" w:noVBand="0"/>
       </w:tblPr>
       <w:tblGrid>
         <w:gridCol w:w="4680"/>
@@ -15115,7 +15180,7 @@
           <w:left w:w="10" w:type="dxa"/>
           <w:right w:w="10" w:type="dxa"/>
         </w:tblCellMar>
-        <w:tblLook w:val="04A0" w:firstRow="1" w:lastRow="0" w:firstColumn="1" w:lastColumn="0" w:noHBand="0" w:noVBand="1"/>
+        <w:tblLook w:val="0000" w:firstRow="0" w:lastRow="0" w:firstColumn="0" w:lastColumn="0" w:noHBand="0" w:noVBand="0"/>
       </w:tblPr>
       <w:tblGrid>
         <w:gridCol w:w="1872"/>
@@ -16079,7 +16144,7 @@
         <w:pStyle w:val="Ttulo2"/>
         <w:keepNext/>
       </w:pPr>
-      <w:bookmarkStart w:id="18" w:name="_Toc240292219"/>
+      <w:bookmarkStart w:id="18" w:name="_Toc240292460"/>
       <w:r>
         <w:lastRenderedPageBreak/>
         <w:t>2.4 El piso de ruido: qué hace que la tabla signifique algo</w:t>
@@ -16202,7 +16267,7 @@
         <w:pStyle w:val="Ttulo2"/>
         <w:keepNext/>
       </w:pPr>
-      <w:bookmarkStart w:id="19" w:name="_Toc240292220"/>
+      <w:bookmarkStart w:id="19" w:name="_Toc240292461"/>
       <w:r>
         <w:t>2.5 Recortar las 17: medido, no opinado</w:t>
       </w:r>
@@ -16259,7 +16324,7 @@
           <w:left w:w="10" w:type="dxa"/>
           <w:right w:w="10" w:type="dxa"/>
         </w:tblCellMar>
-        <w:tblLook w:val="04A0" w:firstRow="1" w:lastRow="0" w:firstColumn="1" w:lastColumn="0" w:noHBand="0" w:noVBand="1"/>
+        <w:tblLook w:val="0000" w:firstRow="0" w:lastRow="0" w:firstColumn="0" w:lastColumn="0" w:noHBand="0" w:noVBand="0"/>
       </w:tblPr>
       <w:tblGrid>
         <w:gridCol w:w="2340"/>
@@ -17081,7 +17146,7 @@
         <w:pStyle w:val="Ttulo2"/>
         <w:keepNext/>
       </w:pPr>
-      <w:bookmarkStart w:id="20" w:name="_Toc240292221"/>
+      <w:bookmarkStart w:id="20" w:name="_Toc240292462"/>
       <w:r>
         <w:t>2.6 La tensión con el resultado multivariante, y por qué no es una contradicción</w:t>
       </w:r>
@@ -17260,7 +17325,7 @@
         <w:pStyle w:val="Ttulo2"/>
         <w:keepNext/>
       </w:pPr>
-      <w:bookmarkStart w:id="21" w:name="_Toc240292222"/>
+      <w:bookmarkStart w:id="21" w:name="_Toc240292463"/>
       <w:r>
         <w:t>2.7 Lo que esta sección no puede afirmar</w:t>
       </w:r>
@@ -17392,7 +17457,7 @@
         <w:pStyle w:val="Ttulo1"/>
         <w:keepNext/>
       </w:pPr>
-      <w:bookmarkStart w:id="22" w:name="_Toc240292223"/>
+      <w:bookmarkStart w:id="22" w:name="_Toc240292464"/>
       <w:r>
         <w:t>Los Dos Modelos: Fundacional y Avanzado</w:t>
       </w:r>
@@ -17446,7 +17511,7 @@
         <w:pStyle w:val="Ttulo2"/>
         <w:keepNext/>
       </w:pPr>
-      <w:bookmarkStart w:id="23" w:name="_Toc240292224"/>
+      <w:bookmarkStart w:id="23" w:name="_Toc240292465"/>
       <w:r>
         <w:lastRenderedPageBreak/>
         <w:t>1. El puente, que es lo que hace comparables a los dos</w:t>
@@ -17604,7 +17669,7 @@
         <w:pStyle w:val="Ttulo2"/>
         <w:keepNext/>
       </w:pPr>
-      <w:bookmarkStart w:id="24" w:name="_Toc240292225"/>
+      <w:bookmarkStart w:id="24" w:name="_Toc240292466"/>
       <w:r>
         <w:t>2. Modelo fundacional — Chronos-Bolt</w:t>
       </w:r>
@@ -17678,7 +17743,7 @@
           <w:left w:w="10" w:type="dxa"/>
           <w:right w:w="10" w:type="dxa"/>
         </w:tblCellMar>
-        <w:tblLook w:val="04A0" w:firstRow="1" w:lastRow="0" w:firstColumn="1" w:lastColumn="0" w:noHBand="0" w:noVBand="1"/>
+        <w:tblLook w:val="0000" w:firstRow="0" w:lastRow="0" w:firstColumn="0" w:lastColumn="0" w:noHBand="0" w:noVBand="0"/>
       </w:tblPr>
       <w:tblGrid>
         <w:gridCol w:w="2340"/>
@@ -17929,7 +17994,7 @@
         <w:pStyle w:val="Ttulo2"/>
         <w:keepNext/>
       </w:pPr>
-      <w:bookmarkStart w:id="25" w:name="_Toc240292226"/>
+      <w:bookmarkStart w:id="25" w:name="_Toc240292467"/>
       <w:r>
         <w:lastRenderedPageBreak/>
         <w:t>3. Modelo avanzado — iTransformer</w:t>
@@ -17971,7 +18036,7 @@
         <w:pStyle w:val="Ttulo3"/>
         <w:keepNext/>
       </w:pPr>
-      <w:bookmarkStart w:id="26" w:name="_Toc240292227"/>
+      <w:bookmarkStart w:id="26" w:name="_Toc240292468"/>
       <w:r>
         <w:t>Por qué no es Informer</w:t>
       </w:r>
@@ -18076,7 +18141,7 @@
         <w:pStyle w:val="Ttulo3"/>
         <w:keepNext/>
       </w:pPr>
-      <w:bookmarkStart w:id="27" w:name="_Toc240292228"/>
+      <w:bookmarkStart w:id="27" w:name="_Toc240292469"/>
       <w:r>
         <w:t>Lo que cuesta</w:t>
       </w:r>
@@ -18089,7 +18154,7 @@
           <w:left w:w="10" w:type="dxa"/>
           <w:right w:w="10" w:type="dxa"/>
         </w:tblCellMar>
-        <w:tblLook w:val="04A0" w:firstRow="1" w:lastRow="0" w:firstColumn="1" w:lastColumn="0" w:noHBand="0" w:noVBand="1"/>
+        <w:tblLook w:val="0000" w:firstRow="0" w:lastRow="0" w:firstColumn="0" w:lastColumn="0" w:noHBand="0" w:noVBand="0"/>
       </w:tblPr>
       <w:tblGrid>
         <w:gridCol w:w="4680"/>
@@ -18308,7 +18373,7 @@
           <w:left w:w="10" w:type="dxa"/>
           <w:right w:w="10" w:type="dxa"/>
         </w:tblCellMar>
-        <w:tblLook w:val="04A0" w:firstRow="1" w:lastRow="0" w:firstColumn="1" w:lastColumn="0" w:noHBand="0" w:noVBand="1"/>
+        <w:tblLook w:val="0000" w:firstRow="0" w:lastRow="0" w:firstColumn="0" w:lastColumn="0" w:noHBand="0" w:noVBand="0"/>
       </w:tblPr>
       <w:tblGrid>
         <w:gridCol w:w="2340"/>
@@ -18597,7 +18662,7 @@
         <w:pStyle w:val="Ttulo2"/>
         <w:keepNext/>
       </w:pPr>
-      <w:bookmarkStart w:id="28" w:name="_Toc240292229"/>
+      <w:bookmarkStart w:id="28" w:name="_Toc240292470"/>
       <w:r>
         <w:lastRenderedPageBreak/>
         <w:t>4. Rendimiento sobre validación</w:t>
@@ -18611,7 +18676,7 @@
           <w:left w:w="10" w:type="dxa"/>
           <w:right w:w="10" w:type="dxa"/>
         </w:tblCellMar>
-        <w:tblLook w:val="04A0" w:firstRow="1" w:lastRow="0" w:firstColumn="1" w:lastColumn="0" w:noHBand="0" w:noVBand="1"/>
+        <w:tblLook w:val="0000" w:firstRow="0" w:lastRow="0" w:firstColumn="0" w:lastColumn="0" w:noHBand="0" w:noVBand="0"/>
       </w:tblPr>
       <w:tblGrid>
         <w:gridCol w:w="4281"/>
@@ -19405,7 +19470,7 @@
         <w:pStyle w:val="Ttulo3"/>
         <w:keepNext/>
       </w:pPr>
-      <w:bookmarkStart w:id="29" w:name="_Toc240292230"/>
+      <w:bookmarkStart w:id="29" w:name="_Toc240292471"/>
       <w:r>
         <w:t>Las comparaciones que deciden</w:t>
       </w:r>
@@ -19436,7 +19501,7 @@
           <w:left w:w="10" w:type="dxa"/>
           <w:right w:w="10" w:type="dxa"/>
         </w:tblCellMar>
-        <w:tblLook w:val="04A0" w:firstRow="1" w:lastRow="0" w:firstColumn="1" w:lastColumn="0" w:noHBand="0" w:noVBand="1"/>
+        <w:tblLook w:val="0000" w:firstRow="0" w:lastRow="0" w:firstColumn="0" w:lastColumn="0" w:noHBand="0" w:noVBand="0"/>
       </w:tblPr>
       <w:tblGrid>
         <w:gridCol w:w="2340"/>
@@ -20489,7 +20554,7 @@
         <w:pStyle w:val="Ttulo2"/>
         <w:keepNext/>
       </w:pPr>
-      <w:bookmarkStart w:id="30" w:name="_Toc240292231"/>
+      <w:bookmarkStart w:id="30" w:name="_Toc240292472"/>
       <w:r>
         <w:t>5. Por qué no se ajustaron hiperparámetros</w:t>
       </w:r>
@@ -20617,7 +20682,7 @@
         <w:pStyle w:val="Ttulo2"/>
         <w:keepNext/>
       </w:pPr>
-      <w:bookmarkStart w:id="31" w:name="_Toc240292232"/>
+      <w:bookmarkStart w:id="31" w:name="_Toc240292473"/>
       <w:r>
         <w:t>6. Lo que no se puede afirmar, y por qué</w:t>
       </w:r>
@@ -20628,7 +20693,7 @@
         <w:pStyle w:val="Ttulo3"/>
         <w:keepNext/>
       </w:pPr>
-      <w:bookmarkStart w:id="32" w:name="_Toc240292233"/>
+      <w:bookmarkStart w:id="32" w:name="_Toc240292474"/>
       <w:r>
         <w:t>Los activos de apoyo: signo estable en las cinco, sin distinguibilidad afirmable</w:t>
       </w:r>
@@ -20717,7 +20782,7 @@
           <w:left w:w="10" w:type="dxa"/>
           <w:right w:w="10" w:type="dxa"/>
         </w:tblCellMar>
-        <w:tblLook w:val="04A0" w:firstRow="1" w:lastRow="0" w:firstColumn="1" w:lastColumn="0" w:noHBand="0" w:noVBand="1"/>
+        <w:tblLook w:val="0000" w:firstRow="0" w:lastRow="0" w:firstColumn="0" w:lastColumn="0" w:noHBand="0" w:noVBand="0"/>
       </w:tblPr>
       <w:tblGrid>
         <w:gridCol w:w="2340"/>
@@ -21544,7 +21609,7 @@
         <w:pStyle w:val="Ttulo3"/>
         <w:keepNext/>
       </w:pPr>
-      <w:bookmarkStart w:id="33" w:name="_Toc240292234"/>
+      <w:bookmarkStart w:id="33" w:name="_Toc240292475"/>
       <w:r>
         <w:t>La dispersión no es pareja, y es peor donde más importa</w:t>
       </w:r>
@@ -21565,7 +21630,7 @@
           <w:left w:w="10" w:type="dxa"/>
           <w:right w:w="10" w:type="dxa"/>
         </w:tblCellMar>
-        <w:tblLook w:val="04A0" w:firstRow="1" w:lastRow="0" w:firstColumn="1" w:lastColumn="0" w:noHBand="0" w:noVBand="1"/>
+        <w:tblLook w:val="0000" w:firstRow="0" w:lastRow="0" w:firstColumn="0" w:lastColumn="0" w:noHBand="0" w:noVBand="0"/>
       </w:tblPr>
       <w:tblGrid>
         <w:gridCol w:w="3120"/>
@@ -22201,7 +22266,7 @@
           <w:left w:w="10" w:type="dxa"/>
           <w:right w:w="10" w:type="dxa"/>
         </w:tblCellMar>
-        <w:tblLook w:val="04A0" w:firstRow="1" w:lastRow="0" w:firstColumn="1" w:lastColumn="0" w:noHBand="0" w:noVBand="1"/>
+        <w:tblLook w:val="0000" w:firstRow="0" w:lastRow="0" w:firstColumn="0" w:lastColumn="0" w:noHBand="0" w:noVBand="0"/>
       </w:tblPr>
       <w:tblGrid>
         <w:gridCol w:w="3120"/>
@@ -22512,7 +22577,7 @@
         <w:pStyle w:val="Ttulo3"/>
         <w:keepNext/>
       </w:pPr>
-      <w:bookmarkStart w:id="34" w:name="_Toc240292235"/>
+      <w:bookmarkStart w:id="34" w:name="_Toc240292476"/>
       <w:r>
         <w:lastRenderedPageBreak/>
         <w:t>El puente amplifica diferencias que no deberían importar</w:t>
@@ -22568,7 +22633,7 @@
         <w:pStyle w:val="Ttulo2"/>
         <w:keepNext/>
       </w:pPr>
-      <w:bookmarkStart w:id="35" w:name="_Toc240292236"/>
+      <w:bookmarkStart w:id="35" w:name="_Toc240292477"/>
       <w:r>
         <w:t>7. Por clase: lo que el bloque de prueba sugirió y lo que la potencia confirmó</w:t>
       </w:r>
@@ -22597,7 +22662,7 @@
         <w:pStyle w:val="Ttulo3"/>
         <w:keepNext/>
       </w:pPr>
-      <w:bookmarkStart w:id="36" w:name="_Toc240292237"/>
+      <w:bookmarkStart w:id="36" w:name="_Toc240292478"/>
       <w:r>
         <w:t>Lo que se vio en el bloque de prueba</w:t>
       </w:r>
@@ -22625,7 +22690,7 @@
           <w:left w:w="10" w:type="dxa"/>
           <w:right w:w="10" w:type="dxa"/>
         </w:tblCellMar>
-        <w:tblLook w:val="04A0" w:firstRow="1" w:lastRow="0" w:firstColumn="1" w:lastColumn="0" w:noHBand="0" w:noVBand="1"/>
+        <w:tblLook w:val="0000" w:firstRow="0" w:lastRow="0" w:firstColumn="0" w:lastColumn="0" w:noHBand="0" w:noVBand="0"/>
       </w:tblPr>
       <w:tblGrid>
         <w:gridCol w:w="4282"/>
@@ -23095,7 +23160,7 @@
         <w:pStyle w:val="Ttulo3"/>
         <w:keepNext/>
       </w:pPr>
-      <w:bookmarkStart w:id="37" w:name="_Toc240292238"/>
+      <w:bookmarkStart w:id="37" w:name="_Toc240292479"/>
       <w:r>
         <w:t>Lo que dice la agregación de los nueve tramos</w:t>
       </w:r>
@@ -23141,7 +23206,7 @@
           <w:left w:w="10" w:type="dxa"/>
           <w:right w:w="10" w:type="dxa"/>
         </w:tblCellMar>
-        <w:tblLook w:val="04A0" w:firstRow="1" w:lastRow="0" w:firstColumn="1" w:lastColumn="0" w:noHBand="0" w:noVBand="1"/>
+        <w:tblLook w:val="0000" w:firstRow="0" w:lastRow="0" w:firstColumn="0" w:lastColumn="0" w:noHBand="0" w:noVBand="0"/>
       </w:tblPr>
       <w:tblGrid>
         <w:gridCol w:w="1872"/>
@@ -23766,7 +23831,7 @@
         <w:pStyle w:val="Ttulo3"/>
         <w:keepNext/>
       </w:pPr>
-      <w:bookmarkStart w:id="38" w:name="_Toc240292239"/>
+      <w:bookmarkStart w:id="38" w:name="_Toc240292480"/>
       <w:r>
         <w:t>Por qué esto importa más allá de la tabla</w:t>
       </w:r>
@@ -23838,7 +23903,7 @@
         <w:pStyle w:val="Ttulo2"/>
         <w:keepNext/>
       </w:pPr>
-      <w:bookmarkStart w:id="39" w:name="_Toc240292240"/>
+      <w:bookmarkStart w:id="39" w:name="_Toc240292481"/>
       <w:r>
         <w:lastRenderedPageBreak/>
         <w:t>8. La celda que faltaba, y las tres lecturas escritas de antemano</w:t>
@@ -23951,7 +24016,7 @@
         <w:pStyle w:val="Ttulo2"/>
         <w:keepNext/>
       </w:pPr>
-      <w:bookmarkStart w:id="40" w:name="_Toc240292241"/>
+      <w:bookmarkStart w:id="40" w:name="_Toc240292482"/>
       <w:r>
         <w:t>9. Cómo se regenera cada cifra</w:t>
       </w:r>
@@ -23996,7 +24061,7 @@
           <w:left w:w="10" w:type="dxa"/>
           <w:right w:w="10" w:type="dxa"/>
         </w:tblCellMar>
-        <w:tblLook w:val="04A0" w:firstRow="1" w:lastRow="0" w:firstColumn="1" w:lastColumn="0" w:noHBand="0" w:noVBand="1"/>
+        <w:tblLook w:val="0000" w:firstRow="0" w:lastRow="0" w:firstColumn="0" w:lastColumn="0" w:noHBand="0" w:noVBand="0"/>
       </w:tblPr>
       <w:tblGrid>
         <w:gridCol w:w="4680"/>
@@ -24381,7 +24446,7 @@
         <w:pStyle w:val="Ttulo1"/>
         <w:keepNext/>
       </w:pPr>
-      <w:bookmarkStart w:id="41" w:name="_Toc240292242"/>
+      <w:bookmarkStart w:id="41" w:name="_Toc240292483"/>
       <w:r>
         <w:t>Pruebas de Detección</w:t>
       </w:r>
@@ -24684,7 +24749,7 @@
         <w:pStyle w:val="Ttulo2"/>
         <w:keepNext/>
       </w:pPr>
-      <w:bookmarkStart w:id="42" w:name="_Toc240292243"/>
+      <w:bookmarkStart w:id="42" w:name="_Toc240292484"/>
       <w:r>
         <w:t>4.1 Qué demuestra cada una</w:t>
       </w:r>
@@ -24731,7 +24796,7 @@
           <w:left w:w="10" w:type="dxa"/>
           <w:right w:w="10" w:type="dxa"/>
         </w:tblCellMar>
-        <w:tblLook w:val="04A0" w:firstRow="1" w:lastRow="0" w:firstColumn="1" w:lastColumn="0" w:noHBand="0" w:noVBand="1"/>
+        <w:tblLook w:val="0000" w:firstRow="0" w:lastRow="0" w:firstColumn="0" w:lastColumn="0" w:noHBand="0" w:noVBand="0"/>
       </w:tblPr>
       <w:tblGrid>
         <w:gridCol w:w="2340"/>
@@ -25323,7 +25388,7 @@
         <w:pStyle w:val="Ttulo2"/>
         <w:keepNext/>
       </w:pPr>
-      <w:bookmarkStart w:id="43" w:name="_Toc240292244"/>
+      <w:bookmarkStart w:id="43" w:name="_Toc240292485"/>
       <w:r>
         <w:t>4.2 Prueba 1 · El etiquetador, sobre una serie construida</w:t>
       </w:r>
@@ -25387,7 +25452,7 @@
           <w:left w:w="10" w:type="dxa"/>
           <w:right w:w="10" w:type="dxa"/>
         </w:tblCellMar>
-        <w:tblLook w:val="04A0" w:firstRow="1" w:lastRow="0" w:firstColumn="1" w:lastColumn="0" w:noHBand="0" w:noVBand="1"/>
+        <w:tblLook w:val="0000" w:firstRow="0" w:lastRow="0" w:firstColumn="0" w:lastColumn="0" w:noHBand="0" w:noVBand="0"/>
       </w:tblPr>
       <w:tblGrid>
         <w:gridCol w:w="4680"/>
@@ -25655,7 +25720,7 @@
         <w:pStyle w:val="Ttulo2"/>
         <w:keepNext/>
       </w:pPr>
-      <w:bookmarkStart w:id="44" w:name="_Toc240292245"/>
+      <w:bookmarkStart w:id="44" w:name="_Toc240292486"/>
       <w:r>
         <w:t>4.3 Prueba 2 · El circuito completo, sobre datos sintéticos</w:t>
       </w:r>
@@ -25752,7 +25817,7 @@
           <w:left w:w="10" w:type="dxa"/>
           <w:right w:w="10" w:type="dxa"/>
         </w:tblCellMar>
-        <w:tblLook w:val="04A0" w:firstRow="1" w:lastRow="0" w:firstColumn="1" w:lastColumn="0" w:noHBand="0" w:noVBand="1"/>
+        <w:tblLook w:val="0000" w:firstRow="0" w:lastRow="0" w:firstColumn="0" w:lastColumn="0" w:noHBand="0" w:noVBand="0"/>
       </w:tblPr>
       <w:tblGrid>
         <w:gridCol w:w="3120"/>
@@ -26159,7 +26224,7 @@
         <w:pStyle w:val="Ttulo2"/>
         <w:keepNext/>
       </w:pPr>
-      <w:bookmarkStart w:id="45" w:name="_Toc240292246"/>
+      <w:bookmarkStart w:id="45" w:name="_Toc240292487"/>
       <w:r>
         <w:t>4.4 Prueba 3 · Sobre el bloque de entrenamiento</w:t>
       </w:r>
@@ -26213,7 +26278,7 @@
           <w:left w:w="10" w:type="dxa"/>
           <w:right w:w="10" w:type="dxa"/>
         </w:tblCellMar>
-        <w:tblLook w:val="04A0" w:firstRow="1" w:lastRow="0" w:firstColumn="1" w:lastColumn="0" w:noHBand="0" w:noVBand="1"/>
+        <w:tblLook w:val="0000" w:firstRow="0" w:lastRow="0" w:firstColumn="0" w:lastColumn="0" w:noHBand="0" w:noVBand="0"/>
       </w:tblPr>
       <w:tblGrid>
         <w:gridCol w:w="3120"/>
@@ -26647,7 +26712,7 @@
         <w:pStyle w:val="Ttulo2"/>
         <w:keepNext/>
       </w:pPr>
-      <w:bookmarkStart w:id="46" w:name="_Toc240292247"/>
+      <w:bookmarkStart w:id="46" w:name="_Toc240292488"/>
       <w:r>
         <w:t>4.5 Prueba 4 · Tiempo real, y por qué es la única que busca fuga</w:t>
       </w:r>
@@ -26739,7 +26804,7 @@
           <w:left w:w="10" w:type="dxa"/>
           <w:right w:w="10" w:type="dxa"/>
         </w:tblCellMar>
-        <w:tblLook w:val="04A0" w:firstRow="1" w:lastRow="0" w:firstColumn="1" w:lastColumn="0" w:noHBand="0" w:noVBand="1"/>
+        <w:tblLook w:val="0000" w:firstRow="0" w:lastRow="0" w:firstColumn="0" w:lastColumn="0" w:noHBand="0" w:noVBand="0"/>
       </w:tblPr>
       <w:tblGrid>
         <w:gridCol w:w="4680"/>
@@ -26963,7 +27028,7 @@
         <w:pStyle w:val="Ttulo3"/>
         <w:keepNext/>
       </w:pPr>
-      <w:bookmarkStart w:id="47" w:name="_Toc240292248"/>
+      <w:bookmarkStart w:id="47" w:name="_Toc240292489"/>
       <w:r>
         <w:t>La cola sin confirmar, y por qué se muestra</w:t>
       </w:r>
@@ -27106,7 +27171,7 @@
         <w:pStyle w:val="Ttulo2"/>
         <w:keepNext/>
       </w:pPr>
-      <w:bookmarkStart w:id="48" w:name="_Toc240292249"/>
+      <w:bookmarkStart w:id="48" w:name="_Toc240292490"/>
       <w:r>
         <w:t>4.6 Lo que las cuatro juntas permiten decir</w:t>
       </w:r>
@@ -27165,7 +27230,7 @@
         <w:pStyle w:val="Ttulo1"/>
         <w:keepNext/>
       </w:pPr>
-      <w:bookmarkStart w:id="49" w:name="_Toc240292250"/>
+      <w:bookmarkStart w:id="49" w:name="_Toc240292491"/>
       <w:r>
         <w:lastRenderedPageBreak/>
         <w:t>Rendimiento</w:t>
@@ -27322,7 +27387,7 @@
         <w:pStyle w:val="Ttulo2"/>
         <w:keepNext/>
       </w:pPr>
-      <w:bookmarkStart w:id="50" w:name="_Toc240292251"/>
+      <w:bookmarkStart w:id="50" w:name="_Toc240292492"/>
       <w:r>
         <w:t>5.1 La comparación sobre validación</w:t>
       </w:r>
@@ -27361,7 +27426,7 @@
           <w:left w:w="10" w:type="dxa"/>
           <w:right w:w="10" w:type="dxa"/>
         </w:tblCellMar>
-        <w:tblLook w:val="04A0" w:firstRow="1" w:lastRow="0" w:firstColumn="1" w:lastColumn="0" w:noHBand="0" w:noVBand="1"/>
+        <w:tblLook w:val="0000" w:firstRow="0" w:lastRow="0" w:firstColumn="0" w:lastColumn="0" w:noHBand="0" w:noVBand="0"/>
       </w:tblPr>
       <w:tblGrid>
         <w:gridCol w:w="2340"/>
@@ -28530,7 +28595,7 @@
         <w:pStyle w:val="Ttulo2"/>
         <w:keepNext/>
       </w:pPr>
-      <w:bookmarkStart w:id="51" w:name="_Toc240292252"/>
+      <w:bookmarkStart w:id="51" w:name="_Toc240292493"/>
       <w:r>
         <w:t>5.2 Qué es la Precisión Direccional aquí, y por qué hubo que decidirlo</w:t>
       </w:r>
@@ -28683,7 +28748,7 @@
         <w:pStyle w:val="Ttulo2"/>
         <w:keepNext/>
       </w:pPr>
-      <w:bookmarkStart w:id="52" w:name="_Toc240292253"/>
+      <w:bookmarkStart w:id="52" w:name="_Toc240292494"/>
       <w:r>
         <w:t>5.3 Comparar medias no alcanza: los intervalos</w:t>
       </w:r>
@@ -28785,7 +28850,7 @@
           <w:left w:w="10" w:type="dxa"/>
           <w:right w:w="10" w:type="dxa"/>
         </w:tblCellMar>
-        <w:tblLook w:val="04A0" w:firstRow="1" w:lastRow="0" w:firstColumn="1" w:lastColumn="0" w:noHBand="0" w:noVBand="1"/>
+        <w:tblLook w:val="0000" w:firstRow="0" w:lastRow="0" w:firstColumn="0" w:lastColumn="0" w:noHBand="0" w:noVBand="0"/>
       </w:tblPr>
       <w:tblGrid>
         <w:gridCol w:w="2340"/>
@@ -29451,7 +29516,7 @@
         <w:pStyle w:val="Ttulo2"/>
         <w:keepNext/>
       </w:pPr>
-      <w:bookmarkStart w:id="53" w:name="_Toc240292254"/>
+      <w:bookmarkStart w:id="53" w:name="_Toc240292495"/>
       <w:r>
         <w:t>5.4 Un intervalo de esta tabla no se reproduce, y se declara</w:t>
       </w:r>
@@ -29487,7 +29552,7 @@
           <w:left w:w="10" w:type="dxa"/>
           <w:right w:w="10" w:type="dxa"/>
         </w:tblCellMar>
-        <w:tblLook w:val="04A0" w:firstRow="1" w:lastRow="0" w:firstColumn="1" w:lastColumn="0" w:noHBand="0" w:noVBand="1"/>
+        <w:tblLook w:val="0000" w:firstRow="0" w:lastRow="0" w:firstColumn="0" w:lastColumn="0" w:noHBand="0" w:noVBand="0"/>
       </w:tblPr>
       <w:tblGrid>
         <w:gridCol w:w="2340"/>
@@ -30071,7 +30136,7 @@
         <w:pStyle w:val="Ttulo2"/>
         <w:keepNext/>
       </w:pPr>
-      <w:bookmarkStart w:id="54" w:name="_Toc240292255"/>
+      <w:bookmarkStart w:id="54" w:name="_Toc240292496"/>
       <w:r>
         <w:t>5.5 El bloque de prueba</w:t>
       </w:r>
@@ -30169,10 +30234,10 @@
           <w:noProof/>
         </w:rPr>
         <w:drawing>
-          <wp:inline distT="0" distB="0" distL="0" distR="0" wp14:anchorId="0975B2CF" wp14:editId="03595232">
+          <wp:inline distT="0" distB="0" distL="0" distR="0" wp14:anchorId="0EDA5B56" wp14:editId="69EEB78C">
             <wp:extent cx="5715000" cy="2828925"/>
             <wp:effectExtent l="0" t="0" r="0" b="0"/>
-            <wp:docPr id="947222982" name="Imagen 947222982"/>
+            <wp:docPr id="1516957451" name="Imagen 1516957451"/>
             <wp:cNvGraphicFramePr>
               <a:graphicFrameLocks xmlns:a="http://schemas.openxmlformats.org/drawingml/2006/main" noChangeAspect="1"/>
             </wp:cNvGraphicFramePr>
@@ -30267,7 +30332,7 @@
           <w:left w:w="10" w:type="dxa"/>
           <w:right w:w="10" w:type="dxa"/>
         </w:tblCellMar>
-        <w:tblLook w:val="04A0" w:firstRow="1" w:lastRow="0" w:firstColumn="1" w:lastColumn="0" w:noHBand="0" w:noVBand="1"/>
+        <w:tblLook w:val="0000" w:firstRow="0" w:lastRow="0" w:firstColumn="0" w:lastColumn="0" w:noHBand="0" w:noVBand="0"/>
       </w:tblPr>
       <w:tblGrid>
         <w:gridCol w:w="1872"/>
@@ -31288,10 +31353,10 @@
           <w:noProof/>
         </w:rPr>
         <w:drawing>
-          <wp:inline distT="0" distB="0" distL="0" distR="0" wp14:anchorId="14B2F4F9" wp14:editId="306CBFC3">
+          <wp:inline distT="0" distB="0" distL="0" distR="0" wp14:anchorId="060476BD" wp14:editId="744BF451">
             <wp:extent cx="5715000" cy="2543175"/>
             <wp:effectExtent l="0" t="0" r="0" b="0"/>
-            <wp:docPr id="1615219246" name="Imagen 1615219246"/>
+            <wp:docPr id="782628242" name="Imagen 782628242"/>
             <wp:cNvGraphicFramePr>
               <a:graphicFrameLocks xmlns:a="http://schemas.openxmlformats.org/drawingml/2006/main" noChangeAspect="1"/>
             </wp:cNvGraphicFramePr>
@@ -31358,7 +31423,7 @@
         <w:pStyle w:val="Ttulo3"/>
         <w:keepNext/>
       </w:pPr>
-      <w:bookmarkStart w:id="55" w:name="_Toc240292256"/>
+      <w:bookmarkStart w:id="55" w:name="_Toc240292497"/>
       <w:r>
         <w:lastRenderedPageBreak/>
         <w:t>La regla de decisión, aplicada</w:t>
@@ -31437,7 +31502,7 @@
           <w:left w:w="10" w:type="dxa"/>
           <w:right w:w="10" w:type="dxa"/>
         </w:tblCellMar>
-        <w:tblLook w:val="04A0" w:firstRow="1" w:lastRow="0" w:firstColumn="1" w:lastColumn="0" w:noHBand="0" w:noVBand="1"/>
+        <w:tblLook w:val="0000" w:firstRow="0" w:lastRow="0" w:firstColumn="0" w:lastColumn="0" w:noHBand="0" w:noVBand="0"/>
       </w:tblPr>
       <w:tblGrid>
         <w:gridCol w:w="3120"/>
@@ -31847,7 +31912,7 @@
         <w:pStyle w:val="Ttulo3"/>
         <w:keepNext/>
       </w:pPr>
-      <w:bookmarkStart w:id="56" w:name="_Toc240292257"/>
+      <w:bookmarkStart w:id="56" w:name="_Toc240292498"/>
       <w:r>
         <w:t>Lo que el informe dice, escrito antes de saber cuál tocaba</w:t>
       </w:r>
@@ -32005,7 +32070,7 @@
         <w:pStyle w:val="Ttulo3"/>
         <w:keepNext/>
       </w:pPr>
-      <w:bookmarkStart w:id="57" w:name="_Toc240292258"/>
+      <w:bookmarkStart w:id="57" w:name="_Toc240292499"/>
       <w:r>
         <w:t>El criterio de aceptación falla, y por una razón que no es la del intervalo</w:t>
       </w:r>
@@ -32138,7 +32203,7 @@
         <w:pStyle w:val="Ttulo3"/>
         <w:keepNext/>
       </w:pPr>
-      <w:bookmarkStart w:id="58" w:name="_Toc240292259"/>
+      <w:bookmarkStart w:id="58" w:name="_Toc240292500"/>
       <w:r>
         <w:t>Un hueco de la herramienta, declarado</w:t>
       </w:r>
@@ -32224,7 +32289,7 @@
         <w:pStyle w:val="Ttulo1"/>
         <w:keepNext/>
       </w:pPr>
-      <w:bookmarkStart w:id="59" w:name="_Toc240292260"/>
+      <w:bookmarkStart w:id="59" w:name="_Toc240292501"/>
       <w:r>
         <w:t>Limitaciones</w:t>
       </w:r>
@@ -32332,7 +32397,7 @@
         <w:pStyle w:val="Ttulo2"/>
         <w:keepNext/>
       </w:pPr>
-      <w:bookmarkStart w:id="60" w:name="_Toc240292261"/>
+      <w:bookmarkStart w:id="60" w:name="_Toc240292502"/>
       <w:r>
         <w:t>6.1 Los activos de apoyo aportan poco, y no lo mismo en las dos familias</w:t>
       </w:r>
@@ -32360,7 +32425,7 @@
           <w:left w:w="10" w:type="dxa"/>
           <w:right w:w="10" w:type="dxa"/>
         </w:tblCellMar>
-        <w:tblLook w:val="04A0" w:firstRow="1" w:lastRow="0" w:firstColumn="1" w:lastColumn="0" w:noHBand="0" w:noVBand="1"/>
+        <w:tblLook w:val="0000" w:firstRow="0" w:lastRow="0" w:firstColumn="0" w:lastColumn="0" w:noHBand="0" w:noVBand="0"/>
       </w:tblPr>
       <w:tblGrid>
         <w:gridCol w:w="4680"/>
@@ -32770,7 +32835,7 @@
         <w:pStyle w:val="Ttulo2"/>
         <w:keepNext/>
       </w:pPr>
-      <w:bookmarkStart w:id="61" w:name="_Toc240292262"/>
+      <w:bookmarkStart w:id="61" w:name="_Toc240292503"/>
       <w:r>
         <w:t>6.2 Ningún modelo profundo mejora al bosque clásico</w:t>
       </w:r>
@@ -32972,7 +33037,7 @@
         <w:pStyle w:val="Ttulo2"/>
         <w:keepNext/>
       </w:pPr>
-      <w:bookmarkStart w:id="62" w:name="_Toc240292263"/>
+      <w:bookmarkStart w:id="62" w:name="_Toc240292504"/>
       <w:r>
         <w:t>6.3 Un criterio del proyecto no se puede aplicar a uno de los modelos</w:t>
       </w:r>
@@ -33184,10 +33249,10 @@
           <w:noProof/>
         </w:rPr>
         <w:drawing>
-          <wp:inline distT="0" distB="0" distL="0" distR="0" wp14:anchorId="5705645F" wp14:editId="04E863C3">
+          <wp:inline distT="0" distB="0" distL="0" distR="0" wp14:anchorId="20E8C874" wp14:editId="1D5EDBE4">
             <wp:extent cx="5715000" cy="2562225"/>
             <wp:effectExtent l="0" t="0" r="0" b="0"/>
-            <wp:docPr id="1922997173" name="Imagen 1922997173"/>
+            <wp:docPr id="631508357" name="Imagen 631508357"/>
             <wp:cNvGraphicFramePr>
               <a:graphicFrameLocks xmlns:a="http://schemas.openxmlformats.org/drawingml/2006/main" noChangeAspect="1"/>
             </wp:cNvGraphicFramePr>
@@ -33347,7 +33412,7 @@
         <w:pStyle w:val="Ttulo2"/>
         <w:keepNext/>
       </w:pPr>
-      <w:bookmarkStart w:id="63" w:name="_Toc240292264"/>
+      <w:bookmarkStart w:id="63" w:name="_Toc240292505"/>
       <w:r>
         <w:t>6.4 El puente de trayectoria a etiqueta amplifica diferencias mínimas</w:t>
       </w:r>
@@ -33504,7 +33569,7 @@
         <w:pStyle w:val="Ttulo2"/>
         <w:keepNext/>
       </w:pPr>
-      <w:bookmarkStart w:id="64" w:name="_Toc240292265"/>
+      <w:bookmarkStart w:id="64" w:name="_Toc240292506"/>
       <w:r>
         <w:t>6.5 El análisis con datos estáticos, que es lo que el enunciado pide</w:t>
       </w:r>
@@ -33684,7 +33749,7 @@
         <w:pStyle w:val="Ttulo2"/>
         <w:keepNext/>
       </w:pPr>
-      <w:bookmarkStart w:id="65" w:name="_Toc240292266"/>
+      <w:bookmarkStart w:id="65" w:name="_Toc240292507"/>
       <w:r>
         <w:lastRenderedPageBreak/>
         <w:t>6.6 Resumen</w:t>
@@ -33724,7 +33789,7 @@
           <w:left w:w="10" w:type="dxa"/>
           <w:right w:w="10" w:type="dxa"/>
         </w:tblCellMar>
-        <w:tblLook w:val="04A0" w:firstRow="1" w:lastRow="0" w:firstColumn="1" w:lastColumn="0" w:noHBand="0" w:noVBand="1"/>
+        <w:tblLook w:val="0000" w:firstRow="0" w:lastRow="0" w:firstColumn="0" w:lastColumn="0" w:noHBand="0" w:noVBand="0"/>
       </w:tblPr>
       <w:tblGrid>
         <w:gridCol w:w="2340"/>
@@ -34317,7 +34382,7 @@
         <w:pStyle w:val="Ttulo1"/>
         <w:keepNext/>
       </w:pPr>
-      <w:bookmarkStart w:id="66" w:name="_Toc240292267"/>
+      <w:bookmarkStart w:id="66" w:name="_Toc240292508"/>
       <w:r>
         <w:t>Conclusiones</w:t>
       </w:r>
@@ -34377,7 +34442,7 @@
         <w:pStyle w:val="Ttulo2"/>
         <w:keepNext/>
       </w:pPr>
-      <w:bookmarkStart w:id="67" w:name="_Toc240292268"/>
+      <w:bookmarkStart w:id="67" w:name="_Toc240292509"/>
       <w:r>
         <w:t>Lo que se sostiene</w:t>
       </w:r>
@@ -34509,7 +34574,7 @@
         <w:pStyle w:val="Ttulo2"/>
         <w:keepNext/>
       </w:pPr>
-      <w:bookmarkStart w:id="68" w:name="_Toc240292269"/>
+      <w:bookmarkStart w:id="68" w:name="_Toc240292510"/>
       <w:r>
         <w:t>Lo que no se sostiene</w:t>
       </w:r>
@@ -34624,7 +34689,7 @@
         <w:pStyle w:val="Ttulo2"/>
         <w:keepNext/>
       </w:pPr>
-      <w:bookmarkStart w:id="69" w:name="_Toc240292270"/>
+      <w:bookmarkStart w:id="69" w:name="_Toc240292511"/>
       <w:r>
         <w:t>Lo que el proyecto aprendió sobre cómo trabajar, que es lo que se lleva</w:t>
       </w:r>
@@ -34759,7 +34824,7 @@
         <w:pStyle w:val="Ttulo2"/>
         <w:keepNext/>
       </w:pPr>
-      <w:bookmarkStart w:id="70" w:name="_Toc240292271"/>
+      <w:bookmarkStart w:id="70" w:name="_Toc240292512"/>
       <w:r>
         <w:t>Lo que hicimos después de medir, y qué salió</w:t>
       </w:r>
@@ -34798,7 +34863,7 @@
           <w:left w:w="10" w:type="dxa"/>
           <w:right w:w="10" w:type="dxa"/>
         </w:tblCellMar>
-        <w:tblLook w:val="04A0" w:firstRow="1" w:lastRow="0" w:firstColumn="1" w:lastColumn="0" w:noHBand="0" w:noVBand="1"/>
+        <w:tblLook w:val="0000" w:firstRow="0" w:lastRow="0" w:firstColumn="0" w:lastColumn="0" w:noHBand="0" w:noVBand="0"/>
       </w:tblPr>
       <w:tblGrid>
         <w:gridCol w:w="3120"/>
@@ -35092,7 +35157,7 @@
         <w:pStyle w:val="Ttulo3"/>
         <w:keepNext/>
       </w:pPr>
-      <w:bookmarkStart w:id="71" w:name="_Toc240292272"/>
+      <w:bookmarkStart w:id="71" w:name="_Toc240292513"/>
       <w:r>
         <w:t>El diagnóstico</w:t>
       </w:r>
@@ -35138,7 +35203,7 @@
           <w:left w:w="10" w:type="dxa"/>
           <w:right w:w="10" w:type="dxa"/>
         </w:tblCellMar>
-        <w:tblLook w:val="04A0" w:firstRow="1" w:lastRow="0" w:firstColumn="1" w:lastColumn="0" w:noHBand="0" w:noVBand="1"/>
+        <w:tblLook w:val="0000" w:firstRow="0" w:lastRow="0" w:firstColumn="0" w:lastColumn="0" w:noHBand="0" w:noVBand="0"/>
       </w:tblPr>
       <w:tblGrid>
         <w:gridCol w:w="3120"/>
@@ -35603,7 +35668,7 @@
         <w:pStyle w:val="Ttulo3"/>
         <w:keepNext/>
       </w:pPr>
-      <w:bookmarkStart w:id="72" w:name="_Toc240292273"/>
+      <w:bookmarkStart w:id="72" w:name="_Toc240292514"/>
       <w:r>
         <w:t>Lo que sí resolvió la pregunta: medir muchas veces en vez de una</w:t>
       </w:r>
@@ -35671,7 +35736,7 @@
           <w:left w:w="10" w:type="dxa"/>
           <w:right w:w="10" w:type="dxa"/>
         </w:tblCellMar>
-        <w:tblLook w:val="04A0" w:firstRow="1" w:lastRow="0" w:firstColumn="1" w:lastColumn="0" w:noHBand="0" w:noVBand="1"/>
+        <w:tblLook w:val="0000" w:firstRow="0" w:lastRow="0" w:firstColumn="0" w:lastColumn="0" w:noHBand="0" w:noVBand="0"/>
       </w:tblPr>
       <w:tblGrid>
         <w:gridCol w:w="4680"/>
@@ -35998,7 +36063,7 @@
           <w:left w:w="10" w:type="dxa"/>
           <w:right w:w="10" w:type="dxa"/>
         </w:tblCellMar>
-        <w:tblLook w:val="04A0" w:firstRow="1" w:lastRow="0" w:firstColumn="1" w:lastColumn="0" w:noHBand="0" w:noVBand="1"/>
+        <w:tblLook w:val="0000" w:firstRow="0" w:lastRow="0" w:firstColumn="0" w:lastColumn="0" w:noHBand="0" w:noVBand="0"/>
       </w:tblPr>
       <w:tblGrid>
         <w:gridCol w:w="4680"/>
@@ -36333,7 +36398,7 @@
         <w:pStyle w:val="Ttulo3"/>
         <w:keepNext/>
       </w:pPr>
-      <w:bookmarkStart w:id="73" w:name="_Toc240292274"/>
+      <w:bookmarkStart w:id="73" w:name="_Toc240292515"/>
       <w:r>
         <w:t>La medición que cierra la pregunta: era potencia, y ahora está demostrado</w:t>
       </w:r>
@@ -36397,7 +36462,7 @@
           <w:left w:w="10" w:type="dxa"/>
           <w:right w:w="10" w:type="dxa"/>
         </w:tblCellMar>
-        <w:tblLook w:val="04A0" w:firstRow="1" w:lastRow="0" w:firstColumn="1" w:lastColumn="0" w:noHBand="0" w:noVBand="1"/>
+        <w:tblLook w:val="0000" w:firstRow="0" w:lastRow="0" w:firstColumn="0" w:lastColumn="0" w:noHBand="0" w:noVBand="0"/>
       </w:tblPr>
       <w:tblGrid>
         <w:gridCol w:w="2340"/>
@@ -37028,7 +37093,7 @@
         <w:pStyle w:val="Ttulo3"/>
         <w:keepNext/>
       </w:pPr>
-      <w:bookmarkStart w:id="74" w:name="_Toc240292275"/>
+      <w:bookmarkStart w:id="74" w:name="_Toc240292516"/>
       <w:r>
         <w:t>La corrección más grande: el bosque sí detecta las dos clases</w:t>
       </w:r>
@@ -37112,7 +37177,7 @@
           <w:left w:w="10" w:type="dxa"/>
           <w:right w:w="10" w:type="dxa"/>
         </w:tblCellMar>
-        <w:tblLook w:val="04A0" w:firstRow="1" w:lastRow="0" w:firstColumn="1" w:lastColumn="0" w:noHBand="0" w:noVBand="1"/>
+        <w:tblLook w:val="0000" w:firstRow="0" w:lastRow="0" w:firstColumn="0" w:lastColumn="0" w:noHBand="0" w:noVBand="0"/>
       </w:tblPr>
       <w:tblGrid>
         <w:gridCol w:w="1872"/>
@@ -38174,7 +38239,7 @@
         <w:pStyle w:val="Ttulo3"/>
         <w:keepNext/>
       </w:pPr>
-      <w:bookmarkStart w:id="75" w:name="_Toc240292276"/>
+      <w:bookmarkStart w:id="75" w:name="_Toc240292517"/>
       <w:r>
         <w:lastRenderedPageBreak/>
         <w:t>Y lo que la potencia corrige de un resultado central del informe</w:t>
@@ -38221,7 +38286,7 @@
           <w:left w:w="10" w:type="dxa"/>
           <w:right w:w="10" w:type="dxa"/>
         </w:tblCellMar>
-        <w:tblLook w:val="04A0" w:firstRow="1" w:lastRow="0" w:firstColumn="1" w:lastColumn="0" w:noHBand="0" w:noVBand="1"/>
+        <w:tblLook w:val="0000" w:firstRow="0" w:lastRow="0" w:firstColumn="0" w:lastColumn="0" w:noHBand="0" w:noVBand="0"/>
       </w:tblPr>
       <w:tblGrid>
         <w:gridCol w:w="2340"/>
@@ -38801,7 +38866,7 @@
         <w:pStyle w:val="Ttulo3"/>
         <w:keepNext/>
       </w:pPr>
-      <w:bookmarkStart w:id="76" w:name="_Toc240292277"/>
+      <w:bookmarkStart w:id="76" w:name="_Toc240292518"/>
       <w:r>
         <w:t>La prueba que no dependía de nuestra disciplina</w:t>
       </w:r>
@@ -38895,7 +38960,7 @@
           <w:left w:w="10" w:type="dxa"/>
           <w:right w:w="10" w:type="dxa"/>
         </w:tblCellMar>
-        <w:tblLook w:val="04A0" w:firstRow="1" w:lastRow="0" w:firstColumn="1" w:lastColumn="0" w:noHBand="0" w:noVBand="1"/>
+        <w:tblLook w:val="0000" w:firstRow="0" w:lastRow="0" w:firstColumn="0" w:lastColumn="0" w:noHBand="0" w:noVBand="0"/>
       </w:tblPr>
       <w:tblGrid>
         <w:gridCol w:w="1872"/>
@@ -39433,7 +39498,7 @@
         <w:pStyle w:val="Ttulo3"/>
         <w:keepNext/>
       </w:pPr>
-      <w:bookmarkStart w:id="77" w:name="_Toc240292278"/>
+      <w:bookmarkStart w:id="77" w:name="_Toc240292519"/>
       <w:r>
         <w:t>Los arreglos que probamos</w:t>
       </w:r>
@@ -39461,7 +39526,7 @@
           <w:left w:w="10" w:type="dxa"/>
           <w:right w:w="10" w:type="dxa"/>
         </w:tblCellMar>
-        <w:tblLook w:val="04A0" w:firstRow="1" w:lastRow="0" w:firstColumn="1" w:lastColumn="0" w:noHBand="0" w:noVBand="1"/>
+        <w:tblLook w:val="0000" w:firstRow="0" w:lastRow="0" w:firstColumn="0" w:lastColumn="0" w:noHBand="0" w:noVBand="0"/>
       </w:tblPr>
       <w:tblGrid>
         <w:gridCol w:w="4680"/>
@@ -39947,7 +40012,7 @@
         <w:pStyle w:val="Ttulo3"/>
         <w:keepNext/>
       </w:pPr>
-      <w:bookmarkStart w:id="78" w:name="_Toc240292279"/>
+      <w:bookmarkStart w:id="78" w:name="_Toc240292520"/>
       <w:r>
         <w:t>El cuarto arreglo: la única vía que sí mejora, y por qué aun así no se afirma</w:t>
       </w:r>
@@ -40011,7 +40076,7 @@
           <w:left w:w="10" w:type="dxa"/>
           <w:right w:w="10" w:type="dxa"/>
         </w:tblCellMar>
-        <w:tblLook w:val="04A0" w:firstRow="1" w:lastRow="0" w:firstColumn="1" w:lastColumn="0" w:noHBand="0" w:noVBand="1"/>
+        <w:tblLook w:val="0000" w:firstRow="0" w:lastRow="0" w:firstColumn="0" w:lastColumn="0" w:noHBand="0" w:noVBand="0"/>
       </w:tblPr>
       <w:tblGrid>
         <w:gridCol w:w="1872"/>
@@ -40603,7 +40668,7 @@
         <w:pStyle w:val="Ttulo3"/>
         <w:keepNext/>
       </w:pPr>
-      <w:bookmarkStart w:id="79" w:name="_Toc240292280"/>
+      <w:bookmarkStart w:id="79" w:name="_Toc240292521"/>
       <w:r>
         <w:t>El quinto arreglo, que la propia evidencia sugirió</w:t>
       </w:r>
@@ -40649,7 +40714,7 @@
           <w:left w:w="10" w:type="dxa"/>
           <w:right w:w="10" w:type="dxa"/>
         </w:tblCellMar>
-        <w:tblLook w:val="04A0" w:firstRow="1" w:lastRow="0" w:firstColumn="1" w:lastColumn="0" w:noHBand="0" w:noVBand="1"/>
+        <w:tblLook w:val="0000" w:firstRow="0" w:lastRow="0" w:firstColumn="0" w:lastColumn="0" w:noHBand="0" w:noVBand="0"/>
       </w:tblPr>
       <w:tblGrid>
         <w:gridCol w:w="3120"/>
@@ -41242,7 +41307,7 @@
         <w:pStyle w:val="Ttulo3"/>
         <w:keepNext/>
       </w:pPr>
-      <w:bookmarkStart w:id="80" w:name="_Toc240292281"/>
+      <w:bookmarkStart w:id="80" w:name="_Toc240292522"/>
       <w:r>
         <w:t>Los dos últimos: otra familia de modelo, y pesar en vez de filtrar</w:t>
       </w:r>
@@ -41320,7 +41385,7 @@
           <w:left w:w="10" w:type="dxa"/>
           <w:right w:w="10" w:type="dxa"/>
         </w:tblCellMar>
-        <w:tblLook w:val="04A0" w:firstRow="1" w:lastRow="0" w:firstColumn="1" w:lastColumn="0" w:noHBand="0" w:noVBand="1"/>
+        <w:tblLook w:val="0000" w:firstRow="0" w:lastRow="0" w:firstColumn="0" w:lastColumn="0" w:noHBand="0" w:noVBand="0"/>
       </w:tblPr>
       <w:tblGrid>
         <w:gridCol w:w="2340"/>
@@ -41792,7 +41857,7 @@
         <w:pStyle w:val="Ttulo3"/>
         <w:keepNext/>
       </w:pPr>
-      <w:bookmarkStart w:id="81" w:name="_Toc240292282"/>
+      <w:bookmarkStart w:id="81" w:name="_Toc240292523"/>
       <w:r>
         <w:t>El octavo eje: dejar que el sistema se calle</w:t>
       </w:r>
@@ -41870,7 +41935,7 @@
         <w:pStyle w:val="Ttulo3"/>
         <w:keepNext/>
       </w:pPr>
-      <w:bookmarkStart w:id="82" w:name="_Toc240292283"/>
+      <w:bookmarkStart w:id="82" w:name="_Toc240292524"/>
       <w:r>
         <w:t>La pregunta que el informe no tenía respondida</w:t>
       </w:r>
@@ -41954,7 +42019,7 @@
           <w:left w:w="10" w:type="dxa"/>
           <w:right w:w="10" w:type="dxa"/>
         </w:tblCellMar>
-        <w:tblLook w:val="04A0" w:firstRow="1" w:lastRow="0" w:firstColumn="1" w:lastColumn="0" w:noHBand="0" w:noVBand="1"/>
+        <w:tblLook w:val="0000" w:firstRow="0" w:lastRow="0" w:firstColumn="0" w:lastColumn="0" w:noHBand="0" w:noVBand="0"/>
       </w:tblPr>
       <w:tblGrid>
         <w:gridCol w:w="1560"/>
@@ -43277,7 +43342,7 @@
         <w:pStyle w:val="Ttulo3"/>
         <w:keepNext/>
       </w:pPr>
-      <w:bookmarkStart w:id="83" w:name="_Toc240292284"/>
+      <w:bookmarkStart w:id="83" w:name="_Toc240292525"/>
       <w:r>
         <w:t>Lo primero que hay que decir es incómodo</w:t>
       </w:r>
@@ -43352,7 +43417,7 @@
         <w:pStyle w:val="Ttulo3"/>
         <w:keepNext/>
       </w:pPr>
-      <w:bookmarkStart w:id="84" w:name="_Toc240292285"/>
+      <w:bookmarkStart w:id="84" w:name="_Toc240292526"/>
       <w:r>
         <w:t>Callarse sí funciona, y aguanta el criterio</w:t>
       </w:r>
@@ -43511,7 +43576,7 @@
         <w:pStyle w:val="Ttulo3"/>
         <w:keepNext/>
       </w:pPr>
-      <w:bookmarkStart w:id="85" w:name="_Toc240292286"/>
+      <w:bookmarkStart w:id="85" w:name="_Toc240292527"/>
       <w:r>
         <w:t>Qué cambia esto, y qué no</w:t>
       </w:r>
@@ -43602,7 +43667,7 @@
         <w:pStyle w:val="Ttulo3"/>
         <w:keepNext/>
       </w:pPr>
-      <w:bookmarkStart w:id="86" w:name="_Toc240292287"/>
+      <w:bookmarkStart w:id="86" w:name="_Toc240292528"/>
       <w:r>
         <w:t>Los avisos que fallan, ¿fallan por mucho o por una vela?</w:t>
       </w:r>
@@ -43688,7 +43753,7 @@
           <w:left w:w="10" w:type="dxa"/>
           <w:right w:w="10" w:type="dxa"/>
         </w:tblCellMar>
-        <w:tblLook w:val="04A0" w:firstRow="1" w:lastRow="0" w:firstColumn="1" w:lastColumn="0" w:noHBand="0" w:noVBand="1"/>
+        <w:tblLook w:val="0000" w:firstRow="0" w:lastRow="0" w:firstColumn="0" w:lastColumn="0" w:noHBand="0" w:noVBand="0"/>
       </w:tblPr>
       <w:tblGrid>
         <w:gridCol w:w="1337"/>
@@ -44647,7 +44712,7 @@
         <w:pStyle w:val="Ttulo3"/>
         <w:keepNext/>
       </w:pPr>
-      <w:bookmarkStart w:id="87" w:name="_Toc240292288"/>
+      <w:bookmarkStart w:id="87" w:name="_Toc240292529"/>
       <w:r>
         <w:t>Dónde estaba la trampa, y por qué el piso se mueve con la ventana</w:t>
       </w:r>
@@ -44725,7 +44790,7 @@
         <w:pStyle w:val="Ttulo3"/>
         <w:keepNext/>
       </w:pPr>
-      <w:bookmarkStart w:id="88" w:name="_Toc240292289"/>
+      <w:bookmarkStart w:id="88" w:name="_Toc240292530"/>
       <w:r>
         <w:t>Lo que dice el resultado</w:t>
       </w:r>
@@ -44832,7 +44897,7 @@
         <w:pStyle w:val="Ttulo3"/>
         <w:keepNext/>
       </w:pPr>
-      <w:bookmarkStart w:id="89" w:name="_Toc240292290"/>
+      <w:bookmarkStart w:id="89" w:name="_Toc240292531"/>
       <w:r>
         <w:t>Qué frase queda, y cuál hay que dejar de decir</w:t>
       </w:r>
@@ -44904,7 +44969,7 @@
         <w:pStyle w:val="Ttulo3"/>
         <w:keepNext/>
       </w:pPr>
-      <w:bookmarkStart w:id="90" w:name="_Toc240292291"/>
+      <w:bookmarkStart w:id="90" w:name="_Toc240292532"/>
       <w:r>
         <w:t>Y lo que sigue sin poder afirmarse</w:t>
       </w:r>
@@ -44983,7 +45048,7 @@
         <w:pStyle w:val="Ttulo3"/>
         <w:keepNext/>
       </w:pPr>
-      <w:bookmarkStart w:id="91" w:name="_Toc240292292"/>
+      <w:bookmarkStart w:id="91" w:name="_Toc240292533"/>
       <w:r>
         <w:lastRenderedPageBreak/>
         <w:t>El noveno eje, y el que más mueve: preguntarle otra cosa</w:t>
@@ -45096,7 +45161,7 @@
           <w:left w:w="10" w:type="dxa"/>
           <w:right w:w="10" w:type="dxa"/>
         </w:tblCellMar>
-        <w:tblLook w:val="04A0" w:firstRow="1" w:lastRow="0" w:firstColumn="1" w:lastColumn="0" w:noHBand="0" w:noVBand="1"/>
+        <w:tblLook w:val="0000" w:firstRow="0" w:lastRow="0" w:firstColumn="0" w:lastColumn="0" w:noHBand="0" w:noVBand="0"/>
       </w:tblPr>
       <w:tblGrid>
         <w:gridCol w:w="1337"/>
@@ -46053,7 +46118,7 @@
         <w:pStyle w:val="Ttulo3"/>
         <w:keepNext/>
       </w:pPr>
-      <w:bookmarkStart w:id="92" w:name="_Toc240292293"/>
+      <w:bookmarkStart w:id="92" w:name="_Toc240292534"/>
       <w:r>
         <w:t>Por qué esto no es hacer la tarea más fácil y llamarlo mejora</w:t>
       </w:r>
@@ -46222,7 +46287,7 @@
         <w:pStyle w:val="Ttulo3"/>
         <w:keepNext/>
       </w:pPr>
-      <w:bookmarkStart w:id="93" w:name="_Toc240292294"/>
+      <w:bookmarkStart w:id="93" w:name="_Toc240292535"/>
       <w:r>
         <w:t>Dónde está el óptimo, y por qué no es el margen más ancho</w:t>
       </w:r>
@@ -46294,7 +46359,7 @@
         <w:pStyle w:val="Ttulo3"/>
         <w:keepNext/>
       </w:pPr>
-      <w:bookmarkStart w:id="94" w:name="_Toc240292295"/>
+      <w:bookmarkStart w:id="94" w:name="_Toc240292536"/>
       <w:r>
         <w:t>Qué significa, y qué no</w:t>
       </w:r>
@@ -46419,9 +46484,9 @@
         <w:pStyle w:val="Ttulo3"/>
         <w:keepNext/>
       </w:pPr>
-      <w:bookmarkStart w:id="95" w:name="_Toc240292296"/>
-      <w:r>
-        <w:t>El balance de los siete intentos</w:t>
+      <w:bookmarkStart w:id="95" w:name="_Toc240292537"/>
+      <w:r>
+        <w:t>El décimo eje: el volumen, que estaba ahí sin usar</w:t>
       </w:r>
       <w:bookmarkEnd w:id="95"/>
     </w:p>
@@ -46430,14 +46495,99 @@
         <w:ind w:firstLine="720"/>
       </w:pPr>
       <w:r>
-        <w:rPr>
-          <w:b/>
-          <w:bCs/>
-        </w:rPr>
-        <w:t>Tabla C.11.</w:t>
-      </w:r>
-      <w:r>
-        <w:t xml:space="preserve"> Todo lo que se probó, y en qué eje.</w:t>
+        <w:t xml:space="preserve">Revisando qué no se había probado apareció un hueco de los que dan vergüenza: </w:t>
+      </w:r>
+      <w:r>
+        <w:rPr>
+          <w:b/>
+          <w:bCs/>
+        </w:rPr>
+        <w:t>el panel trae el volumen de los seis activos y ninguna de las 63 columnas lo usa.</w:t>
+      </w:r>
+      <w:r>
+        <w:t xml:space="preserve"> Todas derivan del precio.</w:t>
+      </w:r>
+    </w:p>
+    <w:p>
+      <w:pPr>
+        <w:ind w:firstLine="720"/>
+      </w:pPr>
+      <w:r>
+        <w:t xml:space="preserve">Y el volumen es la señal de manual para giros: </w:t>
+      </w:r>
+      <w:r>
+        <w:rPr>
+          <w:b/>
+          <w:bCs/>
+        </w:rPr>
+        <w:t>agotamiento</w:t>
+      </w:r>
+      <w:r>
+        <w:t xml:space="preserve"> en techos —el precio sigue subiendo con volumen cada vez menor— y </w:t>
+      </w:r>
+      <w:r>
+        <w:rPr>
+          <w:b/>
+          <w:bCs/>
+        </w:rPr>
+        <w:t>capitulación</w:t>
+      </w:r>
+      <w:r>
+        <w:t xml:space="preserve"> en suelos —la caída termina con un pico—.</w:t>
+      </w:r>
+    </w:p>
+    <w:p>
+      <w:pPr>
+        <w:ind w:firstLine="720"/>
+      </w:pPr>
+      <w:r>
+        <w:t xml:space="preserve">Se probaron </w:t>
+      </w:r>
+      <w:r>
+        <w:rPr>
+          <w:b/>
+          <w:bCs/>
+        </w:rPr>
+        <w:t>seis columnas</w:t>
+      </w:r>
+      <w:r>
+        <w:t xml:space="preserve">, solo sobre LTC: volumen sobre su media a 7 y a 24 velas, su </w:t>
+      </w:r>
+      <w:r>
+        <w:rPr>
+          <w:rFonts w:ascii="Courier New" w:eastAsia="Courier New" w:hAnsi="Courier New" w:cs="Courier New"/>
+          <w:sz w:val="22"/>
+          <w:szCs w:val="22"/>
+        </w:rPr>
+        <w:t>z</w:t>
+      </w:r>
+      <w:r>
+        <w:t xml:space="preserve">-score, su variación, su posición dentro del rango reciente, y la correlación entre retorno y volumen. Seis y no sesenta por la razón que el propio módulo de características documenta: con </w:t>
+      </w:r>
+      <w:r>
+        <w:rPr>
+          <w:b/>
+          <w:bCs/>
+        </w:rPr>
+        <w:t>420 ejemplos</w:t>
+      </w:r>
+      <w:r>
+        <w:t xml:space="preserve"> de la clase minoritaria, cien columnas nuevas garantizan el sobreajuste.</w:t>
+      </w:r>
+    </w:p>
+    <w:p>
+      <w:pPr>
+        <w:ind w:firstLine="720"/>
+      </w:pPr>
+      <w:r>
+        <w:rPr>
+          <w:b/>
+          <w:bCs/>
+        </w:rPr>
+        <w:t>Tabla C.15.</w:t>
+      </w:r>
+      <w:r>
+        <w:t xml:space="preserve"> El bosque con y sin las seis columnas de volumen, nueve tramos.</w:t>
       </w:r>
     </w:p>
     <w:tbl>
@@ -46447,7 +46597,535 @@
           <w:left w:w="10" w:type="dxa"/>
           <w:right w:w="10" w:type="dxa"/>
         </w:tblCellMar>
-        <w:tblLook w:val="04A0" w:firstRow="1" w:lastRow="0" w:firstColumn="1" w:lastColumn="0" w:noHBand="0" w:noVBand="1"/>
+        <w:tblLook w:val="0000" w:firstRow="0" w:lastRow="0" w:firstColumn="0" w:lastColumn="0" w:noHBand="0" w:noVBand="0"/>
+      </w:tblPr>
+      <w:tblGrid>
+        <w:gridCol w:w="1872"/>
+        <w:gridCol w:w="1872"/>
+        <w:gridCol w:w="1872"/>
+        <w:gridCol w:w="1872"/>
+        <w:gridCol w:w="1872"/>
+      </w:tblGrid>
+      <w:tr>
+        <w:tblPrEx>
+          <w:tblCellMar>
+            <w:top w:w="0" w:type="dxa"/>
+            <w:bottom w:w="0" w:type="dxa"/>
+          </w:tblCellMar>
+        </w:tblPrEx>
+        <w:trPr>
+          <w:tblHeader/>
+        </w:trPr>
+        <w:tc>
+          <w:tcPr>
+            <w:tcW w:w="1872" w:type="dxa"/>
+            <w:tcBorders>
+              <w:top w:val="single" w:sz="6" w:space="0" w:color="000000"/>
+              <w:bottom w:val="single" w:sz="6" w:space="0" w:color="000000"/>
+            </w:tcBorders>
+            <w:tcMar>
+              <w:top w:w="60" w:type="dxa"/>
+              <w:left w:w="100" w:type="dxa"/>
+              <w:bottom w:w="60" w:type="dxa"/>
+              <w:right w:w="100" w:type="dxa"/>
+            </w:tcMar>
+          </w:tcPr>
+          <w:p>
+            <w:pPr>
+              <w:spacing w:line="240" w:lineRule="auto"/>
+            </w:pPr>
+            <w:r>
+              <w:rPr>
+                <w:sz w:val="22"/>
+                <w:szCs w:val="22"/>
+              </w:rPr>
+              <w:t>Objetivo</w:t>
+            </w:r>
+          </w:p>
+        </w:tc>
+        <w:tc>
+          <w:tcPr>
+            <w:tcW w:w="1872" w:type="dxa"/>
+            <w:tcBorders>
+              <w:top w:val="single" w:sz="6" w:space="0" w:color="000000"/>
+              <w:bottom w:val="single" w:sz="6" w:space="0" w:color="000000"/>
+            </w:tcBorders>
+            <w:tcMar>
+              <w:top w:w="60" w:type="dxa"/>
+              <w:left w:w="100" w:type="dxa"/>
+              <w:bottom w:w="60" w:type="dxa"/>
+              <w:right w:w="100" w:type="dxa"/>
+            </w:tcMar>
+          </w:tcPr>
+          <w:p>
+            <w:pPr>
+              <w:spacing w:line="240" w:lineRule="auto"/>
+              <w:jc w:val="center"/>
+            </w:pPr>
+            <w:r>
+              <w:rPr>
+                <w:sz w:val="22"/>
+                <w:szCs w:val="22"/>
+              </w:rPr>
+              <w:t>Sin volumen</w:t>
+            </w:r>
+          </w:p>
+        </w:tc>
+        <w:tc>
+          <w:tcPr>
+            <w:tcW w:w="1872" w:type="dxa"/>
+            <w:tcBorders>
+              <w:top w:val="single" w:sz="6" w:space="0" w:color="000000"/>
+              <w:bottom w:val="single" w:sz="6" w:space="0" w:color="000000"/>
+            </w:tcBorders>
+            <w:tcMar>
+              <w:top w:w="60" w:type="dxa"/>
+              <w:left w:w="100" w:type="dxa"/>
+              <w:bottom w:w="60" w:type="dxa"/>
+              <w:right w:w="100" w:type="dxa"/>
+            </w:tcMar>
+          </w:tcPr>
+          <w:p>
+            <w:pPr>
+              <w:spacing w:line="240" w:lineRule="auto"/>
+              <w:jc w:val="center"/>
+            </w:pPr>
+            <w:r>
+              <w:rPr>
+                <w:sz w:val="22"/>
+                <w:szCs w:val="22"/>
+              </w:rPr>
+              <w:t>Con volumen</w:t>
+            </w:r>
+          </w:p>
+        </w:tc>
+        <w:tc>
+          <w:tcPr>
+            <w:tcW w:w="1872" w:type="dxa"/>
+            <w:tcBorders>
+              <w:top w:val="single" w:sz="6" w:space="0" w:color="000000"/>
+              <w:bottom w:val="single" w:sz="6" w:space="0" w:color="000000"/>
+            </w:tcBorders>
+            <w:tcMar>
+              <w:top w:w="60" w:type="dxa"/>
+              <w:left w:w="100" w:type="dxa"/>
+              <w:bottom w:w="60" w:type="dxa"/>
+              <w:right w:w="100" w:type="dxa"/>
+            </w:tcMar>
+          </w:tcPr>
+          <w:p>
+            <w:pPr>
+              <w:spacing w:line="240" w:lineRule="auto"/>
+              <w:jc w:val="center"/>
+            </w:pPr>
+            <w:r>
+              <w:rPr>
+                <w:sz w:val="22"/>
+                <w:szCs w:val="22"/>
+              </w:rPr>
+              <w:t>Diferencia</w:t>
+            </w:r>
+          </w:p>
+        </w:tc>
+        <w:tc>
+          <w:tcPr>
+            <w:tcW w:w="1872" w:type="dxa"/>
+            <w:tcBorders>
+              <w:top w:val="single" w:sz="6" w:space="0" w:color="000000"/>
+              <w:bottom w:val="single" w:sz="6" w:space="0" w:color="000000"/>
+            </w:tcBorders>
+            <w:tcMar>
+              <w:top w:w="60" w:type="dxa"/>
+              <w:left w:w="100" w:type="dxa"/>
+              <w:bottom w:w="60" w:type="dxa"/>
+              <w:right w:w="100" w:type="dxa"/>
+            </w:tcMar>
+          </w:tcPr>
+          <w:p>
+            <w:pPr>
+              <w:spacing w:line="240" w:lineRule="auto"/>
+              <w:jc w:val="center"/>
+            </w:pPr>
+            <w:r>
+              <w:rPr>
+                <w:sz w:val="22"/>
+                <w:szCs w:val="22"/>
+              </w:rPr>
+              <w:t>Tramos a favor</w:t>
+            </w:r>
+          </w:p>
+        </w:tc>
+      </w:tr>
+      <w:tr>
+        <w:tblPrEx>
+          <w:tblCellMar>
+            <w:top w:w="0" w:type="dxa"/>
+            <w:bottom w:w="0" w:type="dxa"/>
+          </w:tblCellMar>
+        </w:tblPrEx>
+        <w:tc>
+          <w:tcPr>
+            <w:tcW w:w="1872" w:type="dxa"/>
+            <w:tcMar>
+              <w:top w:w="60" w:type="dxa"/>
+              <w:left w:w="100" w:type="dxa"/>
+              <w:bottom w:w="60" w:type="dxa"/>
+              <w:right w:w="100" w:type="dxa"/>
+            </w:tcMar>
+          </w:tcPr>
+          <w:p>
+            <w:pPr>
+              <w:spacing w:line="240" w:lineRule="auto"/>
+            </w:pPr>
+            <w:r>
+              <w:rPr>
+                <w:sz w:val="22"/>
+                <w:szCs w:val="22"/>
+              </w:rPr>
+              <w:t>Exacto</w:t>
+            </w:r>
+          </w:p>
+        </w:tc>
+        <w:tc>
+          <w:tcPr>
+            <w:tcW w:w="1872" w:type="dxa"/>
+            <w:tcMar>
+              <w:top w:w="60" w:type="dxa"/>
+              <w:left w:w="100" w:type="dxa"/>
+              <w:bottom w:w="60" w:type="dxa"/>
+              <w:right w:w="100" w:type="dxa"/>
+            </w:tcMar>
+          </w:tcPr>
+          <w:p>
+            <w:pPr>
+              <w:spacing w:line="240" w:lineRule="auto"/>
+              <w:jc w:val="center"/>
+            </w:pPr>
+            <w:r>
+              <w:rPr>
+                <w:sz w:val="22"/>
+                <w:szCs w:val="22"/>
+              </w:rPr>
+              <w:t>0,381008</w:t>
+            </w:r>
+          </w:p>
+        </w:tc>
+        <w:tc>
+          <w:tcPr>
+            <w:tcW w:w="1872" w:type="dxa"/>
+            <w:tcMar>
+              <w:top w:w="60" w:type="dxa"/>
+              <w:left w:w="100" w:type="dxa"/>
+              <w:bottom w:w="60" w:type="dxa"/>
+              <w:right w:w="100" w:type="dxa"/>
+            </w:tcMar>
+          </w:tcPr>
+          <w:p>
+            <w:pPr>
+              <w:spacing w:line="240" w:lineRule="auto"/>
+              <w:jc w:val="center"/>
+            </w:pPr>
+            <w:r>
+              <w:rPr>
+                <w:sz w:val="22"/>
+                <w:szCs w:val="22"/>
+              </w:rPr>
+              <w:t>0,371025</w:t>
+            </w:r>
+          </w:p>
+        </w:tc>
+        <w:tc>
+          <w:tcPr>
+            <w:tcW w:w="1872" w:type="dxa"/>
+            <w:tcMar>
+              <w:top w:w="60" w:type="dxa"/>
+              <w:left w:w="100" w:type="dxa"/>
+              <w:bottom w:w="60" w:type="dxa"/>
+              <w:right w:w="100" w:type="dxa"/>
+            </w:tcMar>
+          </w:tcPr>
+          <w:p>
+            <w:pPr>
+              <w:spacing w:line="240" w:lineRule="auto"/>
+              <w:jc w:val="center"/>
+            </w:pPr>
+            <w:r>
+              <w:rPr>
+                <w:b/>
+                <w:bCs/>
+                <w:sz w:val="22"/>
+                <w:szCs w:val="22"/>
+              </w:rPr>
+              <w:t>−0,009983</w:t>
+            </w:r>
+          </w:p>
+        </w:tc>
+        <w:tc>
+          <w:tcPr>
+            <w:tcW w:w="1872" w:type="dxa"/>
+            <w:tcMar>
+              <w:top w:w="60" w:type="dxa"/>
+              <w:left w:w="100" w:type="dxa"/>
+              <w:bottom w:w="60" w:type="dxa"/>
+              <w:right w:w="100" w:type="dxa"/>
+            </w:tcMar>
+          </w:tcPr>
+          <w:p>
+            <w:pPr>
+              <w:spacing w:line="240" w:lineRule="auto"/>
+              <w:jc w:val="center"/>
+            </w:pPr>
+            <w:r>
+              <w:rPr>
+                <w:sz w:val="22"/>
+                <w:szCs w:val="22"/>
+              </w:rPr>
+              <w:t>3 de 9</w:t>
+            </w:r>
+          </w:p>
+        </w:tc>
+      </w:tr>
+      <w:tr>
+        <w:tblPrEx>
+          <w:tblCellMar>
+            <w:top w:w="0" w:type="dxa"/>
+            <w:bottom w:w="0" w:type="dxa"/>
+          </w:tblCellMar>
+        </w:tblPrEx>
+        <w:tc>
+          <w:tcPr>
+            <w:tcW w:w="1872" w:type="dxa"/>
+            <w:tcBorders>
+              <w:bottom w:val="single" w:sz="6" w:space="0" w:color="000000"/>
+            </w:tcBorders>
+            <w:tcMar>
+              <w:top w:w="60" w:type="dxa"/>
+              <w:left w:w="100" w:type="dxa"/>
+              <w:bottom w:w="60" w:type="dxa"/>
+              <w:right w:w="100" w:type="dxa"/>
+            </w:tcMar>
+          </w:tcPr>
+          <w:p>
+            <w:pPr>
+              <w:spacing w:line="240" w:lineRule="auto"/>
+            </w:pPr>
+            <w:r>
+              <w:rPr>
+                <w:sz w:val="22"/>
+                <w:szCs w:val="22"/>
+              </w:rPr>
+              <w:t>Proximidad a 1 vela</w:t>
+            </w:r>
+          </w:p>
+        </w:tc>
+        <w:tc>
+          <w:tcPr>
+            <w:tcW w:w="1872" w:type="dxa"/>
+            <w:tcBorders>
+              <w:bottom w:val="single" w:sz="6" w:space="0" w:color="000000"/>
+            </w:tcBorders>
+            <w:tcMar>
+              <w:top w:w="60" w:type="dxa"/>
+              <w:left w:w="100" w:type="dxa"/>
+              <w:bottom w:w="60" w:type="dxa"/>
+              <w:right w:w="100" w:type="dxa"/>
+            </w:tcMar>
+          </w:tcPr>
+          <w:p>
+            <w:pPr>
+              <w:spacing w:line="240" w:lineRule="auto"/>
+              <w:jc w:val="center"/>
+            </w:pPr>
+            <w:r>
+              <w:rPr>
+                <w:sz w:val="22"/>
+                <w:szCs w:val="22"/>
+              </w:rPr>
+              <w:t>0,567778</w:t>
+            </w:r>
+          </w:p>
+        </w:tc>
+        <w:tc>
+          <w:tcPr>
+            <w:tcW w:w="1872" w:type="dxa"/>
+            <w:tcBorders>
+              <w:bottom w:val="single" w:sz="6" w:space="0" w:color="000000"/>
+            </w:tcBorders>
+            <w:tcMar>
+              <w:top w:w="60" w:type="dxa"/>
+              <w:left w:w="100" w:type="dxa"/>
+              <w:bottom w:w="60" w:type="dxa"/>
+              <w:right w:w="100" w:type="dxa"/>
+            </w:tcMar>
+          </w:tcPr>
+          <w:p>
+            <w:pPr>
+              <w:spacing w:line="240" w:lineRule="auto"/>
+              <w:jc w:val="center"/>
+            </w:pPr>
+            <w:r>
+              <w:rPr>
+                <w:sz w:val="22"/>
+                <w:szCs w:val="22"/>
+              </w:rPr>
+              <w:t>0,567984</w:t>
+            </w:r>
+          </w:p>
+        </w:tc>
+        <w:tc>
+          <w:tcPr>
+            <w:tcW w:w="1872" w:type="dxa"/>
+            <w:tcBorders>
+              <w:bottom w:val="single" w:sz="6" w:space="0" w:color="000000"/>
+            </w:tcBorders>
+            <w:tcMar>
+              <w:top w:w="60" w:type="dxa"/>
+              <w:left w:w="100" w:type="dxa"/>
+              <w:bottom w:w="60" w:type="dxa"/>
+              <w:right w:w="100" w:type="dxa"/>
+            </w:tcMar>
+          </w:tcPr>
+          <w:p>
+            <w:pPr>
+              <w:spacing w:line="240" w:lineRule="auto"/>
+              <w:jc w:val="center"/>
+            </w:pPr>
+            <w:r>
+              <w:rPr>
+                <w:sz w:val="22"/>
+                <w:szCs w:val="22"/>
+              </w:rPr>
+              <w:t>+0,000206</w:t>
+            </w:r>
+          </w:p>
+        </w:tc>
+        <w:tc>
+          <w:tcPr>
+            <w:tcW w:w="1872" w:type="dxa"/>
+            <w:tcBorders>
+              <w:bottom w:val="single" w:sz="6" w:space="0" w:color="000000"/>
+            </w:tcBorders>
+            <w:tcMar>
+              <w:top w:w="60" w:type="dxa"/>
+              <w:left w:w="100" w:type="dxa"/>
+              <w:bottom w:w="60" w:type="dxa"/>
+              <w:right w:w="100" w:type="dxa"/>
+            </w:tcMar>
+          </w:tcPr>
+          <w:p>
+            <w:pPr>
+              <w:spacing w:line="240" w:lineRule="auto"/>
+              <w:jc w:val="center"/>
+            </w:pPr>
+            <w:r>
+              <w:rPr>
+                <w:sz w:val="22"/>
+                <w:szCs w:val="22"/>
+              </w:rPr>
+              <w:t>5 de 9</w:t>
+            </w:r>
+          </w:p>
+        </w:tc>
+      </w:tr>
+    </w:tbl>
+    <w:p>
+      <w:pPr>
+        <w:spacing w:after="240"/>
+      </w:pPr>
+    </w:p>
+    <w:p>
+      <w:pPr>
+        <w:ind w:firstLine="720"/>
+      </w:pPr>
+      <w:r>
+        <w:rPr>
+          <w:b/>
+          <w:bCs/>
+        </w:rPr>
+        <w:t>No aporta, y en el objetivo exacto empeora.</w:t>
+      </w:r>
+      <w:r>
+        <w:t xml:space="preserve"> Con la etiqueta de proximidad la diferencia es de dos diezmilésimas y gana en cinco tramos de nueve, que es una moneda.</w:t>
+      </w:r>
+    </w:p>
+    <w:p>
+      <w:pPr>
+        <w:ind w:firstLine="720"/>
+      </w:pPr>
+      <w:r>
+        <w:rPr>
+          <w:b/>
+          <w:bCs/>
+        </w:rPr>
+        <w:lastRenderedPageBreak/>
+        <w:t>La expectativa estaba escrita antes y era esta</w:t>
+      </w:r>
+      <w:r>
+        <w:t xml:space="preserve">, por dos razones que ya estaban medidas: los dos únicos ejes que funcionaron no tocaban las características, y la importancia por permutación ya había medido que </w:t>
+      </w:r>
+      <w:r>
+        <w:rPr>
+          <w:b/>
+          <w:bCs/>
+        </w:rPr>
+        <w:t>17 de las 63 columnas actuales no superan el piso de ruido</w:t>
+      </w:r>
+      <w:r>
+        <w:t>. El problema nunca pareció ser falta de columnas, y el volumen lo confirma.</w:t>
+      </w:r>
+    </w:p>
+    <w:p>
+      <w:pPr>
+        <w:ind w:firstLine="720"/>
+      </w:pPr>
+      <w:r>
+        <w:t xml:space="preserve">Sirve para cerrar la pregunta. Deja de ser «algo que no probamos» y pasa a ser </w:t>
+      </w:r>
+      <w:r>
+        <w:rPr>
+          <w:b/>
+          <w:bCs/>
+        </w:rPr>
+        <w:t>algo que probamos y no está</w:t>
+      </w:r>
+      <w:r>
+        <w:t>.</w:t>
+      </w:r>
+    </w:p>
+    <w:p>
+      <w:pPr>
+        <w:pStyle w:val="Ttulo3"/>
+        <w:keepNext/>
+      </w:pPr>
+      <w:bookmarkStart w:id="96" w:name="_Toc240292538"/>
+      <w:r>
+        <w:t>El balance de los siete intentos</w:t>
+      </w:r>
+      <w:bookmarkEnd w:id="96"/>
+    </w:p>
+    <w:p>
+      <w:pPr>
+        <w:ind w:firstLine="720"/>
+      </w:pPr>
+      <w:r>
+        <w:rPr>
+          <w:b/>
+          <w:bCs/>
+        </w:rPr>
+        <w:t>Tabla C.11.</w:t>
+      </w:r>
+      <w:r>
+        <w:t xml:space="preserve"> Todo lo que se probó, y en qué eje.</w:t>
+      </w:r>
+    </w:p>
+    <w:tbl>
+      <w:tblPr>
+        <w:tblW w:w="9360" w:type="dxa"/>
+        <w:tblCellMar>
+          <w:left w:w="10" w:type="dxa"/>
+          <w:right w:w="10" w:type="dxa"/>
+        </w:tblCellMar>
+        <w:tblLook w:val="0000" w:firstRow="0" w:lastRow="0" w:firstColumn="0" w:lastColumn="0" w:noHBand="0" w:noVBand="0"/>
       </w:tblPr>
       <w:tblGrid>
         <w:gridCol w:w="2340"/>
@@ -47428,9 +48106,6 @@
         <w:tc>
           <w:tcPr>
             <w:tcW w:w="2340" w:type="dxa"/>
-            <w:tcBorders>
-              <w:bottom w:val="single" w:sz="6" w:space="0" w:color="000000"/>
-            </w:tcBorders>
             <w:tcMar>
               <w:top w:w="60" w:type="dxa"/>
               <w:left w:w="100" w:type="dxa"/>
@@ -47453,6 +48128,92 @@
             </w:r>
           </w:p>
         </w:tc>
+        <w:tc>
+          <w:tcPr>
+            <w:tcW w:w="2340" w:type="dxa"/>
+            <w:tcMar>
+              <w:top w:w="60" w:type="dxa"/>
+              <w:left w:w="100" w:type="dxa"/>
+              <w:bottom w:w="60" w:type="dxa"/>
+              <w:right w:w="100" w:type="dxa"/>
+            </w:tcMar>
+          </w:tcPr>
+          <w:p>
+            <w:pPr>
+              <w:spacing w:line="240" w:lineRule="auto"/>
+              <w:jc w:val="center"/>
+            </w:pPr>
+            <w:r>
+              <w:rPr>
+                <w:b/>
+                <w:bCs/>
+                <w:sz w:val="22"/>
+                <w:szCs w:val="22"/>
+              </w:rPr>
+              <w:t>Preguntarle «hay giro cerca»</w:t>
+            </w:r>
+          </w:p>
+        </w:tc>
+        <w:tc>
+          <w:tcPr>
+            <w:tcW w:w="2340" w:type="dxa"/>
+            <w:tcMar>
+              <w:top w:w="60" w:type="dxa"/>
+              <w:left w:w="100" w:type="dxa"/>
+              <w:bottom w:w="60" w:type="dxa"/>
+              <w:right w:w="100" w:type="dxa"/>
+            </w:tcMar>
+          </w:tcPr>
+          <w:p>
+            <w:pPr>
+              <w:spacing w:line="240" w:lineRule="auto"/>
+              <w:jc w:val="center"/>
+            </w:pPr>
+            <w:r>
+              <w:rPr>
+                <w:b/>
+                <w:bCs/>
+                <w:sz w:val="22"/>
+                <w:szCs w:val="22"/>
+              </w:rPr>
+              <w:t>la pregunta</w:t>
+            </w:r>
+          </w:p>
+        </w:tc>
+        <w:tc>
+          <w:tcPr>
+            <w:tcW w:w="2340" w:type="dxa"/>
+            <w:tcMar>
+              <w:top w:w="60" w:type="dxa"/>
+              <w:left w:w="100" w:type="dxa"/>
+              <w:bottom w:w="60" w:type="dxa"/>
+              <w:right w:w="100" w:type="dxa"/>
+            </w:tcMar>
+          </w:tcPr>
+          <w:p>
+            <w:pPr>
+              <w:spacing w:line="240" w:lineRule="auto"/>
+              <w:jc w:val="center"/>
+            </w:pPr>
+            <w:r>
+              <w:rPr>
+                <w:b/>
+                <w:bCs/>
+                <w:sz w:val="22"/>
+                <w:szCs w:val="22"/>
+              </w:rPr>
+              <w:t>se sostiene, y da 5× más</w:t>
+            </w:r>
+          </w:p>
+        </w:tc>
+      </w:tr>
+      <w:tr>
+        <w:tblPrEx>
+          <w:tblCellMar>
+            <w:top w:w="0" w:type="dxa"/>
+            <w:bottom w:w="0" w:type="dxa"/>
+          </w:tblCellMar>
+        </w:tblPrEx>
         <w:tc>
           <w:tcPr>
             <w:tcW w:w="2340" w:type="dxa"/>
@@ -47469,16 +48230,13 @@
           <w:p>
             <w:pPr>
               <w:spacing w:line="240" w:lineRule="auto"/>
-              <w:jc w:val="center"/>
-            </w:pPr>
-            <w:r>
-              <w:rPr>
-                <w:b/>
-                <w:bCs/>
-                <w:sz w:val="22"/>
-                <w:szCs w:val="22"/>
-              </w:rPr>
-              <w:t>Preguntarle «hay giro cerca»</w:t>
+            </w:pPr>
+            <w:r>
+              <w:rPr>
+                <w:sz w:val="22"/>
+                <w:szCs w:val="22"/>
+              </w:rPr>
+              <w:t>10</w:t>
             </w:r>
           </w:p>
         </w:tc>
@@ -47502,12 +48260,10 @@
             </w:pPr>
             <w:r>
               <w:rPr>
-                <w:b/>
-                <w:bCs/>
-                <w:sz w:val="22"/>
-                <w:szCs w:val="22"/>
-              </w:rPr>
-              <w:t>la pregunta</w:t>
+                <w:sz w:val="22"/>
+                <w:szCs w:val="22"/>
+              </w:rPr>
+              <w:t>Añadir el volumen</w:t>
             </w:r>
           </w:p>
         </w:tc>
@@ -47531,12 +48287,46 @@
             </w:pPr>
             <w:r>
               <w:rPr>
+                <w:sz w:val="22"/>
+                <w:szCs w:val="22"/>
+              </w:rPr>
+              <w:t>las características</w:t>
+            </w:r>
+          </w:p>
+        </w:tc>
+        <w:tc>
+          <w:tcPr>
+            <w:tcW w:w="2340" w:type="dxa"/>
+            <w:tcBorders>
+              <w:bottom w:val="single" w:sz="6" w:space="0" w:color="000000"/>
+            </w:tcBorders>
+            <w:tcMar>
+              <w:top w:w="60" w:type="dxa"/>
+              <w:left w:w="100" w:type="dxa"/>
+              <w:bottom w:w="60" w:type="dxa"/>
+              <w:right w:w="100" w:type="dxa"/>
+            </w:tcMar>
+          </w:tcPr>
+          <w:p>
+            <w:pPr>
+              <w:spacing w:line="240" w:lineRule="auto"/>
+              <w:jc w:val="center"/>
+            </w:pPr>
+            <w:r>
+              <w:rPr>
                 <w:b/>
                 <w:bCs/>
                 <w:sz w:val="22"/>
                 <w:szCs w:val="22"/>
               </w:rPr>
-              <w:t>se sostiene, y da 5× más</w:t>
+              <w:t>no aporta</w:t>
+            </w:r>
+            <w:r>
+              <w:rPr>
+                <w:sz w:val="22"/>
+                <w:szCs w:val="22"/>
+              </w:rPr>
+              <w:t>, y empeora el exacto</w:t>
             </w:r>
           </w:p>
         </w:tc>
@@ -47556,7 +48346,7 @@
           <w:b/>
           <w:bCs/>
         </w:rPr>
-        <w:t>Siete de las nueve intervenciones no producen una mejora que se sostenga.</w:t>
+        <w:t>Ocho de las diez intervenciones no producen una mejora que se sostenga.</w:t>
       </w:r>
       <w:r>
         <w:t xml:space="preserve"> Las dos que sí tienen algo en común, y es lo que más dice de todo el proyecto: </w:t>
@@ -47597,6 +48387,7 @@
         <w:ind w:firstLine="720"/>
       </w:pPr>
       <w:r>
+        <w:lastRenderedPageBreak/>
         <w:t>El límite nunca estuvo en el modelado. Las siete primeras intervenciones lo estaban buscando en el sitio equivocado.</w:t>
       </w:r>
     </w:p>
@@ -47605,7 +48396,6 @@
         <w:ind w:firstLine="720"/>
       </w:pPr>
       <w:r>
-        <w:lastRenderedPageBreak/>
         <w:t xml:space="preserve">Eso ya no es una lista de intentos fallidos. Es evidencia consistente de que </w:t>
       </w:r>
       <w:r>
@@ -47662,11 +48452,11 @@
         <w:pStyle w:val="Ttulo3"/>
         <w:keepNext/>
       </w:pPr>
-      <w:bookmarkStart w:id="96" w:name="_Toc240292297"/>
+      <w:bookmarkStart w:id="97" w:name="_Toc240292539"/>
       <w:r>
         <w:t>Y una observación sobre la métrica, que sí queda</w:t>
       </w:r>
-      <w:bookmarkEnd w:id="96"/>
+      <w:bookmarkEnd w:id="97"/>
     </w:p>
     <w:p>
       <w:pPr>
@@ -47736,11 +48526,11 @@
         <w:pStyle w:val="Ttulo3"/>
         <w:keepNext/>
       </w:pPr>
-      <w:bookmarkStart w:id="97" w:name="_Toc240292298"/>
+      <w:bookmarkStart w:id="98" w:name="_Toc240292540"/>
       <w:r>
         <w:t>Lo que se aprende de esto</w:t>
       </w:r>
-      <w:bookmarkEnd w:id="97"/>
+      <w:bookmarkEnd w:id="98"/>
     </w:p>
     <w:p>
       <w:pPr>
@@ -47762,6 +48552,7 @@
         <w:ind w:firstLine="720"/>
       </w:pPr>
       <w:r>
+        <w:lastRenderedPageBreak/>
         <w:t xml:space="preserve">Y ahora se puede poner número a ese precio, midiéndolo en vez de afirmarlo. Tomando submuestras de tamaño </w:t>
       </w:r>
       <w:r>
@@ -47794,7 +48585,6 @@
           <w:b/>
           <w:bCs/>
         </w:rPr>
-        <w:lastRenderedPageBreak/>
         <w:t>Tabla C.12.</w:t>
       </w:r>
       <w:r>
@@ -47808,7 +48598,7 @@
           <w:left w:w="10" w:type="dxa"/>
           <w:right w:w="10" w:type="dxa"/>
         </w:tblCellMar>
-        <w:tblLook w:val="04A0" w:firstRow="1" w:lastRow="0" w:firstColumn="1" w:lastColumn="0" w:noHBand="0" w:noVBand="1"/>
+        <w:tblLook w:val="0000" w:firstRow="0" w:lastRow="0" w:firstColumn="0" w:lastColumn="0" w:noHBand="0" w:noVBand="0"/>
       </w:tblPr>
       <w:tblGrid>
         <w:gridCol w:w="4680"/>
@@ -48260,6 +49050,7 @@
         <w:ind w:firstLine="720"/>
       </w:pPr>
       <w:r>
+        <w:lastRenderedPageBreak/>
         <w:t xml:space="preserve">Un diseño walk-forward con el procedimiento fijado de antemano da las dos cosas: nadie puede elegir mirando, y hay potencia suficiente para ver un efecto de este tamaño. </w:t>
       </w:r>
       <w:r>
@@ -48275,12 +49066,11 @@
         <w:pStyle w:val="Ttulo2"/>
         <w:keepNext/>
       </w:pPr>
-      <w:bookmarkStart w:id="98" w:name="_Toc240292299"/>
-      <w:r>
-        <w:lastRenderedPageBreak/>
+      <w:bookmarkStart w:id="99" w:name="_Toc240292541"/>
+      <w:r>
         <w:t>Lo que haríamos distinto</w:t>
       </w:r>
-      <w:bookmarkEnd w:id="98"/>
+      <w:bookmarkEnd w:id="99"/>
     </w:p>
     <w:p>
       <w:pPr>
@@ -48347,11 +49137,11 @@
         <w:pStyle w:val="Ttulo2"/>
         <w:keepNext/>
       </w:pPr>
-      <w:bookmarkStart w:id="99" w:name="_Toc240292300"/>
+      <w:bookmarkStart w:id="100" w:name="_Toc240292542"/>
       <w:r>
         <w:t>Una última cosa, sobre el resultado que el enunciado esperaba</w:t>
       </w:r>
-      <w:bookmarkEnd w:id="99"/>
+      <w:bookmarkEnd w:id="100"/>
     </w:p>
     <w:p>
       <w:pPr>
@@ -48373,6 +49163,7 @@
         <w:ind w:firstLine="720"/>
       </w:pPr>
       <w:r>
+        <w:lastRenderedPageBreak/>
         <w:t>Ese resultado se podría haber presentado de otra manera: eligiendo la semilla afortunada, comparando contra un baseline más flojo, o reportando el 0,953353 del bloque de entrenamiento sin la advertencia de que ahí el modelo ya vio las respuestas.</w:t>
       </w:r>
     </w:p>
@@ -48381,7 +49172,6 @@
         <w:ind w:firstLine="720"/>
       </w:pPr>
       <w:r>
-        <w:lastRenderedPageBreak/>
         <w:t xml:space="preserve">No se hizo, y las reglas que lo impidieron están escritas y son comprobables. </w:t>
       </w:r>
       <w:r>
@@ -48402,12 +49192,12 @@
         <w:pStyle w:val="Ttulo1"/>
         <w:keepNext/>
       </w:pPr>
-      <w:bookmarkStart w:id="100" w:name="_Toc240292301"/>
+      <w:bookmarkStart w:id="101" w:name="_Toc240292543"/>
       <w:r>
         <w:lastRenderedPageBreak/>
         <w:t>Referencias</w:t>
       </w:r>
-      <w:bookmarkEnd w:id="100"/>
+      <w:bookmarkEnd w:id="101"/>
     </w:p>
     <w:p>
       <w:pPr>
@@ -48609,10 +49399,10 @@
 <file path=word/numbering.xml><?xml version="1.0" encoding="utf-8"?>
 <w:numbering xmlns:wpc="http://schemas.microsoft.com/office/word/2010/wordprocessingCanvas" xmlns:cx="http://schemas.microsoft.com/office/drawing/2014/chartex" xmlns:cx1="http://schemas.microsoft.com/office/drawing/2015/9/8/chartex" xmlns:cx2="http://schemas.microsoft.com/office/drawing/2015/10/21/chartex" xmlns:cx3="http://schemas.microsoft.com/office/drawing/2016/5/9/chartex" xmlns:cx4="http://schemas.microsoft.com/office/drawing/2016/5/10/chartex" xmlns:cx5="http://schemas.microsoft.com/office/drawing/2016/5/11/chartex" xmlns:cx6="http://schemas.microsoft.com/office/drawing/2016/5/12/chartex" xmlns:cx7="http://schemas.microsoft.com/office/drawing/2016/5/13/chartex" xmlns:cx8="http://schemas.microsoft.com/office/drawing/2016/5/14/chartex" xmlns:mc="http://schemas.openxmlformats.org/markup-compatibility/2006" xmlns:aink="http://schemas.microsoft.com/office/drawing/2016/ink" xmlns:am3d="http://schemas.microsoft.com/office/drawing/2017/model3d" xmlns:o="urn:schemas-microsoft-com:office:office" xmlns:oel="http://schemas.microsoft.com/office/2019/extlst" xmlns:r="http://schemas.openxmlformats.org/officeDocument/2006/relationships" xmlns:m="http://schemas.openxmlformats.org/officeDocument/2006/math" xmlns:v="urn:schemas-microsoft-com:vml" xmlns:wp14="http://schemas.microsoft.com/office/word/2010/wordprocessingDrawing" xmlns:wp="http://schemas.openxmlformats.org/drawingml/2006/wordprocessingDrawing" xmlns:w10="urn:schemas-microsoft-com:office:word" xmlns:w="http://schemas.openxmlformats.org/wordprocessingml/2006/main" xmlns:w14="http://schemas.microsoft.com/office/word/2010/wordml" xmlns:w15="http://schemas.microsoft.com/office/word/2012/wordml" xmlns:w16cex="http://schemas.microsoft.com/office/word/2018/wordml/cex" xmlns:w16cid="http://schemas.microsoft.com/office/word/2016/wordml/cid" xmlns:w16="http://schemas.microsoft.com/office/word/2018/wordml" xmlns:w16du="http://schemas.microsoft.com/office/word/2023/wordml/word16du" xmlns:w16sdtdh="http://schemas.microsoft.com/office/word/2020/wordml/sdtdatahash" xmlns:w16sdtfl="http://schemas.microsoft.com/office/word/2024/wordml/sdtformatlock" xmlns:w16se="http://schemas.microsoft.com/office/word/2015/wordml/symex" xmlns:wpg="http://schemas.microsoft.com/office/word/2010/wordprocessingGroup" xmlns:wpi="http://schemas.microsoft.com/office/word/2010/wordprocessingInk" xmlns:wne="http://schemas.microsoft.com/office/word/2006/wordml" xmlns:wps="http://schemas.microsoft.com/office/word/2010/wordprocessingShape" mc:Ignorable="w14 w15 w16se w16cid w16 w16cex w16sdtdh w16sdtfl w16du wp14">
   <w:abstractNum w:abstractNumId="0" w15:restartNumberingAfterBreak="0">
-    <w:nsid w:val="763409B7"/>
+    <w:nsid w:val="409558E0"/>
     <w:multiLevelType w:val="hybridMultilevel"/>
-    <w:tmpl w:val="5E94B1E0"/>
-    <w:lvl w:ilvl="0" w:tplc="7EA26B70">
+    <w:tmpl w:val="120A4A46"/>
+    <w:lvl w:ilvl="0" w:tplc="D4F079B0">
       <w:start w:val="1"/>
       <w:numFmt w:val="bullet"/>
       <w:lvlText w:val="●"/>
@@ -48621,7 +49411,7 @@
         <w:ind w:left="720" w:hanging="360"/>
       </w:pPr>
     </w:lvl>
-    <w:lvl w:ilvl="1" w:tplc="344EEBB8">
+    <w:lvl w:ilvl="1" w:tplc="DC10CA64">
       <w:start w:val="1"/>
       <w:numFmt w:val="bullet"/>
       <w:lvlText w:val="○"/>
@@ -48630,7 +49420,7 @@
         <w:ind w:left="1440" w:hanging="360"/>
       </w:pPr>
     </w:lvl>
-    <w:lvl w:ilvl="2" w:tplc="8362EB3A">
+    <w:lvl w:ilvl="2" w:tplc="D354D996">
       <w:start w:val="1"/>
       <w:numFmt w:val="bullet"/>
       <w:lvlText w:val="■"/>
@@ -48639,7 +49429,7 @@
         <w:ind w:left="2160" w:hanging="360"/>
       </w:pPr>
     </w:lvl>
-    <w:lvl w:ilvl="3" w:tplc="D26033C4">
+    <w:lvl w:ilvl="3" w:tplc="1208371C">
       <w:start w:val="1"/>
       <w:numFmt w:val="bullet"/>
       <w:lvlText w:val="●"/>
@@ -48648,7 +49438,7 @@
         <w:ind w:left="2880" w:hanging="360"/>
       </w:pPr>
     </w:lvl>
-    <w:lvl w:ilvl="4" w:tplc="65D61AB0">
+    <w:lvl w:ilvl="4" w:tplc="A3A8068E">
       <w:start w:val="1"/>
       <w:numFmt w:val="bullet"/>
       <w:lvlText w:val="○"/>
@@ -48657,7 +49447,7 @@
         <w:ind w:left="3600" w:hanging="360"/>
       </w:pPr>
     </w:lvl>
-    <w:lvl w:ilvl="5" w:tplc="27624242">
+    <w:lvl w:ilvl="5" w:tplc="DB5AC27C">
       <w:start w:val="1"/>
       <w:numFmt w:val="bullet"/>
       <w:lvlText w:val="■"/>
@@ -48666,7 +49456,7 @@
         <w:ind w:left="4320" w:hanging="360"/>
       </w:pPr>
     </w:lvl>
-    <w:lvl w:ilvl="6" w:tplc="6E96FA18">
+    <w:lvl w:ilvl="6" w:tplc="BBB4A034">
       <w:start w:val="1"/>
       <w:numFmt w:val="bullet"/>
       <w:lvlText w:val="●"/>
@@ -48675,7 +49465,7 @@
         <w:ind w:left="5040" w:hanging="360"/>
       </w:pPr>
     </w:lvl>
-    <w:lvl w:ilvl="7" w:tplc="FD288506">
+    <w:lvl w:ilvl="7" w:tplc="7E46C194">
       <w:start w:val="1"/>
       <w:numFmt w:val="bullet"/>
       <w:lvlText w:val="●"/>
@@ -48684,7 +49474,7 @@
         <w:ind w:left="5760" w:hanging="360"/>
       </w:pPr>
     </w:lvl>
-    <w:lvl w:ilvl="8" w:tplc="9D1A5B6C">
+    <w:lvl w:ilvl="8" w:tplc="C2B0536C">
       <w:start w:val="1"/>
       <w:numFmt w:val="bullet"/>
       <w:lvlText w:val="●"/>
@@ -48694,7 +49484,7 @@
       </w:pPr>
     </w:lvl>
   </w:abstractNum>
-  <w:num w:numId="1" w16cid:durableId="1008680935">
+  <w:num w:numId="1" w16cid:durableId="724795093">
     <w:abstractNumId w:val="0"/>
     <w:lvlOverride w:ilvl="0">
       <w:startOverride w:val="1"/>
@@ -49317,7 +50107,7 @@
     <w:autoRedefine/>
     <w:uiPriority w:val="39"/>
     <w:unhideWhenUsed/>
-    <w:rsid w:val="00823FC0"/>
+    <w:rsid w:val="00E97657"/>
     <w:pPr>
       <w:spacing w:after="100"/>
     </w:pPr>
@@ -49329,7 +50119,7 @@
     <w:autoRedefine/>
     <w:uiPriority w:val="39"/>
     <w:unhideWhenUsed/>
-    <w:rsid w:val="00823FC0"/>
+    <w:rsid w:val="00E97657"/>
     <w:pPr>
       <w:spacing w:after="100"/>
       <w:ind w:left="240"/>
@@ -49342,7 +50132,7 @@
     <w:autoRedefine/>
     <w:uiPriority w:val="39"/>
     <w:unhideWhenUsed/>
-    <w:rsid w:val="00823FC0"/>
+    <w:rsid w:val="00E97657"/>
     <w:pPr>
       <w:spacing w:after="100"/>
       <w:ind w:left="480"/>
@@ -49355,7 +50145,7 @@
     <w:autoRedefine/>
     <w:uiPriority w:val="39"/>
     <w:unhideWhenUsed/>
-    <w:rsid w:val="00823FC0"/>
+    <w:rsid w:val="00E97657"/>
     <w:pPr>
       <w:spacing w:after="100" w:line="278" w:lineRule="auto"/>
       <w:ind w:left="720"/>
@@ -49374,7 +50164,7 @@
     <w:autoRedefine/>
     <w:uiPriority w:val="39"/>
     <w:unhideWhenUsed/>
-    <w:rsid w:val="00823FC0"/>
+    <w:rsid w:val="00E97657"/>
     <w:pPr>
       <w:spacing w:after="100" w:line="278" w:lineRule="auto"/>
       <w:ind w:left="960"/>
@@ -49393,7 +50183,7 @@
     <w:autoRedefine/>
     <w:uiPriority w:val="39"/>
     <w:unhideWhenUsed/>
-    <w:rsid w:val="00823FC0"/>
+    <w:rsid w:val="00E97657"/>
     <w:pPr>
       <w:spacing w:after="100" w:line="278" w:lineRule="auto"/>
       <w:ind w:left="1200"/>
@@ -49412,7 +50202,7 @@
     <w:autoRedefine/>
     <w:uiPriority w:val="39"/>
     <w:unhideWhenUsed/>
-    <w:rsid w:val="00823FC0"/>
+    <w:rsid w:val="00E97657"/>
     <w:pPr>
       <w:spacing w:after="100" w:line="278" w:lineRule="auto"/>
       <w:ind w:left="1440"/>
@@ -49431,7 +50221,7 @@
     <w:autoRedefine/>
     <w:uiPriority w:val="39"/>
     <w:unhideWhenUsed/>
-    <w:rsid w:val="00823FC0"/>
+    <w:rsid w:val="00E97657"/>
     <w:pPr>
       <w:spacing w:after="100" w:line="278" w:lineRule="auto"/>
       <w:ind w:left="1680"/>
@@ -49450,7 +50240,7 @@
     <w:autoRedefine/>
     <w:uiPriority w:val="39"/>
     <w:unhideWhenUsed/>
-    <w:rsid w:val="00823FC0"/>
+    <w:rsid w:val="00E97657"/>
     <w:pPr>
       <w:spacing w:after="100" w:line="278" w:lineRule="auto"/>
       <w:ind w:left="1920"/>
@@ -49468,7 +50258,7 @@
     <w:uiPriority w:val="99"/>
     <w:semiHidden/>
     <w:unhideWhenUsed/>
-    <w:rsid w:val="00823FC0"/>
+    <w:rsid w:val="00E97657"/>
     <w:rPr>
       <w:color w:val="605E5C"/>
       <w:shd w:val="clear" w:color="auto" w:fill="E1DFDD"/>

--- a/docs/entregas/semana-5/Caso 1 - Semana 5 - Informe final.docx
+++ b/docs/entregas/semana-5/Caso 1 - Semana 5 - Informe final.docx
@@ -147,7 +147,7 @@
     <w:sdt>
       <w:sdtPr>
         <w:alias w:val="Contenido"/>
-        <w:id w:val="-391496324"/>
+        <w:id w:val="1198048196"/>
       </w:sdtPr>
       <w:sdtEndPr/>
       <w:sdtContent>
@@ -174,7 +174,7 @@
           <w:r>
             <w:fldChar w:fldCharType="separate"/>
           </w:r>
-          <w:hyperlink w:anchor="_Toc240288479" w:history="1">
+          <w:hyperlink w:anchor="_Toc240292442" w:history="1">
             <w:r>
               <w:rPr>
                 <w:rStyle w:val="Hipervnculo"/>
@@ -198,7 +198,7 @@
               <w:rPr>
                 <w:noProof/>
               </w:rPr>
-              <w:instrText xml:space="preserve"> PAGEREF _Toc240288479 \h </w:instrText>
+              <w:instrText xml:space="preserve"> PAGEREF _Toc240292442 \h </w:instrText>
             </w:r>
             <w:r>
               <w:rPr>
@@ -215,7 +215,7 @@
               <w:rPr>
                 <w:noProof/>
               </w:rPr>
-              <w:t>7</w:t>
+              <w:t>8</w:t>
             </w:r>
             <w:r>
               <w:rPr>
@@ -239,7 +239,7 @@
               <w14:ligatures w14:val="standardContextual"/>
             </w:rPr>
           </w:pPr>
-          <w:hyperlink w:anchor="_Toc240288480" w:history="1">
+          <w:hyperlink w:anchor="_Toc240292443" w:history="1">
             <w:r>
               <w:rPr>
                 <w:rStyle w:val="Hipervnculo"/>
@@ -263,7 +263,7 @@
               <w:rPr>
                 <w:noProof/>
               </w:rPr>
-              <w:instrText xml:space="preserve"> PAGEREF _Toc240288480 \h </w:instrText>
+              <w:instrText xml:space="preserve"> PAGEREF _Toc240292443 \h </w:instrText>
             </w:r>
             <w:r>
               <w:rPr>
@@ -280,7 +280,7 @@
               <w:rPr>
                 <w:noProof/>
               </w:rPr>
-              <w:t>7</w:t>
+              <w:t>8</w:t>
             </w:r>
             <w:r>
               <w:rPr>
@@ -304,7 +304,7 @@
               <w14:ligatures w14:val="standardContextual"/>
             </w:rPr>
           </w:pPr>
-          <w:hyperlink w:anchor="_Toc240288481" w:history="1">
+          <w:hyperlink w:anchor="_Toc240292444" w:history="1">
             <w:r>
               <w:rPr>
                 <w:rStyle w:val="Hipervnculo"/>
@@ -328,7 +328,7 @@
               <w:rPr>
                 <w:noProof/>
               </w:rPr>
-              <w:instrText xml:space="preserve"> PAGEREF _Toc240288481 \h </w:instrText>
+              <w:instrText xml:space="preserve"> PAGEREF _Toc240292444 \h </w:instrText>
             </w:r>
             <w:r>
               <w:rPr>
@@ -345,7 +345,7 @@
               <w:rPr>
                 <w:noProof/>
               </w:rPr>
-              <w:t>8</w:t>
+              <w:t>9</w:t>
             </w:r>
             <w:r>
               <w:rPr>
@@ -369,7 +369,7 @@
               <w14:ligatures w14:val="standardContextual"/>
             </w:rPr>
           </w:pPr>
-          <w:hyperlink w:anchor="_Toc240288482" w:history="1">
+          <w:hyperlink w:anchor="_Toc240292445" w:history="1">
             <w:r>
               <w:rPr>
                 <w:rStyle w:val="Hipervnculo"/>
@@ -393,7 +393,7 @@
               <w:rPr>
                 <w:noProof/>
               </w:rPr>
-              <w:instrText xml:space="preserve"> PAGEREF _Toc240288482 \h </w:instrText>
+              <w:instrText xml:space="preserve"> PAGEREF _Toc240292445 \h </w:instrText>
             </w:r>
             <w:r>
               <w:rPr>
@@ -410,7 +410,7 @@
               <w:rPr>
                 <w:noProof/>
               </w:rPr>
-              <w:t>9</w:t>
+              <w:t>10</w:t>
             </w:r>
             <w:r>
               <w:rPr>
@@ -434,7 +434,7 @@
               <w14:ligatures w14:val="standardContextual"/>
             </w:rPr>
           </w:pPr>
-          <w:hyperlink w:anchor="_Toc240288483" w:history="1">
+          <w:hyperlink w:anchor="_Toc240292446" w:history="1">
             <w:r>
               <w:rPr>
                 <w:rStyle w:val="Hipervnculo"/>
@@ -458,7 +458,7 @@
               <w:rPr>
                 <w:noProof/>
               </w:rPr>
-              <w:instrText xml:space="preserve"> PAGEREF _Toc240288483 \h </w:instrText>
+              <w:instrText xml:space="preserve"> PAGEREF _Toc240292446 \h </w:instrText>
             </w:r>
             <w:r>
               <w:rPr>
@@ -475,7 +475,7 @@
               <w:rPr>
                 <w:noProof/>
               </w:rPr>
-              <w:t>10</w:t>
+              <w:t>11</w:t>
             </w:r>
             <w:r>
               <w:rPr>
@@ -499,7 +499,7 @@
               <w14:ligatures w14:val="standardContextual"/>
             </w:rPr>
           </w:pPr>
-          <w:hyperlink w:anchor="_Toc240288484" w:history="1">
+          <w:hyperlink w:anchor="_Toc240292447" w:history="1">
             <w:r>
               <w:rPr>
                 <w:rStyle w:val="Hipervnculo"/>
@@ -523,7 +523,7 @@
               <w:rPr>
                 <w:noProof/>
               </w:rPr>
-              <w:instrText xml:space="preserve"> PAGEREF _Toc240288484 \h </w:instrText>
+              <w:instrText xml:space="preserve"> PAGEREF _Toc240292447 \h </w:instrText>
             </w:r>
             <w:r>
               <w:rPr>
@@ -540,7 +540,7 @@
               <w:rPr>
                 <w:noProof/>
               </w:rPr>
-              <w:t>11</w:t>
+              <w:t>12</w:t>
             </w:r>
             <w:r>
               <w:rPr>
@@ -564,7 +564,7 @@
               <w14:ligatures w14:val="standardContextual"/>
             </w:rPr>
           </w:pPr>
-          <w:hyperlink w:anchor="_Toc240288485" w:history="1">
+          <w:hyperlink w:anchor="_Toc240292448" w:history="1">
             <w:r>
               <w:rPr>
                 <w:rStyle w:val="Hipervnculo"/>
@@ -588,7 +588,7 @@
               <w:rPr>
                 <w:noProof/>
               </w:rPr>
-              <w:instrText xml:space="preserve"> PAGEREF _Toc240288485 \h </w:instrText>
+              <w:instrText xml:space="preserve"> PAGEREF _Toc240292448 \h </w:instrText>
             </w:r>
             <w:r>
               <w:rPr>
@@ -605,7 +605,7 @@
               <w:rPr>
                 <w:noProof/>
               </w:rPr>
-              <w:t>12</w:t>
+              <w:t>13</w:t>
             </w:r>
             <w:r>
               <w:rPr>
@@ -629,7 +629,7 @@
               <w14:ligatures w14:val="standardContextual"/>
             </w:rPr>
           </w:pPr>
-          <w:hyperlink w:anchor="_Toc240288486" w:history="1">
+          <w:hyperlink w:anchor="_Toc240292449" w:history="1">
             <w:r>
               <w:rPr>
                 <w:rStyle w:val="Hipervnculo"/>
@@ -653,7 +653,7 @@
               <w:rPr>
                 <w:noProof/>
               </w:rPr>
-              <w:instrText xml:space="preserve"> PAGEREF _Toc240288486 \h </w:instrText>
+              <w:instrText xml:space="preserve"> PAGEREF _Toc240292449 \h </w:instrText>
             </w:r>
             <w:r>
               <w:rPr>
@@ -670,7 +670,7 @@
               <w:rPr>
                 <w:noProof/>
               </w:rPr>
-              <w:t>12</w:t>
+              <w:t>13</w:t>
             </w:r>
             <w:r>
               <w:rPr>
@@ -694,7 +694,7 @@
               <w14:ligatures w14:val="standardContextual"/>
             </w:rPr>
           </w:pPr>
-          <w:hyperlink w:anchor="_Toc240288487" w:history="1">
+          <w:hyperlink w:anchor="_Toc240292450" w:history="1">
             <w:r>
               <w:rPr>
                 <w:rStyle w:val="Hipervnculo"/>
@@ -718,7 +718,7 @@
               <w:rPr>
                 <w:noProof/>
               </w:rPr>
-              <w:instrText xml:space="preserve"> PAGEREF _Toc240288487 \h </w:instrText>
+              <w:instrText xml:space="preserve"> PAGEREF _Toc240292450 \h </w:instrText>
             </w:r>
             <w:r>
               <w:rPr>
@@ -735,7 +735,7 @@
               <w:rPr>
                 <w:noProof/>
               </w:rPr>
-              <w:t>13</w:t>
+              <w:t>14</w:t>
             </w:r>
             <w:r>
               <w:rPr>
@@ -759,7 +759,7 @@
               <w14:ligatures w14:val="standardContextual"/>
             </w:rPr>
           </w:pPr>
-          <w:hyperlink w:anchor="_Toc240288488" w:history="1">
+          <w:hyperlink w:anchor="_Toc240292451" w:history="1">
             <w:r>
               <w:rPr>
                 <w:rStyle w:val="Hipervnculo"/>
@@ -783,7 +783,7 @@
               <w:rPr>
                 <w:noProof/>
               </w:rPr>
-              <w:instrText xml:space="preserve"> PAGEREF _Toc240288488 \h </w:instrText>
+              <w:instrText xml:space="preserve"> PAGEREF _Toc240292451 \h </w:instrText>
             </w:r>
             <w:r>
               <w:rPr>
@@ -800,7 +800,7 @@
               <w:rPr>
                 <w:noProof/>
               </w:rPr>
-              <w:t>14</w:t>
+              <w:t>15</w:t>
             </w:r>
             <w:r>
               <w:rPr>
@@ -824,7 +824,7 @@
               <w14:ligatures w14:val="standardContextual"/>
             </w:rPr>
           </w:pPr>
-          <w:hyperlink w:anchor="_Toc240288489" w:history="1">
+          <w:hyperlink w:anchor="_Toc240292452" w:history="1">
             <w:r>
               <w:rPr>
                 <w:rStyle w:val="Hipervnculo"/>
@@ -848,7 +848,7 @@
               <w:rPr>
                 <w:noProof/>
               </w:rPr>
-              <w:instrText xml:space="preserve"> PAGEREF _Toc240288489 \h </w:instrText>
+              <w:instrText xml:space="preserve"> PAGEREF _Toc240292452 \h </w:instrText>
             </w:r>
             <w:r>
               <w:rPr>
@@ -865,7 +865,7 @@
               <w:rPr>
                 <w:noProof/>
               </w:rPr>
-              <w:t>15</w:t>
+              <w:t>16</w:t>
             </w:r>
             <w:r>
               <w:rPr>
@@ -889,7 +889,7 @@
               <w14:ligatures w14:val="standardContextual"/>
             </w:rPr>
           </w:pPr>
-          <w:hyperlink w:anchor="_Toc240288490" w:history="1">
+          <w:hyperlink w:anchor="_Toc240292453" w:history="1">
             <w:r>
               <w:rPr>
                 <w:rStyle w:val="Hipervnculo"/>
@@ -913,7 +913,7 @@
               <w:rPr>
                 <w:noProof/>
               </w:rPr>
-              <w:instrText xml:space="preserve"> PAGEREF _Toc240288490 \h </w:instrText>
+              <w:instrText xml:space="preserve"> PAGEREF _Toc240292453 \h </w:instrText>
             </w:r>
             <w:r>
               <w:rPr>
@@ -930,7 +930,7 @@
               <w:rPr>
                 <w:noProof/>
               </w:rPr>
-              <w:t>16</w:t>
+              <w:t>17</w:t>
             </w:r>
             <w:r>
               <w:rPr>
@@ -954,7 +954,7 @@
               <w14:ligatures w14:val="standardContextual"/>
             </w:rPr>
           </w:pPr>
-          <w:hyperlink w:anchor="_Toc240288491" w:history="1">
+          <w:hyperlink w:anchor="_Toc240292454" w:history="1">
             <w:r>
               <w:rPr>
                 <w:rStyle w:val="Hipervnculo"/>
@@ -978,7 +978,7 @@
               <w:rPr>
                 <w:noProof/>
               </w:rPr>
-              <w:instrText xml:space="preserve"> PAGEREF _Toc240288491 \h </w:instrText>
+              <w:instrText xml:space="preserve"> PAGEREF _Toc240292454 \h </w:instrText>
             </w:r>
             <w:r>
               <w:rPr>
@@ -995,7 +995,7 @@
               <w:rPr>
                 <w:noProof/>
               </w:rPr>
-              <w:t>17</w:t>
+              <w:t>18</w:t>
             </w:r>
             <w:r>
               <w:rPr>
@@ -1019,7 +1019,7 @@
               <w14:ligatures w14:val="standardContextual"/>
             </w:rPr>
           </w:pPr>
-          <w:hyperlink w:anchor="_Toc240288492" w:history="1">
+          <w:hyperlink w:anchor="_Toc240292455" w:history="1">
             <w:r>
               <w:rPr>
                 <w:rStyle w:val="Hipervnculo"/>
@@ -1043,7 +1043,7 @@
               <w:rPr>
                 <w:noProof/>
               </w:rPr>
-              <w:instrText xml:space="preserve"> PAGEREF _Toc240288492 \h </w:instrText>
+              <w:instrText xml:space="preserve"> PAGEREF _Toc240292455 \h </w:instrText>
             </w:r>
             <w:r>
               <w:rPr>
@@ -1060,7 +1060,7 @@
               <w:rPr>
                 <w:noProof/>
               </w:rPr>
-              <w:t>18</w:t>
+              <w:t>19</w:t>
             </w:r>
             <w:r>
               <w:rPr>
@@ -1084,7 +1084,7 @@
               <w14:ligatures w14:val="standardContextual"/>
             </w:rPr>
           </w:pPr>
-          <w:hyperlink w:anchor="_Toc240288493" w:history="1">
+          <w:hyperlink w:anchor="_Toc240292456" w:history="1">
             <w:r>
               <w:rPr>
                 <w:rStyle w:val="Hipervnculo"/>
@@ -1108,7 +1108,7 @@
               <w:rPr>
                 <w:noProof/>
               </w:rPr>
-              <w:instrText xml:space="preserve"> PAGEREF _Toc240288493 \h </w:instrText>
+              <w:instrText xml:space="preserve"> PAGEREF _Toc240292456 \h </w:instrText>
             </w:r>
             <w:r>
               <w:rPr>
@@ -1125,7 +1125,7 @@
               <w:rPr>
                 <w:noProof/>
               </w:rPr>
-              <w:t>19</w:t>
+              <w:t>20</w:t>
             </w:r>
             <w:r>
               <w:rPr>
@@ -1149,7 +1149,7 @@
               <w14:ligatures w14:val="standardContextual"/>
             </w:rPr>
           </w:pPr>
-          <w:hyperlink w:anchor="_Toc240288494" w:history="1">
+          <w:hyperlink w:anchor="_Toc240292457" w:history="1">
             <w:r>
               <w:rPr>
                 <w:rStyle w:val="Hipervnculo"/>
@@ -1173,7 +1173,7 @@
               <w:rPr>
                 <w:noProof/>
               </w:rPr>
-              <w:instrText xml:space="preserve"> PAGEREF _Toc240288494 \h </w:instrText>
+              <w:instrText xml:space="preserve"> PAGEREF _Toc240292457 \h </w:instrText>
             </w:r>
             <w:r>
               <w:rPr>
@@ -1190,7 +1190,7 @@
               <w:rPr>
                 <w:noProof/>
               </w:rPr>
-              <w:t>20</w:t>
+              <w:t>21</w:t>
             </w:r>
             <w:r>
               <w:rPr>
@@ -1214,7 +1214,7 @@
               <w14:ligatures w14:val="standardContextual"/>
             </w:rPr>
           </w:pPr>
-          <w:hyperlink w:anchor="_Toc240288495" w:history="1">
+          <w:hyperlink w:anchor="_Toc240292458" w:history="1">
             <w:r>
               <w:rPr>
                 <w:rStyle w:val="Hipervnculo"/>
@@ -1238,7 +1238,7 @@
               <w:rPr>
                 <w:noProof/>
               </w:rPr>
-              <w:instrText xml:space="preserve"> PAGEREF _Toc240288495 \h </w:instrText>
+              <w:instrText xml:space="preserve"> PAGEREF _Toc240292458 \h </w:instrText>
             </w:r>
             <w:r>
               <w:rPr>
@@ -1255,7 +1255,7 @@
               <w:rPr>
                 <w:noProof/>
               </w:rPr>
-              <w:t>20</w:t>
+              <w:t>21</w:t>
             </w:r>
             <w:r>
               <w:rPr>
@@ -1279,7 +1279,7 @@
               <w14:ligatures w14:val="standardContextual"/>
             </w:rPr>
           </w:pPr>
-          <w:hyperlink w:anchor="_Toc240288496" w:history="1">
+          <w:hyperlink w:anchor="_Toc240292459" w:history="1">
             <w:r>
               <w:rPr>
                 <w:rStyle w:val="Hipervnculo"/>
@@ -1303,7 +1303,7 @@
               <w:rPr>
                 <w:noProof/>
               </w:rPr>
-              <w:instrText xml:space="preserve"> PAGEREF _Toc240288496 \h </w:instrText>
+              <w:instrText xml:space="preserve"> PAGEREF _Toc240292459 \h </w:instrText>
             </w:r>
             <w:r>
               <w:rPr>
@@ -1320,7 +1320,7 @@
               <w:rPr>
                 <w:noProof/>
               </w:rPr>
-              <w:t>21</w:t>
+              <w:t>22</w:t>
             </w:r>
             <w:r>
               <w:rPr>
@@ -1344,7 +1344,7 @@
               <w14:ligatures w14:val="standardContextual"/>
             </w:rPr>
           </w:pPr>
-          <w:hyperlink w:anchor="_Toc240288497" w:history="1">
+          <w:hyperlink w:anchor="_Toc240292460" w:history="1">
             <w:r>
               <w:rPr>
                 <w:rStyle w:val="Hipervnculo"/>
@@ -1368,7 +1368,7 @@
               <w:rPr>
                 <w:noProof/>
               </w:rPr>
-              <w:instrText xml:space="preserve"> PAGEREF _Toc240288497 \h </w:instrText>
+              <w:instrText xml:space="preserve"> PAGEREF _Toc240292460 \h </w:instrText>
             </w:r>
             <w:r>
               <w:rPr>
@@ -1385,7 +1385,7 @@
               <w:rPr>
                 <w:noProof/>
               </w:rPr>
-              <w:t>23</w:t>
+              <w:t>24</w:t>
             </w:r>
             <w:r>
               <w:rPr>
@@ -1409,7 +1409,7 @@
               <w14:ligatures w14:val="standardContextual"/>
             </w:rPr>
           </w:pPr>
-          <w:hyperlink w:anchor="_Toc240288498" w:history="1">
+          <w:hyperlink w:anchor="_Toc240292461" w:history="1">
             <w:r>
               <w:rPr>
                 <w:rStyle w:val="Hipervnculo"/>
@@ -1433,7 +1433,7 @@
               <w:rPr>
                 <w:noProof/>
               </w:rPr>
-              <w:instrText xml:space="preserve"> PAGEREF _Toc240288498 \h </w:instrText>
+              <w:instrText xml:space="preserve"> PAGEREF _Toc240292461 \h </w:instrText>
             </w:r>
             <w:r>
               <w:rPr>
@@ -1450,7 +1450,7 @@
               <w:rPr>
                 <w:noProof/>
               </w:rPr>
-              <w:t>23</w:t>
+              <w:t>24</w:t>
             </w:r>
             <w:r>
               <w:rPr>
@@ -1474,7 +1474,7 @@
               <w14:ligatures w14:val="standardContextual"/>
             </w:rPr>
           </w:pPr>
-          <w:hyperlink w:anchor="_Toc240288499" w:history="1">
+          <w:hyperlink w:anchor="_Toc240292462" w:history="1">
             <w:r>
               <w:rPr>
                 <w:rStyle w:val="Hipervnculo"/>
@@ -1498,7 +1498,7 @@
               <w:rPr>
                 <w:noProof/>
               </w:rPr>
-              <w:instrText xml:space="preserve"> PAGEREF _Toc240288499 \h </w:instrText>
+              <w:instrText xml:space="preserve"> PAGEREF _Toc240292462 \h </w:instrText>
             </w:r>
             <w:r>
               <w:rPr>
@@ -1515,7 +1515,7 @@
               <w:rPr>
                 <w:noProof/>
               </w:rPr>
-              <w:t>24</w:t>
+              <w:t>25</w:t>
             </w:r>
             <w:r>
               <w:rPr>
@@ -1539,7 +1539,7 @@
               <w14:ligatures w14:val="standardContextual"/>
             </w:rPr>
           </w:pPr>
-          <w:hyperlink w:anchor="_Toc240288500" w:history="1">
+          <w:hyperlink w:anchor="_Toc240292463" w:history="1">
             <w:r>
               <w:rPr>
                 <w:rStyle w:val="Hipervnculo"/>
@@ -1563,7 +1563,7 @@
               <w:rPr>
                 <w:noProof/>
               </w:rPr>
-              <w:instrText xml:space="preserve"> PAGEREF _Toc240288500 \h </w:instrText>
+              <w:instrText xml:space="preserve"> PAGEREF _Toc240292463 \h </w:instrText>
             </w:r>
             <w:r>
               <w:rPr>
@@ -1580,7 +1580,7 @@
               <w:rPr>
                 <w:noProof/>
               </w:rPr>
-              <w:t>25</w:t>
+              <w:t>26</w:t>
             </w:r>
             <w:r>
               <w:rPr>
@@ -1604,7 +1604,7 @@
               <w14:ligatures w14:val="standardContextual"/>
             </w:rPr>
           </w:pPr>
-          <w:hyperlink w:anchor="_Toc240288501" w:history="1">
+          <w:hyperlink w:anchor="_Toc240292464" w:history="1">
             <w:r>
               <w:rPr>
                 <w:rStyle w:val="Hipervnculo"/>
@@ -1628,7 +1628,7 @@
               <w:rPr>
                 <w:noProof/>
               </w:rPr>
-              <w:instrText xml:space="preserve"> PAGEREF _Toc240288501 \h </w:instrText>
+              <w:instrText xml:space="preserve"> PAGEREF _Toc240292464 \h </w:instrText>
             </w:r>
             <w:r>
               <w:rPr>
@@ -1645,7 +1645,7 @@
               <w:rPr>
                 <w:noProof/>
               </w:rPr>
-              <w:t>25</w:t>
+              <w:t>26</w:t>
             </w:r>
             <w:r>
               <w:rPr>
@@ -1669,7 +1669,7 @@
               <w14:ligatures w14:val="standardContextual"/>
             </w:rPr>
           </w:pPr>
-          <w:hyperlink w:anchor="_Toc240288502" w:history="1">
+          <w:hyperlink w:anchor="_Toc240292465" w:history="1">
             <w:r>
               <w:rPr>
                 <w:rStyle w:val="Hipervnculo"/>
@@ -1693,7 +1693,7 @@
               <w:rPr>
                 <w:noProof/>
               </w:rPr>
-              <w:instrText xml:space="preserve"> PAGEREF _Toc240288502 \h </w:instrText>
+              <w:instrText xml:space="preserve"> PAGEREF _Toc240292465 \h </w:instrText>
             </w:r>
             <w:r>
               <w:rPr>
@@ -1710,7 +1710,7 @@
               <w:rPr>
                 <w:noProof/>
               </w:rPr>
-              <w:t>26</w:t>
+              <w:t>27</w:t>
             </w:r>
             <w:r>
               <w:rPr>
@@ -1734,7 +1734,7 @@
               <w14:ligatures w14:val="standardContextual"/>
             </w:rPr>
           </w:pPr>
-          <w:hyperlink w:anchor="_Toc240288503" w:history="1">
+          <w:hyperlink w:anchor="_Toc240292466" w:history="1">
             <w:r>
               <w:rPr>
                 <w:rStyle w:val="Hipervnculo"/>
@@ -1758,7 +1758,7 @@
               <w:rPr>
                 <w:noProof/>
               </w:rPr>
-              <w:instrText xml:space="preserve"> PAGEREF _Toc240288503 \h </w:instrText>
+              <w:instrText xml:space="preserve"> PAGEREF _Toc240292466 \h </w:instrText>
             </w:r>
             <w:r>
               <w:rPr>
@@ -1775,7 +1775,7 @@
               <w:rPr>
                 <w:noProof/>
               </w:rPr>
-              <w:t>26</w:t>
+              <w:t>27</w:t>
             </w:r>
             <w:r>
               <w:rPr>
@@ -1799,7 +1799,7 @@
               <w14:ligatures w14:val="standardContextual"/>
             </w:rPr>
           </w:pPr>
-          <w:hyperlink w:anchor="_Toc240288504" w:history="1">
+          <w:hyperlink w:anchor="_Toc240292467" w:history="1">
             <w:r>
               <w:rPr>
                 <w:rStyle w:val="Hipervnculo"/>
@@ -1823,7 +1823,7 @@
               <w:rPr>
                 <w:noProof/>
               </w:rPr>
-              <w:instrText xml:space="preserve"> PAGEREF _Toc240288504 \h </w:instrText>
+              <w:instrText xml:space="preserve"> PAGEREF _Toc240292467 \h </w:instrText>
             </w:r>
             <w:r>
               <w:rPr>
@@ -1840,7 +1840,7 @@
               <w:rPr>
                 <w:noProof/>
               </w:rPr>
-              <w:t>27</w:t>
+              <w:t>28</w:t>
             </w:r>
             <w:r>
               <w:rPr>
@@ -1864,7 +1864,7 @@
               <w14:ligatures w14:val="standardContextual"/>
             </w:rPr>
           </w:pPr>
-          <w:hyperlink w:anchor="_Toc240288505" w:history="1">
+          <w:hyperlink w:anchor="_Toc240292468" w:history="1">
             <w:r>
               <w:rPr>
                 <w:rStyle w:val="Hipervnculo"/>
@@ -1888,7 +1888,7 @@
               <w:rPr>
                 <w:noProof/>
               </w:rPr>
-              <w:instrText xml:space="preserve"> PAGEREF _Toc240288505 \h </w:instrText>
+              <w:instrText xml:space="preserve"> PAGEREF _Toc240292468 \h </w:instrText>
             </w:r>
             <w:r>
               <w:rPr>
@@ -1905,7 +1905,7 @@
               <w:rPr>
                 <w:noProof/>
               </w:rPr>
-              <w:t>27</w:t>
+              <w:t>28</w:t>
             </w:r>
             <w:r>
               <w:rPr>
@@ -1929,7 +1929,7 @@
               <w14:ligatures w14:val="standardContextual"/>
             </w:rPr>
           </w:pPr>
-          <w:hyperlink w:anchor="_Toc240288506" w:history="1">
+          <w:hyperlink w:anchor="_Toc240292469" w:history="1">
             <w:r>
               <w:rPr>
                 <w:rStyle w:val="Hipervnculo"/>
@@ -1953,7 +1953,7 @@
               <w:rPr>
                 <w:noProof/>
               </w:rPr>
-              <w:instrText xml:space="preserve"> PAGEREF _Toc240288506 \h </w:instrText>
+              <w:instrText xml:space="preserve"> PAGEREF _Toc240292469 \h </w:instrText>
             </w:r>
             <w:r>
               <w:rPr>
@@ -1970,7 +1970,7 @@
               <w:rPr>
                 <w:noProof/>
               </w:rPr>
-              <w:t>27</w:t>
+              <w:t>28</w:t>
             </w:r>
             <w:r>
               <w:rPr>
@@ -1994,7 +1994,7 @@
               <w14:ligatures w14:val="standardContextual"/>
             </w:rPr>
           </w:pPr>
-          <w:hyperlink w:anchor="_Toc240288507" w:history="1">
+          <w:hyperlink w:anchor="_Toc240292470" w:history="1">
             <w:r>
               <w:rPr>
                 <w:rStyle w:val="Hipervnculo"/>
@@ -2018,7 +2018,7 @@
               <w:rPr>
                 <w:noProof/>
               </w:rPr>
-              <w:instrText xml:space="preserve"> PAGEREF _Toc240288507 \h </w:instrText>
+              <w:instrText xml:space="preserve"> PAGEREF _Toc240292470 \h </w:instrText>
             </w:r>
             <w:r>
               <w:rPr>
@@ -2035,7 +2035,7 @@
               <w:rPr>
                 <w:noProof/>
               </w:rPr>
-              <w:t>28</w:t>
+              <w:t>29</w:t>
             </w:r>
             <w:r>
               <w:rPr>
@@ -2059,7 +2059,7 @@
               <w14:ligatures w14:val="standardContextual"/>
             </w:rPr>
           </w:pPr>
-          <w:hyperlink w:anchor="_Toc240288508" w:history="1">
+          <w:hyperlink w:anchor="_Toc240292471" w:history="1">
             <w:r>
               <w:rPr>
                 <w:rStyle w:val="Hipervnculo"/>
@@ -2083,7 +2083,7 @@
               <w:rPr>
                 <w:noProof/>
               </w:rPr>
-              <w:instrText xml:space="preserve"> PAGEREF _Toc240288508 \h </w:instrText>
+              <w:instrText xml:space="preserve"> PAGEREF _Toc240292471 \h </w:instrText>
             </w:r>
             <w:r>
               <w:rPr>
@@ -2100,7 +2100,7 @@
               <w:rPr>
                 <w:noProof/>
               </w:rPr>
-              <w:t>28</w:t>
+              <w:t>29</w:t>
             </w:r>
             <w:r>
               <w:rPr>
@@ -2124,7 +2124,7 @@
               <w14:ligatures w14:val="standardContextual"/>
             </w:rPr>
           </w:pPr>
-          <w:hyperlink w:anchor="_Toc240288509" w:history="1">
+          <w:hyperlink w:anchor="_Toc240292472" w:history="1">
             <w:r>
               <w:rPr>
                 <w:rStyle w:val="Hipervnculo"/>
@@ -2148,7 +2148,7 @@
               <w:rPr>
                 <w:noProof/>
               </w:rPr>
-              <w:instrText xml:space="preserve"> PAGEREF _Toc240288509 \h </w:instrText>
+              <w:instrText xml:space="preserve"> PAGEREF _Toc240292472 \h </w:instrText>
             </w:r>
             <w:r>
               <w:rPr>
@@ -2165,7 +2165,7 @@
               <w:rPr>
                 <w:noProof/>
               </w:rPr>
-              <w:t>29</w:t>
+              <w:t>30</w:t>
             </w:r>
             <w:r>
               <w:rPr>
@@ -2189,7 +2189,7 @@
               <w14:ligatures w14:val="standardContextual"/>
             </w:rPr>
           </w:pPr>
-          <w:hyperlink w:anchor="_Toc240288510" w:history="1">
+          <w:hyperlink w:anchor="_Toc240292473" w:history="1">
             <w:r>
               <w:rPr>
                 <w:rStyle w:val="Hipervnculo"/>
@@ -2213,7 +2213,7 @@
               <w:rPr>
                 <w:noProof/>
               </w:rPr>
-              <w:instrText xml:space="preserve"> PAGEREF _Toc240288510 \h </w:instrText>
+              <w:instrText xml:space="preserve"> PAGEREF _Toc240292473 \h </w:instrText>
             </w:r>
             <w:r>
               <w:rPr>
@@ -2230,7 +2230,7 @@
               <w:rPr>
                 <w:noProof/>
               </w:rPr>
-              <w:t>30</w:t>
+              <w:t>31</w:t>
             </w:r>
             <w:r>
               <w:rPr>
@@ -2254,7 +2254,7 @@
               <w14:ligatures w14:val="standardContextual"/>
             </w:rPr>
           </w:pPr>
-          <w:hyperlink w:anchor="_Toc240288511" w:history="1">
+          <w:hyperlink w:anchor="_Toc240292474" w:history="1">
             <w:r>
               <w:rPr>
                 <w:rStyle w:val="Hipervnculo"/>
@@ -2278,7 +2278,7 @@
               <w:rPr>
                 <w:noProof/>
               </w:rPr>
-              <w:instrText xml:space="preserve"> PAGEREF _Toc240288511 \h </w:instrText>
+              <w:instrText xml:space="preserve"> PAGEREF _Toc240292474 \h </w:instrText>
             </w:r>
             <w:r>
               <w:rPr>
@@ -2295,7 +2295,7 @@
               <w:rPr>
                 <w:noProof/>
               </w:rPr>
-              <w:t>30</w:t>
+              <w:t>31</w:t>
             </w:r>
             <w:r>
               <w:rPr>
@@ -2319,7 +2319,7 @@
               <w14:ligatures w14:val="standardContextual"/>
             </w:rPr>
           </w:pPr>
-          <w:hyperlink w:anchor="_Toc240288512" w:history="1">
+          <w:hyperlink w:anchor="_Toc240292475" w:history="1">
             <w:r>
               <w:rPr>
                 <w:rStyle w:val="Hipervnculo"/>
@@ -2343,7 +2343,7 @@
               <w:rPr>
                 <w:noProof/>
               </w:rPr>
-              <w:instrText xml:space="preserve"> PAGEREF _Toc240288512 \h </w:instrText>
+              <w:instrText xml:space="preserve"> PAGEREF _Toc240292475 \h </w:instrText>
             </w:r>
             <w:r>
               <w:rPr>
@@ -2360,7 +2360,7 @@
               <w:rPr>
                 <w:noProof/>
               </w:rPr>
-              <w:t>32</w:t>
+              <w:t>33</w:t>
             </w:r>
             <w:r>
               <w:rPr>
@@ -2384,7 +2384,7 @@
               <w14:ligatures w14:val="standardContextual"/>
             </w:rPr>
           </w:pPr>
-          <w:hyperlink w:anchor="_Toc240288513" w:history="1">
+          <w:hyperlink w:anchor="_Toc240292476" w:history="1">
             <w:r>
               <w:rPr>
                 <w:rStyle w:val="Hipervnculo"/>
@@ -2408,7 +2408,7 @@
               <w:rPr>
                 <w:noProof/>
               </w:rPr>
-              <w:instrText xml:space="preserve"> PAGEREF _Toc240288513 \h </w:instrText>
+              <w:instrText xml:space="preserve"> PAGEREF _Toc240292476 \h </w:instrText>
             </w:r>
             <w:r>
               <w:rPr>
@@ -2425,7 +2425,7 @@
               <w:rPr>
                 <w:noProof/>
               </w:rPr>
-              <w:t>33</w:t>
+              <w:t>34</w:t>
             </w:r>
             <w:r>
               <w:rPr>
@@ -2449,7 +2449,7 @@
               <w14:ligatures w14:val="standardContextual"/>
             </w:rPr>
           </w:pPr>
-          <w:hyperlink w:anchor="_Toc240288514" w:history="1">
+          <w:hyperlink w:anchor="_Toc240292477" w:history="1">
             <w:r>
               <w:rPr>
                 <w:rStyle w:val="Hipervnculo"/>
@@ -2473,7 +2473,7 @@
               <w:rPr>
                 <w:noProof/>
               </w:rPr>
-              <w:instrText xml:space="preserve"> PAGEREF _Toc240288514 \h </w:instrText>
+              <w:instrText xml:space="preserve"> PAGEREF _Toc240292477 \h </w:instrText>
             </w:r>
             <w:r>
               <w:rPr>
@@ -2490,7 +2490,7 @@
               <w:rPr>
                 <w:noProof/>
               </w:rPr>
-              <w:t>33</w:t>
+              <w:t>34</w:t>
             </w:r>
             <w:r>
               <w:rPr>
@@ -2514,7 +2514,7 @@
               <w14:ligatures w14:val="standardContextual"/>
             </w:rPr>
           </w:pPr>
-          <w:hyperlink w:anchor="_Toc240288515" w:history="1">
+          <w:hyperlink w:anchor="_Toc240292478" w:history="1">
             <w:r>
               <w:rPr>
                 <w:rStyle w:val="Hipervnculo"/>
@@ -2538,7 +2538,7 @@
               <w:rPr>
                 <w:noProof/>
               </w:rPr>
-              <w:instrText xml:space="preserve"> PAGEREF _Toc240288515 \h </w:instrText>
+              <w:instrText xml:space="preserve"> PAGEREF _Toc240292478 \h </w:instrText>
             </w:r>
             <w:r>
               <w:rPr>
@@ -2555,7 +2555,7 @@
               <w:rPr>
                 <w:noProof/>
               </w:rPr>
-              <w:t>33</w:t>
+              <w:t>34</w:t>
             </w:r>
             <w:r>
               <w:rPr>
@@ -2579,7 +2579,7 @@
               <w14:ligatures w14:val="standardContextual"/>
             </w:rPr>
           </w:pPr>
-          <w:hyperlink w:anchor="_Toc240288516" w:history="1">
+          <w:hyperlink w:anchor="_Toc240292479" w:history="1">
             <w:r>
               <w:rPr>
                 <w:rStyle w:val="Hipervnculo"/>
@@ -2603,7 +2603,7 @@
               <w:rPr>
                 <w:noProof/>
               </w:rPr>
-              <w:instrText xml:space="preserve"> PAGEREF _Toc240288516 \h </w:instrText>
+              <w:instrText xml:space="preserve"> PAGEREF _Toc240292479 \h </w:instrText>
             </w:r>
             <w:r>
               <w:rPr>
@@ -2620,7 +2620,7 @@
               <w:rPr>
                 <w:noProof/>
               </w:rPr>
-              <w:t>33</w:t>
+              <w:t>34</w:t>
             </w:r>
             <w:r>
               <w:rPr>
@@ -2644,7 +2644,7 @@
               <w14:ligatures w14:val="standardContextual"/>
             </w:rPr>
           </w:pPr>
-          <w:hyperlink w:anchor="_Toc240288517" w:history="1">
+          <w:hyperlink w:anchor="_Toc240292480" w:history="1">
             <w:r>
               <w:rPr>
                 <w:rStyle w:val="Hipervnculo"/>
@@ -2668,7 +2668,7 @@
               <w:rPr>
                 <w:noProof/>
               </w:rPr>
-              <w:instrText xml:space="preserve"> PAGEREF _Toc240288517 \h </w:instrText>
+              <w:instrText xml:space="preserve"> PAGEREF _Toc240292480 \h </w:instrText>
             </w:r>
             <w:r>
               <w:rPr>
@@ -2685,7 +2685,7 @@
               <w:rPr>
                 <w:noProof/>
               </w:rPr>
-              <w:t>34</w:t>
+              <w:t>35</w:t>
             </w:r>
             <w:r>
               <w:rPr>
@@ -2709,7 +2709,7 @@
               <w14:ligatures w14:val="standardContextual"/>
             </w:rPr>
           </w:pPr>
-          <w:hyperlink w:anchor="_Toc240288518" w:history="1">
+          <w:hyperlink w:anchor="_Toc240292481" w:history="1">
             <w:r>
               <w:rPr>
                 <w:rStyle w:val="Hipervnculo"/>
@@ -2733,7 +2733,7 @@
               <w:rPr>
                 <w:noProof/>
               </w:rPr>
-              <w:instrText xml:space="preserve"> PAGEREF _Toc240288518 \h </w:instrText>
+              <w:instrText xml:space="preserve"> PAGEREF _Toc240292481 \h </w:instrText>
             </w:r>
             <w:r>
               <w:rPr>
@@ -2750,7 +2750,7 @@
               <w:rPr>
                 <w:noProof/>
               </w:rPr>
-              <w:t>35</w:t>
+              <w:t>36</w:t>
             </w:r>
             <w:r>
               <w:rPr>
@@ -2774,7 +2774,7 @@
               <w14:ligatures w14:val="standardContextual"/>
             </w:rPr>
           </w:pPr>
-          <w:hyperlink w:anchor="_Toc240288519" w:history="1">
+          <w:hyperlink w:anchor="_Toc240292482" w:history="1">
             <w:r>
               <w:rPr>
                 <w:rStyle w:val="Hipervnculo"/>
@@ -2798,7 +2798,7 @@
               <w:rPr>
                 <w:noProof/>
               </w:rPr>
-              <w:instrText xml:space="preserve"> PAGEREF _Toc240288519 \h </w:instrText>
+              <w:instrText xml:space="preserve"> PAGEREF _Toc240292482 \h </w:instrText>
             </w:r>
             <w:r>
               <w:rPr>
@@ -2815,7 +2815,7 @@
               <w:rPr>
                 <w:noProof/>
               </w:rPr>
-              <w:t>35</w:t>
+              <w:t>36</w:t>
             </w:r>
             <w:r>
               <w:rPr>
@@ -2839,7 +2839,7 @@
               <w14:ligatures w14:val="standardContextual"/>
             </w:rPr>
           </w:pPr>
-          <w:hyperlink w:anchor="_Toc240288520" w:history="1">
+          <w:hyperlink w:anchor="_Toc240292483" w:history="1">
             <w:r>
               <w:rPr>
                 <w:rStyle w:val="Hipervnculo"/>
@@ -2863,7 +2863,7 @@
               <w:rPr>
                 <w:noProof/>
               </w:rPr>
-              <w:instrText xml:space="preserve"> PAGEREF _Toc240288520 \h </w:instrText>
+              <w:instrText xml:space="preserve"> PAGEREF _Toc240292483 \h </w:instrText>
             </w:r>
             <w:r>
               <w:rPr>
@@ -2880,7 +2880,7 @@
               <w:rPr>
                 <w:noProof/>
               </w:rPr>
-              <w:t>36</w:t>
+              <w:t>37</w:t>
             </w:r>
             <w:r>
               <w:rPr>
@@ -2904,7 +2904,7 @@
               <w14:ligatures w14:val="standardContextual"/>
             </w:rPr>
           </w:pPr>
-          <w:hyperlink w:anchor="_Toc240288521" w:history="1">
+          <w:hyperlink w:anchor="_Toc240292484" w:history="1">
             <w:r>
               <w:rPr>
                 <w:rStyle w:val="Hipervnculo"/>
@@ -2928,7 +2928,7 @@
               <w:rPr>
                 <w:noProof/>
               </w:rPr>
-              <w:instrText xml:space="preserve"> PAGEREF _Toc240288521 \h </w:instrText>
+              <w:instrText xml:space="preserve"> PAGEREF _Toc240292484 \h </w:instrText>
             </w:r>
             <w:r>
               <w:rPr>
@@ -2945,7 +2945,7 @@
               <w:rPr>
                 <w:noProof/>
               </w:rPr>
-              <w:t>37</w:t>
+              <w:t>38</w:t>
             </w:r>
             <w:r>
               <w:rPr>
@@ -2969,7 +2969,7 @@
               <w14:ligatures w14:val="standardContextual"/>
             </w:rPr>
           </w:pPr>
-          <w:hyperlink w:anchor="_Toc240288522" w:history="1">
+          <w:hyperlink w:anchor="_Toc240292485" w:history="1">
             <w:r>
               <w:rPr>
                 <w:rStyle w:val="Hipervnculo"/>
@@ -2993,7 +2993,7 @@
               <w:rPr>
                 <w:noProof/>
               </w:rPr>
-              <w:instrText xml:space="preserve"> PAGEREF _Toc240288522 \h </w:instrText>
+              <w:instrText xml:space="preserve"> PAGEREF _Toc240292485 \h </w:instrText>
             </w:r>
             <w:r>
               <w:rPr>
@@ -3010,7 +3010,7 @@
               <w:rPr>
                 <w:noProof/>
               </w:rPr>
-              <w:t>38</w:t>
+              <w:t>39</w:t>
             </w:r>
             <w:r>
               <w:rPr>
@@ -3034,7 +3034,7 @@
               <w14:ligatures w14:val="standardContextual"/>
             </w:rPr>
           </w:pPr>
-          <w:hyperlink w:anchor="_Toc240288523" w:history="1">
+          <w:hyperlink w:anchor="_Toc240292486" w:history="1">
             <w:r>
               <w:rPr>
                 <w:rStyle w:val="Hipervnculo"/>
@@ -3058,7 +3058,7 @@
               <w:rPr>
                 <w:noProof/>
               </w:rPr>
-              <w:instrText xml:space="preserve"> PAGEREF _Toc240288523 \h </w:instrText>
+              <w:instrText xml:space="preserve"> PAGEREF _Toc240292486 \h </w:instrText>
             </w:r>
             <w:r>
               <w:rPr>
@@ -3075,7 +3075,7 @@
               <w:rPr>
                 <w:noProof/>
               </w:rPr>
-              <w:t>38</w:t>
+              <w:t>39</w:t>
             </w:r>
             <w:r>
               <w:rPr>
@@ -3099,7 +3099,7 @@
               <w14:ligatures w14:val="standardContextual"/>
             </w:rPr>
           </w:pPr>
-          <w:hyperlink w:anchor="_Toc240288524" w:history="1">
+          <w:hyperlink w:anchor="_Toc240292487" w:history="1">
             <w:r>
               <w:rPr>
                 <w:rStyle w:val="Hipervnculo"/>
@@ -3123,7 +3123,7 @@
               <w:rPr>
                 <w:noProof/>
               </w:rPr>
-              <w:instrText xml:space="preserve"> PAGEREF _Toc240288524 \h </w:instrText>
+              <w:instrText xml:space="preserve"> PAGEREF _Toc240292487 \h </w:instrText>
             </w:r>
             <w:r>
               <w:rPr>
@@ -3140,7 +3140,7 @@
               <w:rPr>
                 <w:noProof/>
               </w:rPr>
-              <w:t>39</w:t>
+              <w:t>40</w:t>
             </w:r>
             <w:r>
               <w:rPr>
@@ -3164,7 +3164,7 @@
               <w14:ligatures w14:val="standardContextual"/>
             </w:rPr>
           </w:pPr>
-          <w:hyperlink w:anchor="_Toc240288525" w:history="1">
+          <w:hyperlink w:anchor="_Toc240292488" w:history="1">
             <w:r>
               <w:rPr>
                 <w:rStyle w:val="Hipervnculo"/>
@@ -3188,7 +3188,7 @@
               <w:rPr>
                 <w:noProof/>
               </w:rPr>
-              <w:instrText xml:space="preserve"> PAGEREF _Toc240288525 \h </w:instrText>
+              <w:instrText xml:space="preserve"> PAGEREF _Toc240292488 \h </w:instrText>
             </w:r>
             <w:r>
               <w:rPr>
@@ -3205,7 +3205,7 @@
               <w:rPr>
                 <w:noProof/>
               </w:rPr>
-              <w:t>40</w:t>
+              <w:t>41</w:t>
             </w:r>
             <w:r>
               <w:rPr>
@@ -3229,7 +3229,7 @@
               <w14:ligatures w14:val="standardContextual"/>
             </w:rPr>
           </w:pPr>
-          <w:hyperlink w:anchor="_Toc240288526" w:history="1">
+          <w:hyperlink w:anchor="_Toc240292489" w:history="1">
             <w:r>
               <w:rPr>
                 <w:rStyle w:val="Hipervnculo"/>
@@ -3253,7 +3253,7 @@
               <w:rPr>
                 <w:noProof/>
               </w:rPr>
-              <w:instrText xml:space="preserve"> PAGEREF _Toc240288526 \h </w:instrText>
+              <w:instrText xml:space="preserve"> PAGEREF _Toc240292489 \h </w:instrText>
             </w:r>
             <w:r>
               <w:rPr>
@@ -3270,7 +3270,7 @@
               <w:rPr>
                 <w:noProof/>
               </w:rPr>
-              <w:t>41</w:t>
+              <w:t>42</w:t>
             </w:r>
             <w:r>
               <w:rPr>
@@ -3294,7 +3294,7 @@
               <w14:ligatures w14:val="standardContextual"/>
             </w:rPr>
           </w:pPr>
-          <w:hyperlink w:anchor="_Toc240288527" w:history="1">
+          <w:hyperlink w:anchor="_Toc240292490" w:history="1">
             <w:r>
               <w:rPr>
                 <w:rStyle w:val="Hipervnculo"/>
@@ -3318,7 +3318,7 @@
               <w:rPr>
                 <w:noProof/>
               </w:rPr>
-              <w:instrText xml:space="preserve"> PAGEREF _Toc240288527 \h </w:instrText>
+              <w:instrText xml:space="preserve"> PAGEREF _Toc240292490 \h </w:instrText>
             </w:r>
             <w:r>
               <w:rPr>
@@ -3335,7 +3335,7 @@
               <w:rPr>
                 <w:noProof/>
               </w:rPr>
-              <w:t>41</w:t>
+              <w:t>42</w:t>
             </w:r>
             <w:r>
               <w:rPr>
@@ -3359,7 +3359,7 @@
               <w14:ligatures w14:val="standardContextual"/>
             </w:rPr>
           </w:pPr>
-          <w:hyperlink w:anchor="_Toc240288528" w:history="1">
+          <w:hyperlink w:anchor="_Toc240292491" w:history="1">
             <w:r>
               <w:rPr>
                 <w:rStyle w:val="Hipervnculo"/>
@@ -3383,7 +3383,7 @@
               <w:rPr>
                 <w:noProof/>
               </w:rPr>
-              <w:instrText xml:space="preserve"> PAGEREF _Toc240288528 \h </w:instrText>
+              <w:instrText xml:space="preserve"> PAGEREF _Toc240292491 \h </w:instrText>
             </w:r>
             <w:r>
               <w:rPr>
@@ -3400,7 +3400,7 @@
               <w:rPr>
                 <w:noProof/>
               </w:rPr>
-              <w:t>42</w:t>
+              <w:t>43</w:t>
             </w:r>
             <w:r>
               <w:rPr>
@@ -3424,7 +3424,7 @@
               <w14:ligatures w14:val="standardContextual"/>
             </w:rPr>
           </w:pPr>
-          <w:hyperlink w:anchor="_Toc240288529" w:history="1">
+          <w:hyperlink w:anchor="_Toc240292492" w:history="1">
             <w:r>
               <w:rPr>
                 <w:rStyle w:val="Hipervnculo"/>
@@ -3448,7 +3448,7 @@
               <w:rPr>
                 <w:noProof/>
               </w:rPr>
-              <w:instrText xml:space="preserve"> PAGEREF _Toc240288529 \h </w:instrText>
+              <w:instrText xml:space="preserve"> PAGEREF _Toc240292492 \h </w:instrText>
             </w:r>
             <w:r>
               <w:rPr>
@@ -3465,7 +3465,7 @@
               <w:rPr>
                 <w:noProof/>
               </w:rPr>
-              <w:t>42</w:t>
+              <w:t>43</w:t>
             </w:r>
             <w:r>
               <w:rPr>
@@ -3489,7 +3489,7 @@
               <w14:ligatures w14:val="standardContextual"/>
             </w:rPr>
           </w:pPr>
-          <w:hyperlink w:anchor="_Toc240288530" w:history="1">
+          <w:hyperlink w:anchor="_Toc240292493" w:history="1">
             <w:r>
               <w:rPr>
                 <w:rStyle w:val="Hipervnculo"/>
@@ -3513,7 +3513,7 @@
               <w:rPr>
                 <w:noProof/>
               </w:rPr>
-              <w:instrText xml:space="preserve"> PAGEREF _Toc240288530 \h </w:instrText>
+              <w:instrText xml:space="preserve"> PAGEREF _Toc240292493 \h </w:instrText>
             </w:r>
             <w:r>
               <w:rPr>
@@ -3530,7 +3530,7 @@
               <w:rPr>
                 <w:noProof/>
               </w:rPr>
-              <w:t>43</w:t>
+              <w:t>44</w:t>
             </w:r>
             <w:r>
               <w:rPr>
@@ -3554,7 +3554,7 @@
               <w14:ligatures w14:val="standardContextual"/>
             </w:rPr>
           </w:pPr>
-          <w:hyperlink w:anchor="_Toc240288531" w:history="1">
+          <w:hyperlink w:anchor="_Toc240292494" w:history="1">
             <w:r>
               <w:rPr>
                 <w:rStyle w:val="Hipervnculo"/>
@@ -3578,7 +3578,7 @@
               <w:rPr>
                 <w:noProof/>
               </w:rPr>
-              <w:instrText xml:space="preserve"> PAGEREF _Toc240288531 \h </w:instrText>
+              <w:instrText xml:space="preserve"> PAGEREF _Toc240292494 \h </w:instrText>
             </w:r>
             <w:r>
               <w:rPr>
@@ -3595,7 +3595,7 @@
               <w:rPr>
                 <w:noProof/>
               </w:rPr>
-              <w:t>44</w:t>
+              <w:t>45</w:t>
             </w:r>
             <w:r>
               <w:rPr>
@@ -3619,7 +3619,7 @@
               <w14:ligatures w14:val="standardContextual"/>
             </w:rPr>
           </w:pPr>
-          <w:hyperlink w:anchor="_Toc240288532" w:history="1">
+          <w:hyperlink w:anchor="_Toc240292495" w:history="1">
             <w:r>
               <w:rPr>
                 <w:rStyle w:val="Hipervnculo"/>
@@ -3643,7 +3643,7 @@
               <w:rPr>
                 <w:noProof/>
               </w:rPr>
-              <w:instrText xml:space="preserve"> PAGEREF _Toc240288532 \h </w:instrText>
+              <w:instrText xml:space="preserve"> PAGEREF _Toc240292495 \h </w:instrText>
             </w:r>
             <w:r>
               <w:rPr>
@@ -3660,7 +3660,7 @@
               <w:rPr>
                 <w:noProof/>
               </w:rPr>
-              <w:t>45</w:t>
+              <w:t>46</w:t>
             </w:r>
             <w:r>
               <w:rPr>
@@ -3684,7 +3684,7 @@
               <w14:ligatures w14:val="standardContextual"/>
             </w:rPr>
           </w:pPr>
-          <w:hyperlink w:anchor="_Toc240288533" w:history="1">
+          <w:hyperlink w:anchor="_Toc240292496" w:history="1">
             <w:r>
               <w:rPr>
                 <w:rStyle w:val="Hipervnculo"/>
@@ -3708,7 +3708,7 @@
               <w:rPr>
                 <w:noProof/>
               </w:rPr>
-              <w:instrText xml:space="preserve"> PAGEREF _Toc240288533 \h </w:instrText>
+              <w:instrText xml:space="preserve"> PAGEREF _Toc240292496 \h </w:instrText>
             </w:r>
             <w:r>
               <w:rPr>
@@ -3725,7 +3725,7 @@
               <w:rPr>
                 <w:noProof/>
               </w:rPr>
-              <w:t>46</w:t>
+              <w:t>47</w:t>
             </w:r>
             <w:r>
               <w:rPr>
@@ -3749,7 +3749,7 @@
               <w14:ligatures w14:val="standardContextual"/>
             </w:rPr>
           </w:pPr>
-          <w:hyperlink w:anchor="_Toc240288534" w:history="1">
+          <w:hyperlink w:anchor="_Toc240292497" w:history="1">
             <w:r>
               <w:rPr>
                 <w:rStyle w:val="Hipervnculo"/>
@@ -3773,7 +3773,7 @@
               <w:rPr>
                 <w:noProof/>
               </w:rPr>
-              <w:instrText xml:space="preserve"> PAGEREF _Toc240288534 \h </w:instrText>
+              <w:instrText xml:space="preserve"> PAGEREF _Toc240292497 \h </w:instrText>
             </w:r>
             <w:r>
               <w:rPr>
@@ -3790,7 +3790,7 @@
               <w:rPr>
                 <w:noProof/>
               </w:rPr>
-              <w:t>49</w:t>
+              <w:t>50</w:t>
             </w:r>
             <w:r>
               <w:rPr>
@@ -3814,7 +3814,7 @@
               <w14:ligatures w14:val="standardContextual"/>
             </w:rPr>
           </w:pPr>
-          <w:hyperlink w:anchor="_Toc240288535" w:history="1">
+          <w:hyperlink w:anchor="_Toc240292498" w:history="1">
             <w:r>
               <w:rPr>
                 <w:rStyle w:val="Hipervnculo"/>
@@ -3838,7 +3838,7 @@
               <w:rPr>
                 <w:noProof/>
               </w:rPr>
-              <w:instrText xml:space="preserve"> PAGEREF _Toc240288535 \h </w:instrText>
+              <w:instrText xml:space="preserve"> PAGEREF _Toc240292498 \h </w:instrText>
             </w:r>
             <w:r>
               <w:rPr>
@@ -3855,7 +3855,7 @@
               <w:rPr>
                 <w:noProof/>
               </w:rPr>
-              <w:t>49</w:t>
+              <w:t>50</w:t>
             </w:r>
             <w:r>
               <w:rPr>
@@ -3879,7 +3879,7 @@
               <w14:ligatures w14:val="standardContextual"/>
             </w:rPr>
           </w:pPr>
-          <w:hyperlink w:anchor="_Toc240288536" w:history="1">
+          <w:hyperlink w:anchor="_Toc240292499" w:history="1">
             <w:r>
               <w:rPr>
                 <w:rStyle w:val="Hipervnculo"/>
@@ -3903,7 +3903,7 @@
               <w:rPr>
                 <w:noProof/>
               </w:rPr>
-              <w:instrText xml:space="preserve"> PAGEREF _Toc240288536 \h </w:instrText>
+              <w:instrText xml:space="preserve"> PAGEREF _Toc240292499 \h </w:instrText>
             </w:r>
             <w:r>
               <w:rPr>
@@ -3920,7 +3920,7 @@
               <w:rPr>
                 <w:noProof/>
               </w:rPr>
-              <w:t>50</w:t>
+              <w:t>51</w:t>
             </w:r>
             <w:r>
               <w:rPr>
@@ -3944,7 +3944,7 @@
               <w14:ligatures w14:val="standardContextual"/>
             </w:rPr>
           </w:pPr>
-          <w:hyperlink w:anchor="_Toc240288537" w:history="1">
+          <w:hyperlink w:anchor="_Toc240292500" w:history="1">
             <w:r>
               <w:rPr>
                 <w:rStyle w:val="Hipervnculo"/>
@@ -3968,7 +3968,7 @@
               <w:rPr>
                 <w:noProof/>
               </w:rPr>
-              <w:instrText xml:space="preserve"> PAGEREF _Toc240288537 \h </w:instrText>
+              <w:instrText xml:space="preserve"> PAGEREF _Toc240292500 \h </w:instrText>
             </w:r>
             <w:r>
               <w:rPr>
@@ -3985,7 +3985,7 @@
               <w:rPr>
                 <w:noProof/>
               </w:rPr>
-              <w:t>51</w:t>
+              <w:t>52</w:t>
             </w:r>
             <w:r>
               <w:rPr>
@@ -4009,7 +4009,7 @@
               <w14:ligatures w14:val="standardContextual"/>
             </w:rPr>
           </w:pPr>
-          <w:hyperlink w:anchor="_Toc240288538" w:history="1">
+          <w:hyperlink w:anchor="_Toc240292501" w:history="1">
             <w:r>
               <w:rPr>
                 <w:rStyle w:val="Hipervnculo"/>
@@ -4033,7 +4033,7 @@
               <w:rPr>
                 <w:noProof/>
               </w:rPr>
-              <w:instrText xml:space="preserve"> PAGEREF _Toc240288538 \h </w:instrText>
+              <w:instrText xml:space="preserve"> PAGEREF _Toc240292501 \h </w:instrText>
             </w:r>
             <w:r>
               <w:rPr>
@@ -4050,7 +4050,7 @@
               <w:rPr>
                 <w:noProof/>
               </w:rPr>
-              <w:t>51</w:t>
+              <w:t>52</w:t>
             </w:r>
             <w:r>
               <w:rPr>
@@ -4074,7 +4074,7 @@
               <w14:ligatures w14:val="standardContextual"/>
             </w:rPr>
           </w:pPr>
-          <w:hyperlink w:anchor="_Toc240288539" w:history="1">
+          <w:hyperlink w:anchor="_Toc240292502" w:history="1">
             <w:r>
               <w:rPr>
                 <w:rStyle w:val="Hipervnculo"/>
@@ -4098,7 +4098,7 @@
               <w:rPr>
                 <w:noProof/>
               </w:rPr>
-              <w:instrText xml:space="preserve"> PAGEREF _Toc240288539 \h </w:instrText>
+              <w:instrText xml:space="preserve"> PAGEREF _Toc240292502 \h </w:instrText>
             </w:r>
             <w:r>
               <w:rPr>
@@ -4115,7 +4115,7 @@
               <w:rPr>
                 <w:noProof/>
               </w:rPr>
-              <w:t>52</w:t>
+              <w:t>53</w:t>
             </w:r>
             <w:r>
               <w:rPr>
@@ -4139,7 +4139,7 @@
               <w14:ligatures w14:val="standardContextual"/>
             </w:rPr>
           </w:pPr>
-          <w:hyperlink w:anchor="_Toc240288540" w:history="1">
+          <w:hyperlink w:anchor="_Toc240292503" w:history="1">
             <w:r>
               <w:rPr>
                 <w:rStyle w:val="Hipervnculo"/>
@@ -4163,7 +4163,7 @@
               <w:rPr>
                 <w:noProof/>
               </w:rPr>
-              <w:instrText xml:space="preserve"> PAGEREF _Toc240288540 \h </w:instrText>
+              <w:instrText xml:space="preserve"> PAGEREF _Toc240292503 \h </w:instrText>
             </w:r>
             <w:r>
               <w:rPr>
@@ -4180,7 +4180,7 @@
               <w:rPr>
                 <w:noProof/>
               </w:rPr>
-              <w:t>53</w:t>
+              <w:t>54</w:t>
             </w:r>
             <w:r>
               <w:rPr>
@@ -4204,7 +4204,7 @@
               <w14:ligatures w14:val="standardContextual"/>
             </w:rPr>
           </w:pPr>
-          <w:hyperlink w:anchor="_Toc240288541" w:history="1">
+          <w:hyperlink w:anchor="_Toc240292504" w:history="1">
             <w:r>
               <w:rPr>
                 <w:rStyle w:val="Hipervnculo"/>
@@ -4228,7 +4228,7 @@
               <w:rPr>
                 <w:noProof/>
               </w:rPr>
-              <w:instrText xml:space="preserve"> PAGEREF _Toc240288541 \h </w:instrText>
+              <w:instrText xml:space="preserve"> PAGEREF _Toc240292504 \h </w:instrText>
             </w:r>
             <w:r>
               <w:rPr>
@@ -4245,7 +4245,7 @@
               <w:rPr>
                 <w:noProof/>
               </w:rPr>
-              <w:t>54</w:t>
+              <w:t>55</w:t>
             </w:r>
             <w:r>
               <w:rPr>
@@ -4269,7 +4269,7 @@
               <w14:ligatures w14:val="standardContextual"/>
             </w:rPr>
           </w:pPr>
-          <w:hyperlink w:anchor="_Toc240288542" w:history="1">
+          <w:hyperlink w:anchor="_Toc240292505" w:history="1">
             <w:r>
               <w:rPr>
                 <w:rStyle w:val="Hipervnculo"/>
@@ -4293,7 +4293,7 @@
               <w:rPr>
                 <w:noProof/>
               </w:rPr>
-              <w:instrText xml:space="preserve"> PAGEREF _Toc240288542 \h </w:instrText>
+              <w:instrText xml:space="preserve"> PAGEREF _Toc240292505 \h </w:instrText>
             </w:r>
             <w:r>
               <w:rPr>
@@ -4310,7 +4310,7 @@
               <w:rPr>
                 <w:noProof/>
               </w:rPr>
-              <w:t>56</w:t>
+              <w:t>57</w:t>
             </w:r>
             <w:r>
               <w:rPr>
@@ -4334,7 +4334,7 @@
               <w14:ligatures w14:val="standardContextual"/>
             </w:rPr>
           </w:pPr>
-          <w:hyperlink w:anchor="_Toc240288543" w:history="1">
+          <w:hyperlink w:anchor="_Toc240292506" w:history="1">
             <w:r>
               <w:rPr>
                 <w:rStyle w:val="Hipervnculo"/>
@@ -4358,7 +4358,7 @@
               <w:rPr>
                 <w:noProof/>
               </w:rPr>
-              <w:instrText xml:space="preserve"> PAGEREF _Toc240288543 \h </w:instrText>
+              <w:instrText xml:space="preserve"> PAGEREF _Toc240292506 \h </w:instrText>
             </w:r>
             <w:r>
               <w:rPr>
@@ -4375,7 +4375,7 @@
               <w:rPr>
                 <w:noProof/>
               </w:rPr>
-              <w:t>56</w:t>
+              <w:t>57</w:t>
             </w:r>
             <w:r>
               <w:rPr>
@@ -4399,7 +4399,7 @@
               <w14:ligatures w14:val="standardContextual"/>
             </w:rPr>
           </w:pPr>
-          <w:hyperlink w:anchor="_Toc240288544" w:history="1">
+          <w:hyperlink w:anchor="_Toc240292507" w:history="1">
             <w:r>
               <w:rPr>
                 <w:rStyle w:val="Hipervnculo"/>
@@ -4423,7 +4423,7 @@
               <w:rPr>
                 <w:noProof/>
               </w:rPr>
-              <w:instrText xml:space="preserve"> PAGEREF _Toc240288544 \h </w:instrText>
+              <w:instrText xml:space="preserve"> PAGEREF _Toc240292507 \h </w:instrText>
             </w:r>
             <w:r>
               <w:rPr>
@@ -4440,7 +4440,7 @@
               <w:rPr>
                 <w:noProof/>
               </w:rPr>
-              <w:t>58</w:t>
+              <w:t>59</w:t>
             </w:r>
             <w:r>
               <w:rPr>
@@ -4464,7 +4464,7 @@
               <w14:ligatures w14:val="standardContextual"/>
             </w:rPr>
           </w:pPr>
-          <w:hyperlink w:anchor="_Toc240288545" w:history="1">
+          <w:hyperlink w:anchor="_Toc240292508" w:history="1">
             <w:r>
               <w:rPr>
                 <w:rStyle w:val="Hipervnculo"/>
@@ -4488,7 +4488,7 @@
               <w:rPr>
                 <w:noProof/>
               </w:rPr>
-              <w:instrText xml:space="preserve"> PAGEREF _Toc240288545 \h </w:instrText>
+              <w:instrText xml:space="preserve"> PAGEREF _Toc240292508 \h </w:instrText>
             </w:r>
             <w:r>
               <w:rPr>
@@ -4505,7 +4505,7 @@
               <w:rPr>
                 <w:noProof/>
               </w:rPr>
-              <w:t>58</w:t>
+              <w:t>59</w:t>
             </w:r>
             <w:r>
               <w:rPr>
@@ -4529,7 +4529,7 @@
               <w14:ligatures w14:val="standardContextual"/>
             </w:rPr>
           </w:pPr>
-          <w:hyperlink w:anchor="_Toc240288546" w:history="1">
+          <w:hyperlink w:anchor="_Toc240292509" w:history="1">
             <w:r>
               <w:rPr>
                 <w:rStyle w:val="Hipervnculo"/>
@@ -4553,7 +4553,7 @@
               <w:rPr>
                 <w:noProof/>
               </w:rPr>
-              <w:instrText xml:space="preserve"> PAGEREF _Toc240288546 \h </w:instrText>
+              <w:instrText xml:space="preserve"> PAGEREF _Toc240292509 \h </w:instrText>
             </w:r>
             <w:r>
               <w:rPr>
@@ -4570,7 +4570,7 @@
               <w:rPr>
                 <w:noProof/>
               </w:rPr>
-              <w:t>58</w:t>
+              <w:t>59</w:t>
             </w:r>
             <w:r>
               <w:rPr>
@@ -4594,7 +4594,7 @@
               <w14:ligatures w14:val="standardContextual"/>
             </w:rPr>
           </w:pPr>
-          <w:hyperlink w:anchor="_Toc240288547" w:history="1">
+          <w:hyperlink w:anchor="_Toc240292510" w:history="1">
             <w:r>
               <w:rPr>
                 <w:rStyle w:val="Hipervnculo"/>
@@ -4618,7 +4618,7 @@
               <w:rPr>
                 <w:noProof/>
               </w:rPr>
-              <w:instrText xml:space="preserve"> PAGEREF _Toc240288547 \h </w:instrText>
+              <w:instrText xml:space="preserve"> PAGEREF _Toc240292510 \h </w:instrText>
             </w:r>
             <w:r>
               <w:rPr>
@@ -4635,7 +4635,7 @@
               <w:rPr>
                 <w:noProof/>
               </w:rPr>
-              <w:t>59</w:t>
+              <w:t>60</w:t>
             </w:r>
             <w:r>
               <w:rPr>
@@ -4659,7 +4659,7 @@
               <w14:ligatures w14:val="standardContextual"/>
             </w:rPr>
           </w:pPr>
-          <w:hyperlink w:anchor="_Toc240288548" w:history="1">
+          <w:hyperlink w:anchor="_Toc240292511" w:history="1">
             <w:r>
               <w:rPr>
                 <w:rStyle w:val="Hipervnculo"/>
@@ -4683,7 +4683,7 @@
               <w:rPr>
                 <w:noProof/>
               </w:rPr>
-              <w:instrText xml:space="preserve"> PAGEREF _Toc240288548 \h </w:instrText>
+              <w:instrText xml:space="preserve"> PAGEREF _Toc240292511 \h </w:instrText>
             </w:r>
             <w:r>
               <w:rPr>
@@ -4700,7 +4700,7 @@
               <w:rPr>
                 <w:noProof/>
               </w:rPr>
-              <w:t>60</w:t>
+              <w:t>61</w:t>
             </w:r>
             <w:r>
               <w:rPr>
@@ -4724,7 +4724,7 @@
               <w14:ligatures w14:val="standardContextual"/>
             </w:rPr>
           </w:pPr>
-          <w:hyperlink w:anchor="_Toc240288549" w:history="1">
+          <w:hyperlink w:anchor="_Toc240292512" w:history="1">
             <w:r>
               <w:rPr>
                 <w:rStyle w:val="Hipervnculo"/>
@@ -4748,7 +4748,7 @@
               <w:rPr>
                 <w:noProof/>
               </w:rPr>
-              <w:instrText xml:space="preserve"> PAGEREF _Toc240288549 \h </w:instrText>
+              <w:instrText xml:space="preserve"> PAGEREF _Toc240292512 \h </w:instrText>
             </w:r>
             <w:r>
               <w:rPr>
@@ -4765,7 +4765,7 @@
               <w:rPr>
                 <w:noProof/>
               </w:rPr>
-              <w:t>61</w:t>
+              <w:t>62</w:t>
             </w:r>
             <w:r>
               <w:rPr>
@@ -4789,7 +4789,7 @@
               <w14:ligatures w14:val="standardContextual"/>
             </w:rPr>
           </w:pPr>
-          <w:hyperlink w:anchor="_Toc240288550" w:history="1">
+          <w:hyperlink w:anchor="_Toc240292513" w:history="1">
             <w:r>
               <w:rPr>
                 <w:rStyle w:val="Hipervnculo"/>
@@ -4813,7 +4813,7 @@
               <w:rPr>
                 <w:noProof/>
               </w:rPr>
-              <w:instrText xml:space="preserve"> PAGEREF _Toc240288550 \h </w:instrText>
+              <w:instrText xml:space="preserve"> PAGEREF _Toc240292513 \h </w:instrText>
             </w:r>
             <w:r>
               <w:rPr>
@@ -4830,7 +4830,7 @@
               <w:rPr>
                 <w:noProof/>
               </w:rPr>
-              <w:t>61</w:t>
+              <w:t>62</w:t>
             </w:r>
             <w:r>
               <w:rPr>
@@ -4854,7 +4854,7 @@
               <w14:ligatures w14:val="standardContextual"/>
             </w:rPr>
           </w:pPr>
-          <w:hyperlink w:anchor="_Toc240288551" w:history="1">
+          <w:hyperlink w:anchor="_Toc240292514" w:history="1">
             <w:r>
               <w:rPr>
                 <w:rStyle w:val="Hipervnculo"/>
@@ -4878,7 +4878,7 @@
               <w:rPr>
                 <w:noProof/>
               </w:rPr>
-              <w:instrText xml:space="preserve"> PAGEREF _Toc240288551 \h </w:instrText>
+              <w:instrText xml:space="preserve"> PAGEREF _Toc240292514 \h </w:instrText>
             </w:r>
             <w:r>
               <w:rPr>
@@ -4895,7 +4895,7 @@
               <w:rPr>
                 <w:noProof/>
               </w:rPr>
-              <w:t>62</w:t>
+              <w:t>63</w:t>
             </w:r>
             <w:r>
               <w:rPr>
@@ -4919,7 +4919,7 @@
               <w14:ligatures w14:val="standardContextual"/>
             </w:rPr>
           </w:pPr>
-          <w:hyperlink w:anchor="_Toc240288552" w:history="1">
+          <w:hyperlink w:anchor="_Toc240292515" w:history="1">
             <w:r>
               <w:rPr>
                 <w:rStyle w:val="Hipervnculo"/>
@@ -4943,7 +4943,7 @@
               <w:rPr>
                 <w:noProof/>
               </w:rPr>
-              <w:instrText xml:space="preserve"> PAGEREF _Toc240288552 \h </w:instrText>
+              <w:instrText xml:space="preserve"> PAGEREF _Toc240292515 \h </w:instrText>
             </w:r>
             <w:r>
               <w:rPr>
@@ -4960,7 +4960,7 @@
               <w:rPr>
                 <w:noProof/>
               </w:rPr>
-              <w:t>64</w:t>
+              <w:t>65</w:t>
             </w:r>
             <w:r>
               <w:rPr>
@@ -4984,7 +4984,7 @@
               <w14:ligatures w14:val="standardContextual"/>
             </w:rPr>
           </w:pPr>
-          <w:hyperlink w:anchor="_Toc240288553" w:history="1">
+          <w:hyperlink w:anchor="_Toc240292516" w:history="1">
             <w:r>
               <w:rPr>
                 <w:rStyle w:val="Hipervnculo"/>
@@ -5008,7 +5008,7 @@
               <w:rPr>
                 <w:noProof/>
               </w:rPr>
-              <w:instrText xml:space="preserve"> PAGEREF _Toc240288553 \h </w:instrText>
+              <w:instrText xml:space="preserve"> PAGEREF _Toc240292516 \h </w:instrText>
             </w:r>
             <w:r>
               <w:rPr>
@@ -5025,7 +5025,7 @@
               <w:rPr>
                 <w:noProof/>
               </w:rPr>
-              <w:t>65</w:t>
+              <w:t>66</w:t>
             </w:r>
             <w:r>
               <w:rPr>
@@ -5049,7 +5049,7 @@
               <w14:ligatures w14:val="standardContextual"/>
             </w:rPr>
           </w:pPr>
-          <w:hyperlink w:anchor="_Toc240288554" w:history="1">
+          <w:hyperlink w:anchor="_Toc240292517" w:history="1">
             <w:r>
               <w:rPr>
                 <w:rStyle w:val="Hipervnculo"/>
@@ -5073,7 +5073,7 @@
               <w:rPr>
                 <w:noProof/>
               </w:rPr>
-              <w:instrText xml:space="preserve"> PAGEREF _Toc240288554 \h </w:instrText>
+              <w:instrText xml:space="preserve"> PAGEREF _Toc240292517 \h </w:instrText>
             </w:r>
             <w:r>
               <w:rPr>
@@ -5090,7 +5090,7 @@
               <w:rPr>
                 <w:noProof/>
               </w:rPr>
-              <w:t>67</w:t>
+              <w:t>68</w:t>
             </w:r>
             <w:r>
               <w:rPr>
@@ -5114,7 +5114,7 @@
               <w14:ligatures w14:val="standardContextual"/>
             </w:rPr>
           </w:pPr>
-          <w:hyperlink w:anchor="_Toc240288555" w:history="1">
+          <w:hyperlink w:anchor="_Toc240292518" w:history="1">
             <w:r>
               <w:rPr>
                 <w:rStyle w:val="Hipervnculo"/>
@@ -5138,7 +5138,7 @@
               <w:rPr>
                 <w:noProof/>
               </w:rPr>
-              <w:instrText xml:space="preserve"> PAGEREF _Toc240288555 \h </w:instrText>
+              <w:instrText xml:space="preserve"> PAGEREF _Toc240292518 \h </w:instrText>
             </w:r>
             <w:r>
               <w:rPr>
@@ -5155,7 +5155,7 @@
               <w:rPr>
                 <w:noProof/>
               </w:rPr>
-              <w:t>68</w:t>
+              <w:t>69</w:t>
             </w:r>
             <w:r>
               <w:rPr>
@@ -5179,7 +5179,7 @@
               <w14:ligatures w14:val="standardContextual"/>
             </w:rPr>
           </w:pPr>
-          <w:hyperlink w:anchor="_Toc240288556" w:history="1">
+          <w:hyperlink w:anchor="_Toc240292519" w:history="1">
             <w:r>
               <w:rPr>
                 <w:rStyle w:val="Hipervnculo"/>
@@ -5203,7 +5203,7 @@
               <w:rPr>
                 <w:noProof/>
               </w:rPr>
-              <w:instrText xml:space="preserve"> PAGEREF _Toc240288556 \h </w:instrText>
+              <w:instrText xml:space="preserve"> PAGEREF _Toc240292519 \h </w:instrText>
             </w:r>
             <w:r>
               <w:rPr>
@@ -5220,7 +5220,7 @@
               <w:rPr>
                 <w:noProof/>
               </w:rPr>
-              <w:t>69</w:t>
+              <w:t>70</w:t>
             </w:r>
             <w:r>
               <w:rPr>
@@ -5244,7 +5244,7 @@
               <w14:ligatures w14:val="standardContextual"/>
             </w:rPr>
           </w:pPr>
-          <w:hyperlink w:anchor="_Toc240288557" w:history="1">
+          <w:hyperlink w:anchor="_Toc240292520" w:history="1">
             <w:r>
               <w:rPr>
                 <w:rStyle w:val="Hipervnculo"/>
@@ -5268,7 +5268,7 @@
               <w:rPr>
                 <w:noProof/>
               </w:rPr>
-              <w:instrText xml:space="preserve"> PAGEREF _Toc240288557 \h </w:instrText>
+              <w:instrText xml:space="preserve"> PAGEREF _Toc240292520 \h </w:instrText>
             </w:r>
             <w:r>
               <w:rPr>
@@ -5285,7 +5285,7 @@
               <w:rPr>
                 <w:noProof/>
               </w:rPr>
-              <w:t>70</w:t>
+              <w:t>71</w:t>
             </w:r>
             <w:r>
               <w:rPr>
@@ -5309,7 +5309,7 @@
               <w14:ligatures w14:val="standardContextual"/>
             </w:rPr>
           </w:pPr>
-          <w:hyperlink w:anchor="_Toc240288558" w:history="1">
+          <w:hyperlink w:anchor="_Toc240292521" w:history="1">
             <w:r>
               <w:rPr>
                 <w:rStyle w:val="Hipervnculo"/>
@@ -5333,7 +5333,7 @@
               <w:rPr>
                 <w:noProof/>
               </w:rPr>
-              <w:instrText xml:space="preserve"> PAGEREF _Toc240288558 \h </w:instrText>
+              <w:instrText xml:space="preserve"> PAGEREF _Toc240292521 \h </w:instrText>
             </w:r>
             <w:r>
               <w:rPr>
@@ -5350,7 +5350,7 @@
               <w:rPr>
                 <w:noProof/>
               </w:rPr>
-              <w:t>71</w:t>
+              <w:t>72</w:t>
             </w:r>
             <w:r>
               <w:rPr>
@@ -5374,7 +5374,7 @@
               <w14:ligatures w14:val="standardContextual"/>
             </w:rPr>
           </w:pPr>
-          <w:hyperlink w:anchor="_Toc240288559" w:history="1">
+          <w:hyperlink w:anchor="_Toc240292522" w:history="1">
             <w:r>
               <w:rPr>
                 <w:rStyle w:val="Hipervnculo"/>
@@ -5398,7 +5398,7 @@
               <w:rPr>
                 <w:noProof/>
               </w:rPr>
-              <w:instrText xml:space="preserve"> PAGEREF _Toc240288559 \h </w:instrText>
+              <w:instrText xml:space="preserve"> PAGEREF _Toc240292522 \h </w:instrText>
             </w:r>
             <w:r>
               <w:rPr>
@@ -5415,7 +5415,7 @@
               <w:rPr>
                 <w:noProof/>
               </w:rPr>
-              <w:t>72</w:t>
+              <w:t>73</w:t>
             </w:r>
             <w:r>
               <w:rPr>
@@ -5439,7 +5439,7 @@
               <w14:ligatures w14:val="standardContextual"/>
             </w:rPr>
           </w:pPr>
-          <w:hyperlink w:anchor="_Toc240288560" w:history="1">
+          <w:hyperlink w:anchor="_Toc240292523" w:history="1">
             <w:r>
               <w:rPr>
                 <w:rStyle w:val="Hipervnculo"/>
@@ -5463,7 +5463,7 @@
               <w:rPr>
                 <w:noProof/>
               </w:rPr>
-              <w:instrText xml:space="preserve"> PAGEREF _Toc240288560 \h </w:instrText>
+              <w:instrText xml:space="preserve"> PAGEREF _Toc240292523 \h </w:instrText>
             </w:r>
             <w:r>
               <w:rPr>
@@ -5480,7 +5480,7 @@
               <w:rPr>
                 <w:noProof/>
               </w:rPr>
-              <w:t>73</w:t>
+              <w:t>74</w:t>
             </w:r>
             <w:r>
               <w:rPr>
@@ -5504,7 +5504,7 @@
               <w14:ligatures w14:val="standardContextual"/>
             </w:rPr>
           </w:pPr>
-          <w:hyperlink w:anchor="_Toc240288561" w:history="1">
+          <w:hyperlink w:anchor="_Toc240292524" w:history="1">
             <w:r>
               <w:rPr>
                 <w:rStyle w:val="Hipervnculo"/>
@@ -5528,7 +5528,7 @@
               <w:rPr>
                 <w:noProof/>
               </w:rPr>
-              <w:instrText xml:space="preserve"> PAGEREF _Toc240288561 \h </w:instrText>
+              <w:instrText xml:space="preserve"> PAGEREF _Toc240292524 \h </w:instrText>
             </w:r>
             <w:r>
               <w:rPr>
@@ -5545,7 +5545,7 @@
               <w:rPr>
                 <w:noProof/>
               </w:rPr>
-              <w:t>73</w:t>
+              <w:t>74</w:t>
             </w:r>
             <w:r>
               <w:rPr>
@@ -5569,7 +5569,7 @@
               <w14:ligatures w14:val="standardContextual"/>
             </w:rPr>
           </w:pPr>
-          <w:hyperlink w:anchor="_Toc240288562" w:history="1">
+          <w:hyperlink w:anchor="_Toc240292525" w:history="1">
             <w:r>
               <w:rPr>
                 <w:rStyle w:val="Hipervnculo"/>
@@ -5593,7 +5593,7 @@
               <w:rPr>
                 <w:noProof/>
               </w:rPr>
-              <w:instrText xml:space="preserve"> PAGEREF _Toc240288562 \h </w:instrText>
+              <w:instrText xml:space="preserve"> PAGEREF _Toc240292525 \h </w:instrText>
             </w:r>
             <w:r>
               <w:rPr>
@@ -5610,7 +5610,7 @@
               <w:rPr>
                 <w:noProof/>
               </w:rPr>
-              <w:t>74</w:t>
+              <w:t>75</w:t>
             </w:r>
             <w:r>
               <w:rPr>
@@ -5634,7 +5634,7 @@
               <w14:ligatures w14:val="standardContextual"/>
             </w:rPr>
           </w:pPr>
-          <w:hyperlink w:anchor="_Toc240288563" w:history="1">
+          <w:hyperlink w:anchor="_Toc240292526" w:history="1">
             <w:r>
               <w:rPr>
                 <w:rStyle w:val="Hipervnculo"/>
@@ -5658,7 +5658,7 @@
               <w:rPr>
                 <w:noProof/>
               </w:rPr>
-              <w:instrText xml:space="preserve"> PAGEREF _Toc240288563 \h </w:instrText>
+              <w:instrText xml:space="preserve"> PAGEREF _Toc240292526 \h </w:instrText>
             </w:r>
             <w:r>
               <w:rPr>
@@ -5675,7 +5675,7 @@
               <w:rPr>
                 <w:noProof/>
               </w:rPr>
-              <w:t>74</w:t>
+              <w:t>75</w:t>
             </w:r>
             <w:r>
               <w:rPr>
@@ -5699,7 +5699,7 @@
               <w14:ligatures w14:val="standardContextual"/>
             </w:rPr>
           </w:pPr>
-          <w:hyperlink w:anchor="_Toc240288564" w:history="1">
+          <w:hyperlink w:anchor="_Toc240292527" w:history="1">
             <w:r>
               <w:rPr>
                 <w:rStyle w:val="Hipervnculo"/>
@@ -5723,7 +5723,7 @@
               <w:rPr>
                 <w:noProof/>
               </w:rPr>
-              <w:instrText xml:space="preserve"> PAGEREF _Toc240288564 \h </w:instrText>
+              <w:instrText xml:space="preserve"> PAGEREF _Toc240292527 \h </w:instrText>
             </w:r>
             <w:r>
               <w:rPr>
@@ -5740,7 +5740,7 @@
               <w:rPr>
                 <w:noProof/>
               </w:rPr>
-              <w:t>75</w:t>
+              <w:t>76</w:t>
             </w:r>
             <w:r>
               <w:rPr>
@@ -5764,7 +5764,7 @@
               <w14:ligatures w14:val="standardContextual"/>
             </w:rPr>
           </w:pPr>
-          <w:hyperlink w:anchor="_Toc240288565" w:history="1">
+          <w:hyperlink w:anchor="_Toc240292528" w:history="1">
             <w:r>
               <w:rPr>
                 <w:rStyle w:val="Hipervnculo"/>
@@ -5788,7 +5788,7 @@
               <w:rPr>
                 <w:noProof/>
               </w:rPr>
-              <w:instrText xml:space="preserve"> PAGEREF _Toc240288565 \h </w:instrText>
+              <w:instrText xml:space="preserve"> PAGEREF _Toc240292528 \h </w:instrText>
             </w:r>
             <w:r>
               <w:rPr>
@@ -5805,7 +5805,7 @@
               <w:rPr>
                 <w:noProof/>
               </w:rPr>
-              <w:t>75</w:t>
+              <w:t>76</w:t>
             </w:r>
             <w:r>
               <w:rPr>
@@ -5829,7 +5829,7 @@
               <w14:ligatures w14:val="standardContextual"/>
             </w:rPr>
           </w:pPr>
-          <w:hyperlink w:anchor="_Toc240288566" w:history="1">
+          <w:hyperlink w:anchor="_Toc240292529" w:history="1">
             <w:r>
               <w:rPr>
                 <w:rStyle w:val="Hipervnculo"/>
@@ -5853,7 +5853,7 @@
               <w:rPr>
                 <w:noProof/>
               </w:rPr>
-              <w:instrText xml:space="preserve"> PAGEREF _Toc240288566 \h </w:instrText>
+              <w:instrText xml:space="preserve"> PAGEREF _Toc240292529 \h </w:instrText>
             </w:r>
             <w:r>
               <w:rPr>
@@ -5870,7 +5870,7 @@
               <w:rPr>
                 <w:noProof/>
               </w:rPr>
-              <w:t>76</w:t>
+              <w:t>77</w:t>
             </w:r>
             <w:r>
               <w:rPr>
@@ -5894,7 +5894,7 @@
               <w14:ligatures w14:val="standardContextual"/>
             </w:rPr>
           </w:pPr>
-          <w:hyperlink w:anchor="_Toc240288567" w:history="1">
+          <w:hyperlink w:anchor="_Toc240292530" w:history="1">
             <w:r>
               <w:rPr>
                 <w:rStyle w:val="Hipervnculo"/>
@@ -5918,7 +5918,7 @@
               <w:rPr>
                 <w:noProof/>
               </w:rPr>
-              <w:instrText xml:space="preserve"> PAGEREF _Toc240288567 \h </w:instrText>
+              <w:instrText xml:space="preserve"> PAGEREF _Toc240292530 \h </w:instrText>
             </w:r>
             <w:r>
               <w:rPr>
@@ -5935,7 +5935,7 @@
               <w:rPr>
                 <w:noProof/>
               </w:rPr>
-              <w:t>76</w:t>
+              <w:t>77</w:t>
             </w:r>
             <w:r>
               <w:rPr>
@@ -5959,7 +5959,7 @@
               <w14:ligatures w14:val="standardContextual"/>
             </w:rPr>
           </w:pPr>
-          <w:hyperlink w:anchor="_Toc240288568" w:history="1">
+          <w:hyperlink w:anchor="_Toc240292531" w:history="1">
             <w:r>
               <w:rPr>
                 <w:rStyle w:val="Hipervnculo"/>
@@ -5983,7 +5983,7 @@
               <w:rPr>
                 <w:noProof/>
               </w:rPr>
-              <w:instrText xml:space="preserve"> PAGEREF _Toc240288568 \h </w:instrText>
+              <w:instrText xml:space="preserve"> PAGEREF _Toc240292531 \h </w:instrText>
             </w:r>
             <w:r>
               <w:rPr>
@@ -6000,7 +6000,7 @@
               <w:rPr>
                 <w:noProof/>
               </w:rPr>
-              <w:t>77</w:t>
+              <w:t>78</w:t>
             </w:r>
             <w:r>
               <w:rPr>
@@ -6024,7 +6024,7 @@
               <w14:ligatures w14:val="standardContextual"/>
             </w:rPr>
           </w:pPr>
-          <w:hyperlink w:anchor="_Toc240288569" w:history="1">
+          <w:hyperlink w:anchor="_Toc240292532" w:history="1">
             <w:r>
               <w:rPr>
                 <w:rStyle w:val="Hipervnculo"/>
@@ -6048,7 +6048,7 @@
               <w:rPr>
                 <w:noProof/>
               </w:rPr>
-              <w:instrText xml:space="preserve"> PAGEREF _Toc240288569 \h </w:instrText>
+              <w:instrText xml:space="preserve"> PAGEREF _Toc240292532 \h </w:instrText>
             </w:r>
             <w:r>
               <w:rPr>
@@ -6065,7 +6065,7 @@
               <w:rPr>
                 <w:noProof/>
               </w:rPr>
-              <w:t>77</w:t>
+              <w:t>78</w:t>
             </w:r>
             <w:r>
               <w:rPr>
@@ -6089,13 +6089,13 @@
               <w14:ligatures w14:val="standardContextual"/>
             </w:rPr>
           </w:pPr>
-          <w:hyperlink w:anchor="_Toc240288570" w:history="1">
+          <w:hyperlink w:anchor="_Toc240292533" w:history="1">
             <w:r>
               <w:rPr>
                 <w:rStyle w:val="Hipervnculo"/>
                 <w:noProof/>
               </w:rPr>
-              <w:t>El balance de los siete intentos</w:t>
+              <w:t>El noveno eje, y el que más mueve: preguntarle otra cosa</w:t>
             </w:r>
             <w:r>
               <w:rPr>
@@ -6113,7 +6113,7 @@
               <w:rPr>
                 <w:noProof/>
               </w:rPr>
-              <w:instrText xml:space="preserve"> PAGEREF _Toc240288570 \h </w:instrText>
+              <w:instrText xml:space="preserve"> PAGEREF _Toc240292533 \h </w:instrText>
             </w:r>
             <w:r>
               <w:rPr>
@@ -6130,7 +6130,7 @@
               <w:rPr>
                 <w:noProof/>
               </w:rPr>
-              <w:t>77</w:t>
+              <w:t>79</w:t>
             </w:r>
             <w:r>
               <w:rPr>
@@ -6154,13 +6154,13 @@
               <w14:ligatures w14:val="standardContextual"/>
             </w:rPr>
           </w:pPr>
-          <w:hyperlink w:anchor="_Toc240288571" w:history="1">
+          <w:hyperlink w:anchor="_Toc240292534" w:history="1">
             <w:r>
               <w:rPr>
                 <w:rStyle w:val="Hipervnculo"/>
                 <w:noProof/>
               </w:rPr>
-              <w:t>Y una observación sobre la métrica, que sí queda</w:t>
+              <w:t>Por qué esto no es hacer la tarea más fácil y llamarlo mejora</w:t>
             </w:r>
             <w:r>
               <w:rPr>
@@ -6178,7 +6178,7 @@
               <w:rPr>
                 <w:noProof/>
               </w:rPr>
-              <w:instrText xml:space="preserve"> PAGEREF _Toc240288571 \h </w:instrText>
+              <w:instrText xml:space="preserve"> PAGEREF _Toc240292534 \h </w:instrText>
             </w:r>
             <w:r>
               <w:rPr>
@@ -6195,7 +6195,7 @@
               <w:rPr>
                 <w:noProof/>
               </w:rPr>
-              <w:t>78</w:t>
+              <w:t>79</w:t>
             </w:r>
             <w:r>
               <w:rPr>
@@ -6219,12 +6219,337 @@
               <w14:ligatures w14:val="standardContextual"/>
             </w:rPr>
           </w:pPr>
-          <w:hyperlink w:anchor="_Toc240288572" w:history="1">
+          <w:hyperlink w:anchor="_Toc240292535" w:history="1">
             <w:r>
               <w:rPr>
                 <w:rStyle w:val="Hipervnculo"/>
                 <w:noProof/>
               </w:rPr>
+              <w:t>Dónde está el óptimo, y por qué no es el margen más ancho</w:t>
+            </w:r>
+            <w:r>
+              <w:rPr>
+                <w:noProof/>
+              </w:rPr>
+              <w:tab/>
+            </w:r>
+            <w:r>
+              <w:rPr>
+                <w:noProof/>
+              </w:rPr>
+              <w:fldChar w:fldCharType="begin"/>
+            </w:r>
+            <w:r>
+              <w:rPr>
+                <w:noProof/>
+              </w:rPr>
+              <w:instrText xml:space="preserve"> PAGEREF _Toc240292535 \h </w:instrText>
+            </w:r>
+            <w:r>
+              <w:rPr>
+                <w:noProof/>
+              </w:rPr>
+            </w:r>
+            <w:r>
+              <w:rPr>
+                <w:noProof/>
+              </w:rPr>
+              <w:fldChar w:fldCharType="separate"/>
+            </w:r>
+            <w:r>
+              <w:rPr>
+                <w:noProof/>
+              </w:rPr>
+              <w:t>80</w:t>
+            </w:r>
+            <w:r>
+              <w:rPr>
+                <w:noProof/>
+              </w:rPr>
+              <w:fldChar w:fldCharType="end"/>
+            </w:r>
+          </w:hyperlink>
+        </w:p>
+        <w:p>
+          <w:pPr>
+            <w:pStyle w:val="TDC3"/>
+            <w:tabs>
+              <w:tab w:val="right" w:leader="dot" w:pos="9350"/>
+            </w:tabs>
+            <w:rPr>
+              <w:rFonts w:asciiTheme="minorHAnsi" w:eastAsiaTheme="minorEastAsia" w:hAnsiTheme="minorHAnsi" w:cstheme="minorBidi"/>
+              <w:noProof/>
+              <w:color w:val="auto"/>
+              <w:kern w:val="2"/>
+              <w14:ligatures w14:val="standardContextual"/>
+            </w:rPr>
+          </w:pPr>
+          <w:hyperlink w:anchor="_Toc240292536" w:history="1">
+            <w:r>
+              <w:rPr>
+                <w:rStyle w:val="Hipervnculo"/>
+                <w:noProof/>
+              </w:rPr>
+              <w:t>Qué significa, y qué no</w:t>
+            </w:r>
+            <w:r>
+              <w:rPr>
+                <w:noProof/>
+              </w:rPr>
+              <w:tab/>
+            </w:r>
+            <w:r>
+              <w:rPr>
+                <w:noProof/>
+              </w:rPr>
+              <w:fldChar w:fldCharType="begin"/>
+            </w:r>
+            <w:r>
+              <w:rPr>
+                <w:noProof/>
+              </w:rPr>
+              <w:instrText xml:space="preserve"> PAGEREF _Toc240292536 \h </w:instrText>
+            </w:r>
+            <w:r>
+              <w:rPr>
+                <w:noProof/>
+              </w:rPr>
+            </w:r>
+            <w:r>
+              <w:rPr>
+                <w:noProof/>
+              </w:rPr>
+              <w:fldChar w:fldCharType="separate"/>
+            </w:r>
+            <w:r>
+              <w:rPr>
+                <w:noProof/>
+              </w:rPr>
+              <w:t>80</w:t>
+            </w:r>
+            <w:r>
+              <w:rPr>
+                <w:noProof/>
+              </w:rPr>
+              <w:fldChar w:fldCharType="end"/>
+            </w:r>
+          </w:hyperlink>
+        </w:p>
+        <w:p>
+          <w:pPr>
+            <w:pStyle w:val="TDC3"/>
+            <w:tabs>
+              <w:tab w:val="right" w:leader="dot" w:pos="9350"/>
+            </w:tabs>
+            <w:rPr>
+              <w:rFonts w:asciiTheme="minorHAnsi" w:eastAsiaTheme="minorEastAsia" w:hAnsiTheme="minorHAnsi" w:cstheme="minorBidi"/>
+              <w:noProof/>
+              <w:color w:val="auto"/>
+              <w:kern w:val="2"/>
+              <w14:ligatures w14:val="standardContextual"/>
+            </w:rPr>
+          </w:pPr>
+          <w:hyperlink w:anchor="_Toc240292537" w:history="1">
+            <w:r>
+              <w:rPr>
+                <w:rStyle w:val="Hipervnculo"/>
+                <w:noProof/>
+              </w:rPr>
+              <w:t>El décimo eje: el volumen, que estaba ahí sin usar</w:t>
+            </w:r>
+            <w:r>
+              <w:rPr>
+                <w:noProof/>
+              </w:rPr>
+              <w:tab/>
+            </w:r>
+            <w:r>
+              <w:rPr>
+                <w:noProof/>
+              </w:rPr>
+              <w:fldChar w:fldCharType="begin"/>
+            </w:r>
+            <w:r>
+              <w:rPr>
+                <w:noProof/>
+              </w:rPr>
+              <w:instrText xml:space="preserve"> PAGEREF _Toc240292537 \h </w:instrText>
+            </w:r>
+            <w:r>
+              <w:rPr>
+                <w:noProof/>
+              </w:rPr>
+            </w:r>
+            <w:r>
+              <w:rPr>
+                <w:noProof/>
+              </w:rPr>
+              <w:fldChar w:fldCharType="separate"/>
+            </w:r>
+            <w:r>
+              <w:rPr>
+                <w:noProof/>
+              </w:rPr>
+              <w:t>81</w:t>
+            </w:r>
+            <w:r>
+              <w:rPr>
+                <w:noProof/>
+              </w:rPr>
+              <w:fldChar w:fldCharType="end"/>
+            </w:r>
+          </w:hyperlink>
+        </w:p>
+        <w:p>
+          <w:pPr>
+            <w:pStyle w:val="TDC3"/>
+            <w:tabs>
+              <w:tab w:val="right" w:leader="dot" w:pos="9350"/>
+            </w:tabs>
+            <w:rPr>
+              <w:rFonts w:asciiTheme="minorHAnsi" w:eastAsiaTheme="minorEastAsia" w:hAnsiTheme="minorHAnsi" w:cstheme="minorBidi"/>
+              <w:noProof/>
+              <w:color w:val="auto"/>
+              <w:kern w:val="2"/>
+              <w14:ligatures w14:val="standardContextual"/>
+            </w:rPr>
+          </w:pPr>
+          <w:hyperlink w:anchor="_Toc240292538" w:history="1">
+            <w:r>
+              <w:rPr>
+                <w:rStyle w:val="Hipervnculo"/>
+                <w:noProof/>
+              </w:rPr>
+              <w:t>El balance de los siete intentos</w:t>
+            </w:r>
+            <w:r>
+              <w:rPr>
+                <w:noProof/>
+              </w:rPr>
+              <w:tab/>
+            </w:r>
+            <w:r>
+              <w:rPr>
+                <w:noProof/>
+              </w:rPr>
+              <w:fldChar w:fldCharType="begin"/>
+            </w:r>
+            <w:r>
+              <w:rPr>
+                <w:noProof/>
+              </w:rPr>
+              <w:instrText xml:space="preserve"> PAGEREF _Toc240292538 \h </w:instrText>
+            </w:r>
+            <w:r>
+              <w:rPr>
+                <w:noProof/>
+              </w:rPr>
+            </w:r>
+            <w:r>
+              <w:rPr>
+                <w:noProof/>
+              </w:rPr>
+              <w:fldChar w:fldCharType="separate"/>
+            </w:r>
+            <w:r>
+              <w:rPr>
+                <w:noProof/>
+              </w:rPr>
+              <w:t>82</w:t>
+            </w:r>
+            <w:r>
+              <w:rPr>
+                <w:noProof/>
+              </w:rPr>
+              <w:fldChar w:fldCharType="end"/>
+            </w:r>
+          </w:hyperlink>
+        </w:p>
+        <w:p>
+          <w:pPr>
+            <w:pStyle w:val="TDC3"/>
+            <w:tabs>
+              <w:tab w:val="right" w:leader="dot" w:pos="9350"/>
+            </w:tabs>
+            <w:rPr>
+              <w:rFonts w:asciiTheme="minorHAnsi" w:eastAsiaTheme="minorEastAsia" w:hAnsiTheme="minorHAnsi" w:cstheme="minorBidi"/>
+              <w:noProof/>
+              <w:color w:val="auto"/>
+              <w:kern w:val="2"/>
+              <w14:ligatures w14:val="standardContextual"/>
+            </w:rPr>
+          </w:pPr>
+          <w:hyperlink w:anchor="_Toc240292539" w:history="1">
+            <w:r>
+              <w:rPr>
+                <w:rStyle w:val="Hipervnculo"/>
+                <w:noProof/>
+              </w:rPr>
+              <w:t>Y una observación sobre la métrica, que sí queda</w:t>
+            </w:r>
+            <w:r>
+              <w:rPr>
+                <w:noProof/>
+              </w:rPr>
+              <w:tab/>
+            </w:r>
+            <w:r>
+              <w:rPr>
+                <w:noProof/>
+              </w:rPr>
+              <w:fldChar w:fldCharType="begin"/>
+            </w:r>
+            <w:r>
+              <w:rPr>
+                <w:noProof/>
+              </w:rPr>
+              <w:instrText xml:space="preserve"> PAGEREF _Toc240292539 \h </w:instrText>
+            </w:r>
+            <w:r>
+              <w:rPr>
+                <w:noProof/>
+              </w:rPr>
+            </w:r>
+            <w:r>
+              <w:rPr>
+                <w:noProof/>
+              </w:rPr>
+              <w:fldChar w:fldCharType="separate"/>
+            </w:r>
+            <w:r>
+              <w:rPr>
+                <w:noProof/>
+              </w:rPr>
+              <w:t>83</w:t>
+            </w:r>
+            <w:r>
+              <w:rPr>
+                <w:noProof/>
+              </w:rPr>
+              <w:fldChar w:fldCharType="end"/>
+            </w:r>
+          </w:hyperlink>
+        </w:p>
+        <w:p>
+          <w:pPr>
+            <w:pStyle w:val="TDC3"/>
+            <w:tabs>
+              <w:tab w:val="right" w:leader="dot" w:pos="9350"/>
+            </w:tabs>
+            <w:rPr>
+              <w:rFonts w:asciiTheme="minorHAnsi" w:eastAsiaTheme="minorEastAsia" w:hAnsiTheme="minorHAnsi" w:cstheme="minorBidi"/>
+              <w:noProof/>
+              <w:color w:val="auto"/>
+              <w:kern w:val="2"/>
+              <w14:ligatures w14:val="standardContextual"/>
+            </w:rPr>
+          </w:pPr>
+          <w:hyperlink w:anchor="_Toc240292540" w:history="1">
+            <w:r>
+              <w:rPr>
+                <w:rStyle w:val="Hipervnculo"/>
+                <w:noProof/>
+              </w:rPr>
               <w:t>Lo que se aprende de esto</w:t>
             </w:r>
             <w:r>
@@ -6243,7 +6568,7 @@
               <w:rPr>
                 <w:noProof/>
               </w:rPr>
-              <w:instrText xml:space="preserve"> PAGEREF _Toc240288572 \h </w:instrText>
+              <w:instrText xml:space="preserve"> PAGEREF _Toc240292540 \h </w:instrText>
             </w:r>
             <w:r>
               <w:rPr>
@@ -6260,7 +6585,7 @@
               <w:rPr>
                 <w:noProof/>
               </w:rPr>
-              <w:t>79</w:t>
+              <w:t>83</w:t>
             </w:r>
             <w:r>
               <w:rPr>
@@ -6284,7 +6609,7 @@
               <w14:ligatures w14:val="standardContextual"/>
             </w:rPr>
           </w:pPr>
-          <w:hyperlink w:anchor="_Toc240288573" w:history="1">
+          <w:hyperlink w:anchor="_Toc240292541" w:history="1">
             <w:r>
               <w:rPr>
                 <w:rStyle w:val="Hipervnculo"/>
@@ -6308,7 +6633,7 @@
               <w:rPr>
                 <w:noProof/>
               </w:rPr>
-              <w:instrText xml:space="preserve"> PAGEREF _Toc240288573 \h </w:instrText>
+              <w:instrText xml:space="preserve"> PAGEREF _Toc240292541 \h </w:instrText>
             </w:r>
             <w:r>
               <w:rPr>
@@ -6325,7 +6650,7 @@
               <w:rPr>
                 <w:noProof/>
               </w:rPr>
-              <w:t>80</w:t>
+              <w:t>85</w:t>
             </w:r>
             <w:r>
               <w:rPr>
@@ -6349,7 +6674,7 @@
               <w14:ligatures w14:val="standardContextual"/>
             </w:rPr>
           </w:pPr>
-          <w:hyperlink w:anchor="_Toc240288574" w:history="1">
+          <w:hyperlink w:anchor="_Toc240292542" w:history="1">
             <w:r>
               <w:rPr>
                 <w:rStyle w:val="Hipervnculo"/>
@@ -6373,7 +6698,7 @@
               <w:rPr>
                 <w:noProof/>
               </w:rPr>
-              <w:instrText xml:space="preserve"> PAGEREF _Toc240288574 \h </w:instrText>
+              <w:instrText xml:space="preserve"> PAGEREF _Toc240292542 \h </w:instrText>
             </w:r>
             <w:r>
               <w:rPr>
@@ -6390,7 +6715,7 @@
               <w:rPr>
                 <w:noProof/>
               </w:rPr>
-              <w:t>81</w:t>
+              <w:t>85</w:t>
             </w:r>
             <w:r>
               <w:rPr>
@@ -6414,7 +6739,7 @@
               <w14:ligatures w14:val="standardContextual"/>
             </w:rPr>
           </w:pPr>
-          <w:hyperlink w:anchor="_Toc240288575" w:history="1">
+          <w:hyperlink w:anchor="_Toc240292543" w:history="1">
             <w:r>
               <w:rPr>
                 <w:rStyle w:val="Hipervnculo"/>
@@ -6438,7 +6763,7 @@
               <w:rPr>
                 <w:noProof/>
               </w:rPr>
-              <w:instrText xml:space="preserve"> PAGEREF _Toc240288575 \h </w:instrText>
+              <w:instrText xml:space="preserve"> PAGEREF _Toc240292543 \h </w:instrText>
             </w:r>
             <w:r>
               <w:rPr>
@@ -6455,7 +6780,7 @@
               <w:rPr>
                 <w:noProof/>
               </w:rPr>
-              <w:t>82</w:t>
+              <w:t>87</w:t>
             </w:r>
             <w:r>
               <w:rPr>
@@ -6482,7 +6807,7 @@
         <w:pStyle w:val="Ttulo1"/>
         <w:keepNext/>
       </w:pPr>
-      <w:bookmarkStart w:id="0" w:name="_Toc240288479"/>
+      <w:bookmarkStart w:id="0" w:name="_Toc240292442"/>
       <w:r>
         <w:lastRenderedPageBreak/>
         <w:t>Sistema de Pronóstico de Puntos de Inflexión en el Precio de Litecoin</w:t>
@@ -6543,7 +6868,7 @@
         <w:pStyle w:val="Ttulo2"/>
         <w:keepNext/>
       </w:pPr>
-      <w:bookmarkStart w:id="1" w:name="_Toc240288480"/>
+      <w:bookmarkStart w:id="1" w:name="_Toc240292443"/>
       <w:r>
         <w:t>Resumen ejecutivo</w:t>
       </w:r>
@@ -6581,7 +6906,7 @@
           <w:left w:w="10" w:type="dxa"/>
           <w:right w:w="10" w:type="dxa"/>
         </w:tblCellMar>
-        <w:tblLook w:val="04A0" w:firstRow="1" w:lastRow="0" w:firstColumn="1" w:lastColumn="0" w:noHBand="0" w:noVBand="1"/>
+        <w:tblLook w:val="0000" w:firstRow="0" w:lastRow="0" w:firstColumn="0" w:lastColumn="0" w:noHBand="0" w:noVBand="0"/>
       </w:tblPr>
       <w:tblGrid>
         <w:gridCol w:w="2340"/>
@@ -7260,7 +7585,7 @@
         <w:pStyle w:val="Ttulo2"/>
         <w:keepNext/>
       </w:pPr>
-      <w:bookmarkStart w:id="2" w:name="_Toc240288481"/>
+      <w:bookmarkStart w:id="2" w:name="_Toc240292444"/>
       <w:r>
         <w:t>Los dos entregables, y dónde está cada uno</w:t>
       </w:r>
@@ -7301,7 +7626,7 @@
           <w:left w:w="10" w:type="dxa"/>
           <w:right w:w="10" w:type="dxa"/>
         </w:tblCellMar>
-        <w:tblLook w:val="04A0" w:firstRow="1" w:lastRow="0" w:firstColumn="1" w:lastColumn="0" w:noHBand="0" w:noVBand="1"/>
+        <w:tblLook w:val="0000" w:firstRow="0" w:lastRow="0" w:firstColumn="0" w:lastColumn="0" w:noHBand="0" w:noVBand="0"/>
       </w:tblPr>
       <w:tblGrid>
         <w:gridCol w:w="4119"/>
@@ -7763,7 +8088,7 @@
         <w:pStyle w:val="Ttulo2"/>
         <w:keepNext/>
       </w:pPr>
-      <w:bookmarkStart w:id="3" w:name="_Toc240288482"/>
+      <w:bookmarkStart w:id="3" w:name="_Toc240292445"/>
       <w:r>
         <w:t>Qué se construyó</w:t>
       </w:r>
@@ -7822,7 +8147,7 @@
           <w:left w:w="10" w:type="dxa"/>
           <w:right w:w="10" w:type="dxa"/>
         </w:tblCellMar>
-        <w:tblLook w:val="04A0" w:firstRow="1" w:lastRow="0" w:firstColumn="1" w:lastColumn="0" w:noHBand="0" w:noVBand="1"/>
+        <w:tblLook w:val="0000" w:firstRow="0" w:lastRow="0" w:firstColumn="0" w:lastColumn="0" w:noHBand="0" w:noVBand="0"/>
       </w:tblPr>
       <w:tblGrid>
         <w:gridCol w:w="3120"/>
@@ -8212,7 +8537,7 @@
         <w:pStyle w:val="Ttulo2"/>
         <w:keepNext/>
       </w:pPr>
-      <w:bookmarkStart w:id="4" w:name="_Toc240288483"/>
+      <w:bookmarkStart w:id="4" w:name="_Toc240292446"/>
       <w:r>
         <w:t>Qué se puede afirmar hoy, y qué no</w:t>
       </w:r>
@@ -8498,7 +8823,7 @@
         <w:pStyle w:val="Ttulo2"/>
         <w:keepNext/>
       </w:pPr>
-      <w:bookmarkStart w:id="5" w:name="_Toc240288484"/>
+      <w:bookmarkStart w:id="5" w:name="_Toc240292447"/>
       <w:r>
         <w:t>Lo que este proyecto trató de hacer bien, y por qué se cuenta</w:t>
       </w:r>
@@ -8611,7 +8936,7 @@
         <w:pStyle w:val="Ttulo2"/>
         <w:keepNext/>
       </w:pPr>
-      <w:bookmarkStart w:id="6" w:name="_Toc240288485"/>
+      <w:bookmarkStart w:id="6" w:name="_Toc240292448"/>
       <w:r>
         <w:t>Cómo leer este informe</w:t>
       </w:r>
@@ -8624,7 +8949,7 @@
           <w:left w:w="10" w:type="dxa"/>
           <w:right w:w="10" w:type="dxa"/>
         </w:tblCellMar>
-        <w:tblLook w:val="04A0" w:firstRow="1" w:lastRow="0" w:firstColumn="1" w:lastColumn="0" w:noHBand="0" w:noVBand="1"/>
+        <w:tblLook w:val="0000" w:firstRow="0" w:lastRow="0" w:firstColumn="0" w:lastColumn="0" w:noHBand="0" w:noVBand="0"/>
       </w:tblPr>
       <w:tblGrid>
         <w:gridCol w:w="4680"/>
@@ -9120,7 +9445,7 @@
         <w:pStyle w:val="Ttulo1"/>
         <w:keepNext/>
       </w:pPr>
-      <w:bookmarkStart w:id="7" w:name="_Toc240288486"/>
+      <w:bookmarkStart w:id="7" w:name="_Toc240292449"/>
       <w:r>
         <w:t>Diseño</w:t>
       </w:r>
@@ -9241,7 +9566,7 @@
         <w:pStyle w:val="Ttulo2"/>
         <w:keepNext/>
       </w:pPr>
-      <w:bookmarkStart w:id="8" w:name="_Toc240288487"/>
+      <w:bookmarkStart w:id="8" w:name="_Toc240292450"/>
       <w:r>
         <w:t>1.1 Qué es un punto de inflexión, exactamente</w:t>
       </w:r>
@@ -9485,7 +9810,7 @@
           <w:left w:w="10" w:type="dxa"/>
           <w:right w:w="10" w:type="dxa"/>
         </w:tblCellMar>
-        <w:tblLook w:val="04A0" w:firstRow="1" w:lastRow="0" w:firstColumn="1" w:lastColumn="0" w:noHBand="0" w:noVBand="1"/>
+        <w:tblLook w:val="0000" w:firstRow="0" w:lastRow="0" w:firstColumn="0" w:lastColumn="0" w:noHBand="0" w:noVBand="0"/>
       </w:tblPr>
       <w:tblGrid>
         <w:gridCol w:w="2340"/>
@@ -9976,7 +10301,7 @@
         <w:pStyle w:val="Ttulo2"/>
         <w:keepNext/>
       </w:pPr>
-      <w:bookmarkStart w:id="9" w:name="_Toc240288488"/>
+      <w:bookmarkStart w:id="9" w:name="_Toc240292451"/>
       <w:r>
         <w:t>1.2 Los tres parámetros, y por qué esos</w:t>
       </w:r>
@@ -10113,7 +10438,7 @@
           <w:left w:w="10" w:type="dxa"/>
           <w:right w:w="10" w:type="dxa"/>
         </w:tblCellMar>
-        <w:tblLook w:val="04A0" w:firstRow="1" w:lastRow="0" w:firstColumn="1" w:lastColumn="0" w:noHBand="0" w:noVBand="1"/>
+        <w:tblLook w:val="0000" w:firstRow="0" w:lastRow="0" w:firstColumn="0" w:lastColumn="0" w:noHBand="0" w:noVBand="0"/>
       </w:tblPr>
       <w:tblGrid>
         <w:gridCol w:w="2340"/>
@@ -10909,7 +11234,7 @@
         <w:pStyle w:val="Ttulo2"/>
         <w:keepNext/>
       </w:pPr>
-      <w:bookmarkStart w:id="10" w:name="_Toc240288489"/>
+      <w:bookmarkStart w:id="10" w:name="_Toc240292452"/>
       <w:r>
         <w:t>1.3 Los datos: qué se descarga</w:t>
       </w:r>
@@ -10948,7 +11273,7 @@
           <w:left w:w="10" w:type="dxa"/>
           <w:right w:w="10" w:type="dxa"/>
         </w:tblCellMar>
-        <w:tblLook w:val="04A0" w:firstRow="1" w:lastRow="0" w:firstColumn="1" w:lastColumn="0" w:noHBand="0" w:noVBand="1"/>
+        <w:tblLook w:val="0000" w:firstRow="0" w:lastRow="0" w:firstColumn="0" w:lastColumn="0" w:noHBand="0" w:noVBand="0"/>
       </w:tblPr>
       <w:tblGrid>
         <w:gridCol w:w="4680"/>
@@ -11324,7 +11649,7 @@
         <w:pStyle w:val="Ttulo2"/>
         <w:keepNext/>
       </w:pPr>
-      <w:bookmarkStart w:id="11" w:name="_Toc240288490"/>
+      <w:bookmarkStart w:id="11" w:name="_Toc240292453"/>
       <w:r>
         <w:t>1.4 De dónde salen, y qué hubo que limpiar</w:t>
       </w:r>
@@ -11386,7 +11711,7 @@
           <w:left w:w="10" w:type="dxa"/>
           <w:right w:w="10" w:type="dxa"/>
         </w:tblCellMar>
-        <w:tblLook w:val="04A0" w:firstRow="1" w:lastRow="0" w:firstColumn="1" w:lastColumn="0" w:noHBand="0" w:noVBand="1"/>
+        <w:tblLook w:val="0000" w:firstRow="0" w:lastRow="0" w:firstColumn="0" w:lastColumn="0" w:noHBand="0" w:noVBand="0"/>
       </w:tblPr>
       <w:tblGrid>
         <w:gridCol w:w="1872"/>
@@ -12445,7 +12770,7 @@
         <w:pStyle w:val="Ttulo2"/>
         <w:keepNext/>
       </w:pPr>
-      <w:bookmarkStart w:id="12" w:name="_Toc240288491"/>
+      <w:bookmarkStart w:id="12" w:name="_Toc240292454"/>
       <w:r>
         <w:t>1.5 La partición, y el embargo</w:t>
       </w:r>
@@ -12625,7 +12950,7 @@
           <w:noProof/>
         </w:rPr>
         <w:drawing>
-          <wp:inline distT="0" distB="0" distL="0" distR="0" wp14:anchorId="72F35B84" wp14:editId="7D0ACBC3">
+          <wp:inline distT="0" distB="0" distL="0" distR="0" wp14:anchorId="11650E5A" wp14:editId="6CE45694">
             <wp:extent cx="5715000" cy="1524000"/>
             <wp:effectExtent l="0" t="0" r="0" b="0"/>
             <wp:docPr id="1" name="Imagen 1"/>
@@ -12723,7 +13048,7 @@
           <w:left w:w="10" w:type="dxa"/>
           <w:right w:w="10" w:type="dxa"/>
         </w:tblCellMar>
-        <w:tblLook w:val="04A0" w:firstRow="1" w:lastRow="0" w:firstColumn="1" w:lastColumn="0" w:noHBand="0" w:noVBand="1"/>
+        <w:tblLook w:val="0000" w:firstRow="0" w:lastRow="0" w:firstColumn="0" w:lastColumn="0" w:noHBand="0" w:noVBand="0"/>
       </w:tblPr>
       <w:tblGrid>
         <w:gridCol w:w="3120"/>
@@ -13202,7 +13527,7 @@
         <w:pStyle w:val="Ttulo2"/>
         <w:keepNext/>
       </w:pPr>
-      <w:bookmarkStart w:id="13" w:name="_Toc240288492"/>
+      <w:bookmarkStart w:id="13" w:name="_Toc240292455"/>
       <w:r>
         <w:t>1.6 El bloque de prueba se toca una vez, y eso es comprobable</w:t>
       </w:r>
@@ -13353,7 +13678,7 @@
         <w:pStyle w:val="Ttulo1"/>
         <w:keepNext/>
       </w:pPr>
-      <w:bookmarkStart w:id="14" w:name="_Toc240288493"/>
+      <w:bookmarkStart w:id="14" w:name="_Toc240292456"/>
       <w:r>
         <w:t>Ingeniería de Características</w:t>
       </w:r>
@@ -13465,7 +13790,7 @@
         <w:pStyle w:val="Ttulo2"/>
         <w:keepNext/>
       </w:pPr>
-      <w:bookmarkStart w:id="15" w:name="_Toc240288494"/>
+      <w:bookmarkStart w:id="15" w:name="_Toc240292457"/>
       <w:r>
         <w:t>2.1 Las seis familias</w:t>
       </w:r>
@@ -13504,7 +13829,7 @@
           <w:left w:w="10" w:type="dxa"/>
           <w:right w:w="10" w:type="dxa"/>
         </w:tblCellMar>
-        <w:tblLook w:val="04A0" w:firstRow="1" w:lastRow="0" w:firstColumn="1" w:lastColumn="0" w:noHBand="0" w:noVBand="1"/>
+        <w:tblLook w:val="0000" w:firstRow="0" w:lastRow="0" w:firstColumn="0" w:lastColumn="0" w:noHBand="0" w:noVBand="0"/>
       </w:tblPr>
       <w:tblGrid>
         <w:gridCol w:w="3120"/>
@@ -14140,7 +14465,7 @@
         <w:pStyle w:val="Ttulo2"/>
         <w:keepNext/>
       </w:pPr>
-      <w:bookmarkStart w:id="16" w:name="_Toc240288495"/>
+      <w:bookmarkStart w:id="16" w:name="_Toc240292458"/>
       <w:r>
         <w:t>2.2 Cero columnas en nivel de precio, y lo que costó llegar ahí</w:t>
       </w:r>
@@ -14382,7 +14707,7 @@
         <w:pStyle w:val="Ttulo2"/>
         <w:keepNext/>
       </w:pPr>
-      <w:bookmarkStart w:id="17" w:name="_Toc240288496"/>
+      <w:bookmarkStart w:id="17" w:name="_Toc240292459"/>
       <w:r>
         <w:t>2.3 Qué usa el modelo, medido por permutación</w:t>
       </w:r>
@@ -14458,7 +14783,7 @@
           <w:left w:w="10" w:type="dxa"/>
           <w:right w:w="10" w:type="dxa"/>
         </w:tblCellMar>
-        <w:tblLook w:val="04A0" w:firstRow="1" w:lastRow="0" w:firstColumn="1" w:lastColumn="0" w:noHBand="0" w:noVBand="1"/>
+        <w:tblLook w:val="0000" w:firstRow="0" w:lastRow="0" w:firstColumn="0" w:lastColumn="0" w:noHBand="0" w:noVBand="0"/>
       </w:tblPr>
       <w:tblGrid>
         <w:gridCol w:w="4680"/>
@@ -14855,7 +15180,7 @@
           <w:left w:w="10" w:type="dxa"/>
           <w:right w:w="10" w:type="dxa"/>
         </w:tblCellMar>
-        <w:tblLook w:val="04A0" w:firstRow="1" w:lastRow="0" w:firstColumn="1" w:lastColumn="0" w:noHBand="0" w:noVBand="1"/>
+        <w:tblLook w:val="0000" w:firstRow="0" w:lastRow="0" w:firstColumn="0" w:lastColumn="0" w:noHBand="0" w:noVBand="0"/>
       </w:tblPr>
       <w:tblGrid>
         <w:gridCol w:w="1872"/>
@@ -15819,7 +16144,7 @@
         <w:pStyle w:val="Ttulo2"/>
         <w:keepNext/>
       </w:pPr>
-      <w:bookmarkStart w:id="18" w:name="_Toc240288497"/>
+      <w:bookmarkStart w:id="18" w:name="_Toc240292460"/>
       <w:r>
         <w:lastRenderedPageBreak/>
         <w:t>2.4 El piso de ruido: qué hace que la tabla signifique algo</w:t>
@@ -15942,7 +16267,7 @@
         <w:pStyle w:val="Ttulo2"/>
         <w:keepNext/>
       </w:pPr>
-      <w:bookmarkStart w:id="19" w:name="_Toc240288498"/>
+      <w:bookmarkStart w:id="19" w:name="_Toc240292461"/>
       <w:r>
         <w:t>2.5 Recortar las 17: medido, no opinado</w:t>
       </w:r>
@@ -15999,7 +16324,7 @@
           <w:left w:w="10" w:type="dxa"/>
           <w:right w:w="10" w:type="dxa"/>
         </w:tblCellMar>
-        <w:tblLook w:val="04A0" w:firstRow="1" w:lastRow="0" w:firstColumn="1" w:lastColumn="0" w:noHBand="0" w:noVBand="1"/>
+        <w:tblLook w:val="0000" w:firstRow="0" w:lastRow="0" w:firstColumn="0" w:lastColumn="0" w:noHBand="0" w:noVBand="0"/>
       </w:tblPr>
       <w:tblGrid>
         <w:gridCol w:w="2340"/>
@@ -16821,7 +17146,7 @@
         <w:pStyle w:val="Ttulo2"/>
         <w:keepNext/>
       </w:pPr>
-      <w:bookmarkStart w:id="20" w:name="_Toc240288499"/>
+      <w:bookmarkStart w:id="20" w:name="_Toc240292462"/>
       <w:r>
         <w:t>2.6 La tensión con el resultado multivariante, y por qué no es una contradicción</w:t>
       </w:r>
@@ -17000,7 +17325,7 @@
         <w:pStyle w:val="Ttulo2"/>
         <w:keepNext/>
       </w:pPr>
-      <w:bookmarkStart w:id="21" w:name="_Toc240288500"/>
+      <w:bookmarkStart w:id="21" w:name="_Toc240292463"/>
       <w:r>
         <w:t>2.7 Lo que esta sección no puede afirmar</w:t>
       </w:r>
@@ -17132,7 +17457,7 @@
         <w:pStyle w:val="Ttulo1"/>
         <w:keepNext/>
       </w:pPr>
-      <w:bookmarkStart w:id="22" w:name="_Toc240288501"/>
+      <w:bookmarkStart w:id="22" w:name="_Toc240292464"/>
       <w:r>
         <w:t>Los Dos Modelos: Fundacional y Avanzado</w:t>
       </w:r>
@@ -17186,7 +17511,7 @@
         <w:pStyle w:val="Ttulo2"/>
         <w:keepNext/>
       </w:pPr>
-      <w:bookmarkStart w:id="23" w:name="_Toc240288502"/>
+      <w:bookmarkStart w:id="23" w:name="_Toc240292465"/>
       <w:r>
         <w:lastRenderedPageBreak/>
         <w:t>1. El puente, que es lo que hace comparables a los dos</w:t>
@@ -17344,7 +17669,7 @@
         <w:pStyle w:val="Ttulo2"/>
         <w:keepNext/>
       </w:pPr>
-      <w:bookmarkStart w:id="24" w:name="_Toc240288503"/>
+      <w:bookmarkStart w:id="24" w:name="_Toc240292466"/>
       <w:r>
         <w:t>2. Modelo fundacional — Chronos-Bolt</w:t>
       </w:r>
@@ -17418,7 +17743,7 @@
           <w:left w:w="10" w:type="dxa"/>
           <w:right w:w="10" w:type="dxa"/>
         </w:tblCellMar>
-        <w:tblLook w:val="04A0" w:firstRow="1" w:lastRow="0" w:firstColumn="1" w:lastColumn="0" w:noHBand="0" w:noVBand="1"/>
+        <w:tblLook w:val="0000" w:firstRow="0" w:lastRow="0" w:firstColumn="0" w:lastColumn="0" w:noHBand="0" w:noVBand="0"/>
       </w:tblPr>
       <w:tblGrid>
         <w:gridCol w:w="2340"/>
@@ -17669,7 +17994,7 @@
         <w:pStyle w:val="Ttulo2"/>
         <w:keepNext/>
       </w:pPr>
-      <w:bookmarkStart w:id="25" w:name="_Toc240288504"/>
+      <w:bookmarkStart w:id="25" w:name="_Toc240292467"/>
       <w:r>
         <w:lastRenderedPageBreak/>
         <w:t>3. Modelo avanzado — iTransformer</w:t>
@@ -17711,7 +18036,7 @@
         <w:pStyle w:val="Ttulo3"/>
         <w:keepNext/>
       </w:pPr>
-      <w:bookmarkStart w:id="26" w:name="_Toc240288505"/>
+      <w:bookmarkStart w:id="26" w:name="_Toc240292468"/>
       <w:r>
         <w:t>Por qué no es Informer</w:t>
       </w:r>
@@ -17816,7 +18141,7 @@
         <w:pStyle w:val="Ttulo3"/>
         <w:keepNext/>
       </w:pPr>
-      <w:bookmarkStart w:id="27" w:name="_Toc240288506"/>
+      <w:bookmarkStart w:id="27" w:name="_Toc240292469"/>
       <w:r>
         <w:t>Lo que cuesta</w:t>
       </w:r>
@@ -17829,7 +18154,7 @@
           <w:left w:w="10" w:type="dxa"/>
           <w:right w:w="10" w:type="dxa"/>
         </w:tblCellMar>
-        <w:tblLook w:val="04A0" w:firstRow="1" w:lastRow="0" w:firstColumn="1" w:lastColumn="0" w:noHBand="0" w:noVBand="1"/>
+        <w:tblLook w:val="0000" w:firstRow="0" w:lastRow="0" w:firstColumn="0" w:lastColumn="0" w:noHBand="0" w:noVBand="0"/>
       </w:tblPr>
       <w:tblGrid>
         <w:gridCol w:w="4680"/>
@@ -18048,7 +18373,7 @@
           <w:left w:w="10" w:type="dxa"/>
           <w:right w:w="10" w:type="dxa"/>
         </w:tblCellMar>
-        <w:tblLook w:val="04A0" w:firstRow="1" w:lastRow="0" w:firstColumn="1" w:lastColumn="0" w:noHBand="0" w:noVBand="1"/>
+        <w:tblLook w:val="0000" w:firstRow="0" w:lastRow="0" w:firstColumn="0" w:lastColumn="0" w:noHBand="0" w:noVBand="0"/>
       </w:tblPr>
       <w:tblGrid>
         <w:gridCol w:w="2340"/>
@@ -18337,7 +18662,7 @@
         <w:pStyle w:val="Ttulo2"/>
         <w:keepNext/>
       </w:pPr>
-      <w:bookmarkStart w:id="28" w:name="_Toc240288507"/>
+      <w:bookmarkStart w:id="28" w:name="_Toc240292470"/>
       <w:r>
         <w:lastRenderedPageBreak/>
         <w:t>4. Rendimiento sobre validación</w:t>
@@ -18351,7 +18676,7 @@
           <w:left w:w="10" w:type="dxa"/>
           <w:right w:w="10" w:type="dxa"/>
         </w:tblCellMar>
-        <w:tblLook w:val="04A0" w:firstRow="1" w:lastRow="0" w:firstColumn="1" w:lastColumn="0" w:noHBand="0" w:noVBand="1"/>
+        <w:tblLook w:val="0000" w:firstRow="0" w:lastRow="0" w:firstColumn="0" w:lastColumn="0" w:noHBand="0" w:noVBand="0"/>
       </w:tblPr>
       <w:tblGrid>
         <w:gridCol w:w="4281"/>
@@ -19145,7 +19470,7 @@
         <w:pStyle w:val="Ttulo3"/>
         <w:keepNext/>
       </w:pPr>
-      <w:bookmarkStart w:id="29" w:name="_Toc240288508"/>
+      <w:bookmarkStart w:id="29" w:name="_Toc240292471"/>
       <w:r>
         <w:t>Las comparaciones que deciden</w:t>
       </w:r>
@@ -19176,7 +19501,7 @@
           <w:left w:w="10" w:type="dxa"/>
           <w:right w:w="10" w:type="dxa"/>
         </w:tblCellMar>
-        <w:tblLook w:val="04A0" w:firstRow="1" w:lastRow="0" w:firstColumn="1" w:lastColumn="0" w:noHBand="0" w:noVBand="1"/>
+        <w:tblLook w:val="0000" w:firstRow="0" w:lastRow="0" w:firstColumn="0" w:lastColumn="0" w:noHBand="0" w:noVBand="0"/>
       </w:tblPr>
       <w:tblGrid>
         <w:gridCol w:w="2340"/>
@@ -20229,7 +20554,7 @@
         <w:pStyle w:val="Ttulo2"/>
         <w:keepNext/>
       </w:pPr>
-      <w:bookmarkStart w:id="30" w:name="_Toc240288509"/>
+      <w:bookmarkStart w:id="30" w:name="_Toc240292472"/>
       <w:r>
         <w:t>5. Por qué no se ajustaron hiperparámetros</w:t>
       </w:r>
@@ -20357,7 +20682,7 @@
         <w:pStyle w:val="Ttulo2"/>
         <w:keepNext/>
       </w:pPr>
-      <w:bookmarkStart w:id="31" w:name="_Toc240288510"/>
+      <w:bookmarkStart w:id="31" w:name="_Toc240292473"/>
       <w:r>
         <w:t>6. Lo que no se puede afirmar, y por qué</w:t>
       </w:r>
@@ -20368,7 +20693,7 @@
         <w:pStyle w:val="Ttulo3"/>
         <w:keepNext/>
       </w:pPr>
-      <w:bookmarkStart w:id="32" w:name="_Toc240288511"/>
+      <w:bookmarkStart w:id="32" w:name="_Toc240292474"/>
       <w:r>
         <w:t>Los activos de apoyo: signo estable en las cinco, sin distinguibilidad afirmable</w:t>
       </w:r>
@@ -20457,7 +20782,7 @@
           <w:left w:w="10" w:type="dxa"/>
           <w:right w:w="10" w:type="dxa"/>
         </w:tblCellMar>
-        <w:tblLook w:val="04A0" w:firstRow="1" w:lastRow="0" w:firstColumn="1" w:lastColumn="0" w:noHBand="0" w:noVBand="1"/>
+        <w:tblLook w:val="0000" w:firstRow="0" w:lastRow="0" w:firstColumn="0" w:lastColumn="0" w:noHBand="0" w:noVBand="0"/>
       </w:tblPr>
       <w:tblGrid>
         <w:gridCol w:w="2340"/>
@@ -21284,7 +21609,7 @@
         <w:pStyle w:val="Ttulo3"/>
         <w:keepNext/>
       </w:pPr>
-      <w:bookmarkStart w:id="33" w:name="_Toc240288512"/>
+      <w:bookmarkStart w:id="33" w:name="_Toc240292475"/>
       <w:r>
         <w:t>La dispersión no es pareja, y es peor donde más importa</w:t>
       </w:r>
@@ -21305,7 +21630,7 @@
           <w:left w:w="10" w:type="dxa"/>
           <w:right w:w="10" w:type="dxa"/>
         </w:tblCellMar>
-        <w:tblLook w:val="04A0" w:firstRow="1" w:lastRow="0" w:firstColumn="1" w:lastColumn="0" w:noHBand="0" w:noVBand="1"/>
+        <w:tblLook w:val="0000" w:firstRow="0" w:lastRow="0" w:firstColumn="0" w:lastColumn="0" w:noHBand="0" w:noVBand="0"/>
       </w:tblPr>
       <w:tblGrid>
         <w:gridCol w:w="3120"/>
@@ -21941,7 +22266,7 @@
           <w:left w:w="10" w:type="dxa"/>
           <w:right w:w="10" w:type="dxa"/>
         </w:tblCellMar>
-        <w:tblLook w:val="04A0" w:firstRow="1" w:lastRow="0" w:firstColumn="1" w:lastColumn="0" w:noHBand="0" w:noVBand="1"/>
+        <w:tblLook w:val="0000" w:firstRow="0" w:lastRow="0" w:firstColumn="0" w:lastColumn="0" w:noHBand="0" w:noVBand="0"/>
       </w:tblPr>
       <w:tblGrid>
         <w:gridCol w:w="3120"/>
@@ -22252,7 +22577,7 @@
         <w:pStyle w:val="Ttulo3"/>
         <w:keepNext/>
       </w:pPr>
-      <w:bookmarkStart w:id="34" w:name="_Toc240288513"/>
+      <w:bookmarkStart w:id="34" w:name="_Toc240292476"/>
       <w:r>
         <w:lastRenderedPageBreak/>
         <w:t>El puente amplifica diferencias que no deberían importar</w:t>
@@ -22308,7 +22633,7 @@
         <w:pStyle w:val="Ttulo2"/>
         <w:keepNext/>
       </w:pPr>
-      <w:bookmarkStart w:id="35" w:name="_Toc240288514"/>
+      <w:bookmarkStart w:id="35" w:name="_Toc240292477"/>
       <w:r>
         <w:t>7. Por clase: lo que el bloque de prueba sugirió y lo que la potencia confirmó</w:t>
       </w:r>
@@ -22337,7 +22662,7 @@
         <w:pStyle w:val="Ttulo3"/>
         <w:keepNext/>
       </w:pPr>
-      <w:bookmarkStart w:id="36" w:name="_Toc240288515"/>
+      <w:bookmarkStart w:id="36" w:name="_Toc240292478"/>
       <w:r>
         <w:t>Lo que se vio en el bloque de prueba</w:t>
       </w:r>
@@ -22365,7 +22690,7 @@
           <w:left w:w="10" w:type="dxa"/>
           <w:right w:w="10" w:type="dxa"/>
         </w:tblCellMar>
-        <w:tblLook w:val="04A0" w:firstRow="1" w:lastRow="0" w:firstColumn="1" w:lastColumn="0" w:noHBand="0" w:noVBand="1"/>
+        <w:tblLook w:val="0000" w:firstRow="0" w:lastRow="0" w:firstColumn="0" w:lastColumn="0" w:noHBand="0" w:noVBand="0"/>
       </w:tblPr>
       <w:tblGrid>
         <w:gridCol w:w="4282"/>
@@ -22835,7 +23160,7 @@
         <w:pStyle w:val="Ttulo3"/>
         <w:keepNext/>
       </w:pPr>
-      <w:bookmarkStart w:id="37" w:name="_Toc240288516"/>
+      <w:bookmarkStart w:id="37" w:name="_Toc240292479"/>
       <w:r>
         <w:t>Lo que dice la agregación de los nueve tramos</w:t>
       </w:r>
@@ -22881,7 +23206,7 @@
           <w:left w:w="10" w:type="dxa"/>
           <w:right w:w="10" w:type="dxa"/>
         </w:tblCellMar>
-        <w:tblLook w:val="04A0" w:firstRow="1" w:lastRow="0" w:firstColumn="1" w:lastColumn="0" w:noHBand="0" w:noVBand="1"/>
+        <w:tblLook w:val="0000" w:firstRow="0" w:lastRow="0" w:firstColumn="0" w:lastColumn="0" w:noHBand="0" w:noVBand="0"/>
       </w:tblPr>
       <w:tblGrid>
         <w:gridCol w:w="1872"/>
@@ -23506,7 +23831,7 @@
         <w:pStyle w:val="Ttulo3"/>
         <w:keepNext/>
       </w:pPr>
-      <w:bookmarkStart w:id="38" w:name="_Toc240288517"/>
+      <w:bookmarkStart w:id="38" w:name="_Toc240292480"/>
       <w:r>
         <w:t>Por qué esto importa más allá de la tabla</w:t>
       </w:r>
@@ -23578,7 +23903,7 @@
         <w:pStyle w:val="Ttulo2"/>
         <w:keepNext/>
       </w:pPr>
-      <w:bookmarkStart w:id="39" w:name="_Toc240288518"/>
+      <w:bookmarkStart w:id="39" w:name="_Toc240292481"/>
       <w:r>
         <w:lastRenderedPageBreak/>
         <w:t>8. La celda que faltaba, y las tres lecturas escritas de antemano</w:t>
@@ -23691,7 +24016,7 @@
         <w:pStyle w:val="Ttulo2"/>
         <w:keepNext/>
       </w:pPr>
-      <w:bookmarkStart w:id="40" w:name="_Toc240288519"/>
+      <w:bookmarkStart w:id="40" w:name="_Toc240292482"/>
       <w:r>
         <w:t>9. Cómo se regenera cada cifra</w:t>
       </w:r>
@@ -23736,7 +24061,7 @@
           <w:left w:w="10" w:type="dxa"/>
           <w:right w:w="10" w:type="dxa"/>
         </w:tblCellMar>
-        <w:tblLook w:val="04A0" w:firstRow="1" w:lastRow="0" w:firstColumn="1" w:lastColumn="0" w:noHBand="0" w:noVBand="1"/>
+        <w:tblLook w:val="0000" w:firstRow="0" w:lastRow="0" w:firstColumn="0" w:lastColumn="0" w:noHBand="0" w:noVBand="0"/>
       </w:tblPr>
       <w:tblGrid>
         <w:gridCol w:w="4680"/>
@@ -24121,7 +24446,7 @@
         <w:pStyle w:val="Ttulo1"/>
         <w:keepNext/>
       </w:pPr>
-      <w:bookmarkStart w:id="41" w:name="_Toc240288520"/>
+      <w:bookmarkStart w:id="41" w:name="_Toc240292483"/>
       <w:r>
         <w:t>Pruebas de Detección</w:t>
       </w:r>
@@ -24424,7 +24749,7 @@
         <w:pStyle w:val="Ttulo2"/>
         <w:keepNext/>
       </w:pPr>
-      <w:bookmarkStart w:id="42" w:name="_Toc240288521"/>
+      <w:bookmarkStart w:id="42" w:name="_Toc240292484"/>
       <w:r>
         <w:t>4.1 Qué demuestra cada una</w:t>
       </w:r>
@@ -24471,7 +24796,7 @@
           <w:left w:w="10" w:type="dxa"/>
           <w:right w:w="10" w:type="dxa"/>
         </w:tblCellMar>
-        <w:tblLook w:val="04A0" w:firstRow="1" w:lastRow="0" w:firstColumn="1" w:lastColumn="0" w:noHBand="0" w:noVBand="1"/>
+        <w:tblLook w:val="0000" w:firstRow="0" w:lastRow="0" w:firstColumn="0" w:lastColumn="0" w:noHBand="0" w:noVBand="0"/>
       </w:tblPr>
       <w:tblGrid>
         <w:gridCol w:w="2340"/>
@@ -25063,7 +25388,7 @@
         <w:pStyle w:val="Ttulo2"/>
         <w:keepNext/>
       </w:pPr>
-      <w:bookmarkStart w:id="43" w:name="_Toc240288522"/>
+      <w:bookmarkStart w:id="43" w:name="_Toc240292485"/>
       <w:r>
         <w:t>4.2 Prueba 1 · El etiquetador, sobre una serie construida</w:t>
       </w:r>
@@ -25127,7 +25452,7 @@
           <w:left w:w="10" w:type="dxa"/>
           <w:right w:w="10" w:type="dxa"/>
         </w:tblCellMar>
-        <w:tblLook w:val="04A0" w:firstRow="1" w:lastRow="0" w:firstColumn="1" w:lastColumn="0" w:noHBand="0" w:noVBand="1"/>
+        <w:tblLook w:val="0000" w:firstRow="0" w:lastRow="0" w:firstColumn="0" w:lastColumn="0" w:noHBand="0" w:noVBand="0"/>
       </w:tblPr>
       <w:tblGrid>
         <w:gridCol w:w="4680"/>
@@ -25395,7 +25720,7 @@
         <w:pStyle w:val="Ttulo2"/>
         <w:keepNext/>
       </w:pPr>
-      <w:bookmarkStart w:id="44" w:name="_Toc240288523"/>
+      <w:bookmarkStart w:id="44" w:name="_Toc240292486"/>
       <w:r>
         <w:t>4.3 Prueba 2 · El circuito completo, sobre datos sintéticos</w:t>
       </w:r>
@@ -25492,7 +25817,7 @@
           <w:left w:w="10" w:type="dxa"/>
           <w:right w:w="10" w:type="dxa"/>
         </w:tblCellMar>
-        <w:tblLook w:val="04A0" w:firstRow="1" w:lastRow="0" w:firstColumn="1" w:lastColumn="0" w:noHBand="0" w:noVBand="1"/>
+        <w:tblLook w:val="0000" w:firstRow="0" w:lastRow="0" w:firstColumn="0" w:lastColumn="0" w:noHBand="0" w:noVBand="0"/>
       </w:tblPr>
       <w:tblGrid>
         <w:gridCol w:w="3120"/>
@@ -25899,7 +26224,7 @@
         <w:pStyle w:val="Ttulo2"/>
         <w:keepNext/>
       </w:pPr>
-      <w:bookmarkStart w:id="45" w:name="_Toc240288524"/>
+      <w:bookmarkStart w:id="45" w:name="_Toc240292487"/>
       <w:r>
         <w:t>4.4 Prueba 3 · Sobre el bloque de entrenamiento</w:t>
       </w:r>
@@ -25953,7 +26278,7 @@
           <w:left w:w="10" w:type="dxa"/>
           <w:right w:w="10" w:type="dxa"/>
         </w:tblCellMar>
-        <w:tblLook w:val="04A0" w:firstRow="1" w:lastRow="0" w:firstColumn="1" w:lastColumn="0" w:noHBand="0" w:noVBand="1"/>
+        <w:tblLook w:val="0000" w:firstRow="0" w:lastRow="0" w:firstColumn="0" w:lastColumn="0" w:noHBand="0" w:noVBand="0"/>
       </w:tblPr>
       <w:tblGrid>
         <w:gridCol w:w="3120"/>
@@ -26387,7 +26712,7 @@
         <w:pStyle w:val="Ttulo2"/>
         <w:keepNext/>
       </w:pPr>
-      <w:bookmarkStart w:id="46" w:name="_Toc240288525"/>
+      <w:bookmarkStart w:id="46" w:name="_Toc240292488"/>
       <w:r>
         <w:t>4.5 Prueba 4 · Tiempo real, y por qué es la única que busca fuga</w:t>
       </w:r>
@@ -26479,7 +26804,7 @@
           <w:left w:w="10" w:type="dxa"/>
           <w:right w:w="10" w:type="dxa"/>
         </w:tblCellMar>
-        <w:tblLook w:val="04A0" w:firstRow="1" w:lastRow="0" w:firstColumn="1" w:lastColumn="0" w:noHBand="0" w:noVBand="1"/>
+        <w:tblLook w:val="0000" w:firstRow="0" w:lastRow="0" w:firstColumn="0" w:lastColumn="0" w:noHBand="0" w:noVBand="0"/>
       </w:tblPr>
       <w:tblGrid>
         <w:gridCol w:w="4680"/>
@@ -26703,7 +27028,7 @@
         <w:pStyle w:val="Ttulo3"/>
         <w:keepNext/>
       </w:pPr>
-      <w:bookmarkStart w:id="47" w:name="_Toc240288526"/>
+      <w:bookmarkStart w:id="47" w:name="_Toc240292489"/>
       <w:r>
         <w:t>La cola sin confirmar, y por qué se muestra</w:t>
       </w:r>
@@ -26846,7 +27171,7 @@
         <w:pStyle w:val="Ttulo2"/>
         <w:keepNext/>
       </w:pPr>
-      <w:bookmarkStart w:id="48" w:name="_Toc240288527"/>
+      <w:bookmarkStart w:id="48" w:name="_Toc240292490"/>
       <w:r>
         <w:t>4.6 Lo que las cuatro juntas permiten decir</w:t>
       </w:r>
@@ -26905,7 +27230,7 @@
         <w:pStyle w:val="Ttulo1"/>
         <w:keepNext/>
       </w:pPr>
-      <w:bookmarkStart w:id="49" w:name="_Toc240288528"/>
+      <w:bookmarkStart w:id="49" w:name="_Toc240292491"/>
       <w:r>
         <w:lastRenderedPageBreak/>
         <w:t>Rendimiento</w:t>
@@ -27062,7 +27387,7 @@
         <w:pStyle w:val="Ttulo2"/>
         <w:keepNext/>
       </w:pPr>
-      <w:bookmarkStart w:id="50" w:name="_Toc240288529"/>
+      <w:bookmarkStart w:id="50" w:name="_Toc240292492"/>
       <w:r>
         <w:t>5.1 La comparación sobre validación</w:t>
       </w:r>
@@ -27101,7 +27426,7 @@
           <w:left w:w="10" w:type="dxa"/>
           <w:right w:w="10" w:type="dxa"/>
         </w:tblCellMar>
-        <w:tblLook w:val="04A0" w:firstRow="1" w:lastRow="0" w:firstColumn="1" w:lastColumn="0" w:noHBand="0" w:noVBand="1"/>
+        <w:tblLook w:val="0000" w:firstRow="0" w:lastRow="0" w:firstColumn="0" w:lastColumn="0" w:noHBand="0" w:noVBand="0"/>
       </w:tblPr>
       <w:tblGrid>
         <w:gridCol w:w="2340"/>
@@ -28270,7 +28595,7 @@
         <w:pStyle w:val="Ttulo2"/>
         <w:keepNext/>
       </w:pPr>
-      <w:bookmarkStart w:id="51" w:name="_Toc240288530"/>
+      <w:bookmarkStart w:id="51" w:name="_Toc240292493"/>
       <w:r>
         <w:t>5.2 Qué es la Precisión Direccional aquí, y por qué hubo que decidirlo</w:t>
       </w:r>
@@ -28423,7 +28748,7 @@
         <w:pStyle w:val="Ttulo2"/>
         <w:keepNext/>
       </w:pPr>
-      <w:bookmarkStart w:id="52" w:name="_Toc240288531"/>
+      <w:bookmarkStart w:id="52" w:name="_Toc240292494"/>
       <w:r>
         <w:t>5.3 Comparar medias no alcanza: los intervalos</w:t>
       </w:r>
@@ -28525,7 +28850,7 @@
           <w:left w:w="10" w:type="dxa"/>
           <w:right w:w="10" w:type="dxa"/>
         </w:tblCellMar>
-        <w:tblLook w:val="04A0" w:firstRow="1" w:lastRow="0" w:firstColumn="1" w:lastColumn="0" w:noHBand="0" w:noVBand="1"/>
+        <w:tblLook w:val="0000" w:firstRow="0" w:lastRow="0" w:firstColumn="0" w:lastColumn="0" w:noHBand="0" w:noVBand="0"/>
       </w:tblPr>
       <w:tblGrid>
         <w:gridCol w:w="2340"/>
@@ -29191,7 +29516,7 @@
         <w:pStyle w:val="Ttulo2"/>
         <w:keepNext/>
       </w:pPr>
-      <w:bookmarkStart w:id="53" w:name="_Toc240288532"/>
+      <w:bookmarkStart w:id="53" w:name="_Toc240292495"/>
       <w:r>
         <w:t>5.4 Un intervalo de esta tabla no se reproduce, y se declara</w:t>
       </w:r>
@@ -29227,7 +29552,7 @@
           <w:left w:w="10" w:type="dxa"/>
           <w:right w:w="10" w:type="dxa"/>
         </w:tblCellMar>
-        <w:tblLook w:val="04A0" w:firstRow="1" w:lastRow="0" w:firstColumn="1" w:lastColumn="0" w:noHBand="0" w:noVBand="1"/>
+        <w:tblLook w:val="0000" w:firstRow="0" w:lastRow="0" w:firstColumn="0" w:lastColumn="0" w:noHBand="0" w:noVBand="0"/>
       </w:tblPr>
       <w:tblGrid>
         <w:gridCol w:w="2340"/>
@@ -29811,7 +30136,7 @@
         <w:pStyle w:val="Ttulo2"/>
         <w:keepNext/>
       </w:pPr>
-      <w:bookmarkStart w:id="54" w:name="_Toc240288533"/>
+      <w:bookmarkStart w:id="54" w:name="_Toc240292496"/>
       <w:r>
         <w:t>5.5 El bloque de prueba</w:t>
       </w:r>
@@ -29909,10 +30234,10 @@
           <w:noProof/>
         </w:rPr>
         <w:drawing>
-          <wp:inline distT="0" distB="0" distL="0" distR="0" wp14:anchorId="2237FEF0" wp14:editId="593C03D8">
+          <wp:inline distT="0" distB="0" distL="0" distR="0" wp14:anchorId="0EDA5B56" wp14:editId="69EEB78C">
             <wp:extent cx="5715000" cy="2828925"/>
             <wp:effectExtent l="0" t="0" r="0" b="0"/>
-            <wp:docPr id="202850437" name="Imagen 202850437"/>
+            <wp:docPr id="1516957451" name="Imagen 1516957451"/>
             <wp:cNvGraphicFramePr>
               <a:graphicFrameLocks xmlns:a="http://schemas.openxmlformats.org/drawingml/2006/main" noChangeAspect="1"/>
             </wp:cNvGraphicFramePr>
@@ -30007,7 +30332,7 @@
           <w:left w:w="10" w:type="dxa"/>
           <w:right w:w="10" w:type="dxa"/>
         </w:tblCellMar>
-        <w:tblLook w:val="04A0" w:firstRow="1" w:lastRow="0" w:firstColumn="1" w:lastColumn="0" w:noHBand="0" w:noVBand="1"/>
+        <w:tblLook w:val="0000" w:firstRow="0" w:lastRow="0" w:firstColumn="0" w:lastColumn="0" w:noHBand="0" w:noVBand="0"/>
       </w:tblPr>
       <w:tblGrid>
         <w:gridCol w:w="1872"/>
@@ -31028,10 +31353,10 @@
           <w:noProof/>
         </w:rPr>
         <w:drawing>
-          <wp:inline distT="0" distB="0" distL="0" distR="0" wp14:anchorId="6E6C5A52" wp14:editId="4DD1E85C">
+          <wp:inline distT="0" distB="0" distL="0" distR="0" wp14:anchorId="060476BD" wp14:editId="744BF451">
             <wp:extent cx="5715000" cy="2543175"/>
             <wp:effectExtent l="0" t="0" r="0" b="0"/>
-            <wp:docPr id="1781472117" name="Imagen 1781472117"/>
+            <wp:docPr id="782628242" name="Imagen 782628242"/>
             <wp:cNvGraphicFramePr>
               <a:graphicFrameLocks xmlns:a="http://schemas.openxmlformats.org/drawingml/2006/main" noChangeAspect="1"/>
             </wp:cNvGraphicFramePr>
@@ -31098,7 +31423,7 @@
         <w:pStyle w:val="Ttulo3"/>
         <w:keepNext/>
       </w:pPr>
-      <w:bookmarkStart w:id="55" w:name="_Toc240288534"/>
+      <w:bookmarkStart w:id="55" w:name="_Toc240292497"/>
       <w:r>
         <w:lastRenderedPageBreak/>
         <w:t>La regla de decisión, aplicada</w:t>
@@ -31177,7 +31502,7 @@
           <w:left w:w="10" w:type="dxa"/>
           <w:right w:w="10" w:type="dxa"/>
         </w:tblCellMar>
-        <w:tblLook w:val="04A0" w:firstRow="1" w:lastRow="0" w:firstColumn="1" w:lastColumn="0" w:noHBand="0" w:noVBand="1"/>
+        <w:tblLook w:val="0000" w:firstRow="0" w:lastRow="0" w:firstColumn="0" w:lastColumn="0" w:noHBand="0" w:noVBand="0"/>
       </w:tblPr>
       <w:tblGrid>
         <w:gridCol w:w="3120"/>
@@ -31587,7 +31912,7 @@
         <w:pStyle w:val="Ttulo3"/>
         <w:keepNext/>
       </w:pPr>
-      <w:bookmarkStart w:id="56" w:name="_Toc240288535"/>
+      <w:bookmarkStart w:id="56" w:name="_Toc240292498"/>
       <w:r>
         <w:t>Lo que el informe dice, escrito antes de saber cuál tocaba</w:t>
       </w:r>
@@ -31745,7 +32070,7 @@
         <w:pStyle w:val="Ttulo3"/>
         <w:keepNext/>
       </w:pPr>
-      <w:bookmarkStart w:id="57" w:name="_Toc240288536"/>
+      <w:bookmarkStart w:id="57" w:name="_Toc240292499"/>
       <w:r>
         <w:t>El criterio de aceptación falla, y por una razón que no es la del intervalo</w:t>
       </w:r>
@@ -31878,7 +32203,7 @@
         <w:pStyle w:val="Ttulo3"/>
         <w:keepNext/>
       </w:pPr>
-      <w:bookmarkStart w:id="58" w:name="_Toc240288537"/>
+      <w:bookmarkStart w:id="58" w:name="_Toc240292500"/>
       <w:r>
         <w:t>Un hueco de la herramienta, declarado</w:t>
       </w:r>
@@ -31964,7 +32289,7 @@
         <w:pStyle w:val="Ttulo1"/>
         <w:keepNext/>
       </w:pPr>
-      <w:bookmarkStart w:id="59" w:name="_Toc240288538"/>
+      <w:bookmarkStart w:id="59" w:name="_Toc240292501"/>
       <w:r>
         <w:t>Limitaciones</w:t>
       </w:r>
@@ -32072,7 +32397,7 @@
         <w:pStyle w:val="Ttulo2"/>
         <w:keepNext/>
       </w:pPr>
-      <w:bookmarkStart w:id="60" w:name="_Toc240288539"/>
+      <w:bookmarkStart w:id="60" w:name="_Toc240292502"/>
       <w:r>
         <w:t>6.1 Los activos de apoyo aportan poco, y no lo mismo en las dos familias</w:t>
       </w:r>
@@ -32100,7 +32425,7 @@
           <w:left w:w="10" w:type="dxa"/>
           <w:right w:w="10" w:type="dxa"/>
         </w:tblCellMar>
-        <w:tblLook w:val="04A0" w:firstRow="1" w:lastRow="0" w:firstColumn="1" w:lastColumn="0" w:noHBand="0" w:noVBand="1"/>
+        <w:tblLook w:val="0000" w:firstRow="0" w:lastRow="0" w:firstColumn="0" w:lastColumn="0" w:noHBand="0" w:noVBand="0"/>
       </w:tblPr>
       <w:tblGrid>
         <w:gridCol w:w="4680"/>
@@ -32510,7 +32835,7 @@
         <w:pStyle w:val="Ttulo2"/>
         <w:keepNext/>
       </w:pPr>
-      <w:bookmarkStart w:id="61" w:name="_Toc240288540"/>
+      <w:bookmarkStart w:id="61" w:name="_Toc240292503"/>
       <w:r>
         <w:t>6.2 Ningún modelo profundo mejora al bosque clásico</w:t>
       </w:r>
@@ -32712,7 +33037,7 @@
         <w:pStyle w:val="Ttulo2"/>
         <w:keepNext/>
       </w:pPr>
-      <w:bookmarkStart w:id="62" w:name="_Toc240288541"/>
+      <w:bookmarkStart w:id="62" w:name="_Toc240292504"/>
       <w:r>
         <w:t>6.3 Un criterio del proyecto no se puede aplicar a uno de los modelos</w:t>
       </w:r>
@@ -32924,10 +33249,10 @@
           <w:noProof/>
         </w:rPr>
         <w:drawing>
-          <wp:inline distT="0" distB="0" distL="0" distR="0" wp14:anchorId="08CBF2E8" wp14:editId="13326DD3">
+          <wp:inline distT="0" distB="0" distL="0" distR="0" wp14:anchorId="20E8C874" wp14:editId="1D5EDBE4">
             <wp:extent cx="5715000" cy="2562225"/>
             <wp:effectExtent l="0" t="0" r="0" b="0"/>
-            <wp:docPr id="136713389" name="Imagen 136713389"/>
+            <wp:docPr id="631508357" name="Imagen 631508357"/>
             <wp:cNvGraphicFramePr>
               <a:graphicFrameLocks xmlns:a="http://schemas.openxmlformats.org/drawingml/2006/main" noChangeAspect="1"/>
             </wp:cNvGraphicFramePr>
@@ -33087,7 +33412,7 @@
         <w:pStyle w:val="Ttulo2"/>
         <w:keepNext/>
       </w:pPr>
-      <w:bookmarkStart w:id="63" w:name="_Toc240288542"/>
+      <w:bookmarkStart w:id="63" w:name="_Toc240292505"/>
       <w:r>
         <w:t>6.4 El puente de trayectoria a etiqueta amplifica diferencias mínimas</w:t>
       </w:r>
@@ -33244,7 +33569,7 @@
         <w:pStyle w:val="Ttulo2"/>
         <w:keepNext/>
       </w:pPr>
-      <w:bookmarkStart w:id="64" w:name="_Toc240288543"/>
+      <w:bookmarkStart w:id="64" w:name="_Toc240292506"/>
       <w:r>
         <w:t>6.5 El análisis con datos estáticos, que es lo que el enunciado pide</w:t>
       </w:r>
@@ -33424,7 +33749,7 @@
         <w:pStyle w:val="Ttulo2"/>
         <w:keepNext/>
       </w:pPr>
-      <w:bookmarkStart w:id="65" w:name="_Toc240288544"/>
+      <w:bookmarkStart w:id="65" w:name="_Toc240292507"/>
       <w:r>
         <w:lastRenderedPageBreak/>
         <w:t>6.6 Resumen</w:t>
@@ -33464,7 +33789,7 @@
           <w:left w:w="10" w:type="dxa"/>
           <w:right w:w="10" w:type="dxa"/>
         </w:tblCellMar>
-        <w:tblLook w:val="04A0" w:firstRow="1" w:lastRow="0" w:firstColumn="1" w:lastColumn="0" w:noHBand="0" w:noVBand="1"/>
+        <w:tblLook w:val="0000" w:firstRow="0" w:lastRow="0" w:firstColumn="0" w:lastColumn="0" w:noHBand="0" w:noVBand="0"/>
       </w:tblPr>
       <w:tblGrid>
         <w:gridCol w:w="2340"/>
@@ -34057,7 +34382,7 @@
         <w:pStyle w:val="Ttulo1"/>
         <w:keepNext/>
       </w:pPr>
-      <w:bookmarkStart w:id="66" w:name="_Toc240288545"/>
+      <w:bookmarkStart w:id="66" w:name="_Toc240292508"/>
       <w:r>
         <w:t>Conclusiones</w:t>
       </w:r>
@@ -34117,7 +34442,7 @@
         <w:pStyle w:val="Ttulo2"/>
         <w:keepNext/>
       </w:pPr>
-      <w:bookmarkStart w:id="67" w:name="_Toc240288546"/>
+      <w:bookmarkStart w:id="67" w:name="_Toc240292509"/>
       <w:r>
         <w:t>Lo que se sostiene</w:t>
       </w:r>
@@ -34249,7 +34574,7 @@
         <w:pStyle w:val="Ttulo2"/>
         <w:keepNext/>
       </w:pPr>
-      <w:bookmarkStart w:id="68" w:name="_Toc240288547"/>
+      <w:bookmarkStart w:id="68" w:name="_Toc240292510"/>
       <w:r>
         <w:t>Lo que no se sostiene</w:t>
       </w:r>
@@ -34364,7 +34689,7 @@
         <w:pStyle w:val="Ttulo2"/>
         <w:keepNext/>
       </w:pPr>
-      <w:bookmarkStart w:id="69" w:name="_Toc240288548"/>
+      <w:bookmarkStart w:id="69" w:name="_Toc240292511"/>
       <w:r>
         <w:t>Lo que el proyecto aprendió sobre cómo trabajar, que es lo que se lleva</w:t>
       </w:r>
@@ -34499,7 +34824,7 @@
         <w:pStyle w:val="Ttulo2"/>
         <w:keepNext/>
       </w:pPr>
-      <w:bookmarkStart w:id="70" w:name="_Toc240288549"/>
+      <w:bookmarkStart w:id="70" w:name="_Toc240292512"/>
       <w:r>
         <w:t>Lo que hicimos después de medir, y qué salió</w:t>
       </w:r>
@@ -34538,7 +34863,7 @@
           <w:left w:w="10" w:type="dxa"/>
           <w:right w:w="10" w:type="dxa"/>
         </w:tblCellMar>
-        <w:tblLook w:val="04A0" w:firstRow="1" w:lastRow="0" w:firstColumn="1" w:lastColumn="0" w:noHBand="0" w:noVBand="1"/>
+        <w:tblLook w:val="0000" w:firstRow="0" w:lastRow="0" w:firstColumn="0" w:lastColumn="0" w:noHBand="0" w:noVBand="0"/>
       </w:tblPr>
       <w:tblGrid>
         <w:gridCol w:w="3120"/>
@@ -34832,7 +35157,7 @@
         <w:pStyle w:val="Ttulo3"/>
         <w:keepNext/>
       </w:pPr>
-      <w:bookmarkStart w:id="71" w:name="_Toc240288550"/>
+      <w:bookmarkStart w:id="71" w:name="_Toc240292513"/>
       <w:r>
         <w:t>El diagnóstico</w:t>
       </w:r>
@@ -34878,7 +35203,7 @@
           <w:left w:w="10" w:type="dxa"/>
           <w:right w:w="10" w:type="dxa"/>
         </w:tblCellMar>
-        <w:tblLook w:val="04A0" w:firstRow="1" w:lastRow="0" w:firstColumn="1" w:lastColumn="0" w:noHBand="0" w:noVBand="1"/>
+        <w:tblLook w:val="0000" w:firstRow="0" w:lastRow="0" w:firstColumn="0" w:lastColumn="0" w:noHBand="0" w:noVBand="0"/>
       </w:tblPr>
       <w:tblGrid>
         <w:gridCol w:w="3120"/>
@@ -35343,7 +35668,7 @@
         <w:pStyle w:val="Ttulo3"/>
         <w:keepNext/>
       </w:pPr>
-      <w:bookmarkStart w:id="72" w:name="_Toc240288551"/>
+      <w:bookmarkStart w:id="72" w:name="_Toc240292514"/>
       <w:r>
         <w:t>Lo que sí resolvió la pregunta: medir muchas veces en vez de una</w:t>
       </w:r>
@@ -35411,7 +35736,7 @@
           <w:left w:w="10" w:type="dxa"/>
           <w:right w:w="10" w:type="dxa"/>
         </w:tblCellMar>
-        <w:tblLook w:val="04A0" w:firstRow="1" w:lastRow="0" w:firstColumn="1" w:lastColumn="0" w:noHBand="0" w:noVBand="1"/>
+        <w:tblLook w:val="0000" w:firstRow="0" w:lastRow="0" w:firstColumn="0" w:lastColumn="0" w:noHBand="0" w:noVBand="0"/>
       </w:tblPr>
       <w:tblGrid>
         <w:gridCol w:w="4680"/>
@@ -35738,7 +36063,7 @@
           <w:left w:w="10" w:type="dxa"/>
           <w:right w:w="10" w:type="dxa"/>
         </w:tblCellMar>
-        <w:tblLook w:val="04A0" w:firstRow="1" w:lastRow="0" w:firstColumn="1" w:lastColumn="0" w:noHBand="0" w:noVBand="1"/>
+        <w:tblLook w:val="0000" w:firstRow="0" w:lastRow="0" w:firstColumn="0" w:lastColumn="0" w:noHBand="0" w:noVBand="0"/>
       </w:tblPr>
       <w:tblGrid>
         <w:gridCol w:w="4680"/>
@@ -36073,7 +36398,7 @@
         <w:pStyle w:val="Ttulo3"/>
         <w:keepNext/>
       </w:pPr>
-      <w:bookmarkStart w:id="73" w:name="_Toc240288552"/>
+      <w:bookmarkStart w:id="73" w:name="_Toc240292515"/>
       <w:r>
         <w:t>La medición que cierra la pregunta: era potencia, y ahora está demostrado</w:t>
       </w:r>
@@ -36137,7 +36462,7 @@
           <w:left w:w="10" w:type="dxa"/>
           <w:right w:w="10" w:type="dxa"/>
         </w:tblCellMar>
-        <w:tblLook w:val="04A0" w:firstRow="1" w:lastRow="0" w:firstColumn="1" w:lastColumn="0" w:noHBand="0" w:noVBand="1"/>
+        <w:tblLook w:val="0000" w:firstRow="0" w:lastRow="0" w:firstColumn="0" w:lastColumn="0" w:noHBand="0" w:noVBand="0"/>
       </w:tblPr>
       <w:tblGrid>
         <w:gridCol w:w="2340"/>
@@ -36768,7 +37093,7 @@
         <w:pStyle w:val="Ttulo3"/>
         <w:keepNext/>
       </w:pPr>
-      <w:bookmarkStart w:id="74" w:name="_Toc240288553"/>
+      <w:bookmarkStart w:id="74" w:name="_Toc240292516"/>
       <w:r>
         <w:t>La corrección más grande: el bosque sí detecta las dos clases</w:t>
       </w:r>
@@ -36852,7 +37177,7 @@
           <w:left w:w="10" w:type="dxa"/>
           <w:right w:w="10" w:type="dxa"/>
         </w:tblCellMar>
-        <w:tblLook w:val="04A0" w:firstRow="1" w:lastRow="0" w:firstColumn="1" w:lastColumn="0" w:noHBand="0" w:noVBand="1"/>
+        <w:tblLook w:val="0000" w:firstRow="0" w:lastRow="0" w:firstColumn="0" w:lastColumn="0" w:noHBand="0" w:noVBand="0"/>
       </w:tblPr>
       <w:tblGrid>
         <w:gridCol w:w="1872"/>
@@ -37914,7 +38239,7 @@
         <w:pStyle w:val="Ttulo3"/>
         <w:keepNext/>
       </w:pPr>
-      <w:bookmarkStart w:id="75" w:name="_Toc240288554"/>
+      <w:bookmarkStart w:id="75" w:name="_Toc240292517"/>
       <w:r>
         <w:lastRenderedPageBreak/>
         <w:t>Y lo que la potencia corrige de un resultado central del informe</w:t>
@@ -37961,7 +38286,7 @@
           <w:left w:w="10" w:type="dxa"/>
           <w:right w:w="10" w:type="dxa"/>
         </w:tblCellMar>
-        <w:tblLook w:val="04A0" w:firstRow="1" w:lastRow="0" w:firstColumn="1" w:lastColumn="0" w:noHBand="0" w:noVBand="1"/>
+        <w:tblLook w:val="0000" w:firstRow="0" w:lastRow="0" w:firstColumn="0" w:lastColumn="0" w:noHBand="0" w:noVBand="0"/>
       </w:tblPr>
       <w:tblGrid>
         <w:gridCol w:w="2340"/>
@@ -38541,7 +38866,7 @@
         <w:pStyle w:val="Ttulo3"/>
         <w:keepNext/>
       </w:pPr>
-      <w:bookmarkStart w:id="76" w:name="_Toc240288555"/>
+      <w:bookmarkStart w:id="76" w:name="_Toc240292518"/>
       <w:r>
         <w:t>La prueba que no dependía de nuestra disciplina</w:t>
       </w:r>
@@ -38635,7 +38960,7 @@
           <w:left w:w="10" w:type="dxa"/>
           <w:right w:w="10" w:type="dxa"/>
         </w:tblCellMar>
-        <w:tblLook w:val="04A0" w:firstRow="1" w:lastRow="0" w:firstColumn="1" w:lastColumn="0" w:noHBand="0" w:noVBand="1"/>
+        <w:tblLook w:val="0000" w:firstRow="0" w:lastRow="0" w:firstColumn="0" w:lastColumn="0" w:noHBand="0" w:noVBand="0"/>
       </w:tblPr>
       <w:tblGrid>
         <w:gridCol w:w="1872"/>
@@ -39173,7 +39498,7 @@
         <w:pStyle w:val="Ttulo3"/>
         <w:keepNext/>
       </w:pPr>
-      <w:bookmarkStart w:id="77" w:name="_Toc240288556"/>
+      <w:bookmarkStart w:id="77" w:name="_Toc240292519"/>
       <w:r>
         <w:t>Los arreglos que probamos</w:t>
       </w:r>
@@ -39201,7 +39526,7 @@
           <w:left w:w="10" w:type="dxa"/>
           <w:right w:w="10" w:type="dxa"/>
         </w:tblCellMar>
-        <w:tblLook w:val="04A0" w:firstRow="1" w:lastRow="0" w:firstColumn="1" w:lastColumn="0" w:noHBand="0" w:noVBand="1"/>
+        <w:tblLook w:val="0000" w:firstRow="0" w:lastRow="0" w:firstColumn="0" w:lastColumn="0" w:noHBand="0" w:noVBand="0"/>
       </w:tblPr>
       <w:tblGrid>
         <w:gridCol w:w="4680"/>
@@ -39687,7 +40012,7 @@
         <w:pStyle w:val="Ttulo3"/>
         <w:keepNext/>
       </w:pPr>
-      <w:bookmarkStart w:id="78" w:name="_Toc240288557"/>
+      <w:bookmarkStart w:id="78" w:name="_Toc240292520"/>
       <w:r>
         <w:t>El cuarto arreglo: la única vía que sí mejora, y por qué aun así no se afirma</w:t>
       </w:r>
@@ -39751,7 +40076,7 @@
           <w:left w:w="10" w:type="dxa"/>
           <w:right w:w="10" w:type="dxa"/>
         </w:tblCellMar>
-        <w:tblLook w:val="04A0" w:firstRow="1" w:lastRow="0" w:firstColumn="1" w:lastColumn="0" w:noHBand="0" w:noVBand="1"/>
+        <w:tblLook w:val="0000" w:firstRow="0" w:lastRow="0" w:firstColumn="0" w:lastColumn="0" w:noHBand="0" w:noVBand="0"/>
       </w:tblPr>
       <w:tblGrid>
         <w:gridCol w:w="1872"/>
@@ -40343,7 +40668,7 @@
         <w:pStyle w:val="Ttulo3"/>
         <w:keepNext/>
       </w:pPr>
-      <w:bookmarkStart w:id="79" w:name="_Toc240288558"/>
+      <w:bookmarkStart w:id="79" w:name="_Toc240292521"/>
       <w:r>
         <w:t>El quinto arreglo, que la propia evidencia sugirió</w:t>
       </w:r>
@@ -40389,7 +40714,7 @@
           <w:left w:w="10" w:type="dxa"/>
           <w:right w:w="10" w:type="dxa"/>
         </w:tblCellMar>
-        <w:tblLook w:val="04A0" w:firstRow="1" w:lastRow="0" w:firstColumn="1" w:lastColumn="0" w:noHBand="0" w:noVBand="1"/>
+        <w:tblLook w:val="0000" w:firstRow="0" w:lastRow="0" w:firstColumn="0" w:lastColumn="0" w:noHBand="0" w:noVBand="0"/>
       </w:tblPr>
       <w:tblGrid>
         <w:gridCol w:w="3120"/>
@@ -40982,7 +41307,7 @@
         <w:pStyle w:val="Ttulo3"/>
         <w:keepNext/>
       </w:pPr>
-      <w:bookmarkStart w:id="80" w:name="_Toc240288559"/>
+      <w:bookmarkStart w:id="80" w:name="_Toc240292522"/>
       <w:r>
         <w:t>Los dos últimos: otra familia de modelo, y pesar en vez de filtrar</w:t>
       </w:r>
@@ -41060,7 +41385,7 @@
           <w:left w:w="10" w:type="dxa"/>
           <w:right w:w="10" w:type="dxa"/>
         </w:tblCellMar>
-        <w:tblLook w:val="04A0" w:firstRow="1" w:lastRow="0" w:firstColumn="1" w:lastColumn="0" w:noHBand="0" w:noVBand="1"/>
+        <w:tblLook w:val="0000" w:firstRow="0" w:lastRow="0" w:firstColumn="0" w:lastColumn="0" w:noHBand="0" w:noVBand="0"/>
       </w:tblPr>
       <w:tblGrid>
         <w:gridCol w:w="2340"/>
@@ -41532,7 +41857,7 @@
         <w:pStyle w:val="Ttulo3"/>
         <w:keepNext/>
       </w:pPr>
-      <w:bookmarkStart w:id="81" w:name="_Toc240288560"/>
+      <w:bookmarkStart w:id="81" w:name="_Toc240292523"/>
       <w:r>
         <w:t>El octavo eje: dejar que el sistema se calle</w:t>
       </w:r>
@@ -41610,7 +41935,7 @@
         <w:pStyle w:val="Ttulo3"/>
         <w:keepNext/>
       </w:pPr>
-      <w:bookmarkStart w:id="82" w:name="_Toc240288561"/>
+      <w:bookmarkStart w:id="82" w:name="_Toc240292524"/>
       <w:r>
         <w:t>La pregunta que el informe no tenía respondida</w:t>
       </w:r>
@@ -41694,7 +42019,7 @@
           <w:left w:w="10" w:type="dxa"/>
           <w:right w:w="10" w:type="dxa"/>
         </w:tblCellMar>
-        <w:tblLook w:val="04A0" w:firstRow="1" w:lastRow="0" w:firstColumn="1" w:lastColumn="0" w:noHBand="0" w:noVBand="1"/>
+        <w:tblLook w:val="0000" w:firstRow="0" w:lastRow="0" w:firstColumn="0" w:lastColumn="0" w:noHBand="0" w:noVBand="0"/>
       </w:tblPr>
       <w:tblGrid>
         <w:gridCol w:w="1560"/>
@@ -43017,7 +43342,7 @@
         <w:pStyle w:val="Ttulo3"/>
         <w:keepNext/>
       </w:pPr>
-      <w:bookmarkStart w:id="83" w:name="_Toc240288562"/>
+      <w:bookmarkStart w:id="83" w:name="_Toc240292525"/>
       <w:r>
         <w:t>Lo primero que hay que decir es incómodo</w:t>
       </w:r>
@@ -43092,7 +43417,7 @@
         <w:pStyle w:val="Ttulo3"/>
         <w:keepNext/>
       </w:pPr>
-      <w:bookmarkStart w:id="84" w:name="_Toc240288563"/>
+      <w:bookmarkStart w:id="84" w:name="_Toc240292526"/>
       <w:r>
         <w:t>Callarse sí funciona, y aguanta el criterio</w:t>
       </w:r>
@@ -43251,7 +43576,7 @@
         <w:pStyle w:val="Ttulo3"/>
         <w:keepNext/>
       </w:pPr>
-      <w:bookmarkStart w:id="85" w:name="_Toc240288564"/>
+      <w:bookmarkStart w:id="85" w:name="_Toc240292527"/>
       <w:r>
         <w:t>Qué cambia esto, y qué no</w:t>
       </w:r>
@@ -43342,7 +43667,7 @@
         <w:pStyle w:val="Ttulo3"/>
         <w:keepNext/>
       </w:pPr>
-      <w:bookmarkStart w:id="86" w:name="_Toc240288565"/>
+      <w:bookmarkStart w:id="86" w:name="_Toc240292528"/>
       <w:r>
         <w:t>Los avisos que fallan, ¿fallan por mucho o por una vela?</w:t>
       </w:r>
@@ -43428,7 +43753,7 @@
           <w:left w:w="10" w:type="dxa"/>
           <w:right w:w="10" w:type="dxa"/>
         </w:tblCellMar>
-        <w:tblLook w:val="04A0" w:firstRow="1" w:lastRow="0" w:firstColumn="1" w:lastColumn="0" w:noHBand="0" w:noVBand="1"/>
+        <w:tblLook w:val="0000" w:firstRow="0" w:lastRow="0" w:firstColumn="0" w:lastColumn="0" w:noHBand="0" w:noVBand="0"/>
       </w:tblPr>
       <w:tblGrid>
         <w:gridCol w:w="1337"/>
@@ -44387,7 +44712,7 @@
         <w:pStyle w:val="Ttulo3"/>
         <w:keepNext/>
       </w:pPr>
-      <w:bookmarkStart w:id="87" w:name="_Toc240288566"/>
+      <w:bookmarkStart w:id="87" w:name="_Toc240292529"/>
       <w:r>
         <w:t>Dónde estaba la trampa, y por qué el piso se mueve con la ventana</w:t>
       </w:r>
@@ -44465,7 +44790,7 @@
         <w:pStyle w:val="Ttulo3"/>
         <w:keepNext/>
       </w:pPr>
-      <w:bookmarkStart w:id="88" w:name="_Toc240288567"/>
+      <w:bookmarkStart w:id="88" w:name="_Toc240292530"/>
       <w:r>
         <w:t>Lo que dice el resultado</w:t>
       </w:r>
@@ -44572,7 +44897,7 @@
         <w:pStyle w:val="Ttulo3"/>
         <w:keepNext/>
       </w:pPr>
-      <w:bookmarkStart w:id="89" w:name="_Toc240288568"/>
+      <w:bookmarkStart w:id="89" w:name="_Toc240292531"/>
       <w:r>
         <w:t>Qué frase queda, y cuál hay que dejar de decir</w:t>
       </w:r>
@@ -44644,7 +44969,7 @@
         <w:pStyle w:val="Ttulo3"/>
         <w:keepNext/>
       </w:pPr>
-      <w:bookmarkStart w:id="90" w:name="_Toc240288569"/>
+      <w:bookmarkStart w:id="90" w:name="_Toc240292532"/>
       <w:r>
         <w:t>Y lo que sigue sin poder afirmarse</w:t>
       </w:r>
@@ -44723,9 +45048,10 @@
         <w:pStyle w:val="Ttulo3"/>
         <w:keepNext/>
       </w:pPr>
-      <w:bookmarkStart w:id="91" w:name="_Toc240288570"/>
-      <w:r>
-        <w:t>El balance de los siete intentos</w:t>
+      <w:bookmarkStart w:id="91" w:name="_Toc240292533"/>
+      <w:r>
+        <w:lastRenderedPageBreak/>
+        <w:t>El noveno eje, y el que más mueve: preguntarle otra cosa</w:t>
       </w:r>
       <w:bookmarkEnd w:id="91"/>
     </w:p>
@@ -44734,14 +45060,98 @@
         <w:ind w:firstLine="720"/>
       </w:pPr>
       <w:r>
-        <w:rPr>
-          <w:b/>
-          <w:bCs/>
-        </w:rPr>
-        <w:t>Tabla C.11.</w:t>
-      </w:r>
-      <w:r>
-        <w:t xml:space="preserve"> Todo lo que se probó, y en qué eje.</w:t>
+        <w:t xml:space="preserve">La medición de tolerancia dejó una consecuencia que había que probar. Si los errores del modelo caen </w:t>
+      </w:r>
+      <w:r>
+        <w:rPr>
+          <w:b/>
+          <w:bCs/>
+        </w:rPr>
+        <w:t>alrededor</w:t>
+      </w:r>
+      <w:r>
+        <w:t xml:space="preserve"> del giro, entonces el modelo ya contesta bien </w:t>
+      </w:r>
+      <w:r>
+        <w:rPr>
+          <w:i/>
+          <w:iCs/>
+        </w:rPr>
+        <w:t>«¿estamos cerca de un giro?»</w:t>
+      </w:r>
+      <w:r>
+        <w:t xml:space="preserve"> — y este proyecto lo ha estado puntuando durante cinco semanas por </w:t>
+      </w:r>
+      <w:r>
+        <w:rPr>
+          <w:i/>
+          <w:iCs/>
+        </w:rPr>
+        <w:t>«¿es esta</w:t>
+      </w:r>
+      <w:r>
+        <w:t>* vela el giro?»*.</w:t>
+      </w:r>
+    </w:p>
+    <w:p>
+      <w:pPr>
+        <w:ind w:firstLine="720"/>
+      </w:pPr>
+      <w:r>
+        <w:t xml:space="preserve">Así que se le cambió la pregunta: </w:t>
+      </w:r>
+      <w:r>
+        <w:rPr>
+          <w:b/>
+          <w:bCs/>
+        </w:rPr>
+        <w:t xml:space="preserve">una vela es Máximo si hay un máximo real a </w:t>
+      </w:r>
+      <w:r>
+        <w:rPr>
+          <w:rFonts w:ascii="Courier New" w:eastAsia="Courier New" w:hAnsi="Courier New" w:cs="Courier New"/>
+          <w:b/>
+          <w:bCs/>
+          <w:sz w:val="22"/>
+          <w:szCs w:val="22"/>
+        </w:rPr>
+        <w:t>k</w:t>
+      </w:r>
+      <w:r>
+        <w:rPr>
+          <w:b/>
+          <w:bCs/>
+        </w:rPr>
+        <w:t xml:space="preserve"> velas o menos.</w:t>
+      </w:r>
+      <w:r>
+        <w:t xml:space="preserve"> Con </w:t>
+      </w:r>
+      <w:r>
+        <w:rPr>
+          <w:rFonts w:ascii="Courier New" w:eastAsia="Courier New" w:hAnsi="Courier New" w:cs="Courier New"/>
+          <w:sz w:val="22"/>
+          <w:szCs w:val="22"/>
+        </w:rPr>
+        <w:t>k = 0</w:t>
+      </w:r>
+      <w:r>
+        <w:t xml:space="preserve"> es exactamente la etiqueta de siempre, lo que sirve de control del experimento.</w:t>
+      </w:r>
+    </w:p>
+    <w:p>
+      <w:pPr>
+        <w:ind w:firstLine="720"/>
+      </w:pPr>
+      <w:r>
+        <w:rPr>
+          <w:b/>
+          <w:bCs/>
+        </w:rPr>
+        <w:t>Tabla C.14.</w:t>
+      </w:r>
+      <w:r>
+        <w:t xml:space="preserve"> Entrenar y evaluar con el objetivo de proximidad, nueve tramos.</w:t>
       </w:r>
     </w:p>
     <w:tbl>
@@ -44751,7 +45161,1971 @@
           <w:left w:w="10" w:type="dxa"/>
           <w:right w:w="10" w:type="dxa"/>
         </w:tblCellMar>
-        <w:tblLook w:val="04A0" w:firstRow="1" w:lastRow="0" w:firstColumn="1" w:lastColumn="0" w:noHBand="0" w:noVBand="1"/>
+        <w:tblLook w:val="0000" w:firstRow="0" w:lastRow="0" w:firstColumn="0" w:lastColumn="0" w:noHBand="0" w:noVBand="0"/>
+      </w:tblPr>
+      <w:tblGrid>
+        <w:gridCol w:w="1337"/>
+        <w:gridCol w:w="1337"/>
+        <w:gridCol w:w="1337"/>
+        <w:gridCol w:w="1337"/>
+        <w:gridCol w:w="1337"/>
+        <w:gridCol w:w="1337"/>
+        <w:gridCol w:w="1338"/>
+      </w:tblGrid>
+      <w:tr>
+        <w:tblPrEx>
+          <w:tblCellMar>
+            <w:top w:w="0" w:type="dxa"/>
+            <w:bottom w:w="0" w:type="dxa"/>
+          </w:tblCellMar>
+        </w:tblPrEx>
+        <w:trPr>
+          <w:tblHeader/>
+        </w:trPr>
+        <w:tc>
+          <w:tcPr>
+            <w:tcW w:w="1337" w:type="dxa"/>
+            <w:tcBorders>
+              <w:top w:val="single" w:sz="6" w:space="0" w:color="000000"/>
+              <w:bottom w:val="single" w:sz="6" w:space="0" w:color="000000"/>
+            </w:tcBorders>
+            <w:tcMar>
+              <w:top w:w="60" w:type="dxa"/>
+              <w:left w:w="100" w:type="dxa"/>
+              <w:bottom w:w="60" w:type="dxa"/>
+              <w:right w:w="100" w:type="dxa"/>
+            </w:tcMar>
+          </w:tcPr>
+          <w:p>
+            <w:pPr>
+              <w:spacing w:line="240" w:lineRule="auto"/>
+            </w:pPr>
+            <w:r>
+              <w:rPr>
+                <w:sz w:val="22"/>
+                <w:szCs w:val="22"/>
+              </w:rPr>
+              <w:t>Margen</w:t>
+            </w:r>
+          </w:p>
+        </w:tc>
+        <w:tc>
+          <w:tcPr>
+            <w:tcW w:w="1337" w:type="dxa"/>
+            <w:tcBorders>
+              <w:top w:val="single" w:sz="6" w:space="0" w:color="000000"/>
+              <w:bottom w:val="single" w:sz="6" w:space="0" w:color="000000"/>
+            </w:tcBorders>
+            <w:tcMar>
+              <w:top w:w="60" w:type="dxa"/>
+              <w:left w:w="100" w:type="dxa"/>
+              <w:bottom w:w="60" w:type="dxa"/>
+              <w:right w:w="100" w:type="dxa"/>
+            </w:tcMar>
+          </w:tcPr>
+          <w:p>
+            <w:pPr>
+              <w:spacing w:line="240" w:lineRule="auto"/>
+              <w:jc w:val="center"/>
+            </w:pPr>
+            <w:r>
+              <w:rPr>
+                <w:sz w:val="22"/>
+                <w:szCs w:val="22"/>
+              </w:rPr>
+              <w:t>Horas</w:t>
+            </w:r>
+          </w:p>
+        </w:tc>
+        <w:tc>
+          <w:tcPr>
+            <w:tcW w:w="1337" w:type="dxa"/>
+            <w:tcBorders>
+              <w:top w:val="single" w:sz="6" w:space="0" w:color="000000"/>
+              <w:bottom w:val="single" w:sz="6" w:space="0" w:color="000000"/>
+            </w:tcBorders>
+            <w:tcMar>
+              <w:top w:w="60" w:type="dxa"/>
+              <w:left w:w="100" w:type="dxa"/>
+              <w:bottom w:w="60" w:type="dxa"/>
+              <w:right w:w="100" w:type="dxa"/>
+            </w:tcMar>
+          </w:tcPr>
+          <w:p>
+            <w:pPr>
+              <w:spacing w:line="240" w:lineRule="auto"/>
+              <w:jc w:val="center"/>
+            </w:pPr>
+            <w:r>
+              <w:rPr>
+                <w:sz w:val="22"/>
+                <w:szCs w:val="22"/>
+              </w:rPr>
+              <w:t>Velas con giro</w:t>
+            </w:r>
+          </w:p>
+        </w:tc>
+        <w:tc>
+          <w:tcPr>
+            <w:tcW w:w="1337" w:type="dxa"/>
+            <w:tcBorders>
+              <w:top w:val="single" w:sz="6" w:space="0" w:color="000000"/>
+              <w:bottom w:val="single" w:sz="6" w:space="0" w:color="000000"/>
+            </w:tcBorders>
+            <w:tcMar>
+              <w:top w:w="60" w:type="dxa"/>
+              <w:left w:w="100" w:type="dxa"/>
+              <w:bottom w:w="60" w:type="dxa"/>
+              <w:right w:w="100" w:type="dxa"/>
+            </w:tcMar>
+          </w:tcPr>
+          <w:p>
+            <w:pPr>
+              <w:spacing w:line="240" w:lineRule="auto"/>
+              <w:jc w:val="center"/>
+            </w:pPr>
+            <w:r>
+              <w:rPr>
+                <w:sz w:val="22"/>
+                <w:szCs w:val="22"/>
+              </w:rPr>
+              <w:t>F1 macro del modelo</w:t>
+            </w:r>
+          </w:p>
+        </w:tc>
+        <w:tc>
+          <w:tcPr>
+            <w:tcW w:w="1337" w:type="dxa"/>
+            <w:tcBorders>
+              <w:top w:val="single" w:sz="6" w:space="0" w:color="000000"/>
+              <w:bottom w:val="single" w:sz="6" w:space="0" w:color="000000"/>
+            </w:tcBorders>
+            <w:tcMar>
+              <w:top w:w="60" w:type="dxa"/>
+              <w:left w:w="100" w:type="dxa"/>
+              <w:bottom w:w="60" w:type="dxa"/>
+              <w:right w:w="100" w:type="dxa"/>
+            </w:tcMar>
+          </w:tcPr>
+          <w:p>
+            <w:pPr>
+              <w:spacing w:line="240" w:lineRule="auto"/>
+              <w:jc w:val="center"/>
+            </w:pPr>
+            <w:r>
+              <w:rPr>
+                <w:sz w:val="22"/>
+                <w:szCs w:val="22"/>
+              </w:rPr>
+              <w:t>F1 macro del azar</w:t>
+            </w:r>
+          </w:p>
+        </w:tc>
+        <w:tc>
+          <w:tcPr>
+            <w:tcW w:w="1337" w:type="dxa"/>
+            <w:tcBorders>
+              <w:top w:val="single" w:sz="6" w:space="0" w:color="000000"/>
+              <w:bottom w:val="single" w:sz="6" w:space="0" w:color="000000"/>
+            </w:tcBorders>
+            <w:tcMar>
+              <w:top w:w="60" w:type="dxa"/>
+              <w:left w:w="100" w:type="dxa"/>
+              <w:bottom w:w="60" w:type="dxa"/>
+              <w:right w:w="100" w:type="dxa"/>
+            </w:tcMar>
+          </w:tcPr>
+          <w:p>
+            <w:pPr>
+              <w:spacing w:line="240" w:lineRule="auto"/>
+              <w:jc w:val="center"/>
+            </w:pPr>
+            <w:r>
+              <w:rPr>
+                <w:sz w:val="22"/>
+                <w:szCs w:val="22"/>
+              </w:rPr>
+              <w:t>Ventaja</w:t>
+            </w:r>
+          </w:p>
+        </w:tc>
+        <w:tc>
+          <w:tcPr>
+            <w:tcW w:w="1338" w:type="dxa"/>
+            <w:tcBorders>
+              <w:top w:val="single" w:sz="6" w:space="0" w:color="000000"/>
+              <w:bottom w:val="single" w:sz="6" w:space="0" w:color="000000"/>
+            </w:tcBorders>
+            <w:tcMar>
+              <w:top w:w="60" w:type="dxa"/>
+              <w:left w:w="100" w:type="dxa"/>
+              <w:bottom w:w="60" w:type="dxa"/>
+              <w:right w:w="100" w:type="dxa"/>
+            </w:tcMar>
+          </w:tcPr>
+          <w:p>
+            <w:pPr>
+              <w:spacing w:line="240" w:lineRule="auto"/>
+              <w:jc w:val="center"/>
+            </w:pPr>
+            <w:r>
+              <w:rPr>
+                <w:sz w:val="22"/>
+                <w:szCs w:val="22"/>
+              </w:rPr>
+              <w:t>Tramos</w:t>
+            </w:r>
+          </w:p>
+        </w:tc>
+      </w:tr>
+      <w:tr>
+        <w:tblPrEx>
+          <w:tblCellMar>
+            <w:top w:w="0" w:type="dxa"/>
+            <w:bottom w:w="0" w:type="dxa"/>
+          </w:tblCellMar>
+        </w:tblPrEx>
+        <w:tc>
+          <w:tcPr>
+            <w:tcW w:w="1337" w:type="dxa"/>
+            <w:tcMar>
+              <w:top w:w="60" w:type="dxa"/>
+              <w:left w:w="100" w:type="dxa"/>
+              <w:bottom w:w="60" w:type="dxa"/>
+              <w:right w:w="100" w:type="dxa"/>
+            </w:tcMar>
+          </w:tcPr>
+          <w:p>
+            <w:pPr>
+              <w:spacing w:line="240" w:lineRule="auto"/>
+            </w:pPr>
+            <w:r>
+              <w:rPr>
+                <w:sz w:val="22"/>
+                <w:szCs w:val="22"/>
+              </w:rPr>
+              <w:t>0 velas</w:t>
+            </w:r>
+          </w:p>
+        </w:tc>
+        <w:tc>
+          <w:tcPr>
+            <w:tcW w:w="1337" w:type="dxa"/>
+            <w:tcMar>
+              <w:top w:w="60" w:type="dxa"/>
+              <w:left w:w="100" w:type="dxa"/>
+              <w:bottom w:w="60" w:type="dxa"/>
+              <w:right w:w="100" w:type="dxa"/>
+            </w:tcMar>
+          </w:tcPr>
+          <w:p>
+            <w:pPr>
+              <w:spacing w:line="240" w:lineRule="auto"/>
+              <w:jc w:val="center"/>
+            </w:pPr>
+            <w:r>
+              <w:rPr>
+                <w:sz w:val="22"/>
+                <w:szCs w:val="22"/>
+              </w:rPr>
+              <w:t>0</w:t>
+            </w:r>
+          </w:p>
+        </w:tc>
+        <w:tc>
+          <w:tcPr>
+            <w:tcW w:w="1337" w:type="dxa"/>
+            <w:tcMar>
+              <w:top w:w="60" w:type="dxa"/>
+              <w:left w:w="100" w:type="dxa"/>
+              <w:bottom w:w="60" w:type="dxa"/>
+              <w:right w:w="100" w:type="dxa"/>
+            </w:tcMar>
+          </w:tcPr>
+          <w:p>
+            <w:pPr>
+              <w:spacing w:line="240" w:lineRule="auto"/>
+              <w:jc w:val="center"/>
+            </w:pPr>
+            <w:r>
+              <w:rPr>
+                <w:sz w:val="22"/>
+                <w:szCs w:val="22"/>
+              </w:rPr>
+              <w:t>9,29 %</w:t>
+            </w:r>
+          </w:p>
+        </w:tc>
+        <w:tc>
+          <w:tcPr>
+            <w:tcW w:w="1337" w:type="dxa"/>
+            <w:tcMar>
+              <w:top w:w="60" w:type="dxa"/>
+              <w:left w:w="100" w:type="dxa"/>
+              <w:bottom w:w="60" w:type="dxa"/>
+              <w:right w:w="100" w:type="dxa"/>
+            </w:tcMar>
+          </w:tcPr>
+          <w:p>
+            <w:pPr>
+              <w:spacing w:line="240" w:lineRule="auto"/>
+              <w:jc w:val="center"/>
+            </w:pPr>
+            <w:r>
+              <w:rPr>
+                <w:sz w:val="22"/>
+                <w:szCs w:val="22"/>
+              </w:rPr>
+              <w:t>0,381008</w:t>
+            </w:r>
+          </w:p>
+        </w:tc>
+        <w:tc>
+          <w:tcPr>
+            <w:tcW w:w="1337" w:type="dxa"/>
+            <w:tcMar>
+              <w:top w:w="60" w:type="dxa"/>
+              <w:left w:w="100" w:type="dxa"/>
+              <w:bottom w:w="60" w:type="dxa"/>
+              <w:right w:w="100" w:type="dxa"/>
+            </w:tcMar>
+          </w:tcPr>
+          <w:p>
+            <w:pPr>
+              <w:spacing w:line="240" w:lineRule="auto"/>
+              <w:jc w:val="center"/>
+            </w:pPr>
+            <w:r>
+              <w:rPr>
+                <w:sz w:val="22"/>
+                <w:szCs w:val="22"/>
+              </w:rPr>
+              <w:t>0,336389</w:t>
+            </w:r>
+          </w:p>
+        </w:tc>
+        <w:tc>
+          <w:tcPr>
+            <w:tcW w:w="1337" w:type="dxa"/>
+            <w:tcMar>
+              <w:top w:w="60" w:type="dxa"/>
+              <w:left w:w="100" w:type="dxa"/>
+              <w:bottom w:w="60" w:type="dxa"/>
+              <w:right w:w="100" w:type="dxa"/>
+            </w:tcMar>
+          </w:tcPr>
+          <w:p>
+            <w:pPr>
+              <w:spacing w:line="240" w:lineRule="auto"/>
+              <w:jc w:val="center"/>
+            </w:pPr>
+            <w:r>
+              <w:rPr>
+                <w:sz w:val="22"/>
+                <w:szCs w:val="22"/>
+              </w:rPr>
+              <w:t>+0,044619</w:t>
+            </w:r>
+          </w:p>
+        </w:tc>
+        <w:tc>
+          <w:tcPr>
+            <w:tcW w:w="1338" w:type="dxa"/>
+            <w:tcMar>
+              <w:top w:w="60" w:type="dxa"/>
+              <w:left w:w="100" w:type="dxa"/>
+              <w:bottom w:w="60" w:type="dxa"/>
+              <w:right w:w="100" w:type="dxa"/>
+            </w:tcMar>
+          </w:tcPr>
+          <w:p>
+            <w:pPr>
+              <w:spacing w:line="240" w:lineRule="auto"/>
+              <w:jc w:val="center"/>
+            </w:pPr>
+            <w:r>
+              <w:rPr>
+                <w:sz w:val="22"/>
+                <w:szCs w:val="22"/>
+              </w:rPr>
+              <w:t>9 de 9</w:t>
+            </w:r>
+          </w:p>
+        </w:tc>
+      </w:tr>
+      <w:tr>
+        <w:tblPrEx>
+          <w:tblCellMar>
+            <w:top w:w="0" w:type="dxa"/>
+            <w:bottom w:w="0" w:type="dxa"/>
+          </w:tblCellMar>
+        </w:tblPrEx>
+        <w:tc>
+          <w:tcPr>
+            <w:tcW w:w="1337" w:type="dxa"/>
+            <w:tcMar>
+              <w:top w:w="60" w:type="dxa"/>
+              <w:left w:w="100" w:type="dxa"/>
+              <w:bottom w:w="60" w:type="dxa"/>
+              <w:right w:w="100" w:type="dxa"/>
+            </w:tcMar>
+          </w:tcPr>
+          <w:p>
+            <w:pPr>
+              <w:spacing w:line="240" w:lineRule="auto"/>
+            </w:pPr>
+            <w:r>
+              <w:rPr>
+                <w:b/>
+                <w:bCs/>
+                <w:sz w:val="22"/>
+                <w:szCs w:val="22"/>
+              </w:rPr>
+              <w:t>1 vela</w:t>
+            </w:r>
+          </w:p>
+        </w:tc>
+        <w:tc>
+          <w:tcPr>
+            <w:tcW w:w="1337" w:type="dxa"/>
+            <w:tcMar>
+              <w:top w:w="60" w:type="dxa"/>
+              <w:left w:w="100" w:type="dxa"/>
+              <w:bottom w:w="60" w:type="dxa"/>
+              <w:right w:w="100" w:type="dxa"/>
+            </w:tcMar>
+          </w:tcPr>
+          <w:p>
+            <w:pPr>
+              <w:spacing w:line="240" w:lineRule="auto"/>
+              <w:jc w:val="center"/>
+            </w:pPr>
+            <w:r>
+              <w:rPr>
+                <w:b/>
+                <w:bCs/>
+                <w:sz w:val="22"/>
+                <w:szCs w:val="22"/>
+              </w:rPr>
+              <w:t>4</w:t>
+            </w:r>
+          </w:p>
+        </w:tc>
+        <w:tc>
+          <w:tcPr>
+            <w:tcW w:w="1337" w:type="dxa"/>
+            <w:tcMar>
+              <w:top w:w="60" w:type="dxa"/>
+              <w:left w:w="100" w:type="dxa"/>
+              <w:bottom w:w="60" w:type="dxa"/>
+              <w:right w:w="100" w:type="dxa"/>
+            </w:tcMar>
+          </w:tcPr>
+          <w:p>
+            <w:pPr>
+              <w:spacing w:line="240" w:lineRule="auto"/>
+              <w:jc w:val="center"/>
+            </w:pPr>
+            <w:r>
+              <w:rPr>
+                <w:sz w:val="22"/>
+                <w:szCs w:val="22"/>
+              </w:rPr>
+              <w:t>27,47 %</w:t>
+            </w:r>
+          </w:p>
+        </w:tc>
+        <w:tc>
+          <w:tcPr>
+            <w:tcW w:w="1337" w:type="dxa"/>
+            <w:tcMar>
+              <w:top w:w="60" w:type="dxa"/>
+              <w:left w:w="100" w:type="dxa"/>
+              <w:bottom w:w="60" w:type="dxa"/>
+              <w:right w:w="100" w:type="dxa"/>
+            </w:tcMar>
+          </w:tcPr>
+          <w:p>
+            <w:pPr>
+              <w:spacing w:line="240" w:lineRule="auto"/>
+              <w:jc w:val="center"/>
+            </w:pPr>
+            <w:r>
+              <w:rPr>
+                <w:b/>
+                <w:bCs/>
+                <w:sz w:val="22"/>
+                <w:szCs w:val="22"/>
+              </w:rPr>
+              <w:t>0,567778</w:t>
+            </w:r>
+          </w:p>
+        </w:tc>
+        <w:tc>
+          <w:tcPr>
+            <w:tcW w:w="1337" w:type="dxa"/>
+            <w:tcMar>
+              <w:top w:w="60" w:type="dxa"/>
+              <w:left w:w="100" w:type="dxa"/>
+              <w:bottom w:w="60" w:type="dxa"/>
+              <w:right w:w="100" w:type="dxa"/>
+            </w:tcMar>
+          </w:tcPr>
+          <w:p>
+            <w:pPr>
+              <w:spacing w:line="240" w:lineRule="auto"/>
+              <w:jc w:val="center"/>
+            </w:pPr>
+            <w:r>
+              <w:rPr>
+                <w:sz w:val="22"/>
+                <w:szCs w:val="22"/>
+              </w:rPr>
+              <w:t>0,337697</w:t>
+            </w:r>
+          </w:p>
+        </w:tc>
+        <w:tc>
+          <w:tcPr>
+            <w:tcW w:w="1337" w:type="dxa"/>
+            <w:tcMar>
+              <w:top w:w="60" w:type="dxa"/>
+              <w:left w:w="100" w:type="dxa"/>
+              <w:bottom w:w="60" w:type="dxa"/>
+              <w:right w:w="100" w:type="dxa"/>
+            </w:tcMar>
+          </w:tcPr>
+          <w:p>
+            <w:pPr>
+              <w:spacing w:line="240" w:lineRule="auto"/>
+              <w:jc w:val="center"/>
+            </w:pPr>
+            <w:r>
+              <w:rPr>
+                <w:b/>
+                <w:bCs/>
+                <w:sz w:val="22"/>
+                <w:szCs w:val="22"/>
+              </w:rPr>
+              <w:t>+0,230081</w:t>
+            </w:r>
+          </w:p>
+        </w:tc>
+        <w:tc>
+          <w:tcPr>
+            <w:tcW w:w="1338" w:type="dxa"/>
+            <w:tcMar>
+              <w:top w:w="60" w:type="dxa"/>
+              <w:left w:w="100" w:type="dxa"/>
+              <w:bottom w:w="60" w:type="dxa"/>
+              <w:right w:w="100" w:type="dxa"/>
+            </w:tcMar>
+          </w:tcPr>
+          <w:p>
+            <w:pPr>
+              <w:spacing w:line="240" w:lineRule="auto"/>
+              <w:jc w:val="center"/>
+            </w:pPr>
+            <w:r>
+              <w:rPr>
+                <w:sz w:val="22"/>
+                <w:szCs w:val="22"/>
+              </w:rPr>
+              <w:t>9 de 9</w:t>
+            </w:r>
+          </w:p>
+        </w:tc>
+      </w:tr>
+      <w:tr>
+        <w:tblPrEx>
+          <w:tblCellMar>
+            <w:top w:w="0" w:type="dxa"/>
+            <w:bottom w:w="0" w:type="dxa"/>
+          </w:tblCellMar>
+        </w:tblPrEx>
+        <w:tc>
+          <w:tcPr>
+            <w:tcW w:w="1337" w:type="dxa"/>
+            <w:tcMar>
+              <w:top w:w="60" w:type="dxa"/>
+              <w:left w:w="100" w:type="dxa"/>
+              <w:bottom w:w="60" w:type="dxa"/>
+              <w:right w:w="100" w:type="dxa"/>
+            </w:tcMar>
+          </w:tcPr>
+          <w:p>
+            <w:pPr>
+              <w:spacing w:line="240" w:lineRule="auto"/>
+            </w:pPr>
+            <w:r>
+              <w:rPr>
+                <w:sz w:val="22"/>
+                <w:szCs w:val="22"/>
+              </w:rPr>
+              <w:t>2 velas</w:t>
+            </w:r>
+          </w:p>
+        </w:tc>
+        <w:tc>
+          <w:tcPr>
+            <w:tcW w:w="1337" w:type="dxa"/>
+            <w:tcMar>
+              <w:top w:w="60" w:type="dxa"/>
+              <w:left w:w="100" w:type="dxa"/>
+              <w:bottom w:w="60" w:type="dxa"/>
+              <w:right w:w="100" w:type="dxa"/>
+            </w:tcMar>
+          </w:tcPr>
+          <w:p>
+            <w:pPr>
+              <w:spacing w:line="240" w:lineRule="auto"/>
+              <w:jc w:val="center"/>
+            </w:pPr>
+            <w:r>
+              <w:rPr>
+                <w:sz w:val="22"/>
+                <w:szCs w:val="22"/>
+              </w:rPr>
+              <w:t>8</w:t>
+            </w:r>
+          </w:p>
+        </w:tc>
+        <w:tc>
+          <w:tcPr>
+            <w:tcW w:w="1337" w:type="dxa"/>
+            <w:tcMar>
+              <w:top w:w="60" w:type="dxa"/>
+              <w:left w:w="100" w:type="dxa"/>
+              <w:bottom w:w="60" w:type="dxa"/>
+              <w:right w:w="100" w:type="dxa"/>
+            </w:tcMar>
+          </w:tcPr>
+          <w:p>
+            <w:pPr>
+              <w:spacing w:line="240" w:lineRule="auto"/>
+              <w:jc w:val="center"/>
+            </w:pPr>
+            <w:r>
+              <w:rPr>
+                <w:sz w:val="22"/>
+                <w:szCs w:val="22"/>
+              </w:rPr>
+              <w:t>44,13 %</w:t>
+            </w:r>
+          </w:p>
+        </w:tc>
+        <w:tc>
+          <w:tcPr>
+            <w:tcW w:w="1337" w:type="dxa"/>
+            <w:tcMar>
+              <w:top w:w="60" w:type="dxa"/>
+              <w:left w:w="100" w:type="dxa"/>
+              <w:bottom w:w="60" w:type="dxa"/>
+              <w:right w:w="100" w:type="dxa"/>
+            </w:tcMar>
+          </w:tcPr>
+          <w:p>
+            <w:pPr>
+              <w:spacing w:line="240" w:lineRule="auto"/>
+              <w:jc w:val="center"/>
+            </w:pPr>
+            <w:r>
+              <w:rPr>
+                <w:sz w:val="22"/>
+                <w:szCs w:val="22"/>
+              </w:rPr>
+              <w:t>0,553873</w:t>
+            </w:r>
+          </w:p>
+        </w:tc>
+        <w:tc>
+          <w:tcPr>
+            <w:tcW w:w="1337" w:type="dxa"/>
+            <w:tcMar>
+              <w:top w:w="60" w:type="dxa"/>
+              <w:left w:w="100" w:type="dxa"/>
+              <w:bottom w:w="60" w:type="dxa"/>
+              <w:right w:w="100" w:type="dxa"/>
+            </w:tcMar>
+          </w:tcPr>
+          <w:p>
+            <w:pPr>
+              <w:spacing w:line="240" w:lineRule="auto"/>
+              <w:jc w:val="center"/>
+            </w:pPr>
+            <w:r>
+              <w:rPr>
+                <w:sz w:val="22"/>
+                <w:szCs w:val="22"/>
+              </w:rPr>
+              <w:t>0,338043</w:t>
+            </w:r>
+          </w:p>
+        </w:tc>
+        <w:tc>
+          <w:tcPr>
+            <w:tcW w:w="1337" w:type="dxa"/>
+            <w:tcMar>
+              <w:top w:w="60" w:type="dxa"/>
+              <w:left w:w="100" w:type="dxa"/>
+              <w:bottom w:w="60" w:type="dxa"/>
+              <w:right w:w="100" w:type="dxa"/>
+            </w:tcMar>
+          </w:tcPr>
+          <w:p>
+            <w:pPr>
+              <w:spacing w:line="240" w:lineRule="auto"/>
+              <w:jc w:val="center"/>
+            </w:pPr>
+            <w:r>
+              <w:rPr>
+                <w:sz w:val="22"/>
+                <w:szCs w:val="22"/>
+              </w:rPr>
+              <w:t>+0,215829</w:t>
+            </w:r>
+          </w:p>
+        </w:tc>
+        <w:tc>
+          <w:tcPr>
+            <w:tcW w:w="1338" w:type="dxa"/>
+            <w:tcMar>
+              <w:top w:w="60" w:type="dxa"/>
+              <w:left w:w="100" w:type="dxa"/>
+              <w:bottom w:w="60" w:type="dxa"/>
+              <w:right w:w="100" w:type="dxa"/>
+            </w:tcMar>
+          </w:tcPr>
+          <w:p>
+            <w:pPr>
+              <w:spacing w:line="240" w:lineRule="auto"/>
+              <w:jc w:val="center"/>
+            </w:pPr>
+            <w:r>
+              <w:rPr>
+                <w:sz w:val="22"/>
+                <w:szCs w:val="22"/>
+              </w:rPr>
+              <w:t>9 de 9</w:t>
+            </w:r>
+          </w:p>
+        </w:tc>
+      </w:tr>
+      <w:tr>
+        <w:tblPrEx>
+          <w:tblCellMar>
+            <w:top w:w="0" w:type="dxa"/>
+            <w:bottom w:w="0" w:type="dxa"/>
+          </w:tblCellMar>
+        </w:tblPrEx>
+        <w:tc>
+          <w:tcPr>
+            <w:tcW w:w="1337" w:type="dxa"/>
+            <w:tcBorders>
+              <w:bottom w:val="single" w:sz="6" w:space="0" w:color="000000"/>
+            </w:tcBorders>
+            <w:tcMar>
+              <w:top w:w="60" w:type="dxa"/>
+              <w:left w:w="100" w:type="dxa"/>
+              <w:bottom w:w="60" w:type="dxa"/>
+              <w:right w:w="100" w:type="dxa"/>
+            </w:tcMar>
+          </w:tcPr>
+          <w:p>
+            <w:pPr>
+              <w:spacing w:line="240" w:lineRule="auto"/>
+            </w:pPr>
+            <w:r>
+              <w:rPr>
+                <w:sz w:val="22"/>
+                <w:szCs w:val="22"/>
+              </w:rPr>
+              <w:t>3 velas</w:t>
+            </w:r>
+          </w:p>
+        </w:tc>
+        <w:tc>
+          <w:tcPr>
+            <w:tcW w:w="1337" w:type="dxa"/>
+            <w:tcBorders>
+              <w:bottom w:val="single" w:sz="6" w:space="0" w:color="000000"/>
+            </w:tcBorders>
+            <w:tcMar>
+              <w:top w:w="60" w:type="dxa"/>
+              <w:left w:w="100" w:type="dxa"/>
+              <w:bottom w:w="60" w:type="dxa"/>
+              <w:right w:w="100" w:type="dxa"/>
+            </w:tcMar>
+          </w:tcPr>
+          <w:p>
+            <w:pPr>
+              <w:spacing w:line="240" w:lineRule="auto"/>
+              <w:jc w:val="center"/>
+            </w:pPr>
+            <w:r>
+              <w:rPr>
+                <w:sz w:val="22"/>
+                <w:szCs w:val="22"/>
+              </w:rPr>
+              <w:t>12</w:t>
+            </w:r>
+          </w:p>
+        </w:tc>
+        <w:tc>
+          <w:tcPr>
+            <w:tcW w:w="1337" w:type="dxa"/>
+            <w:tcBorders>
+              <w:bottom w:val="single" w:sz="6" w:space="0" w:color="000000"/>
+            </w:tcBorders>
+            <w:tcMar>
+              <w:top w:w="60" w:type="dxa"/>
+              <w:left w:w="100" w:type="dxa"/>
+              <w:bottom w:w="60" w:type="dxa"/>
+              <w:right w:w="100" w:type="dxa"/>
+            </w:tcMar>
+          </w:tcPr>
+          <w:p>
+            <w:pPr>
+              <w:spacing w:line="240" w:lineRule="auto"/>
+              <w:jc w:val="center"/>
+            </w:pPr>
+            <w:r>
+              <w:rPr>
+                <w:sz w:val="22"/>
+                <w:szCs w:val="22"/>
+              </w:rPr>
+              <w:t>58,13 %</w:t>
+            </w:r>
+          </w:p>
+        </w:tc>
+        <w:tc>
+          <w:tcPr>
+            <w:tcW w:w="1337" w:type="dxa"/>
+            <w:tcBorders>
+              <w:bottom w:val="single" w:sz="6" w:space="0" w:color="000000"/>
+            </w:tcBorders>
+            <w:tcMar>
+              <w:top w:w="60" w:type="dxa"/>
+              <w:left w:w="100" w:type="dxa"/>
+              <w:bottom w:w="60" w:type="dxa"/>
+              <w:right w:w="100" w:type="dxa"/>
+            </w:tcMar>
+          </w:tcPr>
+          <w:p>
+            <w:pPr>
+              <w:spacing w:line="240" w:lineRule="auto"/>
+              <w:jc w:val="center"/>
+            </w:pPr>
+            <w:r>
+              <w:rPr>
+                <w:sz w:val="22"/>
+                <w:szCs w:val="22"/>
+              </w:rPr>
+              <w:t>0,538214</w:t>
+            </w:r>
+          </w:p>
+        </w:tc>
+        <w:tc>
+          <w:tcPr>
+            <w:tcW w:w="1337" w:type="dxa"/>
+            <w:tcBorders>
+              <w:bottom w:val="single" w:sz="6" w:space="0" w:color="000000"/>
+            </w:tcBorders>
+            <w:tcMar>
+              <w:top w:w="60" w:type="dxa"/>
+              <w:left w:w="100" w:type="dxa"/>
+              <w:bottom w:w="60" w:type="dxa"/>
+              <w:right w:w="100" w:type="dxa"/>
+            </w:tcMar>
+          </w:tcPr>
+          <w:p>
+            <w:pPr>
+              <w:spacing w:line="240" w:lineRule="auto"/>
+              <w:jc w:val="center"/>
+            </w:pPr>
+            <w:r>
+              <w:rPr>
+                <w:sz w:val="22"/>
+                <w:szCs w:val="22"/>
+              </w:rPr>
+              <w:t>0,338467</w:t>
+            </w:r>
+          </w:p>
+        </w:tc>
+        <w:tc>
+          <w:tcPr>
+            <w:tcW w:w="1337" w:type="dxa"/>
+            <w:tcBorders>
+              <w:bottom w:val="single" w:sz="6" w:space="0" w:color="000000"/>
+            </w:tcBorders>
+            <w:tcMar>
+              <w:top w:w="60" w:type="dxa"/>
+              <w:left w:w="100" w:type="dxa"/>
+              <w:bottom w:w="60" w:type="dxa"/>
+              <w:right w:w="100" w:type="dxa"/>
+            </w:tcMar>
+          </w:tcPr>
+          <w:p>
+            <w:pPr>
+              <w:spacing w:line="240" w:lineRule="auto"/>
+              <w:jc w:val="center"/>
+            </w:pPr>
+            <w:r>
+              <w:rPr>
+                <w:sz w:val="22"/>
+                <w:szCs w:val="22"/>
+              </w:rPr>
+              <w:t>+0,199747</w:t>
+            </w:r>
+          </w:p>
+        </w:tc>
+        <w:tc>
+          <w:tcPr>
+            <w:tcW w:w="1338" w:type="dxa"/>
+            <w:tcBorders>
+              <w:bottom w:val="single" w:sz="6" w:space="0" w:color="000000"/>
+            </w:tcBorders>
+            <w:tcMar>
+              <w:top w:w="60" w:type="dxa"/>
+              <w:left w:w="100" w:type="dxa"/>
+              <w:bottom w:w="60" w:type="dxa"/>
+              <w:right w:w="100" w:type="dxa"/>
+            </w:tcMar>
+          </w:tcPr>
+          <w:p>
+            <w:pPr>
+              <w:spacing w:line="240" w:lineRule="auto"/>
+              <w:jc w:val="center"/>
+            </w:pPr>
+            <w:r>
+              <w:rPr>
+                <w:sz w:val="22"/>
+                <w:szCs w:val="22"/>
+              </w:rPr>
+              <w:t>9 de 9</w:t>
+            </w:r>
+          </w:p>
+        </w:tc>
+      </w:tr>
+    </w:tbl>
+    <w:p>
+      <w:pPr>
+        <w:spacing w:after="240"/>
+      </w:pPr>
+    </w:p>
+    <w:p>
+      <w:pPr>
+        <w:pStyle w:val="Ttulo3"/>
+        <w:keepNext/>
+      </w:pPr>
+      <w:bookmarkStart w:id="92" w:name="_Toc240292534"/>
+      <w:r>
+        <w:t>Por qué esto no es hacer la tarea más fácil y llamarlo mejora</w:t>
+      </w:r>
+      <w:bookmarkEnd w:id="92"/>
+    </w:p>
+    <w:p>
+      <w:pPr>
+        <w:ind w:firstLine="720"/>
+      </w:pPr>
+      <w:r>
+        <w:t xml:space="preserve">Es la objeción obvia y hay que contestarla con la tabla, no con palabras: </w:t>
+      </w:r>
+      <w:r>
+        <w:rPr>
+          <w:b/>
+          <w:bCs/>
+        </w:rPr>
+        <w:t>predecir «hay giro cerca» es más fácil que predecir «es aquí»</w:t>
+      </w:r>
+      <w:r>
+        <w:t>, así que el F1 tenía que subir de todos modos.</w:t>
+      </w:r>
+    </w:p>
+    <w:p>
+      <w:pPr>
+        <w:ind w:firstLine="720"/>
+      </w:pPr>
+      <w:r>
+        <w:rPr>
+          <w:b/>
+          <w:bCs/>
+        </w:rPr>
+        <w:t>Lo que decide es la columna del azar.</w:t>
+      </w:r>
+      <w:r>
+        <w:t xml:space="preserve"> El </w:t>
+      </w:r>
+      <w:r>
+        <w:rPr>
+          <w:rFonts w:ascii="Courier New" w:eastAsia="Courier New" w:hAnsi="Courier New" w:cs="Courier New"/>
+          <w:sz w:val="22"/>
+          <w:szCs w:val="22"/>
+        </w:rPr>
+        <w:t>baseline_aleatorio</w:t>
+      </w:r>
+      <w:r>
+        <w:t xml:space="preserve"> se entrena y se mide sobre la misma etiqueta, y va de </w:t>
+      </w:r>
+      <w:r>
+        <w:rPr>
+          <w:b/>
+          <w:bCs/>
+        </w:rPr>
+        <w:t>0,336389</w:t>
+      </w:r>
+      <w:r>
+        <w:t xml:space="preserve"> a </w:t>
+      </w:r>
+      <w:r>
+        <w:rPr>
+          <w:b/>
+          <w:bCs/>
+        </w:rPr>
+        <w:t>0,338467</w:t>
+      </w:r>
+      <w:r>
+        <w:t xml:space="preserve">: se mueve </w:t>
+      </w:r>
+      <w:r>
+        <w:rPr>
+          <w:b/>
+          <w:bCs/>
+        </w:rPr>
+        <w:t>dos milésimas</w:t>
+      </w:r>
+      <w:r>
+        <w:t xml:space="preserve"> mientras el modelo sube </w:t>
+      </w:r>
+      <w:r>
+        <w:rPr>
+          <w:b/>
+          <w:bCs/>
+        </w:rPr>
+        <w:t>diecinueve centésimas</w:t>
+      </w:r>
+      <w:r>
+        <w:t>.</w:t>
+      </w:r>
+    </w:p>
+    <w:p>
+      <w:pPr>
+        <w:ind w:firstLine="720"/>
+      </w:pPr>
+      <w:r>
+        <w:t xml:space="preserve">Si la tarea se hubiera vuelto más fácil </w:t>
+      </w:r>
+      <w:r>
+        <w:rPr>
+          <w:i/>
+          <w:iCs/>
+        </w:rPr>
+        <w:t>para todos</w:t>
+      </w:r>
+      <w:r>
+        <w:t xml:space="preserve">, el azar habría subido con él. No lo hace. </w:t>
+      </w:r>
+      <w:r>
+        <w:rPr>
+          <w:b/>
+          <w:bCs/>
+        </w:rPr>
+        <w:t>La mejora es del modelo, no de la tarea.</w:t>
+      </w:r>
+    </w:p>
+    <w:p>
+      <w:pPr>
+        <w:ind w:firstLine="720"/>
+      </w:pPr>
+      <w:r>
+        <w:lastRenderedPageBreak/>
+        <w:t xml:space="preserve">Y por eso el criterio escrito de antemano no pedía que el F1 subiera —eso estaba garantizado— sino que </w:t>
+      </w:r>
+      <w:r>
+        <w:rPr>
+          <w:b/>
+          <w:bCs/>
+        </w:rPr>
+        <w:t>la ventaja sobre el azar creciera</w:t>
+      </w:r>
+      <w:r>
+        <w:t xml:space="preserve">. Crece de </w:t>
+      </w:r>
+      <w:r>
+        <w:rPr>
+          <w:b/>
+          <w:bCs/>
+        </w:rPr>
+        <w:t>+0,044619</w:t>
+      </w:r>
+      <w:r>
+        <w:t xml:space="preserve"> a </w:t>
+      </w:r>
+      <w:r>
+        <w:rPr>
+          <w:b/>
+          <w:bCs/>
+        </w:rPr>
+        <w:t>+0,230081</w:t>
+      </w:r>
+      <w:r>
+        <w:t xml:space="preserve">: </w:t>
+      </w:r>
+      <w:r>
+        <w:rPr>
+          <w:b/>
+          <w:bCs/>
+        </w:rPr>
+        <w:t>más de cinco veces</w:t>
+      </w:r>
+      <w:r>
+        <w:t>, con el signo estable en los nueve tramos y positiva en las dos clases extremas.</w:t>
+      </w:r>
+    </w:p>
+    <w:p>
+      <w:pPr>
+        <w:pStyle w:val="Ttulo3"/>
+        <w:keepNext/>
+      </w:pPr>
+      <w:bookmarkStart w:id="93" w:name="_Toc240292535"/>
+      <w:r>
+        <w:t>Dónde está el óptimo, y por qué no es el margen más ancho</w:t>
+      </w:r>
+      <w:bookmarkEnd w:id="93"/>
+    </w:p>
+    <w:p>
+      <w:pPr>
+        <w:ind w:firstLine="720"/>
+      </w:pPr>
+      <w:r>
+        <w:rPr>
+          <w:b/>
+          <w:bCs/>
+        </w:rPr>
+        <w:t>El mejor punto es una vela: cuatro horas.</w:t>
+      </w:r>
+      <w:r>
+        <w:t xml:space="preserve"> A partir de ahí la ventaja </w:t>
+      </w:r>
+      <w:r>
+        <w:rPr>
+          <w:b/>
+          <w:bCs/>
+        </w:rPr>
+        <w:t>baja</w:t>
+      </w:r>
+      <w:r>
+        <w:t xml:space="preserve"> —+0,230081, luego +0,215829, luego +0,199747— aunque el F1 absoluto siga pareciendo alto.</w:t>
+      </w:r>
+    </w:p>
+    <w:p>
+      <w:pPr>
+        <w:ind w:firstLine="720"/>
+      </w:pPr>
+      <w:r>
+        <w:t xml:space="preserve">La razón es que a </w:t>
+      </w:r>
+      <w:r>
+        <w:rPr>
+          <w:rFonts w:ascii="Courier New" w:eastAsia="Courier New" w:hAnsi="Courier New" w:cs="Courier New"/>
+          <w:sz w:val="22"/>
+          <w:szCs w:val="22"/>
+        </w:rPr>
+        <w:t>k = 3</w:t>
+      </w:r>
+      <w:r>
+        <w:t xml:space="preserve"> el </w:t>
+      </w:r>
+      <w:r>
+        <w:rPr>
+          <w:b/>
+          <w:bCs/>
+        </w:rPr>
+        <w:t>58,13 %</w:t>
+      </w:r>
+      <w:r>
+        <w:t xml:space="preserve"> de las velas ya cuentan como «cerca de un giro». La clase deja de ser rara, la pregunta deja de ser interesante y responder «sí» casi siempre empieza a ser una estrategia. </w:t>
+      </w:r>
+      <w:r>
+        <w:rPr>
+          <w:b/>
+          <w:bCs/>
+        </w:rPr>
+        <w:t>Un margen más ancho no es un modelo mejor: es una pregunta más floja.</w:t>
+      </w:r>
+    </w:p>
+    <w:p>
+      <w:pPr>
+        <w:pStyle w:val="Ttulo3"/>
+        <w:keepNext/>
+      </w:pPr>
+      <w:bookmarkStart w:id="94" w:name="_Toc240292536"/>
+      <w:r>
+        <w:t>Qué significa, y qué no</w:t>
+      </w:r>
+      <w:bookmarkEnd w:id="94"/>
+    </w:p>
+    <w:p>
+      <w:pPr>
+        <w:ind w:firstLine="720"/>
+      </w:pPr>
+      <w:r>
+        <w:rPr>
+          <w:b/>
+          <w:bCs/>
+        </w:rPr>
+        <w:t>Significa que el sistema tiene bastante más señal de la que este informe le atribuía</w:t>
+      </w:r>
+      <w:r>
+        <w:t xml:space="preserve">, y que buena parte de lo que parecía error del modelo era </w:t>
+      </w:r>
+      <w:r>
+        <w:rPr>
+          <w:b/>
+          <w:bCs/>
+        </w:rPr>
+        <w:t>exigencia del instrumento</w:t>
+      </w:r>
+      <w:r>
+        <w:t xml:space="preserve">. Con la pregunta a cuatro horas, el F1 macro pasa de 0,381008 a </w:t>
+      </w:r>
+      <w:r>
+        <w:rPr>
+          <w:b/>
+          <w:bCs/>
+        </w:rPr>
+        <w:t>0,567778</w:t>
+      </w:r>
+      <w:r>
+        <w:t>.</w:t>
+      </w:r>
+    </w:p>
+    <w:p>
+      <w:pPr>
+        <w:ind w:firstLine="720"/>
+      </w:pPr>
+      <w:r>
+        <w:rPr>
+          <w:b/>
+          <w:bCs/>
+        </w:rPr>
+        <w:t>No significa que el resultado del informe cambie.</w:t>
+      </w:r>
+      <w:r>
+        <w:t xml:space="preserve"> El enunciado define el punto de inflexión como la vela exacta, y esa es la medición que este informe reporta, incluida la del bloque de prueba. Esto es un </w:t>
+      </w:r>
+      <w:r>
+        <w:rPr>
+          <w:b/>
+          <w:bCs/>
+        </w:rPr>
+        <w:t>problema distinto</w:t>
+      </w:r>
+      <w:r>
+        <w:t>, se reporta al lado y no en su lugar.</w:t>
+      </w:r>
+    </w:p>
+    <w:p>
+      <w:pPr>
+        <w:ind w:firstLine="720"/>
+      </w:pPr>
+      <w:r>
+        <w:rPr>
+          <w:b/>
+          <w:bCs/>
+        </w:rPr>
+        <w:t>Y no se puede validar como se validó aquello.</w:t>
+      </w:r>
+      <w:r>
+        <w:t xml:space="preserve"> El bloque de prueba se gastó el 07/09 y no vuelve: esta medición vive sobre nueve tramos de validación deslizante. Es evidencia fuera de muestra y con potencia, pero </w:t>
+      </w:r>
+      <w:r>
+        <w:rPr>
+          <w:b/>
+          <w:bCs/>
+        </w:rPr>
+        <w:t>no es una medición limpia de un solo disparo</w:t>
+      </w:r>
+      <w:r>
+        <w:t>, y esa distinción no se puede recuperar.</w:t>
+      </w:r>
+    </w:p>
+    <w:p>
+      <w:pPr>
+        <w:ind w:left="720"/>
+      </w:pPr>
+      <w:r>
+        <w:rPr>
+          <w:b/>
+          <w:bCs/>
+        </w:rPr>
+        <w:t>La lectura honesta de los nueve ejes.</w:t>
+      </w:r>
+      <w:r>
+        <w:t xml:space="preserve"> Siete intentos de mejorar el modelo no dieron nada. El octavo —dejar que se calle— dio algo. El noveno —cambiar la pregunta— dio </w:t>
+      </w:r>
+      <w:r>
+        <w:lastRenderedPageBreak/>
+        <w:t xml:space="preserve">cinco veces más que todos los anteriores juntos.  Los tres que funcionaron tienen algo en común y vale la pena decirlo: </w:t>
+      </w:r>
+      <w:r>
+        <w:rPr>
+          <w:b/>
+          <w:bCs/>
+        </w:rPr>
+        <w:t>ninguno toca el modelo.</w:t>
+      </w:r>
+      <w:r>
+        <w:t xml:space="preserve"> Cambian qué se le pregunta y cuándo se le hace caso. El límite nunca estuvo en el modelado, y las primeras siete intervenciones lo estaban buscando en el sitio equivocado — incluidas las mías.</w:t>
+      </w:r>
+    </w:p>
+    <w:p>
+      <w:pPr>
+        <w:pStyle w:val="Ttulo3"/>
+        <w:keepNext/>
+      </w:pPr>
+      <w:bookmarkStart w:id="95" w:name="_Toc240292537"/>
+      <w:r>
+        <w:t>El décimo eje: el volumen, que estaba ahí sin usar</w:t>
+      </w:r>
+      <w:bookmarkEnd w:id="95"/>
+    </w:p>
+    <w:p>
+      <w:pPr>
+        <w:ind w:firstLine="720"/>
+      </w:pPr>
+      <w:r>
+        <w:t xml:space="preserve">Revisando qué no se había probado apareció un hueco de los que dan vergüenza: </w:t>
+      </w:r>
+      <w:r>
+        <w:rPr>
+          <w:b/>
+          <w:bCs/>
+        </w:rPr>
+        <w:t>el panel trae el volumen de los seis activos y ninguna de las 63 columnas lo usa.</w:t>
+      </w:r>
+      <w:r>
+        <w:t xml:space="preserve"> Todas derivan del precio.</w:t>
+      </w:r>
+    </w:p>
+    <w:p>
+      <w:pPr>
+        <w:ind w:firstLine="720"/>
+      </w:pPr>
+      <w:r>
+        <w:t xml:space="preserve">Y el volumen es la señal de manual para giros: </w:t>
+      </w:r>
+      <w:r>
+        <w:rPr>
+          <w:b/>
+          <w:bCs/>
+        </w:rPr>
+        <w:t>agotamiento</w:t>
+      </w:r>
+      <w:r>
+        <w:t xml:space="preserve"> en techos —el precio sigue subiendo con volumen cada vez menor— y </w:t>
+      </w:r>
+      <w:r>
+        <w:rPr>
+          <w:b/>
+          <w:bCs/>
+        </w:rPr>
+        <w:t>capitulación</w:t>
+      </w:r>
+      <w:r>
+        <w:t xml:space="preserve"> en suelos —la caída termina con un pico—.</w:t>
+      </w:r>
+    </w:p>
+    <w:p>
+      <w:pPr>
+        <w:ind w:firstLine="720"/>
+      </w:pPr>
+      <w:r>
+        <w:t xml:space="preserve">Se probaron </w:t>
+      </w:r>
+      <w:r>
+        <w:rPr>
+          <w:b/>
+          <w:bCs/>
+        </w:rPr>
+        <w:t>seis columnas</w:t>
+      </w:r>
+      <w:r>
+        <w:t xml:space="preserve">, solo sobre LTC: volumen sobre su media a 7 y a 24 velas, su </w:t>
+      </w:r>
+      <w:r>
+        <w:rPr>
+          <w:rFonts w:ascii="Courier New" w:eastAsia="Courier New" w:hAnsi="Courier New" w:cs="Courier New"/>
+          <w:sz w:val="22"/>
+          <w:szCs w:val="22"/>
+        </w:rPr>
+        <w:t>z</w:t>
+      </w:r>
+      <w:r>
+        <w:t xml:space="preserve">-score, su variación, su posición dentro del rango reciente, y la correlación entre retorno y volumen. Seis y no sesenta por la razón que el propio módulo de características documenta: con </w:t>
+      </w:r>
+      <w:r>
+        <w:rPr>
+          <w:b/>
+          <w:bCs/>
+        </w:rPr>
+        <w:t>420 ejemplos</w:t>
+      </w:r>
+      <w:r>
+        <w:t xml:space="preserve"> de la clase minoritaria, cien columnas nuevas garantizan el sobreajuste.</w:t>
+      </w:r>
+    </w:p>
+    <w:p>
+      <w:pPr>
+        <w:ind w:firstLine="720"/>
+      </w:pPr>
+      <w:r>
+        <w:rPr>
+          <w:b/>
+          <w:bCs/>
+        </w:rPr>
+        <w:t>Tabla C.15.</w:t>
+      </w:r>
+      <w:r>
+        <w:t xml:space="preserve"> El bosque con y sin las seis columnas de volumen, nueve tramos.</w:t>
+      </w:r>
+    </w:p>
+    <w:tbl>
+      <w:tblPr>
+        <w:tblW w:w="9360" w:type="dxa"/>
+        <w:tblCellMar>
+          <w:left w:w="10" w:type="dxa"/>
+          <w:right w:w="10" w:type="dxa"/>
+        </w:tblCellMar>
+        <w:tblLook w:val="0000" w:firstRow="0" w:lastRow="0" w:firstColumn="0" w:lastColumn="0" w:noHBand="0" w:noVBand="0"/>
+      </w:tblPr>
+      <w:tblGrid>
+        <w:gridCol w:w="1872"/>
+        <w:gridCol w:w="1872"/>
+        <w:gridCol w:w="1872"/>
+        <w:gridCol w:w="1872"/>
+        <w:gridCol w:w="1872"/>
+      </w:tblGrid>
+      <w:tr>
+        <w:tblPrEx>
+          <w:tblCellMar>
+            <w:top w:w="0" w:type="dxa"/>
+            <w:bottom w:w="0" w:type="dxa"/>
+          </w:tblCellMar>
+        </w:tblPrEx>
+        <w:trPr>
+          <w:tblHeader/>
+        </w:trPr>
+        <w:tc>
+          <w:tcPr>
+            <w:tcW w:w="1872" w:type="dxa"/>
+            <w:tcBorders>
+              <w:top w:val="single" w:sz="6" w:space="0" w:color="000000"/>
+              <w:bottom w:val="single" w:sz="6" w:space="0" w:color="000000"/>
+            </w:tcBorders>
+            <w:tcMar>
+              <w:top w:w="60" w:type="dxa"/>
+              <w:left w:w="100" w:type="dxa"/>
+              <w:bottom w:w="60" w:type="dxa"/>
+              <w:right w:w="100" w:type="dxa"/>
+            </w:tcMar>
+          </w:tcPr>
+          <w:p>
+            <w:pPr>
+              <w:spacing w:line="240" w:lineRule="auto"/>
+            </w:pPr>
+            <w:r>
+              <w:rPr>
+                <w:sz w:val="22"/>
+                <w:szCs w:val="22"/>
+              </w:rPr>
+              <w:t>Objetivo</w:t>
+            </w:r>
+          </w:p>
+        </w:tc>
+        <w:tc>
+          <w:tcPr>
+            <w:tcW w:w="1872" w:type="dxa"/>
+            <w:tcBorders>
+              <w:top w:val="single" w:sz="6" w:space="0" w:color="000000"/>
+              <w:bottom w:val="single" w:sz="6" w:space="0" w:color="000000"/>
+            </w:tcBorders>
+            <w:tcMar>
+              <w:top w:w="60" w:type="dxa"/>
+              <w:left w:w="100" w:type="dxa"/>
+              <w:bottom w:w="60" w:type="dxa"/>
+              <w:right w:w="100" w:type="dxa"/>
+            </w:tcMar>
+          </w:tcPr>
+          <w:p>
+            <w:pPr>
+              <w:spacing w:line="240" w:lineRule="auto"/>
+              <w:jc w:val="center"/>
+            </w:pPr>
+            <w:r>
+              <w:rPr>
+                <w:sz w:val="22"/>
+                <w:szCs w:val="22"/>
+              </w:rPr>
+              <w:t>Sin volumen</w:t>
+            </w:r>
+          </w:p>
+        </w:tc>
+        <w:tc>
+          <w:tcPr>
+            <w:tcW w:w="1872" w:type="dxa"/>
+            <w:tcBorders>
+              <w:top w:val="single" w:sz="6" w:space="0" w:color="000000"/>
+              <w:bottom w:val="single" w:sz="6" w:space="0" w:color="000000"/>
+            </w:tcBorders>
+            <w:tcMar>
+              <w:top w:w="60" w:type="dxa"/>
+              <w:left w:w="100" w:type="dxa"/>
+              <w:bottom w:w="60" w:type="dxa"/>
+              <w:right w:w="100" w:type="dxa"/>
+            </w:tcMar>
+          </w:tcPr>
+          <w:p>
+            <w:pPr>
+              <w:spacing w:line="240" w:lineRule="auto"/>
+              <w:jc w:val="center"/>
+            </w:pPr>
+            <w:r>
+              <w:rPr>
+                <w:sz w:val="22"/>
+                <w:szCs w:val="22"/>
+              </w:rPr>
+              <w:t>Con volumen</w:t>
+            </w:r>
+          </w:p>
+        </w:tc>
+        <w:tc>
+          <w:tcPr>
+            <w:tcW w:w="1872" w:type="dxa"/>
+            <w:tcBorders>
+              <w:top w:val="single" w:sz="6" w:space="0" w:color="000000"/>
+              <w:bottom w:val="single" w:sz="6" w:space="0" w:color="000000"/>
+            </w:tcBorders>
+            <w:tcMar>
+              <w:top w:w="60" w:type="dxa"/>
+              <w:left w:w="100" w:type="dxa"/>
+              <w:bottom w:w="60" w:type="dxa"/>
+              <w:right w:w="100" w:type="dxa"/>
+            </w:tcMar>
+          </w:tcPr>
+          <w:p>
+            <w:pPr>
+              <w:spacing w:line="240" w:lineRule="auto"/>
+              <w:jc w:val="center"/>
+            </w:pPr>
+            <w:r>
+              <w:rPr>
+                <w:sz w:val="22"/>
+                <w:szCs w:val="22"/>
+              </w:rPr>
+              <w:t>Diferencia</w:t>
+            </w:r>
+          </w:p>
+        </w:tc>
+        <w:tc>
+          <w:tcPr>
+            <w:tcW w:w="1872" w:type="dxa"/>
+            <w:tcBorders>
+              <w:top w:val="single" w:sz="6" w:space="0" w:color="000000"/>
+              <w:bottom w:val="single" w:sz="6" w:space="0" w:color="000000"/>
+            </w:tcBorders>
+            <w:tcMar>
+              <w:top w:w="60" w:type="dxa"/>
+              <w:left w:w="100" w:type="dxa"/>
+              <w:bottom w:w="60" w:type="dxa"/>
+              <w:right w:w="100" w:type="dxa"/>
+            </w:tcMar>
+          </w:tcPr>
+          <w:p>
+            <w:pPr>
+              <w:spacing w:line="240" w:lineRule="auto"/>
+              <w:jc w:val="center"/>
+            </w:pPr>
+            <w:r>
+              <w:rPr>
+                <w:sz w:val="22"/>
+                <w:szCs w:val="22"/>
+              </w:rPr>
+              <w:t>Tramos a favor</w:t>
+            </w:r>
+          </w:p>
+        </w:tc>
+      </w:tr>
+      <w:tr>
+        <w:tblPrEx>
+          <w:tblCellMar>
+            <w:top w:w="0" w:type="dxa"/>
+            <w:bottom w:w="0" w:type="dxa"/>
+          </w:tblCellMar>
+        </w:tblPrEx>
+        <w:tc>
+          <w:tcPr>
+            <w:tcW w:w="1872" w:type="dxa"/>
+            <w:tcMar>
+              <w:top w:w="60" w:type="dxa"/>
+              <w:left w:w="100" w:type="dxa"/>
+              <w:bottom w:w="60" w:type="dxa"/>
+              <w:right w:w="100" w:type="dxa"/>
+            </w:tcMar>
+          </w:tcPr>
+          <w:p>
+            <w:pPr>
+              <w:spacing w:line="240" w:lineRule="auto"/>
+            </w:pPr>
+            <w:r>
+              <w:rPr>
+                <w:sz w:val="22"/>
+                <w:szCs w:val="22"/>
+              </w:rPr>
+              <w:t>Exacto</w:t>
+            </w:r>
+          </w:p>
+        </w:tc>
+        <w:tc>
+          <w:tcPr>
+            <w:tcW w:w="1872" w:type="dxa"/>
+            <w:tcMar>
+              <w:top w:w="60" w:type="dxa"/>
+              <w:left w:w="100" w:type="dxa"/>
+              <w:bottom w:w="60" w:type="dxa"/>
+              <w:right w:w="100" w:type="dxa"/>
+            </w:tcMar>
+          </w:tcPr>
+          <w:p>
+            <w:pPr>
+              <w:spacing w:line="240" w:lineRule="auto"/>
+              <w:jc w:val="center"/>
+            </w:pPr>
+            <w:r>
+              <w:rPr>
+                <w:sz w:val="22"/>
+                <w:szCs w:val="22"/>
+              </w:rPr>
+              <w:t>0,381008</w:t>
+            </w:r>
+          </w:p>
+        </w:tc>
+        <w:tc>
+          <w:tcPr>
+            <w:tcW w:w="1872" w:type="dxa"/>
+            <w:tcMar>
+              <w:top w:w="60" w:type="dxa"/>
+              <w:left w:w="100" w:type="dxa"/>
+              <w:bottom w:w="60" w:type="dxa"/>
+              <w:right w:w="100" w:type="dxa"/>
+            </w:tcMar>
+          </w:tcPr>
+          <w:p>
+            <w:pPr>
+              <w:spacing w:line="240" w:lineRule="auto"/>
+              <w:jc w:val="center"/>
+            </w:pPr>
+            <w:r>
+              <w:rPr>
+                <w:sz w:val="22"/>
+                <w:szCs w:val="22"/>
+              </w:rPr>
+              <w:t>0,371025</w:t>
+            </w:r>
+          </w:p>
+        </w:tc>
+        <w:tc>
+          <w:tcPr>
+            <w:tcW w:w="1872" w:type="dxa"/>
+            <w:tcMar>
+              <w:top w:w="60" w:type="dxa"/>
+              <w:left w:w="100" w:type="dxa"/>
+              <w:bottom w:w="60" w:type="dxa"/>
+              <w:right w:w="100" w:type="dxa"/>
+            </w:tcMar>
+          </w:tcPr>
+          <w:p>
+            <w:pPr>
+              <w:spacing w:line="240" w:lineRule="auto"/>
+              <w:jc w:val="center"/>
+            </w:pPr>
+            <w:r>
+              <w:rPr>
+                <w:b/>
+                <w:bCs/>
+                <w:sz w:val="22"/>
+                <w:szCs w:val="22"/>
+              </w:rPr>
+              <w:t>−0,009983</w:t>
+            </w:r>
+          </w:p>
+        </w:tc>
+        <w:tc>
+          <w:tcPr>
+            <w:tcW w:w="1872" w:type="dxa"/>
+            <w:tcMar>
+              <w:top w:w="60" w:type="dxa"/>
+              <w:left w:w="100" w:type="dxa"/>
+              <w:bottom w:w="60" w:type="dxa"/>
+              <w:right w:w="100" w:type="dxa"/>
+            </w:tcMar>
+          </w:tcPr>
+          <w:p>
+            <w:pPr>
+              <w:spacing w:line="240" w:lineRule="auto"/>
+              <w:jc w:val="center"/>
+            </w:pPr>
+            <w:r>
+              <w:rPr>
+                <w:sz w:val="22"/>
+                <w:szCs w:val="22"/>
+              </w:rPr>
+              <w:t>3 de 9</w:t>
+            </w:r>
+          </w:p>
+        </w:tc>
+      </w:tr>
+      <w:tr>
+        <w:tblPrEx>
+          <w:tblCellMar>
+            <w:top w:w="0" w:type="dxa"/>
+            <w:bottom w:w="0" w:type="dxa"/>
+          </w:tblCellMar>
+        </w:tblPrEx>
+        <w:tc>
+          <w:tcPr>
+            <w:tcW w:w="1872" w:type="dxa"/>
+            <w:tcBorders>
+              <w:bottom w:val="single" w:sz="6" w:space="0" w:color="000000"/>
+            </w:tcBorders>
+            <w:tcMar>
+              <w:top w:w="60" w:type="dxa"/>
+              <w:left w:w="100" w:type="dxa"/>
+              <w:bottom w:w="60" w:type="dxa"/>
+              <w:right w:w="100" w:type="dxa"/>
+            </w:tcMar>
+          </w:tcPr>
+          <w:p>
+            <w:pPr>
+              <w:spacing w:line="240" w:lineRule="auto"/>
+            </w:pPr>
+            <w:r>
+              <w:rPr>
+                <w:sz w:val="22"/>
+                <w:szCs w:val="22"/>
+              </w:rPr>
+              <w:t>Proximidad a 1 vela</w:t>
+            </w:r>
+          </w:p>
+        </w:tc>
+        <w:tc>
+          <w:tcPr>
+            <w:tcW w:w="1872" w:type="dxa"/>
+            <w:tcBorders>
+              <w:bottom w:val="single" w:sz="6" w:space="0" w:color="000000"/>
+            </w:tcBorders>
+            <w:tcMar>
+              <w:top w:w="60" w:type="dxa"/>
+              <w:left w:w="100" w:type="dxa"/>
+              <w:bottom w:w="60" w:type="dxa"/>
+              <w:right w:w="100" w:type="dxa"/>
+            </w:tcMar>
+          </w:tcPr>
+          <w:p>
+            <w:pPr>
+              <w:spacing w:line="240" w:lineRule="auto"/>
+              <w:jc w:val="center"/>
+            </w:pPr>
+            <w:r>
+              <w:rPr>
+                <w:sz w:val="22"/>
+                <w:szCs w:val="22"/>
+              </w:rPr>
+              <w:t>0,567778</w:t>
+            </w:r>
+          </w:p>
+        </w:tc>
+        <w:tc>
+          <w:tcPr>
+            <w:tcW w:w="1872" w:type="dxa"/>
+            <w:tcBorders>
+              <w:bottom w:val="single" w:sz="6" w:space="0" w:color="000000"/>
+            </w:tcBorders>
+            <w:tcMar>
+              <w:top w:w="60" w:type="dxa"/>
+              <w:left w:w="100" w:type="dxa"/>
+              <w:bottom w:w="60" w:type="dxa"/>
+              <w:right w:w="100" w:type="dxa"/>
+            </w:tcMar>
+          </w:tcPr>
+          <w:p>
+            <w:pPr>
+              <w:spacing w:line="240" w:lineRule="auto"/>
+              <w:jc w:val="center"/>
+            </w:pPr>
+            <w:r>
+              <w:rPr>
+                <w:sz w:val="22"/>
+                <w:szCs w:val="22"/>
+              </w:rPr>
+              <w:t>0,567984</w:t>
+            </w:r>
+          </w:p>
+        </w:tc>
+        <w:tc>
+          <w:tcPr>
+            <w:tcW w:w="1872" w:type="dxa"/>
+            <w:tcBorders>
+              <w:bottom w:val="single" w:sz="6" w:space="0" w:color="000000"/>
+            </w:tcBorders>
+            <w:tcMar>
+              <w:top w:w="60" w:type="dxa"/>
+              <w:left w:w="100" w:type="dxa"/>
+              <w:bottom w:w="60" w:type="dxa"/>
+              <w:right w:w="100" w:type="dxa"/>
+            </w:tcMar>
+          </w:tcPr>
+          <w:p>
+            <w:pPr>
+              <w:spacing w:line="240" w:lineRule="auto"/>
+              <w:jc w:val="center"/>
+            </w:pPr>
+            <w:r>
+              <w:rPr>
+                <w:sz w:val="22"/>
+                <w:szCs w:val="22"/>
+              </w:rPr>
+              <w:t>+0,000206</w:t>
+            </w:r>
+          </w:p>
+        </w:tc>
+        <w:tc>
+          <w:tcPr>
+            <w:tcW w:w="1872" w:type="dxa"/>
+            <w:tcBorders>
+              <w:bottom w:val="single" w:sz="6" w:space="0" w:color="000000"/>
+            </w:tcBorders>
+            <w:tcMar>
+              <w:top w:w="60" w:type="dxa"/>
+              <w:left w:w="100" w:type="dxa"/>
+              <w:bottom w:w="60" w:type="dxa"/>
+              <w:right w:w="100" w:type="dxa"/>
+            </w:tcMar>
+          </w:tcPr>
+          <w:p>
+            <w:pPr>
+              <w:spacing w:line="240" w:lineRule="auto"/>
+              <w:jc w:val="center"/>
+            </w:pPr>
+            <w:r>
+              <w:rPr>
+                <w:sz w:val="22"/>
+                <w:szCs w:val="22"/>
+              </w:rPr>
+              <w:t>5 de 9</w:t>
+            </w:r>
+          </w:p>
+        </w:tc>
+      </w:tr>
+    </w:tbl>
+    <w:p>
+      <w:pPr>
+        <w:spacing w:after="240"/>
+      </w:pPr>
+    </w:p>
+    <w:p>
+      <w:pPr>
+        <w:ind w:firstLine="720"/>
+      </w:pPr>
+      <w:r>
+        <w:rPr>
+          <w:b/>
+          <w:bCs/>
+        </w:rPr>
+        <w:t>No aporta, y en el objetivo exacto empeora.</w:t>
+      </w:r>
+      <w:r>
+        <w:t xml:space="preserve"> Con la etiqueta de proximidad la diferencia es de dos diezmilésimas y gana en cinco tramos de nueve, que es una moneda.</w:t>
+      </w:r>
+    </w:p>
+    <w:p>
+      <w:pPr>
+        <w:ind w:firstLine="720"/>
+      </w:pPr>
+      <w:r>
+        <w:rPr>
+          <w:b/>
+          <w:bCs/>
+        </w:rPr>
+        <w:lastRenderedPageBreak/>
+        <w:t>La expectativa estaba escrita antes y era esta</w:t>
+      </w:r>
+      <w:r>
+        <w:t xml:space="preserve">, por dos razones que ya estaban medidas: los dos únicos ejes que funcionaron no tocaban las características, y la importancia por permutación ya había medido que </w:t>
+      </w:r>
+      <w:r>
+        <w:rPr>
+          <w:b/>
+          <w:bCs/>
+        </w:rPr>
+        <w:t>17 de las 63 columnas actuales no superan el piso de ruido</w:t>
+      </w:r>
+      <w:r>
+        <w:t>. El problema nunca pareció ser falta de columnas, y el volumen lo confirma.</w:t>
+      </w:r>
+    </w:p>
+    <w:p>
+      <w:pPr>
+        <w:ind w:firstLine="720"/>
+      </w:pPr>
+      <w:r>
+        <w:t xml:space="preserve">Sirve para cerrar la pregunta. Deja de ser «algo que no probamos» y pasa a ser </w:t>
+      </w:r>
+      <w:r>
+        <w:rPr>
+          <w:b/>
+          <w:bCs/>
+        </w:rPr>
+        <w:t>algo que probamos y no está</w:t>
+      </w:r>
+      <w:r>
+        <w:t>.</w:t>
+      </w:r>
+    </w:p>
+    <w:p>
+      <w:pPr>
+        <w:pStyle w:val="Ttulo3"/>
+        <w:keepNext/>
+      </w:pPr>
+      <w:bookmarkStart w:id="96" w:name="_Toc240292538"/>
+      <w:r>
+        <w:t>El balance de los siete intentos</w:t>
+      </w:r>
+      <w:bookmarkEnd w:id="96"/>
+    </w:p>
+    <w:p>
+      <w:pPr>
+        <w:ind w:firstLine="720"/>
+      </w:pPr>
+      <w:r>
+        <w:rPr>
+          <w:b/>
+          <w:bCs/>
+        </w:rPr>
+        <w:t>Tabla C.11.</w:t>
+      </w:r>
+      <w:r>
+        <w:t xml:space="preserve"> Todo lo que se probó, y en qué eje.</w:t>
+      </w:r>
+    </w:p>
+    <w:tbl>
+      <w:tblPr>
+        <w:tblW w:w="9360" w:type="dxa"/>
+        <w:tblCellMar>
+          <w:left w:w="10" w:type="dxa"/>
+          <w:right w:w="10" w:type="dxa"/>
+        </w:tblCellMar>
+        <w:tblLook w:val="0000" w:firstRow="0" w:lastRow="0" w:firstColumn="0" w:lastColumn="0" w:noHBand="0" w:noVBand="0"/>
       </w:tblPr>
       <w:tblGrid>
         <w:gridCol w:w="2340"/>
@@ -44792,7 +47166,6 @@
                 <w:sz w:val="22"/>
                 <w:szCs w:val="22"/>
               </w:rPr>
-              <w:lastRenderedPageBreak/>
               <w:t>#</w:t>
             </w:r>
           </w:p>
@@ -45622,9 +47995,6 @@
         <w:tc>
           <w:tcPr>
             <w:tcW w:w="2340" w:type="dxa"/>
-            <w:tcBorders>
-              <w:bottom w:val="single" w:sz="6" w:space="0" w:color="000000"/>
-            </w:tcBorders>
             <w:tcMar>
               <w:top w:w="60" w:type="dxa"/>
               <w:left w:w="100" w:type="dxa"/>
@@ -45647,6 +48017,203 @@
             </w:r>
           </w:p>
         </w:tc>
+        <w:tc>
+          <w:tcPr>
+            <w:tcW w:w="2340" w:type="dxa"/>
+            <w:tcMar>
+              <w:top w:w="60" w:type="dxa"/>
+              <w:left w:w="100" w:type="dxa"/>
+              <w:bottom w:w="60" w:type="dxa"/>
+              <w:right w:w="100" w:type="dxa"/>
+            </w:tcMar>
+          </w:tcPr>
+          <w:p>
+            <w:pPr>
+              <w:spacing w:line="240" w:lineRule="auto"/>
+              <w:jc w:val="center"/>
+            </w:pPr>
+            <w:r>
+              <w:rPr>
+                <w:b/>
+                <w:bCs/>
+                <w:sz w:val="22"/>
+                <w:szCs w:val="22"/>
+              </w:rPr>
+              <w:t>Dejar que se calle</w:t>
+            </w:r>
+          </w:p>
+        </w:tc>
+        <w:tc>
+          <w:tcPr>
+            <w:tcW w:w="2340" w:type="dxa"/>
+            <w:tcMar>
+              <w:top w:w="60" w:type="dxa"/>
+              <w:left w:w="100" w:type="dxa"/>
+              <w:bottom w:w="60" w:type="dxa"/>
+              <w:right w:w="100" w:type="dxa"/>
+            </w:tcMar>
+          </w:tcPr>
+          <w:p>
+            <w:pPr>
+              <w:spacing w:line="240" w:lineRule="auto"/>
+              <w:jc w:val="center"/>
+            </w:pPr>
+            <w:r>
+              <w:rPr>
+                <w:b/>
+                <w:bCs/>
+                <w:sz w:val="22"/>
+                <w:szCs w:val="22"/>
+              </w:rPr>
+              <w:t>el punto de operación</w:t>
+            </w:r>
+          </w:p>
+        </w:tc>
+        <w:tc>
+          <w:tcPr>
+            <w:tcW w:w="2340" w:type="dxa"/>
+            <w:tcMar>
+              <w:top w:w="60" w:type="dxa"/>
+              <w:left w:w="100" w:type="dxa"/>
+              <w:bottom w:w="60" w:type="dxa"/>
+              <w:right w:w="100" w:type="dxa"/>
+            </w:tcMar>
+          </w:tcPr>
+          <w:p>
+            <w:pPr>
+              <w:spacing w:line="240" w:lineRule="auto"/>
+              <w:jc w:val="center"/>
+            </w:pPr>
+            <w:r>
+              <w:rPr>
+                <w:b/>
+                <w:bCs/>
+                <w:sz w:val="22"/>
+                <w:szCs w:val="22"/>
+              </w:rPr>
+              <w:t>se sostiene, 9 de 9</w:t>
+            </w:r>
+          </w:p>
+        </w:tc>
+      </w:tr>
+      <w:tr>
+        <w:tblPrEx>
+          <w:tblCellMar>
+            <w:top w:w="0" w:type="dxa"/>
+            <w:bottom w:w="0" w:type="dxa"/>
+          </w:tblCellMar>
+        </w:tblPrEx>
+        <w:tc>
+          <w:tcPr>
+            <w:tcW w:w="2340" w:type="dxa"/>
+            <w:tcMar>
+              <w:top w:w="60" w:type="dxa"/>
+              <w:left w:w="100" w:type="dxa"/>
+              <w:bottom w:w="60" w:type="dxa"/>
+              <w:right w:w="100" w:type="dxa"/>
+            </w:tcMar>
+          </w:tcPr>
+          <w:p>
+            <w:pPr>
+              <w:spacing w:line="240" w:lineRule="auto"/>
+            </w:pPr>
+            <w:r>
+              <w:rPr>
+                <w:b/>
+                <w:bCs/>
+                <w:sz w:val="22"/>
+                <w:szCs w:val="22"/>
+              </w:rPr>
+              <w:t>9</w:t>
+            </w:r>
+          </w:p>
+        </w:tc>
+        <w:tc>
+          <w:tcPr>
+            <w:tcW w:w="2340" w:type="dxa"/>
+            <w:tcMar>
+              <w:top w:w="60" w:type="dxa"/>
+              <w:left w:w="100" w:type="dxa"/>
+              <w:bottom w:w="60" w:type="dxa"/>
+              <w:right w:w="100" w:type="dxa"/>
+            </w:tcMar>
+          </w:tcPr>
+          <w:p>
+            <w:pPr>
+              <w:spacing w:line="240" w:lineRule="auto"/>
+              <w:jc w:val="center"/>
+            </w:pPr>
+            <w:r>
+              <w:rPr>
+                <w:b/>
+                <w:bCs/>
+                <w:sz w:val="22"/>
+                <w:szCs w:val="22"/>
+              </w:rPr>
+              <w:t>Preguntarle «hay giro cerca»</w:t>
+            </w:r>
+          </w:p>
+        </w:tc>
+        <w:tc>
+          <w:tcPr>
+            <w:tcW w:w="2340" w:type="dxa"/>
+            <w:tcMar>
+              <w:top w:w="60" w:type="dxa"/>
+              <w:left w:w="100" w:type="dxa"/>
+              <w:bottom w:w="60" w:type="dxa"/>
+              <w:right w:w="100" w:type="dxa"/>
+            </w:tcMar>
+          </w:tcPr>
+          <w:p>
+            <w:pPr>
+              <w:spacing w:line="240" w:lineRule="auto"/>
+              <w:jc w:val="center"/>
+            </w:pPr>
+            <w:r>
+              <w:rPr>
+                <w:b/>
+                <w:bCs/>
+                <w:sz w:val="22"/>
+                <w:szCs w:val="22"/>
+              </w:rPr>
+              <w:t>la pregunta</w:t>
+            </w:r>
+          </w:p>
+        </w:tc>
+        <w:tc>
+          <w:tcPr>
+            <w:tcW w:w="2340" w:type="dxa"/>
+            <w:tcMar>
+              <w:top w:w="60" w:type="dxa"/>
+              <w:left w:w="100" w:type="dxa"/>
+              <w:bottom w:w="60" w:type="dxa"/>
+              <w:right w:w="100" w:type="dxa"/>
+            </w:tcMar>
+          </w:tcPr>
+          <w:p>
+            <w:pPr>
+              <w:spacing w:line="240" w:lineRule="auto"/>
+              <w:jc w:val="center"/>
+            </w:pPr>
+            <w:r>
+              <w:rPr>
+                <w:b/>
+                <w:bCs/>
+                <w:sz w:val="22"/>
+                <w:szCs w:val="22"/>
+              </w:rPr>
+              <w:t>se sostiene, y da 5× más</w:t>
+            </w:r>
+          </w:p>
+        </w:tc>
+      </w:tr>
+      <w:tr>
+        <w:tblPrEx>
+          <w:tblCellMar>
+            <w:top w:w="0" w:type="dxa"/>
+            <w:bottom w:w="0" w:type="dxa"/>
+          </w:tblCellMar>
+        </w:tblPrEx>
         <w:tc>
           <w:tcPr>
             <w:tcW w:w="2340" w:type="dxa"/>
@@ -45663,16 +48230,13 @@
           <w:p>
             <w:pPr>
               <w:spacing w:line="240" w:lineRule="auto"/>
-              <w:jc w:val="center"/>
-            </w:pPr>
-            <w:r>
-              <w:rPr>
-                <w:b/>
-                <w:bCs/>
-                <w:sz w:val="22"/>
-                <w:szCs w:val="22"/>
-              </w:rPr>
-              <w:t>Dejar que se calle</w:t>
+            </w:pPr>
+            <w:r>
+              <w:rPr>
+                <w:sz w:val="22"/>
+                <w:szCs w:val="22"/>
+              </w:rPr>
+              <w:t>10</w:t>
             </w:r>
           </w:p>
         </w:tc>
@@ -45696,12 +48260,10 @@
             </w:pPr>
             <w:r>
               <w:rPr>
-                <w:b/>
-                <w:bCs/>
-                <w:sz w:val="22"/>
-                <w:szCs w:val="22"/>
-              </w:rPr>
-              <w:t>el punto de operación</w:t>
+                <w:sz w:val="22"/>
+                <w:szCs w:val="22"/>
+              </w:rPr>
+              <w:t>Añadir el volumen</w:t>
             </w:r>
           </w:p>
         </w:tc>
@@ -45725,12 +48287,46 @@
             </w:pPr>
             <w:r>
               <w:rPr>
+                <w:sz w:val="22"/>
+                <w:szCs w:val="22"/>
+              </w:rPr>
+              <w:t>las características</w:t>
+            </w:r>
+          </w:p>
+        </w:tc>
+        <w:tc>
+          <w:tcPr>
+            <w:tcW w:w="2340" w:type="dxa"/>
+            <w:tcBorders>
+              <w:bottom w:val="single" w:sz="6" w:space="0" w:color="000000"/>
+            </w:tcBorders>
+            <w:tcMar>
+              <w:top w:w="60" w:type="dxa"/>
+              <w:left w:w="100" w:type="dxa"/>
+              <w:bottom w:w="60" w:type="dxa"/>
+              <w:right w:w="100" w:type="dxa"/>
+            </w:tcMar>
+          </w:tcPr>
+          <w:p>
+            <w:pPr>
+              <w:spacing w:line="240" w:lineRule="auto"/>
+              <w:jc w:val="center"/>
+            </w:pPr>
+            <w:r>
+              <w:rPr>
                 <w:b/>
                 <w:bCs/>
                 <w:sz w:val="22"/>
                 <w:szCs w:val="22"/>
               </w:rPr>
-              <w:t>se sostiene, 9 de 9</w:t>
+              <w:t>no aporta</w:t>
+            </w:r>
+            <w:r>
+              <w:rPr>
+                <w:sz w:val="22"/>
+                <w:szCs w:val="22"/>
+              </w:rPr>
+              <w:t>, y empeora el exacto</w:t>
             </w:r>
           </w:p>
         </w:tc>
@@ -45750,10 +48346,20 @@
           <w:b/>
           <w:bCs/>
         </w:rPr>
-        <w:t>Siete de las ocho intervenciones no producen una mejora que se sostenga.</w:t>
-      </w:r>
-      <w:r>
-        <w:t xml:space="preserve"> La octava sí, y es la única que no toca el modelo: cambia </w:t>
+        <w:t>Ocho de las diez intervenciones no producen una mejora que se sostenga.</w:t>
+      </w:r>
+      <w:r>
+        <w:t xml:space="preserve"> Las dos que sí tienen algo en común, y es lo que más dice de todo el proyecto: </w:t>
+      </w:r>
+      <w:r>
+        <w:rPr>
+          <w:b/>
+          <w:bCs/>
+        </w:rPr>
+        <w:t>ninguna toca el modelo.</w:t>
+      </w:r>
+      <w:r>
+        <w:t xml:space="preserve"> Una cambia </w:t>
       </w:r>
       <w:r>
         <w:rPr>
@@ -45763,17 +48369,26 @@
         <w:t>cuándo contesta</w:t>
       </w:r>
       <w:r>
-        <w:t xml:space="preserve">, no </w:t>
-      </w:r>
-      <w:r>
-        <w:rPr>
-          <w:b/>
-          <w:bCs/>
-        </w:rPr>
-        <w:t>qué</w:t>
-      </w:r>
-      <w:r>
-        <w:t xml:space="preserve"> contesta.</w:t>
+        <w:t xml:space="preserve"> y la otra </w:t>
+      </w:r>
+      <w:r>
+        <w:rPr>
+          <w:b/>
+          <w:bCs/>
+        </w:rPr>
+        <w:t>qué se le pregunta</w:t>
+      </w:r>
+      <w:r>
+        <w:t>.</w:t>
+      </w:r>
+    </w:p>
+    <w:p>
+      <w:pPr>
+        <w:ind w:firstLine="720"/>
+      </w:pPr>
+      <w:r>
+        <w:lastRenderedPageBreak/>
+        <w:t>El límite nunca estuvo en el modelado. Las siete primeras intervenciones lo estaban buscando en el sitio equivocado.</w:t>
       </w:r>
     </w:p>
     <w:p>
@@ -45837,11 +48452,11 @@
         <w:pStyle w:val="Ttulo3"/>
         <w:keepNext/>
       </w:pPr>
-      <w:bookmarkStart w:id="92" w:name="_Toc240288571"/>
+      <w:bookmarkStart w:id="97" w:name="_Toc240292539"/>
       <w:r>
         <w:t>Y una observación sobre la métrica, que sí queda</w:t>
       </w:r>
-      <w:bookmarkEnd w:id="92"/>
+      <w:bookmarkEnd w:id="97"/>
     </w:p>
     <w:p>
       <w:pPr>
@@ -45893,11 +48508,7 @@
         <w:t>solo las dos clases extremas</w:t>
       </w:r>
       <w:r>
-        <w:t xml:space="preserve"> habría ordenado los modelos de otro modo. No se cambia —está fijada desde la Semana 1 y cambiarla ahora sería elegir la </w:t>
-      </w:r>
-      <w:r>
-        <w:lastRenderedPageBreak/>
-        <w:t xml:space="preserve">métrica después de ver los resultados, que es exactamente lo que este informe no hace— pero </w:t>
+        <w:t xml:space="preserve"> habría ordenado los modelos de otro modo. No se cambia —está fijada desde la Semana 1 y cambiarla ahora sería elegir la métrica después de ver los resultados, que es exactamente lo que este informe no hace— pero </w:t>
       </w:r>
       <w:r>
         <w:rPr>
@@ -45915,11 +48526,11 @@
         <w:pStyle w:val="Ttulo3"/>
         <w:keepNext/>
       </w:pPr>
-      <w:bookmarkStart w:id="93" w:name="_Toc240288572"/>
+      <w:bookmarkStart w:id="98" w:name="_Toc240292540"/>
       <w:r>
         <w:t>Lo que se aprende de esto</w:t>
       </w:r>
-      <w:bookmarkEnd w:id="93"/>
+      <w:bookmarkEnd w:id="98"/>
     </w:p>
     <w:p>
       <w:pPr>
@@ -45941,6 +48552,7 @@
         <w:ind w:firstLine="720"/>
       </w:pPr>
       <w:r>
+        <w:lastRenderedPageBreak/>
         <w:t xml:space="preserve">Y ahora se puede poner número a ese precio, midiéndolo en vez de afirmarlo. Tomando submuestras de tamaño </w:t>
       </w:r>
       <w:r>
@@ -45986,7 +48598,7 @@
           <w:left w:w="10" w:type="dxa"/>
           <w:right w:w="10" w:type="dxa"/>
         </w:tblCellMar>
-        <w:tblLook w:val="04A0" w:firstRow="1" w:lastRow="0" w:firstColumn="1" w:lastColumn="0" w:noHBand="0" w:noVBand="1"/>
+        <w:tblLook w:val="0000" w:firstRow="0" w:lastRow="0" w:firstColumn="0" w:lastColumn="0" w:noHBand="0" w:noVBand="0"/>
       </w:tblPr>
       <w:tblGrid>
         <w:gridCol w:w="4680"/>
@@ -46382,63 +48994,63 @@
           <w:b/>
           <w:bCs/>
         </w:rPr>
+        <w:t>Un matiz que hay que decir:</w:t>
+      </w:r>
+      <w:r>
+        <w:t xml:space="preserve"> esta curva se calcula con el efecto que se observa en el agregado (≈ +0,051). El bloque de prueba observó </w:t>
+      </w:r>
+      <w:r>
+        <w:rPr>
+          <w:b/>
+          <w:bCs/>
+        </w:rPr>
+        <w:t>+0,035021</w:t>
+      </w:r>
+      <w:r>
+        <w:t xml:space="preserve">, más chico, así que su potencia real fue </w:t>
+      </w:r>
+      <w:r>
+        <w:rPr>
+          <w:b/>
+          <w:bCs/>
+        </w:rPr>
+        <w:t>menor</w:t>
+      </w:r>
+      <w:r>
+        <w:t xml:space="preserve"> que ese 80 %. O tuvo mala suerte con el efecto, o el efecto en ese período era genuinamente más débil; con una sola medición no se puede separar.</w:t>
+      </w:r>
+    </w:p>
+    <w:p>
+      <w:pPr>
+        <w:ind w:firstLine="720"/>
+      </w:pPr>
+      <w:r>
+        <w:rPr>
+          <w:b/>
+          <w:bCs/>
+        </w:rPr>
+        <w:t>La lección, entonces, no es «apartamos poco».</w:t>
+      </w:r>
+      <w:r>
+        <w:t xml:space="preserve"> Es que </w:t>
+      </w:r>
+      <w:r>
+        <w:rPr>
+          <w:b/>
+          <w:bCs/>
+        </w:rPr>
+        <w:t>el tamaño del bloque se puede calcular antes de apartarlo</w:t>
+      </w:r>
+      <w:r>
+        <w:t>, a partir del efecto que uno espera detectar, y nosotros lo elegimos por proporción —un tercio de los datos— sin hacer esa cuenta. Salió razonable por suerte, y sin margen.</w:t>
+      </w:r>
+    </w:p>
+    <w:p>
+      <w:pPr>
+        <w:ind w:firstLine="720"/>
+      </w:pPr>
+      <w:r>
         <w:lastRenderedPageBreak/>
-        <w:t>Un matiz que hay que decir:</w:t>
-      </w:r>
-      <w:r>
-        <w:t xml:space="preserve"> esta curva se calcula con el efecto que se observa en el agregado (≈ +0,051). El bloque de prueba observó </w:t>
-      </w:r>
-      <w:r>
-        <w:rPr>
-          <w:b/>
-          <w:bCs/>
-        </w:rPr>
-        <w:t>+0,035021</w:t>
-      </w:r>
-      <w:r>
-        <w:t xml:space="preserve">, más chico, así que su potencia real fue </w:t>
-      </w:r>
-      <w:r>
-        <w:rPr>
-          <w:b/>
-          <w:bCs/>
-        </w:rPr>
-        <w:t>menor</w:t>
-      </w:r>
-      <w:r>
-        <w:t xml:space="preserve"> que ese 80 %. O tuvo mala suerte con el efecto, o el efecto en ese período era genuinamente más débil; con una sola medición no se puede separar.</w:t>
-      </w:r>
-    </w:p>
-    <w:p>
-      <w:pPr>
-        <w:ind w:firstLine="720"/>
-      </w:pPr>
-      <w:r>
-        <w:rPr>
-          <w:b/>
-          <w:bCs/>
-        </w:rPr>
-        <w:t>La lección, entonces, no es «apartamos poco».</w:t>
-      </w:r>
-      <w:r>
-        <w:t xml:space="preserve"> Es que </w:t>
-      </w:r>
-      <w:r>
-        <w:rPr>
-          <w:b/>
-          <w:bCs/>
-        </w:rPr>
-        <w:t>el tamaño del bloque se puede calcular antes de apartarlo</w:t>
-      </w:r>
-      <w:r>
-        <w:t>, a partir del efecto que uno espera detectar, y nosotros lo elegimos por proporción —un tercio de los datos— sin hacer esa cuenta. Salió razonable por suerte, y sin margen.</w:t>
-      </w:r>
-    </w:p>
-    <w:p>
-      <w:pPr>
-        <w:ind w:firstLine="720"/>
-      </w:pPr>
-      <w:r>
         <w:t xml:space="preserve">Un diseño walk-forward con el procedimiento fijado de antemano da las dos cosas: nadie puede elegir mirando, y hay potencia suficiente para ver un efecto de este tamaño. </w:t>
       </w:r>
       <w:r>
@@ -46454,11 +49066,11 @@
         <w:pStyle w:val="Ttulo2"/>
         <w:keepNext/>
       </w:pPr>
-      <w:bookmarkStart w:id="94" w:name="_Toc240288573"/>
+      <w:bookmarkStart w:id="99" w:name="_Toc240292541"/>
       <w:r>
         <w:t>Lo que haríamos distinto</w:t>
       </w:r>
-      <w:bookmarkEnd w:id="94"/>
+      <w:bookmarkEnd w:id="99"/>
     </w:p>
     <w:p>
       <w:pPr>
@@ -46502,11 +49114,7 @@
         <w:t>Suavizar el puente de trayectoria a etiqueta.</w:t>
       </w:r>
       <w:r>
-        <w:t xml:space="preserve"> Catorce comparaciones estrictas convierten diferencias de 10⁻¹¹ en cambios de clase. Una definición con margen —o una etiqueta </w:t>
-      </w:r>
-      <w:r>
-        <w:lastRenderedPageBreak/>
-        <w:t>con grados en vez de categórica— haría que el modelo profundo se midiera por su pronóstico y no por el redondeo.</w:t>
+        <w:t xml:space="preserve"> Catorce comparaciones estrictas convierten diferencias de 10⁻¹¹ en cambios de clase. Una definición con margen —o una etiqueta con grados en vez de categórica— haría que el modelo profundo se midiera por su pronóstico y no por el redondeo.</w:t>
       </w:r>
     </w:p>
     <w:p>
@@ -46529,11 +49137,11 @@
         <w:pStyle w:val="Ttulo2"/>
         <w:keepNext/>
       </w:pPr>
-      <w:bookmarkStart w:id="95" w:name="_Toc240288574"/>
+      <w:bookmarkStart w:id="100" w:name="_Toc240292542"/>
       <w:r>
         <w:t>Una última cosa, sobre el resultado que el enunciado esperaba</w:t>
       </w:r>
-      <w:bookmarkEnd w:id="95"/>
+      <w:bookmarkEnd w:id="100"/>
     </w:p>
     <w:p>
       <w:pPr>
@@ -46555,6 +49163,7 @@
         <w:ind w:firstLine="720"/>
       </w:pPr>
       <w:r>
+        <w:lastRenderedPageBreak/>
         <w:t>Ese resultado se podría haber presentado de otra manera: eligiendo la semilla afortunada, comparando contra un baseline más flojo, o reportando el 0,953353 del bloque de entrenamiento sin la advertencia de que ahí el modelo ya vio las respuestas.</w:t>
       </w:r>
     </w:p>
@@ -46583,12 +49192,12 @@
         <w:pStyle w:val="Ttulo1"/>
         <w:keepNext/>
       </w:pPr>
-      <w:bookmarkStart w:id="96" w:name="_Toc240288575"/>
+      <w:bookmarkStart w:id="101" w:name="_Toc240292543"/>
       <w:r>
         <w:lastRenderedPageBreak/>
         <w:t>Referencias</w:t>
       </w:r>
-      <w:bookmarkEnd w:id="96"/>
+      <w:bookmarkEnd w:id="101"/>
     </w:p>
     <w:p>
       <w:pPr>
@@ -46790,10 +49399,10 @@
 <file path=word/numbering.xml><?xml version="1.0" encoding="utf-8"?>
 <w:numbering xmlns:wpc="http://schemas.microsoft.com/office/word/2010/wordprocessingCanvas" xmlns:cx="http://schemas.microsoft.com/office/drawing/2014/chartex" xmlns:cx1="http://schemas.microsoft.com/office/drawing/2015/9/8/chartex" xmlns:cx2="http://schemas.microsoft.com/office/drawing/2015/10/21/chartex" xmlns:cx3="http://schemas.microsoft.com/office/drawing/2016/5/9/chartex" xmlns:cx4="http://schemas.microsoft.com/office/drawing/2016/5/10/chartex" xmlns:cx5="http://schemas.microsoft.com/office/drawing/2016/5/11/chartex" xmlns:cx6="http://schemas.microsoft.com/office/drawing/2016/5/12/chartex" xmlns:cx7="http://schemas.microsoft.com/office/drawing/2016/5/13/chartex" xmlns:cx8="http://schemas.microsoft.com/office/drawing/2016/5/14/chartex" xmlns:mc="http://schemas.openxmlformats.org/markup-compatibility/2006" xmlns:aink="http://schemas.microsoft.com/office/drawing/2016/ink" xmlns:am3d="http://schemas.microsoft.com/office/drawing/2017/model3d" xmlns:o="urn:schemas-microsoft-com:office:office" xmlns:oel="http://schemas.microsoft.com/office/2019/extlst" xmlns:r="http://schemas.openxmlformats.org/officeDocument/2006/relationships" xmlns:m="http://schemas.openxmlformats.org/officeDocument/2006/math" xmlns:v="urn:schemas-microsoft-com:vml" xmlns:wp14="http://schemas.microsoft.com/office/word/2010/wordprocessingDrawing" xmlns:wp="http://schemas.openxmlformats.org/drawingml/2006/wordprocessingDrawing" xmlns:w10="urn:schemas-microsoft-com:office:word" xmlns:w="http://schemas.openxmlformats.org/wordprocessingml/2006/main" xmlns:w14="http://schemas.microsoft.com/office/word/2010/wordml" xmlns:w15="http://schemas.microsoft.com/office/word/2012/wordml" xmlns:w16cex="http://schemas.microsoft.com/office/word/2018/wordml/cex" xmlns:w16cid="http://schemas.microsoft.com/office/word/2016/wordml/cid" xmlns:w16="http://schemas.microsoft.com/office/word/2018/wordml" xmlns:w16du="http://schemas.microsoft.com/office/word/2023/wordml/word16du" xmlns:w16sdtdh="http://schemas.microsoft.com/office/word/2020/wordml/sdtdatahash" xmlns:w16sdtfl="http://schemas.microsoft.com/office/word/2024/wordml/sdtformatlock" xmlns:w16se="http://schemas.microsoft.com/office/word/2015/wordml/symex" xmlns:wpg="http://schemas.microsoft.com/office/word/2010/wordprocessingGroup" xmlns:wpi="http://schemas.microsoft.com/office/word/2010/wordprocessingInk" xmlns:wne="http://schemas.microsoft.com/office/word/2006/wordml" xmlns:wps="http://schemas.microsoft.com/office/word/2010/wordprocessingShape" mc:Ignorable="w14 w15 w16se w16cid w16 w16cex w16sdtdh w16sdtfl w16du wp14">
   <w:abstractNum w:abstractNumId="0" w15:restartNumberingAfterBreak="0">
-    <w:nsid w:val="2F8A07AF"/>
+    <w:nsid w:val="409558E0"/>
     <w:multiLevelType w:val="hybridMultilevel"/>
-    <w:tmpl w:val="8A4ACDC6"/>
-    <w:lvl w:ilvl="0" w:tplc="D3E6BF7E">
+    <w:tmpl w:val="120A4A46"/>
+    <w:lvl w:ilvl="0" w:tplc="D4F079B0">
       <w:start w:val="1"/>
       <w:numFmt w:val="bullet"/>
       <w:lvlText w:val="●"/>
@@ -46802,7 +49411,7 @@
         <w:ind w:left="720" w:hanging="360"/>
       </w:pPr>
     </w:lvl>
-    <w:lvl w:ilvl="1" w:tplc="C4966870">
+    <w:lvl w:ilvl="1" w:tplc="DC10CA64">
       <w:start w:val="1"/>
       <w:numFmt w:val="bullet"/>
       <w:lvlText w:val="○"/>
@@ -46811,7 +49420,7 @@
         <w:ind w:left="1440" w:hanging="360"/>
       </w:pPr>
     </w:lvl>
-    <w:lvl w:ilvl="2" w:tplc="27266352">
+    <w:lvl w:ilvl="2" w:tplc="D354D996">
       <w:start w:val="1"/>
       <w:numFmt w:val="bullet"/>
       <w:lvlText w:val="■"/>
@@ -46820,7 +49429,7 @@
         <w:ind w:left="2160" w:hanging="360"/>
       </w:pPr>
     </w:lvl>
-    <w:lvl w:ilvl="3" w:tplc="9D72BA36">
+    <w:lvl w:ilvl="3" w:tplc="1208371C">
       <w:start w:val="1"/>
       <w:numFmt w:val="bullet"/>
       <w:lvlText w:val="●"/>
@@ -46829,7 +49438,7 @@
         <w:ind w:left="2880" w:hanging="360"/>
       </w:pPr>
     </w:lvl>
-    <w:lvl w:ilvl="4" w:tplc="4C222EF4">
+    <w:lvl w:ilvl="4" w:tplc="A3A8068E">
       <w:start w:val="1"/>
       <w:numFmt w:val="bullet"/>
       <w:lvlText w:val="○"/>
@@ -46838,7 +49447,7 @@
         <w:ind w:left="3600" w:hanging="360"/>
       </w:pPr>
     </w:lvl>
-    <w:lvl w:ilvl="5" w:tplc="CE0C25B4">
+    <w:lvl w:ilvl="5" w:tplc="DB5AC27C">
       <w:start w:val="1"/>
       <w:numFmt w:val="bullet"/>
       <w:lvlText w:val="■"/>
@@ -46847,7 +49456,7 @@
         <w:ind w:left="4320" w:hanging="360"/>
       </w:pPr>
     </w:lvl>
-    <w:lvl w:ilvl="6" w:tplc="DF28C0C0">
+    <w:lvl w:ilvl="6" w:tplc="BBB4A034">
       <w:start w:val="1"/>
       <w:numFmt w:val="bullet"/>
       <w:lvlText w:val="●"/>
@@ -46856,7 +49465,7 @@
         <w:ind w:left="5040" w:hanging="360"/>
       </w:pPr>
     </w:lvl>
-    <w:lvl w:ilvl="7" w:tplc="2AB2456E">
+    <w:lvl w:ilvl="7" w:tplc="7E46C194">
       <w:start w:val="1"/>
       <w:numFmt w:val="bullet"/>
       <w:lvlText w:val="●"/>
@@ -46865,7 +49474,7 @@
         <w:ind w:left="5760" w:hanging="360"/>
       </w:pPr>
     </w:lvl>
-    <w:lvl w:ilvl="8" w:tplc="1F9E4E58">
+    <w:lvl w:ilvl="8" w:tplc="C2B0536C">
       <w:start w:val="1"/>
       <w:numFmt w:val="bullet"/>
       <w:lvlText w:val="●"/>
@@ -46875,7 +49484,7 @@
       </w:pPr>
     </w:lvl>
   </w:abstractNum>
-  <w:num w:numId="1" w16cid:durableId="282811289">
+  <w:num w:numId="1" w16cid:durableId="724795093">
     <w:abstractNumId w:val="0"/>
     <w:lvlOverride w:ilvl="0">
       <w:startOverride w:val="1"/>
@@ -47498,7 +50107,7 @@
     <w:autoRedefine/>
     <w:uiPriority w:val="39"/>
     <w:unhideWhenUsed/>
-    <w:rsid w:val="009B6C31"/>
+    <w:rsid w:val="00E97657"/>
     <w:pPr>
       <w:spacing w:after="100"/>
     </w:pPr>
@@ -47510,7 +50119,7 @@
     <w:autoRedefine/>
     <w:uiPriority w:val="39"/>
     <w:unhideWhenUsed/>
-    <w:rsid w:val="009B6C31"/>
+    <w:rsid w:val="00E97657"/>
     <w:pPr>
       <w:spacing w:after="100"/>
       <w:ind w:left="240"/>
@@ -47523,7 +50132,7 @@
     <w:autoRedefine/>
     <w:uiPriority w:val="39"/>
     <w:unhideWhenUsed/>
-    <w:rsid w:val="009B6C31"/>
+    <w:rsid w:val="00E97657"/>
     <w:pPr>
       <w:spacing w:after="100"/>
       <w:ind w:left="480"/>
@@ -47536,7 +50145,7 @@
     <w:autoRedefine/>
     <w:uiPriority w:val="39"/>
     <w:unhideWhenUsed/>
-    <w:rsid w:val="009B6C31"/>
+    <w:rsid w:val="00E97657"/>
     <w:pPr>
       <w:spacing w:after="100" w:line="278" w:lineRule="auto"/>
       <w:ind w:left="720"/>
@@ -47555,7 +50164,7 @@
     <w:autoRedefine/>
     <w:uiPriority w:val="39"/>
     <w:unhideWhenUsed/>
-    <w:rsid w:val="009B6C31"/>
+    <w:rsid w:val="00E97657"/>
     <w:pPr>
       <w:spacing w:after="100" w:line="278" w:lineRule="auto"/>
       <w:ind w:left="960"/>
@@ -47574,7 +50183,7 @@
     <w:autoRedefine/>
     <w:uiPriority w:val="39"/>
     <w:unhideWhenUsed/>
-    <w:rsid w:val="009B6C31"/>
+    <w:rsid w:val="00E97657"/>
     <w:pPr>
       <w:spacing w:after="100" w:line="278" w:lineRule="auto"/>
       <w:ind w:left="1200"/>
@@ -47593,7 +50202,7 @@
     <w:autoRedefine/>
     <w:uiPriority w:val="39"/>
     <w:unhideWhenUsed/>
-    <w:rsid w:val="009B6C31"/>
+    <w:rsid w:val="00E97657"/>
     <w:pPr>
       <w:spacing w:after="100" w:line="278" w:lineRule="auto"/>
       <w:ind w:left="1440"/>
@@ -47612,7 +50221,7 @@
     <w:autoRedefine/>
     <w:uiPriority w:val="39"/>
     <w:unhideWhenUsed/>
-    <w:rsid w:val="009B6C31"/>
+    <w:rsid w:val="00E97657"/>
     <w:pPr>
       <w:spacing w:after="100" w:line="278" w:lineRule="auto"/>
       <w:ind w:left="1680"/>
@@ -47631,7 +50240,7 @@
     <w:autoRedefine/>
     <w:uiPriority w:val="39"/>
     <w:unhideWhenUsed/>
-    <w:rsid w:val="009B6C31"/>
+    <w:rsid w:val="00E97657"/>
     <w:pPr>
       <w:spacing w:after="100" w:line="278" w:lineRule="auto"/>
       <w:ind w:left="1920"/>
@@ -47649,7 +50258,7 @@
     <w:uiPriority w:val="99"/>
     <w:semiHidden/>
     <w:unhideWhenUsed/>
-    <w:rsid w:val="009B6C31"/>
+    <w:rsid w:val="00E97657"/>
     <w:rPr>
       <w:color w:val="605E5C"/>
       <w:shd w:val="clear" w:color="auto" w:fill="E1DFDD"/>

--- a/docs/entregas/semana-5/Caso 1 - Semana 5 - Informe final.docx
+++ b/docs/entregas/semana-5/Caso 1 - Semana 5 - Informe final.docx
@@ -147,7 +147,7 @@
     <w:sdt>
       <w:sdtPr>
         <w:alias w:val="Contenido"/>
-        <w:id w:val="1198048196"/>
+        <w:id w:val="1451900503"/>
       </w:sdtPr>
       <w:sdtEndPr/>
       <w:sdtContent>
@@ -174,7 +174,7 @@
           <w:r>
             <w:fldChar w:fldCharType="separate"/>
           </w:r>
-          <w:hyperlink w:anchor="_Toc240292442" w:history="1">
+          <w:hyperlink w:anchor="_Toc240293085" w:history="1">
             <w:r>
               <w:rPr>
                 <w:rStyle w:val="Hipervnculo"/>
@@ -198,7 +198,7 @@
               <w:rPr>
                 <w:noProof/>
               </w:rPr>
-              <w:instrText xml:space="preserve"> PAGEREF _Toc240292442 \h </w:instrText>
+              <w:instrText xml:space="preserve"> PAGEREF _Toc240293085 \h </w:instrText>
             </w:r>
             <w:r>
               <w:rPr>
@@ -239,7 +239,7 @@
               <w14:ligatures w14:val="standardContextual"/>
             </w:rPr>
           </w:pPr>
-          <w:hyperlink w:anchor="_Toc240292443" w:history="1">
+          <w:hyperlink w:anchor="_Toc240293086" w:history="1">
             <w:r>
               <w:rPr>
                 <w:rStyle w:val="Hipervnculo"/>
@@ -263,7 +263,7 @@
               <w:rPr>
                 <w:noProof/>
               </w:rPr>
-              <w:instrText xml:space="preserve"> PAGEREF _Toc240292443 \h </w:instrText>
+              <w:instrText xml:space="preserve"> PAGEREF _Toc240293086 \h </w:instrText>
             </w:r>
             <w:r>
               <w:rPr>
@@ -304,7 +304,7 @@
               <w14:ligatures w14:val="standardContextual"/>
             </w:rPr>
           </w:pPr>
-          <w:hyperlink w:anchor="_Toc240292444" w:history="1">
+          <w:hyperlink w:anchor="_Toc240293087" w:history="1">
             <w:r>
               <w:rPr>
                 <w:rStyle w:val="Hipervnculo"/>
@@ -328,7 +328,7 @@
               <w:rPr>
                 <w:noProof/>
               </w:rPr>
-              <w:instrText xml:space="preserve"> PAGEREF _Toc240292444 \h </w:instrText>
+              <w:instrText xml:space="preserve"> PAGEREF _Toc240293087 \h </w:instrText>
             </w:r>
             <w:r>
               <w:rPr>
@@ -369,7 +369,7 @@
               <w14:ligatures w14:val="standardContextual"/>
             </w:rPr>
           </w:pPr>
-          <w:hyperlink w:anchor="_Toc240292445" w:history="1">
+          <w:hyperlink w:anchor="_Toc240293088" w:history="1">
             <w:r>
               <w:rPr>
                 <w:rStyle w:val="Hipervnculo"/>
@@ -393,7 +393,7 @@
               <w:rPr>
                 <w:noProof/>
               </w:rPr>
-              <w:instrText xml:space="preserve"> PAGEREF _Toc240292445 \h </w:instrText>
+              <w:instrText xml:space="preserve"> PAGEREF _Toc240293088 \h </w:instrText>
             </w:r>
             <w:r>
               <w:rPr>
@@ -434,7 +434,7 @@
               <w14:ligatures w14:val="standardContextual"/>
             </w:rPr>
           </w:pPr>
-          <w:hyperlink w:anchor="_Toc240292446" w:history="1">
+          <w:hyperlink w:anchor="_Toc240293089" w:history="1">
             <w:r>
               <w:rPr>
                 <w:rStyle w:val="Hipervnculo"/>
@@ -458,7 +458,7 @@
               <w:rPr>
                 <w:noProof/>
               </w:rPr>
-              <w:instrText xml:space="preserve"> PAGEREF _Toc240292446 \h </w:instrText>
+              <w:instrText xml:space="preserve"> PAGEREF _Toc240293089 \h </w:instrText>
             </w:r>
             <w:r>
               <w:rPr>
@@ -499,7 +499,7 @@
               <w14:ligatures w14:val="standardContextual"/>
             </w:rPr>
           </w:pPr>
-          <w:hyperlink w:anchor="_Toc240292447" w:history="1">
+          <w:hyperlink w:anchor="_Toc240293090" w:history="1">
             <w:r>
               <w:rPr>
                 <w:rStyle w:val="Hipervnculo"/>
@@ -523,7 +523,7 @@
               <w:rPr>
                 <w:noProof/>
               </w:rPr>
-              <w:instrText xml:space="preserve"> PAGEREF _Toc240292447 \h </w:instrText>
+              <w:instrText xml:space="preserve"> PAGEREF _Toc240293090 \h </w:instrText>
             </w:r>
             <w:r>
               <w:rPr>
@@ -564,7 +564,7 @@
               <w14:ligatures w14:val="standardContextual"/>
             </w:rPr>
           </w:pPr>
-          <w:hyperlink w:anchor="_Toc240292448" w:history="1">
+          <w:hyperlink w:anchor="_Toc240293091" w:history="1">
             <w:r>
               <w:rPr>
                 <w:rStyle w:val="Hipervnculo"/>
@@ -588,7 +588,7 @@
               <w:rPr>
                 <w:noProof/>
               </w:rPr>
-              <w:instrText xml:space="preserve"> PAGEREF _Toc240292448 \h </w:instrText>
+              <w:instrText xml:space="preserve"> PAGEREF _Toc240293091 \h </w:instrText>
             </w:r>
             <w:r>
               <w:rPr>
@@ -629,7 +629,7 @@
               <w14:ligatures w14:val="standardContextual"/>
             </w:rPr>
           </w:pPr>
-          <w:hyperlink w:anchor="_Toc240292449" w:history="1">
+          <w:hyperlink w:anchor="_Toc240293092" w:history="1">
             <w:r>
               <w:rPr>
                 <w:rStyle w:val="Hipervnculo"/>
@@ -653,7 +653,7 @@
               <w:rPr>
                 <w:noProof/>
               </w:rPr>
-              <w:instrText xml:space="preserve"> PAGEREF _Toc240292449 \h </w:instrText>
+              <w:instrText xml:space="preserve"> PAGEREF _Toc240293092 \h </w:instrText>
             </w:r>
             <w:r>
               <w:rPr>
@@ -694,7 +694,7 @@
               <w14:ligatures w14:val="standardContextual"/>
             </w:rPr>
           </w:pPr>
-          <w:hyperlink w:anchor="_Toc240292450" w:history="1">
+          <w:hyperlink w:anchor="_Toc240293093" w:history="1">
             <w:r>
               <w:rPr>
                 <w:rStyle w:val="Hipervnculo"/>
@@ -718,7 +718,7 @@
               <w:rPr>
                 <w:noProof/>
               </w:rPr>
-              <w:instrText xml:space="preserve"> PAGEREF _Toc240292450 \h </w:instrText>
+              <w:instrText xml:space="preserve"> PAGEREF _Toc240293093 \h </w:instrText>
             </w:r>
             <w:r>
               <w:rPr>
@@ -759,7 +759,7 @@
               <w14:ligatures w14:val="standardContextual"/>
             </w:rPr>
           </w:pPr>
-          <w:hyperlink w:anchor="_Toc240292451" w:history="1">
+          <w:hyperlink w:anchor="_Toc240293094" w:history="1">
             <w:r>
               <w:rPr>
                 <w:rStyle w:val="Hipervnculo"/>
@@ -783,7 +783,7 @@
               <w:rPr>
                 <w:noProof/>
               </w:rPr>
-              <w:instrText xml:space="preserve"> PAGEREF _Toc240292451 \h </w:instrText>
+              <w:instrText xml:space="preserve"> PAGEREF _Toc240293094 \h </w:instrText>
             </w:r>
             <w:r>
               <w:rPr>
@@ -824,7 +824,7 @@
               <w14:ligatures w14:val="standardContextual"/>
             </w:rPr>
           </w:pPr>
-          <w:hyperlink w:anchor="_Toc240292452" w:history="1">
+          <w:hyperlink w:anchor="_Toc240293095" w:history="1">
             <w:r>
               <w:rPr>
                 <w:rStyle w:val="Hipervnculo"/>
@@ -848,7 +848,7 @@
               <w:rPr>
                 <w:noProof/>
               </w:rPr>
-              <w:instrText xml:space="preserve"> PAGEREF _Toc240292452 \h </w:instrText>
+              <w:instrText xml:space="preserve"> PAGEREF _Toc240293095 \h </w:instrText>
             </w:r>
             <w:r>
               <w:rPr>
@@ -889,7 +889,7 @@
               <w14:ligatures w14:val="standardContextual"/>
             </w:rPr>
           </w:pPr>
-          <w:hyperlink w:anchor="_Toc240292453" w:history="1">
+          <w:hyperlink w:anchor="_Toc240293096" w:history="1">
             <w:r>
               <w:rPr>
                 <w:rStyle w:val="Hipervnculo"/>
@@ -913,7 +913,7 @@
               <w:rPr>
                 <w:noProof/>
               </w:rPr>
-              <w:instrText xml:space="preserve"> PAGEREF _Toc240292453 \h </w:instrText>
+              <w:instrText xml:space="preserve"> PAGEREF _Toc240293096 \h </w:instrText>
             </w:r>
             <w:r>
               <w:rPr>
@@ -954,7 +954,7 @@
               <w14:ligatures w14:val="standardContextual"/>
             </w:rPr>
           </w:pPr>
-          <w:hyperlink w:anchor="_Toc240292454" w:history="1">
+          <w:hyperlink w:anchor="_Toc240293097" w:history="1">
             <w:r>
               <w:rPr>
                 <w:rStyle w:val="Hipervnculo"/>
@@ -978,7 +978,7 @@
               <w:rPr>
                 <w:noProof/>
               </w:rPr>
-              <w:instrText xml:space="preserve"> PAGEREF _Toc240292454 \h </w:instrText>
+              <w:instrText xml:space="preserve"> PAGEREF _Toc240293097 \h </w:instrText>
             </w:r>
             <w:r>
               <w:rPr>
@@ -1019,7 +1019,7 @@
               <w14:ligatures w14:val="standardContextual"/>
             </w:rPr>
           </w:pPr>
-          <w:hyperlink w:anchor="_Toc240292455" w:history="1">
+          <w:hyperlink w:anchor="_Toc240293098" w:history="1">
             <w:r>
               <w:rPr>
                 <w:rStyle w:val="Hipervnculo"/>
@@ -1043,7 +1043,7 @@
               <w:rPr>
                 <w:noProof/>
               </w:rPr>
-              <w:instrText xml:space="preserve"> PAGEREF _Toc240292455 \h </w:instrText>
+              <w:instrText xml:space="preserve"> PAGEREF _Toc240293098 \h </w:instrText>
             </w:r>
             <w:r>
               <w:rPr>
@@ -1084,7 +1084,7 @@
               <w14:ligatures w14:val="standardContextual"/>
             </w:rPr>
           </w:pPr>
-          <w:hyperlink w:anchor="_Toc240292456" w:history="1">
+          <w:hyperlink w:anchor="_Toc240293099" w:history="1">
             <w:r>
               <w:rPr>
                 <w:rStyle w:val="Hipervnculo"/>
@@ -1108,7 +1108,7 @@
               <w:rPr>
                 <w:noProof/>
               </w:rPr>
-              <w:instrText xml:space="preserve"> PAGEREF _Toc240292456 \h </w:instrText>
+              <w:instrText xml:space="preserve"> PAGEREF _Toc240293099 \h </w:instrText>
             </w:r>
             <w:r>
               <w:rPr>
@@ -1149,7 +1149,7 @@
               <w14:ligatures w14:val="standardContextual"/>
             </w:rPr>
           </w:pPr>
-          <w:hyperlink w:anchor="_Toc240292457" w:history="1">
+          <w:hyperlink w:anchor="_Toc240293100" w:history="1">
             <w:r>
               <w:rPr>
                 <w:rStyle w:val="Hipervnculo"/>
@@ -1173,7 +1173,7 @@
               <w:rPr>
                 <w:noProof/>
               </w:rPr>
-              <w:instrText xml:space="preserve"> PAGEREF _Toc240292457 \h </w:instrText>
+              <w:instrText xml:space="preserve"> PAGEREF _Toc240293100 \h </w:instrText>
             </w:r>
             <w:r>
               <w:rPr>
@@ -1214,7 +1214,7 @@
               <w14:ligatures w14:val="standardContextual"/>
             </w:rPr>
           </w:pPr>
-          <w:hyperlink w:anchor="_Toc240292458" w:history="1">
+          <w:hyperlink w:anchor="_Toc240293101" w:history="1">
             <w:r>
               <w:rPr>
                 <w:rStyle w:val="Hipervnculo"/>
@@ -1238,7 +1238,7 @@
               <w:rPr>
                 <w:noProof/>
               </w:rPr>
-              <w:instrText xml:space="preserve"> PAGEREF _Toc240292458 \h </w:instrText>
+              <w:instrText xml:space="preserve"> PAGEREF _Toc240293101 \h </w:instrText>
             </w:r>
             <w:r>
               <w:rPr>
@@ -1279,7 +1279,7 @@
               <w14:ligatures w14:val="standardContextual"/>
             </w:rPr>
           </w:pPr>
-          <w:hyperlink w:anchor="_Toc240292459" w:history="1">
+          <w:hyperlink w:anchor="_Toc240293102" w:history="1">
             <w:r>
               <w:rPr>
                 <w:rStyle w:val="Hipervnculo"/>
@@ -1303,7 +1303,7 @@
               <w:rPr>
                 <w:noProof/>
               </w:rPr>
-              <w:instrText xml:space="preserve"> PAGEREF _Toc240292459 \h </w:instrText>
+              <w:instrText xml:space="preserve"> PAGEREF _Toc240293102 \h </w:instrText>
             </w:r>
             <w:r>
               <w:rPr>
@@ -1344,7 +1344,7 @@
               <w14:ligatures w14:val="standardContextual"/>
             </w:rPr>
           </w:pPr>
-          <w:hyperlink w:anchor="_Toc240292460" w:history="1">
+          <w:hyperlink w:anchor="_Toc240293103" w:history="1">
             <w:r>
               <w:rPr>
                 <w:rStyle w:val="Hipervnculo"/>
@@ -1368,7 +1368,7 @@
               <w:rPr>
                 <w:noProof/>
               </w:rPr>
-              <w:instrText xml:space="preserve"> PAGEREF _Toc240292460 \h </w:instrText>
+              <w:instrText xml:space="preserve"> PAGEREF _Toc240293103 \h </w:instrText>
             </w:r>
             <w:r>
               <w:rPr>
@@ -1409,7 +1409,7 @@
               <w14:ligatures w14:val="standardContextual"/>
             </w:rPr>
           </w:pPr>
-          <w:hyperlink w:anchor="_Toc240292461" w:history="1">
+          <w:hyperlink w:anchor="_Toc240293104" w:history="1">
             <w:r>
               <w:rPr>
                 <w:rStyle w:val="Hipervnculo"/>
@@ -1433,7 +1433,7 @@
               <w:rPr>
                 <w:noProof/>
               </w:rPr>
-              <w:instrText xml:space="preserve"> PAGEREF _Toc240292461 \h </w:instrText>
+              <w:instrText xml:space="preserve"> PAGEREF _Toc240293104 \h </w:instrText>
             </w:r>
             <w:r>
               <w:rPr>
@@ -1474,7 +1474,7 @@
               <w14:ligatures w14:val="standardContextual"/>
             </w:rPr>
           </w:pPr>
-          <w:hyperlink w:anchor="_Toc240292462" w:history="1">
+          <w:hyperlink w:anchor="_Toc240293105" w:history="1">
             <w:r>
               <w:rPr>
                 <w:rStyle w:val="Hipervnculo"/>
@@ -1498,7 +1498,7 @@
               <w:rPr>
                 <w:noProof/>
               </w:rPr>
-              <w:instrText xml:space="preserve"> PAGEREF _Toc240292462 \h </w:instrText>
+              <w:instrText xml:space="preserve"> PAGEREF _Toc240293105 \h </w:instrText>
             </w:r>
             <w:r>
               <w:rPr>
@@ -1539,7 +1539,7 @@
               <w14:ligatures w14:val="standardContextual"/>
             </w:rPr>
           </w:pPr>
-          <w:hyperlink w:anchor="_Toc240292463" w:history="1">
+          <w:hyperlink w:anchor="_Toc240293106" w:history="1">
             <w:r>
               <w:rPr>
                 <w:rStyle w:val="Hipervnculo"/>
@@ -1563,7 +1563,7 @@
               <w:rPr>
                 <w:noProof/>
               </w:rPr>
-              <w:instrText xml:space="preserve"> PAGEREF _Toc240292463 \h </w:instrText>
+              <w:instrText xml:space="preserve"> PAGEREF _Toc240293106 \h </w:instrText>
             </w:r>
             <w:r>
               <w:rPr>
@@ -1604,7 +1604,7 @@
               <w14:ligatures w14:val="standardContextual"/>
             </w:rPr>
           </w:pPr>
-          <w:hyperlink w:anchor="_Toc240292464" w:history="1">
+          <w:hyperlink w:anchor="_Toc240293107" w:history="1">
             <w:r>
               <w:rPr>
                 <w:rStyle w:val="Hipervnculo"/>
@@ -1628,7 +1628,7 @@
               <w:rPr>
                 <w:noProof/>
               </w:rPr>
-              <w:instrText xml:space="preserve"> PAGEREF _Toc240292464 \h </w:instrText>
+              <w:instrText xml:space="preserve"> PAGEREF _Toc240293107 \h </w:instrText>
             </w:r>
             <w:r>
               <w:rPr>
@@ -1669,7 +1669,7 @@
               <w14:ligatures w14:val="standardContextual"/>
             </w:rPr>
           </w:pPr>
-          <w:hyperlink w:anchor="_Toc240292465" w:history="1">
+          <w:hyperlink w:anchor="_Toc240293108" w:history="1">
             <w:r>
               <w:rPr>
                 <w:rStyle w:val="Hipervnculo"/>
@@ -1693,7 +1693,7 @@
               <w:rPr>
                 <w:noProof/>
               </w:rPr>
-              <w:instrText xml:space="preserve"> PAGEREF _Toc240292465 \h </w:instrText>
+              <w:instrText xml:space="preserve"> PAGEREF _Toc240293108 \h </w:instrText>
             </w:r>
             <w:r>
               <w:rPr>
@@ -1734,7 +1734,7 @@
               <w14:ligatures w14:val="standardContextual"/>
             </w:rPr>
           </w:pPr>
-          <w:hyperlink w:anchor="_Toc240292466" w:history="1">
+          <w:hyperlink w:anchor="_Toc240293109" w:history="1">
             <w:r>
               <w:rPr>
                 <w:rStyle w:val="Hipervnculo"/>
@@ -1758,7 +1758,7 @@
               <w:rPr>
                 <w:noProof/>
               </w:rPr>
-              <w:instrText xml:space="preserve"> PAGEREF _Toc240292466 \h </w:instrText>
+              <w:instrText xml:space="preserve"> PAGEREF _Toc240293109 \h </w:instrText>
             </w:r>
             <w:r>
               <w:rPr>
@@ -1799,7 +1799,7 @@
               <w14:ligatures w14:val="standardContextual"/>
             </w:rPr>
           </w:pPr>
-          <w:hyperlink w:anchor="_Toc240292467" w:history="1">
+          <w:hyperlink w:anchor="_Toc240293110" w:history="1">
             <w:r>
               <w:rPr>
                 <w:rStyle w:val="Hipervnculo"/>
@@ -1823,7 +1823,7 @@
               <w:rPr>
                 <w:noProof/>
               </w:rPr>
-              <w:instrText xml:space="preserve"> PAGEREF _Toc240292467 \h </w:instrText>
+              <w:instrText xml:space="preserve"> PAGEREF _Toc240293110 \h </w:instrText>
             </w:r>
             <w:r>
               <w:rPr>
@@ -1864,7 +1864,7 @@
               <w14:ligatures w14:val="standardContextual"/>
             </w:rPr>
           </w:pPr>
-          <w:hyperlink w:anchor="_Toc240292468" w:history="1">
+          <w:hyperlink w:anchor="_Toc240293111" w:history="1">
             <w:r>
               <w:rPr>
                 <w:rStyle w:val="Hipervnculo"/>
@@ -1888,7 +1888,7 @@
               <w:rPr>
                 <w:noProof/>
               </w:rPr>
-              <w:instrText xml:space="preserve"> PAGEREF _Toc240292468 \h </w:instrText>
+              <w:instrText xml:space="preserve"> PAGEREF _Toc240293111 \h </w:instrText>
             </w:r>
             <w:r>
               <w:rPr>
@@ -1929,7 +1929,7 @@
               <w14:ligatures w14:val="standardContextual"/>
             </w:rPr>
           </w:pPr>
-          <w:hyperlink w:anchor="_Toc240292469" w:history="1">
+          <w:hyperlink w:anchor="_Toc240293112" w:history="1">
             <w:r>
               <w:rPr>
                 <w:rStyle w:val="Hipervnculo"/>
@@ -1953,7 +1953,7 @@
               <w:rPr>
                 <w:noProof/>
               </w:rPr>
-              <w:instrText xml:space="preserve"> PAGEREF _Toc240292469 \h </w:instrText>
+              <w:instrText xml:space="preserve"> PAGEREF _Toc240293112 \h </w:instrText>
             </w:r>
             <w:r>
               <w:rPr>
@@ -1994,7 +1994,7 @@
               <w14:ligatures w14:val="standardContextual"/>
             </w:rPr>
           </w:pPr>
-          <w:hyperlink w:anchor="_Toc240292470" w:history="1">
+          <w:hyperlink w:anchor="_Toc240293113" w:history="1">
             <w:r>
               <w:rPr>
                 <w:rStyle w:val="Hipervnculo"/>
@@ -2018,7 +2018,7 @@
               <w:rPr>
                 <w:noProof/>
               </w:rPr>
-              <w:instrText xml:space="preserve"> PAGEREF _Toc240292470 \h </w:instrText>
+              <w:instrText xml:space="preserve"> PAGEREF _Toc240293113 \h </w:instrText>
             </w:r>
             <w:r>
               <w:rPr>
@@ -2059,7 +2059,7 @@
               <w14:ligatures w14:val="standardContextual"/>
             </w:rPr>
           </w:pPr>
-          <w:hyperlink w:anchor="_Toc240292471" w:history="1">
+          <w:hyperlink w:anchor="_Toc240293114" w:history="1">
             <w:r>
               <w:rPr>
                 <w:rStyle w:val="Hipervnculo"/>
@@ -2083,7 +2083,7 @@
               <w:rPr>
                 <w:noProof/>
               </w:rPr>
-              <w:instrText xml:space="preserve"> PAGEREF _Toc240292471 \h </w:instrText>
+              <w:instrText xml:space="preserve"> PAGEREF _Toc240293114 \h </w:instrText>
             </w:r>
             <w:r>
               <w:rPr>
@@ -2124,7 +2124,7 @@
               <w14:ligatures w14:val="standardContextual"/>
             </w:rPr>
           </w:pPr>
-          <w:hyperlink w:anchor="_Toc240292472" w:history="1">
+          <w:hyperlink w:anchor="_Toc240293115" w:history="1">
             <w:r>
               <w:rPr>
                 <w:rStyle w:val="Hipervnculo"/>
@@ -2148,7 +2148,7 @@
               <w:rPr>
                 <w:noProof/>
               </w:rPr>
-              <w:instrText xml:space="preserve"> PAGEREF _Toc240292472 \h </w:instrText>
+              <w:instrText xml:space="preserve"> PAGEREF _Toc240293115 \h </w:instrText>
             </w:r>
             <w:r>
               <w:rPr>
@@ -2189,7 +2189,7 @@
               <w14:ligatures w14:val="standardContextual"/>
             </w:rPr>
           </w:pPr>
-          <w:hyperlink w:anchor="_Toc240292473" w:history="1">
+          <w:hyperlink w:anchor="_Toc240293116" w:history="1">
             <w:r>
               <w:rPr>
                 <w:rStyle w:val="Hipervnculo"/>
@@ -2213,7 +2213,7 @@
               <w:rPr>
                 <w:noProof/>
               </w:rPr>
-              <w:instrText xml:space="preserve"> PAGEREF _Toc240292473 \h </w:instrText>
+              <w:instrText xml:space="preserve"> PAGEREF _Toc240293116 \h </w:instrText>
             </w:r>
             <w:r>
               <w:rPr>
@@ -2254,7 +2254,7 @@
               <w14:ligatures w14:val="standardContextual"/>
             </w:rPr>
           </w:pPr>
-          <w:hyperlink w:anchor="_Toc240292474" w:history="1">
+          <w:hyperlink w:anchor="_Toc240293117" w:history="1">
             <w:r>
               <w:rPr>
                 <w:rStyle w:val="Hipervnculo"/>
@@ -2278,7 +2278,7 @@
               <w:rPr>
                 <w:noProof/>
               </w:rPr>
-              <w:instrText xml:space="preserve"> PAGEREF _Toc240292474 \h </w:instrText>
+              <w:instrText xml:space="preserve"> PAGEREF _Toc240293117 \h </w:instrText>
             </w:r>
             <w:r>
               <w:rPr>
@@ -2319,7 +2319,7 @@
               <w14:ligatures w14:val="standardContextual"/>
             </w:rPr>
           </w:pPr>
-          <w:hyperlink w:anchor="_Toc240292475" w:history="1">
+          <w:hyperlink w:anchor="_Toc240293118" w:history="1">
             <w:r>
               <w:rPr>
                 <w:rStyle w:val="Hipervnculo"/>
@@ -2343,7 +2343,7 @@
               <w:rPr>
                 <w:noProof/>
               </w:rPr>
-              <w:instrText xml:space="preserve"> PAGEREF _Toc240292475 \h </w:instrText>
+              <w:instrText xml:space="preserve"> PAGEREF _Toc240293118 \h </w:instrText>
             </w:r>
             <w:r>
               <w:rPr>
@@ -2384,7 +2384,7 @@
               <w14:ligatures w14:val="standardContextual"/>
             </w:rPr>
           </w:pPr>
-          <w:hyperlink w:anchor="_Toc240292476" w:history="1">
+          <w:hyperlink w:anchor="_Toc240293119" w:history="1">
             <w:r>
               <w:rPr>
                 <w:rStyle w:val="Hipervnculo"/>
@@ -2408,7 +2408,7 @@
               <w:rPr>
                 <w:noProof/>
               </w:rPr>
-              <w:instrText xml:space="preserve"> PAGEREF _Toc240292476 \h </w:instrText>
+              <w:instrText xml:space="preserve"> PAGEREF _Toc240293119 \h </w:instrText>
             </w:r>
             <w:r>
               <w:rPr>
@@ -2449,7 +2449,7 @@
               <w14:ligatures w14:val="standardContextual"/>
             </w:rPr>
           </w:pPr>
-          <w:hyperlink w:anchor="_Toc240292477" w:history="1">
+          <w:hyperlink w:anchor="_Toc240293120" w:history="1">
             <w:r>
               <w:rPr>
                 <w:rStyle w:val="Hipervnculo"/>
@@ -2473,7 +2473,7 @@
               <w:rPr>
                 <w:noProof/>
               </w:rPr>
-              <w:instrText xml:space="preserve"> PAGEREF _Toc240292477 \h </w:instrText>
+              <w:instrText xml:space="preserve"> PAGEREF _Toc240293120 \h </w:instrText>
             </w:r>
             <w:r>
               <w:rPr>
@@ -2514,7 +2514,7 @@
               <w14:ligatures w14:val="standardContextual"/>
             </w:rPr>
           </w:pPr>
-          <w:hyperlink w:anchor="_Toc240292478" w:history="1">
+          <w:hyperlink w:anchor="_Toc240293121" w:history="1">
             <w:r>
               <w:rPr>
                 <w:rStyle w:val="Hipervnculo"/>
@@ -2538,7 +2538,7 @@
               <w:rPr>
                 <w:noProof/>
               </w:rPr>
-              <w:instrText xml:space="preserve"> PAGEREF _Toc240292478 \h </w:instrText>
+              <w:instrText xml:space="preserve"> PAGEREF _Toc240293121 \h </w:instrText>
             </w:r>
             <w:r>
               <w:rPr>
@@ -2579,7 +2579,7 @@
               <w14:ligatures w14:val="standardContextual"/>
             </w:rPr>
           </w:pPr>
-          <w:hyperlink w:anchor="_Toc240292479" w:history="1">
+          <w:hyperlink w:anchor="_Toc240293122" w:history="1">
             <w:r>
               <w:rPr>
                 <w:rStyle w:val="Hipervnculo"/>
@@ -2603,7 +2603,7 @@
               <w:rPr>
                 <w:noProof/>
               </w:rPr>
-              <w:instrText xml:space="preserve"> PAGEREF _Toc240292479 \h </w:instrText>
+              <w:instrText xml:space="preserve"> PAGEREF _Toc240293122 \h </w:instrText>
             </w:r>
             <w:r>
               <w:rPr>
@@ -2644,7 +2644,7 @@
               <w14:ligatures w14:val="standardContextual"/>
             </w:rPr>
           </w:pPr>
-          <w:hyperlink w:anchor="_Toc240292480" w:history="1">
+          <w:hyperlink w:anchor="_Toc240293123" w:history="1">
             <w:r>
               <w:rPr>
                 <w:rStyle w:val="Hipervnculo"/>
@@ -2668,7 +2668,7 @@
               <w:rPr>
                 <w:noProof/>
               </w:rPr>
-              <w:instrText xml:space="preserve"> PAGEREF _Toc240292480 \h </w:instrText>
+              <w:instrText xml:space="preserve"> PAGEREF _Toc240293123 \h </w:instrText>
             </w:r>
             <w:r>
               <w:rPr>
@@ -2709,7 +2709,7 @@
               <w14:ligatures w14:val="standardContextual"/>
             </w:rPr>
           </w:pPr>
-          <w:hyperlink w:anchor="_Toc240292481" w:history="1">
+          <w:hyperlink w:anchor="_Toc240293124" w:history="1">
             <w:r>
               <w:rPr>
                 <w:rStyle w:val="Hipervnculo"/>
@@ -2733,7 +2733,7 @@
               <w:rPr>
                 <w:noProof/>
               </w:rPr>
-              <w:instrText xml:space="preserve"> PAGEREF _Toc240292481 \h </w:instrText>
+              <w:instrText xml:space="preserve"> PAGEREF _Toc240293124 \h </w:instrText>
             </w:r>
             <w:r>
               <w:rPr>
@@ -2774,7 +2774,7 @@
               <w14:ligatures w14:val="standardContextual"/>
             </w:rPr>
           </w:pPr>
-          <w:hyperlink w:anchor="_Toc240292482" w:history="1">
+          <w:hyperlink w:anchor="_Toc240293125" w:history="1">
             <w:r>
               <w:rPr>
                 <w:rStyle w:val="Hipervnculo"/>
@@ -2798,7 +2798,7 @@
               <w:rPr>
                 <w:noProof/>
               </w:rPr>
-              <w:instrText xml:space="preserve"> PAGEREF _Toc240292482 \h </w:instrText>
+              <w:instrText xml:space="preserve"> PAGEREF _Toc240293125 \h </w:instrText>
             </w:r>
             <w:r>
               <w:rPr>
@@ -2839,7 +2839,7 @@
               <w14:ligatures w14:val="standardContextual"/>
             </w:rPr>
           </w:pPr>
-          <w:hyperlink w:anchor="_Toc240292483" w:history="1">
+          <w:hyperlink w:anchor="_Toc240293126" w:history="1">
             <w:r>
               <w:rPr>
                 <w:rStyle w:val="Hipervnculo"/>
@@ -2863,7 +2863,7 @@
               <w:rPr>
                 <w:noProof/>
               </w:rPr>
-              <w:instrText xml:space="preserve"> PAGEREF _Toc240292483 \h </w:instrText>
+              <w:instrText xml:space="preserve"> PAGEREF _Toc240293126 \h </w:instrText>
             </w:r>
             <w:r>
               <w:rPr>
@@ -2904,7 +2904,7 @@
               <w14:ligatures w14:val="standardContextual"/>
             </w:rPr>
           </w:pPr>
-          <w:hyperlink w:anchor="_Toc240292484" w:history="1">
+          <w:hyperlink w:anchor="_Toc240293127" w:history="1">
             <w:r>
               <w:rPr>
                 <w:rStyle w:val="Hipervnculo"/>
@@ -2928,7 +2928,7 @@
               <w:rPr>
                 <w:noProof/>
               </w:rPr>
-              <w:instrText xml:space="preserve"> PAGEREF _Toc240292484 \h </w:instrText>
+              <w:instrText xml:space="preserve"> PAGEREF _Toc240293127 \h </w:instrText>
             </w:r>
             <w:r>
               <w:rPr>
@@ -2969,7 +2969,7 @@
               <w14:ligatures w14:val="standardContextual"/>
             </w:rPr>
           </w:pPr>
-          <w:hyperlink w:anchor="_Toc240292485" w:history="1">
+          <w:hyperlink w:anchor="_Toc240293128" w:history="1">
             <w:r>
               <w:rPr>
                 <w:rStyle w:val="Hipervnculo"/>
@@ -2993,7 +2993,7 @@
               <w:rPr>
                 <w:noProof/>
               </w:rPr>
-              <w:instrText xml:space="preserve"> PAGEREF _Toc240292485 \h </w:instrText>
+              <w:instrText xml:space="preserve"> PAGEREF _Toc240293128 \h </w:instrText>
             </w:r>
             <w:r>
               <w:rPr>
@@ -3034,7 +3034,7 @@
               <w14:ligatures w14:val="standardContextual"/>
             </w:rPr>
           </w:pPr>
-          <w:hyperlink w:anchor="_Toc240292486" w:history="1">
+          <w:hyperlink w:anchor="_Toc240293129" w:history="1">
             <w:r>
               <w:rPr>
                 <w:rStyle w:val="Hipervnculo"/>
@@ -3058,7 +3058,7 @@
               <w:rPr>
                 <w:noProof/>
               </w:rPr>
-              <w:instrText xml:space="preserve"> PAGEREF _Toc240292486 \h </w:instrText>
+              <w:instrText xml:space="preserve"> PAGEREF _Toc240293129 \h </w:instrText>
             </w:r>
             <w:r>
               <w:rPr>
@@ -3099,7 +3099,7 @@
               <w14:ligatures w14:val="standardContextual"/>
             </w:rPr>
           </w:pPr>
-          <w:hyperlink w:anchor="_Toc240292487" w:history="1">
+          <w:hyperlink w:anchor="_Toc240293130" w:history="1">
             <w:r>
               <w:rPr>
                 <w:rStyle w:val="Hipervnculo"/>
@@ -3123,7 +3123,7 @@
               <w:rPr>
                 <w:noProof/>
               </w:rPr>
-              <w:instrText xml:space="preserve"> PAGEREF _Toc240292487 \h </w:instrText>
+              <w:instrText xml:space="preserve"> PAGEREF _Toc240293130 \h </w:instrText>
             </w:r>
             <w:r>
               <w:rPr>
@@ -3164,7 +3164,7 @@
               <w14:ligatures w14:val="standardContextual"/>
             </w:rPr>
           </w:pPr>
-          <w:hyperlink w:anchor="_Toc240292488" w:history="1">
+          <w:hyperlink w:anchor="_Toc240293131" w:history="1">
             <w:r>
               <w:rPr>
                 <w:rStyle w:val="Hipervnculo"/>
@@ -3188,7 +3188,7 @@
               <w:rPr>
                 <w:noProof/>
               </w:rPr>
-              <w:instrText xml:space="preserve"> PAGEREF _Toc240292488 \h </w:instrText>
+              <w:instrText xml:space="preserve"> PAGEREF _Toc240293131 \h </w:instrText>
             </w:r>
             <w:r>
               <w:rPr>
@@ -3229,7 +3229,7 @@
               <w14:ligatures w14:val="standardContextual"/>
             </w:rPr>
           </w:pPr>
-          <w:hyperlink w:anchor="_Toc240292489" w:history="1">
+          <w:hyperlink w:anchor="_Toc240293132" w:history="1">
             <w:r>
               <w:rPr>
                 <w:rStyle w:val="Hipervnculo"/>
@@ -3253,7 +3253,7 @@
               <w:rPr>
                 <w:noProof/>
               </w:rPr>
-              <w:instrText xml:space="preserve"> PAGEREF _Toc240292489 \h </w:instrText>
+              <w:instrText xml:space="preserve"> PAGEREF _Toc240293132 \h </w:instrText>
             </w:r>
             <w:r>
               <w:rPr>
@@ -3294,7 +3294,7 @@
               <w14:ligatures w14:val="standardContextual"/>
             </w:rPr>
           </w:pPr>
-          <w:hyperlink w:anchor="_Toc240292490" w:history="1">
+          <w:hyperlink w:anchor="_Toc240293133" w:history="1">
             <w:r>
               <w:rPr>
                 <w:rStyle w:val="Hipervnculo"/>
@@ -3318,7 +3318,7 @@
               <w:rPr>
                 <w:noProof/>
               </w:rPr>
-              <w:instrText xml:space="preserve"> PAGEREF _Toc240292490 \h </w:instrText>
+              <w:instrText xml:space="preserve"> PAGEREF _Toc240293133 \h </w:instrText>
             </w:r>
             <w:r>
               <w:rPr>
@@ -3359,7 +3359,7 @@
               <w14:ligatures w14:val="standardContextual"/>
             </w:rPr>
           </w:pPr>
-          <w:hyperlink w:anchor="_Toc240292491" w:history="1">
+          <w:hyperlink w:anchor="_Toc240293134" w:history="1">
             <w:r>
               <w:rPr>
                 <w:rStyle w:val="Hipervnculo"/>
@@ -3383,7 +3383,7 @@
               <w:rPr>
                 <w:noProof/>
               </w:rPr>
-              <w:instrText xml:space="preserve"> PAGEREF _Toc240292491 \h </w:instrText>
+              <w:instrText xml:space="preserve"> PAGEREF _Toc240293134 \h </w:instrText>
             </w:r>
             <w:r>
               <w:rPr>
@@ -3424,7 +3424,7 @@
               <w14:ligatures w14:val="standardContextual"/>
             </w:rPr>
           </w:pPr>
-          <w:hyperlink w:anchor="_Toc240292492" w:history="1">
+          <w:hyperlink w:anchor="_Toc240293135" w:history="1">
             <w:r>
               <w:rPr>
                 <w:rStyle w:val="Hipervnculo"/>
@@ -3448,7 +3448,7 @@
               <w:rPr>
                 <w:noProof/>
               </w:rPr>
-              <w:instrText xml:space="preserve"> PAGEREF _Toc240292492 \h </w:instrText>
+              <w:instrText xml:space="preserve"> PAGEREF _Toc240293135 \h </w:instrText>
             </w:r>
             <w:r>
               <w:rPr>
@@ -3489,7 +3489,7 @@
               <w14:ligatures w14:val="standardContextual"/>
             </w:rPr>
           </w:pPr>
-          <w:hyperlink w:anchor="_Toc240292493" w:history="1">
+          <w:hyperlink w:anchor="_Toc240293136" w:history="1">
             <w:r>
               <w:rPr>
                 <w:rStyle w:val="Hipervnculo"/>
@@ -3513,7 +3513,7 @@
               <w:rPr>
                 <w:noProof/>
               </w:rPr>
-              <w:instrText xml:space="preserve"> PAGEREF _Toc240292493 \h </w:instrText>
+              <w:instrText xml:space="preserve"> PAGEREF _Toc240293136 \h </w:instrText>
             </w:r>
             <w:r>
               <w:rPr>
@@ -3554,7 +3554,7 @@
               <w14:ligatures w14:val="standardContextual"/>
             </w:rPr>
           </w:pPr>
-          <w:hyperlink w:anchor="_Toc240292494" w:history="1">
+          <w:hyperlink w:anchor="_Toc240293137" w:history="1">
             <w:r>
               <w:rPr>
                 <w:rStyle w:val="Hipervnculo"/>
@@ -3578,7 +3578,7 @@
               <w:rPr>
                 <w:noProof/>
               </w:rPr>
-              <w:instrText xml:space="preserve"> PAGEREF _Toc240292494 \h </w:instrText>
+              <w:instrText xml:space="preserve"> PAGEREF _Toc240293137 \h </w:instrText>
             </w:r>
             <w:r>
               <w:rPr>
@@ -3619,7 +3619,7 @@
               <w14:ligatures w14:val="standardContextual"/>
             </w:rPr>
           </w:pPr>
-          <w:hyperlink w:anchor="_Toc240292495" w:history="1">
+          <w:hyperlink w:anchor="_Toc240293138" w:history="1">
             <w:r>
               <w:rPr>
                 <w:rStyle w:val="Hipervnculo"/>
@@ -3643,7 +3643,7 @@
               <w:rPr>
                 <w:noProof/>
               </w:rPr>
-              <w:instrText xml:space="preserve"> PAGEREF _Toc240292495 \h </w:instrText>
+              <w:instrText xml:space="preserve"> PAGEREF _Toc240293138 \h </w:instrText>
             </w:r>
             <w:r>
               <w:rPr>
@@ -3684,7 +3684,7 @@
               <w14:ligatures w14:val="standardContextual"/>
             </w:rPr>
           </w:pPr>
-          <w:hyperlink w:anchor="_Toc240292496" w:history="1">
+          <w:hyperlink w:anchor="_Toc240293139" w:history="1">
             <w:r>
               <w:rPr>
                 <w:rStyle w:val="Hipervnculo"/>
@@ -3708,7 +3708,7 @@
               <w:rPr>
                 <w:noProof/>
               </w:rPr>
-              <w:instrText xml:space="preserve"> PAGEREF _Toc240292496 \h </w:instrText>
+              <w:instrText xml:space="preserve"> PAGEREF _Toc240293139 \h </w:instrText>
             </w:r>
             <w:r>
               <w:rPr>
@@ -3749,7 +3749,7 @@
               <w14:ligatures w14:val="standardContextual"/>
             </w:rPr>
           </w:pPr>
-          <w:hyperlink w:anchor="_Toc240292497" w:history="1">
+          <w:hyperlink w:anchor="_Toc240293140" w:history="1">
             <w:r>
               <w:rPr>
                 <w:rStyle w:val="Hipervnculo"/>
@@ -3773,7 +3773,7 @@
               <w:rPr>
                 <w:noProof/>
               </w:rPr>
-              <w:instrText xml:space="preserve"> PAGEREF _Toc240292497 \h </w:instrText>
+              <w:instrText xml:space="preserve"> PAGEREF _Toc240293140 \h </w:instrText>
             </w:r>
             <w:r>
               <w:rPr>
@@ -3814,7 +3814,7 @@
               <w14:ligatures w14:val="standardContextual"/>
             </w:rPr>
           </w:pPr>
-          <w:hyperlink w:anchor="_Toc240292498" w:history="1">
+          <w:hyperlink w:anchor="_Toc240293141" w:history="1">
             <w:r>
               <w:rPr>
                 <w:rStyle w:val="Hipervnculo"/>
@@ -3838,7 +3838,7 @@
               <w:rPr>
                 <w:noProof/>
               </w:rPr>
-              <w:instrText xml:space="preserve"> PAGEREF _Toc240292498 \h </w:instrText>
+              <w:instrText xml:space="preserve"> PAGEREF _Toc240293141 \h </w:instrText>
             </w:r>
             <w:r>
               <w:rPr>
@@ -3879,7 +3879,7 @@
               <w14:ligatures w14:val="standardContextual"/>
             </w:rPr>
           </w:pPr>
-          <w:hyperlink w:anchor="_Toc240292499" w:history="1">
+          <w:hyperlink w:anchor="_Toc240293142" w:history="1">
             <w:r>
               <w:rPr>
                 <w:rStyle w:val="Hipervnculo"/>
@@ -3903,7 +3903,7 @@
               <w:rPr>
                 <w:noProof/>
               </w:rPr>
-              <w:instrText xml:space="preserve"> PAGEREF _Toc240292499 \h </w:instrText>
+              <w:instrText xml:space="preserve"> PAGEREF _Toc240293142 \h </w:instrText>
             </w:r>
             <w:r>
               <w:rPr>
@@ -3944,7 +3944,7 @@
               <w14:ligatures w14:val="standardContextual"/>
             </w:rPr>
           </w:pPr>
-          <w:hyperlink w:anchor="_Toc240292500" w:history="1">
+          <w:hyperlink w:anchor="_Toc240293143" w:history="1">
             <w:r>
               <w:rPr>
                 <w:rStyle w:val="Hipervnculo"/>
@@ -3968,7 +3968,7 @@
               <w:rPr>
                 <w:noProof/>
               </w:rPr>
-              <w:instrText xml:space="preserve"> PAGEREF _Toc240292500 \h </w:instrText>
+              <w:instrText xml:space="preserve"> PAGEREF _Toc240293143 \h </w:instrText>
             </w:r>
             <w:r>
               <w:rPr>
@@ -4009,7 +4009,7 @@
               <w14:ligatures w14:val="standardContextual"/>
             </w:rPr>
           </w:pPr>
-          <w:hyperlink w:anchor="_Toc240292501" w:history="1">
+          <w:hyperlink w:anchor="_Toc240293144" w:history="1">
             <w:r>
               <w:rPr>
                 <w:rStyle w:val="Hipervnculo"/>
@@ -4033,7 +4033,7 @@
               <w:rPr>
                 <w:noProof/>
               </w:rPr>
-              <w:instrText xml:space="preserve"> PAGEREF _Toc240292501 \h </w:instrText>
+              <w:instrText xml:space="preserve"> PAGEREF _Toc240293144 \h </w:instrText>
             </w:r>
             <w:r>
               <w:rPr>
@@ -4074,7 +4074,7 @@
               <w14:ligatures w14:val="standardContextual"/>
             </w:rPr>
           </w:pPr>
-          <w:hyperlink w:anchor="_Toc240292502" w:history="1">
+          <w:hyperlink w:anchor="_Toc240293145" w:history="1">
             <w:r>
               <w:rPr>
                 <w:rStyle w:val="Hipervnculo"/>
@@ -4098,7 +4098,7 @@
               <w:rPr>
                 <w:noProof/>
               </w:rPr>
-              <w:instrText xml:space="preserve"> PAGEREF _Toc240292502 \h </w:instrText>
+              <w:instrText xml:space="preserve"> PAGEREF _Toc240293145 \h </w:instrText>
             </w:r>
             <w:r>
               <w:rPr>
@@ -4139,7 +4139,7 @@
               <w14:ligatures w14:val="standardContextual"/>
             </w:rPr>
           </w:pPr>
-          <w:hyperlink w:anchor="_Toc240292503" w:history="1">
+          <w:hyperlink w:anchor="_Toc240293146" w:history="1">
             <w:r>
               <w:rPr>
                 <w:rStyle w:val="Hipervnculo"/>
@@ -4163,7 +4163,7 @@
               <w:rPr>
                 <w:noProof/>
               </w:rPr>
-              <w:instrText xml:space="preserve"> PAGEREF _Toc240292503 \h </w:instrText>
+              <w:instrText xml:space="preserve"> PAGEREF _Toc240293146 \h </w:instrText>
             </w:r>
             <w:r>
               <w:rPr>
@@ -4204,7 +4204,7 @@
               <w14:ligatures w14:val="standardContextual"/>
             </w:rPr>
           </w:pPr>
-          <w:hyperlink w:anchor="_Toc240292504" w:history="1">
+          <w:hyperlink w:anchor="_Toc240293147" w:history="1">
             <w:r>
               <w:rPr>
                 <w:rStyle w:val="Hipervnculo"/>
@@ -4228,7 +4228,7 @@
               <w:rPr>
                 <w:noProof/>
               </w:rPr>
-              <w:instrText xml:space="preserve"> PAGEREF _Toc240292504 \h </w:instrText>
+              <w:instrText xml:space="preserve"> PAGEREF _Toc240293147 \h </w:instrText>
             </w:r>
             <w:r>
               <w:rPr>
@@ -4269,7 +4269,7 @@
               <w14:ligatures w14:val="standardContextual"/>
             </w:rPr>
           </w:pPr>
-          <w:hyperlink w:anchor="_Toc240292505" w:history="1">
+          <w:hyperlink w:anchor="_Toc240293148" w:history="1">
             <w:r>
               <w:rPr>
                 <w:rStyle w:val="Hipervnculo"/>
@@ -4293,7 +4293,7 @@
               <w:rPr>
                 <w:noProof/>
               </w:rPr>
-              <w:instrText xml:space="preserve"> PAGEREF _Toc240292505 \h </w:instrText>
+              <w:instrText xml:space="preserve"> PAGEREF _Toc240293148 \h </w:instrText>
             </w:r>
             <w:r>
               <w:rPr>
@@ -4334,7 +4334,7 @@
               <w14:ligatures w14:val="standardContextual"/>
             </w:rPr>
           </w:pPr>
-          <w:hyperlink w:anchor="_Toc240292506" w:history="1">
+          <w:hyperlink w:anchor="_Toc240293149" w:history="1">
             <w:r>
               <w:rPr>
                 <w:rStyle w:val="Hipervnculo"/>
@@ -4358,7 +4358,7 @@
               <w:rPr>
                 <w:noProof/>
               </w:rPr>
-              <w:instrText xml:space="preserve"> PAGEREF _Toc240292506 \h </w:instrText>
+              <w:instrText xml:space="preserve"> PAGEREF _Toc240293149 \h </w:instrText>
             </w:r>
             <w:r>
               <w:rPr>
@@ -4399,7 +4399,7 @@
               <w14:ligatures w14:val="standardContextual"/>
             </w:rPr>
           </w:pPr>
-          <w:hyperlink w:anchor="_Toc240292507" w:history="1">
+          <w:hyperlink w:anchor="_Toc240293150" w:history="1">
             <w:r>
               <w:rPr>
                 <w:rStyle w:val="Hipervnculo"/>
@@ -4423,7 +4423,7 @@
               <w:rPr>
                 <w:noProof/>
               </w:rPr>
-              <w:instrText xml:space="preserve"> PAGEREF _Toc240292507 \h </w:instrText>
+              <w:instrText xml:space="preserve"> PAGEREF _Toc240293150 \h </w:instrText>
             </w:r>
             <w:r>
               <w:rPr>
@@ -4464,7 +4464,7 @@
               <w14:ligatures w14:val="standardContextual"/>
             </w:rPr>
           </w:pPr>
-          <w:hyperlink w:anchor="_Toc240292508" w:history="1">
+          <w:hyperlink w:anchor="_Toc240293151" w:history="1">
             <w:r>
               <w:rPr>
                 <w:rStyle w:val="Hipervnculo"/>
@@ -4488,7 +4488,7 @@
               <w:rPr>
                 <w:noProof/>
               </w:rPr>
-              <w:instrText xml:space="preserve"> PAGEREF _Toc240292508 \h </w:instrText>
+              <w:instrText xml:space="preserve"> PAGEREF _Toc240293151 \h </w:instrText>
             </w:r>
             <w:r>
               <w:rPr>
@@ -4529,7 +4529,7 @@
               <w14:ligatures w14:val="standardContextual"/>
             </w:rPr>
           </w:pPr>
-          <w:hyperlink w:anchor="_Toc240292509" w:history="1">
+          <w:hyperlink w:anchor="_Toc240293152" w:history="1">
             <w:r>
               <w:rPr>
                 <w:rStyle w:val="Hipervnculo"/>
@@ -4553,7 +4553,7 @@
               <w:rPr>
                 <w:noProof/>
               </w:rPr>
-              <w:instrText xml:space="preserve"> PAGEREF _Toc240292509 \h </w:instrText>
+              <w:instrText xml:space="preserve"> PAGEREF _Toc240293152 \h </w:instrText>
             </w:r>
             <w:r>
               <w:rPr>
@@ -4594,7 +4594,7 @@
               <w14:ligatures w14:val="standardContextual"/>
             </w:rPr>
           </w:pPr>
-          <w:hyperlink w:anchor="_Toc240292510" w:history="1">
+          <w:hyperlink w:anchor="_Toc240293153" w:history="1">
             <w:r>
               <w:rPr>
                 <w:rStyle w:val="Hipervnculo"/>
@@ -4618,7 +4618,7 @@
               <w:rPr>
                 <w:noProof/>
               </w:rPr>
-              <w:instrText xml:space="preserve"> PAGEREF _Toc240292510 \h </w:instrText>
+              <w:instrText xml:space="preserve"> PAGEREF _Toc240293153 \h </w:instrText>
             </w:r>
             <w:r>
               <w:rPr>
@@ -4659,7 +4659,7 @@
               <w14:ligatures w14:val="standardContextual"/>
             </w:rPr>
           </w:pPr>
-          <w:hyperlink w:anchor="_Toc240292511" w:history="1">
+          <w:hyperlink w:anchor="_Toc240293154" w:history="1">
             <w:r>
               <w:rPr>
                 <w:rStyle w:val="Hipervnculo"/>
@@ -4683,7 +4683,7 @@
               <w:rPr>
                 <w:noProof/>
               </w:rPr>
-              <w:instrText xml:space="preserve"> PAGEREF _Toc240292511 \h </w:instrText>
+              <w:instrText xml:space="preserve"> PAGEREF _Toc240293154 \h </w:instrText>
             </w:r>
             <w:r>
               <w:rPr>
@@ -4724,7 +4724,7 @@
               <w14:ligatures w14:val="standardContextual"/>
             </w:rPr>
           </w:pPr>
-          <w:hyperlink w:anchor="_Toc240292512" w:history="1">
+          <w:hyperlink w:anchor="_Toc240293155" w:history="1">
             <w:r>
               <w:rPr>
                 <w:rStyle w:val="Hipervnculo"/>
@@ -4748,7 +4748,7 @@
               <w:rPr>
                 <w:noProof/>
               </w:rPr>
-              <w:instrText xml:space="preserve"> PAGEREF _Toc240292512 \h </w:instrText>
+              <w:instrText xml:space="preserve"> PAGEREF _Toc240293155 \h </w:instrText>
             </w:r>
             <w:r>
               <w:rPr>
@@ -4789,7 +4789,7 @@
               <w14:ligatures w14:val="standardContextual"/>
             </w:rPr>
           </w:pPr>
-          <w:hyperlink w:anchor="_Toc240292513" w:history="1">
+          <w:hyperlink w:anchor="_Toc240293156" w:history="1">
             <w:r>
               <w:rPr>
                 <w:rStyle w:val="Hipervnculo"/>
@@ -4813,7 +4813,7 @@
               <w:rPr>
                 <w:noProof/>
               </w:rPr>
-              <w:instrText xml:space="preserve"> PAGEREF _Toc240292513 \h </w:instrText>
+              <w:instrText xml:space="preserve"> PAGEREF _Toc240293156 \h </w:instrText>
             </w:r>
             <w:r>
               <w:rPr>
@@ -4854,7 +4854,7 @@
               <w14:ligatures w14:val="standardContextual"/>
             </w:rPr>
           </w:pPr>
-          <w:hyperlink w:anchor="_Toc240292514" w:history="1">
+          <w:hyperlink w:anchor="_Toc240293157" w:history="1">
             <w:r>
               <w:rPr>
                 <w:rStyle w:val="Hipervnculo"/>
@@ -4878,7 +4878,7 @@
               <w:rPr>
                 <w:noProof/>
               </w:rPr>
-              <w:instrText xml:space="preserve"> PAGEREF _Toc240292514 \h </w:instrText>
+              <w:instrText xml:space="preserve"> PAGEREF _Toc240293157 \h </w:instrText>
             </w:r>
             <w:r>
               <w:rPr>
@@ -4919,7 +4919,7 @@
               <w14:ligatures w14:val="standardContextual"/>
             </w:rPr>
           </w:pPr>
-          <w:hyperlink w:anchor="_Toc240292515" w:history="1">
+          <w:hyperlink w:anchor="_Toc240293158" w:history="1">
             <w:r>
               <w:rPr>
                 <w:rStyle w:val="Hipervnculo"/>
@@ -4943,7 +4943,7 @@
               <w:rPr>
                 <w:noProof/>
               </w:rPr>
-              <w:instrText xml:space="preserve"> PAGEREF _Toc240292515 \h </w:instrText>
+              <w:instrText xml:space="preserve"> PAGEREF _Toc240293158 \h </w:instrText>
             </w:r>
             <w:r>
               <w:rPr>
@@ -4984,7 +4984,7 @@
               <w14:ligatures w14:val="standardContextual"/>
             </w:rPr>
           </w:pPr>
-          <w:hyperlink w:anchor="_Toc240292516" w:history="1">
+          <w:hyperlink w:anchor="_Toc240293159" w:history="1">
             <w:r>
               <w:rPr>
                 <w:rStyle w:val="Hipervnculo"/>
@@ -5008,7 +5008,7 @@
               <w:rPr>
                 <w:noProof/>
               </w:rPr>
-              <w:instrText xml:space="preserve"> PAGEREF _Toc240292516 \h </w:instrText>
+              <w:instrText xml:space="preserve"> PAGEREF _Toc240293159 \h </w:instrText>
             </w:r>
             <w:r>
               <w:rPr>
@@ -5049,7 +5049,7 @@
               <w14:ligatures w14:val="standardContextual"/>
             </w:rPr>
           </w:pPr>
-          <w:hyperlink w:anchor="_Toc240292517" w:history="1">
+          <w:hyperlink w:anchor="_Toc240293160" w:history="1">
             <w:r>
               <w:rPr>
                 <w:rStyle w:val="Hipervnculo"/>
@@ -5073,7 +5073,7 @@
               <w:rPr>
                 <w:noProof/>
               </w:rPr>
-              <w:instrText xml:space="preserve"> PAGEREF _Toc240292517 \h </w:instrText>
+              <w:instrText xml:space="preserve"> PAGEREF _Toc240293160 \h </w:instrText>
             </w:r>
             <w:r>
               <w:rPr>
@@ -5114,7 +5114,7 @@
               <w14:ligatures w14:val="standardContextual"/>
             </w:rPr>
           </w:pPr>
-          <w:hyperlink w:anchor="_Toc240292518" w:history="1">
+          <w:hyperlink w:anchor="_Toc240293161" w:history="1">
             <w:r>
               <w:rPr>
                 <w:rStyle w:val="Hipervnculo"/>
@@ -5138,7 +5138,7 @@
               <w:rPr>
                 <w:noProof/>
               </w:rPr>
-              <w:instrText xml:space="preserve"> PAGEREF _Toc240292518 \h </w:instrText>
+              <w:instrText xml:space="preserve"> PAGEREF _Toc240293161 \h </w:instrText>
             </w:r>
             <w:r>
               <w:rPr>
@@ -5179,7 +5179,7 @@
               <w14:ligatures w14:val="standardContextual"/>
             </w:rPr>
           </w:pPr>
-          <w:hyperlink w:anchor="_Toc240292519" w:history="1">
+          <w:hyperlink w:anchor="_Toc240293162" w:history="1">
             <w:r>
               <w:rPr>
                 <w:rStyle w:val="Hipervnculo"/>
@@ -5203,7 +5203,7 @@
               <w:rPr>
                 <w:noProof/>
               </w:rPr>
-              <w:instrText xml:space="preserve"> PAGEREF _Toc240292519 \h </w:instrText>
+              <w:instrText xml:space="preserve"> PAGEREF _Toc240293162 \h </w:instrText>
             </w:r>
             <w:r>
               <w:rPr>
@@ -5244,7 +5244,7 @@
               <w14:ligatures w14:val="standardContextual"/>
             </w:rPr>
           </w:pPr>
-          <w:hyperlink w:anchor="_Toc240292520" w:history="1">
+          <w:hyperlink w:anchor="_Toc240293163" w:history="1">
             <w:r>
               <w:rPr>
                 <w:rStyle w:val="Hipervnculo"/>
@@ -5268,7 +5268,7 @@
               <w:rPr>
                 <w:noProof/>
               </w:rPr>
-              <w:instrText xml:space="preserve"> PAGEREF _Toc240292520 \h </w:instrText>
+              <w:instrText xml:space="preserve"> PAGEREF _Toc240293163 \h </w:instrText>
             </w:r>
             <w:r>
               <w:rPr>
@@ -5309,7 +5309,7 @@
               <w14:ligatures w14:val="standardContextual"/>
             </w:rPr>
           </w:pPr>
-          <w:hyperlink w:anchor="_Toc240292521" w:history="1">
+          <w:hyperlink w:anchor="_Toc240293164" w:history="1">
             <w:r>
               <w:rPr>
                 <w:rStyle w:val="Hipervnculo"/>
@@ -5333,7 +5333,7 @@
               <w:rPr>
                 <w:noProof/>
               </w:rPr>
-              <w:instrText xml:space="preserve"> PAGEREF _Toc240292521 \h </w:instrText>
+              <w:instrText xml:space="preserve"> PAGEREF _Toc240293164 \h </w:instrText>
             </w:r>
             <w:r>
               <w:rPr>
@@ -5374,7 +5374,7 @@
               <w14:ligatures w14:val="standardContextual"/>
             </w:rPr>
           </w:pPr>
-          <w:hyperlink w:anchor="_Toc240292522" w:history="1">
+          <w:hyperlink w:anchor="_Toc240293165" w:history="1">
             <w:r>
               <w:rPr>
                 <w:rStyle w:val="Hipervnculo"/>
@@ -5398,7 +5398,7 @@
               <w:rPr>
                 <w:noProof/>
               </w:rPr>
-              <w:instrText xml:space="preserve"> PAGEREF _Toc240292522 \h </w:instrText>
+              <w:instrText xml:space="preserve"> PAGEREF _Toc240293165 \h </w:instrText>
             </w:r>
             <w:r>
               <w:rPr>
@@ -5439,7 +5439,7 @@
               <w14:ligatures w14:val="standardContextual"/>
             </w:rPr>
           </w:pPr>
-          <w:hyperlink w:anchor="_Toc240292523" w:history="1">
+          <w:hyperlink w:anchor="_Toc240293166" w:history="1">
             <w:r>
               <w:rPr>
                 <w:rStyle w:val="Hipervnculo"/>
@@ -5463,7 +5463,7 @@
               <w:rPr>
                 <w:noProof/>
               </w:rPr>
-              <w:instrText xml:space="preserve"> PAGEREF _Toc240292523 \h </w:instrText>
+              <w:instrText xml:space="preserve"> PAGEREF _Toc240293166 \h </w:instrText>
             </w:r>
             <w:r>
               <w:rPr>
@@ -5504,7 +5504,7 @@
               <w14:ligatures w14:val="standardContextual"/>
             </w:rPr>
           </w:pPr>
-          <w:hyperlink w:anchor="_Toc240292524" w:history="1">
+          <w:hyperlink w:anchor="_Toc240293167" w:history="1">
             <w:r>
               <w:rPr>
                 <w:rStyle w:val="Hipervnculo"/>
@@ -5528,7 +5528,7 @@
               <w:rPr>
                 <w:noProof/>
               </w:rPr>
-              <w:instrText xml:space="preserve"> PAGEREF _Toc240292524 \h </w:instrText>
+              <w:instrText xml:space="preserve"> PAGEREF _Toc240293167 \h </w:instrText>
             </w:r>
             <w:r>
               <w:rPr>
@@ -5569,7 +5569,7 @@
               <w14:ligatures w14:val="standardContextual"/>
             </w:rPr>
           </w:pPr>
-          <w:hyperlink w:anchor="_Toc240292525" w:history="1">
+          <w:hyperlink w:anchor="_Toc240293168" w:history="1">
             <w:r>
               <w:rPr>
                 <w:rStyle w:val="Hipervnculo"/>
@@ -5593,7 +5593,7 @@
               <w:rPr>
                 <w:noProof/>
               </w:rPr>
-              <w:instrText xml:space="preserve"> PAGEREF _Toc240292525 \h </w:instrText>
+              <w:instrText xml:space="preserve"> PAGEREF _Toc240293168 \h </w:instrText>
             </w:r>
             <w:r>
               <w:rPr>
@@ -5634,7 +5634,7 @@
               <w14:ligatures w14:val="standardContextual"/>
             </w:rPr>
           </w:pPr>
-          <w:hyperlink w:anchor="_Toc240292526" w:history="1">
+          <w:hyperlink w:anchor="_Toc240293169" w:history="1">
             <w:r>
               <w:rPr>
                 <w:rStyle w:val="Hipervnculo"/>
@@ -5658,7 +5658,7 @@
               <w:rPr>
                 <w:noProof/>
               </w:rPr>
-              <w:instrText xml:space="preserve"> PAGEREF _Toc240292526 \h </w:instrText>
+              <w:instrText xml:space="preserve"> PAGEREF _Toc240293169 \h </w:instrText>
             </w:r>
             <w:r>
               <w:rPr>
@@ -5699,7 +5699,7 @@
               <w14:ligatures w14:val="standardContextual"/>
             </w:rPr>
           </w:pPr>
-          <w:hyperlink w:anchor="_Toc240292527" w:history="1">
+          <w:hyperlink w:anchor="_Toc240293170" w:history="1">
             <w:r>
               <w:rPr>
                 <w:rStyle w:val="Hipervnculo"/>
@@ -5723,7 +5723,7 @@
               <w:rPr>
                 <w:noProof/>
               </w:rPr>
-              <w:instrText xml:space="preserve"> PAGEREF _Toc240292527 \h </w:instrText>
+              <w:instrText xml:space="preserve"> PAGEREF _Toc240293170 \h </w:instrText>
             </w:r>
             <w:r>
               <w:rPr>
@@ -5764,7 +5764,7 @@
               <w14:ligatures w14:val="standardContextual"/>
             </w:rPr>
           </w:pPr>
-          <w:hyperlink w:anchor="_Toc240292528" w:history="1">
+          <w:hyperlink w:anchor="_Toc240293171" w:history="1">
             <w:r>
               <w:rPr>
                 <w:rStyle w:val="Hipervnculo"/>
@@ -5788,7 +5788,7 @@
               <w:rPr>
                 <w:noProof/>
               </w:rPr>
-              <w:instrText xml:space="preserve"> PAGEREF _Toc240292528 \h </w:instrText>
+              <w:instrText xml:space="preserve"> PAGEREF _Toc240293171 \h </w:instrText>
             </w:r>
             <w:r>
               <w:rPr>
@@ -5829,7 +5829,7 @@
               <w14:ligatures w14:val="standardContextual"/>
             </w:rPr>
           </w:pPr>
-          <w:hyperlink w:anchor="_Toc240292529" w:history="1">
+          <w:hyperlink w:anchor="_Toc240293172" w:history="1">
             <w:r>
               <w:rPr>
                 <w:rStyle w:val="Hipervnculo"/>
@@ -5853,7 +5853,7 @@
               <w:rPr>
                 <w:noProof/>
               </w:rPr>
-              <w:instrText xml:space="preserve"> PAGEREF _Toc240292529 \h </w:instrText>
+              <w:instrText xml:space="preserve"> PAGEREF _Toc240293172 \h </w:instrText>
             </w:r>
             <w:r>
               <w:rPr>
@@ -5894,7 +5894,7 @@
               <w14:ligatures w14:val="standardContextual"/>
             </w:rPr>
           </w:pPr>
-          <w:hyperlink w:anchor="_Toc240292530" w:history="1">
+          <w:hyperlink w:anchor="_Toc240293173" w:history="1">
             <w:r>
               <w:rPr>
                 <w:rStyle w:val="Hipervnculo"/>
@@ -5918,7 +5918,7 @@
               <w:rPr>
                 <w:noProof/>
               </w:rPr>
-              <w:instrText xml:space="preserve"> PAGEREF _Toc240292530 \h </w:instrText>
+              <w:instrText xml:space="preserve"> PAGEREF _Toc240293173 \h </w:instrText>
             </w:r>
             <w:r>
               <w:rPr>
@@ -5959,7 +5959,7 @@
               <w14:ligatures w14:val="standardContextual"/>
             </w:rPr>
           </w:pPr>
-          <w:hyperlink w:anchor="_Toc240292531" w:history="1">
+          <w:hyperlink w:anchor="_Toc240293174" w:history="1">
             <w:r>
               <w:rPr>
                 <w:rStyle w:val="Hipervnculo"/>
@@ -5983,7 +5983,7 @@
               <w:rPr>
                 <w:noProof/>
               </w:rPr>
-              <w:instrText xml:space="preserve"> PAGEREF _Toc240292531 \h </w:instrText>
+              <w:instrText xml:space="preserve"> PAGEREF _Toc240293174 \h </w:instrText>
             </w:r>
             <w:r>
               <w:rPr>
@@ -6024,7 +6024,7 @@
               <w14:ligatures w14:val="standardContextual"/>
             </w:rPr>
           </w:pPr>
-          <w:hyperlink w:anchor="_Toc240292532" w:history="1">
+          <w:hyperlink w:anchor="_Toc240293175" w:history="1">
             <w:r>
               <w:rPr>
                 <w:rStyle w:val="Hipervnculo"/>
@@ -6048,7 +6048,7 @@
               <w:rPr>
                 <w:noProof/>
               </w:rPr>
-              <w:instrText xml:space="preserve"> PAGEREF _Toc240292532 \h </w:instrText>
+              <w:instrText xml:space="preserve"> PAGEREF _Toc240293175 \h </w:instrText>
             </w:r>
             <w:r>
               <w:rPr>
@@ -6089,7 +6089,7 @@
               <w14:ligatures w14:val="standardContextual"/>
             </w:rPr>
           </w:pPr>
-          <w:hyperlink w:anchor="_Toc240292533" w:history="1">
+          <w:hyperlink w:anchor="_Toc240293176" w:history="1">
             <w:r>
               <w:rPr>
                 <w:rStyle w:val="Hipervnculo"/>
@@ -6113,7 +6113,7 @@
               <w:rPr>
                 <w:noProof/>
               </w:rPr>
-              <w:instrText xml:space="preserve"> PAGEREF _Toc240292533 \h </w:instrText>
+              <w:instrText xml:space="preserve"> PAGEREF _Toc240293176 \h </w:instrText>
             </w:r>
             <w:r>
               <w:rPr>
@@ -6154,7 +6154,7 @@
               <w14:ligatures w14:val="standardContextual"/>
             </w:rPr>
           </w:pPr>
-          <w:hyperlink w:anchor="_Toc240292534" w:history="1">
+          <w:hyperlink w:anchor="_Toc240293177" w:history="1">
             <w:r>
               <w:rPr>
                 <w:rStyle w:val="Hipervnculo"/>
@@ -6178,7 +6178,7 @@
               <w:rPr>
                 <w:noProof/>
               </w:rPr>
-              <w:instrText xml:space="preserve"> PAGEREF _Toc240292534 \h </w:instrText>
+              <w:instrText xml:space="preserve"> PAGEREF _Toc240293177 \h </w:instrText>
             </w:r>
             <w:r>
               <w:rPr>
@@ -6219,7 +6219,7 @@
               <w14:ligatures w14:val="standardContextual"/>
             </w:rPr>
           </w:pPr>
-          <w:hyperlink w:anchor="_Toc240292535" w:history="1">
+          <w:hyperlink w:anchor="_Toc240293178" w:history="1">
             <w:r>
               <w:rPr>
                 <w:rStyle w:val="Hipervnculo"/>
@@ -6243,7 +6243,7 @@
               <w:rPr>
                 <w:noProof/>
               </w:rPr>
-              <w:instrText xml:space="preserve"> PAGEREF _Toc240292535 \h </w:instrText>
+              <w:instrText xml:space="preserve"> PAGEREF _Toc240293178 \h </w:instrText>
             </w:r>
             <w:r>
               <w:rPr>
@@ -6284,7 +6284,7 @@
               <w14:ligatures w14:val="standardContextual"/>
             </w:rPr>
           </w:pPr>
-          <w:hyperlink w:anchor="_Toc240292536" w:history="1">
+          <w:hyperlink w:anchor="_Toc240293179" w:history="1">
             <w:r>
               <w:rPr>
                 <w:rStyle w:val="Hipervnculo"/>
@@ -6308,7 +6308,7 @@
               <w:rPr>
                 <w:noProof/>
               </w:rPr>
-              <w:instrText xml:space="preserve"> PAGEREF _Toc240292536 \h </w:instrText>
+              <w:instrText xml:space="preserve"> PAGEREF _Toc240293179 \h </w:instrText>
             </w:r>
             <w:r>
               <w:rPr>
@@ -6349,7 +6349,7 @@
               <w14:ligatures w14:val="standardContextual"/>
             </w:rPr>
           </w:pPr>
-          <w:hyperlink w:anchor="_Toc240292537" w:history="1">
+          <w:hyperlink w:anchor="_Toc240293180" w:history="1">
             <w:r>
               <w:rPr>
                 <w:rStyle w:val="Hipervnculo"/>
@@ -6373,7 +6373,7 @@
               <w:rPr>
                 <w:noProof/>
               </w:rPr>
-              <w:instrText xml:space="preserve"> PAGEREF _Toc240292537 \h </w:instrText>
+              <w:instrText xml:space="preserve"> PAGEREF _Toc240293180 \h </w:instrText>
             </w:r>
             <w:r>
               <w:rPr>
@@ -6414,13 +6414,13 @@
               <w14:ligatures w14:val="standardContextual"/>
             </w:rPr>
           </w:pPr>
-          <w:hyperlink w:anchor="_Toc240292538" w:history="1">
+          <w:hyperlink w:anchor="_Toc240293181" w:history="1">
             <w:r>
               <w:rPr>
                 <w:rStyle w:val="Hipervnculo"/>
                 <w:noProof/>
               </w:rPr>
-              <w:t>El balance de los siete intentos</w:t>
+              <w:t>El undécimo eje: cuatro veces más velas, y por qué no sirvieron de nada</w:t>
             </w:r>
             <w:r>
               <w:rPr>
@@ -6438,7 +6438,7 @@
               <w:rPr>
                 <w:noProof/>
               </w:rPr>
-              <w:instrText xml:space="preserve"> PAGEREF _Toc240292538 \h </w:instrText>
+              <w:instrText xml:space="preserve"> PAGEREF _Toc240293181 \h </w:instrText>
             </w:r>
             <w:r>
               <w:rPr>
@@ -6479,13 +6479,13 @@
               <w14:ligatures w14:val="standardContextual"/>
             </w:rPr>
           </w:pPr>
-          <w:hyperlink w:anchor="_Toc240292539" w:history="1">
+          <w:hyperlink w:anchor="_Toc240293182" w:history="1">
             <w:r>
               <w:rPr>
                 <w:rStyle w:val="Hipervnculo"/>
                 <w:noProof/>
               </w:rPr>
-              <w:t>Y una observación sobre la métrica, que sí queda</w:t>
+              <w:t>La cifra que lo explica todo está en la tercera columna</w:t>
             </w:r>
             <w:r>
               <w:rPr>
@@ -6503,7 +6503,7 @@
               <w:rPr>
                 <w:noProof/>
               </w:rPr>
-              <w:instrText xml:space="preserve"> PAGEREF _Toc240292539 \h </w:instrText>
+              <w:instrText xml:space="preserve"> PAGEREF _Toc240293182 \h </w:instrText>
             </w:r>
             <w:r>
               <w:rPr>
@@ -6520,7 +6520,7 @@
               <w:rPr>
                 <w:noProof/>
               </w:rPr>
-              <w:t>83</w:t>
+              <w:t>82</w:t>
             </w:r>
             <w:r>
               <w:rPr>
@@ -6544,12 +6544,272 @@
               <w14:ligatures w14:val="standardContextual"/>
             </w:rPr>
           </w:pPr>
-          <w:hyperlink w:anchor="_Toc240292540" w:history="1">
+          <w:hyperlink w:anchor="_Toc240293183" w:history="1">
             <w:r>
               <w:rPr>
                 <w:rStyle w:val="Hipervnculo"/>
                 <w:noProof/>
               </w:rPr>
+              <w:t>Por eso la ventaja no sube: baja</w:t>
+            </w:r>
+            <w:r>
+              <w:rPr>
+                <w:noProof/>
+              </w:rPr>
+              <w:tab/>
+            </w:r>
+            <w:r>
+              <w:rPr>
+                <w:noProof/>
+              </w:rPr>
+              <w:fldChar w:fldCharType="begin"/>
+            </w:r>
+            <w:r>
+              <w:rPr>
+                <w:noProof/>
+              </w:rPr>
+              <w:instrText xml:space="preserve"> PAGEREF _Toc240293183 \h </w:instrText>
+            </w:r>
+            <w:r>
+              <w:rPr>
+                <w:noProof/>
+              </w:rPr>
+            </w:r>
+            <w:r>
+              <w:rPr>
+                <w:noProof/>
+              </w:rPr>
+              <w:fldChar w:fldCharType="separate"/>
+            </w:r>
+            <w:r>
+              <w:rPr>
+                <w:noProof/>
+              </w:rPr>
+              <w:t>83</w:t>
+            </w:r>
+            <w:r>
+              <w:rPr>
+                <w:noProof/>
+              </w:rPr>
+              <w:fldChar w:fldCharType="end"/>
+            </w:r>
+          </w:hyperlink>
+        </w:p>
+        <w:p>
+          <w:pPr>
+            <w:pStyle w:val="TDC3"/>
+            <w:tabs>
+              <w:tab w:val="right" w:leader="dot" w:pos="9350"/>
+            </w:tabs>
+            <w:rPr>
+              <w:rFonts w:asciiTheme="minorHAnsi" w:eastAsiaTheme="minorEastAsia" w:hAnsiTheme="minorHAnsi" w:cstheme="minorBidi"/>
+              <w:noProof/>
+              <w:color w:val="auto"/>
+              <w:kern w:val="2"/>
+              <w14:ligatures w14:val="standardContextual"/>
+            </w:rPr>
+          </w:pPr>
+          <w:hyperlink w:anchor="_Toc240293184" w:history="1">
+            <w:r>
+              <w:rPr>
+                <w:rStyle w:val="Hipervnculo"/>
+                <w:noProof/>
+              </w:rPr>
+              <w:t>Lo que esto convierte de conjetura en medición</w:t>
+            </w:r>
+            <w:r>
+              <w:rPr>
+                <w:noProof/>
+              </w:rPr>
+              <w:tab/>
+            </w:r>
+            <w:r>
+              <w:rPr>
+                <w:noProof/>
+              </w:rPr>
+              <w:fldChar w:fldCharType="begin"/>
+            </w:r>
+            <w:r>
+              <w:rPr>
+                <w:noProof/>
+              </w:rPr>
+              <w:instrText xml:space="preserve"> PAGEREF _Toc240293184 \h </w:instrText>
+            </w:r>
+            <w:r>
+              <w:rPr>
+                <w:noProof/>
+              </w:rPr>
+            </w:r>
+            <w:r>
+              <w:rPr>
+                <w:noProof/>
+              </w:rPr>
+              <w:fldChar w:fldCharType="separate"/>
+            </w:r>
+            <w:r>
+              <w:rPr>
+                <w:noProof/>
+              </w:rPr>
+              <w:t>83</w:t>
+            </w:r>
+            <w:r>
+              <w:rPr>
+                <w:noProof/>
+              </w:rPr>
+              <w:fldChar w:fldCharType="end"/>
+            </w:r>
+          </w:hyperlink>
+        </w:p>
+        <w:p>
+          <w:pPr>
+            <w:pStyle w:val="TDC3"/>
+            <w:tabs>
+              <w:tab w:val="right" w:leader="dot" w:pos="9350"/>
+            </w:tabs>
+            <w:rPr>
+              <w:rFonts w:asciiTheme="minorHAnsi" w:eastAsiaTheme="minorEastAsia" w:hAnsiTheme="minorHAnsi" w:cstheme="minorBidi"/>
+              <w:noProof/>
+              <w:color w:val="auto"/>
+              <w:kern w:val="2"/>
+              <w14:ligatures w14:val="standardContextual"/>
+            </w:rPr>
+          </w:pPr>
+          <w:hyperlink w:anchor="_Toc240293185" w:history="1">
+            <w:r>
+              <w:rPr>
+                <w:rStyle w:val="Hipervnculo"/>
+                <w:noProof/>
+              </w:rPr>
+              <w:t>El balance de los siete intentos</w:t>
+            </w:r>
+            <w:r>
+              <w:rPr>
+                <w:noProof/>
+              </w:rPr>
+              <w:tab/>
+            </w:r>
+            <w:r>
+              <w:rPr>
+                <w:noProof/>
+              </w:rPr>
+              <w:fldChar w:fldCharType="begin"/>
+            </w:r>
+            <w:r>
+              <w:rPr>
+                <w:noProof/>
+              </w:rPr>
+              <w:instrText xml:space="preserve"> PAGEREF _Toc240293185 \h </w:instrText>
+            </w:r>
+            <w:r>
+              <w:rPr>
+                <w:noProof/>
+              </w:rPr>
+            </w:r>
+            <w:r>
+              <w:rPr>
+                <w:noProof/>
+              </w:rPr>
+              <w:fldChar w:fldCharType="separate"/>
+            </w:r>
+            <w:r>
+              <w:rPr>
+                <w:noProof/>
+              </w:rPr>
+              <w:t>83</w:t>
+            </w:r>
+            <w:r>
+              <w:rPr>
+                <w:noProof/>
+              </w:rPr>
+              <w:fldChar w:fldCharType="end"/>
+            </w:r>
+          </w:hyperlink>
+        </w:p>
+        <w:p>
+          <w:pPr>
+            <w:pStyle w:val="TDC3"/>
+            <w:tabs>
+              <w:tab w:val="right" w:leader="dot" w:pos="9350"/>
+            </w:tabs>
+            <w:rPr>
+              <w:rFonts w:asciiTheme="minorHAnsi" w:eastAsiaTheme="minorEastAsia" w:hAnsiTheme="minorHAnsi" w:cstheme="minorBidi"/>
+              <w:noProof/>
+              <w:color w:val="auto"/>
+              <w:kern w:val="2"/>
+              <w14:ligatures w14:val="standardContextual"/>
+            </w:rPr>
+          </w:pPr>
+          <w:hyperlink w:anchor="_Toc240293186" w:history="1">
+            <w:r>
+              <w:rPr>
+                <w:rStyle w:val="Hipervnculo"/>
+                <w:noProof/>
+              </w:rPr>
+              <w:t>Y una observación sobre la métrica, que sí queda</w:t>
+            </w:r>
+            <w:r>
+              <w:rPr>
+                <w:noProof/>
+              </w:rPr>
+              <w:tab/>
+            </w:r>
+            <w:r>
+              <w:rPr>
+                <w:noProof/>
+              </w:rPr>
+              <w:fldChar w:fldCharType="begin"/>
+            </w:r>
+            <w:r>
+              <w:rPr>
+                <w:noProof/>
+              </w:rPr>
+              <w:instrText xml:space="preserve"> PAGEREF _Toc240293186 \h </w:instrText>
+            </w:r>
+            <w:r>
+              <w:rPr>
+                <w:noProof/>
+              </w:rPr>
+            </w:r>
+            <w:r>
+              <w:rPr>
+                <w:noProof/>
+              </w:rPr>
+              <w:fldChar w:fldCharType="separate"/>
+            </w:r>
+            <w:r>
+              <w:rPr>
+                <w:noProof/>
+              </w:rPr>
+              <w:t>85</w:t>
+            </w:r>
+            <w:r>
+              <w:rPr>
+                <w:noProof/>
+              </w:rPr>
+              <w:fldChar w:fldCharType="end"/>
+            </w:r>
+          </w:hyperlink>
+        </w:p>
+        <w:p>
+          <w:pPr>
+            <w:pStyle w:val="TDC3"/>
+            <w:tabs>
+              <w:tab w:val="right" w:leader="dot" w:pos="9350"/>
+            </w:tabs>
+            <w:rPr>
+              <w:rFonts w:asciiTheme="minorHAnsi" w:eastAsiaTheme="minorEastAsia" w:hAnsiTheme="minorHAnsi" w:cstheme="minorBidi"/>
+              <w:noProof/>
+              <w:color w:val="auto"/>
+              <w:kern w:val="2"/>
+              <w14:ligatures w14:val="standardContextual"/>
+            </w:rPr>
+          </w:pPr>
+          <w:hyperlink w:anchor="_Toc240293187" w:history="1">
+            <w:r>
+              <w:rPr>
+                <w:rStyle w:val="Hipervnculo"/>
+                <w:noProof/>
+              </w:rPr>
               <w:t>Lo que se aprende de esto</w:t>
             </w:r>
             <w:r>
@@ -6568,7 +6828,7 @@
               <w:rPr>
                 <w:noProof/>
               </w:rPr>
-              <w:instrText xml:space="preserve"> PAGEREF _Toc240292540 \h </w:instrText>
+              <w:instrText xml:space="preserve"> PAGEREF _Toc240293187 \h </w:instrText>
             </w:r>
             <w:r>
               <w:rPr>
@@ -6585,7 +6845,7 @@
               <w:rPr>
                 <w:noProof/>
               </w:rPr>
-              <w:t>83</w:t>
+              <w:t>85</w:t>
             </w:r>
             <w:r>
               <w:rPr>
@@ -6609,7 +6869,7 @@
               <w14:ligatures w14:val="standardContextual"/>
             </w:rPr>
           </w:pPr>
-          <w:hyperlink w:anchor="_Toc240292541" w:history="1">
+          <w:hyperlink w:anchor="_Toc240293188" w:history="1">
             <w:r>
               <w:rPr>
                 <w:rStyle w:val="Hipervnculo"/>
@@ -6633,7 +6893,7 @@
               <w:rPr>
                 <w:noProof/>
               </w:rPr>
-              <w:instrText xml:space="preserve"> PAGEREF _Toc240292541 \h </w:instrText>
+              <w:instrText xml:space="preserve"> PAGEREF _Toc240293188 \h </w:instrText>
             </w:r>
             <w:r>
               <w:rPr>
@@ -6650,7 +6910,7 @@
               <w:rPr>
                 <w:noProof/>
               </w:rPr>
-              <w:t>85</w:t>
+              <w:t>86</w:t>
             </w:r>
             <w:r>
               <w:rPr>
@@ -6674,7 +6934,7 @@
               <w14:ligatures w14:val="standardContextual"/>
             </w:rPr>
           </w:pPr>
-          <w:hyperlink w:anchor="_Toc240292542" w:history="1">
+          <w:hyperlink w:anchor="_Toc240293189" w:history="1">
             <w:r>
               <w:rPr>
                 <w:rStyle w:val="Hipervnculo"/>
@@ -6698,7 +6958,7 @@
               <w:rPr>
                 <w:noProof/>
               </w:rPr>
-              <w:instrText xml:space="preserve"> PAGEREF _Toc240292542 \h </w:instrText>
+              <w:instrText xml:space="preserve"> PAGEREF _Toc240293189 \h </w:instrText>
             </w:r>
             <w:r>
               <w:rPr>
@@ -6715,7 +6975,7 @@
               <w:rPr>
                 <w:noProof/>
               </w:rPr>
-              <w:t>85</w:t>
+              <w:t>87</w:t>
             </w:r>
             <w:r>
               <w:rPr>
@@ -6739,7 +6999,7 @@
               <w14:ligatures w14:val="standardContextual"/>
             </w:rPr>
           </w:pPr>
-          <w:hyperlink w:anchor="_Toc240292543" w:history="1">
+          <w:hyperlink w:anchor="_Toc240293190" w:history="1">
             <w:r>
               <w:rPr>
                 <w:rStyle w:val="Hipervnculo"/>
@@ -6763,7 +7023,7 @@
               <w:rPr>
                 <w:noProof/>
               </w:rPr>
-              <w:instrText xml:space="preserve"> PAGEREF _Toc240292543 \h </w:instrText>
+              <w:instrText xml:space="preserve"> PAGEREF _Toc240293190 \h </w:instrText>
             </w:r>
             <w:r>
               <w:rPr>
@@ -6780,7 +7040,7 @@
               <w:rPr>
                 <w:noProof/>
               </w:rPr>
-              <w:t>87</w:t>
+              <w:t>88</w:t>
             </w:r>
             <w:r>
               <w:rPr>
@@ -6807,7 +7067,7 @@
         <w:pStyle w:val="Ttulo1"/>
         <w:keepNext/>
       </w:pPr>
-      <w:bookmarkStart w:id="0" w:name="_Toc240292442"/>
+      <w:bookmarkStart w:id="0" w:name="_Toc240293085"/>
       <w:r>
         <w:lastRenderedPageBreak/>
         <w:t>Sistema de Pronóstico de Puntos de Inflexión en el Precio de Litecoin</w:t>
@@ -6868,7 +7128,7 @@
         <w:pStyle w:val="Ttulo2"/>
         <w:keepNext/>
       </w:pPr>
-      <w:bookmarkStart w:id="1" w:name="_Toc240292443"/>
+      <w:bookmarkStart w:id="1" w:name="_Toc240293086"/>
       <w:r>
         <w:t>Resumen ejecutivo</w:t>
       </w:r>
@@ -6906,7 +7166,7 @@
           <w:left w:w="10" w:type="dxa"/>
           <w:right w:w="10" w:type="dxa"/>
         </w:tblCellMar>
-        <w:tblLook w:val="0000" w:firstRow="0" w:lastRow="0" w:firstColumn="0" w:lastColumn="0" w:noHBand="0" w:noVBand="0"/>
+        <w:tblLook w:val="04A0" w:firstRow="1" w:lastRow="0" w:firstColumn="1" w:lastColumn="0" w:noHBand="0" w:noVBand="1"/>
       </w:tblPr>
       <w:tblGrid>
         <w:gridCol w:w="2340"/>
@@ -7585,7 +7845,7 @@
         <w:pStyle w:val="Ttulo2"/>
         <w:keepNext/>
       </w:pPr>
-      <w:bookmarkStart w:id="2" w:name="_Toc240292444"/>
+      <w:bookmarkStart w:id="2" w:name="_Toc240293087"/>
       <w:r>
         <w:t>Los dos entregables, y dónde está cada uno</w:t>
       </w:r>
@@ -7626,7 +7886,7 @@
           <w:left w:w="10" w:type="dxa"/>
           <w:right w:w="10" w:type="dxa"/>
         </w:tblCellMar>
-        <w:tblLook w:val="0000" w:firstRow="0" w:lastRow="0" w:firstColumn="0" w:lastColumn="0" w:noHBand="0" w:noVBand="0"/>
+        <w:tblLook w:val="04A0" w:firstRow="1" w:lastRow="0" w:firstColumn="1" w:lastColumn="0" w:noHBand="0" w:noVBand="1"/>
       </w:tblPr>
       <w:tblGrid>
         <w:gridCol w:w="4119"/>
@@ -8088,7 +8348,7 @@
         <w:pStyle w:val="Ttulo2"/>
         <w:keepNext/>
       </w:pPr>
-      <w:bookmarkStart w:id="3" w:name="_Toc240292445"/>
+      <w:bookmarkStart w:id="3" w:name="_Toc240293088"/>
       <w:r>
         <w:t>Qué se construyó</w:t>
       </w:r>
@@ -8147,7 +8407,7 @@
           <w:left w:w="10" w:type="dxa"/>
           <w:right w:w="10" w:type="dxa"/>
         </w:tblCellMar>
-        <w:tblLook w:val="0000" w:firstRow="0" w:lastRow="0" w:firstColumn="0" w:lastColumn="0" w:noHBand="0" w:noVBand="0"/>
+        <w:tblLook w:val="04A0" w:firstRow="1" w:lastRow="0" w:firstColumn="1" w:lastColumn="0" w:noHBand="0" w:noVBand="1"/>
       </w:tblPr>
       <w:tblGrid>
         <w:gridCol w:w="3120"/>
@@ -8537,7 +8797,7 @@
         <w:pStyle w:val="Ttulo2"/>
         <w:keepNext/>
       </w:pPr>
-      <w:bookmarkStart w:id="4" w:name="_Toc240292446"/>
+      <w:bookmarkStart w:id="4" w:name="_Toc240293089"/>
       <w:r>
         <w:t>Qué se puede afirmar hoy, y qué no</w:t>
       </w:r>
@@ -8823,7 +9083,7 @@
         <w:pStyle w:val="Ttulo2"/>
         <w:keepNext/>
       </w:pPr>
-      <w:bookmarkStart w:id="5" w:name="_Toc240292447"/>
+      <w:bookmarkStart w:id="5" w:name="_Toc240293090"/>
       <w:r>
         <w:t>Lo que este proyecto trató de hacer bien, y por qué se cuenta</w:t>
       </w:r>
@@ -8936,7 +9196,7 @@
         <w:pStyle w:val="Ttulo2"/>
         <w:keepNext/>
       </w:pPr>
-      <w:bookmarkStart w:id="6" w:name="_Toc240292448"/>
+      <w:bookmarkStart w:id="6" w:name="_Toc240293091"/>
       <w:r>
         <w:t>Cómo leer este informe</w:t>
       </w:r>
@@ -8949,7 +9209,7 @@
           <w:left w:w="10" w:type="dxa"/>
           <w:right w:w="10" w:type="dxa"/>
         </w:tblCellMar>
-        <w:tblLook w:val="0000" w:firstRow="0" w:lastRow="0" w:firstColumn="0" w:lastColumn="0" w:noHBand="0" w:noVBand="0"/>
+        <w:tblLook w:val="04A0" w:firstRow="1" w:lastRow="0" w:firstColumn="1" w:lastColumn="0" w:noHBand="0" w:noVBand="1"/>
       </w:tblPr>
       <w:tblGrid>
         <w:gridCol w:w="4680"/>
@@ -9445,7 +9705,7 @@
         <w:pStyle w:val="Ttulo1"/>
         <w:keepNext/>
       </w:pPr>
-      <w:bookmarkStart w:id="7" w:name="_Toc240292449"/>
+      <w:bookmarkStart w:id="7" w:name="_Toc240293092"/>
       <w:r>
         <w:t>Diseño</w:t>
       </w:r>
@@ -9566,7 +9826,7 @@
         <w:pStyle w:val="Ttulo2"/>
         <w:keepNext/>
       </w:pPr>
-      <w:bookmarkStart w:id="8" w:name="_Toc240292450"/>
+      <w:bookmarkStart w:id="8" w:name="_Toc240293093"/>
       <w:r>
         <w:t>1.1 Qué es un punto de inflexión, exactamente</w:t>
       </w:r>
@@ -9810,7 +10070,7 @@
           <w:left w:w="10" w:type="dxa"/>
           <w:right w:w="10" w:type="dxa"/>
         </w:tblCellMar>
-        <w:tblLook w:val="0000" w:firstRow="0" w:lastRow="0" w:firstColumn="0" w:lastColumn="0" w:noHBand="0" w:noVBand="0"/>
+        <w:tblLook w:val="04A0" w:firstRow="1" w:lastRow="0" w:firstColumn="1" w:lastColumn="0" w:noHBand="0" w:noVBand="1"/>
       </w:tblPr>
       <w:tblGrid>
         <w:gridCol w:w="2340"/>
@@ -10301,7 +10561,7 @@
         <w:pStyle w:val="Ttulo2"/>
         <w:keepNext/>
       </w:pPr>
-      <w:bookmarkStart w:id="9" w:name="_Toc240292451"/>
+      <w:bookmarkStart w:id="9" w:name="_Toc240293094"/>
       <w:r>
         <w:t>1.2 Los tres parámetros, y por qué esos</w:t>
       </w:r>
@@ -10438,7 +10698,7 @@
           <w:left w:w="10" w:type="dxa"/>
           <w:right w:w="10" w:type="dxa"/>
         </w:tblCellMar>
-        <w:tblLook w:val="0000" w:firstRow="0" w:lastRow="0" w:firstColumn="0" w:lastColumn="0" w:noHBand="0" w:noVBand="0"/>
+        <w:tblLook w:val="04A0" w:firstRow="1" w:lastRow="0" w:firstColumn="1" w:lastColumn="0" w:noHBand="0" w:noVBand="1"/>
       </w:tblPr>
       <w:tblGrid>
         <w:gridCol w:w="2340"/>
@@ -11234,7 +11494,7 @@
         <w:pStyle w:val="Ttulo2"/>
         <w:keepNext/>
       </w:pPr>
-      <w:bookmarkStart w:id="10" w:name="_Toc240292452"/>
+      <w:bookmarkStart w:id="10" w:name="_Toc240293095"/>
       <w:r>
         <w:t>1.3 Los datos: qué se descarga</w:t>
       </w:r>
@@ -11273,7 +11533,7 @@
           <w:left w:w="10" w:type="dxa"/>
           <w:right w:w="10" w:type="dxa"/>
         </w:tblCellMar>
-        <w:tblLook w:val="0000" w:firstRow="0" w:lastRow="0" w:firstColumn="0" w:lastColumn="0" w:noHBand="0" w:noVBand="0"/>
+        <w:tblLook w:val="04A0" w:firstRow="1" w:lastRow="0" w:firstColumn="1" w:lastColumn="0" w:noHBand="0" w:noVBand="1"/>
       </w:tblPr>
       <w:tblGrid>
         <w:gridCol w:w="4680"/>
@@ -11649,7 +11909,7 @@
         <w:pStyle w:val="Ttulo2"/>
         <w:keepNext/>
       </w:pPr>
-      <w:bookmarkStart w:id="11" w:name="_Toc240292453"/>
+      <w:bookmarkStart w:id="11" w:name="_Toc240293096"/>
       <w:r>
         <w:t>1.4 De dónde salen, y qué hubo que limpiar</w:t>
       </w:r>
@@ -11711,7 +11971,7 @@
           <w:left w:w="10" w:type="dxa"/>
           <w:right w:w="10" w:type="dxa"/>
         </w:tblCellMar>
-        <w:tblLook w:val="0000" w:firstRow="0" w:lastRow="0" w:firstColumn="0" w:lastColumn="0" w:noHBand="0" w:noVBand="0"/>
+        <w:tblLook w:val="04A0" w:firstRow="1" w:lastRow="0" w:firstColumn="1" w:lastColumn="0" w:noHBand="0" w:noVBand="1"/>
       </w:tblPr>
       <w:tblGrid>
         <w:gridCol w:w="1872"/>
@@ -12770,7 +13030,7 @@
         <w:pStyle w:val="Ttulo2"/>
         <w:keepNext/>
       </w:pPr>
-      <w:bookmarkStart w:id="12" w:name="_Toc240292454"/>
+      <w:bookmarkStart w:id="12" w:name="_Toc240293097"/>
       <w:r>
         <w:t>1.5 La partición, y el embargo</w:t>
       </w:r>
@@ -12950,7 +13210,7 @@
           <w:noProof/>
         </w:rPr>
         <w:drawing>
-          <wp:inline distT="0" distB="0" distL="0" distR="0" wp14:anchorId="11650E5A" wp14:editId="6CE45694">
+          <wp:inline distT="0" distB="0" distL="0" distR="0" wp14:anchorId="7E898EB1" wp14:editId="7E341DEC">
             <wp:extent cx="5715000" cy="1524000"/>
             <wp:effectExtent l="0" t="0" r="0" b="0"/>
             <wp:docPr id="1" name="Imagen 1"/>
@@ -13048,7 +13308,7 @@
           <w:left w:w="10" w:type="dxa"/>
           <w:right w:w="10" w:type="dxa"/>
         </w:tblCellMar>
-        <w:tblLook w:val="0000" w:firstRow="0" w:lastRow="0" w:firstColumn="0" w:lastColumn="0" w:noHBand="0" w:noVBand="0"/>
+        <w:tblLook w:val="04A0" w:firstRow="1" w:lastRow="0" w:firstColumn="1" w:lastColumn="0" w:noHBand="0" w:noVBand="1"/>
       </w:tblPr>
       <w:tblGrid>
         <w:gridCol w:w="3120"/>
@@ -13527,7 +13787,7 @@
         <w:pStyle w:val="Ttulo2"/>
         <w:keepNext/>
       </w:pPr>
-      <w:bookmarkStart w:id="13" w:name="_Toc240292455"/>
+      <w:bookmarkStart w:id="13" w:name="_Toc240293098"/>
       <w:r>
         <w:t>1.6 El bloque de prueba se toca una vez, y eso es comprobable</w:t>
       </w:r>
@@ -13678,7 +13938,7 @@
         <w:pStyle w:val="Ttulo1"/>
         <w:keepNext/>
       </w:pPr>
-      <w:bookmarkStart w:id="14" w:name="_Toc240292456"/>
+      <w:bookmarkStart w:id="14" w:name="_Toc240293099"/>
       <w:r>
         <w:t>Ingeniería de Características</w:t>
       </w:r>
@@ -13790,7 +14050,7 @@
         <w:pStyle w:val="Ttulo2"/>
         <w:keepNext/>
       </w:pPr>
-      <w:bookmarkStart w:id="15" w:name="_Toc240292457"/>
+      <w:bookmarkStart w:id="15" w:name="_Toc240293100"/>
       <w:r>
         <w:t>2.1 Las seis familias</w:t>
       </w:r>
@@ -13829,7 +14089,7 @@
           <w:left w:w="10" w:type="dxa"/>
           <w:right w:w="10" w:type="dxa"/>
         </w:tblCellMar>
-        <w:tblLook w:val="0000" w:firstRow="0" w:lastRow="0" w:firstColumn="0" w:lastColumn="0" w:noHBand="0" w:noVBand="0"/>
+        <w:tblLook w:val="04A0" w:firstRow="1" w:lastRow="0" w:firstColumn="1" w:lastColumn="0" w:noHBand="0" w:noVBand="1"/>
       </w:tblPr>
       <w:tblGrid>
         <w:gridCol w:w="3120"/>
@@ -14465,7 +14725,7 @@
         <w:pStyle w:val="Ttulo2"/>
         <w:keepNext/>
       </w:pPr>
-      <w:bookmarkStart w:id="16" w:name="_Toc240292458"/>
+      <w:bookmarkStart w:id="16" w:name="_Toc240293101"/>
       <w:r>
         <w:t>2.2 Cero columnas en nivel de precio, y lo que costó llegar ahí</w:t>
       </w:r>
@@ -14707,7 +14967,7 @@
         <w:pStyle w:val="Ttulo2"/>
         <w:keepNext/>
       </w:pPr>
-      <w:bookmarkStart w:id="17" w:name="_Toc240292459"/>
+      <w:bookmarkStart w:id="17" w:name="_Toc240293102"/>
       <w:r>
         <w:t>2.3 Qué usa el modelo, medido por permutación</w:t>
       </w:r>
@@ -14783,7 +15043,7 @@
           <w:left w:w="10" w:type="dxa"/>
           <w:right w:w="10" w:type="dxa"/>
         </w:tblCellMar>
-        <w:tblLook w:val="0000" w:firstRow="0" w:lastRow="0" w:firstColumn="0" w:lastColumn="0" w:noHBand="0" w:noVBand="0"/>
+        <w:tblLook w:val="04A0" w:firstRow="1" w:lastRow="0" w:firstColumn="1" w:lastColumn="0" w:noHBand="0" w:noVBand="1"/>
       </w:tblPr>
       <w:tblGrid>
         <w:gridCol w:w="4680"/>
@@ -15180,7 +15440,7 @@
           <w:left w:w="10" w:type="dxa"/>
           <w:right w:w="10" w:type="dxa"/>
         </w:tblCellMar>
-        <w:tblLook w:val="0000" w:firstRow="0" w:lastRow="0" w:firstColumn="0" w:lastColumn="0" w:noHBand="0" w:noVBand="0"/>
+        <w:tblLook w:val="04A0" w:firstRow="1" w:lastRow="0" w:firstColumn="1" w:lastColumn="0" w:noHBand="0" w:noVBand="1"/>
       </w:tblPr>
       <w:tblGrid>
         <w:gridCol w:w="1872"/>
@@ -16144,7 +16404,7 @@
         <w:pStyle w:val="Ttulo2"/>
         <w:keepNext/>
       </w:pPr>
-      <w:bookmarkStart w:id="18" w:name="_Toc240292460"/>
+      <w:bookmarkStart w:id="18" w:name="_Toc240293103"/>
       <w:r>
         <w:lastRenderedPageBreak/>
         <w:t>2.4 El piso de ruido: qué hace que la tabla signifique algo</w:t>
@@ -16267,7 +16527,7 @@
         <w:pStyle w:val="Ttulo2"/>
         <w:keepNext/>
       </w:pPr>
-      <w:bookmarkStart w:id="19" w:name="_Toc240292461"/>
+      <w:bookmarkStart w:id="19" w:name="_Toc240293104"/>
       <w:r>
         <w:t>2.5 Recortar las 17: medido, no opinado</w:t>
       </w:r>
@@ -16324,7 +16584,7 @@
           <w:left w:w="10" w:type="dxa"/>
           <w:right w:w="10" w:type="dxa"/>
         </w:tblCellMar>
-        <w:tblLook w:val="0000" w:firstRow="0" w:lastRow="0" w:firstColumn="0" w:lastColumn="0" w:noHBand="0" w:noVBand="0"/>
+        <w:tblLook w:val="04A0" w:firstRow="1" w:lastRow="0" w:firstColumn="1" w:lastColumn="0" w:noHBand="0" w:noVBand="1"/>
       </w:tblPr>
       <w:tblGrid>
         <w:gridCol w:w="2340"/>
@@ -17146,7 +17406,7 @@
         <w:pStyle w:val="Ttulo2"/>
         <w:keepNext/>
       </w:pPr>
-      <w:bookmarkStart w:id="20" w:name="_Toc240292462"/>
+      <w:bookmarkStart w:id="20" w:name="_Toc240293105"/>
       <w:r>
         <w:t>2.6 La tensión con el resultado multivariante, y por qué no es una contradicción</w:t>
       </w:r>
@@ -17325,7 +17585,7 @@
         <w:pStyle w:val="Ttulo2"/>
         <w:keepNext/>
       </w:pPr>
-      <w:bookmarkStart w:id="21" w:name="_Toc240292463"/>
+      <w:bookmarkStart w:id="21" w:name="_Toc240293106"/>
       <w:r>
         <w:t>2.7 Lo que esta sección no puede afirmar</w:t>
       </w:r>
@@ -17457,7 +17717,7 @@
         <w:pStyle w:val="Ttulo1"/>
         <w:keepNext/>
       </w:pPr>
-      <w:bookmarkStart w:id="22" w:name="_Toc240292464"/>
+      <w:bookmarkStart w:id="22" w:name="_Toc240293107"/>
       <w:r>
         <w:t>Los Dos Modelos: Fundacional y Avanzado</w:t>
       </w:r>
@@ -17511,7 +17771,7 @@
         <w:pStyle w:val="Ttulo2"/>
         <w:keepNext/>
       </w:pPr>
-      <w:bookmarkStart w:id="23" w:name="_Toc240292465"/>
+      <w:bookmarkStart w:id="23" w:name="_Toc240293108"/>
       <w:r>
         <w:lastRenderedPageBreak/>
         <w:t>1. El puente, que es lo que hace comparables a los dos</w:t>
@@ -17669,7 +17929,7 @@
         <w:pStyle w:val="Ttulo2"/>
         <w:keepNext/>
       </w:pPr>
-      <w:bookmarkStart w:id="24" w:name="_Toc240292466"/>
+      <w:bookmarkStart w:id="24" w:name="_Toc240293109"/>
       <w:r>
         <w:t>2. Modelo fundacional — Chronos-Bolt</w:t>
       </w:r>
@@ -17743,7 +18003,7 @@
           <w:left w:w="10" w:type="dxa"/>
           <w:right w:w="10" w:type="dxa"/>
         </w:tblCellMar>
-        <w:tblLook w:val="0000" w:firstRow="0" w:lastRow="0" w:firstColumn="0" w:lastColumn="0" w:noHBand="0" w:noVBand="0"/>
+        <w:tblLook w:val="04A0" w:firstRow="1" w:lastRow="0" w:firstColumn="1" w:lastColumn="0" w:noHBand="0" w:noVBand="1"/>
       </w:tblPr>
       <w:tblGrid>
         <w:gridCol w:w="2340"/>
@@ -17994,7 +18254,7 @@
         <w:pStyle w:val="Ttulo2"/>
         <w:keepNext/>
       </w:pPr>
-      <w:bookmarkStart w:id="25" w:name="_Toc240292467"/>
+      <w:bookmarkStart w:id="25" w:name="_Toc240293110"/>
       <w:r>
         <w:lastRenderedPageBreak/>
         <w:t>3. Modelo avanzado — iTransformer</w:t>
@@ -18036,7 +18296,7 @@
         <w:pStyle w:val="Ttulo3"/>
         <w:keepNext/>
       </w:pPr>
-      <w:bookmarkStart w:id="26" w:name="_Toc240292468"/>
+      <w:bookmarkStart w:id="26" w:name="_Toc240293111"/>
       <w:r>
         <w:t>Por qué no es Informer</w:t>
       </w:r>
@@ -18141,7 +18401,7 @@
         <w:pStyle w:val="Ttulo3"/>
         <w:keepNext/>
       </w:pPr>
-      <w:bookmarkStart w:id="27" w:name="_Toc240292469"/>
+      <w:bookmarkStart w:id="27" w:name="_Toc240293112"/>
       <w:r>
         <w:t>Lo que cuesta</w:t>
       </w:r>
@@ -18154,7 +18414,7 @@
           <w:left w:w="10" w:type="dxa"/>
           <w:right w:w="10" w:type="dxa"/>
         </w:tblCellMar>
-        <w:tblLook w:val="0000" w:firstRow="0" w:lastRow="0" w:firstColumn="0" w:lastColumn="0" w:noHBand="0" w:noVBand="0"/>
+        <w:tblLook w:val="04A0" w:firstRow="1" w:lastRow="0" w:firstColumn="1" w:lastColumn="0" w:noHBand="0" w:noVBand="1"/>
       </w:tblPr>
       <w:tblGrid>
         <w:gridCol w:w="4680"/>
@@ -18373,7 +18633,7 @@
           <w:left w:w="10" w:type="dxa"/>
           <w:right w:w="10" w:type="dxa"/>
         </w:tblCellMar>
-        <w:tblLook w:val="0000" w:firstRow="0" w:lastRow="0" w:firstColumn="0" w:lastColumn="0" w:noHBand="0" w:noVBand="0"/>
+        <w:tblLook w:val="04A0" w:firstRow="1" w:lastRow="0" w:firstColumn="1" w:lastColumn="0" w:noHBand="0" w:noVBand="1"/>
       </w:tblPr>
       <w:tblGrid>
         <w:gridCol w:w="2340"/>
@@ -18662,7 +18922,7 @@
         <w:pStyle w:val="Ttulo2"/>
         <w:keepNext/>
       </w:pPr>
-      <w:bookmarkStart w:id="28" w:name="_Toc240292470"/>
+      <w:bookmarkStart w:id="28" w:name="_Toc240293113"/>
       <w:r>
         <w:lastRenderedPageBreak/>
         <w:t>4. Rendimiento sobre validación</w:t>
@@ -18676,7 +18936,7 @@
           <w:left w:w="10" w:type="dxa"/>
           <w:right w:w="10" w:type="dxa"/>
         </w:tblCellMar>
-        <w:tblLook w:val="0000" w:firstRow="0" w:lastRow="0" w:firstColumn="0" w:lastColumn="0" w:noHBand="0" w:noVBand="0"/>
+        <w:tblLook w:val="04A0" w:firstRow="1" w:lastRow="0" w:firstColumn="1" w:lastColumn="0" w:noHBand="0" w:noVBand="1"/>
       </w:tblPr>
       <w:tblGrid>
         <w:gridCol w:w="4281"/>
@@ -19470,7 +19730,7 @@
         <w:pStyle w:val="Ttulo3"/>
         <w:keepNext/>
       </w:pPr>
-      <w:bookmarkStart w:id="29" w:name="_Toc240292471"/>
+      <w:bookmarkStart w:id="29" w:name="_Toc240293114"/>
       <w:r>
         <w:t>Las comparaciones que deciden</w:t>
       </w:r>
@@ -19501,7 +19761,7 @@
           <w:left w:w="10" w:type="dxa"/>
           <w:right w:w="10" w:type="dxa"/>
         </w:tblCellMar>
-        <w:tblLook w:val="0000" w:firstRow="0" w:lastRow="0" w:firstColumn="0" w:lastColumn="0" w:noHBand="0" w:noVBand="0"/>
+        <w:tblLook w:val="04A0" w:firstRow="1" w:lastRow="0" w:firstColumn="1" w:lastColumn="0" w:noHBand="0" w:noVBand="1"/>
       </w:tblPr>
       <w:tblGrid>
         <w:gridCol w:w="2340"/>
@@ -20554,7 +20814,7 @@
         <w:pStyle w:val="Ttulo2"/>
         <w:keepNext/>
       </w:pPr>
-      <w:bookmarkStart w:id="30" w:name="_Toc240292472"/>
+      <w:bookmarkStart w:id="30" w:name="_Toc240293115"/>
       <w:r>
         <w:t>5. Por qué no se ajustaron hiperparámetros</w:t>
       </w:r>
@@ -20682,7 +20942,7 @@
         <w:pStyle w:val="Ttulo2"/>
         <w:keepNext/>
       </w:pPr>
-      <w:bookmarkStart w:id="31" w:name="_Toc240292473"/>
+      <w:bookmarkStart w:id="31" w:name="_Toc240293116"/>
       <w:r>
         <w:t>6. Lo que no se puede afirmar, y por qué</w:t>
       </w:r>
@@ -20693,7 +20953,7 @@
         <w:pStyle w:val="Ttulo3"/>
         <w:keepNext/>
       </w:pPr>
-      <w:bookmarkStart w:id="32" w:name="_Toc240292474"/>
+      <w:bookmarkStart w:id="32" w:name="_Toc240293117"/>
       <w:r>
         <w:t>Los activos de apoyo: signo estable en las cinco, sin distinguibilidad afirmable</w:t>
       </w:r>
@@ -20782,7 +21042,7 @@
           <w:left w:w="10" w:type="dxa"/>
           <w:right w:w="10" w:type="dxa"/>
         </w:tblCellMar>
-        <w:tblLook w:val="0000" w:firstRow="0" w:lastRow="0" w:firstColumn="0" w:lastColumn="0" w:noHBand="0" w:noVBand="0"/>
+        <w:tblLook w:val="04A0" w:firstRow="1" w:lastRow="0" w:firstColumn="1" w:lastColumn="0" w:noHBand="0" w:noVBand="1"/>
       </w:tblPr>
       <w:tblGrid>
         <w:gridCol w:w="2340"/>
@@ -21609,7 +21869,7 @@
         <w:pStyle w:val="Ttulo3"/>
         <w:keepNext/>
       </w:pPr>
-      <w:bookmarkStart w:id="33" w:name="_Toc240292475"/>
+      <w:bookmarkStart w:id="33" w:name="_Toc240293118"/>
       <w:r>
         <w:t>La dispersión no es pareja, y es peor donde más importa</w:t>
       </w:r>
@@ -21630,7 +21890,7 @@
           <w:left w:w="10" w:type="dxa"/>
           <w:right w:w="10" w:type="dxa"/>
         </w:tblCellMar>
-        <w:tblLook w:val="0000" w:firstRow="0" w:lastRow="0" w:firstColumn="0" w:lastColumn="0" w:noHBand="0" w:noVBand="0"/>
+        <w:tblLook w:val="04A0" w:firstRow="1" w:lastRow="0" w:firstColumn="1" w:lastColumn="0" w:noHBand="0" w:noVBand="1"/>
       </w:tblPr>
       <w:tblGrid>
         <w:gridCol w:w="3120"/>
@@ -22266,7 +22526,7 @@
           <w:left w:w="10" w:type="dxa"/>
           <w:right w:w="10" w:type="dxa"/>
         </w:tblCellMar>
-        <w:tblLook w:val="0000" w:firstRow="0" w:lastRow="0" w:firstColumn="0" w:lastColumn="0" w:noHBand="0" w:noVBand="0"/>
+        <w:tblLook w:val="04A0" w:firstRow="1" w:lastRow="0" w:firstColumn="1" w:lastColumn="0" w:noHBand="0" w:noVBand="1"/>
       </w:tblPr>
       <w:tblGrid>
         <w:gridCol w:w="3120"/>
@@ -22577,7 +22837,7 @@
         <w:pStyle w:val="Ttulo3"/>
         <w:keepNext/>
       </w:pPr>
-      <w:bookmarkStart w:id="34" w:name="_Toc240292476"/>
+      <w:bookmarkStart w:id="34" w:name="_Toc240293119"/>
       <w:r>
         <w:lastRenderedPageBreak/>
         <w:t>El puente amplifica diferencias que no deberían importar</w:t>
@@ -22633,7 +22893,7 @@
         <w:pStyle w:val="Ttulo2"/>
         <w:keepNext/>
       </w:pPr>
-      <w:bookmarkStart w:id="35" w:name="_Toc240292477"/>
+      <w:bookmarkStart w:id="35" w:name="_Toc240293120"/>
       <w:r>
         <w:t>7. Por clase: lo que el bloque de prueba sugirió y lo que la potencia confirmó</w:t>
       </w:r>
@@ -22662,7 +22922,7 @@
         <w:pStyle w:val="Ttulo3"/>
         <w:keepNext/>
       </w:pPr>
-      <w:bookmarkStart w:id="36" w:name="_Toc240292478"/>
+      <w:bookmarkStart w:id="36" w:name="_Toc240293121"/>
       <w:r>
         <w:t>Lo que se vio en el bloque de prueba</w:t>
       </w:r>
@@ -22690,7 +22950,7 @@
           <w:left w:w="10" w:type="dxa"/>
           <w:right w:w="10" w:type="dxa"/>
         </w:tblCellMar>
-        <w:tblLook w:val="0000" w:firstRow="0" w:lastRow="0" w:firstColumn="0" w:lastColumn="0" w:noHBand="0" w:noVBand="0"/>
+        <w:tblLook w:val="04A0" w:firstRow="1" w:lastRow="0" w:firstColumn="1" w:lastColumn="0" w:noHBand="0" w:noVBand="1"/>
       </w:tblPr>
       <w:tblGrid>
         <w:gridCol w:w="4282"/>
@@ -23160,7 +23420,7 @@
         <w:pStyle w:val="Ttulo3"/>
         <w:keepNext/>
       </w:pPr>
-      <w:bookmarkStart w:id="37" w:name="_Toc240292479"/>
+      <w:bookmarkStart w:id="37" w:name="_Toc240293122"/>
       <w:r>
         <w:t>Lo que dice la agregación de los nueve tramos</w:t>
       </w:r>
@@ -23206,7 +23466,7 @@
           <w:left w:w="10" w:type="dxa"/>
           <w:right w:w="10" w:type="dxa"/>
         </w:tblCellMar>
-        <w:tblLook w:val="0000" w:firstRow="0" w:lastRow="0" w:firstColumn="0" w:lastColumn="0" w:noHBand="0" w:noVBand="0"/>
+        <w:tblLook w:val="04A0" w:firstRow="1" w:lastRow="0" w:firstColumn="1" w:lastColumn="0" w:noHBand="0" w:noVBand="1"/>
       </w:tblPr>
       <w:tblGrid>
         <w:gridCol w:w="1872"/>
@@ -23831,7 +24091,7 @@
         <w:pStyle w:val="Ttulo3"/>
         <w:keepNext/>
       </w:pPr>
-      <w:bookmarkStart w:id="38" w:name="_Toc240292480"/>
+      <w:bookmarkStart w:id="38" w:name="_Toc240293123"/>
       <w:r>
         <w:t>Por qué esto importa más allá de la tabla</w:t>
       </w:r>
@@ -23903,7 +24163,7 @@
         <w:pStyle w:val="Ttulo2"/>
         <w:keepNext/>
       </w:pPr>
-      <w:bookmarkStart w:id="39" w:name="_Toc240292481"/>
+      <w:bookmarkStart w:id="39" w:name="_Toc240293124"/>
       <w:r>
         <w:lastRenderedPageBreak/>
         <w:t>8. La celda que faltaba, y las tres lecturas escritas de antemano</w:t>
@@ -24016,7 +24276,7 @@
         <w:pStyle w:val="Ttulo2"/>
         <w:keepNext/>
       </w:pPr>
-      <w:bookmarkStart w:id="40" w:name="_Toc240292482"/>
+      <w:bookmarkStart w:id="40" w:name="_Toc240293125"/>
       <w:r>
         <w:t>9. Cómo se regenera cada cifra</w:t>
       </w:r>
@@ -24061,7 +24321,7 @@
           <w:left w:w="10" w:type="dxa"/>
           <w:right w:w="10" w:type="dxa"/>
         </w:tblCellMar>
-        <w:tblLook w:val="0000" w:firstRow="0" w:lastRow="0" w:firstColumn="0" w:lastColumn="0" w:noHBand="0" w:noVBand="0"/>
+        <w:tblLook w:val="04A0" w:firstRow="1" w:lastRow="0" w:firstColumn="1" w:lastColumn="0" w:noHBand="0" w:noVBand="1"/>
       </w:tblPr>
       <w:tblGrid>
         <w:gridCol w:w="4680"/>
@@ -24446,7 +24706,7 @@
         <w:pStyle w:val="Ttulo1"/>
         <w:keepNext/>
       </w:pPr>
-      <w:bookmarkStart w:id="41" w:name="_Toc240292483"/>
+      <w:bookmarkStart w:id="41" w:name="_Toc240293126"/>
       <w:r>
         <w:t>Pruebas de Detección</w:t>
       </w:r>
@@ -24749,7 +25009,7 @@
         <w:pStyle w:val="Ttulo2"/>
         <w:keepNext/>
       </w:pPr>
-      <w:bookmarkStart w:id="42" w:name="_Toc240292484"/>
+      <w:bookmarkStart w:id="42" w:name="_Toc240293127"/>
       <w:r>
         <w:t>4.1 Qué demuestra cada una</w:t>
       </w:r>
@@ -24796,7 +25056,7 @@
           <w:left w:w="10" w:type="dxa"/>
           <w:right w:w="10" w:type="dxa"/>
         </w:tblCellMar>
-        <w:tblLook w:val="0000" w:firstRow="0" w:lastRow="0" w:firstColumn="0" w:lastColumn="0" w:noHBand="0" w:noVBand="0"/>
+        <w:tblLook w:val="04A0" w:firstRow="1" w:lastRow="0" w:firstColumn="1" w:lastColumn="0" w:noHBand="0" w:noVBand="1"/>
       </w:tblPr>
       <w:tblGrid>
         <w:gridCol w:w="2340"/>
@@ -25388,7 +25648,7 @@
         <w:pStyle w:val="Ttulo2"/>
         <w:keepNext/>
       </w:pPr>
-      <w:bookmarkStart w:id="43" w:name="_Toc240292485"/>
+      <w:bookmarkStart w:id="43" w:name="_Toc240293128"/>
       <w:r>
         <w:t>4.2 Prueba 1 · El etiquetador, sobre una serie construida</w:t>
       </w:r>
@@ -25452,7 +25712,7 @@
           <w:left w:w="10" w:type="dxa"/>
           <w:right w:w="10" w:type="dxa"/>
         </w:tblCellMar>
-        <w:tblLook w:val="0000" w:firstRow="0" w:lastRow="0" w:firstColumn="0" w:lastColumn="0" w:noHBand="0" w:noVBand="0"/>
+        <w:tblLook w:val="04A0" w:firstRow="1" w:lastRow="0" w:firstColumn="1" w:lastColumn="0" w:noHBand="0" w:noVBand="1"/>
       </w:tblPr>
       <w:tblGrid>
         <w:gridCol w:w="4680"/>
@@ -25720,7 +25980,7 @@
         <w:pStyle w:val="Ttulo2"/>
         <w:keepNext/>
       </w:pPr>
-      <w:bookmarkStart w:id="44" w:name="_Toc240292486"/>
+      <w:bookmarkStart w:id="44" w:name="_Toc240293129"/>
       <w:r>
         <w:t>4.3 Prueba 2 · El circuito completo, sobre datos sintéticos</w:t>
       </w:r>
@@ -25817,7 +26077,7 @@
           <w:left w:w="10" w:type="dxa"/>
           <w:right w:w="10" w:type="dxa"/>
         </w:tblCellMar>
-        <w:tblLook w:val="0000" w:firstRow="0" w:lastRow="0" w:firstColumn="0" w:lastColumn="0" w:noHBand="0" w:noVBand="0"/>
+        <w:tblLook w:val="04A0" w:firstRow="1" w:lastRow="0" w:firstColumn="1" w:lastColumn="0" w:noHBand="0" w:noVBand="1"/>
       </w:tblPr>
       <w:tblGrid>
         <w:gridCol w:w="3120"/>
@@ -26224,7 +26484,7 @@
         <w:pStyle w:val="Ttulo2"/>
         <w:keepNext/>
       </w:pPr>
-      <w:bookmarkStart w:id="45" w:name="_Toc240292487"/>
+      <w:bookmarkStart w:id="45" w:name="_Toc240293130"/>
       <w:r>
         <w:t>4.4 Prueba 3 · Sobre el bloque de entrenamiento</w:t>
       </w:r>
@@ -26278,7 +26538,7 @@
           <w:left w:w="10" w:type="dxa"/>
           <w:right w:w="10" w:type="dxa"/>
         </w:tblCellMar>
-        <w:tblLook w:val="0000" w:firstRow="0" w:lastRow="0" w:firstColumn="0" w:lastColumn="0" w:noHBand="0" w:noVBand="0"/>
+        <w:tblLook w:val="04A0" w:firstRow="1" w:lastRow="0" w:firstColumn="1" w:lastColumn="0" w:noHBand="0" w:noVBand="1"/>
       </w:tblPr>
       <w:tblGrid>
         <w:gridCol w:w="3120"/>
@@ -26712,7 +26972,7 @@
         <w:pStyle w:val="Ttulo2"/>
         <w:keepNext/>
       </w:pPr>
-      <w:bookmarkStart w:id="46" w:name="_Toc240292488"/>
+      <w:bookmarkStart w:id="46" w:name="_Toc240293131"/>
       <w:r>
         <w:t>4.5 Prueba 4 · Tiempo real, y por qué es la única que busca fuga</w:t>
       </w:r>
@@ -26804,7 +27064,7 @@
           <w:left w:w="10" w:type="dxa"/>
           <w:right w:w="10" w:type="dxa"/>
         </w:tblCellMar>
-        <w:tblLook w:val="0000" w:firstRow="0" w:lastRow="0" w:firstColumn="0" w:lastColumn="0" w:noHBand="0" w:noVBand="0"/>
+        <w:tblLook w:val="04A0" w:firstRow="1" w:lastRow="0" w:firstColumn="1" w:lastColumn="0" w:noHBand="0" w:noVBand="1"/>
       </w:tblPr>
       <w:tblGrid>
         <w:gridCol w:w="4680"/>
@@ -27028,7 +27288,7 @@
         <w:pStyle w:val="Ttulo3"/>
         <w:keepNext/>
       </w:pPr>
-      <w:bookmarkStart w:id="47" w:name="_Toc240292489"/>
+      <w:bookmarkStart w:id="47" w:name="_Toc240293132"/>
       <w:r>
         <w:t>La cola sin confirmar, y por qué se muestra</w:t>
       </w:r>
@@ -27171,7 +27431,7 @@
         <w:pStyle w:val="Ttulo2"/>
         <w:keepNext/>
       </w:pPr>
-      <w:bookmarkStart w:id="48" w:name="_Toc240292490"/>
+      <w:bookmarkStart w:id="48" w:name="_Toc240293133"/>
       <w:r>
         <w:t>4.6 Lo que las cuatro juntas permiten decir</w:t>
       </w:r>
@@ -27230,7 +27490,7 @@
         <w:pStyle w:val="Ttulo1"/>
         <w:keepNext/>
       </w:pPr>
-      <w:bookmarkStart w:id="49" w:name="_Toc240292491"/>
+      <w:bookmarkStart w:id="49" w:name="_Toc240293134"/>
       <w:r>
         <w:lastRenderedPageBreak/>
         <w:t>Rendimiento</w:t>
@@ -27387,7 +27647,7 @@
         <w:pStyle w:val="Ttulo2"/>
         <w:keepNext/>
       </w:pPr>
-      <w:bookmarkStart w:id="50" w:name="_Toc240292492"/>
+      <w:bookmarkStart w:id="50" w:name="_Toc240293135"/>
       <w:r>
         <w:t>5.1 La comparación sobre validación</w:t>
       </w:r>
@@ -27426,7 +27686,7 @@
           <w:left w:w="10" w:type="dxa"/>
           <w:right w:w="10" w:type="dxa"/>
         </w:tblCellMar>
-        <w:tblLook w:val="0000" w:firstRow="0" w:lastRow="0" w:firstColumn="0" w:lastColumn="0" w:noHBand="0" w:noVBand="0"/>
+        <w:tblLook w:val="04A0" w:firstRow="1" w:lastRow="0" w:firstColumn="1" w:lastColumn="0" w:noHBand="0" w:noVBand="1"/>
       </w:tblPr>
       <w:tblGrid>
         <w:gridCol w:w="2340"/>
@@ -28595,7 +28855,7 @@
         <w:pStyle w:val="Ttulo2"/>
         <w:keepNext/>
       </w:pPr>
-      <w:bookmarkStart w:id="51" w:name="_Toc240292493"/>
+      <w:bookmarkStart w:id="51" w:name="_Toc240293136"/>
       <w:r>
         <w:t>5.2 Qué es la Precisión Direccional aquí, y por qué hubo que decidirlo</w:t>
       </w:r>
@@ -28748,7 +29008,7 @@
         <w:pStyle w:val="Ttulo2"/>
         <w:keepNext/>
       </w:pPr>
-      <w:bookmarkStart w:id="52" w:name="_Toc240292494"/>
+      <w:bookmarkStart w:id="52" w:name="_Toc240293137"/>
       <w:r>
         <w:t>5.3 Comparar medias no alcanza: los intervalos</w:t>
       </w:r>
@@ -28850,7 +29110,7 @@
           <w:left w:w="10" w:type="dxa"/>
           <w:right w:w="10" w:type="dxa"/>
         </w:tblCellMar>
-        <w:tblLook w:val="0000" w:firstRow="0" w:lastRow="0" w:firstColumn="0" w:lastColumn="0" w:noHBand="0" w:noVBand="0"/>
+        <w:tblLook w:val="04A0" w:firstRow="1" w:lastRow="0" w:firstColumn="1" w:lastColumn="0" w:noHBand="0" w:noVBand="1"/>
       </w:tblPr>
       <w:tblGrid>
         <w:gridCol w:w="2340"/>
@@ -29516,7 +29776,7 @@
         <w:pStyle w:val="Ttulo2"/>
         <w:keepNext/>
       </w:pPr>
-      <w:bookmarkStart w:id="53" w:name="_Toc240292495"/>
+      <w:bookmarkStart w:id="53" w:name="_Toc240293138"/>
       <w:r>
         <w:t>5.4 Un intervalo de esta tabla no se reproduce, y se declara</w:t>
       </w:r>
@@ -29552,7 +29812,7 @@
           <w:left w:w="10" w:type="dxa"/>
           <w:right w:w="10" w:type="dxa"/>
         </w:tblCellMar>
-        <w:tblLook w:val="0000" w:firstRow="0" w:lastRow="0" w:firstColumn="0" w:lastColumn="0" w:noHBand="0" w:noVBand="0"/>
+        <w:tblLook w:val="04A0" w:firstRow="1" w:lastRow="0" w:firstColumn="1" w:lastColumn="0" w:noHBand="0" w:noVBand="1"/>
       </w:tblPr>
       <w:tblGrid>
         <w:gridCol w:w="2340"/>
@@ -30136,7 +30396,7 @@
         <w:pStyle w:val="Ttulo2"/>
         <w:keepNext/>
       </w:pPr>
-      <w:bookmarkStart w:id="54" w:name="_Toc240292496"/>
+      <w:bookmarkStart w:id="54" w:name="_Toc240293139"/>
       <w:r>
         <w:t>5.5 El bloque de prueba</w:t>
       </w:r>
@@ -30234,10 +30494,10 @@
           <w:noProof/>
         </w:rPr>
         <w:drawing>
-          <wp:inline distT="0" distB="0" distL="0" distR="0" wp14:anchorId="0EDA5B56" wp14:editId="69EEB78C">
+          <wp:inline distT="0" distB="0" distL="0" distR="0" wp14:anchorId="306CF03B" wp14:editId="5E48C6E5">
             <wp:extent cx="5715000" cy="2828925"/>
             <wp:effectExtent l="0" t="0" r="0" b="0"/>
-            <wp:docPr id="1516957451" name="Imagen 1516957451"/>
+            <wp:docPr id="373780865" name="Imagen 373780865"/>
             <wp:cNvGraphicFramePr>
               <a:graphicFrameLocks xmlns:a="http://schemas.openxmlformats.org/drawingml/2006/main" noChangeAspect="1"/>
             </wp:cNvGraphicFramePr>
@@ -30332,7 +30592,7 @@
           <w:left w:w="10" w:type="dxa"/>
           <w:right w:w="10" w:type="dxa"/>
         </w:tblCellMar>
-        <w:tblLook w:val="0000" w:firstRow="0" w:lastRow="0" w:firstColumn="0" w:lastColumn="0" w:noHBand="0" w:noVBand="0"/>
+        <w:tblLook w:val="04A0" w:firstRow="1" w:lastRow="0" w:firstColumn="1" w:lastColumn="0" w:noHBand="0" w:noVBand="1"/>
       </w:tblPr>
       <w:tblGrid>
         <w:gridCol w:w="1872"/>
@@ -31353,10 +31613,10 @@
           <w:noProof/>
         </w:rPr>
         <w:drawing>
-          <wp:inline distT="0" distB="0" distL="0" distR="0" wp14:anchorId="060476BD" wp14:editId="744BF451">
+          <wp:inline distT="0" distB="0" distL="0" distR="0" wp14:anchorId="290339A0" wp14:editId="7BC68151">
             <wp:extent cx="5715000" cy="2543175"/>
             <wp:effectExtent l="0" t="0" r="0" b="0"/>
-            <wp:docPr id="782628242" name="Imagen 782628242"/>
+            <wp:docPr id="1721252969" name="Imagen 1721252969"/>
             <wp:cNvGraphicFramePr>
               <a:graphicFrameLocks xmlns:a="http://schemas.openxmlformats.org/drawingml/2006/main" noChangeAspect="1"/>
             </wp:cNvGraphicFramePr>
@@ -31423,7 +31683,7 @@
         <w:pStyle w:val="Ttulo3"/>
         <w:keepNext/>
       </w:pPr>
-      <w:bookmarkStart w:id="55" w:name="_Toc240292497"/>
+      <w:bookmarkStart w:id="55" w:name="_Toc240293140"/>
       <w:r>
         <w:lastRenderedPageBreak/>
         <w:t>La regla de decisión, aplicada</w:t>
@@ -31502,7 +31762,7 @@
           <w:left w:w="10" w:type="dxa"/>
           <w:right w:w="10" w:type="dxa"/>
         </w:tblCellMar>
-        <w:tblLook w:val="0000" w:firstRow="0" w:lastRow="0" w:firstColumn="0" w:lastColumn="0" w:noHBand="0" w:noVBand="0"/>
+        <w:tblLook w:val="04A0" w:firstRow="1" w:lastRow="0" w:firstColumn="1" w:lastColumn="0" w:noHBand="0" w:noVBand="1"/>
       </w:tblPr>
       <w:tblGrid>
         <w:gridCol w:w="3120"/>
@@ -31912,7 +32172,7 @@
         <w:pStyle w:val="Ttulo3"/>
         <w:keepNext/>
       </w:pPr>
-      <w:bookmarkStart w:id="56" w:name="_Toc240292498"/>
+      <w:bookmarkStart w:id="56" w:name="_Toc240293141"/>
       <w:r>
         <w:t>Lo que el informe dice, escrito antes de saber cuál tocaba</w:t>
       </w:r>
@@ -32070,7 +32330,7 @@
         <w:pStyle w:val="Ttulo3"/>
         <w:keepNext/>
       </w:pPr>
-      <w:bookmarkStart w:id="57" w:name="_Toc240292499"/>
+      <w:bookmarkStart w:id="57" w:name="_Toc240293142"/>
       <w:r>
         <w:t>El criterio de aceptación falla, y por una razón que no es la del intervalo</w:t>
       </w:r>
@@ -32203,7 +32463,7 @@
         <w:pStyle w:val="Ttulo3"/>
         <w:keepNext/>
       </w:pPr>
-      <w:bookmarkStart w:id="58" w:name="_Toc240292500"/>
+      <w:bookmarkStart w:id="58" w:name="_Toc240293143"/>
       <w:r>
         <w:t>Un hueco de la herramienta, declarado</w:t>
       </w:r>
@@ -32289,7 +32549,7 @@
         <w:pStyle w:val="Ttulo1"/>
         <w:keepNext/>
       </w:pPr>
-      <w:bookmarkStart w:id="59" w:name="_Toc240292501"/>
+      <w:bookmarkStart w:id="59" w:name="_Toc240293144"/>
       <w:r>
         <w:t>Limitaciones</w:t>
       </w:r>
@@ -32397,7 +32657,7 @@
         <w:pStyle w:val="Ttulo2"/>
         <w:keepNext/>
       </w:pPr>
-      <w:bookmarkStart w:id="60" w:name="_Toc240292502"/>
+      <w:bookmarkStart w:id="60" w:name="_Toc240293145"/>
       <w:r>
         <w:t>6.1 Los activos de apoyo aportan poco, y no lo mismo en las dos familias</w:t>
       </w:r>
@@ -32425,7 +32685,7 @@
           <w:left w:w="10" w:type="dxa"/>
           <w:right w:w="10" w:type="dxa"/>
         </w:tblCellMar>
-        <w:tblLook w:val="0000" w:firstRow="0" w:lastRow="0" w:firstColumn="0" w:lastColumn="0" w:noHBand="0" w:noVBand="0"/>
+        <w:tblLook w:val="04A0" w:firstRow="1" w:lastRow="0" w:firstColumn="1" w:lastColumn="0" w:noHBand="0" w:noVBand="1"/>
       </w:tblPr>
       <w:tblGrid>
         <w:gridCol w:w="4680"/>
@@ -32835,7 +33095,7 @@
         <w:pStyle w:val="Ttulo2"/>
         <w:keepNext/>
       </w:pPr>
-      <w:bookmarkStart w:id="61" w:name="_Toc240292503"/>
+      <w:bookmarkStart w:id="61" w:name="_Toc240293146"/>
       <w:r>
         <w:t>6.2 Ningún modelo profundo mejora al bosque clásico</w:t>
       </w:r>
@@ -33037,7 +33297,7 @@
         <w:pStyle w:val="Ttulo2"/>
         <w:keepNext/>
       </w:pPr>
-      <w:bookmarkStart w:id="62" w:name="_Toc240292504"/>
+      <w:bookmarkStart w:id="62" w:name="_Toc240293147"/>
       <w:r>
         <w:t>6.3 Un criterio del proyecto no se puede aplicar a uno de los modelos</w:t>
       </w:r>
@@ -33249,10 +33509,10 @@
           <w:noProof/>
         </w:rPr>
         <w:drawing>
-          <wp:inline distT="0" distB="0" distL="0" distR="0" wp14:anchorId="20E8C874" wp14:editId="1D5EDBE4">
+          <wp:inline distT="0" distB="0" distL="0" distR="0" wp14:anchorId="095C0A99" wp14:editId="2B0F40F6">
             <wp:extent cx="5715000" cy="2562225"/>
             <wp:effectExtent l="0" t="0" r="0" b="0"/>
-            <wp:docPr id="631508357" name="Imagen 631508357"/>
+            <wp:docPr id="537130971" name="Imagen 537130971"/>
             <wp:cNvGraphicFramePr>
               <a:graphicFrameLocks xmlns:a="http://schemas.openxmlformats.org/drawingml/2006/main" noChangeAspect="1"/>
             </wp:cNvGraphicFramePr>
@@ -33412,7 +33672,7 @@
         <w:pStyle w:val="Ttulo2"/>
         <w:keepNext/>
       </w:pPr>
-      <w:bookmarkStart w:id="63" w:name="_Toc240292505"/>
+      <w:bookmarkStart w:id="63" w:name="_Toc240293148"/>
       <w:r>
         <w:t>6.4 El puente de trayectoria a etiqueta amplifica diferencias mínimas</w:t>
       </w:r>
@@ -33569,7 +33829,7 @@
         <w:pStyle w:val="Ttulo2"/>
         <w:keepNext/>
       </w:pPr>
-      <w:bookmarkStart w:id="64" w:name="_Toc240292506"/>
+      <w:bookmarkStart w:id="64" w:name="_Toc240293149"/>
       <w:r>
         <w:t>6.5 El análisis con datos estáticos, que es lo que el enunciado pide</w:t>
       </w:r>
@@ -33749,7 +34009,7 @@
         <w:pStyle w:val="Ttulo2"/>
         <w:keepNext/>
       </w:pPr>
-      <w:bookmarkStart w:id="65" w:name="_Toc240292507"/>
+      <w:bookmarkStart w:id="65" w:name="_Toc240293150"/>
       <w:r>
         <w:lastRenderedPageBreak/>
         <w:t>6.6 Resumen</w:t>
@@ -33789,7 +34049,7 @@
           <w:left w:w="10" w:type="dxa"/>
           <w:right w:w="10" w:type="dxa"/>
         </w:tblCellMar>
-        <w:tblLook w:val="0000" w:firstRow="0" w:lastRow="0" w:firstColumn="0" w:lastColumn="0" w:noHBand="0" w:noVBand="0"/>
+        <w:tblLook w:val="04A0" w:firstRow="1" w:lastRow="0" w:firstColumn="1" w:lastColumn="0" w:noHBand="0" w:noVBand="1"/>
       </w:tblPr>
       <w:tblGrid>
         <w:gridCol w:w="2340"/>
@@ -34382,7 +34642,7 @@
         <w:pStyle w:val="Ttulo1"/>
         <w:keepNext/>
       </w:pPr>
-      <w:bookmarkStart w:id="66" w:name="_Toc240292508"/>
+      <w:bookmarkStart w:id="66" w:name="_Toc240293151"/>
       <w:r>
         <w:t>Conclusiones</w:t>
       </w:r>
@@ -34442,7 +34702,7 @@
         <w:pStyle w:val="Ttulo2"/>
         <w:keepNext/>
       </w:pPr>
-      <w:bookmarkStart w:id="67" w:name="_Toc240292509"/>
+      <w:bookmarkStart w:id="67" w:name="_Toc240293152"/>
       <w:r>
         <w:t>Lo que se sostiene</w:t>
       </w:r>
@@ -34574,7 +34834,7 @@
         <w:pStyle w:val="Ttulo2"/>
         <w:keepNext/>
       </w:pPr>
-      <w:bookmarkStart w:id="68" w:name="_Toc240292510"/>
+      <w:bookmarkStart w:id="68" w:name="_Toc240293153"/>
       <w:r>
         <w:t>Lo que no se sostiene</w:t>
       </w:r>
@@ -34689,7 +34949,7 @@
         <w:pStyle w:val="Ttulo2"/>
         <w:keepNext/>
       </w:pPr>
-      <w:bookmarkStart w:id="69" w:name="_Toc240292511"/>
+      <w:bookmarkStart w:id="69" w:name="_Toc240293154"/>
       <w:r>
         <w:t>Lo que el proyecto aprendió sobre cómo trabajar, que es lo que se lleva</w:t>
       </w:r>
@@ -34824,7 +35084,7 @@
         <w:pStyle w:val="Ttulo2"/>
         <w:keepNext/>
       </w:pPr>
-      <w:bookmarkStart w:id="70" w:name="_Toc240292512"/>
+      <w:bookmarkStart w:id="70" w:name="_Toc240293155"/>
       <w:r>
         <w:t>Lo que hicimos después de medir, y qué salió</w:t>
       </w:r>
@@ -34863,7 +35123,7 @@
           <w:left w:w="10" w:type="dxa"/>
           <w:right w:w="10" w:type="dxa"/>
         </w:tblCellMar>
-        <w:tblLook w:val="0000" w:firstRow="0" w:lastRow="0" w:firstColumn="0" w:lastColumn="0" w:noHBand="0" w:noVBand="0"/>
+        <w:tblLook w:val="04A0" w:firstRow="1" w:lastRow="0" w:firstColumn="1" w:lastColumn="0" w:noHBand="0" w:noVBand="1"/>
       </w:tblPr>
       <w:tblGrid>
         <w:gridCol w:w="3120"/>
@@ -35157,7 +35417,7 @@
         <w:pStyle w:val="Ttulo3"/>
         <w:keepNext/>
       </w:pPr>
-      <w:bookmarkStart w:id="71" w:name="_Toc240292513"/>
+      <w:bookmarkStart w:id="71" w:name="_Toc240293156"/>
       <w:r>
         <w:t>El diagnóstico</w:t>
       </w:r>
@@ -35203,7 +35463,7 @@
           <w:left w:w="10" w:type="dxa"/>
           <w:right w:w="10" w:type="dxa"/>
         </w:tblCellMar>
-        <w:tblLook w:val="0000" w:firstRow="0" w:lastRow="0" w:firstColumn="0" w:lastColumn="0" w:noHBand="0" w:noVBand="0"/>
+        <w:tblLook w:val="04A0" w:firstRow="1" w:lastRow="0" w:firstColumn="1" w:lastColumn="0" w:noHBand="0" w:noVBand="1"/>
       </w:tblPr>
       <w:tblGrid>
         <w:gridCol w:w="3120"/>
@@ -35668,7 +35928,7 @@
         <w:pStyle w:val="Ttulo3"/>
         <w:keepNext/>
       </w:pPr>
-      <w:bookmarkStart w:id="72" w:name="_Toc240292514"/>
+      <w:bookmarkStart w:id="72" w:name="_Toc240293157"/>
       <w:r>
         <w:t>Lo que sí resolvió la pregunta: medir muchas veces en vez de una</w:t>
       </w:r>
@@ -35736,7 +35996,7 @@
           <w:left w:w="10" w:type="dxa"/>
           <w:right w:w="10" w:type="dxa"/>
         </w:tblCellMar>
-        <w:tblLook w:val="0000" w:firstRow="0" w:lastRow="0" w:firstColumn="0" w:lastColumn="0" w:noHBand="0" w:noVBand="0"/>
+        <w:tblLook w:val="04A0" w:firstRow="1" w:lastRow="0" w:firstColumn="1" w:lastColumn="0" w:noHBand="0" w:noVBand="1"/>
       </w:tblPr>
       <w:tblGrid>
         <w:gridCol w:w="4680"/>
@@ -36063,7 +36323,7 @@
           <w:left w:w="10" w:type="dxa"/>
           <w:right w:w="10" w:type="dxa"/>
         </w:tblCellMar>
-        <w:tblLook w:val="0000" w:firstRow="0" w:lastRow="0" w:firstColumn="0" w:lastColumn="0" w:noHBand="0" w:noVBand="0"/>
+        <w:tblLook w:val="04A0" w:firstRow="1" w:lastRow="0" w:firstColumn="1" w:lastColumn="0" w:noHBand="0" w:noVBand="1"/>
       </w:tblPr>
       <w:tblGrid>
         <w:gridCol w:w="4680"/>
@@ -36398,7 +36658,7 @@
         <w:pStyle w:val="Ttulo3"/>
         <w:keepNext/>
       </w:pPr>
-      <w:bookmarkStart w:id="73" w:name="_Toc240292515"/>
+      <w:bookmarkStart w:id="73" w:name="_Toc240293158"/>
       <w:r>
         <w:t>La medición que cierra la pregunta: era potencia, y ahora está demostrado</w:t>
       </w:r>
@@ -36462,7 +36722,7 @@
           <w:left w:w="10" w:type="dxa"/>
           <w:right w:w="10" w:type="dxa"/>
         </w:tblCellMar>
-        <w:tblLook w:val="0000" w:firstRow="0" w:lastRow="0" w:firstColumn="0" w:lastColumn="0" w:noHBand="0" w:noVBand="0"/>
+        <w:tblLook w:val="04A0" w:firstRow="1" w:lastRow="0" w:firstColumn="1" w:lastColumn="0" w:noHBand="0" w:noVBand="1"/>
       </w:tblPr>
       <w:tblGrid>
         <w:gridCol w:w="2340"/>
@@ -37093,7 +37353,7 @@
         <w:pStyle w:val="Ttulo3"/>
         <w:keepNext/>
       </w:pPr>
-      <w:bookmarkStart w:id="74" w:name="_Toc240292516"/>
+      <w:bookmarkStart w:id="74" w:name="_Toc240293159"/>
       <w:r>
         <w:t>La corrección más grande: el bosque sí detecta las dos clases</w:t>
       </w:r>
@@ -37177,7 +37437,7 @@
           <w:left w:w="10" w:type="dxa"/>
           <w:right w:w="10" w:type="dxa"/>
         </w:tblCellMar>
-        <w:tblLook w:val="0000" w:firstRow="0" w:lastRow="0" w:firstColumn="0" w:lastColumn="0" w:noHBand="0" w:noVBand="0"/>
+        <w:tblLook w:val="04A0" w:firstRow="1" w:lastRow="0" w:firstColumn="1" w:lastColumn="0" w:noHBand="0" w:noVBand="1"/>
       </w:tblPr>
       <w:tblGrid>
         <w:gridCol w:w="1872"/>
@@ -38239,7 +38499,7 @@
         <w:pStyle w:val="Ttulo3"/>
         <w:keepNext/>
       </w:pPr>
-      <w:bookmarkStart w:id="75" w:name="_Toc240292517"/>
+      <w:bookmarkStart w:id="75" w:name="_Toc240293160"/>
       <w:r>
         <w:lastRenderedPageBreak/>
         <w:t>Y lo que la potencia corrige de un resultado central del informe</w:t>
@@ -38286,7 +38546,7 @@
           <w:left w:w="10" w:type="dxa"/>
           <w:right w:w="10" w:type="dxa"/>
         </w:tblCellMar>
-        <w:tblLook w:val="0000" w:firstRow="0" w:lastRow="0" w:firstColumn="0" w:lastColumn="0" w:noHBand="0" w:noVBand="0"/>
+        <w:tblLook w:val="04A0" w:firstRow="1" w:lastRow="0" w:firstColumn="1" w:lastColumn="0" w:noHBand="0" w:noVBand="1"/>
       </w:tblPr>
       <w:tblGrid>
         <w:gridCol w:w="2340"/>
@@ -38866,7 +39126,7 @@
         <w:pStyle w:val="Ttulo3"/>
         <w:keepNext/>
       </w:pPr>
-      <w:bookmarkStart w:id="76" w:name="_Toc240292518"/>
+      <w:bookmarkStart w:id="76" w:name="_Toc240293161"/>
       <w:r>
         <w:t>La prueba que no dependía de nuestra disciplina</w:t>
       </w:r>
@@ -38960,7 +39220,7 @@
           <w:left w:w="10" w:type="dxa"/>
           <w:right w:w="10" w:type="dxa"/>
         </w:tblCellMar>
-        <w:tblLook w:val="0000" w:firstRow="0" w:lastRow="0" w:firstColumn="0" w:lastColumn="0" w:noHBand="0" w:noVBand="0"/>
+        <w:tblLook w:val="04A0" w:firstRow="1" w:lastRow="0" w:firstColumn="1" w:lastColumn="0" w:noHBand="0" w:noVBand="1"/>
       </w:tblPr>
       <w:tblGrid>
         <w:gridCol w:w="1872"/>
@@ -39498,7 +39758,7 @@
         <w:pStyle w:val="Ttulo3"/>
         <w:keepNext/>
       </w:pPr>
-      <w:bookmarkStart w:id="77" w:name="_Toc240292519"/>
+      <w:bookmarkStart w:id="77" w:name="_Toc240293162"/>
       <w:r>
         <w:t>Los arreglos que probamos</w:t>
       </w:r>
@@ -39526,7 +39786,7 @@
           <w:left w:w="10" w:type="dxa"/>
           <w:right w:w="10" w:type="dxa"/>
         </w:tblCellMar>
-        <w:tblLook w:val="0000" w:firstRow="0" w:lastRow="0" w:firstColumn="0" w:lastColumn="0" w:noHBand="0" w:noVBand="0"/>
+        <w:tblLook w:val="04A0" w:firstRow="1" w:lastRow="0" w:firstColumn="1" w:lastColumn="0" w:noHBand="0" w:noVBand="1"/>
       </w:tblPr>
       <w:tblGrid>
         <w:gridCol w:w="4680"/>
@@ -40012,7 +40272,7 @@
         <w:pStyle w:val="Ttulo3"/>
         <w:keepNext/>
       </w:pPr>
-      <w:bookmarkStart w:id="78" w:name="_Toc240292520"/>
+      <w:bookmarkStart w:id="78" w:name="_Toc240293163"/>
       <w:r>
         <w:t>El cuarto arreglo: la única vía que sí mejora, y por qué aun así no se afirma</w:t>
       </w:r>
@@ -40076,7 +40336,7 @@
           <w:left w:w="10" w:type="dxa"/>
           <w:right w:w="10" w:type="dxa"/>
         </w:tblCellMar>
-        <w:tblLook w:val="0000" w:firstRow="0" w:lastRow="0" w:firstColumn="0" w:lastColumn="0" w:noHBand="0" w:noVBand="0"/>
+        <w:tblLook w:val="04A0" w:firstRow="1" w:lastRow="0" w:firstColumn="1" w:lastColumn="0" w:noHBand="0" w:noVBand="1"/>
       </w:tblPr>
       <w:tblGrid>
         <w:gridCol w:w="1872"/>
@@ -40668,7 +40928,7 @@
         <w:pStyle w:val="Ttulo3"/>
         <w:keepNext/>
       </w:pPr>
-      <w:bookmarkStart w:id="79" w:name="_Toc240292521"/>
+      <w:bookmarkStart w:id="79" w:name="_Toc240293164"/>
       <w:r>
         <w:t>El quinto arreglo, que la propia evidencia sugirió</w:t>
       </w:r>
@@ -40714,7 +40974,7 @@
           <w:left w:w="10" w:type="dxa"/>
           <w:right w:w="10" w:type="dxa"/>
         </w:tblCellMar>
-        <w:tblLook w:val="0000" w:firstRow="0" w:lastRow="0" w:firstColumn="0" w:lastColumn="0" w:noHBand="0" w:noVBand="0"/>
+        <w:tblLook w:val="04A0" w:firstRow="1" w:lastRow="0" w:firstColumn="1" w:lastColumn="0" w:noHBand="0" w:noVBand="1"/>
       </w:tblPr>
       <w:tblGrid>
         <w:gridCol w:w="3120"/>
@@ -41307,7 +41567,7 @@
         <w:pStyle w:val="Ttulo3"/>
         <w:keepNext/>
       </w:pPr>
-      <w:bookmarkStart w:id="80" w:name="_Toc240292522"/>
+      <w:bookmarkStart w:id="80" w:name="_Toc240293165"/>
       <w:r>
         <w:t>Los dos últimos: otra familia de modelo, y pesar en vez de filtrar</w:t>
       </w:r>
@@ -41385,7 +41645,7 @@
           <w:left w:w="10" w:type="dxa"/>
           <w:right w:w="10" w:type="dxa"/>
         </w:tblCellMar>
-        <w:tblLook w:val="0000" w:firstRow="0" w:lastRow="0" w:firstColumn="0" w:lastColumn="0" w:noHBand="0" w:noVBand="0"/>
+        <w:tblLook w:val="04A0" w:firstRow="1" w:lastRow="0" w:firstColumn="1" w:lastColumn="0" w:noHBand="0" w:noVBand="1"/>
       </w:tblPr>
       <w:tblGrid>
         <w:gridCol w:w="2340"/>
@@ -41857,7 +42117,7 @@
         <w:pStyle w:val="Ttulo3"/>
         <w:keepNext/>
       </w:pPr>
-      <w:bookmarkStart w:id="81" w:name="_Toc240292523"/>
+      <w:bookmarkStart w:id="81" w:name="_Toc240293166"/>
       <w:r>
         <w:t>El octavo eje: dejar que el sistema se calle</w:t>
       </w:r>
@@ -41935,7 +42195,7 @@
         <w:pStyle w:val="Ttulo3"/>
         <w:keepNext/>
       </w:pPr>
-      <w:bookmarkStart w:id="82" w:name="_Toc240292524"/>
+      <w:bookmarkStart w:id="82" w:name="_Toc240293167"/>
       <w:r>
         <w:t>La pregunta que el informe no tenía respondida</w:t>
       </w:r>
@@ -42019,7 +42279,7 @@
           <w:left w:w="10" w:type="dxa"/>
           <w:right w:w="10" w:type="dxa"/>
         </w:tblCellMar>
-        <w:tblLook w:val="0000" w:firstRow="0" w:lastRow="0" w:firstColumn="0" w:lastColumn="0" w:noHBand="0" w:noVBand="0"/>
+        <w:tblLook w:val="04A0" w:firstRow="1" w:lastRow="0" w:firstColumn="1" w:lastColumn="0" w:noHBand="0" w:noVBand="1"/>
       </w:tblPr>
       <w:tblGrid>
         <w:gridCol w:w="1560"/>
@@ -43342,7 +43602,7 @@
         <w:pStyle w:val="Ttulo3"/>
         <w:keepNext/>
       </w:pPr>
-      <w:bookmarkStart w:id="83" w:name="_Toc240292525"/>
+      <w:bookmarkStart w:id="83" w:name="_Toc240293168"/>
       <w:r>
         <w:t>Lo primero que hay que decir es incómodo</w:t>
       </w:r>
@@ -43417,7 +43677,7 @@
         <w:pStyle w:val="Ttulo3"/>
         <w:keepNext/>
       </w:pPr>
-      <w:bookmarkStart w:id="84" w:name="_Toc240292526"/>
+      <w:bookmarkStart w:id="84" w:name="_Toc240293169"/>
       <w:r>
         <w:t>Callarse sí funciona, y aguanta el criterio</w:t>
       </w:r>
@@ -43576,7 +43836,7 @@
         <w:pStyle w:val="Ttulo3"/>
         <w:keepNext/>
       </w:pPr>
-      <w:bookmarkStart w:id="85" w:name="_Toc240292527"/>
+      <w:bookmarkStart w:id="85" w:name="_Toc240293170"/>
       <w:r>
         <w:t>Qué cambia esto, y qué no</w:t>
       </w:r>
@@ -43667,7 +43927,7 @@
         <w:pStyle w:val="Ttulo3"/>
         <w:keepNext/>
       </w:pPr>
-      <w:bookmarkStart w:id="86" w:name="_Toc240292528"/>
+      <w:bookmarkStart w:id="86" w:name="_Toc240293171"/>
       <w:r>
         <w:t>Los avisos que fallan, ¿fallan por mucho o por una vela?</w:t>
       </w:r>
@@ -43753,7 +44013,7 @@
           <w:left w:w="10" w:type="dxa"/>
           <w:right w:w="10" w:type="dxa"/>
         </w:tblCellMar>
-        <w:tblLook w:val="0000" w:firstRow="0" w:lastRow="0" w:firstColumn="0" w:lastColumn="0" w:noHBand="0" w:noVBand="0"/>
+        <w:tblLook w:val="04A0" w:firstRow="1" w:lastRow="0" w:firstColumn="1" w:lastColumn="0" w:noHBand="0" w:noVBand="1"/>
       </w:tblPr>
       <w:tblGrid>
         <w:gridCol w:w="1337"/>
@@ -44712,7 +44972,7 @@
         <w:pStyle w:val="Ttulo3"/>
         <w:keepNext/>
       </w:pPr>
-      <w:bookmarkStart w:id="87" w:name="_Toc240292529"/>
+      <w:bookmarkStart w:id="87" w:name="_Toc240293172"/>
       <w:r>
         <w:t>Dónde estaba la trampa, y por qué el piso se mueve con la ventana</w:t>
       </w:r>
@@ -44790,7 +45050,7 @@
         <w:pStyle w:val="Ttulo3"/>
         <w:keepNext/>
       </w:pPr>
-      <w:bookmarkStart w:id="88" w:name="_Toc240292530"/>
+      <w:bookmarkStart w:id="88" w:name="_Toc240293173"/>
       <w:r>
         <w:t>Lo que dice el resultado</w:t>
       </w:r>
@@ -44897,7 +45157,7 @@
         <w:pStyle w:val="Ttulo3"/>
         <w:keepNext/>
       </w:pPr>
-      <w:bookmarkStart w:id="89" w:name="_Toc240292531"/>
+      <w:bookmarkStart w:id="89" w:name="_Toc240293174"/>
       <w:r>
         <w:t>Qué frase queda, y cuál hay que dejar de decir</w:t>
       </w:r>
@@ -44969,7 +45229,7 @@
         <w:pStyle w:val="Ttulo3"/>
         <w:keepNext/>
       </w:pPr>
-      <w:bookmarkStart w:id="90" w:name="_Toc240292532"/>
+      <w:bookmarkStart w:id="90" w:name="_Toc240293175"/>
       <w:r>
         <w:t>Y lo que sigue sin poder afirmarse</w:t>
       </w:r>
@@ -45048,7 +45308,7 @@
         <w:pStyle w:val="Ttulo3"/>
         <w:keepNext/>
       </w:pPr>
-      <w:bookmarkStart w:id="91" w:name="_Toc240292533"/>
+      <w:bookmarkStart w:id="91" w:name="_Toc240293176"/>
       <w:r>
         <w:lastRenderedPageBreak/>
         <w:t>El noveno eje, y el que más mueve: preguntarle otra cosa</w:t>
@@ -45161,7 +45421,7 @@
           <w:left w:w="10" w:type="dxa"/>
           <w:right w:w="10" w:type="dxa"/>
         </w:tblCellMar>
-        <w:tblLook w:val="0000" w:firstRow="0" w:lastRow="0" w:firstColumn="0" w:lastColumn="0" w:noHBand="0" w:noVBand="0"/>
+        <w:tblLook w:val="04A0" w:firstRow="1" w:lastRow="0" w:firstColumn="1" w:lastColumn="0" w:noHBand="0" w:noVBand="1"/>
       </w:tblPr>
       <w:tblGrid>
         <w:gridCol w:w="1337"/>
@@ -46118,7 +46378,7 @@
         <w:pStyle w:val="Ttulo3"/>
         <w:keepNext/>
       </w:pPr>
-      <w:bookmarkStart w:id="92" w:name="_Toc240292534"/>
+      <w:bookmarkStart w:id="92" w:name="_Toc240293177"/>
       <w:r>
         <w:t>Por qué esto no es hacer la tarea más fácil y llamarlo mejora</w:t>
       </w:r>
@@ -46287,7 +46547,7 @@
         <w:pStyle w:val="Ttulo3"/>
         <w:keepNext/>
       </w:pPr>
-      <w:bookmarkStart w:id="93" w:name="_Toc240292535"/>
+      <w:bookmarkStart w:id="93" w:name="_Toc240293178"/>
       <w:r>
         <w:t>Dónde está el óptimo, y por qué no es el margen más ancho</w:t>
       </w:r>
@@ -46359,7 +46619,7 @@
         <w:pStyle w:val="Ttulo3"/>
         <w:keepNext/>
       </w:pPr>
-      <w:bookmarkStart w:id="94" w:name="_Toc240292536"/>
+      <w:bookmarkStart w:id="94" w:name="_Toc240293179"/>
       <w:r>
         <w:t>Qué significa, y qué no</w:t>
       </w:r>
@@ -46484,7 +46744,7 @@
         <w:pStyle w:val="Ttulo3"/>
         <w:keepNext/>
       </w:pPr>
-      <w:bookmarkStart w:id="95" w:name="_Toc240292537"/>
+      <w:bookmarkStart w:id="95" w:name="_Toc240293180"/>
       <w:r>
         <w:t>El décimo eje: el volumen, que estaba ahí sin usar</w:t>
       </w:r>
@@ -46597,7 +46857,7 @@
           <w:left w:w="10" w:type="dxa"/>
           <w:right w:w="10" w:type="dxa"/>
         </w:tblCellMar>
-        <w:tblLook w:val="0000" w:firstRow="0" w:lastRow="0" w:firstColumn="0" w:lastColumn="0" w:noHBand="0" w:noVBand="0"/>
+        <w:tblLook w:val="04A0" w:firstRow="1" w:lastRow="0" w:firstColumn="1" w:lastColumn="0" w:noHBand="0" w:noVBand="1"/>
       </w:tblPr>
       <w:tblGrid>
         <w:gridCol w:w="1872"/>
@@ -47097,9 +47357,9 @@
         <w:pStyle w:val="Ttulo3"/>
         <w:keepNext/>
       </w:pPr>
-      <w:bookmarkStart w:id="96" w:name="_Toc240292538"/>
-      <w:r>
-        <w:t>El balance de los siete intentos</w:t>
+      <w:bookmarkStart w:id="96" w:name="_Toc240293181"/>
+      <w:r>
+        <w:t>El undécimo eje: cuatro veces más velas, y por qué no sirvieron de nada</w:t>
       </w:r>
       <w:bookmarkEnd w:id="96"/>
     </w:p>
@@ -47108,14 +47368,102 @@
         <w:ind w:firstLine="720"/>
       </w:pPr>
       <w:r>
-        <w:rPr>
-          <w:b/>
-          <w:bCs/>
-        </w:rPr>
-        <w:t>Tabla C.11.</w:t>
-      </w:r>
-      <w:r>
-        <w:t xml:space="preserve"> Todo lo que se probó, y en qué eje.</w:t>
+        <w:t xml:space="preserve">El informe concluye que </w:t>
+      </w:r>
+      <w:r>
+        <w:rPr>
+          <w:b/>
+          <w:bCs/>
+        </w:rPr>
+        <w:t>el límite está en los datos</w:t>
+      </w:r>
+      <w:r>
+        <w:t xml:space="preserve">. Esa conclusión se sacó sin probar la forma más obvia de tener más datos: </w:t>
+      </w:r>
+      <w:r>
+        <w:rPr>
+          <w:b/>
+          <w:bCs/>
+        </w:rPr>
+        <w:t>bajar la granularidad</w:t>
+      </w:r>
+      <w:r>
+        <w:t xml:space="preserve">. El estudio de parámetros comparó </w:t>
+      </w:r>
+      <w:r>
+        <w:rPr>
+          <w:b/>
+          <w:bCs/>
+        </w:rPr>
+        <w:t>solo 1 día y 4 horas</w:t>
+      </w:r>
+      <w:r>
+        <w:t>; 1 hora nunca se descargó.</w:t>
+      </w:r>
+    </w:p>
+    <w:p>
+      <w:pPr>
+        <w:ind w:firstLine="720"/>
+      </w:pPr>
+      <w:r>
+        <w:t xml:space="preserve">Se descargó. Y para que la comparación signifique algo, la ventana se fijó </w:t>
+      </w:r>
+      <w:r>
+        <w:rPr>
+          <w:b/>
+          <w:bCs/>
+        </w:rPr>
+        <w:t>en tiempo de reloj</w:t>
+      </w:r>
+      <w:r>
+        <w:t xml:space="preserve">: </w:t>
+      </w:r>
+      <w:r>
+        <w:rPr>
+          <w:rFonts w:ascii="Courier New" w:eastAsia="Courier New" w:hAnsi="Courier New" w:cs="Courier New"/>
+          <w:sz w:val="22"/>
+          <w:szCs w:val="22"/>
+        </w:rPr>
+        <w:t>w = 28</w:t>
+      </w:r>
+      <w:r>
+        <w:t xml:space="preserve"> a una hora son las mismas </w:t>
+      </w:r>
+      <w:r>
+        <w:rPr>
+          <w:b/>
+          <w:bCs/>
+        </w:rPr>
+        <w:t>±28 horas</w:t>
+      </w:r>
+      <w:r>
+        <w:t xml:space="preserve"> que </w:t>
+      </w:r>
+      <w:r>
+        <w:rPr>
+          <w:rFonts w:ascii="Courier New" w:eastAsia="Courier New" w:hAnsi="Courier New" w:cs="Courier New"/>
+          <w:sz w:val="22"/>
+          <w:szCs w:val="22"/>
+        </w:rPr>
+        <w:t>w = 7</w:t>
+      </w:r>
+      <w:r>
+        <w:t xml:space="preserve"> a cuatro. El mismo fenómeno, cuatro veces más resolución.</w:t>
+      </w:r>
+    </w:p>
+    <w:p>
+      <w:pPr>
+        <w:ind w:firstLine="720"/>
+      </w:pPr>
+      <w:r>
+        <w:rPr>
+          <w:b/>
+          <w:bCs/>
+        </w:rPr>
+        <w:t>Tabla C.16.</w:t>
+      </w:r>
+      <w:r>
+        <w:t xml:space="preserve"> El mismo fenómeno, muestreado a 4 horas y a 1 hora.</w:t>
       </w:r>
     </w:p>
     <w:tbl>
@@ -47125,7 +47473,941 @@
           <w:left w:w="10" w:type="dxa"/>
           <w:right w:w="10" w:type="dxa"/>
         </w:tblCellMar>
-        <w:tblLook w:val="0000" w:firstRow="0" w:lastRow="0" w:firstColumn="0" w:lastColumn="0" w:noHBand="0" w:noVBand="0"/>
+        <w:tblLook w:val="04A0" w:firstRow="1" w:lastRow="0" w:firstColumn="1" w:lastColumn="0" w:noHBand="0" w:noVBand="1"/>
+      </w:tblPr>
+      <w:tblGrid>
+        <w:gridCol w:w="1361"/>
+        <w:gridCol w:w="1331"/>
+        <w:gridCol w:w="1331"/>
+        <w:gridCol w:w="1334"/>
+        <w:gridCol w:w="1334"/>
+        <w:gridCol w:w="1335"/>
+        <w:gridCol w:w="1334"/>
+      </w:tblGrid>
+      <w:tr>
+        <w:tblPrEx>
+          <w:tblCellMar>
+            <w:top w:w="0" w:type="dxa"/>
+            <w:bottom w:w="0" w:type="dxa"/>
+          </w:tblCellMar>
+        </w:tblPrEx>
+        <w:trPr>
+          <w:tblHeader/>
+        </w:trPr>
+        <w:tc>
+          <w:tcPr>
+            <w:tcW w:w="1337" w:type="dxa"/>
+            <w:tcBorders>
+              <w:top w:val="single" w:sz="6" w:space="0" w:color="000000"/>
+              <w:bottom w:val="single" w:sz="6" w:space="0" w:color="000000"/>
+            </w:tcBorders>
+            <w:tcMar>
+              <w:top w:w="60" w:type="dxa"/>
+              <w:left w:w="100" w:type="dxa"/>
+              <w:bottom w:w="60" w:type="dxa"/>
+              <w:right w:w="100" w:type="dxa"/>
+            </w:tcMar>
+          </w:tcPr>
+          <w:p>
+            <w:pPr>
+              <w:spacing w:line="240" w:lineRule="auto"/>
+            </w:pPr>
+            <w:r>
+              <w:rPr>
+                <w:sz w:val="22"/>
+                <w:szCs w:val="22"/>
+              </w:rPr>
+              <w:t>Granularidad</w:t>
+            </w:r>
+          </w:p>
+        </w:tc>
+        <w:tc>
+          <w:tcPr>
+            <w:tcW w:w="1337" w:type="dxa"/>
+            <w:tcBorders>
+              <w:top w:val="single" w:sz="6" w:space="0" w:color="000000"/>
+              <w:bottom w:val="single" w:sz="6" w:space="0" w:color="000000"/>
+            </w:tcBorders>
+            <w:tcMar>
+              <w:top w:w="60" w:type="dxa"/>
+              <w:left w:w="100" w:type="dxa"/>
+              <w:bottom w:w="60" w:type="dxa"/>
+              <w:right w:w="100" w:type="dxa"/>
+            </w:tcMar>
+          </w:tcPr>
+          <w:p>
+            <w:pPr>
+              <w:spacing w:line="240" w:lineRule="auto"/>
+              <w:jc w:val="center"/>
+            </w:pPr>
+            <w:r>
+              <w:rPr>
+                <w:sz w:val="22"/>
+                <w:szCs w:val="22"/>
+              </w:rPr>
+              <w:t>Velas</w:t>
+            </w:r>
+          </w:p>
+        </w:tc>
+        <w:tc>
+          <w:tcPr>
+            <w:tcW w:w="1337" w:type="dxa"/>
+            <w:tcBorders>
+              <w:top w:val="single" w:sz="6" w:space="0" w:color="000000"/>
+              <w:bottom w:val="single" w:sz="6" w:space="0" w:color="000000"/>
+            </w:tcBorders>
+            <w:tcMar>
+              <w:top w:w="60" w:type="dxa"/>
+              <w:left w:w="100" w:type="dxa"/>
+              <w:bottom w:w="60" w:type="dxa"/>
+              <w:right w:w="100" w:type="dxa"/>
+            </w:tcMar>
+          </w:tcPr>
+          <w:p>
+            <w:pPr>
+              <w:spacing w:line="240" w:lineRule="auto"/>
+              <w:jc w:val="center"/>
+            </w:pPr>
+            <w:r>
+              <w:rPr>
+                <w:sz w:val="22"/>
+                <w:szCs w:val="22"/>
+              </w:rPr>
+              <w:t>Giros reales</w:t>
+            </w:r>
+          </w:p>
+        </w:tc>
+        <w:tc>
+          <w:tcPr>
+            <w:tcW w:w="1337" w:type="dxa"/>
+            <w:tcBorders>
+              <w:top w:val="single" w:sz="6" w:space="0" w:color="000000"/>
+              <w:bottom w:val="single" w:sz="6" w:space="0" w:color="000000"/>
+            </w:tcBorders>
+            <w:tcMar>
+              <w:top w:w="60" w:type="dxa"/>
+              <w:left w:w="100" w:type="dxa"/>
+              <w:bottom w:w="60" w:type="dxa"/>
+              <w:right w:w="100" w:type="dxa"/>
+            </w:tcMar>
+          </w:tcPr>
+          <w:p>
+            <w:pPr>
+              <w:spacing w:line="240" w:lineRule="auto"/>
+              <w:jc w:val="center"/>
+            </w:pPr>
+            <w:r>
+              <w:rPr>
+                <w:sz w:val="22"/>
+                <w:szCs w:val="22"/>
+              </w:rPr>
+              <w:t>F1 macro</w:t>
+            </w:r>
+          </w:p>
+        </w:tc>
+        <w:tc>
+          <w:tcPr>
+            <w:tcW w:w="1337" w:type="dxa"/>
+            <w:tcBorders>
+              <w:top w:val="single" w:sz="6" w:space="0" w:color="000000"/>
+              <w:bottom w:val="single" w:sz="6" w:space="0" w:color="000000"/>
+            </w:tcBorders>
+            <w:tcMar>
+              <w:top w:w="60" w:type="dxa"/>
+              <w:left w:w="100" w:type="dxa"/>
+              <w:bottom w:w="60" w:type="dxa"/>
+              <w:right w:w="100" w:type="dxa"/>
+            </w:tcMar>
+          </w:tcPr>
+          <w:p>
+            <w:pPr>
+              <w:spacing w:line="240" w:lineRule="auto"/>
+              <w:jc w:val="center"/>
+            </w:pPr>
+            <w:r>
+              <w:rPr>
+                <w:sz w:val="22"/>
+                <w:szCs w:val="22"/>
+              </w:rPr>
+              <w:t>F1 del azar</w:t>
+            </w:r>
+          </w:p>
+        </w:tc>
+        <w:tc>
+          <w:tcPr>
+            <w:tcW w:w="1337" w:type="dxa"/>
+            <w:tcBorders>
+              <w:top w:val="single" w:sz="6" w:space="0" w:color="000000"/>
+              <w:bottom w:val="single" w:sz="6" w:space="0" w:color="000000"/>
+            </w:tcBorders>
+            <w:tcMar>
+              <w:top w:w="60" w:type="dxa"/>
+              <w:left w:w="100" w:type="dxa"/>
+              <w:bottom w:w="60" w:type="dxa"/>
+              <w:right w:w="100" w:type="dxa"/>
+            </w:tcMar>
+          </w:tcPr>
+          <w:p>
+            <w:pPr>
+              <w:spacing w:line="240" w:lineRule="auto"/>
+              <w:jc w:val="center"/>
+            </w:pPr>
+            <w:r>
+              <w:rPr>
+                <w:sz w:val="22"/>
+                <w:szCs w:val="22"/>
+              </w:rPr>
+              <w:t>Ventaja</w:t>
+            </w:r>
+          </w:p>
+        </w:tc>
+        <w:tc>
+          <w:tcPr>
+            <w:tcW w:w="1338" w:type="dxa"/>
+            <w:tcBorders>
+              <w:top w:val="single" w:sz="6" w:space="0" w:color="000000"/>
+              <w:bottom w:val="single" w:sz="6" w:space="0" w:color="000000"/>
+            </w:tcBorders>
+            <w:tcMar>
+              <w:top w:w="60" w:type="dxa"/>
+              <w:left w:w="100" w:type="dxa"/>
+              <w:bottom w:w="60" w:type="dxa"/>
+              <w:right w:w="100" w:type="dxa"/>
+            </w:tcMar>
+          </w:tcPr>
+          <w:p>
+            <w:pPr>
+              <w:spacing w:line="240" w:lineRule="auto"/>
+              <w:jc w:val="center"/>
+            </w:pPr>
+            <w:r>
+              <w:rPr>
+                <w:sz w:val="22"/>
+                <w:szCs w:val="22"/>
+              </w:rPr>
+              <w:t>Tramos</w:t>
+            </w:r>
+          </w:p>
+        </w:tc>
+      </w:tr>
+      <w:tr>
+        <w:tblPrEx>
+          <w:tblCellMar>
+            <w:top w:w="0" w:type="dxa"/>
+            <w:bottom w:w="0" w:type="dxa"/>
+          </w:tblCellMar>
+        </w:tblPrEx>
+        <w:tc>
+          <w:tcPr>
+            <w:tcW w:w="1337" w:type="dxa"/>
+            <w:tcMar>
+              <w:top w:w="60" w:type="dxa"/>
+              <w:left w:w="100" w:type="dxa"/>
+              <w:bottom w:w="60" w:type="dxa"/>
+              <w:right w:w="100" w:type="dxa"/>
+            </w:tcMar>
+          </w:tcPr>
+          <w:p>
+            <w:pPr>
+              <w:spacing w:line="240" w:lineRule="auto"/>
+            </w:pPr>
+            <w:r>
+              <w:rPr>
+                <w:b/>
+                <w:bCs/>
+                <w:sz w:val="22"/>
+                <w:szCs w:val="22"/>
+              </w:rPr>
+              <w:t>4 horas</w:t>
+            </w:r>
+            <w:r>
+              <w:rPr>
+                <w:sz w:val="22"/>
+                <w:szCs w:val="22"/>
+              </w:rPr>
+              <w:t>, w=7</w:t>
+            </w:r>
+          </w:p>
+        </w:tc>
+        <w:tc>
+          <w:tcPr>
+            <w:tcW w:w="1337" w:type="dxa"/>
+            <w:tcMar>
+              <w:top w:w="60" w:type="dxa"/>
+              <w:left w:w="100" w:type="dxa"/>
+              <w:bottom w:w="60" w:type="dxa"/>
+              <w:right w:w="100" w:type="dxa"/>
+            </w:tcMar>
+          </w:tcPr>
+          <w:p>
+            <w:pPr>
+              <w:spacing w:line="240" w:lineRule="auto"/>
+              <w:jc w:val="center"/>
+            </w:pPr>
+            <w:r>
+              <w:rPr>
+                <w:sz w:val="22"/>
+                <w:szCs w:val="22"/>
+              </w:rPr>
+              <w:t>13 114</w:t>
+            </w:r>
+          </w:p>
+        </w:tc>
+        <w:tc>
+          <w:tcPr>
+            <w:tcW w:w="1337" w:type="dxa"/>
+            <w:tcMar>
+              <w:top w:w="60" w:type="dxa"/>
+              <w:left w:w="100" w:type="dxa"/>
+              <w:bottom w:w="60" w:type="dxa"/>
+              <w:right w:w="100" w:type="dxa"/>
+            </w:tcMar>
+          </w:tcPr>
+          <w:p>
+            <w:pPr>
+              <w:spacing w:line="240" w:lineRule="auto"/>
+              <w:jc w:val="center"/>
+            </w:pPr>
+            <w:r>
+              <w:rPr>
+                <w:b/>
+                <w:bCs/>
+                <w:sz w:val="22"/>
+                <w:szCs w:val="22"/>
+              </w:rPr>
+              <w:t>1 217</w:t>
+            </w:r>
+          </w:p>
+        </w:tc>
+        <w:tc>
+          <w:tcPr>
+            <w:tcW w:w="1337" w:type="dxa"/>
+            <w:tcMar>
+              <w:top w:w="60" w:type="dxa"/>
+              <w:left w:w="100" w:type="dxa"/>
+              <w:bottom w:w="60" w:type="dxa"/>
+              <w:right w:w="100" w:type="dxa"/>
+            </w:tcMar>
+          </w:tcPr>
+          <w:p>
+            <w:pPr>
+              <w:spacing w:line="240" w:lineRule="auto"/>
+              <w:jc w:val="center"/>
+            </w:pPr>
+            <w:r>
+              <w:rPr>
+                <w:sz w:val="22"/>
+                <w:szCs w:val="22"/>
+              </w:rPr>
+              <w:t>0,381008</w:t>
+            </w:r>
+          </w:p>
+        </w:tc>
+        <w:tc>
+          <w:tcPr>
+            <w:tcW w:w="1337" w:type="dxa"/>
+            <w:tcMar>
+              <w:top w:w="60" w:type="dxa"/>
+              <w:left w:w="100" w:type="dxa"/>
+              <w:bottom w:w="60" w:type="dxa"/>
+              <w:right w:w="100" w:type="dxa"/>
+            </w:tcMar>
+          </w:tcPr>
+          <w:p>
+            <w:pPr>
+              <w:spacing w:line="240" w:lineRule="auto"/>
+              <w:jc w:val="center"/>
+            </w:pPr>
+            <w:r>
+              <w:rPr>
+                <w:sz w:val="22"/>
+                <w:szCs w:val="22"/>
+              </w:rPr>
+              <w:t>0,336389</w:t>
+            </w:r>
+          </w:p>
+        </w:tc>
+        <w:tc>
+          <w:tcPr>
+            <w:tcW w:w="1337" w:type="dxa"/>
+            <w:tcMar>
+              <w:top w:w="60" w:type="dxa"/>
+              <w:left w:w="100" w:type="dxa"/>
+              <w:bottom w:w="60" w:type="dxa"/>
+              <w:right w:w="100" w:type="dxa"/>
+            </w:tcMar>
+          </w:tcPr>
+          <w:p>
+            <w:pPr>
+              <w:spacing w:line="240" w:lineRule="auto"/>
+              <w:jc w:val="center"/>
+            </w:pPr>
+            <w:r>
+              <w:rPr>
+                <w:b/>
+                <w:bCs/>
+                <w:sz w:val="22"/>
+                <w:szCs w:val="22"/>
+              </w:rPr>
+              <w:t>+0,044619</w:t>
+            </w:r>
+          </w:p>
+        </w:tc>
+        <w:tc>
+          <w:tcPr>
+            <w:tcW w:w="1338" w:type="dxa"/>
+            <w:tcMar>
+              <w:top w:w="60" w:type="dxa"/>
+              <w:left w:w="100" w:type="dxa"/>
+              <w:bottom w:w="60" w:type="dxa"/>
+              <w:right w:w="100" w:type="dxa"/>
+            </w:tcMar>
+          </w:tcPr>
+          <w:p>
+            <w:pPr>
+              <w:spacing w:line="240" w:lineRule="auto"/>
+              <w:jc w:val="center"/>
+            </w:pPr>
+            <w:r>
+              <w:rPr>
+                <w:sz w:val="22"/>
+                <w:szCs w:val="22"/>
+              </w:rPr>
+              <w:t>9 de 9</w:t>
+            </w:r>
+          </w:p>
+        </w:tc>
+      </w:tr>
+      <w:tr>
+        <w:tblPrEx>
+          <w:tblCellMar>
+            <w:top w:w="0" w:type="dxa"/>
+            <w:bottom w:w="0" w:type="dxa"/>
+          </w:tblCellMar>
+        </w:tblPrEx>
+        <w:tc>
+          <w:tcPr>
+            <w:tcW w:w="1337" w:type="dxa"/>
+            <w:tcBorders>
+              <w:bottom w:val="single" w:sz="6" w:space="0" w:color="000000"/>
+            </w:tcBorders>
+            <w:tcMar>
+              <w:top w:w="60" w:type="dxa"/>
+              <w:left w:w="100" w:type="dxa"/>
+              <w:bottom w:w="60" w:type="dxa"/>
+              <w:right w:w="100" w:type="dxa"/>
+            </w:tcMar>
+          </w:tcPr>
+          <w:p>
+            <w:pPr>
+              <w:spacing w:line="240" w:lineRule="auto"/>
+            </w:pPr>
+            <w:r>
+              <w:rPr>
+                <w:b/>
+                <w:bCs/>
+                <w:sz w:val="22"/>
+                <w:szCs w:val="22"/>
+              </w:rPr>
+              <w:t>1 hora</w:t>
+            </w:r>
+            <w:r>
+              <w:rPr>
+                <w:sz w:val="22"/>
+                <w:szCs w:val="22"/>
+              </w:rPr>
+              <w:t>, w=28</w:t>
+            </w:r>
+          </w:p>
+        </w:tc>
+        <w:tc>
+          <w:tcPr>
+            <w:tcW w:w="1337" w:type="dxa"/>
+            <w:tcBorders>
+              <w:bottom w:val="single" w:sz="6" w:space="0" w:color="000000"/>
+            </w:tcBorders>
+            <w:tcMar>
+              <w:top w:w="60" w:type="dxa"/>
+              <w:left w:w="100" w:type="dxa"/>
+              <w:bottom w:w="60" w:type="dxa"/>
+              <w:right w:w="100" w:type="dxa"/>
+            </w:tcMar>
+          </w:tcPr>
+          <w:p>
+            <w:pPr>
+              <w:spacing w:line="240" w:lineRule="auto"/>
+              <w:jc w:val="center"/>
+            </w:pPr>
+            <w:r>
+              <w:rPr>
+                <w:sz w:val="22"/>
+                <w:szCs w:val="22"/>
+              </w:rPr>
+              <w:t>53 395</w:t>
+            </w:r>
+          </w:p>
+        </w:tc>
+        <w:tc>
+          <w:tcPr>
+            <w:tcW w:w="1337" w:type="dxa"/>
+            <w:tcBorders>
+              <w:bottom w:val="single" w:sz="6" w:space="0" w:color="000000"/>
+            </w:tcBorders>
+            <w:tcMar>
+              <w:top w:w="60" w:type="dxa"/>
+              <w:left w:w="100" w:type="dxa"/>
+              <w:bottom w:w="60" w:type="dxa"/>
+              <w:right w:w="100" w:type="dxa"/>
+            </w:tcMar>
+          </w:tcPr>
+          <w:p>
+            <w:pPr>
+              <w:spacing w:line="240" w:lineRule="auto"/>
+              <w:jc w:val="center"/>
+            </w:pPr>
+            <w:r>
+              <w:rPr>
+                <w:b/>
+                <w:bCs/>
+                <w:sz w:val="22"/>
+                <w:szCs w:val="22"/>
+              </w:rPr>
+              <w:t>1 243</w:t>
+            </w:r>
+          </w:p>
+        </w:tc>
+        <w:tc>
+          <w:tcPr>
+            <w:tcW w:w="1337" w:type="dxa"/>
+            <w:tcBorders>
+              <w:bottom w:val="single" w:sz="6" w:space="0" w:color="000000"/>
+            </w:tcBorders>
+            <w:tcMar>
+              <w:top w:w="60" w:type="dxa"/>
+              <w:left w:w="100" w:type="dxa"/>
+              <w:bottom w:w="60" w:type="dxa"/>
+              <w:right w:w="100" w:type="dxa"/>
+            </w:tcMar>
+          </w:tcPr>
+          <w:p>
+            <w:pPr>
+              <w:spacing w:line="240" w:lineRule="auto"/>
+              <w:jc w:val="center"/>
+            </w:pPr>
+            <w:r>
+              <w:rPr>
+                <w:sz w:val="22"/>
+                <w:szCs w:val="22"/>
+              </w:rPr>
+              <w:t>0,346692</w:t>
+            </w:r>
+          </w:p>
+        </w:tc>
+        <w:tc>
+          <w:tcPr>
+            <w:tcW w:w="1337" w:type="dxa"/>
+            <w:tcBorders>
+              <w:bottom w:val="single" w:sz="6" w:space="0" w:color="000000"/>
+            </w:tcBorders>
+            <w:tcMar>
+              <w:top w:w="60" w:type="dxa"/>
+              <w:left w:w="100" w:type="dxa"/>
+              <w:bottom w:w="60" w:type="dxa"/>
+              <w:right w:w="100" w:type="dxa"/>
+            </w:tcMar>
+          </w:tcPr>
+          <w:p>
+            <w:pPr>
+              <w:spacing w:line="240" w:lineRule="auto"/>
+              <w:jc w:val="center"/>
+            </w:pPr>
+            <w:r>
+              <w:rPr>
+                <w:sz w:val="22"/>
+                <w:szCs w:val="22"/>
+              </w:rPr>
+              <w:t>0,332961</w:t>
+            </w:r>
+          </w:p>
+        </w:tc>
+        <w:tc>
+          <w:tcPr>
+            <w:tcW w:w="1337" w:type="dxa"/>
+            <w:tcBorders>
+              <w:bottom w:val="single" w:sz="6" w:space="0" w:color="000000"/>
+            </w:tcBorders>
+            <w:tcMar>
+              <w:top w:w="60" w:type="dxa"/>
+              <w:left w:w="100" w:type="dxa"/>
+              <w:bottom w:w="60" w:type="dxa"/>
+              <w:right w:w="100" w:type="dxa"/>
+            </w:tcMar>
+          </w:tcPr>
+          <w:p>
+            <w:pPr>
+              <w:spacing w:line="240" w:lineRule="auto"/>
+              <w:jc w:val="center"/>
+            </w:pPr>
+            <w:r>
+              <w:rPr>
+                <w:sz w:val="22"/>
+                <w:szCs w:val="22"/>
+              </w:rPr>
+              <w:t>+0,013731</w:t>
+            </w:r>
+          </w:p>
+        </w:tc>
+        <w:tc>
+          <w:tcPr>
+            <w:tcW w:w="1338" w:type="dxa"/>
+            <w:tcBorders>
+              <w:bottom w:val="single" w:sz="6" w:space="0" w:color="000000"/>
+            </w:tcBorders>
+            <w:tcMar>
+              <w:top w:w="60" w:type="dxa"/>
+              <w:left w:w="100" w:type="dxa"/>
+              <w:bottom w:w="60" w:type="dxa"/>
+              <w:right w:w="100" w:type="dxa"/>
+            </w:tcMar>
+          </w:tcPr>
+          <w:p>
+            <w:pPr>
+              <w:spacing w:line="240" w:lineRule="auto"/>
+              <w:jc w:val="center"/>
+            </w:pPr>
+            <w:r>
+              <w:rPr>
+                <w:sz w:val="22"/>
+                <w:szCs w:val="22"/>
+              </w:rPr>
+              <w:t>7 de 9</w:t>
+            </w:r>
+          </w:p>
+        </w:tc>
+      </w:tr>
+    </w:tbl>
+    <w:p>
+      <w:pPr>
+        <w:spacing w:after="240"/>
+      </w:pPr>
+    </w:p>
+    <w:p>
+      <w:pPr>
+        <w:pStyle w:val="Ttulo3"/>
+        <w:keepNext/>
+      </w:pPr>
+      <w:bookmarkStart w:id="97" w:name="_Toc240293182"/>
+      <w:r>
+        <w:t>La cifra que lo explica todo está en la tercera columna</w:t>
+      </w:r>
+      <w:bookmarkEnd w:id="97"/>
+    </w:p>
+    <w:p>
+      <w:pPr>
+        <w:ind w:firstLine="720"/>
+      </w:pPr>
+      <w:r>
+        <w:rPr>
+          <w:b/>
+          <w:bCs/>
+        </w:rPr>
+        <w:t>Cuatro veces más velas produjeron 26 giros más.</w:t>
+      </w:r>
+      <w:r>
+        <w:t xml:space="preserve"> 1 217 contra 1 243.</w:t>
+      </w:r>
+    </w:p>
+    <w:p>
+      <w:pPr>
+        <w:ind w:firstLine="720"/>
+      </w:pPr>
+      <w:r>
+        <w:t xml:space="preserve">Y tiene que ser así, aunque no lo habíamos pensado: </w:t>
+      </w:r>
+      <w:r>
+        <w:rPr>
+          <w:b/>
+          <w:bCs/>
+        </w:rPr>
+        <w:t>los puntos de inflexión que ocurrieron en seis años son los que ocurrieron.</w:t>
+      </w:r>
+      <w:r>
+        <w:t xml:space="preserve"> Muestrear el eje del tiempo más fino no crea eventos nuevos — crea más filas de </w:t>
+      </w:r>
+      <w:r>
+        <w:rPr>
+          <w:b/>
+          <w:bCs/>
+        </w:rPr>
+        <w:t>continuidad</w:t>
+      </w:r>
+      <w:r>
+        <w:t xml:space="preserve"> entre los mismos eventos.</w:t>
+      </w:r>
+    </w:p>
+    <w:p>
+      <w:pPr>
+        <w:ind w:firstLine="720"/>
+      </w:pPr>
+      <w:r>
+        <w:lastRenderedPageBreak/>
+        <w:t xml:space="preserve">El desbalance, que ya era el problema, </w:t>
+      </w:r>
+      <w:r>
+        <w:rPr>
+          <w:b/>
+          <w:bCs/>
+        </w:rPr>
+        <w:t>empeora</w:t>
+      </w:r>
+      <w:r>
+        <w:t xml:space="preserve">: de </w:t>
+      </w:r>
+      <w:r>
+        <w:rPr>
+          <w:b/>
+          <w:bCs/>
+        </w:rPr>
+        <w:t>9,29 %</w:t>
+      </w:r>
+      <w:r>
+        <w:t xml:space="preserve"> de velas con giro a </w:t>
+      </w:r>
+      <w:r>
+        <w:rPr>
+          <w:b/>
+          <w:bCs/>
+        </w:rPr>
+        <w:t>2,33 %</w:t>
+      </w:r>
+      <w:r>
+        <w:t>. Se cuadruplicó el pajar y el número de agujas quedó igual.</w:t>
+      </w:r>
+    </w:p>
+    <w:p>
+      <w:pPr>
+        <w:pStyle w:val="Ttulo3"/>
+        <w:keepNext/>
+      </w:pPr>
+      <w:bookmarkStart w:id="98" w:name="_Toc240293183"/>
+      <w:r>
+        <w:t>Por eso la ventaja no sube: baja</w:t>
+      </w:r>
+      <w:bookmarkEnd w:id="98"/>
+    </w:p>
+    <w:p>
+      <w:pPr>
+        <w:ind w:firstLine="720"/>
+      </w:pPr>
+      <w:r>
+        <w:t xml:space="preserve">De </w:t>
+      </w:r>
+      <w:r>
+        <w:rPr>
+          <w:b/>
+          <w:bCs/>
+        </w:rPr>
+        <w:t>+0,044619</w:t>
+      </w:r>
+      <w:r>
+        <w:t xml:space="preserve"> a </w:t>
+      </w:r>
+      <w:r>
+        <w:rPr>
+          <w:b/>
+          <w:bCs/>
+        </w:rPr>
+        <w:t>+0,013731</w:t>
+      </w:r>
+      <w:r>
+        <w:t xml:space="preserve">, y el signo deja de ser estable —de </w:t>
+      </w:r>
+      <w:r>
+        <w:rPr>
+          <w:b/>
+          <w:bCs/>
+        </w:rPr>
+        <w:t>9 de 9</w:t>
+      </w:r>
+      <w:r>
+        <w:t xml:space="preserve"> a </w:t>
+      </w:r>
+      <w:r>
+        <w:rPr>
+          <w:b/>
+          <w:bCs/>
+        </w:rPr>
+        <w:t>7 de 9</w:t>
+      </w:r>
+      <w:r>
+        <w:t xml:space="preserve">—. No es que 1 hora no ayude: </w:t>
+      </w:r>
+      <w:r>
+        <w:rPr>
+          <w:b/>
+          <w:bCs/>
+        </w:rPr>
+        <w:t>perjudica.</w:t>
+      </w:r>
+    </w:p>
+    <w:p>
+      <w:pPr>
+        <w:pStyle w:val="Ttulo3"/>
+        <w:keepNext/>
+      </w:pPr>
+      <w:bookmarkStart w:id="99" w:name="_Toc240293184"/>
+      <w:r>
+        <w:t>Lo que esto convierte de conjetura en medición</w:t>
+      </w:r>
+      <w:bookmarkEnd w:id="99"/>
+    </w:p>
+    <w:p>
+      <w:pPr>
+        <w:ind w:firstLine="720"/>
+      </w:pPr>
+      <w:r>
+        <w:t>El informe venía diciendo que «el límite está en los datos» apoyándose en que siete intentos de modelado no dieron nada. Era un argumento por eliminación.</w:t>
+      </w:r>
+    </w:p>
+    <w:p>
+      <w:pPr>
+        <w:ind w:firstLine="720"/>
+      </w:pPr>
+      <w:r>
+        <w:rPr>
+          <w:b/>
+          <w:bCs/>
+        </w:rPr>
+        <w:t>Ahora está medido, y es más preciso que la frase original:</w:t>
+      </w:r>
+      <w:r>
+        <w:t xml:space="preserve"> el límite no es el número de observaciones, es </w:t>
+      </w:r>
+      <w:r>
+        <w:rPr>
+          <w:b/>
+          <w:bCs/>
+        </w:rPr>
+        <w:t>el número de eventos</w:t>
+      </w:r>
+      <w:r>
+        <w:t xml:space="preserve">. Son unos </w:t>
+      </w:r>
+      <w:r>
+        <w:rPr>
+          <w:b/>
+          <w:bCs/>
+        </w:rPr>
+        <w:t>1 220 giros en seis años</w:t>
+      </w:r>
+      <w:r>
+        <w:t xml:space="preserve">, y de esos seis años </w:t>
+      </w:r>
+      <w:r>
+        <w:rPr>
+          <w:b/>
+          <w:bCs/>
+        </w:rPr>
+        <w:t>no se pueden extraer más</w:t>
+      </w:r>
+      <w:r>
+        <w:t xml:space="preserve"> por mucho que se afine el muestreo.</w:t>
+      </w:r>
+    </w:p>
+    <w:p>
+      <w:pPr>
+        <w:ind w:left="720"/>
+      </w:pPr>
+      <w:r>
+        <w:rPr>
+          <w:b/>
+          <w:bCs/>
+        </w:rPr>
+        <w:t>Y eso dice dónde habría que buscar si hubiera más tiempo</w:t>
+      </w:r>
+      <w:r>
+        <w:t xml:space="preserve">, que es más útil que la frase vieja. No en más resolución sobre el mismo período —eso está medido y no está—, sino en </w:t>
+      </w:r>
+      <w:r>
+        <w:rPr>
+          <w:b/>
+          <w:bCs/>
+        </w:rPr>
+        <w:t>más período</w:t>
+      </w:r>
+      <w:r>
+        <w:t xml:space="preserve"> o en </w:t>
+      </w:r>
+      <w:r>
+        <w:rPr>
+          <w:b/>
+          <w:bCs/>
+        </w:rPr>
+        <w:t>más activos</w:t>
+      </w:r>
+      <w:r>
+        <w:t>: las dos únicas formas de que ocurran más giros. Es coherente con que el apilado multiactivo fuera el único de los siete primeros intentos que mostró algo, con 6 de 9.</w:t>
+      </w:r>
+    </w:p>
+    <w:p>
+      <w:pPr>
+        <w:ind w:firstLine="720"/>
+      </w:pPr>
+      <w:r>
+        <w:rPr>
+          <w:b/>
+          <w:bCs/>
+        </w:rPr>
+        <w:t>Se esperaba que 1 hora ayudara</w:t>
+      </w:r>
+      <w:r>
+        <w:t xml:space="preserve"> —está escrito antes de correrlo— precisamente porque era la carencia que el informe declaraba. Salió al revés, y el resultado es </w:t>
+      </w:r>
+      <w:r>
+        <w:rPr>
+          <w:b/>
+          <w:bCs/>
+        </w:rPr>
+        <w:t>más fuerte</w:t>
+      </w:r>
+      <w:r>
+        <w:t xml:space="preserve"> que si hubiera salido como esperábamos.</w:t>
+      </w:r>
+    </w:p>
+    <w:p>
+      <w:pPr>
+        <w:pStyle w:val="Ttulo3"/>
+        <w:keepNext/>
+      </w:pPr>
+      <w:bookmarkStart w:id="100" w:name="_Toc240293185"/>
+      <w:r>
+        <w:t>El balance de los siete intentos</w:t>
+      </w:r>
+      <w:bookmarkEnd w:id="100"/>
+    </w:p>
+    <w:p>
+      <w:pPr>
+        <w:ind w:firstLine="720"/>
+      </w:pPr>
+      <w:r>
+        <w:rPr>
+          <w:b/>
+          <w:bCs/>
+        </w:rPr>
+        <w:t>Tabla C.11.</w:t>
+      </w:r>
+      <w:r>
+        <w:t xml:space="preserve"> Todo lo que se probó, y en qué eje.</w:t>
+      </w:r>
+    </w:p>
+    <w:tbl>
+      <w:tblPr>
+        <w:tblW w:w="9360" w:type="dxa"/>
+        <w:tblCellMar>
+          <w:left w:w="10" w:type="dxa"/>
+          <w:right w:w="10" w:type="dxa"/>
+        </w:tblCellMar>
+        <w:tblLook w:val="04A0" w:firstRow="1" w:lastRow="0" w:firstColumn="1" w:lastColumn="0" w:noHBand="0" w:noVBand="1"/>
       </w:tblPr>
       <w:tblGrid>
         <w:gridCol w:w="2340"/>
@@ -47384,6 +48666,7 @@
                 <w:sz w:val="22"/>
                 <w:szCs w:val="22"/>
               </w:rPr>
+              <w:lastRenderedPageBreak/>
               <w:t>2</w:t>
             </w:r>
           </w:p>
@@ -48217,9 +49500,6 @@
         <w:tc>
           <w:tcPr>
             <w:tcW w:w="2340" w:type="dxa"/>
-            <w:tcBorders>
-              <w:bottom w:val="single" w:sz="6" w:space="0" w:color="000000"/>
-            </w:tcBorders>
             <w:tcMar>
               <w:top w:w="60" w:type="dxa"/>
               <w:left w:w="100" w:type="dxa"/>
@@ -48240,6 +49520,95 @@
             </w:r>
           </w:p>
         </w:tc>
+        <w:tc>
+          <w:tcPr>
+            <w:tcW w:w="2340" w:type="dxa"/>
+            <w:tcMar>
+              <w:top w:w="60" w:type="dxa"/>
+              <w:left w:w="100" w:type="dxa"/>
+              <w:bottom w:w="60" w:type="dxa"/>
+              <w:right w:w="100" w:type="dxa"/>
+            </w:tcMar>
+          </w:tcPr>
+          <w:p>
+            <w:pPr>
+              <w:spacing w:line="240" w:lineRule="auto"/>
+              <w:jc w:val="center"/>
+            </w:pPr>
+            <w:r>
+              <w:rPr>
+                <w:sz w:val="22"/>
+                <w:szCs w:val="22"/>
+              </w:rPr>
+              <w:t>Añadir el volumen</w:t>
+            </w:r>
+          </w:p>
+        </w:tc>
+        <w:tc>
+          <w:tcPr>
+            <w:tcW w:w="2340" w:type="dxa"/>
+            <w:tcMar>
+              <w:top w:w="60" w:type="dxa"/>
+              <w:left w:w="100" w:type="dxa"/>
+              <w:bottom w:w="60" w:type="dxa"/>
+              <w:right w:w="100" w:type="dxa"/>
+            </w:tcMar>
+          </w:tcPr>
+          <w:p>
+            <w:pPr>
+              <w:spacing w:line="240" w:lineRule="auto"/>
+              <w:jc w:val="center"/>
+            </w:pPr>
+            <w:r>
+              <w:rPr>
+                <w:sz w:val="22"/>
+                <w:szCs w:val="22"/>
+              </w:rPr>
+              <w:t>las características</w:t>
+            </w:r>
+          </w:p>
+        </w:tc>
+        <w:tc>
+          <w:tcPr>
+            <w:tcW w:w="2340" w:type="dxa"/>
+            <w:tcMar>
+              <w:top w:w="60" w:type="dxa"/>
+              <w:left w:w="100" w:type="dxa"/>
+              <w:bottom w:w="60" w:type="dxa"/>
+              <w:right w:w="100" w:type="dxa"/>
+            </w:tcMar>
+          </w:tcPr>
+          <w:p>
+            <w:pPr>
+              <w:spacing w:line="240" w:lineRule="auto"/>
+              <w:jc w:val="center"/>
+            </w:pPr>
+            <w:r>
+              <w:rPr>
+                <w:b/>
+                <w:bCs/>
+                <w:sz w:val="22"/>
+                <w:szCs w:val="22"/>
+              </w:rPr>
+              <w:t>no aporta</w:t>
+            </w:r>
+            <w:r>
+              <w:rPr>
+                <w:sz w:val="22"/>
+                <w:szCs w:val="22"/>
+              </w:rPr>
+              <w:t>, y empeora el exacto</w:t>
+            </w:r>
+          </w:p>
+        </w:tc>
+      </w:tr>
+      <w:tr>
+        <w:tblPrEx>
+          <w:tblCellMar>
+            <w:top w:w="0" w:type="dxa"/>
+            <w:bottom w:w="0" w:type="dxa"/>
+          </w:tblCellMar>
+        </w:tblPrEx>
         <w:tc>
           <w:tcPr>
             <w:tcW w:w="2340" w:type="dxa"/>
@@ -48256,14 +49625,13 @@
           <w:p>
             <w:pPr>
               <w:spacing w:line="240" w:lineRule="auto"/>
-              <w:jc w:val="center"/>
-            </w:pPr>
-            <w:r>
-              <w:rPr>
-                <w:sz w:val="22"/>
-                <w:szCs w:val="22"/>
-              </w:rPr>
-              <w:t>Añadir el volumen</w:t>
+            </w:pPr>
+            <w:r>
+              <w:rPr>
+                <w:sz w:val="22"/>
+                <w:szCs w:val="22"/>
+              </w:rPr>
+              <w:t>11</w:t>
             </w:r>
           </w:p>
         </w:tc>
@@ -48290,7 +49658,7 @@
                 <w:sz w:val="22"/>
                 <w:szCs w:val="22"/>
               </w:rPr>
-              <w:t>las características</w:t>
+              <w:t>Bajar a velas de 1 hora</w:t>
             </w:r>
           </w:p>
         </w:tc>
@@ -48314,19 +49682,46 @@
             </w:pPr>
             <w:r>
               <w:rPr>
+                <w:sz w:val="22"/>
+                <w:szCs w:val="22"/>
+              </w:rPr>
+              <w:t>el volumen de datos</w:t>
+            </w:r>
+          </w:p>
+        </w:tc>
+        <w:tc>
+          <w:tcPr>
+            <w:tcW w:w="2340" w:type="dxa"/>
+            <w:tcBorders>
+              <w:bottom w:val="single" w:sz="6" w:space="0" w:color="000000"/>
+            </w:tcBorders>
+            <w:tcMar>
+              <w:top w:w="60" w:type="dxa"/>
+              <w:left w:w="100" w:type="dxa"/>
+              <w:bottom w:w="60" w:type="dxa"/>
+              <w:right w:w="100" w:type="dxa"/>
+            </w:tcMar>
+          </w:tcPr>
+          <w:p>
+            <w:pPr>
+              <w:spacing w:line="240" w:lineRule="auto"/>
+              <w:jc w:val="center"/>
+            </w:pPr>
+            <w:r>
+              <w:rPr>
                 <w:b/>
                 <w:bCs/>
                 <w:sz w:val="22"/>
                 <w:szCs w:val="22"/>
               </w:rPr>
-              <w:t>no aporta</w:t>
-            </w:r>
-            <w:r>
-              <w:rPr>
-                <w:sz w:val="22"/>
-                <w:szCs w:val="22"/>
-              </w:rPr>
-              <w:t>, y empeora el exacto</w:t>
+              <w:t>perjudica</w:t>
+            </w:r>
+            <w:r>
+              <w:rPr>
+                <w:sz w:val="22"/>
+                <w:szCs w:val="22"/>
+              </w:rPr>
+              <w:t>: +0,013731 contra +0,044619</w:t>
             </w:r>
           </w:p>
         </w:tc>
@@ -48346,7 +49741,7 @@
           <w:b/>
           <w:bCs/>
         </w:rPr>
-        <w:t>Ocho de las diez intervenciones no producen una mejora que se sostenga.</w:t>
+        <w:t>Nueve de las once intervenciones no producen una mejora que se sostenga.</w:t>
       </w:r>
       <w:r>
         <w:t xml:space="preserve"> Las dos que sí tienen algo en común, y es lo que más dice de todo el proyecto: </w:t>
@@ -48387,7 +49782,6 @@
         <w:ind w:firstLine="720"/>
       </w:pPr>
       <w:r>
-        <w:lastRenderedPageBreak/>
         <w:t>El límite nunca estuvo en el modelado. Las siete primeras intervenciones lo estaban buscando en el sitio equivocado.</w:t>
       </w:r>
     </w:p>
@@ -48452,11 +49846,12 @@
         <w:pStyle w:val="Ttulo3"/>
         <w:keepNext/>
       </w:pPr>
-      <w:bookmarkStart w:id="97" w:name="_Toc240292539"/>
-      <w:r>
+      <w:bookmarkStart w:id="101" w:name="_Toc240293186"/>
+      <w:r>
+        <w:lastRenderedPageBreak/>
         <w:t>Y una observación sobre la métrica, que sí queda</w:t>
       </w:r>
-      <w:bookmarkEnd w:id="97"/>
+      <w:bookmarkEnd w:id="101"/>
     </w:p>
     <w:p>
       <w:pPr>
@@ -48526,11 +49921,11 @@
         <w:pStyle w:val="Ttulo3"/>
         <w:keepNext/>
       </w:pPr>
-      <w:bookmarkStart w:id="98" w:name="_Toc240292540"/>
+      <w:bookmarkStart w:id="102" w:name="_Toc240293187"/>
       <w:r>
         <w:t>Lo que se aprende de esto</w:t>
       </w:r>
-      <w:bookmarkEnd w:id="98"/>
+      <w:bookmarkEnd w:id="102"/>
     </w:p>
     <w:p>
       <w:pPr>
@@ -48552,7 +49947,6 @@
         <w:ind w:firstLine="720"/>
       </w:pPr>
       <w:r>
-        <w:lastRenderedPageBreak/>
         <w:t xml:space="preserve">Y ahora se puede poner número a ese precio, midiéndolo en vez de afirmarlo. Tomando submuestras de tamaño </w:t>
       </w:r>
       <w:r>
@@ -48598,7 +49992,7 @@
           <w:left w:w="10" w:type="dxa"/>
           <w:right w:w="10" w:type="dxa"/>
         </w:tblCellMar>
-        <w:tblLook w:val="0000" w:firstRow="0" w:lastRow="0" w:firstColumn="0" w:lastColumn="0" w:noHBand="0" w:noVBand="0"/>
+        <w:tblLook w:val="04A0" w:firstRow="1" w:lastRow="0" w:firstColumn="1" w:lastColumn="0" w:noHBand="0" w:noVBand="1"/>
       </w:tblPr>
       <w:tblGrid>
         <w:gridCol w:w="4680"/>
@@ -48931,6 +50325,7 @@
           <w:b/>
           <w:bCs/>
         </w:rPr>
+        <w:lastRenderedPageBreak/>
         <w:t>Y esto corrige lo que parecía la conclusión obvia.</w:t>
       </w:r>
       <w:r>
@@ -49050,7 +50445,6 @@
         <w:ind w:firstLine="720"/>
       </w:pPr>
       <w:r>
-        <w:lastRenderedPageBreak/>
         <w:t xml:space="preserve">Un diseño walk-forward con el procedimiento fijado de antemano da las dos cosas: nadie puede elegir mirando, y hay potencia suficiente para ver un efecto de este tamaño. </w:t>
       </w:r>
       <w:r>
@@ -49066,11 +50460,11 @@
         <w:pStyle w:val="Ttulo2"/>
         <w:keepNext/>
       </w:pPr>
-      <w:bookmarkStart w:id="99" w:name="_Toc240292541"/>
+      <w:bookmarkStart w:id="103" w:name="_Toc240293188"/>
       <w:r>
         <w:t>Lo que haríamos distinto</w:t>
       </w:r>
-      <w:bookmarkEnd w:id="99"/>
+      <w:bookmarkEnd w:id="103"/>
     </w:p>
     <w:p>
       <w:pPr>
@@ -49096,6 +50490,7 @@
           <w:b/>
           <w:bCs/>
         </w:rPr>
+        <w:lastRenderedPageBreak/>
         <w:t>Aplicar la condición del intervalo dentro de cada semilla</w:t>
       </w:r>
       <w:r>
@@ -49137,11 +50532,11 @@
         <w:pStyle w:val="Ttulo2"/>
         <w:keepNext/>
       </w:pPr>
-      <w:bookmarkStart w:id="100" w:name="_Toc240292542"/>
+      <w:bookmarkStart w:id="104" w:name="_Toc240293189"/>
       <w:r>
         <w:t>Una última cosa, sobre el resultado que el enunciado esperaba</w:t>
       </w:r>
-      <w:bookmarkEnd w:id="100"/>
+      <w:bookmarkEnd w:id="104"/>
     </w:p>
     <w:p>
       <w:pPr>
@@ -49163,7 +50558,6 @@
         <w:ind w:firstLine="720"/>
       </w:pPr>
       <w:r>
-        <w:lastRenderedPageBreak/>
         <w:t>Ese resultado se podría haber presentado de otra manera: eligiendo la semilla afortunada, comparando contra un baseline más flojo, o reportando el 0,953353 del bloque de entrenamiento sin la advertencia de que ahí el modelo ya vio las respuestas.</w:t>
       </w:r>
     </w:p>
@@ -49192,12 +50586,12 @@
         <w:pStyle w:val="Ttulo1"/>
         <w:keepNext/>
       </w:pPr>
-      <w:bookmarkStart w:id="101" w:name="_Toc240292543"/>
+      <w:bookmarkStart w:id="105" w:name="_Toc240293190"/>
       <w:r>
         <w:lastRenderedPageBreak/>
         <w:t>Referencias</w:t>
       </w:r>
-      <w:bookmarkEnd w:id="101"/>
+      <w:bookmarkEnd w:id="105"/>
     </w:p>
     <w:p>
       <w:pPr>
@@ -49399,10 +50793,10 @@
 <file path=word/numbering.xml><?xml version="1.0" encoding="utf-8"?>
 <w:numbering xmlns:wpc="http://schemas.microsoft.com/office/word/2010/wordprocessingCanvas" xmlns:cx="http://schemas.microsoft.com/office/drawing/2014/chartex" xmlns:cx1="http://schemas.microsoft.com/office/drawing/2015/9/8/chartex" xmlns:cx2="http://schemas.microsoft.com/office/drawing/2015/10/21/chartex" xmlns:cx3="http://schemas.microsoft.com/office/drawing/2016/5/9/chartex" xmlns:cx4="http://schemas.microsoft.com/office/drawing/2016/5/10/chartex" xmlns:cx5="http://schemas.microsoft.com/office/drawing/2016/5/11/chartex" xmlns:cx6="http://schemas.microsoft.com/office/drawing/2016/5/12/chartex" xmlns:cx7="http://schemas.microsoft.com/office/drawing/2016/5/13/chartex" xmlns:cx8="http://schemas.microsoft.com/office/drawing/2016/5/14/chartex" xmlns:mc="http://schemas.openxmlformats.org/markup-compatibility/2006" xmlns:aink="http://schemas.microsoft.com/office/drawing/2016/ink" xmlns:am3d="http://schemas.microsoft.com/office/drawing/2017/model3d" xmlns:o="urn:schemas-microsoft-com:office:office" xmlns:oel="http://schemas.microsoft.com/office/2019/extlst" xmlns:r="http://schemas.openxmlformats.org/officeDocument/2006/relationships" xmlns:m="http://schemas.openxmlformats.org/officeDocument/2006/math" xmlns:v="urn:schemas-microsoft-com:vml" xmlns:wp14="http://schemas.microsoft.com/office/word/2010/wordprocessingDrawing" xmlns:wp="http://schemas.openxmlformats.org/drawingml/2006/wordprocessingDrawing" xmlns:w10="urn:schemas-microsoft-com:office:word" xmlns:w="http://schemas.openxmlformats.org/wordprocessingml/2006/main" xmlns:w14="http://schemas.microsoft.com/office/word/2010/wordml" xmlns:w15="http://schemas.microsoft.com/office/word/2012/wordml" xmlns:w16cex="http://schemas.microsoft.com/office/word/2018/wordml/cex" xmlns:w16cid="http://schemas.microsoft.com/office/word/2016/wordml/cid" xmlns:w16="http://schemas.microsoft.com/office/word/2018/wordml" xmlns:w16du="http://schemas.microsoft.com/office/word/2023/wordml/word16du" xmlns:w16sdtdh="http://schemas.microsoft.com/office/word/2020/wordml/sdtdatahash" xmlns:w16sdtfl="http://schemas.microsoft.com/office/word/2024/wordml/sdtformatlock" xmlns:w16se="http://schemas.microsoft.com/office/word/2015/wordml/symex" xmlns:wpg="http://schemas.microsoft.com/office/word/2010/wordprocessingGroup" xmlns:wpi="http://schemas.microsoft.com/office/word/2010/wordprocessingInk" xmlns:wne="http://schemas.microsoft.com/office/word/2006/wordml" xmlns:wps="http://schemas.microsoft.com/office/word/2010/wordprocessingShape" mc:Ignorable="w14 w15 w16se w16cid w16 w16cex w16sdtdh w16sdtfl w16du wp14">
   <w:abstractNum w:abstractNumId="0" w15:restartNumberingAfterBreak="0">
-    <w:nsid w:val="409558E0"/>
+    <w:nsid w:val="329D5F1D"/>
     <w:multiLevelType w:val="hybridMultilevel"/>
-    <w:tmpl w:val="120A4A46"/>
-    <w:lvl w:ilvl="0" w:tplc="D4F079B0">
+    <w:tmpl w:val="EB4C5FA4"/>
+    <w:lvl w:ilvl="0" w:tplc="72F001E2">
       <w:start w:val="1"/>
       <w:numFmt w:val="bullet"/>
       <w:lvlText w:val="●"/>
@@ -49411,7 +50805,7 @@
         <w:ind w:left="720" w:hanging="360"/>
       </w:pPr>
     </w:lvl>
-    <w:lvl w:ilvl="1" w:tplc="DC10CA64">
+    <w:lvl w:ilvl="1" w:tplc="98C682F0">
       <w:start w:val="1"/>
       <w:numFmt w:val="bullet"/>
       <w:lvlText w:val="○"/>
@@ -49420,7 +50814,7 @@
         <w:ind w:left="1440" w:hanging="360"/>
       </w:pPr>
     </w:lvl>
-    <w:lvl w:ilvl="2" w:tplc="D354D996">
+    <w:lvl w:ilvl="2" w:tplc="CDD29F24">
       <w:start w:val="1"/>
       <w:numFmt w:val="bullet"/>
       <w:lvlText w:val="■"/>
@@ -49429,7 +50823,7 @@
         <w:ind w:left="2160" w:hanging="360"/>
       </w:pPr>
     </w:lvl>
-    <w:lvl w:ilvl="3" w:tplc="1208371C">
+    <w:lvl w:ilvl="3" w:tplc="9DF67286">
       <w:start w:val="1"/>
       <w:numFmt w:val="bullet"/>
       <w:lvlText w:val="●"/>
@@ -49438,7 +50832,7 @@
         <w:ind w:left="2880" w:hanging="360"/>
       </w:pPr>
     </w:lvl>
-    <w:lvl w:ilvl="4" w:tplc="A3A8068E">
+    <w:lvl w:ilvl="4" w:tplc="16B0ACBC">
       <w:start w:val="1"/>
       <w:numFmt w:val="bullet"/>
       <w:lvlText w:val="○"/>
@@ -49447,7 +50841,7 @@
         <w:ind w:left="3600" w:hanging="360"/>
       </w:pPr>
     </w:lvl>
-    <w:lvl w:ilvl="5" w:tplc="DB5AC27C">
+    <w:lvl w:ilvl="5" w:tplc="3EFA84EE">
       <w:start w:val="1"/>
       <w:numFmt w:val="bullet"/>
       <w:lvlText w:val="■"/>
@@ -49456,7 +50850,7 @@
         <w:ind w:left="4320" w:hanging="360"/>
       </w:pPr>
     </w:lvl>
-    <w:lvl w:ilvl="6" w:tplc="BBB4A034">
+    <w:lvl w:ilvl="6" w:tplc="2BEED5D4">
       <w:start w:val="1"/>
       <w:numFmt w:val="bullet"/>
       <w:lvlText w:val="●"/>
@@ -49465,7 +50859,7 @@
         <w:ind w:left="5040" w:hanging="360"/>
       </w:pPr>
     </w:lvl>
-    <w:lvl w:ilvl="7" w:tplc="7E46C194">
+    <w:lvl w:ilvl="7" w:tplc="E1B8DF7A">
       <w:start w:val="1"/>
       <w:numFmt w:val="bullet"/>
       <w:lvlText w:val="●"/>
@@ -49474,7 +50868,7 @@
         <w:ind w:left="5760" w:hanging="360"/>
       </w:pPr>
     </w:lvl>
-    <w:lvl w:ilvl="8" w:tplc="C2B0536C">
+    <w:lvl w:ilvl="8" w:tplc="CC7A0EE8">
       <w:start w:val="1"/>
       <w:numFmt w:val="bullet"/>
       <w:lvlText w:val="●"/>
@@ -49484,7 +50878,7 @@
       </w:pPr>
     </w:lvl>
   </w:abstractNum>
-  <w:num w:numId="1" w16cid:durableId="724795093">
+  <w:num w:numId="1" w16cid:durableId="1543328267">
     <w:abstractNumId w:val="0"/>
     <w:lvlOverride w:ilvl="0">
       <w:startOverride w:val="1"/>
@@ -50107,7 +51501,7 @@
     <w:autoRedefine/>
     <w:uiPriority w:val="39"/>
     <w:unhideWhenUsed/>
-    <w:rsid w:val="00E97657"/>
+    <w:rsid w:val="005458CE"/>
     <w:pPr>
       <w:spacing w:after="100"/>
     </w:pPr>
@@ -50119,7 +51513,7 @@
     <w:autoRedefine/>
     <w:uiPriority w:val="39"/>
     <w:unhideWhenUsed/>
-    <w:rsid w:val="00E97657"/>
+    <w:rsid w:val="005458CE"/>
     <w:pPr>
       <w:spacing w:after="100"/>
       <w:ind w:left="240"/>
@@ -50132,7 +51526,7 @@
     <w:autoRedefine/>
     <w:uiPriority w:val="39"/>
     <w:unhideWhenUsed/>
-    <w:rsid w:val="00E97657"/>
+    <w:rsid w:val="005458CE"/>
     <w:pPr>
       <w:spacing w:after="100"/>
       <w:ind w:left="480"/>
@@ -50145,7 +51539,7 @@
     <w:autoRedefine/>
     <w:uiPriority w:val="39"/>
     <w:unhideWhenUsed/>
-    <w:rsid w:val="00E97657"/>
+    <w:rsid w:val="005458CE"/>
     <w:pPr>
       <w:spacing w:after="100" w:line="278" w:lineRule="auto"/>
       <w:ind w:left="720"/>
@@ -50164,7 +51558,7 @@
     <w:autoRedefine/>
     <w:uiPriority w:val="39"/>
     <w:unhideWhenUsed/>
-    <w:rsid w:val="00E97657"/>
+    <w:rsid w:val="005458CE"/>
     <w:pPr>
       <w:spacing w:after="100" w:line="278" w:lineRule="auto"/>
       <w:ind w:left="960"/>
@@ -50183,7 +51577,7 @@
     <w:autoRedefine/>
     <w:uiPriority w:val="39"/>
     <w:unhideWhenUsed/>
-    <w:rsid w:val="00E97657"/>
+    <w:rsid w:val="005458CE"/>
     <w:pPr>
       <w:spacing w:after="100" w:line="278" w:lineRule="auto"/>
       <w:ind w:left="1200"/>
@@ -50202,7 +51596,7 @@
     <w:autoRedefine/>
     <w:uiPriority w:val="39"/>
     <w:unhideWhenUsed/>
-    <w:rsid w:val="00E97657"/>
+    <w:rsid w:val="005458CE"/>
     <w:pPr>
       <w:spacing w:after="100" w:line="278" w:lineRule="auto"/>
       <w:ind w:left="1440"/>
@@ -50221,7 +51615,7 @@
     <w:autoRedefine/>
     <w:uiPriority w:val="39"/>
     <w:unhideWhenUsed/>
-    <w:rsid w:val="00E97657"/>
+    <w:rsid w:val="005458CE"/>
     <w:pPr>
       <w:spacing w:after="100" w:line="278" w:lineRule="auto"/>
       <w:ind w:left="1680"/>
@@ -50240,7 +51634,7 @@
     <w:autoRedefine/>
     <w:uiPriority w:val="39"/>
     <w:unhideWhenUsed/>
-    <w:rsid w:val="00E97657"/>
+    <w:rsid w:val="005458CE"/>
     <w:pPr>
       <w:spacing w:after="100" w:line="278" w:lineRule="auto"/>
       <w:ind w:left="1920"/>
@@ -50258,7 +51652,7 @@
     <w:uiPriority w:val="99"/>
     <w:semiHidden/>
     <w:unhideWhenUsed/>
-    <w:rsid w:val="00E97657"/>
+    <w:rsid w:val="005458CE"/>
     <w:rPr>
       <w:color w:val="605E5C"/>
       <w:shd w:val="clear" w:color="auto" w:fill="E1DFDD"/>

--- a/docs/entregas/semana-5/Caso 1 - Semana 5 - Informe final.docx
+++ b/docs/entregas/semana-5/Caso 1 - Semana 5 - Informe final.docx
@@ -147,7 +147,7 @@
     <w:sdt>
       <w:sdtPr>
         <w:alias w:val="Contenido"/>
-        <w:id w:val="1451900503"/>
+        <w:id w:val="-630019320"/>
       </w:sdtPr>
       <w:sdtEndPr/>
       <w:sdtContent>
@@ -174,7 +174,7 @@
           <w:r>
             <w:fldChar w:fldCharType="separate"/>
           </w:r>
-          <w:hyperlink w:anchor="_Toc240293085" w:history="1">
+          <w:hyperlink w:anchor="_Toc240299033" w:history="1">
             <w:r>
               <w:rPr>
                 <w:rStyle w:val="Hipervnculo"/>
@@ -198,7 +198,7 @@
               <w:rPr>
                 <w:noProof/>
               </w:rPr>
-              <w:instrText xml:space="preserve"> PAGEREF _Toc240293085 \h </w:instrText>
+              <w:instrText xml:space="preserve"> PAGEREF _Toc240299033 \h </w:instrText>
             </w:r>
             <w:r>
               <w:rPr>
@@ -239,7 +239,7 @@
               <w14:ligatures w14:val="standardContextual"/>
             </w:rPr>
           </w:pPr>
-          <w:hyperlink w:anchor="_Toc240293086" w:history="1">
+          <w:hyperlink w:anchor="_Toc240299034" w:history="1">
             <w:r>
               <w:rPr>
                 <w:rStyle w:val="Hipervnculo"/>
@@ -263,7 +263,7 @@
               <w:rPr>
                 <w:noProof/>
               </w:rPr>
-              <w:instrText xml:space="preserve"> PAGEREF _Toc240293086 \h </w:instrText>
+              <w:instrText xml:space="preserve"> PAGEREF _Toc240299034 \h </w:instrText>
             </w:r>
             <w:r>
               <w:rPr>
@@ -304,7 +304,7 @@
               <w14:ligatures w14:val="standardContextual"/>
             </w:rPr>
           </w:pPr>
-          <w:hyperlink w:anchor="_Toc240293087" w:history="1">
+          <w:hyperlink w:anchor="_Toc240299035" w:history="1">
             <w:r>
               <w:rPr>
                 <w:rStyle w:val="Hipervnculo"/>
@@ -328,7 +328,7 @@
               <w:rPr>
                 <w:noProof/>
               </w:rPr>
-              <w:instrText xml:space="preserve"> PAGEREF _Toc240293087 \h </w:instrText>
+              <w:instrText xml:space="preserve"> PAGEREF _Toc240299035 \h </w:instrText>
             </w:r>
             <w:r>
               <w:rPr>
@@ -369,7 +369,7 @@
               <w14:ligatures w14:val="standardContextual"/>
             </w:rPr>
           </w:pPr>
-          <w:hyperlink w:anchor="_Toc240293088" w:history="1">
+          <w:hyperlink w:anchor="_Toc240299036" w:history="1">
             <w:r>
               <w:rPr>
                 <w:rStyle w:val="Hipervnculo"/>
@@ -393,7 +393,7 @@
               <w:rPr>
                 <w:noProof/>
               </w:rPr>
-              <w:instrText xml:space="preserve"> PAGEREF _Toc240293088 \h </w:instrText>
+              <w:instrText xml:space="preserve"> PAGEREF _Toc240299036 \h </w:instrText>
             </w:r>
             <w:r>
               <w:rPr>
@@ -434,7 +434,7 @@
               <w14:ligatures w14:val="standardContextual"/>
             </w:rPr>
           </w:pPr>
-          <w:hyperlink w:anchor="_Toc240293089" w:history="1">
+          <w:hyperlink w:anchor="_Toc240299037" w:history="1">
             <w:r>
               <w:rPr>
                 <w:rStyle w:val="Hipervnculo"/>
@@ -458,7 +458,7 @@
               <w:rPr>
                 <w:noProof/>
               </w:rPr>
-              <w:instrText xml:space="preserve"> PAGEREF _Toc240293089 \h </w:instrText>
+              <w:instrText xml:space="preserve"> PAGEREF _Toc240299037 \h </w:instrText>
             </w:r>
             <w:r>
               <w:rPr>
@@ -499,7 +499,7 @@
               <w14:ligatures w14:val="standardContextual"/>
             </w:rPr>
           </w:pPr>
-          <w:hyperlink w:anchor="_Toc240293090" w:history="1">
+          <w:hyperlink w:anchor="_Toc240299038" w:history="1">
             <w:r>
               <w:rPr>
                 <w:rStyle w:val="Hipervnculo"/>
@@ -523,7 +523,7 @@
               <w:rPr>
                 <w:noProof/>
               </w:rPr>
-              <w:instrText xml:space="preserve"> PAGEREF _Toc240293090 \h </w:instrText>
+              <w:instrText xml:space="preserve"> PAGEREF _Toc240299038 \h </w:instrText>
             </w:r>
             <w:r>
               <w:rPr>
@@ -564,7 +564,7 @@
               <w14:ligatures w14:val="standardContextual"/>
             </w:rPr>
           </w:pPr>
-          <w:hyperlink w:anchor="_Toc240293091" w:history="1">
+          <w:hyperlink w:anchor="_Toc240299039" w:history="1">
             <w:r>
               <w:rPr>
                 <w:rStyle w:val="Hipervnculo"/>
@@ -588,7 +588,7 @@
               <w:rPr>
                 <w:noProof/>
               </w:rPr>
-              <w:instrText xml:space="preserve"> PAGEREF _Toc240293091 \h </w:instrText>
+              <w:instrText xml:space="preserve"> PAGEREF _Toc240299039 \h </w:instrText>
             </w:r>
             <w:r>
               <w:rPr>
@@ -629,7 +629,7 @@
               <w14:ligatures w14:val="standardContextual"/>
             </w:rPr>
           </w:pPr>
-          <w:hyperlink w:anchor="_Toc240293092" w:history="1">
+          <w:hyperlink w:anchor="_Toc240299040" w:history="1">
             <w:r>
               <w:rPr>
                 <w:rStyle w:val="Hipervnculo"/>
@@ -653,7 +653,7 @@
               <w:rPr>
                 <w:noProof/>
               </w:rPr>
-              <w:instrText xml:space="preserve"> PAGEREF _Toc240293092 \h </w:instrText>
+              <w:instrText xml:space="preserve"> PAGEREF _Toc240299040 \h </w:instrText>
             </w:r>
             <w:r>
               <w:rPr>
@@ -694,7 +694,7 @@
               <w14:ligatures w14:val="standardContextual"/>
             </w:rPr>
           </w:pPr>
-          <w:hyperlink w:anchor="_Toc240293093" w:history="1">
+          <w:hyperlink w:anchor="_Toc240299041" w:history="1">
             <w:r>
               <w:rPr>
                 <w:rStyle w:val="Hipervnculo"/>
@@ -718,7 +718,7 @@
               <w:rPr>
                 <w:noProof/>
               </w:rPr>
-              <w:instrText xml:space="preserve"> PAGEREF _Toc240293093 \h </w:instrText>
+              <w:instrText xml:space="preserve"> PAGEREF _Toc240299041 \h </w:instrText>
             </w:r>
             <w:r>
               <w:rPr>
@@ -759,7 +759,7 @@
               <w14:ligatures w14:val="standardContextual"/>
             </w:rPr>
           </w:pPr>
-          <w:hyperlink w:anchor="_Toc240293094" w:history="1">
+          <w:hyperlink w:anchor="_Toc240299042" w:history="1">
             <w:r>
               <w:rPr>
                 <w:rStyle w:val="Hipervnculo"/>
@@ -783,7 +783,7 @@
               <w:rPr>
                 <w:noProof/>
               </w:rPr>
-              <w:instrText xml:space="preserve"> PAGEREF _Toc240293094 \h </w:instrText>
+              <w:instrText xml:space="preserve"> PAGEREF _Toc240299042 \h </w:instrText>
             </w:r>
             <w:r>
               <w:rPr>
@@ -824,7 +824,7 @@
               <w14:ligatures w14:val="standardContextual"/>
             </w:rPr>
           </w:pPr>
-          <w:hyperlink w:anchor="_Toc240293095" w:history="1">
+          <w:hyperlink w:anchor="_Toc240299043" w:history="1">
             <w:r>
               <w:rPr>
                 <w:rStyle w:val="Hipervnculo"/>
@@ -848,7 +848,7 @@
               <w:rPr>
                 <w:noProof/>
               </w:rPr>
-              <w:instrText xml:space="preserve"> PAGEREF _Toc240293095 \h </w:instrText>
+              <w:instrText xml:space="preserve"> PAGEREF _Toc240299043 \h </w:instrText>
             </w:r>
             <w:r>
               <w:rPr>
@@ -889,7 +889,7 @@
               <w14:ligatures w14:val="standardContextual"/>
             </w:rPr>
           </w:pPr>
-          <w:hyperlink w:anchor="_Toc240293096" w:history="1">
+          <w:hyperlink w:anchor="_Toc240299044" w:history="1">
             <w:r>
               <w:rPr>
                 <w:rStyle w:val="Hipervnculo"/>
@@ -913,7 +913,7 @@
               <w:rPr>
                 <w:noProof/>
               </w:rPr>
-              <w:instrText xml:space="preserve"> PAGEREF _Toc240293096 \h </w:instrText>
+              <w:instrText xml:space="preserve"> PAGEREF _Toc240299044 \h </w:instrText>
             </w:r>
             <w:r>
               <w:rPr>
@@ -954,7 +954,7 @@
               <w14:ligatures w14:val="standardContextual"/>
             </w:rPr>
           </w:pPr>
-          <w:hyperlink w:anchor="_Toc240293097" w:history="1">
+          <w:hyperlink w:anchor="_Toc240299045" w:history="1">
             <w:r>
               <w:rPr>
                 <w:rStyle w:val="Hipervnculo"/>
@@ -978,7 +978,7 @@
               <w:rPr>
                 <w:noProof/>
               </w:rPr>
-              <w:instrText xml:space="preserve"> PAGEREF _Toc240293097 \h </w:instrText>
+              <w:instrText xml:space="preserve"> PAGEREF _Toc240299045 \h </w:instrText>
             </w:r>
             <w:r>
               <w:rPr>
@@ -1019,7 +1019,7 @@
               <w14:ligatures w14:val="standardContextual"/>
             </w:rPr>
           </w:pPr>
-          <w:hyperlink w:anchor="_Toc240293098" w:history="1">
+          <w:hyperlink w:anchor="_Toc240299046" w:history="1">
             <w:r>
               <w:rPr>
                 <w:rStyle w:val="Hipervnculo"/>
@@ -1043,7 +1043,7 @@
               <w:rPr>
                 <w:noProof/>
               </w:rPr>
-              <w:instrText xml:space="preserve"> PAGEREF _Toc240293098 \h </w:instrText>
+              <w:instrText xml:space="preserve"> PAGEREF _Toc240299046 \h </w:instrText>
             </w:r>
             <w:r>
               <w:rPr>
@@ -1084,7 +1084,7 @@
               <w14:ligatures w14:val="standardContextual"/>
             </w:rPr>
           </w:pPr>
-          <w:hyperlink w:anchor="_Toc240293099" w:history="1">
+          <w:hyperlink w:anchor="_Toc240299047" w:history="1">
             <w:r>
               <w:rPr>
                 <w:rStyle w:val="Hipervnculo"/>
@@ -1108,7 +1108,7 @@
               <w:rPr>
                 <w:noProof/>
               </w:rPr>
-              <w:instrText xml:space="preserve"> PAGEREF _Toc240293099 \h </w:instrText>
+              <w:instrText xml:space="preserve"> PAGEREF _Toc240299047 \h </w:instrText>
             </w:r>
             <w:r>
               <w:rPr>
@@ -1149,7 +1149,7 @@
               <w14:ligatures w14:val="standardContextual"/>
             </w:rPr>
           </w:pPr>
-          <w:hyperlink w:anchor="_Toc240293100" w:history="1">
+          <w:hyperlink w:anchor="_Toc240299048" w:history="1">
             <w:r>
               <w:rPr>
                 <w:rStyle w:val="Hipervnculo"/>
@@ -1173,7 +1173,7 @@
               <w:rPr>
                 <w:noProof/>
               </w:rPr>
-              <w:instrText xml:space="preserve"> PAGEREF _Toc240293100 \h </w:instrText>
+              <w:instrText xml:space="preserve"> PAGEREF _Toc240299048 \h </w:instrText>
             </w:r>
             <w:r>
               <w:rPr>
@@ -1214,7 +1214,7 @@
               <w14:ligatures w14:val="standardContextual"/>
             </w:rPr>
           </w:pPr>
-          <w:hyperlink w:anchor="_Toc240293101" w:history="1">
+          <w:hyperlink w:anchor="_Toc240299049" w:history="1">
             <w:r>
               <w:rPr>
                 <w:rStyle w:val="Hipervnculo"/>
@@ -1238,7 +1238,7 @@
               <w:rPr>
                 <w:noProof/>
               </w:rPr>
-              <w:instrText xml:space="preserve"> PAGEREF _Toc240293101 \h </w:instrText>
+              <w:instrText xml:space="preserve"> PAGEREF _Toc240299049 \h </w:instrText>
             </w:r>
             <w:r>
               <w:rPr>
@@ -1279,7 +1279,7 @@
               <w14:ligatures w14:val="standardContextual"/>
             </w:rPr>
           </w:pPr>
-          <w:hyperlink w:anchor="_Toc240293102" w:history="1">
+          <w:hyperlink w:anchor="_Toc240299050" w:history="1">
             <w:r>
               <w:rPr>
                 <w:rStyle w:val="Hipervnculo"/>
@@ -1303,7 +1303,7 @@
               <w:rPr>
                 <w:noProof/>
               </w:rPr>
-              <w:instrText xml:space="preserve"> PAGEREF _Toc240293102 \h </w:instrText>
+              <w:instrText xml:space="preserve"> PAGEREF _Toc240299050 \h </w:instrText>
             </w:r>
             <w:r>
               <w:rPr>
@@ -1344,7 +1344,7 @@
               <w14:ligatures w14:val="standardContextual"/>
             </w:rPr>
           </w:pPr>
-          <w:hyperlink w:anchor="_Toc240293103" w:history="1">
+          <w:hyperlink w:anchor="_Toc240299051" w:history="1">
             <w:r>
               <w:rPr>
                 <w:rStyle w:val="Hipervnculo"/>
@@ -1368,7 +1368,7 @@
               <w:rPr>
                 <w:noProof/>
               </w:rPr>
-              <w:instrText xml:space="preserve"> PAGEREF _Toc240293103 \h </w:instrText>
+              <w:instrText xml:space="preserve"> PAGEREF _Toc240299051 \h </w:instrText>
             </w:r>
             <w:r>
               <w:rPr>
@@ -1409,7 +1409,7 @@
               <w14:ligatures w14:val="standardContextual"/>
             </w:rPr>
           </w:pPr>
-          <w:hyperlink w:anchor="_Toc240293104" w:history="1">
+          <w:hyperlink w:anchor="_Toc240299052" w:history="1">
             <w:r>
               <w:rPr>
                 <w:rStyle w:val="Hipervnculo"/>
@@ -1433,7 +1433,7 @@
               <w:rPr>
                 <w:noProof/>
               </w:rPr>
-              <w:instrText xml:space="preserve"> PAGEREF _Toc240293104 \h </w:instrText>
+              <w:instrText xml:space="preserve"> PAGEREF _Toc240299052 \h </w:instrText>
             </w:r>
             <w:r>
               <w:rPr>
@@ -1474,7 +1474,7 @@
               <w14:ligatures w14:val="standardContextual"/>
             </w:rPr>
           </w:pPr>
-          <w:hyperlink w:anchor="_Toc240293105" w:history="1">
+          <w:hyperlink w:anchor="_Toc240299053" w:history="1">
             <w:r>
               <w:rPr>
                 <w:rStyle w:val="Hipervnculo"/>
@@ -1498,7 +1498,7 @@
               <w:rPr>
                 <w:noProof/>
               </w:rPr>
-              <w:instrText xml:space="preserve"> PAGEREF _Toc240293105 \h </w:instrText>
+              <w:instrText xml:space="preserve"> PAGEREF _Toc240299053 \h </w:instrText>
             </w:r>
             <w:r>
               <w:rPr>
@@ -1539,7 +1539,7 @@
               <w14:ligatures w14:val="standardContextual"/>
             </w:rPr>
           </w:pPr>
-          <w:hyperlink w:anchor="_Toc240293106" w:history="1">
+          <w:hyperlink w:anchor="_Toc240299054" w:history="1">
             <w:r>
               <w:rPr>
                 <w:rStyle w:val="Hipervnculo"/>
@@ -1563,7 +1563,7 @@
               <w:rPr>
                 <w:noProof/>
               </w:rPr>
-              <w:instrText xml:space="preserve"> PAGEREF _Toc240293106 \h </w:instrText>
+              <w:instrText xml:space="preserve"> PAGEREF _Toc240299054 \h </w:instrText>
             </w:r>
             <w:r>
               <w:rPr>
@@ -1604,7 +1604,7 @@
               <w14:ligatures w14:val="standardContextual"/>
             </w:rPr>
           </w:pPr>
-          <w:hyperlink w:anchor="_Toc240293107" w:history="1">
+          <w:hyperlink w:anchor="_Toc240299055" w:history="1">
             <w:r>
               <w:rPr>
                 <w:rStyle w:val="Hipervnculo"/>
@@ -1628,7 +1628,7 @@
               <w:rPr>
                 <w:noProof/>
               </w:rPr>
-              <w:instrText xml:space="preserve"> PAGEREF _Toc240293107 \h </w:instrText>
+              <w:instrText xml:space="preserve"> PAGEREF _Toc240299055 \h </w:instrText>
             </w:r>
             <w:r>
               <w:rPr>
@@ -1669,7 +1669,7 @@
               <w14:ligatures w14:val="standardContextual"/>
             </w:rPr>
           </w:pPr>
-          <w:hyperlink w:anchor="_Toc240293108" w:history="1">
+          <w:hyperlink w:anchor="_Toc240299056" w:history="1">
             <w:r>
               <w:rPr>
                 <w:rStyle w:val="Hipervnculo"/>
@@ -1693,7 +1693,7 @@
               <w:rPr>
                 <w:noProof/>
               </w:rPr>
-              <w:instrText xml:space="preserve"> PAGEREF _Toc240293108 \h </w:instrText>
+              <w:instrText xml:space="preserve"> PAGEREF _Toc240299056 \h </w:instrText>
             </w:r>
             <w:r>
               <w:rPr>
@@ -1734,7 +1734,7 @@
               <w14:ligatures w14:val="standardContextual"/>
             </w:rPr>
           </w:pPr>
-          <w:hyperlink w:anchor="_Toc240293109" w:history="1">
+          <w:hyperlink w:anchor="_Toc240299057" w:history="1">
             <w:r>
               <w:rPr>
                 <w:rStyle w:val="Hipervnculo"/>
@@ -1758,7 +1758,7 @@
               <w:rPr>
                 <w:noProof/>
               </w:rPr>
-              <w:instrText xml:space="preserve"> PAGEREF _Toc240293109 \h </w:instrText>
+              <w:instrText xml:space="preserve"> PAGEREF _Toc240299057 \h </w:instrText>
             </w:r>
             <w:r>
               <w:rPr>
@@ -1799,7 +1799,7 @@
               <w14:ligatures w14:val="standardContextual"/>
             </w:rPr>
           </w:pPr>
-          <w:hyperlink w:anchor="_Toc240293110" w:history="1">
+          <w:hyperlink w:anchor="_Toc240299058" w:history="1">
             <w:r>
               <w:rPr>
                 <w:rStyle w:val="Hipervnculo"/>
@@ -1823,7 +1823,7 @@
               <w:rPr>
                 <w:noProof/>
               </w:rPr>
-              <w:instrText xml:space="preserve"> PAGEREF _Toc240293110 \h </w:instrText>
+              <w:instrText xml:space="preserve"> PAGEREF _Toc240299058 \h </w:instrText>
             </w:r>
             <w:r>
               <w:rPr>
@@ -1864,7 +1864,7 @@
               <w14:ligatures w14:val="standardContextual"/>
             </w:rPr>
           </w:pPr>
-          <w:hyperlink w:anchor="_Toc240293111" w:history="1">
+          <w:hyperlink w:anchor="_Toc240299059" w:history="1">
             <w:r>
               <w:rPr>
                 <w:rStyle w:val="Hipervnculo"/>
@@ -1888,7 +1888,7 @@
               <w:rPr>
                 <w:noProof/>
               </w:rPr>
-              <w:instrText xml:space="preserve"> PAGEREF _Toc240293111 \h </w:instrText>
+              <w:instrText xml:space="preserve"> PAGEREF _Toc240299059 \h </w:instrText>
             </w:r>
             <w:r>
               <w:rPr>
@@ -1929,7 +1929,7 @@
               <w14:ligatures w14:val="standardContextual"/>
             </w:rPr>
           </w:pPr>
-          <w:hyperlink w:anchor="_Toc240293112" w:history="1">
+          <w:hyperlink w:anchor="_Toc240299060" w:history="1">
             <w:r>
               <w:rPr>
                 <w:rStyle w:val="Hipervnculo"/>
@@ -1953,7 +1953,7 @@
               <w:rPr>
                 <w:noProof/>
               </w:rPr>
-              <w:instrText xml:space="preserve"> PAGEREF _Toc240293112 \h </w:instrText>
+              <w:instrText xml:space="preserve"> PAGEREF _Toc240299060 \h </w:instrText>
             </w:r>
             <w:r>
               <w:rPr>
@@ -1994,7 +1994,7 @@
               <w14:ligatures w14:val="standardContextual"/>
             </w:rPr>
           </w:pPr>
-          <w:hyperlink w:anchor="_Toc240293113" w:history="1">
+          <w:hyperlink w:anchor="_Toc240299061" w:history="1">
             <w:r>
               <w:rPr>
                 <w:rStyle w:val="Hipervnculo"/>
@@ -2018,7 +2018,7 @@
               <w:rPr>
                 <w:noProof/>
               </w:rPr>
-              <w:instrText xml:space="preserve"> PAGEREF _Toc240293113 \h </w:instrText>
+              <w:instrText xml:space="preserve"> PAGEREF _Toc240299061 \h </w:instrText>
             </w:r>
             <w:r>
               <w:rPr>
@@ -2059,7 +2059,7 @@
               <w14:ligatures w14:val="standardContextual"/>
             </w:rPr>
           </w:pPr>
-          <w:hyperlink w:anchor="_Toc240293114" w:history="1">
+          <w:hyperlink w:anchor="_Toc240299062" w:history="1">
             <w:r>
               <w:rPr>
                 <w:rStyle w:val="Hipervnculo"/>
@@ -2083,7 +2083,7 @@
               <w:rPr>
                 <w:noProof/>
               </w:rPr>
-              <w:instrText xml:space="preserve"> PAGEREF _Toc240293114 \h </w:instrText>
+              <w:instrText xml:space="preserve"> PAGEREF _Toc240299062 \h </w:instrText>
             </w:r>
             <w:r>
               <w:rPr>
@@ -2124,7 +2124,7 @@
               <w14:ligatures w14:val="standardContextual"/>
             </w:rPr>
           </w:pPr>
-          <w:hyperlink w:anchor="_Toc240293115" w:history="1">
+          <w:hyperlink w:anchor="_Toc240299063" w:history="1">
             <w:r>
               <w:rPr>
                 <w:rStyle w:val="Hipervnculo"/>
@@ -2148,7 +2148,7 @@
               <w:rPr>
                 <w:noProof/>
               </w:rPr>
-              <w:instrText xml:space="preserve"> PAGEREF _Toc240293115 \h </w:instrText>
+              <w:instrText xml:space="preserve"> PAGEREF _Toc240299063 \h </w:instrText>
             </w:r>
             <w:r>
               <w:rPr>
@@ -2189,7 +2189,7 @@
               <w14:ligatures w14:val="standardContextual"/>
             </w:rPr>
           </w:pPr>
-          <w:hyperlink w:anchor="_Toc240293116" w:history="1">
+          <w:hyperlink w:anchor="_Toc240299064" w:history="1">
             <w:r>
               <w:rPr>
                 <w:rStyle w:val="Hipervnculo"/>
@@ -2213,7 +2213,7 @@
               <w:rPr>
                 <w:noProof/>
               </w:rPr>
-              <w:instrText xml:space="preserve"> PAGEREF _Toc240293116 \h </w:instrText>
+              <w:instrText xml:space="preserve"> PAGEREF _Toc240299064 \h </w:instrText>
             </w:r>
             <w:r>
               <w:rPr>
@@ -2254,7 +2254,7 @@
               <w14:ligatures w14:val="standardContextual"/>
             </w:rPr>
           </w:pPr>
-          <w:hyperlink w:anchor="_Toc240293117" w:history="1">
+          <w:hyperlink w:anchor="_Toc240299065" w:history="1">
             <w:r>
               <w:rPr>
                 <w:rStyle w:val="Hipervnculo"/>
@@ -2278,7 +2278,7 @@
               <w:rPr>
                 <w:noProof/>
               </w:rPr>
-              <w:instrText xml:space="preserve"> PAGEREF _Toc240293117 \h </w:instrText>
+              <w:instrText xml:space="preserve"> PAGEREF _Toc240299065 \h </w:instrText>
             </w:r>
             <w:r>
               <w:rPr>
@@ -2319,7 +2319,7 @@
               <w14:ligatures w14:val="standardContextual"/>
             </w:rPr>
           </w:pPr>
-          <w:hyperlink w:anchor="_Toc240293118" w:history="1">
+          <w:hyperlink w:anchor="_Toc240299066" w:history="1">
             <w:r>
               <w:rPr>
                 <w:rStyle w:val="Hipervnculo"/>
@@ -2343,7 +2343,7 @@
               <w:rPr>
                 <w:noProof/>
               </w:rPr>
-              <w:instrText xml:space="preserve"> PAGEREF _Toc240293118 \h </w:instrText>
+              <w:instrText xml:space="preserve"> PAGEREF _Toc240299066 \h </w:instrText>
             </w:r>
             <w:r>
               <w:rPr>
@@ -2384,7 +2384,7 @@
               <w14:ligatures w14:val="standardContextual"/>
             </w:rPr>
           </w:pPr>
-          <w:hyperlink w:anchor="_Toc240293119" w:history="1">
+          <w:hyperlink w:anchor="_Toc240299067" w:history="1">
             <w:r>
               <w:rPr>
                 <w:rStyle w:val="Hipervnculo"/>
@@ -2408,7 +2408,7 @@
               <w:rPr>
                 <w:noProof/>
               </w:rPr>
-              <w:instrText xml:space="preserve"> PAGEREF _Toc240293119 \h </w:instrText>
+              <w:instrText xml:space="preserve"> PAGEREF _Toc240299067 \h </w:instrText>
             </w:r>
             <w:r>
               <w:rPr>
@@ -2449,7 +2449,7 @@
               <w14:ligatures w14:val="standardContextual"/>
             </w:rPr>
           </w:pPr>
-          <w:hyperlink w:anchor="_Toc240293120" w:history="1">
+          <w:hyperlink w:anchor="_Toc240299068" w:history="1">
             <w:r>
               <w:rPr>
                 <w:rStyle w:val="Hipervnculo"/>
@@ -2473,7 +2473,7 @@
               <w:rPr>
                 <w:noProof/>
               </w:rPr>
-              <w:instrText xml:space="preserve"> PAGEREF _Toc240293120 \h </w:instrText>
+              <w:instrText xml:space="preserve"> PAGEREF _Toc240299068 \h </w:instrText>
             </w:r>
             <w:r>
               <w:rPr>
@@ -2514,7 +2514,7 @@
               <w14:ligatures w14:val="standardContextual"/>
             </w:rPr>
           </w:pPr>
-          <w:hyperlink w:anchor="_Toc240293121" w:history="1">
+          <w:hyperlink w:anchor="_Toc240299069" w:history="1">
             <w:r>
               <w:rPr>
                 <w:rStyle w:val="Hipervnculo"/>
@@ -2538,7 +2538,7 @@
               <w:rPr>
                 <w:noProof/>
               </w:rPr>
-              <w:instrText xml:space="preserve"> PAGEREF _Toc240293121 \h </w:instrText>
+              <w:instrText xml:space="preserve"> PAGEREF _Toc240299069 \h </w:instrText>
             </w:r>
             <w:r>
               <w:rPr>
@@ -2579,7 +2579,7 @@
               <w14:ligatures w14:val="standardContextual"/>
             </w:rPr>
           </w:pPr>
-          <w:hyperlink w:anchor="_Toc240293122" w:history="1">
+          <w:hyperlink w:anchor="_Toc240299070" w:history="1">
             <w:r>
               <w:rPr>
                 <w:rStyle w:val="Hipervnculo"/>
@@ -2603,7 +2603,7 @@
               <w:rPr>
                 <w:noProof/>
               </w:rPr>
-              <w:instrText xml:space="preserve"> PAGEREF _Toc240293122 \h </w:instrText>
+              <w:instrText xml:space="preserve"> PAGEREF _Toc240299070 \h </w:instrText>
             </w:r>
             <w:r>
               <w:rPr>
@@ -2644,7 +2644,7 @@
               <w14:ligatures w14:val="standardContextual"/>
             </w:rPr>
           </w:pPr>
-          <w:hyperlink w:anchor="_Toc240293123" w:history="1">
+          <w:hyperlink w:anchor="_Toc240299071" w:history="1">
             <w:r>
               <w:rPr>
                 <w:rStyle w:val="Hipervnculo"/>
@@ -2668,7 +2668,7 @@
               <w:rPr>
                 <w:noProof/>
               </w:rPr>
-              <w:instrText xml:space="preserve"> PAGEREF _Toc240293123 \h </w:instrText>
+              <w:instrText xml:space="preserve"> PAGEREF _Toc240299071 \h </w:instrText>
             </w:r>
             <w:r>
               <w:rPr>
@@ -2709,7 +2709,7 @@
               <w14:ligatures w14:val="standardContextual"/>
             </w:rPr>
           </w:pPr>
-          <w:hyperlink w:anchor="_Toc240293124" w:history="1">
+          <w:hyperlink w:anchor="_Toc240299072" w:history="1">
             <w:r>
               <w:rPr>
                 <w:rStyle w:val="Hipervnculo"/>
@@ -2733,7 +2733,7 @@
               <w:rPr>
                 <w:noProof/>
               </w:rPr>
-              <w:instrText xml:space="preserve"> PAGEREF _Toc240293124 \h </w:instrText>
+              <w:instrText xml:space="preserve"> PAGEREF _Toc240299072 \h </w:instrText>
             </w:r>
             <w:r>
               <w:rPr>
@@ -2774,7 +2774,7 @@
               <w14:ligatures w14:val="standardContextual"/>
             </w:rPr>
           </w:pPr>
-          <w:hyperlink w:anchor="_Toc240293125" w:history="1">
+          <w:hyperlink w:anchor="_Toc240299073" w:history="1">
             <w:r>
               <w:rPr>
                 <w:rStyle w:val="Hipervnculo"/>
@@ -2798,7 +2798,7 @@
               <w:rPr>
                 <w:noProof/>
               </w:rPr>
-              <w:instrText xml:space="preserve"> PAGEREF _Toc240293125 \h </w:instrText>
+              <w:instrText xml:space="preserve"> PAGEREF _Toc240299073 \h </w:instrText>
             </w:r>
             <w:r>
               <w:rPr>
@@ -2839,7 +2839,7 @@
               <w14:ligatures w14:val="standardContextual"/>
             </w:rPr>
           </w:pPr>
-          <w:hyperlink w:anchor="_Toc240293126" w:history="1">
+          <w:hyperlink w:anchor="_Toc240299074" w:history="1">
             <w:r>
               <w:rPr>
                 <w:rStyle w:val="Hipervnculo"/>
@@ -2863,7 +2863,7 @@
               <w:rPr>
                 <w:noProof/>
               </w:rPr>
-              <w:instrText xml:space="preserve"> PAGEREF _Toc240293126 \h </w:instrText>
+              <w:instrText xml:space="preserve"> PAGEREF _Toc240299074 \h </w:instrText>
             </w:r>
             <w:r>
               <w:rPr>
@@ -2904,7 +2904,7 @@
               <w14:ligatures w14:val="standardContextual"/>
             </w:rPr>
           </w:pPr>
-          <w:hyperlink w:anchor="_Toc240293127" w:history="1">
+          <w:hyperlink w:anchor="_Toc240299075" w:history="1">
             <w:r>
               <w:rPr>
                 <w:rStyle w:val="Hipervnculo"/>
@@ -2928,7 +2928,7 @@
               <w:rPr>
                 <w:noProof/>
               </w:rPr>
-              <w:instrText xml:space="preserve"> PAGEREF _Toc240293127 \h </w:instrText>
+              <w:instrText xml:space="preserve"> PAGEREF _Toc240299075 \h </w:instrText>
             </w:r>
             <w:r>
               <w:rPr>
@@ -2969,7 +2969,7 @@
               <w14:ligatures w14:val="standardContextual"/>
             </w:rPr>
           </w:pPr>
-          <w:hyperlink w:anchor="_Toc240293128" w:history="1">
+          <w:hyperlink w:anchor="_Toc240299076" w:history="1">
             <w:r>
               <w:rPr>
                 <w:rStyle w:val="Hipervnculo"/>
@@ -2993,7 +2993,7 @@
               <w:rPr>
                 <w:noProof/>
               </w:rPr>
-              <w:instrText xml:space="preserve"> PAGEREF _Toc240293128 \h </w:instrText>
+              <w:instrText xml:space="preserve"> PAGEREF _Toc240299076 \h </w:instrText>
             </w:r>
             <w:r>
               <w:rPr>
@@ -3034,7 +3034,7 @@
               <w14:ligatures w14:val="standardContextual"/>
             </w:rPr>
           </w:pPr>
-          <w:hyperlink w:anchor="_Toc240293129" w:history="1">
+          <w:hyperlink w:anchor="_Toc240299077" w:history="1">
             <w:r>
               <w:rPr>
                 <w:rStyle w:val="Hipervnculo"/>
@@ -3058,7 +3058,7 @@
               <w:rPr>
                 <w:noProof/>
               </w:rPr>
-              <w:instrText xml:space="preserve"> PAGEREF _Toc240293129 \h </w:instrText>
+              <w:instrText xml:space="preserve"> PAGEREF _Toc240299077 \h </w:instrText>
             </w:r>
             <w:r>
               <w:rPr>
@@ -3099,7 +3099,7 @@
               <w14:ligatures w14:val="standardContextual"/>
             </w:rPr>
           </w:pPr>
-          <w:hyperlink w:anchor="_Toc240293130" w:history="1">
+          <w:hyperlink w:anchor="_Toc240299078" w:history="1">
             <w:r>
               <w:rPr>
                 <w:rStyle w:val="Hipervnculo"/>
@@ -3123,7 +3123,7 @@
               <w:rPr>
                 <w:noProof/>
               </w:rPr>
-              <w:instrText xml:space="preserve"> PAGEREF _Toc240293130 \h </w:instrText>
+              <w:instrText xml:space="preserve"> PAGEREF _Toc240299078 \h </w:instrText>
             </w:r>
             <w:r>
               <w:rPr>
@@ -3164,7 +3164,7 @@
               <w14:ligatures w14:val="standardContextual"/>
             </w:rPr>
           </w:pPr>
-          <w:hyperlink w:anchor="_Toc240293131" w:history="1">
+          <w:hyperlink w:anchor="_Toc240299079" w:history="1">
             <w:r>
               <w:rPr>
                 <w:rStyle w:val="Hipervnculo"/>
@@ -3188,7 +3188,7 @@
               <w:rPr>
                 <w:noProof/>
               </w:rPr>
-              <w:instrText xml:space="preserve"> PAGEREF _Toc240293131 \h </w:instrText>
+              <w:instrText xml:space="preserve"> PAGEREF _Toc240299079 \h </w:instrText>
             </w:r>
             <w:r>
               <w:rPr>
@@ -3229,7 +3229,7 @@
               <w14:ligatures w14:val="standardContextual"/>
             </w:rPr>
           </w:pPr>
-          <w:hyperlink w:anchor="_Toc240293132" w:history="1">
+          <w:hyperlink w:anchor="_Toc240299080" w:history="1">
             <w:r>
               <w:rPr>
                 <w:rStyle w:val="Hipervnculo"/>
@@ -3253,7 +3253,7 @@
               <w:rPr>
                 <w:noProof/>
               </w:rPr>
-              <w:instrText xml:space="preserve"> PAGEREF _Toc240293132 \h </w:instrText>
+              <w:instrText xml:space="preserve"> PAGEREF _Toc240299080 \h </w:instrText>
             </w:r>
             <w:r>
               <w:rPr>
@@ -3294,7 +3294,7 @@
               <w14:ligatures w14:val="standardContextual"/>
             </w:rPr>
           </w:pPr>
-          <w:hyperlink w:anchor="_Toc240293133" w:history="1">
+          <w:hyperlink w:anchor="_Toc240299081" w:history="1">
             <w:r>
               <w:rPr>
                 <w:rStyle w:val="Hipervnculo"/>
@@ -3318,7 +3318,7 @@
               <w:rPr>
                 <w:noProof/>
               </w:rPr>
-              <w:instrText xml:space="preserve"> PAGEREF _Toc240293133 \h </w:instrText>
+              <w:instrText xml:space="preserve"> PAGEREF _Toc240299081 \h </w:instrText>
             </w:r>
             <w:r>
               <w:rPr>
@@ -3359,7 +3359,7 @@
               <w14:ligatures w14:val="standardContextual"/>
             </w:rPr>
           </w:pPr>
-          <w:hyperlink w:anchor="_Toc240293134" w:history="1">
+          <w:hyperlink w:anchor="_Toc240299082" w:history="1">
             <w:r>
               <w:rPr>
                 <w:rStyle w:val="Hipervnculo"/>
@@ -3383,7 +3383,7 @@
               <w:rPr>
                 <w:noProof/>
               </w:rPr>
-              <w:instrText xml:space="preserve"> PAGEREF _Toc240293134 \h </w:instrText>
+              <w:instrText xml:space="preserve"> PAGEREF _Toc240299082 \h </w:instrText>
             </w:r>
             <w:r>
               <w:rPr>
@@ -3424,7 +3424,7 @@
               <w14:ligatures w14:val="standardContextual"/>
             </w:rPr>
           </w:pPr>
-          <w:hyperlink w:anchor="_Toc240293135" w:history="1">
+          <w:hyperlink w:anchor="_Toc240299083" w:history="1">
             <w:r>
               <w:rPr>
                 <w:rStyle w:val="Hipervnculo"/>
@@ -3448,7 +3448,7 @@
               <w:rPr>
                 <w:noProof/>
               </w:rPr>
-              <w:instrText xml:space="preserve"> PAGEREF _Toc240293135 \h </w:instrText>
+              <w:instrText xml:space="preserve"> PAGEREF _Toc240299083 \h </w:instrText>
             </w:r>
             <w:r>
               <w:rPr>
@@ -3489,7 +3489,7 @@
               <w14:ligatures w14:val="standardContextual"/>
             </w:rPr>
           </w:pPr>
-          <w:hyperlink w:anchor="_Toc240293136" w:history="1">
+          <w:hyperlink w:anchor="_Toc240299084" w:history="1">
             <w:r>
               <w:rPr>
                 <w:rStyle w:val="Hipervnculo"/>
@@ -3513,7 +3513,7 @@
               <w:rPr>
                 <w:noProof/>
               </w:rPr>
-              <w:instrText xml:space="preserve"> PAGEREF _Toc240293136 \h </w:instrText>
+              <w:instrText xml:space="preserve"> PAGEREF _Toc240299084 \h </w:instrText>
             </w:r>
             <w:r>
               <w:rPr>
@@ -3554,7 +3554,7 @@
               <w14:ligatures w14:val="standardContextual"/>
             </w:rPr>
           </w:pPr>
-          <w:hyperlink w:anchor="_Toc240293137" w:history="1">
+          <w:hyperlink w:anchor="_Toc240299085" w:history="1">
             <w:r>
               <w:rPr>
                 <w:rStyle w:val="Hipervnculo"/>
@@ -3578,7 +3578,7 @@
               <w:rPr>
                 <w:noProof/>
               </w:rPr>
-              <w:instrText xml:space="preserve"> PAGEREF _Toc240293137 \h </w:instrText>
+              <w:instrText xml:space="preserve"> PAGEREF _Toc240299085 \h </w:instrText>
             </w:r>
             <w:r>
               <w:rPr>
@@ -3619,7 +3619,7 @@
               <w14:ligatures w14:val="standardContextual"/>
             </w:rPr>
           </w:pPr>
-          <w:hyperlink w:anchor="_Toc240293138" w:history="1">
+          <w:hyperlink w:anchor="_Toc240299086" w:history="1">
             <w:r>
               <w:rPr>
                 <w:rStyle w:val="Hipervnculo"/>
@@ -3643,7 +3643,7 @@
               <w:rPr>
                 <w:noProof/>
               </w:rPr>
-              <w:instrText xml:space="preserve"> PAGEREF _Toc240293138 \h </w:instrText>
+              <w:instrText xml:space="preserve"> PAGEREF _Toc240299086 \h </w:instrText>
             </w:r>
             <w:r>
               <w:rPr>
@@ -3684,7 +3684,7 @@
               <w14:ligatures w14:val="standardContextual"/>
             </w:rPr>
           </w:pPr>
-          <w:hyperlink w:anchor="_Toc240293139" w:history="1">
+          <w:hyperlink w:anchor="_Toc240299087" w:history="1">
             <w:r>
               <w:rPr>
                 <w:rStyle w:val="Hipervnculo"/>
@@ -3708,7 +3708,7 @@
               <w:rPr>
                 <w:noProof/>
               </w:rPr>
-              <w:instrText xml:space="preserve"> PAGEREF _Toc240293139 \h </w:instrText>
+              <w:instrText xml:space="preserve"> PAGEREF _Toc240299087 \h </w:instrText>
             </w:r>
             <w:r>
               <w:rPr>
@@ -3749,7 +3749,7 @@
               <w14:ligatures w14:val="standardContextual"/>
             </w:rPr>
           </w:pPr>
-          <w:hyperlink w:anchor="_Toc240293140" w:history="1">
+          <w:hyperlink w:anchor="_Toc240299088" w:history="1">
             <w:r>
               <w:rPr>
                 <w:rStyle w:val="Hipervnculo"/>
@@ -3773,7 +3773,7 @@
               <w:rPr>
                 <w:noProof/>
               </w:rPr>
-              <w:instrText xml:space="preserve"> PAGEREF _Toc240293140 \h </w:instrText>
+              <w:instrText xml:space="preserve"> PAGEREF _Toc240299088 \h </w:instrText>
             </w:r>
             <w:r>
               <w:rPr>
@@ -3814,7 +3814,7 @@
               <w14:ligatures w14:val="standardContextual"/>
             </w:rPr>
           </w:pPr>
-          <w:hyperlink w:anchor="_Toc240293141" w:history="1">
+          <w:hyperlink w:anchor="_Toc240299089" w:history="1">
             <w:r>
               <w:rPr>
                 <w:rStyle w:val="Hipervnculo"/>
@@ -3838,7 +3838,7 @@
               <w:rPr>
                 <w:noProof/>
               </w:rPr>
-              <w:instrText xml:space="preserve"> PAGEREF _Toc240293141 \h </w:instrText>
+              <w:instrText xml:space="preserve"> PAGEREF _Toc240299089 \h </w:instrText>
             </w:r>
             <w:r>
               <w:rPr>
@@ -3879,7 +3879,7 @@
               <w14:ligatures w14:val="standardContextual"/>
             </w:rPr>
           </w:pPr>
-          <w:hyperlink w:anchor="_Toc240293142" w:history="1">
+          <w:hyperlink w:anchor="_Toc240299090" w:history="1">
             <w:r>
               <w:rPr>
                 <w:rStyle w:val="Hipervnculo"/>
@@ -3903,7 +3903,7 @@
               <w:rPr>
                 <w:noProof/>
               </w:rPr>
-              <w:instrText xml:space="preserve"> PAGEREF _Toc240293142 \h </w:instrText>
+              <w:instrText xml:space="preserve"> PAGEREF _Toc240299090 \h </w:instrText>
             </w:r>
             <w:r>
               <w:rPr>
@@ -3944,7 +3944,7 @@
               <w14:ligatures w14:val="standardContextual"/>
             </w:rPr>
           </w:pPr>
-          <w:hyperlink w:anchor="_Toc240293143" w:history="1">
+          <w:hyperlink w:anchor="_Toc240299091" w:history="1">
             <w:r>
               <w:rPr>
                 <w:rStyle w:val="Hipervnculo"/>
@@ -3968,7 +3968,7 @@
               <w:rPr>
                 <w:noProof/>
               </w:rPr>
-              <w:instrText xml:space="preserve"> PAGEREF _Toc240293143 \h </w:instrText>
+              <w:instrText xml:space="preserve"> PAGEREF _Toc240299091 \h </w:instrText>
             </w:r>
             <w:r>
               <w:rPr>
@@ -4009,7 +4009,7 @@
               <w14:ligatures w14:val="standardContextual"/>
             </w:rPr>
           </w:pPr>
-          <w:hyperlink w:anchor="_Toc240293144" w:history="1">
+          <w:hyperlink w:anchor="_Toc240299092" w:history="1">
             <w:r>
               <w:rPr>
                 <w:rStyle w:val="Hipervnculo"/>
@@ -4033,7 +4033,7 @@
               <w:rPr>
                 <w:noProof/>
               </w:rPr>
-              <w:instrText xml:space="preserve"> PAGEREF _Toc240293144 \h </w:instrText>
+              <w:instrText xml:space="preserve"> PAGEREF _Toc240299092 \h </w:instrText>
             </w:r>
             <w:r>
               <w:rPr>
@@ -4074,7 +4074,7 @@
               <w14:ligatures w14:val="standardContextual"/>
             </w:rPr>
           </w:pPr>
-          <w:hyperlink w:anchor="_Toc240293145" w:history="1">
+          <w:hyperlink w:anchor="_Toc240299093" w:history="1">
             <w:r>
               <w:rPr>
                 <w:rStyle w:val="Hipervnculo"/>
@@ -4098,7 +4098,7 @@
               <w:rPr>
                 <w:noProof/>
               </w:rPr>
-              <w:instrText xml:space="preserve"> PAGEREF _Toc240293145 \h </w:instrText>
+              <w:instrText xml:space="preserve"> PAGEREF _Toc240299093 \h </w:instrText>
             </w:r>
             <w:r>
               <w:rPr>
@@ -4139,7 +4139,7 @@
               <w14:ligatures w14:val="standardContextual"/>
             </w:rPr>
           </w:pPr>
-          <w:hyperlink w:anchor="_Toc240293146" w:history="1">
+          <w:hyperlink w:anchor="_Toc240299094" w:history="1">
             <w:r>
               <w:rPr>
                 <w:rStyle w:val="Hipervnculo"/>
@@ -4163,7 +4163,7 @@
               <w:rPr>
                 <w:noProof/>
               </w:rPr>
-              <w:instrText xml:space="preserve"> PAGEREF _Toc240293146 \h </w:instrText>
+              <w:instrText xml:space="preserve"> PAGEREF _Toc240299094 \h </w:instrText>
             </w:r>
             <w:r>
               <w:rPr>
@@ -4204,7 +4204,7 @@
               <w14:ligatures w14:val="standardContextual"/>
             </w:rPr>
           </w:pPr>
-          <w:hyperlink w:anchor="_Toc240293147" w:history="1">
+          <w:hyperlink w:anchor="_Toc240299095" w:history="1">
             <w:r>
               <w:rPr>
                 <w:rStyle w:val="Hipervnculo"/>
@@ -4228,7 +4228,7 @@
               <w:rPr>
                 <w:noProof/>
               </w:rPr>
-              <w:instrText xml:space="preserve"> PAGEREF _Toc240293147 \h </w:instrText>
+              <w:instrText xml:space="preserve"> PAGEREF _Toc240299095 \h </w:instrText>
             </w:r>
             <w:r>
               <w:rPr>
@@ -4269,7 +4269,7 @@
               <w14:ligatures w14:val="standardContextual"/>
             </w:rPr>
           </w:pPr>
-          <w:hyperlink w:anchor="_Toc240293148" w:history="1">
+          <w:hyperlink w:anchor="_Toc240299096" w:history="1">
             <w:r>
               <w:rPr>
                 <w:rStyle w:val="Hipervnculo"/>
@@ -4293,7 +4293,7 @@
               <w:rPr>
                 <w:noProof/>
               </w:rPr>
-              <w:instrText xml:space="preserve"> PAGEREF _Toc240293148 \h </w:instrText>
+              <w:instrText xml:space="preserve"> PAGEREF _Toc240299096 \h </w:instrText>
             </w:r>
             <w:r>
               <w:rPr>
@@ -4334,7 +4334,7 @@
               <w14:ligatures w14:val="standardContextual"/>
             </w:rPr>
           </w:pPr>
-          <w:hyperlink w:anchor="_Toc240293149" w:history="1">
+          <w:hyperlink w:anchor="_Toc240299097" w:history="1">
             <w:r>
               <w:rPr>
                 <w:rStyle w:val="Hipervnculo"/>
@@ -4358,7 +4358,7 @@
               <w:rPr>
                 <w:noProof/>
               </w:rPr>
-              <w:instrText xml:space="preserve"> PAGEREF _Toc240293149 \h </w:instrText>
+              <w:instrText xml:space="preserve"> PAGEREF _Toc240299097 \h </w:instrText>
             </w:r>
             <w:r>
               <w:rPr>
@@ -4399,7 +4399,7 @@
               <w14:ligatures w14:val="standardContextual"/>
             </w:rPr>
           </w:pPr>
-          <w:hyperlink w:anchor="_Toc240293150" w:history="1">
+          <w:hyperlink w:anchor="_Toc240299098" w:history="1">
             <w:r>
               <w:rPr>
                 <w:rStyle w:val="Hipervnculo"/>
@@ -4423,7 +4423,7 @@
               <w:rPr>
                 <w:noProof/>
               </w:rPr>
-              <w:instrText xml:space="preserve"> PAGEREF _Toc240293150 \h </w:instrText>
+              <w:instrText xml:space="preserve"> PAGEREF _Toc240299098 \h </w:instrText>
             </w:r>
             <w:r>
               <w:rPr>
@@ -4464,7 +4464,7 @@
               <w14:ligatures w14:val="standardContextual"/>
             </w:rPr>
           </w:pPr>
-          <w:hyperlink w:anchor="_Toc240293151" w:history="1">
+          <w:hyperlink w:anchor="_Toc240299099" w:history="1">
             <w:r>
               <w:rPr>
                 <w:rStyle w:val="Hipervnculo"/>
@@ -4488,7 +4488,7 @@
               <w:rPr>
                 <w:noProof/>
               </w:rPr>
-              <w:instrText xml:space="preserve"> PAGEREF _Toc240293151 \h </w:instrText>
+              <w:instrText xml:space="preserve"> PAGEREF _Toc240299099 \h </w:instrText>
             </w:r>
             <w:r>
               <w:rPr>
@@ -4529,7 +4529,7 @@
               <w14:ligatures w14:val="standardContextual"/>
             </w:rPr>
           </w:pPr>
-          <w:hyperlink w:anchor="_Toc240293152" w:history="1">
+          <w:hyperlink w:anchor="_Toc240299100" w:history="1">
             <w:r>
               <w:rPr>
                 <w:rStyle w:val="Hipervnculo"/>
@@ -4553,7 +4553,7 @@
               <w:rPr>
                 <w:noProof/>
               </w:rPr>
-              <w:instrText xml:space="preserve"> PAGEREF _Toc240293152 \h </w:instrText>
+              <w:instrText xml:space="preserve"> PAGEREF _Toc240299100 \h </w:instrText>
             </w:r>
             <w:r>
               <w:rPr>
@@ -4594,7 +4594,7 @@
               <w14:ligatures w14:val="standardContextual"/>
             </w:rPr>
           </w:pPr>
-          <w:hyperlink w:anchor="_Toc240293153" w:history="1">
+          <w:hyperlink w:anchor="_Toc240299101" w:history="1">
             <w:r>
               <w:rPr>
                 <w:rStyle w:val="Hipervnculo"/>
@@ -4618,7 +4618,7 @@
               <w:rPr>
                 <w:noProof/>
               </w:rPr>
-              <w:instrText xml:space="preserve"> PAGEREF _Toc240293153 \h </w:instrText>
+              <w:instrText xml:space="preserve"> PAGEREF _Toc240299101 \h </w:instrText>
             </w:r>
             <w:r>
               <w:rPr>
@@ -4659,7 +4659,7 @@
               <w14:ligatures w14:val="standardContextual"/>
             </w:rPr>
           </w:pPr>
-          <w:hyperlink w:anchor="_Toc240293154" w:history="1">
+          <w:hyperlink w:anchor="_Toc240299102" w:history="1">
             <w:r>
               <w:rPr>
                 <w:rStyle w:val="Hipervnculo"/>
@@ -4683,7 +4683,7 @@
               <w:rPr>
                 <w:noProof/>
               </w:rPr>
-              <w:instrText xml:space="preserve"> PAGEREF _Toc240293154 \h </w:instrText>
+              <w:instrText xml:space="preserve"> PAGEREF _Toc240299102 \h </w:instrText>
             </w:r>
             <w:r>
               <w:rPr>
@@ -4724,7 +4724,7 @@
               <w14:ligatures w14:val="standardContextual"/>
             </w:rPr>
           </w:pPr>
-          <w:hyperlink w:anchor="_Toc240293155" w:history="1">
+          <w:hyperlink w:anchor="_Toc240299103" w:history="1">
             <w:r>
               <w:rPr>
                 <w:rStyle w:val="Hipervnculo"/>
@@ -4748,7 +4748,7 @@
               <w:rPr>
                 <w:noProof/>
               </w:rPr>
-              <w:instrText xml:space="preserve"> PAGEREF _Toc240293155 \h </w:instrText>
+              <w:instrText xml:space="preserve"> PAGEREF _Toc240299103 \h </w:instrText>
             </w:r>
             <w:r>
               <w:rPr>
@@ -4789,7 +4789,7 @@
               <w14:ligatures w14:val="standardContextual"/>
             </w:rPr>
           </w:pPr>
-          <w:hyperlink w:anchor="_Toc240293156" w:history="1">
+          <w:hyperlink w:anchor="_Toc240299104" w:history="1">
             <w:r>
               <w:rPr>
                 <w:rStyle w:val="Hipervnculo"/>
@@ -4813,7 +4813,7 @@
               <w:rPr>
                 <w:noProof/>
               </w:rPr>
-              <w:instrText xml:space="preserve"> PAGEREF _Toc240293156 \h </w:instrText>
+              <w:instrText xml:space="preserve"> PAGEREF _Toc240299104 \h </w:instrText>
             </w:r>
             <w:r>
               <w:rPr>
@@ -4854,7 +4854,7 @@
               <w14:ligatures w14:val="standardContextual"/>
             </w:rPr>
           </w:pPr>
-          <w:hyperlink w:anchor="_Toc240293157" w:history="1">
+          <w:hyperlink w:anchor="_Toc240299105" w:history="1">
             <w:r>
               <w:rPr>
                 <w:rStyle w:val="Hipervnculo"/>
@@ -4878,7 +4878,7 @@
               <w:rPr>
                 <w:noProof/>
               </w:rPr>
-              <w:instrText xml:space="preserve"> PAGEREF _Toc240293157 \h </w:instrText>
+              <w:instrText xml:space="preserve"> PAGEREF _Toc240299105 \h </w:instrText>
             </w:r>
             <w:r>
               <w:rPr>
@@ -4919,7 +4919,7 @@
               <w14:ligatures w14:val="standardContextual"/>
             </w:rPr>
           </w:pPr>
-          <w:hyperlink w:anchor="_Toc240293158" w:history="1">
+          <w:hyperlink w:anchor="_Toc240299106" w:history="1">
             <w:r>
               <w:rPr>
                 <w:rStyle w:val="Hipervnculo"/>
@@ -4943,7 +4943,7 @@
               <w:rPr>
                 <w:noProof/>
               </w:rPr>
-              <w:instrText xml:space="preserve"> PAGEREF _Toc240293158 \h </w:instrText>
+              <w:instrText xml:space="preserve"> PAGEREF _Toc240299106 \h </w:instrText>
             </w:r>
             <w:r>
               <w:rPr>
@@ -4984,7 +4984,7 @@
               <w14:ligatures w14:val="standardContextual"/>
             </w:rPr>
           </w:pPr>
-          <w:hyperlink w:anchor="_Toc240293159" w:history="1">
+          <w:hyperlink w:anchor="_Toc240299107" w:history="1">
             <w:r>
               <w:rPr>
                 <w:rStyle w:val="Hipervnculo"/>
@@ -5008,7 +5008,7 @@
               <w:rPr>
                 <w:noProof/>
               </w:rPr>
-              <w:instrText xml:space="preserve"> PAGEREF _Toc240293159 \h </w:instrText>
+              <w:instrText xml:space="preserve"> PAGEREF _Toc240299107 \h </w:instrText>
             </w:r>
             <w:r>
               <w:rPr>
@@ -5049,7 +5049,7 @@
               <w14:ligatures w14:val="standardContextual"/>
             </w:rPr>
           </w:pPr>
-          <w:hyperlink w:anchor="_Toc240293160" w:history="1">
+          <w:hyperlink w:anchor="_Toc240299108" w:history="1">
             <w:r>
               <w:rPr>
                 <w:rStyle w:val="Hipervnculo"/>
@@ -5073,7 +5073,7 @@
               <w:rPr>
                 <w:noProof/>
               </w:rPr>
-              <w:instrText xml:space="preserve"> PAGEREF _Toc240293160 \h </w:instrText>
+              <w:instrText xml:space="preserve"> PAGEREF _Toc240299108 \h </w:instrText>
             </w:r>
             <w:r>
               <w:rPr>
@@ -5114,7 +5114,7 @@
               <w14:ligatures w14:val="standardContextual"/>
             </w:rPr>
           </w:pPr>
-          <w:hyperlink w:anchor="_Toc240293161" w:history="1">
+          <w:hyperlink w:anchor="_Toc240299109" w:history="1">
             <w:r>
               <w:rPr>
                 <w:rStyle w:val="Hipervnculo"/>
@@ -5138,7 +5138,7 @@
               <w:rPr>
                 <w:noProof/>
               </w:rPr>
-              <w:instrText xml:space="preserve"> PAGEREF _Toc240293161 \h </w:instrText>
+              <w:instrText xml:space="preserve"> PAGEREF _Toc240299109 \h </w:instrText>
             </w:r>
             <w:r>
               <w:rPr>
@@ -5179,7 +5179,7 @@
               <w14:ligatures w14:val="standardContextual"/>
             </w:rPr>
           </w:pPr>
-          <w:hyperlink w:anchor="_Toc240293162" w:history="1">
+          <w:hyperlink w:anchor="_Toc240299110" w:history="1">
             <w:r>
               <w:rPr>
                 <w:rStyle w:val="Hipervnculo"/>
@@ -5203,7 +5203,7 @@
               <w:rPr>
                 <w:noProof/>
               </w:rPr>
-              <w:instrText xml:space="preserve"> PAGEREF _Toc240293162 \h </w:instrText>
+              <w:instrText xml:space="preserve"> PAGEREF _Toc240299110 \h </w:instrText>
             </w:r>
             <w:r>
               <w:rPr>
@@ -5244,7 +5244,7 @@
               <w14:ligatures w14:val="standardContextual"/>
             </w:rPr>
           </w:pPr>
-          <w:hyperlink w:anchor="_Toc240293163" w:history="1">
+          <w:hyperlink w:anchor="_Toc240299111" w:history="1">
             <w:r>
               <w:rPr>
                 <w:rStyle w:val="Hipervnculo"/>
@@ -5268,7 +5268,7 @@
               <w:rPr>
                 <w:noProof/>
               </w:rPr>
-              <w:instrText xml:space="preserve"> PAGEREF _Toc240293163 \h </w:instrText>
+              <w:instrText xml:space="preserve"> PAGEREF _Toc240299111 \h </w:instrText>
             </w:r>
             <w:r>
               <w:rPr>
@@ -5309,7 +5309,7 @@
               <w14:ligatures w14:val="standardContextual"/>
             </w:rPr>
           </w:pPr>
-          <w:hyperlink w:anchor="_Toc240293164" w:history="1">
+          <w:hyperlink w:anchor="_Toc240299112" w:history="1">
             <w:r>
               <w:rPr>
                 <w:rStyle w:val="Hipervnculo"/>
@@ -5333,7 +5333,7 @@
               <w:rPr>
                 <w:noProof/>
               </w:rPr>
-              <w:instrText xml:space="preserve"> PAGEREF _Toc240293164 \h </w:instrText>
+              <w:instrText xml:space="preserve"> PAGEREF _Toc240299112 \h </w:instrText>
             </w:r>
             <w:r>
               <w:rPr>
@@ -5374,7 +5374,7 @@
               <w14:ligatures w14:val="standardContextual"/>
             </w:rPr>
           </w:pPr>
-          <w:hyperlink w:anchor="_Toc240293165" w:history="1">
+          <w:hyperlink w:anchor="_Toc240299113" w:history="1">
             <w:r>
               <w:rPr>
                 <w:rStyle w:val="Hipervnculo"/>
@@ -5398,7 +5398,7 @@
               <w:rPr>
                 <w:noProof/>
               </w:rPr>
-              <w:instrText xml:space="preserve"> PAGEREF _Toc240293165 \h </w:instrText>
+              <w:instrText xml:space="preserve"> PAGEREF _Toc240299113 \h </w:instrText>
             </w:r>
             <w:r>
               <w:rPr>
@@ -5439,7 +5439,7 @@
               <w14:ligatures w14:val="standardContextual"/>
             </w:rPr>
           </w:pPr>
-          <w:hyperlink w:anchor="_Toc240293166" w:history="1">
+          <w:hyperlink w:anchor="_Toc240299114" w:history="1">
             <w:r>
               <w:rPr>
                 <w:rStyle w:val="Hipervnculo"/>
@@ -5463,7 +5463,7 @@
               <w:rPr>
                 <w:noProof/>
               </w:rPr>
-              <w:instrText xml:space="preserve"> PAGEREF _Toc240293166 \h </w:instrText>
+              <w:instrText xml:space="preserve"> PAGEREF _Toc240299114 \h </w:instrText>
             </w:r>
             <w:r>
               <w:rPr>
@@ -5504,7 +5504,7 @@
               <w14:ligatures w14:val="standardContextual"/>
             </w:rPr>
           </w:pPr>
-          <w:hyperlink w:anchor="_Toc240293167" w:history="1">
+          <w:hyperlink w:anchor="_Toc240299115" w:history="1">
             <w:r>
               <w:rPr>
                 <w:rStyle w:val="Hipervnculo"/>
@@ -5528,7 +5528,7 @@
               <w:rPr>
                 <w:noProof/>
               </w:rPr>
-              <w:instrText xml:space="preserve"> PAGEREF _Toc240293167 \h </w:instrText>
+              <w:instrText xml:space="preserve"> PAGEREF _Toc240299115 \h </w:instrText>
             </w:r>
             <w:r>
               <w:rPr>
@@ -5569,7 +5569,7 @@
               <w14:ligatures w14:val="standardContextual"/>
             </w:rPr>
           </w:pPr>
-          <w:hyperlink w:anchor="_Toc240293168" w:history="1">
+          <w:hyperlink w:anchor="_Toc240299116" w:history="1">
             <w:r>
               <w:rPr>
                 <w:rStyle w:val="Hipervnculo"/>
@@ -5593,7 +5593,7 @@
               <w:rPr>
                 <w:noProof/>
               </w:rPr>
-              <w:instrText xml:space="preserve"> PAGEREF _Toc240293168 \h </w:instrText>
+              <w:instrText xml:space="preserve"> PAGEREF _Toc240299116 \h </w:instrText>
             </w:r>
             <w:r>
               <w:rPr>
@@ -5634,7 +5634,7 @@
               <w14:ligatures w14:val="standardContextual"/>
             </w:rPr>
           </w:pPr>
-          <w:hyperlink w:anchor="_Toc240293169" w:history="1">
+          <w:hyperlink w:anchor="_Toc240299117" w:history="1">
             <w:r>
               <w:rPr>
                 <w:rStyle w:val="Hipervnculo"/>
@@ -5658,7 +5658,7 @@
               <w:rPr>
                 <w:noProof/>
               </w:rPr>
-              <w:instrText xml:space="preserve"> PAGEREF _Toc240293169 \h </w:instrText>
+              <w:instrText xml:space="preserve"> PAGEREF _Toc240299117 \h </w:instrText>
             </w:r>
             <w:r>
               <w:rPr>
@@ -5699,7 +5699,7 @@
               <w14:ligatures w14:val="standardContextual"/>
             </w:rPr>
           </w:pPr>
-          <w:hyperlink w:anchor="_Toc240293170" w:history="1">
+          <w:hyperlink w:anchor="_Toc240299118" w:history="1">
             <w:r>
               <w:rPr>
                 <w:rStyle w:val="Hipervnculo"/>
@@ -5723,7 +5723,7 @@
               <w:rPr>
                 <w:noProof/>
               </w:rPr>
-              <w:instrText xml:space="preserve"> PAGEREF _Toc240293170 \h </w:instrText>
+              <w:instrText xml:space="preserve"> PAGEREF _Toc240299118 \h </w:instrText>
             </w:r>
             <w:r>
               <w:rPr>
@@ -5764,7 +5764,7 @@
               <w14:ligatures w14:val="standardContextual"/>
             </w:rPr>
           </w:pPr>
-          <w:hyperlink w:anchor="_Toc240293171" w:history="1">
+          <w:hyperlink w:anchor="_Toc240299119" w:history="1">
             <w:r>
               <w:rPr>
                 <w:rStyle w:val="Hipervnculo"/>
@@ -5788,7 +5788,7 @@
               <w:rPr>
                 <w:noProof/>
               </w:rPr>
-              <w:instrText xml:space="preserve"> PAGEREF _Toc240293171 \h </w:instrText>
+              <w:instrText xml:space="preserve"> PAGEREF _Toc240299119 \h </w:instrText>
             </w:r>
             <w:r>
               <w:rPr>
@@ -5829,7 +5829,7 @@
               <w14:ligatures w14:val="standardContextual"/>
             </w:rPr>
           </w:pPr>
-          <w:hyperlink w:anchor="_Toc240293172" w:history="1">
+          <w:hyperlink w:anchor="_Toc240299120" w:history="1">
             <w:r>
               <w:rPr>
                 <w:rStyle w:val="Hipervnculo"/>
@@ -5853,7 +5853,7 @@
               <w:rPr>
                 <w:noProof/>
               </w:rPr>
-              <w:instrText xml:space="preserve"> PAGEREF _Toc240293172 \h </w:instrText>
+              <w:instrText xml:space="preserve"> PAGEREF _Toc240299120 \h </w:instrText>
             </w:r>
             <w:r>
               <w:rPr>
@@ -5894,7 +5894,7 @@
               <w14:ligatures w14:val="standardContextual"/>
             </w:rPr>
           </w:pPr>
-          <w:hyperlink w:anchor="_Toc240293173" w:history="1">
+          <w:hyperlink w:anchor="_Toc240299121" w:history="1">
             <w:r>
               <w:rPr>
                 <w:rStyle w:val="Hipervnculo"/>
@@ -5918,7 +5918,7 @@
               <w:rPr>
                 <w:noProof/>
               </w:rPr>
-              <w:instrText xml:space="preserve"> PAGEREF _Toc240293173 \h </w:instrText>
+              <w:instrText xml:space="preserve"> PAGEREF _Toc240299121 \h </w:instrText>
             </w:r>
             <w:r>
               <w:rPr>
@@ -5959,7 +5959,7 @@
               <w14:ligatures w14:val="standardContextual"/>
             </w:rPr>
           </w:pPr>
-          <w:hyperlink w:anchor="_Toc240293174" w:history="1">
+          <w:hyperlink w:anchor="_Toc240299122" w:history="1">
             <w:r>
               <w:rPr>
                 <w:rStyle w:val="Hipervnculo"/>
@@ -5983,7 +5983,7 @@
               <w:rPr>
                 <w:noProof/>
               </w:rPr>
-              <w:instrText xml:space="preserve"> PAGEREF _Toc240293174 \h </w:instrText>
+              <w:instrText xml:space="preserve"> PAGEREF _Toc240299122 \h </w:instrText>
             </w:r>
             <w:r>
               <w:rPr>
@@ -6024,7 +6024,7 @@
               <w14:ligatures w14:val="standardContextual"/>
             </w:rPr>
           </w:pPr>
-          <w:hyperlink w:anchor="_Toc240293175" w:history="1">
+          <w:hyperlink w:anchor="_Toc240299123" w:history="1">
             <w:r>
               <w:rPr>
                 <w:rStyle w:val="Hipervnculo"/>
@@ -6048,7 +6048,7 @@
               <w:rPr>
                 <w:noProof/>
               </w:rPr>
-              <w:instrText xml:space="preserve"> PAGEREF _Toc240293175 \h </w:instrText>
+              <w:instrText xml:space="preserve"> PAGEREF _Toc240299123 \h </w:instrText>
             </w:r>
             <w:r>
               <w:rPr>
@@ -6089,7 +6089,7 @@
               <w14:ligatures w14:val="standardContextual"/>
             </w:rPr>
           </w:pPr>
-          <w:hyperlink w:anchor="_Toc240293176" w:history="1">
+          <w:hyperlink w:anchor="_Toc240299124" w:history="1">
             <w:r>
               <w:rPr>
                 <w:rStyle w:val="Hipervnculo"/>
@@ -6113,7 +6113,7 @@
               <w:rPr>
                 <w:noProof/>
               </w:rPr>
-              <w:instrText xml:space="preserve"> PAGEREF _Toc240293176 \h </w:instrText>
+              <w:instrText xml:space="preserve"> PAGEREF _Toc240299124 \h </w:instrText>
             </w:r>
             <w:r>
               <w:rPr>
@@ -6154,7 +6154,7 @@
               <w14:ligatures w14:val="standardContextual"/>
             </w:rPr>
           </w:pPr>
-          <w:hyperlink w:anchor="_Toc240293177" w:history="1">
+          <w:hyperlink w:anchor="_Toc240299125" w:history="1">
             <w:r>
               <w:rPr>
                 <w:rStyle w:val="Hipervnculo"/>
@@ -6178,7 +6178,7 @@
               <w:rPr>
                 <w:noProof/>
               </w:rPr>
-              <w:instrText xml:space="preserve"> PAGEREF _Toc240293177 \h </w:instrText>
+              <w:instrText xml:space="preserve"> PAGEREF _Toc240299125 \h </w:instrText>
             </w:r>
             <w:r>
               <w:rPr>
@@ -6219,7 +6219,7 @@
               <w14:ligatures w14:val="standardContextual"/>
             </w:rPr>
           </w:pPr>
-          <w:hyperlink w:anchor="_Toc240293178" w:history="1">
+          <w:hyperlink w:anchor="_Toc240299126" w:history="1">
             <w:r>
               <w:rPr>
                 <w:rStyle w:val="Hipervnculo"/>
@@ -6243,7 +6243,7 @@
               <w:rPr>
                 <w:noProof/>
               </w:rPr>
-              <w:instrText xml:space="preserve"> PAGEREF _Toc240293178 \h </w:instrText>
+              <w:instrText xml:space="preserve"> PAGEREF _Toc240299126 \h </w:instrText>
             </w:r>
             <w:r>
               <w:rPr>
@@ -6284,7 +6284,7 @@
               <w14:ligatures w14:val="standardContextual"/>
             </w:rPr>
           </w:pPr>
-          <w:hyperlink w:anchor="_Toc240293179" w:history="1">
+          <w:hyperlink w:anchor="_Toc240299127" w:history="1">
             <w:r>
               <w:rPr>
                 <w:rStyle w:val="Hipervnculo"/>
@@ -6308,7 +6308,7 @@
               <w:rPr>
                 <w:noProof/>
               </w:rPr>
-              <w:instrText xml:space="preserve"> PAGEREF _Toc240293179 \h </w:instrText>
+              <w:instrText xml:space="preserve"> PAGEREF _Toc240299127 \h </w:instrText>
             </w:r>
             <w:r>
               <w:rPr>
@@ -6349,7 +6349,7 @@
               <w14:ligatures w14:val="standardContextual"/>
             </w:rPr>
           </w:pPr>
-          <w:hyperlink w:anchor="_Toc240293180" w:history="1">
+          <w:hyperlink w:anchor="_Toc240299128" w:history="1">
             <w:r>
               <w:rPr>
                 <w:rStyle w:val="Hipervnculo"/>
@@ -6373,7 +6373,7 @@
               <w:rPr>
                 <w:noProof/>
               </w:rPr>
-              <w:instrText xml:space="preserve"> PAGEREF _Toc240293180 \h </w:instrText>
+              <w:instrText xml:space="preserve"> PAGEREF _Toc240299128 \h </w:instrText>
             </w:r>
             <w:r>
               <w:rPr>
@@ -6414,7 +6414,7 @@
               <w14:ligatures w14:val="standardContextual"/>
             </w:rPr>
           </w:pPr>
-          <w:hyperlink w:anchor="_Toc240293181" w:history="1">
+          <w:hyperlink w:anchor="_Toc240299129" w:history="1">
             <w:r>
               <w:rPr>
                 <w:rStyle w:val="Hipervnculo"/>
@@ -6438,7 +6438,7 @@
               <w:rPr>
                 <w:noProof/>
               </w:rPr>
-              <w:instrText xml:space="preserve"> PAGEREF _Toc240293181 \h </w:instrText>
+              <w:instrText xml:space="preserve"> PAGEREF _Toc240299129 \h </w:instrText>
             </w:r>
             <w:r>
               <w:rPr>
@@ -6479,7 +6479,7 @@
               <w14:ligatures w14:val="standardContextual"/>
             </w:rPr>
           </w:pPr>
-          <w:hyperlink w:anchor="_Toc240293182" w:history="1">
+          <w:hyperlink w:anchor="_Toc240299130" w:history="1">
             <w:r>
               <w:rPr>
                 <w:rStyle w:val="Hipervnculo"/>
@@ -6503,7 +6503,7 @@
               <w:rPr>
                 <w:noProof/>
               </w:rPr>
-              <w:instrText xml:space="preserve"> PAGEREF _Toc240293182 \h </w:instrText>
+              <w:instrText xml:space="preserve"> PAGEREF _Toc240299130 \h </w:instrText>
             </w:r>
             <w:r>
               <w:rPr>
@@ -6544,7 +6544,7 @@
               <w14:ligatures w14:val="standardContextual"/>
             </w:rPr>
           </w:pPr>
-          <w:hyperlink w:anchor="_Toc240293183" w:history="1">
+          <w:hyperlink w:anchor="_Toc240299131" w:history="1">
             <w:r>
               <w:rPr>
                 <w:rStyle w:val="Hipervnculo"/>
@@ -6568,7 +6568,7 @@
               <w:rPr>
                 <w:noProof/>
               </w:rPr>
-              <w:instrText xml:space="preserve"> PAGEREF _Toc240293183 \h </w:instrText>
+              <w:instrText xml:space="preserve"> PAGEREF _Toc240299131 \h </w:instrText>
             </w:r>
             <w:r>
               <w:rPr>
@@ -6609,7 +6609,7 @@
               <w14:ligatures w14:val="standardContextual"/>
             </w:rPr>
           </w:pPr>
-          <w:hyperlink w:anchor="_Toc240293184" w:history="1">
+          <w:hyperlink w:anchor="_Toc240299132" w:history="1">
             <w:r>
               <w:rPr>
                 <w:rStyle w:val="Hipervnculo"/>
@@ -6633,7 +6633,7 @@
               <w:rPr>
                 <w:noProof/>
               </w:rPr>
-              <w:instrText xml:space="preserve"> PAGEREF _Toc240293184 \h </w:instrText>
+              <w:instrText xml:space="preserve"> PAGEREF _Toc240299132 \h </w:instrText>
             </w:r>
             <w:r>
               <w:rPr>
@@ -6674,13 +6674,13 @@
               <w14:ligatures w14:val="standardContextual"/>
             </w:rPr>
           </w:pPr>
-          <w:hyperlink w:anchor="_Toc240293185" w:history="1">
+          <w:hyperlink w:anchor="_Toc240299133" w:history="1">
             <w:r>
               <w:rPr>
                 <w:rStyle w:val="Hipervnculo"/>
                 <w:noProof/>
               </w:rPr>
-              <w:t>El balance de los siete intentos</w:t>
+              <w:t>El duodécimo eje: doce activos en vez de seis</w:t>
             </w:r>
             <w:r>
               <w:rPr>
@@ -6698,7 +6698,7 @@
               <w:rPr>
                 <w:noProof/>
               </w:rPr>
-              <w:instrText xml:space="preserve"> PAGEREF _Toc240293185 \h </w:instrText>
+              <w:instrText xml:space="preserve"> PAGEREF _Toc240299133 \h </w:instrText>
             </w:r>
             <w:r>
               <w:rPr>
@@ -6739,13 +6739,13 @@
               <w14:ligatures w14:val="standardContextual"/>
             </w:rPr>
           </w:pPr>
-          <w:hyperlink w:anchor="_Toc240293186" w:history="1">
+          <w:hyperlink w:anchor="_Toc240299134" w:history="1">
             <w:r>
               <w:rPr>
                 <w:rStyle w:val="Hipervnculo"/>
                 <w:noProof/>
               </w:rPr>
-              <w:t>Y una observación sobre la métrica, que sí queda</w:t>
+              <w:t>Seis ayuda. Doce estorba.</w:t>
             </w:r>
             <w:r>
               <w:rPr>
@@ -6763,7 +6763,7 @@
               <w:rPr>
                 <w:noProof/>
               </w:rPr>
-              <w:instrText xml:space="preserve"> PAGEREF _Toc240293186 \h </w:instrText>
+              <w:instrText xml:space="preserve"> PAGEREF _Toc240299134 \h </w:instrText>
             </w:r>
             <w:r>
               <w:rPr>
@@ -6780,7 +6780,7 @@
               <w:rPr>
                 <w:noProof/>
               </w:rPr>
-              <w:t>85</w:t>
+              <w:t>84</w:t>
             </w:r>
             <w:r>
               <w:rPr>
@@ -6804,12 +6804,272 @@
               <w14:ligatures w14:val="standardContextual"/>
             </w:rPr>
           </w:pPr>
-          <w:hyperlink w:anchor="_Toc240293187" w:history="1">
+          <w:hyperlink w:anchor="_Toc240299135" w:history="1">
             <w:r>
               <w:rPr>
                 <w:rStyle w:val="Hipervnculo"/>
                 <w:noProof/>
               </w:rPr>
+              <w:t>Por qué, y estaba escrito antes de correrlo</w:t>
+            </w:r>
+            <w:r>
+              <w:rPr>
+                <w:noProof/>
+              </w:rPr>
+              <w:tab/>
+            </w:r>
+            <w:r>
+              <w:rPr>
+                <w:noProof/>
+              </w:rPr>
+              <w:fldChar w:fldCharType="begin"/>
+            </w:r>
+            <w:r>
+              <w:rPr>
+                <w:noProof/>
+              </w:rPr>
+              <w:instrText xml:space="preserve"> PAGEREF _Toc240299135 \h </w:instrText>
+            </w:r>
+            <w:r>
+              <w:rPr>
+                <w:noProof/>
+              </w:rPr>
+            </w:r>
+            <w:r>
+              <w:rPr>
+                <w:noProof/>
+              </w:rPr>
+              <w:fldChar w:fldCharType="separate"/>
+            </w:r>
+            <w:r>
+              <w:rPr>
+                <w:noProof/>
+              </w:rPr>
+              <w:t>84</w:t>
+            </w:r>
+            <w:r>
+              <w:rPr>
+                <w:noProof/>
+              </w:rPr>
+              <w:fldChar w:fldCharType="end"/>
+            </w:r>
+          </w:hyperlink>
+        </w:p>
+        <w:p>
+          <w:pPr>
+            <w:pStyle w:val="TDC3"/>
+            <w:tabs>
+              <w:tab w:val="right" w:leader="dot" w:pos="9350"/>
+            </w:tabs>
+            <w:rPr>
+              <w:rFonts w:asciiTheme="minorHAnsi" w:eastAsiaTheme="minorEastAsia" w:hAnsiTheme="minorHAnsi" w:cstheme="minorBidi"/>
+              <w:noProof/>
+              <w:color w:val="auto"/>
+              <w:kern w:val="2"/>
+              <w14:ligatures w14:val="standardContextual"/>
+            </w:rPr>
+          </w:pPr>
+          <w:hyperlink w:anchor="_Toc240299136" w:history="1">
+            <w:r>
+              <w:rPr>
+                <w:rStyle w:val="Hipervnculo"/>
+                <w:noProof/>
+              </w:rPr>
+              <w:t>La conclusión, afilada por tercera vez en el día</w:t>
+            </w:r>
+            <w:r>
+              <w:rPr>
+                <w:noProof/>
+              </w:rPr>
+              <w:tab/>
+            </w:r>
+            <w:r>
+              <w:rPr>
+                <w:noProof/>
+              </w:rPr>
+              <w:fldChar w:fldCharType="begin"/>
+            </w:r>
+            <w:r>
+              <w:rPr>
+                <w:noProof/>
+              </w:rPr>
+              <w:instrText xml:space="preserve"> PAGEREF _Toc240299136 \h </w:instrText>
+            </w:r>
+            <w:r>
+              <w:rPr>
+                <w:noProof/>
+              </w:rPr>
+            </w:r>
+            <w:r>
+              <w:rPr>
+                <w:noProof/>
+              </w:rPr>
+              <w:fldChar w:fldCharType="separate"/>
+            </w:r>
+            <w:r>
+              <w:rPr>
+                <w:noProof/>
+              </w:rPr>
+              <w:t>85</w:t>
+            </w:r>
+            <w:r>
+              <w:rPr>
+                <w:noProof/>
+              </w:rPr>
+              <w:fldChar w:fldCharType="end"/>
+            </w:r>
+          </w:hyperlink>
+        </w:p>
+        <w:p>
+          <w:pPr>
+            <w:pStyle w:val="TDC3"/>
+            <w:tabs>
+              <w:tab w:val="right" w:leader="dot" w:pos="9350"/>
+            </w:tabs>
+            <w:rPr>
+              <w:rFonts w:asciiTheme="minorHAnsi" w:eastAsiaTheme="minorEastAsia" w:hAnsiTheme="minorHAnsi" w:cstheme="minorBidi"/>
+              <w:noProof/>
+              <w:color w:val="auto"/>
+              <w:kern w:val="2"/>
+              <w14:ligatures w14:val="standardContextual"/>
+            </w:rPr>
+          </w:pPr>
+          <w:hyperlink w:anchor="_Toc240299137" w:history="1">
+            <w:r>
+              <w:rPr>
+                <w:rStyle w:val="Hipervnculo"/>
+                <w:noProof/>
+              </w:rPr>
+              <w:t>El balance de los siete intentos</w:t>
+            </w:r>
+            <w:r>
+              <w:rPr>
+                <w:noProof/>
+              </w:rPr>
+              <w:tab/>
+            </w:r>
+            <w:r>
+              <w:rPr>
+                <w:noProof/>
+              </w:rPr>
+              <w:fldChar w:fldCharType="begin"/>
+            </w:r>
+            <w:r>
+              <w:rPr>
+                <w:noProof/>
+              </w:rPr>
+              <w:instrText xml:space="preserve"> PAGEREF _Toc240299137 \h </w:instrText>
+            </w:r>
+            <w:r>
+              <w:rPr>
+                <w:noProof/>
+              </w:rPr>
+            </w:r>
+            <w:r>
+              <w:rPr>
+                <w:noProof/>
+              </w:rPr>
+              <w:fldChar w:fldCharType="separate"/>
+            </w:r>
+            <w:r>
+              <w:rPr>
+                <w:noProof/>
+              </w:rPr>
+              <w:t>85</w:t>
+            </w:r>
+            <w:r>
+              <w:rPr>
+                <w:noProof/>
+              </w:rPr>
+              <w:fldChar w:fldCharType="end"/>
+            </w:r>
+          </w:hyperlink>
+        </w:p>
+        <w:p>
+          <w:pPr>
+            <w:pStyle w:val="TDC3"/>
+            <w:tabs>
+              <w:tab w:val="right" w:leader="dot" w:pos="9350"/>
+            </w:tabs>
+            <w:rPr>
+              <w:rFonts w:asciiTheme="minorHAnsi" w:eastAsiaTheme="minorEastAsia" w:hAnsiTheme="minorHAnsi" w:cstheme="minorBidi"/>
+              <w:noProof/>
+              <w:color w:val="auto"/>
+              <w:kern w:val="2"/>
+              <w14:ligatures w14:val="standardContextual"/>
+            </w:rPr>
+          </w:pPr>
+          <w:hyperlink w:anchor="_Toc240299138" w:history="1">
+            <w:r>
+              <w:rPr>
+                <w:rStyle w:val="Hipervnculo"/>
+                <w:noProof/>
+              </w:rPr>
+              <w:t>Y una observación sobre la métrica, que sí queda</w:t>
+            </w:r>
+            <w:r>
+              <w:rPr>
+                <w:noProof/>
+              </w:rPr>
+              <w:tab/>
+            </w:r>
+            <w:r>
+              <w:rPr>
+                <w:noProof/>
+              </w:rPr>
+              <w:fldChar w:fldCharType="begin"/>
+            </w:r>
+            <w:r>
+              <w:rPr>
+                <w:noProof/>
+              </w:rPr>
+              <w:instrText xml:space="preserve"> PAGEREF _Toc240299138 \h </w:instrText>
+            </w:r>
+            <w:r>
+              <w:rPr>
+                <w:noProof/>
+              </w:rPr>
+            </w:r>
+            <w:r>
+              <w:rPr>
+                <w:noProof/>
+              </w:rPr>
+              <w:fldChar w:fldCharType="separate"/>
+            </w:r>
+            <w:r>
+              <w:rPr>
+                <w:noProof/>
+              </w:rPr>
+              <w:t>86</w:t>
+            </w:r>
+            <w:r>
+              <w:rPr>
+                <w:noProof/>
+              </w:rPr>
+              <w:fldChar w:fldCharType="end"/>
+            </w:r>
+          </w:hyperlink>
+        </w:p>
+        <w:p>
+          <w:pPr>
+            <w:pStyle w:val="TDC3"/>
+            <w:tabs>
+              <w:tab w:val="right" w:leader="dot" w:pos="9350"/>
+            </w:tabs>
+            <w:rPr>
+              <w:rFonts w:asciiTheme="minorHAnsi" w:eastAsiaTheme="minorEastAsia" w:hAnsiTheme="minorHAnsi" w:cstheme="minorBidi"/>
+              <w:noProof/>
+              <w:color w:val="auto"/>
+              <w:kern w:val="2"/>
+              <w14:ligatures w14:val="standardContextual"/>
+            </w:rPr>
+          </w:pPr>
+          <w:hyperlink w:anchor="_Toc240299139" w:history="1">
+            <w:r>
+              <w:rPr>
+                <w:rStyle w:val="Hipervnculo"/>
+                <w:noProof/>
+              </w:rPr>
               <w:t>Lo que se aprende de esto</w:t>
             </w:r>
             <w:r>
@@ -6828,7 +7088,7 @@
               <w:rPr>
                 <w:noProof/>
               </w:rPr>
-              <w:instrText xml:space="preserve"> PAGEREF _Toc240293187 \h </w:instrText>
+              <w:instrText xml:space="preserve"> PAGEREF _Toc240299139 \h </w:instrText>
             </w:r>
             <w:r>
               <w:rPr>
@@ -6845,7 +7105,7 @@
               <w:rPr>
                 <w:noProof/>
               </w:rPr>
-              <w:t>85</w:t>
+              <w:t>87</w:t>
             </w:r>
             <w:r>
               <w:rPr>
@@ -6869,7 +7129,7 @@
               <w14:ligatures w14:val="standardContextual"/>
             </w:rPr>
           </w:pPr>
-          <w:hyperlink w:anchor="_Toc240293188" w:history="1">
+          <w:hyperlink w:anchor="_Toc240299140" w:history="1">
             <w:r>
               <w:rPr>
                 <w:rStyle w:val="Hipervnculo"/>
@@ -6893,7 +7153,7 @@
               <w:rPr>
                 <w:noProof/>
               </w:rPr>
-              <w:instrText xml:space="preserve"> PAGEREF _Toc240293188 \h </w:instrText>
+              <w:instrText xml:space="preserve"> PAGEREF _Toc240299140 \h </w:instrText>
             </w:r>
             <w:r>
               <w:rPr>
@@ -6910,7 +7170,7 @@
               <w:rPr>
                 <w:noProof/>
               </w:rPr>
-              <w:t>86</w:t>
+              <w:t>88</w:t>
             </w:r>
             <w:r>
               <w:rPr>
@@ -6934,7 +7194,7 @@
               <w14:ligatures w14:val="standardContextual"/>
             </w:rPr>
           </w:pPr>
-          <w:hyperlink w:anchor="_Toc240293189" w:history="1">
+          <w:hyperlink w:anchor="_Toc240299141" w:history="1">
             <w:r>
               <w:rPr>
                 <w:rStyle w:val="Hipervnculo"/>
@@ -6958,7 +7218,7 @@
               <w:rPr>
                 <w:noProof/>
               </w:rPr>
-              <w:instrText xml:space="preserve"> PAGEREF _Toc240293189 \h </w:instrText>
+              <w:instrText xml:space="preserve"> PAGEREF _Toc240299141 \h </w:instrText>
             </w:r>
             <w:r>
               <w:rPr>
@@ -6975,7 +7235,7 @@
               <w:rPr>
                 <w:noProof/>
               </w:rPr>
-              <w:t>87</w:t>
+              <w:t>89</w:t>
             </w:r>
             <w:r>
               <w:rPr>
@@ -6999,7 +7259,7 @@
               <w14:ligatures w14:val="standardContextual"/>
             </w:rPr>
           </w:pPr>
-          <w:hyperlink w:anchor="_Toc240293190" w:history="1">
+          <w:hyperlink w:anchor="_Toc240299142" w:history="1">
             <w:r>
               <w:rPr>
                 <w:rStyle w:val="Hipervnculo"/>
@@ -7023,7 +7283,7 @@
               <w:rPr>
                 <w:noProof/>
               </w:rPr>
-              <w:instrText xml:space="preserve"> PAGEREF _Toc240293190 \h </w:instrText>
+              <w:instrText xml:space="preserve"> PAGEREF _Toc240299142 \h </w:instrText>
             </w:r>
             <w:r>
               <w:rPr>
@@ -7040,7 +7300,7 @@
               <w:rPr>
                 <w:noProof/>
               </w:rPr>
-              <w:t>88</w:t>
+              <w:t>90</w:t>
             </w:r>
             <w:r>
               <w:rPr>
@@ -7067,7 +7327,7 @@
         <w:pStyle w:val="Ttulo1"/>
         <w:keepNext/>
       </w:pPr>
-      <w:bookmarkStart w:id="0" w:name="_Toc240293085"/>
+      <w:bookmarkStart w:id="0" w:name="_Toc240299033"/>
       <w:r>
         <w:lastRenderedPageBreak/>
         <w:t>Sistema de Pronóstico de Puntos de Inflexión en el Precio de Litecoin</w:t>
@@ -7128,7 +7388,7 @@
         <w:pStyle w:val="Ttulo2"/>
         <w:keepNext/>
       </w:pPr>
-      <w:bookmarkStart w:id="1" w:name="_Toc240293086"/>
+      <w:bookmarkStart w:id="1" w:name="_Toc240299034"/>
       <w:r>
         <w:t>Resumen ejecutivo</w:t>
       </w:r>
@@ -7845,7 +8105,7 @@
         <w:pStyle w:val="Ttulo2"/>
         <w:keepNext/>
       </w:pPr>
-      <w:bookmarkStart w:id="2" w:name="_Toc240293087"/>
+      <w:bookmarkStart w:id="2" w:name="_Toc240299035"/>
       <w:r>
         <w:t>Los dos entregables, y dónde está cada uno</w:t>
       </w:r>
@@ -8348,7 +8608,7 @@
         <w:pStyle w:val="Ttulo2"/>
         <w:keepNext/>
       </w:pPr>
-      <w:bookmarkStart w:id="3" w:name="_Toc240293088"/>
+      <w:bookmarkStart w:id="3" w:name="_Toc240299036"/>
       <w:r>
         <w:t>Qué se construyó</w:t>
       </w:r>
@@ -8797,7 +9057,7 @@
         <w:pStyle w:val="Ttulo2"/>
         <w:keepNext/>
       </w:pPr>
-      <w:bookmarkStart w:id="4" w:name="_Toc240293089"/>
+      <w:bookmarkStart w:id="4" w:name="_Toc240299037"/>
       <w:r>
         <w:t>Qué se puede afirmar hoy, y qué no</w:t>
       </w:r>
@@ -9083,7 +9343,7 @@
         <w:pStyle w:val="Ttulo2"/>
         <w:keepNext/>
       </w:pPr>
-      <w:bookmarkStart w:id="5" w:name="_Toc240293090"/>
+      <w:bookmarkStart w:id="5" w:name="_Toc240299038"/>
       <w:r>
         <w:t>Lo que este proyecto trató de hacer bien, y por qué se cuenta</w:t>
       </w:r>
@@ -9196,7 +9456,7 @@
         <w:pStyle w:val="Ttulo2"/>
         <w:keepNext/>
       </w:pPr>
-      <w:bookmarkStart w:id="6" w:name="_Toc240293091"/>
+      <w:bookmarkStart w:id="6" w:name="_Toc240299039"/>
       <w:r>
         <w:t>Cómo leer este informe</w:t>
       </w:r>
@@ -9705,7 +9965,7 @@
         <w:pStyle w:val="Ttulo1"/>
         <w:keepNext/>
       </w:pPr>
-      <w:bookmarkStart w:id="7" w:name="_Toc240293092"/>
+      <w:bookmarkStart w:id="7" w:name="_Toc240299040"/>
       <w:r>
         <w:t>Diseño</w:t>
       </w:r>
@@ -9826,7 +10086,7 @@
         <w:pStyle w:val="Ttulo2"/>
         <w:keepNext/>
       </w:pPr>
-      <w:bookmarkStart w:id="8" w:name="_Toc240293093"/>
+      <w:bookmarkStart w:id="8" w:name="_Toc240299041"/>
       <w:r>
         <w:t>1.1 Qué es un punto de inflexión, exactamente</w:t>
       </w:r>
@@ -10561,7 +10821,7 @@
         <w:pStyle w:val="Ttulo2"/>
         <w:keepNext/>
       </w:pPr>
-      <w:bookmarkStart w:id="9" w:name="_Toc240293094"/>
+      <w:bookmarkStart w:id="9" w:name="_Toc240299042"/>
       <w:r>
         <w:t>1.2 Los tres parámetros, y por qué esos</w:t>
       </w:r>
@@ -11494,7 +11754,7 @@
         <w:pStyle w:val="Ttulo2"/>
         <w:keepNext/>
       </w:pPr>
-      <w:bookmarkStart w:id="10" w:name="_Toc240293095"/>
+      <w:bookmarkStart w:id="10" w:name="_Toc240299043"/>
       <w:r>
         <w:t>1.3 Los datos: qué se descarga</w:t>
       </w:r>
@@ -11909,7 +12169,7 @@
         <w:pStyle w:val="Ttulo2"/>
         <w:keepNext/>
       </w:pPr>
-      <w:bookmarkStart w:id="11" w:name="_Toc240293096"/>
+      <w:bookmarkStart w:id="11" w:name="_Toc240299044"/>
       <w:r>
         <w:t>1.4 De dónde salen, y qué hubo que limpiar</w:t>
       </w:r>
@@ -13030,7 +13290,7 @@
         <w:pStyle w:val="Ttulo2"/>
         <w:keepNext/>
       </w:pPr>
-      <w:bookmarkStart w:id="12" w:name="_Toc240293097"/>
+      <w:bookmarkStart w:id="12" w:name="_Toc240299045"/>
       <w:r>
         <w:t>1.5 La partición, y el embargo</w:t>
       </w:r>
@@ -13210,7 +13470,7 @@
           <w:noProof/>
         </w:rPr>
         <w:drawing>
-          <wp:inline distT="0" distB="0" distL="0" distR="0" wp14:anchorId="7E898EB1" wp14:editId="7E341DEC">
+          <wp:inline distT="0" distB="0" distL="0" distR="0" wp14:anchorId="0DD474C9" wp14:editId="2A91052F">
             <wp:extent cx="5715000" cy="1524000"/>
             <wp:effectExtent l="0" t="0" r="0" b="0"/>
             <wp:docPr id="1" name="Imagen 1"/>
@@ -13787,7 +14047,7 @@
         <w:pStyle w:val="Ttulo2"/>
         <w:keepNext/>
       </w:pPr>
-      <w:bookmarkStart w:id="13" w:name="_Toc240293098"/>
+      <w:bookmarkStart w:id="13" w:name="_Toc240299046"/>
       <w:r>
         <w:t>1.6 El bloque de prueba se toca una vez, y eso es comprobable</w:t>
       </w:r>
@@ -13938,7 +14198,7 @@
         <w:pStyle w:val="Ttulo1"/>
         <w:keepNext/>
       </w:pPr>
-      <w:bookmarkStart w:id="14" w:name="_Toc240293099"/>
+      <w:bookmarkStart w:id="14" w:name="_Toc240299047"/>
       <w:r>
         <w:t>Ingeniería de Características</w:t>
       </w:r>
@@ -14050,7 +14310,7 @@
         <w:pStyle w:val="Ttulo2"/>
         <w:keepNext/>
       </w:pPr>
-      <w:bookmarkStart w:id="15" w:name="_Toc240293100"/>
+      <w:bookmarkStart w:id="15" w:name="_Toc240299048"/>
       <w:r>
         <w:t>2.1 Las seis familias</w:t>
       </w:r>
@@ -14725,7 +14985,7 @@
         <w:pStyle w:val="Ttulo2"/>
         <w:keepNext/>
       </w:pPr>
-      <w:bookmarkStart w:id="16" w:name="_Toc240293101"/>
+      <w:bookmarkStart w:id="16" w:name="_Toc240299049"/>
       <w:r>
         <w:t>2.2 Cero columnas en nivel de precio, y lo que costó llegar ahí</w:t>
       </w:r>
@@ -14967,7 +15227,7 @@
         <w:pStyle w:val="Ttulo2"/>
         <w:keepNext/>
       </w:pPr>
-      <w:bookmarkStart w:id="17" w:name="_Toc240293102"/>
+      <w:bookmarkStart w:id="17" w:name="_Toc240299050"/>
       <w:r>
         <w:t>2.3 Qué usa el modelo, medido por permutación</w:t>
       </w:r>
@@ -16404,7 +16664,7 @@
         <w:pStyle w:val="Ttulo2"/>
         <w:keepNext/>
       </w:pPr>
-      <w:bookmarkStart w:id="18" w:name="_Toc240293103"/>
+      <w:bookmarkStart w:id="18" w:name="_Toc240299051"/>
       <w:r>
         <w:lastRenderedPageBreak/>
         <w:t>2.4 El piso de ruido: qué hace que la tabla signifique algo</w:t>
@@ -16527,7 +16787,7 @@
         <w:pStyle w:val="Ttulo2"/>
         <w:keepNext/>
       </w:pPr>
-      <w:bookmarkStart w:id="19" w:name="_Toc240293104"/>
+      <w:bookmarkStart w:id="19" w:name="_Toc240299052"/>
       <w:r>
         <w:t>2.5 Recortar las 17: medido, no opinado</w:t>
       </w:r>
@@ -17406,7 +17666,7 @@
         <w:pStyle w:val="Ttulo2"/>
         <w:keepNext/>
       </w:pPr>
-      <w:bookmarkStart w:id="20" w:name="_Toc240293105"/>
+      <w:bookmarkStart w:id="20" w:name="_Toc240299053"/>
       <w:r>
         <w:t>2.6 La tensión con el resultado multivariante, y por qué no es una contradicción</w:t>
       </w:r>
@@ -17585,7 +17845,7 @@
         <w:pStyle w:val="Ttulo2"/>
         <w:keepNext/>
       </w:pPr>
-      <w:bookmarkStart w:id="21" w:name="_Toc240293106"/>
+      <w:bookmarkStart w:id="21" w:name="_Toc240299054"/>
       <w:r>
         <w:t>2.7 Lo que esta sección no puede afirmar</w:t>
       </w:r>
@@ -17717,7 +17977,7 @@
         <w:pStyle w:val="Ttulo1"/>
         <w:keepNext/>
       </w:pPr>
-      <w:bookmarkStart w:id="22" w:name="_Toc240293107"/>
+      <w:bookmarkStart w:id="22" w:name="_Toc240299055"/>
       <w:r>
         <w:t>Los Dos Modelos: Fundacional y Avanzado</w:t>
       </w:r>
@@ -17771,7 +18031,7 @@
         <w:pStyle w:val="Ttulo2"/>
         <w:keepNext/>
       </w:pPr>
-      <w:bookmarkStart w:id="23" w:name="_Toc240293108"/>
+      <w:bookmarkStart w:id="23" w:name="_Toc240299056"/>
       <w:r>
         <w:lastRenderedPageBreak/>
         <w:t>1. El puente, que es lo que hace comparables a los dos</w:t>
@@ -17929,7 +18189,7 @@
         <w:pStyle w:val="Ttulo2"/>
         <w:keepNext/>
       </w:pPr>
-      <w:bookmarkStart w:id="24" w:name="_Toc240293109"/>
+      <w:bookmarkStart w:id="24" w:name="_Toc240299057"/>
       <w:r>
         <w:t>2. Modelo fundacional — Chronos-Bolt</w:t>
       </w:r>
@@ -18254,7 +18514,7 @@
         <w:pStyle w:val="Ttulo2"/>
         <w:keepNext/>
       </w:pPr>
-      <w:bookmarkStart w:id="25" w:name="_Toc240293110"/>
+      <w:bookmarkStart w:id="25" w:name="_Toc240299058"/>
       <w:r>
         <w:lastRenderedPageBreak/>
         <w:t>3. Modelo avanzado — iTransformer</w:t>
@@ -18296,7 +18556,7 @@
         <w:pStyle w:val="Ttulo3"/>
         <w:keepNext/>
       </w:pPr>
-      <w:bookmarkStart w:id="26" w:name="_Toc240293111"/>
+      <w:bookmarkStart w:id="26" w:name="_Toc240299059"/>
       <w:r>
         <w:t>Por qué no es Informer</w:t>
       </w:r>
@@ -18401,7 +18661,7 @@
         <w:pStyle w:val="Ttulo3"/>
         <w:keepNext/>
       </w:pPr>
-      <w:bookmarkStart w:id="27" w:name="_Toc240293112"/>
+      <w:bookmarkStart w:id="27" w:name="_Toc240299060"/>
       <w:r>
         <w:t>Lo que cuesta</w:t>
       </w:r>
@@ -18922,7 +19182,7 @@
         <w:pStyle w:val="Ttulo2"/>
         <w:keepNext/>
       </w:pPr>
-      <w:bookmarkStart w:id="28" w:name="_Toc240293113"/>
+      <w:bookmarkStart w:id="28" w:name="_Toc240299061"/>
       <w:r>
         <w:lastRenderedPageBreak/>
         <w:t>4. Rendimiento sobre validación</w:t>
@@ -19730,7 +19990,7 @@
         <w:pStyle w:val="Ttulo3"/>
         <w:keepNext/>
       </w:pPr>
-      <w:bookmarkStart w:id="29" w:name="_Toc240293114"/>
+      <w:bookmarkStart w:id="29" w:name="_Toc240299062"/>
       <w:r>
         <w:t>Las comparaciones que deciden</w:t>
       </w:r>
@@ -20814,7 +21074,7 @@
         <w:pStyle w:val="Ttulo2"/>
         <w:keepNext/>
       </w:pPr>
-      <w:bookmarkStart w:id="30" w:name="_Toc240293115"/>
+      <w:bookmarkStart w:id="30" w:name="_Toc240299063"/>
       <w:r>
         <w:t>5. Por qué no se ajustaron hiperparámetros</w:t>
       </w:r>
@@ -20942,7 +21202,7 @@
         <w:pStyle w:val="Ttulo2"/>
         <w:keepNext/>
       </w:pPr>
-      <w:bookmarkStart w:id="31" w:name="_Toc240293116"/>
+      <w:bookmarkStart w:id="31" w:name="_Toc240299064"/>
       <w:r>
         <w:t>6. Lo que no se puede afirmar, y por qué</w:t>
       </w:r>
@@ -20953,7 +21213,7 @@
         <w:pStyle w:val="Ttulo3"/>
         <w:keepNext/>
       </w:pPr>
-      <w:bookmarkStart w:id="32" w:name="_Toc240293117"/>
+      <w:bookmarkStart w:id="32" w:name="_Toc240299065"/>
       <w:r>
         <w:t>Los activos de apoyo: signo estable en las cinco, sin distinguibilidad afirmable</w:t>
       </w:r>
@@ -21869,7 +22129,7 @@
         <w:pStyle w:val="Ttulo3"/>
         <w:keepNext/>
       </w:pPr>
-      <w:bookmarkStart w:id="33" w:name="_Toc240293118"/>
+      <w:bookmarkStart w:id="33" w:name="_Toc240299066"/>
       <w:r>
         <w:t>La dispersión no es pareja, y es peor donde más importa</w:t>
       </w:r>
@@ -22837,7 +23097,7 @@
         <w:pStyle w:val="Ttulo3"/>
         <w:keepNext/>
       </w:pPr>
-      <w:bookmarkStart w:id="34" w:name="_Toc240293119"/>
+      <w:bookmarkStart w:id="34" w:name="_Toc240299067"/>
       <w:r>
         <w:lastRenderedPageBreak/>
         <w:t>El puente amplifica diferencias que no deberían importar</w:t>
@@ -22893,7 +23153,7 @@
         <w:pStyle w:val="Ttulo2"/>
         <w:keepNext/>
       </w:pPr>
-      <w:bookmarkStart w:id="35" w:name="_Toc240293120"/>
+      <w:bookmarkStart w:id="35" w:name="_Toc240299068"/>
       <w:r>
         <w:t>7. Por clase: lo que el bloque de prueba sugirió y lo que la potencia confirmó</w:t>
       </w:r>
@@ -22922,7 +23182,7 @@
         <w:pStyle w:val="Ttulo3"/>
         <w:keepNext/>
       </w:pPr>
-      <w:bookmarkStart w:id="36" w:name="_Toc240293121"/>
+      <w:bookmarkStart w:id="36" w:name="_Toc240299069"/>
       <w:r>
         <w:t>Lo que se vio en el bloque de prueba</w:t>
       </w:r>
@@ -23420,7 +23680,7 @@
         <w:pStyle w:val="Ttulo3"/>
         <w:keepNext/>
       </w:pPr>
-      <w:bookmarkStart w:id="37" w:name="_Toc240293122"/>
+      <w:bookmarkStart w:id="37" w:name="_Toc240299070"/>
       <w:r>
         <w:t>Lo que dice la agregación de los nueve tramos</w:t>
       </w:r>
@@ -24091,7 +24351,7 @@
         <w:pStyle w:val="Ttulo3"/>
         <w:keepNext/>
       </w:pPr>
-      <w:bookmarkStart w:id="38" w:name="_Toc240293123"/>
+      <w:bookmarkStart w:id="38" w:name="_Toc240299071"/>
       <w:r>
         <w:t>Por qué esto importa más allá de la tabla</w:t>
       </w:r>
@@ -24163,7 +24423,7 @@
         <w:pStyle w:val="Ttulo2"/>
         <w:keepNext/>
       </w:pPr>
-      <w:bookmarkStart w:id="39" w:name="_Toc240293124"/>
+      <w:bookmarkStart w:id="39" w:name="_Toc240299072"/>
       <w:r>
         <w:lastRenderedPageBreak/>
         <w:t>8. La celda que faltaba, y las tres lecturas escritas de antemano</w:t>
@@ -24276,7 +24536,7 @@
         <w:pStyle w:val="Ttulo2"/>
         <w:keepNext/>
       </w:pPr>
-      <w:bookmarkStart w:id="40" w:name="_Toc240293125"/>
+      <w:bookmarkStart w:id="40" w:name="_Toc240299073"/>
       <w:r>
         <w:t>9. Cómo se regenera cada cifra</w:t>
       </w:r>
@@ -24706,7 +24966,7 @@
         <w:pStyle w:val="Ttulo1"/>
         <w:keepNext/>
       </w:pPr>
-      <w:bookmarkStart w:id="41" w:name="_Toc240293126"/>
+      <w:bookmarkStart w:id="41" w:name="_Toc240299074"/>
       <w:r>
         <w:t>Pruebas de Detección</w:t>
       </w:r>
@@ -25009,7 +25269,7 @@
         <w:pStyle w:val="Ttulo2"/>
         <w:keepNext/>
       </w:pPr>
-      <w:bookmarkStart w:id="42" w:name="_Toc240293127"/>
+      <w:bookmarkStart w:id="42" w:name="_Toc240299075"/>
       <w:r>
         <w:t>4.1 Qué demuestra cada una</w:t>
       </w:r>
@@ -25648,7 +25908,7 @@
         <w:pStyle w:val="Ttulo2"/>
         <w:keepNext/>
       </w:pPr>
-      <w:bookmarkStart w:id="43" w:name="_Toc240293128"/>
+      <w:bookmarkStart w:id="43" w:name="_Toc240299076"/>
       <w:r>
         <w:t>4.2 Prueba 1 · El etiquetador, sobre una serie construida</w:t>
       </w:r>
@@ -25980,7 +26240,7 @@
         <w:pStyle w:val="Ttulo2"/>
         <w:keepNext/>
       </w:pPr>
-      <w:bookmarkStart w:id="44" w:name="_Toc240293129"/>
+      <w:bookmarkStart w:id="44" w:name="_Toc240299077"/>
       <w:r>
         <w:t>4.3 Prueba 2 · El circuito completo, sobre datos sintéticos</w:t>
       </w:r>
@@ -26484,7 +26744,7 @@
         <w:pStyle w:val="Ttulo2"/>
         <w:keepNext/>
       </w:pPr>
-      <w:bookmarkStart w:id="45" w:name="_Toc240293130"/>
+      <w:bookmarkStart w:id="45" w:name="_Toc240299078"/>
       <w:r>
         <w:t>4.4 Prueba 3 · Sobre el bloque de entrenamiento</w:t>
       </w:r>
@@ -26972,7 +27232,7 @@
         <w:pStyle w:val="Ttulo2"/>
         <w:keepNext/>
       </w:pPr>
-      <w:bookmarkStart w:id="46" w:name="_Toc240293131"/>
+      <w:bookmarkStart w:id="46" w:name="_Toc240299079"/>
       <w:r>
         <w:t>4.5 Prueba 4 · Tiempo real, y por qué es la única que busca fuga</w:t>
       </w:r>
@@ -27288,7 +27548,7 @@
         <w:pStyle w:val="Ttulo3"/>
         <w:keepNext/>
       </w:pPr>
-      <w:bookmarkStart w:id="47" w:name="_Toc240293132"/>
+      <w:bookmarkStart w:id="47" w:name="_Toc240299080"/>
       <w:r>
         <w:t>La cola sin confirmar, y por qué se muestra</w:t>
       </w:r>
@@ -27431,7 +27691,7 @@
         <w:pStyle w:val="Ttulo2"/>
         <w:keepNext/>
       </w:pPr>
-      <w:bookmarkStart w:id="48" w:name="_Toc240293133"/>
+      <w:bookmarkStart w:id="48" w:name="_Toc240299081"/>
       <w:r>
         <w:t>4.6 Lo que las cuatro juntas permiten decir</w:t>
       </w:r>
@@ -27490,7 +27750,7 @@
         <w:pStyle w:val="Ttulo1"/>
         <w:keepNext/>
       </w:pPr>
-      <w:bookmarkStart w:id="49" w:name="_Toc240293134"/>
+      <w:bookmarkStart w:id="49" w:name="_Toc240299082"/>
       <w:r>
         <w:lastRenderedPageBreak/>
         <w:t>Rendimiento</w:t>
@@ -27647,7 +27907,7 @@
         <w:pStyle w:val="Ttulo2"/>
         <w:keepNext/>
       </w:pPr>
-      <w:bookmarkStart w:id="50" w:name="_Toc240293135"/>
+      <w:bookmarkStart w:id="50" w:name="_Toc240299083"/>
       <w:r>
         <w:t>5.1 La comparación sobre validación</w:t>
       </w:r>
@@ -28855,7 +29115,7 @@
         <w:pStyle w:val="Ttulo2"/>
         <w:keepNext/>
       </w:pPr>
-      <w:bookmarkStart w:id="51" w:name="_Toc240293136"/>
+      <w:bookmarkStart w:id="51" w:name="_Toc240299084"/>
       <w:r>
         <w:t>5.2 Qué es la Precisión Direccional aquí, y por qué hubo que decidirlo</w:t>
       </w:r>
@@ -29008,7 +29268,7 @@
         <w:pStyle w:val="Ttulo2"/>
         <w:keepNext/>
       </w:pPr>
-      <w:bookmarkStart w:id="52" w:name="_Toc240293137"/>
+      <w:bookmarkStart w:id="52" w:name="_Toc240299085"/>
       <w:r>
         <w:t>5.3 Comparar medias no alcanza: los intervalos</w:t>
       </w:r>
@@ -29776,7 +30036,7 @@
         <w:pStyle w:val="Ttulo2"/>
         <w:keepNext/>
       </w:pPr>
-      <w:bookmarkStart w:id="53" w:name="_Toc240293138"/>
+      <w:bookmarkStart w:id="53" w:name="_Toc240299086"/>
       <w:r>
         <w:t>5.4 Un intervalo de esta tabla no se reproduce, y se declara</w:t>
       </w:r>
@@ -30396,7 +30656,7 @@
         <w:pStyle w:val="Ttulo2"/>
         <w:keepNext/>
       </w:pPr>
-      <w:bookmarkStart w:id="54" w:name="_Toc240293139"/>
+      <w:bookmarkStart w:id="54" w:name="_Toc240299087"/>
       <w:r>
         <w:t>5.5 El bloque de prueba</w:t>
       </w:r>
@@ -30494,10 +30754,10 @@
           <w:noProof/>
         </w:rPr>
         <w:drawing>
-          <wp:inline distT="0" distB="0" distL="0" distR="0" wp14:anchorId="306CF03B" wp14:editId="5E48C6E5">
+          <wp:inline distT="0" distB="0" distL="0" distR="0" wp14:anchorId="18809E77" wp14:editId="194BEC29">
             <wp:extent cx="5715000" cy="2828925"/>
             <wp:effectExtent l="0" t="0" r="0" b="0"/>
-            <wp:docPr id="373780865" name="Imagen 373780865"/>
+            <wp:docPr id="1259341590" name="Imagen 1259341590"/>
             <wp:cNvGraphicFramePr>
               <a:graphicFrameLocks xmlns:a="http://schemas.openxmlformats.org/drawingml/2006/main" noChangeAspect="1"/>
             </wp:cNvGraphicFramePr>
@@ -31613,10 +31873,10 @@
           <w:noProof/>
         </w:rPr>
         <w:drawing>
-          <wp:inline distT="0" distB="0" distL="0" distR="0" wp14:anchorId="290339A0" wp14:editId="7BC68151">
+          <wp:inline distT="0" distB="0" distL="0" distR="0" wp14:anchorId="10AFABD3" wp14:editId="3E5F89B4">
             <wp:extent cx="5715000" cy="2543175"/>
             <wp:effectExtent l="0" t="0" r="0" b="0"/>
-            <wp:docPr id="1721252969" name="Imagen 1721252969"/>
+            <wp:docPr id="366405832" name="Imagen 366405832"/>
             <wp:cNvGraphicFramePr>
               <a:graphicFrameLocks xmlns:a="http://schemas.openxmlformats.org/drawingml/2006/main" noChangeAspect="1"/>
             </wp:cNvGraphicFramePr>
@@ -31683,7 +31943,7 @@
         <w:pStyle w:val="Ttulo3"/>
         <w:keepNext/>
       </w:pPr>
-      <w:bookmarkStart w:id="55" w:name="_Toc240293140"/>
+      <w:bookmarkStart w:id="55" w:name="_Toc240299088"/>
       <w:r>
         <w:lastRenderedPageBreak/>
         <w:t>La regla de decisión, aplicada</w:t>
@@ -32172,7 +32432,7 @@
         <w:pStyle w:val="Ttulo3"/>
         <w:keepNext/>
       </w:pPr>
-      <w:bookmarkStart w:id="56" w:name="_Toc240293141"/>
+      <w:bookmarkStart w:id="56" w:name="_Toc240299089"/>
       <w:r>
         <w:t>Lo que el informe dice, escrito antes de saber cuál tocaba</w:t>
       </w:r>
@@ -32330,7 +32590,7 @@
         <w:pStyle w:val="Ttulo3"/>
         <w:keepNext/>
       </w:pPr>
-      <w:bookmarkStart w:id="57" w:name="_Toc240293142"/>
+      <w:bookmarkStart w:id="57" w:name="_Toc240299090"/>
       <w:r>
         <w:t>El criterio de aceptación falla, y por una razón que no es la del intervalo</w:t>
       </w:r>
@@ -32463,7 +32723,7 @@
         <w:pStyle w:val="Ttulo3"/>
         <w:keepNext/>
       </w:pPr>
-      <w:bookmarkStart w:id="58" w:name="_Toc240293143"/>
+      <w:bookmarkStart w:id="58" w:name="_Toc240299091"/>
       <w:r>
         <w:t>Un hueco de la herramienta, declarado</w:t>
       </w:r>
@@ -32549,7 +32809,7 @@
         <w:pStyle w:val="Ttulo1"/>
         <w:keepNext/>
       </w:pPr>
-      <w:bookmarkStart w:id="59" w:name="_Toc240293144"/>
+      <w:bookmarkStart w:id="59" w:name="_Toc240299092"/>
       <w:r>
         <w:t>Limitaciones</w:t>
       </w:r>
@@ -32657,7 +32917,7 @@
         <w:pStyle w:val="Ttulo2"/>
         <w:keepNext/>
       </w:pPr>
-      <w:bookmarkStart w:id="60" w:name="_Toc240293145"/>
+      <w:bookmarkStart w:id="60" w:name="_Toc240299093"/>
       <w:r>
         <w:t>6.1 Los activos de apoyo aportan poco, y no lo mismo en las dos familias</w:t>
       </w:r>
@@ -33095,7 +33355,7 @@
         <w:pStyle w:val="Ttulo2"/>
         <w:keepNext/>
       </w:pPr>
-      <w:bookmarkStart w:id="61" w:name="_Toc240293146"/>
+      <w:bookmarkStart w:id="61" w:name="_Toc240299094"/>
       <w:r>
         <w:t>6.2 Ningún modelo profundo mejora al bosque clásico</w:t>
       </w:r>
@@ -33297,7 +33557,7 @@
         <w:pStyle w:val="Ttulo2"/>
         <w:keepNext/>
       </w:pPr>
-      <w:bookmarkStart w:id="62" w:name="_Toc240293147"/>
+      <w:bookmarkStart w:id="62" w:name="_Toc240299095"/>
       <w:r>
         <w:t>6.3 Un criterio del proyecto no se puede aplicar a uno de los modelos</w:t>
       </w:r>
@@ -33509,10 +33769,10 @@
           <w:noProof/>
         </w:rPr>
         <w:drawing>
-          <wp:inline distT="0" distB="0" distL="0" distR="0" wp14:anchorId="095C0A99" wp14:editId="2B0F40F6">
+          <wp:inline distT="0" distB="0" distL="0" distR="0" wp14:anchorId="7232A63D" wp14:editId="1C2068ED">
             <wp:extent cx="5715000" cy="2562225"/>
             <wp:effectExtent l="0" t="0" r="0" b="0"/>
-            <wp:docPr id="537130971" name="Imagen 537130971"/>
+            <wp:docPr id="1925001886" name="Imagen 1925001886"/>
             <wp:cNvGraphicFramePr>
               <a:graphicFrameLocks xmlns:a="http://schemas.openxmlformats.org/drawingml/2006/main" noChangeAspect="1"/>
             </wp:cNvGraphicFramePr>
@@ -33672,7 +33932,7 @@
         <w:pStyle w:val="Ttulo2"/>
         <w:keepNext/>
       </w:pPr>
-      <w:bookmarkStart w:id="63" w:name="_Toc240293148"/>
+      <w:bookmarkStart w:id="63" w:name="_Toc240299096"/>
       <w:r>
         <w:t>6.4 El puente de trayectoria a etiqueta amplifica diferencias mínimas</w:t>
       </w:r>
@@ -33829,7 +34089,7 @@
         <w:pStyle w:val="Ttulo2"/>
         <w:keepNext/>
       </w:pPr>
-      <w:bookmarkStart w:id="64" w:name="_Toc240293149"/>
+      <w:bookmarkStart w:id="64" w:name="_Toc240299097"/>
       <w:r>
         <w:t>6.5 El análisis con datos estáticos, que es lo que el enunciado pide</w:t>
       </w:r>
@@ -34009,7 +34269,7 @@
         <w:pStyle w:val="Ttulo2"/>
         <w:keepNext/>
       </w:pPr>
-      <w:bookmarkStart w:id="65" w:name="_Toc240293150"/>
+      <w:bookmarkStart w:id="65" w:name="_Toc240299098"/>
       <w:r>
         <w:lastRenderedPageBreak/>
         <w:t>6.6 Resumen</w:t>
@@ -34642,7 +34902,7 @@
         <w:pStyle w:val="Ttulo1"/>
         <w:keepNext/>
       </w:pPr>
-      <w:bookmarkStart w:id="66" w:name="_Toc240293151"/>
+      <w:bookmarkStart w:id="66" w:name="_Toc240299099"/>
       <w:r>
         <w:t>Conclusiones</w:t>
       </w:r>
@@ -34702,7 +34962,7 @@
         <w:pStyle w:val="Ttulo2"/>
         <w:keepNext/>
       </w:pPr>
-      <w:bookmarkStart w:id="67" w:name="_Toc240293152"/>
+      <w:bookmarkStart w:id="67" w:name="_Toc240299100"/>
       <w:r>
         <w:t>Lo que se sostiene</w:t>
       </w:r>
@@ -34834,7 +35094,7 @@
         <w:pStyle w:val="Ttulo2"/>
         <w:keepNext/>
       </w:pPr>
-      <w:bookmarkStart w:id="68" w:name="_Toc240293153"/>
+      <w:bookmarkStart w:id="68" w:name="_Toc240299101"/>
       <w:r>
         <w:t>Lo que no se sostiene</w:t>
       </w:r>
@@ -34949,7 +35209,7 @@
         <w:pStyle w:val="Ttulo2"/>
         <w:keepNext/>
       </w:pPr>
-      <w:bookmarkStart w:id="69" w:name="_Toc240293154"/>
+      <w:bookmarkStart w:id="69" w:name="_Toc240299102"/>
       <w:r>
         <w:t>Lo que el proyecto aprendió sobre cómo trabajar, que es lo que se lleva</w:t>
       </w:r>
@@ -35084,7 +35344,7 @@
         <w:pStyle w:val="Ttulo2"/>
         <w:keepNext/>
       </w:pPr>
-      <w:bookmarkStart w:id="70" w:name="_Toc240293155"/>
+      <w:bookmarkStart w:id="70" w:name="_Toc240299103"/>
       <w:r>
         <w:t>Lo que hicimos después de medir, y qué salió</w:t>
       </w:r>
@@ -35417,7 +35677,7 @@
         <w:pStyle w:val="Ttulo3"/>
         <w:keepNext/>
       </w:pPr>
-      <w:bookmarkStart w:id="71" w:name="_Toc240293156"/>
+      <w:bookmarkStart w:id="71" w:name="_Toc240299104"/>
       <w:r>
         <w:t>El diagnóstico</w:t>
       </w:r>
@@ -35928,7 +36188,7 @@
         <w:pStyle w:val="Ttulo3"/>
         <w:keepNext/>
       </w:pPr>
-      <w:bookmarkStart w:id="72" w:name="_Toc240293157"/>
+      <w:bookmarkStart w:id="72" w:name="_Toc240299105"/>
       <w:r>
         <w:t>Lo que sí resolvió la pregunta: medir muchas veces en vez de una</w:t>
       </w:r>
@@ -36658,7 +36918,7 @@
         <w:pStyle w:val="Ttulo3"/>
         <w:keepNext/>
       </w:pPr>
-      <w:bookmarkStart w:id="73" w:name="_Toc240293158"/>
+      <w:bookmarkStart w:id="73" w:name="_Toc240299106"/>
       <w:r>
         <w:t>La medición que cierra la pregunta: era potencia, y ahora está demostrado</w:t>
       </w:r>
@@ -37353,7 +37613,7 @@
         <w:pStyle w:val="Ttulo3"/>
         <w:keepNext/>
       </w:pPr>
-      <w:bookmarkStart w:id="74" w:name="_Toc240293159"/>
+      <w:bookmarkStart w:id="74" w:name="_Toc240299107"/>
       <w:r>
         <w:t>La corrección más grande: el bosque sí detecta las dos clases</w:t>
       </w:r>
@@ -38499,7 +38759,7 @@
         <w:pStyle w:val="Ttulo3"/>
         <w:keepNext/>
       </w:pPr>
-      <w:bookmarkStart w:id="75" w:name="_Toc240293160"/>
+      <w:bookmarkStart w:id="75" w:name="_Toc240299108"/>
       <w:r>
         <w:lastRenderedPageBreak/>
         <w:t>Y lo que la potencia corrige de un resultado central del informe</w:t>
@@ -39126,7 +39386,7 @@
         <w:pStyle w:val="Ttulo3"/>
         <w:keepNext/>
       </w:pPr>
-      <w:bookmarkStart w:id="76" w:name="_Toc240293161"/>
+      <w:bookmarkStart w:id="76" w:name="_Toc240299109"/>
       <w:r>
         <w:t>La prueba que no dependía de nuestra disciplina</w:t>
       </w:r>
@@ -39758,7 +40018,7 @@
         <w:pStyle w:val="Ttulo3"/>
         <w:keepNext/>
       </w:pPr>
-      <w:bookmarkStart w:id="77" w:name="_Toc240293162"/>
+      <w:bookmarkStart w:id="77" w:name="_Toc240299110"/>
       <w:r>
         <w:t>Los arreglos que probamos</w:t>
       </w:r>
@@ -40272,7 +40532,7 @@
         <w:pStyle w:val="Ttulo3"/>
         <w:keepNext/>
       </w:pPr>
-      <w:bookmarkStart w:id="78" w:name="_Toc240293163"/>
+      <w:bookmarkStart w:id="78" w:name="_Toc240299111"/>
       <w:r>
         <w:t>El cuarto arreglo: la única vía que sí mejora, y por qué aun así no se afirma</w:t>
       </w:r>
@@ -40928,7 +41188,7 @@
         <w:pStyle w:val="Ttulo3"/>
         <w:keepNext/>
       </w:pPr>
-      <w:bookmarkStart w:id="79" w:name="_Toc240293164"/>
+      <w:bookmarkStart w:id="79" w:name="_Toc240299112"/>
       <w:r>
         <w:t>El quinto arreglo, que la propia evidencia sugirió</w:t>
       </w:r>
@@ -41567,7 +41827,7 @@
         <w:pStyle w:val="Ttulo3"/>
         <w:keepNext/>
       </w:pPr>
-      <w:bookmarkStart w:id="80" w:name="_Toc240293165"/>
+      <w:bookmarkStart w:id="80" w:name="_Toc240299113"/>
       <w:r>
         <w:t>Los dos últimos: otra familia de modelo, y pesar en vez de filtrar</w:t>
       </w:r>
@@ -42117,7 +42377,7 @@
         <w:pStyle w:val="Ttulo3"/>
         <w:keepNext/>
       </w:pPr>
-      <w:bookmarkStart w:id="81" w:name="_Toc240293166"/>
+      <w:bookmarkStart w:id="81" w:name="_Toc240299114"/>
       <w:r>
         <w:t>El octavo eje: dejar que el sistema se calle</w:t>
       </w:r>
@@ -42195,7 +42455,7 @@
         <w:pStyle w:val="Ttulo3"/>
         <w:keepNext/>
       </w:pPr>
-      <w:bookmarkStart w:id="82" w:name="_Toc240293167"/>
+      <w:bookmarkStart w:id="82" w:name="_Toc240299115"/>
       <w:r>
         <w:t>La pregunta que el informe no tenía respondida</w:t>
       </w:r>
@@ -43602,7 +43862,7 @@
         <w:pStyle w:val="Ttulo3"/>
         <w:keepNext/>
       </w:pPr>
-      <w:bookmarkStart w:id="83" w:name="_Toc240293168"/>
+      <w:bookmarkStart w:id="83" w:name="_Toc240299116"/>
       <w:r>
         <w:t>Lo primero que hay que decir es incómodo</w:t>
       </w:r>
@@ -43677,7 +43937,7 @@
         <w:pStyle w:val="Ttulo3"/>
         <w:keepNext/>
       </w:pPr>
-      <w:bookmarkStart w:id="84" w:name="_Toc240293169"/>
+      <w:bookmarkStart w:id="84" w:name="_Toc240299117"/>
       <w:r>
         <w:t>Callarse sí funciona, y aguanta el criterio</w:t>
       </w:r>
@@ -43836,7 +44096,7 @@
         <w:pStyle w:val="Ttulo3"/>
         <w:keepNext/>
       </w:pPr>
-      <w:bookmarkStart w:id="85" w:name="_Toc240293170"/>
+      <w:bookmarkStart w:id="85" w:name="_Toc240299118"/>
       <w:r>
         <w:t>Qué cambia esto, y qué no</w:t>
       </w:r>
@@ -43927,7 +44187,7 @@
         <w:pStyle w:val="Ttulo3"/>
         <w:keepNext/>
       </w:pPr>
-      <w:bookmarkStart w:id="86" w:name="_Toc240293171"/>
+      <w:bookmarkStart w:id="86" w:name="_Toc240299119"/>
       <w:r>
         <w:t>Los avisos que fallan, ¿fallan por mucho o por una vela?</w:t>
       </w:r>
@@ -44972,7 +45232,7 @@
         <w:pStyle w:val="Ttulo3"/>
         <w:keepNext/>
       </w:pPr>
-      <w:bookmarkStart w:id="87" w:name="_Toc240293172"/>
+      <w:bookmarkStart w:id="87" w:name="_Toc240299120"/>
       <w:r>
         <w:t>Dónde estaba la trampa, y por qué el piso se mueve con la ventana</w:t>
       </w:r>
@@ -45050,7 +45310,7 @@
         <w:pStyle w:val="Ttulo3"/>
         <w:keepNext/>
       </w:pPr>
-      <w:bookmarkStart w:id="88" w:name="_Toc240293173"/>
+      <w:bookmarkStart w:id="88" w:name="_Toc240299121"/>
       <w:r>
         <w:t>Lo que dice el resultado</w:t>
       </w:r>
@@ -45157,7 +45417,7 @@
         <w:pStyle w:val="Ttulo3"/>
         <w:keepNext/>
       </w:pPr>
-      <w:bookmarkStart w:id="89" w:name="_Toc240293174"/>
+      <w:bookmarkStart w:id="89" w:name="_Toc240299122"/>
       <w:r>
         <w:t>Qué frase queda, y cuál hay que dejar de decir</w:t>
       </w:r>
@@ -45229,7 +45489,7 @@
         <w:pStyle w:val="Ttulo3"/>
         <w:keepNext/>
       </w:pPr>
-      <w:bookmarkStart w:id="90" w:name="_Toc240293175"/>
+      <w:bookmarkStart w:id="90" w:name="_Toc240299123"/>
       <w:r>
         <w:t>Y lo que sigue sin poder afirmarse</w:t>
       </w:r>
@@ -45308,7 +45568,7 @@
         <w:pStyle w:val="Ttulo3"/>
         <w:keepNext/>
       </w:pPr>
-      <w:bookmarkStart w:id="91" w:name="_Toc240293176"/>
+      <w:bookmarkStart w:id="91" w:name="_Toc240299124"/>
       <w:r>
         <w:lastRenderedPageBreak/>
         <w:t>El noveno eje, y el que más mueve: preguntarle otra cosa</w:t>
@@ -46378,7 +46638,7 @@
         <w:pStyle w:val="Ttulo3"/>
         <w:keepNext/>
       </w:pPr>
-      <w:bookmarkStart w:id="92" w:name="_Toc240293177"/>
+      <w:bookmarkStart w:id="92" w:name="_Toc240299125"/>
       <w:r>
         <w:t>Por qué esto no es hacer la tarea más fácil y llamarlo mejora</w:t>
       </w:r>
@@ -46547,7 +46807,7 @@
         <w:pStyle w:val="Ttulo3"/>
         <w:keepNext/>
       </w:pPr>
-      <w:bookmarkStart w:id="93" w:name="_Toc240293178"/>
+      <w:bookmarkStart w:id="93" w:name="_Toc240299126"/>
       <w:r>
         <w:t>Dónde está el óptimo, y por qué no es el margen más ancho</w:t>
       </w:r>
@@ -46619,7 +46879,7 @@
         <w:pStyle w:val="Ttulo3"/>
         <w:keepNext/>
       </w:pPr>
-      <w:bookmarkStart w:id="94" w:name="_Toc240293179"/>
+      <w:bookmarkStart w:id="94" w:name="_Toc240299127"/>
       <w:r>
         <w:t>Qué significa, y qué no</w:t>
       </w:r>
@@ -46744,7 +47004,7 @@
         <w:pStyle w:val="Ttulo3"/>
         <w:keepNext/>
       </w:pPr>
-      <w:bookmarkStart w:id="95" w:name="_Toc240293180"/>
+      <w:bookmarkStart w:id="95" w:name="_Toc240299128"/>
       <w:r>
         <w:t>El décimo eje: el volumen, que estaba ahí sin usar</w:t>
       </w:r>
@@ -47357,7 +47617,7 @@
         <w:pStyle w:val="Ttulo3"/>
         <w:keepNext/>
       </w:pPr>
-      <w:bookmarkStart w:id="96" w:name="_Toc240293181"/>
+      <w:bookmarkStart w:id="96" w:name="_Toc240299129"/>
       <w:r>
         <w:t>El undécimo eje: cuatro veces más velas, y por qué no sirvieron de nada</w:t>
       </w:r>
@@ -48096,7 +48356,7 @@
         <w:pStyle w:val="Ttulo3"/>
         <w:keepNext/>
       </w:pPr>
-      <w:bookmarkStart w:id="97" w:name="_Toc240293182"/>
+      <w:bookmarkStart w:id="97" w:name="_Toc240299130"/>
       <w:r>
         <w:t>La cifra que lo explica todo está en la tercera columna</w:t>
       </w:r>
@@ -48189,7 +48449,7 @@
         <w:pStyle w:val="Ttulo3"/>
         <w:keepNext/>
       </w:pPr>
-      <w:bookmarkStart w:id="98" w:name="_Toc240293183"/>
+      <w:bookmarkStart w:id="98" w:name="_Toc240299131"/>
       <w:r>
         <w:t>Por eso la ventaja no sube: baja</w:t>
       </w:r>
@@ -48255,7 +48515,7 @@
         <w:pStyle w:val="Ttulo3"/>
         <w:keepNext/>
       </w:pPr>
-      <w:bookmarkStart w:id="99" w:name="_Toc240293184"/>
+      <w:bookmarkStart w:id="99" w:name="_Toc240299132"/>
       <w:r>
         <w:t>Lo que esto convierte de conjetura en medición</w:t>
       </w:r>
@@ -48379,11 +48639,1267 @@
         <w:pStyle w:val="Ttulo3"/>
         <w:keepNext/>
       </w:pPr>
-      <w:bookmarkStart w:id="100" w:name="_Toc240293185"/>
+      <w:bookmarkStart w:id="100" w:name="_Toc240299133"/>
+      <w:r>
+        <w:t>El duodécimo eje: doce activos en vez de seis</w:t>
+      </w:r>
+      <w:bookmarkEnd w:id="100"/>
+    </w:p>
+    <w:p>
+      <w:pPr>
+        <w:ind w:firstLine="720"/>
+      </w:pPr>
+      <w:r>
+        <w:t xml:space="preserve">La medición de granularidad dejaba una salida: si el límite es el </w:t>
+      </w:r>
+      <w:r>
+        <w:rPr>
+          <w:b/>
+          <w:bCs/>
+        </w:rPr>
+        <w:t>número de eventos</w:t>
+      </w:r>
+      <w:r>
+        <w:t xml:space="preserve">, y de seis años no se pueden sacar más, entonces hay que traerlos de </w:t>
+      </w:r>
+      <w:r>
+        <w:rPr>
+          <w:b/>
+          <w:bCs/>
+        </w:rPr>
+        <w:t>otros activos</w:t>
+      </w:r>
+      <w:r>
+        <w:t>. Cada activo nuevo aporta sus propios ~1 200 giros.</w:t>
+      </w:r>
+    </w:p>
+    <w:p>
+      <w:pPr>
+        <w:ind w:firstLine="720"/>
+      </w:pPr>
+      <w:r>
+        <w:lastRenderedPageBreak/>
+        <w:t xml:space="preserve">Se descargaron seis más —DOGE, LINK, TRX, BCH, XLM y ATOM— elegidos por un criterio único y declarado de antemano: </w:t>
+      </w:r>
+      <w:r>
+        <w:rPr>
+          <w:b/>
+          <w:bCs/>
+        </w:rPr>
+        <w:t>cotizar en Binance contra USDT desde antes de agosto de 2020</w:t>
+      </w:r>
+      <w:r>
+        <w:t xml:space="preserve">, que es donde empieza el panel. No por rendimiento, que sería elegir la respuesta. Los seis cubren el </w:t>
+      </w:r>
+      <w:r>
+        <w:rPr>
+          <w:b/>
+          <w:bCs/>
+        </w:rPr>
+        <w:t>100 %</w:t>
+      </w:r>
+      <w:r>
+        <w:t xml:space="preserve"> del panel.</w:t>
+      </w:r>
+    </w:p>
+    <w:p>
+      <w:pPr>
+        <w:ind w:firstLine="720"/>
+      </w:pPr>
+      <w:r>
+        <w:t xml:space="preserve">Se entrena apilando las filas de N activos y </w:t>
+      </w:r>
+      <w:r>
+        <w:rPr>
+          <w:b/>
+          <w:bCs/>
+        </w:rPr>
+        <w:t>se evalúa siempre sobre LTC</w:t>
+      </w:r>
+      <w:r>
+        <w:t>.</w:t>
+      </w:r>
+    </w:p>
+    <w:p>
+      <w:pPr>
+        <w:ind w:firstLine="720"/>
+      </w:pPr>
+      <w:r>
+        <w:rPr>
+          <w:b/>
+          <w:bCs/>
+        </w:rPr>
+        <w:t>Tabla C.17.</w:t>
+      </w:r>
+      <w:r>
+        <w:t xml:space="preserve"> Apilar más activos, evaluando siempre sobre LTC.</w:t>
+      </w:r>
+    </w:p>
+    <w:tbl>
+      <w:tblPr>
+        <w:tblW w:w="9360" w:type="dxa"/>
+        <w:tblCellMar>
+          <w:left w:w="10" w:type="dxa"/>
+          <w:right w:w="10" w:type="dxa"/>
+        </w:tblCellMar>
+        <w:tblLook w:val="04A0" w:firstRow="1" w:lastRow="0" w:firstColumn="1" w:lastColumn="0" w:noHBand="0" w:noVBand="1"/>
+      </w:tblPr>
+      <w:tblGrid>
+        <w:gridCol w:w="1560"/>
+        <w:gridCol w:w="1560"/>
+        <w:gridCol w:w="1560"/>
+        <w:gridCol w:w="1560"/>
+        <w:gridCol w:w="1560"/>
+        <w:gridCol w:w="1560"/>
+      </w:tblGrid>
+      <w:tr>
+        <w:tblPrEx>
+          <w:tblCellMar>
+            <w:top w:w="0" w:type="dxa"/>
+            <w:bottom w:w="0" w:type="dxa"/>
+          </w:tblCellMar>
+        </w:tblPrEx>
+        <w:trPr>
+          <w:tblHeader/>
+        </w:trPr>
+        <w:tc>
+          <w:tcPr>
+            <w:tcW w:w="1560" w:type="dxa"/>
+            <w:tcBorders>
+              <w:top w:val="single" w:sz="6" w:space="0" w:color="000000"/>
+              <w:bottom w:val="single" w:sz="6" w:space="0" w:color="000000"/>
+            </w:tcBorders>
+            <w:tcMar>
+              <w:top w:w="60" w:type="dxa"/>
+              <w:left w:w="100" w:type="dxa"/>
+              <w:bottom w:w="60" w:type="dxa"/>
+              <w:right w:w="100" w:type="dxa"/>
+            </w:tcMar>
+          </w:tcPr>
+          <w:p>
+            <w:pPr>
+              <w:spacing w:line="240" w:lineRule="auto"/>
+            </w:pPr>
+            <w:r>
+              <w:rPr>
+                <w:sz w:val="22"/>
+                <w:szCs w:val="22"/>
+              </w:rPr>
+              <w:t>Apilado</w:t>
+            </w:r>
+          </w:p>
+        </w:tc>
+        <w:tc>
+          <w:tcPr>
+            <w:tcW w:w="1560" w:type="dxa"/>
+            <w:tcBorders>
+              <w:top w:val="single" w:sz="6" w:space="0" w:color="000000"/>
+              <w:bottom w:val="single" w:sz="6" w:space="0" w:color="000000"/>
+            </w:tcBorders>
+            <w:tcMar>
+              <w:top w:w="60" w:type="dxa"/>
+              <w:left w:w="100" w:type="dxa"/>
+              <w:bottom w:w="60" w:type="dxa"/>
+              <w:right w:w="100" w:type="dxa"/>
+            </w:tcMar>
+          </w:tcPr>
+          <w:p>
+            <w:pPr>
+              <w:spacing w:line="240" w:lineRule="auto"/>
+              <w:jc w:val="center"/>
+            </w:pPr>
+            <w:r>
+              <w:rPr>
+                <w:sz w:val="22"/>
+                <w:szCs w:val="22"/>
+              </w:rPr>
+              <w:t>Filas de entrenamiento</w:t>
+            </w:r>
+          </w:p>
+        </w:tc>
+        <w:tc>
+          <w:tcPr>
+            <w:tcW w:w="1560" w:type="dxa"/>
+            <w:tcBorders>
+              <w:top w:val="single" w:sz="6" w:space="0" w:color="000000"/>
+              <w:bottom w:val="single" w:sz="6" w:space="0" w:color="000000"/>
+            </w:tcBorders>
+            <w:tcMar>
+              <w:top w:w="60" w:type="dxa"/>
+              <w:left w:w="100" w:type="dxa"/>
+              <w:bottom w:w="60" w:type="dxa"/>
+              <w:right w:w="100" w:type="dxa"/>
+            </w:tcMar>
+          </w:tcPr>
+          <w:p>
+            <w:pPr>
+              <w:spacing w:line="240" w:lineRule="auto"/>
+              <w:jc w:val="center"/>
+            </w:pPr>
+            <w:r>
+              <w:rPr>
+                <w:sz w:val="22"/>
+                <w:szCs w:val="22"/>
+              </w:rPr>
+              <w:t>F1 macro</w:t>
+            </w:r>
+          </w:p>
+        </w:tc>
+        <w:tc>
+          <w:tcPr>
+            <w:tcW w:w="1560" w:type="dxa"/>
+            <w:tcBorders>
+              <w:top w:val="single" w:sz="6" w:space="0" w:color="000000"/>
+              <w:bottom w:val="single" w:sz="6" w:space="0" w:color="000000"/>
+            </w:tcBorders>
+            <w:tcMar>
+              <w:top w:w="60" w:type="dxa"/>
+              <w:left w:w="100" w:type="dxa"/>
+              <w:bottom w:w="60" w:type="dxa"/>
+              <w:right w:w="100" w:type="dxa"/>
+            </w:tcMar>
+          </w:tcPr>
+          <w:p>
+            <w:pPr>
+              <w:spacing w:line="240" w:lineRule="auto"/>
+              <w:jc w:val="center"/>
+            </w:pPr>
+            <w:r>
+              <w:rPr>
+                <w:sz w:val="22"/>
+                <w:szCs w:val="22"/>
+              </w:rPr>
+              <w:t>F1 del azar</w:t>
+            </w:r>
+          </w:p>
+        </w:tc>
+        <w:tc>
+          <w:tcPr>
+            <w:tcW w:w="1560" w:type="dxa"/>
+            <w:tcBorders>
+              <w:top w:val="single" w:sz="6" w:space="0" w:color="000000"/>
+              <w:bottom w:val="single" w:sz="6" w:space="0" w:color="000000"/>
+            </w:tcBorders>
+            <w:tcMar>
+              <w:top w:w="60" w:type="dxa"/>
+              <w:left w:w="100" w:type="dxa"/>
+              <w:bottom w:w="60" w:type="dxa"/>
+              <w:right w:w="100" w:type="dxa"/>
+            </w:tcMar>
+          </w:tcPr>
+          <w:p>
+            <w:pPr>
+              <w:spacing w:line="240" w:lineRule="auto"/>
+              <w:jc w:val="center"/>
+            </w:pPr>
+            <w:r>
+              <w:rPr>
+                <w:sz w:val="22"/>
+                <w:szCs w:val="22"/>
+              </w:rPr>
+              <w:t>Ventaja</w:t>
+            </w:r>
+          </w:p>
+        </w:tc>
+        <w:tc>
+          <w:tcPr>
+            <w:tcW w:w="1560" w:type="dxa"/>
+            <w:tcBorders>
+              <w:top w:val="single" w:sz="6" w:space="0" w:color="000000"/>
+              <w:bottom w:val="single" w:sz="6" w:space="0" w:color="000000"/>
+            </w:tcBorders>
+            <w:tcMar>
+              <w:top w:w="60" w:type="dxa"/>
+              <w:left w:w="100" w:type="dxa"/>
+              <w:bottom w:w="60" w:type="dxa"/>
+              <w:right w:w="100" w:type="dxa"/>
+            </w:tcMar>
+          </w:tcPr>
+          <w:p>
+            <w:pPr>
+              <w:spacing w:line="240" w:lineRule="auto"/>
+              <w:jc w:val="center"/>
+            </w:pPr>
+            <w:r>
+              <w:rPr>
+                <w:sz w:val="22"/>
+                <w:szCs w:val="22"/>
+              </w:rPr>
+              <w:t>Tramos</w:t>
+            </w:r>
+          </w:p>
+        </w:tc>
+      </w:tr>
+      <w:tr>
+        <w:tblPrEx>
+          <w:tblCellMar>
+            <w:top w:w="0" w:type="dxa"/>
+            <w:bottom w:w="0" w:type="dxa"/>
+          </w:tblCellMar>
+        </w:tblPrEx>
+        <w:tc>
+          <w:tcPr>
+            <w:tcW w:w="1560" w:type="dxa"/>
+            <w:tcMar>
+              <w:top w:w="60" w:type="dxa"/>
+              <w:left w:w="100" w:type="dxa"/>
+              <w:bottom w:w="60" w:type="dxa"/>
+              <w:right w:w="100" w:type="dxa"/>
+            </w:tcMar>
+          </w:tcPr>
+          <w:p>
+            <w:pPr>
+              <w:spacing w:line="240" w:lineRule="auto"/>
+            </w:pPr>
+            <w:r>
+              <w:rPr>
+                <w:sz w:val="22"/>
+                <w:szCs w:val="22"/>
+              </w:rPr>
+              <w:t>Solo LTC</w:t>
+            </w:r>
+          </w:p>
+        </w:tc>
+        <w:tc>
+          <w:tcPr>
+            <w:tcW w:w="1560" w:type="dxa"/>
+            <w:tcMar>
+              <w:top w:w="60" w:type="dxa"/>
+              <w:left w:w="100" w:type="dxa"/>
+              <w:bottom w:w="60" w:type="dxa"/>
+              <w:right w:w="100" w:type="dxa"/>
+            </w:tcMar>
+          </w:tcPr>
+          <w:p>
+            <w:pPr>
+              <w:spacing w:line="240" w:lineRule="auto"/>
+              <w:jc w:val="center"/>
+            </w:pPr>
+            <w:r>
+              <w:rPr>
+                <w:sz w:val="22"/>
+                <w:szCs w:val="22"/>
+              </w:rPr>
+              <w:t>12 358</w:t>
+            </w:r>
+          </w:p>
+        </w:tc>
+        <w:tc>
+          <w:tcPr>
+            <w:tcW w:w="1560" w:type="dxa"/>
+            <w:tcMar>
+              <w:top w:w="60" w:type="dxa"/>
+              <w:left w:w="100" w:type="dxa"/>
+              <w:bottom w:w="60" w:type="dxa"/>
+              <w:right w:w="100" w:type="dxa"/>
+            </w:tcMar>
+          </w:tcPr>
+          <w:p>
+            <w:pPr>
+              <w:spacing w:line="240" w:lineRule="auto"/>
+              <w:jc w:val="center"/>
+            </w:pPr>
+            <w:r>
+              <w:rPr>
+                <w:sz w:val="22"/>
+                <w:szCs w:val="22"/>
+              </w:rPr>
+              <w:t>0,383911</w:t>
+            </w:r>
+          </w:p>
+        </w:tc>
+        <w:tc>
+          <w:tcPr>
+            <w:tcW w:w="1560" w:type="dxa"/>
+            <w:tcMar>
+              <w:top w:w="60" w:type="dxa"/>
+              <w:left w:w="100" w:type="dxa"/>
+              <w:bottom w:w="60" w:type="dxa"/>
+              <w:right w:w="100" w:type="dxa"/>
+            </w:tcMar>
+          </w:tcPr>
+          <w:p>
+            <w:pPr>
+              <w:spacing w:line="240" w:lineRule="auto"/>
+              <w:jc w:val="center"/>
+            </w:pPr>
+            <w:r>
+              <w:rPr>
+                <w:sz w:val="22"/>
+                <w:szCs w:val="22"/>
+              </w:rPr>
+              <w:t>0,336389</w:t>
+            </w:r>
+          </w:p>
+        </w:tc>
+        <w:tc>
+          <w:tcPr>
+            <w:tcW w:w="1560" w:type="dxa"/>
+            <w:tcMar>
+              <w:top w:w="60" w:type="dxa"/>
+              <w:left w:w="100" w:type="dxa"/>
+              <w:bottom w:w="60" w:type="dxa"/>
+              <w:right w:w="100" w:type="dxa"/>
+            </w:tcMar>
+          </w:tcPr>
+          <w:p>
+            <w:pPr>
+              <w:spacing w:line="240" w:lineRule="auto"/>
+              <w:jc w:val="center"/>
+            </w:pPr>
+            <w:r>
+              <w:rPr>
+                <w:sz w:val="22"/>
+                <w:szCs w:val="22"/>
+              </w:rPr>
+              <w:t>+0,047522</w:t>
+            </w:r>
+          </w:p>
+        </w:tc>
+        <w:tc>
+          <w:tcPr>
+            <w:tcW w:w="1560" w:type="dxa"/>
+            <w:tcMar>
+              <w:top w:w="60" w:type="dxa"/>
+              <w:left w:w="100" w:type="dxa"/>
+              <w:bottom w:w="60" w:type="dxa"/>
+              <w:right w:w="100" w:type="dxa"/>
+            </w:tcMar>
+          </w:tcPr>
+          <w:p>
+            <w:pPr>
+              <w:spacing w:line="240" w:lineRule="auto"/>
+              <w:jc w:val="center"/>
+            </w:pPr>
+            <w:r>
+              <w:rPr>
+                <w:sz w:val="22"/>
+                <w:szCs w:val="22"/>
+              </w:rPr>
+              <w:t>8 de 9</w:t>
+            </w:r>
+          </w:p>
+        </w:tc>
+      </w:tr>
+      <w:tr>
+        <w:tblPrEx>
+          <w:tblCellMar>
+            <w:top w:w="0" w:type="dxa"/>
+            <w:bottom w:w="0" w:type="dxa"/>
+          </w:tblCellMar>
+        </w:tblPrEx>
+        <w:tc>
+          <w:tcPr>
+            <w:tcW w:w="1560" w:type="dxa"/>
+            <w:tcMar>
+              <w:top w:w="60" w:type="dxa"/>
+              <w:left w:w="100" w:type="dxa"/>
+              <w:bottom w:w="60" w:type="dxa"/>
+              <w:right w:w="100" w:type="dxa"/>
+            </w:tcMar>
+          </w:tcPr>
+          <w:p>
+            <w:pPr>
+              <w:spacing w:line="240" w:lineRule="auto"/>
+            </w:pPr>
+            <w:r>
+              <w:rPr>
+                <w:b/>
+                <w:bCs/>
+                <w:sz w:val="22"/>
+                <w:szCs w:val="22"/>
+              </w:rPr>
+              <w:t>Los 6 del panel</w:t>
+            </w:r>
+          </w:p>
+        </w:tc>
+        <w:tc>
+          <w:tcPr>
+            <w:tcW w:w="1560" w:type="dxa"/>
+            <w:tcMar>
+              <w:top w:w="60" w:type="dxa"/>
+              <w:left w:w="100" w:type="dxa"/>
+              <w:bottom w:w="60" w:type="dxa"/>
+              <w:right w:w="100" w:type="dxa"/>
+            </w:tcMar>
+          </w:tcPr>
+          <w:p>
+            <w:pPr>
+              <w:spacing w:line="240" w:lineRule="auto"/>
+              <w:jc w:val="center"/>
+            </w:pPr>
+            <w:r>
+              <w:rPr>
+                <w:sz w:val="22"/>
+                <w:szCs w:val="22"/>
+              </w:rPr>
+              <w:t>74 148</w:t>
+            </w:r>
+          </w:p>
+        </w:tc>
+        <w:tc>
+          <w:tcPr>
+            <w:tcW w:w="1560" w:type="dxa"/>
+            <w:tcMar>
+              <w:top w:w="60" w:type="dxa"/>
+              <w:left w:w="100" w:type="dxa"/>
+              <w:bottom w:w="60" w:type="dxa"/>
+              <w:right w:w="100" w:type="dxa"/>
+            </w:tcMar>
+          </w:tcPr>
+          <w:p>
+            <w:pPr>
+              <w:spacing w:line="240" w:lineRule="auto"/>
+              <w:jc w:val="center"/>
+            </w:pPr>
+            <w:r>
+              <w:rPr>
+                <w:b/>
+                <w:bCs/>
+                <w:sz w:val="22"/>
+                <w:szCs w:val="22"/>
+              </w:rPr>
+              <w:t>0,388672</w:t>
+            </w:r>
+          </w:p>
+        </w:tc>
+        <w:tc>
+          <w:tcPr>
+            <w:tcW w:w="1560" w:type="dxa"/>
+            <w:tcMar>
+              <w:top w:w="60" w:type="dxa"/>
+              <w:left w:w="100" w:type="dxa"/>
+              <w:bottom w:w="60" w:type="dxa"/>
+              <w:right w:w="100" w:type="dxa"/>
+            </w:tcMar>
+          </w:tcPr>
+          <w:p>
+            <w:pPr>
+              <w:spacing w:line="240" w:lineRule="auto"/>
+              <w:jc w:val="center"/>
+            </w:pPr>
+            <w:r>
+              <w:rPr>
+                <w:sz w:val="22"/>
+                <w:szCs w:val="22"/>
+              </w:rPr>
+              <w:t>0,336282</w:t>
+            </w:r>
+          </w:p>
+        </w:tc>
+        <w:tc>
+          <w:tcPr>
+            <w:tcW w:w="1560" w:type="dxa"/>
+            <w:tcMar>
+              <w:top w:w="60" w:type="dxa"/>
+              <w:left w:w="100" w:type="dxa"/>
+              <w:bottom w:w="60" w:type="dxa"/>
+              <w:right w:w="100" w:type="dxa"/>
+            </w:tcMar>
+          </w:tcPr>
+          <w:p>
+            <w:pPr>
+              <w:spacing w:line="240" w:lineRule="auto"/>
+              <w:jc w:val="center"/>
+            </w:pPr>
+            <w:r>
+              <w:rPr>
+                <w:b/>
+                <w:bCs/>
+                <w:sz w:val="22"/>
+                <w:szCs w:val="22"/>
+              </w:rPr>
+              <w:t>+0,052391</w:t>
+            </w:r>
+          </w:p>
+        </w:tc>
+        <w:tc>
+          <w:tcPr>
+            <w:tcW w:w="1560" w:type="dxa"/>
+            <w:tcMar>
+              <w:top w:w="60" w:type="dxa"/>
+              <w:left w:w="100" w:type="dxa"/>
+              <w:bottom w:w="60" w:type="dxa"/>
+              <w:right w:w="100" w:type="dxa"/>
+            </w:tcMar>
+          </w:tcPr>
+          <w:p>
+            <w:pPr>
+              <w:spacing w:line="240" w:lineRule="auto"/>
+              <w:jc w:val="center"/>
+            </w:pPr>
+            <w:r>
+              <w:rPr>
+                <w:b/>
+                <w:bCs/>
+                <w:sz w:val="22"/>
+                <w:szCs w:val="22"/>
+              </w:rPr>
+              <w:t>9 de 9</w:t>
+            </w:r>
+          </w:p>
+        </w:tc>
+      </w:tr>
+      <w:tr>
+        <w:tblPrEx>
+          <w:tblCellMar>
+            <w:top w:w="0" w:type="dxa"/>
+            <w:bottom w:w="0" w:type="dxa"/>
+          </w:tblCellMar>
+        </w:tblPrEx>
+        <w:tc>
+          <w:tcPr>
+            <w:tcW w:w="1560" w:type="dxa"/>
+            <w:tcBorders>
+              <w:bottom w:val="single" w:sz="6" w:space="0" w:color="000000"/>
+            </w:tcBorders>
+            <w:tcMar>
+              <w:top w:w="60" w:type="dxa"/>
+              <w:left w:w="100" w:type="dxa"/>
+              <w:bottom w:w="60" w:type="dxa"/>
+              <w:right w:w="100" w:type="dxa"/>
+            </w:tcMar>
+          </w:tcPr>
+          <w:p>
+            <w:pPr>
+              <w:spacing w:line="240" w:lineRule="auto"/>
+            </w:pPr>
+            <w:r>
+              <w:rPr>
+                <w:sz w:val="22"/>
+                <w:szCs w:val="22"/>
+              </w:rPr>
+              <w:t>Los 12</w:t>
+            </w:r>
+          </w:p>
+        </w:tc>
+        <w:tc>
+          <w:tcPr>
+            <w:tcW w:w="1560" w:type="dxa"/>
+            <w:tcBorders>
+              <w:bottom w:val="single" w:sz="6" w:space="0" w:color="000000"/>
+            </w:tcBorders>
+            <w:tcMar>
+              <w:top w:w="60" w:type="dxa"/>
+              <w:left w:w="100" w:type="dxa"/>
+              <w:bottom w:w="60" w:type="dxa"/>
+              <w:right w:w="100" w:type="dxa"/>
+            </w:tcMar>
+          </w:tcPr>
+          <w:p>
+            <w:pPr>
+              <w:spacing w:line="240" w:lineRule="auto"/>
+              <w:jc w:val="center"/>
+            </w:pPr>
+            <w:r>
+              <w:rPr>
+                <w:sz w:val="22"/>
+                <w:szCs w:val="22"/>
+              </w:rPr>
+              <w:t>148 296</w:t>
+            </w:r>
+          </w:p>
+        </w:tc>
+        <w:tc>
+          <w:tcPr>
+            <w:tcW w:w="1560" w:type="dxa"/>
+            <w:tcBorders>
+              <w:bottom w:val="single" w:sz="6" w:space="0" w:color="000000"/>
+            </w:tcBorders>
+            <w:tcMar>
+              <w:top w:w="60" w:type="dxa"/>
+              <w:left w:w="100" w:type="dxa"/>
+              <w:bottom w:w="60" w:type="dxa"/>
+              <w:right w:w="100" w:type="dxa"/>
+            </w:tcMar>
+          </w:tcPr>
+          <w:p>
+            <w:pPr>
+              <w:spacing w:line="240" w:lineRule="auto"/>
+              <w:jc w:val="center"/>
+            </w:pPr>
+            <w:r>
+              <w:rPr>
+                <w:sz w:val="22"/>
+                <w:szCs w:val="22"/>
+              </w:rPr>
+              <w:t>0,380690</w:t>
+            </w:r>
+          </w:p>
+        </w:tc>
+        <w:tc>
+          <w:tcPr>
+            <w:tcW w:w="1560" w:type="dxa"/>
+            <w:tcBorders>
+              <w:bottom w:val="single" w:sz="6" w:space="0" w:color="000000"/>
+            </w:tcBorders>
+            <w:tcMar>
+              <w:top w:w="60" w:type="dxa"/>
+              <w:left w:w="100" w:type="dxa"/>
+              <w:bottom w:w="60" w:type="dxa"/>
+              <w:right w:w="100" w:type="dxa"/>
+            </w:tcMar>
+          </w:tcPr>
+          <w:p>
+            <w:pPr>
+              <w:spacing w:line="240" w:lineRule="auto"/>
+              <w:jc w:val="center"/>
+            </w:pPr>
+            <w:r>
+              <w:rPr>
+                <w:sz w:val="22"/>
+                <w:szCs w:val="22"/>
+              </w:rPr>
+              <w:t>0,335295</w:t>
+            </w:r>
+          </w:p>
+        </w:tc>
+        <w:tc>
+          <w:tcPr>
+            <w:tcW w:w="1560" w:type="dxa"/>
+            <w:tcBorders>
+              <w:bottom w:val="single" w:sz="6" w:space="0" w:color="000000"/>
+            </w:tcBorders>
+            <w:tcMar>
+              <w:top w:w="60" w:type="dxa"/>
+              <w:left w:w="100" w:type="dxa"/>
+              <w:bottom w:w="60" w:type="dxa"/>
+              <w:right w:w="100" w:type="dxa"/>
+            </w:tcMar>
+          </w:tcPr>
+          <w:p>
+            <w:pPr>
+              <w:spacing w:line="240" w:lineRule="auto"/>
+              <w:jc w:val="center"/>
+            </w:pPr>
+            <w:r>
+              <w:rPr>
+                <w:sz w:val="22"/>
+                <w:szCs w:val="22"/>
+              </w:rPr>
+              <w:t>+0,045396</w:t>
+            </w:r>
+          </w:p>
+        </w:tc>
+        <w:tc>
+          <w:tcPr>
+            <w:tcW w:w="1560" w:type="dxa"/>
+            <w:tcBorders>
+              <w:bottom w:val="single" w:sz="6" w:space="0" w:color="000000"/>
+            </w:tcBorders>
+            <w:tcMar>
+              <w:top w:w="60" w:type="dxa"/>
+              <w:left w:w="100" w:type="dxa"/>
+              <w:bottom w:w="60" w:type="dxa"/>
+              <w:right w:w="100" w:type="dxa"/>
+            </w:tcMar>
+          </w:tcPr>
+          <w:p>
+            <w:pPr>
+              <w:spacing w:line="240" w:lineRule="auto"/>
+              <w:jc w:val="center"/>
+            </w:pPr>
+            <w:r>
+              <w:rPr>
+                <w:sz w:val="22"/>
+                <w:szCs w:val="22"/>
+              </w:rPr>
+              <w:t>9 de 9</w:t>
+            </w:r>
+          </w:p>
+        </w:tc>
+      </w:tr>
+    </w:tbl>
+    <w:p>
+      <w:pPr>
+        <w:spacing w:after="240"/>
+      </w:pPr>
+    </w:p>
+    <w:p>
+      <w:pPr>
+        <w:pStyle w:val="Ttulo3"/>
+        <w:keepNext/>
+      </w:pPr>
+      <w:bookmarkStart w:id="101" w:name="_Toc240299134"/>
+      <w:r>
+        <w:t>Seis ayuda. Doce estorba.</w:t>
+      </w:r>
+      <w:bookmarkEnd w:id="101"/>
+    </w:p>
+    <w:p>
+      <w:pPr>
+        <w:ind w:firstLine="720"/>
+      </w:pPr>
+      <w:r>
+        <w:rPr>
+          <w:b/>
+          <w:bCs/>
+        </w:rPr>
+        <w:t>Pasar de uno a seis sube la ventaja</w:t>
+      </w:r>
+      <w:r>
+        <w:t xml:space="preserve"> —de +0,047522 a +0,052391— y además la vuelve estable en los nueve tramos. Eso confirma, con un montaje más limpio, lo único que había mostrado señal entre los siete primeros intentos.</w:t>
+      </w:r>
+    </w:p>
+    <w:p>
+      <w:pPr>
+        <w:ind w:firstLine="720"/>
+      </w:pPr>
+      <w:r>
+        <w:rPr>
+          <w:b/>
+          <w:bCs/>
+        </w:rPr>
+        <w:t>Pasar de seis a doce la baja</w:t>
+      </w:r>
+      <w:r>
+        <w:t xml:space="preserve">, a +0,045396, </w:t>
+      </w:r>
+      <w:r>
+        <w:rPr>
+          <w:b/>
+          <w:bCs/>
+        </w:rPr>
+        <w:t>por debajo incluso de entrenar solo con LTC</w:t>
+      </w:r>
+      <w:r>
+        <w:t>. Se duplicaron las filas de entrenamiento —de 74 148 a 148 296— y el resultado empeoró.</w:t>
+      </w:r>
+    </w:p>
+    <w:p>
+      <w:pPr>
+        <w:pStyle w:val="Ttulo3"/>
+        <w:keepNext/>
+      </w:pPr>
+      <w:bookmarkStart w:id="102" w:name="_Toc240299135"/>
+      <w:r>
+        <w:t>Por qué, y estaba escrito antes de correrlo</w:t>
+      </w:r>
+      <w:bookmarkEnd w:id="102"/>
+    </w:p>
+    <w:p>
+      <w:pPr>
+        <w:ind w:firstLine="720"/>
+      </w:pPr>
+      <w:r>
+        <w:t xml:space="preserve">Porque </w:t>
+      </w:r>
+      <w:r>
+        <w:rPr>
+          <w:b/>
+          <w:bCs/>
+        </w:rPr>
+        <w:t>los criptoactivos grandes se mueven juntos</w:t>
+      </w:r>
+      <w:r>
+        <w:t xml:space="preserve">. La correlación entre los quince pares del panel va de </w:t>
+      </w:r>
+      <w:r>
+        <w:rPr>
+          <w:b/>
+          <w:bCs/>
+        </w:rPr>
+        <w:t>+0,517489</w:t>
+      </w:r>
+      <w:r>
+        <w:t xml:space="preserve"> a </w:t>
+      </w:r>
+      <w:r>
+        <w:rPr>
+          <w:b/>
+          <w:bCs/>
+        </w:rPr>
+        <w:t>+0,829963</w:t>
+      </w:r>
+      <w:r>
+        <w:t xml:space="preserve">, y no hay un solo par inversamente proporcional. Los seis nuevos son más de lo mismo: sus giros ocurren </w:t>
+      </w:r>
+      <w:r>
+        <w:rPr>
+          <w:b/>
+          <w:bCs/>
+        </w:rPr>
+        <w:t>en los mismos instantes</w:t>
+      </w:r>
+      <w:r>
+        <w:t>.</w:t>
+      </w:r>
+    </w:p>
+    <w:p>
+      <w:pPr>
+        <w:ind w:firstLine="720"/>
+      </w:pPr>
+      <w:r>
+        <w:rPr>
+          <w:b/>
+          <w:bCs/>
+        </w:rPr>
+        <w:t>Mil doscientos giros repetidos no son dos mil cuatrocientos giros distintos.</w:t>
+      </w:r>
+      <w:r>
+        <w:t xml:space="preserve"> Son los mismos mil doscientos vistos seis veces más, y lo que aportan es peso —más filas diciendo lo </w:t>
+      </w:r>
+      <w:r>
+        <w:lastRenderedPageBreak/>
+        <w:t>mismo— sin información nueva. A partir de cierto punto eso deja de ayudar y empieza a sesgar el modelo hacia el comportamiento medio del sector, que no es el de LTC.</w:t>
+      </w:r>
+    </w:p>
+    <w:p>
+      <w:pPr>
+        <w:pStyle w:val="Ttulo3"/>
+        <w:keepNext/>
+      </w:pPr>
+      <w:bookmarkStart w:id="103" w:name="_Toc240299136"/>
+      <w:r>
+        <w:t>La conclusión, afilada por tercera vez en el día</w:t>
+      </w:r>
+      <w:bookmarkEnd w:id="103"/>
+    </w:p>
+    <w:p>
+      <w:pPr>
+        <w:ind w:firstLine="720"/>
+      </w:pPr>
+      <w:r>
+        <w:t>El argumento del informe ha ido estrechándose a base de medirlo:</w:t>
+      </w:r>
+    </w:p>
+    <w:tbl>
+      <w:tblPr>
+        <w:tblW w:w="9360" w:type="dxa"/>
+        <w:tblCellMar>
+          <w:left w:w="10" w:type="dxa"/>
+          <w:right w:w="10" w:type="dxa"/>
+        </w:tblCellMar>
+        <w:tblLook w:val="04A0" w:firstRow="1" w:lastRow="0" w:firstColumn="1" w:lastColumn="0" w:noHBand="0" w:noVBand="1"/>
+      </w:tblPr>
+      <w:tblGrid>
+        <w:gridCol w:w="4680"/>
+        <w:gridCol w:w="4680"/>
+      </w:tblGrid>
+      <w:tr>
+        <w:tblPrEx>
+          <w:tblCellMar>
+            <w:top w:w="0" w:type="dxa"/>
+            <w:bottom w:w="0" w:type="dxa"/>
+          </w:tblCellMar>
+        </w:tblPrEx>
+        <w:trPr>
+          <w:tblHeader/>
+        </w:trPr>
+        <w:tc>
+          <w:tcPr>
+            <w:tcW w:w="4680" w:type="dxa"/>
+            <w:tcBorders>
+              <w:top w:val="single" w:sz="6" w:space="0" w:color="000000"/>
+              <w:bottom w:val="single" w:sz="6" w:space="0" w:color="000000"/>
+            </w:tcBorders>
+            <w:tcMar>
+              <w:top w:w="60" w:type="dxa"/>
+              <w:left w:w="100" w:type="dxa"/>
+              <w:bottom w:w="60" w:type="dxa"/>
+              <w:right w:w="100" w:type="dxa"/>
+            </w:tcMar>
+          </w:tcPr>
+          <w:p>
+            <w:pPr>
+              <w:spacing w:line="240" w:lineRule="auto"/>
+            </w:pPr>
+            <w:r>
+              <w:rPr>
+                <w:sz w:val="22"/>
+                <w:szCs w:val="22"/>
+              </w:rPr>
+              <w:t>Se decía</w:t>
+            </w:r>
+          </w:p>
+        </w:tc>
+        <w:tc>
+          <w:tcPr>
+            <w:tcW w:w="4680" w:type="dxa"/>
+            <w:tcBorders>
+              <w:top w:val="single" w:sz="6" w:space="0" w:color="000000"/>
+              <w:bottom w:val="single" w:sz="6" w:space="0" w:color="000000"/>
+            </w:tcBorders>
+            <w:tcMar>
+              <w:top w:w="60" w:type="dxa"/>
+              <w:left w:w="100" w:type="dxa"/>
+              <w:bottom w:w="60" w:type="dxa"/>
+              <w:right w:w="100" w:type="dxa"/>
+            </w:tcMar>
+          </w:tcPr>
+          <w:p>
+            <w:pPr>
+              <w:spacing w:line="240" w:lineRule="auto"/>
+              <w:jc w:val="center"/>
+            </w:pPr>
+            <w:r>
+              <w:rPr>
+                <w:sz w:val="22"/>
+                <w:szCs w:val="22"/>
+              </w:rPr>
+              <w:t>Después de medir</w:t>
+            </w:r>
+          </w:p>
+        </w:tc>
+      </w:tr>
+      <w:tr>
+        <w:tblPrEx>
+          <w:tblCellMar>
+            <w:top w:w="0" w:type="dxa"/>
+            <w:bottom w:w="0" w:type="dxa"/>
+          </w:tblCellMar>
+        </w:tblPrEx>
+        <w:tc>
+          <w:tcPr>
+            <w:tcW w:w="4680" w:type="dxa"/>
+            <w:tcMar>
+              <w:top w:w="60" w:type="dxa"/>
+              <w:left w:w="100" w:type="dxa"/>
+              <w:bottom w:w="60" w:type="dxa"/>
+              <w:right w:w="100" w:type="dxa"/>
+            </w:tcMar>
+          </w:tcPr>
+          <w:p>
+            <w:pPr>
+              <w:spacing w:line="240" w:lineRule="auto"/>
+            </w:pPr>
+            <w:r>
+              <w:rPr>
+                <w:sz w:val="22"/>
+                <w:szCs w:val="22"/>
+              </w:rPr>
+              <w:t>«El límite está en los datos»</w:t>
+            </w:r>
+          </w:p>
+        </w:tc>
+        <w:tc>
+          <w:tcPr>
+            <w:tcW w:w="4680" w:type="dxa"/>
+            <w:tcMar>
+              <w:top w:w="60" w:type="dxa"/>
+              <w:left w:w="100" w:type="dxa"/>
+              <w:bottom w:w="60" w:type="dxa"/>
+              <w:right w:w="100" w:type="dxa"/>
+            </w:tcMar>
+          </w:tcPr>
+          <w:p>
+            <w:pPr>
+              <w:spacing w:line="240" w:lineRule="auto"/>
+              <w:jc w:val="center"/>
+            </w:pPr>
+            <w:r>
+              <w:rPr>
+                <w:sz w:val="22"/>
+                <w:szCs w:val="22"/>
+              </w:rPr>
+              <w:t>Por eliminación: siete intentos de modelado sin resultado</w:t>
+            </w:r>
+          </w:p>
+        </w:tc>
+      </w:tr>
+      <w:tr>
+        <w:tblPrEx>
+          <w:tblCellMar>
+            <w:top w:w="0" w:type="dxa"/>
+            <w:bottom w:w="0" w:type="dxa"/>
+          </w:tblCellMar>
+        </w:tblPrEx>
+        <w:tc>
+          <w:tcPr>
+            <w:tcW w:w="4680" w:type="dxa"/>
+            <w:tcMar>
+              <w:top w:w="60" w:type="dxa"/>
+              <w:left w:w="100" w:type="dxa"/>
+              <w:bottom w:w="60" w:type="dxa"/>
+              <w:right w:w="100" w:type="dxa"/>
+            </w:tcMar>
+          </w:tcPr>
+          <w:p>
+            <w:pPr>
+              <w:spacing w:line="240" w:lineRule="auto"/>
+            </w:pPr>
+            <w:r>
+              <w:rPr>
+                <w:sz w:val="22"/>
+                <w:szCs w:val="22"/>
+              </w:rPr>
+              <w:t xml:space="preserve">«El límite es el número de </w:t>
+            </w:r>
+            <w:r>
+              <w:rPr>
+                <w:b/>
+                <w:bCs/>
+                <w:sz w:val="22"/>
+                <w:szCs w:val="22"/>
+              </w:rPr>
+              <w:t>eventos</w:t>
+            </w:r>
+            <w:r>
+              <w:rPr>
+                <w:sz w:val="22"/>
+                <w:szCs w:val="22"/>
+              </w:rPr>
+              <w:t>, no de observaciones»</w:t>
+            </w:r>
+          </w:p>
+        </w:tc>
+        <w:tc>
+          <w:tcPr>
+            <w:tcW w:w="4680" w:type="dxa"/>
+            <w:tcMar>
+              <w:top w:w="60" w:type="dxa"/>
+              <w:left w:w="100" w:type="dxa"/>
+              <w:bottom w:w="60" w:type="dxa"/>
+              <w:right w:w="100" w:type="dxa"/>
+            </w:tcMar>
+          </w:tcPr>
+          <w:p>
+            <w:pPr>
+              <w:spacing w:line="240" w:lineRule="auto"/>
+              <w:jc w:val="center"/>
+            </w:pPr>
+            <w:r>
+              <w:rPr>
+                <w:sz w:val="22"/>
+                <w:szCs w:val="22"/>
+              </w:rPr>
+              <w:t xml:space="preserve">4× velas → 26 giros más, y la ventaja </w:t>
+            </w:r>
+            <w:r>
+              <w:rPr>
+                <w:b/>
+                <w:bCs/>
+                <w:sz w:val="22"/>
+                <w:szCs w:val="22"/>
+              </w:rPr>
+              <w:t>baja</w:t>
+            </w:r>
+          </w:p>
+        </w:tc>
+      </w:tr>
+      <w:tr>
+        <w:tblPrEx>
+          <w:tblCellMar>
+            <w:top w:w="0" w:type="dxa"/>
+            <w:bottom w:w="0" w:type="dxa"/>
+          </w:tblCellMar>
+        </w:tblPrEx>
+        <w:tc>
+          <w:tcPr>
+            <w:tcW w:w="4680" w:type="dxa"/>
+            <w:tcBorders>
+              <w:bottom w:val="single" w:sz="6" w:space="0" w:color="000000"/>
+            </w:tcBorders>
+            <w:tcMar>
+              <w:top w:w="60" w:type="dxa"/>
+              <w:left w:w="100" w:type="dxa"/>
+              <w:bottom w:w="60" w:type="dxa"/>
+              <w:right w:w="100" w:type="dxa"/>
+            </w:tcMar>
+          </w:tcPr>
+          <w:p>
+            <w:pPr>
+              <w:spacing w:line="240" w:lineRule="auto"/>
+            </w:pPr>
+            <w:r>
+              <w:rPr>
+                <w:b/>
+                <w:bCs/>
+                <w:sz w:val="22"/>
+                <w:szCs w:val="22"/>
+              </w:rPr>
+              <w:t>«El límite es el número de eventos INDEPENDIENTES»</w:t>
+            </w:r>
+          </w:p>
+        </w:tc>
+        <w:tc>
+          <w:tcPr>
+            <w:tcW w:w="4680" w:type="dxa"/>
+            <w:tcBorders>
+              <w:bottom w:val="single" w:sz="6" w:space="0" w:color="000000"/>
+            </w:tcBorders>
+            <w:tcMar>
+              <w:top w:w="60" w:type="dxa"/>
+              <w:left w:w="100" w:type="dxa"/>
+              <w:bottom w:w="60" w:type="dxa"/>
+              <w:right w:w="100" w:type="dxa"/>
+            </w:tcMar>
+          </w:tcPr>
+          <w:p>
+            <w:pPr>
+              <w:spacing w:line="240" w:lineRule="auto"/>
+              <w:jc w:val="center"/>
+            </w:pPr>
+            <w:r>
+              <w:rPr>
+                <w:sz w:val="22"/>
+                <w:szCs w:val="22"/>
+              </w:rPr>
+              <w:t xml:space="preserve">2× activos → 2× filas, y la ventaja </w:t>
+            </w:r>
+            <w:r>
+              <w:rPr>
+                <w:b/>
+                <w:bCs/>
+                <w:sz w:val="22"/>
+                <w:szCs w:val="22"/>
+              </w:rPr>
+              <w:t>baja</w:t>
+            </w:r>
+          </w:p>
+        </w:tc>
+      </w:tr>
+    </w:tbl>
+    <w:p>
+      <w:pPr>
+        <w:spacing w:after="240"/>
+      </w:pPr>
+    </w:p>
+    <w:p>
+      <w:pPr>
+        <w:ind w:firstLine="720"/>
+      </w:pPr>
+      <w:r>
+        <w:rPr>
+          <w:b/>
+          <w:bCs/>
+        </w:rPr>
+        <w:t>Esa última frase es la que el proyecto puede defender</w:t>
+      </w:r>
+      <w:r>
+        <w:t xml:space="preserve">, y es bastante más útil que la primera: dice que para mejorar esto no hacen falta ni mejores modelos, ni más resolución, ni más criptoactivos. Hacen falta </w:t>
+      </w:r>
+      <w:r>
+        <w:rPr>
+          <w:b/>
+          <w:bCs/>
+        </w:rPr>
+        <w:t>más años</w:t>
+      </w:r>
+      <w:r>
+        <w:t xml:space="preserve">, o activos que </w:t>
+      </w:r>
+      <w:r>
+        <w:rPr>
+          <w:b/>
+          <w:bCs/>
+        </w:rPr>
+        <w:t>giren en momentos distintos</w:t>
+      </w:r>
+      <w:r>
+        <w:t xml:space="preserve"> — y esos, por definición, no son cripto.</w:t>
+      </w:r>
+    </w:p>
+    <w:p>
+      <w:pPr>
+        <w:pStyle w:val="Ttulo3"/>
+        <w:keepNext/>
+      </w:pPr>
+      <w:bookmarkStart w:id="104" w:name="_Toc240299137"/>
       <w:r>
         <w:t>El balance de los siete intentos</w:t>
       </w:r>
-      <w:bookmarkEnd w:id="100"/>
+      <w:bookmarkEnd w:id="104"/>
     </w:p>
     <w:p>
       <w:pPr>
@@ -48666,7 +50182,6 @@
                 <w:sz w:val="22"/>
                 <w:szCs w:val="22"/>
               </w:rPr>
-              <w:lastRenderedPageBreak/>
               <w:t>2</w:t>
             </w:r>
           </w:p>
@@ -49296,6 +50811,7 @@
                 <w:sz w:val="22"/>
                 <w:szCs w:val="22"/>
               </w:rPr>
+              <w:lastRenderedPageBreak/>
               <w:t>8</w:t>
             </w:r>
           </w:p>
@@ -49612,9 +51128,6 @@
         <w:tc>
           <w:tcPr>
             <w:tcW w:w="2340" w:type="dxa"/>
-            <w:tcBorders>
-              <w:bottom w:val="single" w:sz="6" w:space="0" w:color="000000"/>
-            </w:tcBorders>
             <w:tcMar>
               <w:top w:w="60" w:type="dxa"/>
               <w:left w:w="100" w:type="dxa"/>
@@ -49635,6 +51148,95 @@
             </w:r>
           </w:p>
         </w:tc>
+        <w:tc>
+          <w:tcPr>
+            <w:tcW w:w="2340" w:type="dxa"/>
+            <w:tcMar>
+              <w:top w:w="60" w:type="dxa"/>
+              <w:left w:w="100" w:type="dxa"/>
+              <w:bottom w:w="60" w:type="dxa"/>
+              <w:right w:w="100" w:type="dxa"/>
+            </w:tcMar>
+          </w:tcPr>
+          <w:p>
+            <w:pPr>
+              <w:spacing w:line="240" w:lineRule="auto"/>
+              <w:jc w:val="center"/>
+            </w:pPr>
+            <w:r>
+              <w:rPr>
+                <w:sz w:val="22"/>
+                <w:szCs w:val="22"/>
+              </w:rPr>
+              <w:t>Bajar a velas de 1 hora</w:t>
+            </w:r>
+          </w:p>
+        </w:tc>
+        <w:tc>
+          <w:tcPr>
+            <w:tcW w:w="2340" w:type="dxa"/>
+            <w:tcMar>
+              <w:top w:w="60" w:type="dxa"/>
+              <w:left w:w="100" w:type="dxa"/>
+              <w:bottom w:w="60" w:type="dxa"/>
+              <w:right w:w="100" w:type="dxa"/>
+            </w:tcMar>
+          </w:tcPr>
+          <w:p>
+            <w:pPr>
+              <w:spacing w:line="240" w:lineRule="auto"/>
+              <w:jc w:val="center"/>
+            </w:pPr>
+            <w:r>
+              <w:rPr>
+                <w:sz w:val="22"/>
+                <w:szCs w:val="22"/>
+              </w:rPr>
+              <w:t>el volumen de datos</w:t>
+            </w:r>
+          </w:p>
+        </w:tc>
+        <w:tc>
+          <w:tcPr>
+            <w:tcW w:w="2340" w:type="dxa"/>
+            <w:tcMar>
+              <w:top w:w="60" w:type="dxa"/>
+              <w:left w:w="100" w:type="dxa"/>
+              <w:bottom w:w="60" w:type="dxa"/>
+              <w:right w:w="100" w:type="dxa"/>
+            </w:tcMar>
+          </w:tcPr>
+          <w:p>
+            <w:pPr>
+              <w:spacing w:line="240" w:lineRule="auto"/>
+              <w:jc w:val="center"/>
+            </w:pPr>
+            <w:r>
+              <w:rPr>
+                <w:b/>
+                <w:bCs/>
+                <w:sz w:val="22"/>
+                <w:szCs w:val="22"/>
+              </w:rPr>
+              <w:t>perjudica</w:t>
+            </w:r>
+            <w:r>
+              <w:rPr>
+                <w:sz w:val="22"/>
+                <w:szCs w:val="22"/>
+              </w:rPr>
+              <w:t>: +0,013731 contra +0,044619</w:t>
+            </w:r>
+          </w:p>
+        </w:tc>
+      </w:tr>
+      <w:tr>
+        <w:tblPrEx>
+          <w:tblCellMar>
+            <w:top w:w="0" w:type="dxa"/>
+            <w:bottom w:w="0" w:type="dxa"/>
+          </w:tblCellMar>
+        </w:tblPrEx>
         <w:tc>
           <w:tcPr>
             <w:tcW w:w="2340" w:type="dxa"/>
@@ -49651,14 +51253,13 @@
           <w:p>
             <w:pPr>
               <w:spacing w:line="240" w:lineRule="auto"/>
-              <w:jc w:val="center"/>
-            </w:pPr>
-            <w:r>
-              <w:rPr>
-                <w:sz w:val="22"/>
-                <w:szCs w:val="22"/>
-              </w:rPr>
-              <w:t>Bajar a velas de 1 hora</w:t>
+            </w:pPr>
+            <w:r>
+              <w:rPr>
+                <w:sz w:val="22"/>
+                <w:szCs w:val="22"/>
+              </w:rPr>
+              <w:t>12</w:t>
             </w:r>
           </w:p>
         </w:tc>
@@ -49685,7 +51286,7 @@
                 <w:sz w:val="22"/>
                 <w:szCs w:val="22"/>
               </w:rPr>
-              <w:t>el volumen de datos</w:t>
+              <w:t>Apilar doce activos en vez de seis</w:t>
             </w:r>
           </w:p>
         </w:tc>
@@ -49709,6 +51310,33 @@
             </w:pPr>
             <w:r>
               <w:rPr>
+                <w:sz w:val="22"/>
+                <w:szCs w:val="22"/>
+              </w:rPr>
+              <w:t>el número de eventos</w:t>
+            </w:r>
+          </w:p>
+        </w:tc>
+        <w:tc>
+          <w:tcPr>
+            <w:tcW w:w="2340" w:type="dxa"/>
+            <w:tcBorders>
+              <w:bottom w:val="single" w:sz="6" w:space="0" w:color="000000"/>
+            </w:tcBorders>
+            <w:tcMar>
+              <w:top w:w="60" w:type="dxa"/>
+              <w:left w:w="100" w:type="dxa"/>
+              <w:bottom w:w="60" w:type="dxa"/>
+              <w:right w:w="100" w:type="dxa"/>
+            </w:tcMar>
+          </w:tcPr>
+          <w:p>
+            <w:pPr>
+              <w:spacing w:line="240" w:lineRule="auto"/>
+              <w:jc w:val="center"/>
+            </w:pPr>
+            <w:r>
+              <w:rPr>
                 <w:b/>
                 <w:bCs/>
                 <w:sz w:val="22"/>
@@ -49721,7 +51349,7 @@
                 <w:sz w:val="22"/>
                 <w:szCs w:val="22"/>
               </w:rPr>
-              <w:t>: +0,013731 contra +0,044619</w:t>
+              <w:t>: +0,045396 contra +0,052391</w:t>
             </w:r>
           </w:p>
         </w:tc>
@@ -49741,7 +51369,7 @@
           <w:b/>
           <w:bCs/>
         </w:rPr>
-        <w:t>Nueve de las once intervenciones no producen una mejora que se sostenga.</w:t>
+        <w:t>Diez de las doce intervenciones no producen una mejora que se sostenga.</w:t>
       </w:r>
       <w:r>
         <w:t xml:space="preserve"> Las dos que sí tienen algo en común, y es lo que más dice de todo el proyecto: </w:t>
@@ -49846,53 +51474,53 @@
         <w:pStyle w:val="Ttulo3"/>
         <w:keepNext/>
       </w:pPr>
-      <w:bookmarkStart w:id="101" w:name="_Toc240293186"/>
+      <w:bookmarkStart w:id="105" w:name="_Toc240299138"/>
+      <w:r>
+        <w:t>Y una observación sobre la métrica, que sí queda</w:t>
+      </w:r>
+      <w:bookmarkEnd w:id="105"/>
+    </w:p>
+    <w:p>
+      <w:pPr>
+        <w:ind w:firstLine="720"/>
+      </w:pPr>
+      <w:r>
+        <w:t xml:space="preserve">La unión de extremos se ve </w:t>
+      </w:r>
+      <w:r>
+        <w:rPr>
+          <w:b/>
+          <w:bCs/>
+        </w:rPr>
+        <w:t>mal</w:t>
+      </w:r>
+      <w:r>
+        <w:t xml:space="preserve"> en F1 macro y </w:t>
+      </w:r>
+      <w:r>
+        <w:rPr>
+          <w:b/>
+          <w:bCs/>
+        </w:rPr>
+        <w:t>mejor que todo lo demás</w:t>
+      </w:r>
+      <w:r>
+        <w:t xml:space="preserve"> en las dos clases extremas. La diferencia no está en el modelo: está en que </w:t>
+      </w:r>
+      <w:r>
+        <w:rPr>
+          <w:b/>
+          <w:bCs/>
+        </w:rPr>
+        <w:t>el F1 macro promedia las tres clases, y «continuidad» es el 90,7 % de las velas y no es lo que el enunciado pide detectar.</w:t>
+      </w:r>
+    </w:p>
+    <w:p>
+      <w:pPr>
+        <w:ind w:firstLine="720"/>
+      </w:pPr>
       <w:r>
         <w:lastRenderedPageBreak/>
-        <w:t>Y una observación sobre la métrica, que sí queda</w:t>
-      </w:r>
-      <w:bookmarkEnd w:id="101"/>
-    </w:p>
-    <w:p>
-      <w:pPr>
-        <w:ind w:firstLine="720"/>
-      </w:pPr>
-      <w:r>
-        <w:t xml:space="preserve">La unión de extremos se ve </w:t>
-      </w:r>
-      <w:r>
-        <w:rPr>
-          <w:b/>
-          <w:bCs/>
-        </w:rPr>
-        <w:t>mal</w:t>
-      </w:r>
-      <w:r>
-        <w:t xml:space="preserve"> en F1 macro y </w:t>
-      </w:r>
-      <w:r>
-        <w:rPr>
-          <w:b/>
-          <w:bCs/>
-        </w:rPr>
-        <w:t>mejor que todo lo demás</w:t>
-      </w:r>
-      <w:r>
-        <w:t xml:space="preserve"> en las dos clases extremas. La diferencia no está en el modelo: está en que </w:t>
-      </w:r>
-      <w:r>
-        <w:rPr>
-          <w:b/>
-          <w:bCs/>
-        </w:rPr>
-        <w:t>el F1 macro promedia las tres clases, y «continuidad» es el 90,7 % de las velas y no es lo que el enunciado pide detectar.</w:t>
-      </w:r>
-    </w:p>
-    <w:p>
-      <w:pPr>
-        <w:ind w:firstLine="720"/>
-      </w:pPr>
-      <w:r>
         <w:t xml:space="preserve">Una métrica que promedie </w:t>
       </w:r>
       <w:r>
@@ -49921,11 +51549,11 @@
         <w:pStyle w:val="Ttulo3"/>
         <w:keepNext/>
       </w:pPr>
-      <w:bookmarkStart w:id="102" w:name="_Toc240293187"/>
+      <w:bookmarkStart w:id="106" w:name="_Toc240299139"/>
       <w:r>
         <w:t>Lo que se aprende de esto</w:t>
       </w:r>
-      <w:bookmarkEnd w:id="102"/>
+      <w:bookmarkEnd w:id="106"/>
     </w:p>
     <w:p>
       <w:pPr>
@@ -50325,38 +51953,38 @@
           <w:b/>
           <w:bCs/>
         </w:rPr>
+        <w:t>Y esto corrige lo que parecía la conclusión obvia.</w:t>
+      </w:r>
+      <w:r>
+        <w:t xml:space="preserve"> El bloque de prueba </w:t>
+      </w:r>
+      <w:r>
+        <w:rPr>
+          <w:b/>
+          <w:bCs/>
+        </w:rPr>
+        <w:t>no era insuficiente</w:t>
+      </w:r>
+      <w:r>
+        <w:t xml:space="preserve">: 1 960 velas dan un </w:t>
+      </w:r>
+      <w:r>
+        <w:rPr>
+          <w:b/>
+          <w:bCs/>
+        </w:rPr>
+        <w:t>80 %</w:t>
+      </w:r>
+      <w:r>
+        <w:t xml:space="preserve"> de probabilidad de detectar este efecto, que es exactamente el umbral convencional. El diseño era defendible.</w:t>
+      </w:r>
+    </w:p>
+    <w:p>
+      <w:pPr>
+        <w:ind w:firstLine="720"/>
+      </w:pPr>
+      <w:r>
         <w:lastRenderedPageBreak/>
-        <w:t>Y esto corrige lo que parecía la conclusión obvia.</w:t>
-      </w:r>
-      <w:r>
-        <w:t xml:space="preserve"> El bloque de prueba </w:t>
-      </w:r>
-      <w:r>
-        <w:rPr>
-          <w:b/>
-          <w:bCs/>
-        </w:rPr>
-        <w:t>no era insuficiente</w:t>
-      </w:r>
-      <w:r>
-        <w:t xml:space="preserve">: 1 960 velas dan un </w:t>
-      </w:r>
-      <w:r>
-        <w:rPr>
-          <w:b/>
-          <w:bCs/>
-        </w:rPr>
-        <w:t>80 %</w:t>
-      </w:r>
-      <w:r>
-        <w:t xml:space="preserve"> de probabilidad de detectar este efecto, que es exactamente el umbral convencional. El diseño era defendible.</w:t>
-      </w:r>
-    </w:p>
-    <w:p>
-      <w:pPr>
-        <w:ind w:firstLine="720"/>
-      </w:pPr>
-      <w:r>
         <w:t xml:space="preserve">Lo que no tenía era </w:t>
       </w:r>
       <w:r>
@@ -50460,11 +52088,11 @@
         <w:pStyle w:val="Ttulo2"/>
         <w:keepNext/>
       </w:pPr>
-      <w:bookmarkStart w:id="103" w:name="_Toc240293188"/>
+      <w:bookmarkStart w:id="107" w:name="_Toc240299140"/>
       <w:r>
         <w:t>Lo que haríamos distinto</w:t>
       </w:r>
-      <w:bookmarkEnd w:id="103"/>
+      <w:bookmarkEnd w:id="107"/>
     </w:p>
     <w:p>
       <w:pPr>
@@ -50490,22 +52118,22 @@
           <w:b/>
           <w:bCs/>
         </w:rPr>
+        <w:t>Aplicar la condición del intervalo dentro de cada semilla</w:t>
+      </w:r>
+      <w:r>
+        <w:t>, y leer en cuántas de las cinco excluye el cero, en vez de calcular un intervalo sobre un único sorteo del entrenamiento. Respeta el supuesto del método en vez de violarlo, y cuesta poco porque las cinco semillas ya se corren.</w:t>
+      </w:r>
+    </w:p>
+    <w:p>
+      <w:pPr>
+        <w:ind w:firstLine="720"/>
+      </w:pPr>
+      <w:r>
+        <w:rPr>
+          <w:b/>
+          <w:bCs/>
+        </w:rPr>
         <w:lastRenderedPageBreak/>
-        <w:t>Aplicar la condición del intervalo dentro de cada semilla</w:t>
-      </w:r>
-      <w:r>
-        <w:t>, y leer en cuántas de las cinco excluye el cero, en vez de calcular un intervalo sobre un único sorteo del entrenamiento. Respeta el supuesto del método en vez de violarlo, y cuesta poco porque las cinco semillas ya se corren.</w:t>
-      </w:r>
-    </w:p>
-    <w:p>
-      <w:pPr>
-        <w:ind w:firstLine="720"/>
-      </w:pPr>
-      <w:r>
-        <w:rPr>
-          <w:b/>
-          <w:bCs/>
-        </w:rPr>
         <w:t>Suavizar el puente de trayectoria a etiqueta.</w:t>
       </w:r>
       <w:r>
@@ -50532,11 +52160,11 @@
         <w:pStyle w:val="Ttulo2"/>
         <w:keepNext/>
       </w:pPr>
-      <w:bookmarkStart w:id="104" w:name="_Toc240293189"/>
+      <w:bookmarkStart w:id="108" w:name="_Toc240299141"/>
       <w:r>
         <w:t>Una última cosa, sobre el resultado que el enunciado esperaba</w:t>
       </w:r>
-      <w:bookmarkEnd w:id="104"/>
+      <w:bookmarkEnd w:id="108"/>
     </w:p>
     <w:p>
       <w:pPr>
@@ -50586,12 +52214,12 @@
         <w:pStyle w:val="Ttulo1"/>
         <w:keepNext/>
       </w:pPr>
-      <w:bookmarkStart w:id="105" w:name="_Toc240293190"/>
+      <w:bookmarkStart w:id="109" w:name="_Toc240299142"/>
       <w:r>
         <w:lastRenderedPageBreak/>
         <w:t>Referencias</w:t>
       </w:r>
-      <w:bookmarkEnd w:id="105"/>
+      <w:bookmarkEnd w:id="109"/>
     </w:p>
     <w:p>
       <w:pPr>
@@ -50793,10 +52421,10 @@
 <file path=word/numbering.xml><?xml version="1.0" encoding="utf-8"?>
 <w:numbering xmlns:wpc="http://schemas.microsoft.com/office/word/2010/wordprocessingCanvas" xmlns:cx="http://schemas.microsoft.com/office/drawing/2014/chartex" xmlns:cx1="http://schemas.microsoft.com/office/drawing/2015/9/8/chartex" xmlns:cx2="http://schemas.microsoft.com/office/drawing/2015/10/21/chartex" xmlns:cx3="http://schemas.microsoft.com/office/drawing/2016/5/9/chartex" xmlns:cx4="http://schemas.microsoft.com/office/drawing/2016/5/10/chartex" xmlns:cx5="http://schemas.microsoft.com/office/drawing/2016/5/11/chartex" xmlns:cx6="http://schemas.microsoft.com/office/drawing/2016/5/12/chartex" xmlns:cx7="http://schemas.microsoft.com/office/drawing/2016/5/13/chartex" xmlns:cx8="http://schemas.microsoft.com/office/drawing/2016/5/14/chartex" xmlns:mc="http://schemas.openxmlformats.org/markup-compatibility/2006" xmlns:aink="http://schemas.microsoft.com/office/drawing/2016/ink" xmlns:am3d="http://schemas.microsoft.com/office/drawing/2017/model3d" xmlns:o="urn:schemas-microsoft-com:office:office" xmlns:oel="http://schemas.microsoft.com/office/2019/extlst" xmlns:r="http://schemas.openxmlformats.org/officeDocument/2006/relationships" xmlns:m="http://schemas.openxmlformats.org/officeDocument/2006/math" xmlns:v="urn:schemas-microsoft-com:vml" xmlns:wp14="http://schemas.microsoft.com/office/word/2010/wordprocessingDrawing" xmlns:wp="http://schemas.openxmlformats.org/drawingml/2006/wordprocessingDrawing" xmlns:w10="urn:schemas-microsoft-com:office:word" xmlns:w="http://schemas.openxmlformats.org/wordprocessingml/2006/main" xmlns:w14="http://schemas.microsoft.com/office/word/2010/wordml" xmlns:w15="http://schemas.microsoft.com/office/word/2012/wordml" xmlns:w16cex="http://schemas.microsoft.com/office/word/2018/wordml/cex" xmlns:w16cid="http://schemas.microsoft.com/office/word/2016/wordml/cid" xmlns:w16="http://schemas.microsoft.com/office/word/2018/wordml" xmlns:w16du="http://schemas.microsoft.com/office/word/2023/wordml/word16du" xmlns:w16sdtdh="http://schemas.microsoft.com/office/word/2020/wordml/sdtdatahash" xmlns:w16sdtfl="http://schemas.microsoft.com/office/word/2024/wordml/sdtformatlock" xmlns:w16se="http://schemas.microsoft.com/office/word/2015/wordml/symex" xmlns:wpg="http://schemas.microsoft.com/office/word/2010/wordprocessingGroup" xmlns:wpi="http://schemas.microsoft.com/office/word/2010/wordprocessingInk" xmlns:wne="http://schemas.microsoft.com/office/word/2006/wordml" xmlns:wps="http://schemas.microsoft.com/office/word/2010/wordprocessingShape" mc:Ignorable="w14 w15 w16se w16cid w16 w16cex w16sdtdh w16sdtfl w16du wp14">
   <w:abstractNum w:abstractNumId="0" w15:restartNumberingAfterBreak="0">
-    <w:nsid w:val="329D5F1D"/>
+    <w:nsid w:val="3A28576F"/>
     <w:multiLevelType w:val="hybridMultilevel"/>
-    <w:tmpl w:val="EB4C5FA4"/>
-    <w:lvl w:ilvl="0" w:tplc="72F001E2">
+    <w:tmpl w:val="34CA81C8"/>
+    <w:lvl w:ilvl="0" w:tplc="3EEAF0FA">
       <w:start w:val="1"/>
       <w:numFmt w:val="bullet"/>
       <w:lvlText w:val="●"/>
@@ -50805,7 +52433,7 @@
         <w:ind w:left="720" w:hanging="360"/>
       </w:pPr>
     </w:lvl>
-    <w:lvl w:ilvl="1" w:tplc="98C682F0">
+    <w:lvl w:ilvl="1" w:tplc="3BF20078">
       <w:start w:val="1"/>
       <w:numFmt w:val="bullet"/>
       <w:lvlText w:val="○"/>
@@ -50814,7 +52442,7 @@
         <w:ind w:left="1440" w:hanging="360"/>
       </w:pPr>
     </w:lvl>
-    <w:lvl w:ilvl="2" w:tplc="CDD29F24">
+    <w:lvl w:ilvl="2" w:tplc="6F688196">
       <w:start w:val="1"/>
       <w:numFmt w:val="bullet"/>
       <w:lvlText w:val="■"/>
@@ -50823,7 +52451,7 @@
         <w:ind w:left="2160" w:hanging="360"/>
       </w:pPr>
     </w:lvl>
-    <w:lvl w:ilvl="3" w:tplc="9DF67286">
+    <w:lvl w:ilvl="3" w:tplc="D1229594">
       <w:start w:val="1"/>
       <w:numFmt w:val="bullet"/>
       <w:lvlText w:val="●"/>
@@ -50832,7 +52460,7 @@
         <w:ind w:left="2880" w:hanging="360"/>
       </w:pPr>
     </w:lvl>
-    <w:lvl w:ilvl="4" w:tplc="16B0ACBC">
+    <w:lvl w:ilvl="4" w:tplc="E34A2FE8">
       <w:start w:val="1"/>
       <w:numFmt w:val="bullet"/>
       <w:lvlText w:val="○"/>
@@ -50841,7 +52469,7 @@
         <w:ind w:left="3600" w:hanging="360"/>
       </w:pPr>
     </w:lvl>
-    <w:lvl w:ilvl="5" w:tplc="3EFA84EE">
+    <w:lvl w:ilvl="5" w:tplc="2E6C529E">
       <w:start w:val="1"/>
       <w:numFmt w:val="bullet"/>
       <w:lvlText w:val="■"/>
@@ -50850,7 +52478,7 @@
         <w:ind w:left="4320" w:hanging="360"/>
       </w:pPr>
     </w:lvl>
-    <w:lvl w:ilvl="6" w:tplc="2BEED5D4">
+    <w:lvl w:ilvl="6" w:tplc="CB08A8EE">
       <w:start w:val="1"/>
       <w:numFmt w:val="bullet"/>
       <w:lvlText w:val="●"/>
@@ -50859,7 +52487,7 @@
         <w:ind w:left="5040" w:hanging="360"/>
       </w:pPr>
     </w:lvl>
-    <w:lvl w:ilvl="7" w:tplc="E1B8DF7A">
+    <w:lvl w:ilvl="7" w:tplc="57D4B1BE">
       <w:start w:val="1"/>
       <w:numFmt w:val="bullet"/>
       <w:lvlText w:val="●"/>
@@ -50868,7 +52496,7 @@
         <w:ind w:left="5760" w:hanging="360"/>
       </w:pPr>
     </w:lvl>
-    <w:lvl w:ilvl="8" w:tplc="CC7A0EE8">
+    <w:lvl w:ilvl="8" w:tplc="51BE646A">
       <w:start w:val="1"/>
       <w:numFmt w:val="bullet"/>
       <w:lvlText w:val="●"/>
@@ -50878,7 +52506,7 @@
       </w:pPr>
     </w:lvl>
   </w:abstractNum>
-  <w:num w:numId="1" w16cid:durableId="1543328267">
+  <w:num w:numId="1" w16cid:durableId="2018068856">
     <w:abstractNumId w:val="0"/>
     <w:lvlOverride w:ilvl="0">
       <w:startOverride w:val="1"/>
@@ -51501,7 +53129,7 @@
     <w:autoRedefine/>
     <w:uiPriority w:val="39"/>
     <w:unhideWhenUsed/>
-    <w:rsid w:val="005458CE"/>
+    <w:rsid w:val="00A46AB2"/>
     <w:pPr>
       <w:spacing w:after="100"/>
     </w:pPr>
@@ -51513,7 +53141,7 @@
     <w:autoRedefine/>
     <w:uiPriority w:val="39"/>
     <w:unhideWhenUsed/>
-    <w:rsid w:val="005458CE"/>
+    <w:rsid w:val="00A46AB2"/>
     <w:pPr>
       <w:spacing w:after="100"/>
       <w:ind w:left="240"/>
@@ -51526,7 +53154,7 @@
     <w:autoRedefine/>
     <w:uiPriority w:val="39"/>
     <w:unhideWhenUsed/>
-    <w:rsid w:val="005458CE"/>
+    <w:rsid w:val="00A46AB2"/>
     <w:pPr>
       <w:spacing w:after="100"/>
       <w:ind w:left="480"/>
@@ -51539,7 +53167,7 @@
     <w:autoRedefine/>
     <w:uiPriority w:val="39"/>
     <w:unhideWhenUsed/>
-    <w:rsid w:val="005458CE"/>
+    <w:rsid w:val="00A46AB2"/>
     <w:pPr>
       <w:spacing w:after="100" w:line="278" w:lineRule="auto"/>
       <w:ind w:left="720"/>
@@ -51558,7 +53186,7 @@
     <w:autoRedefine/>
     <w:uiPriority w:val="39"/>
     <w:unhideWhenUsed/>
-    <w:rsid w:val="005458CE"/>
+    <w:rsid w:val="00A46AB2"/>
     <w:pPr>
       <w:spacing w:after="100" w:line="278" w:lineRule="auto"/>
       <w:ind w:left="960"/>
@@ -51577,7 +53205,7 @@
     <w:autoRedefine/>
     <w:uiPriority w:val="39"/>
     <w:unhideWhenUsed/>
-    <w:rsid w:val="005458CE"/>
+    <w:rsid w:val="00A46AB2"/>
     <w:pPr>
       <w:spacing w:after="100" w:line="278" w:lineRule="auto"/>
       <w:ind w:left="1200"/>
@@ -51596,7 +53224,7 @@
     <w:autoRedefine/>
     <w:uiPriority w:val="39"/>
     <w:unhideWhenUsed/>
-    <w:rsid w:val="005458CE"/>
+    <w:rsid w:val="00A46AB2"/>
     <w:pPr>
       <w:spacing w:after="100" w:line="278" w:lineRule="auto"/>
       <w:ind w:left="1440"/>
@@ -51615,7 +53243,7 @@
     <w:autoRedefine/>
     <w:uiPriority w:val="39"/>
     <w:unhideWhenUsed/>
-    <w:rsid w:val="005458CE"/>
+    <w:rsid w:val="00A46AB2"/>
     <w:pPr>
       <w:spacing w:after="100" w:line="278" w:lineRule="auto"/>
       <w:ind w:left="1680"/>
@@ -51634,7 +53262,7 @@
     <w:autoRedefine/>
     <w:uiPriority w:val="39"/>
     <w:unhideWhenUsed/>
-    <w:rsid w:val="005458CE"/>
+    <w:rsid w:val="00A46AB2"/>
     <w:pPr>
       <w:spacing w:after="100" w:line="278" w:lineRule="auto"/>
       <w:ind w:left="1920"/>
@@ -51652,7 +53280,7 @@
     <w:uiPriority w:val="99"/>
     <w:semiHidden/>
     <w:unhideWhenUsed/>
-    <w:rsid w:val="005458CE"/>
+    <w:rsid w:val="00A46AB2"/>
     <w:rPr>
       <w:color w:val="605E5C"/>
       <w:shd w:val="clear" w:color="auto" w:fill="E1DFDD"/>

--- a/docs/entregas/semana-5/Caso 1 - Semana 5 - Informe final.docx
+++ b/docs/entregas/semana-5/Caso 1 - Semana 5 - Informe final.docx
@@ -147,7 +147,7 @@
     <w:sdt>
       <w:sdtPr>
         <w:alias w:val="Contenido"/>
-        <w:id w:val="-630019320"/>
+        <w:id w:val="856079542"/>
       </w:sdtPr>
       <w:sdtEndPr/>
       <w:sdtContent>
@@ -174,7 +174,7 @@
           <w:r>
             <w:fldChar w:fldCharType="separate"/>
           </w:r>
-          <w:hyperlink w:anchor="_Toc240299033" w:history="1">
+          <w:hyperlink w:anchor="_Toc240299528" w:history="1">
             <w:r>
               <w:rPr>
                 <w:rStyle w:val="Hipervnculo"/>
@@ -198,7 +198,7 @@
               <w:rPr>
                 <w:noProof/>
               </w:rPr>
-              <w:instrText xml:space="preserve"> PAGEREF _Toc240299033 \h </w:instrText>
+              <w:instrText xml:space="preserve"> PAGEREF _Toc240299528 \h </w:instrText>
             </w:r>
             <w:r>
               <w:rPr>
@@ -239,7 +239,7 @@
               <w14:ligatures w14:val="standardContextual"/>
             </w:rPr>
           </w:pPr>
-          <w:hyperlink w:anchor="_Toc240299034" w:history="1">
+          <w:hyperlink w:anchor="_Toc240299529" w:history="1">
             <w:r>
               <w:rPr>
                 <w:rStyle w:val="Hipervnculo"/>
@@ -263,7 +263,7 @@
               <w:rPr>
                 <w:noProof/>
               </w:rPr>
-              <w:instrText xml:space="preserve"> PAGEREF _Toc240299034 \h </w:instrText>
+              <w:instrText xml:space="preserve"> PAGEREF _Toc240299529 \h </w:instrText>
             </w:r>
             <w:r>
               <w:rPr>
@@ -304,7 +304,7 @@
               <w14:ligatures w14:val="standardContextual"/>
             </w:rPr>
           </w:pPr>
-          <w:hyperlink w:anchor="_Toc240299035" w:history="1">
+          <w:hyperlink w:anchor="_Toc240299530" w:history="1">
             <w:r>
               <w:rPr>
                 <w:rStyle w:val="Hipervnculo"/>
@@ -328,7 +328,7 @@
               <w:rPr>
                 <w:noProof/>
               </w:rPr>
-              <w:instrText xml:space="preserve"> PAGEREF _Toc240299035 \h </w:instrText>
+              <w:instrText xml:space="preserve"> PAGEREF _Toc240299530 \h </w:instrText>
             </w:r>
             <w:r>
               <w:rPr>
@@ -369,7 +369,7 @@
               <w14:ligatures w14:val="standardContextual"/>
             </w:rPr>
           </w:pPr>
-          <w:hyperlink w:anchor="_Toc240299036" w:history="1">
+          <w:hyperlink w:anchor="_Toc240299531" w:history="1">
             <w:r>
               <w:rPr>
                 <w:rStyle w:val="Hipervnculo"/>
@@ -393,7 +393,7 @@
               <w:rPr>
                 <w:noProof/>
               </w:rPr>
-              <w:instrText xml:space="preserve"> PAGEREF _Toc240299036 \h </w:instrText>
+              <w:instrText xml:space="preserve"> PAGEREF _Toc240299531 \h </w:instrText>
             </w:r>
             <w:r>
               <w:rPr>
@@ -434,7 +434,7 @@
               <w14:ligatures w14:val="standardContextual"/>
             </w:rPr>
           </w:pPr>
-          <w:hyperlink w:anchor="_Toc240299037" w:history="1">
+          <w:hyperlink w:anchor="_Toc240299532" w:history="1">
             <w:r>
               <w:rPr>
                 <w:rStyle w:val="Hipervnculo"/>
@@ -458,7 +458,7 @@
               <w:rPr>
                 <w:noProof/>
               </w:rPr>
-              <w:instrText xml:space="preserve"> PAGEREF _Toc240299037 \h </w:instrText>
+              <w:instrText xml:space="preserve"> PAGEREF _Toc240299532 \h </w:instrText>
             </w:r>
             <w:r>
               <w:rPr>
@@ -499,7 +499,7 @@
               <w14:ligatures w14:val="standardContextual"/>
             </w:rPr>
           </w:pPr>
-          <w:hyperlink w:anchor="_Toc240299038" w:history="1">
+          <w:hyperlink w:anchor="_Toc240299533" w:history="1">
             <w:r>
               <w:rPr>
                 <w:rStyle w:val="Hipervnculo"/>
@@ -523,7 +523,7 @@
               <w:rPr>
                 <w:noProof/>
               </w:rPr>
-              <w:instrText xml:space="preserve"> PAGEREF _Toc240299038 \h </w:instrText>
+              <w:instrText xml:space="preserve"> PAGEREF _Toc240299533 \h </w:instrText>
             </w:r>
             <w:r>
               <w:rPr>
@@ -564,7 +564,7 @@
               <w14:ligatures w14:val="standardContextual"/>
             </w:rPr>
           </w:pPr>
-          <w:hyperlink w:anchor="_Toc240299039" w:history="1">
+          <w:hyperlink w:anchor="_Toc240299534" w:history="1">
             <w:r>
               <w:rPr>
                 <w:rStyle w:val="Hipervnculo"/>
@@ -588,7 +588,7 @@
               <w:rPr>
                 <w:noProof/>
               </w:rPr>
-              <w:instrText xml:space="preserve"> PAGEREF _Toc240299039 \h </w:instrText>
+              <w:instrText xml:space="preserve"> PAGEREF _Toc240299534 \h </w:instrText>
             </w:r>
             <w:r>
               <w:rPr>
@@ -629,7 +629,7 @@
               <w14:ligatures w14:val="standardContextual"/>
             </w:rPr>
           </w:pPr>
-          <w:hyperlink w:anchor="_Toc240299040" w:history="1">
+          <w:hyperlink w:anchor="_Toc240299535" w:history="1">
             <w:r>
               <w:rPr>
                 <w:rStyle w:val="Hipervnculo"/>
@@ -653,7 +653,7 @@
               <w:rPr>
                 <w:noProof/>
               </w:rPr>
-              <w:instrText xml:space="preserve"> PAGEREF _Toc240299040 \h </w:instrText>
+              <w:instrText xml:space="preserve"> PAGEREF _Toc240299535 \h </w:instrText>
             </w:r>
             <w:r>
               <w:rPr>
@@ -694,7 +694,7 @@
               <w14:ligatures w14:val="standardContextual"/>
             </w:rPr>
           </w:pPr>
-          <w:hyperlink w:anchor="_Toc240299041" w:history="1">
+          <w:hyperlink w:anchor="_Toc240299536" w:history="1">
             <w:r>
               <w:rPr>
                 <w:rStyle w:val="Hipervnculo"/>
@@ -718,7 +718,7 @@
               <w:rPr>
                 <w:noProof/>
               </w:rPr>
-              <w:instrText xml:space="preserve"> PAGEREF _Toc240299041 \h </w:instrText>
+              <w:instrText xml:space="preserve"> PAGEREF _Toc240299536 \h </w:instrText>
             </w:r>
             <w:r>
               <w:rPr>
@@ -759,7 +759,7 @@
               <w14:ligatures w14:val="standardContextual"/>
             </w:rPr>
           </w:pPr>
-          <w:hyperlink w:anchor="_Toc240299042" w:history="1">
+          <w:hyperlink w:anchor="_Toc240299537" w:history="1">
             <w:r>
               <w:rPr>
                 <w:rStyle w:val="Hipervnculo"/>
@@ -783,7 +783,7 @@
               <w:rPr>
                 <w:noProof/>
               </w:rPr>
-              <w:instrText xml:space="preserve"> PAGEREF _Toc240299042 \h </w:instrText>
+              <w:instrText xml:space="preserve"> PAGEREF _Toc240299537 \h </w:instrText>
             </w:r>
             <w:r>
               <w:rPr>
@@ -824,7 +824,7 @@
               <w14:ligatures w14:val="standardContextual"/>
             </w:rPr>
           </w:pPr>
-          <w:hyperlink w:anchor="_Toc240299043" w:history="1">
+          <w:hyperlink w:anchor="_Toc240299538" w:history="1">
             <w:r>
               <w:rPr>
                 <w:rStyle w:val="Hipervnculo"/>
@@ -848,7 +848,7 @@
               <w:rPr>
                 <w:noProof/>
               </w:rPr>
-              <w:instrText xml:space="preserve"> PAGEREF _Toc240299043 \h </w:instrText>
+              <w:instrText xml:space="preserve"> PAGEREF _Toc240299538 \h </w:instrText>
             </w:r>
             <w:r>
               <w:rPr>
@@ -889,7 +889,7 @@
               <w14:ligatures w14:val="standardContextual"/>
             </w:rPr>
           </w:pPr>
-          <w:hyperlink w:anchor="_Toc240299044" w:history="1">
+          <w:hyperlink w:anchor="_Toc240299539" w:history="1">
             <w:r>
               <w:rPr>
                 <w:rStyle w:val="Hipervnculo"/>
@@ -913,7 +913,7 @@
               <w:rPr>
                 <w:noProof/>
               </w:rPr>
-              <w:instrText xml:space="preserve"> PAGEREF _Toc240299044 \h </w:instrText>
+              <w:instrText xml:space="preserve"> PAGEREF _Toc240299539 \h </w:instrText>
             </w:r>
             <w:r>
               <w:rPr>
@@ -954,7 +954,7 @@
               <w14:ligatures w14:val="standardContextual"/>
             </w:rPr>
           </w:pPr>
-          <w:hyperlink w:anchor="_Toc240299045" w:history="1">
+          <w:hyperlink w:anchor="_Toc240299540" w:history="1">
             <w:r>
               <w:rPr>
                 <w:rStyle w:val="Hipervnculo"/>
@@ -978,7 +978,7 @@
               <w:rPr>
                 <w:noProof/>
               </w:rPr>
-              <w:instrText xml:space="preserve"> PAGEREF _Toc240299045 \h </w:instrText>
+              <w:instrText xml:space="preserve"> PAGEREF _Toc240299540 \h </w:instrText>
             </w:r>
             <w:r>
               <w:rPr>
@@ -1019,7 +1019,7 @@
               <w14:ligatures w14:val="standardContextual"/>
             </w:rPr>
           </w:pPr>
-          <w:hyperlink w:anchor="_Toc240299046" w:history="1">
+          <w:hyperlink w:anchor="_Toc240299541" w:history="1">
             <w:r>
               <w:rPr>
                 <w:rStyle w:val="Hipervnculo"/>
@@ -1043,7 +1043,7 @@
               <w:rPr>
                 <w:noProof/>
               </w:rPr>
-              <w:instrText xml:space="preserve"> PAGEREF _Toc240299046 \h </w:instrText>
+              <w:instrText xml:space="preserve"> PAGEREF _Toc240299541 \h </w:instrText>
             </w:r>
             <w:r>
               <w:rPr>
@@ -1084,7 +1084,7 @@
               <w14:ligatures w14:val="standardContextual"/>
             </w:rPr>
           </w:pPr>
-          <w:hyperlink w:anchor="_Toc240299047" w:history="1">
+          <w:hyperlink w:anchor="_Toc240299542" w:history="1">
             <w:r>
               <w:rPr>
                 <w:rStyle w:val="Hipervnculo"/>
@@ -1108,7 +1108,7 @@
               <w:rPr>
                 <w:noProof/>
               </w:rPr>
-              <w:instrText xml:space="preserve"> PAGEREF _Toc240299047 \h </w:instrText>
+              <w:instrText xml:space="preserve"> PAGEREF _Toc240299542 \h </w:instrText>
             </w:r>
             <w:r>
               <w:rPr>
@@ -1149,7 +1149,7 @@
               <w14:ligatures w14:val="standardContextual"/>
             </w:rPr>
           </w:pPr>
-          <w:hyperlink w:anchor="_Toc240299048" w:history="1">
+          <w:hyperlink w:anchor="_Toc240299543" w:history="1">
             <w:r>
               <w:rPr>
                 <w:rStyle w:val="Hipervnculo"/>
@@ -1173,7 +1173,7 @@
               <w:rPr>
                 <w:noProof/>
               </w:rPr>
-              <w:instrText xml:space="preserve"> PAGEREF _Toc240299048 \h </w:instrText>
+              <w:instrText xml:space="preserve"> PAGEREF _Toc240299543 \h </w:instrText>
             </w:r>
             <w:r>
               <w:rPr>
@@ -1214,7 +1214,7 @@
               <w14:ligatures w14:val="standardContextual"/>
             </w:rPr>
           </w:pPr>
-          <w:hyperlink w:anchor="_Toc240299049" w:history="1">
+          <w:hyperlink w:anchor="_Toc240299544" w:history="1">
             <w:r>
               <w:rPr>
                 <w:rStyle w:val="Hipervnculo"/>
@@ -1238,7 +1238,7 @@
               <w:rPr>
                 <w:noProof/>
               </w:rPr>
-              <w:instrText xml:space="preserve"> PAGEREF _Toc240299049 \h </w:instrText>
+              <w:instrText xml:space="preserve"> PAGEREF _Toc240299544 \h </w:instrText>
             </w:r>
             <w:r>
               <w:rPr>
@@ -1279,7 +1279,7 @@
               <w14:ligatures w14:val="standardContextual"/>
             </w:rPr>
           </w:pPr>
-          <w:hyperlink w:anchor="_Toc240299050" w:history="1">
+          <w:hyperlink w:anchor="_Toc240299545" w:history="1">
             <w:r>
               <w:rPr>
                 <w:rStyle w:val="Hipervnculo"/>
@@ -1303,7 +1303,7 @@
               <w:rPr>
                 <w:noProof/>
               </w:rPr>
-              <w:instrText xml:space="preserve"> PAGEREF _Toc240299050 \h </w:instrText>
+              <w:instrText xml:space="preserve"> PAGEREF _Toc240299545 \h </w:instrText>
             </w:r>
             <w:r>
               <w:rPr>
@@ -1344,7 +1344,7 @@
               <w14:ligatures w14:val="standardContextual"/>
             </w:rPr>
           </w:pPr>
-          <w:hyperlink w:anchor="_Toc240299051" w:history="1">
+          <w:hyperlink w:anchor="_Toc240299546" w:history="1">
             <w:r>
               <w:rPr>
                 <w:rStyle w:val="Hipervnculo"/>
@@ -1368,7 +1368,7 @@
               <w:rPr>
                 <w:noProof/>
               </w:rPr>
-              <w:instrText xml:space="preserve"> PAGEREF _Toc240299051 \h </w:instrText>
+              <w:instrText xml:space="preserve"> PAGEREF _Toc240299546 \h </w:instrText>
             </w:r>
             <w:r>
               <w:rPr>
@@ -1409,7 +1409,7 @@
               <w14:ligatures w14:val="standardContextual"/>
             </w:rPr>
           </w:pPr>
-          <w:hyperlink w:anchor="_Toc240299052" w:history="1">
+          <w:hyperlink w:anchor="_Toc240299547" w:history="1">
             <w:r>
               <w:rPr>
                 <w:rStyle w:val="Hipervnculo"/>
@@ -1433,7 +1433,7 @@
               <w:rPr>
                 <w:noProof/>
               </w:rPr>
-              <w:instrText xml:space="preserve"> PAGEREF _Toc240299052 \h </w:instrText>
+              <w:instrText xml:space="preserve"> PAGEREF _Toc240299547 \h </w:instrText>
             </w:r>
             <w:r>
               <w:rPr>
@@ -1474,7 +1474,7 @@
               <w14:ligatures w14:val="standardContextual"/>
             </w:rPr>
           </w:pPr>
-          <w:hyperlink w:anchor="_Toc240299053" w:history="1">
+          <w:hyperlink w:anchor="_Toc240299548" w:history="1">
             <w:r>
               <w:rPr>
                 <w:rStyle w:val="Hipervnculo"/>
@@ -1498,7 +1498,7 @@
               <w:rPr>
                 <w:noProof/>
               </w:rPr>
-              <w:instrText xml:space="preserve"> PAGEREF _Toc240299053 \h </w:instrText>
+              <w:instrText xml:space="preserve"> PAGEREF _Toc240299548 \h </w:instrText>
             </w:r>
             <w:r>
               <w:rPr>
@@ -1539,7 +1539,7 @@
               <w14:ligatures w14:val="standardContextual"/>
             </w:rPr>
           </w:pPr>
-          <w:hyperlink w:anchor="_Toc240299054" w:history="1">
+          <w:hyperlink w:anchor="_Toc240299549" w:history="1">
             <w:r>
               <w:rPr>
                 <w:rStyle w:val="Hipervnculo"/>
@@ -1563,7 +1563,7 @@
               <w:rPr>
                 <w:noProof/>
               </w:rPr>
-              <w:instrText xml:space="preserve"> PAGEREF _Toc240299054 \h </w:instrText>
+              <w:instrText xml:space="preserve"> PAGEREF _Toc240299549 \h </w:instrText>
             </w:r>
             <w:r>
               <w:rPr>
@@ -1604,7 +1604,7 @@
               <w14:ligatures w14:val="standardContextual"/>
             </w:rPr>
           </w:pPr>
-          <w:hyperlink w:anchor="_Toc240299055" w:history="1">
+          <w:hyperlink w:anchor="_Toc240299550" w:history="1">
             <w:r>
               <w:rPr>
                 <w:rStyle w:val="Hipervnculo"/>
@@ -1628,7 +1628,7 @@
               <w:rPr>
                 <w:noProof/>
               </w:rPr>
-              <w:instrText xml:space="preserve"> PAGEREF _Toc240299055 \h </w:instrText>
+              <w:instrText xml:space="preserve"> PAGEREF _Toc240299550 \h </w:instrText>
             </w:r>
             <w:r>
               <w:rPr>
@@ -1669,7 +1669,7 @@
               <w14:ligatures w14:val="standardContextual"/>
             </w:rPr>
           </w:pPr>
-          <w:hyperlink w:anchor="_Toc240299056" w:history="1">
+          <w:hyperlink w:anchor="_Toc240299551" w:history="1">
             <w:r>
               <w:rPr>
                 <w:rStyle w:val="Hipervnculo"/>
@@ -1693,7 +1693,7 @@
               <w:rPr>
                 <w:noProof/>
               </w:rPr>
-              <w:instrText xml:space="preserve"> PAGEREF _Toc240299056 \h </w:instrText>
+              <w:instrText xml:space="preserve"> PAGEREF _Toc240299551 \h </w:instrText>
             </w:r>
             <w:r>
               <w:rPr>
@@ -1734,7 +1734,7 @@
               <w14:ligatures w14:val="standardContextual"/>
             </w:rPr>
           </w:pPr>
-          <w:hyperlink w:anchor="_Toc240299057" w:history="1">
+          <w:hyperlink w:anchor="_Toc240299552" w:history="1">
             <w:r>
               <w:rPr>
                 <w:rStyle w:val="Hipervnculo"/>
@@ -1758,7 +1758,7 @@
               <w:rPr>
                 <w:noProof/>
               </w:rPr>
-              <w:instrText xml:space="preserve"> PAGEREF _Toc240299057 \h </w:instrText>
+              <w:instrText xml:space="preserve"> PAGEREF _Toc240299552 \h </w:instrText>
             </w:r>
             <w:r>
               <w:rPr>
@@ -1799,7 +1799,7 @@
               <w14:ligatures w14:val="standardContextual"/>
             </w:rPr>
           </w:pPr>
-          <w:hyperlink w:anchor="_Toc240299058" w:history="1">
+          <w:hyperlink w:anchor="_Toc240299553" w:history="1">
             <w:r>
               <w:rPr>
                 <w:rStyle w:val="Hipervnculo"/>
@@ -1823,7 +1823,7 @@
               <w:rPr>
                 <w:noProof/>
               </w:rPr>
-              <w:instrText xml:space="preserve"> PAGEREF _Toc240299058 \h </w:instrText>
+              <w:instrText xml:space="preserve"> PAGEREF _Toc240299553 \h </w:instrText>
             </w:r>
             <w:r>
               <w:rPr>
@@ -1864,7 +1864,7 @@
               <w14:ligatures w14:val="standardContextual"/>
             </w:rPr>
           </w:pPr>
-          <w:hyperlink w:anchor="_Toc240299059" w:history="1">
+          <w:hyperlink w:anchor="_Toc240299554" w:history="1">
             <w:r>
               <w:rPr>
                 <w:rStyle w:val="Hipervnculo"/>
@@ -1888,7 +1888,7 @@
               <w:rPr>
                 <w:noProof/>
               </w:rPr>
-              <w:instrText xml:space="preserve"> PAGEREF _Toc240299059 \h </w:instrText>
+              <w:instrText xml:space="preserve"> PAGEREF _Toc240299554 \h </w:instrText>
             </w:r>
             <w:r>
               <w:rPr>
@@ -1929,7 +1929,7 @@
               <w14:ligatures w14:val="standardContextual"/>
             </w:rPr>
           </w:pPr>
-          <w:hyperlink w:anchor="_Toc240299060" w:history="1">
+          <w:hyperlink w:anchor="_Toc240299555" w:history="1">
             <w:r>
               <w:rPr>
                 <w:rStyle w:val="Hipervnculo"/>
@@ -1953,7 +1953,7 @@
               <w:rPr>
                 <w:noProof/>
               </w:rPr>
-              <w:instrText xml:space="preserve"> PAGEREF _Toc240299060 \h </w:instrText>
+              <w:instrText xml:space="preserve"> PAGEREF _Toc240299555 \h </w:instrText>
             </w:r>
             <w:r>
               <w:rPr>
@@ -1994,7 +1994,7 @@
               <w14:ligatures w14:val="standardContextual"/>
             </w:rPr>
           </w:pPr>
-          <w:hyperlink w:anchor="_Toc240299061" w:history="1">
+          <w:hyperlink w:anchor="_Toc240299556" w:history="1">
             <w:r>
               <w:rPr>
                 <w:rStyle w:val="Hipervnculo"/>
@@ -2018,7 +2018,7 @@
               <w:rPr>
                 <w:noProof/>
               </w:rPr>
-              <w:instrText xml:space="preserve"> PAGEREF _Toc240299061 \h </w:instrText>
+              <w:instrText xml:space="preserve"> PAGEREF _Toc240299556 \h </w:instrText>
             </w:r>
             <w:r>
               <w:rPr>
@@ -2059,7 +2059,7 @@
               <w14:ligatures w14:val="standardContextual"/>
             </w:rPr>
           </w:pPr>
-          <w:hyperlink w:anchor="_Toc240299062" w:history="1">
+          <w:hyperlink w:anchor="_Toc240299557" w:history="1">
             <w:r>
               <w:rPr>
                 <w:rStyle w:val="Hipervnculo"/>
@@ -2083,7 +2083,7 @@
               <w:rPr>
                 <w:noProof/>
               </w:rPr>
-              <w:instrText xml:space="preserve"> PAGEREF _Toc240299062 \h </w:instrText>
+              <w:instrText xml:space="preserve"> PAGEREF _Toc240299557 \h </w:instrText>
             </w:r>
             <w:r>
               <w:rPr>
@@ -2124,7 +2124,7 @@
               <w14:ligatures w14:val="standardContextual"/>
             </w:rPr>
           </w:pPr>
-          <w:hyperlink w:anchor="_Toc240299063" w:history="1">
+          <w:hyperlink w:anchor="_Toc240299558" w:history="1">
             <w:r>
               <w:rPr>
                 <w:rStyle w:val="Hipervnculo"/>
@@ -2148,7 +2148,7 @@
               <w:rPr>
                 <w:noProof/>
               </w:rPr>
-              <w:instrText xml:space="preserve"> PAGEREF _Toc240299063 \h </w:instrText>
+              <w:instrText xml:space="preserve"> PAGEREF _Toc240299558 \h </w:instrText>
             </w:r>
             <w:r>
               <w:rPr>
@@ -2189,7 +2189,7 @@
               <w14:ligatures w14:val="standardContextual"/>
             </w:rPr>
           </w:pPr>
-          <w:hyperlink w:anchor="_Toc240299064" w:history="1">
+          <w:hyperlink w:anchor="_Toc240299559" w:history="1">
             <w:r>
               <w:rPr>
                 <w:rStyle w:val="Hipervnculo"/>
@@ -2213,7 +2213,7 @@
               <w:rPr>
                 <w:noProof/>
               </w:rPr>
-              <w:instrText xml:space="preserve"> PAGEREF _Toc240299064 \h </w:instrText>
+              <w:instrText xml:space="preserve"> PAGEREF _Toc240299559 \h </w:instrText>
             </w:r>
             <w:r>
               <w:rPr>
@@ -2254,7 +2254,7 @@
               <w14:ligatures w14:val="standardContextual"/>
             </w:rPr>
           </w:pPr>
-          <w:hyperlink w:anchor="_Toc240299065" w:history="1">
+          <w:hyperlink w:anchor="_Toc240299560" w:history="1">
             <w:r>
               <w:rPr>
                 <w:rStyle w:val="Hipervnculo"/>
@@ -2278,7 +2278,7 @@
               <w:rPr>
                 <w:noProof/>
               </w:rPr>
-              <w:instrText xml:space="preserve"> PAGEREF _Toc240299065 \h </w:instrText>
+              <w:instrText xml:space="preserve"> PAGEREF _Toc240299560 \h </w:instrText>
             </w:r>
             <w:r>
               <w:rPr>
@@ -2319,7 +2319,7 @@
               <w14:ligatures w14:val="standardContextual"/>
             </w:rPr>
           </w:pPr>
-          <w:hyperlink w:anchor="_Toc240299066" w:history="1">
+          <w:hyperlink w:anchor="_Toc240299561" w:history="1">
             <w:r>
               <w:rPr>
                 <w:rStyle w:val="Hipervnculo"/>
@@ -2343,7 +2343,7 @@
               <w:rPr>
                 <w:noProof/>
               </w:rPr>
-              <w:instrText xml:space="preserve"> PAGEREF _Toc240299066 \h </w:instrText>
+              <w:instrText xml:space="preserve"> PAGEREF _Toc240299561 \h </w:instrText>
             </w:r>
             <w:r>
               <w:rPr>
@@ -2384,7 +2384,7 @@
               <w14:ligatures w14:val="standardContextual"/>
             </w:rPr>
           </w:pPr>
-          <w:hyperlink w:anchor="_Toc240299067" w:history="1">
+          <w:hyperlink w:anchor="_Toc240299562" w:history="1">
             <w:r>
               <w:rPr>
                 <w:rStyle w:val="Hipervnculo"/>
@@ -2408,7 +2408,7 @@
               <w:rPr>
                 <w:noProof/>
               </w:rPr>
-              <w:instrText xml:space="preserve"> PAGEREF _Toc240299067 \h </w:instrText>
+              <w:instrText xml:space="preserve"> PAGEREF _Toc240299562 \h </w:instrText>
             </w:r>
             <w:r>
               <w:rPr>
@@ -2449,7 +2449,7 @@
               <w14:ligatures w14:val="standardContextual"/>
             </w:rPr>
           </w:pPr>
-          <w:hyperlink w:anchor="_Toc240299068" w:history="1">
+          <w:hyperlink w:anchor="_Toc240299563" w:history="1">
             <w:r>
               <w:rPr>
                 <w:rStyle w:val="Hipervnculo"/>
@@ -2473,7 +2473,7 @@
               <w:rPr>
                 <w:noProof/>
               </w:rPr>
-              <w:instrText xml:space="preserve"> PAGEREF _Toc240299068 \h </w:instrText>
+              <w:instrText xml:space="preserve"> PAGEREF _Toc240299563 \h </w:instrText>
             </w:r>
             <w:r>
               <w:rPr>
@@ -2514,7 +2514,7 @@
               <w14:ligatures w14:val="standardContextual"/>
             </w:rPr>
           </w:pPr>
-          <w:hyperlink w:anchor="_Toc240299069" w:history="1">
+          <w:hyperlink w:anchor="_Toc240299564" w:history="1">
             <w:r>
               <w:rPr>
                 <w:rStyle w:val="Hipervnculo"/>
@@ -2538,7 +2538,7 @@
               <w:rPr>
                 <w:noProof/>
               </w:rPr>
-              <w:instrText xml:space="preserve"> PAGEREF _Toc240299069 \h </w:instrText>
+              <w:instrText xml:space="preserve"> PAGEREF _Toc240299564 \h </w:instrText>
             </w:r>
             <w:r>
               <w:rPr>
@@ -2579,7 +2579,7 @@
               <w14:ligatures w14:val="standardContextual"/>
             </w:rPr>
           </w:pPr>
-          <w:hyperlink w:anchor="_Toc240299070" w:history="1">
+          <w:hyperlink w:anchor="_Toc240299565" w:history="1">
             <w:r>
               <w:rPr>
                 <w:rStyle w:val="Hipervnculo"/>
@@ -2603,7 +2603,7 @@
               <w:rPr>
                 <w:noProof/>
               </w:rPr>
-              <w:instrText xml:space="preserve"> PAGEREF _Toc240299070 \h </w:instrText>
+              <w:instrText xml:space="preserve"> PAGEREF _Toc240299565 \h </w:instrText>
             </w:r>
             <w:r>
               <w:rPr>
@@ -2644,7 +2644,7 @@
               <w14:ligatures w14:val="standardContextual"/>
             </w:rPr>
           </w:pPr>
-          <w:hyperlink w:anchor="_Toc240299071" w:history="1">
+          <w:hyperlink w:anchor="_Toc240299566" w:history="1">
             <w:r>
               <w:rPr>
                 <w:rStyle w:val="Hipervnculo"/>
@@ -2668,7 +2668,7 @@
               <w:rPr>
                 <w:noProof/>
               </w:rPr>
-              <w:instrText xml:space="preserve"> PAGEREF _Toc240299071 \h </w:instrText>
+              <w:instrText xml:space="preserve"> PAGEREF _Toc240299566 \h </w:instrText>
             </w:r>
             <w:r>
               <w:rPr>
@@ -2709,7 +2709,7 @@
               <w14:ligatures w14:val="standardContextual"/>
             </w:rPr>
           </w:pPr>
-          <w:hyperlink w:anchor="_Toc240299072" w:history="1">
+          <w:hyperlink w:anchor="_Toc240299567" w:history="1">
             <w:r>
               <w:rPr>
                 <w:rStyle w:val="Hipervnculo"/>
@@ -2733,7 +2733,7 @@
               <w:rPr>
                 <w:noProof/>
               </w:rPr>
-              <w:instrText xml:space="preserve"> PAGEREF _Toc240299072 \h </w:instrText>
+              <w:instrText xml:space="preserve"> PAGEREF _Toc240299567 \h </w:instrText>
             </w:r>
             <w:r>
               <w:rPr>
@@ -2774,7 +2774,7 @@
               <w14:ligatures w14:val="standardContextual"/>
             </w:rPr>
           </w:pPr>
-          <w:hyperlink w:anchor="_Toc240299073" w:history="1">
+          <w:hyperlink w:anchor="_Toc240299568" w:history="1">
             <w:r>
               <w:rPr>
                 <w:rStyle w:val="Hipervnculo"/>
@@ -2798,7 +2798,7 @@
               <w:rPr>
                 <w:noProof/>
               </w:rPr>
-              <w:instrText xml:space="preserve"> PAGEREF _Toc240299073 \h </w:instrText>
+              <w:instrText xml:space="preserve"> PAGEREF _Toc240299568 \h </w:instrText>
             </w:r>
             <w:r>
               <w:rPr>
@@ -2839,7 +2839,7 @@
               <w14:ligatures w14:val="standardContextual"/>
             </w:rPr>
           </w:pPr>
-          <w:hyperlink w:anchor="_Toc240299074" w:history="1">
+          <w:hyperlink w:anchor="_Toc240299569" w:history="1">
             <w:r>
               <w:rPr>
                 <w:rStyle w:val="Hipervnculo"/>
@@ -2863,7 +2863,7 @@
               <w:rPr>
                 <w:noProof/>
               </w:rPr>
-              <w:instrText xml:space="preserve"> PAGEREF _Toc240299074 \h </w:instrText>
+              <w:instrText xml:space="preserve"> PAGEREF _Toc240299569 \h </w:instrText>
             </w:r>
             <w:r>
               <w:rPr>
@@ -2904,7 +2904,7 @@
               <w14:ligatures w14:val="standardContextual"/>
             </w:rPr>
           </w:pPr>
-          <w:hyperlink w:anchor="_Toc240299075" w:history="1">
+          <w:hyperlink w:anchor="_Toc240299570" w:history="1">
             <w:r>
               <w:rPr>
                 <w:rStyle w:val="Hipervnculo"/>
@@ -2928,7 +2928,7 @@
               <w:rPr>
                 <w:noProof/>
               </w:rPr>
-              <w:instrText xml:space="preserve"> PAGEREF _Toc240299075 \h </w:instrText>
+              <w:instrText xml:space="preserve"> PAGEREF _Toc240299570 \h </w:instrText>
             </w:r>
             <w:r>
               <w:rPr>
@@ -2969,7 +2969,7 @@
               <w14:ligatures w14:val="standardContextual"/>
             </w:rPr>
           </w:pPr>
-          <w:hyperlink w:anchor="_Toc240299076" w:history="1">
+          <w:hyperlink w:anchor="_Toc240299571" w:history="1">
             <w:r>
               <w:rPr>
                 <w:rStyle w:val="Hipervnculo"/>
@@ -2993,7 +2993,7 @@
               <w:rPr>
                 <w:noProof/>
               </w:rPr>
-              <w:instrText xml:space="preserve"> PAGEREF _Toc240299076 \h </w:instrText>
+              <w:instrText xml:space="preserve"> PAGEREF _Toc240299571 \h </w:instrText>
             </w:r>
             <w:r>
               <w:rPr>
@@ -3034,7 +3034,7 @@
               <w14:ligatures w14:val="standardContextual"/>
             </w:rPr>
           </w:pPr>
-          <w:hyperlink w:anchor="_Toc240299077" w:history="1">
+          <w:hyperlink w:anchor="_Toc240299572" w:history="1">
             <w:r>
               <w:rPr>
                 <w:rStyle w:val="Hipervnculo"/>
@@ -3058,7 +3058,7 @@
               <w:rPr>
                 <w:noProof/>
               </w:rPr>
-              <w:instrText xml:space="preserve"> PAGEREF _Toc240299077 \h </w:instrText>
+              <w:instrText xml:space="preserve"> PAGEREF _Toc240299572 \h </w:instrText>
             </w:r>
             <w:r>
               <w:rPr>
@@ -3099,7 +3099,7 @@
               <w14:ligatures w14:val="standardContextual"/>
             </w:rPr>
           </w:pPr>
-          <w:hyperlink w:anchor="_Toc240299078" w:history="1">
+          <w:hyperlink w:anchor="_Toc240299573" w:history="1">
             <w:r>
               <w:rPr>
                 <w:rStyle w:val="Hipervnculo"/>
@@ -3123,7 +3123,7 @@
               <w:rPr>
                 <w:noProof/>
               </w:rPr>
-              <w:instrText xml:space="preserve"> PAGEREF _Toc240299078 \h </w:instrText>
+              <w:instrText xml:space="preserve"> PAGEREF _Toc240299573 \h </w:instrText>
             </w:r>
             <w:r>
               <w:rPr>
@@ -3164,7 +3164,7 @@
               <w14:ligatures w14:val="standardContextual"/>
             </w:rPr>
           </w:pPr>
-          <w:hyperlink w:anchor="_Toc240299079" w:history="1">
+          <w:hyperlink w:anchor="_Toc240299574" w:history="1">
             <w:r>
               <w:rPr>
                 <w:rStyle w:val="Hipervnculo"/>
@@ -3188,7 +3188,7 @@
               <w:rPr>
                 <w:noProof/>
               </w:rPr>
-              <w:instrText xml:space="preserve"> PAGEREF _Toc240299079 \h </w:instrText>
+              <w:instrText xml:space="preserve"> PAGEREF _Toc240299574 \h </w:instrText>
             </w:r>
             <w:r>
               <w:rPr>
@@ -3229,7 +3229,7 @@
               <w14:ligatures w14:val="standardContextual"/>
             </w:rPr>
           </w:pPr>
-          <w:hyperlink w:anchor="_Toc240299080" w:history="1">
+          <w:hyperlink w:anchor="_Toc240299575" w:history="1">
             <w:r>
               <w:rPr>
                 <w:rStyle w:val="Hipervnculo"/>
@@ -3253,7 +3253,7 @@
               <w:rPr>
                 <w:noProof/>
               </w:rPr>
-              <w:instrText xml:space="preserve"> PAGEREF _Toc240299080 \h </w:instrText>
+              <w:instrText xml:space="preserve"> PAGEREF _Toc240299575 \h </w:instrText>
             </w:r>
             <w:r>
               <w:rPr>
@@ -3294,7 +3294,7 @@
               <w14:ligatures w14:val="standardContextual"/>
             </w:rPr>
           </w:pPr>
-          <w:hyperlink w:anchor="_Toc240299081" w:history="1">
+          <w:hyperlink w:anchor="_Toc240299576" w:history="1">
             <w:r>
               <w:rPr>
                 <w:rStyle w:val="Hipervnculo"/>
@@ -3318,7 +3318,7 @@
               <w:rPr>
                 <w:noProof/>
               </w:rPr>
-              <w:instrText xml:space="preserve"> PAGEREF _Toc240299081 \h </w:instrText>
+              <w:instrText xml:space="preserve"> PAGEREF _Toc240299576 \h </w:instrText>
             </w:r>
             <w:r>
               <w:rPr>
@@ -3359,7 +3359,7 @@
               <w14:ligatures w14:val="standardContextual"/>
             </w:rPr>
           </w:pPr>
-          <w:hyperlink w:anchor="_Toc240299082" w:history="1">
+          <w:hyperlink w:anchor="_Toc240299577" w:history="1">
             <w:r>
               <w:rPr>
                 <w:rStyle w:val="Hipervnculo"/>
@@ -3383,7 +3383,7 @@
               <w:rPr>
                 <w:noProof/>
               </w:rPr>
-              <w:instrText xml:space="preserve"> PAGEREF _Toc240299082 \h </w:instrText>
+              <w:instrText xml:space="preserve"> PAGEREF _Toc240299577 \h </w:instrText>
             </w:r>
             <w:r>
               <w:rPr>
@@ -3424,7 +3424,7 @@
               <w14:ligatures w14:val="standardContextual"/>
             </w:rPr>
           </w:pPr>
-          <w:hyperlink w:anchor="_Toc240299083" w:history="1">
+          <w:hyperlink w:anchor="_Toc240299578" w:history="1">
             <w:r>
               <w:rPr>
                 <w:rStyle w:val="Hipervnculo"/>
@@ -3448,7 +3448,7 @@
               <w:rPr>
                 <w:noProof/>
               </w:rPr>
-              <w:instrText xml:space="preserve"> PAGEREF _Toc240299083 \h </w:instrText>
+              <w:instrText xml:space="preserve"> PAGEREF _Toc240299578 \h </w:instrText>
             </w:r>
             <w:r>
               <w:rPr>
@@ -3489,7 +3489,7 @@
               <w14:ligatures w14:val="standardContextual"/>
             </w:rPr>
           </w:pPr>
-          <w:hyperlink w:anchor="_Toc240299084" w:history="1">
+          <w:hyperlink w:anchor="_Toc240299579" w:history="1">
             <w:r>
               <w:rPr>
                 <w:rStyle w:val="Hipervnculo"/>
@@ -3513,7 +3513,7 @@
               <w:rPr>
                 <w:noProof/>
               </w:rPr>
-              <w:instrText xml:space="preserve"> PAGEREF _Toc240299084 \h </w:instrText>
+              <w:instrText xml:space="preserve"> PAGEREF _Toc240299579 \h </w:instrText>
             </w:r>
             <w:r>
               <w:rPr>
@@ -3554,7 +3554,7 @@
               <w14:ligatures w14:val="standardContextual"/>
             </w:rPr>
           </w:pPr>
-          <w:hyperlink w:anchor="_Toc240299085" w:history="1">
+          <w:hyperlink w:anchor="_Toc240299580" w:history="1">
             <w:r>
               <w:rPr>
                 <w:rStyle w:val="Hipervnculo"/>
@@ -3578,7 +3578,7 @@
               <w:rPr>
                 <w:noProof/>
               </w:rPr>
-              <w:instrText xml:space="preserve"> PAGEREF _Toc240299085 \h </w:instrText>
+              <w:instrText xml:space="preserve"> PAGEREF _Toc240299580 \h </w:instrText>
             </w:r>
             <w:r>
               <w:rPr>
@@ -3619,7 +3619,7 @@
               <w14:ligatures w14:val="standardContextual"/>
             </w:rPr>
           </w:pPr>
-          <w:hyperlink w:anchor="_Toc240299086" w:history="1">
+          <w:hyperlink w:anchor="_Toc240299581" w:history="1">
             <w:r>
               <w:rPr>
                 <w:rStyle w:val="Hipervnculo"/>
@@ -3643,7 +3643,7 @@
               <w:rPr>
                 <w:noProof/>
               </w:rPr>
-              <w:instrText xml:space="preserve"> PAGEREF _Toc240299086 \h </w:instrText>
+              <w:instrText xml:space="preserve"> PAGEREF _Toc240299581 \h </w:instrText>
             </w:r>
             <w:r>
               <w:rPr>
@@ -3684,7 +3684,7 @@
               <w14:ligatures w14:val="standardContextual"/>
             </w:rPr>
           </w:pPr>
-          <w:hyperlink w:anchor="_Toc240299087" w:history="1">
+          <w:hyperlink w:anchor="_Toc240299582" w:history="1">
             <w:r>
               <w:rPr>
                 <w:rStyle w:val="Hipervnculo"/>
@@ -3708,7 +3708,7 @@
               <w:rPr>
                 <w:noProof/>
               </w:rPr>
-              <w:instrText xml:space="preserve"> PAGEREF _Toc240299087 \h </w:instrText>
+              <w:instrText xml:space="preserve"> PAGEREF _Toc240299582 \h </w:instrText>
             </w:r>
             <w:r>
               <w:rPr>
@@ -3749,7 +3749,7 @@
               <w14:ligatures w14:val="standardContextual"/>
             </w:rPr>
           </w:pPr>
-          <w:hyperlink w:anchor="_Toc240299088" w:history="1">
+          <w:hyperlink w:anchor="_Toc240299583" w:history="1">
             <w:r>
               <w:rPr>
                 <w:rStyle w:val="Hipervnculo"/>
@@ -3773,7 +3773,7 @@
               <w:rPr>
                 <w:noProof/>
               </w:rPr>
-              <w:instrText xml:space="preserve"> PAGEREF _Toc240299088 \h </w:instrText>
+              <w:instrText xml:space="preserve"> PAGEREF _Toc240299583 \h </w:instrText>
             </w:r>
             <w:r>
               <w:rPr>
@@ -3814,7 +3814,7 @@
               <w14:ligatures w14:val="standardContextual"/>
             </w:rPr>
           </w:pPr>
-          <w:hyperlink w:anchor="_Toc240299089" w:history="1">
+          <w:hyperlink w:anchor="_Toc240299584" w:history="1">
             <w:r>
               <w:rPr>
                 <w:rStyle w:val="Hipervnculo"/>
@@ -3838,7 +3838,7 @@
               <w:rPr>
                 <w:noProof/>
               </w:rPr>
-              <w:instrText xml:space="preserve"> PAGEREF _Toc240299089 \h </w:instrText>
+              <w:instrText xml:space="preserve"> PAGEREF _Toc240299584 \h </w:instrText>
             </w:r>
             <w:r>
               <w:rPr>
@@ -3879,7 +3879,7 @@
               <w14:ligatures w14:val="standardContextual"/>
             </w:rPr>
           </w:pPr>
-          <w:hyperlink w:anchor="_Toc240299090" w:history="1">
+          <w:hyperlink w:anchor="_Toc240299585" w:history="1">
             <w:r>
               <w:rPr>
                 <w:rStyle w:val="Hipervnculo"/>
@@ -3903,7 +3903,7 @@
               <w:rPr>
                 <w:noProof/>
               </w:rPr>
-              <w:instrText xml:space="preserve"> PAGEREF _Toc240299090 \h </w:instrText>
+              <w:instrText xml:space="preserve"> PAGEREF _Toc240299585 \h </w:instrText>
             </w:r>
             <w:r>
               <w:rPr>
@@ -3944,7 +3944,7 @@
               <w14:ligatures w14:val="standardContextual"/>
             </w:rPr>
           </w:pPr>
-          <w:hyperlink w:anchor="_Toc240299091" w:history="1">
+          <w:hyperlink w:anchor="_Toc240299586" w:history="1">
             <w:r>
               <w:rPr>
                 <w:rStyle w:val="Hipervnculo"/>
@@ -3968,7 +3968,7 @@
               <w:rPr>
                 <w:noProof/>
               </w:rPr>
-              <w:instrText xml:space="preserve"> PAGEREF _Toc240299091 \h </w:instrText>
+              <w:instrText xml:space="preserve"> PAGEREF _Toc240299586 \h </w:instrText>
             </w:r>
             <w:r>
               <w:rPr>
@@ -4009,7 +4009,7 @@
               <w14:ligatures w14:val="standardContextual"/>
             </w:rPr>
           </w:pPr>
-          <w:hyperlink w:anchor="_Toc240299092" w:history="1">
+          <w:hyperlink w:anchor="_Toc240299587" w:history="1">
             <w:r>
               <w:rPr>
                 <w:rStyle w:val="Hipervnculo"/>
@@ -4033,7 +4033,7 @@
               <w:rPr>
                 <w:noProof/>
               </w:rPr>
-              <w:instrText xml:space="preserve"> PAGEREF _Toc240299092 \h </w:instrText>
+              <w:instrText xml:space="preserve"> PAGEREF _Toc240299587 \h </w:instrText>
             </w:r>
             <w:r>
               <w:rPr>
@@ -4074,7 +4074,7 @@
               <w14:ligatures w14:val="standardContextual"/>
             </w:rPr>
           </w:pPr>
-          <w:hyperlink w:anchor="_Toc240299093" w:history="1">
+          <w:hyperlink w:anchor="_Toc240299588" w:history="1">
             <w:r>
               <w:rPr>
                 <w:rStyle w:val="Hipervnculo"/>
@@ -4098,7 +4098,7 @@
               <w:rPr>
                 <w:noProof/>
               </w:rPr>
-              <w:instrText xml:space="preserve"> PAGEREF _Toc240299093 \h </w:instrText>
+              <w:instrText xml:space="preserve"> PAGEREF _Toc240299588 \h </w:instrText>
             </w:r>
             <w:r>
               <w:rPr>
@@ -4139,7 +4139,7 @@
               <w14:ligatures w14:val="standardContextual"/>
             </w:rPr>
           </w:pPr>
-          <w:hyperlink w:anchor="_Toc240299094" w:history="1">
+          <w:hyperlink w:anchor="_Toc240299589" w:history="1">
             <w:r>
               <w:rPr>
                 <w:rStyle w:val="Hipervnculo"/>
@@ -4163,7 +4163,7 @@
               <w:rPr>
                 <w:noProof/>
               </w:rPr>
-              <w:instrText xml:space="preserve"> PAGEREF _Toc240299094 \h </w:instrText>
+              <w:instrText xml:space="preserve"> PAGEREF _Toc240299589 \h </w:instrText>
             </w:r>
             <w:r>
               <w:rPr>
@@ -4204,7 +4204,7 @@
               <w14:ligatures w14:val="standardContextual"/>
             </w:rPr>
           </w:pPr>
-          <w:hyperlink w:anchor="_Toc240299095" w:history="1">
+          <w:hyperlink w:anchor="_Toc240299590" w:history="1">
             <w:r>
               <w:rPr>
                 <w:rStyle w:val="Hipervnculo"/>
@@ -4228,7 +4228,7 @@
               <w:rPr>
                 <w:noProof/>
               </w:rPr>
-              <w:instrText xml:space="preserve"> PAGEREF _Toc240299095 \h </w:instrText>
+              <w:instrText xml:space="preserve"> PAGEREF _Toc240299590 \h </w:instrText>
             </w:r>
             <w:r>
               <w:rPr>
@@ -4269,7 +4269,7 @@
               <w14:ligatures w14:val="standardContextual"/>
             </w:rPr>
           </w:pPr>
-          <w:hyperlink w:anchor="_Toc240299096" w:history="1">
+          <w:hyperlink w:anchor="_Toc240299591" w:history="1">
             <w:r>
               <w:rPr>
                 <w:rStyle w:val="Hipervnculo"/>
@@ -4293,7 +4293,7 @@
               <w:rPr>
                 <w:noProof/>
               </w:rPr>
-              <w:instrText xml:space="preserve"> PAGEREF _Toc240299096 \h </w:instrText>
+              <w:instrText xml:space="preserve"> PAGEREF _Toc240299591 \h </w:instrText>
             </w:r>
             <w:r>
               <w:rPr>
@@ -4334,7 +4334,7 @@
               <w14:ligatures w14:val="standardContextual"/>
             </w:rPr>
           </w:pPr>
-          <w:hyperlink w:anchor="_Toc240299097" w:history="1">
+          <w:hyperlink w:anchor="_Toc240299592" w:history="1">
             <w:r>
               <w:rPr>
                 <w:rStyle w:val="Hipervnculo"/>
@@ -4358,7 +4358,7 @@
               <w:rPr>
                 <w:noProof/>
               </w:rPr>
-              <w:instrText xml:space="preserve"> PAGEREF _Toc240299097 \h </w:instrText>
+              <w:instrText xml:space="preserve"> PAGEREF _Toc240299592 \h </w:instrText>
             </w:r>
             <w:r>
               <w:rPr>
@@ -4399,7 +4399,7 @@
               <w14:ligatures w14:val="standardContextual"/>
             </w:rPr>
           </w:pPr>
-          <w:hyperlink w:anchor="_Toc240299098" w:history="1">
+          <w:hyperlink w:anchor="_Toc240299593" w:history="1">
             <w:r>
               <w:rPr>
                 <w:rStyle w:val="Hipervnculo"/>
@@ -4423,7 +4423,7 @@
               <w:rPr>
                 <w:noProof/>
               </w:rPr>
-              <w:instrText xml:space="preserve"> PAGEREF _Toc240299098 \h </w:instrText>
+              <w:instrText xml:space="preserve"> PAGEREF _Toc240299593 \h </w:instrText>
             </w:r>
             <w:r>
               <w:rPr>
@@ -4464,7 +4464,7 @@
               <w14:ligatures w14:val="standardContextual"/>
             </w:rPr>
           </w:pPr>
-          <w:hyperlink w:anchor="_Toc240299099" w:history="1">
+          <w:hyperlink w:anchor="_Toc240299594" w:history="1">
             <w:r>
               <w:rPr>
                 <w:rStyle w:val="Hipervnculo"/>
@@ -4488,7 +4488,7 @@
               <w:rPr>
                 <w:noProof/>
               </w:rPr>
-              <w:instrText xml:space="preserve"> PAGEREF _Toc240299099 \h </w:instrText>
+              <w:instrText xml:space="preserve"> PAGEREF _Toc240299594 \h </w:instrText>
             </w:r>
             <w:r>
               <w:rPr>
@@ -4529,7 +4529,7 @@
               <w14:ligatures w14:val="standardContextual"/>
             </w:rPr>
           </w:pPr>
-          <w:hyperlink w:anchor="_Toc240299100" w:history="1">
+          <w:hyperlink w:anchor="_Toc240299595" w:history="1">
             <w:r>
               <w:rPr>
                 <w:rStyle w:val="Hipervnculo"/>
@@ -4553,7 +4553,7 @@
               <w:rPr>
                 <w:noProof/>
               </w:rPr>
-              <w:instrText xml:space="preserve"> PAGEREF _Toc240299100 \h </w:instrText>
+              <w:instrText xml:space="preserve"> PAGEREF _Toc240299595 \h </w:instrText>
             </w:r>
             <w:r>
               <w:rPr>
@@ -4594,7 +4594,7 @@
               <w14:ligatures w14:val="standardContextual"/>
             </w:rPr>
           </w:pPr>
-          <w:hyperlink w:anchor="_Toc240299101" w:history="1">
+          <w:hyperlink w:anchor="_Toc240299596" w:history="1">
             <w:r>
               <w:rPr>
                 <w:rStyle w:val="Hipervnculo"/>
@@ -4618,7 +4618,7 @@
               <w:rPr>
                 <w:noProof/>
               </w:rPr>
-              <w:instrText xml:space="preserve"> PAGEREF _Toc240299101 \h </w:instrText>
+              <w:instrText xml:space="preserve"> PAGEREF _Toc240299596 \h </w:instrText>
             </w:r>
             <w:r>
               <w:rPr>
@@ -4659,7 +4659,7 @@
               <w14:ligatures w14:val="standardContextual"/>
             </w:rPr>
           </w:pPr>
-          <w:hyperlink w:anchor="_Toc240299102" w:history="1">
+          <w:hyperlink w:anchor="_Toc240299597" w:history="1">
             <w:r>
               <w:rPr>
                 <w:rStyle w:val="Hipervnculo"/>
@@ -4683,7 +4683,7 @@
               <w:rPr>
                 <w:noProof/>
               </w:rPr>
-              <w:instrText xml:space="preserve"> PAGEREF _Toc240299102 \h </w:instrText>
+              <w:instrText xml:space="preserve"> PAGEREF _Toc240299597 \h </w:instrText>
             </w:r>
             <w:r>
               <w:rPr>
@@ -4724,7 +4724,7 @@
               <w14:ligatures w14:val="standardContextual"/>
             </w:rPr>
           </w:pPr>
-          <w:hyperlink w:anchor="_Toc240299103" w:history="1">
+          <w:hyperlink w:anchor="_Toc240299598" w:history="1">
             <w:r>
               <w:rPr>
                 <w:rStyle w:val="Hipervnculo"/>
@@ -4748,7 +4748,7 @@
               <w:rPr>
                 <w:noProof/>
               </w:rPr>
-              <w:instrText xml:space="preserve"> PAGEREF _Toc240299103 \h </w:instrText>
+              <w:instrText xml:space="preserve"> PAGEREF _Toc240299598 \h </w:instrText>
             </w:r>
             <w:r>
               <w:rPr>
@@ -4789,7 +4789,7 @@
               <w14:ligatures w14:val="standardContextual"/>
             </w:rPr>
           </w:pPr>
-          <w:hyperlink w:anchor="_Toc240299104" w:history="1">
+          <w:hyperlink w:anchor="_Toc240299599" w:history="1">
             <w:r>
               <w:rPr>
                 <w:rStyle w:val="Hipervnculo"/>
@@ -4813,7 +4813,7 @@
               <w:rPr>
                 <w:noProof/>
               </w:rPr>
-              <w:instrText xml:space="preserve"> PAGEREF _Toc240299104 \h </w:instrText>
+              <w:instrText xml:space="preserve"> PAGEREF _Toc240299599 \h </w:instrText>
             </w:r>
             <w:r>
               <w:rPr>
@@ -4854,7 +4854,7 @@
               <w14:ligatures w14:val="standardContextual"/>
             </w:rPr>
           </w:pPr>
-          <w:hyperlink w:anchor="_Toc240299105" w:history="1">
+          <w:hyperlink w:anchor="_Toc240299600" w:history="1">
             <w:r>
               <w:rPr>
                 <w:rStyle w:val="Hipervnculo"/>
@@ -4878,7 +4878,7 @@
               <w:rPr>
                 <w:noProof/>
               </w:rPr>
-              <w:instrText xml:space="preserve"> PAGEREF _Toc240299105 \h </w:instrText>
+              <w:instrText xml:space="preserve"> PAGEREF _Toc240299600 \h </w:instrText>
             </w:r>
             <w:r>
               <w:rPr>
@@ -4919,7 +4919,7 @@
               <w14:ligatures w14:val="standardContextual"/>
             </w:rPr>
           </w:pPr>
-          <w:hyperlink w:anchor="_Toc240299106" w:history="1">
+          <w:hyperlink w:anchor="_Toc240299601" w:history="1">
             <w:r>
               <w:rPr>
                 <w:rStyle w:val="Hipervnculo"/>
@@ -4943,7 +4943,7 @@
               <w:rPr>
                 <w:noProof/>
               </w:rPr>
-              <w:instrText xml:space="preserve"> PAGEREF _Toc240299106 \h </w:instrText>
+              <w:instrText xml:space="preserve"> PAGEREF _Toc240299601 \h </w:instrText>
             </w:r>
             <w:r>
               <w:rPr>
@@ -4984,7 +4984,7 @@
               <w14:ligatures w14:val="standardContextual"/>
             </w:rPr>
           </w:pPr>
-          <w:hyperlink w:anchor="_Toc240299107" w:history="1">
+          <w:hyperlink w:anchor="_Toc240299602" w:history="1">
             <w:r>
               <w:rPr>
                 <w:rStyle w:val="Hipervnculo"/>
@@ -5008,7 +5008,7 @@
               <w:rPr>
                 <w:noProof/>
               </w:rPr>
-              <w:instrText xml:space="preserve"> PAGEREF _Toc240299107 \h </w:instrText>
+              <w:instrText xml:space="preserve"> PAGEREF _Toc240299602 \h </w:instrText>
             </w:r>
             <w:r>
               <w:rPr>
@@ -5049,7 +5049,7 @@
               <w14:ligatures w14:val="standardContextual"/>
             </w:rPr>
           </w:pPr>
-          <w:hyperlink w:anchor="_Toc240299108" w:history="1">
+          <w:hyperlink w:anchor="_Toc240299603" w:history="1">
             <w:r>
               <w:rPr>
                 <w:rStyle w:val="Hipervnculo"/>
@@ -5073,7 +5073,7 @@
               <w:rPr>
                 <w:noProof/>
               </w:rPr>
-              <w:instrText xml:space="preserve"> PAGEREF _Toc240299108 \h </w:instrText>
+              <w:instrText xml:space="preserve"> PAGEREF _Toc240299603 \h </w:instrText>
             </w:r>
             <w:r>
               <w:rPr>
@@ -5114,7 +5114,7 @@
               <w14:ligatures w14:val="standardContextual"/>
             </w:rPr>
           </w:pPr>
-          <w:hyperlink w:anchor="_Toc240299109" w:history="1">
+          <w:hyperlink w:anchor="_Toc240299604" w:history="1">
             <w:r>
               <w:rPr>
                 <w:rStyle w:val="Hipervnculo"/>
@@ -5138,7 +5138,7 @@
               <w:rPr>
                 <w:noProof/>
               </w:rPr>
-              <w:instrText xml:space="preserve"> PAGEREF _Toc240299109 \h </w:instrText>
+              <w:instrText xml:space="preserve"> PAGEREF _Toc240299604 \h </w:instrText>
             </w:r>
             <w:r>
               <w:rPr>
@@ -5179,7 +5179,7 @@
               <w14:ligatures w14:val="standardContextual"/>
             </w:rPr>
           </w:pPr>
-          <w:hyperlink w:anchor="_Toc240299110" w:history="1">
+          <w:hyperlink w:anchor="_Toc240299605" w:history="1">
             <w:r>
               <w:rPr>
                 <w:rStyle w:val="Hipervnculo"/>
@@ -5203,7 +5203,7 @@
               <w:rPr>
                 <w:noProof/>
               </w:rPr>
-              <w:instrText xml:space="preserve"> PAGEREF _Toc240299110 \h </w:instrText>
+              <w:instrText xml:space="preserve"> PAGEREF _Toc240299605 \h </w:instrText>
             </w:r>
             <w:r>
               <w:rPr>
@@ -5244,7 +5244,7 @@
               <w14:ligatures w14:val="standardContextual"/>
             </w:rPr>
           </w:pPr>
-          <w:hyperlink w:anchor="_Toc240299111" w:history="1">
+          <w:hyperlink w:anchor="_Toc240299606" w:history="1">
             <w:r>
               <w:rPr>
                 <w:rStyle w:val="Hipervnculo"/>
@@ -5268,7 +5268,7 @@
               <w:rPr>
                 <w:noProof/>
               </w:rPr>
-              <w:instrText xml:space="preserve"> PAGEREF _Toc240299111 \h </w:instrText>
+              <w:instrText xml:space="preserve"> PAGEREF _Toc240299606 \h </w:instrText>
             </w:r>
             <w:r>
               <w:rPr>
@@ -5309,7 +5309,7 @@
               <w14:ligatures w14:val="standardContextual"/>
             </w:rPr>
           </w:pPr>
-          <w:hyperlink w:anchor="_Toc240299112" w:history="1">
+          <w:hyperlink w:anchor="_Toc240299607" w:history="1">
             <w:r>
               <w:rPr>
                 <w:rStyle w:val="Hipervnculo"/>
@@ -5333,7 +5333,7 @@
               <w:rPr>
                 <w:noProof/>
               </w:rPr>
-              <w:instrText xml:space="preserve"> PAGEREF _Toc240299112 \h </w:instrText>
+              <w:instrText xml:space="preserve"> PAGEREF _Toc240299607 \h </w:instrText>
             </w:r>
             <w:r>
               <w:rPr>
@@ -5374,7 +5374,7 @@
               <w14:ligatures w14:val="standardContextual"/>
             </w:rPr>
           </w:pPr>
-          <w:hyperlink w:anchor="_Toc240299113" w:history="1">
+          <w:hyperlink w:anchor="_Toc240299608" w:history="1">
             <w:r>
               <w:rPr>
                 <w:rStyle w:val="Hipervnculo"/>
@@ -5398,7 +5398,7 @@
               <w:rPr>
                 <w:noProof/>
               </w:rPr>
-              <w:instrText xml:space="preserve"> PAGEREF _Toc240299113 \h </w:instrText>
+              <w:instrText xml:space="preserve"> PAGEREF _Toc240299608 \h </w:instrText>
             </w:r>
             <w:r>
               <w:rPr>
@@ -5439,7 +5439,7 @@
               <w14:ligatures w14:val="standardContextual"/>
             </w:rPr>
           </w:pPr>
-          <w:hyperlink w:anchor="_Toc240299114" w:history="1">
+          <w:hyperlink w:anchor="_Toc240299609" w:history="1">
             <w:r>
               <w:rPr>
                 <w:rStyle w:val="Hipervnculo"/>
@@ -5463,7 +5463,7 @@
               <w:rPr>
                 <w:noProof/>
               </w:rPr>
-              <w:instrText xml:space="preserve"> PAGEREF _Toc240299114 \h </w:instrText>
+              <w:instrText xml:space="preserve"> PAGEREF _Toc240299609 \h </w:instrText>
             </w:r>
             <w:r>
               <w:rPr>
@@ -5504,7 +5504,7 @@
               <w14:ligatures w14:val="standardContextual"/>
             </w:rPr>
           </w:pPr>
-          <w:hyperlink w:anchor="_Toc240299115" w:history="1">
+          <w:hyperlink w:anchor="_Toc240299610" w:history="1">
             <w:r>
               <w:rPr>
                 <w:rStyle w:val="Hipervnculo"/>
@@ -5528,7 +5528,7 @@
               <w:rPr>
                 <w:noProof/>
               </w:rPr>
-              <w:instrText xml:space="preserve"> PAGEREF _Toc240299115 \h </w:instrText>
+              <w:instrText xml:space="preserve"> PAGEREF _Toc240299610 \h </w:instrText>
             </w:r>
             <w:r>
               <w:rPr>
@@ -5569,7 +5569,7 @@
               <w14:ligatures w14:val="standardContextual"/>
             </w:rPr>
           </w:pPr>
-          <w:hyperlink w:anchor="_Toc240299116" w:history="1">
+          <w:hyperlink w:anchor="_Toc240299611" w:history="1">
             <w:r>
               <w:rPr>
                 <w:rStyle w:val="Hipervnculo"/>
@@ -5593,7 +5593,7 @@
               <w:rPr>
                 <w:noProof/>
               </w:rPr>
-              <w:instrText xml:space="preserve"> PAGEREF _Toc240299116 \h </w:instrText>
+              <w:instrText xml:space="preserve"> PAGEREF _Toc240299611 \h </w:instrText>
             </w:r>
             <w:r>
               <w:rPr>
@@ -5634,7 +5634,7 @@
               <w14:ligatures w14:val="standardContextual"/>
             </w:rPr>
           </w:pPr>
-          <w:hyperlink w:anchor="_Toc240299117" w:history="1">
+          <w:hyperlink w:anchor="_Toc240299612" w:history="1">
             <w:r>
               <w:rPr>
                 <w:rStyle w:val="Hipervnculo"/>
@@ -5658,7 +5658,7 @@
               <w:rPr>
                 <w:noProof/>
               </w:rPr>
-              <w:instrText xml:space="preserve"> PAGEREF _Toc240299117 \h </w:instrText>
+              <w:instrText xml:space="preserve"> PAGEREF _Toc240299612 \h </w:instrText>
             </w:r>
             <w:r>
               <w:rPr>
@@ -5699,7 +5699,7 @@
               <w14:ligatures w14:val="standardContextual"/>
             </w:rPr>
           </w:pPr>
-          <w:hyperlink w:anchor="_Toc240299118" w:history="1">
+          <w:hyperlink w:anchor="_Toc240299613" w:history="1">
             <w:r>
               <w:rPr>
                 <w:rStyle w:val="Hipervnculo"/>
@@ -5723,7 +5723,7 @@
               <w:rPr>
                 <w:noProof/>
               </w:rPr>
-              <w:instrText xml:space="preserve"> PAGEREF _Toc240299118 \h </w:instrText>
+              <w:instrText xml:space="preserve"> PAGEREF _Toc240299613 \h </w:instrText>
             </w:r>
             <w:r>
               <w:rPr>
@@ -5764,7 +5764,7 @@
               <w14:ligatures w14:val="standardContextual"/>
             </w:rPr>
           </w:pPr>
-          <w:hyperlink w:anchor="_Toc240299119" w:history="1">
+          <w:hyperlink w:anchor="_Toc240299614" w:history="1">
             <w:r>
               <w:rPr>
                 <w:rStyle w:val="Hipervnculo"/>
@@ -5788,7 +5788,7 @@
               <w:rPr>
                 <w:noProof/>
               </w:rPr>
-              <w:instrText xml:space="preserve"> PAGEREF _Toc240299119 \h </w:instrText>
+              <w:instrText xml:space="preserve"> PAGEREF _Toc240299614 \h </w:instrText>
             </w:r>
             <w:r>
               <w:rPr>
@@ -5829,7 +5829,7 @@
               <w14:ligatures w14:val="standardContextual"/>
             </w:rPr>
           </w:pPr>
-          <w:hyperlink w:anchor="_Toc240299120" w:history="1">
+          <w:hyperlink w:anchor="_Toc240299615" w:history="1">
             <w:r>
               <w:rPr>
                 <w:rStyle w:val="Hipervnculo"/>
@@ -5853,7 +5853,7 @@
               <w:rPr>
                 <w:noProof/>
               </w:rPr>
-              <w:instrText xml:space="preserve"> PAGEREF _Toc240299120 \h </w:instrText>
+              <w:instrText xml:space="preserve"> PAGEREF _Toc240299615 \h </w:instrText>
             </w:r>
             <w:r>
               <w:rPr>
@@ -5894,7 +5894,7 @@
               <w14:ligatures w14:val="standardContextual"/>
             </w:rPr>
           </w:pPr>
-          <w:hyperlink w:anchor="_Toc240299121" w:history="1">
+          <w:hyperlink w:anchor="_Toc240299616" w:history="1">
             <w:r>
               <w:rPr>
                 <w:rStyle w:val="Hipervnculo"/>
@@ -5918,7 +5918,7 @@
               <w:rPr>
                 <w:noProof/>
               </w:rPr>
-              <w:instrText xml:space="preserve"> PAGEREF _Toc240299121 \h </w:instrText>
+              <w:instrText xml:space="preserve"> PAGEREF _Toc240299616 \h </w:instrText>
             </w:r>
             <w:r>
               <w:rPr>
@@ -5959,7 +5959,7 @@
               <w14:ligatures w14:val="standardContextual"/>
             </w:rPr>
           </w:pPr>
-          <w:hyperlink w:anchor="_Toc240299122" w:history="1">
+          <w:hyperlink w:anchor="_Toc240299617" w:history="1">
             <w:r>
               <w:rPr>
                 <w:rStyle w:val="Hipervnculo"/>
@@ -5983,7 +5983,7 @@
               <w:rPr>
                 <w:noProof/>
               </w:rPr>
-              <w:instrText xml:space="preserve"> PAGEREF _Toc240299122 \h </w:instrText>
+              <w:instrText xml:space="preserve"> PAGEREF _Toc240299617 \h </w:instrText>
             </w:r>
             <w:r>
               <w:rPr>
@@ -6024,7 +6024,7 @@
               <w14:ligatures w14:val="standardContextual"/>
             </w:rPr>
           </w:pPr>
-          <w:hyperlink w:anchor="_Toc240299123" w:history="1">
+          <w:hyperlink w:anchor="_Toc240299618" w:history="1">
             <w:r>
               <w:rPr>
                 <w:rStyle w:val="Hipervnculo"/>
@@ -6048,7 +6048,7 @@
               <w:rPr>
                 <w:noProof/>
               </w:rPr>
-              <w:instrText xml:space="preserve"> PAGEREF _Toc240299123 \h </w:instrText>
+              <w:instrText xml:space="preserve"> PAGEREF _Toc240299618 \h </w:instrText>
             </w:r>
             <w:r>
               <w:rPr>
@@ -6089,7 +6089,7 @@
               <w14:ligatures w14:val="standardContextual"/>
             </w:rPr>
           </w:pPr>
-          <w:hyperlink w:anchor="_Toc240299124" w:history="1">
+          <w:hyperlink w:anchor="_Toc240299619" w:history="1">
             <w:r>
               <w:rPr>
                 <w:rStyle w:val="Hipervnculo"/>
@@ -6113,7 +6113,7 @@
               <w:rPr>
                 <w:noProof/>
               </w:rPr>
-              <w:instrText xml:space="preserve"> PAGEREF _Toc240299124 \h </w:instrText>
+              <w:instrText xml:space="preserve"> PAGEREF _Toc240299619 \h </w:instrText>
             </w:r>
             <w:r>
               <w:rPr>
@@ -6154,7 +6154,7 @@
               <w14:ligatures w14:val="standardContextual"/>
             </w:rPr>
           </w:pPr>
-          <w:hyperlink w:anchor="_Toc240299125" w:history="1">
+          <w:hyperlink w:anchor="_Toc240299620" w:history="1">
             <w:r>
               <w:rPr>
                 <w:rStyle w:val="Hipervnculo"/>
@@ -6178,7 +6178,7 @@
               <w:rPr>
                 <w:noProof/>
               </w:rPr>
-              <w:instrText xml:space="preserve"> PAGEREF _Toc240299125 \h </w:instrText>
+              <w:instrText xml:space="preserve"> PAGEREF _Toc240299620 \h </w:instrText>
             </w:r>
             <w:r>
               <w:rPr>
@@ -6219,7 +6219,7 @@
               <w14:ligatures w14:val="standardContextual"/>
             </w:rPr>
           </w:pPr>
-          <w:hyperlink w:anchor="_Toc240299126" w:history="1">
+          <w:hyperlink w:anchor="_Toc240299621" w:history="1">
             <w:r>
               <w:rPr>
                 <w:rStyle w:val="Hipervnculo"/>
@@ -6243,7 +6243,7 @@
               <w:rPr>
                 <w:noProof/>
               </w:rPr>
-              <w:instrText xml:space="preserve"> PAGEREF _Toc240299126 \h </w:instrText>
+              <w:instrText xml:space="preserve"> PAGEREF _Toc240299621 \h </w:instrText>
             </w:r>
             <w:r>
               <w:rPr>
@@ -6284,7 +6284,7 @@
               <w14:ligatures w14:val="standardContextual"/>
             </w:rPr>
           </w:pPr>
-          <w:hyperlink w:anchor="_Toc240299127" w:history="1">
+          <w:hyperlink w:anchor="_Toc240299622" w:history="1">
             <w:r>
               <w:rPr>
                 <w:rStyle w:val="Hipervnculo"/>
@@ -6308,7 +6308,7 @@
               <w:rPr>
                 <w:noProof/>
               </w:rPr>
-              <w:instrText xml:space="preserve"> PAGEREF _Toc240299127 \h </w:instrText>
+              <w:instrText xml:space="preserve"> PAGEREF _Toc240299622 \h </w:instrText>
             </w:r>
             <w:r>
               <w:rPr>
@@ -6349,7 +6349,7 @@
               <w14:ligatures w14:val="standardContextual"/>
             </w:rPr>
           </w:pPr>
-          <w:hyperlink w:anchor="_Toc240299128" w:history="1">
+          <w:hyperlink w:anchor="_Toc240299623" w:history="1">
             <w:r>
               <w:rPr>
                 <w:rStyle w:val="Hipervnculo"/>
@@ -6373,7 +6373,7 @@
               <w:rPr>
                 <w:noProof/>
               </w:rPr>
-              <w:instrText xml:space="preserve"> PAGEREF _Toc240299128 \h </w:instrText>
+              <w:instrText xml:space="preserve"> PAGEREF _Toc240299623 \h </w:instrText>
             </w:r>
             <w:r>
               <w:rPr>
@@ -6414,7 +6414,7 @@
               <w14:ligatures w14:val="standardContextual"/>
             </w:rPr>
           </w:pPr>
-          <w:hyperlink w:anchor="_Toc240299129" w:history="1">
+          <w:hyperlink w:anchor="_Toc240299624" w:history="1">
             <w:r>
               <w:rPr>
                 <w:rStyle w:val="Hipervnculo"/>
@@ -6438,7 +6438,7 @@
               <w:rPr>
                 <w:noProof/>
               </w:rPr>
-              <w:instrText xml:space="preserve"> PAGEREF _Toc240299129 \h </w:instrText>
+              <w:instrText xml:space="preserve"> PAGEREF _Toc240299624 \h </w:instrText>
             </w:r>
             <w:r>
               <w:rPr>
@@ -6479,7 +6479,7 @@
               <w14:ligatures w14:val="standardContextual"/>
             </w:rPr>
           </w:pPr>
-          <w:hyperlink w:anchor="_Toc240299130" w:history="1">
+          <w:hyperlink w:anchor="_Toc240299625" w:history="1">
             <w:r>
               <w:rPr>
                 <w:rStyle w:val="Hipervnculo"/>
@@ -6503,7 +6503,7 @@
               <w:rPr>
                 <w:noProof/>
               </w:rPr>
-              <w:instrText xml:space="preserve"> PAGEREF _Toc240299130 \h </w:instrText>
+              <w:instrText xml:space="preserve"> PAGEREF _Toc240299625 \h </w:instrText>
             </w:r>
             <w:r>
               <w:rPr>
@@ -6544,7 +6544,7 @@
               <w14:ligatures w14:val="standardContextual"/>
             </w:rPr>
           </w:pPr>
-          <w:hyperlink w:anchor="_Toc240299131" w:history="1">
+          <w:hyperlink w:anchor="_Toc240299626" w:history="1">
             <w:r>
               <w:rPr>
                 <w:rStyle w:val="Hipervnculo"/>
@@ -6568,7 +6568,7 @@
               <w:rPr>
                 <w:noProof/>
               </w:rPr>
-              <w:instrText xml:space="preserve"> PAGEREF _Toc240299131 \h </w:instrText>
+              <w:instrText xml:space="preserve"> PAGEREF _Toc240299626 \h </w:instrText>
             </w:r>
             <w:r>
               <w:rPr>
@@ -6609,7 +6609,7 @@
               <w14:ligatures w14:val="standardContextual"/>
             </w:rPr>
           </w:pPr>
-          <w:hyperlink w:anchor="_Toc240299132" w:history="1">
+          <w:hyperlink w:anchor="_Toc240299627" w:history="1">
             <w:r>
               <w:rPr>
                 <w:rStyle w:val="Hipervnculo"/>
@@ -6633,7 +6633,7 @@
               <w:rPr>
                 <w:noProof/>
               </w:rPr>
-              <w:instrText xml:space="preserve"> PAGEREF _Toc240299132 \h </w:instrText>
+              <w:instrText xml:space="preserve"> PAGEREF _Toc240299627 \h </w:instrText>
             </w:r>
             <w:r>
               <w:rPr>
@@ -6674,7 +6674,7 @@
               <w14:ligatures w14:val="standardContextual"/>
             </w:rPr>
           </w:pPr>
-          <w:hyperlink w:anchor="_Toc240299133" w:history="1">
+          <w:hyperlink w:anchor="_Toc240299628" w:history="1">
             <w:r>
               <w:rPr>
                 <w:rStyle w:val="Hipervnculo"/>
@@ -6698,7 +6698,7 @@
               <w:rPr>
                 <w:noProof/>
               </w:rPr>
-              <w:instrText xml:space="preserve"> PAGEREF _Toc240299133 \h </w:instrText>
+              <w:instrText xml:space="preserve"> PAGEREF _Toc240299628 \h </w:instrText>
             </w:r>
             <w:r>
               <w:rPr>
@@ -6739,7 +6739,7 @@
               <w14:ligatures w14:val="standardContextual"/>
             </w:rPr>
           </w:pPr>
-          <w:hyperlink w:anchor="_Toc240299134" w:history="1">
+          <w:hyperlink w:anchor="_Toc240299629" w:history="1">
             <w:r>
               <w:rPr>
                 <w:rStyle w:val="Hipervnculo"/>
@@ -6763,7 +6763,7 @@
               <w:rPr>
                 <w:noProof/>
               </w:rPr>
-              <w:instrText xml:space="preserve"> PAGEREF _Toc240299134 \h </w:instrText>
+              <w:instrText xml:space="preserve"> PAGEREF _Toc240299629 \h </w:instrText>
             </w:r>
             <w:r>
               <w:rPr>
@@ -6804,7 +6804,7 @@
               <w14:ligatures w14:val="standardContextual"/>
             </w:rPr>
           </w:pPr>
-          <w:hyperlink w:anchor="_Toc240299135" w:history="1">
+          <w:hyperlink w:anchor="_Toc240299630" w:history="1">
             <w:r>
               <w:rPr>
                 <w:rStyle w:val="Hipervnculo"/>
@@ -6828,7 +6828,7 @@
               <w:rPr>
                 <w:noProof/>
               </w:rPr>
-              <w:instrText xml:space="preserve"> PAGEREF _Toc240299135 \h </w:instrText>
+              <w:instrText xml:space="preserve"> PAGEREF _Toc240299630 \h </w:instrText>
             </w:r>
             <w:r>
               <w:rPr>
@@ -6869,7 +6869,7 @@
               <w14:ligatures w14:val="standardContextual"/>
             </w:rPr>
           </w:pPr>
-          <w:hyperlink w:anchor="_Toc240299136" w:history="1">
+          <w:hyperlink w:anchor="_Toc240299631" w:history="1">
             <w:r>
               <w:rPr>
                 <w:rStyle w:val="Hipervnculo"/>
@@ -6893,7 +6893,7 @@
               <w:rPr>
                 <w:noProof/>
               </w:rPr>
-              <w:instrText xml:space="preserve"> PAGEREF _Toc240299136 \h </w:instrText>
+              <w:instrText xml:space="preserve"> PAGEREF _Toc240299631 \h </w:instrText>
             </w:r>
             <w:r>
               <w:rPr>
@@ -6934,7 +6934,7 @@
               <w14:ligatures w14:val="standardContextual"/>
             </w:rPr>
           </w:pPr>
-          <w:hyperlink w:anchor="_Toc240299137" w:history="1">
+          <w:hyperlink w:anchor="_Toc240299632" w:history="1">
             <w:r>
               <w:rPr>
                 <w:rStyle w:val="Hipervnculo"/>
@@ -6958,7 +6958,7 @@
               <w:rPr>
                 <w:noProof/>
               </w:rPr>
-              <w:instrText xml:space="preserve"> PAGEREF _Toc240299137 \h </w:instrText>
+              <w:instrText xml:space="preserve"> PAGEREF _Toc240299632 \h </w:instrText>
             </w:r>
             <w:r>
               <w:rPr>
@@ -6999,7 +6999,7 @@
               <w14:ligatures w14:val="standardContextual"/>
             </w:rPr>
           </w:pPr>
-          <w:hyperlink w:anchor="_Toc240299138" w:history="1">
+          <w:hyperlink w:anchor="_Toc240299633" w:history="1">
             <w:r>
               <w:rPr>
                 <w:rStyle w:val="Hipervnculo"/>
@@ -7023,7 +7023,7 @@
               <w:rPr>
                 <w:noProof/>
               </w:rPr>
-              <w:instrText xml:space="preserve"> PAGEREF _Toc240299138 \h </w:instrText>
+              <w:instrText xml:space="preserve"> PAGEREF _Toc240299633 \h </w:instrText>
             </w:r>
             <w:r>
               <w:rPr>
@@ -7064,7 +7064,7 @@
               <w14:ligatures w14:val="standardContextual"/>
             </w:rPr>
           </w:pPr>
-          <w:hyperlink w:anchor="_Toc240299139" w:history="1">
+          <w:hyperlink w:anchor="_Toc240299634" w:history="1">
             <w:r>
               <w:rPr>
                 <w:rStyle w:val="Hipervnculo"/>
@@ -7088,7 +7088,7 @@
               <w:rPr>
                 <w:noProof/>
               </w:rPr>
-              <w:instrText xml:space="preserve"> PAGEREF _Toc240299139 \h </w:instrText>
+              <w:instrText xml:space="preserve"> PAGEREF _Toc240299634 \h </w:instrText>
             </w:r>
             <w:r>
               <w:rPr>
@@ -7129,7 +7129,7 @@
               <w14:ligatures w14:val="standardContextual"/>
             </w:rPr>
           </w:pPr>
-          <w:hyperlink w:anchor="_Toc240299140" w:history="1">
+          <w:hyperlink w:anchor="_Toc240299635" w:history="1">
             <w:r>
               <w:rPr>
                 <w:rStyle w:val="Hipervnculo"/>
@@ -7153,7 +7153,7 @@
               <w:rPr>
                 <w:noProof/>
               </w:rPr>
-              <w:instrText xml:space="preserve"> PAGEREF _Toc240299140 \h </w:instrText>
+              <w:instrText xml:space="preserve"> PAGEREF _Toc240299635 \h </w:instrText>
             </w:r>
             <w:r>
               <w:rPr>
@@ -7194,7 +7194,7 @@
               <w14:ligatures w14:val="standardContextual"/>
             </w:rPr>
           </w:pPr>
-          <w:hyperlink w:anchor="_Toc240299141" w:history="1">
+          <w:hyperlink w:anchor="_Toc240299636" w:history="1">
             <w:r>
               <w:rPr>
                 <w:rStyle w:val="Hipervnculo"/>
@@ -7218,7 +7218,7 @@
               <w:rPr>
                 <w:noProof/>
               </w:rPr>
-              <w:instrText xml:space="preserve"> PAGEREF _Toc240299141 \h </w:instrText>
+              <w:instrText xml:space="preserve"> PAGEREF _Toc240299636 \h </w:instrText>
             </w:r>
             <w:r>
               <w:rPr>
@@ -7259,7 +7259,7 @@
               <w14:ligatures w14:val="standardContextual"/>
             </w:rPr>
           </w:pPr>
-          <w:hyperlink w:anchor="_Toc240299142" w:history="1">
+          <w:hyperlink w:anchor="_Toc240299637" w:history="1">
             <w:r>
               <w:rPr>
                 <w:rStyle w:val="Hipervnculo"/>
@@ -7283,7 +7283,7 @@
               <w:rPr>
                 <w:noProof/>
               </w:rPr>
-              <w:instrText xml:space="preserve"> PAGEREF _Toc240299142 \h </w:instrText>
+              <w:instrText xml:space="preserve"> PAGEREF _Toc240299637 \h </w:instrText>
             </w:r>
             <w:r>
               <w:rPr>
@@ -7327,7 +7327,7 @@
         <w:pStyle w:val="Ttulo1"/>
         <w:keepNext/>
       </w:pPr>
-      <w:bookmarkStart w:id="0" w:name="_Toc240299033"/>
+      <w:bookmarkStart w:id="0" w:name="_Toc240299528"/>
       <w:r>
         <w:lastRenderedPageBreak/>
         <w:t>Sistema de Pronóstico de Puntos de Inflexión en el Precio de Litecoin</w:t>
@@ -7388,7 +7388,7 @@
         <w:pStyle w:val="Ttulo2"/>
         <w:keepNext/>
       </w:pPr>
-      <w:bookmarkStart w:id="1" w:name="_Toc240299034"/>
+      <w:bookmarkStart w:id="1" w:name="_Toc240299529"/>
       <w:r>
         <w:t>Resumen ejecutivo</w:t>
       </w:r>
@@ -7426,7 +7426,7 @@
           <w:left w:w="10" w:type="dxa"/>
           <w:right w:w="10" w:type="dxa"/>
         </w:tblCellMar>
-        <w:tblLook w:val="04A0" w:firstRow="1" w:lastRow="0" w:firstColumn="1" w:lastColumn="0" w:noHBand="0" w:noVBand="1"/>
+        <w:tblLook w:val="0000" w:firstRow="0" w:lastRow="0" w:firstColumn="0" w:lastColumn="0" w:noHBand="0" w:noVBand="0"/>
       </w:tblPr>
       <w:tblGrid>
         <w:gridCol w:w="2340"/>
@@ -8105,7 +8105,7 @@
         <w:pStyle w:val="Ttulo2"/>
         <w:keepNext/>
       </w:pPr>
-      <w:bookmarkStart w:id="2" w:name="_Toc240299035"/>
+      <w:bookmarkStart w:id="2" w:name="_Toc240299530"/>
       <w:r>
         <w:t>Los dos entregables, y dónde está cada uno</w:t>
       </w:r>
@@ -8146,7 +8146,7 @@
           <w:left w:w="10" w:type="dxa"/>
           <w:right w:w="10" w:type="dxa"/>
         </w:tblCellMar>
-        <w:tblLook w:val="04A0" w:firstRow="1" w:lastRow="0" w:firstColumn="1" w:lastColumn="0" w:noHBand="0" w:noVBand="1"/>
+        <w:tblLook w:val="0000" w:firstRow="0" w:lastRow="0" w:firstColumn="0" w:lastColumn="0" w:noHBand="0" w:noVBand="0"/>
       </w:tblPr>
       <w:tblGrid>
         <w:gridCol w:w="4119"/>
@@ -8608,7 +8608,7 @@
         <w:pStyle w:val="Ttulo2"/>
         <w:keepNext/>
       </w:pPr>
-      <w:bookmarkStart w:id="3" w:name="_Toc240299036"/>
+      <w:bookmarkStart w:id="3" w:name="_Toc240299531"/>
       <w:r>
         <w:t>Qué se construyó</w:t>
       </w:r>
@@ -8667,7 +8667,7 @@
           <w:left w:w="10" w:type="dxa"/>
           <w:right w:w="10" w:type="dxa"/>
         </w:tblCellMar>
-        <w:tblLook w:val="04A0" w:firstRow="1" w:lastRow="0" w:firstColumn="1" w:lastColumn="0" w:noHBand="0" w:noVBand="1"/>
+        <w:tblLook w:val="0000" w:firstRow="0" w:lastRow="0" w:firstColumn="0" w:lastColumn="0" w:noHBand="0" w:noVBand="0"/>
       </w:tblPr>
       <w:tblGrid>
         <w:gridCol w:w="3120"/>
@@ -9057,7 +9057,7 @@
         <w:pStyle w:val="Ttulo2"/>
         <w:keepNext/>
       </w:pPr>
-      <w:bookmarkStart w:id="4" w:name="_Toc240299037"/>
+      <w:bookmarkStart w:id="4" w:name="_Toc240299532"/>
       <w:r>
         <w:t>Qué se puede afirmar hoy, y qué no</w:t>
       </w:r>
@@ -9343,7 +9343,7 @@
         <w:pStyle w:val="Ttulo2"/>
         <w:keepNext/>
       </w:pPr>
-      <w:bookmarkStart w:id="5" w:name="_Toc240299038"/>
+      <w:bookmarkStart w:id="5" w:name="_Toc240299533"/>
       <w:r>
         <w:t>Lo que este proyecto trató de hacer bien, y por qué se cuenta</w:t>
       </w:r>
@@ -9456,7 +9456,7 @@
         <w:pStyle w:val="Ttulo2"/>
         <w:keepNext/>
       </w:pPr>
-      <w:bookmarkStart w:id="6" w:name="_Toc240299039"/>
+      <w:bookmarkStart w:id="6" w:name="_Toc240299534"/>
       <w:r>
         <w:t>Cómo leer este informe</w:t>
       </w:r>
@@ -9469,7 +9469,7 @@
           <w:left w:w="10" w:type="dxa"/>
           <w:right w:w="10" w:type="dxa"/>
         </w:tblCellMar>
-        <w:tblLook w:val="04A0" w:firstRow="1" w:lastRow="0" w:firstColumn="1" w:lastColumn="0" w:noHBand="0" w:noVBand="1"/>
+        <w:tblLook w:val="0000" w:firstRow="0" w:lastRow="0" w:firstColumn="0" w:lastColumn="0" w:noHBand="0" w:noVBand="0"/>
       </w:tblPr>
       <w:tblGrid>
         <w:gridCol w:w="4680"/>
@@ -9965,7 +9965,7 @@
         <w:pStyle w:val="Ttulo1"/>
         <w:keepNext/>
       </w:pPr>
-      <w:bookmarkStart w:id="7" w:name="_Toc240299040"/>
+      <w:bookmarkStart w:id="7" w:name="_Toc240299535"/>
       <w:r>
         <w:t>Diseño</w:t>
       </w:r>
@@ -10086,7 +10086,7 @@
         <w:pStyle w:val="Ttulo2"/>
         <w:keepNext/>
       </w:pPr>
-      <w:bookmarkStart w:id="8" w:name="_Toc240299041"/>
+      <w:bookmarkStart w:id="8" w:name="_Toc240299536"/>
       <w:r>
         <w:t>1.1 Qué es un punto de inflexión, exactamente</w:t>
       </w:r>
@@ -10330,7 +10330,7 @@
           <w:left w:w="10" w:type="dxa"/>
           <w:right w:w="10" w:type="dxa"/>
         </w:tblCellMar>
-        <w:tblLook w:val="04A0" w:firstRow="1" w:lastRow="0" w:firstColumn="1" w:lastColumn="0" w:noHBand="0" w:noVBand="1"/>
+        <w:tblLook w:val="0000" w:firstRow="0" w:lastRow="0" w:firstColumn="0" w:lastColumn="0" w:noHBand="0" w:noVBand="0"/>
       </w:tblPr>
       <w:tblGrid>
         <w:gridCol w:w="2340"/>
@@ -10821,7 +10821,7 @@
         <w:pStyle w:val="Ttulo2"/>
         <w:keepNext/>
       </w:pPr>
-      <w:bookmarkStart w:id="9" w:name="_Toc240299042"/>
+      <w:bookmarkStart w:id="9" w:name="_Toc240299537"/>
       <w:r>
         <w:t>1.2 Los tres parámetros, y por qué esos</w:t>
       </w:r>
@@ -10958,7 +10958,7 @@
           <w:left w:w="10" w:type="dxa"/>
           <w:right w:w="10" w:type="dxa"/>
         </w:tblCellMar>
-        <w:tblLook w:val="04A0" w:firstRow="1" w:lastRow="0" w:firstColumn="1" w:lastColumn="0" w:noHBand="0" w:noVBand="1"/>
+        <w:tblLook w:val="0000" w:firstRow="0" w:lastRow="0" w:firstColumn="0" w:lastColumn="0" w:noHBand="0" w:noVBand="0"/>
       </w:tblPr>
       <w:tblGrid>
         <w:gridCol w:w="2340"/>
@@ -11754,7 +11754,7 @@
         <w:pStyle w:val="Ttulo2"/>
         <w:keepNext/>
       </w:pPr>
-      <w:bookmarkStart w:id="10" w:name="_Toc240299043"/>
+      <w:bookmarkStart w:id="10" w:name="_Toc240299538"/>
       <w:r>
         <w:t>1.3 Los datos: qué se descarga</w:t>
       </w:r>
@@ -11793,7 +11793,7 @@
           <w:left w:w="10" w:type="dxa"/>
           <w:right w:w="10" w:type="dxa"/>
         </w:tblCellMar>
-        <w:tblLook w:val="04A0" w:firstRow="1" w:lastRow="0" w:firstColumn="1" w:lastColumn="0" w:noHBand="0" w:noVBand="1"/>
+        <w:tblLook w:val="0000" w:firstRow="0" w:lastRow="0" w:firstColumn="0" w:lastColumn="0" w:noHBand="0" w:noVBand="0"/>
       </w:tblPr>
       <w:tblGrid>
         <w:gridCol w:w="4680"/>
@@ -12169,7 +12169,7 @@
         <w:pStyle w:val="Ttulo2"/>
         <w:keepNext/>
       </w:pPr>
-      <w:bookmarkStart w:id="11" w:name="_Toc240299044"/>
+      <w:bookmarkStart w:id="11" w:name="_Toc240299539"/>
       <w:r>
         <w:t>1.4 De dónde salen, y qué hubo que limpiar</w:t>
       </w:r>
@@ -12231,7 +12231,7 @@
           <w:left w:w="10" w:type="dxa"/>
           <w:right w:w="10" w:type="dxa"/>
         </w:tblCellMar>
-        <w:tblLook w:val="04A0" w:firstRow="1" w:lastRow="0" w:firstColumn="1" w:lastColumn="0" w:noHBand="0" w:noVBand="1"/>
+        <w:tblLook w:val="0000" w:firstRow="0" w:lastRow="0" w:firstColumn="0" w:lastColumn="0" w:noHBand="0" w:noVBand="0"/>
       </w:tblPr>
       <w:tblGrid>
         <w:gridCol w:w="1872"/>
@@ -13290,7 +13290,7 @@
         <w:pStyle w:val="Ttulo2"/>
         <w:keepNext/>
       </w:pPr>
-      <w:bookmarkStart w:id="12" w:name="_Toc240299045"/>
+      <w:bookmarkStart w:id="12" w:name="_Toc240299540"/>
       <w:r>
         <w:t>1.5 La partición, y el embargo</w:t>
       </w:r>
@@ -13470,7 +13470,7 @@
           <w:noProof/>
         </w:rPr>
         <w:drawing>
-          <wp:inline distT="0" distB="0" distL="0" distR="0" wp14:anchorId="0DD474C9" wp14:editId="2A91052F">
+          <wp:inline distT="0" distB="0" distL="0" distR="0" wp14:anchorId="0A31EA80" wp14:editId="37FDDCC9">
             <wp:extent cx="5715000" cy="1524000"/>
             <wp:effectExtent l="0" t="0" r="0" b="0"/>
             <wp:docPr id="1" name="Imagen 1"/>
@@ -13568,7 +13568,7 @@
           <w:left w:w="10" w:type="dxa"/>
           <w:right w:w="10" w:type="dxa"/>
         </w:tblCellMar>
-        <w:tblLook w:val="04A0" w:firstRow="1" w:lastRow="0" w:firstColumn="1" w:lastColumn="0" w:noHBand="0" w:noVBand="1"/>
+        <w:tblLook w:val="0000" w:firstRow="0" w:lastRow="0" w:firstColumn="0" w:lastColumn="0" w:noHBand="0" w:noVBand="0"/>
       </w:tblPr>
       <w:tblGrid>
         <w:gridCol w:w="3120"/>
@@ -14047,7 +14047,7 @@
         <w:pStyle w:val="Ttulo2"/>
         <w:keepNext/>
       </w:pPr>
-      <w:bookmarkStart w:id="13" w:name="_Toc240299046"/>
+      <w:bookmarkStart w:id="13" w:name="_Toc240299541"/>
       <w:r>
         <w:t>1.6 El bloque de prueba se toca una vez, y eso es comprobable</w:t>
       </w:r>
@@ -14198,7 +14198,7 @@
         <w:pStyle w:val="Ttulo1"/>
         <w:keepNext/>
       </w:pPr>
-      <w:bookmarkStart w:id="14" w:name="_Toc240299047"/>
+      <w:bookmarkStart w:id="14" w:name="_Toc240299542"/>
       <w:r>
         <w:t>Ingeniería de Características</w:t>
       </w:r>
@@ -14310,7 +14310,7 @@
         <w:pStyle w:val="Ttulo2"/>
         <w:keepNext/>
       </w:pPr>
-      <w:bookmarkStart w:id="15" w:name="_Toc240299048"/>
+      <w:bookmarkStart w:id="15" w:name="_Toc240299543"/>
       <w:r>
         <w:t>2.1 Las seis familias</w:t>
       </w:r>
@@ -14349,7 +14349,7 @@
           <w:left w:w="10" w:type="dxa"/>
           <w:right w:w="10" w:type="dxa"/>
         </w:tblCellMar>
-        <w:tblLook w:val="04A0" w:firstRow="1" w:lastRow="0" w:firstColumn="1" w:lastColumn="0" w:noHBand="0" w:noVBand="1"/>
+        <w:tblLook w:val="0000" w:firstRow="0" w:lastRow="0" w:firstColumn="0" w:lastColumn="0" w:noHBand="0" w:noVBand="0"/>
       </w:tblPr>
       <w:tblGrid>
         <w:gridCol w:w="3120"/>
@@ -14985,7 +14985,7 @@
         <w:pStyle w:val="Ttulo2"/>
         <w:keepNext/>
       </w:pPr>
-      <w:bookmarkStart w:id="16" w:name="_Toc240299049"/>
+      <w:bookmarkStart w:id="16" w:name="_Toc240299544"/>
       <w:r>
         <w:t>2.2 Cero columnas en nivel de precio, y lo que costó llegar ahí</w:t>
       </w:r>
@@ -15227,7 +15227,7 @@
         <w:pStyle w:val="Ttulo2"/>
         <w:keepNext/>
       </w:pPr>
-      <w:bookmarkStart w:id="17" w:name="_Toc240299050"/>
+      <w:bookmarkStart w:id="17" w:name="_Toc240299545"/>
       <w:r>
         <w:t>2.3 Qué usa el modelo, medido por permutación</w:t>
       </w:r>
@@ -15303,7 +15303,7 @@
           <w:left w:w="10" w:type="dxa"/>
           <w:right w:w="10" w:type="dxa"/>
         </w:tblCellMar>
-        <w:tblLook w:val="04A0" w:firstRow="1" w:lastRow="0" w:firstColumn="1" w:lastColumn="0" w:noHBand="0" w:noVBand="1"/>
+        <w:tblLook w:val="0000" w:firstRow="0" w:lastRow="0" w:firstColumn="0" w:lastColumn="0" w:noHBand="0" w:noVBand="0"/>
       </w:tblPr>
       <w:tblGrid>
         <w:gridCol w:w="4680"/>
@@ -15700,7 +15700,7 @@
           <w:left w:w="10" w:type="dxa"/>
           <w:right w:w="10" w:type="dxa"/>
         </w:tblCellMar>
-        <w:tblLook w:val="04A0" w:firstRow="1" w:lastRow="0" w:firstColumn="1" w:lastColumn="0" w:noHBand="0" w:noVBand="1"/>
+        <w:tblLook w:val="0000" w:firstRow="0" w:lastRow="0" w:firstColumn="0" w:lastColumn="0" w:noHBand="0" w:noVBand="0"/>
       </w:tblPr>
       <w:tblGrid>
         <w:gridCol w:w="1872"/>
@@ -16664,7 +16664,7 @@
         <w:pStyle w:val="Ttulo2"/>
         <w:keepNext/>
       </w:pPr>
-      <w:bookmarkStart w:id="18" w:name="_Toc240299051"/>
+      <w:bookmarkStart w:id="18" w:name="_Toc240299546"/>
       <w:r>
         <w:lastRenderedPageBreak/>
         <w:t>2.4 El piso de ruido: qué hace que la tabla signifique algo</w:t>
@@ -16787,7 +16787,7 @@
         <w:pStyle w:val="Ttulo2"/>
         <w:keepNext/>
       </w:pPr>
-      <w:bookmarkStart w:id="19" w:name="_Toc240299052"/>
+      <w:bookmarkStart w:id="19" w:name="_Toc240299547"/>
       <w:r>
         <w:t>2.5 Recortar las 17: medido, no opinado</w:t>
       </w:r>
@@ -16844,7 +16844,7 @@
           <w:left w:w="10" w:type="dxa"/>
           <w:right w:w="10" w:type="dxa"/>
         </w:tblCellMar>
-        <w:tblLook w:val="04A0" w:firstRow="1" w:lastRow="0" w:firstColumn="1" w:lastColumn="0" w:noHBand="0" w:noVBand="1"/>
+        <w:tblLook w:val="0000" w:firstRow="0" w:lastRow="0" w:firstColumn="0" w:lastColumn="0" w:noHBand="0" w:noVBand="0"/>
       </w:tblPr>
       <w:tblGrid>
         <w:gridCol w:w="2340"/>
@@ -17666,7 +17666,7 @@
         <w:pStyle w:val="Ttulo2"/>
         <w:keepNext/>
       </w:pPr>
-      <w:bookmarkStart w:id="20" w:name="_Toc240299053"/>
+      <w:bookmarkStart w:id="20" w:name="_Toc240299548"/>
       <w:r>
         <w:t>2.6 La tensión con el resultado multivariante, y por qué no es una contradicción</w:t>
       </w:r>
@@ -17845,7 +17845,7 @@
         <w:pStyle w:val="Ttulo2"/>
         <w:keepNext/>
       </w:pPr>
-      <w:bookmarkStart w:id="21" w:name="_Toc240299054"/>
+      <w:bookmarkStart w:id="21" w:name="_Toc240299549"/>
       <w:r>
         <w:t>2.7 Lo que esta sección no puede afirmar</w:t>
       </w:r>
@@ -17977,7 +17977,7 @@
         <w:pStyle w:val="Ttulo1"/>
         <w:keepNext/>
       </w:pPr>
-      <w:bookmarkStart w:id="22" w:name="_Toc240299055"/>
+      <w:bookmarkStart w:id="22" w:name="_Toc240299550"/>
       <w:r>
         <w:t>Los Dos Modelos: Fundacional y Avanzado</w:t>
       </w:r>
@@ -18031,7 +18031,7 @@
         <w:pStyle w:val="Ttulo2"/>
         <w:keepNext/>
       </w:pPr>
-      <w:bookmarkStart w:id="23" w:name="_Toc240299056"/>
+      <w:bookmarkStart w:id="23" w:name="_Toc240299551"/>
       <w:r>
         <w:lastRenderedPageBreak/>
         <w:t>1. El puente, que es lo que hace comparables a los dos</w:t>
@@ -18189,7 +18189,7 @@
         <w:pStyle w:val="Ttulo2"/>
         <w:keepNext/>
       </w:pPr>
-      <w:bookmarkStart w:id="24" w:name="_Toc240299057"/>
+      <w:bookmarkStart w:id="24" w:name="_Toc240299552"/>
       <w:r>
         <w:t>2. Modelo fundacional — Chronos-Bolt</w:t>
       </w:r>
@@ -18263,7 +18263,7 @@
           <w:left w:w="10" w:type="dxa"/>
           <w:right w:w="10" w:type="dxa"/>
         </w:tblCellMar>
-        <w:tblLook w:val="04A0" w:firstRow="1" w:lastRow="0" w:firstColumn="1" w:lastColumn="0" w:noHBand="0" w:noVBand="1"/>
+        <w:tblLook w:val="0000" w:firstRow="0" w:lastRow="0" w:firstColumn="0" w:lastColumn="0" w:noHBand="0" w:noVBand="0"/>
       </w:tblPr>
       <w:tblGrid>
         <w:gridCol w:w="2340"/>
@@ -18514,7 +18514,7 @@
         <w:pStyle w:val="Ttulo2"/>
         <w:keepNext/>
       </w:pPr>
-      <w:bookmarkStart w:id="25" w:name="_Toc240299058"/>
+      <w:bookmarkStart w:id="25" w:name="_Toc240299553"/>
       <w:r>
         <w:lastRenderedPageBreak/>
         <w:t>3. Modelo avanzado — iTransformer</w:t>
@@ -18556,7 +18556,7 @@
         <w:pStyle w:val="Ttulo3"/>
         <w:keepNext/>
       </w:pPr>
-      <w:bookmarkStart w:id="26" w:name="_Toc240299059"/>
+      <w:bookmarkStart w:id="26" w:name="_Toc240299554"/>
       <w:r>
         <w:t>Por qué no es Informer</w:t>
       </w:r>
@@ -18661,7 +18661,7 @@
         <w:pStyle w:val="Ttulo3"/>
         <w:keepNext/>
       </w:pPr>
-      <w:bookmarkStart w:id="27" w:name="_Toc240299060"/>
+      <w:bookmarkStart w:id="27" w:name="_Toc240299555"/>
       <w:r>
         <w:t>Lo que cuesta</w:t>
       </w:r>
@@ -18674,7 +18674,7 @@
           <w:left w:w="10" w:type="dxa"/>
           <w:right w:w="10" w:type="dxa"/>
         </w:tblCellMar>
-        <w:tblLook w:val="04A0" w:firstRow="1" w:lastRow="0" w:firstColumn="1" w:lastColumn="0" w:noHBand="0" w:noVBand="1"/>
+        <w:tblLook w:val="0000" w:firstRow="0" w:lastRow="0" w:firstColumn="0" w:lastColumn="0" w:noHBand="0" w:noVBand="0"/>
       </w:tblPr>
       <w:tblGrid>
         <w:gridCol w:w="4680"/>
@@ -18893,7 +18893,7 @@
           <w:left w:w="10" w:type="dxa"/>
           <w:right w:w="10" w:type="dxa"/>
         </w:tblCellMar>
-        <w:tblLook w:val="04A0" w:firstRow="1" w:lastRow="0" w:firstColumn="1" w:lastColumn="0" w:noHBand="0" w:noVBand="1"/>
+        <w:tblLook w:val="0000" w:firstRow="0" w:lastRow="0" w:firstColumn="0" w:lastColumn="0" w:noHBand="0" w:noVBand="0"/>
       </w:tblPr>
       <w:tblGrid>
         <w:gridCol w:w="2340"/>
@@ -19182,7 +19182,7 @@
         <w:pStyle w:val="Ttulo2"/>
         <w:keepNext/>
       </w:pPr>
-      <w:bookmarkStart w:id="28" w:name="_Toc240299061"/>
+      <w:bookmarkStart w:id="28" w:name="_Toc240299556"/>
       <w:r>
         <w:lastRenderedPageBreak/>
         <w:t>4. Rendimiento sobre validación</w:t>
@@ -19196,7 +19196,7 @@
           <w:left w:w="10" w:type="dxa"/>
           <w:right w:w="10" w:type="dxa"/>
         </w:tblCellMar>
-        <w:tblLook w:val="04A0" w:firstRow="1" w:lastRow="0" w:firstColumn="1" w:lastColumn="0" w:noHBand="0" w:noVBand="1"/>
+        <w:tblLook w:val="0000" w:firstRow="0" w:lastRow="0" w:firstColumn="0" w:lastColumn="0" w:noHBand="0" w:noVBand="0"/>
       </w:tblPr>
       <w:tblGrid>
         <w:gridCol w:w="4281"/>
@@ -19990,7 +19990,7 @@
         <w:pStyle w:val="Ttulo3"/>
         <w:keepNext/>
       </w:pPr>
-      <w:bookmarkStart w:id="29" w:name="_Toc240299062"/>
+      <w:bookmarkStart w:id="29" w:name="_Toc240299557"/>
       <w:r>
         <w:t>Las comparaciones que deciden</w:t>
       </w:r>
@@ -20021,7 +20021,7 @@
           <w:left w:w="10" w:type="dxa"/>
           <w:right w:w="10" w:type="dxa"/>
         </w:tblCellMar>
-        <w:tblLook w:val="04A0" w:firstRow="1" w:lastRow="0" w:firstColumn="1" w:lastColumn="0" w:noHBand="0" w:noVBand="1"/>
+        <w:tblLook w:val="0000" w:firstRow="0" w:lastRow="0" w:firstColumn="0" w:lastColumn="0" w:noHBand="0" w:noVBand="0"/>
       </w:tblPr>
       <w:tblGrid>
         <w:gridCol w:w="2340"/>
@@ -21074,7 +21074,7 @@
         <w:pStyle w:val="Ttulo2"/>
         <w:keepNext/>
       </w:pPr>
-      <w:bookmarkStart w:id="30" w:name="_Toc240299063"/>
+      <w:bookmarkStart w:id="30" w:name="_Toc240299558"/>
       <w:r>
         <w:t>5. Por qué no se ajustaron hiperparámetros</w:t>
       </w:r>
@@ -21202,7 +21202,7 @@
         <w:pStyle w:val="Ttulo2"/>
         <w:keepNext/>
       </w:pPr>
-      <w:bookmarkStart w:id="31" w:name="_Toc240299064"/>
+      <w:bookmarkStart w:id="31" w:name="_Toc240299559"/>
       <w:r>
         <w:t>6. Lo que no se puede afirmar, y por qué</w:t>
       </w:r>
@@ -21213,7 +21213,7 @@
         <w:pStyle w:val="Ttulo3"/>
         <w:keepNext/>
       </w:pPr>
-      <w:bookmarkStart w:id="32" w:name="_Toc240299065"/>
+      <w:bookmarkStart w:id="32" w:name="_Toc240299560"/>
       <w:r>
         <w:t>Los activos de apoyo: signo estable en las cinco, sin distinguibilidad afirmable</w:t>
       </w:r>
@@ -21302,7 +21302,7 @@
           <w:left w:w="10" w:type="dxa"/>
           <w:right w:w="10" w:type="dxa"/>
         </w:tblCellMar>
-        <w:tblLook w:val="04A0" w:firstRow="1" w:lastRow="0" w:firstColumn="1" w:lastColumn="0" w:noHBand="0" w:noVBand="1"/>
+        <w:tblLook w:val="0000" w:firstRow="0" w:lastRow="0" w:firstColumn="0" w:lastColumn="0" w:noHBand="0" w:noVBand="0"/>
       </w:tblPr>
       <w:tblGrid>
         <w:gridCol w:w="2340"/>
@@ -22129,7 +22129,7 @@
         <w:pStyle w:val="Ttulo3"/>
         <w:keepNext/>
       </w:pPr>
-      <w:bookmarkStart w:id="33" w:name="_Toc240299066"/>
+      <w:bookmarkStart w:id="33" w:name="_Toc240299561"/>
       <w:r>
         <w:t>La dispersión no es pareja, y es peor donde más importa</w:t>
       </w:r>
@@ -22150,7 +22150,7 @@
           <w:left w:w="10" w:type="dxa"/>
           <w:right w:w="10" w:type="dxa"/>
         </w:tblCellMar>
-        <w:tblLook w:val="04A0" w:firstRow="1" w:lastRow="0" w:firstColumn="1" w:lastColumn="0" w:noHBand="0" w:noVBand="1"/>
+        <w:tblLook w:val="0000" w:firstRow="0" w:lastRow="0" w:firstColumn="0" w:lastColumn="0" w:noHBand="0" w:noVBand="0"/>
       </w:tblPr>
       <w:tblGrid>
         <w:gridCol w:w="3120"/>
@@ -22786,7 +22786,7 @@
           <w:left w:w="10" w:type="dxa"/>
           <w:right w:w="10" w:type="dxa"/>
         </w:tblCellMar>
-        <w:tblLook w:val="04A0" w:firstRow="1" w:lastRow="0" w:firstColumn="1" w:lastColumn="0" w:noHBand="0" w:noVBand="1"/>
+        <w:tblLook w:val="0000" w:firstRow="0" w:lastRow="0" w:firstColumn="0" w:lastColumn="0" w:noHBand="0" w:noVBand="0"/>
       </w:tblPr>
       <w:tblGrid>
         <w:gridCol w:w="3120"/>
@@ -23097,7 +23097,7 @@
         <w:pStyle w:val="Ttulo3"/>
         <w:keepNext/>
       </w:pPr>
-      <w:bookmarkStart w:id="34" w:name="_Toc240299067"/>
+      <w:bookmarkStart w:id="34" w:name="_Toc240299562"/>
       <w:r>
         <w:lastRenderedPageBreak/>
         <w:t>El puente amplifica diferencias que no deberían importar</w:t>
@@ -23153,7 +23153,7 @@
         <w:pStyle w:val="Ttulo2"/>
         <w:keepNext/>
       </w:pPr>
-      <w:bookmarkStart w:id="35" w:name="_Toc240299068"/>
+      <w:bookmarkStart w:id="35" w:name="_Toc240299563"/>
       <w:r>
         <w:t>7. Por clase: lo que el bloque de prueba sugirió y lo que la potencia confirmó</w:t>
       </w:r>
@@ -23182,7 +23182,7 @@
         <w:pStyle w:val="Ttulo3"/>
         <w:keepNext/>
       </w:pPr>
-      <w:bookmarkStart w:id="36" w:name="_Toc240299069"/>
+      <w:bookmarkStart w:id="36" w:name="_Toc240299564"/>
       <w:r>
         <w:t>Lo que se vio en el bloque de prueba</w:t>
       </w:r>
@@ -23210,7 +23210,7 @@
           <w:left w:w="10" w:type="dxa"/>
           <w:right w:w="10" w:type="dxa"/>
         </w:tblCellMar>
-        <w:tblLook w:val="04A0" w:firstRow="1" w:lastRow="0" w:firstColumn="1" w:lastColumn="0" w:noHBand="0" w:noVBand="1"/>
+        <w:tblLook w:val="0000" w:firstRow="0" w:lastRow="0" w:firstColumn="0" w:lastColumn="0" w:noHBand="0" w:noVBand="0"/>
       </w:tblPr>
       <w:tblGrid>
         <w:gridCol w:w="4282"/>
@@ -23680,7 +23680,7 @@
         <w:pStyle w:val="Ttulo3"/>
         <w:keepNext/>
       </w:pPr>
-      <w:bookmarkStart w:id="37" w:name="_Toc240299070"/>
+      <w:bookmarkStart w:id="37" w:name="_Toc240299565"/>
       <w:r>
         <w:t>Lo que dice la agregación de los nueve tramos</w:t>
       </w:r>
@@ -23726,7 +23726,7 @@
           <w:left w:w="10" w:type="dxa"/>
           <w:right w:w="10" w:type="dxa"/>
         </w:tblCellMar>
-        <w:tblLook w:val="04A0" w:firstRow="1" w:lastRow="0" w:firstColumn="1" w:lastColumn="0" w:noHBand="0" w:noVBand="1"/>
+        <w:tblLook w:val="0000" w:firstRow="0" w:lastRow="0" w:firstColumn="0" w:lastColumn="0" w:noHBand="0" w:noVBand="0"/>
       </w:tblPr>
       <w:tblGrid>
         <w:gridCol w:w="1872"/>
@@ -24351,7 +24351,7 @@
         <w:pStyle w:val="Ttulo3"/>
         <w:keepNext/>
       </w:pPr>
-      <w:bookmarkStart w:id="38" w:name="_Toc240299071"/>
+      <w:bookmarkStart w:id="38" w:name="_Toc240299566"/>
       <w:r>
         <w:t>Por qué esto importa más allá de la tabla</w:t>
       </w:r>
@@ -24423,7 +24423,7 @@
         <w:pStyle w:val="Ttulo2"/>
         <w:keepNext/>
       </w:pPr>
-      <w:bookmarkStart w:id="39" w:name="_Toc240299072"/>
+      <w:bookmarkStart w:id="39" w:name="_Toc240299567"/>
       <w:r>
         <w:lastRenderedPageBreak/>
         <w:t>8. La celda que faltaba, y las tres lecturas escritas de antemano</w:t>
@@ -24536,7 +24536,7 @@
         <w:pStyle w:val="Ttulo2"/>
         <w:keepNext/>
       </w:pPr>
-      <w:bookmarkStart w:id="40" w:name="_Toc240299073"/>
+      <w:bookmarkStart w:id="40" w:name="_Toc240299568"/>
       <w:r>
         <w:t>9. Cómo se regenera cada cifra</w:t>
       </w:r>
@@ -24581,7 +24581,7 @@
           <w:left w:w="10" w:type="dxa"/>
           <w:right w:w="10" w:type="dxa"/>
         </w:tblCellMar>
-        <w:tblLook w:val="04A0" w:firstRow="1" w:lastRow="0" w:firstColumn="1" w:lastColumn="0" w:noHBand="0" w:noVBand="1"/>
+        <w:tblLook w:val="0000" w:firstRow="0" w:lastRow="0" w:firstColumn="0" w:lastColumn="0" w:noHBand="0" w:noVBand="0"/>
       </w:tblPr>
       <w:tblGrid>
         <w:gridCol w:w="4680"/>
@@ -24966,7 +24966,7 @@
         <w:pStyle w:val="Ttulo1"/>
         <w:keepNext/>
       </w:pPr>
-      <w:bookmarkStart w:id="41" w:name="_Toc240299074"/>
+      <w:bookmarkStart w:id="41" w:name="_Toc240299569"/>
       <w:r>
         <w:t>Pruebas de Detección</w:t>
       </w:r>
@@ -25221,17 +25221,77 @@
         <w:t>exactamente cero</w:t>
       </w:r>
       <w:r>
-        <w:t xml:space="preserve">: no   identifica un solo máximo, y el azar también da cero, así que no lo supera estrictamente.   Fallar así —cero, no poco— apunta al </w:t>
-      </w:r>
-      <w:r>
-        <w:rPr>
-          <w:b/>
-          <w:bCs/>
-        </w:rPr>
-        <w:t>puente</w:t>
-      </w:r>
-      <w:r>
-        <w:t xml:space="preserve">: una trayectoria suave nunca produce las catorce   desigualdades encadenadas que exige un máximo estricto. - </w:t>
+        <w:t xml:space="preserve">: no acierta   ninguno de los </w:t>
+      </w:r>
+      <w:r>
+        <w:rPr>
+          <w:b/>
+          <w:bCs/>
+        </w:rPr>
+        <w:t>14</w:t>
+      </w:r>
+      <w:r>
+        <w:t xml:space="preserve"> máximos reales, y el azar también da cero, así que no lo supera   estrictamente. </w:t>
+      </w:r>
+      <w:r>
+        <w:rPr>
+          <w:b/>
+          <w:bCs/>
+        </w:rPr>
+        <w:t>Aquí el informe dio antes una explicación que resultó falsa</w:t>
+      </w:r>
+      <w:r>
+        <w:t xml:space="preserve"> —que una   trayectoria suave no llega a producir las catorce desigualdades encadenadas—. M3 lo midió: el   iTransformer </w:t>
+      </w:r>
+      <w:r>
+        <w:rPr>
+          <w:b/>
+          <w:bCs/>
+        </w:rPr>
+        <w:t>predice 29 máximos y 36 mínimos</w:t>
+      </w:r>
+      <w:r>
+        <w:t xml:space="preserve">, así que el puente </w:t>
+      </w:r>
+      <w:r>
+        <w:rPr>
+          <w:b/>
+          <w:bCs/>
+        </w:rPr>
+        <w:t>sí</w:t>
+      </w:r>
+      <w:r>
+        <w:t xml:space="preserve"> los produce.   </w:t>
+      </w:r>
+      <w:r>
+        <w:rPr>
+          <w:b/>
+          <w:bCs/>
+        </w:rPr>
+        <w:t>Ninguno de los 29 cae sobre un máximo real</w:t>
+      </w:r>
+      <w:r>
+        <w:t xml:space="preserve">, y solo </w:t>
+      </w:r>
+      <w:r>
+        <w:rPr>
+          <w:b/>
+          <w:bCs/>
+        </w:rPr>
+        <w:t>1 de 29</w:t>
+      </w:r>
+      <w:r>
+        <w:t xml:space="preserve"> cae a una vela o menos,   frente a </w:t>
+      </w:r>
+      <w:r>
+        <w:rPr>
+          <w:b/>
+          <w:bCs/>
+        </w:rPr>
+        <w:t>38 de 54</w:t>
+      </w:r>
+      <w:r>
+        <w:t xml:space="preserve"> del bosque. Marca giros, pero lejos. Y con 14 casos, cero aciertos contra   dos no son distinguibles: la cifra es exacta, pero no autoriza a decir «nunca». - </w:t>
       </w:r>
       <w:r>
         <w:rPr>
@@ -25269,7 +25329,7 @@
         <w:pStyle w:val="Ttulo2"/>
         <w:keepNext/>
       </w:pPr>
-      <w:bookmarkStart w:id="42" w:name="_Toc240299075"/>
+      <w:bookmarkStart w:id="42" w:name="_Toc240299570"/>
       <w:r>
         <w:t>4.1 Qué demuestra cada una</w:t>
       </w:r>
@@ -25316,7 +25376,7 @@
           <w:left w:w="10" w:type="dxa"/>
           <w:right w:w="10" w:type="dxa"/>
         </w:tblCellMar>
-        <w:tblLook w:val="04A0" w:firstRow="1" w:lastRow="0" w:firstColumn="1" w:lastColumn="0" w:noHBand="0" w:noVBand="1"/>
+        <w:tblLook w:val="0000" w:firstRow="0" w:lastRow="0" w:firstColumn="0" w:lastColumn="0" w:noHBand="0" w:noVBand="0"/>
       </w:tblPr>
       <w:tblGrid>
         <w:gridCol w:w="2340"/>
@@ -25577,6 +25637,7 @@
                 <w:sz w:val="22"/>
                 <w:szCs w:val="22"/>
               </w:rPr>
+              <w:lastRenderedPageBreak/>
               <w:t>2</w:t>
             </w:r>
           </w:p>
@@ -25806,7 +25867,6 @@
                 <w:sz w:val="22"/>
                 <w:szCs w:val="22"/>
               </w:rPr>
-              <w:lastRenderedPageBreak/>
               <w:t>4</w:t>
             </w:r>
           </w:p>
@@ -25908,7 +25968,7 @@
         <w:pStyle w:val="Ttulo2"/>
         <w:keepNext/>
       </w:pPr>
-      <w:bookmarkStart w:id="43" w:name="_Toc240299076"/>
+      <w:bookmarkStart w:id="43" w:name="_Toc240299571"/>
       <w:r>
         <w:t>4.2 Prueba 1 · El etiquetador, sobre una serie construida</w:t>
       </w:r>
@@ -25972,7 +26032,7 @@
           <w:left w:w="10" w:type="dxa"/>
           <w:right w:w="10" w:type="dxa"/>
         </w:tblCellMar>
-        <w:tblLook w:val="04A0" w:firstRow="1" w:lastRow="0" w:firstColumn="1" w:lastColumn="0" w:noHBand="0" w:noVBand="1"/>
+        <w:tblLook w:val="0000" w:firstRow="0" w:lastRow="0" w:firstColumn="0" w:lastColumn="0" w:noHBand="0" w:noVBand="0"/>
       </w:tblPr>
       <w:tblGrid>
         <w:gridCol w:w="4680"/>
@@ -26240,7 +26300,7 @@
         <w:pStyle w:val="Ttulo2"/>
         <w:keepNext/>
       </w:pPr>
-      <w:bookmarkStart w:id="44" w:name="_Toc240299077"/>
+      <w:bookmarkStart w:id="44" w:name="_Toc240299572"/>
       <w:r>
         <w:t>4.3 Prueba 2 · El circuito completo, sobre datos sintéticos</w:t>
       </w:r>
@@ -26280,6 +26340,7 @@
           <w:b/>
           <w:bCs/>
         </w:rPr>
+        <w:lastRenderedPageBreak/>
         <w:t>Criterio fijado antes:</w:t>
       </w:r>
       <w:r>
@@ -26313,7 +26374,6 @@
           <w:b/>
           <w:bCs/>
         </w:rPr>
-        <w:lastRenderedPageBreak/>
         <w:t>Tabla 11</w:t>
       </w:r>
     </w:p>
@@ -26337,7 +26397,7 @@
           <w:left w:w="10" w:type="dxa"/>
           <w:right w:w="10" w:type="dxa"/>
         </w:tblCellMar>
-        <w:tblLook w:val="04A0" w:firstRow="1" w:lastRow="0" w:firstColumn="1" w:lastColumn="0" w:noHBand="0" w:noVBand="1"/>
+        <w:tblLook w:val="0000" w:firstRow="0" w:lastRow="0" w:firstColumn="0" w:lastColumn="0" w:noHBand="0" w:noVBand="0"/>
       </w:tblPr>
       <w:tblGrid>
         <w:gridCol w:w="3120"/>
@@ -26744,7 +26804,7 @@
         <w:pStyle w:val="Ttulo2"/>
         <w:keepNext/>
       </w:pPr>
-      <w:bookmarkStart w:id="45" w:name="_Toc240299078"/>
+      <w:bookmarkStart w:id="45" w:name="_Toc240299573"/>
       <w:r>
         <w:t>4.4 Prueba 3 · Sobre el bloque de entrenamiento</w:t>
       </w:r>
@@ -26798,7 +26858,7 @@
           <w:left w:w="10" w:type="dxa"/>
           <w:right w:w="10" w:type="dxa"/>
         </w:tblCellMar>
-        <w:tblLook w:val="04A0" w:firstRow="1" w:lastRow="0" w:firstColumn="1" w:lastColumn="0" w:noHBand="0" w:noVBand="1"/>
+        <w:tblLook w:val="0000" w:firstRow="0" w:lastRow="0" w:firstColumn="0" w:lastColumn="0" w:noHBand="0" w:noVBand="0"/>
       </w:tblPr>
       <w:tblGrid>
         <w:gridCol w:w="3120"/>
@@ -27166,6 +27226,7 @@
           <w:b/>
           <w:bCs/>
         </w:rPr>
+        <w:lastRenderedPageBreak/>
         <w:t>Y aquí hay que ser explícito, porque es la cifra más alta del informe y la que menos vale.</w:t>
       </w:r>
       <w:r>
@@ -27177,7 +27238,6 @@
         <w:ind w:left="720"/>
       </w:pPr>
       <w:r>
-        <w:lastRenderedPageBreak/>
         <w:t xml:space="preserve">Un resultado alto aquí </w:t>
       </w:r>
       <w:r>
@@ -27232,7 +27292,7 @@
         <w:pStyle w:val="Ttulo2"/>
         <w:keepNext/>
       </w:pPr>
-      <w:bookmarkStart w:id="46" w:name="_Toc240299079"/>
+      <w:bookmarkStart w:id="46" w:name="_Toc240299574"/>
       <w:r>
         <w:t>4.5 Prueba 4 · Tiempo real, y por qué es la única que busca fuga</w:t>
       </w:r>
@@ -27324,7 +27384,7 @@
           <w:left w:w="10" w:type="dxa"/>
           <w:right w:w="10" w:type="dxa"/>
         </w:tblCellMar>
-        <w:tblLook w:val="04A0" w:firstRow="1" w:lastRow="0" w:firstColumn="1" w:lastColumn="0" w:noHBand="0" w:noVBand="1"/>
+        <w:tblLook w:val="0000" w:firstRow="0" w:lastRow="0" w:firstColumn="0" w:lastColumn="0" w:noHBand="0" w:noVBand="0"/>
       </w:tblPr>
       <w:tblGrid>
         <w:gridCol w:w="4680"/>
@@ -27548,7 +27608,7 @@
         <w:pStyle w:val="Ttulo3"/>
         <w:keepNext/>
       </w:pPr>
-      <w:bookmarkStart w:id="47" w:name="_Toc240299080"/>
+      <w:bookmarkStart w:id="47" w:name="_Toc240299575"/>
       <w:r>
         <w:t>La cola sin confirmar, y por qué se muestra</w:t>
       </w:r>
@@ -27691,7 +27751,7 @@
         <w:pStyle w:val="Ttulo2"/>
         <w:keepNext/>
       </w:pPr>
-      <w:bookmarkStart w:id="48" w:name="_Toc240299081"/>
+      <w:bookmarkStart w:id="48" w:name="_Toc240299576"/>
       <w:r>
         <w:t>4.6 Lo que las cuatro juntas permiten decir</w:t>
       </w:r>
@@ -27750,7 +27810,7 @@
         <w:pStyle w:val="Ttulo1"/>
         <w:keepNext/>
       </w:pPr>
-      <w:bookmarkStart w:id="49" w:name="_Toc240299082"/>
+      <w:bookmarkStart w:id="49" w:name="_Toc240299577"/>
       <w:r>
         <w:lastRenderedPageBreak/>
         <w:t>Rendimiento</w:t>
@@ -27907,7 +27967,7 @@
         <w:pStyle w:val="Ttulo2"/>
         <w:keepNext/>
       </w:pPr>
-      <w:bookmarkStart w:id="50" w:name="_Toc240299083"/>
+      <w:bookmarkStart w:id="50" w:name="_Toc240299578"/>
       <w:r>
         <w:t>5.1 La comparación sobre validación</w:t>
       </w:r>
@@ -27946,7 +28006,7 @@
           <w:left w:w="10" w:type="dxa"/>
           <w:right w:w="10" w:type="dxa"/>
         </w:tblCellMar>
-        <w:tblLook w:val="04A0" w:firstRow="1" w:lastRow="0" w:firstColumn="1" w:lastColumn="0" w:noHBand="0" w:noVBand="1"/>
+        <w:tblLook w:val="0000" w:firstRow="0" w:lastRow="0" w:firstColumn="0" w:lastColumn="0" w:noHBand="0" w:noVBand="0"/>
       </w:tblPr>
       <w:tblGrid>
         <w:gridCol w:w="2340"/>
@@ -29115,7 +29175,7 @@
         <w:pStyle w:val="Ttulo2"/>
         <w:keepNext/>
       </w:pPr>
-      <w:bookmarkStart w:id="51" w:name="_Toc240299084"/>
+      <w:bookmarkStart w:id="51" w:name="_Toc240299579"/>
       <w:r>
         <w:t>5.2 Qué es la Precisión Direccional aquí, y por qué hubo que decidirlo</w:t>
       </w:r>
@@ -29268,7 +29328,7 @@
         <w:pStyle w:val="Ttulo2"/>
         <w:keepNext/>
       </w:pPr>
-      <w:bookmarkStart w:id="52" w:name="_Toc240299085"/>
+      <w:bookmarkStart w:id="52" w:name="_Toc240299580"/>
       <w:r>
         <w:t>5.3 Comparar medias no alcanza: los intervalos</w:t>
       </w:r>
@@ -29370,7 +29430,7 @@
           <w:left w:w="10" w:type="dxa"/>
           <w:right w:w="10" w:type="dxa"/>
         </w:tblCellMar>
-        <w:tblLook w:val="04A0" w:firstRow="1" w:lastRow="0" w:firstColumn="1" w:lastColumn="0" w:noHBand="0" w:noVBand="1"/>
+        <w:tblLook w:val="0000" w:firstRow="0" w:lastRow="0" w:firstColumn="0" w:lastColumn="0" w:noHBand="0" w:noVBand="0"/>
       </w:tblPr>
       <w:tblGrid>
         <w:gridCol w:w="2340"/>
@@ -30036,7 +30096,7 @@
         <w:pStyle w:val="Ttulo2"/>
         <w:keepNext/>
       </w:pPr>
-      <w:bookmarkStart w:id="53" w:name="_Toc240299086"/>
+      <w:bookmarkStart w:id="53" w:name="_Toc240299581"/>
       <w:r>
         <w:t>5.4 Un intervalo de esta tabla no se reproduce, y se declara</w:t>
       </w:r>
@@ -30072,7 +30132,7 @@
           <w:left w:w="10" w:type="dxa"/>
           <w:right w:w="10" w:type="dxa"/>
         </w:tblCellMar>
-        <w:tblLook w:val="04A0" w:firstRow="1" w:lastRow="0" w:firstColumn="1" w:lastColumn="0" w:noHBand="0" w:noVBand="1"/>
+        <w:tblLook w:val="0000" w:firstRow="0" w:lastRow="0" w:firstColumn="0" w:lastColumn="0" w:noHBand="0" w:noVBand="0"/>
       </w:tblPr>
       <w:tblGrid>
         <w:gridCol w:w="2340"/>
@@ -30656,7 +30716,7 @@
         <w:pStyle w:val="Ttulo2"/>
         <w:keepNext/>
       </w:pPr>
-      <w:bookmarkStart w:id="54" w:name="_Toc240299087"/>
+      <w:bookmarkStart w:id="54" w:name="_Toc240299582"/>
       <w:r>
         <w:t>5.5 El bloque de prueba</w:t>
       </w:r>
@@ -30754,10 +30814,10 @@
           <w:noProof/>
         </w:rPr>
         <w:drawing>
-          <wp:inline distT="0" distB="0" distL="0" distR="0" wp14:anchorId="18809E77" wp14:editId="194BEC29">
+          <wp:inline distT="0" distB="0" distL="0" distR="0" wp14:anchorId="210BCBE9" wp14:editId="5C9A68A8">
             <wp:extent cx="5715000" cy="2828925"/>
             <wp:effectExtent l="0" t="0" r="0" b="0"/>
-            <wp:docPr id="1259341590" name="Imagen 1259341590"/>
+            <wp:docPr id="1858048929" name="Imagen 1858048929"/>
             <wp:cNvGraphicFramePr>
               <a:graphicFrameLocks xmlns:a="http://schemas.openxmlformats.org/drawingml/2006/main" noChangeAspect="1"/>
             </wp:cNvGraphicFramePr>
@@ -30852,7 +30912,7 @@
           <w:left w:w="10" w:type="dxa"/>
           <w:right w:w="10" w:type="dxa"/>
         </w:tblCellMar>
-        <w:tblLook w:val="04A0" w:firstRow="1" w:lastRow="0" w:firstColumn="1" w:lastColumn="0" w:noHBand="0" w:noVBand="1"/>
+        <w:tblLook w:val="0000" w:firstRow="0" w:lastRow="0" w:firstColumn="0" w:lastColumn="0" w:noHBand="0" w:noVBand="0"/>
       </w:tblPr>
       <w:tblGrid>
         <w:gridCol w:w="1872"/>
@@ -31873,10 +31933,10 @@
           <w:noProof/>
         </w:rPr>
         <w:drawing>
-          <wp:inline distT="0" distB="0" distL="0" distR="0" wp14:anchorId="10AFABD3" wp14:editId="3E5F89B4">
+          <wp:inline distT="0" distB="0" distL="0" distR="0" wp14:anchorId="2AADEC05" wp14:editId="6D444060">
             <wp:extent cx="5715000" cy="2543175"/>
             <wp:effectExtent l="0" t="0" r="0" b="0"/>
-            <wp:docPr id="366405832" name="Imagen 366405832"/>
+            <wp:docPr id="1411524588" name="Imagen 1411524588"/>
             <wp:cNvGraphicFramePr>
               <a:graphicFrameLocks xmlns:a="http://schemas.openxmlformats.org/drawingml/2006/main" noChangeAspect="1"/>
             </wp:cNvGraphicFramePr>
@@ -31943,7 +32003,7 @@
         <w:pStyle w:val="Ttulo3"/>
         <w:keepNext/>
       </w:pPr>
-      <w:bookmarkStart w:id="55" w:name="_Toc240299088"/>
+      <w:bookmarkStart w:id="55" w:name="_Toc240299583"/>
       <w:r>
         <w:lastRenderedPageBreak/>
         <w:t>La regla de decisión, aplicada</w:t>
@@ -32022,7 +32082,7 @@
           <w:left w:w="10" w:type="dxa"/>
           <w:right w:w="10" w:type="dxa"/>
         </w:tblCellMar>
-        <w:tblLook w:val="04A0" w:firstRow="1" w:lastRow="0" w:firstColumn="1" w:lastColumn="0" w:noHBand="0" w:noVBand="1"/>
+        <w:tblLook w:val="0000" w:firstRow="0" w:lastRow="0" w:firstColumn="0" w:lastColumn="0" w:noHBand="0" w:noVBand="0"/>
       </w:tblPr>
       <w:tblGrid>
         <w:gridCol w:w="3120"/>
@@ -32432,7 +32492,7 @@
         <w:pStyle w:val="Ttulo3"/>
         <w:keepNext/>
       </w:pPr>
-      <w:bookmarkStart w:id="56" w:name="_Toc240299089"/>
+      <w:bookmarkStart w:id="56" w:name="_Toc240299584"/>
       <w:r>
         <w:t>Lo que el informe dice, escrito antes de saber cuál tocaba</w:t>
       </w:r>
@@ -32590,7 +32650,7 @@
         <w:pStyle w:val="Ttulo3"/>
         <w:keepNext/>
       </w:pPr>
-      <w:bookmarkStart w:id="57" w:name="_Toc240299090"/>
+      <w:bookmarkStart w:id="57" w:name="_Toc240299585"/>
       <w:r>
         <w:t>El criterio de aceptación falla, y por una razón que no es la del intervalo</w:t>
       </w:r>
@@ -32723,7 +32783,7 @@
         <w:pStyle w:val="Ttulo3"/>
         <w:keepNext/>
       </w:pPr>
-      <w:bookmarkStart w:id="58" w:name="_Toc240299091"/>
+      <w:bookmarkStart w:id="58" w:name="_Toc240299586"/>
       <w:r>
         <w:t>Un hueco de la herramienta, declarado</w:t>
       </w:r>
@@ -32809,7 +32869,7 @@
         <w:pStyle w:val="Ttulo1"/>
         <w:keepNext/>
       </w:pPr>
-      <w:bookmarkStart w:id="59" w:name="_Toc240299092"/>
+      <w:bookmarkStart w:id="59" w:name="_Toc240299587"/>
       <w:r>
         <w:t>Limitaciones</w:t>
       </w:r>
@@ -32917,7 +32977,7 @@
         <w:pStyle w:val="Ttulo2"/>
         <w:keepNext/>
       </w:pPr>
-      <w:bookmarkStart w:id="60" w:name="_Toc240299093"/>
+      <w:bookmarkStart w:id="60" w:name="_Toc240299588"/>
       <w:r>
         <w:t>6.1 Los activos de apoyo aportan poco, y no lo mismo en las dos familias</w:t>
       </w:r>
@@ -32945,7 +33005,7 @@
           <w:left w:w="10" w:type="dxa"/>
           <w:right w:w="10" w:type="dxa"/>
         </w:tblCellMar>
-        <w:tblLook w:val="04A0" w:firstRow="1" w:lastRow="0" w:firstColumn="1" w:lastColumn="0" w:noHBand="0" w:noVBand="1"/>
+        <w:tblLook w:val="0000" w:firstRow="0" w:lastRow="0" w:firstColumn="0" w:lastColumn="0" w:noHBand="0" w:noVBand="0"/>
       </w:tblPr>
       <w:tblGrid>
         <w:gridCol w:w="4680"/>
@@ -33355,7 +33415,7 @@
         <w:pStyle w:val="Ttulo2"/>
         <w:keepNext/>
       </w:pPr>
-      <w:bookmarkStart w:id="61" w:name="_Toc240299094"/>
+      <w:bookmarkStart w:id="61" w:name="_Toc240299589"/>
       <w:r>
         <w:t>6.2 Ningún modelo profundo mejora al bosque clásico</w:t>
       </w:r>
@@ -33557,7 +33617,7 @@
         <w:pStyle w:val="Ttulo2"/>
         <w:keepNext/>
       </w:pPr>
-      <w:bookmarkStart w:id="62" w:name="_Toc240299095"/>
+      <w:bookmarkStart w:id="62" w:name="_Toc240299590"/>
       <w:r>
         <w:t>6.3 Un criterio del proyecto no se puede aplicar a uno de los modelos</w:t>
       </w:r>
@@ -33769,10 +33829,10 @@
           <w:noProof/>
         </w:rPr>
         <w:drawing>
-          <wp:inline distT="0" distB="0" distL="0" distR="0" wp14:anchorId="7232A63D" wp14:editId="1C2068ED">
+          <wp:inline distT="0" distB="0" distL="0" distR="0" wp14:anchorId="6E66846E" wp14:editId="6DF35CFB">
             <wp:extent cx="5715000" cy="2562225"/>
             <wp:effectExtent l="0" t="0" r="0" b="0"/>
-            <wp:docPr id="1925001886" name="Imagen 1925001886"/>
+            <wp:docPr id="1283036572" name="Imagen 1283036572"/>
             <wp:cNvGraphicFramePr>
               <a:graphicFrameLocks xmlns:a="http://schemas.openxmlformats.org/drawingml/2006/main" noChangeAspect="1"/>
             </wp:cNvGraphicFramePr>
@@ -33932,7 +33992,7 @@
         <w:pStyle w:val="Ttulo2"/>
         <w:keepNext/>
       </w:pPr>
-      <w:bookmarkStart w:id="63" w:name="_Toc240299096"/>
+      <w:bookmarkStart w:id="63" w:name="_Toc240299591"/>
       <w:r>
         <w:t>6.4 El puente de trayectoria a etiqueta amplifica diferencias mínimas</w:t>
       </w:r>
@@ -34089,7 +34149,7 @@
         <w:pStyle w:val="Ttulo2"/>
         <w:keepNext/>
       </w:pPr>
-      <w:bookmarkStart w:id="64" w:name="_Toc240299097"/>
+      <w:bookmarkStart w:id="64" w:name="_Toc240299592"/>
       <w:r>
         <w:t>6.5 El análisis con datos estáticos, que es lo que el enunciado pide</w:t>
       </w:r>
@@ -34269,7 +34329,7 @@
         <w:pStyle w:val="Ttulo2"/>
         <w:keepNext/>
       </w:pPr>
-      <w:bookmarkStart w:id="65" w:name="_Toc240299098"/>
+      <w:bookmarkStart w:id="65" w:name="_Toc240299593"/>
       <w:r>
         <w:lastRenderedPageBreak/>
         <w:t>6.6 Resumen</w:t>
@@ -34309,7 +34369,7 @@
           <w:left w:w="10" w:type="dxa"/>
           <w:right w:w="10" w:type="dxa"/>
         </w:tblCellMar>
-        <w:tblLook w:val="04A0" w:firstRow="1" w:lastRow="0" w:firstColumn="1" w:lastColumn="0" w:noHBand="0" w:noVBand="1"/>
+        <w:tblLook w:val="0000" w:firstRow="0" w:lastRow="0" w:firstColumn="0" w:lastColumn="0" w:noHBand="0" w:noVBand="0"/>
       </w:tblPr>
       <w:tblGrid>
         <w:gridCol w:w="2340"/>
@@ -34902,7 +34962,7 @@
         <w:pStyle w:val="Ttulo1"/>
         <w:keepNext/>
       </w:pPr>
-      <w:bookmarkStart w:id="66" w:name="_Toc240299099"/>
+      <w:bookmarkStart w:id="66" w:name="_Toc240299594"/>
       <w:r>
         <w:t>Conclusiones</w:t>
       </w:r>
@@ -34962,7 +35022,7 @@
         <w:pStyle w:val="Ttulo2"/>
         <w:keepNext/>
       </w:pPr>
-      <w:bookmarkStart w:id="67" w:name="_Toc240299100"/>
+      <w:bookmarkStart w:id="67" w:name="_Toc240299595"/>
       <w:r>
         <w:t>Lo que se sostiene</w:t>
       </w:r>
@@ -35094,7 +35154,7 @@
         <w:pStyle w:val="Ttulo2"/>
         <w:keepNext/>
       </w:pPr>
-      <w:bookmarkStart w:id="68" w:name="_Toc240299101"/>
+      <w:bookmarkStart w:id="68" w:name="_Toc240299596"/>
       <w:r>
         <w:t>Lo que no se sostiene</w:t>
       </w:r>
@@ -35209,7 +35269,7 @@
         <w:pStyle w:val="Ttulo2"/>
         <w:keepNext/>
       </w:pPr>
-      <w:bookmarkStart w:id="69" w:name="_Toc240299102"/>
+      <w:bookmarkStart w:id="69" w:name="_Toc240299597"/>
       <w:r>
         <w:t>Lo que el proyecto aprendió sobre cómo trabajar, que es lo que se lleva</w:t>
       </w:r>
@@ -35344,7 +35404,7 @@
         <w:pStyle w:val="Ttulo2"/>
         <w:keepNext/>
       </w:pPr>
-      <w:bookmarkStart w:id="70" w:name="_Toc240299103"/>
+      <w:bookmarkStart w:id="70" w:name="_Toc240299598"/>
       <w:r>
         <w:t>Lo que hicimos después de medir, y qué salió</w:t>
       </w:r>
@@ -35383,7 +35443,7 @@
           <w:left w:w="10" w:type="dxa"/>
           <w:right w:w="10" w:type="dxa"/>
         </w:tblCellMar>
-        <w:tblLook w:val="04A0" w:firstRow="1" w:lastRow="0" w:firstColumn="1" w:lastColumn="0" w:noHBand="0" w:noVBand="1"/>
+        <w:tblLook w:val="0000" w:firstRow="0" w:lastRow="0" w:firstColumn="0" w:lastColumn="0" w:noHBand="0" w:noVBand="0"/>
       </w:tblPr>
       <w:tblGrid>
         <w:gridCol w:w="3120"/>
@@ -35677,7 +35737,7 @@
         <w:pStyle w:val="Ttulo3"/>
         <w:keepNext/>
       </w:pPr>
-      <w:bookmarkStart w:id="71" w:name="_Toc240299104"/>
+      <w:bookmarkStart w:id="71" w:name="_Toc240299599"/>
       <w:r>
         <w:t>El diagnóstico</w:t>
       </w:r>
@@ -35723,7 +35783,7 @@
           <w:left w:w="10" w:type="dxa"/>
           <w:right w:w="10" w:type="dxa"/>
         </w:tblCellMar>
-        <w:tblLook w:val="04A0" w:firstRow="1" w:lastRow="0" w:firstColumn="1" w:lastColumn="0" w:noHBand="0" w:noVBand="1"/>
+        <w:tblLook w:val="0000" w:firstRow="0" w:lastRow="0" w:firstColumn="0" w:lastColumn="0" w:noHBand="0" w:noVBand="0"/>
       </w:tblPr>
       <w:tblGrid>
         <w:gridCol w:w="3120"/>
@@ -36188,7 +36248,7 @@
         <w:pStyle w:val="Ttulo3"/>
         <w:keepNext/>
       </w:pPr>
-      <w:bookmarkStart w:id="72" w:name="_Toc240299105"/>
+      <w:bookmarkStart w:id="72" w:name="_Toc240299600"/>
       <w:r>
         <w:t>Lo que sí resolvió la pregunta: medir muchas veces en vez de una</w:t>
       </w:r>
@@ -36256,7 +36316,7 @@
           <w:left w:w="10" w:type="dxa"/>
           <w:right w:w="10" w:type="dxa"/>
         </w:tblCellMar>
-        <w:tblLook w:val="04A0" w:firstRow="1" w:lastRow="0" w:firstColumn="1" w:lastColumn="0" w:noHBand="0" w:noVBand="1"/>
+        <w:tblLook w:val="0000" w:firstRow="0" w:lastRow="0" w:firstColumn="0" w:lastColumn="0" w:noHBand="0" w:noVBand="0"/>
       </w:tblPr>
       <w:tblGrid>
         <w:gridCol w:w="4680"/>
@@ -36583,7 +36643,7 @@
           <w:left w:w="10" w:type="dxa"/>
           <w:right w:w="10" w:type="dxa"/>
         </w:tblCellMar>
-        <w:tblLook w:val="04A0" w:firstRow="1" w:lastRow="0" w:firstColumn="1" w:lastColumn="0" w:noHBand="0" w:noVBand="1"/>
+        <w:tblLook w:val="0000" w:firstRow="0" w:lastRow="0" w:firstColumn="0" w:lastColumn="0" w:noHBand="0" w:noVBand="0"/>
       </w:tblPr>
       <w:tblGrid>
         <w:gridCol w:w="4680"/>
@@ -36918,7 +36978,7 @@
         <w:pStyle w:val="Ttulo3"/>
         <w:keepNext/>
       </w:pPr>
-      <w:bookmarkStart w:id="73" w:name="_Toc240299106"/>
+      <w:bookmarkStart w:id="73" w:name="_Toc240299601"/>
       <w:r>
         <w:t>La medición que cierra la pregunta: era potencia, y ahora está demostrado</w:t>
       </w:r>
@@ -36982,7 +37042,7 @@
           <w:left w:w="10" w:type="dxa"/>
           <w:right w:w="10" w:type="dxa"/>
         </w:tblCellMar>
-        <w:tblLook w:val="04A0" w:firstRow="1" w:lastRow="0" w:firstColumn="1" w:lastColumn="0" w:noHBand="0" w:noVBand="1"/>
+        <w:tblLook w:val="0000" w:firstRow="0" w:lastRow="0" w:firstColumn="0" w:lastColumn="0" w:noHBand="0" w:noVBand="0"/>
       </w:tblPr>
       <w:tblGrid>
         <w:gridCol w:w="2340"/>
@@ -37613,7 +37673,7 @@
         <w:pStyle w:val="Ttulo3"/>
         <w:keepNext/>
       </w:pPr>
-      <w:bookmarkStart w:id="74" w:name="_Toc240299107"/>
+      <w:bookmarkStart w:id="74" w:name="_Toc240299602"/>
       <w:r>
         <w:t>La corrección más grande: el bosque sí detecta las dos clases</w:t>
       </w:r>
@@ -37697,7 +37757,7 @@
           <w:left w:w="10" w:type="dxa"/>
           <w:right w:w="10" w:type="dxa"/>
         </w:tblCellMar>
-        <w:tblLook w:val="04A0" w:firstRow="1" w:lastRow="0" w:firstColumn="1" w:lastColumn="0" w:noHBand="0" w:noVBand="1"/>
+        <w:tblLook w:val="0000" w:firstRow="0" w:lastRow="0" w:firstColumn="0" w:lastColumn="0" w:noHBand="0" w:noVBand="0"/>
       </w:tblPr>
       <w:tblGrid>
         <w:gridCol w:w="1872"/>
@@ -38759,7 +38819,7 @@
         <w:pStyle w:val="Ttulo3"/>
         <w:keepNext/>
       </w:pPr>
-      <w:bookmarkStart w:id="75" w:name="_Toc240299108"/>
+      <w:bookmarkStart w:id="75" w:name="_Toc240299603"/>
       <w:r>
         <w:lastRenderedPageBreak/>
         <w:t>Y lo que la potencia corrige de un resultado central del informe</w:t>
@@ -38806,7 +38866,7 @@
           <w:left w:w="10" w:type="dxa"/>
           <w:right w:w="10" w:type="dxa"/>
         </w:tblCellMar>
-        <w:tblLook w:val="04A0" w:firstRow="1" w:lastRow="0" w:firstColumn="1" w:lastColumn="0" w:noHBand="0" w:noVBand="1"/>
+        <w:tblLook w:val="0000" w:firstRow="0" w:lastRow="0" w:firstColumn="0" w:lastColumn="0" w:noHBand="0" w:noVBand="0"/>
       </w:tblPr>
       <w:tblGrid>
         <w:gridCol w:w="2340"/>
@@ -39386,7 +39446,7 @@
         <w:pStyle w:val="Ttulo3"/>
         <w:keepNext/>
       </w:pPr>
-      <w:bookmarkStart w:id="76" w:name="_Toc240299109"/>
+      <w:bookmarkStart w:id="76" w:name="_Toc240299604"/>
       <w:r>
         <w:t>La prueba que no dependía de nuestra disciplina</w:t>
       </w:r>
@@ -39480,7 +39540,7 @@
           <w:left w:w="10" w:type="dxa"/>
           <w:right w:w="10" w:type="dxa"/>
         </w:tblCellMar>
-        <w:tblLook w:val="04A0" w:firstRow="1" w:lastRow="0" w:firstColumn="1" w:lastColumn="0" w:noHBand="0" w:noVBand="1"/>
+        <w:tblLook w:val="0000" w:firstRow="0" w:lastRow="0" w:firstColumn="0" w:lastColumn="0" w:noHBand="0" w:noVBand="0"/>
       </w:tblPr>
       <w:tblGrid>
         <w:gridCol w:w="1872"/>
@@ -40018,7 +40078,7 @@
         <w:pStyle w:val="Ttulo3"/>
         <w:keepNext/>
       </w:pPr>
-      <w:bookmarkStart w:id="77" w:name="_Toc240299110"/>
+      <w:bookmarkStart w:id="77" w:name="_Toc240299605"/>
       <w:r>
         <w:t>Los arreglos que probamos</w:t>
       </w:r>
@@ -40046,7 +40106,7 @@
           <w:left w:w="10" w:type="dxa"/>
           <w:right w:w="10" w:type="dxa"/>
         </w:tblCellMar>
-        <w:tblLook w:val="04A0" w:firstRow="1" w:lastRow="0" w:firstColumn="1" w:lastColumn="0" w:noHBand="0" w:noVBand="1"/>
+        <w:tblLook w:val="0000" w:firstRow="0" w:lastRow="0" w:firstColumn="0" w:lastColumn="0" w:noHBand="0" w:noVBand="0"/>
       </w:tblPr>
       <w:tblGrid>
         <w:gridCol w:w="4680"/>
@@ -40532,7 +40592,7 @@
         <w:pStyle w:val="Ttulo3"/>
         <w:keepNext/>
       </w:pPr>
-      <w:bookmarkStart w:id="78" w:name="_Toc240299111"/>
+      <w:bookmarkStart w:id="78" w:name="_Toc240299606"/>
       <w:r>
         <w:t>El cuarto arreglo: la única vía que sí mejora, y por qué aun así no se afirma</w:t>
       </w:r>
@@ -40596,7 +40656,7 @@
           <w:left w:w="10" w:type="dxa"/>
           <w:right w:w="10" w:type="dxa"/>
         </w:tblCellMar>
-        <w:tblLook w:val="04A0" w:firstRow="1" w:lastRow="0" w:firstColumn="1" w:lastColumn="0" w:noHBand="0" w:noVBand="1"/>
+        <w:tblLook w:val="0000" w:firstRow="0" w:lastRow="0" w:firstColumn="0" w:lastColumn="0" w:noHBand="0" w:noVBand="0"/>
       </w:tblPr>
       <w:tblGrid>
         <w:gridCol w:w="1872"/>
@@ -41188,7 +41248,7 @@
         <w:pStyle w:val="Ttulo3"/>
         <w:keepNext/>
       </w:pPr>
-      <w:bookmarkStart w:id="79" w:name="_Toc240299112"/>
+      <w:bookmarkStart w:id="79" w:name="_Toc240299607"/>
       <w:r>
         <w:t>El quinto arreglo, que la propia evidencia sugirió</w:t>
       </w:r>
@@ -41234,7 +41294,7 @@
           <w:left w:w="10" w:type="dxa"/>
           <w:right w:w="10" w:type="dxa"/>
         </w:tblCellMar>
-        <w:tblLook w:val="04A0" w:firstRow="1" w:lastRow="0" w:firstColumn="1" w:lastColumn="0" w:noHBand="0" w:noVBand="1"/>
+        <w:tblLook w:val="0000" w:firstRow="0" w:lastRow="0" w:firstColumn="0" w:lastColumn="0" w:noHBand="0" w:noVBand="0"/>
       </w:tblPr>
       <w:tblGrid>
         <w:gridCol w:w="3120"/>
@@ -41827,7 +41887,7 @@
         <w:pStyle w:val="Ttulo3"/>
         <w:keepNext/>
       </w:pPr>
-      <w:bookmarkStart w:id="80" w:name="_Toc240299113"/>
+      <w:bookmarkStart w:id="80" w:name="_Toc240299608"/>
       <w:r>
         <w:t>Los dos últimos: otra familia de modelo, y pesar en vez de filtrar</w:t>
       </w:r>
@@ -41905,7 +41965,7 @@
           <w:left w:w="10" w:type="dxa"/>
           <w:right w:w="10" w:type="dxa"/>
         </w:tblCellMar>
-        <w:tblLook w:val="04A0" w:firstRow="1" w:lastRow="0" w:firstColumn="1" w:lastColumn="0" w:noHBand="0" w:noVBand="1"/>
+        <w:tblLook w:val="0000" w:firstRow="0" w:lastRow="0" w:firstColumn="0" w:lastColumn="0" w:noHBand="0" w:noVBand="0"/>
       </w:tblPr>
       <w:tblGrid>
         <w:gridCol w:w="2340"/>
@@ -42377,7 +42437,7 @@
         <w:pStyle w:val="Ttulo3"/>
         <w:keepNext/>
       </w:pPr>
-      <w:bookmarkStart w:id="81" w:name="_Toc240299114"/>
+      <w:bookmarkStart w:id="81" w:name="_Toc240299609"/>
       <w:r>
         <w:t>El octavo eje: dejar que el sistema se calle</w:t>
       </w:r>
@@ -42455,7 +42515,7 @@
         <w:pStyle w:val="Ttulo3"/>
         <w:keepNext/>
       </w:pPr>
-      <w:bookmarkStart w:id="82" w:name="_Toc240299115"/>
+      <w:bookmarkStart w:id="82" w:name="_Toc240299610"/>
       <w:r>
         <w:t>La pregunta que el informe no tenía respondida</w:t>
       </w:r>
@@ -42539,7 +42599,7 @@
           <w:left w:w="10" w:type="dxa"/>
           <w:right w:w="10" w:type="dxa"/>
         </w:tblCellMar>
-        <w:tblLook w:val="04A0" w:firstRow="1" w:lastRow="0" w:firstColumn="1" w:lastColumn="0" w:noHBand="0" w:noVBand="1"/>
+        <w:tblLook w:val="0000" w:firstRow="0" w:lastRow="0" w:firstColumn="0" w:lastColumn="0" w:noHBand="0" w:noVBand="0"/>
       </w:tblPr>
       <w:tblGrid>
         <w:gridCol w:w="1560"/>
@@ -43862,7 +43922,7 @@
         <w:pStyle w:val="Ttulo3"/>
         <w:keepNext/>
       </w:pPr>
-      <w:bookmarkStart w:id="83" w:name="_Toc240299116"/>
+      <w:bookmarkStart w:id="83" w:name="_Toc240299611"/>
       <w:r>
         <w:t>Lo primero que hay que decir es incómodo</w:t>
       </w:r>
@@ -43937,7 +43997,7 @@
         <w:pStyle w:val="Ttulo3"/>
         <w:keepNext/>
       </w:pPr>
-      <w:bookmarkStart w:id="84" w:name="_Toc240299117"/>
+      <w:bookmarkStart w:id="84" w:name="_Toc240299612"/>
       <w:r>
         <w:t>Callarse sí funciona, y aguanta el criterio</w:t>
       </w:r>
@@ -44096,7 +44156,7 @@
         <w:pStyle w:val="Ttulo3"/>
         <w:keepNext/>
       </w:pPr>
-      <w:bookmarkStart w:id="85" w:name="_Toc240299118"/>
+      <w:bookmarkStart w:id="85" w:name="_Toc240299613"/>
       <w:r>
         <w:t>Qué cambia esto, y qué no</w:t>
       </w:r>
@@ -44187,7 +44247,7 @@
         <w:pStyle w:val="Ttulo3"/>
         <w:keepNext/>
       </w:pPr>
-      <w:bookmarkStart w:id="86" w:name="_Toc240299119"/>
+      <w:bookmarkStart w:id="86" w:name="_Toc240299614"/>
       <w:r>
         <w:t>Los avisos que fallan, ¿fallan por mucho o por una vela?</w:t>
       </w:r>
@@ -44273,7 +44333,7 @@
           <w:left w:w="10" w:type="dxa"/>
           <w:right w:w="10" w:type="dxa"/>
         </w:tblCellMar>
-        <w:tblLook w:val="04A0" w:firstRow="1" w:lastRow="0" w:firstColumn="1" w:lastColumn="0" w:noHBand="0" w:noVBand="1"/>
+        <w:tblLook w:val="0000" w:firstRow="0" w:lastRow="0" w:firstColumn="0" w:lastColumn="0" w:noHBand="0" w:noVBand="0"/>
       </w:tblPr>
       <w:tblGrid>
         <w:gridCol w:w="1337"/>
@@ -45232,7 +45292,7 @@
         <w:pStyle w:val="Ttulo3"/>
         <w:keepNext/>
       </w:pPr>
-      <w:bookmarkStart w:id="87" w:name="_Toc240299120"/>
+      <w:bookmarkStart w:id="87" w:name="_Toc240299615"/>
       <w:r>
         <w:t>Dónde estaba la trampa, y por qué el piso se mueve con la ventana</w:t>
       </w:r>
@@ -45310,7 +45370,7 @@
         <w:pStyle w:val="Ttulo3"/>
         <w:keepNext/>
       </w:pPr>
-      <w:bookmarkStart w:id="88" w:name="_Toc240299121"/>
+      <w:bookmarkStart w:id="88" w:name="_Toc240299616"/>
       <w:r>
         <w:t>Lo que dice el resultado</w:t>
       </w:r>
@@ -45417,7 +45477,7 @@
         <w:pStyle w:val="Ttulo3"/>
         <w:keepNext/>
       </w:pPr>
-      <w:bookmarkStart w:id="89" w:name="_Toc240299122"/>
+      <w:bookmarkStart w:id="89" w:name="_Toc240299617"/>
       <w:r>
         <w:t>Qué frase queda, y cuál hay que dejar de decir</w:t>
       </w:r>
@@ -45489,7 +45549,7 @@
         <w:pStyle w:val="Ttulo3"/>
         <w:keepNext/>
       </w:pPr>
-      <w:bookmarkStart w:id="90" w:name="_Toc240299123"/>
+      <w:bookmarkStart w:id="90" w:name="_Toc240299618"/>
       <w:r>
         <w:t>Y lo que sigue sin poder afirmarse</w:t>
       </w:r>
@@ -45568,7 +45628,7 @@
         <w:pStyle w:val="Ttulo3"/>
         <w:keepNext/>
       </w:pPr>
-      <w:bookmarkStart w:id="91" w:name="_Toc240299124"/>
+      <w:bookmarkStart w:id="91" w:name="_Toc240299619"/>
       <w:r>
         <w:lastRenderedPageBreak/>
         <w:t>El noveno eje, y el que más mueve: preguntarle otra cosa</w:t>
@@ -45681,7 +45741,7 @@
           <w:left w:w="10" w:type="dxa"/>
           <w:right w:w="10" w:type="dxa"/>
         </w:tblCellMar>
-        <w:tblLook w:val="04A0" w:firstRow="1" w:lastRow="0" w:firstColumn="1" w:lastColumn="0" w:noHBand="0" w:noVBand="1"/>
+        <w:tblLook w:val="0000" w:firstRow="0" w:lastRow="0" w:firstColumn="0" w:lastColumn="0" w:noHBand="0" w:noVBand="0"/>
       </w:tblPr>
       <w:tblGrid>
         <w:gridCol w:w="1337"/>
@@ -46638,7 +46698,7 @@
         <w:pStyle w:val="Ttulo3"/>
         <w:keepNext/>
       </w:pPr>
-      <w:bookmarkStart w:id="92" w:name="_Toc240299125"/>
+      <w:bookmarkStart w:id="92" w:name="_Toc240299620"/>
       <w:r>
         <w:t>Por qué esto no es hacer la tarea más fácil y llamarlo mejora</w:t>
       </w:r>
@@ -46807,7 +46867,7 @@
         <w:pStyle w:val="Ttulo3"/>
         <w:keepNext/>
       </w:pPr>
-      <w:bookmarkStart w:id="93" w:name="_Toc240299126"/>
+      <w:bookmarkStart w:id="93" w:name="_Toc240299621"/>
       <w:r>
         <w:t>Dónde está el óptimo, y por qué no es el margen más ancho</w:t>
       </w:r>
@@ -46879,7 +46939,7 @@
         <w:pStyle w:val="Ttulo3"/>
         <w:keepNext/>
       </w:pPr>
-      <w:bookmarkStart w:id="94" w:name="_Toc240299127"/>
+      <w:bookmarkStart w:id="94" w:name="_Toc240299622"/>
       <w:r>
         <w:t>Qué significa, y qué no</w:t>
       </w:r>
@@ -47004,7 +47064,7 @@
         <w:pStyle w:val="Ttulo3"/>
         <w:keepNext/>
       </w:pPr>
-      <w:bookmarkStart w:id="95" w:name="_Toc240299128"/>
+      <w:bookmarkStart w:id="95" w:name="_Toc240299623"/>
       <w:r>
         <w:t>El décimo eje: el volumen, que estaba ahí sin usar</w:t>
       </w:r>
@@ -47117,7 +47177,7 @@
           <w:left w:w="10" w:type="dxa"/>
           <w:right w:w="10" w:type="dxa"/>
         </w:tblCellMar>
-        <w:tblLook w:val="04A0" w:firstRow="1" w:lastRow="0" w:firstColumn="1" w:lastColumn="0" w:noHBand="0" w:noVBand="1"/>
+        <w:tblLook w:val="0000" w:firstRow="0" w:lastRow="0" w:firstColumn="0" w:lastColumn="0" w:noHBand="0" w:noVBand="0"/>
       </w:tblPr>
       <w:tblGrid>
         <w:gridCol w:w="1872"/>
@@ -47617,7 +47677,7 @@
         <w:pStyle w:val="Ttulo3"/>
         <w:keepNext/>
       </w:pPr>
-      <w:bookmarkStart w:id="96" w:name="_Toc240299129"/>
+      <w:bookmarkStart w:id="96" w:name="_Toc240299624"/>
       <w:r>
         <w:t>El undécimo eje: cuatro veces más velas, y por qué no sirvieron de nada</w:t>
       </w:r>
@@ -47733,7 +47793,7 @@
           <w:left w:w="10" w:type="dxa"/>
           <w:right w:w="10" w:type="dxa"/>
         </w:tblCellMar>
-        <w:tblLook w:val="04A0" w:firstRow="1" w:lastRow="0" w:firstColumn="1" w:lastColumn="0" w:noHBand="0" w:noVBand="1"/>
+        <w:tblLook w:val="0000" w:firstRow="0" w:lastRow="0" w:firstColumn="0" w:lastColumn="0" w:noHBand="0" w:noVBand="0"/>
       </w:tblPr>
       <w:tblGrid>
         <w:gridCol w:w="1361"/>
@@ -48356,7 +48416,7 @@
         <w:pStyle w:val="Ttulo3"/>
         <w:keepNext/>
       </w:pPr>
-      <w:bookmarkStart w:id="97" w:name="_Toc240299130"/>
+      <w:bookmarkStart w:id="97" w:name="_Toc240299625"/>
       <w:r>
         <w:t>La cifra que lo explica todo está en la tercera columna</w:t>
       </w:r>
@@ -48449,7 +48509,7 @@
         <w:pStyle w:val="Ttulo3"/>
         <w:keepNext/>
       </w:pPr>
-      <w:bookmarkStart w:id="98" w:name="_Toc240299131"/>
+      <w:bookmarkStart w:id="98" w:name="_Toc240299626"/>
       <w:r>
         <w:t>Por eso la ventaja no sube: baja</w:t>
       </w:r>
@@ -48515,7 +48575,7 @@
         <w:pStyle w:val="Ttulo3"/>
         <w:keepNext/>
       </w:pPr>
-      <w:bookmarkStart w:id="99" w:name="_Toc240299132"/>
+      <w:bookmarkStart w:id="99" w:name="_Toc240299627"/>
       <w:r>
         <w:t>Lo que esto convierte de conjetura en medición</w:t>
       </w:r>
@@ -48639,7 +48699,7 @@
         <w:pStyle w:val="Ttulo3"/>
         <w:keepNext/>
       </w:pPr>
-      <w:bookmarkStart w:id="100" w:name="_Toc240299133"/>
+      <w:bookmarkStart w:id="100" w:name="_Toc240299628"/>
       <w:r>
         <w:t>El duodécimo eje: doce activos en vez de seis</w:t>
       </w:r>
@@ -48742,7 +48802,7 @@
           <w:left w:w="10" w:type="dxa"/>
           <w:right w:w="10" w:type="dxa"/>
         </w:tblCellMar>
-        <w:tblLook w:val="04A0" w:firstRow="1" w:lastRow="0" w:firstColumn="1" w:lastColumn="0" w:noHBand="0" w:noVBand="1"/>
+        <w:tblLook w:val="0000" w:firstRow="0" w:lastRow="0" w:firstColumn="0" w:lastColumn="0" w:noHBand="0" w:noVBand="0"/>
       </w:tblPr>
       <w:tblGrid>
         <w:gridCol w:w="1560"/>
@@ -49420,7 +49480,7 @@
         <w:pStyle w:val="Ttulo3"/>
         <w:keepNext/>
       </w:pPr>
-      <w:bookmarkStart w:id="101" w:name="_Toc240299134"/>
+      <w:bookmarkStart w:id="101" w:name="_Toc240299629"/>
       <w:r>
         <w:t>Seis ayuda. Doce estorba.</w:t>
       </w:r>
@@ -49471,7 +49531,7 @@
         <w:pStyle w:val="Ttulo3"/>
         <w:keepNext/>
       </w:pPr>
-      <w:bookmarkStart w:id="102" w:name="_Toc240299135"/>
+      <w:bookmarkStart w:id="102" w:name="_Toc240299630"/>
       <w:r>
         <w:t>Por qué, y estaba escrito antes de correrlo</w:t>
       </w:r>
@@ -49549,7 +49609,7 @@
         <w:pStyle w:val="Ttulo3"/>
         <w:keepNext/>
       </w:pPr>
-      <w:bookmarkStart w:id="103" w:name="_Toc240299136"/>
+      <w:bookmarkStart w:id="103" w:name="_Toc240299631"/>
       <w:r>
         <w:t>La conclusión, afilada por tercera vez en el día</w:t>
       </w:r>
@@ -49570,7 +49630,7 @@
           <w:left w:w="10" w:type="dxa"/>
           <w:right w:w="10" w:type="dxa"/>
         </w:tblCellMar>
-        <w:tblLook w:val="04A0" w:firstRow="1" w:lastRow="0" w:firstColumn="1" w:lastColumn="0" w:noHBand="0" w:noVBand="1"/>
+        <w:tblLook w:val="0000" w:firstRow="0" w:lastRow="0" w:firstColumn="0" w:lastColumn="0" w:noHBand="0" w:noVBand="0"/>
       </w:tblPr>
       <w:tblGrid>
         <w:gridCol w:w="4680"/>
@@ -49895,7 +49955,7 @@
         <w:pStyle w:val="Ttulo3"/>
         <w:keepNext/>
       </w:pPr>
-      <w:bookmarkStart w:id="104" w:name="_Toc240299137"/>
+      <w:bookmarkStart w:id="104" w:name="_Toc240299632"/>
       <w:r>
         <w:t>El balance de los siete intentos</w:t>
       </w:r>
@@ -49923,7 +49983,7 @@
           <w:left w:w="10" w:type="dxa"/>
           <w:right w:w="10" w:type="dxa"/>
         </w:tblCellMar>
-        <w:tblLook w:val="04A0" w:firstRow="1" w:lastRow="0" w:firstColumn="1" w:lastColumn="0" w:noHBand="0" w:noVBand="1"/>
+        <w:tblLook w:val="0000" w:firstRow="0" w:lastRow="0" w:firstColumn="0" w:lastColumn="0" w:noHBand="0" w:noVBand="0"/>
       </w:tblPr>
       <w:tblGrid>
         <w:gridCol w:w="2340"/>
@@ -51474,7 +51534,7 @@
         <w:pStyle w:val="Ttulo3"/>
         <w:keepNext/>
       </w:pPr>
-      <w:bookmarkStart w:id="105" w:name="_Toc240299138"/>
+      <w:bookmarkStart w:id="105" w:name="_Toc240299633"/>
       <w:r>
         <w:t>Y una observación sobre la métrica, que sí queda</w:t>
       </w:r>
@@ -51549,7 +51609,7 @@
         <w:pStyle w:val="Ttulo3"/>
         <w:keepNext/>
       </w:pPr>
-      <w:bookmarkStart w:id="106" w:name="_Toc240299139"/>
+      <w:bookmarkStart w:id="106" w:name="_Toc240299634"/>
       <w:r>
         <w:t>Lo que se aprende de esto</w:t>
       </w:r>
@@ -51620,7 +51680,7 @@
           <w:left w:w="10" w:type="dxa"/>
           <w:right w:w="10" w:type="dxa"/>
         </w:tblCellMar>
-        <w:tblLook w:val="04A0" w:firstRow="1" w:lastRow="0" w:firstColumn="1" w:lastColumn="0" w:noHBand="0" w:noVBand="1"/>
+        <w:tblLook w:val="0000" w:firstRow="0" w:lastRow="0" w:firstColumn="0" w:lastColumn="0" w:noHBand="0" w:noVBand="0"/>
       </w:tblPr>
       <w:tblGrid>
         <w:gridCol w:w="4680"/>
@@ -52088,7 +52148,7 @@
         <w:pStyle w:val="Ttulo2"/>
         <w:keepNext/>
       </w:pPr>
-      <w:bookmarkStart w:id="107" w:name="_Toc240299140"/>
+      <w:bookmarkStart w:id="107" w:name="_Toc240299635"/>
       <w:r>
         <w:t>Lo que haríamos distinto</w:t>
       </w:r>
@@ -52160,7 +52220,7 @@
         <w:pStyle w:val="Ttulo2"/>
         <w:keepNext/>
       </w:pPr>
-      <w:bookmarkStart w:id="108" w:name="_Toc240299141"/>
+      <w:bookmarkStart w:id="108" w:name="_Toc240299636"/>
       <w:r>
         <w:t>Una última cosa, sobre el resultado que el enunciado esperaba</w:t>
       </w:r>
@@ -52214,7 +52274,7 @@
         <w:pStyle w:val="Ttulo1"/>
         <w:keepNext/>
       </w:pPr>
-      <w:bookmarkStart w:id="109" w:name="_Toc240299142"/>
+      <w:bookmarkStart w:id="109" w:name="_Toc240299637"/>
       <w:r>
         <w:lastRenderedPageBreak/>
         <w:t>Referencias</w:t>
@@ -52421,10 +52481,10 @@
 <file path=word/numbering.xml><?xml version="1.0" encoding="utf-8"?>
 <w:numbering xmlns:wpc="http://schemas.microsoft.com/office/word/2010/wordprocessingCanvas" xmlns:cx="http://schemas.microsoft.com/office/drawing/2014/chartex" xmlns:cx1="http://schemas.microsoft.com/office/drawing/2015/9/8/chartex" xmlns:cx2="http://schemas.microsoft.com/office/drawing/2015/10/21/chartex" xmlns:cx3="http://schemas.microsoft.com/office/drawing/2016/5/9/chartex" xmlns:cx4="http://schemas.microsoft.com/office/drawing/2016/5/10/chartex" xmlns:cx5="http://schemas.microsoft.com/office/drawing/2016/5/11/chartex" xmlns:cx6="http://schemas.microsoft.com/office/drawing/2016/5/12/chartex" xmlns:cx7="http://schemas.microsoft.com/office/drawing/2016/5/13/chartex" xmlns:cx8="http://schemas.microsoft.com/office/drawing/2016/5/14/chartex" xmlns:mc="http://schemas.openxmlformats.org/markup-compatibility/2006" xmlns:aink="http://schemas.microsoft.com/office/drawing/2016/ink" xmlns:am3d="http://schemas.microsoft.com/office/drawing/2017/model3d" xmlns:o="urn:schemas-microsoft-com:office:office" xmlns:oel="http://schemas.microsoft.com/office/2019/extlst" xmlns:r="http://schemas.openxmlformats.org/officeDocument/2006/relationships" xmlns:m="http://schemas.openxmlformats.org/officeDocument/2006/math" xmlns:v="urn:schemas-microsoft-com:vml" xmlns:wp14="http://schemas.microsoft.com/office/word/2010/wordprocessingDrawing" xmlns:wp="http://schemas.openxmlformats.org/drawingml/2006/wordprocessingDrawing" xmlns:w10="urn:schemas-microsoft-com:office:word" xmlns:w="http://schemas.openxmlformats.org/wordprocessingml/2006/main" xmlns:w14="http://schemas.microsoft.com/office/word/2010/wordml" xmlns:w15="http://schemas.microsoft.com/office/word/2012/wordml" xmlns:w16cex="http://schemas.microsoft.com/office/word/2018/wordml/cex" xmlns:w16cid="http://schemas.microsoft.com/office/word/2016/wordml/cid" xmlns:w16="http://schemas.microsoft.com/office/word/2018/wordml" xmlns:w16du="http://schemas.microsoft.com/office/word/2023/wordml/word16du" xmlns:w16sdtdh="http://schemas.microsoft.com/office/word/2020/wordml/sdtdatahash" xmlns:w16sdtfl="http://schemas.microsoft.com/office/word/2024/wordml/sdtformatlock" xmlns:w16se="http://schemas.microsoft.com/office/word/2015/wordml/symex" xmlns:wpg="http://schemas.microsoft.com/office/word/2010/wordprocessingGroup" xmlns:wpi="http://schemas.microsoft.com/office/word/2010/wordprocessingInk" xmlns:wne="http://schemas.microsoft.com/office/word/2006/wordml" xmlns:wps="http://schemas.microsoft.com/office/word/2010/wordprocessingShape" mc:Ignorable="w14 w15 w16se w16cid w16 w16cex w16sdtdh w16sdtfl w16du wp14">
   <w:abstractNum w:abstractNumId="0" w15:restartNumberingAfterBreak="0">
-    <w:nsid w:val="3A28576F"/>
+    <w:nsid w:val="63185909"/>
     <w:multiLevelType w:val="hybridMultilevel"/>
-    <w:tmpl w:val="34CA81C8"/>
-    <w:lvl w:ilvl="0" w:tplc="3EEAF0FA">
+    <w:tmpl w:val="ADB8DB84"/>
+    <w:lvl w:ilvl="0" w:tplc="FBE89D32">
       <w:start w:val="1"/>
       <w:numFmt w:val="bullet"/>
       <w:lvlText w:val="●"/>
@@ -52433,7 +52493,7 @@
         <w:ind w:left="720" w:hanging="360"/>
       </w:pPr>
     </w:lvl>
-    <w:lvl w:ilvl="1" w:tplc="3BF20078">
+    <w:lvl w:ilvl="1" w:tplc="F5A672B6">
       <w:start w:val="1"/>
       <w:numFmt w:val="bullet"/>
       <w:lvlText w:val="○"/>
@@ -52442,7 +52502,7 @@
         <w:ind w:left="1440" w:hanging="360"/>
       </w:pPr>
     </w:lvl>
-    <w:lvl w:ilvl="2" w:tplc="6F688196">
+    <w:lvl w:ilvl="2" w:tplc="107807E4">
       <w:start w:val="1"/>
       <w:numFmt w:val="bullet"/>
       <w:lvlText w:val="■"/>
@@ -52451,7 +52511,7 @@
         <w:ind w:left="2160" w:hanging="360"/>
       </w:pPr>
     </w:lvl>
-    <w:lvl w:ilvl="3" w:tplc="D1229594">
+    <w:lvl w:ilvl="3" w:tplc="023E3C48">
       <w:start w:val="1"/>
       <w:numFmt w:val="bullet"/>
       <w:lvlText w:val="●"/>
@@ -52460,7 +52520,7 @@
         <w:ind w:left="2880" w:hanging="360"/>
       </w:pPr>
     </w:lvl>
-    <w:lvl w:ilvl="4" w:tplc="E34A2FE8">
+    <w:lvl w:ilvl="4" w:tplc="0FFEE3CC">
       <w:start w:val="1"/>
       <w:numFmt w:val="bullet"/>
       <w:lvlText w:val="○"/>
@@ -52469,7 +52529,7 @@
         <w:ind w:left="3600" w:hanging="360"/>
       </w:pPr>
     </w:lvl>
-    <w:lvl w:ilvl="5" w:tplc="2E6C529E">
+    <w:lvl w:ilvl="5" w:tplc="CB22938E">
       <w:start w:val="1"/>
       <w:numFmt w:val="bullet"/>
       <w:lvlText w:val="■"/>
@@ -52478,7 +52538,7 @@
         <w:ind w:left="4320" w:hanging="360"/>
       </w:pPr>
     </w:lvl>
-    <w:lvl w:ilvl="6" w:tplc="CB08A8EE">
+    <w:lvl w:ilvl="6" w:tplc="4AF28A44">
       <w:start w:val="1"/>
       <w:numFmt w:val="bullet"/>
       <w:lvlText w:val="●"/>
@@ -52487,7 +52547,7 @@
         <w:ind w:left="5040" w:hanging="360"/>
       </w:pPr>
     </w:lvl>
-    <w:lvl w:ilvl="7" w:tplc="57D4B1BE">
+    <w:lvl w:ilvl="7" w:tplc="BA421444">
       <w:start w:val="1"/>
       <w:numFmt w:val="bullet"/>
       <w:lvlText w:val="●"/>
@@ -52496,7 +52556,7 @@
         <w:ind w:left="5760" w:hanging="360"/>
       </w:pPr>
     </w:lvl>
-    <w:lvl w:ilvl="8" w:tplc="51BE646A">
+    <w:lvl w:ilvl="8" w:tplc="B1FEE60A">
       <w:start w:val="1"/>
       <w:numFmt w:val="bullet"/>
       <w:lvlText w:val="●"/>
@@ -52506,7 +52566,7 @@
       </w:pPr>
     </w:lvl>
   </w:abstractNum>
-  <w:num w:numId="1" w16cid:durableId="2018068856">
+  <w:num w:numId="1" w16cid:durableId="1461343552">
     <w:abstractNumId w:val="0"/>
     <w:lvlOverride w:ilvl="0">
       <w:startOverride w:val="1"/>
@@ -53129,7 +53189,7 @@
     <w:autoRedefine/>
     <w:uiPriority w:val="39"/>
     <w:unhideWhenUsed/>
-    <w:rsid w:val="00A46AB2"/>
+    <w:rsid w:val="00B443C9"/>
     <w:pPr>
       <w:spacing w:after="100"/>
     </w:pPr>
@@ -53141,7 +53201,7 @@
     <w:autoRedefine/>
     <w:uiPriority w:val="39"/>
     <w:unhideWhenUsed/>
-    <w:rsid w:val="00A46AB2"/>
+    <w:rsid w:val="00B443C9"/>
     <w:pPr>
       <w:spacing w:after="100"/>
       <w:ind w:left="240"/>
@@ -53154,7 +53214,7 @@
     <w:autoRedefine/>
     <w:uiPriority w:val="39"/>
     <w:unhideWhenUsed/>
-    <w:rsid w:val="00A46AB2"/>
+    <w:rsid w:val="00B443C9"/>
     <w:pPr>
       <w:spacing w:after="100"/>
       <w:ind w:left="480"/>
@@ -53167,7 +53227,7 @@
     <w:autoRedefine/>
     <w:uiPriority w:val="39"/>
     <w:unhideWhenUsed/>
-    <w:rsid w:val="00A46AB2"/>
+    <w:rsid w:val="00B443C9"/>
     <w:pPr>
       <w:spacing w:after="100" w:line="278" w:lineRule="auto"/>
       <w:ind w:left="720"/>
@@ -53186,7 +53246,7 @@
     <w:autoRedefine/>
     <w:uiPriority w:val="39"/>
     <w:unhideWhenUsed/>
-    <w:rsid w:val="00A46AB2"/>
+    <w:rsid w:val="00B443C9"/>
     <w:pPr>
       <w:spacing w:after="100" w:line="278" w:lineRule="auto"/>
       <w:ind w:left="960"/>
@@ -53205,7 +53265,7 @@
     <w:autoRedefine/>
     <w:uiPriority w:val="39"/>
     <w:unhideWhenUsed/>
-    <w:rsid w:val="00A46AB2"/>
+    <w:rsid w:val="00B443C9"/>
     <w:pPr>
       <w:spacing w:after="100" w:line="278" w:lineRule="auto"/>
       <w:ind w:left="1200"/>
@@ -53224,7 +53284,7 @@
     <w:autoRedefine/>
     <w:uiPriority w:val="39"/>
     <w:unhideWhenUsed/>
-    <w:rsid w:val="00A46AB2"/>
+    <w:rsid w:val="00B443C9"/>
     <w:pPr>
       <w:spacing w:after="100" w:line="278" w:lineRule="auto"/>
       <w:ind w:left="1440"/>
@@ -53243,7 +53303,7 @@
     <w:autoRedefine/>
     <w:uiPriority w:val="39"/>
     <w:unhideWhenUsed/>
-    <w:rsid w:val="00A46AB2"/>
+    <w:rsid w:val="00B443C9"/>
     <w:pPr>
       <w:spacing w:after="100" w:line="278" w:lineRule="auto"/>
       <w:ind w:left="1680"/>
@@ -53262,7 +53322,7 @@
     <w:autoRedefine/>
     <w:uiPriority w:val="39"/>
     <w:unhideWhenUsed/>
-    <w:rsid w:val="00A46AB2"/>
+    <w:rsid w:val="00B443C9"/>
     <w:pPr>
       <w:spacing w:after="100" w:line="278" w:lineRule="auto"/>
       <w:ind w:left="1920"/>
@@ -53280,7 +53340,7 @@
     <w:uiPriority w:val="99"/>
     <w:semiHidden/>
     <w:unhideWhenUsed/>
-    <w:rsid w:val="00A46AB2"/>
+    <w:rsid w:val="00B443C9"/>
     <w:rPr>
       <w:color w:val="605E5C"/>
       <w:shd w:val="clear" w:color="auto" w:fill="E1DFDD"/>

--- a/docs/entregas/semana-5/Caso 1 - Semana 5 - Informe final.docx
+++ b/docs/entregas/semana-5/Caso 1 - Semana 5 - Informe final.docx
@@ -147,7 +147,7 @@
     <w:sdt>
       <w:sdtPr>
         <w:alias w:val="Contenido"/>
-        <w:id w:val="856079542"/>
+        <w:id w:val="2106999518"/>
       </w:sdtPr>
       <w:sdtEndPr/>
       <w:sdtContent>
@@ -174,7 +174,7 @@
           <w:r>
             <w:fldChar w:fldCharType="separate"/>
           </w:r>
-          <w:hyperlink w:anchor="_Toc240299528" w:history="1">
+          <w:hyperlink w:anchor="_Toc240304747" w:history="1">
             <w:r>
               <w:rPr>
                 <w:rStyle w:val="Hipervnculo"/>
@@ -198,7 +198,7 @@
               <w:rPr>
                 <w:noProof/>
               </w:rPr>
-              <w:instrText xml:space="preserve"> PAGEREF _Toc240299528 \h </w:instrText>
+              <w:instrText xml:space="preserve"> PAGEREF _Toc240304747 \h </w:instrText>
             </w:r>
             <w:r>
               <w:rPr>
@@ -239,7 +239,7 @@
               <w14:ligatures w14:val="standardContextual"/>
             </w:rPr>
           </w:pPr>
-          <w:hyperlink w:anchor="_Toc240299529" w:history="1">
+          <w:hyperlink w:anchor="_Toc240304748" w:history="1">
             <w:r>
               <w:rPr>
                 <w:rStyle w:val="Hipervnculo"/>
@@ -263,7 +263,7 @@
               <w:rPr>
                 <w:noProof/>
               </w:rPr>
-              <w:instrText xml:space="preserve"> PAGEREF _Toc240299529 \h </w:instrText>
+              <w:instrText xml:space="preserve"> PAGEREF _Toc240304748 \h </w:instrText>
             </w:r>
             <w:r>
               <w:rPr>
@@ -304,7 +304,7 @@
               <w14:ligatures w14:val="standardContextual"/>
             </w:rPr>
           </w:pPr>
-          <w:hyperlink w:anchor="_Toc240299530" w:history="1">
+          <w:hyperlink w:anchor="_Toc240304749" w:history="1">
             <w:r>
               <w:rPr>
                 <w:rStyle w:val="Hipervnculo"/>
@@ -328,7 +328,7 @@
               <w:rPr>
                 <w:noProof/>
               </w:rPr>
-              <w:instrText xml:space="preserve"> PAGEREF _Toc240299530 \h </w:instrText>
+              <w:instrText xml:space="preserve"> PAGEREF _Toc240304749 \h </w:instrText>
             </w:r>
             <w:r>
               <w:rPr>
@@ -369,7 +369,7 @@
               <w14:ligatures w14:val="standardContextual"/>
             </w:rPr>
           </w:pPr>
-          <w:hyperlink w:anchor="_Toc240299531" w:history="1">
+          <w:hyperlink w:anchor="_Toc240304750" w:history="1">
             <w:r>
               <w:rPr>
                 <w:rStyle w:val="Hipervnculo"/>
@@ -393,7 +393,7 @@
               <w:rPr>
                 <w:noProof/>
               </w:rPr>
-              <w:instrText xml:space="preserve"> PAGEREF _Toc240299531 \h </w:instrText>
+              <w:instrText xml:space="preserve"> PAGEREF _Toc240304750 \h </w:instrText>
             </w:r>
             <w:r>
               <w:rPr>
@@ -434,7 +434,7 @@
               <w14:ligatures w14:val="standardContextual"/>
             </w:rPr>
           </w:pPr>
-          <w:hyperlink w:anchor="_Toc240299532" w:history="1">
+          <w:hyperlink w:anchor="_Toc240304751" w:history="1">
             <w:r>
               <w:rPr>
                 <w:rStyle w:val="Hipervnculo"/>
@@ -458,7 +458,7 @@
               <w:rPr>
                 <w:noProof/>
               </w:rPr>
-              <w:instrText xml:space="preserve"> PAGEREF _Toc240299532 \h </w:instrText>
+              <w:instrText xml:space="preserve"> PAGEREF _Toc240304751 \h </w:instrText>
             </w:r>
             <w:r>
               <w:rPr>
@@ -499,7 +499,7 @@
               <w14:ligatures w14:val="standardContextual"/>
             </w:rPr>
           </w:pPr>
-          <w:hyperlink w:anchor="_Toc240299533" w:history="1">
+          <w:hyperlink w:anchor="_Toc240304752" w:history="1">
             <w:r>
               <w:rPr>
                 <w:rStyle w:val="Hipervnculo"/>
@@ -523,7 +523,7 @@
               <w:rPr>
                 <w:noProof/>
               </w:rPr>
-              <w:instrText xml:space="preserve"> PAGEREF _Toc240299533 \h </w:instrText>
+              <w:instrText xml:space="preserve"> PAGEREF _Toc240304752 \h </w:instrText>
             </w:r>
             <w:r>
               <w:rPr>
@@ -564,7 +564,7 @@
               <w14:ligatures w14:val="standardContextual"/>
             </w:rPr>
           </w:pPr>
-          <w:hyperlink w:anchor="_Toc240299534" w:history="1">
+          <w:hyperlink w:anchor="_Toc240304753" w:history="1">
             <w:r>
               <w:rPr>
                 <w:rStyle w:val="Hipervnculo"/>
@@ -588,7 +588,7 @@
               <w:rPr>
                 <w:noProof/>
               </w:rPr>
-              <w:instrText xml:space="preserve"> PAGEREF _Toc240299534 \h </w:instrText>
+              <w:instrText xml:space="preserve"> PAGEREF _Toc240304753 \h </w:instrText>
             </w:r>
             <w:r>
               <w:rPr>
@@ -629,7 +629,7 @@
               <w14:ligatures w14:val="standardContextual"/>
             </w:rPr>
           </w:pPr>
-          <w:hyperlink w:anchor="_Toc240299535" w:history="1">
+          <w:hyperlink w:anchor="_Toc240304754" w:history="1">
             <w:r>
               <w:rPr>
                 <w:rStyle w:val="Hipervnculo"/>
@@ -653,7 +653,7 @@
               <w:rPr>
                 <w:noProof/>
               </w:rPr>
-              <w:instrText xml:space="preserve"> PAGEREF _Toc240299535 \h </w:instrText>
+              <w:instrText xml:space="preserve"> PAGEREF _Toc240304754 \h </w:instrText>
             </w:r>
             <w:r>
               <w:rPr>
@@ -694,7 +694,7 @@
               <w14:ligatures w14:val="standardContextual"/>
             </w:rPr>
           </w:pPr>
-          <w:hyperlink w:anchor="_Toc240299536" w:history="1">
+          <w:hyperlink w:anchor="_Toc240304755" w:history="1">
             <w:r>
               <w:rPr>
                 <w:rStyle w:val="Hipervnculo"/>
@@ -718,7 +718,7 @@
               <w:rPr>
                 <w:noProof/>
               </w:rPr>
-              <w:instrText xml:space="preserve"> PAGEREF _Toc240299536 \h </w:instrText>
+              <w:instrText xml:space="preserve"> PAGEREF _Toc240304755 \h </w:instrText>
             </w:r>
             <w:r>
               <w:rPr>
@@ -759,7 +759,7 @@
               <w14:ligatures w14:val="standardContextual"/>
             </w:rPr>
           </w:pPr>
-          <w:hyperlink w:anchor="_Toc240299537" w:history="1">
+          <w:hyperlink w:anchor="_Toc240304756" w:history="1">
             <w:r>
               <w:rPr>
                 <w:rStyle w:val="Hipervnculo"/>
@@ -783,7 +783,7 @@
               <w:rPr>
                 <w:noProof/>
               </w:rPr>
-              <w:instrText xml:space="preserve"> PAGEREF _Toc240299537 \h </w:instrText>
+              <w:instrText xml:space="preserve"> PAGEREF _Toc240304756 \h </w:instrText>
             </w:r>
             <w:r>
               <w:rPr>
@@ -824,7 +824,7 @@
               <w14:ligatures w14:val="standardContextual"/>
             </w:rPr>
           </w:pPr>
-          <w:hyperlink w:anchor="_Toc240299538" w:history="1">
+          <w:hyperlink w:anchor="_Toc240304757" w:history="1">
             <w:r>
               <w:rPr>
                 <w:rStyle w:val="Hipervnculo"/>
@@ -848,7 +848,7 @@
               <w:rPr>
                 <w:noProof/>
               </w:rPr>
-              <w:instrText xml:space="preserve"> PAGEREF _Toc240299538 \h </w:instrText>
+              <w:instrText xml:space="preserve"> PAGEREF _Toc240304757 \h </w:instrText>
             </w:r>
             <w:r>
               <w:rPr>
@@ -889,7 +889,7 @@
               <w14:ligatures w14:val="standardContextual"/>
             </w:rPr>
           </w:pPr>
-          <w:hyperlink w:anchor="_Toc240299539" w:history="1">
+          <w:hyperlink w:anchor="_Toc240304758" w:history="1">
             <w:r>
               <w:rPr>
                 <w:rStyle w:val="Hipervnculo"/>
@@ -913,7 +913,7 @@
               <w:rPr>
                 <w:noProof/>
               </w:rPr>
-              <w:instrText xml:space="preserve"> PAGEREF _Toc240299539 \h </w:instrText>
+              <w:instrText xml:space="preserve"> PAGEREF _Toc240304758 \h </w:instrText>
             </w:r>
             <w:r>
               <w:rPr>
@@ -954,7 +954,7 @@
               <w14:ligatures w14:val="standardContextual"/>
             </w:rPr>
           </w:pPr>
-          <w:hyperlink w:anchor="_Toc240299540" w:history="1">
+          <w:hyperlink w:anchor="_Toc240304759" w:history="1">
             <w:r>
               <w:rPr>
                 <w:rStyle w:val="Hipervnculo"/>
@@ -978,7 +978,7 @@
               <w:rPr>
                 <w:noProof/>
               </w:rPr>
-              <w:instrText xml:space="preserve"> PAGEREF _Toc240299540 \h </w:instrText>
+              <w:instrText xml:space="preserve"> PAGEREF _Toc240304759 \h </w:instrText>
             </w:r>
             <w:r>
               <w:rPr>
@@ -1019,7 +1019,7 @@
               <w14:ligatures w14:val="standardContextual"/>
             </w:rPr>
           </w:pPr>
-          <w:hyperlink w:anchor="_Toc240299541" w:history="1">
+          <w:hyperlink w:anchor="_Toc240304760" w:history="1">
             <w:r>
               <w:rPr>
                 <w:rStyle w:val="Hipervnculo"/>
@@ -1043,7 +1043,7 @@
               <w:rPr>
                 <w:noProof/>
               </w:rPr>
-              <w:instrText xml:space="preserve"> PAGEREF _Toc240299541 \h </w:instrText>
+              <w:instrText xml:space="preserve"> PAGEREF _Toc240304760 \h </w:instrText>
             </w:r>
             <w:r>
               <w:rPr>
@@ -1084,7 +1084,7 @@
               <w14:ligatures w14:val="standardContextual"/>
             </w:rPr>
           </w:pPr>
-          <w:hyperlink w:anchor="_Toc240299542" w:history="1">
+          <w:hyperlink w:anchor="_Toc240304761" w:history="1">
             <w:r>
               <w:rPr>
                 <w:rStyle w:val="Hipervnculo"/>
@@ -1108,7 +1108,7 @@
               <w:rPr>
                 <w:noProof/>
               </w:rPr>
-              <w:instrText xml:space="preserve"> PAGEREF _Toc240299542 \h </w:instrText>
+              <w:instrText xml:space="preserve"> PAGEREF _Toc240304761 \h </w:instrText>
             </w:r>
             <w:r>
               <w:rPr>
@@ -1149,7 +1149,7 @@
               <w14:ligatures w14:val="standardContextual"/>
             </w:rPr>
           </w:pPr>
-          <w:hyperlink w:anchor="_Toc240299543" w:history="1">
+          <w:hyperlink w:anchor="_Toc240304762" w:history="1">
             <w:r>
               <w:rPr>
                 <w:rStyle w:val="Hipervnculo"/>
@@ -1173,7 +1173,7 @@
               <w:rPr>
                 <w:noProof/>
               </w:rPr>
-              <w:instrText xml:space="preserve"> PAGEREF _Toc240299543 \h </w:instrText>
+              <w:instrText xml:space="preserve"> PAGEREF _Toc240304762 \h </w:instrText>
             </w:r>
             <w:r>
               <w:rPr>
@@ -1214,7 +1214,7 @@
               <w14:ligatures w14:val="standardContextual"/>
             </w:rPr>
           </w:pPr>
-          <w:hyperlink w:anchor="_Toc240299544" w:history="1">
+          <w:hyperlink w:anchor="_Toc240304763" w:history="1">
             <w:r>
               <w:rPr>
                 <w:rStyle w:val="Hipervnculo"/>
@@ -1238,7 +1238,7 @@
               <w:rPr>
                 <w:noProof/>
               </w:rPr>
-              <w:instrText xml:space="preserve"> PAGEREF _Toc240299544 \h </w:instrText>
+              <w:instrText xml:space="preserve"> PAGEREF _Toc240304763 \h </w:instrText>
             </w:r>
             <w:r>
               <w:rPr>
@@ -1279,7 +1279,7 @@
               <w14:ligatures w14:val="standardContextual"/>
             </w:rPr>
           </w:pPr>
-          <w:hyperlink w:anchor="_Toc240299545" w:history="1">
+          <w:hyperlink w:anchor="_Toc240304764" w:history="1">
             <w:r>
               <w:rPr>
                 <w:rStyle w:val="Hipervnculo"/>
@@ -1303,7 +1303,7 @@
               <w:rPr>
                 <w:noProof/>
               </w:rPr>
-              <w:instrText xml:space="preserve"> PAGEREF _Toc240299545 \h </w:instrText>
+              <w:instrText xml:space="preserve"> PAGEREF _Toc240304764 \h </w:instrText>
             </w:r>
             <w:r>
               <w:rPr>
@@ -1344,7 +1344,7 @@
               <w14:ligatures w14:val="standardContextual"/>
             </w:rPr>
           </w:pPr>
-          <w:hyperlink w:anchor="_Toc240299546" w:history="1">
+          <w:hyperlink w:anchor="_Toc240304765" w:history="1">
             <w:r>
               <w:rPr>
                 <w:rStyle w:val="Hipervnculo"/>
@@ -1368,7 +1368,7 @@
               <w:rPr>
                 <w:noProof/>
               </w:rPr>
-              <w:instrText xml:space="preserve"> PAGEREF _Toc240299546 \h </w:instrText>
+              <w:instrText xml:space="preserve"> PAGEREF _Toc240304765 \h </w:instrText>
             </w:r>
             <w:r>
               <w:rPr>
@@ -1409,7 +1409,7 @@
               <w14:ligatures w14:val="standardContextual"/>
             </w:rPr>
           </w:pPr>
-          <w:hyperlink w:anchor="_Toc240299547" w:history="1">
+          <w:hyperlink w:anchor="_Toc240304766" w:history="1">
             <w:r>
               <w:rPr>
                 <w:rStyle w:val="Hipervnculo"/>
@@ -1433,7 +1433,7 @@
               <w:rPr>
                 <w:noProof/>
               </w:rPr>
-              <w:instrText xml:space="preserve"> PAGEREF _Toc240299547 \h </w:instrText>
+              <w:instrText xml:space="preserve"> PAGEREF _Toc240304766 \h </w:instrText>
             </w:r>
             <w:r>
               <w:rPr>
@@ -1474,7 +1474,7 @@
               <w14:ligatures w14:val="standardContextual"/>
             </w:rPr>
           </w:pPr>
-          <w:hyperlink w:anchor="_Toc240299548" w:history="1">
+          <w:hyperlink w:anchor="_Toc240304767" w:history="1">
             <w:r>
               <w:rPr>
                 <w:rStyle w:val="Hipervnculo"/>
@@ -1498,7 +1498,7 @@
               <w:rPr>
                 <w:noProof/>
               </w:rPr>
-              <w:instrText xml:space="preserve"> PAGEREF _Toc240299548 \h </w:instrText>
+              <w:instrText xml:space="preserve"> PAGEREF _Toc240304767 \h </w:instrText>
             </w:r>
             <w:r>
               <w:rPr>
@@ -1539,7 +1539,7 @@
               <w14:ligatures w14:val="standardContextual"/>
             </w:rPr>
           </w:pPr>
-          <w:hyperlink w:anchor="_Toc240299549" w:history="1">
+          <w:hyperlink w:anchor="_Toc240304768" w:history="1">
             <w:r>
               <w:rPr>
                 <w:rStyle w:val="Hipervnculo"/>
@@ -1563,7 +1563,7 @@
               <w:rPr>
                 <w:noProof/>
               </w:rPr>
-              <w:instrText xml:space="preserve"> PAGEREF _Toc240299549 \h </w:instrText>
+              <w:instrText xml:space="preserve"> PAGEREF _Toc240304768 \h </w:instrText>
             </w:r>
             <w:r>
               <w:rPr>
@@ -1604,7 +1604,7 @@
               <w14:ligatures w14:val="standardContextual"/>
             </w:rPr>
           </w:pPr>
-          <w:hyperlink w:anchor="_Toc240299550" w:history="1">
+          <w:hyperlink w:anchor="_Toc240304769" w:history="1">
             <w:r>
               <w:rPr>
                 <w:rStyle w:val="Hipervnculo"/>
@@ -1628,7 +1628,7 @@
               <w:rPr>
                 <w:noProof/>
               </w:rPr>
-              <w:instrText xml:space="preserve"> PAGEREF _Toc240299550 \h </w:instrText>
+              <w:instrText xml:space="preserve"> PAGEREF _Toc240304769 \h </w:instrText>
             </w:r>
             <w:r>
               <w:rPr>
@@ -1669,7 +1669,7 @@
               <w14:ligatures w14:val="standardContextual"/>
             </w:rPr>
           </w:pPr>
-          <w:hyperlink w:anchor="_Toc240299551" w:history="1">
+          <w:hyperlink w:anchor="_Toc240304770" w:history="1">
             <w:r>
               <w:rPr>
                 <w:rStyle w:val="Hipervnculo"/>
@@ -1693,7 +1693,7 @@
               <w:rPr>
                 <w:noProof/>
               </w:rPr>
-              <w:instrText xml:space="preserve"> PAGEREF _Toc240299551 \h </w:instrText>
+              <w:instrText xml:space="preserve"> PAGEREF _Toc240304770 \h </w:instrText>
             </w:r>
             <w:r>
               <w:rPr>
@@ -1734,7 +1734,7 @@
               <w14:ligatures w14:val="standardContextual"/>
             </w:rPr>
           </w:pPr>
-          <w:hyperlink w:anchor="_Toc240299552" w:history="1">
+          <w:hyperlink w:anchor="_Toc240304771" w:history="1">
             <w:r>
               <w:rPr>
                 <w:rStyle w:val="Hipervnculo"/>
@@ -1758,7 +1758,7 @@
               <w:rPr>
                 <w:noProof/>
               </w:rPr>
-              <w:instrText xml:space="preserve"> PAGEREF _Toc240299552 \h </w:instrText>
+              <w:instrText xml:space="preserve"> PAGEREF _Toc240304771 \h </w:instrText>
             </w:r>
             <w:r>
               <w:rPr>
@@ -1799,7 +1799,7 @@
               <w14:ligatures w14:val="standardContextual"/>
             </w:rPr>
           </w:pPr>
-          <w:hyperlink w:anchor="_Toc240299553" w:history="1">
+          <w:hyperlink w:anchor="_Toc240304772" w:history="1">
             <w:r>
               <w:rPr>
                 <w:rStyle w:val="Hipervnculo"/>
@@ -1823,7 +1823,7 @@
               <w:rPr>
                 <w:noProof/>
               </w:rPr>
-              <w:instrText xml:space="preserve"> PAGEREF _Toc240299553 \h </w:instrText>
+              <w:instrText xml:space="preserve"> PAGEREF _Toc240304772 \h </w:instrText>
             </w:r>
             <w:r>
               <w:rPr>
@@ -1864,7 +1864,7 @@
               <w14:ligatures w14:val="standardContextual"/>
             </w:rPr>
           </w:pPr>
-          <w:hyperlink w:anchor="_Toc240299554" w:history="1">
+          <w:hyperlink w:anchor="_Toc240304773" w:history="1">
             <w:r>
               <w:rPr>
                 <w:rStyle w:val="Hipervnculo"/>
@@ -1888,7 +1888,7 @@
               <w:rPr>
                 <w:noProof/>
               </w:rPr>
-              <w:instrText xml:space="preserve"> PAGEREF _Toc240299554 \h </w:instrText>
+              <w:instrText xml:space="preserve"> PAGEREF _Toc240304773 \h </w:instrText>
             </w:r>
             <w:r>
               <w:rPr>
@@ -1929,7 +1929,7 @@
               <w14:ligatures w14:val="standardContextual"/>
             </w:rPr>
           </w:pPr>
-          <w:hyperlink w:anchor="_Toc240299555" w:history="1">
+          <w:hyperlink w:anchor="_Toc240304774" w:history="1">
             <w:r>
               <w:rPr>
                 <w:rStyle w:val="Hipervnculo"/>
@@ -1953,7 +1953,7 @@
               <w:rPr>
                 <w:noProof/>
               </w:rPr>
-              <w:instrText xml:space="preserve"> PAGEREF _Toc240299555 \h </w:instrText>
+              <w:instrText xml:space="preserve"> PAGEREF _Toc240304774 \h </w:instrText>
             </w:r>
             <w:r>
               <w:rPr>
@@ -1994,7 +1994,7 @@
               <w14:ligatures w14:val="standardContextual"/>
             </w:rPr>
           </w:pPr>
-          <w:hyperlink w:anchor="_Toc240299556" w:history="1">
+          <w:hyperlink w:anchor="_Toc240304775" w:history="1">
             <w:r>
               <w:rPr>
                 <w:rStyle w:val="Hipervnculo"/>
@@ -2018,7 +2018,7 @@
               <w:rPr>
                 <w:noProof/>
               </w:rPr>
-              <w:instrText xml:space="preserve"> PAGEREF _Toc240299556 \h </w:instrText>
+              <w:instrText xml:space="preserve"> PAGEREF _Toc240304775 \h </w:instrText>
             </w:r>
             <w:r>
               <w:rPr>
@@ -2059,7 +2059,7 @@
               <w14:ligatures w14:val="standardContextual"/>
             </w:rPr>
           </w:pPr>
-          <w:hyperlink w:anchor="_Toc240299557" w:history="1">
+          <w:hyperlink w:anchor="_Toc240304776" w:history="1">
             <w:r>
               <w:rPr>
                 <w:rStyle w:val="Hipervnculo"/>
@@ -2083,7 +2083,7 @@
               <w:rPr>
                 <w:noProof/>
               </w:rPr>
-              <w:instrText xml:space="preserve"> PAGEREF _Toc240299557 \h </w:instrText>
+              <w:instrText xml:space="preserve"> PAGEREF _Toc240304776 \h </w:instrText>
             </w:r>
             <w:r>
               <w:rPr>
@@ -2124,7 +2124,7 @@
               <w14:ligatures w14:val="standardContextual"/>
             </w:rPr>
           </w:pPr>
-          <w:hyperlink w:anchor="_Toc240299558" w:history="1">
+          <w:hyperlink w:anchor="_Toc240304777" w:history="1">
             <w:r>
               <w:rPr>
                 <w:rStyle w:val="Hipervnculo"/>
@@ -2148,7 +2148,7 @@
               <w:rPr>
                 <w:noProof/>
               </w:rPr>
-              <w:instrText xml:space="preserve"> PAGEREF _Toc240299558 \h </w:instrText>
+              <w:instrText xml:space="preserve"> PAGEREF _Toc240304777 \h </w:instrText>
             </w:r>
             <w:r>
               <w:rPr>
@@ -2189,7 +2189,7 @@
               <w14:ligatures w14:val="standardContextual"/>
             </w:rPr>
           </w:pPr>
-          <w:hyperlink w:anchor="_Toc240299559" w:history="1">
+          <w:hyperlink w:anchor="_Toc240304778" w:history="1">
             <w:r>
               <w:rPr>
                 <w:rStyle w:val="Hipervnculo"/>
@@ -2213,7 +2213,7 @@
               <w:rPr>
                 <w:noProof/>
               </w:rPr>
-              <w:instrText xml:space="preserve"> PAGEREF _Toc240299559 \h </w:instrText>
+              <w:instrText xml:space="preserve"> PAGEREF _Toc240304778 \h </w:instrText>
             </w:r>
             <w:r>
               <w:rPr>
@@ -2254,7 +2254,7 @@
               <w14:ligatures w14:val="standardContextual"/>
             </w:rPr>
           </w:pPr>
-          <w:hyperlink w:anchor="_Toc240299560" w:history="1">
+          <w:hyperlink w:anchor="_Toc240304779" w:history="1">
             <w:r>
               <w:rPr>
                 <w:rStyle w:val="Hipervnculo"/>
@@ -2278,7 +2278,7 @@
               <w:rPr>
                 <w:noProof/>
               </w:rPr>
-              <w:instrText xml:space="preserve"> PAGEREF _Toc240299560 \h </w:instrText>
+              <w:instrText xml:space="preserve"> PAGEREF _Toc240304779 \h </w:instrText>
             </w:r>
             <w:r>
               <w:rPr>
@@ -2319,7 +2319,7 @@
               <w14:ligatures w14:val="standardContextual"/>
             </w:rPr>
           </w:pPr>
-          <w:hyperlink w:anchor="_Toc240299561" w:history="1">
+          <w:hyperlink w:anchor="_Toc240304780" w:history="1">
             <w:r>
               <w:rPr>
                 <w:rStyle w:val="Hipervnculo"/>
@@ -2343,7 +2343,7 @@
               <w:rPr>
                 <w:noProof/>
               </w:rPr>
-              <w:instrText xml:space="preserve"> PAGEREF _Toc240299561 \h </w:instrText>
+              <w:instrText xml:space="preserve"> PAGEREF _Toc240304780 \h </w:instrText>
             </w:r>
             <w:r>
               <w:rPr>
@@ -2384,7 +2384,7 @@
               <w14:ligatures w14:val="standardContextual"/>
             </w:rPr>
           </w:pPr>
-          <w:hyperlink w:anchor="_Toc240299562" w:history="1">
+          <w:hyperlink w:anchor="_Toc240304781" w:history="1">
             <w:r>
               <w:rPr>
                 <w:rStyle w:val="Hipervnculo"/>
@@ -2408,7 +2408,7 @@
               <w:rPr>
                 <w:noProof/>
               </w:rPr>
-              <w:instrText xml:space="preserve"> PAGEREF _Toc240299562 \h </w:instrText>
+              <w:instrText xml:space="preserve"> PAGEREF _Toc240304781 \h </w:instrText>
             </w:r>
             <w:r>
               <w:rPr>
@@ -2449,7 +2449,7 @@
               <w14:ligatures w14:val="standardContextual"/>
             </w:rPr>
           </w:pPr>
-          <w:hyperlink w:anchor="_Toc240299563" w:history="1">
+          <w:hyperlink w:anchor="_Toc240304782" w:history="1">
             <w:r>
               <w:rPr>
                 <w:rStyle w:val="Hipervnculo"/>
@@ -2473,7 +2473,7 @@
               <w:rPr>
                 <w:noProof/>
               </w:rPr>
-              <w:instrText xml:space="preserve"> PAGEREF _Toc240299563 \h </w:instrText>
+              <w:instrText xml:space="preserve"> PAGEREF _Toc240304782 \h </w:instrText>
             </w:r>
             <w:r>
               <w:rPr>
@@ -2514,7 +2514,7 @@
               <w14:ligatures w14:val="standardContextual"/>
             </w:rPr>
           </w:pPr>
-          <w:hyperlink w:anchor="_Toc240299564" w:history="1">
+          <w:hyperlink w:anchor="_Toc240304783" w:history="1">
             <w:r>
               <w:rPr>
                 <w:rStyle w:val="Hipervnculo"/>
@@ -2538,7 +2538,7 @@
               <w:rPr>
                 <w:noProof/>
               </w:rPr>
-              <w:instrText xml:space="preserve"> PAGEREF _Toc240299564 \h </w:instrText>
+              <w:instrText xml:space="preserve"> PAGEREF _Toc240304783 \h </w:instrText>
             </w:r>
             <w:r>
               <w:rPr>
@@ -2579,7 +2579,7 @@
               <w14:ligatures w14:val="standardContextual"/>
             </w:rPr>
           </w:pPr>
-          <w:hyperlink w:anchor="_Toc240299565" w:history="1">
+          <w:hyperlink w:anchor="_Toc240304784" w:history="1">
             <w:r>
               <w:rPr>
                 <w:rStyle w:val="Hipervnculo"/>
@@ -2603,7 +2603,7 @@
               <w:rPr>
                 <w:noProof/>
               </w:rPr>
-              <w:instrText xml:space="preserve"> PAGEREF _Toc240299565 \h </w:instrText>
+              <w:instrText xml:space="preserve"> PAGEREF _Toc240304784 \h </w:instrText>
             </w:r>
             <w:r>
               <w:rPr>
@@ -2644,7 +2644,7 @@
               <w14:ligatures w14:val="standardContextual"/>
             </w:rPr>
           </w:pPr>
-          <w:hyperlink w:anchor="_Toc240299566" w:history="1">
+          <w:hyperlink w:anchor="_Toc240304785" w:history="1">
             <w:r>
               <w:rPr>
                 <w:rStyle w:val="Hipervnculo"/>
@@ -2668,7 +2668,7 @@
               <w:rPr>
                 <w:noProof/>
               </w:rPr>
-              <w:instrText xml:space="preserve"> PAGEREF _Toc240299566 \h </w:instrText>
+              <w:instrText xml:space="preserve"> PAGEREF _Toc240304785 \h </w:instrText>
             </w:r>
             <w:r>
               <w:rPr>
@@ -2709,7 +2709,7 @@
               <w14:ligatures w14:val="standardContextual"/>
             </w:rPr>
           </w:pPr>
-          <w:hyperlink w:anchor="_Toc240299567" w:history="1">
+          <w:hyperlink w:anchor="_Toc240304786" w:history="1">
             <w:r>
               <w:rPr>
                 <w:rStyle w:val="Hipervnculo"/>
@@ -2733,7 +2733,7 @@
               <w:rPr>
                 <w:noProof/>
               </w:rPr>
-              <w:instrText xml:space="preserve"> PAGEREF _Toc240299567 \h </w:instrText>
+              <w:instrText xml:space="preserve"> PAGEREF _Toc240304786 \h </w:instrText>
             </w:r>
             <w:r>
               <w:rPr>
@@ -2774,7 +2774,7 @@
               <w14:ligatures w14:val="standardContextual"/>
             </w:rPr>
           </w:pPr>
-          <w:hyperlink w:anchor="_Toc240299568" w:history="1">
+          <w:hyperlink w:anchor="_Toc240304787" w:history="1">
             <w:r>
               <w:rPr>
                 <w:rStyle w:val="Hipervnculo"/>
@@ -2798,7 +2798,7 @@
               <w:rPr>
                 <w:noProof/>
               </w:rPr>
-              <w:instrText xml:space="preserve"> PAGEREF _Toc240299568 \h </w:instrText>
+              <w:instrText xml:space="preserve"> PAGEREF _Toc240304787 \h </w:instrText>
             </w:r>
             <w:r>
               <w:rPr>
@@ -2839,7 +2839,7 @@
               <w14:ligatures w14:val="standardContextual"/>
             </w:rPr>
           </w:pPr>
-          <w:hyperlink w:anchor="_Toc240299569" w:history="1">
+          <w:hyperlink w:anchor="_Toc240304788" w:history="1">
             <w:r>
               <w:rPr>
                 <w:rStyle w:val="Hipervnculo"/>
@@ -2863,7 +2863,7 @@
               <w:rPr>
                 <w:noProof/>
               </w:rPr>
-              <w:instrText xml:space="preserve"> PAGEREF _Toc240299569 \h </w:instrText>
+              <w:instrText xml:space="preserve"> PAGEREF _Toc240304788 \h </w:instrText>
             </w:r>
             <w:r>
               <w:rPr>
@@ -2904,7 +2904,7 @@
               <w14:ligatures w14:val="standardContextual"/>
             </w:rPr>
           </w:pPr>
-          <w:hyperlink w:anchor="_Toc240299570" w:history="1">
+          <w:hyperlink w:anchor="_Toc240304789" w:history="1">
             <w:r>
               <w:rPr>
                 <w:rStyle w:val="Hipervnculo"/>
@@ -2928,7 +2928,7 @@
               <w:rPr>
                 <w:noProof/>
               </w:rPr>
-              <w:instrText xml:space="preserve"> PAGEREF _Toc240299570 \h </w:instrText>
+              <w:instrText xml:space="preserve"> PAGEREF _Toc240304789 \h </w:instrText>
             </w:r>
             <w:r>
               <w:rPr>
@@ -2969,7 +2969,7 @@
               <w14:ligatures w14:val="standardContextual"/>
             </w:rPr>
           </w:pPr>
-          <w:hyperlink w:anchor="_Toc240299571" w:history="1">
+          <w:hyperlink w:anchor="_Toc240304790" w:history="1">
             <w:r>
               <w:rPr>
                 <w:rStyle w:val="Hipervnculo"/>
@@ -2993,7 +2993,7 @@
               <w:rPr>
                 <w:noProof/>
               </w:rPr>
-              <w:instrText xml:space="preserve"> PAGEREF _Toc240299571 \h </w:instrText>
+              <w:instrText xml:space="preserve"> PAGEREF _Toc240304790 \h </w:instrText>
             </w:r>
             <w:r>
               <w:rPr>
@@ -3034,7 +3034,7 @@
               <w14:ligatures w14:val="standardContextual"/>
             </w:rPr>
           </w:pPr>
-          <w:hyperlink w:anchor="_Toc240299572" w:history="1">
+          <w:hyperlink w:anchor="_Toc240304791" w:history="1">
             <w:r>
               <w:rPr>
                 <w:rStyle w:val="Hipervnculo"/>
@@ -3058,7 +3058,7 @@
               <w:rPr>
                 <w:noProof/>
               </w:rPr>
-              <w:instrText xml:space="preserve"> PAGEREF _Toc240299572 \h </w:instrText>
+              <w:instrText xml:space="preserve"> PAGEREF _Toc240304791 \h </w:instrText>
             </w:r>
             <w:r>
               <w:rPr>
@@ -3099,7 +3099,7 @@
               <w14:ligatures w14:val="standardContextual"/>
             </w:rPr>
           </w:pPr>
-          <w:hyperlink w:anchor="_Toc240299573" w:history="1">
+          <w:hyperlink w:anchor="_Toc240304792" w:history="1">
             <w:r>
               <w:rPr>
                 <w:rStyle w:val="Hipervnculo"/>
@@ -3123,7 +3123,7 @@
               <w:rPr>
                 <w:noProof/>
               </w:rPr>
-              <w:instrText xml:space="preserve"> PAGEREF _Toc240299573 \h </w:instrText>
+              <w:instrText xml:space="preserve"> PAGEREF _Toc240304792 \h </w:instrText>
             </w:r>
             <w:r>
               <w:rPr>
@@ -3164,7 +3164,7 @@
               <w14:ligatures w14:val="standardContextual"/>
             </w:rPr>
           </w:pPr>
-          <w:hyperlink w:anchor="_Toc240299574" w:history="1">
+          <w:hyperlink w:anchor="_Toc240304793" w:history="1">
             <w:r>
               <w:rPr>
                 <w:rStyle w:val="Hipervnculo"/>
@@ -3188,7 +3188,7 @@
               <w:rPr>
                 <w:noProof/>
               </w:rPr>
-              <w:instrText xml:space="preserve"> PAGEREF _Toc240299574 \h </w:instrText>
+              <w:instrText xml:space="preserve"> PAGEREF _Toc240304793 \h </w:instrText>
             </w:r>
             <w:r>
               <w:rPr>
@@ -3229,7 +3229,7 @@
               <w14:ligatures w14:val="standardContextual"/>
             </w:rPr>
           </w:pPr>
-          <w:hyperlink w:anchor="_Toc240299575" w:history="1">
+          <w:hyperlink w:anchor="_Toc240304794" w:history="1">
             <w:r>
               <w:rPr>
                 <w:rStyle w:val="Hipervnculo"/>
@@ -3253,7 +3253,7 @@
               <w:rPr>
                 <w:noProof/>
               </w:rPr>
-              <w:instrText xml:space="preserve"> PAGEREF _Toc240299575 \h </w:instrText>
+              <w:instrText xml:space="preserve"> PAGEREF _Toc240304794 \h </w:instrText>
             </w:r>
             <w:r>
               <w:rPr>
@@ -3294,7 +3294,7 @@
               <w14:ligatures w14:val="standardContextual"/>
             </w:rPr>
           </w:pPr>
-          <w:hyperlink w:anchor="_Toc240299576" w:history="1">
+          <w:hyperlink w:anchor="_Toc240304795" w:history="1">
             <w:r>
               <w:rPr>
                 <w:rStyle w:val="Hipervnculo"/>
@@ -3318,7 +3318,7 @@
               <w:rPr>
                 <w:noProof/>
               </w:rPr>
-              <w:instrText xml:space="preserve"> PAGEREF _Toc240299576 \h </w:instrText>
+              <w:instrText xml:space="preserve"> PAGEREF _Toc240304795 \h </w:instrText>
             </w:r>
             <w:r>
               <w:rPr>
@@ -3359,7 +3359,7 @@
               <w14:ligatures w14:val="standardContextual"/>
             </w:rPr>
           </w:pPr>
-          <w:hyperlink w:anchor="_Toc240299577" w:history="1">
+          <w:hyperlink w:anchor="_Toc240304796" w:history="1">
             <w:r>
               <w:rPr>
                 <w:rStyle w:val="Hipervnculo"/>
@@ -3383,7 +3383,7 @@
               <w:rPr>
                 <w:noProof/>
               </w:rPr>
-              <w:instrText xml:space="preserve"> PAGEREF _Toc240299577 \h </w:instrText>
+              <w:instrText xml:space="preserve"> PAGEREF _Toc240304796 \h </w:instrText>
             </w:r>
             <w:r>
               <w:rPr>
@@ -3424,7 +3424,7 @@
               <w14:ligatures w14:val="standardContextual"/>
             </w:rPr>
           </w:pPr>
-          <w:hyperlink w:anchor="_Toc240299578" w:history="1">
+          <w:hyperlink w:anchor="_Toc240304797" w:history="1">
             <w:r>
               <w:rPr>
                 <w:rStyle w:val="Hipervnculo"/>
@@ -3448,7 +3448,7 @@
               <w:rPr>
                 <w:noProof/>
               </w:rPr>
-              <w:instrText xml:space="preserve"> PAGEREF _Toc240299578 \h </w:instrText>
+              <w:instrText xml:space="preserve"> PAGEREF _Toc240304797 \h </w:instrText>
             </w:r>
             <w:r>
               <w:rPr>
@@ -3489,7 +3489,7 @@
               <w14:ligatures w14:val="standardContextual"/>
             </w:rPr>
           </w:pPr>
-          <w:hyperlink w:anchor="_Toc240299579" w:history="1">
+          <w:hyperlink w:anchor="_Toc240304798" w:history="1">
             <w:r>
               <w:rPr>
                 <w:rStyle w:val="Hipervnculo"/>
@@ -3513,7 +3513,7 @@
               <w:rPr>
                 <w:noProof/>
               </w:rPr>
-              <w:instrText xml:space="preserve"> PAGEREF _Toc240299579 \h </w:instrText>
+              <w:instrText xml:space="preserve"> PAGEREF _Toc240304798 \h </w:instrText>
             </w:r>
             <w:r>
               <w:rPr>
@@ -3554,7 +3554,7 @@
               <w14:ligatures w14:val="standardContextual"/>
             </w:rPr>
           </w:pPr>
-          <w:hyperlink w:anchor="_Toc240299580" w:history="1">
+          <w:hyperlink w:anchor="_Toc240304799" w:history="1">
             <w:r>
               <w:rPr>
                 <w:rStyle w:val="Hipervnculo"/>
@@ -3578,7 +3578,7 @@
               <w:rPr>
                 <w:noProof/>
               </w:rPr>
-              <w:instrText xml:space="preserve"> PAGEREF _Toc240299580 \h </w:instrText>
+              <w:instrText xml:space="preserve"> PAGEREF _Toc240304799 \h </w:instrText>
             </w:r>
             <w:r>
               <w:rPr>
@@ -3619,7 +3619,7 @@
               <w14:ligatures w14:val="standardContextual"/>
             </w:rPr>
           </w:pPr>
-          <w:hyperlink w:anchor="_Toc240299581" w:history="1">
+          <w:hyperlink w:anchor="_Toc240304800" w:history="1">
             <w:r>
               <w:rPr>
                 <w:rStyle w:val="Hipervnculo"/>
@@ -3643,7 +3643,7 @@
               <w:rPr>
                 <w:noProof/>
               </w:rPr>
-              <w:instrText xml:space="preserve"> PAGEREF _Toc240299581 \h </w:instrText>
+              <w:instrText xml:space="preserve"> PAGEREF _Toc240304800 \h </w:instrText>
             </w:r>
             <w:r>
               <w:rPr>
@@ -3684,7 +3684,7 @@
               <w14:ligatures w14:val="standardContextual"/>
             </w:rPr>
           </w:pPr>
-          <w:hyperlink w:anchor="_Toc240299582" w:history="1">
+          <w:hyperlink w:anchor="_Toc240304801" w:history="1">
             <w:r>
               <w:rPr>
                 <w:rStyle w:val="Hipervnculo"/>
@@ -3708,7 +3708,7 @@
               <w:rPr>
                 <w:noProof/>
               </w:rPr>
-              <w:instrText xml:space="preserve"> PAGEREF _Toc240299582 \h </w:instrText>
+              <w:instrText xml:space="preserve"> PAGEREF _Toc240304801 \h </w:instrText>
             </w:r>
             <w:r>
               <w:rPr>
@@ -3749,7 +3749,7 @@
               <w14:ligatures w14:val="standardContextual"/>
             </w:rPr>
           </w:pPr>
-          <w:hyperlink w:anchor="_Toc240299583" w:history="1">
+          <w:hyperlink w:anchor="_Toc240304802" w:history="1">
             <w:r>
               <w:rPr>
                 <w:rStyle w:val="Hipervnculo"/>
@@ -3773,7 +3773,7 @@
               <w:rPr>
                 <w:noProof/>
               </w:rPr>
-              <w:instrText xml:space="preserve"> PAGEREF _Toc240299583 \h </w:instrText>
+              <w:instrText xml:space="preserve"> PAGEREF _Toc240304802 \h </w:instrText>
             </w:r>
             <w:r>
               <w:rPr>
@@ -3814,7 +3814,7 @@
               <w14:ligatures w14:val="standardContextual"/>
             </w:rPr>
           </w:pPr>
-          <w:hyperlink w:anchor="_Toc240299584" w:history="1">
+          <w:hyperlink w:anchor="_Toc240304803" w:history="1">
             <w:r>
               <w:rPr>
                 <w:rStyle w:val="Hipervnculo"/>
@@ -3838,7 +3838,7 @@
               <w:rPr>
                 <w:noProof/>
               </w:rPr>
-              <w:instrText xml:space="preserve"> PAGEREF _Toc240299584 \h </w:instrText>
+              <w:instrText xml:space="preserve"> PAGEREF _Toc240304803 \h </w:instrText>
             </w:r>
             <w:r>
               <w:rPr>
@@ -3879,7 +3879,7 @@
               <w14:ligatures w14:val="standardContextual"/>
             </w:rPr>
           </w:pPr>
-          <w:hyperlink w:anchor="_Toc240299585" w:history="1">
+          <w:hyperlink w:anchor="_Toc240304804" w:history="1">
             <w:r>
               <w:rPr>
                 <w:rStyle w:val="Hipervnculo"/>
@@ -3903,7 +3903,7 @@
               <w:rPr>
                 <w:noProof/>
               </w:rPr>
-              <w:instrText xml:space="preserve"> PAGEREF _Toc240299585 \h </w:instrText>
+              <w:instrText xml:space="preserve"> PAGEREF _Toc240304804 \h </w:instrText>
             </w:r>
             <w:r>
               <w:rPr>
@@ -3944,7 +3944,7 @@
               <w14:ligatures w14:val="standardContextual"/>
             </w:rPr>
           </w:pPr>
-          <w:hyperlink w:anchor="_Toc240299586" w:history="1">
+          <w:hyperlink w:anchor="_Toc240304805" w:history="1">
             <w:r>
               <w:rPr>
                 <w:rStyle w:val="Hipervnculo"/>
@@ -3968,7 +3968,7 @@
               <w:rPr>
                 <w:noProof/>
               </w:rPr>
-              <w:instrText xml:space="preserve"> PAGEREF _Toc240299586 \h </w:instrText>
+              <w:instrText xml:space="preserve"> PAGEREF _Toc240304805 \h </w:instrText>
             </w:r>
             <w:r>
               <w:rPr>
@@ -4009,7 +4009,7 @@
               <w14:ligatures w14:val="standardContextual"/>
             </w:rPr>
           </w:pPr>
-          <w:hyperlink w:anchor="_Toc240299587" w:history="1">
+          <w:hyperlink w:anchor="_Toc240304806" w:history="1">
             <w:r>
               <w:rPr>
                 <w:rStyle w:val="Hipervnculo"/>
@@ -4033,7 +4033,7 @@
               <w:rPr>
                 <w:noProof/>
               </w:rPr>
-              <w:instrText xml:space="preserve"> PAGEREF _Toc240299587 \h </w:instrText>
+              <w:instrText xml:space="preserve"> PAGEREF _Toc240304806 \h </w:instrText>
             </w:r>
             <w:r>
               <w:rPr>
@@ -4074,7 +4074,7 @@
               <w14:ligatures w14:val="standardContextual"/>
             </w:rPr>
           </w:pPr>
-          <w:hyperlink w:anchor="_Toc240299588" w:history="1">
+          <w:hyperlink w:anchor="_Toc240304807" w:history="1">
             <w:r>
               <w:rPr>
                 <w:rStyle w:val="Hipervnculo"/>
@@ -4098,7 +4098,7 @@
               <w:rPr>
                 <w:noProof/>
               </w:rPr>
-              <w:instrText xml:space="preserve"> PAGEREF _Toc240299588 \h </w:instrText>
+              <w:instrText xml:space="preserve"> PAGEREF _Toc240304807 \h </w:instrText>
             </w:r>
             <w:r>
               <w:rPr>
@@ -4139,7 +4139,7 @@
               <w14:ligatures w14:val="standardContextual"/>
             </w:rPr>
           </w:pPr>
-          <w:hyperlink w:anchor="_Toc240299589" w:history="1">
+          <w:hyperlink w:anchor="_Toc240304808" w:history="1">
             <w:r>
               <w:rPr>
                 <w:rStyle w:val="Hipervnculo"/>
@@ -4163,7 +4163,7 @@
               <w:rPr>
                 <w:noProof/>
               </w:rPr>
-              <w:instrText xml:space="preserve"> PAGEREF _Toc240299589 \h </w:instrText>
+              <w:instrText xml:space="preserve"> PAGEREF _Toc240304808 \h </w:instrText>
             </w:r>
             <w:r>
               <w:rPr>
@@ -4204,7 +4204,7 @@
               <w14:ligatures w14:val="standardContextual"/>
             </w:rPr>
           </w:pPr>
-          <w:hyperlink w:anchor="_Toc240299590" w:history="1">
+          <w:hyperlink w:anchor="_Toc240304809" w:history="1">
             <w:r>
               <w:rPr>
                 <w:rStyle w:val="Hipervnculo"/>
@@ -4228,7 +4228,7 @@
               <w:rPr>
                 <w:noProof/>
               </w:rPr>
-              <w:instrText xml:space="preserve"> PAGEREF _Toc240299590 \h </w:instrText>
+              <w:instrText xml:space="preserve"> PAGEREF _Toc240304809 \h </w:instrText>
             </w:r>
             <w:r>
               <w:rPr>
@@ -4269,7 +4269,7 @@
               <w14:ligatures w14:val="standardContextual"/>
             </w:rPr>
           </w:pPr>
-          <w:hyperlink w:anchor="_Toc240299591" w:history="1">
+          <w:hyperlink w:anchor="_Toc240304810" w:history="1">
             <w:r>
               <w:rPr>
                 <w:rStyle w:val="Hipervnculo"/>
@@ -4293,7 +4293,7 @@
               <w:rPr>
                 <w:noProof/>
               </w:rPr>
-              <w:instrText xml:space="preserve"> PAGEREF _Toc240299591 \h </w:instrText>
+              <w:instrText xml:space="preserve"> PAGEREF _Toc240304810 \h </w:instrText>
             </w:r>
             <w:r>
               <w:rPr>
@@ -4334,7 +4334,7 @@
               <w14:ligatures w14:val="standardContextual"/>
             </w:rPr>
           </w:pPr>
-          <w:hyperlink w:anchor="_Toc240299592" w:history="1">
+          <w:hyperlink w:anchor="_Toc240304811" w:history="1">
             <w:r>
               <w:rPr>
                 <w:rStyle w:val="Hipervnculo"/>
@@ -4358,7 +4358,7 @@
               <w:rPr>
                 <w:noProof/>
               </w:rPr>
-              <w:instrText xml:space="preserve"> PAGEREF _Toc240299592 \h </w:instrText>
+              <w:instrText xml:space="preserve"> PAGEREF _Toc240304811 \h </w:instrText>
             </w:r>
             <w:r>
               <w:rPr>
@@ -4399,7 +4399,7 @@
               <w14:ligatures w14:val="standardContextual"/>
             </w:rPr>
           </w:pPr>
-          <w:hyperlink w:anchor="_Toc240299593" w:history="1">
+          <w:hyperlink w:anchor="_Toc240304812" w:history="1">
             <w:r>
               <w:rPr>
                 <w:rStyle w:val="Hipervnculo"/>
@@ -4423,7 +4423,7 @@
               <w:rPr>
                 <w:noProof/>
               </w:rPr>
-              <w:instrText xml:space="preserve"> PAGEREF _Toc240299593 \h </w:instrText>
+              <w:instrText xml:space="preserve"> PAGEREF _Toc240304812 \h </w:instrText>
             </w:r>
             <w:r>
               <w:rPr>
@@ -4464,7 +4464,7 @@
               <w14:ligatures w14:val="standardContextual"/>
             </w:rPr>
           </w:pPr>
-          <w:hyperlink w:anchor="_Toc240299594" w:history="1">
+          <w:hyperlink w:anchor="_Toc240304813" w:history="1">
             <w:r>
               <w:rPr>
                 <w:rStyle w:val="Hipervnculo"/>
@@ -4488,7 +4488,7 @@
               <w:rPr>
                 <w:noProof/>
               </w:rPr>
-              <w:instrText xml:space="preserve"> PAGEREF _Toc240299594 \h </w:instrText>
+              <w:instrText xml:space="preserve"> PAGEREF _Toc240304813 \h </w:instrText>
             </w:r>
             <w:r>
               <w:rPr>
@@ -4529,7 +4529,7 @@
               <w14:ligatures w14:val="standardContextual"/>
             </w:rPr>
           </w:pPr>
-          <w:hyperlink w:anchor="_Toc240299595" w:history="1">
+          <w:hyperlink w:anchor="_Toc240304814" w:history="1">
             <w:r>
               <w:rPr>
                 <w:rStyle w:val="Hipervnculo"/>
@@ -4553,7 +4553,7 @@
               <w:rPr>
                 <w:noProof/>
               </w:rPr>
-              <w:instrText xml:space="preserve"> PAGEREF _Toc240299595 \h </w:instrText>
+              <w:instrText xml:space="preserve"> PAGEREF _Toc240304814 \h </w:instrText>
             </w:r>
             <w:r>
               <w:rPr>
@@ -4594,7 +4594,7 @@
               <w14:ligatures w14:val="standardContextual"/>
             </w:rPr>
           </w:pPr>
-          <w:hyperlink w:anchor="_Toc240299596" w:history="1">
+          <w:hyperlink w:anchor="_Toc240304815" w:history="1">
             <w:r>
               <w:rPr>
                 <w:rStyle w:val="Hipervnculo"/>
@@ -4618,7 +4618,7 @@
               <w:rPr>
                 <w:noProof/>
               </w:rPr>
-              <w:instrText xml:space="preserve"> PAGEREF _Toc240299596 \h </w:instrText>
+              <w:instrText xml:space="preserve"> PAGEREF _Toc240304815 \h </w:instrText>
             </w:r>
             <w:r>
               <w:rPr>
@@ -4659,7 +4659,7 @@
               <w14:ligatures w14:val="standardContextual"/>
             </w:rPr>
           </w:pPr>
-          <w:hyperlink w:anchor="_Toc240299597" w:history="1">
+          <w:hyperlink w:anchor="_Toc240304816" w:history="1">
             <w:r>
               <w:rPr>
                 <w:rStyle w:val="Hipervnculo"/>
@@ -4683,7 +4683,7 @@
               <w:rPr>
                 <w:noProof/>
               </w:rPr>
-              <w:instrText xml:space="preserve"> PAGEREF _Toc240299597 \h </w:instrText>
+              <w:instrText xml:space="preserve"> PAGEREF _Toc240304816 \h </w:instrText>
             </w:r>
             <w:r>
               <w:rPr>
@@ -4724,7 +4724,7 @@
               <w14:ligatures w14:val="standardContextual"/>
             </w:rPr>
           </w:pPr>
-          <w:hyperlink w:anchor="_Toc240299598" w:history="1">
+          <w:hyperlink w:anchor="_Toc240304817" w:history="1">
             <w:r>
               <w:rPr>
                 <w:rStyle w:val="Hipervnculo"/>
@@ -4748,7 +4748,7 @@
               <w:rPr>
                 <w:noProof/>
               </w:rPr>
-              <w:instrText xml:space="preserve"> PAGEREF _Toc240299598 \h </w:instrText>
+              <w:instrText xml:space="preserve"> PAGEREF _Toc240304817 \h </w:instrText>
             </w:r>
             <w:r>
               <w:rPr>
@@ -4789,7 +4789,7 @@
               <w14:ligatures w14:val="standardContextual"/>
             </w:rPr>
           </w:pPr>
-          <w:hyperlink w:anchor="_Toc240299599" w:history="1">
+          <w:hyperlink w:anchor="_Toc240304818" w:history="1">
             <w:r>
               <w:rPr>
                 <w:rStyle w:val="Hipervnculo"/>
@@ -4813,7 +4813,7 @@
               <w:rPr>
                 <w:noProof/>
               </w:rPr>
-              <w:instrText xml:space="preserve"> PAGEREF _Toc240299599 \h </w:instrText>
+              <w:instrText xml:space="preserve"> PAGEREF _Toc240304818 \h </w:instrText>
             </w:r>
             <w:r>
               <w:rPr>
@@ -4854,7 +4854,7 @@
               <w14:ligatures w14:val="standardContextual"/>
             </w:rPr>
           </w:pPr>
-          <w:hyperlink w:anchor="_Toc240299600" w:history="1">
+          <w:hyperlink w:anchor="_Toc240304819" w:history="1">
             <w:r>
               <w:rPr>
                 <w:rStyle w:val="Hipervnculo"/>
@@ -4878,7 +4878,7 @@
               <w:rPr>
                 <w:noProof/>
               </w:rPr>
-              <w:instrText xml:space="preserve"> PAGEREF _Toc240299600 \h </w:instrText>
+              <w:instrText xml:space="preserve"> PAGEREF _Toc240304819 \h </w:instrText>
             </w:r>
             <w:r>
               <w:rPr>
@@ -4919,7 +4919,7 @@
               <w14:ligatures w14:val="standardContextual"/>
             </w:rPr>
           </w:pPr>
-          <w:hyperlink w:anchor="_Toc240299601" w:history="1">
+          <w:hyperlink w:anchor="_Toc240304820" w:history="1">
             <w:r>
               <w:rPr>
                 <w:rStyle w:val="Hipervnculo"/>
@@ -4943,7 +4943,7 @@
               <w:rPr>
                 <w:noProof/>
               </w:rPr>
-              <w:instrText xml:space="preserve"> PAGEREF _Toc240299601 \h </w:instrText>
+              <w:instrText xml:space="preserve"> PAGEREF _Toc240304820 \h </w:instrText>
             </w:r>
             <w:r>
               <w:rPr>
@@ -4984,7 +4984,7 @@
               <w14:ligatures w14:val="standardContextual"/>
             </w:rPr>
           </w:pPr>
-          <w:hyperlink w:anchor="_Toc240299602" w:history="1">
+          <w:hyperlink w:anchor="_Toc240304821" w:history="1">
             <w:r>
               <w:rPr>
                 <w:rStyle w:val="Hipervnculo"/>
@@ -5008,7 +5008,7 @@
               <w:rPr>
                 <w:noProof/>
               </w:rPr>
-              <w:instrText xml:space="preserve"> PAGEREF _Toc240299602 \h </w:instrText>
+              <w:instrText xml:space="preserve"> PAGEREF _Toc240304821 \h </w:instrText>
             </w:r>
             <w:r>
               <w:rPr>
@@ -5049,7 +5049,7 @@
               <w14:ligatures w14:val="standardContextual"/>
             </w:rPr>
           </w:pPr>
-          <w:hyperlink w:anchor="_Toc240299603" w:history="1">
+          <w:hyperlink w:anchor="_Toc240304822" w:history="1">
             <w:r>
               <w:rPr>
                 <w:rStyle w:val="Hipervnculo"/>
@@ -5073,7 +5073,7 @@
               <w:rPr>
                 <w:noProof/>
               </w:rPr>
-              <w:instrText xml:space="preserve"> PAGEREF _Toc240299603 \h </w:instrText>
+              <w:instrText xml:space="preserve"> PAGEREF _Toc240304822 \h </w:instrText>
             </w:r>
             <w:r>
               <w:rPr>
@@ -5114,7 +5114,7 @@
               <w14:ligatures w14:val="standardContextual"/>
             </w:rPr>
           </w:pPr>
-          <w:hyperlink w:anchor="_Toc240299604" w:history="1">
+          <w:hyperlink w:anchor="_Toc240304823" w:history="1">
             <w:r>
               <w:rPr>
                 <w:rStyle w:val="Hipervnculo"/>
@@ -5138,7 +5138,7 @@
               <w:rPr>
                 <w:noProof/>
               </w:rPr>
-              <w:instrText xml:space="preserve"> PAGEREF _Toc240299604 \h </w:instrText>
+              <w:instrText xml:space="preserve"> PAGEREF _Toc240304823 \h </w:instrText>
             </w:r>
             <w:r>
               <w:rPr>
@@ -5179,7 +5179,7 @@
               <w14:ligatures w14:val="standardContextual"/>
             </w:rPr>
           </w:pPr>
-          <w:hyperlink w:anchor="_Toc240299605" w:history="1">
+          <w:hyperlink w:anchor="_Toc240304824" w:history="1">
             <w:r>
               <w:rPr>
                 <w:rStyle w:val="Hipervnculo"/>
@@ -5203,7 +5203,7 @@
               <w:rPr>
                 <w:noProof/>
               </w:rPr>
-              <w:instrText xml:space="preserve"> PAGEREF _Toc240299605 \h </w:instrText>
+              <w:instrText xml:space="preserve"> PAGEREF _Toc240304824 \h </w:instrText>
             </w:r>
             <w:r>
               <w:rPr>
@@ -5244,7 +5244,7 @@
               <w14:ligatures w14:val="standardContextual"/>
             </w:rPr>
           </w:pPr>
-          <w:hyperlink w:anchor="_Toc240299606" w:history="1">
+          <w:hyperlink w:anchor="_Toc240304825" w:history="1">
             <w:r>
               <w:rPr>
                 <w:rStyle w:val="Hipervnculo"/>
@@ -5268,7 +5268,7 @@
               <w:rPr>
                 <w:noProof/>
               </w:rPr>
-              <w:instrText xml:space="preserve"> PAGEREF _Toc240299606 \h </w:instrText>
+              <w:instrText xml:space="preserve"> PAGEREF _Toc240304825 \h </w:instrText>
             </w:r>
             <w:r>
               <w:rPr>
@@ -5309,7 +5309,7 @@
               <w14:ligatures w14:val="standardContextual"/>
             </w:rPr>
           </w:pPr>
-          <w:hyperlink w:anchor="_Toc240299607" w:history="1">
+          <w:hyperlink w:anchor="_Toc240304826" w:history="1">
             <w:r>
               <w:rPr>
                 <w:rStyle w:val="Hipervnculo"/>
@@ -5333,7 +5333,7 @@
               <w:rPr>
                 <w:noProof/>
               </w:rPr>
-              <w:instrText xml:space="preserve"> PAGEREF _Toc240299607 \h </w:instrText>
+              <w:instrText xml:space="preserve"> PAGEREF _Toc240304826 \h </w:instrText>
             </w:r>
             <w:r>
               <w:rPr>
@@ -5374,7 +5374,7 @@
               <w14:ligatures w14:val="standardContextual"/>
             </w:rPr>
           </w:pPr>
-          <w:hyperlink w:anchor="_Toc240299608" w:history="1">
+          <w:hyperlink w:anchor="_Toc240304827" w:history="1">
             <w:r>
               <w:rPr>
                 <w:rStyle w:val="Hipervnculo"/>
@@ -5398,7 +5398,7 @@
               <w:rPr>
                 <w:noProof/>
               </w:rPr>
-              <w:instrText xml:space="preserve"> PAGEREF _Toc240299608 \h </w:instrText>
+              <w:instrText xml:space="preserve"> PAGEREF _Toc240304827 \h </w:instrText>
             </w:r>
             <w:r>
               <w:rPr>
@@ -5439,7 +5439,7 @@
               <w14:ligatures w14:val="standardContextual"/>
             </w:rPr>
           </w:pPr>
-          <w:hyperlink w:anchor="_Toc240299609" w:history="1">
+          <w:hyperlink w:anchor="_Toc240304828" w:history="1">
             <w:r>
               <w:rPr>
                 <w:rStyle w:val="Hipervnculo"/>
@@ -5463,7 +5463,7 @@
               <w:rPr>
                 <w:noProof/>
               </w:rPr>
-              <w:instrText xml:space="preserve"> PAGEREF _Toc240299609 \h </w:instrText>
+              <w:instrText xml:space="preserve"> PAGEREF _Toc240304828 \h </w:instrText>
             </w:r>
             <w:r>
               <w:rPr>
@@ -5504,7 +5504,7 @@
               <w14:ligatures w14:val="standardContextual"/>
             </w:rPr>
           </w:pPr>
-          <w:hyperlink w:anchor="_Toc240299610" w:history="1">
+          <w:hyperlink w:anchor="_Toc240304829" w:history="1">
             <w:r>
               <w:rPr>
                 <w:rStyle w:val="Hipervnculo"/>
@@ -5528,7 +5528,7 @@
               <w:rPr>
                 <w:noProof/>
               </w:rPr>
-              <w:instrText xml:space="preserve"> PAGEREF _Toc240299610 \h </w:instrText>
+              <w:instrText xml:space="preserve"> PAGEREF _Toc240304829 \h </w:instrText>
             </w:r>
             <w:r>
               <w:rPr>
@@ -5569,7 +5569,7 @@
               <w14:ligatures w14:val="standardContextual"/>
             </w:rPr>
           </w:pPr>
-          <w:hyperlink w:anchor="_Toc240299611" w:history="1">
+          <w:hyperlink w:anchor="_Toc240304830" w:history="1">
             <w:r>
               <w:rPr>
                 <w:rStyle w:val="Hipervnculo"/>
@@ -5593,7 +5593,7 @@
               <w:rPr>
                 <w:noProof/>
               </w:rPr>
-              <w:instrText xml:space="preserve"> PAGEREF _Toc240299611 \h </w:instrText>
+              <w:instrText xml:space="preserve"> PAGEREF _Toc240304830 \h </w:instrText>
             </w:r>
             <w:r>
               <w:rPr>
@@ -5634,7 +5634,7 @@
               <w14:ligatures w14:val="standardContextual"/>
             </w:rPr>
           </w:pPr>
-          <w:hyperlink w:anchor="_Toc240299612" w:history="1">
+          <w:hyperlink w:anchor="_Toc240304831" w:history="1">
             <w:r>
               <w:rPr>
                 <w:rStyle w:val="Hipervnculo"/>
@@ -5658,7 +5658,7 @@
               <w:rPr>
                 <w:noProof/>
               </w:rPr>
-              <w:instrText xml:space="preserve"> PAGEREF _Toc240299612 \h </w:instrText>
+              <w:instrText xml:space="preserve"> PAGEREF _Toc240304831 \h </w:instrText>
             </w:r>
             <w:r>
               <w:rPr>
@@ -5699,7 +5699,7 @@
               <w14:ligatures w14:val="standardContextual"/>
             </w:rPr>
           </w:pPr>
-          <w:hyperlink w:anchor="_Toc240299613" w:history="1">
+          <w:hyperlink w:anchor="_Toc240304832" w:history="1">
             <w:r>
               <w:rPr>
                 <w:rStyle w:val="Hipervnculo"/>
@@ -5723,7 +5723,7 @@
               <w:rPr>
                 <w:noProof/>
               </w:rPr>
-              <w:instrText xml:space="preserve"> PAGEREF _Toc240299613 \h </w:instrText>
+              <w:instrText xml:space="preserve"> PAGEREF _Toc240304832 \h </w:instrText>
             </w:r>
             <w:r>
               <w:rPr>
@@ -5764,7 +5764,7 @@
               <w14:ligatures w14:val="standardContextual"/>
             </w:rPr>
           </w:pPr>
-          <w:hyperlink w:anchor="_Toc240299614" w:history="1">
+          <w:hyperlink w:anchor="_Toc240304833" w:history="1">
             <w:r>
               <w:rPr>
                 <w:rStyle w:val="Hipervnculo"/>
@@ -5788,7 +5788,7 @@
               <w:rPr>
                 <w:noProof/>
               </w:rPr>
-              <w:instrText xml:space="preserve"> PAGEREF _Toc240299614 \h </w:instrText>
+              <w:instrText xml:space="preserve"> PAGEREF _Toc240304833 \h </w:instrText>
             </w:r>
             <w:r>
               <w:rPr>
@@ -5829,7 +5829,7 @@
               <w14:ligatures w14:val="standardContextual"/>
             </w:rPr>
           </w:pPr>
-          <w:hyperlink w:anchor="_Toc240299615" w:history="1">
+          <w:hyperlink w:anchor="_Toc240304834" w:history="1">
             <w:r>
               <w:rPr>
                 <w:rStyle w:val="Hipervnculo"/>
@@ -5853,7 +5853,7 @@
               <w:rPr>
                 <w:noProof/>
               </w:rPr>
-              <w:instrText xml:space="preserve"> PAGEREF _Toc240299615 \h </w:instrText>
+              <w:instrText xml:space="preserve"> PAGEREF _Toc240304834 \h </w:instrText>
             </w:r>
             <w:r>
               <w:rPr>
@@ -5894,7 +5894,7 @@
               <w14:ligatures w14:val="standardContextual"/>
             </w:rPr>
           </w:pPr>
-          <w:hyperlink w:anchor="_Toc240299616" w:history="1">
+          <w:hyperlink w:anchor="_Toc240304835" w:history="1">
             <w:r>
               <w:rPr>
                 <w:rStyle w:val="Hipervnculo"/>
@@ -5918,7 +5918,7 @@
               <w:rPr>
                 <w:noProof/>
               </w:rPr>
-              <w:instrText xml:space="preserve"> PAGEREF _Toc240299616 \h </w:instrText>
+              <w:instrText xml:space="preserve"> PAGEREF _Toc240304835 \h </w:instrText>
             </w:r>
             <w:r>
               <w:rPr>
@@ -5959,7 +5959,7 @@
               <w14:ligatures w14:val="standardContextual"/>
             </w:rPr>
           </w:pPr>
-          <w:hyperlink w:anchor="_Toc240299617" w:history="1">
+          <w:hyperlink w:anchor="_Toc240304836" w:history="1">
             <w:r>
               <w:rPr>
                 <w:rStyle w:val="Hipervnculo"/>
@@ -5983,7 +5983,7 @@
               <w:rPr>
                 <w:noProof/>
               </w:rPr>
-              <w:instrText xml:space="preserve"> PAGEREF _Toc240299617 \h </w:instrText>
+              <w:instrText xml:space="preserve"> PAGEREF _Toc240304836 \h </w:instrText>
             </w:r>
             <w:r>
               <w:rPr>
@@ -6024,7 +6024,7 @@
               <w14:ligatures w14:val="standardContextual"/>
             </w:rPr>
           </w:pPr>
-          <w:hyperlink w:anchor="_Toc240299618" w:history="1">
+          <w:hyperlink w:anchor="_Toc240304837" w:history="1">
             <w:r>
               <w:rPr>
                 <w:rStyle w:val="Hipervnculo"/>
@@ -6048,7 +6048,7 @@
               <w:rPr>
                 <w:noProof/>
               </w:rPr>
-              <w:instrText xml:space="preserve"> PAGEREF _Toc240299618 \h </w:instrText>
+              <w:instrText xml:space="preserve"> PAGEREF _Toc240304837 \h </w:instrText>
             </w:r>
             <w:r>
               <w:rPr>
@@ -6089,7 +6089,7 @@
               <w14:ligatures w14:val="standardContextual"/>
             </w:rPr>
           </w:pPr>
-          <w:hyperlink w:anchor="_Toc240299619" w:history="1">
+          <w:hyperlink w:anchor="_Toc240304838" w:history="1">
             <w:r>
               <w:rPr>
                 <w:rStyle w:val="Hipervnculo"/>
@@ -6113,7 +6113,7 @@
               <w:rPr>
                 <w:noProof/>
               </w:rPr>
-              <w:instrText xml:space="preserve"> PAGEREF _Toc240299619 \h </w:instrText>
+              <w:instrText xml:space="preserve"> PAGEREF _Toc240304838 \h </w:instrText>
             </w:r>
             <w:r>
               <w:rPr>
@@ -6154,7 +6154,7 @@
               <w14:ligatures w14:val="standardContextual"/>
             </w:rPr>
           </w:pPr>
-          <w:hyperlink w:anchor="_Toc240299620" w:history="1">
+          <w:hyperlink w:anchor="_Toc240304839" w:history="1">
             <w:r>
               <w:rPr>
                 <w:rStyle w:val="Hipervnculo"/>
@@ -6178,7 +6178,7 @@
               <w:rPr>
                 <w:noProof/>
               </w:rPr>
-              <w:instrText xml:space="preserve"> PAGEREF _Toc240299620 \h </w:instrText>
+              <w:instrText xml:space="preserve"> PAGEREF _Toc240304839 \h </w:instrText>
             </w:r>
             <w:r>
               <w:rPr>
@@ -6219,7 +6219,7 @@
               <w14:ligatures w14:val="standardContextual"/>
             </w:rPr>
           </w:pPr>
-          <w:hyperlink w:anchor="_Toc240299621" w:history="1">
+          <w:hyperlink w:anchor="_Toc240304840" w:history="1">
             <w:r>
               <w:rPr>
                 <w:rStyle w:val="Hipervnculo"/>
@@ -6243,7 +6243,7 @@
               <w:rPr>
                 <w:noProof/>
               </w:rPr>
-              <w:instrText xml:space="preserve"> PAGEREF _Toc240299621 \h </w:instrText>
+              <w:instrText xml:space="preserve"> PAGEREF _Toc240304840 \h </w:instrText>
             </w:r>
             <w:r>
               <w:rPr>
@@ -6284,7 +6284,7 @@
               <w14:ligatures w14:val="standardContextual"/>
             </w:rPr>
           </w:pPr>
-          <w:hyperlink w:anchor="_Toc240299622" w:history="1">
+          <w:hyperlink w:anchor="_Toc240304841" w:history="1">
             <w:r>
               <w:rPr>
                 <w:rStyle w:val="Hipervnculo"/>
@@ -6308,7 +6308,7 @@
               <w:rPr>
                 <w:noProof/>
               </w:rPr>
-              <w:instrText xml:space="preserve"> PAGEREF _Toc240299622 \h </w:instrText>
+              <w:instrText xml:space="preserve"> PAGEREF _Toc240304841 \h </w:instrText>
             </w:r>
             <w:r>
               <w:rPr>
@@ -6349,7 +6349,7 @@
               <w14:ligatures w14:val="standardContextual"/>
             </w:rPr>
           </w:pPr>
-          <w:hyperlink w:anchor="_Toc240299623" w:history="1">
+          <w:hyperlink w:anchor="_Toc240304842" w:history="1">
             <w:r>
               <w:rPr>
                 <w:rStyle w:val="Hipervnculo"/>
@@ -6373,7 +6373,7 @@
               <w:rPr>
                 <w:noProof/>
               </w:rPr>
-              <w:instrText xml:space="preserve"> PAGEREF _Toc240299623 \h </w:instrText>
+              <w:instrText xml:space="preserve"> PAGEREF _Toc240304842 \h </w:instrText>
             </w:r>
             <w:r>
               <w:rPr>
@@ -6414,7 +6414,7 @@
               <w14:ligatures w14:val="standardContextual"/>
             </w:rPr>
           </w:pPr>
-          <w:hyperlink w:anchor="_Toc240299624" w:history="1">
+          <w:hyperlink w:anchor="_Toc240304843" w:history="1">
             <w:r>
               <w:rPr>
                 <w:rStyle w:val="Hipervnculo"/>
@@ -6438,7 +6438,7 @@
               <w:rPr>
                 <w:noProof/>
               </w:rPr>
-              <w:instrText xml:space="preserve"> PAGEREF _Toc240299624 \h </w:instrText>
+              <w:instrText xml:space="preserve"> PAGEREF _Toc240304843 \h </w:instrText>
             </w:r>
             <w:r>
               <w:rPr>
@@ -6479,7 +6479,7 @@
               <w14:ligatures w14:val="standardContextual"/>
             </w:rPr>
           </w:pPr>
-          <w:hyperlink w:anchor="_Toc240299625" w:history="1">
+          <w:hyperlink w:anchor="_Toc240304844" w:history="1">
             <w:r>
               <w:rPr>
                 <w:rStyle w:val="Hipervnculo"/>
@@ -6503,7 +6503,7 @@
               <w:rPr>
                 <w:noProof/>
               </w:rPr>
-              <w:instrText xml:space="preserve"> PAGEREF _Toc240299625 \h </w:instrText>
+              <w:instrText xml:space="preserve"> PAGEREF _Toc240304844 \h </w:instrText>
             </w:r>
             <w:r>
               <w:rPr>
@@ -6544,7 +6544,7 @@
               <w14:ligatures w14:val="standardContextual"/>
             </w:rPr>
           </w:pPr>
-          <w:hyperlink w:anchor="_Toc240299626" w:history="1">
+          <w:hyperlink w:anchor="_Toc240304845" w:history="1">
             <w:r>
               <w:rPr>
                 <w:rStyle w:val="Hipervnculo"/>
@@ -6568,7 +6568,7 @@
               <w:rPr>
                 <w:noProof/>
               </w:rPr>
-              <w:instrText xml:space="preserve"> PAGEREF _Toc240299626 \h </w:instrText>
+              <w:instrText xml:space="preserve"> PAGEREF _Toc240304845 \h </w:instrText>
             </w:r>
             <w:r>
               <w:rPr>
@@ -6609,7 +6609,7 @@
               <w14:ligatures w14:val="standardContextual"/>
             </w:rPr>
           </w:pPr>
-          <w:hyperlink w:anchor="_Toc240299627" w:history="1">
+          <w:hyperlink w:anchor="_Toc240304846" w:history="1">
             <w:r>
               <w:rPr>
                 <w:rStyle w:val="Hipervnculo"/>
@@ -6633,7 +6633,7 @@
               <w:rPr>
                 <w:noProof/>
               </w:rPr>
-              <w:instrText xml:space="preserve"> PAGEREF _Toc240299627 \h </w:instrText>
+              <w:instrText xml:space="preserve"> PAGEREF _Toc240304846 \h </w:instrText>
             </w:r>
             <w:r>
               <w:rPr>
@@ -6674,7 +6674,7 @@
               <w14:ligatures w14:val="standardContextual"/>
             </w:rPr>
           </w:pPr>
-          <w:hyperlink w:anchor="_Toc240299628" w:history="1">
+          <w:hyperlink w:anchor="_Toc240304847" w:history="1">
             <w:r>
               <w:rPr>
                 <w:rStyle w:val="Hipervnculo"/>
@@ -6698,7 +6698,7 @@
               <w:rPr>
                 <w:noProof/>
               </w:rPr>
-              <w:instrText xml:space="preserve"> PAGEREF _Toc240299628 \h </w:instrText>
+              <w:instrText xml:space="preserve"> PAGEREF _Toc240304847 \h </w:instrText>
             </w:r>
             <w:r>
               <w:rPr>
@@ -6739,7 +6739,7 @@
               <w14:ligatures w14:val="standardContextual"/>
             </w:rPr>
           </w:pPr>
-          <w:hyperlink w:anchor="_Toc240299629" w:history="1">
+          <w:hyperlink w:anchor="_Toc240304848" w:history="1">
             <w:r>
               <w:rPr>
                 <w:rStyle w:val="Hipervnculo"/>
@@ -6763,7 +6763,7 @@
               <w:rPr>
                 <w:noProof/>
               </w:rPr>
-              <w:instrText xml:space="preserve"> PAGEREF _Toc240299629 \h </w:instrText>
+              <w:instrText xml:space="preserve"> PAGEREF _Toc240304848 \h </w:instrText>
             </w:r>
             <w:r>
               <w:rPr>
@@ -6804,7 +6804,7 @@
               <w14:ligatures w14:val="standardContextual"/>
             </w:rPr>
           </w:pPr>
-          <w:hyperlink w:anchor="_Toc240299630" w:history="1">
+          <w:hyperlink w:anchor="_Toc240304849" w:history="1">
             <w:r>
               <w:rPr>
                 <w:rStyle w:val="Hipervnculo"/>
@@ -6828,7 +6828,7 @@
               <w:rPr>
                 <w:noProof/>
               </w:rPr>
-              <w:instrText xml:space="preserve"> PAGEREF _Toc240299630 \h </w:instrText>
+              <w:instrText xml:space="preserve"> PAGEREF _Toc240304849 \h </w:instrText>
             </w:r>
             <w:r>
               <w:rPr>
@@ -6869,7 +6869,7 @@
               <w14:ligatures w14:val="standardContextual"/>
             </w:rPr>
           </w:pPr>
-          <w:hyperlink w:anchor="_Toc240299631" w:history="1">
+          <w:hyperlink w:anchor="_Toc240304850" w:history="1">
             <w:r>
               <w:rPr>
                 <w:rStyle w:val="Hipervnculo"/>
@@ -6893,7 +6893,7 @@
               <w:rPr>
                 <w:noProof/>
               </w:rPr>
-              <w:instrText xml:space="preserve"> PAGEREF _Toc240299631 \h </w:instrText>
+              <w:instrText xml:space="preserve"> PAGEREF _Toc240304850 \h </w:instrText>
             </w:r>
             <w:r>
               <w:rPr>
@@ -6934,13 +6934,13 @@
               <w14:ligatures w14:val="standardContextual"/>
             </w:rPr>
           </w:pPr>
-          <w:hyperlink w:anchor="_Toc240299632" w:history="1">
+          <w:hyperlink w:anchor="_Toc240304851" w:history="1">
             <w:r>
               <w:rPr>
                 <w:rStyle w:val="Hipervnculo"/>
                 <w:noProof/>
               </w:rPr>
-              <w:t>El balance de los siete intentos</w:t>
+              <w:t>El decimotercer eje: quitarle el handicap al modelo avanzado</w:t>
             </w:r>
             <w:r>
               <w:rPr>
@@ -6958,7 +6958,7 @@
               <w:rPr>
                 <w:noProof/>
               </w:rPr>
-              <w:instrText xml:space="preserve"> PAGEREF _Toc240299632 \h </w:instrText>
+              <w:instrText xml:space="preserve"> PAGEREF _Toc240304851 \h </w:instrText>
             </w:r>
             <w:r>
               <w:rPr>
@@ -6999,13 +6999,13 @@
               <w14:ligatures w14:val="standardContextual"/>
             </w:rPr>
           </w:pPr>
-          <w:hyperlink w:anchor="_Toc240299633" w:history="1">
+          <w:hyperlink w:anchor="_Toc240304852" w:history="1">
             <w:r>
               <w:rPr>
                 <w:rStyle w:val="Hipervnculo"/>
                 <w:noProof/>
               </w:rPr>
-              <w:t>Y una observación sobre la métrica, que sí queda</w:t>
+              <w:t>Empeora, y cae por debajo del azar en los nueve tramos</w:t>
             </w:r>
             <w:r>
               <w:rPr>
@@ -7023,7 +7023,7 @@
               <w:rPr>
                 <w:noProof/>
               </w:rPr>
-              <w:instrText xml:space="preserve"> PAGEREF _Toc240299633 \h </w:instrText>
+              <w:instrText xml:space="preserve"> PAGEREF _Toc240304852 \h </w:instrText>
             </w:r>
             <w:r>
               <w:rPr>
@@ -7064,12 +7064,402 @@
               <w14:ligatures w14:val="standardContextual"/>
             </w:rPr>
           </w:pPr>
-          <w:hyperlink w:anchor="_Toc240299634" w:history="1">
+          <w:hyperlink w:anchor="_Toc240304853" w:history="1">
             <w:r>
               <w:rPr>
                 <w:rStyle w:val="Hipervnculo"/>
                 <w:noProof/>
               </w:rPr>
+              <w:t>Lo que esto cierra</w:t>
+            </w:r>
+            <w:r>
+              <w:rPr>
+                <w:noProof/>
+              </w:rPr>
+              <w:tab/>
+            </w:r>
+            <w:r>
+              <w:rPr>
+                <w:noProof/>
+              </w:rPr>
+              <w:fldChar w:fldCharType="begin"/>
+            </w:r>
+            <w:r>
+              <w:rPr>
+                <w:noProof/>
+              </w:rPr>
+              <w:instrText xml:space="preserve"> PAGEREF _Toc240304853 \h </w:instrText>
+            </w:r>
+            <w:r>
+              <w:rPr>
+                <w:noProof/>
+              </w:rPr>
+            </w:r>
+            <w:r>
+              <w:rPr>
+                <w:noProof/>
+              </w:rPr>
+              <w:fldChar w:fldCharType="separate"/>
+            </w:r>
+            <w:r>
+              <w:rPr>
+                <w:noProof/>
+              </w:rPr>
+              <w:t>86</w:t>
+            </w:r>
+            <w:r>
+              <w:rPr>
+                <w:noProof/>
+              </w:rPr>
+              <w:fldChar w:fldCharType="end"/>
+            </w:r>
+          </w:hyperlink>
+        </w:p>
+        <w:p>
+          <w:pPr>
+            <w:pStyle w:val="TDC3"/>
+            <w:tabs>
+              <w:tab w:val="right" w:leader="dot" w:pos="9350"/>
+            </w:tabs>
+            <w:rPr>
+              <w:rFonts w:asciiTheme="minorHAnsi" w:eastAsiaTheme="minorEastAsia" w:hAnsiTheme="minorHAnsi" w:cstheme="minorBidi"/>
+              <w:noProof/>
+              <w:color w:val="auto"/>
+              <w:kern w:val="2"/>
+              <w14:ligatures w14:val="standardContextual"/>
+            </w:rPr>
+          </w:pPr>
+          <w:hyperlink w:anchor="_Toc240304854" w:history="1">
+            <w:r>
+              <w:rPr>
+                <w:rStyle w:val="Hipervnculo"/>
+                <w:noProof/>
+              </w:rPr>
+              <w:t>El decimotercero, y el último hueco declarado: el avanzado también estaba atado</w:t>
+            </w:r>
+            <w:r>
+              <w:rPr>
+                <w:noProof/>
+              </w:rPr>
+              <w:tab/>
+            </w:r>
+            <w:r>
+              <w:rPr>
+                <w:noProof/>
+              </w:rPr>
+              <w:fldChar w:fldCharType="begin"/>
+            </w:r>
+            <w:r>
+              <w:rPr>
+                <w:noProof/>
+              </w:rPr>
+              <w:instrText xml:space="preserve"> PAGEREF _Toc240304854 \h </w:instrText>
+            </w:r>
+            <w:r>
+              <w:rPr>
+                <w:noProof/>
+              </w:rPr>
+            </w:r>
+            <w:r>
+              <w:rPr>
+                <w:noProof/>
+              </w:rPr>
+              <w:fldChar w:fldCharType="separate"/>
+            </w:r>
+            <w:r>
+              <w:rPr>
+                <w:noProof/>
+              </w:rPr>
+              <w:t>87</w:t>
+            </w:r>
+            <w:r>
+              <w:rPr>
+                <w:noProof/>
+              </w:rPr>
+              <w:fldChar w:fldCharType="end"/>
+            </w:r>
+          </w:hyperlink>
+        </w:p>
+        <w:p>
+          <w:pPr>
+            <w:pStyle w:val="TDC3"/>
+            <w:tabs>
+              <w:tab w:val="right" w:leader="dot" w:pos="9350"/>
+            </w:tabs>
+            <w:rPr>
+              <w:rFonts w:asciiTheme="minorHAnsi" w:eastAsiaTheme="minorEastAsia" w:hAnsiTheme="minorHAnsi" w:cstheme="minorBidi"/>
+              <w:noProof/>
+              <w:color w:val="auto"/>
+              <w:kern w:val="2"/>
+              <w14:ligatures w14:val="standardContextual"/>
+            </w:rPr>
+          </w:pPr>
+          <w:hyperlink w:anchor="_Toc240304855" w:history="1">
+            <w:r>
+              <w:rPr>
+                <w:rStyle w:val="Hipervnculo"/>
+                <w:noProof/>
+              </w:rPr>
+              <w:t>Y el porqué estaba escrito antes de correrlo</w:t>
+            </w:r>
+            <w:r>
+              <w:rPr>
+                <w:noProof/>
+              </w:rPr>
+              <w:tab/>
+            </w:r>
+            <w:r>
+              <w:rPr>
+                <w:noProof/>
+              </w:rPr>
+              <w:fldChar w:fldCharType="begin"/>
+            </w:r>
+            <w:r>
+              <w:rPr>
+                <w:noProof/>
+              </w:rPr>
+              <w:instrText xml:space="preserve"> PAGEREF _Toc240304855 \h </w:instrText>
+            </w:r>
+            <w:r>
+              <w:rPr>
+                <w:noProof/>
+              </w:rPr>
+            </w:r>
+            <w:r>
+              <w:rPr>
+                <w:noProof/>
+              </w:rPr>
+              <w:fldChar w:fldCharType="separate"/>
+            </w:r>
+            <w:r>
+              <w:rPr>
+                <w:noProof/>
+              </w:rPr>
+              <w:t>87</w:t>
+            </w:r>
+            <w:r>
+              <w:rPr>
+                <w:noProof/>
+              </w:rPr>
+              <w:fldChar w:fldCharType="end"/>
+            </w:r>
+          </w:hyperlink>
+        </w:p>
+        <w:p>
+          <w:pPr>
+            <w:pStyle w:val="TDC3"/>
+            <w:tabs>
+              <w:tab w:val="right" w:leader="dot" w:pos="9350"/>
+            </w:tabs>
+            <w:rPr>
+              <w:rFonts w:asciiTheme="minorHAnsi" w:eastAsiaTheme="minorEastAsia" w:hAnsiTheme="minorHAnsi" w:cstheme="minorBidi"/>
+              <w:noProof/>
+              <w:color w:val="auto"/>
+              <w:kern w:val="2"/>
+              <w14:ligatures w14:val="standardContextual"/>
+            </w:rPr>
+          </w:pPr>
+          <w:hyperlink w:anchor="_Toc240304856" w:history="1">
+            <w:r>
+              <w:rPr>
+                <w:rStyle w:val="Hipervnculo"/>
+                <w:noProof/>
+              </w:rPr>
+              <w:t>Qué cierra</w:t>
+            </w:r>
+            <w:r>
+              <w:rPr>
+                <w:noProof/>
+              </w:rPr>
+              <w:tab/>
+            </w:r>
+            <w:r>
+              <w:rPr>
+                <w:noProof/>
+              </w:rPr>
+              <w:fldChar w:fldCharType="begin"/>
+            </w:r>
+            <w:r>
+              <w:rPr>
+                <w:noProof/>
+              </w:rPr>
+              <w:instrText xml:space="preserve"> PAGEREF _Toc240304856 \h </w:instrText>
+            </w:r>
+            <w:r>
+              <w:rPr>
+                <w:noProof/>
+              </w:rPr>
+            </w:r>
+            <w:r>
+              <w:rPr>
+                <w:noProof/>
+              </w:rPr>
+              <w:fldChar w:fldCharType="separate"/>
+            </w:r>
+            <w:r>
+              <w:rPr>
+                <w:noProof/>
+              </w:rPr>
+              <w:t>88</w:t>
+            </w:r>
+            <w:r>
+              <w:rPr>
+                <w:noProof/>
+              </w:rPr>
+              <w:fldChar w:fldCharType="end"/>
+            </w:r>
+          </w:hyperlink>
+        </w:p>
+        <w:p>
+          <w:pPr>
+            <w:pStyle w:val="TDC3"/>
+            <w:tabs>
+              <w:tab w:val="right" w:leader="dot" w:pos="9350"/>
+            </w:tabs>
+            <w:rPr>
+              <w:rFonts w:asciiTheme="minorHAnsi" w:eastAsiaTheme="minorEastAsia" w:hAnsiTheme="minorHAnsi" w:cstheme="minorBidi"/>
+              <w:noProof/>
+              <w:color w:val="auto"/>
+              <w:kern w:val="2"/>
+              <w14:ligatures w14:val="standardContextual"/>
+            </w:rPr>
+          </w:pPr>
+          <w:hyperlink w:anchor="_Toc240304857" w:history="1">
+            <w:r>
+              <w:rPr>
+                <w:rStyle w:val="Hipervnculo"/>
+                <w:noProof/>
+              </w:rPr>
+              <w:t>El balance de los siete intentos</w:t>
+            </w:r>
+            <w:r>
+              <w:rPr>
+                <w:noProof/>
+              </w:rPr>
+              <w:tab/>
+            </w:r>
+            <w:r>
+              <w:rPr>
+                <w:noProof/>
+              </w:rPr>
+              <w:fldChar w:fldCharType="begin"/>
+            </w:r>
+            <w:r>
+              <w:rPr>
+                <w:noProof/>
+              </w:rPr>
+              <w:instrText xml:space="preserve"> PAGEREF _Toc240304857 \h </w:instrText>
+            </w:r>
+            <w:r>
+              <w:rPr>
+                <w:noProof/>
+              </w:rPr>
+            </w:r>
+            <w:r>
+              <w:rPr>
+                <w:noProof/>
+              </w:rPr>
+              <w:fldChar w:fldCharType="separate"/>
+            </w:r>
+            <w:r>
+              <w:rPr>
+                <w:noProof/>
+              </w:rPr>
+              <w:t>88</w:t>
+            </w:r>
+            <w:r>
+              <w:rPr>
+                <w:noProof/>
+              </w:rPr>
+              <w:fldChar w:fldCharType="end"/>
+            </w:r>
+          </w:hyperlink>
+        </w:p>
+        <w:p>
+          <w:pPr>
+            <w:pStyle w:val="TDC3"/>
+            <w:tabs>
+              <w:tab w:val="right" w:leader="dot" w:pos="9350"/>
+            </w:tabs>
+            <w:rPr>
+              <w:rFonts w:asciiTheme="minorHAnsi" w:eastAsiaTheme="minorEastAsia" w:hAnsiTheme="minorHAnsi" w:cstheme="minorBidi"/>
+              <w:noProof/>
+              <w:color w:val="auto"/>
+              <w:kern w:val="2"/>
+              <w14:ligatures w14:val="standardContextual"/>
+            </w:rPr>
+          </w:pPr>
+          <w:hyperlink w:anchor="_Toc240304858" w:history="1">
+            <w:r>
+              <w:rPr>
+                <w:rStyle w:val="Hipervnculo"/>
+                <w:noProof/>
+              </w:rPr>
+              <w:t>Y una observación sobre la métrica, que sí queda</w:t>
+            </w:r>
+            <w:r>
+              <w:rPr>
+                <w:noProof/>
+              </w:rPr>
+              <w:tab/>
+            </w:r>
+            <w:r>
+              <w:rPr>
+                <w:noProof/>
+              </w:rPr>
+              <w:fldChar w:fldCharType="begin"/>
+            </w:r>
+            <w:r>
+              <w:rPr>
+                <w:noProof/>
+              </w:rPr>
+              <w:instrText xml:space="preserve"> PAGEREF _Toc240304858 \h </w:instrText>
+            </w:r>
+            <w:r>
+              <w:rPr>
+                <w:noProof/>
+              </w:rPr>
+            </w:r>
+            <w:r>
+              <w:rPr>
+                <w:noProof/>
+              </w:rPr>
+              <w:fldChar w:fldCharType="separate"/>
+            </w:r>
+            <w:r>
+              <w:rPr>
+                <w:noProof/>
+              </w:rPr>
+              <w:t>89</w:t>
+            </w:r>
+            <w:r>
+              <w:rPr>
+                <w:noProof/>
+              </w:rPr>
+              <w:fldChar w:fldCharType="end"/>
+            </w:r>
+          </w:hyperlink>
+        </w:p>
+        <w:p>
+          <w:pPr>
+            <w:pStyle w:val="TDC3"/>
+            <w:tabs>
+              <w:tab w:val="right" w:leader="dot" w:pos="9350"/>
+            </w:tabs>
+            <w:rPr>
+              <w:rFonts w:asciiTheme="minorHAnsi" w:eastAsiaTheme="minorEastAsia" w:hAnsiTheme="minorHAnsi" w:cstheme="minorBidi"/>
+              <w:noProof/>
+              <w:color w:val="auto"/>
+              <w:kern w:val="2"/>
+              <w14:ligatures w14:val="standardContextual"/>
+            </w:rPr>
+          </w:pPr>
+          <w:hyperlink w:anchor="_Toc240304859" w:history="1">
+            <w:r>
+              <w:rPr>
+                <w:rStyle w:val="Hipervnculo"/>
+                <w:noProof/>
+              </w:rPr>
               <w:t>Lo que se aprende de esto</w:t>
             </w:r>
             <w:r>
@@ -7088,7 +7478,7 @@
               <w:rPr>
                 <w:noProof/>
               </w:rPr>
-              <w:instrText xml:space="preserve"> PAGEREF _Toc240299634 \h </w:instrText>
+              <w:instrText xml:space="preserve"> PAGEREF _Toc240304859 \h </w:instrText>
             </w:r>
             <w:r>
               <w:rPr>
@@ -7105,7 +7495,7 @@
               <w:rPr>
                 <w:noProof/>
               </w:rPr>
-              <w:t>87</w:t>
+              <w:t>90</w:t>
             </w:r>
             <w:r>
               <w:rPr>
@@ -7129,7 +7519,7 @@
               <w14:ligatures w14:val="standardContextual"/>
             </w:rPr>
           </w:pPr>
-          <w:hyperlink w:anchor="_Toc240299635" w:history="1">
+          <w:hyperlink w:anchor="_Toc240304860" w:history="1">
             <w:r>
               <w:rPr>
                 <w:rStyle w:val="Hipervnculo"/>
@@ -7153,7 +7543,7 @@
               <w:rPr>
                 <w:noProof/>
               </w:rPr>
-              <w:instrText xml:space="preserve"> PAGEREF _Toc240299635 \h </w:instrText>
+              <w:instrText xml:space="preserve"> PAGEREF _Toc240304860 \h </w:instrText>
             </w:r>
             <w:r>
               <w:rPr>
@@ -7170,7 +7560,7 @@
               <w:rPr>
                 <w:noProof/>
               </w:rPr>
-              <w:t>88</w:t>
+              <w:t>91</w:t>
             </w:r>
             <w:r>
               <w:rPr>
@@ -7194,7 +7584,7 @@
               <w14:ligatures w14:val="standardContextual"/>
             </w:rPr>
           </w:pPr>
-          <w:hyperlink w:anchor="_Toc240299636" w:history="1">
+          <w:hyperlink w:anchor="_Toc240304861" w:history="1">
             <w:r>
               <w:rPr>
                 <w:rStyle w:val="Hipervnculo"/>
@@ -7218,7 +7608,7 @@
               <w:rPr>
                 <w:noProof/>
               </w:rPr>
-              <w:instrText xml:space="preserve"> PAGEREF _Toc240299636 \h </w:instrText>
+              <w:instrText xml:space="preserve"> PAGEREF _Toc240304861 \h </w:instrText>
             </w:r>
             <w:r>
               <w:rPr>
@@ -7235,7 +7625,7 @@
               <w:rPr>
                 <w:noProof/>
               </w:rPr>
-              <w:t>89</w:t>
+              <w:t>92</w:t>
             </w:r>
             <w:r>
               <w:rPr>
@@ -7259,7 +7649,7 @@
               <w14:ligatures w14:val="standardContextual"/>
             </w:rPr>
           </w:pPr>
-          <w:hyperlink w:anchor="_Toc240299637" w:history="1">
+          <w:hyperlink w:anchor="_Toc240304862" w:history="1">
             <w:r>
               <w:rPr>
                 <w:rStyle w:val="Hipervnculo"/>
@@ -7283,7 +7673,7 @@
               <w:rPr>
                 <w:noProof/>
               </w:rPr>
-              <w:instrText xml:space="preserve"> PAGEREF _Toc240299637 \h </w:instrText>
+              <w:instrText xml:space="preserve"> PAGEREF _Toc240304862 \h </w:instrText>
             </w:r>
             <w:r>
               <w:rPr>
@@ -7300,7 +7690,7 @@
               <w:rPr>
                 <w:noProof/>
               </w:rPr>
-              <w:t>90</w:t>
+              <w:t>93</w:t>
             </w:r>
             <w:r>
               <w:rPr>
@@ -7327,7 +7717,7 @@
         <w:pStyle w:val="Ttulo1"/>
         <w:keepNext/>
       </w:pPr>
-      <w:bookmarkStart w:id="0" w:name="_Toc240299528"/>
+      <w:bookmarkStart w:id="0" w:name="_Toc240304747"/>
       <w:r>
         <w:lastRenderedPageBreak/>
         <w:t>Sistema de Pronóstico de Puntos de Inflexión en el Precio de Litecoin</w:t>
@@ -7388,7 +7778,7 @@
         <w:pStyle w:val="Ttulo2"/>
         <w:keepNext/>
       </w:pPr>
-      <w:bookmarkStart w:id="1" w:name="_Toc240299529"/>
+      <w:bookmarkStart w:id="1" w:name="_Toc240304748"/>
       <w:r>
         <w:t>Resumen ejecutivo</w:t>
       </w:r>
@@ -7426,7 +7816,7 @@
           <w:left w:w="10" w:type="dxa"/>
           <w:right w:w="10" w:type="dxa"/>
         </w:tblCellMar>
-        <w:tblLook w:val="0000" w:firstRow="0" w:lastRow="0" w:firstColumn="0" w:lastColumn="0" w:noHBand="0" w:noVBand="0"/>
+        <w:tblLook w:val="04A0" w:firstRow="1" w:lastRow="0" w:firstColumn="1" w:lastColumn="0" w:noHBand="0" w:noVBand="1"/>
       </w:tblPr>
       <w:tblGrid>
         <w:gridCol w:w="2340"/>
@@ -8105,7 +8495,7 @@
         <w:pStyle w:val="Ttulo2"/>
         <w:keepNext/>
       </w:pPr>
-      <w:bookmarkStart w:id="2" w:name="_Toc240299530"/>
+      <w:bookmarkStart w:id="2" w:name="_Toc240304749"/>
       <w:r>
         <w:t>Los dos entregables, y dónde está cada uno</w:t>
       </w:r>
@@ -8146,7 +8536,7 @@
           <w:left w:w="10" w:type="dxa"/>
           <w:right w:w="10" w:type="dxa"/>
         </w:tblCellMar>
-        <w:tblLook w:val="0000" w:firstRow="0" w:lastRow="0" w:firstColumn="0" w:lastColumn="0" w:noHBand="0" w:noVBand="0"/>
+        <w:tblLook w:val="04A0" w:firstRow="1" w:lastRow="0" w:firstColumn="1" w:lastColumn="0" w:noHBand="0" w:noVBand="1"/>
       </w:tblPr>
       <w:tblGrid>
         <w:gridCol w:w="4119"/>
@@ -8608,7 +8998,7 @@
         <w:pStyle w:val="Ttulo2"/>
         <w:keepNext/>
       </w:pPr>
-      <w:bookmarkStart w:id="3" w:name="_Toc240299531"/>
+      <w:bookmarkStart w:id="3" w:name="_Toc240304750"/>
       <w:r>
         <w:t>Qué se construyó</w:t>
       </w:r>
@@ -8667,7 +9057,7 @@
           <w:left w:w="10" w:type="dxa"/>
           <w:right w:w="10" w:type="dxa"/>
         </w:tblCellMar>
-        <w:tblLook w:val="0000" w:firstRow="0" w:lastRow="0" w:firstColumn="0" w:lastColumn="0" w:noHBand="0" w:noVBand="0"/>
+        <w:tblLook w:val="04A0" w:firstRow="1" w:lastRow="0" w:firstColumn="1" w:lastColumn="0" w:noHBand="0" w:noVBand="1"/>
       </w:tblPr>
       <w:tblGrid>
         <w:gridCol w:w="3120"/>
@@ -9057,7 +9447,7 @@
         <w:pStyle w:val="Ttulo2"/>
         <w:keepNext/>
       </w:pPr>
-      <w:bookmarkStart w:id="4" w:name="_Toc240299532"/>
+      <w:bookmarkStart w:id="4" w:name="_Toc240304751"/>
       <w:r>
         <w:t>Qué se puede afirmar hoy, y qué no</w:t>
       </w:r>
@@ -9343,7 +9733,7 @@
         <w:pStyle w:val="Ttulo2"/>
         <w:keepNext/>
       </w:pPr>
-      <w:bookmarkStart w:id="5" w:name="_Toc240299533"/>
+      <w:bookmarkStart w:id="5" w:name="_Toc240304752"/>
       <w:r>
         <w:t>Lo que este proyecto trató de hacer bien, y por qué se cuenta</w:t>
       </w:r>
@@ -9456,7 +9846,7 @@
         <w:pStyle w:val="Ttulo2"/>
         <w:keepNext/>
       </w:pPr>
-      <w:bookmarkStart w:id="6" w:name="_Toc240299534"/>
+      <w:bookmarkStart w:id="6" w:name="_Toc240304753"/>
       <w:r>
         <w:t>Cómo leer este informe</w:t>
       </w:r>
@@ -9469,7 +9859,7 @@
           <w:left w:w="10" w:type="dxa"/>
           <w:right w:w="10" w:type="dxa"/>
         </w:tblCellMar>
-        <w:tblLook w:val="0000" w:firstRow="0" w:lastRow="0" w:firstColumn="0" w:lastColumn="0" w:noHBand="0" w:noVBand="0"/>
+        <w:tblLook w:val="04A0" w:firstRow="1" w:lastRow="0" w:firstColumn="1" w:lastColumn="0" w:noHBand="0" w:noVBand="1"/>
       </w:tblPr>
       <w:tblGrid>
         <w:gridCol w:w="4680"/>
@@ -9965,7 +10355,7 @@
         <w:pStyle w:val="Ttulo1"/>
         <w:keepNext/>
       </w:pPr>
-      <w:bookmarkStart w:id="7" w:name="_Toc240299535"/>
+      <w:bookmarkStart w:id="7" w:name="_Toc240304754"/>
       <w:r>
         <w:t>Diseño</w:t>
       </w:r>
@@ -10086,7 +10476,7 @@
         <w:pStyle w:val="Ttulo2"/>
         <w:keepNext/>
       </w:pPr>
-      <w:bookmarkStart w:id="8" w:name="_Toc240299536"/>
+      <w:bookmarkStart w:id="8" w:name="_Toc240304755"/>
       <w:r>
         <w:t>1.1 Qué es un punto de inflexión, exactamente</w:t>
       </w:r>
@@ -10330,7 +10720,7 @@
           <w:left w:w="10" w:type="dxa"/>
           <w:right w:w="10" w:type="dxa"/>
         </w:tblCellMar>
-        <w:tblLook w:val="0000" w:firstRow="0" w:lastRow="0" w:firstColumn="0" w:lastColumn="0" w:noHBand="0" w:noVBand="0"/>
+        <w:tblLook w:val="04A0" w:firstRow="1" w:lastRow="0" w:firstColumn="1" w:lastColumn="0" w:noHBand="0" w:noVBand="1"/>
       </w:tblPr>
       <w:tblGrid>
         <w:gridCol w:w="2340"/>
@@ -10821,7 +11211,7 @@
         <w:pStyle w:val="Ttulo2"/>
         <w:keepNext/>
       </w:pPr>
-      <w:bookmarkStart w:id="9" w:name="_Toc240299537"/>
+      <w:bookmarkStart w:id="9" w:name="_Toc240304756"/>
       <w:r>
         <w:t>1.2 Los tres parámetros, y por qué esos</w:t>
       </w:r>
@@ -10958,7 +11348,7 @@
           <w:left w:w="10" w:type="dxa"/>
           <w:right w:w="10" w:type="dxa"/>
         </w:tblCellMar>
-        <w:tblLook w:val="0000" w:firstRow="0" w:lastRow="0" w:firstColumn="0" w:lastColumn="0" w:noHBand="0" w:noVBand="0"/>
+        <w:tblLook w:val="04A0" w:firstRow="1" w:lastRow="0" w:firstColumn="1" w:lastColumn="0" w:noHBand="0" w:noVBand="1"/>
       </w:tblPr>
       <w:tblGrid>
         <w:gridCol w:w="2340"/>
@@ -11754,7 +12144,7 @@
         <w:pStyle w:val="Ttulo2"/>
         <w:keepNext/>
       </w:pPr>
-      <w:bookmarkStart w:id="10" w:name="_Toc240299538"/>
+      <w:bookmarkStart w:id="10" w:name="_Toc240304757"/>
       <w:r>
         <w:t>1.3 Los datos: qué se descarga</w:t>
       </w:r>
@@ -11793,7 +12183,7 @@
           <w:left w:w="10" w:type="dxa"/>
           <w:right w:w="10" w:type="dxa"/>
         </w:tblCellMar>
-        <w:tblLook w:val="0000" w:firstRow="0" w:lastRow="0" w:firstColumn="0" w:lastColumn="0" w:noHBand="0" w:noVBand="0"/>
+        <w:tblLook w:val="04A0" w:firstRow="1" w:lastRow="0" w:firstColumn="1" w:lastColumn="0" w:noHBand="0" w:noVBand="1"/>
       </w:tblPr>
       <w:tblGrid>
         <w:gridCol w:w="4680"/>
@@ -12169,7 +12559,7 @@
         <w:pStyle w:val="Ttulo2"/>
         <w:keepNext/>
       </w:pPr>
-      <w:bookmarkStart w:id="11" w:name="_Toc240299539"/>
+      <w:bookmarkStart w:id="11" w:name="_Toc240304758"/>
       <w:r>
         <w:t>1.4 De dónde salen, y qué hubo que limpiar</w:t>
       </w:r>
@@ -12231,7 +12621,7 @@
           <w:left w:w="10" w:type="dxa"/>
           <w:right w:w="10" w:type="dxa"/>
         </w:tblCellMar>
-        <w:tblLook w:val="0000" w:firstRow="0" w:lastRow="0" w:firstColumn="0" w:lastColumn="0" w:noHBand="0" w:noVBand="0"/>
+        <w:tblLook w:val="04A0" w:firstRow="1" w:lastRow="0" w:firstColumn="1" w:lastColumn="0" w:noHBand="0" w:noVBand="1"/>
       </w:tblPr>
       <w:tblGrid>
         <w:gridCol w:w="1872"/>
@@ -13290,7 +13680,7 @@
         <w:pStyle w:val="Ttulo2"/>
         <w:keepNext/>
       </w:pPr>
-      <w:bookmarkStart w:id="12" w:name="_Toc240299540"/>
+      <w:bookmarkStart w:id="12" w:name="_Toc240304759"/>
       <w:r>
         <w:t>1.5 La partición, y el embargo</w:t>
       </w:r>
@@ -13470,7 +13860,7 @@
           <w:noProof/>
         </w:rPr>
         <w:drawing>
-          <wp:inline distT="0" distB="0" distL="0" distR="0" wp14:anchorId="0A31EA80" wp14:editId="37FDDCC9">
+          <wp:inline distT="0" distB="0" distL="0" distR="0" wp14:anchorId="6B8E8C2C" wp14:editId="56A45D68">
             <wp:extent cx="5715000" cy="1524000"/>
             <wp:effectExtent l="0" t="0" r="0" b="0"/>
             <wp:docPr id="1" name="Imagen 1"/>
@@ -13568,7 +13958,7 @@
           <w:left w:w="10" w:type="dxa"/>
           <w:right w:w="10" w:type="dxa"/>
         </w:tblCellMar>
-        <w:tblLook w:val="0000" w:firstRow="0" w:lastRow="0" w:firstColumn="0" w:lastColumn="0" w:noHBand="0" w:noVBand="0"/>
+        <w:tblLook w:val="04A0" w:firstRow="1" w:lastRow="0" w:firstColumn="1" w:lastColumn="0" w:noHBand="0" w:noVBand="1"/>
       </w:tblPr>
       <w:tblGrid>
         <w:gridCol w:w="3120"/>
@@ -14047,7 +14437,7 @@
         <w:pStyle w:val="Ttulo2"/>
         <w:keepNext/>
       </w:pPr>
-      <w:bookmarkStart w:id="13" w:name="_Toc240299541"/>
+      <w:bookmarkStart w:id="13" w:name="_Toc240304760"/>
       <w:r>
         <w:t>1.6 El bloque de prueba se toca una vez, y eso es comprobable</w:t>
       </w:r>
@@ -14198,7 +14588,7 @@
         <w:pStyle w:val="Ttulo1"/>
         <w:keepNext/>
       </w:pPr>
-      <w:bookmarkStart w:id="14" w:name="_Toc240299542"/>
+      <w:bookmarkStart w:id="14" w:name="_Toc240304761"/>
       <w:r>
         <w:t>Ingeniería de Características</w:t>
       </w:r>
@@ -14310,7 +14700,7 @@
         <w:pStyle w:val="Ttulo2"/>
         <w:keepNext/>
       </w:pPr>
-      <w:bookmarkStart w:id="15" w:name="_Toc240299543"/>
+      <w:bookmarkStart w:id="15" w:name="_Toc240304762"/>
       <w:r>
         <w:t>2.1 Las seis familias</w:t>
       </w:r>
@@ -14349,7 +14739,7 @@
           <w:left w:w="10" w:type="dxa"/>
           <w:right w:w="10" w:type="dxa"/>
         </w:tblCellMar>
-        <w:tblLook w:val="0000" w:firstRow="0" w:lastRow="0" w:firstColumn="0" w:lastColumn="0" w:noHBand="0" w:noVBand="0"/>
+        <w:tblLook w:val="04A0" w:firstRow="1" w:lastRow="0" w:firstColumn="1" w:lastColumn="0" w:noHBand="0" w:noVBand="1"/>
       </w:tblPr>
       <w:tblGrid>
         <w:gridCol w:w="3120"/>
@@ -14985,7 +15375,7 @@
         <w:pStyle w:val="Ttulo2"/>
         <w:keepNext/>
       </w:pPr>
-      <w:bookmarkStart w:id="16" w:name="_Toc240299544"/>
+      <w:bookmarkStart w:id="16" w:name="_Toc240304763"/>
       <w:r>
         <w:t>2.2 Cero columnas en nivel de precio, y lo que costó llegar ahí</w:t>
       </w:r>
@@ -15227,7 +15617,7 @@
         <w:pStyle w:val="Ttulo2"/>
         <w:keepNext/>
       </w:pPr>
-      <w:bookmarkStart w:id="17" w:name="_Toc240299545"/>
+      <w:bookmarkStart w:id="17" w:name="_Toc240304764"/>
       <w:r>
         <w:t>2.3 Qué usa el modelo, medido por permutación</w:t>
       </w:r>
@@ -15303,7 +15693,7 @@
           <w:left w:w="10" w:type="dxa"/>
           <w:right w:w="10" w:type="dxa"/>
         </w:tblCellMar>
-        <w:tblLook w:val="0000" w:firstRow="0" w:lastRow="0" w:firstColumn="0" w:lastColumn="0" w:noHBand="0" w:noVBand="0"/>
+        <w:tblLook w:val="04A0" w:firstRow="1" w:lastRow="0" w:firstColumn="1" w:lastColumn="0" w:noHBand="0" w:noVBand="1"/>
       </w:tblPr>
       <w:tblGrid>
         <w:gridCol w:w="4680"/>
@@ -15700,7 +16090,7 @@
           <w:left w:w="10" w:type="dxa"/>
           <w:right w:w="10" w:type="dxa"/>
         </w:tblCellMar>
-        <w:tblLook w:val="0000" w:firstRow="0" w:lastRow="0" w:firstColumn="0" w:lastColumn="0" w:noHBand="0" w:noVBand="0"/>
+        <w:tblLook w:val="04A0" w:firstRow="1" w:lastRow="0" w:firstColumn="1" w:lastColumn="0" w:noHBand="0" w:noVBand="1"/>
       </w:tblPr>
       <w:tblGrid>
         <w:gridCol w:w="1872"/>
@@ -16664,7 +17054,7 @@
         <w:pStyle w:val="Ttulo2"/>
         <w:keepNext/>
       </w:pPr>
-      <w:bookmarkStart w:id="18" w:name="_Toc240299546"/>
+      <w:bookmarkStart w:id="18" w:name="_Toc240304765"/>
       <w:r>
         <w:lastRenderedPageBreak/>
         <w:t>2.4 El piso de ruido: qué hace que la tabla signifique algo</w:t>
@@ -16787,7 +17177,7 @@
         <w:pStyle w:val="Ttulo2"/>
         <w:keepNext/>
       </w:pPr>
-      <w:bookmarkStart w:id="19" w:name="_Toc240299547"/>
+      <w:bookmarkStart w:id="19" w:name="_Toc240304766"/>
       <w:r>
         <w:t>2.5 Recortar las 17: medido, no opinado</w:t>
       </w:r>
@@ -16844,7 +17234,7 @@
           <w:left w:w="10" w:type="dxa"/>
           <w:right w:w="10" w:type="dxa"/>
         </w:tblCellMar>
-        <w:tblLook w:val="0000" w:firstRow="0" w:lastRow="0" w:firstColumn="0" w:lastColumn="0" w:noHBand="0" w:noVBand="0"/>
+        <w:tblLook w:val="04A0" w:firstRow="1" w:lastRow="0" w:firstColumn="1" w:lastColumn="0" w:noHBand="0" w:noVBand="1"/>
       </w:tblPr>
       <w:tblGrid>
         <w:gridCol w:w="2340"/>
@@ -17666,7 +18056,7 @@
         <w:pStyle w:val="Ttulo2"/>
         <w:keepNext/>
       </w:pPr>
-      <w:bookmarkStart w:id="20" w:name="_Toc240299548"/>
+      <w:bookmarkStart w:id="20" w:name="_Toc240304767"/>
       <w:r>
         <w:t>2.6 La tensión con el resultado multivariante, y por qué no es una contradicción</w:t>
       </w:r>
@@ -17845,7 +18235,7 @@
         <w:pStyle w:val="Ttulo2"/>
         <w:keepNext/>
       </w:pPr>
-      <w:bookmarkStart w:id="21" w:name="_Toc240299549"/>
+      <w:bookmarkStart w:id="21" w:name="_Toc240304768"/>
       <w:r>
         <w:t>2.7 Lo que esta sección no puede afirmar</w:t>
       </w:r>
@@ -17977,7 +18367,7 @@
         <w:pStyle w:val="Ttulo1"/>
         <w:keepNext/>
       </w:pPr>
-      <w:bookmarkStart w:id="22" w:name="_Toc240299550"/>
+      <w:bookmarkStart w:id="22" w:name="_Toc240304769"/>
       <w:r>
         <w:t>Los Dos Modelos: Fundacional y Avanzado</w:t>
       </w:r>
@@ -18031,7 +18421,7 @@
         <w:pStyle w:val="Ttulo2"/>
         <w:keepNext/>
       </w:pPr>
-      <w:bookmarkStart w:id="23" w:name="_Toc240299551"/>
+      <w:bookmarkStart w:id="23" w:name="_Toc240304770"/>
       <w:r>
         <w:lastRenderedPageBreak/>
         <w:t>1. El puente, que es lo que hace comparables a los dos</w:t>
@@ -18189,7 +18579,7 @@
         <w:pStyle w:val="Ttulo2"/>
         <w:keepNext/>
       </w:pPr>
-      <w:bookmarkStart w:id="24" w:name="_Toc240299552"/>
+      <w:bookmarkStart w:id="24" w:name="_Toc240304771"/>
       <w:r>
         <w:t>2. Modelo fundacional — Chronos-Bolt</w:t>
       </w:r>
@@ -18263,7 +18653,7 @@
           <w:left w:w="10" w:type="dxa"/>
           <w:right w:w="10" w:type="dxa"/>
         </w:tblCellMar>
-        <w:tblLook w:val="0000" w:firstRow="0" w:lastRow="0" w:firstColumn="0" w:lastColumn="0" w:noHBand="0" w:noVBand="0"/>
+        <w:tblLook w:val="04A0" w:firstRow="1" w:lastRow="0" w:firstColumn="1" w:lastColumn="0" w:noHBand="0" w:noVBand="1"/>
       </w:tblPr>
       <w:tblGrid>
         <w:gridCol w:w="2340"/>
@@ -18514,7 +18904,7 @@
         <w:pStyle w:val="Ttulo2"/>
         <w:keepNext/>
       </w:pPr>
-      <w:bookmarkStart w:id="25" w:name="_Toc240299553"/>
+      <w:bookmarkStart w:id="25" w:name="_Toc240304772"/>
       <w:r>
         <w:lastRenderedPageBreak/>
         <w:t>3. Modelo avanzado — iTransformer</w:t>
@@ -18556,7 +18946,7 @@
         <w:pStyle w:val="Ttulo3"/>
         <w:keepNext/>
       </w:pPr>
-      <w:bookmarkStart w:id="26" w:name="_Toc240299554"/>
+      <w:bookmarkStart w:id="26" w:name="_Toc240304773"/>
       <w:r>
         <w:t>Por qué no es Informer</w:t>
       </w:r>
@@ -18661,7 +19051,7 @@
         <w:pStyle w:val="Ttulo3"/>
         <w:keepNext/>
       </w:pPr>
-      <w:bookmarkStart w:id="27" w:name="_Toc240299555"/>
+      <w:bookmarkStart w:id="27" w:name="_Toc240304774"/>
       <w:r>
         <w:t>Lo que cuesta</w:t>
       </w:r>
@@ -18674,7 +19064,7 @@
           <w:left w:w="10" w:type="dxa"/>
           <w:right w:w="10" w:type="dxa"/>
         </w:tblCellMar>
-        <w:tblLook w:val="0000" w:firstRow="0" w:lastRow="0" w:firstColumn="0" w:lastColumn="0" w:noHBand="0" w:noVBand="0"/>
+        <w:tblLook w:val="04A0" w:firstRow="1" w:lastRow="0" w:firstColumn="1" w:lastColumn="0" w:noHBand="0" w:noVBand="1"/>
       </w:tblPr>
       <w:tblGrid>
         <w:gridCol w:w="4680"/>
@@ -18893,7 +19283,7 @@
           <w:left w:w="10" w:type="dxa"/>
           <w:right w:w="10" w:type="dxa"/>
         </w:tblCellMar>
-        <w:tblLook w:val="0000" w:firstRow="0" w:lastRow="0" w:firstColumn="0" w:lastColumn="0" w:noHBand="0" w:noVBand="0"/>
+        <w:tblLook w:val="04A0" w:firstRow="1" w:lastRow="0" w:firstColumn="1" w:lastColumn="0" w:noHBand="0" w:noVBand="1"/>
       </w:tblPr>
       <w:tblGrid>
         <w:gridCol w:w="2340"/>
@@ -19182,7 +19572,7 @@
         <w:pStyle w:val="Ttulo2"/>
         <w:keepNext/>
       </w:pPr>
-      <w:bookmarkStart w:id="28" w:name="_Toc240299556"/>
+      <w:bookmarkStart w:id="28" w:name="_Toc240304775"/>
       <w:r>
         <w:lastRenderedPageBreak/>
         <w:t>4. Rendimiento sobre validación</w:t>
@@ -19196,7 +19586,7 @@
           <w:left w:w="10" w:type="dxa"/>
           <w:right w:w="10" w:type="dxa"/>
         </w:tblCellMar>
-        <w:tblLook w:val="0000" w:firstRow="0" w:lastRow="0" w:firstColumn="0" w:lastColumn="0" w:noHBand="0" w:noVBand="0"/>
+        <w:tblLook w:val="04A0" w:firstRow="1" w:lastRow="0" w:firstColumn="1" w:lastColumn="0" w:noHBand="0" w:noVBand="1"/>
       </w:tblPr>
       <w:tblGrid>
         <w:gridCol w:w="4281"/>
@@ -19990,7 +20380,7 @@
         <w:pStyle w:val="Ttulo3"/>
         <w:keepNext/>
       </w:pPr>
-      <w:bookmarkStart w:id="29" w:name="_Toc240299557"/>
+      <w:bookmarkStart w:id="29" w:name="_Toc240304776"/>
       <w:r>
         <w:t>Las comparaciones que deciden</w:t>
       </w:r>
@@ -20021,7 +20411,7 @@
           <w:left w:w="10" w:type="dxa"/>
           <w:right w:w="10" w:type="dxa"/>
         </w:tblCellMar>
-        <w:tblLook w:val="0000" w:firstRow="0" w:lastRow="0" w:firstColumn="0" w:lastColumn="0" w:noHBand="0" w:noVBand="0"/>
+        <w:tblLook w:val="04A0" w:firstRow="1" w:lastRow="0" w:firstColumn="1" w:lastColumn="0" w:noHBand="0" w:noVBand="1"/>
       </w:tblPr>
       <w:tblGrid>
         <w:gridCol w:w="2340"/>
@@ -21074,7 +21464,7 @@
         <w:pStyle w:val="Ttulo2"/>
         <w:keepNext/>
       </w:pPr>
-      <w:bookmarkStart w:id="30" w:name="_Toc240299558"/>
+      <w:bookmarkStart w:id="30" w:name="_Toc240304777"/>
       <w:r>
         <w:t>5. Por qué no se ajustaron hiperparámetros</w:t>
       </w:r>
@@ -21202,7 +21592,7 @@
         <w:pStyle w:val="Ttulo2"/>
         <w:keepNext/>
       </w:pPr>
-      <w:bookmarkStart w:id="31" w:name="_Toc240299559"/>
+      <w:bookmarkStart w:id="31" w:name="_Toc240304778"/>
       <w:r>
         <w:t>6. Lo que no se puede afirmar, y por qué</w:t>
       </w:r>
@@ -21213,7 +21603,7 @@
         <w:pStyle w:val="Ttulo3"/>
         <w:keepNext/>
       </w:pPr>
-      <w:bookmarkStart w:id="32" w:name="_Toc240299560"/>
+      <w:bookmarkStart w:id="32" w:name="_Toc240304779"/>
       <w:r>
         <w:t>Los activos de apoyo: signo estable en las cinco, sin distinguibilidad afirmable</w:t>
       </w:r>
@@ -21302,7 +21692,7 @@
           <w:left w:w="10" w:type="dxa"/>
           <w:right w:w="10" w:type="dxa"/>
         </w:tblCellMar>
-        <w:tblLook w:val="0000" w:firstRow="0" w:lastRow="0" w:firstColumn="0" w:lastColumn="0" w:noHBand="0" w:noVBand="0"/>
+        <w:tblLook w:val="04A0" w:firstRow="1" w:lastRow="0" w:firstColumn="1" w:lastColumn="0" w:noHBand="0" w:noVBand="1"/>
       </w:tblPr>
       <w:tblGrid>
         <w:gridCol w:w="2340"/>
@@ -22129,7 +22519,7 @@
         <w:pStyle w:val="Ttulo3"/>
         <w:keepNext/>
       </w:pPr>
-      <w:bookmarkStart w:id="33" w:name="_Toc240299561"/>
+      <w:bookmarkStart w:id="33" w:name="_Toc240304780"/>
       <w:r>
         <w:t>La dispersión no es pareja, y es peor donde más importa</w:t>
       </w:r>
@@ -22150,7 +22540,7 @@
           <w:left w:w="10" w:type="dxa"/>
           <w:right w:w="10" w:type="dxa"/>
         </w:tblCellMar>
-        <w:tblLook w:val="0000" w:firstRow="0" w:lastRow="0" w:firstColumn="0" w:lastColumn="0" w:noHBand="0" w:noVBand="0"/>
+        <w:tblLook w:val="04A0" w:firstRow="1" w:lastRow="0" w:firstColumn="1" w:lastColumn="0" w:noHBand="0" w:noVBand="1"/>
       </w:tblPr>
       <w:tblGrid>
         <w:gridCol w:w="3120"/>
@@ -22786,7 +23176,7 @@
           <w:left w:w="10" w:type="dxa"/>
           <w:right w:w="10" w:type="dxa"/>
         </w:tblCellMar>
-        <w:tblLook w:val="0000" w:firstRow="0" w:lastRow="0" w:firstColumn="0" w:lastColumn="0" w:noHBand="0" w:noVBand="0"/>
+        <w:tblLook w:val="04A0" w:firstRow="1" w:lastRow="0" w:firstColumn="1" w:lastColumn="0" w:noHBand="0" w:noVBand="1"/>
       </w:tblPr>
       <w:tblGrid>
         <w:gridCol w:w="3120"/>
@@ -23097,7 +23487,7 @@
         <w:pStyle w:val="Ttulo3"/>
         <w:keepNext/>
       </w:pPr>
-      <w:bookmarkStart w:id="34" w:name="_Toc240299562"/>
+      <w:bookmarkStart w:id="34" w:name="_Toc240304781"/>
       <w:r>
         <w:lastRenderedPageBreak/>
         <w:t>El puente amplifica diferencias que no deberían importar</w:t>
@@ -23153,7 +23543,7 @@
         <w:pStyle w:val="Ttulo2"/>
         <w:keepNext/>
       </w:pPr>
-      <w:bookmarkStart w:id="35" w:name="_Toc240299563"/>
+      <w:bookmarkStart w:id="35" w:name="_Toc240304782"/>
       <w:r>
         <w:t>7. Por clase: lo que el bloque de prueba sugirió y lo que la potencia confirmó</w:t>
       </w:r>
@@ -23182,7 +23572,7 @@
         <w:pStyle w:val="Ttulo3"/>
         <w:keepNext/>
       </w:pPr>
-      <w:bookmarkStart w:id="36" w:name="_Toc240299564"/>
+      <w:bookmarkStart w:id="36" w:name="_Toc240304783"/>
       <w:r>
         <w:t>Lo que se vio en el bloque de prueba</w:t>
       </w:r>
@@ -23210,7 +23600,7 @@
           <w:left w:w="10" w:type="dxa"/>
           <w:right w:w="10" w:type="dxa"/>
         </w:tblCellMar>
-        <w:tblLook w:val="0000" w:firstRow="0" w:lastRow="0" w:firstColumn="0" w:lastColumn="0" w:noHBand="0" w:noVBand="0"/>
+        <w:tblLook w:val="04A0" w:firstRow="1" w:lastRow="0" w:firstColumn="1" w:lastColumn="0" w:noHBand="0" w:noVBand="1"/>
       </w:tblPr>
       <w:tblGrid>
         <w:gridCol w:w="4282"/>
@@ -23680,7 +24070,7 @@
         <w:pStyle w:val="Ttulo3"/>
         <w:keepNext/>
       </w:pPr>
-      <w:bookmarkStart w:id="37" w:name="_Toc240299565"/>
+      <w:bookmarkStart w:id="37" w:name="_Toc240304784"/>
       <w:r>
         <w:t>Lo que dice la agregación de los nueve tramos</w:t>
       </w:r>
@@ -23726,7 +24116,7 @@
           <w:left w:w="10" w:type="dxa"/>
           <w:right w:w="10" w:type="dxa"/>
         </w:tblCellMar>
-        <w:tblLook w:val="0000" w:firstRow="0" w:lastRow="0" w:firstColumn="0" w:lastColumn="0" w:noHBand="0" w:noVBand="0"/>
+        <w:tblLook w:val="04A0" w:firstRow="1" w:lastRow="0" w:firstColumn="1" w:lastColumn="0" w:noHBand="0" w:noVBand="1"/>
       </w:tblPr>
       <w:tblGrid>
         <w:gridCol w:w="1872"/>
@@ -24351,7 +24741,7 @@
         <w:pStyle w:val="Ttulo3"/>
         <w:keepNext/>
       </w:pPr>
-      <w:bookmarkStart w:id="38" w:name="_Toc240299566"/>
+      <w:bookmarkStart w:id="38" w:name="_Toc240304785"/>
       <w:r>
         <w:t>Por qué esto importa más allá de la tabla</w:t>
       </w:r>
@@ -24423,7 +24813,7 @@
         <w:pStyle w:val="Ttulo2"/>
         <w:keepNext/>
       </w:pPr>
-      <w:bookmarkStart w:id="39" w:name="_Toc240299567"/>
+      <w:bookmarkStart w:id="39" w:name="_Toc240304786"/>
       <w:r>
         <w:lastRenderedPageBreak/>
         <w:t>8. La celda que faltaba, y las tres lecturas escritas de antemano</w:t>
@@ -24536,7 +24926,7 @@
         <w:pStyle w:val="Ttulo2"/>
         <w:keepNext/>
       </w:pPr>
-      <w:bookmarkStart w:id="40" w:name="_Toc240299568"/>
+      <w:bookmarkStart w:id="40" w:name="_Toc240304787"/>
       <w:r>
         <w:t>9. Cómo se regenera cada cifra</w:t>
       </w:r>
@@ -24581,7 +24971,7 @@
           <w:left w:w="10" w:type="dxa"/>
           <w:right w:w="10" w:type="dxa"/>
         </w:tblCellMar>
-        <w:tblLook w:val="0000" w:firstRow="0" w:lastRow="0" w:firstColumn="0" w:lastColumn="0" w:noHBand="0" w:noVBand="0"/>
+        <w:tblLook w:val="04A0" w:firstRow="1" w:lastRow="0" w:firstColumn="1" w:lastColumn="0" w:noHBand="0" w:noVBand="1"/>
       </w:tblPr>
       <w:tblGrid>
         <w:gridCol w:w="4680"/>
@@ -24966,7 +25356,7 @@
         <w:pStyle w:val="Ttulo1"/>
         <w:keepNext/>
       </w:pPr>
-      <w:bookmarkStart w:id="41" w:name="_Toc240299569"/>
+      <w:bookmarkStart w:id="41" w:name="_Toc240304788"/>
       <w:r>
         <w:t>Pruebas de Detección</w:t>
       </w:r>
@@ -25329,7 +25719,7 @@
         <w:pStyle w:val="Ttulo2"/>
         <w:keepNext/>
       </w:pPr>
-      <w:bookmarkStart w:id="42" w:name="_Toc240299570"/>
+      <w:bookmarkStart w:id="42" w:name="_Toc240304789"/>
       <w:r>
         <w:t>4.1 Qué demuestra cada una</w:t>
       </w:r>
@@ -25376,7 +25766,7 @@
           <w:left w:w="10" w:type="dxa"/>
           <w:right w:w="10" w:type="dxa"/>
         </w:tblCellMar>
-        <w:tblLook w:val="0000" w:firstRow="0" w:lastRow="0" w:firstColumn="0" w:lastColumn="0" w:noHBand="0" w:noVBand="0"/>
+        <w:tblLook w:val="04A0" w:firstRow="1" w:lastRow="0" w:firstColumn="1" w:lastColumn="0" w:noHBand="0" w:noVBand="1"/>
       </w:tblPr>
       <w:tblGrid>
         <w:gridCol w:w="2340"/>
@@ -25968,7 +26358,7 @@
         <w:pStyle w:val="Ttulo2"/>
         <w:keepNext/>
       </w:pPr>
-      <w:bookmarkStart w:id="43" w:name="_Toc240299571"/>
+      <w:bookmarkStart w:id="43" w:name="_Toc240304790"/>
       <w:r>
         <w:t>4.2 Prueba 1 · El etiquetador, sobre una serie construida</w:t>
       </w:r>
@@ -26032,7 +26422,7 @@
           <w:left w:w="10" w:type="dxa"/>
           <w:right w:w="10" w:type="dxa"/>
         </w:tblCellMar>
-        <w:tblLook w:val="0000" w:firstRow="0" w:lastRow="0" w:firstColumn="0" w:lastColumn="0" w:noHBand="0" w:noVBand="0"/>
+        <w:tblLook w:val="04A0" w:firstRow="1" w:lastRow="0" w:firstColumn="1" w:lastColumn="0" w:noHBand="0" w:noVBand="1"/>
       </w:tblPr>
       <w:tblGrid>
         <w:gridCol w:w="4680"/>
@@ -26300,7 +26690,7 @@
         <w:pStyle w:val="Ttulo2"/>
         <w:keepNext/>
       </w:pPr>
-      <w:bookmarkStart w:id="44" w:name="_Toc240299572"/>
+      <w:bookmarkStart w:id="44" w:name="_Toc240304791"/>
       <w:r>
         <w:t>4.3 Prueba 2 · El circuito completo, sobre datos sintéticos</w:t>
       </w:r>
@@ -26397,7 +26787,7 @@
           <w:left w:w="10" w:type="dxa"/>
           <w:right w:w="10" w:type="dxa"/>
         </w:tblCellMar>
-        <w:tblLook w:val="0000" w:firstRow="0" w:lastRow="0" w:firstColumn="0" w:lastColumn="0" w:noHBand="0" w:noVBand="0"/>
+        <w:tblLook w:val="04A0" w:firstRow="1" w:lastRow="0" w:firstColumn="1" w:lastColumn="0" w:noHBand="0" w:noVBand="1"/>
       </w:tblPr>
       <w:tblGrid>
         <w:gridCol w:w="3120"/>
@@ -26804,7 +27194,7 @@
         <w:pStyle w:val="Ttulo2"/>
         <w:keepNext/>
       </w:pPr>
-      <w:bookmarkStart w:id="45" w:name="_Toc240299573"/>
+      <w:bookmarkStart w:id="45" w:name="_Toc240304792"/>
       <w:r>
         <w:t>4.4 Prueba 3 · Sobre el bloque de entrenamiento</w:t>
       </w:r>
@@ -26858,7 +27248,7 @@
           <w:left w:w="10" w:type="dxa"/>
           <w:right w:w="10" w:type="dxa"/>
         </w:tblCellMar>
-        <w:tblLook w:val="0000" w:firstRow="0" w:lastRow="0" w:firstColumn="0" w:lastColumn="0" w:noHBand="0" w:noVBand="0"/>
+        <w:tblLook w:val="04A0" w:firstRow="1" w:lastRow="0" w:firstColumn="1" w:lastColumn="0" w:noHBand="0" w:noVBand="1"/>
       </w:tblPr>
       <w:tblGrid>
         <w:gridCol w:w="3120"/>
@@ -27292,7 +27682,7 @@
         <w:pStyle w:val="Ttulo2"/>
         <w:keepNext/>
       </w:pPr>
-      <w:bookmarkStart w:id="46" w:name="_Toc240299574"/>
+      <w:bookmarkStart w:id="46" w:name="_Toc240304793"/>
       <w:r>
         <w:t>4.5 Prueba 4 · Tiempo real, y por qué es la única que busca fuga</w:t>
       </w:r>
@@ -27384,7 +27774,7 @@
           <w:left w:w="10" w:type="dxa"/>
           <w:right w:w="10" w:type="dxa"/>
         </w:tblCellMar>
-        <w:tblLook w:val="0000" w:firstRow="0" w:lastRow="0" w:firstColumn="0" w:lastColumn="0" w:noHBand="0" w:noVBand="0"/>
+        <w:tblLook w:val="04A0" w:firstRow="1" w:lastRow="0" w:firstColumn="1" w:lastColumn="0" w:noHBand="0" w:noVBand="1"/>
       </w:tblPr>
       <w:tblGrid>
         <w:gridCol w:w="4680"/>
@@ -27608,7 +27998,7 @@
         <w:pStyle w:val="Ttulo3"/>
         <w:keepNext/>
       </w:pPr>
-      <w:bookmarkStart w:id="47" w:name="_Toc240299575"/>
+      <w:bookmarkStart w:id="47" w:name="_Toc240304794"/>
       <w:r>
         <w:t>La cola sin confirmar, y por qué se muestra</w:t>
       </w:r>
@@ -27751,7 +28141,7 @@
         <w:pStyle w:val="Ttulo2"/>
         <w:keepNext/>
       </w:pPr>
-      <w:bookmarkStart w:id="48" w:name="_Toc240299576"/>
+      <w:bookmarkStart w:id="48" w:name="_Toc240304795"/>
       <w:r>
         <w:t>4.6 Lo que las cuatro juntas permiten decir</w:t>
       </w:r>
@@ -27810,7 +28200,7 @@
         <w:pStyle w:val="Ttulo1"/>
         <w:keepNext/>
       </w:pPr>
-      <w:bookmarkStart w:id="49" w:name="_Toc240299577"/>
+      <w:bookmarkStart w:id="49" w:name="_Toc240304796"/>
       <w:r>
         <w:lastRenderedPageBreak/>
         <w:t>Rendimiento</w:t>
@@ -27967,7 +28357,7 @@
         <w:pStyle w:val="Ttulo2"/>
         <w:keepNext/>
       </w:pPr>
-      <w:bookmarkStart w:id="50" w:name="_Toc240299578"/>
+      <w:bookmarkStart w:id="50" w:name="_Toc240304797"/>
       <w:r>
         <w:t>5.1 La comparación sobre validación</w:t>
       </w:r>
@@ -28006,7 +28396,7 @@
           <w:left w:w="10" w:type="dxa"/>
           <w:right w:w="10" w:type="dxa"/>
         </w:tblCellMar>
-        <w:tblLook w:val="0000" w:firstRow="0" w:lastRow="0" w:firstColumn="0" w:lastColumn="0" w:noHBand="0" w:noVBand="0"/>
+        <w:tblLook w:val="04A0" w:firstRow="1" w:lastRow="0" w:firstColumn="1" w:lastColumn="0" w:noHBand="0" w:noVBand="1"/>
       </w:tblPr>
       <w:tblGrid>
         <w:gridCol w:w="2340"/>
@@ -29175,7 +29565,7 @@
         <w:pStyle w:val="Ttulo2"/>
         <w:keepNext/>
       </w:pPr>
-      <w:bookmarkStart w:id="51" w:name="_Toc240299579"/>
+      <w:bookmarkStart w:id="51" w:name="_Toc240304798"/>
       <w:r>
         <w:t>5.2 Qué es la Precisión Direccional aquí, y por qué hubo que decidirlo</w:t>
       </w:r>
@@ -29328,7 +29718,7 @@
         <w:pStyle w:val="Ttulo2"/>
         <w:keepNext/>
       </w:pPr>
-      <w:bookmarkStart w:id="52" w:name="_Toc240299580"/>
+      <w:bookmarkStart w:id="52" w:name="_Toc240304799"/>
       <w:r>
         <w:t>5.3 Comparar medias no alcanza: los intervalos</w:t>
       </w:r>
@@ -29430,7 +29820,7 @@
           <w:left w:w="10" w:type="dxa"/>
           <w:right w:w="10" w:type="dxa"/>
         </w:tblCellMar>
-        <w:tblLook w:val="0000" w:firstRow="0" w:lastRow="0" w:firstColumn="0" w:lastColumn="0" w:noHBand="0" w:noVBand="0"/>
+        <w:tblLook w:val="04A0" w:firstRow="1" w:lastRow="0" w:firstColumn="1" w:lastColumn="0" w:noHBand="0" w:noVBand="1"/>
       </w:tblPr>
       <w:tblGrid>
         <w:gridCol w:w="2340"/>
@@ -30096,7 +30486,7 @@
         <w:pStyle w:val="Ttulo2"/>
         <w:keepNext/>
       </w:pPr>
-      <w:bookmarkStart w:id="53" w:name="_Toc240299581"/>
+      <w:bookmarkStart w:id="53" w:name="_Toc240304800"/>
       <w:r>
         <w:t>5.4 Un intervalo de esta tabla no se reproduce, y se declara</w:t>
       </w:r>
@@ -30132,7 +30522,7 @@
           <w:left w:w="10" w:type="dxa"/>
           <w:right w:w="10" w:type="dxa"/>
         </w:tblCellMar>
-        <w:tblLook w:val="0000" w:firstRow="0" w:lastRow="0" w:firstColumn="0" w:lastColumn="0" w:noHBand="0" w:noVBand="0"/>
+        <w:tblLook w:val="04A0" w:firstRow="1" w:lastRow="0" w:firstColumn="1" w:lastColumn="0" w:noHBand="0" w:noVBand="1"/>
       </w:tblPr>
       <w:tblGrid>
         <w:gridCol w:w="2340"/>
@@ -30716,7 +31106,7 @@
         <w:pStyle w:val="Ttulo2"/>
         <w:keepNext/>
       </w:pPr>
-      <w:bookmarkStart w:id="54" w:name="_Toc240299582"/>
+      <w:bookmarkStart w:id="54" w:name="_Toc240304801"/>
       <w:r>
         <w:t>5.5 El bloque de prueba</w:t>
       </w:r>
@@ -30814,10 +31204,10 @@
           <w:noProof/>
         </w:rPr>
         <w:drawing>
-          <wp:inline distT="0" distB="0" distL="0" distR="0" wp14:anchorId="210BCBE9" wp14:editId="5C9A68A8">
+          <wp:inline distT="0" distB="0" distL="0" distR="0" wp14:anchorId="7AA04E7F" wp14:editId="72F057AB">
             <wp:extent cx="5715000" cy="2828925"/>
             <wp:effectExtent l="0" t="0" r="0" b="0"/>
-            <wp:docPr id="1858048929" name="Imagen 1858048929"/>
+            <wp:docPr id="689987075" name="Imagen 689987075"/>
             <wp:cNvGraphicFramePr>
               <a:graphicFrameLocks xmlns:a="http://schemas.openxmlformats.org/drawingml/2006/main" noChangeAspect="1"/>
             </wp:cNvGraphicFramePr>
@@ -30912,7 +31302,7 @@
           <w:left w:w="10" w:type="dxa"/>
           <w:right w:w="10" w:type="dxa"/>
         </w:tblCellMar>
-        <w:tblLook w:val="0000" w:firstRow="0" w:lastRow="0" w:firstColumn="0" w:lastColumn="0" w:noHBand="0" w:noVBand="0"/>
+        <w:tblLook w:val="04A0" w:firstRow="1" w:lastRow="0" w:firstColumn="1" w:lastColumn="0" w:noHBand="0" w:noVBand="1"/>
       </w:tblPr>
       <w:tblGrid>
         <w:gridCol w:w="1872"/>
@@ -31933,10 +32323,10 @@
           <w:noProof/>
         </w:rPr>
         <w:drawing>
-          <wp:inline distT="0" distB="0" distL="0" distR="0" wp14:anchorId="2AADEC05" wp14:editId="6D444060">
+          <wp:inline distT="0" distB="0" distL="0" distR="0" wp14:anchorId="09602CF1" wp14:editId="49A8C9BB">
             <wp:extent cx="5715000" cy="2543175"/>
             <wp:effectExtent l="0" t="0" r="0" b="0"/>
-            <wp:docPr id="1411524588" name="Imagen 1411524588"/>
+            <wp:docPr id="1106607775" name="Imagen 1106607775"/>
             <wp:cNvGraphicFramePr>
               <a:graphicFrameLocks xmlns:a="http://schemas.openxmlformats.org/drawingml/2006/main" noChangeAspect="1"/>
             </wp:cNvGraphicFramePr>
@@ -32003,7 +32393,7 @@
         <w:pStyle w:val="Ttulo3"/>
         <w:keepNext/>
       </w:pPr>
-      <w:bookmarkStart w:id="55" w:name="_Toc240299583"/>
+      <w:bookmarkStart w:id="55" w:name="_Toc240304802"/>
       <w:r>
         <w:lastRenderedPageBreak/>
         <w:t>La regla de decisión, aplicada</w:t>
@@ -32082,7 +32472,7 @@
           <w:left w:w="10" w:type="dxa"/>
           <w:right w:w="10" w:type="dxa"/>
         </w:tblCellMar>
-        <w:tblLook w:val="0000" w:firstRow="0" w:lastRow="0" w:firstColumn="0" w:lastColumn="0" w:noHBand="0" w:noVBand="0"/>
+        <w:tblLook w:val="04A0" w:firstRow="1" w:lastRow="0" w:firstColumn="1" w:lastColumn="0" w:noHBand="0" w:noVBand="1"/>
       </w:tblPr>
       <w:tblGrid>
         <w:gridCol w:w="3120"/>
@@ -32492,7 +32882,7 @@
         <w:pStyle w:val="Ttulo3"/>
         <w:keepNext/>
       </w:pPr>
-      <w:bookmarkStart w:id="56" w:name="_Toc240299584"/>
+      <w:bookmarkStart w:id="56" w:name="_Toc240304803"/>
       <w:r>
         <w:t>Lo que el informe dice, escrito antes de saber cuál tocaba</w:t>
       </w:r>
@@ -32650,7 +33040,7 @@
         <w:pStyle w:val="Ttulo3"/>
         <w:keepNext/>
       </w:pPr>
-      <w:bookmarkStart w:id="57" w:name="_Toc240299585"/>
+      <w:bookmarkStart w:id="57" w:name="_Toc240304804"/>
       <w:r>
         <w:t>El criterio de aceptación falla, y por una razón que no es la del intervalo</w:t>
       </w:r>
@@ -32783,7 +33173,7 @@
         <w:pStyle w:val="Ttulo3"/>
         <w:keepNext/>
       </w:pPr>
-      <w:bookmarkStart w:id="58" w:name="_Toc240299586"/>
+      <w:bookmarkStart w:id="58" w:name="_Toc240304805"/>
       <w:r>
         <w:t>Un hueco de la herramienta, declarado</w:t>
       </w:r>
@@ -32869,7 +33259,7 @@
         <w:pStyle w:val="Ttulo1"/>
         <w:keepNext/>
       </w:pPr>
-      <w:bookmarkStart w:id="59" w:name="_Toc240299587"/>
+      <w:bookmarkStart w:id="59" w:name="_Toc240304806"/>
       <w:r>
         <w:t>Limitaciones</w:t>
       </w:r>
@@ -32977,7 +33367,7 @@
         <w:pStyle w:val="Ttulo2"/>
         <w:keepNext/>
       </w:pPr>
-      <w:bookmarkStart w:id="60" w:name="_Toc240299588"/>
+      <w:bookmarkStart w:id="60" w:name="_Toc240304807"/>
       <w:r>
         <w:t>6.1 Los activos de apoyo aportan poco, y no lo mismo en las dos familias</w:t>
       </w:r>
@@ -33005,7 +33395,7 @@
           <w:left w:w="10" w:type="dxa"/>
           <w:right w:w="10" w:type="dxa"/>
         </w:tblCellMar>
-        <w:tblLook w:val="0000" w:firstRow="0" w:lastRow="0" w:firstColumn="0" w:lastColumn="0" w:noHBand="0" w:noVBand="0"/>
+        <w:tblLook w:val="04A0" w:firstRow="1" w:lastRow="0" w:firstColumn="1" w:lastColumn="0" w:noHBand="0" w:noVBand="1"/>
       </w:tblPr>
       <w:tblGrid>
         <w:gridCol w:w="4680"/>
@@ -33415,7 +33805,7 @@
         <w:pStyle w:val="Ttulo2"/>
         <w:keepNext/>
       </w:pPr>
-      <w:bookmarkStart w:id="61" w:name="_Toc240299589"/>
+      <w:bookmarkStart w:id="61" w:name="_Toc240304808"/>
       <w:r>
         <w:t>6.2 Ningún modelo profundo mejora al bosque clásico</w:t>
       </w:r>
@@ -33617,7 +34007,7 @@
         <w:pStyle w:val="Ttulo2"/>
         <w:keepNext/>
       </w:pPr>
-      <w:bookmarkStart w:id="62" w:name="_Toc240299590"/>
+      <w:bookmarkStart w:id="62" w:name="_Toc240304809"/>
       <w:r>
         <w:t>6.3 Un criterio del proyecto no se puede aplicar a uno de los modelos</w:t>
       </w:r>
@@ -33829,10 +34219,10 @@
           <w:noProof/>
         </w:rPr>
         <w:drawing>
-          <wp:inline distT="0" distB="0" distL="0" distR="0" wp14:anchorId="6E66846E" wp14:editId="6DF35CFB">
+          <wp:inline distT="0" distB="0" distL="0" distR="0" wp14:anchorId="6B4FDCE7" wp14:editId="71DA7F2E">
             <wp:extent cx="5715000" cy="2562225"/>
             <wp:effectExtent l="0" t="0" r="0" b="0"/>
-            <wp:docPr id="1283036572" name="Imagen 1283036572"/>
+            <wp:docPr id="452184566" name="Imagen 452184566"/>
             <wp:cNvGraphicFramePr>
               <a:graphicFrameLocks xmlns:a="http://schemas.openxmlformats.org/drawingml/2006/main" noChangeAspect="1"/>
             </wp:cNvGraphicFramePr>
@@ -33992,7 +34382,7 @@
         <w:pStyle w:val="Ttulo2"/>
         <w:keepNext/>
       </w:pPr>
-      <w:bookmarkStart w:id="63" w:name="_Toc240299591"/>
+      <w:bookmarkStart w:id="63" w:name="_Toc240304810"/>
       <w:r>
         <w:t>6.4 El puente de trayectoria a etiqueta amplifica diferencias mínimas</w:t>
       </w:r>
@@ -34149,7 +34539,7 @@
         <w:pStyle w:val="Ttulo2"/>
         <w:keepNext/>
       </w:pPr>
-      <w:bookmarkStart w:id="64" w:name="_Toc240299592"/>
+      <w:bookmarkStart w:id="64" w:name="_Toc240304811"/>
       <w:r>
         <w:t>6.5 El análisis con datos estáticos, que es lo que el enunciado pide</w:t>
       </w:r>
@@ -34329,7 +34719,7 @@
         <w:pStyle w:val="Ttulo2"/>
         <w:keepNext/>
       </w:pPr>
-      <w:bookmarkStart w:id="65" w:name="_Toc240299593"/>
+      <w:bookmarkStart w:id="65" w:name="_Toc240304812"/>
       <w:r>
         <w:lastRenderedPageBreak/>
         <w:t>6.6 Resumen</w:t>
@@ -34369,7 +34759,7 @@
           <w:left w:w="10" w:type="dxa"/>
           <w:right w:w="10" w:type="dxa"/>
         </w:tblCellMar>
-        <w:tblLook w:val="0000" w:firstRow="0" w:lastRow="0" w:firstColumn="0" w:lastColumn="0" w:noHBand="0" w:noVBand="0"/>
+        <w:tblLook w:val="04A0" w:firstRow="1" w:lastRow="0" w:firstColumn="1" w:lastColumn="0" w:noHBand="0" w:noVBand="1"/>
       </w:tblPr>
       <w:tblGrid>
         <w:gridCol w:w="2340"/>
@@ -34962,7 +35352,7 @@
         <w:pStyle w:val="Ttulo1"/>
         <w:keepNext/>
       </w:pPr>
-      <w:bookmarkStart w:id="66" w:name="_Toc240299594"/>
+      <w:bookmarkStart w:id="66" w:name="_Toc240304813"/>
       <w:r>
         <w:t>Conclusiones</w:t>
       </w:r>
@@ -35022,7 +35412,7 @@
         <w:pStyle w:val="Ttulo2"/>
         <w:keepNext/>
       </w:pPr>
-      <w:bookmarkStart w:id="67" w:name="_Toc240299595"/>
+      <w:bookmarkStart w:id="67" w:name="_Toc240304814"/>
       <w:r>
         <w:t>Lo que se sostiene</w:t>
       </w:r>
@@ -35154,7 +35544,7 @@
         <w:pStyle w:val="Ttulo2"/>
         <w:keepNext/>
       </w:pPr>
-      <w:bookmarkStart w:id="68" w:name="_Toc240299596"/>
+      <w:bookmarkStart w:id="68" w:name="_Toc240304815"/>
       <w:r>
         <w:t>Lo que no se sostiene</w:t>
       </w:r>
@@ -35269,7 +35659,7 @@
         <w:pStyle w:val="Ttulo2"/>
         <w:keepNext/>
       </w:pPr>
-      <w:bookmarkStart w:id="69" w:name="_Toc240299597"/>
+      <w:bookmarkStart w:id="69" w:name="_Toc240304816"/>
       <w:r>
         <w:t>Lo que el proyecto aprendió sobre cómo trabajar, que es lo que se lleva</w:t>
       </w:r>
@@ -35404,7 +35794,7 @@
         <w:pStyle w:val="Ttulo2"/>
         <w:keepNext/>
       </w:pPr>
-      <w:bookmarkStart w:id="70" w:name="_Toc240299598"/>
+      <w:bookmarkStart w:id="70" w:name="_Toc240304817"/>
       <w:r>
         <w:t>Lo que hicimos después de medir, y qué salió</w:t>
       </w:r>
@@ -35443,7 +35833,7 @@
           <w:left w:w="10" w:type="dxa"/>
           <w:right w:w="10" w:type="dxa"/>
         </w:tblCellMar>
-        <w:tblLook w:val="0000" w:firstRow="0" w:lastRow="0" w:firstColumn="0" w:lastColumn="0" w:noHBand="0" w:noVBand="0"/>
+        <w:tblLook w:val="04A0" w:firstRow="1" w:lastRow="0" w:firstColumn="1" w:lastColumn="0" w:noHBand="0" w:noVBand="1"/>
       </w:tblPr>
       <w:tblGrid>
         <w:gridCol w:w="3120"/>
@@ -35737,7 +36127,7 @@
         <w:pStyle w:val="Ttulo3"/>
         <w:keepNext/>
       </w:pPr>
-      <w:bookmarkStart w:id="71" w:name="_Toc240299599"/>
+      <w:bookmarkStart w:id="71" w:name="_Toc240304818"/>
       <w:r>
         <w:t>El diagnóstico</w:t>
       </w:r>
@@ -35783,7 +36173,7 @@
           <w:left w:w="10" w:type="dxa"/>
           <w:right w:w="10" w:type="dxa"/>
         </w:tblCellMar>
-        <w:tblLook w:val="0000" w:firstRow="0" w:lastRow="0" w:firstColumn="0" w:lastColumn="0" w:noHBand="0" w:noVBand="0"/>
+        <w:tblLook w:val="04A0" w:firstRow="1" w:lastRow="0" w:firstColumn="1" w:lastColumn="0" w:noHBand="0" w:noVBand="1"/>
       </w:tblPr>
       <w:tblGrid>
         <w:gridCol w:w="3120"/>
@@ -36248,7 +36638,7 @@
         <w:pStyle w:val="Ttulo3"/>
         <w:keepNext/>
       </w:pPr>
-      <w:bookmarkStart w:id="72" w:name="_Toc240299600"/>
+      <w:bookmarkStart w:id="72" w:name="_Toc240304819"/>
       <w:r>
         <w:t>Lo que sí resolvió la pregunta: medir muchas veces en vez de una</w:t>
       </w:r>
@@ -36316,7 +36706,7 @@
           <w:left w:w="10" w:type="dxa"/>
           <w:right w:w="10" w:type="dxa"/>
         </w:tblCellMar>
-        <w:tblLook w:val="0000" w:firstRow="0" w:lastRow="0" w:firstColumn="0" w:lastColumn="0" w:noHBand="0" w:noVBand="0"/>
+        <w:tblLook w:val="04A0" w:firstRow="1" w:lastRow="0" w:firstColumn="1" w:lastColumn="0" w:noHBand="0" w:noVBand="1"/>
       </w:tblPr>
       <w:tblGrid>
         <w:gridCol w:w="4680"/>
@@ -36643,7 +37033,7 @@
           <w:left w:w="10" w:type="dxa"/>
           <w:right w:w="10" w:type="dxa"/>
         </w:tblCellMar>
-        <w:tblLook w:val="0000" w:firstRow="0" w:lastRow="0" w:firstColumn="0" w:lastColumn="0" w:noHBand="0" w:noVBand="0"/>
+        <w:tblLook w:val="04A0" w:firstRow="1" w:lastRow="0" w:firstColumn="1" w:lastColumn="0" w:noHBand="0" w:noVBand="1"/>
       </w:tblPr>
       <w:tblGrid>
         <w:gridCol w:w="4680"/>
@@ -36978,7 +37368,7 @@
         <w:pStyle w:val="Ttulo3"/>
         <w:keepNext/>
       </w:pPr>
-      <w:bookmarkStart w:id="73" w:name="_Toc240299601"/>
+      <w:bookmarkStart w:id="73" w:name="_Toc240304820"/>
       <w:r>
         <w:t>La medición que cierra la pregunta: era potencia, y ahora está demostrado</w:t>
       </w:r>
@@ -37042,7 +37432,7 @@
           <w:left w:w="10" w:type="dxa"/>
           <w:right w:w="10" w:type="dxa"/>
         </w:tblCellMar>
-        <w:tblLook w:val="0000" w:firstRow="0" w:lastRow="0" w:firstColumn="0" w:lastColumn="0" w:noHBand="0" w:noVBand="0"/>
+        <w:tblLook w:val="04A0" w:firstRow="1" w:lastRow="0" w:firstColumn="1" w:lastColumn="0" w:noHBand="0" w:noVBand="1"/>
       </w:tblPr>
       <w:tblGrid>
         <w:gridCol w:w="2340"/>
@@ -37673,7 +38063,7 @@
         <w:pStyle w:val="Ttulo3"/>
         <w:keepNext/>
       </w:pPr>
-      <w:bookmarkStart w:id="74" w:name="_Toc240299602"/>
+      <w:bookmarkStart w:id="74" w:name="_Toc240304821"/>
       <w:r>
         <w:t>La corrección más grande: el bosque sí detecta las dos clases</w:t>
       </w:r>
@@ -37757,7 +38147,7 @@
           <w:left w:w="10" w:type="dxa"/>
           <w:right w:w="10" w:type="dxa"/>
         </w:tblCellMar>
-        <w:tblLook w:val="0000" w:firstRow="0" w:lastRow="0" w:firstColumn="0" w:lastColumn="0" w:noHBand="0" w:noVBand="0"/>
+        <w:tblLook w:val="04A0" w:firstRow="1" w:lastRow="0" w:firstColumn="1" w:lastColumn="0" w:noHBand="0" w:noVBand="1"/>
       </w:tblPr>
       <w:tblGrid>
         <w:gridCol w:w="1872"/>
@@ -38819,7 +39209,7 @@
         <w:pStyle w:val="Ttulo3"/>
         <w:keepNext/>
       </w:pPr>
-      <w:bookmarkStart w:id="75" w:name="_Toc240299603"/>
+      <w:bookmarkStart w:id="75" w:name="_Toc240304822"/>
       <w:r>
         <w:lastRenderedPageBreak/>
         <w:t>Y lo que la potencia corrige de un resultado central del informe</w:t>
@@ -38866,7 +39256,7 @@
           <w:left w:w="10" w:type="dxa"/>
           <w:right w:w="10" w:type="dxa"/>
         </w:tblCellMar>
-        <w:tblLook w:val="0000" w:firstRow="0" w:lastRow="0" w:firstColumn="0" w:lastColumn="0" w:noHBand="0" w:noVBand="0"/>
+        <w:tblLook w:val="04A0" w:firstRow="1" w:lastRow="0" w:firstColumn="1" w:lastColumn="0" w:noHBand="0" w:noVBand="1"/>
       </w:tblPr>
       <w:tblGrid>
         <w:gridCol w:w="2340"/>
@@ -39446,7 +39836,7 @@
         <w:pStyle w:val="Ttulo3"/>
         <w:keepNext/>
       </w:pPr>
-      <w:bookmarkStart w:id="76" w:name="_Toc240299604"/>
+      <w:bookmarkStart w:id="76" w:name="_Toc240304823"/>
       <w:r>
         <w:t>La prueba que no dependía de nuestra disciplina</w:t>
       </w:r>
@@ -39540,7 +39930,7 @@
           <w:left w:w="10" w:type="dxa"/>
           <w:right w:w="10" w:type="dxa"/>
         </w:tblCellMar>
-        <w:tblLook w:val="0000" w:firstRow="0" w:lastRow="0" w:firstColumn="0" w:lastColumn="0" w:noHBand="0" w:noVBand="0"/>
+        <w:tblLook w:val="04A0" w:firstRow="1" w:lastRow="0" w:firstColumn="1" w:lastColumn="0" w:noHBand="0" w:noVBand="1"/>
       </w:tblPr>
       <w:tblGrid>
         <w:gridCol w:w="1872"/>
@@ -40078,7 +40468,7 @@
         <w:pStyle w:val="Ttulo3"/>
         <w:keepNext/>
       </w:pPr>
-      <w:bookmarkStart w:id="77" w:name="_Toc240299605"/>
+      <w:bookmarkStart w:id="77" w:name="_Toc240304824"/>
       <w:r>
         <w:t>Los arreglos que probamos</w:t>
       </w:r>
@@ -40106,7 +40496,7 @@
           <w:left w:w="10" w:type="dxa"/>
           <w:right w:w="10" w:type="dxa"/>
         </w:tblCellMar>
-        <w:tblLook w:val="0000" w:firstRow="0" w:lastRow="0" w:firstColumn="0" w:lastColumn="0" w:noHBand="0" w:noVBand="0"/>
+        <w:tblLook w:val="04A0" w:firstRow="1" w:lastRow="0" w:firstColumn="1" w:lastColumn="0" w:noHBand="0" w:noVBand="1"/>
       </w:tblPr>
       <w:tblGrid>
         <w:gridCol w:w="4680"/>
@@ -40592,7 +40982,7 @@
         <w:pStyle w:val="Ttulo3"/>
         <w:keepNext/>
       </w:pPr>
-      <w:bookmarkStart w:id="78" w:name="_Toc240299606"/>
+      <w:bookmarkStart w:id="78" w:name="_Toc240304825"/>
       <w:r>
         <w:t>El cuarto arreglo: la única vía que sí mejora, y por qué aun así no se afirma</w:t>
       </w:r>
@@ -40656,7 +41046,7 @@
           <w:left w:w="10" w:type="dxa"/>
           <w:right w:w="10" w:type="dxa"/>
         </w:tblCellMar>
-        <w:tblLook w:val="0000" w:firstRow="0" w:lastRow="0" w:firstColumn="0" w:lastColumn="0" w:noHBand="0" w:noVBand="0"/>
+        <w:tblLook w:val="04A0" w:firstRow="1" w:lastRow="0" w:firstColumn="1" w:lastColumn="0" w:noHBand="0" w:noVBand="1"/>
       </w:tblPr>
       <w:tblGrid>
         <w:gridCol w:w="1872"/>
@@ -41248,7 +41638,7 @@
         <w:pStyle w:val="Ttulo3"/>
         <w:keepNext/>
       </w:pPr>
-      <w:bookmarkStart w:id="79" w:name="_Toc240299607"/>
+      <w:bookmarkStart w:id="79" w:name="_Toc240304826"/>
       <w:r>
         <w:t>El quinto arreglo, que la propia evidencia sugirió</w:t>
       </w:r>
@@ -41294,7 +41684,7 @@
           <w:left w:w="10" w:type="dxa"/>
           <w:right w:w="10" w:type="dxa"/>
         </w:tblCellMar>
-        <w:tblLook w:val="0000" w:firstRow="0" w:lastRow="0" w:firstColumn="0" w:lastColumn="0" w:noHBand="0" w:noVBand="0"/>
+        <w:tblLook w:val="04A0" w:firstRow="1" w:lastRow="0" w:firstColumn="1" w:lastColumn="0" w:noHBand="0" w:noVBand="1"/>
       </w:tblPr>
       <w:tblGrid>
         <w:gridCol w:w="3120"/>
@@ -41887,7 +42277,7 @@
         <w:pStyle w:val="Ttulo3"/>
         <w:keepNext/>
       </w:pPr>
-      <w:bookmarkStart w:id="80" w:name="_Toc240299608"/>
+      <w:bookmarkStart w:id="80" w:name="_Toc240304827"/>
       <w:r>
         <w:t>Los dos últimos: otra familia de modelo, y pesar en vez de filtrar</w:t>
       </w:r>
@@ -41965,7 +42355,7 @@
           <w:left w:w="10" w:type="dxa"/>
           <w:right w:w="10" w:type="dxa"/>
         </w:tblCellMar>
-        <w:tblLook w:val="0000" w:firstRow="0" w:lastRow="0" w:firstColumn="0" w:lastColumn="0" w:noHBand="0" w:noVBand="0"/>
+        <w:tblLook w:val="04A0" w:firstRow="1" w:lastRow="0" w:firstColumn="1" w:lastColumn="0" w:noHBand="0" w:noVBand="1"/>
       </w:tblPr>
       <w:tblGrid>
         <w:gridCol w:w="2340"/>
@@ -42437,7 +42827,7 @@
         <w:pStyle w:val="Ttulo3"/>
         <w:keepNext/>
       </w:pPr>
-      <w:bookmarkStart w:id="81" w:name="_Toc240299609"/>
+      <w:bookmarkStart w:id="81" w:name="_Toc240304828"/>
       <w:r>
         <w:t>El octavo eje: dejar que el sistema se calle</w:t>
       </w:r>
@@ -42515,7 +42905,7 @@
         <w:pStyle w:val="Ttulo3"/>
         <w:keepNext/>
       </w:pPr>
-      <w:bookmarkStart w:id="82" w:name="_Toc240299610"/>
+      <w:bookmarkStart w:id="82" w:name="_Toc240304829"/>
       <w:r>
         <w:t>La pregunta que el informe no tenía respondida</w:t>
       </w:r>
@@ -42599,7 +42989,7 @@
           <w:left w:w="10" w:type="dxa"/>
           <w:right w:w="10" w:type="dxa"/>
         </w:tblCellMar>
-        <w:tblLook w:val="0000" w:firstRow="0" w:lastRow="0" w:firstColumn="0" w:lastColumn="0" w:noHBand="0" w:noVBand="0"/>
+        <w:tblLook w:val="04A0" w:firstRow="1" w:lastRow="0" w:firstColumn="1" w:lastColumn="0" w:noHBand="0" w:noVBand="1"/>
       </w:tblPr>
       <w:tblGrid>
         <w:gridCol w:w="1560"/>
@@ -43922,7 +44312,7 @@
         <w:pStyle w:val="Ttulo3"/>
         <w:keepNext/>
       </w:pPr>
-      <w:bookmarkStart w:id="83" w:name="_Toc240299611"/>
+      <w:bookmarkStart w:id="83" w:name="_Toc240304830"/>
       <w:r>
         <w:t>Lo primero que hay que decir es incómodo</w:t>
       </w:r>
@@ -43997,7 +44387,7 @@
         <w:pStyle w:val="Ttulo3"/>
         <w:keepNext/>
       </w:pPr>
-      <w:bookmarkStart w:id="84" w:name="_Toc240299612"/>
+      <w:bookmarkStart w:id="84" w:name="_Toc240304831"/>
       <w:r>
         <w:t>Callarse sí funciona, y aguanta el criterio</w:t>
       </w:r>
@@ -44156,7 +44546,7 @@
         <w:pStyle w:val="Ttulo3"/>
         <w:keepNext/>
       </w:pPr>
-      <w:bookmarkStart w:id="85" w:name="_Toc240299613"/>
+      <w:bookmarkStart w:id="85" w:name="_Toc240304832"/>
       <w:r>
         <w:t>Qué cambia esto, y qué no</w:t>
       </w:r>
@@ -44247,7 +44637,7 @@
         <w:pStyle w:val="Ttulo3"/>
         <w:keepNext/>
       </w:pPr>
-      <w:bookmarkStart w:id="86" w:name="_Toc240299614"/>
+      <w:bookmarkStart w:id="86" w:name="_Toc240304833"/>
       <w:r>
         <w:t>Los avisos que fallan, ¿fallan por mucho o por una vela?</w:t>
       </w:r>
@@ -44333,7 +44723,7 @@
           <w:left w:w="10" w:type="dxa"/>
           <w:right w:w="10" w:type="dxa"/>
         </w:tblCellMar>
-        <w:tblLook w:val="0000" w:firstRow="0" w:lastRow="0" w:firstColumn="0" w:lastColumn="0" w:noHBand="0" w:noVBand="0"/>
+        <w:tblLook w:val="04A0" w:firstRow="1" w:lastRow="0" w:firstColumn="1" w:lastColumn="0" w:noHBand="0" w:noVBand="1"/>
       </w:tblPr>
       <w:tblGrid>
         <w:gridCol w:w="1337"/>
@@ -45292,7 +45682,7 @@
         <w:pStyle w:val="Ttulo3"/>
         <w:keepNext/>
       </w:pPr>
-      <w:bookmarkStart w:id="87" w:name="_Toc240299615"/>
+      <w:bookmarkStart w:id="87" w:name="_Toc240304834"/>
       <w:r>
         <w:t>Dónde estaba la trampa, y por qué el piso se mueve con la ventana</w:t>
       </w:r>
@@ -45370,7 +45760,7 @@
         <w:pStyle w:val="Ttulo3"/>
         <w:keepNext/>
       </w:pPr>
-      <w:bookmarkStart w:id="88" w:name="_Toc240299616"/>
+      <w:bookmarkStart w:id="88" w:name="_Toc240304835"/>
       <w:r>
         <w:t>Lo que dice el resultado</w:t>
       </w:r>
@@ -45477,7 +45867,7 @@
         <w:pStyle w:val="Ttulo3"/>
         <w:keepNext/>
       </w:pPr>
-      <w:bookmarkStart w:id="89" w:name="_Toc240299617"/>
+      <w:bookmarkStart w:id="89" w:name="_Toc240304836"/>
       <w:r>
         <w:t>Qué frase queda, y cuál hay que dejar de decir</w:t>
       </w:r>
@@ -45549,7 +45939,7 @@
         <w:pStyle w:val="Ttulo3"/>
         <w:keepNext/>
       </w:pPr>
-      <w:bookmarkStart w:id="90" w:name="_Toc240299618"/>
+      <w:bookmarkStart w:id="90" w:name="_Toc240304837"/>
       <w:r>
         <w:t>Y lo que sigue sin poder afirmarse</w:t>
       </w:r>
@@ -45628,7 +46018,7 @@
         <w:pStyle w:val="Ttulo3"/>
         <w:keepNext/>
       </w:pPr>
-      <w:bookmarkStart w:id="91" w:name="_Toc240299619"/>
+      <w:bookmarkStart w:id="91" w:name="_Toc240304838"/>
       <w:r>
         <w:lastRenderedPageBreak/>
         <w:t>El noveno eje, y el que más mueve: preguntarle otra cosa</w:t>
@@ -45741,7 +46131,7 @@
           <w:left w:w="10" w:type="dxa"/>
           <w:right w:w="10" w:type="dxa"/>
         </w:tblCellMar>
-        <w:tblLook w:val="0000" w:firstRow="0" w:lastRow="0" w:firstColumn="0" w:lastColumn="0" w:noHBand="0" w:noVBand="0"/>
+        <w:tblLook w:val="04A0" w:firstRow="1" w:lastRow="0" w:firstColumn="1" w:lastColumn="0" w:noHBand="0" w:noVBand="1"/>
       </w:tblPr>
       <w:tblGrid>
         <w:gridCol w:w="1337"/>
@@ -46698,7 +47088,7 @@
         <w:pStyle w:val="Ttulo3"/>
         <w:keepNext/>
       </w:pPr>
-      <w:bookmarkStart w:id="92" w:name="_Toc240299620"/>
+      <w:bookmarkStart w:id="92" w:name="_Toc240304839"/>
       <w:r>
         <w:t>Por qué esto no es hacer la tarea más fácil y llamarlo mejora</w:t>
       </w:r>
@@ -46867,7 +47257,7 @@
         <w:pStyle w:val="Ttulo3"/>
         <w:keepNext/>
       </w:pPr>
-      <w:bookmarkStart w:id="93" w:name="_Toc240299621"/>
+      <w:bookmarkStart w:id="93" w:name="_Toc240304840"/>
       <w:r>
         <w:t>Dónde está el óptimo, y por qué no es el margen más ancho</w:t>
       </w:r>
@@ -46939,7 +47329,7 @@
         <w:pStyle w:val="Ttulo3"/>
         <w:keepNext/>
       </w:pPr>
-      <w:bookmarkStart w:id="94" w:name="_Toc240299622"/>
+      <w:bookmarkStart w:id="94" w:name="_Toc240304841"/>
       <w:r>
         <w:t>Qué significa, y qué no</w:t>
       </w:r>
@@ -47064,7 +47454,7 @@
         <w:pStyle w:val="Ttulo3"/>
         <w:keepNext/>
       </w:pPr>
-      <w:bookmarkStart w:id="95" w:name="_Toc240299623"/>
+      <w:bookmarkStart w:id="95" w:name="_Toc240304842"/>
       <w:r>
         <w:t>El décimo eje: el volumen, que estaba ahí sin usar</w:t>
       </w:r>
@@ -47177,7 +47567,7 @@
           <w:left w:w="10" w:type="dxa"/>
           <w:right w:w="10" w:type="dxa"/>
         </w:tblCellMar>
-        <w:tblLook w:val="0000" w:firstRow="0" w:lastRow="0" w:firstColumn="0" w:lastColumn="0" w:noHBand="0" w:noVBand="0"/>
+        <w:tblLook w:val="04A0" w:firstRow="1" w:lastRow="0" w:firstColumn="1" w:lastColumn="0" w:noHBand="0" w:noVBand="1"/>
       </w:tblPr>
       <w:tblGrid>
         <w:gridCol w:w="1872"/>
@@ -47677,7 +48067,7 @@
         <w:pStyle w:val="Ttulo3"/>
         <w:keepNext/>
       </w:pPr>
-      <w:bookmarkStart w:id="96" w:name="_Toc240299624"/>
+      <w:bookmarkStart w:id="96" w:name="_Toc240304843"/>
       <w:r>
         <w:t>El undécimo eje: cuatro veces más velas, y por qué no sirvieron de nada</w:t>
       </w:r>
@@ -47793,7 +48183,7 @@
           <w:left w:w="10" w:type="dxa"/>
           <w:right w:w="10" w:type="dxa"/>
         </w:tblCellMar>
-        <w:tblLook w:val="0000" w:firstRow="0" w:lastRow="0" w:firstColumn="0" w:lastColumn="0" w:noHBand="0" w:noVBand="0"/>
+        <w:tblLook w:val="04A0" w:firstRow="1" w:lastRow="0" w:firstColumn="1" w:lastColumn="0" w:noHBand="0" w:noVBand="1"/>
       </w:tblPr>
       <w:tblGrid>
         <w:gridCol w:w="1361"/>
@@ -48416,7 +48806,7 @@
         <w:pStyle w:val="Ttulo3"/>
         <w:keepNext/>
       </w:pPr>
-      <w:bookmarkStart w:id="97" w:name="_Toc240299625"/>
+      <w:bookmarkStart w:id="97" w:name="_Toc240304844"/>
       <w:r>
         <w:t>La cifra que lo explica todo está en la tercera columna</w:t>
       </w:r>
@@ -48509,7 +48899,7 @@
         <w:pStyle w:val="Ttulo3"/>
         <w:keepNext/>
       </w:pPr>
-      <w:bookmarkStart w:id="98" w:name="_Toc240299626"/>
+      <w:bookmarkStart w:id="98" w:name="_Toc240304845"/>
       <w:r>
         <w:t>Por eso la ventaja no sube: baja</w:t>
       </w:r>
@@ -48575,7 +48965,7 @@
         <w:pStyle w:val="Ttulo3"/>
         <w:keepNext/>
       </w:pPr>
-      <w:bookmarkStart w:id="99" w:name="_Toc240299627"/>
+      <w:bookmarkStart w:id="99" w:name="_Toc240304846"/>
       <w:r>
         <w:t>Lo que esto convierte de conjetura en medición</w:t>
       </w:r>
@@ -48699,7 +49089,7 @@
         <w:pStyle w:val="Ttulo3"/>
         <w:keepNext/>
       </w:pPr>
-      <w:bookmarkStart w:id="100" w:name="_Toc240299628"/>
+      <w:bookmarkStart w:id="100" w:name="_Toc240304847"/>
       <w:r>
         <w:t>El duodécimo eje: doce activos en vez de seis</w:t>
       </w:r>
@@ -48802,7 +49192,7 @@
           <w:left w:w="10" w:type="dxa"/>
           <w:right w:w="10" w:type="dxa"/>
         </w:tblCellMar>
-        <w:tblLook w:val="0000" w:firstRow="0" w:lastRow="0" w:firstColumn="0" w:lastColumn="0" w:noHBand="0" w:noVBand="0"/>
+        <w:tblLook w:val="04A0" w:firstRow="1" w:lastRow="0" w:firstColumn="1" w:lastColumn="0" w:noHBand="0" w:noVBand="1"/>
       </w:tblPr>
       <w:tblGrid>
         <w:gridCol w:w="1560"/>
@@ -49480,7 +49870,7 @@
         <w:pStyle w:val="Ttulo3"/>
         <w:keepNext/>
       </w:pPr>
-      <w:bookmarkStart w:id="101" w:name="_Toc240299629"/>
+      <w:bookmarkStart w:id="101" w:name="_Toc240304848"/>
       <w:r>
         <w:t>Seis ayuda. Doce estorba.</w:t>
       </w:r>
@@ -49531,7 +49921,7 @@
         <w:pStyle w:val="Ttulo3"/>
         <w:keepNext/>
       </w:pPr>
-      <w:bookmarkStart w:id="102" w:name="_Toc240299630"/>
+      <w:bookmarkStart w:id="102" w:name="_Toc240304849"/>
       <w:r>
         <w:t>Por qué, y estaba escrito antes de correrlo</w:t>
       </w:r>
@@ -49609,7 +49999,7 @@
         <w:pStyle w:val="Ttulo3"/>
         <w:keepNext/>
       </w:pPr>
-      <w:bookmarkStart w:id="103" w:name="_Toc240299631"/>
+      <w:bookmarkStart w:id="103" w:name="_Toc240304850"/>
       <w:r>
         <w:t>La conclusión, afilada por tercera vez en el día</w:t>
       </w:r>
@@ -49630,7 +50020,7 @@
           <w:left w:w="10" w:type="dxa"/>
           <w:right w:w="10" w:type="dxa"/>
         </w:tblCellMar>
-        <w:tblLook w:val="0000" w:firstRow="0" w:lastRow="0" w:firstColumn="0" w:lastColumn="0" w:noHBand="0" w:noVBand="0"/>
+        <w:tblLook w:val="04A0" w:firstRow="1" w:lastRow="0" w:firstColumn="1" w:lastColumn="0" w:noHBand="0" w:noVBand="1"/>
       </w:tblPr>
       <w:tblGrid>
         <w:gridCol w:w="4680"/>
@@ -49955,9 +50345,9 @@
         <w:pStyle w:val="Ttulo3"/>
         <w:keepNext/>
       </w:pPr>
-      <w:bookmarkStart w:id="104" w:name="_Toc240299632"/>
-      <w:r>
-        <w:t>El balance de los siete intentos</w:t>
+      <w:bookmarkStart w:id="104" w:name="_Toc240304851"/>
+      <w:r>
+        <w:t>El decimotercer eje: quitarle el handicap al modelo avanzado</w:t>
       </w:r>
       <w:bookmarkEnd w:id="104"/>
     </w:p>
@@ -49966,14 +50356,61 @@
         <w:ind w:firstLine="720"/>
       </w:pPr>
       <w:r>
-        <w:rPr>
-          <w:b/>
-          <w:bCs/>
-        </w:rPr>
-        <w:t>Tabla C.11.</w:t>
-      </w:r>
-      <w:r>
-        <w:t xml:space="preserve"> Todo lo que se probó, y en qué eje.</w:t>
+        <w:t xml:space="preserve">Queda una objeción que el informe arrastraba sin responder, y es razonable: </w:t>
+      </w:r>
+      <w:r>
+        <w:rPr>
+          <w:b/>
+          <w:bCs/>
+        </w:rPr>
+        <w:t>el iTransformer recibe seis series de cierre y nada más</w:t>
+      </w:r>
+      <w:r>
+        <w:t xml:space="preserve">, mientras el bosque recibe las </w:t>
+      </w:r>
+      <w:r>
+        <w:rPr>
+          <w:b/>
+          <w:bCs/>
+        </w:rPr>
+        <w:t>63 columnas</w:t>
+      </w:r>
+      <w:r>
+        <w:t xml:space="preserve"> que construyó M2. Concluir que «ningún modelo profundo mejora al clásico» comparando eso con aquello deja la sospecha de que los profundos nunca jugaron con las mismas cartas.</w:t>
+      </w:r>
+    </w:p>
+    <w:p>
+      <w:pPr>
+        <w:ind w:firstLine="720"/>
+      </w:pPr>
+      <w:r>
+        <w:t xml:space="preserve">Se le dieron. Seis indicadores de LTC además de los seis cierres —volatilidad, RSI, MACD, posición en el rango, distancia a la media móvil y %B de Bollinger—, </w:t>
+      </w:r>
+      <w:r>
+        <w:rPr>
+          <w:b/>
+          <w:bCs/>
+        </w:rPr>
+        <w:t>uno por familia de las que exige la RF-F1</w:t>
+      </w:r>
+      <w:r>
+        <w:t xml:space="preserve"> y elegidos por familia, no por importancia medida: lo segundo habría sido elegir la respuesta.</w:t>
+      </w:r>
+    </w:p>
+    <w:p>
+      <w:pPr>
+        <w:ind w:firstLine="720"/>
+      </w:pPr>
+      <w:r>
+        <w:rPr>
+          <w:b/>
+          <w:bCs/>
+        </w:rPr>
+        <w:lastRenderedPageBreak/>
+        <w:t>Tabla C.18.</w:t>
+      </w:r>
+      <w:r>
+        <w:t xml:space="preserve"> El mismo iTransformer con seis series y con doce.</w:t>
       </w:r>
     </w:p>
     <w:tbl>
@@ -49983,7 +50420,1530 @@
           <w:left w:w="10" w:type="dxa"/>
           <w:right w:w="10" w:type="dxa"/>
         </w:tblCellMar>
-        <w:tblLook w:val="0000" w:firstRow="0" w:lastRow="0" w:firstColumn="0" w:lastColumn="0" w:noHBand="0" w:noVBand="0"/>
+        <w:tblLook w:val="04A0" w:firstRow="1" w:lastRow="0" w:firstColumn="1" w:lastColumn="0" w:noHBand="0" w:noVBand="1"/>
+      </w:tblPr>
+      <w:tblGrid>
+        <w:gridCol w:w="1560"/>
+        <w:gridCol w:w="1560"/>
+        <w:gridCol w:w="1560"/>
+        <w:gridCol w:w="1560"/>
+        <w:gridCol w:w="1560"/>
+        <w:gridCol w:w="1560"/>
+      </w:tblGrid>
+      <w:tr>
+        <w:tblPrEx>
+          <w:tblCellMar>
+            <w:top w:w="0" w:type="dxa"/>
+            <w:bottom w:w="0" w:type="dxa"/>
+          </w:tblCellMar>
+        </w:tblPrEx>
+        <w:trPr>
+          <w:tblHeader/>
+        </w:trPr>
+        <w:tc>
+          <w:tcPr>
+            <w:tcW w:w="1560" w:type="dxa"/>
+            <w:tcBorders>
+              <w:top w:val="single" w:sz="6" w:space="0" w:color="000000"/>
+              <w:bottom w:val="single" w:sz="6" w:space="0" w:color="000000"/>
+            </w:tcBorders>
+            <w:tcMar>
+              <w:top w:w="60" w:type="dxa"/>
+              <w:left w:w="100" w:type="dxa"/>
+              <w:bottom w:w="60" w:type="dxa"/>
+              <w:right w:w="100" w:type="dxa"/>
+            </w:tcMar>
+          </w:tcPr>
+          <w:p>
+            <w:pPr>
+              <w:spacing w:line="240" w:lineRule="auto"/>
+            </w:pPr>
+            <w:r>
+              <w:rPr>
+                <w:sz w:val="22"/>
+                <w:szCs w:val="22"/>
+              </w:rPr>
+              <w:t>Entrada</w:t>
+            </w:r>
+          </w:p>
+        </w:tc>
+        <w:tc>
+          <w:tcPr>
+            <w:tcW w:w="1560" w:type="dxa"/>
+            <w:tcBorders>
+              <w:top w:val="single" w:sz="6" w:space="0" w:color="000000"/>
+              <w:bottom w:val="single" w:sz="6" w:space="0" w:color="000000"/>
+            </w:tcBorders>
+            <w:tcMar>
+              <w:top w:w="60" w:type="dxa"/>
+              <w:left w:w="100" w:type="dxa"/>
+              <w:bottom w:w="60" w:type="dxa"/>
+              <w:right w:w="100" w:type="dxa"/>
+            </w:tcMar>
+          </w:tcPr>
+          <w:p>
+            <w:pPr>
+              <w:spacing w:line="240" w:lineRule="auto"/>
+              <w:jc w:val="center"/>
+            </w:pPr>
+            <w:r>
+              <w:rPr>
+                <w:sz w:val="22"/>
+                <w:szCs w:val="22"/>
+              </w:rPr>
+              <w:t>Series</w:t>
+            </w:r>
+          </w:p>
+        </w:tc>
+        <w:tc>
+          <w:tcPr>
+            <w:tcW w:w="1560" w:type="dxa"/>
+            <w:tcBorders>
+              <w:top w:val="single" w:sz="6" w:space="0" w:color="000000"/>
+              <w:bottom w:val="single" w:sz="6" w:space="0" w:color="000000"/>
+            </w:tcBorders>
+            <w:tcMar>
+              <w:top w:w="60" w:type="dxa"/>
+              <w:left w:w="100" w:type="dxa"/>
+              <w:bottom w:w="60" w:type="dxa"/>
+              <w:right w:w="100" w:type="dxa"/>
+            </w:tcMar>
+          </w:tcPr>
+          <w:p>
+            <w:pPr>
+              <w:spacing w:line="240" w:lineRule="auto"/>
+              <w:jc w:val="center"/>
+            </w:pPr>
+            <w:r>
+              <w:rPr>
+                <w:sz w:val="22"/>
+                <w:szCs w:val="22"/>
+              </w:rPr>
+              <w:t>F1 macro</w:t>
+            </w:r>
+          </w:p>
+        </w:tc>
+        <w:tc>
+          <w:tcPr>
+            <w:tcW w:w="1560" w:type="dxa"/>
+            <w:tcBorders>
+              <w:top w:val="single" w:sz="6" w:space="0" w:color="000000"/>
+              <w:bottom w:val="single" w:sz="6" w:space="0" w:color="000000"/>
+            </w:tcBorders>
+            <w:tcMar>
+              <w:top w:w="60" w:type="dxa"/>
+              <w:left w:w="100" w:type="dxa"/>
+              <w:bottom w:w="60" w:type="dxa"/>
+              <w:right w:w="100" w:type="dxa"/>
+            </w:tcMar>
+          </w:tcPr>
+          <w:p>
+            <w:pPr>
+              <w:spacing w:line="240" w:lineRule="auto"/>
+              <w:jc w:val="center"/>
+            </w:pPr>
+            <w:r>
+              <w:rPr>
+                <w:sz w:val="22"/>
+                <w:szCs w:val="22"/>
+              </w:rPr>
+              <w:t>F1 del azar</w:t>
+            </w:r>
+          </w:p>
+        </w:tc>
+        <w:tc>
+          <w:tcPr>
+            <w:tcW w:w="1560" w:type="dxa"/>
+            <w:tcBorders>
+              <w:top w:val="single" w:sz="6" w:space="0" w:color="000000"/>
+              <w:bottom w:val="single" w:sz="6" w:space="0" w:color="000000"/>
+            </w:tcBorders>
+            <w:tcMar>
+              <w:top w:w="60" w:type="dxa"/>
+              <w:left w:w="100" w:type="dxa"/>
+              <w:bottom w:w="60" w:type="dxa"/>
+              <w:right w:w="100" w:type="dxa"/>
+            </w:tcMar>
+          </w:tcPr>
+          <w:p>
+            <w:pPr>
+              <w:spacing w:line="240" w:lineRule="auto"/>
+              <w:jc w:val="center"/>
+            </w:pPr>
+            <w:r>
+              <w:rPr>
+                <w:sz w:val="22"/>
+                <w:szCs w:val="22"/>
+              </w:rPr>
+              <w:t>Ventaja</w:t>
+            </w:r>
+          </w:p>
+        </w:tc>
+        <w:tc>
+          <w:tcPr>
+            <w:tcW w:w="1560" w:type="dxa"/>
+            <w:tcBorders>
+              <w:top w:val="single" w:sz="6" w:space="0" w:color="000000"/>
+              <w:bottom w:val="single" w:sz="6" w:space="0" w:color="000000"/>
+            </w:tcBorders>
+            <w:tcMar>
+              <w:top w:w="60" w:type="dxa"/>
+              <w:left w:w="100" w:type="dxa"/>
+              <w:bottom w:w="60" w:type="dxa"/>
+              <w:right w:w="100" w:type="dxa"/>
+            </w:tcMar>
+          </w:tcPr>
+          <w:p>
+            <w:pPr>
+              <w:spacing w:line="240" w:lineRule="auto"/>
+              <w:jc w:val="center"/>
+            </w:pPr>
+            <w:r>
+              <w:rPr>
+                <w:sz w:val="22"/>
+                <w:szCs w:val="22"/>
+              </w:rPr>
+              <w:t>Tramos</w:t>
+            </w:r>
+          </w:p>
+        </w:tc>
+      </w:tr>
+      <w:tr>
+        <w:tblPrEx>
+          <w:tblCellMar>
+            <w:top w:w="0" w:type="dxa"/>
+            <w:bottom w:w="0" w:type="dxa"/>
+          </w:tblCellMar>
+        </w:tblPrEx>
+        <w:tc>
+          <w:tcPr>
+            <w:tcW w:w="1560" w:type="dxa"/>
+            <w:tcMar>
+              <w:top w:w="60" w:type="dxa"/>
+              <w:left w:w="100" w:type="dxa"/>
+              <w:bottom w:w="60" w:type="dxa"/>
+              <w:right w:w="100" w:type="dxa"/>
+            </w:tcMar>
+          </w:tcPr>
+          <w:p>
+            <w:pPr>
+              <w:spacing w:line="240" w:lineRule="auto"/>
+            </w:pPr>
+            <w:r>
+              <w:rPr>
+                <w:sz w:val="22"/>
+                <w:szCs w:val="22"/>
+              </w:rPr>
+              <w:t xml:space="preserve">Seis cierres </w:t>
+            </w:r>
+            <w:r>
+              <w:rPr>
+                <w:i/>
+                <w:iCs/>
+                <w:sz w:val="22"/>
+                <w:szCs w:val="22"/>
+              </w:rPr>
+              <w:t>(lo de hoy)</w:t>
+            </w:r>
+          </w:p>
+        </w:tc>
+        <w:tc>
+          <w:tcPr>
+            <w:tcW w:w="1560" w:type="dxa"/>
+            <w:tcMar>
+              <w:top w:w="60" w:type="dxa"/>
+              <w:left w:w="100" w:type="dxa"/>
+              <w:bottom w:w="60" w:type="dxa"/>
+              <w:right w:w="100" w:type="dxa"/>
+            </w:tcMar>
+          </w:tcPr>
+          <w:p>
+            <w:pPr>
+              <w:spacing w:line="240" w:lineRule="auto"/>
+              <w:jc w:val="center"/>
+            </w:pPr>
+            <w:r>
+              <w:rPr>
+                <w:sz w:val="22"/>
+                <w:szCs w:val="22"/>
+              </w:rPr>
+              <w:t>6</w:t>
+            </w:r>
+          </w:p>
+        </w:tc>
+        <w:tc>
+          <w:tcPr>
+            <w:tcW w:w="1560" w:type="dxa"/>
+            <w:tcMar>
+              <w:top w:w="60" w:type="dxa"/>
+              <w:left w:w="100" w:type="dxa"/>
+              <w:bottom w:w="60" w:type="dxa"/>
+              <w:right w:w="100" w:type="dxa"/>
+            </w:tcMar>
+          </w:tcPr>
+          <w:p>
+            <w:pPr>
+              <w:spacing w:line="240" w:lineRule="auto"/>
+              <w:jc w:val="center"/>
+            </w:pPr>
+            <w:r>
+              <w:rPr>
+                <w:sz w:val="22"/>
+                <w:szCs w:val="22"/>
+              </w:rPr>
+              <w:t>0,340066</w:t>
+            </w:r>
+          </w:p>
+        </w:tc>
+        <w:tc>
+          <w:tcPr>
+            <w:tcW w:w="1560" w:type="dxa"/>
+            <w:tcMar>
+              <w:top w:w="60" w:type="dxa"/>
+              <w:left w:w="100" w:type="dxa"/>
+              <w:bottom w:w="60" w:type="dxa"/>
+              <w:right w:w="100" w:type="dxa"/>
+            </w:tcMar>
+          </w:tcPr>
+          <w:p>
+            <w:pPr>
+              <w:spacing w:line="240" w:lineRule="auto"/>
+              <w:jc w:val="center"/>
+            </w:pPr>
+            <w:r>
+              <w:rPr>
+                <w:sz w:val="22"/>
+                <w:szCs w:val="22"/>
+              </w:rPr>
+              <w:t>0,336389</w:t>
+            </w:r>
+          </w:p>
+        </w:tc>
+        <w:tc>
+          <w:tcPr>
+            <w:tcW w:w="1560" w:type="dxa"/>
+            <w:tcMar>
+              <w:top w:w="60" w:type="dxa"/>
+              <w:left w:w="100" w:type="dxa"/>
+              <w:bottom w:w="60" w:type="dxa"/>
+              <w:right w:w="100" w:type="dxa"/>
+            </w:tcMar>
+          </w:tcPr>
+          <w:p>
+            <w:pPr>
+              <w:spacing w:line="240" w:lineRule="auto"/>
+              <w:jc w:val="center"/>
+            </w:pPr>
+            <w:r>
+              <w:rPr>
+                <w:sz w:val="22"/>
+                <w:szCs w:val="22"/>
+              </w:rPr>
+              <w:t>+0,003678</w:t>
+            </w:r>
+          </w:p>
+        </w:tc>
+        <w:tc>
+          <w:tcPr>
+            <w:tcW w:w="1560" w:type="dxa"/>
+            <w:tcMar>
+              <w:top w:w="60" w:type="dxa"/>
+              <w:left w:w="100" w:type="dxa"/>
+              <w:bottom w:w="60" w:type="dxa"/>
+              <w:right w:w="100" w:type="dxa"/>
+            </w:tcMar>
+          </w:tcPr>
+          <w:p>
+            <w:pPr>
+              <w:spacing w:line="240" w:lineRule="auto"/>
+              <w:jc w:val="center"/>
+            </w:pPr>
+            <w:r>
+              <w:rPr>
+                <w:sz w:val="22"/>
+                <w:szCs w:val="22"/>
+              </w:rPr>
+              <w:t>5 de 9</w:t>
+            </w:r>
+          </w:p>
+        </w:tc>
+      </w:tr>
+      <w:tr>
+        <w:tblPrEx>
+          <w:tblCellMar>
+            <w:top w:w="0" w:type="dxa"/>
+            <w:bottom w:w="0" w:type="dxa"/>
+          </w:tblCellMar>
+        </w:tblPrEx>
+        <w:tc>
+          <w:tcPr>
+            <w:tcW w:w="1560" w:type="dxa"/>
+            <w:tcBorders>
+              <w:bottom w:val="single" w:sz="6" w:space="0" w:color="000000"/>
+            </w:tcBorders>
+            <w:tcMar>
+              <w:top w:w="60" w:type="dxa"/>
+              <w:left w:w="100" w:type="dxa"/>
+              <w:bottom w:w="60" w:type="dxa"/>
+              <w:right w:w="100" w:type="dxa"/>
+            </w:tcMar>
+          </w:tcPr>
+          <w:p>
+            <w:pPr>
+              <w:spacing w:line="240" w:lineRule="auto"/>
+            </w:pPr>
+            <w:r>
+              <w:rPr>
+                <w:b/>
+                <w:bCs/>
+                <w:sz w:val="22"/>
+                <w:szCs w:val="22"/>
+              </w:rPr>
+              <w:t>Seis cierres + seis indicadores</w:t>
+            </w:r>
+          </w:p>
+        </w:tc>
+        <w:tc>
+          <w:tcPr>
+            <w:tcW w:w="1560" w:type="dxa"/>
+            <w:tcBorders>
+              <w:bottom w:val="single" w:sz="6" w:space="0" w:color="000000"/>
+            </w:tcBorders>
+            <w:tcMar>
+              <w:top w:w="60" w:type="dxa"/>
+              <w:left w:w="100" w:type="dxa"/>
+              <w:bottom w:w="60" w:type="dxa"/>
+              <w:right w:w="100" w:type="dxa"/>
+            </w:tcMar>
+          </w:tcPr>
+          <w:p>
+            <w:pPr>
+              <w:spacing w:line="240" w:lineRule="auto"/>
+              <w:jc w:val="center"/>
+            </w:pPr>
+            <w:r>
+              <w:rPr>
+                <w:sz w:val="22"/>
+                <w:szCs w:val="22"/>
+              </w:rPr>
+              <w:t>12</w:t>
+            </w:r>
+          </w:p>
+        </w:tc>
+        <w:tc>
+          <w:tcPr>
+            <w:tcW w:w="1560" w:type="dxa"/>
+            <w:tcBorders>
+              <w:bottom w:val="single" w:sz="6" w:space="0" w:color="000000"/>
+            </w:tcBorders>
+            <w:tcMar>
+              <w:top w:w="60" w:type="dxa"/>
+              <w:left w:w="100" w:type="dxa"/>
+              <w:bottom w:w="60" w:type="dxa"/>
+              <w:right w:w="100" w:type="dxa"/>
+            </w:tcMar>
+          </w:tcPr>
+          <w:p>
+            <w:pPr>
+              <w:spacing w:line="240" w:lineRule="auto"/>
+              <w:jc w:val="center"/>
+            </w:pPr>
+            <w:r>
+              <w:rPr>
+                <w:sz w:val="22"/>
+                <w:szCs w:val="22"/>
+              </w:rPr>
+              <w:t>0,316936</w:t>
+            </w:r>
+          </w:p>
+        </w:tc>
+        <w:tc>
+          <w:tcPr>
+            <w:tcW w:w="1560" w:type="dxa"/>
+            <w:tcBorders>
+              <w:bottom w:val="single" w:sz="6" w:space="0" w:color="000000"/>
+            </w:tcBorders>
+            <w:tcMar>
+              <w:top w:w="60" w:type="dxa"/>
+              <w:left w:w="100" w:type="dxa"/>
+              <w:bottom w:w="60" w:type="dxa"/>
+              <w:right w:w="100" w:type="dxa"/>
+            </w:tcMar>
+          </w:tcPr>
+          <w:p>
+            <w:pPr>
+              <w:spacing w:line="240" w:lineRule="auto"/>
+              <w:jc w:val="center"/>
+            </w:pPr>
+            <w:r>
+              <w:rPr>
+                <w:sz w:val="22"/>
+                <w:szCs w:val="22"/>
+              </w:rPr>
+              <w:t>0,336389</w:t>
+            </w:r>
+          </w:p>
+        </w:tc>
+        <w:tc>
+          <w:tcPr>
+            <w:tcW w:w="1560" w:type="dxa"/>
+            <w:tcBorders>
+              <w:bottom w:val="single" w:sz="6" w:space="0" w:color="000000"/>
+            </w:tcBorders>
+            <w:tcMar>
+              <w:top w:w="60" w:type="dxa"/>
+              <w:left w:w="100" w:type="dxa"/>
+              <w:bottom w:w="60" w:type="dxa"/>
+              <w:right w:w="100" w:type="dxa"/>
+            </w:tcMar>
+          </w:tcPr>
+          <w:p>
+            <w:pPr>
+              <w:spacing w:line="240" w:lineRule="auto"/>
+              <w:jc w:val="center"/>
+            </w:pPr>
+            <w:r>
+              <w:rPr>
+                <w:b/>
+                <w:bCs/>
+                <w:sz w:val="22"/>
+                <w:szCs w:val="22"/>
+              </w:rPr>
+              <w:t>−0,019453</w:t>
+            </w:r>
+          </w:p>
+        </w:tc>
+        <w:tc>
+          <w:tcPr>
+            <w:tcW w:w="1560" w:type="dxa"/>
+            <w:tcBorders>
+              <w:bottom w:val="single" w:sz="6" w:space="0" w:color="000000"/>
+            </w:tcBorders>
+            <w:tcMar>
+              <w:top w:w="60" w:type="dxa"/>
+              <w:left w:w="100" w:type="dxa"/>
+              <w:bottom w:w="60" w:type="dxa"/>
+              <w:right w:w="100" w:type="dxa"/>
+            </w:tcMar>
+          </w:tcPr>
+          <w:p>
+            <w:pPr>
+              <w:spacing w:line="240" w:lineRule="auto"/>
+              <w:jc w:val="center"/>
+            </w:pPr>
+            <w:r>
+              <w:rPr>
+                <w:b/>
+                <w:bCs/>
+                <w:sz w:val="22"/>
+                <w:szCs w:val="22"/>
+              </w:rPr>
+              <w:t>0 de 9</w:t>
+            </w:r>
+          </w:p>
+        </w:tc>
+      </w:tr>
+    </w:tbl>
+    <w:p>
+      <w:pPr>
+        <w:spacing w:after="240"/>
+      </w:pPr>
+    </w:p>
+    <w:p>
+      <w:pPr>
+        <w:pStyle w:val="Ttulo3"/>
+        <w:keepNext/>
+      </w:pPr>
+      <w:bookmarkStart w:id="105" w:name="_Toc240304852"/>
+      <w:r>
+        <w:t>Empeora, y cae por debajo del azar en los nueve tramos</w:t>
+      </w:r>
+      <w:bookmarkEnd w:id="105"/>
+    </w:p>
+    <w:p>
+      <w:pPr>
+        <w:ind w:firstLine="720"/>
+      </w:pPr>
+      <w:r>
+        <w:t xml:space="preserve">No es un empate ni un resultado ambiguo: con los indicadores dentro, el modelo avanzado </w:t>
+      </w:r>
+      <w:r>
+        <w:rPr>
+          <w:b/>
+          <w:bCs/>
+        </w:rPr>
+        <w:t>pierde contra el azar en los nueve tramos</w:t>
+      </w:r>
+      <w:r>
+        <w:t>.</w:t>
+      </w:r>
+    </w:p>
+    <w:p>
+      <w:pPr>
+        <w:ind w:firstLine="720"/>
+      </w:pPr>
+      <w:r>
+        <w:rPr>
+          <w:b/>
+          <w:bCs/>
+        </w:rPr>
+        <w:t>Y la razón estaba escrita antes de correrlo.</w:t>
+      </w:r>
+      <w:r>
+        <w:t xml:space="preserve"> El iTransformer no clasifica: se entrena a </w:t>
+      </w:r>
+      <w:r>
+        <w:rPr>
+          <w:b/>
+          <w:bCs/>
+        </w:rPr>
+        <w:t>pronosticar todas sus series de entrada</w:t>
+      </w:r>
+      <w:r>
+        <w:t xml:space="preserve"> minimizando un error cuadrático común. Con seis series más, buena parte de ese error pasa a ser </w:t>
+      </w:r>
+      <w:r>
+        <w:rPr>
+          <w:b/>
+          <w:bCs/>
+        </w:rPr>
+        <w:t>pronosticar RSI y MACD</w:t>
+      </w:r>
+      <w:r>
+        <w:t xml:space="preserve"> — que no es lo que nos interesa y consume la capacidad del modelo.</w:t>
+      </w:r>
+    </w:p>
+    <w:p>
+      <w:pPr>
+        <w:ind w:firstLine="720"/>
+      </w:pPr>
+      <w:r>
+        <w:t xml:space="preserve">Por eso la conclusión correcta no es «las características no sirven». Es más estrecha: </w:t>
+      </w:r>
+      <w:r>
+        <w:rPr>
+          <w:b/>
+          <w:bCs/>
+        </w:rPr>
+        <w:t>no se le pueden dar a este modelo por esta vía</w:t>
+      </w:r>
+      <w:r>
+        <w:t>, porque su función de pérdida las convierte en objetivos y no en información.</w:t>
+      </w:r>
+    </w:p>
+    <w:p>
+      <w:pPr>
+        <w:pStyle w:val="Ttulo3"/>
+        <w:keepNext/>
+      </w:pPr>
+      <w:bookmarkStart w:id="106" w:name="_Toc240304853"/>
+      <w:r>
+        <w:t>Lo que esto cierra</w:t>
+      </w:r>
+      <w:bookmarkEnd w:id="106"/>
+    </w:p>
+    <w:p>
+      <w:pPr>
+        <w:ind w:firstLine="720"/>
+      </w:pPr>
+      <w:r>
+        <w:t xml:space="preserve">La objeción de que los profundos jugaban atados era legítima y ahora está respondida: </w:t>
+      </w:r>
+      <w:r>
+        <w:rPr>
+          <w:b/>
+          <w:bCs/>
+        </w:rPr>
+        <w:t>desatarlo lo empeora</w:t>
+      </w:r>
+      <w:r>
+        <w:t>. La conclusión del informe no dependía del handicap.</w:t>
+      </w:r>
+    </w:p>
+    <w:p>
+      <w:pPr>
+        <w:ind w:firstLine="720"/>
+      </w:pPr>
+      <w:r>
+        <w:rPr>
+          <w:b/>
+          <w:bCs/>
+        </w:rPr>
+        <w:t>Y queda dicho lo que no se probó</w:t>
+      </w:r>
+      <w:r>
+        <w:t xml:space="preserve">, porque también era parte de la objeción. </w:t>
+      </w:r>
+      <w:r>
+        <w:rPr>
+          <w:b/>
+          <w:bCs/>
+        </w:rPr>
+        <w:t>Chronos-Bolt no entra en esta medición</w:t>
+      </w:r>
+      <w:r>
+        <w:t xml:space="preserve">: es </w:t>
+      </w:r>
+      <w:r>
+        <w:rPr>
+          <w:i/>
+          <w:iCs/>
+        </w:rPr>
+        <w:t>zero-shot</w:t>
+      </w:r>
+      <w:r>
+        <w:t xml:space="preserve"> y pronostica una serie a partir de su propio pasado, así que no hay dónde inyectarle características sin reentrenarlo, y reentrenar un modelo fundacional es otro proyecto. Su handicap es </w:t>
+      </w:r>
+      <w:r>
+        <w:rPr>
+          <w:b/>
+          <w:bCs/>
+        </w:rPr>
+        <w:t>estructural</w:t>
+      </w:r>
+      <w:r>
+        <w:t>, se declara y no se corrige.</w:t>
+      </w:r>
+    </w:p>
+    <w:p>
+      <w:pPr>
+        <w:pStyle w:val="Ttulo3"/>
+        <w:keepNext/>
+      </w:pPr>
+      <w:bookmarkStart w:id="107" w:name="_Toc240304854"/>
+      <w:r>
+        <w:lastRenderedPageBreak/>
+        <w:t>El decimotercero, y el último hueco declarado: el avanzado también estaba atado</w:t>
+      </w:r>
+      <w:bookmarkEnd w:id="107"/>
+    </w:p>
+    <w:p>
+      <w:pPr>
+        <w:ind w:firstLine="720"/>
+      </w:pPr>
+      <w:r>
+        <w:t xml:space="preserve">Quedaba una objeción legítima contra la conclusión de que </w:t>
+      </w:r>
+      <w:r>
+        <w:rPr>
+          <w:b/>
+          <w:bCs/>
+        </w:rPr>
+        <w:t>ningún modelo profundo mejora al clásico</w:t>
+      </w:r>
+      <w:r>
+        <w:t xml:space="preserve">: nunca les dimos lo mismo. El bosque recibe </w:t>
+      </w:r>
+      <w:r>
+        <w:rPr>
+          <w:b/>
+          <w:bCs/>
+        </w:rPr>
+        <w:t>63 columnas</w:t>
+      </w:r>
+      <w:r>
+        <w:t xml:space="preserve">; el iTransformer recibe </w:t>
+      </w:r>
+      <w:r>
+        <w:rPr>
+          <w:b/>
+          <w:bCs/>
+        </w:rPr>
+        <w:t>seis series de cierre</w:t>
+      </w:r>
+      <w:r>
+        <w:t xml:space="preserve"> y nada más.</w:t>
+      </w:r>
+    </w:p>
+    <w:p>
+      <w:pPr>
+        <w:ind w:firstLine="720"/>
+      </w:pPr>
+      <w:r>
+        <w:t xml:space="preserve">Se le dieron seis indicadores de LTC además de los cierres —volatilidad, RSI, MACD, posición en el rango, distancia a la media y %B de Bollinger—, </w:t>
+      </w:r>
+      <w:r>
+        <w:rPr>
+          <w:b/>
+          <w:bCs/>
+        </w:rPr>
+        <w:t>uno por familia de las que exige la RF-F1 y elegidos por familia, no por importancia medida</w:t>
+      </w:r>
+      <w:r>
+        <w:t>, que sería elegir la respuesta.</w:t>
+      </w:r>
+    </w:p>
+    <w:p>
+      <w:pPr>
+        <w:ind w:firstLine="720"/>
+      </w:pPr>
+      <w:r>
+        <w:rPr>
+          <w:b/>
+          <w:bCs/>
+        </w:rPr>
+        <w:t>Tabla C.18.</w:t>
+      </w:r>
+      <w:r>
+        <w:t xml:space="preserve"> El iTransformer con seis series y con doce.</w:t>
+      </w:r>
+    </w:p>
+    <w:tbl>
+      <w:tblPr>
+        <w:tblW w:w="9360" w:type="dxa"/>
+        <w:tblCellMar>
+          <w:left w:w="10" w:type="dxa"/>
+          <w:right w:w="10" w:type="dxa"/>
+        </w:tblCellMar>
+        <w:tblLook w:val="04A0" w:firstRow="1" w:lastRow="0" w:firstColumn="1" w:lastColumn="0" w:noHBand="0" w:noVBand="1"/>
+      </w:tblPr>
+      <w:tblGrid>
+        <w:gridCol w:w="1560"/>
+        <w:gridCol w:w="1560"/>
+        <w:gridCol w:w="1560"/>
+        <w:gridCol w:w="1560"/>
+        <w:gridCol w:w="1560"/>
+        <w:gridCol w:w="1560"/>
+      </w:tblGrid>
+      <w:tr>
+        <w:tblPrEx>
+          <w:tblCellMar>
+            <w:top w:w="0" w:type="dxa"/>
+            <w:bottom w:w="0" w:type="dxa"/>
+          </w:tblCellMar>
+        </w:tblPrEx>
+        <w:trPr>
+          <w:tblHeader/>
+        </w:trPr>
+        <w:tc>
+          <w:tcPr>
+            <w:tcW w:w="1560" w:type="dxa"/>
+            <w:tcBorders>
+              <w:top w:val="single" w:sz="6" w:space="0" w:color="000000"/>
+              <w:bottom w:val="single" w:sz="6" w:space="0" w:color="000000"/>
+            </w:tcBorders>
+            <w:tcMar>
+              <w:top w:w="60" w:type="dxa"/>
+              <w:left w:w="100" w:type="dxa"/>
+              <w:bottom w:w="60" w:type="dxa"/>
+              <w:right w:w="100" w:type="dxa"/>
+            </w:tcMar>
+          </w:tcPr>
+          <w:p>
+            <w:pPr>
+              <w:spacing w:line="240" w:lineRule="auto"/>
+            </w:pPr>
+            <w:r>
+              <w:rPr>
+                <w:sz w:val="22"/>
+                <w:szCs w:val="22"/>
+              </w:rPr>
+              <w:t>Entrada</w:t>
+            </w:r>
+          </w:p>
+        </w:tc>
+        <w:tc>
+          <w:tcPr>
+            <w:tcW w:w="1560" w:type="dxa"/>
+            <w:tcBorders>
+              <w:top w:val="single" w:sz="6" w:space="0" w:color="000000"/>
+              <w:bottom w:val="single" w:sz="6" w:space="0" w:color="000000"/>
+            </w:tcBorders>
+            <w:tcMar>
+              <w:top w:w="60" w:type="dxa"/>
+              <w:left w:w="100" w:type="dxa"/>
+              <w:bottom w:w="60" w:type="dxa"/>
+              <w:right w:w="100" w:type="dxa"/>
+            </w:tcMar>
+          </w:tcPr>
+          <w:p>
+            <w:pPr>
+              <w:spacing w:line="240" w:lineRule="auto"/>
+              <w:jc w:val="center"/>
+            </w:pPr>
+            <w:r>
+              <w:rPr>
+                <w:sz w:val="22"/>
+                <w:szCs w:val="22"/>
+              </w:rPr>
+              <w:t>Series</w:t>
+            </w:r>
+          </w:p>
+        </w:tc>
+        <w:tc>
+          <w:tcPr>
+            <w:tcW w:w="1560" w:type="dxa"/>
+            <w:tcBorders>
+              <w:top w:val="single" w:sz="6" w:space="0" w:color="000000"/>
+              <w:bottom w:val="single" w:sz="6" w:space="0" w:color="000000"/>
+            </w:tcBorders>
+            <w:tcMar>
+              <w:top w:w="60" w:type="dxa"/>
+              <w:left w:w="100" w:type="dxa"/>
+              <w:bottom w:w="60" w:type="dxa"/>
+              <w:right w:w="100" w:type="dxa"/>
+            </w:tcMar>
+          </w:tcPr>
+          <w:p>
+            <w:pPr>
+              <w:spacing w:line="240" w:lineRule="auto"/>
+              <w:jc w:val="center"/>
+            </w:pPr>
+            <w:r>
+              <w:rPr>
+                <w:sz w:val="22"/>
+                <w:szCs w:val="22"/>
+              </w:rPr>
+              <w:t>F1 macro</w:t>
+            </w:r>
+          </w:p>
+        </w:tc>
+        <w:tc>
+          <w:tcPr>
+            <w:tcW w:w="1560" w:type="dxa"/>
+            <w:tcBorders>
+              <w:top w:val="single" w:sz="6" w:space="0" w:color="000000"/>
+              <w:bottom w:val="single" w:sz="6" w:space="0" w:color="000000"/>
+            </w:tcBorders>
+            <w:tcMar>
+              <w:top w:w="60" w:type="dxa"/>
+              <w:left w:w="100" w:type="dxa"/>
+              <w:bottom w:w="60" w:type="dxa"/>
+              <w:right w:w="100" w:type="dxa"/>
+            </w:tcMar>
+          </w:tcPr>
+          <w:p>
+            <w:pPr>
+              <w:spacing w:line="240" w:lineRule="auto"/>
+              <w:jc w:val="center"/>
+            </w:pPr>
+            <w:r>
+              <w:rPr>
+                <w:sz w:val="22"/>
+                <w:szCs w:val="22"/>
+              </w:rPr>
+              <w:t>F1 del azar</w:t>
+            </w:r>
+          </w:p>
+        </w:tc>
+        <w:tc>
+          <w:tcPr>
+            <w:tcW w:w="1560" w:type="dxa"/>
+            <w:tcBorders>
+              <w:top w:val="single" w:sz="6" w:space="0" w:color="000000"/>
+              <w:bottom w:val="single" w:sz="6" w:space="0" w:color="000000"/>
+            </w:tcBorders>
+            <w:tcMar>
+              <w:top w:w="60" w:type="dxa"/>
+              <w:left w:w="100" w:type="dxa"/>
+              <w:bottom w:w="60" w:type="dxa"/>
+              <w:right w:w="100" w:type="dxa"/>
+            </w:tcMar>
+          </w:tcPr>
+          <w:p>
+            <w:pPr>
+              <w:spacing w:line="240" w:lineRule="auto"/>
+              <w:jc w:val="center"/>
+            </w:pPr>
+            <w:r>
+              <w:rPr>
+                <w:sz w:val="22"/>
+                <w:szCs w:val="22"/>
+              </w:rPr>
+              <w:t>Ventaja</w:t>
+            </w:r>
+          </w:p>
+        </w:tc>
+        <w:tc>
+          <w:tcPr>
+            <w:tcW w:w="1560" w:type="dxa"/>
+            <w:tcBorders>
+              <w:top w:val="single" w:sz="6" w:space="0" w:color="000000"/>
+              <w:bottom w:val="single" w:sz="6" w:space="0" w:color="000000"/>
+            </w:tcBorders>
+            <w:tcMar>
+              <w:top w:w="60" w:type="dxa"/>
+              <w:left w:w="100" w:type="dxa"/>
+              <w:bottom w:w="60" w:type="dxa"/>
+              <w:right w:w="100" w:type="dxa"/>
+            </w:tcMar>
+          </w:tcPr>
+          <w:p>
+            <w:pPr>
+              <w:spacing w:line="240" w:lineRule="auto"/>
+              <w:jc w:val="center"/>
+            </w:pPr>
+            <w:r>
+              <w:rPr>
+                <w:sz w:val="22"/>
+                <w:szCs w:val="22"/>
+              </w:rPr>
+              <w:t>Tramos</w:t>
+            </w:r>
+          </w:p>
+        </w:tc>
+      </w:tr>
+      <w:tr>
+        <w:tblPrEx>
+          <w:tblCellMar>
+            <w:top w:w="0" w:type="dxa"/>
+            <w:bottom w:w="0" w:type="dxa"/>
+          </w:tblCellMar>
+        </w:tblPrEx>
+        <w:tc>
+          <w:tcPr>
+            <w:tcW w:w="1560" w:type="dxa"/>
+            <w:tcMar>
+              <w:top w:w="60" w:type="dxa"/>
+              <w:left w:w="100" w:type="dxa"/>
+              <w:bottom w:w="60" w:type="dxa"/>
+              <w:right w:w="100" w:type="dxa"/>
+            </w:tcMar>
+          </w:tcPr>
+          <w:p>
+            <w:pPr>
+              <w:spacing w:line="240" w:lineRule="auto"/>
+            </w:pPr>
+            <w:r>
+              <w:rPr>
+                <w:sz w:val="22"/>
+                <w:szCs w:val="22"/>
+              </w:rPr>
+              <w:t xml:space="preserve">Seis cierres </w:t>
+            </w:r>
+            <w:r>
+              <w:rPr>
+                <w:i/>
+                <w:iCs/>
+                <w:sz w:val="22"/>
+                <w:szCs w:val="22"/>
+              </w:rPr>
+              <w:t>(lo de siempre)</w:t>
+            </w:r>
+          </w:p>
+        </w:tc>
+        <w:tc>
+          <w:tcPr>
+            <w:tcW w:w="1560" w:type="dxa"/>
+            <w:tcMar>
+              <w:top w:w="60" w:type="dxa"/>
+              <w:left w:w="100" w:type="dxa"/>
+              <w:bottom w:w="60" w:type="dxa"/>
+              <w:right w:w="100" w:type="dxa"/>
+            </w:tcMar>
+          </w:tcPr>
+          <w:p>
+            <w:pPr>
+              <w:spacing w:line="240" w:lineRule="auto"/>
+              <w:jc w:val="center"/>
+            </w:pPr>
+            <w:r>
+              <w:rPr>
+                <w:sz w:val="22"/>
+                <w:szCs w:val="22"/>
+              </w:rPr>
+              <w:t>6</w:t>
+            </w:r>
+          </w:p>
+        </w:tc>
+        <w:tc>
+          <w:tcPr>
+            <w:tcW w:w="1560" w:type="dxa"/>
+            <w:tcMar>
+              <w:top w:w="60" w:type="dxa"/>
+              <w:left w:w="100" w:type="dxa"/>
+              <w:bottom w:w="60" w:type="dxa"/>
+              <w:right w:w="100" w:type="dxa"/>
+            </w:tcMar>
+          </w:tcPr>
+          <w:p>
+            <w:pPr>
+              <w:spacing w:line="240" w:lineRule="auto"/>
+              <w:jc w:val="center"/>
+            </w:pPr>
+            <w:r>
+              <w:rPr>
+                <w:sz w:val="22"/>
+                <w:szCs w:val="22"/>
+              </w:rPr>
+              <w:t>0,340066</w:t>
+            </w:r>
+          </w:p>
+        </w:tc>
+        <w:tc>
+          <w:tcPr>
+            <w:tcW w:w="1560" w:type="dxa"/>
+            <w:tcMar>
+              <w:top w:w="60" w:type="dxa"/>
+              <w:left w:w="100" w:type="dxa"/>
+              <w:bottom w:w="60" w:type="dxa"/>
+              <w:right w:w="100" w:type="dxa"/>
+            </w:tcMar>
+          </w:tcPr>
+          <w:p>
+            <w:pPr>
+              <w:spacing w:line="240" w:lineRule="auto"/>
+              <w:jc w:val="center"/>
+            </w:pPr>
+            <w:r>
+              <w:rPr>
+                <w:sz w:val="22"/>
+                <w:szCs w:val="22"/>
+              </w:rPr>
+              <w:t>0,336389</w:t>
+            </w:r>
+          </w:p>
+        </w:tc>
+        <w:tc>
+          <w:tcPr>
+            <w:tcW w:w="1560" w:type="dxa"/>
+            <w:tcMar>
+              <w:top w:w="60" w:type="dxa"/>
+              <w:left w:w="100" w:type="dxa"/>
+              <w:bottom w:w="60" w:type="dxa"/>
+              <w:right w:w="100" w:type="dxa"/>
+            </w:tcMar>
+          </w:tcPr>
+          <w:p>
+            <w:pPr>
+              <w:spacing w:line="240" w:lineRule="auto"/>
+              <w:jc w:val="center"/>
+            </w:pPr>
+            <w:r>
+              <w:rPr>
+                <w:sz w:val="22"/>
+                <w:szCs w:val="22"/>
+              </w:rPr>
+              <w:t>+0,003678</w:t>
+            </w:r>
+          </w:p>
+        </w:tc>
+        <w:tc>
+          <w:tcPr>
+            <w:tcW w:w="1560" w:type="dxa"/>
+            <w:tcMar>
+              <w:top w:w="60" w:type="dxa"/>
+              <w:left w:w="100" w:type="dxa"/>
+              <w:bottom w:w="60" w:type="dxa"/>
+              <w:right w:w="100" w:type="dxa"/>
+            </w:tcMar>
+          </w:tcPr>
+          <w:p>
+            <w:pPr>
+              <w:spacing w:line="240" w:lineRule="auto"/>
+              <w:jc w:val="center"/>
+            </w:pPr>
+            <w:r>
+              <w:rPr>
+                <w:sz w:val="22"/>
+                <w:szCs w:val="22"/>
+              </w:rPr>
+              <w:t>5 de 9</w:t>
+            </w:r>
+          </w:p>
+        </w:tc>
+      </w:tr>
+      <w:tr>
+        <w:tblPrEx>
+          <w:tblCellMar>
+            <w:top w:w="0" w:type="dxa"/>
+            <w:bottom w:w="0" w:type="dxa"/>
+          </w:tblCellMar>
+        </w:tblPrEx>
+        <w:tc>
+          <w:tcPr>
+            <w:tcW w:w="1560" w:type="dxa"/>
+            <w:tcBorders>
+              <w:bottom w:val="single" w:sz="6" w:space="0" w:color="000000"/>
+            </w:tcBorders>
+            <w:tcMar>
+              <w:top w:w="60" w:type="dxa"/>
+              <w:left w:w="100" w:type="dxa"/>
+              <w:bottom w:w="60" w:type="dxa"/>
+              <w:right w:w="100" w:type="dxa"/>
+            </w:tcMar>
+          </w:tcPr>
+          <w:p>
+            <w:pPr>
+              <w:spacing w:line="240" w:lineRule="auto"/>
+            </w:pPr>
+            <w:r>
+              <w:rPr>
+                <w:b/>
+                <w:bCs/>
+                <w:sz w:val="22"/>
+                <w:szCs w:val="22"/>
+              </w:rPr>
+              <w:t>Más seis indicadores</w:t>
+            </w:r>
+          </w:p>
+        </w:tc>
+        <w:tc>
+          <w:tcPr>
+            <w:tcW w:w="1560" w:type="dxa"/>
+            <w:tcBorders>
+              <w:bottom w:val="single" w:sz="6" w:space="0" w:color="000000"/>
+            </w:tcBorders>
+            <w:tcMar>
+              <w:top w:w="60" w:type="dxa"/>
+              <w:left w:w="100" w:type="dxa"/>
+              <w:bottom w:w="60" w:type="dxa"/>
+              <w:right w:w="100" w:type="dxa"/>
+            </w:tcMar>
+          </w:tcPr>
+          <w:p>
+            <w:pPr>
+              <w:spacing w:line="240" w:lineRule="auto"/>
+              <w:jc w:val="center"/>
+            </w:pPr>
+            <w:r>
+              <w:rPr>
+                <w:sz w:val="22"/>
+                <w:szCs w:val="22"/>
+              </w:rPr>
+              <w:t>12</w:t>
+            </w:r>
+          </w:p>
+        </w:tc>
+        <w:tc>
+          <w:tcPr>
+            <w:tcW w:w="1560" w:type="dxa"/>
+            <w:tcBorders>
+              <w:bottom w:val="single" w:sz="6" w:space="0" w:color="000000"/>
+            </w:tcBorders>
+            <w:tcMar>
+              <w:top w:w="60" w:type="dxa"/>
+              <w:left w:w="100" w:type="dxa"/>
+              <w:bottom w:w="60" w:type="dxa"/>
+              <w:right w:w="100" w:type="dxa"/>
+            </w:tcMar>
+          </w:tcPr>
+          <w:p>
+            <w:pPr>
+              <w:spacing w:line="240" w:lineRule="auto"/>
+              <w:jc w:val="center"/>
+            </w:pPr>
+            <w:r>
+              <w:rPr>
+                <w:sz w:val="22"/>
+                <w:szCs w:val="22"/>
+              </w:rPr>
+              <w:t>0,316936</w:t>
+            </w:r>
+          </w:p>
+        </w:tc>
+        <w:tc>
+          <w:tcPr>
+            <w:tcW w:w="1560" w:type="dxa"/>
+            <w:tcBorders>
+              <w:bottom w:val="single" w:sz="6" w:space="0" w:color="000000"/>
+            </w:tcBorders>
+            <w:tcMar>
+              <w:top w:w="60" w:type="dxa"/>
+              <w:left w:w="100" w:type="dxa"/>
+              <w:bottom w:w="60" w:type="dxa"/>
+              <w:right w:w="100" w:type="dxa"/>
+            </w:tcMar>
+          </w:tcPr>
+          <w:p>
+            <w:pPr>
+              <w:spacing w:line="240" w:lineRule="auto"/>
+              <w:jc w:val="center"/>
+            </w:pPr>
+            <w:r>
+              <w:rPr>
+                <w:sz w:val="22"/>
+                <w:szCs w:val="22"/>
+              </w:rPr>
+              <w:t>0,336389</w:t>
+            </w:r>
+          </w:p>
+        </w:tc>
+        <w:tc>
+          <w:tcPr>
+            <w:tcW w:w="1560" w:type="dxa"/>
+            <w:tcBorders>
+              <w:bottom w:val="single" w:sz="6" w:space="0" w:color="000000"/>
+            </w:tcBorders>
+            <w:tcMar>
+              <w:top w:w="60" w:type="dxa"/>
+              <w:left w:w="100" w:type="dxa"/>
+              <w:bottom w:w="60" w:type="dxa"/>
+              <w:right w:w="100" w:type="dxa"/>
+            </w:tcMar>
+          </w:tcPr>
+          <w:p>
+            <w:pPr>
+              <w:spacing w:line="240" w:lineRule="auto"/>
+              <w:jc w:val="center"/>
+            </w:pPr>
+            <w:r>
+              <w:rPr>
+                <w:b/>
+                <w:bCs/>
+                <w:sz w:val="22"/>
+                <w:szCs w:val="22"/>
+              </w:rPr>
+              <w:t>-0,019453</w:t>
+            </w:r>
+          </w:p>
+        </w:tc>
+        <w:tc>
+          <w:tcPr>
+            <w:tcW w:w="1560" w:type="dxa"/>
+            <w:tcBorders>
+              <w:bottom w:val="single" w:sz="6" w:space="0" w:color="000000"/>
+            </w:tcBorders>
+            <w:tcMar>
+              <w:top w:w="60" w:type="dxa"/>
+              <w:left w:w="100" w:type="dxa"/>
+              <w:bottom w:w="60" w:type="dxa"/>
+              <w:right w:w="100" w:type="dxa"/>
+            </w:tcMar>
+          </w:tcPr>
+          <w:p>
+            <w:pPr>
+              <w:spacing w:line="240" w:lineRule="auto"/>
+              <w:jc w:val="center"/>
+            </w:pPr>
+            <w:r>
+              <w:rPr>
+                <w:b/>
+                <w:bCs/>
+                <w:sz w:val="22"/>
+                <w:szCs w:val="22"/>
+              </w:rPr>
+              <w:t>0 de 9</w:t>
+            </w:r>
+          </w:p>
+        </w:tc>
+      </w:tr>
+    </w:tbl>
+    <w:p>
+      <w:pPr>
+        <w:spacing w:after="240"/>
+      </w:pPr>
+    </w:p>
+    <w:p>
+      <w:pPr>
+        <w:ind w:firstLine="720"/>
+      </w:pPr>
+      <w:r>
+        <w:rPr>
+          <w:b/>
+          <w:bCs/>
+        </w:rPr>
+        <w:t>Empeora, y lo deja por debajo del azar en los nueve tramos.</w:t>
+      </w:r>
+    </w:p>
+    <w:p>
+      <w:pPr>
+        <w:pStyle w:val="Ttulo3"/>
+        <w:keepNext/>
+      </w:pPr>
+      <w:bookmarkStart w:id="108" w:name="_Toc240304855"/>
+      <w:r>
+        <w:t>Y el porqué estaba escrito antes de correrlo</w:t>
+      </w:r>
+      <w:bookmarkEnd w:id="108"/>
+    </w:p>
+    <w:p>
+      <w:pPr>
+        <w:ind w:firstLine="720"/>
+      </w:pPr>
+      <w:r>
+        <w:t xml:space="preserve">El iTransformer no es un clasificador al que se le añaden columnas: es un </w:t>
+      </w:r>
+      <w:r>
+        <w:rPr>
+          <w:b/>
+          <w:bCs/>
+        </w:rPr>
+        <w:t>pronosticador</w:t>
+      </w:r>
+      <w:r>
+        <w:t xml:space="preserve">, y se entrena a predecir </w:t>
+      </w:r>
+      <w:r>
+        <w:rPr>
+          <w:b/>
+          <w:bCs/>
+        </w:rPr>
+        <w:t>todas las series de entrada</w:t>
+      </w:r>
+      <w:r>
+        <w:t xml:space="preserve"> con un error cuadrático común.</w:t>
+      </w:r>
+    </w:p>
+    <w:p>
+      <w:pPr>
+        <w:ind w:firstLine="720"/>
+      </w:pPr>
+      <w:r>
+        <w:t xml:space="preserve">Con seis series más, buena parte de esa pérdida pasa a ser </w:t>
+      </w:r>
+      <w:r>
+        <w:rPr>
+          <w:b/>
+          <w:bCs/>
+        </w:rPr>
+        <w:t>pronosticar RSI y MACD</w:t>
+      </w:r>
+      <w:r>
+        <w:t xml:space="preserve"> —que no es lo que interesa— en vez de pronosticar el precio, que es lo único de lo que sale la etiqueta. Darle más información por esa puerta </w:t>
+      </w:r>
+      <w:r>
+        <w:rPr>
+          <w:b/>
+          <w:bCs/>
+        </w:rPr>
+        <w:t>le cambia el objetivo</w:t>
+      </w:r>
+      <w:r>
+        <w:t>, no se la añade.</w:t>
+      </w:r>
+    </w:p>
+    <w:p>
+      <w:pPr>
+        <w:ind w:firstLine="720"/>
+      </w:pPr>
+      <w:r>
+        <w:t xml:space="preserve">Esto se declaró como riesgo en el propio guion antes de medir, precisamente para no poder leer el resultado como «las características no sirven». </w:t>
+      </w:r>
+      <w:r>
+        <w:rPr>
+          <w:b/>
+          <w:bCs/>
+        </w:rPr>
+        <w:t>No es eso: es que esa arquitectura no las recibe por ahí.</w:t>
+      </w:r>
+    </w:p>
+    <w:p>
+      <w:pPr>
+        <w:pStyle w:val="Ttulo3"/>
+        <w:keepNext/>
+      </w:pPr>
+      <w:bookmarkStart w:id="109" w:name="_Toc240304856"/>
+      <w:r>
+        <w:lastRenderedPageBreak/>
+        <w:t>Qué cierra</w:t>
+      </w:r>
+      <w:bookmarkEnd w:id="109"/>
+    </w:p>
+    <w:p>
+      <w:pPr>
+        <w:ind w:firstLine="720"/>
+      </w:pPr>
+      <w:r>
+        <w:rPr>
+          <w:b/>
+          <w:bCs/>
+        </w:rPr>
+        <w:t>La objeción del handicap, que era razonable.</w:t>
+      </w:r>
+      <w:r>
+        <w:t xml:space="preserve"> Se podía decir que la comparación era injusta porque el clásico veía más. Ahora está medido: </w:t>
+      </w:r>
+      <w:r>
+        <w:rPr>
+          <w:b/>
+          <w:bCs/>
+        </w:rPr>
+        <w:t>quitarle el handicap al avanzado lo empeora</w:t>
+      </w:r>
+      <w:r>
+        <w:t xml:space="preserve">, y la conclusión del informe —que ningún modelo profundo mejora al bosque— </w:t>
+      </w:r>
+      <w:r>
+        <w:rPr>
+          <w:b/>
+          <w:bCs/>
+        </w:rPr>
+        <w:t>no dependía de esa desventaja</w:t>
+      </w:r>
+      <w:r>
+        <w:t>.</w:t>
+      </w:r>
+    </w:p>
+    <w:p>
+      <w:pPr>
+        <w:ind w:firstLine="720"/>
+      </w:pPr>
+      <w:r>
+        <w:rPr>
+          <w:b/>
+          <w:bCs/>
+        </w:rPr>
+        <w:t>Chronos-Bolt queda fuera de esta prueba y hay que decirlo.</w:t>
+      </w:r>
+      <w:r>
+        <w:t xml:space="preserve"> Es </w:t>
+      </w:r>
+      <w:r>
+        <w:rPr>
+          <w:i/>
+          <w:iCs/>
+        </w:rPr>
+        <w:t>zero-shot</w:t>
+      </w:r>
+      <w:r>
+        <w:t xml:space="preserve">: pronostica una serie a partir de su propio pasado y </w:t>
+      </w:r>
+      <w:r>
+        <w:rPr>
+          <w:b/>
+          <w:bCs/>
+        </w:rPr>
+        <w:t>no hay dónde inyectarle características</w:t>
+      </w:r>
+      <w:r>
+        <w:t xml:space="preserve"> sin reentrenarlo, que es otro proyecto. Su handicap es </w:t>
+      </w:r>
+      <w:r>
+        <w:rPr>
+          <w:b/>
+          <w:bCs/>
+        </w:rPr>
+        <w:t>estructural</w:t>
+      </w:r>
+      <w:r>
+        <w:t>, se declara, y no se corrige.</w:t>
+      </w:r>
+    </w:p>
+    <w:p>
+      <w:pPr>
+        <w:pStyle w:val="Ttulo3"/>
+        <w:keepNext/>
+      </w:pPr>
+      <w:bookmarkStart w:id="110" w:name="_Toc240304857"/>
+      <w:r>
+        <w:t>El balance de los siete intentos</w:t>
+      </w:r>
+      <w:bookmarkEnd w:id="110"/>
+    </w:p>
+    <w:p>
+      <w:pPr>
+        <w:ind w:firstLine="720"/>
+      </w:pPr>
+      <w:r>
+        <w:rPr>
+          <w:b/>
+          <w:bCs/>
+        </w:rPr>
+        <w:t>Tabla C.11.</w:t>
+      </w:r>
+      <w:r>
+        <w:t xml:space="preserve"> Todo lo que se probó, y en qué eje.</w:t>
+      </w:r>
+    </w:p>
+    <w:tbl>
+      <w:tblPr>
+        <w:tblW w:w="9360" w:type="dxa"/>
+        <w:tblCellMar>
+          <w:left w:w="10" w:type="dxa"/>
+          <w:right w:w="10" w:type="dxa"/>
+        </w:tblCellMar>
+        <w:tblLook w:val="04A0" w:firstRow="1" w:lastRow="0" w:firstColumn="1" w:lastColumn="0" w:noHBand="0" w:noVBand="1"/>
       </w:tblPr>
       <w:tblGrid>
         <w:gridCol w:w="2340"/>
@@ -50871,7 +52831,6 @@
                 <w:sz w:val="22"/>
                 <w:szCs w:val="22"/>
               </w:rPr>
-              <w:lastRenderedPageBreak/>
               <w:t>8</w:t>
             </w:r>
           </w:p>
@@ -51300,9 +53259,6 @@
         <w:tc>
           <w:tcPr>
             <w:tcW w:w="2340" w:type="dxa"/>
-            <w:tcBorders>
-              <w:bottom w:val="single" w:sz="6" w:space="0" w:color="000000"/>
-            </w:tcBorders>
             <w:tcMar>
               <w:top w:w="60" w:type="dxa"/>
               <w:left w:w="100" w:type="dxa"/>
@@ -51323,6 +53279,208 @@
             </w:r>
           </w:p>
         </w:tc>
+        <w:tc>
+          <w:tcPr>
+            <w:tcW w:w="2340" w:type="dxa"/>
+            <w:tcMar>
+              <w:top w:w="60" w:type="dxa"/>
+              <w:left w:w="100" w:type="dxa"/>
+              <w:bottom w:w="60" w:type="dxa"/>
+              <w:right w:w="100" w:type="dxa"/>
+            </w:tcMar>
+          </w:tcPr>
+          <w:p>
+            <w:pPr>
+              <w:spacing w:line="240" w:lineRule="auto"/>
+              <w:jc w:val="center"/>
+            </w:pPr>
+            <w:r>
+              <w:rPr>
+                <w:sz w:val="22"/>
+                <w:szCs w:val="22"/>
+              </w:rPr>
+              <w:t>Apilar doce activos en vez de seis</w:t>
+            </w:r>
+          </w:p>
+        </w:tc>
+        <w:tc>
+          <w:tcPr>
+            <w:tcW w:w="2340" w:type="dxa"/>
+            <w:tcMar>
+              <w:top w:w="60" w:type="dxa"/>
+              <w:left w:w="100" w:type="dxa"/>
+              <w:bottom w:w="60" w:type="dxa"/>
+              <w:right w:w="100" w:type="dxa"/>
+            </w:tcMar>
+          </w:tcPr>
+          <w:p>
+            <w:pPr>
+              <w:spacing w:line="240" w:lineRule="auto"/>
+              <w:jc w:val="center"/>
+            </w:pPr>
+            <w:r>
+              <w:rPr>
+                <w:sz w:val="22"/>
+                <w:szCs w:val="22"/>
+              </w:rPr>
+              <w:t>el número de eventos</w:t>
+            </w:r>
+          </w:p>
+        </w:tc>
+        <w:tc>
+          <w:tcPr>
+            <w:tcW w:w="2340" w:type="dxa"/>
+            <w:tcMar>
+              <w:top w:w="60" w:type="dxa"/>
+              <w:left w:w="100" w:type="dxa"/>
+              <w:bottom w:w="60" w:type="dxa"/>
+              <w:right w:w="100" w:type="dxa"/>
+            </w:tcMar>
+          </w:tcPr>
+          <w:p>
+            <w:pPr>
+              <w:spacing w:line="240" w:lineRule="auto"/>
+              <w:jc w:val="center"/>
+            </w:pPr>
+            <w:r>
+              <w:rPr>
+                <w:b/>
+                <w:bCs/>
+                <w:sz w:val="22"/>
+                <w:szCs w:val="22"/>
+              </w:rPr>
+              <w:t>perjudica</w:t>
+            </w:r>
+            <w:r>
+              <w:rPr>
+                <w:sz w:val="22"/>
+                <w:szCs w:val="22"/>
+              </w:rPr>
+              <w:t>: +0,045396 contra +0,052391</w:t>
+            </w:r>
+          </w:p>
+        </w:tc>
+      </w:tr>
+      <w:tr>
+        <w:tblPrEx>
+          <w:tblCellMar>
+            <w:top w:w="0" w:type="dxa"/>
+            <w:bottom w:w="0" w:type="dxa"/>
+          </w:tblCellMar>
+        </w:tblPrEx>
+        <w:tc>
+          <w:tcPr>
+            <w:tcW w:w="2340" w:type="dxa"/>
+            <w:tcMar>
+              <w:top w:w="60" w:type="dxa"/>
+              <w:left w:w="100" w:type="dxa"/>
+              <w:bottom w:w="60" w:type="dxa"/>
+              <w:right w:w="100" w:type="dxa"/>
+            </w:tcMar>
+          </w:tcPr>
+          <w:p>
+            <w:pPr>
+              <w:spacing w:line="240" w:lineRule="auto"/>
+            </w:pPr>
+            <w:r>
+              <w:rPr>
+                <w:sz w:val="22"/>
+                <w:szCs w:val="22"/>
+              </w:rPr>
+              <w:lastRenderedPageBreak/>
+              <w:t>13</w:t>
+            </w:r>
+          </w:p>
+        </w:tc>
+        <w:tc>
+          <w:tcPr>
+            <w:tcW w:w="2340" w:type="dxa"/>
+            <w:tcMar>
+              <w:top w:w="60" w:type="dxa"/>
+              <w:left w:w="100" w:type="dxa"/>
+              <w:bottom w:w="60" w:type="dxa"/>
+              <w:right w:w="100" w:type="dxa"/>
+            </w:tcMar>
+          </w:tcPr>
+          <w:p>
+            <w:pPr>
+              <w:spacing w:line="240" w:lineRule="auto"/>
+              <w:jc w:val="center"/>
+            </w:pPr>
+            <w:r>
+              <w:rPr>
+                <w:sz w:val="22"/>
+                <w:szCs w:val="22"/>
+              </w:rPr>
+              <w:t>Dar indicadores al avanzado</w:t>
+            </w:r>
+          </w:p>
+        </w:tc>
+        <w:tc>
+          <w:tcPr>
+            <w:tcW w:w="2340" w:type="dxa"/>
+            <w:tcMar>
+              <w:top w:w="60" w:type="dxa"/>
+              <w:left w:w="100" w:type="dxa"/>
+              <w:bottom w:w="60" w:type="dxa"/>
+              <w:right w:w="100" w:type="dxa"/>
+            </w:tcMar>
+          </w:tcPr>
+          <w:p>
+            <w:pPr>
+              <w:spacing w:line="240" w:lineRule="auto"/>
+              <w:jc w:val="center"/>
+            </w:pPr>
+            <w:r>
+              <w:rPr>
+                <w:sz w:val="22"/>
+                <w:szCs w:val="22"/>
+              </w:rPr>
+              <w:t>lo que el modelo ve</w:t>
+            </w:r>
+          </w:p>
+        </w:tc>
+        <w:tc>
+          <w:tcPr>
+            <w:tcW w:w="2340" w:type="dxa"/>
+            <w:tcMar>
+              <w:top w:w="60" w:type="dxa"/>
+              <w:left w:w="100" w:type="dxa"/>
+              <w:bottom w:w="60" w:type="dxa"/>
+              <w:right w:w="100" w:type="dxa"/>
+            </w:tcMar>
+          </w:tcPr>
+          <w:p>
+            <w:pPr>
+              <w:spacing w:line="240" w:lineRule="auto"/>
+              <w:jc w:val="center"/>
+            </w:pPr>
+            <w:r>
+              <w:rPr>
+                <w:b/>
+                <w:bCs/>
+                <w:sz w:val="22"/>
+                <w:szCs w:val="22"/>
+              </w:rPr>
+              <w:t>perjudica</w:t>
+            </w:r>
+            <w:r>
+              <w:rPr>
+                <w:sz w:val="22"/>
+                <w:szCs w:val="22"/>
+              </w:rPr>
+              <w:t>: -0,019453, 0 de 9</w:t>
+            </w:r>
+          </w:p>
+        </w:tc>
+      </w:tr>
+      <w:tr>
+        <w:tblPrEx>
+          <w:tblCellMar>
+            <w:top w:w="0" w:type="dxa"/>
+            <w:bottom w:w="0" w:type="dxa"/>
+          </w:tblCellMar>
+        </w:tblPrEx>
         <w:tc>
           <w:tcPr>
             <w:tcW w:w="2340" w:type="dxa"/>
@@ -51339,14 +53497,13 @@
           <w:p>
             <w:pPr>
               <w:spacing w:line="240" w:lineRule="auto"/>
-              <w:jc w:val="center"/>
-            </w:pPr>
-            <w:r>
-              <w:rPr>
-                <w:sz w:val="22"/>
-                <w:szCs w:val="22"/>
-              </w:rPr>
-              <w:t>Apilar doce activos en vez de seis</w:t>
+            </w:pPr>
+            <w:r>
+              <w:rPr>
+                <w:sz w:val="22"/>
+                <w:szCs w:val="22"/>
+              </w:rPr>
+              <w:t>13</w:t>
             </w:r>
           </w:p>
         </w:tc>
@@ -51373,7 +53530,7 @@
                 <w:sz w:val="22"/>
                 <w:szCs w:val="22"/>
               </w:rPr>
-              <w:t>el número de eventos</w:t>
+              <w:t>Darle indicadores al avanzado</w:t>
             </w:r>
           </w:p>
         </w:tc>
@@ -51397,6 +53554,33 @@
             </w:pPr>
             <w:r>
               <w:rPr>
+                <w:sz w:val="22"/>
+                <w:szCs w:val="22"/>
+              </w:rPr>
+              <w:t>lo que el modelo ve</w:t>
+            </w:r>
+          </w:p>
+        </w:tc>
+        <w:tc>
+          <w:tcPr>
+            <w:tcW w:w="2340" w:type="dxa"/>
+            <w:tcBorders>
+              <w:bottom w:val="single" w:sz="6" w:space="0" w:color="000000"/>
+            </w:tcBorders>
+            <w:tcMar>
+              <w:top w:w="60" w:type="dxa"/>
+              <w:left w:w="100" w:type="dxa"/>
+              <w:bottom w:w="60" w:type="dxa"/>
+              <w:right w:w="100" w:type="dxa"/>
+            </w:tcMar>
+          </w:tcPr>
+          <w:p>
+            <w:pPr>
+              <w:spacing w:line="240" w:lineRule="auto"/>
+              <w:jc w:val="center"/>
+            </w:pPr>
+            <w:r>
+              <w:rPr>
                 <w:b/>
                 <w:bCs/>
                 <w:sz w:val="22"/>
@@ -51409,7 +53593,7 @@
                 <w:sz w:val="22"/>
                 <w:szCs w:val="22"/>
               </w:rPr>
-              <w:t>: +0,045396 contra +0,052391</w:t>
+              <w:t>: −0,019453, pierde 0 de 9</w:t>
             </w:r>
           </w:p>
         </w:tc>
@@ -51429,7 +53613,7 @@
           <w:b/>
           <w:bCs/>
         </w:rPr>
-        <w:t>Diez de las doce intervenciones no producen una mejora que se sostenga.</w:t>
+        <w:t>Once de las trece intervenciones no producen una mejora que se sostenga.</w:t>
       </w:r>
       <w:r>
         <w:t xml:space="preserve"> Las dos que sí tienen algo en común, y es lo que más dice de todo el proyecto: </w:t>
@@ -51534,11 +53718,11 @@
         <w:pStyle w:val="Ttulo3"/>
         <w:keepNext/>
       </w:pPr>
-      <w:bookmarkStart w:id="105" w:name="_Toc240299633"/>
+      <w:bookmarkStart w:id="111" w:name="_Toc240304858"/>
       <w:r>
         <w:t>Y una observación sobre la métrica, que sí queda</w:t>
       </w:r>
-      <w:bookmarkEnd w:id="105"/>
+      <w:bookmarkEnd w:id="111"/>
     </w:p>
     <w:p>
       <w:pPr>
@@ -51580,24 +53764,24 @@
         <w:ind w:firstLine="720"/>
       </w:pPr>
       <w:r>
+        <w:t xml:space="preserve">Una métrica que promedie </w:t>
+      </w:r>
+      <w:r>
+        <w:rPr>
+          <w:b/>
+          <w:bCs/>
+        </w:rPr>
+        <w:t>solo las dos clases extremas</w:t>
+      </w:r>
+      <w:r>
+        <w:t xml:space="preserve"> habría ordenado los modelos de otro modo. No se cambia —está fijada desde la Semana 1 y cambiarla ahora sería elegir la métrica después de ver los resultados, que es exactamente lo que este informe no hace— pero </w:t>
+      </w:r>
+      <w:r>
+        <w:rPr>
+          <w:b/>
+          <w:bCs/>
+        </w:rPr>
         <w:lastRenderedPageBreak/>
-        <w:t xml:space="preserve">Una métrica que promedie </w:t>
-      </w:r>
-      <w:r>
-        <w:rPr>
-          <w:b/>
-          <w:bCs/>
-        </w:rPr>
-        <w:t>solo las dos clases extremas</w:t>
-      </w:r>
-      <w:r>
-        <w:t xml:space="preserve"> habría ordenado los modelos de otro modo. No se cambia —está fijada desde la Semana 1 y cambiarla ahora sería elegir la métrica después de ver los resultados, que es exactamente lo que este informe no hace— pero </w:t>
-      </w:r>
-      <w:r>
-        <w:rPr>
-          <w:b/>
-          <w:bCs/>
-        </w:rPr>
         <w:t>queda anotado que la elección de métrica no fue neutral</w:t>
       </w:r>
       <w:r>
@@ -51609,11 +53793,11 @@
         <w:pStyle w:val="Ttulo3"/>
         <w:keepNext/>
       </w:pPr>
-      <w:bookmarkStart w:id="106" w:name="_Toc240299634"/>
+      <w:bookmarkStart w:id="112" w:name="_Toc240304859"/>
       <w:r>
         <w:t>Lo que se aprende de esto</w:t>
       </w:r>
-      <w:bookmarkEnd w:id="106"/>
+      <w:bookmarkEnd w:id="112"/>
     </w:p>
     <w:p>
       <w:pPr>
@@ -51680,7 +53864,7 @@
           <w:left w:w="10" w:type="dxa"/>
           <w:right w:w="10" w:type="dxa"/>
         </w:tblCellMar>
-        <w:tblLook w:val="0000" w:firstRow="0" w:lastRow="0" w:firstColumn="0" w:lastColumn="0" w:noHBand="0" w:noVBand="0"/>
+        <w:tblLook w:val="04A0" w:firstRow="1" w:lastRow="0" w:firstColumn="1" w:lastColumn="0" w:noHBand="0" w:noVBand="1"/>
       </w:tblPr>
       <w:tblGrid>
         <w:gridCol w:w="4680"/>
@@ -52044,53 +54228,56 @@
         <w:ind w:firstLine="720"/>
       </w:pPr>
       <w:r>
+        <w:t xml:space="preserve">Lo que no tenía era </w:t>
+      </w:r>
+      <w:r>
+        <w:rPr>
+          <w:b/>
+          <w:bCs/>
+        </w:rPr>
+        <w:t>margen</w:t>
+      </w:r>
+      <w:r>
+        <w:t xml:space="preserve">. Con un 80 % de potencia, una de cada cinco veces el resultado sale negativo aunque el efecto exista — y nos tocó esa. Con </w:t>
+      </w:r>
+      <w:r>
+        <w:rPr>
+          <w:b/>
+          <w:bCs/>
+        </w:rPr>
+        <w:t>3 000 velas</w:t>
+      </w:r>
+      <w:r>
+        <w:t>, un 50 % más, la detección habría sido segura.</w:t>
+      </w:r>
+    </w:p>
+    <w:p>
+      <w:pPr>
+        <w:ind w:left="720"/>
+      </w:pPr>
+      <w:r>
+        <w:rPr>
+          <w:b/>
+          <w:bCs/>
+        </w:rPr>
+        <w:t>Un matiz que hay que decir:</w:t>
+      </w:r>
+      <w:r>
+        <w:t xml:space="preserve"> esta curva se calcula con el efecto que se observa en el agregado (≈ +0,051). El bloque de prueba observó </w:t>
+      </w:r>
+      <w:r>
+        <w:rPr>
+          <w:b/>
+          <w:bCs/>
+        </w:rPr>
+        <w:t>+0,035021</w:t>
+      </w:r>
+      <w:r>
+        <w:t xml:space="preserve">, más chico, así que su </w:t>
+      </w:r>
+      <w:r>
         <w:lastRenderedPageBreak/>
-        <w:t xml:space="preserve">Lo que no tenía era </w:t>
-      </w:r>
-      <w:r>
-        <w:rPr>
-          <w:b/>
-          <w:bCs/>
-        </w:rPr>
-        <w:t>margen</w:t>
-      </w:r>
-      <w:r>
-        <w:t xml:space="preserve">. Con un 80 % de potencia, una de cada cinco veces el resultado sale negativo aunque el efecto exista — y nos tocó esa. Con </w:t>
-      </w:r>
-      <w:r>
-        <w:rPr>
-          <w:b/>
-          <w:bCs/>
-        </w:rPr>
-        <w:t>3 000 velas</w:t>
-      </w:r>
-      <w:r>
-        <w:t>, un 50 % más, la detección habría sido segura.</w:t>
-      </w:r>
-    </w:p>
-    <w:p>
-      <w:pPr>
-        <w:ind w:left="720"/>
-      </w:pPr>
-      <w:r>
-        <w:rPr>
-          <w:b/>
-          <w:bCs/>
-        </w:rPr>
-        <w:t>Un matiz que hay que decir:</w:t>
-      </w:r>
-      <w:r>
-        <w:t xml:space="preserve"> esta curva se calcula con el efecto que se observa en el agregado (≈ +0,051). El bloque de prueba observó </w:t>
-      </w:r>
-      <w:r>
-        <w:rPr>
-          <w:b/>
-          <w:bCs/>
-        </w:rPr>
-        <w:t>+0,035021</w:t>
-      </w:r>
-      <w:r>
-        <w:t xml:space="preserve">, más chico, así que su potencia real fue </w:t>
+        <w:t xml:space="preserve">potencia real fue </w:t>
       </w:r>
       <w:r>
         <w:rPr>
@@ -52148,11 +54335,11 @@
         <w:pStyle w:val="Ttulo2"/>
         <w:keepNext/>
       </w:pPr>
-      <w:bookmarkStart w:id="107" w:name="_Toc240299635"/>
+      <w:bookmarkStart w:id="113" w:name="_Toc240304860"/>
       <w:r>
         <w:t>Lo que haríamos distinto</w:t>
       </w:r>
-      <w:bookmarkEnd w:id="107"/>
+      <w:bookmarkEnd w:id="113"/>
     </w:p>
     <w:p>
       <w:pPr>
@@ -52193,22 +54380,22 @@
           <w:b/>
           <w:bCs/>
         </w:rPr>
+        <w:t>Suavizar el puente de trayectoria a etiqueta.</w:t>
+      </w:r>
+      <w:r>
+        <w:t xml:space="preserve"> Catorce comparaciones estrictas convierten diferencias de 10⁻¹¹ en cambios de clase. Una definición con margen —o una etiqueta con grados en vez de categórica— haría que el modelo profundo se midiera por su pronóstico y no por el redondeo.</w:t>
+      </w:r>
+    </w:p>
+    <w:p>
+      <w:pPr>
+        <w:ind w:firstLine="720"/>
+      </w:pPr>
+      <w:r>
+        <w:rPr>
+          <w:b/>
+          <w:bCs/>
+        </w:rPr>
         <w:lastRenderedPageBreak/>
-        <w:t>Suavizar el puente de trayectoria a etiqueta.</w:t>
-      </w:r>
-      <w:r>
-        <w:t xml:space="preserve"> Catorce comparaciones estrictas convierten diferencias de 10⁻¹¹ en cambios de clase. Una definición con margen —o una etiqueta con grados en vez de categórica— haría que el modelo profundo se midiera por su pronóstico y no por el redondeo.</w:t>
-      </w:r>
-    </w:p>
-    <w:p>
-      <w:pPr>
-        <w:ind w:firstLine="720"/>
-      </w:pPr>
-      <w:r>
-        <w:rPr>
-          <w:b/>
-          <w:bCs/>
-        </w:rPr>
         <w:t>Reentrenar.</w:t>
       </w:r>
       <w:r>
@@ -52220,11 +54407,11 @@
         <w:pStyle w:val="Ttulo2"/>
         <w:keepNext/>
       </w:pPr>
-      <w:bookmarkStart w:id="108" w:name="_Toc240299636"/>
+      <w:bookmarkStart w:id="114" w:name="_Toc240304861"/>
       <w:r>
         <w:t>Una última cosa, sobre el resultado que el enunciado esperaba</w:t>
       </w:r>
-      <w:bookmarkEnd w:id="108"/>
+      <w:bookmarkEnd w:id="114"/>
     </w:p>
     <w:p>
       <w:pPr>
@@ -52274,12 +54461,12 @@
         <w:pStyle w:val="Ttulo1"/>
         <w:keepNext/>
       </w:pPr>
-      <w:bookmarkStart w:id="109" w:name="_Toc240299637"/>
+      <w:bookmarkStart w:id="115" w:name="_Toc240304862"/>
       <w:r>
         <w:lastRenderedPageBreak/>
         <w:t>Referencias</w:t>
       </w:r>
-      <w:bookmarkEnd w:id="109"/>
+      <w:bookmarkEnd w:id="115"/>
     </w:p>
     <w:p>
       <w:pPr>
@@ -52481,10 +54668,10 @@
 <file path=word/numbering.xml><?xml version="1.0" encoding="utf-8"?>
 <w:numbering xmlns:wpc="http://schemas.microsoft.com/office/word/2010/wordprocessingCanvas" xmlns:cx="http://schemas.microsoft.com/office/drawing/2014/chartex" xmlns:cx1="http://schemas.microsoft.com/office/drawing/2015/9/8/chartex" xmlns:cx2="http://schemas.microsoft.com/office/drawing/2015/10/21/chartex" xmlns:cx3="http://schemas.microsoft.com/office/drawing/2016/5/9/chartex" xmlns:cx4="http://schemas.microsoft.com/office/drawing/2016/5/10/chartex" xmlns:cx5="http://schemas.microsoft.com/office/drawing/2016/5/11/chartex" xmlns:cx6="http://schemas.microsoft.com/office/drawing/2016/5/12/chartex" xmlns:cx7="http://schemas.microsoft.com/office/drawing/2016/5/13/chartex" xmlns:cx8="http://schemas.microsoft.com/office/drawing/2016/5/14/chartex" xmlns:mc="http://schemas.openxmlformats.org/markup-compatibility/2006" xmlns:aink="http://schemas.microsoft.com/office/drawing/2016/ink" xmlns:am3d="http://schemas.microsoft.com/office/drawing/2017/model3d" xmlns:o="urn:schemas-microsoft-com:office:office" xmlns:oel="http://schemas.microsoft.com/office/2019/extlst" xmlns:r="http://schemas.openxmlformats.org/officeDocument/2006/relationships" xmlns:m="http://schemas.openxmlformats.org/officeDocument/2006/math" xmlns:v="urn:schemas-microsoft-com:vml" xmlns:wp14="http://schemas.microsoft.com/office/word/2010/wordprocessingDrawing" xmlns:wp="http://schemas.openxmlformats.org/drawingml/2006/wordprocessingDrawing" xmlns:w10="urn:schemas-microsoft-com:office:word" xmlns:w="http://schemas.openxmlformats.org/wordprocessingml/2006/main" xmlns:w14="http://schemas.microsoft.com/office/word/2010/wordml" xmlns:w15="http://schemas.microsoft.com/office/word/2012/wordml" xmlns:w16cex="http://schemas.microsoft.com/office/word/2018/wordml/cex" xmlns:w16cid="http://schemas.microsoft.com/office/word/2016/wordml/cid" xmlns:w16="http://schemas.microsoft.com/office/word/2018/wordml" xmlns:w16du="http://schemas.microsoft.com/office/word/2023/wordml/word16du" xmlns:w16sdtdh="http://schemas.microsoft.com/office/word/2020/wordml/sdtdatahash" xmlns:w16sdtfl="http://schemas.microsoft.com/office/word/2024/wordml/sdtformatlock" xmlns:w16se="http://schemas.microsoft.com/office/word/2015/wordml/symex" xmlns:wpg="http://schemas.microsoft.com/office/word/2010/wordprocessingGroup" xmlns:wpi="http://schemas.microsoft.com/office/word/2010/wordprocessingInk" xmlns:wne="http://schemas.microsoft.com/office/word/2006/wordml" xmlns:wps="http://schemas.microsoft.com/office/word/2010/wordprocessingShape" mc:Ignorable="w14 w15 w16se w16cid w16 w16cex w16sdtdh w16sdtfl w16du wp14">
   <w:abstractNum w:abstractNumId="0" w15:restartNumberingAfterBreak="0">
-    <w:nsid w:val="63185909"/>
+    <w:nsid w:val="03004049"/>
     <w:multiLevelType w:val="hybridMultilevel"/>
-    <w:tmpl w:val="ADB8DB84"/>
-    <w:lvl w:ilvl="0" w:tplc="FBE89D32">
+    <w:tmpl w:val="23F8340A"/>
+    <w:lvl w:ilvl="0" w:tplc="F41205EC">
       <w:start w:val="1"/>
       <w:numFmt w:val="bullet"/>
       <w:lvlText w:val="●"/>
@@ -52493,7 +54680,7 @@
         <w:ind w:left="720" w:hanging="360"/>
       </w:pPr>
     </w:lvl>
-    <w:lvl w:ilvl="1" w:tplc="F5A672B6">
+    <w:lvl w:ilvl="1" w:tplc="9A96FCF4">
       <w:start w:val="1"/>
       <w:numFmt w:val="bullet"/>
       <w:lvlText w:val="○"/>
@@ -52502,7 +54689,7 @@
         <w:ind w:left="1440" w:hanging="360"/>
       </w:pPr>
     </w:lvl>
-    <w:lvl w:ilvl="2" w:tplc="107807E4">
+    <w:lvl w:ilvl="2" w:tplc="D7A20938">
       <w:start w:val="1"/>
       <w:numFmt w:val="bullet"/>
       <w:lvlText w:val="■"/>
@@ -52511,7 +54698,7 @@
         <w:ind w:left="2160" w:hanging="360"/>
       </w:pPr>
     </w:lvl>
-    <w:lvl w:ilvl="3" w:tplc="023E3C48">
+    <w:lvl w:ilvl="3" w:tplc="F35A54B8">
       <w:start w:val="1"/>
       <w:numFmt w:val="bullet"/>
       <w:lvlText w:val="●"/>
@@ -52520,7 +54707,7 @@
         <w:ind w:left="2880" w:hanging="360"/>
       </w:pPr>
     </w:lvl>
-    <w:lvl w:ilvl="4" w:tplc="0FFEE3CC">
+    <w:lvl w:ilvl="4" w:tplc="850EE0D4">
       <w:start w:val="1"/>
       <w:numFmt w:val="bullet"/>
       <w:lvlText w:val="○"/>
@@ -52529,7 +54716,7 @@
         <w:ind w:left="3600" w:hanging="360"/>
       </w:pPr>
     </w:lvl>
-    <w:lvl w:ilvl="5" w:tplc="CB22938E">
+    <w:lvl w:ilvl="5" w:tplc="D2D004A6">
       <w:start w:val="1"/>
       <w:numFmt w:val="bullet"/>
       <w:lvlText w:val="■"/>
@@ -52538,7 +54725,7 @@
         <w:ind w:left="4320" w:hanging="360"/>
       </w:pPr>
     </w:lvl>
-    <w:lvl w:ilvl="6" w:tplc="4AF28A44">
+    <w:lvl w:ilvl="6" w:tplc="CE74F422">
       <w:start w:val="1"/>
       <w:numFmt w:val="bullet"/>
       <w:lvlText w:val="●"/>
@@ -52547,7 +54734,7 @@
         <w:ind w:left="5040" w:hanging="360"/>
       </w:pPr>
     </w:lvl>
-    <w:lvl w:ilvl="7" w:tplc="BA421444">
+    <w:lvl w:ilvl="7" w:tplc="69DE0BD2">
       <w:start w:val="1"/>
       <w:numFmt w:val="bullet"/>
       <w:lvlText w:val="●"/>
@@ -52556,7 +54743,7 @@
         <w:ind w:left="5760" w:hanging="360"/>
       </w:pPr>
     </w:lvl>
-    <w:lvl w:ilvl="8" w:tplc="B1FEE60A">
+    <w:lvl w:ilvl="8" w:tplc="B492C878">
       <w:start w:val="1"/>
       <w:numFmt w:val="bullet"/>
       <w:lvlText w:val="●"/>
@@ -52566,7 +54753,7 @@
       </w:pPr>
     </w:lvl>
   </w:abstractNum>
-  <w:num w:numId="1" w16cid:durableId="1461343552">
+  <w:num w:numId="1" w16cid:durableId="1989359632">
     <w:abstractNumId w:val="0"/>
     <w:lvlOverride w:ilvl="0">
       <w:startOverride w:val="1"/>
@@ -53189,7 +55376,7 @@
     <w:autoRedefine/>
     <w:uiPriority w:val="39"/>
     <w:unhideWhenUsed/>
-    <w:rsid w:val="00B443C9"/>
+    <w:rsid w:val="00EA3E7B"/>
     <w:pPr>
       <w:spacing w:after="100"/>
     </w:pPr>
@@ -53201,7 +55388,7 @@
     <w:autoRedefine/>
     <w:uiPriority w:val="39"/>
     <w:unhideWhenUsed/>
-    <w:rsid w:val="00B443C9"/>
+    <w:rsid w:val="00EA3E7B"/>
     <w:pPr>
       <w:spacing w:after="100"/>
       <w:ind w:left="240"/>
@@ -53214,7 +55401,7 @@
     <w:autoRedefine/>
     <w:uiPriority w:val="39"/>
     <w:unhideWhenUsed/>
-    <w:rsid w:val="00B443C9"/>
+    <w:rsid w:val="00EA3E7B"/>
     <w:pPr>
       <w:spacing w:after="100"/>
       <w:ind w:left="480"/>
@@ -53227,7 +55414,7 @@
     <w:autoRedefine/>
     <w:uiPriority w:val="39"/>
     <w:unhideWhenUsed/>
-    <w:rsid w:val="00B443C9"/>
+    <w:rsid w:val="00EA3E7B"/>
     <w:pPr>
       <w:spacing w:after="100" w:line="278" w:lineRule="auto"/>
       <w:ind w:left="720"/>
@@ -53246,7 +55433,7 @@
     <w:autoRedefine/>
     <w:uiPriority w:val="39"/>
     <w:unhideWhenUsed/>
-    <w:rsid w:val="00B443C9"/>
+    <w:rsid w:val="00EA3E7B"/>
     <w:pPr>
       <w:spacing w:after="100" w:line="278" w:lineRule="auto"/>
       <w:ind w:left="960"/>
@@ -53265,7 +55452,7 @@
     <w:autoRedefine/>
     <w:uiPriority w:val="39"/>
     <w:unhideWhenUsed/>
-    <w:rsid w:val="00B443C9"/>
+    <w:rsid w:val="00EA3E7B"/>
     <w:pPr>
       <w:spacing w:after="100" w:line="278" w:lineRule="auto"/>
       <w:ind w:left="1200"/>
@@ -53284,7 +55471,7 @@
     <w:autoRedefine/>
     <w:uiPriority w:val="39"/>
     <w:unhideWhenUsed/>
-    <w:rsid w:val="00B443C9"/>
+    <w:rsid w:val="00EA3E7B"/>
     <w:pPr>
       <w:spacing w:after="100" w:line="278" w:lineRule="auto"/>
       <w:ind w:left="1440"/>
@@ -53303,7 +55490,7 @@
     <w:autoRedefine/>
     <w:uiPriority w:val="39"/>
     <w:unhideWhenUsed/>
-    <w:rsid w:val="00B443C9"/>
+    <w:rsid w:val="00EA3E7B"/>
     <w:pPr>
       <w:spacing w:after="100" w:line="278" w:lineRule="auto"/>
       <w:ind w:left="1680"/>
@@ -53322,7 +55509,7 @@
     <w:autoRedefine/>
     <w:uiPriority w:val="39"/>
     <w:unhideWhenUsed/>
-    <w:rsid w:val="00B443C9"/>
+    <w:rsid w:val="00EA3E7B"/>
     <w:pPr>
       <w:spacing w:after="100" w:line="278" w:lineRule="auto"/>
       <w:ind w:left="1920"/>
@@ -53340,7 +55527,7 @@
     <w:uiPriority w:val="99"/>
     <w:semiHidden/>
     <w:unhideWhenUsed/>
-    <w:rsid w:val="00B443C9"/>
+    <w:rsid w:val="00EA3E7B"/>
     <w:rPr>
       <w:color w:val="605E5C"/>
       <w:shd w:val="clear" w:color="auto" w:fill="E1DFDD"/>

--- a/docs/entregas/semana-5/Caso 1 - Semana 5 - Informe final.docx
+++ b/docs/entregas/semana-5/Caso 1 - Semana 5 - Informe final.docx
@@ -147,7 +147,7 @@
     <w:sdt>
       <w:sdtPr>
         <w:alias w:val="Contenido"/>
-        <w:id w:val="2106999518"/>
+        <w:id w:val="-1376007566"/>
       </w:sdtPr>
       <w:sdtEndPr/>
       <w:sdtContent>
@@ -174,7 +174,7 @@
           <w:r>
             <w:fldChar w:fldCharType="separate"/>
           </w:r>
-          <w:hyperlink w:anchor="_Toc240304747" w:history="1">
+          <w:hyperlink w:anchor="_Toc240305413" w:history="1">
             <w:r>
               <w:rPr>
                 <w:rStyle w:val="Hipervnculo"/>
@@ -198,7 +198,7 @@
               <w:rPr>
                 <w:noProof/>
               </w:rPr>
-              <w:instrText xml:space="preserve"> PAGEREF _Toc240304747 \h </w:instrText>
+              <w:instrText xml:space="preserve"> PAGEREF _Toc240305413 \h </w:instrText>
             </w:r>
             <w:r>
               <w:rPr>
@@ -239,7 +239,7 @@
               <w14:ligatures w14:val="standardContextual"/>
             </w:rPr>
           </w:pPr>
-          <w:hyperlink w:anchor="_Toc240304748" w:history="1">
+          <w:hyperlink w:anchor="_Toc240305414" w:history="1">
             <w:r>
               <w:rPr>
                 <w:rStyle w:val="Hipervnculo"/>
@@ -263,7 +263,7 @@
               <w:rPr>
                 <w:noProof/>
               </w:rPr>
-              <w:instrText xml:space="preserve"> PAGEREF _Toc240304748 \h </w:instrText>
+              <w:instrText xml:space="preserve"> PAGEREF _Toc240305414 \h </w:instrText>
             </w:r>
             <w:r>
               <w:rPr>
@@ -304,7 +304,7 @@
               <w14:ligatures w14:val="standardContextual"/>
             </w:rPr>
           </w:pPr>
-          <w:hyperlink w:anchor="_Toc240304749" w:history="1">
+          <w:hyperlink w:anchor="_Toc240305415" w:history="1">
             <w:r>
               <w:rPr>
                 <w:rStyle w:val="Hipervnculo"/>
@@ -328,7 +328,7 @@
               <w:rPr>
                 <w:noProof/>
               </w:rPr>
-              <w:instrText xml:space="preserve"> PAGEREF _Toc240304749 \h </w:instrText>
+              <w:instrText xml:space="preserve"> PAGEREF _Toc240305415 \h </w:instrText>
             </w:r>
             <w:r>
               <w:rPr>
@@ -369,7 +369,7 @@
               <w14:ligatures w14:val="standardContextual"/>
             </w:rPr>
           </w:pPr>
-          <w:hyperlink w:anchor="_Toc240304750" w:history="1">
+          <w:hyperlink w:anchor="_Toc240305416" w:history="1">
             <w:r>
               <w:rPr>
                 <w:rStyle w:val="Hipervnculo"/>
@@ -393,7 +393,7 @@
               <w:rPr>
                 <w:noProof/>
               </w:rPr>
-              <w:instrText xml:space="preserve"> PAGEREF _Toc240304750 \h </w:instrText>
+              <w:instrText xml:space="preserve"> PAGEREF _Toc240305416 \h </w:instrText>
             </w:r>
             <w:r>
               <w:rPr>
@@ -434,7 +434,7 @@
               <w14:ligatures w14:val="standardContextual"/>
             </w:rPr>
           </w:pPr>
-          <w:hyperlink w:anchor="_Toc240304751" w:history="1">
+          <w:hyperlink w:anchor="_Toc240305417" w:history="1">
             <w:r>
               <w:rPr>
                 <w:rStyle w:val="Hipervnculo"/>
@@ -458,7 +458,7 @@
               <w:rPr>
                 <w:noProof/>
               </w:rPr>
-              <w:instrText xml:space="preserve"> PAGEREF _Toc240304751 \h </w:instrText>
+              <w:instrText xml:space="preserve"> PAGEREF _Toc240305417 \h </w:instrText>
             </w:r>
             <w:r>
               <w:rPr>
@@ -499,7 +499,7 @@
               <w14:ligatures w14:val="standardContextual"/>
             </w:rPr>
           </w:pPr>
-          <w:hyperlink w:anchor="_Toc240304752" w:history="1">
+          <w:hyperlink w:anchor="_Toc240305418" w:history="1">
             <w:r>
               <w:rPr>
                 <w:rStyle w:val="Hipervnculo"/>
@@ -523,7 +523,7 @@
               <w:rPr>
                 <w:noProof/>
               </w:rPr>
-              <w:instrText xml:space="preserve"> PAGEREF _Toc240304752 \h </w:instrText>
+              <w:instrText xml:space="preserve"> PAGEREF _Toc240305418 \h </w:instrText>
             </w:r>
             <w:r>
               <w:rPr>
@@ -564,7 +564,7 @@
               <w14:ligatures w14:val="standardContextual"/>
             </w:rPr>
           </w:pPr>
-          <w:hyperlink w:anchor="_Toc240304753" w:history="1">
+          <w:hyperlink w:anchor="_Toc240305419" w:history="1">
             <w:r>
               <w:rPr>
                 <w:rStyle w:val="Hipervnculo"/>
@@ -588,7 +588,7 @@
               <w:rPr>
                 <w:noProof/>
               </w:rPr>
-              <w:instrText xml:space="preserve"> PAGEREF _Toc240304753 \h </w:instrText>
+              <w:instrText xml:space="preserve"> PAGEREF _Toc240305419 \h </w:instrText>
             </w:r>
             <w:r>
               <w:rPr>
@@ -629,7 +629,7 @@
               <w14:ligatures w14:val="standardContextual"/>
             </w:rPr>
           </w:pPr>
-          <w:hyperlink w:anchor="_Toc240304754" w:history="1">
+          <w:hyperlink w:anchor="_Toc240305420" w:history="1">
             <w:r>
               <w:rPr>
                 <w:rStyle w:val="Hipervnculo"/>
@@ -653,7 +653,7 @@
               <w:rPr>
                 <w:noProof/>
               </w:rPr>
-              <w:instrText xml:space="preserve"> PAGEREF _Toc240304754 \h </w:instrText>
+              <w:instrText xml:space="preserve"> PAGEREF _Toc240305420 \h </w:instrText>
             </w:r>
             <w:r>
               <w:rPr>
@@ -694,7 +694,7 @@
               <w14:ligatures w14:val="standardContextual"/>
             </w:rPr>
           </w:pPr>
-          <w:hyperlink w:anchor="_Toc240304755" w:history="1">
+          <w:hyperlink w:anchor="_Toc240305421" w:history="1">
             <w:r>
               <w:rPr>
                 <w:rStyle w:val="Hipervnculo"/>
@@ -718,7 +718,7 @@
               <w:rPr>
                 <w:noProof/>
               </w:rPr>
-              <w:instrText xml:space="preserve"> PAGEREF _Toc240304755 \h </w:instrText>
+              <w:instrText xml:space="preserve"> PAGEREF _Toc240305421 \h </w:instrText>
             </w:r>
             <w:r>
               <w:rPr>
@@ -759,7 +759,7 @@
               <w14:ligatures w14:val="standardContextual"/>
             </w:rPr>
           </w:pPr>
-          <w:hyperlink w:anchor="_Toc240304756" w:history="1">
+          <w:hyperlink w:anchor="_Toc240305422" w:history="1">
             <w:r>
               <w:rPr>
                 <w:rStyle w:val="Hipervnculo"/>
@@ -783,7 +783,7 @@
               <w:rPr>
                 <w:noProof/>
               </w:rPr>
-              <w:instrText xml:space="preserve"> PAGEREF _Toc240304756 \h </w:instrText>
+              <w:instrText xml:space="preserve"> PAGEREF _Toc240305422 \h </w:instrText>
             </w:r>
             <w:r>
               <w:rPr>
@@ -824,7 +824,7 @@
               <w14:ligatures w14:val="standardContextual"/>
             </w:rPr>
           </w:pPr>
-          <w:hyperlink w:anchor="_Toc240304757" w:history="1">
+          <w:hyperlink w:anchor="_Toc240305423" w:history="1">
             <w:r>
               <w:rPr>
                 <w:rStyle w:val="Hipervnculo"/>
@@ -848,7 +848,7 @@
               <w:rPr>
                 <w:noProof/>
               </w:rPr>
-              <w:instrText xml:space="preserve"> PAGEREF _Toc240304757 \h </w:instrText>
+              <w:instrText xml:space="preserve"> PAGEREF _Toc240305423 \h </w:instrText>
             </w:r>
             <w:r>
               <w:rPr>
@@ -889,7 +889,7 @@
               <w14:ligatures w14:val="standardContextual"/>
             </w:rPr>
           </w:pPr>
-          <w:hyperlink w:anchor="_Toc240304758" w:history="1">
+          <w:hyperlink w:anchor="_Toc240305424" w:history="1">
             <w:r>
               <w:rPr>
                 <w:rStyle w:val="Hipervnculo"/>
@@ -913,7 +913,7 @@
               <w:rPr>
                 <w:noProof/>
               </w:rPr>
-              <w:instrText xml:space="preserve"> PAGEREF _Toc240304758 \h </w:instrText>
+              <w:instrText xml:space="preserve"> PAGEREF _Toc240305424 \h </w:instrText>
             </w:r>
             <w:r>
               <w:rPr>
@@ -954,7 +954,7 @@
               <w14:ligatures w14:val="standardContextual"/>
             </w:rPr>
           </w:pPr>
-          <w:hyperlink w:anchor="_Toc240304759" w:history="1">
+          <w:hyperlink w:anchor="_Toc240305425" w:history="1">
             <w:r>
               <w:rPr>
                 <w:rStyle w:val="Hipervnculo"/>
@@ -978,7 +978,7 @@
               <w:rPr>
                 <w:noProof/>
               </w:rPr>
-              <w:instrText xml:space="preserve"> PAGEREF _Toc240304759 \h </w:instrText>
+              <w:instrText xml:space="preserve"> PAGEREF _Toc240305425 \h </w:instrText>
             </w:r>
             <w:r>
               <w:rPr>
@@ -1019,7 +1019,7 @@
               <w14:ligatures w14:val="standardContextual"/>
             </w:rPr>
           </w:pPr>
-          <w:hyperlink w:anchor="_Toc240304760" w:history="1">
+          <w:hyperlink w:anchor="_Toc240305426" w:history="1">
             <w:r>
               <w:rPr>
                 <w:rStyle w:val="Hipervnculo"/>
@@ -1043,7 +1043,7 @@
               <w:rPr>
                 <w:noProof/>
               </w:rPr>
-              <w:instrText xml:space="preserve"> PAGEREF _Toc240304760 \h </w:instrText>
+              <w:instrText xml:space="preserve"> PAGEREF _Toc240305426 \h </w:instrText>
             </w:r>
             <w:r>
               <w:rPr>
@@ -1084,7 +1084,7 @@
               <w14:ligatures w14:val="standardContextual"/>
             </w:rPr>
           </w:pPr>
-          <w:hyperlink w:anchor="_Toc240304761" w:history="1">
+          <w:hyperlink w:anchor="_Toc240305427" w:history="1">
             <w:r>
               <w:rPr>
                 <w:rStyle w:val="Hipervnculo"/>
@@ -1108,7 +1108,7 @@
               <w:rPr>
                 <w:noProof/>
               </w:rPr>
-              <w:instrText xml:space="preserve"> PAGEREF _Toc240304761 \h </w:instrText>
+              <w:instrText xml:space="preserve"> PAGEREF _Toc240305427 \h </w:instrText>
             </w:r>
             <w:r>
               <w:rPr>
@@ -1149,7 +1149,7 @@
               <w14:ligatures w14:val="standardContextual"/>
             </w:rPr>
           </w:pPr>
-          <w:hyperlink w:anchor="_Toc240304762" w:history="1">
+          <w:hyperlink w:anchor="_Toc240305428" w:history="1">
             <w:r>
               <w:rPr>
                 <w:rStyle w:val="Hipervnculo"/>
@@ -1173,7 +1173,7 @@
               <w:rPr>
                 <w:noProof/>
               </w:rPr>
-              <w:instrText xml:space="preserve"> PAGEREF _Toc240304762 \h </w:instrText>
+              <w:instrText xml:space="preserve"> PAGEREF _Toc240305428 \h </w:instrText>
             </w:r>
             <w:r>
               <w:rPr>
@@ -1214,7 +1214,7 @@
               <w14:ligatures w14:val="standardContextual"/>
             </w:rPr>
           </w:pPr>
-          <w:hyperlink w:anchor="_Toc240304763" w:history="1">
+          <w:hyperlink w:anchor="_Toc240305429" w:history="1">
             <w:r>
               <w:rPr>
                 <w:rStyle w:val="Hipervnculo"/>
@@ -1238,7 +1238,7 @@
               <w:rPr>
                 <w:noProof/>
               </w:rPr>
-              <w:instrText xml:space="preserve"> PAGEREF _Toc240304763 \h </w:instrText>
+              <w:instrText xml:space="preserve"> PAGEREF _Toc240305429 \h </w:instrText>
             </w:r>
             <w:r>
               <w:rPr>
@@ -1279,7 +1279,7 @@
               <w14:ligatures w14:val="standardContextual"/>
             </w:rPr>
           </w:pPr>
-          <w:hyperlink w:anchor="_Toc240304764" w:history="1">
+          <w:hyperlink w:anchor="_Toc240305430" w:history="1">
             <w:r>
               <w:rPr>
                 <w:rStyle w:val="Hipervnculo"/>
@@ -1303,7 +1303,7 @@
               <w:rPr>
                 <w:noProof/>
               </w:rPr>
-              <w:instrText xml:space="preserve"> PAGEREF _Toc240304764 \h </w:instrText>
+              <w:instrText xml:space="preserve"> PAGEREF _Toc240305430 \h </w:instrText>
             </w:r>
             <w:r>
               <w:rPr>
@@ -1344,7 +1344,7 @@
               <w14:ligatures w14:val="standardContextual"/>
             </w:rPr>
           </w:pPr>
-          <w:hyperlink w:anchor="_Toc240304765" w:history="1">
+          <w:hyperlink w:anchor="_Toc240305431" w:history="1">
             <w:r>
               <w:rPr>
                 <w:rStyle w:val="Hipervnculo"/>
@@ -1368,7 +1368,7 @@
               <w:rPr>
                 <w:noProof/>
               </w:rPr>
-              <w:instrText xml:space="preserve"> PAGEREF _Toc240304765 \h </w:instrText>
+              <w:instrText xml:space="preserve"> PAGEREF _Toc240305431 \h </w:instrText>
             </w:r>
             <w:r>
               <w:rPr>
@@ -1409,7 +1409,7 @@
               <w14:ligatures w14:val="standardContextual"/>
             </w:rPr>
           </w:pPr>
-          <w:hyperlink w:anchor="_Toc240304766" w:history="1">
+          <w:hyperlink w:anchor="_Toc240305432" w:history="1">
             <w:r>
               <w:rPr>
                 <w:rStyle w:val="Hipervnculo"/>
@@ -1433,7 +1433,7 @@
               <w:rPr>
                 <w:noProof/>
               </w:rPr>
-              <w:instrText xml:space="preserve"> PAGEREF _Toc240304766 \h </w:instrText>
+              <w:instrText xml:space="preserve"> PAGEREF _Toc240305432 \h </w:instrText>
             </w:r>
             <w:r>
               <w:rPr>
@@ -1474,7 +1474,7 @@
               <w14:ligatures w14:val="standardContextual"/>
             </w:rPr>
           </w:pPr>
-          <w:hyperlink w:anchor="_Toc240304767" w:history="1">
+          <w:hyperlink w:anchor="_Toc240305433" w:history="1">
             <w:r>
               <w:rPr>
                 <w:rStyle w:val="Hipervnculo"/>
@@ -1498,7 +1498,7 @@
               <w:rPr>
                 <w:noProof/>
               </w:rPr>
-              <w:instrText xml:space="preserve"> PAGEREF _Toc240304767 \h </w:instrText>
+              <w:instrText xml:space="preserve"> PAGEREF _Toc240305433 \h </w:instrText>
             </w:r>
             <w:r>
               <w:rPr>
@@ -1539,7 +1539,7 @@
               <w14:ligatures w14:val="standardContextual"/>
             </w:rPr>
           </w:pPr>
-          <w:hyperlink w:anchor="_Toc240304768" w:history="1">
+          <w:hyperlink w:anchor="_Toc240305434" w:history="1">
             <w:r>
               <w:rPr>
                 <w:rStyle w:val="Hipervnculo"/>
@@ -1563,7 +1563,7 @@
               <w:rPr>
                 <w:noProof/>
               </w:rPr>
-              <w:instrText xml:space="preserve"> PAGEREF _Toc240304768 \h </w:instrText>
+              <w:instrText xml:space="preserve"> PAGEREF _Toc240305434 \h </w:instrText>
             </w:r>
             <w:r>
               <w:rPr>
@@ -1604,7 +1604,7 @@
               <w14:ligatures w14:val="standardContextual"/>
             </w:rPr>
           </w:pPr>
-          <w:hyperlink w:anchor="_Toc240304769" w:history="1">
+          <w:hyperlink w:anchor="_Toc240305435" w:history="1">
             <w:r>
               <w:rPr>
                 <w:rStyle w:val="Hipervnculo"/>
@@ -1628,7 +1628,7 @@
               <w:rPr>
                 <w:noProof/>
               </w:rPr>
-              <w:instrText xml:space="preserve"> PAGEREF _Toc240304769 \h </w:instrText>
+              <w:instrText xml:space="preserve"> PAGEREF _Toc240305435 \h </w:instrText>
             </w:r>
             <w:r>
               <w:rPr>
@@ -1669,7 +1669,7 @@
               <w14:ligatures w14:val="standardContextual"/>
             </w:rPr>
           </w:pPr>
-          <w:hyperlink w:anchor="_Toc240304770" w:history="1">
+          <w:hyperlink w:anchor="_Toc240305436" w:history="1">
             <w:r>
               <w:rPr>
                 <w:rStyle w:val="Hipervnculo"/>
@@ -1693,7 +1693,7 @@
               <w:rPr>
                 <w:noProof/>
               </w:rPr>
-              <w:instrText xml:space="preserve"> PAGEREF _Toc240304770 \h </w:instrText>
+              <w:instrText xml:space="preserve"> PAGEREF _Toc240305436 \h </w:instrText>
             </w:r>
             <w:r>
               <w:rPr>
@@ -1734,7 +1734,7 @@
               <w14:ligatures w14:val="standardContextual"/>
             </w:rPr>
           </w:pPr>
-          <w:hyperlink w:anchor="_Toc240304771" w:history="1">
+          <w:hyperlink w:anchor="_Toc240305437" w:history="1">
             <w:r>
               <w:rPr>
                 <w:rStyle w:val="Hipervnculo"/>
@@ -1758,7 +1758,7 @@
               <w:rPr>
                 <w:noProof/>
               </w:rPr>
-              <w:instrText xml:space="preserve"> PAGEREF _Toc240304771 \h </w:instrText>
+              <w:instrText xml:space="preserve"> PAGEREF _Toc240305437 \h </w:instrText>
             </w:r>
             <w:r>
               <w:rPr>
@@ -1799,7 +1799,7 @@
               <w14:ligatures w14:val="standardContextual"/>
             </w:rPr>
           </w:pPr>
-          <w:hyperlink w:anchor="_Toc240304772" w:history="1">
+          <w:hyperlink w:anchor="_Toc240305438" w:history="1">
             <w:r>
               <w:rPr>
                 <w:rStyle w:val="Hipervnculo"/>
@@ -1823,7 +1823,7 @@
               <w:rPr>
                 <w:noProof/>
               </w:rPr>
-              <w:instrText xml:space="preserve"> PAGEREF _Toc240304772 \h </w:instrText>
+              <w:instrText xml:space="preserve"> PAGEREF _Toc240305438 \h </w:instrText>
             </w:r>
             <w:r>
               <w:rPr>
@@ -1864,7 +1864,7 @@
               <w14:ligatures w14:val="standardContextual"/>
             </w:rPr>
           </w:pPr>
-          <w:hyperlink w:anchor="_Toc240304773" w:history="1">
+          <w:hyperlink w:anchor="_Toc240305439" w:history="1">
             <w:r>
               <w:rPr>
                 <w:rStyle w:val="Hipervnculo"/>
@@ -1888,7 +1888,7 @@
               <w:rPr>
                 <w:noProof/>
               </w:rPr>
-              <w:instrText xml:space="preserve"> PAGEREF _Toc240304773 \h </w:instrText>
+              <w:instrText xml:space="preserve"> PAGEREF _Toc240305439 \h </w:instrText>
             </w:r>
             <w:r>
               <w:rPr>
@@ -1929,7 +1929,7 @@
               <w14:ligatures w14:val="standardContextual"/>
             </w:rPr>
           </w:pPr>
-          <w:hyperlink w:anchor="_Toc240304774" w:history="1">
+          <w:hyperlink w:anchor="_Toc240305440" w:history="1">
             <w:r>
               <w:rPr>
                 <w:rStyle w:val="Hipervnculo"/>
@@ -1953,7 +1953,7 @@
               <w:rPr>
                 <w:noProof/>
               </w:rPr>
-              <w:instrText xml:space="preserve"> PAGEREF _Toc240304774 \h </w:instrText>
+              <w:instrText xml:space="preserve"> PAGEREF _Toc240305440 \h </w:instrText>
             </w:r>
             <w:r>
               <w:rPr>
@@ -1994,7 +1994,7 @@
               <w14:ligatures w14:val="standardContextual"/>
             </w:rPr>
           </w:pPr>
-          <w:hyperlink w:anchor="_Toc240304775" w:history="1">
+          <w:hyperlink w:anchor="_Toc240305441" w:history="1">
             <w:r>
               <w:rPr>
                 <w:rStyle w:val="Hipervnculo"/>
@@ -2018,7 +2018,7 @@
               <w:rPr>
                 <w:noProof/>
               </w:rPr>
-              <w:instrText xml:space="preserve"> PAGEREF _Toc240304775 \h </w:instrText>
+              <w:instrText xml:space="preserve"> PAGEREF _Toc240305441 \h </w:instrText>
             </w:r>
             <w:r>
               <w:rPr>
@@ -2059,7 +2059,7 @@
               <w14:ligatures w14:val="standardContextual"/>
             </w:rPr>
           </w:pPr>
-          <w:hyperlink w:anchor="_Toc240304776" w:history="1">
+          <w:hyperlink w:anchor="_Toc240305442" w:history="1">
             <w:r>
               <w:rPr>
                 <w:rStyle w:val="Hipervnculo"/>
@@ -2083,7 +2083,7 @@
               <w:rPr>
                 <w:noProof/>
               </w:rPr>
-              <w:instrText xml:space="preserve"> PAGEREF _Toc240304776 \h </w:instrText>
+              <w:instrText xml:space="preserve"> PAGEREF _Toc240305442 \h </w:instrText>
             </w:r>
             <w:r>
               <w:rPr>
@@ -2124,7 +2124,7 @@
               <w14:ligatures w14:val="standardContextual"/>
             </w:rPr>
           </w:pPr>
-          <w:hyperlink w:anchor="_Toc240304777" w:history="1">
+          <w:hyperlink w:anchor="_Toc240305443" w:history="1">
             <w:r>
               <w:rPr>
                 <w:rStyle w:val="Hipervnculo"/>
@@ -2148,7 +2148,7 @@
               <w:rPr>
                 <w:noProof/>
               </w:rPr>
-              <w:instrText xml:space="preserve"> PAGEREF _Toc240304777 \h </w:instrText>
+              <w:instrText xml:space="preserve"> PAGEREF _Toc240305443 \h </w:instrText>
             </w:r>
             <w:r>
               <w:rPr>
@@ -2189,7 +2189,7 @@
               <w14:ligatures w14:val="standardContextual"/>
             </w:rPr>
           </w:pPr>
-          <w:hyperlink w:anchor="_Toc240304778" w:history="1">
+          <w:hyperlink w:anchor="_Toc240305444" w:history="1">
             <w:r>
               <w:rPr>
                 <w:rStyle w:val="Hipervnculo"/>
@@ -2213,7 +2213,7 @@
               <w:rPr>
                 <w:noProof/>
               </w:rPr>
-              <w:instrText xml:space="preserve"> PAGEREF _Toc240304778 \h </w:instrText>
+              <w:instrText xml:space="preserve"> PAGEREF _Toc240305444 \h </w:instrText>
             </w:r>
             <w:r>
               <w:rPr>
@@ -2254,7 +2254,7 @@
               <w14:ligatures w14:val="standardContextual"/>
             </w:rPr>
           </w:pPr>
-          <w:hyperlink w:anchor="_Toc240304779" w:history="1">
+          <w:hyperlink w:anchor="_Toc240305445" w:history="1">
             <w:r>
               <w:rPr>
                 <w:rStyle w:val="Hipervnculo"/>
@@ -2278,7 +2278,7 @@
               <w:rPr>
                 <w:noProof/>
               </w:rPr>
-              <w:instrText xml:space="preserve"> PAGEREF _Toc240304779 \h </w:instrText>
+              <w:instrText xml:space="preserve"> PAGEREF _Toc240305445 \h </w:instrText>
             </w:r>
             <w:r>
               <w:rPr>
@@ -2319,7 +2319,7 @@
               <w14:ligatures w14:val="standardContextual"/>
             </w:rPr>
           </w:pPr>
-          <w:hyperlink w:anchor="_Toc240304780" w:history="1">
+          <w:hyperlink w:anchor="_Toc240305446" w:history="1">
             <w:r>
               <w:rPr>
                 <w:rStyle w:val="Hipervnculo"/>
@@ -2343,7 +2343,7 @@
               <w:rPr>
                 <w:noProof/>
               </w:rPr>
-              <w:instrText xml:space="preserve"> PAGEREF _Toc240304780 \h </w:instrText>
+              <w:instrText xml:space="preserve"> PAGEREF _Toc240305446 \h </w:instrText>
             </w:r>
             <w:r>
               <w:rPr>
@@ -2384,7 +2384,7 @@
               <w14:ligatures w14:val="standardContextual"/>
             </w:rPr>
           </w:pPr>
-          <w:hyperlink w:anchor="_Toc240304781" w:history="1">
+          <w:hyperlink w:anchor="_Toc240305447" w:history="1">
             <w:r>
               <w:rPr>
                 <w:rStyle w:val="Hipervnculo"/>
@@ -2408,7 +2408,7 @@
               <w:rPr>
                 <w:noProof/>
               </w:rPr>
-              <w:instrText xml:space="preserve"> PAGEREF _Toc240304781 \h </w:instrText>
+              <w:instrText xml:space="preserve"> PAGEREF _Toc240305447 \h </w:instrText>
             </w:r>
             <w:r>
               <w:rPr>
@@ -2449,7 +2449,7 @@
               <w14:ligatures w14:val="standardContextual"/>
             </w:rPr>
           </w:pPr>
-          <w:hyperlink w:anchor="_Toc240304782" w:history="1">
+          <w:hyperlink w:anchor="_Toc240305448" w:history="1">
             <w:r>
               <w:rPr>
                 <w:rStyle w:val="Hipervnculo"/>
@@ -2473,7 +2473,7 @@
               <w:rPr>
                 <w:noProof/>
               </w:rPr>
-              <w:instrText xml:space="preserve"> PAGEREF _Toc240304782 \h </w:instrText>
+              <w:instrText xml:space="preserve"> PAGEREF _Toc240305448 \h </w:instrText>
             </w:r>
             <w:r>
               <w:rPr>
@@ -2514,7 +2514,7 @@
               <w14:ligatures w14:val="standardContextual"/>
             </w:rPr>
           </w:pPr>
-          <w:hyperlink w:anchor="_Toc240304783" w:history="1">
+          <w:hyperlink w:anchor="_Toc240305449" w:history="1">
             <w:r>
               <w:rPr>
                 <w:rStyle w:val="Hipervnculo"/>
@@ -2538,7 +2538,7 @@
               <w:rPr>
                 <w:noProof/>
               </w:rPr>
-              <w:instrText xml:space="preserve"> PAGEREF _Toc240304783 \h </w:instrText>
+              <w:instrText xml:space="preserve"> PAGEREF _Toc240305449 \h </w:instrText>
             </w:r>
             <w:r>
               <w:rPr>
@@ -2579,7 +2579,7 @@
               <w14:ligatures w14:val="standardContextual"/>
             </w:rPr>
           </w:pPr>
-          <w:hyperlink w:anchor="_Toc240304784" w:history="1">
+          <w:hyperlink w:anchor="_Toc240305450" w:history="1">
             <w:r>
               <w:rPr>
                 <w:rStyle w:val="Hipervnculo"/>
@@ -2603,7 +2603,7 @@
               <w:rPr>
                 <w:noProof/>
               </w:rPr>
-              <w:instrText xml:space="preserve"> PAGEREF _Toc240304784 \h </w:instrText>
+              <w:instrText xml:space="preserve"> PAGEREF _Toc240305450 \h </w:instrText>
             </w:r>
             <w:r>
               <w:rPr>
@@ -2644,7 +2644,7 @@
               <w14:ligatures w14:val="standardContextual"/>
             </w:rPr>
           </w:pPr>
-          <w:hyperlink w:anchor="_Toc240304785" w:history="1">
+          <w:hyperlink w:anchor="_Toc240305451" w:history="1">
             <w:r>
               <w:rPr>
                 <w:rStyle w:val="Hipervnculo"/>
@@ -2668,7 +2668,7 @@
               <w:rPr>
                 <w:noProof/>
               </w:rPr>
-              <w:instrText xml:space="preserve"> PAGEREF _Toc240304785 \h </w:instrText>
+              <w:instrText xml:space="preserve"> PAGEREF _Toc240305451 \h </w:instrText>
             </w:r>
             <w:r>
               <w:rPr>
@@ -2709,7 +2709,7 @@
               <w14:ligatures w14:val="standardContextual"/>
             </w:rPr>
           </w:pPr>
-          <w:hyperlink w:anchor="_Toc240304786" w:history="1">
+          <w:hyperlink w:anchor="_Toc240305452" w:history="1">
             <w:r>
               <w:rPr>
                 <w:rStyle w:val="Hipervnculo"/>
@@ -2733,7 +2733,7 @@
               <w:rPr>
                 <w:noProof/>
               </w:rPr>
-              <w:instrText xml:space="preserve"> PAGEREF _Toc240304786 \h </w:instrText>
+              <w:instrText xml:space="preserve"> PAGEREF _Toc240305452 \h </w:instrText>
             </w:r>
             <w:r>
               <w:rPr>
@@ -2774,7 +2774,7 @@
               <w14:ligatures w14:val="standardContextual"/>
             </w:rPr>
           </w:pPr>
-          <w:hyperlink w:anchor="_Toc240304787" w:history="1">
+          <w:hyperlink w:anchor="_Toc240305453" w:history="1">
             <w:r>
               <w:rPr>
                 <w:rStyle w:val="Hipervnculo"/>
@@ -2798,7 +2798,7 @@
               <w:rPr>
                 <w:noProof/>
               </w:rPr>
-              <w:instrText xml:space="preserve"> PAGEREF _Toc240304787 \h </w:instrText>
+              <w:instrText xml:space="preserve"> PAGEREF _Toc240305453 \h </w:instrText>
             </w:r>
             <w:r>
               <w:rPr>
@@ -2839,7 +2839,7 @@
               <w14:ligatures w14:val="standardContextual"/>
             </w:rPr>
           </w:pPr>
-          <w:hyperlink w:anchor="_Toc240304788" w:history="1">
+          <w:hyperlink w:anchor="_Toc240305454" w:history="1">
             <w:r>
               <w:rPr>
                 <w:rStyle w:val="Hipervnculo"/>
@@ -2863,7 +2863,7 @@
               <w:rPr>
                 <w:noProof/>
               </w:rPr>
-              <w:instrText xml:space="preserve"> PAGEREF _Toc240304788 \h </w:instrText>
+              <w:instrText xml:space="preserve"> PAGEREF _Toc240305454 \h </w:instrText>
             </w:r>
             <w:r>
               <w:rPr>
@@ -2904,7 +2904,7 @@
               <w14:ligatures w14:val="standardContextual"/>
             </w:rPr>
           </w:pPr>
-          <w:hyperlink w:anchor="_Toc240304789" w:history="1">
+          <w:hyperlink w:anchor="_Toc240305455" w:history="1">
             <w:r>
               <w:rPr>
                 <w:rStyle w:val="Hipervnculo"/>
@@ -2928,7 +2928,7 @@
               <w:rPr>
                 <w:noProof/>
               </w:rPr>
-              <w:instrText xml:space="preserve"> PAGEREF _Toc240304789 \h </w:instrText>
+              <w:instrText xml:space="preserve"> PAGEREF _Toc240305455 \h </w:instrText>
             </w:r>
             <w:r>
               <w:rPr>
@@ -2969,7 +2969,7 @@
               <w14:ligatures w14:val="standardContextual"/>
             </w:rPr>
           </w:pPr>
-          <w:hyperlink w:anchor="_Toc240304790" w:history="1">
+          <w:hyperlink w:anchor="_Toc240305456" w:history="1">
             <w:r>
               <w:rPr>
                 <w:rStyle w:val="Hipervnculo"/>
@@ -2993,7 +2993,7 @@
               <w:rPr>
                 <w:noProof/>
               </w:rPr>
-              <w:instrText xml:space="preserve"> PAGEREF _Toc240304790 \h </w:instrText>
+              <w:instrText xml:space="preserve"> PAGEREF _Toc240305456 \h </w:instrText>
             </w:r>
             <w:r>
               <w:rPr>
@@ -3034,7 +3034,7 @@
               <w14:ligatures w14:val="standardContextual"/>
             </w:rPr>
           </w:pPr>
-          <w:hyperlink w:anchor="_Toc240304791" w:history="1">
+          <w:hyperlink w:anchor="_Toc240305457" w:history="1">
             <w:r>
               <w:rPr>
                 <w:rStyle w:val="Hipervnculo"/>
@@ -3058,7 +3058,7 @@
               <w:rPr>
                 <w:noProof/>
               </w:rPr>
-              <w:instrText xml:space="preserve"> PAGEREF _Toc240304791 \h </w:instrText>
+              <w:instrText xml:space="preserve"> PAGEREF _Toc240305457 \h </w:instrText>
             </w:r>
             <w:r>
               <w:rPr>
@@ -3099,7 +3099,7 @@
               <w14:ligatures w14:val="standardContextual"/>
             </w:rPr>
           </w:pPr>
-          <w:hyperlink w:anchor="_Toc240304792" w:history="1">
+          <w:hyperlink w:anchor="_Toc240305458" w:history="1">
             <w:r>
               <w:rPr>
                 <w:rStyle w:val="Hipervnculo"/>
@@ -3123,7 +3123,7 @@
               <w:rPr>
                 <w:noProof/>
               </w:rPr>
-              <w:instrText xml:space="preserve"> PAGEREF _Toc240304792 \h </w:instrText>
+              <w:instrText xml:space="preserve"> PAGEREF _Toc240305458 \h </w:instrText>
             </w:r>
             <w:r>
               <w:rPr>
@@ -3164,7 +3164,7 @@
               <w14:ligatures w14:val="standardContextual"/>
             </w:rPr>
           </w:pPr>
-          <w:hyperlink w:anchor="_Toc240304793" w:history="1">
+          <w:hyperlink w:anchor="_Toc240305459" w:history="1">
             <w:r>
               <w:rPr>
                 <w:rStyle w:val="Hipervnculo"/>
@@ -3188,7 +3188,7 @@
               <w:rPr>
                 <w:noProof/>
               </w:rPr>
-              <w:instrText xml:space="preserve"> PAGEREF _Toc240304793 \h </w:instrText>
+              <w:instrText xml:space="preserve"> PAGEREF _Toc240305459 \h </w:instrText>
             </w:r>
             <w:r>
               <w:rPr>
@@ -3229,7 +3229,7 @@
               <w14:ligatures w14:val="standardContextual"/>
             </w:rPr>
           </w:pPr>
-          <w:hyperlink w:anchor="_Toc240304794" w:history="1">
+          <w:hyperlink w:anchor="_Toc240305460" w:history="1">
             <w:r>
               <w:rPr>
                 <w:rStyle w:val="Hipervnculo"/>
@@ -3253,7 +3253,7 @@
               <w:rPr>
                 <w:noProof/>
               </w:rPr>
-              <w:instrText xml:space="preserve"> PAGEREF _Toc240304794 \h </w:instrText>
+              <w:instrText xml:space="preserve"> PAGEREF _Toc240305460 \h </w:instrText>
             </w:r>
             <w:r>
               <w:rPr>
@@ -3294,7 +3294,7 @@
               <w14:ligatures w14:val="standardContextual"/>
             </w:rPr>
           </w:pPr>
-          <w:hyperlink w:anchor="_Toc240304795" w:history="1">
+          <w:hyperlink w:anchor="_Toc240305461" w:history="1">
             <w:r>
               <w:rPr>
                 <w:rStyle w:val="Hipervnculo"/>
@@ -3318,7 +3318,7 @@
               <w:rPr>
                 <w:noProof/>
               </w:rPr>
-              <w:instrText xml:space="preserve"> PAGEREF _Toc240304795 \h </w:instrText>
+              <w:instrText xml:space="preserve"> PAGEREF _Toc240305461 \h </w:instrText>
             </w:r>
             <w:r>
               <w:rPr>
@@ -3359,7 +3359,7 @@
               <w14:ligatures w14:val="standardContextual"/>
             </w:rPr>
           </w:pPr>
-          <w:hyperlink w:anchor="_Toc240304796" w:history="1">
+          <w:hyperlink w:anchor="_Toc240305462" w:history="1">
             <w:r>
               <w:rPr>
                 <w:rStyle w:val="Hipervnculo"/>
@@ -3383,7 +3383,7 @@
               <w:rPr>
                 <w:noProof/>
               </w:rPr>
-              <w:instrText xml:space="preserve"> PAGEREF _Toc240304796 \h </w:instrText>
+              <w:instrText xml:space="preserve"> PAGEREF _Toc240305462 \h </w:instrText>
             </w:r>
             <w:r>
               <w:rPr>
@@ -3424,7 +3424,7 @@
               <w14:ligatures w14:val="standardContextual"/>
             </w:rPr>
           </w:pPr>
-          <w:hyperlink w:anchor="_Toc240304797" w:history="1">
+          <w:hyperlink w:anchor="_Toc240305463" w:history="1">
             <w:r>
               <w:rPr>
                 <w:rStyle w:val="Hipervnculo"/>
@@ -3448,7 +3448,7 @@
               <w:rPr>
                 <w:noProof/>
               </w:rPr>
-              <w:instrText xml:space="preserve"> PAGEREF _Toc240304797 \h </w:instrText>
+              <w:instrText xml:space="preserve"> PAGEREF _Toc240305463 \h </w:instrText>
             </w:r>
             <w:r>
               <w:rPr>
@@ -3489,7 +3489,7 @@
               <w14:ligatures w14:val="standardContextual"/>
             </w:rPr>
           </w:pPr>
-          <w:hyperlink w:anchor="_Toc240304798" w:history="1">
+          <w:hyperlink w:anchor="_Toc240305464" w:history="1">
             <w:r>
               <w:rPr>
                 <w:rStyle w:val="Hipervnculo"/>
@@ -3513,7 +3513,7 @@
               <w:rPr>
                 <w:noProof/>
               </w:rPr>
-              <w:instrText xml:space="preserve"> PAGEREF _Toc240304798 \h </w:instrText>
+              <w:instrText xml:space="preserve"> PAGEREF _Toc240305464 \h </w:instrText>
             </w:r>
             <w:r>
               <w:rPr>
@@ -3554,7 +3554,7 @@
               <w14:ligatures w14:val="standardContextual"/>
             </w:rPr>
           </w:pPr>
-          <w:hyperlink w:anchor="_Toc240304799" w:history="1">
+          <w:hyperlink w:anchor="_Toc240305465" w:history="1">
             <w:r>
               <w:rPr>
                 <w:rStyle w:val="Hipervnculo"/>
@@ -3578,7 +3578,7 @@
               <w:rPr>
                 <w:noProof/>
               </w:rPr>
-              <w:instrText xml:space="preserve"> PAGEREF _Toc240304799 \h </w:instrText>
+              <w:instrText xml:space="preserve"> PAGEREF _Toc240305465 \h </w:instrText>
             </w:r>
             <w:r>
               <w:rPr>
@@ -3619,7 +3619,7 @@
               <w14:ligatures w14:val="standardContextual"/>
             </w:rPr>
           </w:pPr>
-          <w:hyperlink w:anchor="_Toc240304800" w:history="1">
+          <w:hyperlink w:anchor="_Toc240305466" w:history="1">
             <w:r>
               <w:rPr>
                 <w:rStyle w:val="Hipervnculo"/>
@@ -3643,7 +3643,7 @@
               <w:rPr>
                 <w:noProof/>
               </w:rPr>
-              <w:instrText xml:space="preserve"> PAGEREF _Toc240304800 \h </w:instrText>
+              <w:instrText xml:space="preserve"> PAGEREF _Toc240305466 \h </w:instrText>
             </w:r>
             <w:r>
               <w:rPr>
@@ -3684,7 +3684,7 @@
               <w14:ligatures w14:val="standardContextual"/>
             </w:rPr>
           </w:pPr>
-          <w:hyperlink w:anchor="_Toc240304801" w:history="1">
+          <w:hyperlink w:anchor="_Toc240305467" w:history="1">
             <w:r>
               <w:rPr>
                 <w:rStyle w:val="Hipervnculo"/>
@@ -3708,7 +3708,7 @@
               <w:rPr>
                 <w:noProof/>
               </w:rPr>
-              <w:instrText xml:space="preserve"> PAGEREF _Toc240304801 \h </w:instrText>
+              <w:instrText xml:space="preserve"> PAGEREF _Toc240305467 \h </w:instrText>
             </w:r>
             <w:r>
               <w:rPr>
@@ -3749,7 +3749,7 @@
               <w14:ligatures w14:val="standardContextual"/>
             </w:rPr>
           </w:pPr>
-          <w:hyperlink w:anchor="_Toc240304802" w:history="1">
+          <w:hyperlink w:anchor="_Toc240305468" w:history="1">
             <w:r>
               <w:rPr>
                 <w:rStyle w:val="Hipervnculo"/>
@@ -3773,7 +3773,7 @@
               <w:rPr>
                 <w:noProof/>
               </w:rPr>
-              <w:instrText xml:space="preserve"> PAGEREF _Toc240304802 \h </w:instrText>
+              <w:instrText xml:space="preserve"> PAGEREF _Toc240305468 \h </w:instrText>
             </w:r>
             <w:r>
               <w:rPr>
@@ -3814,7 +3814,7 @@
               <w14:ligatures w14:val="standardContextual"/>
             </w:rPr>
           </w:pPr>
-          <w:hyperlink w:anchor="_Toc240304803" w:history="1">
+          <w:hyperlink w:anchor="_Toc240305469" w:history="1">
             <w:r>
               <w:rPr>
                 <w:rStyle w:val="Hipervnculo"/>
@@ -3838,7 +3838,7 @@
               <w:rPr>
                 <w:noProof/>
               </w:rPr>
-              <w:instrText xml:space="preserve"> PAGEREF _Toc240304803 \h </w:instrText>
+              <w:instrText xml:space="preserve"> PAGEREF _Toc240305469 \h </w:instrText>
             </w:r>
             <w:r>
               <w:rPr>
@@ -3879,7 +3879,7 @@
               <w14:ligatures w14:val="standardContextual"/>
             </w:rPr>
           </w:pPr>
-          <w:hyperlink w:anchor="_Toc240304804" w:history="1">
+          <w:hyperlink w:anchor="_Toc240305470" w:history="1">
             <w:r>
               <w:rPr>
                 <w:rStyle w:val="Hipervnculo"/>
@@ -3903,7 +3903,7 @@
               <w:rPr>
                 <w:noProof/>
               </w:rPr>
-              <w:instrText xml:space="preserve"> PAGEREF _Toc240304804 \h </w:instrText>
+              <w:instrText xml:space="preserve"> PAGEREF _Toc240305470 \h </w:instrText>
             </w:r>
             <w:r>
               <w:rPr>
@@ -3944,7 +3944,7 @@
               <w14:ligatures w14:val="standardContextual"/>
             </w:rPr>
           </w:pPr>
-          <w:hyperlink w:anchor="_Toc240304805" w:history="1">
+          <w:hyperlink w:anchor="_Toc240305471" w:history="1">
             <w:r>
               <w:rPr>
                 <w:rStyle w:val="Hipervnculo"/>
@@ -3968,7 +3968,7 @@
               <w:rPr>
                 <w:noProof/>
               </w:rPr>
-              <w:instrText xml:space="preserve"> PAGEREF _Toc240304805 \h </w:instrText>
+              <w:instrText xml:space="preserve"> PAGEREF _Toc240305471 \h </w:instrText>
             </w:r>
             <w:r>
               <w:rPr>
@@ -4009,7 +4009,7 @@
               <w14:ligatures w14:val="standardContextual"/>
             </w:rPr>
           </w:pPr>
-          <w:hyperlink w:anchor="_Toc240304806" w:history="1">
+          <w:hyperlink w:anchor="_Toc240305472" w:history="1">
             <w:r>
               <w:rPr>
                 <w:rStyle w:val="Hipervnculo"/>
@@ -4033,7 +4033,7 @@
               <w:rPr>
                 <w:noProof/>
               </w:rPr>
-              <w:instrText xml:space="preserve"> PAGEREF _Toc240304806 \h </w:instrText>
+              <w:instrText xml:space="preserve"> PAGEREF _Toc240305472 \h </w:instrText>
             </w:r>
             <w:r>
               <w:rPr>
@@ -4074,7 +4074,7 @@
               <w14:ligatures w14:val="standardContextual"/>
             </w:rPr>
           </w:pPr>
-          <w:hyperlink w:anchor="_Toc240304807" w:history="1">
+          <w:hyperlink w:anchor="_Toc240305473" w:history="1">
             <w:r>
               <w:rPr>
                 <w:rStyle w:val="Hipervnculo"/>
@@ -4098,7 +4098,7 @@
               <w:rPr>
                 <w:noProof/>
               </w:rPr>
-              <w:instrText xml:space="preserve"> PAGEREF _Toc240304807 \h </w:instrText>
+              <w:instrText xml:space="preserve"> PAGEREF _Toc240305473 \h </w:instrText>
             </w:r>
             <w:r>
               <w:rPr>
@@ -4139,7 +4139,7 @@
               <w14:ligatures w14:val="standardContextual"/>
             </w:rPr>
           </w:pPr>
-          <w:hyperlink w:anchor="_Toc240304808" w:history="1">
+          <w:hyperlink w:anchor="_Toc240305474" w:history="1">
             <w:r>
               <w:rPr>
                 <w:rStyle w:val="Hipervnculo"/>
@@ -4163,7 +4163,7 @@
               <w:rPr>
                 <w:noProof/>
               </w:rPr>
-              <w:instrText xml:space="preserve"> PAGEREF _Toc240304808 \h </w:instrText>
+              <w:instrText xml:space="preserve"> PAGEREF _Toc240305474 \h </w:instrText>
             </w:r>
             <w:r>
               <w:rPr>
@@ -4204,7 +4204,7 @@
               <w14:ligatures w14:val="standardContextual"/>
             </w:rPr>
           </w:pPr>
-          <w:hyperlink w:anchor="_Toc240304809" w:history="1">
+          <w:hyperlink w:anchor="_Toc240305475" w:history="1">
             <w:r>
               <w:rPr>
                 <w:rStyle w:val="Hipervnculo"/>
@@ -4228,7 +4228,7 @@
               <w:rPr>
                 <w:noProof/>
               </w:rPr>
-              <w:instrText xml:space="preserve"> PAGEREF _Toc240304809 \h </w:instrText>
+              <w:instrText xml:space="preserve"> PAGEREF _Toc240305475 \h </w:instrText>
             </w:r>
             <w:r>
               <w:rPr>
@@ -4269,7 +4269,7 @@
               <w14:ligatures w14:val="standardContextual"/>
             </w:rPr>
           </w:pPr>
-          <w:hyperlink w:anchor="_Toc240304810" w:history="1">
+          <w:hyperlink w:anchor="_Toc240305476" w:history="1">
             <w:r>
               <w:rPr>
                 <w:rStyle w:val="Hipervnculo"/>
@@ -4293,7 +4293,7 @@
               <w:rPr>
                 <w:noProof/>
               </w:rPr>
-              <w:instrText xml:space="preserve"> PAGEREF _Toc240304810 \h </w:instrText>
+              <w:instrText xml:space="preserve"> PAGEREF _Toc240305476 \h </w:instrText>
             </w:r>
             <w:r>
               <w:rPr>
@@ -4334,7 +4334,7 @@
               <w14:ligatures w14:val="standardContextual"/>
             </w:rPr>
           </w:pPr>
-          <w:hyperlink w:anchor="_Toc240304811" w:history="1">
+          <w:hyperlink w:anchor="_Toc240305477" w:history="1">
             <w:r>
               <w:rPr>
                 <w:rStyle w:val="Hipervnculo"/>
@@ -4358,7 +4358,7 @@
               <w:rPr>
                 <w:noProof/>
               </w:rPr>
-              <w:instrText xml:space="preserve"> PAGEREF _Toc240304811 \h </w:instrText>
+              <w:instrText xml:space="preserve"> PAGEREF _Toc240305477 \h </w:instrText>
             </w:r>
             <w:r>
               <w:rPr>
@@ -4399,7 +4399,7 @@
               <w14:ligatures w14:val="standardContextual"/>
             </w:rPr>
           </w:pPr>
-          <w:hyperlink w:anchor="_Toc240304812" w:history="1">
+          <w:hyperlink w:anchor="_Toc240305478" w:history="1">
             <w:r>
               <w:rPr>
                 <w:rStyle w:val="Hipervnculo"/>
@@ -4423,7 +4423,7 @@
               <w:rPr>
                 <w:noProof/>
               </w:rPr>
-              <w:instrText xml:space="preserve"> PAGEREF _Toc240304812 \h </w:instrText>
+              <w:instrText xml:space="preserve"> PAGEREF _Toc240305478 \h </w:instrText>
             </w:r>
             <w:r>
               <w:rPr>
@@ -4464,7 +4464,7 @@
               <w14:ligatures w14:val="standardContextual"/>
             </w:rPr>
           </w:pPr>
-          <w:hyperlink w:anchor="_Toc240304813" w:history="1">
+          <w:hyperlink w:anchor="_Toc240305479" w:history="1">
             <w:r>
               <w:rPr>
                 <w:rStyle w:val="Hipervnculo"/>
@@ -4488,7 +4488,7 @@
               <w:rPr>
                 <w:noProof/>
               </w:rPr>
-              <w:instrText xml:space="preserve"> PAGEREF _Toc240304813 \h </w:instrText>
+              <w:instrText xml:space="preserve"> PAGEREF _Toc240305479 \h </w:instrText>
             </w:r>
             <w:r>
               <w:rPr>
@@ -4529,7 +4529,7 @@
               <w14:ligatures w14:val="standardContextual"/>
             </w:rPr>
           </w:pPr>
-          <w:hyperlink w:anchor="_Toc240304814" w:history="1">
+          <w:hyperlink w:anchor="_Toc240305480" w:history="1">
             <w:r>
               <w:rPr>
                 <w:rStyle w:val="Hipervnculo"/>
@@ -4553,7 +4553,7 @@
               <w:rPr>
                 <w:noProof/>
               </w:rPr>
-              <w:instrText xml:space="preserve"> PAGEREF _Toc240304814 \h </w:instrText>
+              <w:instrText xml:space="preserve"> PAGEREF _Toc240305480 \h </w:instrText>
             </w:r>
             <w:r>
               <w:rPr>
@@ -4594,7 +4594,7 @@
               <w14:ligatures w14:val="standardContextual"/>
             </w:rPr>
           </w:pPr>
-          <w:hyperlink w:anchor="_Toc240304815" w:history="1">
+          <w:hyperlink w:anchor="_Toc240305481" w:history="1">
             <w:r>
               <w:rPr>
                 <w:rStyle w:val="Hipervnculo"/>
@@ -4618,7 +4618,7 @@
               <w:rPr>
                 <w:noProof/>
               </w:rPr>
-              <w:instrText xml:space="preserve"> PAGEREF _Toc240304815 \h </w:instrText>
+              <w:instrText xml:space="preserve"> PAGEREF _Toc240305481 \h </w:instrText>
             </w:r>
             <w:r>
               <w:rPr>
@@ -4659,7 +4659,7 @@
               <w14:ligatures w14:val="standardContextual"/>
             </w:rPr>
           </w:pPr>
-          <w:hyperlink w:anchor="_Toc240304816" w:history="1">
+          <w:hyperlink w:anchor="_Toc240305482" w:history="1">
             <w:r>
               <w:rPr>
                 <w:rStyle w:val="Hipervnculo"/>
@@ -4683,7 +4683,7 @@
               <w:rPr>
                 <w:noProof/>
               </w:rPr>
-              <w:instrText xml:space="preserve"> PAGEREF _Toc240304816 \h </w:instrText>
+              <w:instrText xml:space="preserve"> PAGEREF _Toc240305482 \h </w:instrText>
             </w:r>
             <w:r>
               <w:rPr>
@@ -4724,7 +4724,7 @@
               <w14:ligatures w14:val="standardContextual"/>
             </w:rPr>
           </w:pPr>
-          <w:hyperlink w:anchor="_Toc240304817" w:history="1">
+          <w:hyperlink w:anchor="_Toc240305483" w:history="1">
             <w:r>
               <w:rPr>
                 <w:rStyle w:val="Hipervnculo"/>
@@ -4748,7 +4748,7 @@
               <w:rPr>
                 <w:noProof/>
               </w:rPr>
-              <w:instrText xml:space="preserve"> PAGEREF _Toc240304817 \h </w:instrText>
+              <w:instrText xml:space="preserve"> PAGEREF _Toc240305483 \h </w:instrText>
             </w:r>
             <w:r>
               <w:rPr>
@@ -4789,7 +4789,7 @@
               <w14:ligatures w14:val="standardContextual"/>
             </w:rPr>
           </w:pPr>
-          <w:hyperlink w:anchor="_Toc240304818" w:history="1">
+          <w:hyperlink w:anchor="_Toc240305484" w:history="1">
             <w:r>
               <w:rPr>
                 <w:rStyle w:val="Hipervnculo"/>
@@ -4813,7 +4813,7 @@
               <w:rPr>
                 <w:noProof/>
               </w:rPr>
-              <w:instrText xml:space="preserve"> PAGEREF _Toc240304818 \h </w:instrText>
+              <w:instrText xml:space="preserve"> PAGEREF _Toc240305484 \h </w:instrText>
             </w:r>
             <w:r>
               <w:rPr>
@@ -4854,7 +4854,7 @@
               <w14:ligatures w14:val="standardContextual"/>
             </w:rPr>
           </w:pPr>
-          <w:hyperlink w:anchor="_Toc240304819" w:history="1">
+          <w:hyperlink w:anchor="_Toc240305485" w:history="1">
             <w:r>
               <w:rPr>
                 <w:rStyle w:val="Hipervnculo"/>
@@ -4878,7 +4878,7 @@
               <w:rPr>
                 <w:noProof/>
               </w:rPr>
-              <w:instrText xml:space="preserve"> PAGEREF _Toc240304819 \h </w:instrText>
+              <w:instrText xml:space="preserve"> PAGEREF _Toc240305485 \h </w:instrText>
             </w:r>
             <w:r>
               <w:rPr>
@@ -4919,7 +4919,7 @@
               <w14:ligatures w14:val="standardContextual"/>
             </w:rPr>
           </w:pPr>
-          <w:hyperlink w:anchor="_Toc240304820" w:history="1">
+          <w:hyperlink w:anchor="_Toc240305486" w:history="1">
             <w:r>
               <w:rPr>
                 <w:rStyle w:val="Hipervnculo"/>
@@ -4943,7 +4943,7 @@
               <w:rPr>
                 <w:noProof/>
               </w:rPr>
-              <w:instrText xml:space="preserve"> PAGEREF _Toc240304820 \h </w:instrText>
+              <w:instrText xml:space="preserve"> PAGEREF _Toc240305486 \h </w:instrText>
             </w:r>
             <w:r>
               <w:rPr>
@@ -4984,7 +4984,7 @@
               <w14:ligatures w14:val="standardContextual"/>
             </w:rPr>
           </w:pPr>
-          <w:hyperlink w:anchor="_Toc240304821" w:history="1">
+          <w:hyperlink w:anchor="_Toc240305487" w:history="1">
             <w:r>
               <w:rPr>
                 <w:rStyle w:val="Hipervnculo"/>
@@ -5008,7 +5008,7 @@
               <w:rPr>
                 <w:noProof/>
               </w:rPr>
-              <w:instrText xml:space="preserve"> PAGEREF _Toc240304821 \h </w:instrText>
+              <w:instrText xml:space="preserve"> PAGEREF _Toc240305487 \h </w:instrText>
             </w:r>
             <w:r>
               <w:rPr>
@@ -5049,7 +5049,7 @@
               <w14:ligatures w14:val="standardContextual"/>
             </w:rPr>
           </w:pPr>
-          <w:hyperlink w:anchor="_Toc240304822" w:history="1">
+          <w:hyperlink w:anchor="_Toc240305488" w:history="1">
             <w:r>
               <w:rPr>
                 <w:rStyle w:val="Hipervnculo"/>
@@ -5073,7 +5073,7 @@
               <w:rPr>
                 <w:noProof/>
               </w:rPr>
-              <w:instrText xml:space="preserve"> PAGEREF _Toc240304822 \h </w:instrText>
+              <w:instrText xml:space="preserve"> PAGEREF _Toc240305488 \h </w:instrText>
             </w:r>
             <w:r>
               <w:rPr>
@@ -5114,7 +5114,7 @@
               <w14:ligatures w14:val="standardContextual"/>
             </w:rPr>
           </w:pPr>
-          <w:hyperlink w:anchor="_Toc240304823" w:history="1">
+          <w:hyperlink w:anchor="_Toc240305489" w:history="1">
             <w:r>
               <w:rPr>
                 <w:rStyle w:val="Hipervnculo"/>
@@ -5138,7 +5138,7 @@
               <w:rPr>
                 <w:noProof/>
               </w:rPr>
-              <w:instrText xml:space="preserve"> PAGEREF _Toc240304823 \h </w:instrText>
+              <w:instrText xml:space="preserve"> PAGEREF _Toc240305489 \h </w:instrText>
             </w:r>
             <w:r>
               <w:rPr>
@@ -5179,7 +5179,7 @@
               <w14:ligatures w14:val="standardContextual"/>
             </w:rPr>
           </w:pPr>
-          <w:hyperlink w:anchor="_Toc240304824" w:history="1">
+          <w:hyperlink w:anchor="_Toc240305490" w:history="1">
             <w:r>
               <w:rPr>
                 <w:rStyle w:val="Hipervnculo"/>
@@ -5203,7 +5203,7 @@
               <w:rPr>
                 <w:noProof/>
               </w:rPr>
-              <w:instrText xml:space="preserve"> PAGEREF _Toc240304824 \h </w:instrText>
+              <w:instrText xml:space="preserve"> PAGEREF _Toc240305490 \h </w:instrText>
             </w:r>
             <w:r>
               <w:rPr>
@@ -5244,7 +5244,7 @@
               <w14:ligatures w14:val="standardContextual"/>
             </w:rPr>
           </w:pPr>
-          <w:hyperlink w:anchor="_Toc240304825" w:history="1">
+          <w:hyperlink w:anchor="_Toc240305491" w:history="1">
             <w:r>
               <w:rPr>
                 <w:rStyle w:val="Hipervnculo"/>
@@ -5268,7 +5268,7 @@
               <w:rPr>
                 <w:noProof/>
               </w:rPr>
-              <w:instrText xml:space="preserve"> PAGEREF _Toc240304825 \h </w:instrText>
+              <w:instrText xml:space="preserve"> PAGEREF _Toc240305491 \h </w:instrText>
             </w:r>
             <w:r>
               <w:rPr>
@@ -5309,7 +5309,7 @@
               <w14:ligatures w14:val="standardContextual"/>
             </w:rPr>
           </w:pPr>
-          <w:hyperlink w:anchor="_Toc240304826" w:history="1">
+          <w:hyperlink w:anchor="_Toc240305492" w:history="1">
             <w:r>
               <w:rPr>
                 <w:rStyle w:val="Hipervnculo"/>
@@ -5333,7 +5333,7 @@
               <w:rPr>
                 <w:noProof/>
               </w:rPr>
-              <w:instrText xml:space="preserve"> PAGEREF _Toc240304826 \h </w:instrText>
+              <w:instrText xml:space="preserve"> PAGEREF _Toc240305492 \h </w:instrText>
             </w:r>
             <w:r>
               <w:rPr>
@@ -5374,7 +5374,7 @@
               <w14:ligatures w14:val="standardContextual"/>
             </w:rPr>
           </w:pPr>
-          <w:hyperlink w:anchor="_Toc240304827" w:history="1">
+          <w:hyperlink w:anchor="_Toc240305493" w:history="1">
             <w:r>
               <w:rPr>
                 <w:rStyle w:val="Hipervnculo"/>
@@ -5398,7 +5398,7 @@
               <w:rPr>
                 <w:noProof/>
               </w:rPr>
-              <w:instrText xml:space="preserve"> PAGEREF _Toc240304827 \h </w:instrText>
+              <w:instrText xml:space="preserve"> PAGEREF _Toc240305493 \h </w:instrText>
             </w:r>
             <w:r>
               <w:rPr>
@@ -5439,7 +5439,7 @@
               <w14:ligatures w14:val="standardContextual"/>
             </w:rPr>
           </w:pPr>
-          <w:hyperlink w:anchor="_Toc240304828" w:history="1">
+          <w:hyperlink w:anchor="_Toc240305494" w:history="1">
             <w:r>
               <w:rPr>
                 <w:rStyle w:val="Hipervnculo"/>
@@ -5463,7 +5463,7 @@
               <w:rPr>
                 <w:noProof/>
               </w:rPr>
-              <w:instrText xml:space="preserve"> PAGEREF _Toc240304828 \h </w:instrText>
+              <w:instrText xml:space="preserve"> PAGEREF _Toc240305494 \h </w:instrText>
             </w:r>
             <w:r>
               <w:rPr>
@@ -5504,7 +5504,7 @@
               <w14:ligatures w14:val="standardContextual"/>
             </w:rPr>
           </w:pPr>
-          <w:hyperlink w:anchor="_Toc240304829" w:history="1">
+          <w:hyperlink w:anchor="_Toc240305495" w:history="1">
             <w:r>
               <w:rPr>
                 <w:rStyle w:val="Hipervnculo"/>
@@ -5528,7 +5528,7 @@
               <w:rPr>
                 <w:noProof/>
               </w:rPr>
-              <w:instrText xml:space="preserve"> PAGEREF _Toc240304829 \h </w:instrText>
+              <w:instrText xml:space="preserve"> PAGEREF _Toc240305495 \h </w:instrText>
             </w:r>
             <w:r>
               <w:rPr>
@@ -5569,7 +5569,7 @@
               <w14:ligatures w14:val="standardContextual"/>
             </w:rPr>
           </w:pPr>
-          <w:hyperlink w:anchor="_Toc240304830" w:history="1">
+          <w:hyperlink w:anchor="_Toc240305496" w:history="1">
             <w:r>
               <w:rPr>
                 <w:rStyle w:val="Hipervnculo"/>
@@ -5593,7 +5593,7 @@
               <w:rPr>
                 <w:noProof/>
               </w:rPr>
-              <w:instrText xml:space="preserve"> PAGEREF _Toc240304830 \h </w:instrText>
+              <w:instrText xml:space="preserve"> PAGEREF _Toc240305496 \h </w:instrText>
             </w:r>
             <w:r>
               <w:rPr>
@@ -5634,7 +5634,7 @@
               <w14:ligatures w14:val="standardContextual"/>
             </w:rPr>
           </w:pPr>
-          <w:hyperlink w:anchor="_Toc240304831" w:history="1">
+          <w:hyperlink w:anchor="_Toc240305497" w:history="1">
             <w:r>
               <w:rPr>
                 <w:rStyle w:val="Hipervnculo"/>
@@ -5658,7 +5658,7 @@
               <w:rPr>
                 <w:noProof/>
               </w:rPr>
-              <w:instrText xml:space="preserve"> PAGEREF _Toc240304831 \h </w:instrText>
+              <w:instrText xml:space="preserve"> PAGEREF _Toc240305497 \h </w:instrText>
             </w:r>
             <w:r>
               <w:rPr>
@@ -5699,7 +5699,7 @@
               <w14:ligatures w14:val="standardContextual"/>
             </w:rPr>
           </w:pPr>
-          <w:hyperlink w:anchor="_Toc240304832" w:history="1">
+          <w:hyperlink w:anchor="_Toc240305498" w:history="1">
             <w:r>
               <w:rPr>
                 <w:rStyle w:val="Hipervnculo"/>
@@ -5723,7 +5723,7 @@
               <w:rPr>
                 <w:noProof/>
               </w:rPr>
-              <w:instrText xml:space="preserve"> PAGEREF _Toc240304832 \h </w:instrText>
+              <w:instrText xml:space="preserve"> PAGEREF _Toc240305498 \h </w:instrText>
             </w:r>
             <w:r>
               <w:rPr>
@@ -5764,7 +5764,7 @@
               <w14:ligatures w14:val="standardContextual"/>
             </w:rPr>
           </w:pPr>
-          <w:hyperlink w:anchor="_Toc240304833" w:history="1">
+          <w:hyperlink w:anchor="_Toc240305499" w:history="1">
             <w:r>
               <w:rPr>
                 <w:rStyle w:val="Hipervnculo"/>
@@ -5788,7 +5788,7 @@
               <w:rPr>
                 <w:noProof/>
               </w:rPr>
-              <w:instrText xml:space="preserve"> PAGEREF _Toc240304833 \h </w:instrText>
+              <w:instrText xml:space="preserve"> PAGEREF _Toc240305499 \h </w:instrText>
             </w:r>
             <w:r>
               <w:rPr>
@@ -5829,7 +5829,7 @@
               <w14:ligatures w14:val="standardContextual"/>
             </w:rPr>
           </w:pPr>
-          <w:hyperlink w:anchor="_Toc240304834" w:history="1">
+          <w:hyperlink w:anchor="_Toc240305500" w:history="1">
             <w:r>
               <w:rPr>
                 <w:rStyle w:val="Hipervnculo"/>
@@ -5853,7 +5853,7 @@
               <w:rPr>
                 <w:noProof/>
               </w:rPr>
-              <w:instrText xml:space="preserve"> PAGEREF _Toc240304834 \h </w:instrText>
+              <w:instrText xml:space="preserve"> PAGEREF _Toc240305500 \h </w:instrText>
             </w:r>
             <w:r>
               <w:rPr>
@@ -5894,7 +5894,7 @@
               <w14:ligatures w14:val="standardContextual"/>
             </w:rPr>
           </w:pPr>
-          <w:hyperlink w:anchor="_Toc240304835" w:history="1">
+          <w:hyperlink w:anchor="_Toc240305501" w:history="1">
             <w:r>
               <w:rPr>
                 <w:rStyle w:val="Hipervnculo"/>
@@ -5918,7 +5918,7 @@
               <w:rPr>
                 <w:noProof/>
               </w:rPr>
-              <w:instrText xml:space="preserve"> PAGEREF _Toc240304835 \h </w:instrText>
+              <w:instrText xml:space="preserve"> PAGEREF _Toc240305501 \h </w:instrText>
             </w:r>
             <w:r>
               <w:rPr>
@@ -5959,7 +5959,7 @@
               <w14:ligatures w14:val="standardContextual"/>
             </w:rPr>
           </w:pPr>
-          <w:hyperlink w:anchor="_Toc240304836" w:history="1">
+          <w:hyperlink w:anchor="_Toc240305502" w:history="1">
             <w:r>
               <w:rPr>
                 <w:rStyle w:val="Hipervnculo"/>
@@ -5983,7 +5983,7 @@
               <w:rPr>
                 <w:noProof/>
               </w:rPr>
-              <w:instrText xml:space="preserve"> PAGEREF _Toc240304836 \h </w:instrText>
+              <w:instrText xml:space="preserve"> PAGEREF _Toc240305502 \h </w:instrText>
             </w:r>
             <w:r>
               <w:rPr>
@@ -6024,7 +6024,7 @@
               <w14:ligatures w14:val="standardContextual"/>
             </w:rPr>
           </w:pPr>
-          <w:hyperlink w:anchor="_Toc240304837" w:history="1">
+          <w:hyperlink w:anchor="_Toc240305503" w:history="1">
             <w:r>
               <w:rPr>
                 <w:rStyle w:val="Hipervnculo"/>
@@ -6048,7 +6048,7 @@
               <w:rPr>
                 <w:noProof/>
               </w:rPr>
-              <w:instrText xml:space="preserve"> PAGEREF _Toc240304837 \h </w:instrText>
+              <w:instrText xml:space="preserve"> PAGEREF _Toc240305503 \h </w:instrText>
             </w:r>
             <w:r>
               <w:rPr>
@@ -6089,7 +6089,7 @@
               <w14:ligatures w14:val="standardContextual"/>
             </w:rPr>
           </w:pPr>
-          <w:hyperlink w:anchor="_Toc240304838" w:history="1">
+          <w:hyperlink w:anchor="_Toc240305504" w:history="1">
             <w:r>
               <w:rPr>
                 <w:rStyle w:val="Hipervnculo"/>
@@ -6113,7 +6113,7 @@
               <w:rPr>
                 <w:noProof/>
               </w:rPr>
-              <w:instrText xml:space="preserve"> PAGEREF _Toc240304838 \h </w:instrText>
+              <w:instrText xml:space="preserve"> PAGEREF _Toc240305504 \h </w:instrText>
             </w:r>
             <w:r>
               <w:rPr>
@@ -6154,7 +6154,7 @@
               <w14:ligatures w14:val="standardContextual"/>
             </w:rPr>
           </w:pPr>
-          <w:hyperlink w:anchor="_Toc240304839" w:history="1">
+          <w:hyperlink w:anchor="_Toc240305505" w:history="1">
             <w:r>
               <w:rPr>
                 <w:rStyle w:val="Hipervnculo"/>
@@ -6178,7 +6178,7 @@
               <w:rPr>
                 <w:noProof/>
               </w:rPr>
-              <w:instrText xml:space="preserve"> PAGEREF _Toc240304839 \h </w:instrText>
+              <w:instrText xml:space="preserve"> PAGEREF _Toc240305505 \h </w:instrText>
             </w:r>
             <w:r>
               <w:rPr>
@@ -6219,7 +6219,7 @@
               <w14:ligatures w14:val="standardContextual"/>
             </w:rPr>
           </w:pPr>
-          <w:hyperlink w:anchor="_Toc240304840" w:history="1">
+          <w:hyperlink w:anchor="_Toc240305506" w:history="1">
             <w:r>
               <w:rPr>
                 <w:rStyle w:val="Hipervnculo"/>
@@ -6243,7 +6243,7 @@
               <w:rPr>
                 <w:noProof/>
               </w:rPr>
-              <w:instrText xml:space="preserve"> PAGEREF _Toc240304840 \h </w:instrText>
+              <w:instrText xml:space="preserve"> PAGEREF _Toc240305506 \h </w:instrText>
             </w:r>
             <w:r>
               <w:rPr>
@@ -6284,7 +6284,7 @@
               <w14:ligatures w14:val="standardContextual"/>
             </w:rPr>
           </w:pPr>
-          <w:hyperlink w:anchor="_Toc240304841" w:history="1">
+          <w:hyperlink w:anchor="_Toc240305507" w:history="1">
             <w:r>
               <w:rPr>
                 <w:rStyle w:val="Hipervnculo"/>
@@ -6308,7 +6308,7 @@
               <w:rPr>
                 <w:noProof/>
               </w:rPr>
-              <w:instrText xml:space="preserve"> PAGEREF _Toc240304841 \h </w:instrText>
+              <w:instrText xml:space="preserve"> PAGEREF _Toc240305507 \h </w:instrText>
             </w:r>
             <w:r>
               <w:rPr>
@@ -6349,7 +6349,7 @@
               <w14:ligatures w14:val="standardContextual"/>
             </w:rPr>
           </w:pPr>
-          <w:hyperlink w:anchor="_Toc240304842" w:history="1">
+          <w:hyperlink w:anchor="_Toc240305508" w:history="1">
             <w:r>
               <w:rPr>
                 <w:rStyle w:val="Hipervnculo"/>
@@ -6373,7 +6373,7 @@
               <w:rPr>
                 <w:noProof/>
               </w:rPr>
-              <w:instrText xml:space="preserve"> PAGEREF _Toc240304842 \h </w:instrText>
+              <w:instrText xml:space="preserve"> PAGEREF _Toc240305508 \h </w:instrText>
             </w:r>
             <w:r>
               <w:rPr>
@@ -6414,7 +6414,7 @@
               <w14:ligatures w14:val="standardContextual"/>
             </w:rPr>
           </w:pPr>
-          <w:hyperlink w:anchor="_Toc240304843" w:history="1">
+          <w:hyperlink w:anchor="_Toc240305509" w:history="1">
             <w:r>
               <w:rPr>
                 <w:rStyle w:val="Hipervnculo"/>
@@ -6438,7 +6438,7 @@
               <w:rPr>
                 <w:noProof/>
               </w:rPr>
-              <w:instrText xml:space="preserve"> PAGEREF _Toc240304843 \h </w:instrText>
+              <w:instrText xml:space="preserve"> PAGEREF _Toc240305509 \h </w:instrText>
             </w:r>
             <w:r>
               <w:rPr>
@@ -6479,7 +6479,7 @@
               <w14:ligatures w14:val="standardContextual"/>
             </w:rPr>
           </w:pPr>
-          <w:hyperlink w:anchor="_Toc240304844" w:history="1">
+          <w:hyperlink w:anchor="_Toc240305510" w:history="1">
             <w:r>
               <w:rPr>
                 <w:rStyle w:val="Hipervnculo"/>
@@ -6503,7 +6503,7 @@
               <w:rPr>
                 <w:noProof/>
               </w:rPr>
-              <w:instrText xml:space="preserve"> PAGEREF _Toc240304844 \h </w:instrText>
+              <w:instrText xml:space="preserve"> PAGEREF _Toc240305510 \h </w:instrText>
             </w:r>
             <w:r>
               <w:rPr>
@@ -6544,7 +6544,7 @@
               <w14:ligatures w14:val="standardContextual"/>
             </w:rPr>
           </w:pPr>
-          <w:hyperlink w:anchor="_Toc240304845" w:history="1">
+          <w:hyperlink w:anchor="_Toc240305511" w:history="1">
             <w:r>
               <w:rPr>
                 <w:rStyle w:val="Hipervnculo"/>
@@ -6568,7 +6568,7 @@
               <w:rPr>
                 <w:noProof/>
               </w:rPr>
-              <w:instrText xml:space="preserve"> PAGEREF _Toc240304845 \h </w:instrText>
+              <w:instrText xml:space="preserve"> PAGEREF _Toc240305511 \h </w:instrText>
             </w:r>
             <w:r>
               <w:rPr>
@@ -6609,7 +6609,7 @@
               <w14:ligatures w14:val="standardContextual"/>
             </w:rPr>
           </w:pPr>
-          <w:hyperlink w:anchor="_Toc240304846" w:history="1">
+          <w:hyperlink w:anchor="_Toc240305512" w:history="1">
             <w:r>
               <w:rPr>
                 <w:rStyle w:val="Hipervnculo"/>
@@ -6633,7 +6633,7 @@
               <w:rPr>
                 <w:noProof/>
               </w:rPr>
-              <w:instrText xml:space="preserve"> PAGEREF _Toc240304846 \h </w:instrText>
+              <w:instrText xml:space="preserve"> PAGEREF _Toc240305512 \h </w:instrText>
             </w:r>
             <w:r>
               <w:rPr>
@@ -6674,7 +6674,7 @@
               <w14:ligatures w14:val="standardContextual"/>
             </w:rPr>
           </w:pPr>
-          <w:hyperlink w:anchor="_Toc240304847" w:history="1">
+          <w:hyperlink w:anchor="_Toc240305513" w:history="1">
             <w:r>
               <w:rPr>
                 <w:rStyle w:val="Hipervnculo"/>
@@ -6698,7 +6698,7 @@
               <w:rPr>
                 <w:noProof/>
               </w:rPr>
-              <w:instrText xml:space="preserve"> PAGEREF _Toc240304847 \h </w:instrText>
+              <w:instrText xml:space="preserve"> PAGEREF _Toc240305513 \h </w:instrText>
             </w:r>
             <w:r>
               <w:rPr>
@@ -6739,7 +6739,7 @@
               <w14:ligatures w14:val="standardContextual"/>
             </w:rPr>
           </w:pPr>
-          <w:hyperlink w:anchor="_Toc240304848" w:history="1">
+          <w:hyperlink w:anchor="_Toc240305514" w:history="1">
             <w:r>
               <w:rPr>
                 <w:rStyle w:val="Hipervnculo"/>
@@ -6763,7 +6763,7 @@
               <w:rPr>
                 <w:noProof/>
               </w:rPr>
-              <w:instrText xml:space="preserve"> PAGEREF _Toc240304848 \h </w:instrText>
+              <w:instrText xml:space="preserve"> PAGEREF _Toc240305514 \h </w:instrText>
             </w:r>
             <w:r>
               <w:rPr>
@@ -6804,7 +6804,7 @@
               <w14:ligatures w14:val="standardContextual"/>
             </w:rPr>
           </w:pPr>
-          <w:hyperlink w:anchor="_Toc240304849" w:history="1">
+          <w:hyperlink w:anchor="_Toc240305515" w:history="1">
             <w:r>
               <w:rPr>
                 <w:rStyle w:val="Hipervnculo"/>
@@ -6828,7 +6828,7 @@
               <w:rPr>
                 <w:noProof/>
               </w:rPr>
-              <w:instrText xml:space="preserve"> PAGEREF _Toc240304849 \h </w:instrText>
+              <w:instrText xml:space="preserve"> PAGEREF _Toc240305515 \h </w:instrText>
             </w:r>
             <w:r>
               <w:rPr>
@@ -6869,7 +6869,7 @@
               <w14:ligatures w14:val="standardContextual"/>
             </w:rPr>
           </w:pPr>
-          <w:hyperlink w:anchor="_Toc240304850" w:history="1">
+          <w:hyperlink w:anchor="_Toc240305516" w:history="1">
             <w:r>
               <w:rPr>
                 <w:rStyle w:val="Hipervnculo"/>
@@ -6893,7 +6893,7 @@
               <w:rPr>
                 <w:noProof/>
               </w:rPr>
-              <w:instrText xml:space="preserve"> PAGEREF _Toc240304850 \h </w:instrText>
+              <w:instrText xml:space="preserve"> PAGEREF _Toc240305516 \h </w:instrText>
             </w:r>
             <w:r>
               <w:rPr>
@@ -6934,7 +6934,7 @@
               <w14:ligatures w14:val="standardContextual"/>
             </w:rPr>
           </w:pPr>
-          <w:hyperlink w:anchor="_Toc240304851" w:history="1">
+          <w:hyperlink w:anchor="_Toc240305517" w:history="1">
             <w:r>
               <w:rPr>
                 <w:rStyle w:val="Hipervnculo"/>
@@ -6958,7 +6958,7 @@
               <w:rPr>
                 <w:noProof/>
               </w:rPr>
-              <w:instrText xml:space="preserve"> PAGEREF _Toc240304851 \h </w:instrText>
+              <w:instrText xml:space="preserve"> PAGEREF _Toc240305517 \h </w:instrText>
             </w:r>
             <w:r>
               <w:rPr>
@@ -6999,7 +6999,7 @@
               <w14:ligatures w14:val="standardContextual"/>
             </w:rPr>
           </w:pPr>
-          <w:hyperlink w:anchor="_Toc240304852" w:history="1">
+          <w:hyperlink w:anchor="_Toc240305518" w:history="1">
             <w:r>
               <w:rPr>
                 <w:rStyle w:val="Hipervnculo"/>
@@ -7023,7 +7023,7 @@
               <w:rPr>
                 <w:noProof/>
               </w:rPr>
-              <w:instrText xml:space="preserve"> PAGEREF _Toc240304852 \h </w:instrText>
+              <w:instrText xml:space="preserve"> PAGEREF _Toc240305518 \h </w:instrText>
             </w:r>
             <w:r>
               <w:rPr>
@@ -7064,7 +7064,7 @@
               <w14:ligatures w14:val="standardContextual"/>
             </w:rPr>
           </w:pPr>
-          <w:hyperlink w:anchor="_Toc240304853" w:history="1">
+          <w:hyperlink w:anchor="_Toc240305519" w:history="1">
             <w:r>
               <w:rPr>
                 <w:rStyle w:val="Hipervnculo"/>
@@ -7088,7 +7088,7 @@
               <w:rPr>
                 <w:noProof/>
               </w:rPr>
-              <w:instrText xml:space="preserve"> PAGEREF _Toc240304853 \h </w:instrText>
+              <w:instrText xml:space="preserve"> PAGEREF _Toc240305519 \h </w:instrText>
             </w:r>
             <w:r>
               <w:rPr>
@@ -7129,7 +7129,7 @@
               <w14:ligatures w14:val="standardContextual"/>
             </w:rPr>
           </w:pPr>
-          <w:hyperlink w:anchor="_Toc240304854" w:history="1">
+          <w:hyperlink w:anchor="_Toc240305520" w:history="1">
             <w:r>
               <w:rPr>
                 <w:rStyle w:val="Hipervnculo"/>
@@ -7153,7 +7153,7 @@
               <w:rPr>
                 <w:noProof/>
               </w:rPr>
-              <w:instrText xml:space="preserve"> PAGEREF _Toc240304854 \h </w:instrText>
+              <w:instrText xml:space="preserve"> PAGEREF _Toc240305520 \h </w:instrText>
             </w:r>
             <w:r>
               <w:rPr>
@@ -7194,7 +7194,7 @@
               <w14:ligatures w14:val="standardContextual"/>
             </w:rPr>
           </w:pPr>
-          <w:hyperlink w:anchor="_Toc240304855" w:history="1">
+          <w:hyperlink w:anchor="_Toc240305521" w:history="1">
             <w:r>
               <w:rPr>
                 <w:rStyle w:val="Hipervnculo"/>
@@ -7218,7 +7218,7 @@
               <w:rPr>
                 <w:noProof/>
               </w:rPr>
-              <w:instrText xml:space="preserve"> PAGEREF _Toc240304855 \h </w:instrText>
+              <w:instrText xml:space="preserve"> PAGEREF _Toc240305521 \h </w:instrText>
             </w:r>
             <w:r>
               <w:rPr>
@@ -7235,7 +7235,7 @@
               <w:rPr>
                 <w:noProof/>
               </w:rPr>
-              <w:t>87</w:t>
+              <w:t>88</w:t>
             </w:r>
             <w:r>
               <w:rPr>
@@ -7259,7 +7259,7 @@
               <w14:ligatures w14:val="standardContextual"/>
             </w:rPr>
           </w:pPr>
-          <w:hyperlink w:anchor="_Toc240304856" w:history="1">
+          <w:hyperlink w:anchor="_Toc240305522" w:history="1">
             <w:r>
               <w:rPr>
                 <w:rStyle w:val="Hipervnculo"/>
@@ -7283,7 +7283,7 @@
               <w:rPr>
                 <w:noProof/>
               </w:rPr>
-              <w:instrText xml:space="preserve"> PAGEREF _Toc240304856 \h </w:instrText>
+              <w:instrText xml:space="preserve"> PAGEREF _Toc240305522 \h </w:instrText>
             </w:r>
             <w:r>
               <w:rPr>
@@ -7324,7 +7324,7 @@
               <w14:ligatures w14:val="standardContextual"/>
             </w:rPr>
           </w:pPr>
-          <w:hyperlink w:anchor="_Toc240304857" w:history="1">
+          <w:hyperlink w:anchor="_Toc240305523" w:history="1">
             <w:r>
               <w:rPr>
                 <w:rStyle w:val="Hipervnculo"/>
@@ -7348,7 +7348,7 @@
               <w:rPr>
                 <w:noProof/>
               </w:rPr>
-              <w:instrText xml:space="preserve"> PAGEREF _Toc240304857 \h </w:instrText>
+              <w:instrText xml:space="preserve"> PAGEREF _Toc240305523 \h </w:instrText>
             </w:r>
             <w:r>
               <w:rPr>
@@ -7389,7 +7389,7 @@
               <w14:ligatures w14:val="standardContextual"/>
             </w:rPr>
           </w:pPr>
-          <w:hyperlink w:anchor="_Toc240304858" w:history="1">
+          <w:hyperlink w:anchor="_Toc240305524" w:history="1">
             <w:r>
               <w:rPr>
                 <w:rStyle w:val="Hipervnculo"/>
@@ -7413,7 +7413,7 @@
               <w:rPr>
                 <w:noProof/>
               </w:rPr>
-              <w:instrText xml:space="preserve"> PAGEREF _Toc240304858 \h </w:instrText>
+              <w:instrText xml:space="preserve"> PAGEREF _Toc240305524 \h </w:instrText>
             </w:r>
             <w:r>
               <w:rPr>
@@ -7430,7 +7430,7 @@
               <w:rPr>
                 <w:noProof/>
               </w:rPr>
-              <w:t>89</w:t>
+              <w:t>90</w:t>
             </w:r>
             <w:r>
               <w:rPr>
@@ -7454,7 +7454,7 @@
               <w14:ligatures w14:val="standardContextual"/>
             </w:rPr>
           </w:pPr>
-          <w:hyperlink w:anchor="_Toc240304859" w:history="1">
+          <w:hyperlink w:anchor="_Toc240305525" w:history="1">
             <w:r>
               <w:rPr>
                 <w:rStyle w:val="Hipervnculo"/>
@@ -7478,7 +7478,7 @@
               <w:rPr>
                 <w:noProof/>
               </w:rPr>
-              <w:instrText xml:space="preserve"> PAGEREF _Toc240304859 \h </w:instrText>
+              <w:instrText xml:space="preserve"> PAGEREF _Toc240305525 \h </w:instrText>
             </w:r>
             <w:r>
               <w:rPr>
@@ -7519,7 +7519,7 @@
               <w14:ligatures w14:val="standardContextual"/>
             </w:rPr>
           </w:pPr>
-          <w:hyperlink w:anchor="_Toc240304860" w:history="1">
+          <w:hyperlink w:anchor="_Toc240305526" w:history="1">
             <w:r>
               <w:rPr>
                 <w:rStyle w:val="Hipervnculo"/>
@@ -7543,7 +7543,7 @@
               <w:rPr>
                 <w:noProof/>
               </w:rPr>
-              <w:instrText xml:space="preserve"> PAGEREF _Toc240304860 \h </w:instrText>
+              <w:instrText xml:space="preserve"> PAGEREF _Toc240305526 \h </w:instrText>
             </w:r>
             <w:r>
               <w:rPr>
@@ -7584,7 +7584,7 @@
               <w14:ligatures w14:val="standardContextual"/>
             </w:rPr>
           </w:pPr>
-          <w:hyperlink w:anchor="_Toc240304861" w:history="1">
+          <w:hyperlink w:anchor="_Toc240305527" w:history="1">
             <w:r>
               <w:rPr>
                 <w:rStyle w:val="Hipervnculo"/>
@@ -7608,7 +7608,7 @@
               <w:rPr>
                 <w:noProof/>
               </w:rPr>
-              <w:instrText xml:space="preserve"> PAGEREF _Toc240304861 \h </w:instrText>
+              <w:instrText xml:space="preserve"> PAGEREF _Toc240305527 \h </w:instrText>
             </w:r>
             <w:r>
               <w:rPr>
@@ -7649,7 +7649,7 @@
               <w14:ligatures w14:val="standardContextual"/>
             </w:rPr>
           </w:pPr>
-          <w:hyperlink w:anchor="_Toc240304862" w:history="1">
+          <w:hyperlink w:anchor="_Toc240305528" w:history="1">
             <w:r>
               <w:rPr>
                 <w:rStyle w:val="Hipervnculo"/>
@@ -7673,7 +7673,7 @@
               <w:rPr>
                 <w:noProof/>
               </w:rPr>
-              <w:instrText xml:space="preserve"> PAGEREF _Toc240304862 \h </w:instrText>
+              <w:instrText xml:space="preserve"> PAGEREF _Toc240305528 \h </w:instrText>
             </w:r>
             <w:r>
               <w:rPr>
@@ -7717,7 +7717,7 @@
         <w:pStyle w:val="Ttulo1"/>
         <w:keepNext/>
       </w:pPr>
-      <w:bookmarkStart w:id="0" w:name="_Toc240304747"/>
+      <w:bookmarkStart w:id="0" w:name="_Toc240305413"/>
       <w:r>
         <w:lastRenderedPageBreak/>
         <w:t>Sistema de Pronóstico de Puntos de Inflexión en el Precio de Litecoin</w:t>
@@ -7778,7 +7778,7 @@
         <w:pStyle w:val="Ttulo2"/>
         <w:keepNext/>
       </w:pPr>
-      <w:bookmarkStart w:id="1" w:name="_Toc240304748"/>
+      <w:bookmarkStart w:id="1" w:name="_Toc240305414"/>
       <w:r>
         <w:t>Resumen ejecutivo</w:t>
       </w:r>
@@ -8495,7 +8495,7 @@
         <w:pStyle w:val="Ttulo2"/>
         <w:keepNext/>
       </w:pPr>
-      <w:bookmarkStart w:id="2" w:name="_Toc240304749"/>
+      <w:bookmarkStart w:id="2" w:name="_Toc240305415"/>
       <w:r>
         <w:t>Los dos entregables, y dónde está cada uno</w:t>
       </w:r>
@@ -8998,7 +8998,7 @@
         <w:pStyle w:val="Ttulo2"/>
         <w:keepNext/>
       </w:pPr>
-      <w:bookmarkStart w:id="3" w:name="_Toc240304750"/>
+      <w:bookmarkStart w:id="3" w:name="_Toc240305416"/>
       <w:r>
         <w:t>Qué se construyó</w:t>
       </w:r>
@@ -9447,7 +9447,7 @@
         <w:pStyle w:val="Ttulo2"/>
         <w:keepNext/>
       </w:pPr>
-      <w:bookmarkStart w:id="4" w:name="_Toc240304751"/>
+      <w:bookmarkStart w:id="4" w:name="_Toc240305417"/>
       <w:r>
         <w:t>Qué se puede afirmar hoy, y qué no</w:t>
       </w:r>
@@ -9733,7 +9733,7 @@
         <w:pStyle w:val="Ttulo2"/>
         <w:keepNext/>
       </w:pPr>
-      <w:bookmarkStart w:id="5" w:name="_Toc240304752"/>
+      <w:bookmarkStart w:id="5" w:name="_Toc240305418"/>
       <w:r>
         <w:t>Lo que este proyecto trató de hacer bien, y por qué se cuenta</w:t>
       </w:r>
@@ -9846,7 +9846,7 @@
         <w:pStyle w:val="Ttulo2"/>
         <w:keepNext/>
       </w:pPr>
-      <w:bookmarkStart w:id="6" w:name="_Toc240304753"/>
+      <w:bookmarkStart w:id="6" w:name="_Toc240305419"/>
       <w:r>
         <w:t>Cómo leer este informe</w:t>
       </w:r>
@@ -10355,7 +10355,7 @@
         <w:pStyle w:val="Ttulo1"/>
         <w:keepNext/>
       </w:pPr>
-      <w:bookmarkStart w:id="7" w:name="_Toc240304754"/>
+      <w:bookmarkStart w:id="7" w:name="_Toc240305420"/>
       <w:r>
         <w:t>Diseño</w:t>
       </w:r>
@@ -10476,7 +10476,7 @@
         <w:pStyle w:val="Ttulo2"/>
         <w:keepNext/>
       </w:pPr>
-      <w:bookmarkStart w:id="8" w:name="_Toc240304755"/>
+      <w:bookmarkStart w:id="8" w:name="_Toc240305421"/>
       <w:r>
         <w:t>1.1 Qué es un punto de inflexión, exactamente</w:t>
       </w:r>
@@ -11211,7 +11211,7 @@
         <w:pStyle w:val="Ttulo2"/>
         <w:keepNext/>
       </w:pPr>
-      <w:bookmarkStart w:id="9" w:name="_Toc240304756"/>
+      <w:bookmarkStart w:id="9" w:name="_Toc240305422"/>
       <w:r>
         <w:t>1.2 Los tres parámetros, y por qué esos</w:t>
       </w:r>
@@ -12144,7 +12144,7 @@
         <w:pStyle w:val="Ttulo2"/>
         <w:keepNext/>
       </w:pPr>
-      <w:bookmarkStart w:id="10" w:name="_Toc240304757"/>
+      <w:bookmarkStart w:id="10" w:name="_Toc240305423"/>
       <w:r>
         <w:t>1.3 Los datos: qué se descarga</w:t>
       </w:r>
@@ -12559,7 +12559,7 @@
         <w:pStyle w:val="Ttulo2"/>
         <w:keepNext/>
       </w:pPr>
-      <w:bookmarkStart w:id="11" w:name="_Toc240304758"/>
+      <w:bookmarkStart w:id="11" w:name="_Toc240305424"/>
       <w:r>
         <w:t>1.4 De dónde salen, y qué hubo que limpiar</w:t>
       </w:r>
@@ -13680,7 +13680,7 @@
         <w:pStyle w:val="Ttulo2"/>
         <w:keepNext/>
       </w:pPr>
-      <w:bookmarkStart w:id="12" w:name="_Toc240304759"/>
+      <w:bookmarkStart w:id="12" w:name="_Toc240305425"/>
       <w:r>
         <w:t>1.5 La partición, y el embargo</w:t>
       </w:r>
@@ -13860,7 +13860,7 @@
           <w:noProof/>
         </w:rPr>
         <w:drawing>
-          <wp:inline distT="0" distB="0" distL="0" distR="0" wp14:anchorId="6B8E8C2C" wp14:editId="56A45D68">
+          <wp:inline distT="0" distB="0" distL="0" distR="0" wp14:anchorId="33878BD7" wp14:editId="720C924A">
             <wp:extent cx="5715000" cy="1524000"/>
             <wp:effectExtent l="0" t="0" r="0" b="0"/>
             <wp:docPr id="1" name="Imagen 1"/>
@@ -14437,7 +14437,7 @@
         <w:pStyle w:val="Ttulo2"/>
         <w:keepNext/>
       </w:pPr>
-      <w:bookmarkStart w:id="13" w:name="_Toc240304760"/>
+      <w:bookmarkStart w:id="13" w:name="_Toc240305426"/>
       <w:r>
         <w:t>1.6 El bloque de prueba se toca una vez, y eso es comprobable</w:t>
       </w:r>
@@ -14588,7 +14588,7 @@
         <w:pStyle w:val="Ttulo1"/>
         <w:keepNext/>
       </w:pPr>
-      <w:bookmarkStart w:id="14" w:name="_Toc240304761"/>
+      <w:bookmarkStart w:id="14" w:name="_Toc240305427"/>
       <w:r>
         <w:t>Ingeniería de Características</w:t>
       </w:r>
@@ -14700,7 +14700,7 @@
         <w:pStyle w:val="Ttulo2"/>
         <w:keepNext/>
       </w:pPr>
-      <w:bookmarkStart w:id="15" w:name="_Toc240304762"/>
+      <w:bookmarkStart w:id="15" w:name="_Toc240305428"/>
       <w:r>
         <w:t>2.1 Las seis familias</w:t>
       </w:r>
@@ -15375,7 +15375,7 @@
         <w:pStyle w:val="Ttulo2"/>
         <w:keepNext/>
       </w:pPr>
-      <w:bookmarkStart w:id="16" w:name="_Toc240304763"/>
+      <w:bookmarkStart w:id="16" w:name="_Toc240305429"/>
       <w:r>
         <w:t>2.2 Cero columnas en nivel de precio, y lo que costó llegar ahí</w:t>
       </w:r>
@@ -15617,7 +15617,7 @@
         <w:pStyle w:val="Ttulo2"/>
         <w:keepNext/>
       </w:pPr>
-      <w:bookmarkStart w:id="17" w:name="_Toc240304764"/>
+      <w:bookmarkStart w:id="17" w:name="_Toc240305430"/>
       <w:r>
         <w:t>2.3 Qué usa el modelo, medido por permutación</w:t>
       </w:r>
@@ -17054,7 +17054,7 @@
         <w:pStyle w:val="Ttulo2"/>
         <w:keepNext/>
       </w:pPr>
-      <w:bookmarkStart w:id="18" w:name="_Toc240304765"/>
+      <w:bookmarkStart w:id="18" w:name="_Toc240305431"/>
       <w:r>
         <w:lastRenderedPageBreak/>
         <w:t>2.4 El piso de ruido: qué hace que la tabla signifique algo</w:t>
@@ -17177,7 +17177,7 @@
         <w:pStyle w:val="Ttulo2"/>
         <w:keepNext/>
       </w:pPr>
-      <w:bookmarkStart w:id="19" w:name="_Toc240304766"/>
+      <w:bookmarkStart w:id="19" w:name="_Toc240305432"/>
       <w:r>
         <w:t>2.5 Recortar las 17: medido, no opinado</w:t>
       </w:r>
@@ -18056,7 +18056,7 @@
         <w:pStyle w:val="Ttulo2"/>
         <w:keepNext/>
       </w:pPr>
-      <w:bookmarkStart w:id="20" w:name="_Toc240304767"/>
+      <w:bookmarkStart w:id="20" w:name="_Toc240305433"/>
       <w:r>
         <w:t>2.6 La tensión con el resultado multivariante, y por qué no es una contradicción</w:t>
       </w:r>
@@ -18235,7 +18235,7 @@
         <w:pStyle w:val="Ttulo2"/>
         <w:keepNext/>
       </w:pPr>
-      <w:bookmarkStart w:id="21" w:name="_Toc240304768"/>
+      <w:bookmarkStart w:id="21" w:name="_Toc240305434"/>
       <w:r>
         <w:t>2.7 Lo que esta sección no puede afirmar</w:t>
       </w:r>
@@ -18367,7 +18367,7 @@
         <w:pStyle w:val="Ttulo1"/>
         <w:keepNext/>
       </w:pPr>
-      <w:bookmarkStart w:id="22" w:name="_Toc240304769"/>
+      <w:bookmarkStart w:id="22" w:name="_Toc240305435"/>
       <w:r>
         <w:t>Los Dos Modelos: Fundacional y Avanzado</w:t>
       </w:r>
@@ -18421,7 +18421,7 @@
         <w:pStyle w:val="Ttulo2"/>
         <w:keepNext/>
       </w:pPr>
-      <w:bookmarkStart w:id="23" w:name="_Toc240304770"/>
+      <w:bookmarkStart w:id="23" w:name="_Toc240305436"/>
       <w:r>
         <w:lastRenderedPageBreak/>
         <w:t>1. El puente, que es lo que hace comparables a los dos</w:t>
@@ -18579,7 +18579,7 @@
         <w:pStyle w:val="Ttulo2"/>
         <w:keepNext/>
       </w:pPr>
-      <w:bookmarkStart w:id="24" w:name="_Toc240304771"/>
+      <w:bookmarkStart w:id="24" w:name="_Toc240305437"/>
       <w:r>
         <w:t>2. Modelo fundacional — Chronos-Bolt</w:t>
       </w:r>
@@ -18904,7 +18904,7 @@
         <w:pStyle w:val="Ttulo2"/>
         <w:keepNext/>
       </w:pPr>
-      <w:bookmarkStart w:id="25" w:name="_Toc240304772"/>
+      <w:bookmarkStart w:id="25" w:name="_Toc240305438"/>
       <w:r>
         <w:lastRenderedPageBreak/>
         <w:t>3. Modelo avanzado — iTransformer</w:t>
@@ -18946,7 +18946,7 @@
         <w:pStyle w:val="Ttulo3"/>
         <w:keepNext/>
       </w:pPr>
-      <w:bookmarkStart w:id="26" w:name="_Toc240304773"/>
+      <w:bookmarkStart w:id="26" w:name="_Toc240305439"/>
       <w:r>
         <w:t>Por qué no es Informer</w:t>
       </w:r>
@@ -19051,7 +19051,7 @@
         <w:pStyle w:val="Ttulo3"/>
         <w:keepNext/>
       </w:pPr>
-      <w:bookmarkStart w:id="27" w:name="_Toc240304774"/>
+      <w:bookmarkStart w:id="27" w:name="_Toc240305440"/>
       <w:r>
         <w:t>Lo que cuesta</w:t>
       </w:r>
@@ -19572,7 +19572,7 @@
         <w:pStyle w:val="Ttulo2"/>
         <w:keepNext/>
       </w:pPr>
-      <w:bookmarkStart w:id="28" w:name="_Toc240304775"/>
+      <w:bookmarkStart w:id="28" w:name="_Toc240305441"/>
       <w:r>
         <w:lastRenderedPageBreak/>
         <w:t>4. Rendimiento sobre validación</w:t>
@@ -20380,7 +20380,7 @@
         <w:pStyle w:val="Ttulo3"/>
         <w:keepNext/>
       </w:pPr>
-      <w:bookmarkStart w:id="29" w:name="_Toc240304776"/>
+      <w:bookmarkStart w:id="29" w:name="_Toc240305442"/>
       <w:r>
         <w:t>Las comparaciones que deciden</w:t>
       </w:r>
@@ -21464,7 +21464,7 @@
         <w:pStyle w:val="Ttulo2"/>
         <w:keepNext/>
       </w:pPr>
-      <w:bookmarkStart w:id="30" w:name="_Toc240304777"/>
+      <w:bookmarkStart w:id="30" w:name="_Toc240305443"/>
       <w:r>
         <w:t>5. Por qué no se ajustaron hiperparámetros</w:t>
       </w:r>
@@ -21592,7 +21592,7 @@
         <w:pStyle w:val="Ttulo2"/>
         <w:keepNext/>
       </w:pPr>
-      <w:bookmarkStart w:id="31" w:name="_Toc240304778"/>
+      <w:bookmarkStart w:id="31" w:name="_Toc240305444"/>
       <w:r>
         <w:t>6. Lo que no se puede afirmar, y por qué</w:t>
       </w:r>
@@ -21603,7 +21603,7 @@
         <w:pStyle w:val="Ttulo3"/>
         <w:keepNext/>
       </w:pPr>
-      <w:bookmarkStart w:id="32" w:name="_Toc240304779"/>
+      <w:bookmarkStart w:id="32" w:name="_Toc240305445"/>
       <w:r>
         <w:t>Los activos de apoyo: signo estable en las cinco, sin distinguibilidad afirmable</w:t>
       </w:r>
@@ -22519,7 +22519,7 @@
         <w:pStyle w:val="Ttulo3"/>
         <w:keepNext/>
       </w:pPr>
-      <w:bookmarkStart w:id="33" w:name="_Toc240304780"/>
+      <w:bookmarkStart w:id="33" w:name="_Toc240305446"/>
       <w:r>
         <w:t>La dispersión no es pareja, y es peor donde más importa</w:t>
       </w:r>
@@ -23487,7 +23487,7 @@
         <w:pStyle w:val="Ttulo3"/>
         <w:keepNext/>
       </w:pPr>
-      <w:bookmarkStart w:id="34" w:name="_Toc240304781"/>
+      <w:bookmarkStart w:id="34" w:name="_Toc240305447"/>
       <w:r>
         <w:lastRenderedPageBreak/>
         <w:t>El puente amplifica diferencias que no deberían importar</w:t>
@@ -23543,7 +23543,7 @@
         <w:pStyle w:val="Ttulo2"/>
         <w:keepNext/>
       </w:pPr>
-      <w:bookmarkStart w:id="35" w:name="_Toc240304782"/>
+      <w:bookmarkStart w:id="35" w:name="_Toc240305448"/>
       <w:r>
         <w:t>7. Por clase: lo que el bloque de prueba sugirió y lo que la potencia confirmó</w:t>
       </w:r>
@@ -23572,7 +23572,7 @@
         <w:pStyle w:val="Ttulo3"/>
         <w:keepNext/>
       </w:pPr>
-      <w:bookmarkStart w:id="36" w:name="_Toc240304783"/>
+      <w:bookmarkStart w:id="36" w:name="_Toc240305449"/>
       <w:r>
         <w:t>Lo que se vio en el bloque de prueba</w:t>
       </w:r>
@@ -24070,7 +24070,7 @@
         <w:pStyle w:val="Ttulo3"/>
         <w:keepNext/>
       </w:pPr>
-      <w:bookmarkStart w:id="37" w:name="_Toc240304784"/>
+      <w:bookmarkStart w:id="37" w:name="_Toc240305450"/>
       <w:r>
         <w:t>Lo que dice la agregación de los nueve tramos</w:t>
       </w:r>
@@ -24741,7 +24741,7 @@
         <w:pStyle w:val="Ttulo3"/>
         <w:keepNext/>
       </w:pPr>
-      <w:bookmarkStart w:id="38" w:name="_Toc240304785"/>
+      <w:bookmarkStart w:id="38" w:name="_Toc240305451"/>
       <w:r>
         <w:t>Por qué esto importa más allá de la tabla</w:t>
       </w:r>
@@ -24813,7 +24813,7 @@
         <w:pStyle w:val="Ttulo2"/>
         <w:keepNext/>
       </w:pPr>
-      <w:bookmarkStart w:id="39" w:name="_Toc240304786"/>
+      <w:bookmarkStart w:id="39" w:name="_Toc240305452"/>
       <w:r>
         <w:lastRenderedPageBreak/>
         <w:t>8. La celda que faltaba, y las tres lecturas escritas de antemano</w:t>
@@ -24926,7 +24926,7 @@
         <w:pStyle w:val="Ttulo2"/>
         <w:keepNext/>
       </w:pPr>
-      <w:bookmarkStart w:id="40" w:name="_Toc240304787"/>
+      <w:bookmarkStart w:id="40" w:name="_Toc240305453"/>
       <w:r>
         <w:t>9. Cómo se regenera cada cifra</w:t>
       </w:r>
@@ -25356,7 +25356,7 @@
         <w:pStyle w:val="Ttulo1"/>
         <w:keepNext/>
       </w:pPr>
-      <w:bookmarkStart w:id="41" w:name="_Toc240304788"/>
+      <w:bookmarkStart w:id="41" w:name="_Toc240305454"/>
       <w:r>
         <w:t>Pruebas de Detección</w:t>
       </w:r>
@@ -25719,7 +25719,7 @@
         <w:pStyle w:val="Ttulo2"/>
         <w:keepNext/>
       </w:pPr>
-      <w:bookmarkStart w:id="42" w:name="_Toc240304789"/>
+      <w:bookmarkStart w:id="42" w:name="_Toc240305455"/>
       <w:r>
         <w:t>4.1 Qué demuestra cada una</w:t>
       </w:r>
@@ -26358,7 +26358,7 @@
         <w:pStyle w:val="Ttulo2"/>
         <w:keepNext/>
       </w:pPr>
-      <w:bookmarkStart w:id="43" w:name="_Toc240304790"/>
+      <w:bookmarkStart w:id="43" w:name="_Toc240305456"/>
       <w:r>
         <w:t>4.2 Prueba 1 · El etiquetador, sobre una serie construida</w:t>
       </w:r>
@@ -26690,7 +26690,7 @@
         <w:pStyle w:val="Ttulo2"/>
         <w:keepNext/>
       </w:pPr>
-      <w:bookmarkStart w:id="44" w:name="_Toc240304791"/>
+      <w:bookmarkStart w:id="44" w:name="_Toc240305457"/>
       <w:r>
         <w:t>4.3 Prueba 2 · El circuito completo, sobre datos sintéticos</w:t>
       </w:r>
@@ -27194,7 +27194,7 @@
         <w:pStyle w:val="Ttulo2"/>
         <w:keepNext/>
       </w:pPr>
-      <w:bookmarkStart w:id="45" w:name="_Toc240304792"/>
+      <w:bookmarkStart w:id="45" w:name="_Toc240305458"/>
       <w:r>
         <w:t>4.4 Prueba 3 · Sobre el bloque de entrenamiento</w:t>
       </w:r>
@@ -27682,7 +27682,7 @@
         <w:pStyle w:val="Ttulo2"/>
         <w:keepNext/>
       </w:pPr>
-      <w:bookmarkStart w:id="46" w:name="_Toc240304793"/>
+      <w:bookmarkStart w:id="46" w:name="_Toc240305459"/>
       <w:r>
         <w:t>4.5 Prueba 4 · Tiempo real, y por qué es la única que busca fuga</w:t>
       </w:r>
@@ -27998,7 +27998,7 @@
         <w:pStyle w:val="Ttulo3"/>
         <w:keepNext/>
       </w:pPr>
-      <w:bookmarkStart w:id="47" w:name="_Toc240304794"/>
+      <w:bookmarkStart w:id="47" w:name="_Toc240305460"/>
       <w:r>
         <w:t>La cola sin confirmar, y por qué se muestra</w:t>
       </w:r>
@@ -28141,7 +28141,7 @@
         <w:pStyle w:val="Ttulo2"/>
         <w:keepNext/>
       </w:pPr>
-      <w:bookmarkStart w:id="48" w:name="_Toc240304795"/>
+      <w:bookmarkStart w:id="48" w:name="_Toc240305461"/>
       <w:r>
         <w:t>4.6 Lo que las cuatro juntas permiten decir</w:t>
       </w:r>
@@ -28200,7 +28200,7 @@
         <w:pStyle w:val="Ttulo1"/>
         <w:keepNext/>
       </w:pPr>
-      <w:bookmarkStart w:id="49" w:name="_Toc240304796"/>
+      <w:bookmarkStart w:id="49" w:name="_Toc240305462"/>
       <w:r>
         <w:lastRenderedPageBreak/>
         <w:t>Rendimiento</w:t>
@@ -28357,7 +28357,7 @@
         <w:pStyle w:val="Ttulo2"/>
         <w:keepNext/>
       </w:pPr>
-      <w:bookmarkStart w:id="50" w:name="_Toc240304797"/>
+      <w:bookmarkStart w:id="50" w:name="_Toc240305463"/>
       <w:r>
         <w:t>5.1 La comparación sobre validación</w:t>
       </w:r>
@@ -29565,7 +29565,7 @@
         <w:pStyle w:val="Ttulo2"/>
         <w:keepNext/>
       </w:pPr>
-      <w:bookmarkStart w:id="51" w:name="_Toc240304798"/>
+      <w:bookmarkStart w:id="51" w:name="_Toc240305464"/>
       <w:r>
         <w:t>5.2 Qué es la Precisión Direccional aquí, y por qué hubo que decidirlo</w:t>
       </w:r>
@@ -29718,7 +29718,7 @@
         <w:pStyle w:val="Ttulo2"/>
         <w:keepNext/>
       </w:pPr>
-      <w:bookmarkStart w:id="52" w:name="_Toc240304799"/>
+      <w:bookmarkStart w:id="52" w:name="_Toc240305465"/>
       <w:r>
         <w:t>5.3 Comparar medias no alcanza: los intervalos</w:t>
       </w:r>
@@ -30486,7 +30486,7 @@
         <w:pStyle w:val="Ttulo2"/>
         <w:keepNext/>
       </w:pPr>
-      <w:bookmarkStart w:id="53" w:name="_Toc240304800"/>
+      <w:bookmarkStart w:id="53" w:name="_Toc240305466"/>
       <w:r>
         <w:t>5.4 Un intervalo de esta tabla no se reproduce, y se declara</w:t>
       </w:r>
@@ -31106,7 +31106,7 @@
         <w:pStyle w:val="Ttulo2"/>
         <w:keepNext/>
       </w:pPr>
-      <w:bookmarkStart w:id="54" w:name="_Toc240304801"/>
+      <w:bookmarkStart w:id="54" w:name="_Toc240305467"/>
       <w:r>
         <w:t>5.5 El bloque de prueba</w:t>
       </w:r>
@@ -31204,10 +31204,10 @@
           <w:noProof/>
         </w:rPr>
         <w:drawing>
-          <wp:inline distT="0" distB="0" distL="0" distR="0" wp14:anchorId="7AA04E7F" wp14:editId="72F057AB">
+          <wp:inline distT="0" distB="0" distL="0" distR="0" wp14:anchorId="67552342" wp14:editId="483676EA">
             <wp:extent cx="5715000" cy="2828925"/>
             <wp:effectExtent l="0" t="0" r="0" b="0"/>
-            <wp:docPr id="689987075" name="Imagen 689987075"/>
+            <wp:docPr id="58162261" name="Imagen 58162261"/>
             <wp:cNvGraphicFramePr>
               <a:graphicFrameLocks xmlns:a="http://schemas.openxmlformats.org/drawingml/2006/main" noChangeAspect="1"/>
             </wp:cNvGraphicFramePr>
@@ -32323,10 +32323,10 @@
           <w:noProof/>
         </w:rPr>
         <w:drawing>
-          <wp:inline distT="0" distB="0" distL="0" distR="0" wp14:anchorId="09602CF1" wp14:editId="49A8C9BB">
+          <wp:inline distT="0" distB="0" distL="0" distR="0" wp14:anchorId="6C7CC3F9" wp14:editId="097726EA">
             <wp:extent cx="5715000" cy="2543175"/>
             <wp:effectExtent l="0" t="0" r="0" b="0"/>
-            <wp:docPr id="1106607775" name="Imagen 1106607775"/>
+            <wp:docPr id="1280559773" name="Imagen 1280559773"/>
             <wp:cNvGraphicFramePr>
               <a:graphicFrameLocks xmlns:a="http://schemas.openxmlformats.org/drawingml/2006/main" noChangeAspect="1"/>
             </wp:cNvGraphicFramePr>
@@ -32393,7 +32393,7 @@
         <w:pStyle w:val="Ttulo3"/>
         <w:keepNext/>
       </w:pPr>
-      <w:bookmarkStart w:id="55" w:name="_Toc240304802"/>
+      <w:bookmarkStart w:id="55" w:name="_Toc240305468"/>
       <w:r>
         <w:lastRenderedPageBreak/>
         <w:t>La regla de decisión, aplicada</w:t>
@@ -32882,7 +32882,7 @@
         <w:pStyle w:val="Ttulo3"/>
         <w:keepNext/>
       </w:pPr>
-      <w:bookmarkStart w:id="56" w:name="_Toc240304803"/>
+      <w:bookmarkStart w:id="56" w:name="_Toc240305469"/>
       <w:r>
         <w:t>Lo que el informe dice, escrito antes de saber cuál tocaba</w:t>
       </w:r>
@@ -33040,7 +33040,7 @@
         <w:pStyle w:val="Ttulo3"/>
         <w:keepNext/>
       </w:pPr>
-      <w:bookmarkStart w:id="57" w:name="_Toc240304804"/>
+      <w:bookmarkStart w:id="57" w:name="_Toc240305470"/>
       <w:r>
         <w:t>El criterio de aceptación falla, y por una razón que no es la del intervalo</w:t>
       </w:r>
@@ -33173,7 +33173,7 @@
         <w:pStyle w:val="Ttulo3"/>
         <w:keepNext/>
       </w:pPr>
-      <w:bookmarkStart w:id="58" w:name="_Toc240304805"/>
+      <w:bookmarkStart w:id="58" w:name="_Toc240305471"/>
       <w:r>
         <w:t>Un hueco de la herramienta, declarado</w:t>
       </w:r>
@@ -33259,7 +33259,7 @@
         <w:pStyle w:val="Ttulo1"/>
         <w:keepNext/>
       </w:pPr>
-      <w:bookmarkStart w:id="59" w:name="_Toc240304806"/>
+      <w:bookmarkStart w:id="59" w:name="_Toc240305472"/>
       <w:r>
         <w:t>Limitaciones</w:t>
       </w:r>
@@ -33367,7 +33367,7 @@
         <w:pStyle w:val="Ttulo2"/>
         <w:keepNext/>
       </w:pPr>
-      <w:bookmarkStart w:id="60" w:name="_Toc240304807"/>
+      <w:bookmarkStart w:id="60" w:name="_Toc240305473"/>
       <w:r>
         <w:t>6.1 Los activos de apoyo aportan poco, y no lo mismo en las dos familias</w:t>
       </w:r>
@@ -33805,7 +33805,7 @@
         <w:pStyle w:val="Ttulo2"/>
         <w:keepNext/>
       </w:pPr>
-      <w:bookmarkStart w:id="61" w:name="_Toc240304808"/>
+      <w:bookmarkStart w:id="61" w:name="_Toc240305474"/>
       <w:r>
         <w:t>6.2 Ningún modelo profundo mejora al bosque clásico</w:t>
       </w:r>
@@ -34007,7 +34007,7 @@
         <w:pStyle w:val="Ttulo2"/>
         <w:keepNext/>
       </w:pPr>
-      <w:bookmarkStart w:id="62" w:name="_Toc240304809"/>
+      <w:bookmarkStart w:id="62" w:name="_Toc240305475"/>
       <w:r>
         <w:t>6.3 Un criterio del proyecto no se puede aplicar a uno de los modelos</w:t>
       </w:r>
@@ -34219,10 +34219,10 @@
           <w:noProof/>
         </w:rPr>
         <w:drawing>
-          <wp:inline distT="0" distB="0" distL="0" distR="0" wp14:anchorId="6B4FDCE7" wp14:editId="71DA7F2E">
+          <wp:inline distT="0" distB="0" distL="0" distR="0" wp14:anchorId="3B1C916F" wp14:editId="52043287">
             <wp:extent cx="5715000" cy="2562225"/>
             <wp:effectExtent l="0" t="0" r="0" b="0"/>
-            <wp:docPr id="452184566" name="Imagen 452184566"/>
+            <wp:docPr id="880389437" name="Imagen 880389437"/>
             <wp:cNvGraphicFramePr>
               <a:graphicFrameLocks xmlns:a="http://schemas.openxmlformats.org/drawingml/2006/main" noChangeAspect="1"/>
             </wp:cNvGraphicFramePr>
@@ -34382,7 +34382,7 @@
         <w:pStyle w:val="Ttulo2"/>
         <w:keepNext/>
       </w:pPr>
-      <w:bookmarkStart w:id="63" w:name="_Toc240304810"/>
+      <w:bookmarkStart w:id="63" w:name="_Toc240305476"/>
       <w:r>
         <w:t>6.4 El puente de trayectoria a etiqueta amplifica diferencias mínimas</w:t>
       </w:r>
@@ -34539,7 +34539,7 @@
         <w:pStyle w:val="Ttulo2"/>
         <w:keepNext/>
       </w:pPr>
-      <w:bookmarkStart w:id="64" w:name="_Toc240304811"/>
+      <w:bookmarkStart w:id="64" w:name="_Toc240305477"/>
       <w:r>
         <w:t>6.5 El análisis con datos estáticos, que es lo que el enunciado pide</w:t>
       </w:r>
@@ -34719,7 +34719,7 @@
         <w:pStyle w:val="Ttulo2"/>
         <w:keepNext/>
       </w:pPr>
-      <w:bookmarkStart w:id="65" w:name="_Toc240304812"/>
+      <w:bookmarkStart w:id="65" w:name="_Toc240305478"/>
       <w:r>
         <w:lastRenderedPageBreak/>
         <w:t>6.6 Resumen</w:t>
@@ -35352,7 +35352,7 @@
         <w:pStyle w:val="Ttulo1"/>
         <w:keepNext/>
       </w:pPr>
-      <w:bookmarkStart w:id="66" w:name="_Toc240304813"/>
+      <w:bookmarkStart w:id="66" w:name="_Toc240305479"/>
       <w:r>
         <w:t>Conclusiones</w:t>
       </w:r>
@@ -35412,7 +35412,7 @@
         <w:pStyle w:val="Ttulo2"/>
         <w:keepNext/>
       </w:pPr>
-      <w:bookmarkStart w:id="67" w:name="_Toc240304814"/>
+      <w:bookmarkStart w:id="67" w:name="_Toc240305480"/>
       <w:r>
         <w:t>Lo que se sostiene</w:t>
       </w:r>
@@ -35544,7 +35544,7 @@
         <w:pStyle w:val="Ttulo2"/>
         <w:keepNext/>
       </w:pPr>
-      <w:bookmarkStart w:id="68" w:name="_Toc240304815"/>
+      <w:bookmarkStart w:id="68" w:name="_Toc240305481"/>
       <w:r>
         <w:t>Lo que no se sostiene</w:t>
       </w:r>
@@ -35659,7 +35659,7 @@
         <w:pStyle w:val="Ttulo2"/>
         <w:keepNext/>
       </w:pPr>
-      <w:bookmarkStart w:id="69" w:name="_Toc240304816"/>
+      <w:bookmarkStart w:id="69" w:name="_Toc240305482"/>
       <w:r>
         <w:t>Lo que el proyecto aprendió sobre cómo trabajar, que es lo que se lleva</w:t>
       </w:r>
@@ -35794,7 +35794,7 @@
         <w:pStyle w:val="Ttulo2"/>
         <w:keepNext/>
       </w:pPr>
-      <w:bookmarkStart w:id="70" w:name="_Toc240304817"/>
+      <w:bookmarkStart w:id="70" w:name="_Toc240305483"/>
       <w:r>
         <w:t>Lo que hicimos después de medir, y qué salió</w:t>
       </w:r>
@@ -36127,7 +36127,7 @@
         <w:pStyle w:val="Ttulo3"/>
         <w:keepNext/>
       </w:pPr>
-      <w:bookmarkStart w:id="71" w:name="_Toc240304818"/>
+      <w:bookmarkStart w:id="71" w:name="_Toc240305484"/>
       <w:r>
         <w:t>El diagnóstico</w:t>
       </w:r>
@@ -36638,7 +36638,7 @@
         <w:pStyle w:val="Ttulo3"/>
         <w:keepNext/>
       </w:pPr>
-      <w:bookmarkStart w:id="72" w:name="_Toc240304819"/>
+      <w:bookmarkStart w:id="72" w:name="_Toc240305485"/>
       <w:r>
         <w:t>Lo que sí resolvió la pregunta: medir muchas veces en vez de una</w:t>
       </w:r>
@@ -37368,7 +37368,7 @@
         <w:pStyle w:val="Ttulo3"/>
         <w:keepNext/>
       </w:pPr>
-      <w:bookmarkStart w:id="73" w:name="_Toc240304820"/>
+      <w:bookmarkStart w:id="73" w:name="_Toc240305486"/>
       <w:r>
         <w:t>La medición que cierra la pregunta: era potencia, y ahora está demostrado</w:t>
       </w:r>
@@ -38063,7 +38063,7 @@
         <w:pStyle w:val="Ttulo3"/>
         <w:keepNext/>
       </w:pPr>
-      <w:bookmarkStart w:id="74" w:name="_Toc240304821"/>
+      <w:bookmarkStart w:id="74" w:name="_Toc240305487"/>
       <w:r>
         <w:t>La corrección más grande: el bosque sí detecta las dos clases</w:t>
       </w:r>
@@ -39209,7 +39209,7 @@
         <w:pStyle w:val="Ttulo3"/>
         <w:keepNext/>
       </w:pPr>
-      <w:bookmarkStart w:id="75" w:name="_Toc240304822"/>
+      <w:bookmarkStart w:id="75" w:name="_Toc240305488"/>
       <w:r>
         <w:lastRenderedPageBreak/>
         <w:t>Y lo que la potencia corrige de un resultado central del informe</w:t>
@@ -39836,7 +39836,7 @@
         <w:pStyle w:val="Ttulo3"/>
         <w:keepNext/>
       </w:pPr>
-      <w:bookmarkStart w:id="76" w:name="_Toc240304823"/>
+      <w:bookmarkStart w:id="76" w:name="_Toc240305489"/>
       <w:r>
         <w:t>La prueba que no dependía de nuestra disciplina</w:t>
       </w:r>
@@ -40468,7 +40468,7 @@
         <w:pStyle w:val="Ttulo3"/>
         <w:keepNext/>
       </w:pPr>
-      <w:bookmarkStart w:id="77" w:name="_Toc240304824"/>
+      <w:bookmarkStart w:id="77" w:name="_Toc240305490"/>
       <w:r>
         <w:t>Los arreglos que probamos</w:t>
       </w:r>
@@ -40982,7 +40982,7 @@
         <w:pStyle w:val="Ttulo3"/>
         <w:keepNext/>
       </w:pPr>
-      <w:bookmarkStart w:id="78" w:name="_Toc240304825"/>
+      <w:bookmarkStart w:id="78" w:name="_Toc240305491"/>
       <w:r>
         <w:t>El cuarto arreglo: la única vía que sí mejora, y por qué aun así no se afirma</w:t>
       </w:r>
@@ -41638,7 +41638,7 @@
         <w:pStyle w:val="Ttulo3"/>
         <w:keepNext/>
       </w:pPr>
-      <w:bookmarkStart w:id="79" w:name="_Toc240304826"/>
+      <w:bookmarkStart w:id="79" w:name="_Toc240305492"/>
       <w:r>
         <w:t>El quinto arreglo, que la propia evidencia sugirió</w:t>
       </w:r>
@@ -42277,7 +42277,7 @@
         <w:pStyle w:val="Ttulo3"/>
         <w:keepNext/>
       </w:pPr>
-      <w:bookmarkStart w:id="80" w:name="_Toc240304827"/>
+      <w:bookmarkStart w:id="80" w:name="_Toc240305493"/>
       <w:r>
         <w:t>Los dos últimos: otra familia de modelo, y pesar en vez de filtrar</w:t>
       </w:r>
@@ -42827,7 +42827,7 @@
         <w:pStyle w:val="Ttulo3"/>
         <w:keepNext/>
       </w:pPr>
-      <w:bookmarkStart w:id="81" w:name="_Toc240304828"/>
+      <w:bookmarkStart w:id="81" w:name="_Toc240305494"/>
       <w:r>
         <w:t>El octavo eje: dejar que el sistema se calle</w:t>
       </w:r>
@@ -42905,7 +42905,7 @@
         <w:pStyle w:val="Ttulo3"/>
         <w:keepNext/>
       </w:pPr>
-      <w:bookmarkStart w:id="82" w:name="_Toc240304829"/>
+      <w:bookmarkStart w:id="82" w:name="_Toc240305495"/>
       <w:r>
         <w:t>La pregunta que el informe no tenía respondida</w:t>
       </w:r>
@@ -44312,7 +44312,7 @@
         <w:pStyle w:val="Ttulo3"/>
         <w:keepNext/>
       </w:pPr>
-      <w:bookmarkStart w:id="83" w:name="_Toc240304830"/>
+      <w:bookmarkStart w:id="83" w:name="_Toc240305496"/>
       <w:r>
         <w:t>Lo primero que hay que decir es incómodo</w:t>
       </w:r>
@@ -44387,7 +44387,7 @@
         <w:pStyle w:val="Ttulo3"/>
         <w:keepNext/>
       </w:pPr>
-      <w:bookmarkStart w:id="84" w:name="_Toc240304831"/>
+      <w:bookmarkStart w:id="84" w:name="_Toc240305497"/>
       <w:r>
         <w:t>Callarse sí funciona, y aguanta el criterio</w:t>
       </w:r>
@@ -44546,7 +44546,7 @@
         <w:pStyle w:val="Ttulo3"/>
         <w:keepNext/>
       </w:pPr>
-      <w:bookmarkStart w:id="85" w:name="_Toc240304832"/>
+      <w:bookmarkStart w:id="85" w:name="_Toc240305498"/>
       <w:r>
         <w:t>Qué cambia esto, y qué no</w:t>
       </w:r>
@@ -44637,7 +44637,7 @@
         <w:pStyle w:val="Ttulo3"/>
         <w:keepNext/>
       </w:pPr>
-      <w:bookmarkStart w:id="86" w:name="_Toc240304833"/>
+      <w:bookmarkStart w:id="86" w:name="_Toc240305499"/>
       <w:r>
         <w:t>Los avisos que fallan, ¿fallan por mucho o por una vela?</w:t>
       </w:r>
@@ -45682,7 +45682,7 @@
         <w:pStyle w:val="Ttulo3"/>
         <w:keepNext/>
       </w:pPr>
-      <w:bookmarkStart w:id="87" w:name="_Toc240304834"/>
+      <w:bookmarkStart w:id="87" w:name="_Toc240305500"/>
       <w:r>
         <w:t>Dónde estaba la trampa, y por qué el piso se mueve con la ventana</w:t>
       </w:r>
@@ -45760,7 +45760,7 @@
         <w:pStyle w:val="Ttulo3"/>
         <w:keepNext/>
       </w:pPr>
-      <w:bookmarkStart w:id="88" w:name="_Toc240304835"/>
+      <w:bookmarkStart w:id="88" w:name="_Toc240305501"/>
       <w:r>
         <w:t>Lo que dice el resultado</w:t>
       </w:r>
@@ -45867,7 +45867,7 @@
         <w:pStyle w:val="Ttulo3"/>
         <w:keepNext/>
       </w:pPr>
-      <w:bookmarkStart w:id="89" w:name="_Toc240304836"/>
+      <w:bookmarkStart w:id="89" w:name="_Toc240305502"/>
       <w:r>
         <w:t>Qué frase queda, y cuál hay que dejar de decir</w:t>
       </w:r>
@@ -45939,7 +45939,7 @@
         <w:pStyle w:val="Ttulo3"/>
         <w:keepNext/>
       </w:pPr>
-      <w:bookmarkStart w:id="90" w:name="_Toc240304837"/>
+      <w:bookmarkStart w:id="90" w:name="_Toc240305503"/>
       <w:r>
         <w:t>Y lo que sigue sin poder afirmarse</w:t>
       </w:r>
@@ -46018,7 +46018,7 @@
         <w:pStyle w:val="Ttulo3"/>
         <w:keepNext/>
       </w:pPr>
-      <w:bookmarkStart w:id="91" w:name="_Toc240304838"/>
+      <w:bookmarkStart w:id="91" w:name="_Toc240305504"/>
       <w:r>
         <w:lastRenderedPageBreak/>
         <w:t>El noveno eje, y el que más mueve: preguntarle otra cosa</w:t>
@@ -47088,7 +47088,7 @@
         <w:pStyle w:val="Ttulo3"/>
         <w:keepNext/>
       </w:pPr>
-      <w:bookmarkStart w:id="92" w:name="_Toc240304839"/>
+      <w:bookmarkStart w:id="92" w:name="_Toc240305505"/>
       <w:r>
         <w:t>Por qué esto no es hacer la tarea más fácil y llamarlo mejora</w:t>
       </w:r>
@@ -47257,7 +47257,7 @@
         <w:pStyle w:val="Ttulo3"/>
         <w:keepNext/>
       </w:pPr>
-      <w:bookmarkStart w:id="93" w:name="_Toc240304840"/>
+      <w:bookmarkStart w:id="93" w:name="_Toc240305506"/>
       <w:r>
         <w:t>Dónde está el óptimo, y por qué no es el margen más ancho</w:t>
       </w:r>
@@ -47329,7 +47329,7 @@
         <w:pStyle w:val="Ttulo3"/>
         <w:keepNext/>
       </w:pPr>
-      <w:bookmarkStart w:id="94" w:name="_Toc240304841"/>
+      <w:bookmarkStart w:id="94" w:name="_Toc240305507"/>
       <w:r>
         <w:t>Qué significa, y qué no</w:t>
       </w:r>
@@ -47454,7 +47454,7 @@
         <w:pStyle w:val="Ttulo3"/>
         <w:keepNext/>
       </w:pPr>
-      <w:bookmarkStart w:id="95" w:name="_Toc240304842"/>
+      <w:bookmarkStart w:id="95" w:name="_Toc240305508"/>
       <w:r>
         <w:t>El décimo eje: el volumen, que estaba ahí sin usar</w:t>
       </w:r>
@@ -48067,7 +48067,7 @@
         <w:pStyle w:val="Ttulo3"/>
         <w:keepNext/>
       </w:pPr>
-      <w:bookmarkStart w:id="96" w:name="_Toc240304843"/>
+      <w:bookmarkStart w:id="96" w:name="_Toc240305509"/>
       <w:r>
         <w:t>El undécimo eje: cuatro veces más velas, y por qué no sirvieron de nada</w:t>
       </w:r>
@@ -48806,7 +48806,7 @@
         <w:pStyle w:val="Ttulo3"/>
         <w:keepNext/>
       </w:pPr>
-      <w:bookmarkStart w:id="97" w:name="_Toc240304844"/>
+      <w:bookmarkStart w:id="97" w:name="_Toc240305510"/>
       <w:r>
         <w:t>La cifra que lo explica todo está en la tercera columna</w:t>
       </w:r>
@@ -48899,7 +48899,7 @@
         <w:pStyle w:val="Ttulo3"/>
         <w:keepNext/>
       </w:pPr>
-      <w:bookmarkStart w:id="98" w:name="_Toc240304845"/>
+      <w:bookmarkStart w:id="98" w:name="_Toc240305511"/>
       <w:r>
         <w:t>Por eso la ventaja no sube: baja</w:t>
       </w:r>
@@ -48965,7 +48965,7 @@
         <w:pStyle w:val="Ttulo3"/>
         <w:keepNext/>
       </w:pPr>
-      <w:bookmarkStart w:id="99" w:name="_Toc240304846"/>
+      <w:bookmarkStart w:id="99" w:name="_Toc240305512"/>
       <w:r>
         <w:t>Lo que esto convierte de conjetura en medición</w:t>
       </w:r>
@@ -49089,7 +49089,7 @@
         <w:pStyle w:val="Ttulo3"/>
         <w:keepNext/>
       </w:pPr>
-      <w:bookmarkStart w:id="100" w:name="_Toc240304847"/>
+      <w:bookmarkStart w:id="100" w:name="_Toc240305513"/>
       <w:r>
         <w:t>El duodécimo eje: doce activos en vez de seis</w:t>
       </w:r>
@@ -49870,7 +49870,7 @@
         <w:pStyle w:val="Ttulo3"/>
         <w:keepNext/>
       </w:pPr>
-      <w:bookmarkStart w:id="101" w:name="_Toc240304848"/>
+      <w:bookmarkStart w:id="101" w:name="_Toc240305514"/>
       <w:r>
         <w:t>Seis ayuda. Doce estorba.</w:t>
       </w:r>
@@ -49921,7 +49921,7 @@
         <w:pStyle w:val="Ttulo3"/>
         <w:keepNext/>
       </w:pPr>
-      <w:bookmarkStart w:id="102" w:name="_Toc240304849"/>
+      <w:bookmarkStart w:id="102" w:name="_Toc240305515"/>
       <w:r>
         <w:t>Por qué, y estaba escrito antes de correrlo</w:t>
       </w:r>
@@ -49999,7 +49999,7 @@
         <w:pStyle w:val="Ttulo3"/>
         <w:keepNext/>
       </w:pPr>
-      <w:bookmarkStart w:id="103" w:name="_Toc240304850"/>
+      <w:bookmarkStart w:id="103" w:name="_Toc240305516"/>
       <w:r>
         <w:t>La conclusión, afilada por tercera vez en el día</w:t>
       </w:r>
@@ -50345,7 +50345,7 @@
         <w:pStyle w:val="Ttulo3"/>
         <w:keepNext/>
       </w:pPr>
-      <w:bookmarkStart w:id="104" w:name="_Toc240304851"/>
+      <w:bookmarkStart w:id="104" w:name="_Toc240305517"/>
       <w:r>
         <w:t>El decimotercer eje: quitarle el handicap al modelo avanzado</w:t>
       </w:r>
@@ -50954,7 +50954,7 @@
         <w:pStyle w:val="Ttulo3"/>
         <w:keepNext/>
       </w:pPr>
-      <w:bookmarkStart w:id="105" w:name="_Toc240304852"/>
+      <w:bookmarkStart w:id="105" w:name="_Toc240305518"/>
       <w:r>
         <w:t>Empeora, y cae por debajo del azar en los nueve tramos</w:t>
       </w:r>
@@ -51036,7 +51036,7 @@
         <w:pStyle w:val="Ttulo3"/>
         <w:keepNext/>
       </w:pPr>
-      <w:bookmarkStart w:id="106" w:name="_Toc240304853"/>
+      <w:bookmarkStart w:id="106" w:name="_Toc240305519"/>
       <w:r>
         <w:t>Lo que esto cierra</w:t>
       </w:r>
@@ -51110,7 +51110,7 @@
         <w:pStyle w:val="Ttulo3"/>
         <w:keepNext/>
       </w:pPr>
-      <w:bookmarkStart w:id="107" w:name="_Toc240304854"/>
+      <w:bookmarkStart w:id="107" w:name="_Toc240305520"/>
       <w:r>
         <w:lastRenderedPageBreak/>
         <w:t>El decimotercero, y el último hueco declarado: el avanzado también estaba atado</w:t>
@@ -51738,11 +51738,77 @@
     </w:p>
     <w:p>
       <w:pPr>
+        <w:ind w:left="720"/>
+      </w:pPr>
+      <w:r>
+        <w:rPr>
+          <w:b/>
+          <w:bCs/>
+        </w:rPr>
+        <w:t>Y aquí apareció, sin buscarla, una segunda confirmación de la limitación 3.</w:t>
+      </w:r>
+      <w:r>
+        <w:t xml:space="preserve"> La corrida se relanzó porque la primera se cortó, y al terminar había dos resultados que comparar.  </w:t>
+      </w:r>
+      <w:r>
+        <w:rPr>
+          <w:b/>
+          <w:bCs/>
+        </w:rPr>
+        <w:t>La fila de doce series reproduce bit a bit:</w:t>
+      </w:r>
+      <w:r>
+        <w:t xml:space="preserve"> −0,019453 y 0 de 9 en las dos. </w:t>
+      </w:r>
+      <w:r>
+        <w:rPr>
+          <w:b/>
+          <w:bCs/>
+        </w:rPr>
+        <w:t>La de seis se mueve:</w:t>
+      </w:r>
+      <w:r>
+        <w:t xml:space="preserve"> +0,003678 y 5 de 9 en la primera, </w:t>
+      </w:r>
+      <w:r>
+        <w:rPr>
+          <w:b/>
+          <w:bCs/>
+        </w:rPr>
+        <w:t>+0,004849 y 6 de 9</w:t>
+      </w:r>
+      <w:r>
+        <w:t xml:space="preserve"> en la segunda.  Es exactamente lo que la sección 5 documenta del iTransformer: </w:t>
+      </w:r>
+      <w:r>
+        <w:rPr>
+          <w:b/>
+          <w:bCs/>
+        </w:rPr>
+        <w:t>no reproduce entre procesos</w:t>
+      </w:r>
+      <w:r>
+        <w:t xml:space="preserve">, así que una cifra suya de una sola corrida es un sorteo y no una medición. Aquí no cambia nada —el veredicto es el mismo en las dos— pero </w:t>
+      </w:r>
+      <w:r>
+        <w:rPr>
+          <w:b/>
+          <w:bCs/>
+        </w:rPr>
+        <w:t>se publica la primera, que es la que se midió antes</w:t>
+      </w:r>
+      <w:r>
+        <w:t>. Sustituirla por la segunda, que sale algo mejor, sería elegir la corrida más favorable después de verla.</w:t>
+      </w:r>
+    </w:p>
+    <w:p>
+      <w:pPr>
         <w:pStyle w:val="Ttulo3"/>
         <w:keepNext/>
       </w:pPr>
-      <w:bookmarkStart w:id="108" w:name="_Toc240304855"/>
-      <w:r>
+      <w:bookmarkStart w:id="108" w:name="_Toc240305521"/>
+      <w:r>
+        <w:lastRenderedPageBreak/>
         <w:t>Y el porqué estaba escrito antes de correrlo</w:t>
       </w:r>
       <w:bookmarkEnd w:id="108"/>
@@ -51823,9 +51889,8 @@
         <w:pStyle w:val="Ttulo3"/>
         <w:keepNext/>
       </w:pPr>
-      <w:bookmarkStart w:id="109" w:name="_Toc240304856"/>
-      <w:r>
-        <w:lastRenderedPageBreak/>
+      <w:bookmarkStart w:id="109" w:name="_Toc240305522"/>
+      <w:r>
         <w:t>Qué cierra</w:t>
       </w:r>
       <w:bookmarkEnd w:id="109"/>
@@ -51915,7 +51980,7 @@
         <w:pStyle w:val="Ttulo3"/>
         <w:keepNext/>
       </w:pPr>
-      <w:bookmarkStart w:id="110" w:name="_Toc240304857"/>
+      <w:bookmarkStart w:id="110" w:name="_Toc240305523"/>
       <w:r>
         <w:t>El balance de los siete intentos</w:t>
       </w:r>
@@ -52408,6 +52473,7 @@
                 <w:sz w:val="22"/>
                 <w:szCs w:val="22"/>
               </w:rPr>
+              <w:lastRenderedPageBreak/>
               <w:t>4</w:t>
             </w:r>
           </w:p>
@@ -53387,7 +53453,6 @@
                 <w:sz w:val="22"/>
                 <w:szCs w:val="22"/>
               </w:rPr>
-              <w:lastRenderedPageBreak/>
               <w:t>13</w:t>
             </w:r>
           </w:p>
@@ -53680,6 +53745,7 @@
         <w:ind w:firstLine="720"/>
       </w:pPr>
       <w:r>
+        <w:lastRenderedPageBreak/>
         <w:t xml:space="preserve">Y encaja con todo lo demás que se midió hoy: el efecto </w:t>
       </w:r>
       <w:r>
@@ -53718,7 +53784,7 @@
         <w:pStyle w:val="Ttulo3"/>
         <w:keepNext/>
       </w:pPr>
-      <w:bookmarkStart w:id="111" w:name="_Toc240304858"/>
+      <w:bookmarkStart w:id="111" w:name="_Toc240305524"/>
       <w:r>
         <w:t>Y una observación sobre la métrica, que sí queda</w:t>
       </w:r>
@@ -53781,7 +53847,6 @@
           <w:b/>
           <w:bCs/>
         </w:rPr>
-        <w:lastRenderedPageBreak/>
         <w:t>queda anotado que la elección de métrica no fue neutral</w:t>
       </w:r>
       <w:r>
@@ -53793,7 +53858,7 @@
         <w:pStyle w:val="Ttulo3"/>
         <w:keepNext/>
       </w:pPr>
-      <w:bookmarkStart w:id="112" w:name="_Toc240304859"/>
+      <w:bookmarkStart w:id="112" w:name="_Toc240305525"/>
       <w:r>
         <w:t>Lo que se aprende de esto</w:t>
       </w:r>
@@ -54092,6 +54157,7 @@
                 <w:sz w:val="22"/>
                 <w:szCs w:val="22"/>
               </w:rPr>
+              <w:lastRenderedPageBreak/>
               <w:t>3 000</w:t>
             </w:r>
           </w:p>
@@ -54273,11 +54339,7 @@
         <w:t>+0,035021</w:t>
       </w:r>
       <w:r>
-        <w:t xml:space="preserve">, más chico, así que su </w:t>
-      </w:r>
-      <w:r>
-        <w:lastRenderedPageBreak/>
-        <w:t xml:space="preserve">potencia real fue </w:t>
+        <w:t xml:space="preserve">, más chico, así que su potencia real fue </w:t>
       </w:r>
       <w:r>
         <w:rPr>
@@ -54335,7 +54397,7 @@
         <w:pStyle w:val="Ttulo2"/>
         <w:keepNext/>
       </w:pPr>
-      <w:bookmarkStart w:id="113" w:name="_Toc240304860"/>
+      <w:bookmarkStart w:id="113" w:name="_Toc240305526"/>
       <w:r>
         <w:t>Lo que haríamos distinto</w:t>
       </w:r>
@@ -54353,7 +54415,11 @@
         <w:t>Traer una variable de otra naturaleza.</w:t>
       </w:r>
       <w:r>
-        <w:t xml:space="preserve"> El problema de los activos de apoyo no es que sean malos predictores, es que son redundantes. Otra criptomoneda grande volvería a serlo. Se midió que dos cocientes construidos —LTC/SOL y LTC/ADA— sí decorrelacionan, y esa es la vía barata que quedó sin explorar.</w:t>
+        <w:t xml:space="preserve"> El problema de los activos de apoyo no es que sean malos predictores, es que son redundantes. Otra criptomoneda grande volvería a serlo. Se </w:t>
+      </w:r>
+      <w:r>
+        <w:lastRenderedPageBreak/>
+        <w:t>midió que dos cocientes construidos —LTC/SOL y LTC/ADA— sí decorrelacionan, y esa es la vía barata que quedó sin explorar.</w:t>
       </w:r>
     </w:p>
     <w:p>
@@ -54395,7 +54461,6 @@
           <w:b/>
           <w:bCs/>
         </w:rPr>
-        <w:lastRenderedPageBreak/>
         <w:t>Reentrenar.</w:t>
       </w:r>
       <w:r>
@@ -54407,7 +54472,7 @@
         <w:pStyle w:val="Ttulo2"/>
         <w:keepNext/>
       </w:pPr>
-      <w:bookmarkStart w:id="114" w:name="_Toc240304861"/>
+      <w:bookmarkStart w:id="114" w:name="_Toc240305527"/>
       <w:r>
         <w:t>Una última cosa, sobre el resultado que el enunciado esperaba</w:t>
       </w:r>
@@ -54461,7 +54526,7 @@
         <w:pStyle w:val="Ttulo1"/>
         <w:keepNext/>
       </w:pPr>
-      <w:bookmarkStart w:id="115" w:name="_Toc240304862"/>
+      <w:bookmarkStart w:id="115" w:name="_Toc240305528"/>
       <w:r>
         <w:lastRenderedPageBreak/>
         <w:t>Referencias</w:t>
@@ -54668,10 +54733,10 @@
 <file path=word/numbering.xml><?xml version="1.0" encoding="utf-8"?>
 <w:numbering xmlns:wpc="http://schemas.microsoft.com/office/word/2010/wordprocessingCanvas" xmlns:cx="http://schemas.microsoft.com/office/drawing/2014/chartex" xmlns:cx1="http://schemas.microsoft.com/office/drawing/2015/9/8/chartex" xmlns:cx2="http://schemas.microsoft.com/office/drawing/2015/10/21/chartex" xmlns:cx3="http://schemas.microsoft.com/office/drawing/2016/5/9/chartex" xmlns:cx4="http://schemas.microsoft.com/office/drawing/2016/5/10/chartex" xmlns:cx5="http://schemas.microsoft.com/office/drawing/2016/5/11/chartex" xmlns:cx6="http://schemas.microsoft.com/office/drawing/2016/5/12/chartex" xmlns:cx7="http://schemas.microsoft.com/office/drawing/2016/5/13/chartex" xmlns:cx8="http://schemas.microsoft.com/office/drawing/2016/5/14/chartex" xmlns:mc="http://schemas.openxmlformats.org/markup-compatibility/2006" xmlns:aink="http://schemas.microsoft.com/office/drawing/2016/ink" xmlns:am3d="http://schemas.microsoft.com/office/drawing/2017/model3d" xmlns:o="urn:schemas-microsoft-com:office:office" xmlns:oel="http://schemas.microsoft.com/office/2019/extlst" xmlns:r="http://schemas.openxmlformats.org/officeDocument/2006/relationships" xmlns:m="http://schemas.openxmlformats.org/officeDocument/2006/math" xmlns:v="urn:schemas-microsoft-com:vml" xmlns:wp14="http://schemas.microsoft.com/office/word/2010/wordprocessingDrawing" xmlns:wp="http://schemas.openxmlformats.org/drawingml/2006/wordprocessingDrawing" xmlns:w10="urn:schemas-microsoft-com:office:word" xmlns:w="http://schemas.openxmlformats.org/wordprocessingml/2006/main" xmlns:w14="http://schemas.microsoft.com/office/word/2010/wordml" xmlns:w15="http://schemas.microsoft.com/office/word/2012/wordml" xmlns:w16cex="http://schemas.microsoft.com/office/word/2018/wordml/cex" xmlns:w16cid="http://schemas.microsoft.com/office/word/2016/wordml/cid" xmlns:w16="http://schemas.microsoft.com/office/word/2018/wordml" xmlns:w16du="http://schemas.microsoft.com/office/word/2023/wordml/word16du" xmlns:w16sdtdh="http://schemas.microsoft.com/office/word/2020/wordml/sdtdatahash" xmlns:w16sdtfl="http://schemas.microsoft.com/office/word/2024/wordml/sdtformatlock" xmlns:w16se="http://schemas.microsoft.com/office/word/2015/wordml/symex" xmlns:wpg="http://schemas.microsoft.com/office/word/2010/wordprocessingGroup" xmlns:wpi="http://schemas.microsoft.com/office/word/2010/wordprocessingInk" xmlns:wne="http://schemas.microsoft.com/office/word/2006/wordml" xmlns:wps="http://schemas.microsoft.com/office/word/2010/wordprocessingShape" mc:Ignorable="w14 w15 w16se w16cid w16 w16cex w16sdtdh w16sdtfl w16du wp14">
   <w:abstractNum w:abstractNumId="0" w15:restartNumberingAfterBreak="0">
-    <w:nsid w:val="03004049"/>
+    <w:nsid w:val="1F9C645A"/>
     <w:multiLevelType w:val="hybridMultilevel"/>
-    <w:tmpl w:val="23F8340A"/>
-    <w:lvl w:ilvl="0" w:tplc="F41205EC">
+    <w:tmpl w:val="CEA4F604"/>
+    <w:lvl w:ilvl="0" w:tplc="9C3E7B26">
       <w:start w:val="1"/>
       <w:numFmt w:val="bullet"/>
       <w:lvlText w:val="●"/>
@@ -54680,7 +54745,7 @@
         <w:ind w:left="720" w:hanging="360"/>
       </w:pPr>
     </w:lvl>
-    <w:lvl w:ilvl="1" w:tplc="9A96FCF4">
+    <w:lvl w:ilvl="1" w:tplc="DF66F576">
       <w:start w:val="1"/>
       <w:numFmt w:val="bullet"/>
       <w:lvlText w:val="○"/>
@@ -54689,7 +54754,7 @@
         <w:ind w:left="1440" w:hanging="360"/>
       </w:pPr>
     </w:lvl>
-    <w:lvl w:ilvl="2" w:tplc="D7A20938">
+    <w:lvl w:ilvl="2" w:tplc="6346FD56">
       <w:start w:val="1"/>
       <w:numFmt w:val="bullet"/>
       <w:lvlText w:val="■"/>
@@ -54698,7 +54763,7 @@
         <w:ind w:left="2160" w:hanging="360"/>
       </w:pPr>
     </w:lvl>
-    <w:lvl w:ilvl="3" w:tplc="F35A54B8">
+    <w:lvl w:ilvl="3" w:tplc="631EEE16">
       <w:start w:val="1"/>
       <w:numFmt w:val="bullet"/>
       <w:lvlText w:val="●"/>
@@ -54707,7 +54772,7 @@
         <w:ind w:left="2880" w:hanging="360"/>
       </w:pPr>
     </w:lvl>
-    <w:lvl w:ilvl="4" w:tplc="850EE0D4">
+    <w:lvl w:ilvl="4" w:tplc="4C442B14">
       <w:start w:val="1"/>
       <w:numFmt w:val="bullet"/>
       <w:lvlText w:val="○"/>
@@ -54716,7 +54781,7 @@
         <w:ind w:left="3600" w:hanging="360"/>
       </w:pPr>
     </w:lvl>
-    <w:lvl w:ilvl="5" w:tplc="D2D004A6">
+    <w:lvl w:ilvl="5" w:tplc="F79010AA">
       <w:start w:val="1"/>
       <w:numFmt w:val="bullet"/>
       <w:lvlText w:val="■"/>
@@ -54725,7 +54790,7 @@
         <w:ind w:left="4320" w:hanging="360"/>
       </w:pPr>
     </w:lvl>
-    <w:lvl w:ilvl="6" w:tplc="CE74F422">
+    <w:lvl w:ilvl="6" w:tplc="CC4C02AA">
       <w:start w:val="1"/>
       <w:numFmt w:val="bullet"/>
       <w:lvlText w:val="●"/>
@@ -54734,7 +54799,7 @@
         <w:ind w:left="5040" w:hanging="360"/>
       </w:pPr>
     </w:lvl>
-    <w:lvl w:ilvl="7" w:tplc="69DE0BD2">
+    <w:lvl w:ilvl="7" w:tplc="8FB80EFA">
       <w:start w:val="1"/>
       <w:numFmt w:val="bullet"/>
       <w:lvlText w:val="●"/>
@@ -54743,7 +54808,7 @@
         <w:ind w:left="5760" w:hanging="360"/>
       </w:pPr>
     </w:lvl>
-    <w:lvl w:ilvl="8" w:tplc="B492C878">
+    <w:lvl w:ilvl="8" w:tplc="C86A493A">
       <w:start w:val="1"/>
       <w:numFmt w:val="bullet"/>
       <w:lvlText w:val="●"/>
@@ -54753,7 +54818,7 @@
       </w:pPr>
     </w:lvl>
   </w:abstractNum>
-  <w:num w:numId="1" w16cid:durableId="1989359632">
+  <w:num w:numId="1" w16cid:durableId="952902495">
     <w:abstractNumId w:val="0"/>
     <w:lvlOverride w:ilvl="0">
       <w:startOverride w:val="1"/>
@@ -55376,7 +55441,7 @@
     <w:autoRedefine/>
     <w:uiPriority w:val="39"/>
     <w:unhideWhenUsed/>
-    <w:rsid w:val="00EA3E7B"/>
+    <w:rsid w:val="00EE0B9B"/>
     <w:pPr>
       <w:spacing w:after="100"/>
     </w:pPr>
@@ -55388,7 +55453,7 @@
     <w:autoRedefine/>
     <w:uiPriority w:val="39"/>
     <w:unhideWhenUsed/>
-    <w:rsid w:val="00EA3E7B"/>
+    <w:rsid w:val="00EE0B9B"/>
     <w:pPr>
       <w:spacing w:after="100"/>
       <w:ind w:left="240"/>
@@ -55401,7 +55466,7 @@
     <w:autoRedefine/>
     <w:uiPriority w:val="39"/>
     <w:unhideWhenUsed/>
-    <w:rsid w:val="00EA3E7B"/>
+    <w:rsid w:val="00EE0B9B"/>
     <w:pPr>
       <w:spacing w:after="100"/>
       <w:ind w:left="480"/>
@@ -55414,7 +55479,7 @@
     <w:autoRedefine/>
     <w:uiPriority w:val="39"/>
     <w:unhideWhenUsed/>
-    <w:rsid w:val="00EA3E7B"/>
+    <w:rsid w:val="00EE0B9B"/>
     <w:pPr>
       <w:spacing w:after="100" w:line="278" w:lineRule="auto"/>
       <w:ind w:left="720"/>
@@ -55433,7 +55498,7 @@
     <w:autoRedefine/>
     <w:uiPriority w:val="39"/>
     <w:unhideWhenUsed/>
-    <w:rsid w:val="00EA3E7B"/>
+    <w:rsid w:val="00EE0B9B"/>
     <w:pPr>
       <w:spacing w:after="100" w:line="278" w:lineRule="auto"/>
       <w:ind w:left="960"/>
@@ -55452,7 +55517,7 @@
     <w:autoRedefine/>
     <w:uiPriority w:val="39"/>
     <w:unhideW